--- a/CP_Cheatsheet_Hoffnang.docx
+++ b/CP_Cheatsheet_Hoffnang.docx
@@ -1,5 +1,5 @@
 
-<file path=word\document.xml>﻿<?xml version="1.0" encoding="UTF-8" standalone="yes"?><w:document xmlns:w="http://schemas.openxmlformats.org/wordprocessingml/2006/main"><w:body><w:p><w:pPr><w:pStyle w:val="Heading1"/></w:pPr><w:r><w:rPr><w:b/><w:sz w:val="26"/><w:color w:val="1E3A8A"/></w:rPr><w:t>Competitive Programming Reference Guide &amp; Cheatsheet</w:t></w:r></w:p><w:p><w:r><w:t>**Team:** Hoffnang  </w:t></w:r></w:p><w:p><w:r><w:t>**Contestant:** Soyebuzaman Naim  </w:t></w:r></w:p><w:p><w:r><w:t>**Affiliation:** Southeast University (SEU CS Carnival 2026)  </w:t></w:r></w:p><w:p><w:r><w:t>**Standard:** C++17 / Fast I/O / 64-bit Int  </w:t></w:r></w:p><w:p><w:pPr><w:pBdr><w:bottom w:val="single" w:sz="4" w:space="1" w:color="CBD5E0"/></w:pPr></w:p><w:p><w:r><w:t>&gt; [!IMPORTANT]</w:t></w:r></w:p><w:p><w:r><w:t>&gt; **About this Notebook:**</w:t></w:r></w:p><w:p><w:r><w:t>&gt; This document is designed for the **25-page competition notebook limit**. Every section includes:</w:t></w:r></w:p><w:p><w:r><w:t>&gt; - 📌 **When to Use &amp; Purpose**</w:t></w:r></w:p><w:p><w:r><w:t>&gt; - ⏱️ **Time &amp; Space Complexity**</w:t></w:r></w:p><w:p><w:r><w:t>&gt; - ⚠️ **Key Traps &amp; Constraints (e.g. 1LL overflow, 1-indexed vs 0-indexed)**</w:t></w:r></w:p><w:p><w:r><w:t>&gt; - ⌨️ **VS Code Snippet Trigger Prefix** (matching your personal snippet library)</w:t></w:r></w:p><w:p><w:pPr><w:pBdr><w:bottom w:val="single" w:sz="4" w:space="1" w:color="CBD5E0"/></w:pPr></w:p><w:p><w:pPr><w:pStyle w:val="Heading2"/></w:pPr><w:r><w:rPr><w:b/><w:sz w:val="22"/><w:color w:val="1D4ED8"/></w:rPr><w:t>Table of Contents</w:t></w:r></w:p><w:p><w:r><w:t>1. [Section 1: Contest Setup &amp; Fast I/O](#section-1-contest-setup--fast-io)</w:t></w:r></w:p><w:p><w:r><w:t>2. [Section 2: C++ Basics &amp; STL Essentials](#section-2-c-basics--stl-essentials)</w:t></w:r></w:p><w:p><w:r><w:t>3. [Section 3: Math, Number Theory &amp; Bit Manipulation](#section-3-math-number-theory--bit-manipulation)</w:t></w:r></w:p><w:p><w:r><w:t>4. [Section 4: Graph Representations &amp; Traversals](#section-4-graph-representations--traversals)</w:t></w:r></w:p><w:p><w:r><w:t>5. [Section 5: Shortest Paths &amp; Negative Cycles](#section-5-shortest-paths--negative-cycles)</w:t></w:r></w:p><w:p><w:r><w:t>6. [Section 6: Tree Algorithms](#section-6-tree-algorithms)</w:t></w:r></w:p><w:p><w:r><w:t>7. [Section 7: Data Structures (DSU, Fenwick &amp; Segment Tree)](#section-7-data-structures-dsu-fenwick--segment-tree)</w:t></w:r></w:p><w:p><w:r><w:t>8. [Section 8: String Algorithms (KMP)](#section-8-string-algorithms-kmp)</w:t></w:r></w:p><w:p><w:r><w:t>9. [Section 9: Search Paradigms &amp; Dynamic Programming](#section-9-search-paradigms--dynamic-programming)</w:t></w:r></w:p><w:p><w:r><w:t>10. [Section 10: Advanced Tools (Kruskal, Matrix Power &amp; Geometry)](#section-10-advanced-tools-kruskal-matrix-power--geometry)</w:t></w:r></w:p><w:p><w:pPr><w:pBdr><w:bottom w:val="single" w:sz="4" w:space="1" w:color="CBD5E0"/></w:pPr></w:p><w:p><w:pPr><w:pStyle w:val="Heading1"/></w:pPr><w:r><w:rPr><w:b/><w:sz w:val="26"/><w:color w:val="1E3A8A"/></w:rPr><w:t>Section 1: Contest Setup &amp; Fast I/O</w:t></w:r></w:p><w:p><w:pPr><w:pStyle w:val="Heading3"/></w:pPr><w:r><w:rPr><w:b/><w:sz w:val="19"/><w:color w:val="0369A1"/></w:rPr><w:t>1.1 Fast I/O Contest Template</w:t></w:r></w:p><w:p><w:pPr><w:ind w:left="200"/><w:spacing w:after="20"/></w:pPr><w:r><w:rPr><w:color w:val="2563EB"/></w:rPr><w:t xml:space="preserve">â€¢ </w:t></w:r><w:r><w:t>**Trigger Prefix:** `cpp`</w:t></w:r></w:p><w:p><w:pPr><w:ind w:left="200"/><w:spacing w:after="20"/></w:pPr><w:r><w:rPr><w:color w:val="2563EB"/></w:rPr><w:t xml:space="preserve">â€¢ </w:t></w:r><w:r><w:t>**When to use:** Starter boilerplate for every problem.</w:t></w:r></w:p><w:p><w:pPr><w:ind w:left="200"/><w:spacing w:after="20"/></w:pPr><w:r><w:rPr><w:color w:val="2563EB"/></w:rPr><w:t xml:space="preserve">â€¢ </w:t></w:r><w:r><w:t>**Why:** `cin.tie(nullptr)` and `sync_with_stdio(false)` speed up I/O by ~10x. `#define int long long` eliminates 32-bit overflow errors on variable declarations.</w:t></w:r></w:p><w:p><w:pPr><w:shd w:val="clear" w:color="auto" w:fill="F8FAFC"/><w:spacing w:before="0" w:after="0" w:line="200" w:lineRule="auto"/><w:ind w:left="80" w:right="80"/></w:pPr><w:r><w:rPr><w:rFonts w:ascii="Consolas" w:hAnsi="Consolas"/><w:sz w:val="15"/><w:color w:val="0F172A"/></w:rPr><w:t xml:space="preserve">#include &lt;bits/stdc++.h&gt;</w:t></w:r></w:p><w:p><w:pPr><w:shd w:val="clear" w:color="auto" w:fill="F8FAFC"/><w:spacing w:before="0" w:after="0" w:line="200" w:lineRule="auto"/><w:ind w:left="80" w:right="80"/></w:pPr><w:r><w:rPr><w:rFonts w:ascii="Consolas" w:hAnsi="Consolas"/><w:sz w:val="15"/><w:color w:val="0F172A"/></w:rPr><w:t xml:space="preserve">using namespace std;</w:t></w:r></w:p><w:p><w:pPr><w:shd w:val="clear" w:color="auto" w:fill="F8FAFC"/><w:spacing w:before="0" w:after="0" w:line="200" w:lineRule="auto"/><w:ind w:left="80" w:right="80"/></w:pPr><w:r><w:rPr><w:rFonts w:ascii="Consolas" w:hAnsi="Consolas"/><w:sz w:val="15"/><w:color w:val="0F172A"/></w:rPr><w:t xml:space="preserve"></w:t></w:r></w:p><w:p><w:pPr><w:shd w:val="clear" w:color="auto" w:fill="F8FAFC"/><w:spacing w:before="0" w:after="0" w:line="200" w:lineRule="auto"/><w:ind w:left="80" w:right="80"/></w:pPr><w:r><w:rPr><w:rFonts w:ascii="Consolas" w:hAnsi="Consolas"/><w:sz w:val="15"/><w:color w:val="0F172A"/></w:rPr><w:t xml:space="preserve">#define int long long</w:t></w:r></w:p><w:p><w:pPr><w:shd w:val="clear" w:color="auto" w:fill="F8FAFC"/><w:spacing w:before="0" w:after="0" w:line="200" w:lineRule="auto"/><w:ind w:left="80" w:right="80"/></w:pPr><w:r><w:rPr><w:rFonts w:ascii="Consolas" w:hAnsi="Consolas"/><w:sz w:val="15"/><w:color w:val="0F172A"/></w:rPr><w:t xml:space="preserve">#define endl &apos;\n&apos;</w:t></w:r></w:p><w:p><w:pPr><w:shd w:val="clear" w:color="auto" w:fill="F8FAFC"/><w:spacing w:before="0" w:after="0" w:line="200" w:lineRule="auto"/><w:ind w:left="80" w:right="80"/></w:pPr><w:r><w:rPr><w:rFonts w:ascii="Consolas" w:hAnsi="Consolas"/><w:sz w:val="15"/><w:color w:val="0F172A"/></w:rPr><w:t xml:space="preserve">#define all(x) (x).begin(), (x).end()</w:t></w:r></w:p><w:p><w:pPr><w:shd w:val="clear" w:color="auto" w:fill="F8FAFC"/><w:spacing w:before="0" w:after="0" w:line="200" w:lineRule="auto"/><w:ind w:left="80" w:right="80"/></w:pPr><w:r><w:rPr><w:rFonts w:ascii="Consolas" w:hAnsi="Consolas"/><w:sz w:val="15"/><w:color w:val="0F172A"/></w:rPr><w:t xml:space="preserve">#define rall(x) (x).rbegin(), (x).rend()</w:t></w:r></w:p><w:p><w:pPr><w:shd w:val="clear" w:color="auto" w:fill="F8FAFC"/><w:spacing w:before="0" w:after="0" w:line="200" w:lineRule="auto"/><w:ind w:left="80" w:right="80"/></w:pPr><w:r><w:rPr><w:rFonts w:ascii="Consolas" w:hAnsi="Consolas"/><w:sz w:val="15"/><w:color w:val="0F172A"/></w:rPr><w:t xml:space="preserve">#define sz(x) (int)(x).size()</w:t></w:r></w:p><w:p><w:pPr><w:shd w:val="clear" w:color="auto" w:fill="F8FAFC"/><w:spacing w:before="0" w:after="0" w:line="200" w:lineRule="auto"/><w:ind w:left="80" w:right="80"/></w:pPr><w:r><w:rPr><w:rFonts w:ascii="Consolas" w:hAnsi="Consolas"/><w:sz w:val="15"/><w:color w:val="0F172A"/></w:rPr><w:t xml:space="preserve"></w:t></w:r></w:p><w:p><w:pPr><w:shd w:val="clear" w:color="auto" w:fill="F8FAFC"/><w:spacing w:before="0" w:after="0" w:line="200" w:lineRule="auto"/><w:ind w:left="80" w:right="80"/></w:pPr><w:r><w:rPr><w:rFonts w:ascii="Consolas" w:hAnsi="Consolas"/><w:sz w:val="15"/><w:color w:val="0F172A"/></w:rPr><w:t xml:space="preserve">void fast_io() {</w:t></w:r></w:p><w:p><w:pPr><w:shd w:val="clear" w:color="auto" w:fill="F8FAFC"/><w:spacing w:before="0" w:after="0" w:line="200" w:lineRule="auto"/><w:ind w:left="80" w:right="80"/></w:pPr><w:r><w:rPr><w:rFonts w:ascii="Consolas" w:hAnsi="Consolas"/><w:sz w:val="15"/><w:color w:val="0F172A"/></w:rPr><w:t xml:space="preserve">    ios::sync_with_stdio(false);</w:t></w:r></w:p><w:p><w:pPr><w:shd w:val="clear" w:color="auto" w:fill="F8FAFC"/><w:spacing w:before="0" w:after="0" w:line="200" w:lineRule="auto"/><w:ind w:left="80" w:right="80"/></w:pPr><w:r><w:rPr><w:rFonts w:ascii="Consolas" w:hAnsi="Consolas"/><w:sz w:val="15"/><w:color w:val="0F172A"/></w:rPr><w:t xml:space="preserve">    cin.tie(nullptr);</w:t></w:r></w:p><w:p><w:pPr><w:shd w:val="clear" w:color="auto" w:fill="F8FAFC"/><w:spacing w:before="0" w:after="0" w:line="200" w:lineRule="auto"/><w:ind w:left="80" w:right="80"/></w:pPr><w:r><w:rPr><w:rFonts w:ascii="Consolas" w:hAnsi="Consolas"/><w:sz w:val="15"/><w:color w:val="0F172A"/></w:rPr><w:t xml:space="preserve">}</w:t></w:r></w:p><w:p><w:pPr><w:shd w:val="clear" w:color="auto" w:fill="F8FAFC"/><w:spacing w:before="0" w:after="0" w:line="200" w:lineRule="auto"/><w:ind w:left="80" w:right="80"/></w:pPr><w:r><w:rPr><w:rFonts w:ascii="Consolas" w:hAnsi="Consolas"/><w:sz w:val="15"/><w:color w:val="0F172A"/></w:rPr><w:t xml:space="preserve"></w:t></w:r></w:p><w:p><w:pPr><w:shd w:val="clear" w:color="auto" w:fill="F8FAFC"/><w:spacing w:before="0" w:after="0" w:line="200" w:lineRule="auto"/><w:ind w:left="80" w:right="80"/></w:pPr><w:r><w:rPr><w:rFonts w:ascii="Consolas" w:hAnsi="Consolas"/><w:sz w:val="15"/><w:color w:val="0F172A"/></w:rPr><w:t xml:space="preserve">signed main() {</w:t></w:r></w:p><w:p><w:pPr><w:shd w:val="clear" w:color="auto" w:fill="F8FAFC"/><w:spacing w:before="0" w:after="0" w:line="200" w:lineRule="auto"/><w:ind w:left="80" w:right="80"/></w:pPr><w:r><w:rPr><w:rFonts w:ascii="Consolas" w:hAnsi="Consolas"/><w:sz w:val="15"/><w:color w:val="0F172A"/></w:rPr><w:t xml:space="preserve">    fast_io();</w:t></w:r></w:p><w:p><w:pPr><w:shd w:val="clear" w:color="auto" w:fill="F8FAFC"/><w:spacing w:before="0" w:after="0" w:line="200" w:lineRule="auto"/><w:ind w:left="80" w:right="80"/></w:pPr><w:r><w:rPr><w:rFonts w:ascii="Consolas" w:hAnsi="Consolas"/><w:sz w:val="15"/><w:color w:val="0F172A"/></w:rPr><w:t xml:space="preserve"></w:t></w:r></w:p><w:p><w:pPr><w:shd w:val="clear" w:color="auto" w:fill="F8FAFC"/><w:spacing w:before="0" w:after="0" w:line="200" w:lineRule="auto"/><w:ind w:left="80" w:right="80"/></w:pPr><w:r><w:rPr><w:rFonts w:ascii="Consolas" w:hAnsi="Consolas"/><w:sz w:val="15"/><w:color w:val="0F172A"/></w:rPr><w:t xml:space="preserve">    int t;</w:t></w:r></w:p><w:p><w:pPr><w:shd w:val="clear" w:color="auto" w:fill="F8FAFC"/><w:spacing w:before="0" w:after="0" w:line="200" w:lineRule="auto"/><w:ind w:left="80" w:right="80"/></w:pPr><w:r><w:rPr><w:rFonts w:ascii="Consolas" w:hAnsi="Consolas"/><w:sz w:val="15"/><w:color w:val="0F172A"/></w:rPr><w:t xml:space="preserve">    cin &gt;&gt; t;</w:t></w:r></w:p><w:p><w:pPr><w:shd w:val="clear" w:color="auto" w:fill="F8FAFC"/><w:spacing w:before="0" w:after="0" w:line="200" w:lineRule="auto"/><w:ind w:left="80" w:right="80"/></w:pPr><w:r><w:rPr><w:rFonts w:ascii="Consolas" w:hAnsi="Consolas"/><w:sz w:val="15"/><w:color w:val="0F172A"/></w:rPr><w:t xml:space="preserve">    while (t--) {</w:t></w:r></w:p><w:p><w:pPr><w:shd w:val="clear" w:color="auto" w:fill="F8FAFC"/><w:spacing w:before="0" w:after="0" w:line="200" w:lineRule="auto"/><w:ind w:left="80" w:right="80"/></w:pPr><w:r><w:rPr><w:rFonts w:ascii="Consolas" w:hAnsi="Consolas"/><w:sz w:val="15"/><w:color w:val="0F172A"/></w:rPr><w:t xml:space="preserve">        int n;</w:t></w:r></w:p><w:p><w:pPr><w:shd w:val="clear" w:color="auto" w:fill="F8FAFC"/><w:spacing w:before="0" w:after="0" w:line="200" w:lineRule="auto"/><w:ind w:left="80" w:right="80"/></w:pPr><w:r><w:rPr><w:rFonts w:ascii="Consolas" w:hAnsi="Consolas"/><w:sz w:val="15"/><w:color w:val="0F172A"/></w:rPr><w:t xml:space="preserve">        cin &gt;&gt; n;</w:t></w:r></w:p><w:p><w:pPr><w:shd w:val="clear" w:color="auto" w:fill="F8FAFC"/><w:spacing w:before="0" w:after="0" w:line="200" w:lineRule="auto"/><w:ind w:left="80" w:right="80"/></w:pPr><w:r><w:rPr><w:rFonts w:ascii="Consolas" w:hAnsi="Consolas"/><w:sz w:val="15"/><w:color w:val="0F172A"/></w:rPr><w:t xml:space="preserve">        vector&lt;int&gt; v(n);</w:t></w:r></w:p><w:p><w:pPr><w:shd w:val="clear" w:color="auto" w:fill="F8FAFC"/><w:spacing w:before="0" w:after="0" w:line="200" w:lineRule="auto"/><w:ind w:left="80" w:right="80"/></w:pPr><w:r><w:rPr><w:rFonts w:ascii="Consolas" w:hAnsi="Consolas"/><w:sz w:val="15"/><w:color w:val="0F172A"/></w:rPr><w:t xml:space="preserve">        for (int &amp;x : v)</w:t></w:r></w:p><w:p><w:pPr><w:shd w:val="clear" w:color="auto" w:fill="F8FAFC"/><w:spacing w:before="0" w:after="0" w:line="200" w:lineRule="auto"/><w:ind w:left="80" w:right="80"/></w:pPr><w:r><w:rPr><w:rFonts w:ascii="Consolas" w:hAnsi="Consolas"/><w:sz w:val="15"/><w:color w:val="0F172A"/></w:rPr><w:t xml:space="preserve">            cin &gt;&gt; x;</w:t></w:r></w:p><w:p><w:pPr><w:shd w:val="clear" w:color="auto" w:fill="F8FAFC"/><w:spacing w:before="0" w:after="0" w:line="200" w:lineRule="auto"/><w:ind w:left="80" w:right="80"/></w:pPr><w:r><w:rPr><w:rFonts w:ascii="Consolas" w:hAnsi="Consolas"/><w:sz w:val="15"/><w:color w:val="0F172A"/></w:rPr><w:t xml:space="preserve">    }</w:t></w:r></w:p><w:p><w:pPr><w:shd w:val="clear" w:color="auto" w:fill="F8FAFC"/><w:spacing w:before="0" w:after="0" w:line="200" w:lineRule="auto"/><w:ind w:left="80" w:right="80"/></w:pPr><w:r><w:rPr><w:rFonts w:ascii="Consolas" w:hAnsi="Consolas"/><w:sz w:val="15"/><w:color w:val="0F172A"/></w:rPr><w:t xml:space="preserve">}</w:t></w:r></w:p><w:p><w:pPr><w:pBdr><w:bottom w:val="single" w:sz="4" w:space="1" w:color="CBD5E0"/></w:pPr></w:p><w:p><w:pPr><w:pStyle w:val="Heading1"/></w:pPr><w:r><w:rPr><w:b/><w:sz w:val="26"/><w:color w:val="1E3A8A"/></w:rPr><w:t>Section 2: C++ Basics &amp; STL Essentials</w:t></w:r></w:p><w:p><w:pPr><w:pStyle w:val="Heading3"/></w:pPr><w:r><w:rPr><w:b/><w:sz w:val="19"/><w:color w:val="0369A1"/></w:rPr><w:t>2.1 Primitive Types, Overflow Prevention &amp; Float Comparisons</w:t></w:r></w:p><w:p><w:r><w:t>| Type | Bytes | Range | Key Rule |</w:t></w:r></w:p><w:p><w:r><w:t>|---|---|---|---|</w:t></w:r></w:p><w:p><w:r><w:t>| `int` | 4 | $\approx [-2 \cdot 10^9, 2 \cdot 10^9]$ | Default array indexing, sizes |</w:t></w:r></w:p><w:p><w:r><w:t>| `long long` | 8 | $\approx [-9 \cdot 10^{18}, 9 \cdot 10^{18}]$ | Required for sums, factorials, products |</w:t></w:r></w:p><w:p><w:r><w:t>| `double` | 8 | 15–17 decimal digits | Compare using `fabs(a - b) &lt; 1e-9` |</w:t></w:r></w:p><w:p><w:pPr><w:shd w:val="clear" w:color="auto" w:fill="F8FAFC"/><w:spacing w:before="0" w:after="0" w:line="200" w:lineRule="auto"/><w:ind w:left="80" w:right="80"/></w:pPr><w:r><w:rPr><w:rFonts w:ascii="Consolas" w:hAnsi="Consolas"/><w:sz w:val="15"/><w:color w:val="0F172A"/></w:rPr><w:t xml:space="preserve">// 1. Preventing Integer Overflow</w:t></w:r></w:p><w:p><w:pPr><w:shd w:val="clear" w:color="auto" w:fill="F8FAFC"/><w:spacing w:before="0" w:after="0" w:line="200" w:lineRule="auto"/><w:ind w:left="80" w:right="80"/></w:pPr><w:r><w:rPr><w:rFonts w:ascii="Consolas" w:hAnsi="Consolas"/><w:sz w:val="15"/><w:color w:val="0F172A"/></w:rPr><w:t xml:space="preserve">int a = 1e6, b = 1e6;</w:t></w:r></w:p><w:p><w:pPr><w:shd w:val="clear" w:color="auto" w:fill="F8FAFC"/><w:spacing w:before="0" w:after="0" w:line="200" w:lineRule="auto"/><w:ind w:left="80" w:right="80"/></w:pPr><w:r><w:rPr><w:rFonts w:ascii="Consolas" w:hAnsi="Consolas"/><w:sz w:val="15"/><w:color w:val="0F172A"/></w:rPr><w:t xml:space="preserve">long long ans = 1LL * a * b; // 1LL forces 64-bit calculation!</w:t></w:r></w:p><w:p><w:pPr><w:shd w:val="clear" w:color="auto" w:fill="F8FAFC"/><w:spacing w:before="0" w:after="0" w:line="200" w:lineRule="auto"/><w:ind w:left="80" w:right="80"/></w:pPr><w:r><w:rPr><w:rFonts w:ascii="Consolas" w:hAnsi="Consolas"/><w:sz w:val="15"/><w:color w:val="0F172A"/></w:rPr><w:t xml:space="preserve"></w:t></w:r></w:p><w:p><w:pPr><w:shd w:val="clear" w:color="auto" w:fill="F8FAFC"/><w:spacing w:before="0" w:after="0" w:line="200" w:lineRule="auto"/><w:ind w:left="80" w:right="80"/></w:pPr><w:r><w:rPr><w:rFonts w:ascii="Consolas" w:hAnsi="Consolas"/><w:sz w:val="15"/><w:color w:val="0F172A"/></w:rPr><w:t xml:space="preserve">// 2. Safe Floating Point Equality</w:t></w:r></w:p><w:p><w:pPr><w:shd w:val="clear" w:color="auto" w:fill="F8FAFC"/><w:spacing w:before="0" w:after="0" w:line="200" w:lineRule="auto"/><w:ind w:left="80" w:right="80"/></w:pPr><w:r><w:rPr><w:rFonts w:ascii="Consolas" w:hAnsi="Consolas"/><w:sz w:val="15"/><w:color w:val="0F172A"/></w:rPr><w:t xml:space="preserve">const double EPS = 1e-9;</w:t></w:r></w:p><w:p><w:pPr><w:shd w:val="clear" w:color="auto" w:fill="F8FAFC"/><w:spacing w:before="0" w:after="0" w:line="200" w:lineRule="auto"/><w:ind w:left="80" w:right="80"/></w:pPr><w:r><w:rPr><w:rFonts w:ascii="Consolas" w:hAnsi="Consolas"/><w:sz w:val="15"/><w:color w:val="0F172A"/></w:rPr><w:t xml:space="preserve">bool are_equal(double a, double b) { return fabs(a - b) &lt; EPS; }</w:t></w:r></w:p><w:p><w:pPr><w:shd w:val="clear" w:color="auto" w:fill="F8FAFC"/><w:spacing w:before="0" w:after="0" w:line="200" w:lineRule="auto"/><w:ind w:left="80" w:right="80"/></w:pPr><w:r><w:rPr><w:rFonts w:ascii="Consolas" w:hAnsi="Consolas"/><w:sz w:val="15"/><w:color w:val="0F172A"/></w:rPr><w:t xml:space="preserve"></w:t></w:r></w:p><w:p><w:pPr><w:shd w:val="clear" w:color="auto" w:fill="F8FAFC"/><w:spacing w:before="0" w:after="0" w:line="200" w:lineRule="auto"/><w:ind w:left="80" w:right="80"/></w:pPr><w:r><w:rPr><w:rFonts w:ascii="Consolas" w:hAnsi="Consolas"/><w:sz w:val="15"/><w:color w:val="0F172A"/></w:rPr><w:t xml:space="preserve">// 3. Fixed Precision Print</w:t></w:r></w:p><w:p><w:pPr><w:shd w:val="clear" w:color="auto" w:fill="F8FAFC"/><w:spacing w:before="0" w:after="0" w:line="200" w:lineRule="auto"/><w:ind w:left="80" w:right="80"/></w:pPr><w:r><w:rPr><w:rFonts w:ascii="Consolas" w:hAnsi="Consolas"/><w:sz w:val="15"/><w:color w:val="0F172A"/></w:rPr><w:t xml:space="preserve">cout &lt;&lt; fixed &lt;&lt; setprecision(9) &lt;&lt; ans &lt;&lt; &quot;\n&quot;;</w:t></w:r></w:p><w:p><w:pPr><w:pStyle w:val="Heading3"/></w:pPr><w:r><w:rPr><w:b/><w:sz w:val="19"/><w:color w:val="0369A1"/></w:rPr><w:t>2.2 Standard Library Containers</w:t></w:r></w:p><w:p><w:pPr><w:shd w:val="clear" w:color="auto" w:fill="F8FAFC"/><w:spacing w:before="0" w:after="0" w:line="200" w:lineRule="auto"/><w:ind w:left="80" w:right="80"/></w:pPr><w:r><w:rPr><w:rFonts w:ascii="Consolas" w:hAnsi="Consolas"/><w:sz w:val="15"/><w:color w:val="0F172A"/></w:rPr><w:t xml:space="preserve">// Vector (Dynamic Array)</w:t></w:r></w:p><w:p><w:pPr><w:shd w:val="clear" w:color="auto" w:fill="F8FAFC"/><w:spacing w:before="0" w:after="0" w:line="200" w:lineRule="auto"/><w:ind w:left="80" w:right="80"/></w:pPr><w:r><w:rPr><w:rFonts w:ascii="Consolas" w:hAnsi="Consolas"/><w:sz w:val="15"/><w:color w:val="0F172A"/></w:rPr><w:t xml:space="preserve">vector&lt;int&gt; v; v.push_back(10); v.pop_back(); int sz = v.size();</w:t></w:r></w:p><w:p><w:pPr><w:shd w:val="clear" w:color="auto" w:fill="F8FAFC"/><w:spacing w:before="0" w:after="0" w:line="200" w:lineRule="auto"/><w:ind w:left="80" w:right="80"/></w:pPr><w:r><w:rPr><w:rFonts w:ascii="Consolas" w:hAnsi="Consolas"/><w:sz w:val="15"/><w:color w:val="0F172A"/></w:rPr><w:t xml:space="preserve"></w:t></w:r></w:p><w:p><w:pPr><w:shd w:val="clear" w:color="auto" w:fill="F8FAFC"/><w:spacing w:before="0" w:after="0" w:line="200" w:lineRule="auto"/><w:ind w:left="80" w:right="80"/></w:pPr><w:r><w:rPr><w:rFonts w:ascii="Consolas" w:hAnsi="Consolas"/><w:sz w:val="15"/><w:color w:val="0F172A"/></w:rPr><w:t xml:space="preserve">// Set (Strictly unique, ascending order, O(log N))</w:t></w:r></w:p><w:p><w:pPr><w:shd w:val="clear" w:color="auto" w:fill="F8FAFC"/><w:spacing w:before="0" w:after="0" w:line="200" w:lineRule="auto"/><w:ind w:left="80" w:right="80"/></w:pPr><w:r><w:rPr><w:rFonts w:ascii="Consolas" w:hAnsi="Consolas"/><w:sz w:val="15"/><w:color w:val="0F172A"/></w:rPr><w:t xml:space="preserve">set&lt;int&gt; s; s.insert(5); s.erase(5); bool has = s.count(5);</w:t></w:r></w:p><w:p><w:pPr><w:shd w:val="clear" w:color="auto" w:fill="F8FAFC"/><w:spacing w:before="0" w:after="0" w:line="200" w:lineRule="auto"/><w:ind w:left="80" w:right="80"/></w:pPr><w:r><w:rPr><w:rFonts w:ascii="Consolas" w:hAnsi="Consolas"/><w:sz w:val="15"/><w:color w:val="0F172A"/></w:rPr><w:t xml:space="preserve">int min_val = *s.begin(), max_val = *s.rbegin();</w:t></w:r></w:p><w:p><w:pPr><w:shd w:val="clear" w:color="auto" w:fill="F8FAFC"/><w:spacing w:before="0" w:after="0" w:line="200" w:lineRule="auto"/><w:ind w:left="80" w:right="80"/></w:pPr><w:r><w:rPr><w:rFonts w:ascii="Consolas" w:hAnsi="Consolas"/><w:sz w:val="15"/><w:color w:val="0F172A"/></w:rPr><w:t xml:space="preserve"></w:t></w:r></w:p><w:p><w:pPr><w:shd w:val="clear" w:color="auto" w:fill="F8FAFC"/><w:spacing w:before="0" w:after="0" w:line="200" w:lineRule="auto"/><w:ind w:left="80" w:right="80"/></w:pPr><w:r><w:rPr><w:rFonts w:ascii="Consolas" w:hAnsi="Consolas"/><w:sz w:val="15"/><w:color w:val="0F172A"/></w:rPr><w:t xml:space="preserve">// Multiset (Allows duplicates, ascending order, O(log N))</w:t></w:r></w:p><w:p><w:pPr><w:shd w:val="clear" w:color="auto" w:fill="F8FAFC"/><w:spacing w:before="0" w:after="0" w:line="200" w:lineRule="auto"/><w:ind w:left="80" w:right="80"/></w:pPr><w:r><w:rPr><w:rFonts w:ascii="Consolas" w:hAnsi="Consolas"/><w:sz w:val="15"/><w:color w:val="0F172A"/></w:rPr><w:t xml:space="preserve">multiset&lt;int&gt; ms; ms.insert(5); ms.insert(5);</w:t></w:r></w:p><w:p><w:pPr><w:shd w:val="clear" w:color="auto" w:fill="F8FAFC"/><w:spacing w:before="0" w:after="0" w:line="200" w:lineRule="auto"/><w:ind w:left="80" w:right="80"/></w:pPr><w:r><w:rPr><w:rFonts w:ascii="Consolas" w:hAnsi="Consolas"/><w:sz w:val="15"/><w:color w:val="0F172A"/></w:rPr><w:t xml:space="preserve">ms.erase(ms.find(5)); // Erases ONLY ONE 5! (ms.erase(5) deletes ALL 5s)</w:t></w:r></w:p><w:p><w:pPr><w:shd w:val="clear" w:color="auto" w:fill="F8FAFC"/><w:spacing w:before="0" w:after="0" w:line="200" w:lineRule="auto"/><w:ind w:left="80" w:right="80"/></w:pPr><w:r><w:rPr><w:rFonts w:ascii="Consolas" w:hAnsi="Consolas"/><w:sz w:val="15"/><w:color w:val="0F172A"/></w:rPr><w:t xml:space="preserve"></w:t></w:r></w:p><w:p><w:pPr><w:shd w:val="clear" w:color="auto" w:fill="F8FAFC"/><w:spacing w:before="0" w:after="0" w:line="200" w:lineRule="auto"/><w:ind w:left="80" w:right="80"/></w:pPr><w:r><w:rPr><w:rFonts w:ascii="Consolas" w:hAnsi="Consolas"/><w:sz w:val="15"/><w:color w:val="0F172A"/></w:rPr><w:t xml:space="preserve">// Map (Key-Value associative map, O(log N))</w:t></w:r></w:p><w:p><w:pPr><w:shd w:val="clear" w:color="auto" w:fill="F8FAFC"/><w:spacing w:before="0" w:after="0" w:line="200" w:lineRule="auto"/><w:ind w:left="80" w:right="80"/></w:pPr><w:r><w:rPr><w:rFonts w:ascii="Consolas" w:hAnsi="Consolas"/><w:sz w:val="15"/><w:color w:val="0F172A"/></w:rPr><w:t xml:space="preserve">map&lt;string, int&gt; mp; mp[&quot;team&quot;] = 1;</w:t></w:r></w:p><w:p><w:pPr><w:shd w:val="clear" w:color="auto" w:fill="F8FAFC"/><w:spacing w:before="0" w:after="0" w:line="200" w:lineRule="auto"/><w:ind w:left="80" w:right="80"/></w:pPr><w:r><w:rPr><w:rFonts w:ascii="Consolas" w:hAnsi="Consolas"/><w:sz w:val="15"/><w:color w:val="0F172A"/></w:rPr><w:t xml:space="preserve">for (auto &amp;[k, val] : mp) { /* sorted iteration */ }</w:t></w:r></w:p><w:p><w:pPr><w:shd w:val="clear" w:color="auto" w:fill="F8FAFC"/><w:spacing w:before="0" w:after="0" w:line="200" w:lineRule="auto"/><w:ind w:left="80" w:right="80"/></w:pPr><w:r><w:rPr><w:rFonts w:ascii="Consolas" w:hAnsi="Consolas"/><w:sz w:val="15"/><w:color w:val="0F172A"/></w:rPr><w:t xml:space="preserve"></w:t></w:r></w:p><w:p><w:pPr><w:shd w:val="clear" w:color="auto" w:fill="F8FAFC"/><w:spacing w:before="0" w:after="0" w:line="200" w:lineRule="auto"/><w:ind w:left="80" w:right="80"/></w:pPr><w:r><w:rPr><w:rFonts w:ascii="Consolas" w:hAnsi="Consolas"/><w:sz w:val="15"/><w:color w:val="0F172A"/></w:rPr><w:t xml:space="preserve">// Heaps / Priority Queue: O(log N) push/pop, O(1) top</w:t></w:r></w:p><w:p><w:pPr><w:shd w:val="clear" w:color="auto" w:fill="F8FAFC"/><w:spacing w:before="0" w:after="0" w:line="200" w:lineRule="auto"/><w:ind w:left="80" w:right="80"/></w:pPr><w:r><w:rPr><w:rFonts w:ascii="Consolas" w:hAnsi="Consolas"/><w:sz w:val="15"/><w:color w:val="0F172A"/></w:rPr><w:t xml:space="preserve">priority_queue&lt;int&gt; max_heap; // largest on top</w:t></w:r></w:p><w:p><w:pPr><w:shd w:val="clear" w:color="auto" w:fill="F8FAFC"/><w:spacing w:before="0" w:after="0" w:line="200" w:lineRule="auto"/><w:ind w:left="80" w:right="80"/></w:pPr><w:r><w:rPr><w:rFonts w:ascii="Consolas" w:hAnsi="Consolas"/><w:sz w:val="15"/><w:color w:val="0F172A"/></w:rPr><w:t xml:space="preserve">priority_queue&lt;int, vector&lt;int&gt;, greater&lt;int&gt;&gt; min_heap; // smallest on top</w:t></w:r></w:p><w:p><w:pPr><w:pStyle w:val="Heading3"/></w:pPr><w:r><w:rPr><w:b/><w:sz w:val="19"/><w:color w:val="0369A1"/></w:rPr><w:t>2.3 `&lt;algorithm&gt;` Essentials</w:t></w:r></w:p><w:p><w:pPr><w:shd w:val="clear" w:color="auto" w:fill="F8FAFC"/><w:spacing w:before="0" w:after="0" w:line="200" w:lineRule="auto"/><w:ind w:left="80" w:right="80"/></w:pPr><w:r><w:rPr><w:rFonts w:ascii="Consolas" w:hAnsi="Consolas"/><w:sz w:val="15"/><w:color w:val="0F172A"/></w:rPr><w:t xml:space="preserve">vector&lt;int&gt; a = {5, 2, 8, 1, 9};</w:t></w:r></w:p><w:p><w:pPr><w:shd w:val="clear" w:color="auto" w:fill="F8FAFC"/><w:spacing w:before="0" w:after="0" w:line="200" w:lineRule="auto"/><w:ind w:left="80" w:right="80"/></w:pPr><w:r><w:rPr><w:rFonts w:ascii="Consolas" w:hAnsi="Consolas"/><w:sz w:val="15"/><w:color w:val="0F172A"/></w:rPr><w:t xml:space="preserve"></w:t></w:r></w:p><w:p><w:pPr><w:shd w:val="clear" w:color="auto" w:fill="F8FAFC"/><w:spacing w:before="0" w:after="0" w:line="200" w:lineRule="auto"/><w:ind w:left="80" w:right="80"/></w:pPr><w:r><w:rPr><w:rFonts w:ascii="Consolas" w:hAnsi="Consolas"/><w:sz w:val="15"/><w:color w:val="0F172A"/></w:rPr><w:t xml:space="preserve">// 1. Sort O(N log N)</w:t></w:r></w:p><w:p><w:pPr><w:shd w:val="clear" w:color="auto" w:fill="F8FAFC"/><w:spacing w:before="0" w:after="0" w:line="200" w:lineRule="auto"/><w:ind w:left="80" w:right="80"/></w:pPr><w:r><w:rPr><w:rFonts w:ascii="Consolas" w:hAnsi="Consolas"/><w:sz w:val="15"/><w:color w:val="0F172A"/></w:rPr><w:t xml:space="preserve">sort(all(a));                  // Ascending: {1, 2, 5, 8, 9}</w:t></w:r></w:p><w:p><w:pPr><w:shd w:val="clear" w:color="auto" w:fill="F8FAFC"/><w:spacing w:before="0" w:after="0" w:line="200" w:lineRule="auto"/><w:ind w:left="80" w:right="80"/></w:pPr><w:r><w:rPr><w:rFonts w:ascii="Consolas" w:hAnsi="Consolas"/><w:sz w:val="15"/><w:color w:val="0F172A"/></w:rPr><w:t xml:space="preserve">sort(rall(a));                 // Descending: {9, 8, 5, 2, 1}</w:t></w:r></w:p><w:p><w:pPr><w:shd w:val="clear" w:color="auto" w:fill="F8FAFC"/><w:spacing w:before="0" w:after="0" w:line="200" w:lineRule="auto"/><w:ind w:left="80" w:right="80"/></w:pPr><w:r><w:rPr><w:rFonts w:ascii="Consolas" w:hAnsi="Consolas"/><w:sz w:val="15"/><w:color w:val="0F172A"/></w:rPr><w:t xml:space="preserve"></w:t></w:r></w:p><w:p><w:pPr><w:shd w:val="clear" w:color="auto" w:fill="F8FAFC"/><w:spacing w:before="0" w:after="0" w:line="200" w:lineRule="auto"/><w:ind w:left="80" w:right="80"/></w:pPr><w:r><w:rPr><w:rFonts w:ascii="Consolas" w:hAnsi="Consolas"/><w:sz w:val="15"/><w:color w:val="0F172A"/></w:rPr><w:t xml:space="preserve">// 2. Binary Search on Sorted Arrays: O(log N)</w:t></w:r></w:p><w:p><w:pPr><w:shd w:val="clear" w:color="auto" w:fill="F8FAFC"/><w:spacing w:before="0" w:after="0" w:line="200" w:lineRule="auto"/><w:ind w:left="80" w:right="80"/></w:pPr><w:r><w:rPr><w:rFonts w:ascii="Consolas" w:hAnsi="Consolas"/><w:sz w:val="15"/><w:color w:val="0F172A"/></w:rPr><w:t xml:space="preserve">auto it1 = lower_bound(all(a), 5); // first element &gt;= 5</w:t></w:r></w:p><w:p><w:pPr><w:shd w:val="clear" w:color="auto" w:fill="F8FAFC"/><w:spacing w:before="0" w:after="0" w:line="200" w:lineRule="auto"/><w:ind w:left="80" w:right="80"/></w:pPr><w:r><w:rPr><w:rFonts w:ascii="Consolas" w:hAnsi="Consolas"/><w:sz w:val="15"/><w:color w:val="0F172A"/></w:rPr><w:t xml:space="preserve">int idx1 = it1 - a.begin();        // convert iterator to index</w:t></w:r></w:p><w:p><w:pPr><w:shd w:val="clear" w:color="auto" w:fill="F8FAFC"/><w:spacing w:before="0" w:after="0" w:line="200" w:lineRule="auto"/><w:ind w:left="80" w:right="80"/></w:pPr><w:r><w:rPr><w:rFonts w:ascii="Consolas" w:hAnsi="Consolas"/><w:sz w:val="15"/><w:color w:val="0F172A"/></w:rPr><w:t xml:space="preserve">auto it2 = upper_bound(all(a), 5); // first element &gt; 5</w:t></w:r></w:p><w:p><w:pPr><w:shd w:val="clear" w:color="auto" w:fill="F8FAFC"/><w:spacing w:before="0" w:after="0" w:line="200" w:lineRule="auto"/><w:ind w:left="80" w:right="80"/></w:pPr><w:r><w:rPr><w:rFonts w:ascii="Consolas" w:hAnsi="Consolas"/><w:sz w:val="15"/><w:color w:val="0F172A"/></w:rPr><w:t xml:space="preserve"></w:t></w:r></w:p><w:p><w:pPr><w:shd w:val="clear" w:color="auto" w:fill="F8FAFC"/><w:spacing w:before="0" w:after="0" w:line="200" w:lineRule="auto"/><w:ind w:left="80" w:right="80"/></w:pPr><w:r><w:rPr><w:rFonts w:ascii="Consolas" w:hAnsi="Consolas"/><w:sz w:val="15"/><w:color w:val="0F172A"/></w:rPr><w:t xml:space="preserve">// 3. Deduplication (Coordinate Compression)</w:t></w:r></w:p><w:p><w:pPr><w:shd w:val="clear" w:color="auto" w:fill="F8FAFC"/><w:spacing w:before="0" w:after="0" w:line="200" w:lineRule="auto"/><w:ind w:left="80" w:right="80"/></w:pPr><w:r><w:rPr><w:rFonts w:ascii="Consolas" w:hAnsi="Consolas"/><w:sz w:val="15"/><w:color w:val="0F172A"/></w:rPr><w:t xml:space="preserve">sort(all(a));</w:t></w:r></w:p><w:p><w:pPr><w:shd w:val="clear" w:color="auto" w:fill="F8FAFC"/><w:spacing w:before="0" w:after="0" w:line="200" w:lineRule="auto"/><w:ind w:left="80" w:right="80"/></w:pPr><w:r><w:rPr><w:rFonts w:ascii="Consolas" w:hAnsi="Consolas"/><w:sz w:val="15"/><w:color w:val="0F172A"/></w:rPr><w:t xml:space="preserve">a.erase(unique(all(a)), a.end());</w:t></w:r></w:p><w:p><w:pPr><w:pBdr><w:bottom w:val="single" w:sz="4" w:space="1" w:color="CBD5E0"/></w:pPr></w:p><w:p><w:pPr><w:pStyle w:val="Heading1"/></w:pPr><w:r><w:rPr><w:b/><w:sz w:val="26"/><w:color w:val="1E3A8A"/></w:rPr><w:t>Section 3: Math, Number Theory &amp; Bit Manipulation</w:t></w:r></w:p><w:p><w:pPr><w:pStyle w:val="Heading3"/></w:pPr><w:r><w:rPr><w:b/><w:sz w:val="19"/><w:color w:val="0369A1"/></w:rPr><w:t>3.1 Greatest Common Divisor (GCD)</w:t></w:r></w:p><w:p><w:pPr><w:ind w:left="200"/><w:spacing w:after="20"/></w:pPr><w:r><w:rPr><w:color w:val="2563EB"/></w:rPr><w:t xml:space="preserve">â€¢ </w:t></w:r><w:r><w:t>**Trigger Prefix:** `gcdf`</w:t></w:r></w:p><w:p><w:pPr><w:ind w:left="200"/><w:spacing w:after="20"/></w:pPr><w:r><w:rPr><w:color w:val="2563EB"/></w:rPr><w:t xml:space="preserve">â€¢ </w:t></w:r><w:r><w:t>**Time Complexity:** $O(\log(\min(a, b)))$</w:t></w:r></w:p><w:p><w:pPr><w:shd w:val="clear" w:color="auto" w:fill="F8FAFC"/><w:spacing w:before="0" w:after="0" w:line="200" w:lineRule="auto"/><w:ind w:left="80" w:right="80"/></w:pPr><w:r><w:rPr><w:rFonts w:ascii="Consolas" w:hAnsi="Consolas"/><w:sz w:val="15"/><w:color w:val="0F172A"/></w:rPr><w:t xml:space="preserve">int gcd(int a, int b) {</w:t></w:r></w:p><w:p><w:pPr><w:shd w:val="clear" w:color="auto" w:fill="F8FAFC"/><w:spacing w:before="0" w:after="0" w:line="200" w:lineRule="auto"/><w:ind w:left="80" w:right="80"/></w:pPr><w:r><w:rPr><w:rFonts w:ascii="Consolas" w:hAnsi="Consolas"/><w:sz w:val="15"/><w:color w:val="0F172A"/></w:rPr><w:t xml:space="preserve">    while (b) {</w:t></w:r></w:p><w:p><w:pPr><w:shd w:val="clear" w:color="auto" w:fill="F8FAFC"/><w:spacing w:before="0" w:after="0" w:line="200" w:lineRule="auto"/><w:ind w:left="80" w:right="80"/></w:pPr><w:r><w:rPr><w:rFonts w:ascii="Consolas" w:hAnsi="Consolas"/><w:sz w:val="15"/><w:color w:val="0F172A"/></w:rPr><w:t xml:space="preserve">        a %= b;</w:t></w:r></w:p><w:p><w:pPr><w:shd w:val="clear" w:color="auto" w:fill="F8FAFC"/><w:spacing w:before="0" w:after="0" w:line="200" w:lineRule="auto"/><w:ind w:left="80" w:right="80"/></w:pPr><w:r><w:rPr><w:rFonts w:ascii="Consolas" w:hAnsi="Consolas"/><w:sz w:val="15"/><w:color w:val="0F172A"/></w:rPr><w:t xml:space="preserve">        swap(a, b);</w:t></w:r></w:p><w:p><w:pPr><w:shd w:val="clear" w:color="auto" w:fill="F8FAFC"/><w:spacing w:before="0" w:after="0" w:line="200" w:lineRule="auto"/><w:ind w:left="80" w:right="80"/></w:pPr><w:r><w:rPr><w:rFonts w:ascii="Consolas" w:hAnsi="Consolas"/><w:sz w:val="15"/><w:color w:val="0F172A"/></w:rPr><w:t xml:space="preserve">    }</w:t></w:r></w:p><w:p><w:pPr><w:shd w:val="clear" w:color="auto" w:fill="F8FAFC"/><w:spacing w:before="0" w:after="0" w:line="200" w:lineRule="auto"/><w:ind w:left="80" w:right="80"/></w:pPr><w:r><w:rPr><w:rFonts w:ascii="Consolas" w:hAnsi="Consolas"/><w:sz w:val="15"/><w:color w:val="0F172A"/></w:rPr><w:t xml:space="preserve">    return a;</w:t></w:r></w:p><w:p><w:pPr><w:shd w:val="clear" w:color="auto" w:fill="F8FAFC"/><w:spacing w:before="0" w:after="0" w:line="200" w:lineRule="auto"/><w:ind w:left="80" w:right="80"/></w:pPr><w:r><w:rPr><w:rFonts w:ascii="Consolas" w:hAnsi="Consolas"/><w:sz w:val="15"/><w:color w:val="0F172A"/></w:rPr><w:t xml:space="preserve">}</w:t></w:r></w:p><w:p><w:pPr><w:pStyle w:val="Heading3"/></w:pPr><w:r><w:rPr><w:b/><w:sz w:val="19"/><w:color w:val="0369A1"/></w:rPr><w:t>3.2 Least Common Multiple (LCM)</w:t></w:r></w:p><w:p><w:pPr><w:ind w:left="200"/><w:spacing w:after="20"/></w:pPr><w:r><w:rPr><w:color w:val="2563EB"/></w:rPr><w:t xml:space="preserve">â€¢ </w:t></w:r><w:r><w:t>**Trigger Prefix:** `lcmf`</w:t></w:r></w:p><w:p><w:pPr><w:ind w:left="200"/><w:spacing w:after="20"/></w:pPr><w:r><w:rPr><w:color w:val="2563EB"/></w:rPr><w:t xml:space="preserve">â€¢ </w:t></w:r><w:r><w:t>**Time Complexity:** $O(\log(\min(a, b)))$</w:t></w:r></w:p><w:p><w:pPr><w:ind w:left="200"/><w:spacing w:after="20"/></w:pPr><w:r><w:rPr><w:color w:val="2563EB"/></w:rPr><w:t xml:space="preserve">â€¢ </w:t></w:r><w:r><w:t>**Safety:** Divides before multiplying to prevent premature integer overflow.</w:t></w:r></w:p><w:p><w:pPr><w:shd w:val="clear" w:color="auto" w:fill="F8FAFC"/><w:spacing w:before="0" w:after="0" w:line="200" w:lineRule="auto"/><w:ind w:left="80" w:right="80"/></w:pPr><w:r><w:rPr><w:rFonts w:ascii="Consolas" w:hAnsi="Consolas"/><w:sz w:val="15"/><w:color w:val="0F172A"/></w:rPr><w:t xml:space="preserve">int lcm(int a, int b) {</w:t></w:r></w:p><w:p><w:pPr><w:shd w:val="clear" w:color="auto" w:fill="F8FAFC"/><w:spacing w:before="0" w:after="0" w:line="200" w:lineRule="auto"/><w:ind w:left="80" w:right="80"/></w:pPr><w:r><w:rPr><w:rFonts w:ascii="Consolas" w:hAnsi="Consolas"/><w:sz w:val="15"/><w:color w:val="0F172A"/></w:rPr><w:t xml:space="preserve">    if (a == 0 || b == 0) return 0;</w:t></w:r></w:p><w:p><w:pPr><w:shd w:val="clear" w:color="auto" w:fill="F8FAFC"/><w:spacing w:before="0" w:after="0" w:line="200" w:lineRule="auto"/><w:ind w:left="80" w:right="80"/></w:pPr><w:r><w:rPr><w:rFonts w:ascii="Consolas" w:hAnsi="Consolas"/><w:sz w:val="15"/><w:color w:val="0F172A"/></w:rPr><w:t xml:space="preserve">    return a / __gcd(a, b) * b;</w:t></w:r></w:p><w:p><w:pPr><w:shd w:val="clear" w:color="auto" w:fill="F8FAFC"/><w:spacing w:before="0" w:after="0" w:line="200" w:lineRule="auto"/><w:ind w:left="80" w:right="80"/></w:pPr><w:r><w:rPr><w:rFonts w:ascii="Consolas" w:hAnsi="Consolas"/><w:sz w:val="15"/><w:color w:val="0F172A"/></w:rPr><w:t xml:space="preserve">}</w:t></w:r></w:p><w:p><w:pPr><w:pStyle w:val="Heading3"/></w:pPr><w:r><w:rPr><w:b/><w:sz w:val="19"/><w:color w:val="0369A1"/></w:rPr><w:t>3.3 Sieve of Eratosthenes (Prime Generation)</w:t></w:r></w:p><w:p><w:pPr><w:ind w:left="200"/><w:spacing w:after="20"/></w:pPr><w:r><w:rPr><w:color w:val="2563EB"/></w:rPr><w:t xml:space="preserve">â€¢ </w:t></w:r><w:r><w:t>**Trigger Prefix:** `gprime`</w:t></w:r></w:p><w:p><w:pPr><w:ind w:left="200"/><w:spacing w:after="20"/></w:pPr><w:r><w:rPr><w:color w:val="2563EB"/></w:rPr><w:t xml:space="preserve">â€¢ </w:t></w:r><w:r><w:t>**Time Complexity:** $O(N \log \log N)$</w:t></w:r></w:p><w:p><w:pPr><w:ind w:left="200"/><w:spacing w:after="20"/></w:pPr><w:r><w:rPr><w:color w:val="2563EB"/></w:rPr><w:t xml:space="preserve">â€¢ </w:t></w:r><w:r><w:t>**Usage:** Precomputes all primes up to $N \approx 10^7$ in milliseconds.</w:t></w:r></w:p><w:p><w:pPr><w:shd w:val="clear" w:color="auto" w:fill="F8FAFC"/><w:spacing w:before="0" w:after="0" w:line="200" w:lineRule="auto"/><w:ind w:left="80" w:right="80"/></w:pPr><w:r><w:rPr><w:rFonts w:ascii="Consolas" w:hAnsi="Consolas"/><w:sz w:val="15"/><w:color w:val="0F172A"/></w:rPr><w:t xml:space="preserve">// ---------- SIEVE OF ERATOSTHENES ----------</w:t></w:r></w:p><w:p><w:pPr><w:shd w:val="clear" w:color="auto" w:fill="F8FAFC"/><w:spacing w:before="0" w:after="0" w:line="200" w:lineRule="auto"/><w:ind w:left="80" w:right="80"/></w:pPr><w:r><w:rPr><w:rFonts w:ascii="Consolas" w:hAnsi="Consolas"/><w:sz w:val="15"/><w:color w:val="0F172A"/></w:rPr><w:t xml:space="preserve">vector&lt;int&gt; primes;</w:t></w:r></w:p><w:p><w:pPr><w:shd w:val="clear" w:color="auto" w:fill="F8FAFC"/><w:spacing w:before="0" w:after="0" w:line="200" w:lineRule="auto"/><w:ind w:left="80" w:right="80"/></w:pPr><w:r><w:rPr><w:rFonts w:ascii="Consolas" w:hAnsi="Consolas"/><w:sz w:val="15"/><w:color w:val="0F172A"/></w:rPr><w:t xml:space="preserve">vector&lt;bool&gt; is_prime;</w:t></w:r></w:p><w:p><w:pPr><w:shd w:val="clear" w:color="auto" w:fill="F8FAFC"/><w:spacing w:before="0" w:after="0" w:line="200" w:lineRule="auto"/><w:ind w:left="80" w:right="80"/></w:pPr><w:r><w:rPr><w:rFonts w:ascii="Consolas" w:hAnsi="Consolas"/><w:sz w:val="15"/><w:color w:val="0F172A"/></w:rPr><w:t xml:space="preserve"></w:t></w:r></w:p><w:p><w:pPr><w:shd w:val="clear" w:color="auto" w:fill="F8FAFC"/><w:spacing w:before="0" w:after="0" w:line="200" w:lineRule="auto"/><w:ind w:left="80" w:right="80"/></w:pPr><w:r><w:rPr><w:rFonts w:ascii="Consolas" w:hAnsi="Consolas"/><w:sz w:val="15"/><w:color w:val="0F172A"/></w:rPr><w:t xml:space="preserve">void gprime(int n) {</w:t></w:r></w:p><w:p><w:pPr><w:shd w:val="clear" w:color="auto" w:fill="F8FAFC"/><w:spacing w:before="0" w:after="0" w:line="200" w:lineRule="auto"/><w:ind w:left="80" w:right="80"/></w:pPr><w:r><w:rPr><w:rFonts w:ascii="Consolas" w:hAnsi="Consolas"/><w:sz w:val="15"/><w:color w:val="0F172A"/></w:rPr><w:t xml:space="preserve">    is_prime.assign(n + 1, true);</w:t></w:r></w:p><w:p><w:pPr><w:shd w:val="clear" w:color="auto" w:fill="F8FAFC"/><w:spacing w:before="0" w:after="0" w:line="200" w:lineRule="auto"/><w:ind w:left="80" w:right="80"/></w:pPr><w:r><w:rPr><w:rFonts w:ascii="Consolas" w:hAnsi="Consolas"/><w:sz w:val="15"/><w:color w:val="0F172A"/></w:rPr><w:t xml:space="preserve">    is_prime[0] = is_prime[1] = false;</w:t></w:r></w:p><w:p><w:pPr><w:shd w:val="clear" w:color="auto" w:fill="F8FAFC"/><w:spacing w:before="0" w:after="0" w:line="200" w:lineRule="auto"/><w:ind w:left="80" w:right="80"/></w:pPr><w:r><w:rPr><w:rFonts w:ascii="Consolas" w:hAnsi="Consolas"/><w:sz w:val="15"/><w:color w:val="0F172A"/></w:rPr><w:t xml:space="preserve">    for (int i = 2; i * i &lt;= n; i++) {</w:t></w:r></w:p><w:p><w:pPr><w:shd w:val="clear" w:color="auto" w:fill="F8FAFC"/><w:spacing w:before="0" w:after="0" w:line="200" w:lineRule="auto"/><w:ind w:left="80" w:right="80"/></w:pPr><w:r><w:rPr><w:rFonts w:ascii="Consolas" w:hAnsi="Consolas"/><w:sz w:val="15"/><w:color w:val="0F172A"/></w:rPr><w:t xml:space="preserve">        if (is_prime[i]) {</w:t></w:r></w:p><w:p><w:pPr><w:shd w:val="clear" w:color="auto" w:fill="F8FAFC"/><w:spacing w:before="0" w:after="0" w:line="200" w:lineRule="auto"/><w:ind w:left="80" w:right="80"/></w:pPr><w:r><w:rPr><w:rFonts w:ascii="Consolas" w:hAnsi="Consolas"/><w:sz w:val="15"/><w:color w:val="0F172A"/></w:rPr><w:t xml:space="preserve">            for (int j = i * i; j &lt;= n; j += i)</w:t></w:r></w:p><w:p><w:pPr><w:shd w:val="clear" w:color="auto" w:fill="F8FAFC"/><w:spacing w:before="0" w:after="0" w:line="200" w:lineRule="auto"/><w:ind w:left="80" w:right="80"/></w:pPr><w:r><w:rPr><w:rFonts w:ascii="Consolas" w:hAnsi="Consolas"/><w:sz w:val="15"/><w:color w:val="0F172A"/></w:rPr><w:t xml:space="preserve">                is_prime[j] = false;</w:t></w:r></w:p><w:p><w:pPr><w:shd w:val="clear" w:color="auto" w:fill="F8FAFC"/><w:spacing w:before="0" w:after="0" w:line="200" w:lineRule="auto"/><w:ind w:left="80" w:right="80"/></w:pPr><w:r><w:rPr><w:rFonts w:ascii="Consolas" w:hAnsi="Consolas"/><w:sz w:val="15"/><w:color w:val="0F172A"/></w:rPr><w:t xml:space="preserve">        }</w:t></w:r></w:p><w:p><w:pPr><w:shd w:val="clear" w:color="auto" w:fill="F8FAFC"/><w:spacing w:before="0" w:after="0" w:line="200" w:lineRule="auto"/><w:ind w:left="80" w:right="80"/></w:pPr><w:r><w:rPr><w:rFonts w:ascii="Consolas" w:hAnsi="Consolas"/><w:sz w:val="15"/><w:color w:val="0F172A"/></w:rPr><w:t xml:space="preserve">    }</w:t></w:r></w:p><w:p><w:pPr><w:shd w:val="clear" w:color="auto" w:fill="F8FAFC"/><w:spacing w:before="0" w:after="0" w:line="200" w:lineRule="auto"/><w:ind w:left="80" w:right="80"/></w:pPr><w:r><w:rPr><w:rFonts w:ascii="Consolas" w:hAnsi="Consolas"/><w:sz w:val="15"/><w:color w:val="0F172A"/></w:rPr><w:t xml:space="preserve">    primes.clear();</w:t></w:r></w:p><w:p><w:pPr><w:shd w:val="clear" w:color="auto" w:fill="F8FAFC"/><w:spacing w:before="0" w:after="0" w:line="200" w:lineRule="auto"/><w:ind w:left="80" w:right="80"/></w:pPr><w:r><w:rPr><w:rFonts w:ascii="Consolas" w:hAnsi="Consolas"/><w:sz w:val="15"/><w:color w:val="0F172A"/></w:rPr><w:t xml:space="preserve">    for (int i = 2; i &lt;= n; i++) {</w:t></w:r></w:p><w:p><w:pPr><w:shd w:val="clear" w:color="auto" w:fill="F8FAFC"/><w:spacing w:before="0" w:after="0" w:line="200" w:lineRule="auto"/><w:ind w:left="80" w:right="80"/></w:pPr><w:r><w:rPr><w:rFonts w:ascii="Consolas" w:hAnsi="Consolas"/><w:sz w:val="15"/><w:color w:val="0F172A"/></w:rPr><w:t xml:space="preserve">        if (is_prime[i]) primes.push_back(i);</w:t></w:r></w:p><w:p><w:pPr><w:shd w:val="clear" w:color="auto" w:fill="F8FAFC"/><w:spacing w:before="0" w:after="0" w:line="200" w:lineRule="auto"/><w:ind w:left="80" w:right="80"/></w:pPr><w:r><w:rPr><w:rFonts w:ascii="Consolas" w:hAnsi="Consolas"/><w:sz w:val="15"/><w:color w:val="0F172A"/></w:rPr><w:t xml:space="preserve">    }</w:t></w:r></w:p><w:p><w:pPr><w:shd w:val="clear" w:color="auto" w:fill="F8FAFC"/><w:spacing w:before="0" w:after="0" w:line="200" w:lineRule="auto"/><w:ind w:left="80" w:right="80"/></w:pPr><w:r><w:rPr><w:rFonts w:ascii="Consolas" w:hAnsi="Consolas"/><w:sz w:val="15"/><w:color w:val="0F172A"/></w:rPr><w:t xml:space="preserve">}</w:t></w:r></w:p><w:p><w:pPr><w:pStyle w:val="Heading3"/></w:pPr><w:r><w:rPr><w:b/><w:sz w:val="19"/><w:color w:val="0369A1"/></w:rPr><w:t>3.4 Binary Exponentiation with Modulo ($a^b \pmod m$)</w:t></w:r></w:p><w:p><w:pPr><w:ind w:left="200"/><w:spacing w:after="20"/></w:pPr><w:r><w:rPr><w:color w:val="2563EB"/></w:rPr><w:t xml:space="preserve">â€¢ </w:t></w:r><w:r><w:t>**Trigger Prefix:** `binExpoMod`</w:t></w:r></w:p><w:p><w:pPr><w:ind w:left="200"/><w:spacing w:after="20"/></w:pPr><w:r><w:rPr><w:color w:val="2563EB"/></w:rPr><w:t xml:space="preserve">â€¢ </w:t></w:r><w:r><w:t>**Time Complexity:** $O(\log b)$</w:t></w:r></w:p><w:p><w:pPr><w:shd w:val="clear" w:color="auto" w:fill="F8FAFC"/><w:spacing w:before="0" w:after="0" w:line="200" w:lineRule="auto"/><w:ind w:left="80" w:right="80"/></w:pPr><w:r><w:rPr><w:rFonts w:ascii="Consolas" w:hAnsi="Consolas"/><w:sz w:val="15"/><w:color w:val="0F172A"/></w:rPr><w:t xml:space="preserve">long long binpow(long long a, long long b, long long m) {</w:t></w:r></w:p><w:p><w:pPr><w:shd w:val="clear" w:color="auto" w:fill="F8FAFC"/><w:spacing w:before="0" w:after="0" w:line="200" w:lineRule="auto"/><w:ind w:left="80" w:right="80"/></w:pPr><w:r><w:rPr><w:rFonts w:ascii="Consolas" w:hAnsi="Consolas"/><w:sz w:val="15"/><w:color w:val="0F172A"/></w:rPr><w:t xml:space="preserve">    a %= m;</w:t></w:r></w:p><w:p><w:pPr><w:shd w:val="clear" w:color="auto" w:fill="F8FAFC"/><w:spacing w:before="0" w:after="0" w:line="200" w:lineRule="auto"/><w:ind w:left="80" w:right="80"/></w:pPr><w:r><w:rPr><w:rFonts w:ascii="Consolas" w:hAnsi="Consolas"/><w:sz w:val="15"/><w:color w:val="0F172A"/></w:rPr><w:t xml:space="preserve">    long long res = 1;</w:t></w:r></w:p><w:p><w:pPr><w:shd w:val="clear" w:color="auto" w:fill="F8FAFC"/><w:spacing w:before="0" w:after="0" w:line="200" w:lineRule="auto"/><w:ind w:left="80" w:right="80"/></w:pPr><w:r><w:rPr><w:rFonts w:ascii="Consolas" w:hAnsi="Consolas"/><w:sz w:val="15"/><w:color w:val="0F172A"/></w:rPr><w:t xml:space="preserve">    while (b &gt; 0) {</w:t></w:r></w:p><w:p><w:pPr><w:shd w:val="clear" w:color="auto" w:fill="F8FAFC"/><w:spacing w:before="0" w:after="0" w:line="200" w:lineRule="auto"/><w:ind w:left="80" w:right="80"/></w:pPr><w:r><w:rPr><w:rFonts w:ascii="Consolas" w:hAnsi="Consolas"/><w:sz w:val="15"/><w:color w:val="0F172A"/></w:rPr><w:t xml:space="preserve">        if (b &amp; 1)</w:t></w:r></w:p><w:p><w:pPr><w:shd w:val="clear" w:color="auto" w:fill="F8FAFC"/><w:spacing w:before="0" w:after="0" w:line="200" w:lineRule="auto"/><w:ind w:left="80" w:right="80"/></w:pPr><w:r><w:rPr><w:rFonts w:ascii="Consolas" w:hAnsi="Consolas"/><w:sz w:val="15"/><w:color w:val="0F172A"/></w:rPr><w:t xml:space="preserve">            res = res * a % m;</w:t></w:r></w:p><w:p><w:pPr><w:shd w:val="clear" w:color="auto" w:fill="F8FAFC"/><w:spacing w:before="0" w:after="0" w:line="200" w:lineRule="auto"/><w:ind w:left="80" w:right="80"/></w:pPr><w:r><w:rPr><w:rFonts w:ascii="Consolas" w:hAnsi="Consolas"/><w:sz w:val="15"/><w:color w:val="0F172A"/></w:rPr><w:t xml:space="preserve">        a = a * a % m;</w:t></w:r></w:p><w:p><w:pPr><w:shd w:val="clear" w:color="auto" w:fill="F8FAFC"/><w:spacing w:before="0" w:after="0" w:line="200" w:lineRule="auto"/><w:ind w:left="80" w:right="80"/></w:pPr><w:r><w:rPr><w:rFonts w:ascii="Consolas" w:hAnsi="Consolas"/><w:sz w:val="15"/><w:color w:val="0F172A"/></w:rPr><w:t xml:space="preserve">        b &gt;&gt;= 1;</w:t></w:r></w:p><w:p><w:pPr><w:shd w:val="clear" w:color="auto" w:fill="F8FAFC"/><w:spacing w:before="0" w:after="0" w:line="200" w:lineRule="auto"/><w:ind w:left="80" w:right="80"/></w:pPr><w:r><w:rPr><w:rFonts w:ascii="Consolas" w:hAnsi="Consolas"/><w:sz w:val="15"/><w:color w:val="0F172A"/></w:rPr><w:t xml:space="preserve">    }</w:t></w:r></w:p><w:p><w:pPr><w:shd w:val="clear" w:color="auto" w:fill="F8FAFC"/><w:spacing w:before="0" w:after="0" w:line="200" w:lineRule="auto"/><w:ind w:left="80" w:right="80"/></w:pPr><w:r><w:rPr><w:rFonts w:ascii="Consolas" w:hAnsi="Consolas"/><w:sz w:val="15"/><w:color w:val="0F172A"/></w:rPr><w:t xml:space="preserve">    return res;</w:t></w:r></w:p><w:p><w:pPr><w:shd w:val="clear" w:color="auto" w:fill="F8FAFC"/><w:spacing w:before="0" w:after="0" w:line="200" w:lineRule="auto"/><w:ind w:left="80" w:right="80"/></w:pPr><w:r><w:rPr><w:rFonts w:ascii="Consolas" w:hAnsi="Consolas"/><w:sz w:val="15"/><w:color w:val="0F172A"/></w:rPr><w:t xml:space="preserve">}</w:t></w:r></w:p><w:p><w:pPr><w:pStyle w:val="Heading3"/></w:pPr><w:r><w:rPr><w:b/><w:sz w:val="19"/><w:color w:val="0369A1"/></w:rPr><w:t>3.5 Binary Exponentiation Standard ($a^b$)</w:t></w:r></w:p><w:p><w:pPr><w:ind w:left="200"/><w:spacing w:after="20"/></w:pPr><w:r><w:rPr><w:color w:val="2563EB"/></w:rPr><w:t xml:space="preserve">â€¢ </w:t></w:r><w:r><w:t>**Trigger Prefix:** `binExpo`</w:t></w:r></w:p><w:p><w:pPr><w:ind w:left="200"/><w:spacing w:after="20"/></w:pPr><w:r><w:rPr><w:color w:val="2563EB"/></w:rPr><w:t xml:space="preserve">â€¢ </w:t></w:r><w:r><w:t>**Time Complexity:** $O(\log b)$</w:t></w:r></w:p><w:p><w:pPr><w:shd w:val="clear" w:color="auto" w:fill="F8FAFC"/><w:spacing w:before="0" w:after="0" w:line="200" w:lineRule="auto"/><w:ind w:left="80" w:right="80"/></w:pPr><w:r><w:rPr><w:rFonts w:ascii="Consolas" w:hAnsi="Consolas"/><w:sz w:val="15"/><w:color w:val="0F172A"/></w:rPr><w:t xml:space="preserve">long long binpow(long long a, long long b) {</w:t></w:r></w:p><w:p><w:pPr><w:shd w:val="clear" w:color="auto" w:fill="F8FAFC"/><w:spacing w:before="0" w:after="0" w:line="200" w:lineRule="auto"/><w:ind w:left="80" w:right="80"/></w:pPr><w:r><w:rPr><w:rFonts w:ascii="Consolas" w:hAnsi="Consolas"/><w:sz w:val="15"/><w:color w:val="0F172A"/></w:rPr><w:t xml:space="preserve">    long long res = 1;</w:t></w:r></w:p><w:p><w:pPr><w:shd w:val="clear" w:color="auto" w:fill="F8FAFC"/><w:spacing w:before="0" w:after="0" w:line="200" w:lineRule="auto"/><w:ind w:left="80" w:right="80"/></w:pPr><w:r><w:rPr><w:rFonts w:ascii="Consolas" w:hAnsi="Consolas"/><w:sz w:val="15"/><w:color w:val="0F172A"/></w:rPr><w:t xml:space="preserve">    while (b &gt; 0) {</w:t></w:r></w:p><w:p><w:pPr><w:shd w:val="clear" w:color="auto" w:fill="F8FAFC"/><w:spacing w:before="0" w:after="0" w:line="200" w:lineRule="auto"/><w:ind w:left="80" w:right="80"/></w:pPr><w:r><w:rPr><w:rFonts w:ascii="Consolas" w:hAnsi="Consolas"/><w:sz w:val="15"/><w:color w:val="0F172A"/></w:rPr><w:t xml:space="preserve">        if (b &amp; 1)</w:t></w:r></w:p><w:p><w:pPr><w:shd w:val="clear" w:color="auto" w:fill="F8FAFC"/><w:spacing w:before="0" w:after="0" w:line="200" w:lineRule="auto"/><w:ind w:left="80" w:right="80"/></w:pPr><w:r><w:rPr><w:rFonts w:ascii="Consolas" w:hAnsi="Consolas"/><w:sz w:val="15"/><w:color w:val="0F172A"/></w:rPr><w:t xml:space="preserve">            res = res * a;</w:t></w:r></w:p><w:p><w:pPr><w:shd w:val="clear" w:color="auto" w:fill="F8FAFC"/><w:spacing w:before="0" w:after="0" w:line="200" w:lineRule="auto"/><w:ind w:left="80" w:right="80"/></w:pPr><w:r><w:rPr><w:rFonts w:ascii="Consolas" w:hAnsi="Consolas"/><w:sz w:val="15"/><w:color w:val="0F172A"/></w:rPr><w:t xml:space="preserve">        a = a * a;</w:t></w:r></w:p><w:p><w:pPr><w:shd w:val="clear" w:color="auto" w:fill="F8FAFC"/><w:spacing w:before="0" w:after="0" w:line="200" w:lineRule="auto"/><w:ind w:left="80" w:right="80"/></w:pPr><w:r><w:rPr><w:rFonts w:ascii="Consolas" w:hAnsi="Consolas"/><w:sz w:val="15"/><w:color w:val="0F172A"/></w:rPr><w:t xml:space="preserve">        b &gt;&gt;= 1;</w:t></w:r></w:p><w:p><w:pPr><w:shd w:val="clear" w:color="auto" w:fill="F8FAFC"/><w:spacing w:before="0" w:after="0" w:line="200" w:lineRule="auto"/><w:ind w:left="80" w:right="80"/></w:pPr><w:r><w:rPr><w:rFonts w:ascii="Consolas" w:hAnsi="Consolas"/><w:sz w:val="15"/><w:color w:val="0F172A"/></w:rPr><w:t xml:space="preserve">    }</w:t></w:r></w:p><w:p><w:pPr><w:shd w:val="clear" w:color="auto" w:fill="F8FAFC"/><w:spacing w:before="0" w:after="0" w:line="200" w:lineRule="auto"/><w:ind w:left="80" w:right="80"/></w:pPr><w:r><w:rPr><w:rFonts w:ascii="Consolas" w:hAnsi="Consolas"/><w:sz w:val="15"/><w:color w:val="0F172A"/></w:rPr><w:t xml:space="preserve">    return res;</w:t></w:r></w:p><w:p><w:pPr><w:shd w:val="clear" w:color="auto" w:fill="F8FAFC"/><w:spacing w:before="0" w:after="0" w:line="200" w:lineRule="auto"/><w:ind w:left="80" w:right="80"/></w:pPr><w:r><w:rPr><w:rFonts w:ascii="Consolas" w:hAnsi="Consolas"/><w:sz w:val="15"/><w:color w:val="0F172A"/></w:rPr><w:t xml:space="preserve">}</w:t></w:r></w:p><w:p><w:pPr><w:pStyle w:val="Heading3"/></w:pPr><w:r><w:rPr><w:b/><w:sz w:val="19"/><w:color w:val="0369A1"/></w:rPr><w:t>3.6 Count Total Set Bits (1s) from 0 to N</w:t></w:r></w:p><w:p><w:pPr><w:ind w:left="200"/><w:spacing w:after="20"/></w:pPr><w:r><w:rPr><w:color w:val="2563EB"/></w:rPr><w:t xml:space="preserve">â€¢ </w:t></w:r><w:r><w:t>**Trigger Prefix:** `numofonef`</w:t></w:r></w:p><w:p><w:pPr><w:ind w:left="200"/><w:spacing w:after="20"/></w:pPr><w:r><w:rPr><w:color w:val="2563EB"/></w:rPr><w:t xml:space="preserve">â€¢ </w:t></w:r><w:r><w:t>**Time Complexity:** $O(\log N)$</w:t></w:r></w:p><w:p><w:pPr><w:ind w:left="200"/><w:spacing w:after="20"/></w:pPr><w:r><w:rPr><w:color w:val="2563EB"/></w:rPr><w:t xml:space="preserve">â€¢ </w:t></w:r><w:r><w:t>**Purpose:** Counts the total number of set bits (&apos;1&apos;s) across all integers in $[0, n]$.</w:t></w:r></w:p><w:p><w:pPr><w:shd w:val="clear" w:color="auto" w:fill="F8FAFC"/><w:spacing w:before="0" w:after="0" w:line="200" w:lineRule="auto"/><w:ind w:left="80" w:right="80"/></w:pPr><w:r><w:rPr><w:rFonts w:ascii="Consolas" w:hAnsi="Consolas"/><w:sz w:val="15"/><w:color w:val="0F172A"/></w:rPr><w:t xml:space="preserve">int numofone(int n)</w:t></w:r></w:p><w:p><w:pPr><w:shd w:val="clear" w:color="auto" w:fill="F8FAFC"/><w:spacing w:before="0" w:after="0" w:line="200" w:lineRule="auto"/><w:ind w:left="80" w:right="80"/></w:pPr><w:r><w:rPr><w:rFonts w:ascii="Consolas" w:hAnsi="Consolas"/><w:sz w:val="15"/><w:color w:val="0F172A"/></w:rPr><w:t xml:space="preserve">{</w:t></w:r></w:p><w:p><w:pPr><w:shd w:val="clear" w:color="auto" w:fill="F8FAFC"/><w:spacing w:before="0" w:after="0" w:line="200" w:lineRule="auto"/><w:ind w:left="80" w:right="80"/></w:pPr><w:r><w:rPr><w:rFonts w:ascii="Consolas" w:hAnsi="Consolas"/><w:sz w:val="15"/><w:color w:val="0F172A"/></w:rPr><w:t xml:space="preserve">    int ans = 0;</w:t></w:r></w:p><w:p><w:pPr><w:shd w:val="clear" w:color="auto" w:fill="F8FAFC"/><w:spacing w:before="0" w:after="0" w:line="200" w:lineRule="auto"/><w:ind w:left="80" w:right="80"/></w:pPr><w:r><w:rPr><w:rFonts w:ascii="Consolas" w:hAnsi="Consolas"/><w:sz w:val="15"/><w:color w:val="0F172A"/></w:rPr><w:t xml:space="preserve">    for (int i = 0; (1ULL &lt;&lt; i) &lt;= n; i++)</w:t></w:r></w:p><w:p><w:pPr><w:shd w:val="clear" w:color="auto" w:fill="F8FAFC"/><w:spacing w:before="0" w:after="0" w:line="200" w:lineRule="auto"/><w:ind w:left="80" w:right="80"/></w:pPr><w:r><w:rPr><w:rFonts w:ascii="Consolas" w:hAnsi="Consolas"/><w:sz w:val="15"/><w:color w:val="0F172A"/></w:rPr><w:t xml:space="preserve">    {</w:t></w:r></w:p><w:p><w:pPr><w:shd w:val="clear" w:color="auto" w:fill="F8FAFC"/><w:spacing w:before="0" w:after="0" w:line="200" w:lineRule="auto"/><w:ind w:left="80" w:right="80"/></w:pPr><w:r><w:rPr><w:rFonts w:ascii="Consolas" w:hAnsi="Consolas"/><w:sz w:val="15"/><w:color w:val="0F172A"/></w:rPr><w:t xml:space="preserve">        int vag = 1ULL &lt;&lt; (i + 1);</w:t></w:r></w:p><w:p><w:pPr><w:shd w:val="clear" w:color="auto" w:fill="F8FAFC"/><w:spacing w:before="0" w:after="0" w:line="200" w:lineRule="auto"/><w:ind w:left="80" w:right="80"/></w:pPr><w:r><w:rPr><w:rFonts w:ascii="Consolas" w:hAnsi="Consolas"/><w:sz w:val="15"/><w:color w:val="0F172A"/></w:rPr><w:t xml:space="preserve">        int arektavag = (n + 1) / vag;</w:t></w:r></w:p><w:p><w:pPr><w:shd w:val="clear" w:color="auto" w:fill="F8FAFC"/><w:spacing w:before="0" w:after="0" w:line="200" w:lineRule="auto"/><w:ind w:left="80" w:right="80"/></w:pPr><w:r><w:rPr><w:rFonts w:ascii="Consolas" w:hAnsi="Consolas"/><w:sz w:val="15"/><w:color w:val="0F172A"/></w:rPr><w:t xml:space="preserve">        ans += (arektavag * (vag &gt;&gt; 1ULL));</w:t></w:r></w:p><w:p><w:pPr><w:shd w:val="clear" w:color="auto" w:fill="F8FAFC"/><w:spacing w:before="0" w:after="0" w:line="200" w:lineRule="auto"/><w:ind w:left="80" w:right="80"/></w:pPr><w:r><w:rPr><w:rFonts w:ascii="Consolas" w:hAnsi="Consolas"/><w:sz w:val="15"/><w:color w:val="0F172A"/></w:rPr><w:t xml:space="preserve">        int obos = (n + 1) % vag;</w:t></w:r></w:p><w:p><w:pPr><w:shd w:val="clear" w:color="auto" w:fill="F8FAFC"/><w:spacing w:before="0" w:after="0" w:line="200" w:lineRule="auto"/><w:ind w:left="80" w:right="80"/></w:pPr><w:r><w:rPr><w:rFonts w:ascii="Consolas" w:hAnsi="Consolas"/><w:sz w:val="15"/><w:color w:val="0F172A"/></w:rPr><w:t xml:space="preserve">        if (obos &gt; (vag &gt;&gt; 1ULL))</w:t></w:r></w:p><w:p><w:pPr><w:shd w:val="clear" w:color="auto" w:fill="F8FAFC"/><w:spacing w:before="0" w:after="0" w:line="200" w:lineRule="auto"/><w:ind w:left="80" w:right="80"/></w:pPr><w:r><w:rPr><w:rFonts w:ascii="Consolas" w:hAnsi="Consolas"/><w:sz w:val="15"/><w:color w:val="0F172A"/></w:rPr><w:t xml:space="preserve">        {</w:t></w:r></w:p><w:p><w:pPr><w:shd w:val="clear" w:color="auto" w:fill="F8FAFC"/><w:spacing w:before="0" w:after="0" w:line="200" w:lineRule="auto"/><w:ind w:left="80" w:right="80"/></w:pPr><w:r><w:rPr><w:rFonts w:ascii="Consolas" w:hAnsi="Consolas"/><w:sz w:val="15"/><w:color w:val="0F172A"/></w:rPr><w:t xml:space="preserve">            ans += ((obos) - (vag &gt;&gt; 1ULL));</w:t></w:r></w:p><w:p><w:pPr><w:shd w:val="clear" w:color="auto" w:fill="F8FAFC"/><w:spacing w:before="0" w:after="0" w:line="200" w:lineRule="auto"/><w:ind w:left="80" w:right="80"/></w:pPr><w:r><w:rPr><w:rFonts w:ascii="Consolas" w:hAnsi="Consolas"/><w:sz w:val="15"/><w:color w:val="0F172A"/></w:rPr><w:t xml:space="preserve">        }</w:t></w:r></w:p><w:p><w:pPr><w:shd w:val="clear" w:color="auto" w:fill="F8FAFC"/><w:spacing w:before="0" w:after="0" w:line="200" w:lineRule="auto"/><w:ind w:left="80" w:right="80"/></w:pPr><w:r><w:rPr><w:rFonts w:ascii="Consolas" w:hAnsi="Consolas"/><w:sz w:val="15"/><w:color w:val="0F172A"/></w:rPr><w:t xml:space="preserve">        if (arektavag == 0)</w:t></w:r></w:p><w:p><w:pPr><w:shd w:val="clear" w:color="auto" w:fill="F8FAFC"/><w:spacing w:before="0" w:after="0" w:line="200" w:lineRule="auto"/><w:ind w:left="80" w:right="80"/></w:pPr><w:r><w:rPr><w:rFonts w:ascii="Consolas" w:hAnsi="Consolas"/><w:sz w:val="15"/><w:color w:val="0F172A"/></w:rPr><w:t xml:space="preserve">            break;</w:t></w:r></w:p><w:p><w:pPr><w:shd w:val="clear" w:color="auto" w:fill="F8FAFC"/><w:spacing w:before="0" w:after="0" w:line="200" w:lineRule="auto"/><w:ind w:left="80" w:right="80"/></w:pPr><w:r><w:rPr><w:rFonts w:ascii="Consolas" w:hAnsi="Consolas"/><w:sz w:val="15"/><w:color w:val="0F172A"/></w:rPr><w:t xml:space="preserve">    }</w:t></w:r></w:p><w:p><w:pPr><w:shd w:val="clear" w:color="auto" w:fill="F8FAFC"/><w:spacing w:before="0" w:after="0" w:line="200" w:lineRule="auto"/><w:ind w:left="80" w:right="80"/></w:pPr><w:r><w:rPr><w:rFonts w:ascii="Consolas" w:hAnsi="Consolas"/><w:sz w:val="15"/><w:color w:val="0F172A"/></w:rPr><w:t xml:space="preserve">    return ans;</w:t></w:r></w:p><w:p><w:pPr><w:shd w:val="clear" w:color="auto" w:fill="F8FAFC"/><w:spacing w:before="0" w:after="0" w:line="200" w:lineRule="auto"/><w:ind w:left="80" w:right="80"/></w:pPr><w:r><w:rPr><w:rFonts w:ascii="Consolas" w:hAnsi="Consolas"/><w:sz w:val="15"/><w:color w:val="0F172A"/></w:rPr><w:t xml:space="preserve">}</w:t></w:r></w:p><w:p><w:pPr><w:pStyle w:val="Heading3"/></w:pPr><w:r><w:rPr><w:b/><w:sz w:val="19"/><w:color w:val="0369A1"/></w:rPr><w:t>3.7 Extended GCD &amp; Modular Inverse</w:t></w:r></w:p><w:p><w:pPr><w:ind w:left="200"/><w:spacing w:after="20"/></w:pPr><w:r><w:rPr><w:color w:val="2563EB"/></w:rPr><w:t xml:space="preserve">â€¢ </w:t></w:r><w:r><w:t>**Time Complexity:** $O(\log(\min(a, b)))$</w:t></w:r></w:p><w:p><w:pPr><w:shd w:val="clear" w:color="auto" w:fill="F8FAFC"/><w:spacing w:before="0" w:after="0" w:line="200" w:lineRule="auto"/><w:ind w:left="80" w:right="80"/></w:pPr><w:r><w:rPr><w:rFonts w:ascii="Consolas" w:hAnsi="Consolas"/><w:sz w:val="15"/><w:color w:val="0F172A"/></w:rPr><w:t xml:space="preserve">pair&lt;int, int&gt; ext_gcd(int a, int b) {</w:t></w:r></w:p><w:p><w:pPr><w:shd w:val="clear" w:color="auto" w:fill="F8FAFC"/><w:spacing w:before="0" w:after="0" w:line="200" w:lineRule="auto"/><w:ind w:left="80" w:right="80"/></w:pPr><w:r><w:rPr><w:rFonts w:ascii="Consolas" w:hAnsi="Consolas"/><w:sz w:val="15"/><w:color w:val="0F172A"/></w:rPr><w:t xml:space="preserve">    if (b == 0) return {1, 0};</w:t></w:r></w:p><w:p><w:pPr><w:shd w:val="clear" w:color="auto" w:fill="F8FAFC"/><w:spacing w:before="0" w:after="0" w:line="200" w:lineRule="auto"/><w:ind w:left="80" w:right="80"/></w:pPr><w:r><w:rPr><w:rFonts w:ascii="Consolas" w:hAnsi="Consolas"/><w:sz w:val="15"/><w:color w:val="0F172A"/></w:rPr><w:t xml:space="preserve">    auto [x1, y1] = ext_gcd(b, a % b);</w:t></w:r></w:p><w:p><w:pPr><w:shd w:val="clear" w:color="auto" w:fill="F8FAFC"/><w:spacing w:before="0" w:after="0" w:line="200" w:lineRule="auto"/><w:ind w:left="80" w:right="80"/></w:pPr><w:r><w:rPr><w:rFonts w:ascii="Consolas" w:hAnsi="Consolas"/><w:sz w:val="15"/><w:color w:val="0F172A"/></w:rPr><w:t xml:space="preserve">    return {y1, x1 - y1 * (a / b)};</w:t></w:r></w:p><w:p><w:pPr><w:shd w:val="clear" w:color="auto" w:fill="F8FAFC"/><w:spacing w:before="0" w:after="0" w:line="200" w:lineRule="auto"/><w:ind w:left="80" w:right="80"/></w:pPr><w:r><w:rPr><w:rFonts w:ascii="Consolas" w:hAnsi="Consolas"/><w:sz w:val="15"/><w:color w:val="0F172A"/></w:rPr><w:t xml:space="preserve">}</w:t></w:r></w:p><w:p><w:pPr><w:shd w:val="clear" w:color="auto" w:fill="F8FAFC"/><w:spacing w:before="0" w:after="0" w:line="200" w:lineRule="auto"/><w:ind w:left="80" w:right="80"/></w:pPr><w:r><w:rPr><w:rFonts w:ascii="Consolas" w:hAnsi="Consolas"/><w:sz w:val="15"/><w:color w:val="0F172A"/></w:rPr><w:t xml:space="preserve"></w:t></w:r></w:p><w:p><w:pPr><w:shd w:val="clear" w:color="auto" w:fill="F8FAFC"/><w:spacing w:before="0" w:after="0" w:line="200" w:lineRule="auto"/><w:ind w:left="80" w:right="80"/></w:pPr><w:r><w:rPr><w:rFonts w:ascii="Consolas" w:hAnsi="Consolas"/><w:sz w:val="15"/><w:color w:val="0F172A"/></w:rPr><w:t xml:space="preserve">int mod_inverse(int a, int m) {</w:t></w:r></w:p><w:p><w:pPr><w:shd w:val="clear" w:color="auto" w:fill="F8FAFC"/><w:spacing w:before="0" w:after="0" w:line="200" w:lineRule="auto"/><w:ind w:left="80" w:right="80"/></w:pPr><w:r><w:rPr><w:rFonts w:ascii="Consolas" w:hAnsi="Consolas"/><w:sz w:val="15"/><w:color w:val="0F172A"/></w:rPr><w:t xml:space="preserve">    auto [x, y] = ext_gcd(a, m);</w:t></w:r></w:p><w:p><w:pPr><w:shd w:val="clear" w:color="auto" w:fill="F8FAFC"/><w:spacing w:before="0" w:after="0" w:line="200" w:lineRule="auto"/><w:ind w:left="80" w:right="80"/></w:pPr><w:r><w:rPr><w:rFonts w:ascii="Consolas" w:hAnsi="Consolas"/><w:sz w:val="15"/><w:color w:val="0F172A"/></w:rPr><w:t xml:space="preserve">    return (x % m + m) % m;</w:t></w:r></w:p><w:p><w:pPr><w:shd w:val="clear" w:color="auto" w:fill="F8FAFC"/><w:spacing w:before="0" w:after="0" w:line="200" w:lineRule="auto"/><w:ind w:left="80" w:right="80"/></w:pPr><w:r><w:rPr><w:rFonts w:ascii="Consolas" w:hAnsi="Consolas"/><w:sz w:val="15"/><w:color w:val="0F172A"/></w:rPr><w:t xml:space="preserve">}</w:t></w:r></w:p><w:p><w:pPr><w:pBdr><w:bottom w:val="single" w:sz="4" w:space="1" w:color="CBD5E0"/></w:pPr></w:p><w:p><w:pPr><w:pStyle w:val="Heading1"/></w:pPr><w:r><w:rPr><w:b/><w:sz w:val="26"/><w:color w:val="1E3A8A"/></w:rPr><w:t>Section 4: Graph Representations &amp; Traversals</w:t></w:r></w:p><w:p><w:pPr><w:pStyle w:val="Heading3"/></w:pPr><w:r><w:rPr><w:b/><w:sz w:val="19"/><w:color w:val="0369A1"/></w:rPr><w:t>4.1 Adjacency List Input</w:t></w:r></w:p><w:p><w:pPr><w:ind w:left="200"/><w:spacing w:after="20"/></w:pPr><w:r><w:rPr><w:color w:val="2563EB"/></w:rPr><w:t xml:space="preserve">â€¢ </w:t></w:r><w:r><w:t>**Trigger Prefix:** `adjlist`</w:t></w:r></w:p><w:p><w:pPr><w:ind w:left="200"/><w:spacing w:after="20"/></w:pPr><w:r><w:rPr><w:color w:val="2563EB"/></w:rPr><w:t xml:space="preserve">â€¢ </w:t></w:r><w:r><w:t>**Usage:** Input for general weighted graph with $V$ vertices and $E$ edges.</w:t></w:r></w:p><w:p><w:pPr><w:shd w:val="clear" w:color="auto" w:fill="F8FAFC"/><w:spacing w:before="0" w:after="0" w:line="200" w:lineRule="auto"/><w:ind w:left="80" w:right="80"/></w:pPr><w:r><w:rPr><w:rFonts w:ascii="Consolas" w:hAnsi="Consolas"/><w:sz w:val="15"/><w:color w:val="0F172A"/></w:rPr><w:t xml:space="preserve">int V, E;</w:t></w:r></w:p><w:p><w:pPr><w:shd w:val="clear" w:color="auto" w:fill="F8FAFC"/><w:spacing w:before="0" w:after="0" w:line="200" w:lineRule="auto"/><w:ind w:left="80" w:right="80"/></w:pPr><w:r><w:rPr><w:rFonts w:ascii="Consolas" w:hAnsi="Consolas"/><w:sz w:val="15"/><w:color w:val="0F172A"/></w:rPr><w:t xml:space="preserve">cin &gt;&gt; V &gt;&gt; E;</w:t></w:r></w:p><w:p><w:pPr><w:shd w:val="clear" w:color="auto" w:fill="F8FAFC"/><w:spacing w:before="0" w:after="0" w:line="200" w:lineRule="auto"/><w:ind w:left="80" w:right="80"/></w:pPr><w:r><w:rPr><w:rFonts w:ascii="Consolas" w:hAnsi="Consolas"/><w:sz w:val="15"/><w:color w:val="0F172A"/></w:rPr><w:t xml:space="preserve"></w:t></w:r></w:p><w:p><w:pPr><w:shd w:val="clear" w:color="auto" w:fill="F8FAFC"/><w:spacing w:before="0" w:after="0" w:line="200" w:lineRule="auto"/><w:ind w:left="80" w:right="80"/></w:pPr><w:r><w:rPr><w:rFonts w:ascii="Consolas" w:hAnsi="Consolas"/><w:sz w:val="15"/><w:color w:val="0F172A"/></w:rPr><w:t xml:space="preserve">// Adjacency list: adj[u] = vector of {v, weight}</w:t></w:r></w:p><w:p><w:pPr><w:shd w:val="clear" w:color="auto" w:fill="F8FAFC"/><w:spacing w:before="0" w:after="0" w:line="200" w:lineRule="auto"/><w:ind w:left="80" w:right="80"/></w:pPr><w:r><w:rPr><w:rFonts w:ascii="Consolas" w:hAnsi="Consolas"/><w:sz w:val="15"/><w:color w:val="0F172A"/></w:rPr><w:t xml:space="preserve">vector&lt;vector&lt;pair&lt;int, int&gt;&gt;&gt; adj(V);</w:t></w:r></w:p><w:p><w:pPr><w:shd w:val="clear" w:color="auto" w:fill="F8FAFC"/><w:spacing w:before="0" w:after="0" w:line="200" w:lineRule="auto"/><w:ind w:left="80" w:right="80"/></w:pPr><w:r><w:rPr><w:rFonts w:ascii="Consolas" w:hAnsi="Consolas"/><w:sz w:val="15"/><w:color w:val="0F172A"/></w:rPr><w:t xml:space="preserve"></w:t></w:r></w:p><w:p><w:pPr><w:shd w:val="clear" w:color="auto" w:fill="F8FAFC"/><w:spacing w:before="0" w:after="0" w:line="200" w:lineRule="auto"/><w:ind w:left="80" w:right="80"/></w:pPr><w:r><w:rPr><w:rFonts w:ascii="Consolas" w:hAnsi="Consolas"/><w:sz w:val="15"/><w:color w:val="0F172A"/></w:rPr><w:t xml:space="preserve">for (int i = 0; i &lt; E; ++i) {</w:t></w:r></w:p><w:p><w:pPr><w:shd w:val="clear" w:color="auto" w:fill="F8FAFC"/><w:spacing w:before="0" w:after="0" w:line="200" w:lineRule="auto"/><w:ind w:left="80" w:right="80"/></w:pPr><w:r><w:rPr><w:rFonts w:ascii="Consolas" w:hAnsi="Consolas"/><w:sz w:val="15"/><w:color w:val="0F172A"/></w:rPr><w:t xml:space="preserve">    int u, v, w;</w:t></w:r></w:p><w:p><w:pPr><w:shd w:val="clear" w:color="auto" w:fill="F8FAFC"/><w:spacing w:before="0" w:after="0" w:line="200" w:lineRule="auto"/><w:ind w:left="80" w:right="80"/></w:pPr><w:r><w:rPr><w:rFonts w:ascii="Consolas" w:hAnsi="Consolas"/><w:sz w:val="15"/><w:color w:val="0F172A"/></w:rPr><w:t xml:space="preserve">    cin &gt;&gt; u &gt;&gt; v &gt;&gt; w;</w:t></w:r></w:p><w:p><w:pPr><w:shd w:val="clear" w:color="auto" w:fill="F8FAFC"/><w:spacing w:before="0" w:after="0" w:line="200" w:lineRule="auto"/><w:ind w:left="80" w:right="80"/></w:pPr><w:r><w:rPr><w:rFonts w:ascii="Consolas" w:hAnsi="Consolas"/><w:sz w:val="15"/><w:color w:val="0F172A"/></w:rPr><w:t xml:space="preserve">    adj[u].push_back({v, w}); // for directed graph</w:t></w:r></w:p><w:p><w:pPr><w:shd w:val="clear" w:color="auto" w:fill="F8FAFC"/><w:spacing w:before="0" w:after="0" w:line="200" w:lineRule="auto"/><w:ind w:left="80" w:right="80"/></w:pPr><w:r><w:rPr><w:rFonts w:ascii="Consolas" w:hAnsi="Consolas"/><w:sz w:val="15"/><w:color w:val="0F172A"/></w:rPr><w:t xml:space="preserve">    // adj[v].push_back({u, w}); // for undirected graph</w:t></w:r></w:p><w:p><w:pPr><w:shd w:val="clear" w:color="auto" w:fill="F8FAFC"/><w:spacing w:before="0" w:after="0" w:line="200" w:lineRule="auto"/><w:ind w:left="80" w:right="80"/></w:pPr><w:r><w:rPr><w:rFonts w:ascii="Consolas" w:hAnsi="Consolas"/><w:sz w:val="15"/><w:color w:val="0F172A"/></w:rPr><w:t xml:space="preserve">}</w:t></w:r></w:p><w:p><w:pPr><w:pStyle w:val="Heading3"/></w:pPr><w:r><w:rPr><w:b/><w:sz w:val="19"/><w:color w:val="0369A1"/></w:rPr><w:t>4.2 Edge List Input</w:t></w:r></w:p><w:p><w:pPr><w:ind w:left="200"/><w:spacing w:after="20"/></w:pPr><w:r><w:rPr><w:color w:val="2563EB"/></w:rPr><w:t xml:space="preserve">â€¢ </w:t></w:r><w:r><w:t>**Trigger Prefix:** `adjmat`</w:t></w:r></w:p><w:p><w:pPr><w:shd w:val="clear" w:color="auto" w:fill="F8FAFC"/><w:spacing w:before="0" w:after="0" w:line="200" w:lineRule="auto"/><w:ind w:left="80" w:right="80"/></w:pPr><w:r><w:rPr><w:rFonts w:ascii="Consolas" w:hAnsi="Consolas"/><w:sz w:val="15"/><w:color w:val="0F172A"/></w:rPr><w:t xml:space="preserve">int V, E;</w:t></w:r></w:p><w:p><w:pPr><w:shd w:val="clear" w:color="auto" w:fill="F8FAFC"/><w:spacing w:before="0" w:after="0" w:line="200" w:lineRule="auto"/><w:ind w:left="80" w:right="80"/></w:pPr><w:r><w:rPr><w:rFonts w:ascii="Consolas" w:hAnsi="Consolas"/><w:sz w:val="15"/><w:color w:val="0F172A"/></w:rPr><w:t xml:space="preserve">cin &gt;&gt; V &gt;&gt; E;</w:t></w:r></w:p><w:p><w:pPr><w:shd w:val="clear" w:color="auto" w:fill="F8FAFC"/><w:spacing w:before="0" w:after="0" w:line="200" w:lineRule="auto"/><w:ind w:left="80" w:right="80"/></w:pPr><w:r><w:rPr><w:rFonts w:ascii="Consolas" w:hAnsi="Consolas"/><w:sz w:val="15"/><w:color w:val="0F172A"/></w:rPr><w:t xml:space="preserve"></w:t></w:r></w:p><w:p><w:pPr><w:shd w:val="clear" w:color="auto" w:fill="F8FAFC"/><w:spacing w:before="0" w:after="0" w:line="200" w:lineRule="auto"/><w:ind w:left="80" w:right="80"/></w:pPr><w:r><w:rPr><w:rFonts w:ascii="Consolas" w:hAnsi="Consolas"/><w:sz w:val="15"/><w:color w:val="0F172A"/></w:rPr><w:t xml:space="preserve">// Edge list: each edge is a vector of 3 integers {u, v, weight}</w:t></w:r></w:p><w:p><w:pPr><w:shd w:val="clear" w:color="auto" w:fill="F8FAFC"/><w:spacing w:before="0" w:after="0" w:line="200" w:lineRule="auto"/><w:ind w:left="80" w:right="80"/></w:pPr><w:r><w:rPr><w:rFonts w:ascii="Consolas" w:hAnsi="Consolas"/><w:sz w:val="15"/><w:color w:val="0F172A"/></w:rPr><w:t xml:space="preserve">vector&lt;vector&lt;int&gt;&gt; edges;</w:t></w:r></w:p><w:p><w:pPr><w:shd w:val="clear" w:color="auto" w:fill="F8FAFC"/><w:spacing w:before="0" w:after="0" w:line="200" w:lineRule="auto"/><w:ind w:left="80" w:right="80"/></w:pPr><w:r><w:rPr><w:rFonts w:ascii="Consolas" w:hAnsi="Consolas"/><w:sz w:val="15"/><w:color w:val="0F172A"/></w:rPr><w:t xml:space="preserve"></w:t></w:r></w:p><w:p><w:pPr><w:shd w:val="clear" w:color="auto" w:fill="F8FAFC"/><w:spacing w:before="0" w:after="0" w:line="200" w:lineRule="auto"/><w:ind w:left="80" w:right="80"/></w:pPr><w:r><w:rPr><w:rFonts w:ascii="Consolas" w:hAnsi="Consolas"/><w:sz w:val="15"/><w:color w:val="0F172A"/></w:rPr><w:t xml:space="preserve">for (int i = 0; i &lt; E; ++i) {</w:t></w:r></w:p><w:p><w:pPr><w:shd w:val="clear" w:color="auto" w:fill="F8FAFC"/><w:spacing w:before="0" w:after="0" w:line="200" w:lineRule="auto"/><w:ind w:left="80" w:right="80"/></w:pPr><w:r><w:rPr><w:rFonts w:ascii="Consolas" w:hAnsi="Consolas"/><w:sz w:val="15"/><w:color w:val="0F172A"/></w:rPr><w:t xml:space="preserve">    int u, v, w;</w:t></w:r></w:p><w:p><w:pPr><w:shd w:val="clear" w:color="auto" w:fill="F8FAFC"/><w:spacing w:before="0" w:after="0" w:line="200" w:lineRule="auto"/><w:ind w:left="80" w:right="80"/></w:pPr><w:r><w:rPr><w:rFonts w:ascii="Consolas" w:hAnsi="Consolas"/><w:sz w:val="15"/><w:color w:val="0F172A"/></w:rPr><w:t xml:space="preserve">    cin &gt;&gt; u &gt;&gt; v &gt;&gt; w;</w:t></w:r></w:p><w:p><w:pPr><w:shd w:val="clear" w:color="auto" w:fill="F8FAFC"/><w:spacing w:before="0" w:after="0" w:line="200" w:lineRule="auto"/><w:ind w:left="80" w:right="80"/></w:pPr><w:r><w:rPr><w:rFonts w:ascii="Consolas" w:hAnsi="Consolas"/><w:sz w:val="15"/><w:color w:val="0F172A"/></w:rPr><w:t xml:space="preserve">    edges.push_back({u, v, w});</w:t></w:r></w:p><w:p><w:pPr><w:shd w:val="clear" w:color="auto" w:fill="F8FAFC"/><w:spacing w:before="0" w:after="0" w:line="200" w:lineRule="auto"/><w:ind w:left="80" w:right="80"/></w:pPr><w:r><w:rPr><w:rFonts w:ascii="Consolas" w:hAnsi="Consolas"/><w:sz w:val="15"/><w:color w:val="0F172A"/></w:rPr><w:t xml:space="preserve">}</w:t></w:r></w:p><w:p><w:pPr><w:pStyle w:val="Heading3"/></w:pPr><w:r><w:rPr><w:b/><w:sz w:val="19"/><w:color w:val="0369A1"/></w:rPr><w:t>4.3 DFS Traversal with Graph Input</w:t></w:r></w:p><w:p><w:pPr><w:ind w:left="200"/><w:spacing w:after="20"/></w:pPr><w:r><w:rPr><w:color w:val="2563EB"/></w:rPr><w:t xml:space="preserve">â€¢ </w:t></w:r><w:r><w:t>**Trigger Prefix:** `dfs`</w:t></w:r></w:p><w:p><w:pPr><w:ind w:left="200"/><w:spacing w:after="20"/></w:pPr><w:r><w:rPr><w:color w:val="2563EB"/></w:rPr><w:t xml:space="preserve">â€¢ </w:t></w:r><w:r><w:t>**Time Complexity:** $O(V + E)$</w:t></w:r></w:p><w:p><w:pPr><w:shd w:val="clear" w:color="auto" w:fill="F8FAFC"/><w:spacing w:before="0" w:after="0" w:line="200" w:lineRule="auto"/><w:ind w:left="80" w:right="80"/></w:pPr><w:r><w:rPr><w:rFonts w:ascii="Consolas" w:hAnsi="Consolas"/><w:sz w:val="15"/><w:color w:val="0F172A"/></w:rPr><w:t xml:space="preserve">void dfs(int node, const vector&lt;int&gt; adj[], vector&lt;bool&gt;&amp; visited) {</w:t></w:r></w:p><w:p><w:pPr><w:shd w:val="clear" w:color="auto" w:fill="F8FAFC"/><w:spacing w:before="0" w:after="0" w:line="200" w:lineRule="auto"/><w:ind w:left="80" w:right="80"/></w:pPr><w:r><w:rPr><w:rFonts w:ascii="Consolas" w:hAnsi="Consolas"/><w:sz w:val="15"/><w:color w:val="0F172A"/></w:rPr><w:t xml:space="preserve">    visited[node] = true;</w:t></w:r></w:p><w:p><w:pPr><w:shd w:val="clear" w:color="auto" w:fill="F8FAFC"/><w:spacing w:before="0" w:after="0" w:line="200" w:lineRule="auto"/><w:ind w:left="80" w:right="80"/></w:pPr><w:r><w:rPr><w:rFonts w:ascii="Consolas" w:hAnsi="Consolas"/><w:sz w:val="15"/><w:color w:val="0F172A"/></w:rPr><w:t xml:space="preserve">    for (int neighbor : adj[node]) {</w:t></w:r></w:p><w:p><w:pPr><w:shd w:val="clear" w:color="auto" w:fill="F8FAFC"/><w:spacing w:before="0" w:after="0" w:line="200" w:lineRule="auto"/><w:ind w:left="80" w:right="80"/></w:pPr><w:r><w:rPr><w:rFonts w:ascii="Consolas" w:hAnsi="Consolas"/><w:sz w:val="15"/><w:color w:val="0F172A"/></w:rPr><w:t xml:space="preserve">        if (!visited[neighbor]) {</w:t></w:r></w:p><w:p><w:pPr><w:shd w:val="clear" w:color="auto" w:fill="F8FAFC"/><w:spacing w:before="0" w:after="0" w:line="200" w:lineRule="auto"/><w:ind w:left="80" w:right="80"/></w:pPr><w:r><w:rPr><w:rFonts w:ascii="Consolas" w:hAnsi="Consolas"/><w:sz w:val="15"/><w:color w:val="0F172A"/></w:rPr><w:t xml:space="preserve">            dfs(neighbor, adj, visited);</w:t></w:r></w:p><w:p><w:pPr><w:shd w:val="clear" w:color="auto" w:fill="F8FAFC"/><w:spacing w:before="0" w:after="0" w:line="200" w:lineRule="auto"/><w:ind w:left="80" w:right="80"/></w:pPr><w:r><w:rPr><w:rFonts w:ascii="Consolas" w:hAnsi="Consolas"/><w:sz w:val="15"/><w:color w:val="0F172A"/></w:rPr><w:t xml:space="preserve">        }</w:t></w:r></w:p><w:p><w:pPr><w:shd w:val="clear" w:color="auto" w:fill="F8FAFC"/><w:spacing w:before="0" w:after="0" w:line="200" w:lineRule="auto"/><w:ind w:left="80" w:right="80"/></w:pPr><w:r><w:rPr><w:rFonts w:ascii="Consolas" w:hAnsi="Consolas"/><w:sz w:val="15"/><w:color w:val="0F172A"/></w:rPr><w:t xml:space="preserve">    }</w:t></w:r></w:p><w:p><w:pPr><w:shd w:val="clear" w:color="auto" w:fill="F8FAFC"/><w:spacing w:before="0" w:after="0" w:line="200" w:lineRule="auto"/><w:ind w:left="80" w:right="80"/></w:pPr><w:r><w:rPr><w:rFonts w:ascii="Consolas" w:hAnsi="Consolas"/><w:sz w:val="15"/><w:color w:val="0F172A"/></w:rPr><w:t xml:space="preserve">}</w:t></w:r></w:p><w:p><w:pPr><w:shd w:val="clear" w:color="auto" w:fill="F8FAFC"/><w:spacing w:before="0" w:after="0" w:line="200" w:lineRule="auto"/><w:ind w:left="80" w:right="80"/></w:pPr><w:r><w:rPr><w:rFonts w:ascii="Consolas" w:hAnsi="Consolas"/><w:sz w:val="15"/><w:color w:val="0F172A"/></w:rPr><w:t xml:space="preserve"></w:t></w:r></w:p><w:p><w:pPr><w:shd w:val="clear" w:color="auto" w:fill="F8FAFC"/><w:spacing w:before="0" w:after="0" w:line="200" w:lineRule="auto"/><w:ind w:left="80" w:right="80"/></w:pPr><w:r><w:rPr><w:rFonts w:ascii="Consolas" w:hAnsi="Consolas"/><w:sz w:val="15"/><w:color w:val="0F172A"/></w:rPr><w:t xml:space="preserve">signed main() {</w:t></w:r></w:p><w:p><w:pPr><w:shd w:val="clear" w:color="auto" w:fill="F8FAFC"/><w:spacing w:before="0" w:after="0" w:line="200" w:lineRule="auto"/><w:ind w:left="80" w:right="80"/></w:pPr><w:r><w:rPr><w:rFonts w:ascii="Consolas" w:hAnsi="Consolas"/><w:sz w:val="15"/><w:color w:val="0F172A"/></w:rPr><w:t xml:space="preserve">    int n, m; cin &gt;&gt; n &gt;&gt; m;</w:t></w:r></w:p><w:p><w:pPr><w:shd w:val="clear" w:color="auto" w:fill="F8FAFC"/><w:spacing w:before="0" w:after="0" w:line="200" w:lineRule="auto"/><w:ind w:left="80" w:right="80"/></w:pPr><w:r><w:rPr><w:rFonts w:ascii="Consolas" w:hAnsi="Consolas"/><w:sz w:val="15"/><w:color w:val="0F172A"/></w:rPr><w:t xml:space="preserve">    vector&lt;int&gt; adj[n + 1];</w:t></w:r></w:p><w:p><w:pPr><w:shd w:val="clear" w:color="auto" w:fill="F8FAFC"/><w:spacing w:before="0" w:after="0" w:line="200" w:lineRule="auto"/><w:ind w:left="80" w:right="80"/></w:pPr><w:r><w:rPr><w:rFonts w:ascii="Consolas" w:hAnsi="Consolas"/><w:sz w:val="15"/><w:color w:val="0F172A"/></w:rPr><w:t xml:space="preserve">    vector&lt;bool&gt; visited(n + 1, false);</w:t></w:r></w:p><w:p><w:pPr><w:shd w:val="clear" w:color="auto" w:fill="F8FAFC"/><w:spacing w:before="0" w:after="0" w:line="200" w:lineRule="auto"/><w:ind w:left="80" w:right="80"/></w:pPr><w:r><w:rPr><w:rFonts w:ascii="Consolas" w:hAnsi="Consolas"/><w:sz w:val="15"/><w:color w:val="0F172A"/></w:rPr><w:t xml:space="preserve"></w:t></w:r></w:p><w:p><w:pPr><w:shd w:val="clear" w:color="auto" w:fill="F8FAFC"/><w:spacing w:before="0" w:after="0" w:line="200" w:lineRule="auto"/><w:ind w:left="80" w:right="80"/></w:pPr><w:r><w:rPr><w:rFonts w:ascii="Consolas" w:hAnsi="Consolas"/><w:sz w:val="15"/><w:color w:val="0F172A"/></w:rPr><w:t xml:space="preserve">    for (int i = 0; i &lt; m; ++i) {</w:t></w:r></w:p><w:p><w:pPr><w:shd w:val="clear" w:color="auto" w:fill="F8FAFC"/><w:spacing w:before="0" w:after="0" w:line="200" w:lineRule="auto"/><w:ind w:left="80" w:right="80"/></w:pPr><w:r><w:rPr><w:rFonts w:ascii="Consolas" w:hAnsi="Consolas"/><w:sz w:val="15"/><w:color w:val="0F172A"/></w:rPr><w:t xml:space="preserve">        int u, v; cin &gt;&gt; u &gt;&gt; v;</w:t></w:r></w:p><w:p><w:pPr><w:shd w:val="clear" w:color="auto" w:fill="F8FAFC"/><w:spacing w:before="0" w:after="0" w:line="200" w:lineRule="auto"/><w:ind w:left="80" w:right="80"/></w:pPr><w:r><w:rPr><w:rFonts w:ascii="Consolas" w:hAnsi="Consolas"/><w:sz w:val="15"/><w:color w:val="0F172A"/></w:rPr><w:t xml:space="preserve">        adj[u].push_back(v);</w:t></w:r></w:p><w:p><w:pPr><w:shd w:val="clear" w:color="auto" w:fill="F8FAFC"/><w:spacing w:before="0" w:after="0" w:line="200" w:lineRule="auto"/><w:ind w:left="80" w:right="80"/></w:pPr><w:r><w:rPr><w:rFonts w:ascii="Consolas" w:hAnsi="Consolas"/><w:sz w:val="15"/><w:color w:val="0F172A"/></w:rPr><w:t xml:space="preserve">        adj[v].push_back(u); // Remove if directed</w:t></w:r></w:p><w:p><w:pPr><w:shd w:val="clear" w:color="auto" w:fill="F8FAFC"/><w:spacing w:before="0" w:after="0" w:line="200" w:lineRule="auto"/><w:ind w:left="80" w:right="80"/></w:pPr><w:r><w:rPr><w:rFonts w:ascii="Consolas" w:hAnsi="Consolas"/><w:sz w:val="15"/><w:color w:val="0F172A"/></w:rPr><w:t xml:space="preserve">    }</w:t></w:r></w:p><w:p><w:pPr><w:shd w:val="clear" w:color="auto" w:fill="F8FAFC"/><w:spacing w:before="0" w:after="0" w:line="200" w:lineRule="auto"/><w:ind w:left="80" w:right="80"/></w:pPr><w:r><w:rPr><w:rFonts w:ascii="Consolas" w:hAnsi="Consolas"/><w:sz w:val="15"/><w:color w:val="0F172A"/></w:rPr><w:t xml:space="preserve"></w:t></w:r></w:p><w:p><w:pPr><w:shd w:val="clear" w:color="auto" w:fill="F8FAFC"/><w:spacing w:before="0" w:after="0" w:line="200" w:lineRule="auto"/><w:ind w:left="80" w:right="80"/></w:pPr><w:r><w:rPr><w:rFonts w:ascii="Consolas" w:hAnsi="Consolas"/><w:sz w:val="15"/><w:color w:val="0F172A"/></w:rPr><w:t xml:space="preserve">    for (int i = 1; i &lt;= n; ++i) {</w:t></w:r></w:p><w:p><w:pPr><w:shd w:val="clear" w:color="auto" w:fill="F8FAFC"/><w:spacing w:before="0" w:after="0" w:line="200" w:lineRule="auto"/><w:ind w:left="80" w:right="80"/></w:pPr><w:r><w:rPr><w:rFonts w:ascii="Consolas" w:hAnsi="Consolas"/><w:sz w:val="15"/><w:color w:val="0F172A"/></w:rPr><w:t xml:space="preserve">        if (!visited[i]) dfs(i, adj, visited);</w:t></w:r></w:p><w:p><w:pPr><w:shd w:val="clear" w:color="auto" w:fill="F8FAFC"/><w:spacing w:before="0" w:after="0" w:line="200" w:lineRule="auto"/><w:ind w:left="80" w:right="80"/></w:pPr><w:r><w:rPr><w:rFonts w:ascii="Consolas" w:hAnsi="Consolas"/><w:sz w:val="15"/><w:color w:val="0F172A"/></w:rPr><w:t xml:space="preserve">    }</w:t></w:r></w:p><w:p><w:pPr><w:shd w:val="clear" w:color="auto" w:fill="F8FAFC"/><w:spacing w:before="0" w:after="0" w:line="200" w:lineRule="auto"/><w:ind w:left="80" w:right="80"/></w:pPr><w:r><w:rPr><w:rFonts w:ascii="Consolas" w:hAnsi="Consolas"/><w:sz w:val="15"/><w:color w:val="0F172A"/></w:rPr><w:t xml:space="preserve">    return 0;</w:t></w:r></w:p><w:p><w:pPr><w:shd w:val="clear" w:color="auto" w:fill="F8FAFC"/><w:spacing w:before="0" w:after="0" w:line="200" w:lineRule="auto"/><w:ind w:left="80" w:right="80"/></w:pPr><w:r><w:rPr><w:rFonts w:ascii="Consolas" w:hAnsi="Consolas"/><w:sz w:val="15"/><w:color w:val="0F172A"/></w:rPr><w:t xml:space="preserve">}</w:t></w:r></w:p><w:p><w:pPr><w:pStyle w:val="Heading3"/></w:pPr><w:r><w:rPr><w:b/><w:sz w:val="19"/><w:color w:val="0369A1"/></w:rPr><w:t>4.4 DFS Function Only</w:t></w:r></w:p><w:p><w:pPr><w:ind w:left="200"/><w:spacing w:after="20"/></w:pPr><w:r><w:rPr><w:color w:val="2563EB"/></w:rPr><w:t xml:space="preserve">â€¢ </w:t></w:r><w:r><w:t>**Trigger Prefix:** `dfsfunc`</w:t></w:r></w:p><w:p><w:pPr><w:shd w:val="clear" w:color="auto" w:fill="F8FAFC"/><w:spacing w:before="0" w:after="0" w:line="200" w:lineRule="auto"/><w:ind w:left="80" w:right="80"/></w:pPr><w:r><w:rPr><w:rFonts w:ascii="Consolas" w:hAnsi="Consolas"/><w:sz w:val="15"/><w:color w:val="0F172A"/></w:rPr><w:t xml:space="preserve">void dfs(int node, const vector&lt;int&gt; adj[], vector&lt;bool&gt;&amp; visited) {</w:t></w:r></w:p><w:p><w:pPr><w:shd w:val="clear" w:color="auto" w:fill="F8FAFC"/><w:spacing w:before="0" w:after="0" w:line="200" w:lineRule="auto"/><w:ind w:left="80" w:right="80"/></w:pPr><w:r><w:rPr><w:rFonts w:ascii="Consolas" w:hAnsi="Consolas"/><w:sz w:val="15"/><w:color w:val="0F172A"/></w:rPr><w:t xml:space="preserve">    visited[node] = true;</w:t></w:r></w:p><w:p><w:pPr><w:shd w:val="clear" w:color="auto" w:fill="F8FAFC"/><w:spacing w:before="0" w:after="0" w:line="200" w:lineRule="auto"/><w:ind w:left="80" w:right="80"/></w:pPr><w:r><w:rPr><w:rFonts w:ascii="Consolas" w:hAnsi="Consolas"/><w:sz w:val="15"/><w:color w:val="0F172A"/></w:rPr><w:t xml:space="preserve">    for (int neighbor : adj[node]) {</w:t></w:r></w:p><w:p><w:pPr><w:shd w:val="clear" w:color="auto" w:fill="F8FAFC"/><w:spacing w:before="0" w:after="0" w:line="200" w:lineRule="auto"/><w:ind w:left="80" w:right="80"/></w:pPr><w:r><w:rPr><w:rFonts w:ascii="Consolas" w:hAnsi="Consolas"/><w:sz w:val="15"/><w:color w:val="0F172A"/></w:rPr><w:t xml:space="preserve">        if (!visited[neighbor]) {</w:t></w:r></w:p><w:p><w:pPr><w:shd w:val="clear" w:color="auto" w:fill="F8FAFC"/><w:spacing w:before="0" w:after="0" w:line="200" w:lineRule="auto"/><w:ind w:left="80" w:right="80"/></w:pPr><w:r><w:rPr><w:rFonts w:ascii="Consolas" w:hAnsi="Consolas"/><w:sz w:val="15"/><w:color w:val="0F172A"/></w:rPr><w:t xml:space="preserve">            dfs(neighbor, adj, visited);</w:t></w:r></w:p><w:p><w:pPr><w:shd w:val="clear" w:color="auto" w:fill="F8FAFC"/><w:spacing w:before="0" w:after="0" w:line="200" w:lineRule="auto"/><w:ind w:left="80" w:right="80"/></w:pPr><w:r><w:rPr><w:rFonts w:ascii="Consolas" w:hAnsi="Consolas"/><w:sz w:val="15"/><w:color w:val="0F172A"/></w:rPr><w:t xml:space="preserve">        }</w:t></w:r></w:p><w:p><w:pPr><w:shd w:val="clear" w:color="auto" w:fill="F8FAFC"/><w:spacing w:before="0" w:after="0" w:line="200" w:lineRule="auto"/><w:ind w:left="80" w:right="80"/></w:pPr><w:r><w:rPr><w:rFonts w:ascii="Consolas" w:hAnsi="Consolas"/><w:sz w:val="15"/><w:color w:val="0F172A"/></w:rPr><w:t xml:space="preserve">    }</w:t></w:r></w:p><w:p><w:pPr><w:shd w:val="clear" w:color="auto" w:fill="F8FAFC"/><w:spacing w:before="0" w:after="0" w:line="200" w:lineRule="auto"/><w:ind w:left="80" w:right="80"/></w:pPr><w:r><w:rPr><w:rFonts w:ascii="Consolas" w:hAnsi="Consolas"/><w:sz w:val="15"/><w:color w:val="0F172A"/></w:rPr><w:t xml:space="preserve">}</w:t></w:r></w:p><w:p><w:pPr><w:pStyle w:val="Heading3"/></w:pPr><w:r><w:rPr><w:b/><w:sz w:val="19"/><w:color w:val="0369A1"/></w:rPr><w:t>4.5 BFS Traversal with Graph Input</w:t></w:r></w:p><w:p><w:pPr><w:ind w:left="200"/><w:spacing w:after="20"/></w:pPr><w:r><w:rPr><w:color w:val="2563EB"/></w:rPr><w:t xml:space="preserve">â€¢ </w:t></w:r><w:r><w:t>**Trigger Prefix:** `bfs`</w:t></w:r></w:p><w:p><w:pPr><w:ind w:left="200"/><w:spacing w:after="20"/></w:pPr><w:r><w:rPr><w:color w:val="2563EB"/></w:rPr><w:t xml:space="preserve">â€¢ </w:t></w:r><w:r><w:t>**Time Complexity:** $O(V + E)$</w:t></w:r></w:p><w:p><w:pPr><w:shd w:val="clear" w:color="auto" w:fill="F8FAFC"/><w:spacing w:before="0" w:after="0" w:line="200" w:lineRule="auto"/><w:ind w:left="80" w:right="80"/></w:pPr><w:r><w:rPr><w:rFonts w:ascii="Consolas" w:hAnsi="Consolas"/><w:sz w:val="15"/><w:color w:val="0F172A"/></w:rPr><w:t xml:space="preserve">void bfs(int start, const vector&lt;int&gt; adj[], vector&lt;bool&gt;&amp; visited) {</w:t></w:r></w:p><w:p><w:pPr><w:shd w:val="clear" w:color="auto" w:fill="F8FAFC"/><w:spacing w:before="0" w:after="0" w:line="200" w:lineRule="auto"/><w:ind w:left="80" w:right="80"/></w:pPr><w:r><w:rPr><w:rFonts w:ascii="Consolas" w:hAnsi="Consolas"/><w:sz w:val="15"/><w:color w:val="0F172A"/></w:rPr><w:t xml:space="preserve">    queue&lt;int&gt; q;</w:t></w:r></w:p><w:p><w:pPr><w:shd w:val="clear" w:color="auto" w:fill="F8FAFC"/><w:spacing w:before="0" w:after="0" w:line="200" w:lineRule="auto"/><w:ind w:left="80" w:right="80"/></w:pPr><w:r><w:rPr><w:rFonts w:ascii="Consolas" w:hAnsi="Consolas"/><w:sz w:val="15"/><w:color w:val="0F172A"/></w:rPr><w:t xml:space="preserve">    q.push(start);</w:t></w:r></w:p><w:p><w:pPr><w:shd w:val="clear" w:color="auto" w:fill="F8FAFC"/><w:spacing w:before="0" w:after="0" w:line="200" w:lineRule="auto"/><w:ind w:left="80" w:right="80"/></w:pPr><w:r><w:rPr><w:rFonts w:ascii="Consolas" w:hAnsi="Consolas"/><w:sz w:val="15"/><w:color w:val="0F172A"/></w:rPr><w:t xml:space="preserve">    visited[start] = true;</w:t></w:r></w:p><w:p><w:pPr><w:shd w:val="clear" w:color="auto" w:fill="F8FAFC"/><w:spacing w:before="0" w:after="0" w:line="200" w:lineRule="auto"/><w:ind w:left="80" w:right="80"/></w:pPr><w:r><w:rPr><w:rFonts w:ascii="Consolas" w:hAnsi="Consolas"/><w:sz w:val="15"/><w:color w:val="0F172A"/></w:rPr><w:t xml:space="preserve"></w:t></w:r></w:p><w:p><w:pPr><w:shd w:val="clear" w:color="auto" w:fill="F8FAFC"/><w:spacing w:before="0" w:after="0" w:line="200" w:lineRule="auto"/><w:ind w:left="80" w:right="80"/></w:pPr><w:r><w:rPr><w:rFonts w:ascii="Consolas" w:hAnsi="Consolas"/><w:sz w:val="15"/><w:color w:val="0F172A"/></w:rPr><w:t xml:space="preserve">    while (!q.empty()) {</w:t></w:r></w:p><w:p><w:pPr><w:shd w:val="clear" w:color="auto" w:fill="F8FAFC"/><w:spacing w:before="0" w:after="0" w:line="200" w:lineRule="auto"/><w:ind w:left="80" w:right="80"/></w:pPr><w:r><w:rPr><w:rFonts w:ascii="Consolas" w:hAnsi="Consolas"/><w:sz w:val="15"/><w:color w:val="0F172A"/></w:rPr><w:t xml:space="preserve">        int node = q.front(); q.pop();</w:t></w:r></w:p><w:p><w:pPr><w:shd w:val="clear" w:color="auto" w:fill="F8FAFC"/><w:spacing w:before="0" w:after="0" w:line="200" w:lineRule="auto"/><w:ind w:left="80" w:right="80"/></w:pPr><w:r><w:rPr><w:rFonts w:ascii="Consolas" w:hAnsi="Consolas"/><w:sz w:val="15"/><w:color w:val="0F172A"/></w:rPr><w:t xml:space="preserve">        for (int neighbor : adj[node]) {</w:t></w:r></w:p><w:p><w:pPr><w:shd w:val="clear" w:color="auto" w:fill="F8FAFC"/><w:spacing w:before="0" w:after="0" w:line="200" w:lineRule="auto"/><w:ind w:left="80" w:right="80"/></w:pPr><w:r><w:rPr><w:rFonts w:ascii="Consolas" w:hAnsi="Consolas"/><w:sz w:val="15"/><w:color w:val="0F172A"/></w:rPr><w:t xml:space="preserve">            if (!visited[neighbor]) {</w:t></w:r></w:p><w:p><w:pPr><w:shd w:val="clear" w:color="auto" w:fill="F8FAFC"/><w:spacing w:before="0" w:after="0" w:line="200" w:lineRule="auto"/><w:ind w:left="80" w:right="80"/></w:pPr><w:r><w:rPr><w:rFonts w:ascii="Consolas" w:hAnsi="Consolas"/><w:sz w:val="15"/><w:color w:val="0F172A"/></w:rPr><w:t xml:space="preserve">                visited[neighbor] = true;</w:t></w:r></w:p><w:p><w:pPr><w:shd w:val="clear" w:color="auto" w:fill="F8FAFC"/><w:spacing w:before="0" w:after="0" w:line="200" w:lineRule="auto"/><w:ind w:left="80" w:right="80"/></w:pPr><w:r><w:rPr><w:rFonts w:ascii="Consolas" w:hAnsi="Consolas"/><w:sz w:val="15"/><w:color w:val="0F172A"/></w:rPr><w:t xml:space="preserve">                q.push(neighbor);</w:t></w:r></w:p><w:p><w:pPr><w:shd w:val="clear" w:color="auto" w:fill="F8FAFC"/><w:spacing w:before="0" w:after="0" w:line="200" w:lineRule="auto"/><w:ind w:left="80" w:right="80"/></w:pPr><w:r><w:rPr><w:rFonts w:ascii="Consolas" w:hAnsi="Consolas"/><w:sz w:val="15"/><w:color w:val="0F172A"/></w:rPr><w:t xml:space="preserve">            }</w:t></w:r></w:p><w:p><w:pPr><w:shd w:val="clear" w:color="auto" w:fill="F8FAFC"/><w:spacing w:before="0" w:after="0" w:line="200" w:lineRule="auto"/><w:ind w:left="80" w:right="80"/></w:pPr><w:r><w:rPr><w:rFonts w:ascii="Consolas" w:hAnsi="Consolas"/><w:sz w:val="15"/><w:color w:val="0F172A"/></w:rPr><w:t xml:space="preserve">        }</w:t></w:r></w:p><w:p><w:pPr><w:shd w:val="clear" w:color="auto" w:fill="F8FAFC"/><w:spacing w:before="0" w:after="0" w:line="200" w:lineRule="auto"/><w:ind w:left="80" w:right="80"/></w:pPr><w:r><w:rPr><w:rFonts w:ascii="Consolas" w:hAnsi="Consolas"/><w:sz w:val="15"/><w:color w:val="0F172A"/></w:rPr><w:t xml:space="preserve">    }</w:t></w:r></w:p><w:p><w:pPr><w:shd w:val="clear" w:color="auto" w:fill="F8FAFC"/><w:spacing w:before="0" w:after="0" w:line="200" w:lineRule="auto"/><w:ind w:left="80" w:right="80"/></w:pPr><w:r><w:rPr><w:rFonts w:ascii="Consolas" w:hAnsi="Consolas"/><w:sz w:val="15"/><w:color w:val="0F172A"/></w:rPr><w:t xml:space="preserve">}</w:t></w:r></w:p><w:p><w:pPr><w:shd w:val="clear" w:color="auto" w:fill="F8FAFC"/><w:spacing w:before="0" w:after="0" w:line="200" w:lineRule="auto"/><w:ind w:left="80" w:right="80"/></w:pPr><w:r><w:rPr><w:rFonts w:ascii="Consolas" w:hAnsi="Consolas"/><w:sz w:val="15"/><w:color w:val="0F172A"/></w:rPr><w:t xml:space="preserve"></w:t></w:r></w:p><w:p><w:pPr><w:shd w:val="clear" w:color="auto" w:fill="F8FAFC"/><w:spacing w:before="0" w:after="0" w:line="200" w:lineRule="auto"/><w:ind w:left="80" w:right="80"/></w:pPr><w:r><w:rPr><w:rFonts w:ascii="Consolas" w:hAnsi="Consolas"/><w:sz w:val="15"/><w:color w:val="0F172A"/></w:rPr><w:t xml:space="preserve">signed main() {</w:t></w:r></w:p><w:p><w:pPr><w:shd w:val="clear" w:color="auto" w:fill="F8FAFC"/><w:spacing w:before="0" w:after="0" w:line="200" w:lineRule="auto"/><w:ind w:left="80" w:right="80"/></w:pPr><w:r><w:rPr><w:rFonts w:ascii="Consolas" w:hAnsi="Consolas"/><w:sz w:val="15"/><w:color w:val="0F172A"/></w:rPr><w:t xml:space="preserve">    int n, m; cin &gt;&gt; n &gt;&gt; m;</w:t></w:r></w:p><w:p><w:pPr><w:shd w:val="clear" w:color="auto" w:fill="F8FAFC"/><w:spacing w:before="0" w:after="0" w:line="200" w:lineRule="auto"/><w:ind w:left="80" w:right="80"/></w:pPr><w:r><w:rPr><w:rFonts w:ascii="Consolas" w:hAnsi="Consolas"/><w:sz w:val="15"/><w:color w:val="0F172A"/></w:rPr><w:t xml:space="preserve">    vector&lt;int&gt; adj[n + 1];</w:t></w:r></w:p><w:p><w:pPr><w:shd w:val="clear" w:color="auto" w:fill="F8FAFC"/><w:spacing w:before="0" w:after="0" w:line="200" w:lineRule="auto"/><w:ind w:left="80" w:right="80"/></w:pPr><w:r><w:rPr><w:rFonts w:ascii="Consolas" w:hAnsi="Consolas"/><w:sz w:val="15"/><w:color w:val="0F172A"/></w:rPr><w:t xml:space="preserve">    vector&lt;bool&gt; visited(n + 1, false);</w:t></w:r></w:p><w:p><w:pPr><w:shd w:val="clear" w:color="auto" w:fill="F8FAFC"/><w:spacing w:before="0" w:after="0" w:line="200" w:lineRule="auto"/><w:ind w:left="80" w:right="80"/></w:pPr><w:r><w:rPr><w:rFonts w:ascii="Consolas" w:hAnsi="Consolas"/><w:sz w:val="15"/><w:color w:val="0F172A"/></w:rPr><w:t xml:space="preserve"></w:t></w:r></w:p><w:p><w:pPr><w:shd w:val="clear" w:color="auto" w:fill="F8FAFC"/><w:spacing w:before="0" w:after="0" w:line="200" w:lineRule="auto"/><w:ind w:left="80" w:right="80"/></w:pPr><w:r><w:rPr><w:rFonts w:ascii="Consolas" w:hAnsi="Consolas"/><w:sz w:val="15"/><w:color w:val="0F172A"/></w:rPr><w:t xml:space="preserve">    for (int i = 0; i &lt; m; ++i) {</w:t></w:r></w:p><w:p><w:pPr><w:shd w:val="clear" w:color="auto" w:fill="F8FAFC"/><w:spacing w:before="0" w:after="0" w:line="200" w:lineRule="auto"/><w:ind w:left="80" w:right="80"/></w:pPr><w:r><w:rPr><w:rFonts w:ascii="Consolas" w:hAnsi="Consolas"/><w:sz w:val="15"/><w:color w:val="0F172A"/></w:rPr><w:t xml:space="preserve">        int u, v; cin &gt;&gt; u &gt;&gt; v;</w:t></w:r></w:p><w:p><w:pPr><w:shd w:val="clear" w:color="auto" w:fill="F8FAFC"/><w:spacing w:before="0" w:after="0" w:line="200" w:lineRule="auto"/><w:ind w:left="80" w:right="80"/></w:pPr><w:r><w:rPr><w:rFonts w:ascii="Consolas" w:hAnsi="Consolas"/><w:sz w:val="15"/><w:color w:val="0F172A"/></w:rPr><w:t xml:space="preserve">        adj[u].push_back(v);</w:t></w:r></w:p><w:p><w:pPr><w:shd w:val="clear" w:color="auto" w:fill="F8FAFC"/><w:spacing w:before="0" w:after="0" w:line="200" w:lineRule="auto"/><w:ind w:left="80" w:right="80"/></w:pPr><w:r><w:rPr><w:rFonts w:ascii="Consolas" w:hAnsi="Consolas"/><w:sz w:val="15"/><w:color w:val="0F172A"/></w:rPr><w:t xml:space="preserve">        adj[v].push_back(u); // Remove if directed</w:t></w:r></w:p><w:p><w:pPr><w:shd w:val="clear" w:color="auto" w:fill="F8FAFC"/><w:spacing w:before="0" w:after="0" w:line="200" w:lineRule="auto"/><w:ind w:left="80" w:right="80"/></w:pPr><w:r><w:rPr><w:rFonts w:ascii="Consolas" w:hAnsi="Consolas"/><w:sz w:val="15"/><w:color w:val="0F172A"/></w:rPr><w:t xml:space="preserve">    }</w:t></w:r></w:p><w:p><w:pPr><w:shd w:val="clear" w:color="auto" w:fill="F8FAFC"/><w:spacing w:before="0" w:after="0" w:line="200" w:lineRule="auto"/><w:ind w:left="80" w:right="80"/></w:pPr><w:r><w:rPr><w:rFonts w:ascii="Consolas" w:hAnsi="Consolas"/><w:sz w:val="15"/><w:color w:val="0F172A"/></w:rPr><w:t xml:space="preserve"></w:t></w:r></w:p><w:p><w:pPr><w:shd w:val="clear" w:color="auto" w:fill="F8FAFC"/><w:spacing w:before="0" w:after="0" w:line="200" w:lineRule="auto"/><w:ind w:left="80" w:right="80"/></w:pPr><w:r><w:rPr><w:rFonts w:ascii="Consolas" w:hAnsi="Consolas"/><w:sz w:val="15"/><w:color w:val="0F172A"/></w:rPr><w:t xml:space="preserve">    for (int i = 1; i &lt;= n; ++i) {</w:t></w:r></w:p><w:p><w:pPr><w:shd w:val="clear" w:color="auto" w:fill="F8FAFC"/><w:spacing w:before="0" w:after="0" w:line="200" w:lineRule="auto"/><w:ind w:left="80" w:right="80"/></w:pPr><w:r><w:rPr><w:rFonts w:ascii="Consolas" w:hAnsi="Consolas"/><w:sz w:val="15"/><w:color w:val="0F172A"/></w:rPr><w:t xml:space="preserve">        if (!visited[i]) bfs(i, adj, visited);</w:t></w:r></w:p><w:p><w:pPr><w:shd w:val="clear" w:color="auto" w:fill="F8FAFC"/><w:spacing w:before="0" w:after="0" w:line="200" w:lineRule="auto"/><w:ind w:left="80" w:right="80"/></w:pPr><w:r><w:rPr><w:rFonts w:ascii="Consolas" w:hAnsi="Consolas"/><w:sz w:val="15"/><w:color w:val="0F172A"/></w:rPr><w:t xml:space="preserve">    }</w:t></w:r></w:p><w:p><w:pPr><w:shd w:val="clear" w:color="auto" w:fill="F8FAFC"/><w:spacing w:before="0" w:after="0" w:line="200" w:lineRule="auto"/><w:ind w:left="80" w:right="80"/></w:pPr><w:r><w:rPr><w:rFonts w:ascii="Consolas" w:hAnsi="Consolas"/><w:sz w:val="15"/><w:color w:val="0F172A"/></w:rPr><w:t xml:space="preserve">}</w:t></w:r></w:p><w:p><w:pPr><w:pStyle w:val="Heading3"/></w:pPr><w:r><w:rPr><w:b/><w:sz w:val="19"/><w:color w:val="0369A1"/></w:rPr><w:t>4.6 BFS Function Only</w:t></w:r></w:p><w:p><w:pPr><w:ind w:left="200"/><w:spacing w:after="20"/></w:pPr><w:r><w:rPr><w:color w:val="2563EB"/></w:rPr><w:t xml:space="preserve">â€¢ </w:t></w:r><w:r><w:t>**Trigger Prefix:** `bfsfunc`</w:t></w:r></w:p><w:p><w:pPr><w:shd w:val="clear" w:color="auto" w:fill="F8FAFC"/><w:spacing w:before="0" w:after="0" w:line="200" w:lineRule="auto"/><w:ind w:left="80" w:right="80"/></w:pPr><w:r><w:rPr><w:rFonts w:ascii="Consolas" w:hAnsi="Consolas"/><w:sz w:val="15"/><w:color w:val="0F172A"/></w:rPr><w:t xml:space="preserve">void bfs(int start, const vector&lt;int&gt; adj[], vector&lt;bool&gt;&amp; visited) {</w:t></w:r></w:p><w:p><w:pPr><w:shd w:val="clear" w:color="auto" w:fill="F8FAFC"/><w:spacing w:before="0" w:after="0" w:line="200" w:lineRule="auto"/><w:ind w:left="80" w:right="80"/></w:pPr><w:r><w:rPr><w:rFonts w:ascii="Consolas" w:hAnsi="Consolas"/><w:sz w:val="15"/><w:color w:val="0F172A"/></w:rPr><w:t xml:space="preserve">    queue&lt;int&gt; q;</w:t></w:r></w:p><w:p><w:pPr><w:shd w:val="clear" w:color="auto" w:fill="F8FAFC"/><w:spacing w:before="0" w:after="0" w:line="200" w:lineRule="auto"/><w:ind w:left="80" w:right="80"/></w:pPr><w:r><w:rPr><w:rFonts w:ascii="Consolas" w:hAnsi="Consolas"/><w:sz w:val="15"/><w:color w:val="0F172A"/></w:rPr><w:t xml:space="preserve">    q.push(start);</w:t></w:r></w:p><w:p><w:pPr><w:shd w:val="clear" w:color="auto" w:fill="F8FAFC"/><w:spacing w:before="0" w:after="0" w:line="200" w:lineRule="auto"/><w:ind w:left="80" w:right="80"/></w:pPr><w:r><w:rPr><w:rFonts w:ascii="Consolas" w:hAnsi="Consolas"/><w:sz w:val="15"/><w:color w:val="0F172A"/></w:rPr><w:t xml:space="preserve">    visited[start] = true;</w:t></w:r></w:p><w:p><w:pPr><w:shd w:val="clear" w:color="auto" w:fill="F8FAFC"/><w:spacing w:before="0" w:after="0" w:line="200" w:lineRule="auto"/><w:ind w:left="80" w:right="80"/></w:pPr><w:r><w:rPr><w:rFonts w:ascii="Consolas" w:hAnsi="Consolas"/><w:sz w:val="15"/><w:color w:val="0F172A"/></w:rPr><w:t xml:space="preserve"></w:t></w:r></w:p><w:p><w:pPr><w:shd w:val="clear" w:color="auto" w:fill="F8FAFC"/><w:spacing w:before="0" w:after="0" w:line="200" w:lineRule="auto"/><w:ind w:left="80" w:right="80"/></w:pPr><w:r><w:rPr><w:rFonts w:ascii="Consolas" w:hAnsi="Consolas"/><w:sz w:val="15"/><w:color w:val="0F172A"/></w:rPr><w:t xml:space="preserve">    while (!q.empty()) {</w:t></w:r></w:p><w:p><w:pPr><w:shd w:val="clear" w:color="auto" w:fill="F8FAFC"/><w:spacing w:before="0" w:after="0" w:line="200" w:lineRule="auto"/><w:ind w:left="80" w:right="80"/></w:pPr><w:r><w:rPr><w:rFonts w:ascii="Consolas" w:hAnsi="Consolas"/><w:sz w:val="15"/><w:color w:val="0F172A"/></w:rPr><w:t xml:space="preserve">        int node = q.front(); q.pop();</w:t></w:r></w:p><w:p><w:pPr><w:shd w:val="clear" w:color="auto" w:fill="F8FAFC"/><w:spacing w:before="0" w:after="0" w:line="200" w:lineRule="auto"/><w:ind w:left="80" w:right="80"/></w:pPr><w:r><w:rPr><w:rFonts w:ascii="Consolas" w:hAnsi="Consolas"/><w:sz w:val="15"/><w:color w:val="0F172A"/></w:rPr><w:t xml:space="preserve">        for (int neighbor : adj[node]) {</w:t></w:r></w:p><w:p><w:pPr><w:shd w:val="clear" w:color="auto" w:fill="F8FAFC"/><w:spacing w:before="0" w:after="0" w:line="200" w:lineRule="auto"/><w:ind w:left="80" w:right="80"/></w:pPr><w:r><w:rPr><w:rFonts w:ascii="Consolas" w:hAnsi="Consolas"/><w:sz w:val="15"/><w:color w:val="0F172A"/></w:rPr><w:t xml:space="preserve">            if (!visited[neighbor]) {</w:t></w:r></w:p><w:p><w:pPr><w:shd w:val="clear" w:color="auto" w:fill="F8FAFC"/><w:spacing w:before="0" w:after="0" w:line="200" w:lineRule="auto"/><w:ind w:left="80" w:right="80"/></w:pPr><w:r><w:rPr><w:rFonts w:ascii="Consolas" w:hAnsi="Consolas"/><w:sz w:val="15"/><w:color w:val="0F172A"/></w:rPr><w:t xml:space="preserve">                visited[neighbor] = true;</w:t></w:r></w:p><w:p><w:pPr><w:shd w:val="clear" w:color="auto" w:fill="F8FAFC"/><w:spacing w:before="0" w:after="0" w:line="200" w:lineRule="auto"/><w:ind w:left="80" w:right="80"/></w:pPr><w:r><w:rPr><w:rFonts w:ascii="Consolas" w:hAnsi="Consolas"/><w:sz w:val="15"/><w:color w:val="0F172A"/></w:rPr><w:t xml:space="preserve">                q.push(neighbor);</w:t></w:r></w:p><w:p><w:pPr><w:shd w:val="clear" w:color="auto" w:fill="F8FAFC"/><w:spacing w:before="0" w:after="0" w:line="200" w:lineRule="auto"/><w:ind w:left="80" w:right="80"/></w:pPr><w:r><w:rPr><w:rFonts w:ascii="Consolas" w:hAnsi="Consolas"/><w:sz w:val="15"/><w:color w:val="0F172A"/></w:rPr><w:t xml:space="preserve">            }</w:t></w:r></w:p><w:p><w:pPr><w:shd w:val="clear" w:color="auto" w:fill="F8FAFC"/><w:spacing w:before="0" w:after="0" w:line="200" w:lineRule="auto"/><w:ind w:left="80" w:right="80"/></w:pPr><w:r><w:rPr><w:rFonts w:ascii="Consolas" w:hAnsi="Consolas"/><w:sz w:val="15"/><w:color w:val="0F172A"/></w:rPr><w:t xml:space="preserve">        }</w:t></w:r></w:p><w:p><w:pPr><w:shd w:val="clear" w:color="auto" w:fill="F8FAFC"/><w:spacing w:before="0" w:after="0" w:line="200" w:lineRule="auto"/><w:ind w:left="80" w:right="80"/></w:pPr><w:r><w:rPr><w:rFonts w:ascii="Consolas" w:hAnsi="Consolas"/><w:sz w:val="15"/><w:color w:val="0F172A"/></w:rPr><w:t xml:space="preserve">    }</w:t></w:r></w:p><w:p><w:pPr><w:shd w:val="clear" w:color="auto" w:fill="F8FAFC"/><w:spacing w:before="0" w:after="0" w:line="200" w:lineRule="auto"/><w:ind w:left="80" w:right="80"/></w:pPr><w:r><w:rPr><w:rFonts w:ascii="Consolas" w:hAnsi="Consolas"/><w:sz w:val="15"/><w:color w:val="0F172A"/></w:rPr><w:t xml:space="preserve">}</w:t></w:r></w:p><w:p><w:pPr><w:pStyle w:val="Heading3"/></w:pPr><w:r><w:rPr><w:b/><w:sz w:val="19"/><w:color w:val="0369A1"/></w:rPr><w:t>4.7 Topological Sort (Kahn&apos;s In-Degree BFS)</w:t></w:r></w:p><w:p><w:pPr><w:ind w:left="200"/><w:spacing w:after="20"/></w:pPr><w:r><w:rPr><w:color w:val="2563EB"/></w:rPr><w:t xml:space="preserve">â€¢ </w:t></w:r><w:r><w:t>**Time Complexity:** $O(V + E)$</w:t></w:r></w:p><w:p><w:pPr><w:ind w:left="200"/><w:spacing w:after="20"/></w:pPr><w:r><w:rPr><w:color w:val="2563EB"/></w:rPr><w:t xml:space="preserve">â€¢ </w:t></w:r><w:r><w:t>**Condition:** Graph must be a Directed Acyclic Graph (DAG).</w:t></w:r></w:p><w:p><w:pPr><w:shd w:val="clear" w:color="auto" w:fill="F8FAFC"/><w:spacing w:before="0" w:after="0" w:line="200" w:lineRule="auto"/><w:ind w:left="80" w:right="80"/></w:pPr><w:r><w:rPr><w:rFonts w:ascii="Consolas" w:hAnsi="Consolas"/><w:sz w:val="15"/><w:color w:val="0F172A"/></w:rPr><w:t xml:space="preserve">vector&lt;int&gt; topo_sort(int n, const vector&lt;vector&lt;int&gt;&gt; &amp;adj) {</w:t></w:r></w:p><w:p><w:pPr><w:shd w:val="clear" w:color="auto" w:fill="F8FAFC"/><w:spacing w:before="0" w:after="0" w:line="200" w:lineRule="auto"/><w:ind w:left="80" w:right="80"/></w:pPr><w:r><w:rPr><w:rFonts w:ascii="Consolas" w:hAnsi="Consolas"/><w:sz w:val="15"/><w:color w:val="0F172A"/></w:rPr><w:t xml:space="preserve">    vector&lt;int&gt; in_deg(n, 0), order;</w:t></w:r></w:p><w:p><w:pPr><w:shd w:val="clear" w:color="auto" w:fill="F8FAFC"/><w:spacing w:before="0" w:after="0" w:line="200" w:lineRule="auto"/><w:ind w:left="80" w:right="80"/></w:pPr><w:r><w:rPr><w:rFonts w:ascii="Consolas" w:hAnsi="Consolas"/><w:sz w:val="15"/><w:color w:val="0F172A"/></w:rPr><w:t xml:space="preserve">    for (int u = 0; u &lt; n; ++u)</w:t></w:r></w:p><w:p><w:pPr><w:shd w:val="clear" w:color="auto" w:fill="F8FAFC"/><w:spacing w:before="0" w:after="0" w:line="200" w:lineRule="auto"/><w:ind w:left="80" w:right="80"/></w:pPr><w:r><w:rPr><w:rFonts w:ascii="Consolas" w:hAnsi="Consolas"/><w:sz w:val="15"/><w:color w:val="0F172A"/></w:rPr><w:t xml:space="preserve">        for (int v : adj[u]) in_deg[v]++;</w:t></w:r></w:p><w:p><w:pPr><w:shd w:val="clear" w:color="auto" w:fill="F8FAFC"/><w:spacing w:before="0" w:after="0" w:line="200" w:lineRule="auto"/><w:ind w:left="80" w:right="80"/></w:pPr><w:r><w:rPr><w:rFonts w:ascii="Consolas" w:hAnsi="Consolas"/><w:sz w:val="15"/><w:color w:val="0F172A"/></w:rPr><w:t xml:space="preserve">    queue&lt;int&gt; q;</w:t></w:r></w:p><w:p><w:pPr><w:shd w:val="clear" w:color="auto" w:fill="F8FAFC"/><w:spacing w:before="0" w:after="0" w:line="200" w:lineRule="auto"/><w:ind w:left="80" w:right="80"/></w:pPr><w:r><w:rPr><w:rFonts w:ascii="Consolas" w:hAnsi="Consolas"/><w:sz w:val="15"/><w:color w:val="0F172A"/></w:rPr><w:t xml:space="preserve">    for (int i = 0; i &lt; n; ++i) if (in_deg[i] == 0) q.push(i);</w:t></w:r></w:p><w:p><w:pPr><w:shd w:val="clear" w:color="auto" w:fill="F8FAFC"/><w:spacing w:before="0" w:after="0" w:line="200" w:lineRule="auto"/><w:ind w:left="80" w:right="80"/></w:pPr><w:r><w:rPr><w:rFonts w:ascii="Consolas" w:hAnsi="Consolas"/><w:sz w:val="15"/><w:color w:val="0F172A"/></w:rPr><w:t xml:space="preserve">    while (!q.empty()) {</w:t></w:r></w:p><w:p><w:pPr><w:shd w:val="clear" w:color="auto" w:fill="F8FAFC"/><w:spacing w:before="0" w:after="0" w:line="200" w:lineRule="auto"/><w:ind w:left="80" w:right="80"/></w:pPr><w:r><w:rPr><w:rFonts w:ascii="Consolas" w:hAnsi="Consolas"/><w:sz w:val="15"/><w:color w:val="0F172A"/></w:rPr><w:t xml:space="preserve">        int u = q.front(); q.pop();</w:t></w:r></w:p><w:p><w:pPr><w:shd w:val="clear" w:color="auto" w:fill="F8FAFC"/><w:spacing w:before="0" w:after="0" w:line="200" w:lineRule="auto"/><w:ind w:left="80" w:right="80"/></w:pPr><w:r><w:rPr><w:rFonts w:ascii="Consolas" w:hAnsi="Consolas"/><w:sz w:val="15"/><w:color w:val="0F172A"/></w:rPr><w:t xml:space="preserve">        order.push_back(u);</w:t></w:r></w:p><w:p><w:pPr><w:shd w:val="clear" w:color="auto" w:fill="F8FAFC"/><w:spacing w:before="0" w:after="0" w:line="200" w:lineRule="auto"/><w:ind w:left="80" w:right="80"/></w:pPr><w:r><w:rPr><w:rFonts w:ascii="Consolas" w:hAnsi="Consolas"/><w:sz w:val="15"/><w:color w:val="0F172A"/></w:rPr><w:t xml:space="preserve">        for (int v : adj[u])</w:t></w:r></w:p><w:p><w:pPr><w:shd w:val="clear" w:color="auto" w:fill="F8FAFC"/><w:spacing w:before="0" w:after="0" w:line="200" w:lineRule="auto"/><w:ind w:left="80" w:right="80"/></w:pPr><w:r><w:rPr><w:rFonts w:ascii="Consolas" w:hAnsi="Consolas"/><w:sz w:val="15"/><w:color w:val="0F172A"/></w:rPr><w:t xml:space="preserve">            if (--in_deg[v] == 0) q.push(v);</w:t></w:r></w:p><w:p><w:pPr><w:shd w:val="clear" w:color="auto" w:fill="F8FAFC"/><w:spacing w:before="0" w:after="0" w:line="200" w:lineRule="auto"/><w:ind w:left="80" w:right="80"/></w:pPr><w:r><w:rPr><w:rFonts w:ascii="Consolas" w:hAnsi="Consolas"/><w:sz w:val="15"/><w:color w:val="0F172A"/></w:rPr><w:t xml:space="preserve">    }</w:t></w:r></w:p><w:p><w:pPr><w:shd w:val="clear" w:color="auto" w:fill="F8FAFC"/><w:spacing w:before="0" w:after="0" w:line="200" w:lineRule="auto"/><w:ind w:left="80" w:right="80"/></w:pPr><w:r><w:rPr><w:rFonts w:ascii="Consolas" w:hAnsi="Consolas"/><w:sz w:val="15"/><w:color w:val="0F172A"/></w:rPr><w:t xml:space="preserve">    return (order.size() == n) ? order : vector&lt;int&gt;(); // empty if cycle</w:t></w:r></w:p><w:p><w:pPr><w:shd w:val="clear" w:color="auto" w:fill="F8FAFC"/><w:spacing w:before="0" w:after="0" w:line="200" w:lineRule="auto"/><w:ind w:left="80" w:right="80"/></w:pPr><w:r><w:rPr><w:rFonts w:ascii="Consolas" w:hAnsi="Consolas"/><w:sz w:val="15"/><w:color w:val="0F172A"/></w:rPr><w:t xml:space="preserve">}</w:t></w:r></w:p><w:p><w:pPr><w:pBdr><w:bottom w:val="single" w:sz="4" w:space="1" w:color="CBD5E0"/></w:pPr></w:p><w:p><w:pPr><w:pStyle w:val="Heading1"/></w:pPr><w:r><w:rPr><w:b/><w:sz w:val="26"/><w:color w:val="1E3A8A"/></w:rPr><w:t>Section 5: Shortest Paths &amp; Negative Cycles</w:t></w:r></w:p><w:p><w:pPr><w:pStyle w:val="Heading3"/></w:pPr><w:r><w:rPr><w:b/><w:sz w:val="19"/><w:color w:val="0369A1"/></w:rPr><w:t>5.1 Dijkstra&apos;s Algorithm (Priority Queue &amp; Path Print)</w:t></w:r></w:p><w:p><w:pPr><w:ind w:left="200"/><w:spacing w:after="20"/></w:pPr><w:r><w:rPr><w:color w:val="2563EB"/></w:rPr><w:t xml:space="preserve">â€¢ </w:t></w:r><w:r><w:t>**Trigger Prefix:** `dijkstra`</w:t></w:r></w:p><w:p><w:pPr><w:ind w:left="200"/><w:spacing w:after="20"/></w:pPr><w:r><w:rPr><w:color w:val="2563EB"/></w:rPr><w:t xml:space="preserve">â€¢ </w:t></w:r><w:r><w:t>**Time Complexity:** $O((V + E) \log V)$</w:t></w:r></w:p><w:p><w:pPr><w:ind w:left="200"/><w:spacing w:after="20"/></w:pPr><w:r><w:rPr><w:color w:val="2563EB"/></w:rPr><w:t xml:space="preserve">â€¢ </w:t></w:r><w:r><w:t>**Constraint:** All edge weights must be non-negative ($w \ge 0$).</w:t></w:r></w:p><w:p><w:pPr><w:shd w:val="clear" w:color="auto" w:fill="F8FAFC"/><w:spacing w:before="0" w:after="0" w:line="200" w:lineRule="auto"/><w:ind w:left="80" w:right="80"/></w:pPr><w:r><w:rPr><w:rFonts w:ascii="Consolas" w:hAnsi="Consolas"/><w:sz w:val="15"/><w:color w:val="0F172A"/></w:rPr><w:t xml:space="preserve">int n, m; cin &gt;&gt; n &gt;&gt; m;</w:t></w:r></w:p><w:p><w:pPr><w:shd w:val="clear" w:color="auto" w:fill="F8FAFC"/><w:spacing w:before="0" w:after="0" w:line="200" w:lineRule="auto"/><w:ind w:left="80" w:right="80"/></w:pPr><w:r><w:rPr><w:rFonts w:ascii="Consolas" w:hAnsi="Consolas"/><w:sz w:val="15"/><w:color w:val="0F172A"/></w:rPr><w:t xml:space="preserve">vector&lt;vector&lt;pair&lt;int, int&gt;&gt;&gt; adj(n + 1);</w:t></w:r></w:p><w:p><w:pPr><w:shd w:val="clear" w:color="auto" w:fill="F8FAFC"/><w:spacing w:before="0" w:after="0" w:line="200" w:lineRule="auto"/><w:ind w:left="80" w:right="80"/></w:pPr><w:r><w:rPr><w:rFonts w:ascii="Consolas" w:hAnsi="Consolas"/><w:sz w:val="15"/><w:color w:val="0F172A"/></w:rPr><w:t xml:space="preserve">for (int i = 0; i &lt; m; i++) {</w:t></w:r></w:p><w:p><w:pPr><w:shd w:val="clear" w:color="auto" w:fill="F8FAFC"/><w:spacing w:before="0" w:after="0" w:line="200" w:lineRule="auto"/><w:ind w:left="80" w:right="80"/></w:pPr><w:r><w:rPr><w:rFonts w:ascii="Consolas" w:hAnsi="Consolas"/><w:sz w:val="15"/><w:color w:val="0F172A"/></w:rPr><w:t xml:space="preserve">    int u, v, w; cin &gt;&gt; u &gt;&gt; v &gt;&gt; w;</w:t></w:r></w:p><w:p><w:pPr><w:shd w:val="clear" w:color="auto" w:fill="F8FAFC"/><w:spacing w:before="0" w:after="0" w:line="200" w:lineRule="auto"/><w:ind w:left="80" w:right="80"/></w:pPr><w:r><w:rPr><w:rFonts w:ascii="Consolas" w:hAnsi="Consolas"/><w:sz w:val="15"/><w:color w:val="0F172A"/></w:rPr><w:t xml:space="preserve">    adj[u].emplace_back(v, w);</w:t></w:r></w:p><w:p><w:pPr><w:shd w:val="clear" w:color="auto" w:fill="F8FAFC"/><w:spacing w:before="0" w:after="0" w:line="200" w:lineRule="auto"/><w:ind w:left="80" w:right="80"/></w:pPr><w:r><w:rPr><w:rFonts w:ascii="Consolas" w:hAnsi="Consolas"/><w:sz w:val="15"/><w:color w:val="0F172A"/></w:rPr><w:t xml:space="preserve">    adj[v].emplace_back(u, w);</w:t></w:r></w:p><w:p><w:pPr><w:shd w:val="clear" w:color="auto" w:fill="F8FAFC"/><w:spacing w:before="0" w:after="0" w:line="200" w:lineRule="auto"/><w:ind w:left="80" w:right="80"/></w:pPr><w:r><w:rPr><w:rFonts w:ascii="Consolas" w:hAnsi="Consolas"/><w:sz w:val="15"/><w:color w:val="0F172A"/></w:rPr><w:t xml:space="preserve">}</w:t></w:r></w:p><w:p><w:pPr><w:shd w:val="clear" w:color="auto" w:fill="F8FAFC"/><w:spacing w:before="0" w:after="0" w:line="200" w:lineRule="auto"/><w:ind w:left="80" w:right="80"/></w:pPr><w:r><w:rPr><w:rFonts w:ascii="Consolas" w:hAnsi="Consolas"/><w:sz w:val="15"/><w:color w:val="0F172A"/></w:rPr><w:t xml:space="preserve">int s = 1, inf = LLONG_MAX / 2;</w:t></w:r></w:p><w:p><w:pPr><w:shd w:val="clear" w:color="auto" w:fill="F8FAFC"/><w:spacing w:before="0" w:after="0" w:line="200" w:lineRule="auto"/><w:ind w:left="80" w:right="80"/></w:pPr><w:r><w:rPr><w:rFonts w:ascii="Consolas" w:hAnsi="Consolas"/><w:sz w:val="15"/><w:color w:val="0F172A"/></w:rPr><w:t xml:space="preserve">vector&lt;int&gt; dis(n + 1, inf), parent(n + 1, -1);</w:t></w:r></w:p><w:p><w:pPr><w:shd w:val="clear" w:color="auto" w:fill="F8FAFC"/><w:spacing w:before="0" w:after="0" w:line="200" w:lineRule="auto"/><w:ind w:left="80" w:right="80"/></w:pPr><w:r><w:rPr><w:rFonts w:ascii="Consolas" w:hAnsi="Consolas"/><w:sz w:val="15"/><w:color w:val="0F172A"/></w:rPr><w:t xml:space="preserve">dis[s] = 0;</w:t></w:r></w:p><w:p><w:pPr><w:shd w:val="clear" w:color="auto" w:fill="F8FAFC"/><w:spacing w:before="0" w:after="0" w:line="200" w:lineRule="auto"/><w:ind w:left="80" w:right="80"/></w:pPr><w:r><w:rPr><w:rFonts w:ascii="Consolas" w:hAnsi="Consolas"/><w:sz w:val="15"/><w:color w:val="0F172A"/></w:rPr><w:t xml:space="preserve">priority_queue&lt;pair&lt;int, int&gt;, vector&lt;pair&lt;int, int&gt;&gt;, greater&lt;pair&lt;int, int&gt;&gt;&gt; pq;</w:t></w:r></w:p><w:p><w:pPr><w:shd w:val="clear" w:color="auto" w:fill="F8FAFC"/><w:spacing w:before="0" w:after="0" w:line="200" w:lineRule="auto"/><w:ind w:left="80" w:right="80"/></w:pPr><w:r><w:rPr><w:rFonts w:ascii="Consolas" w:hAnsi="Consolas"/><w:sz w:val="15"/><w:color w:val="0F172A"/></w:rPr><w:t xml:space="preserve">pq.emplace(0, s);</w:t></w:r></w:p><w:p><w:pPr><w:shd w:val="clear" w:color="auto" w:fill="F8FAFC"/><w:spacing w:before="0" w:after="0" w:line="200" w:lineRule="auto"/><w:ind w:left="80" w:right="80"/></w:pPr><w:r><w:rPr><w:rFonts w:ascii="Consolas" w:hAnsi="Consolas"/><w:sz w:val="15"/><w:color w:val="0F172A"/></w:rPr><w:t xml:space="preserve">while (!pq.empty()) {</w:t></w:r></w:p><w:p><w:pPr><w:shd w:val="clear" w:color="auto" w:fill="F8FAFC"/><w:spacing w:before="0" w:after="0" w:line="200" w:lineRule="auto"/><w:ind w:left="80" w:right="80"/></w:pPr><w:r><w:rPr><w:rFonts w:ascii="Consolas" w:hAnsi="Consolas"/><w:sz w:val="15"/><w:color w:val="0F172A"/></w:rPr><w:t xml:space="preserve">    auto [dv, v] = pq.top(); pq.pop();</w:t></w:r></w:p><w:p><w:pPr><w:shd w:val="clear" w:color="auto" w:fill="F8FAFC"/><w:spacing w:before="0" w:after="0" w:line="200" w:lineRule="auto"/><w:ind w:left="80" w:right="80"/></w:pPr><w:r><w:rPr><w:rFonts w:ascii="Consolas" w:hAnsi="Consolas"/><w:sz w:val="15"/><w:color w:val="0F172A"/></w:rPr><w:t xml:space="preserve">    if (dv &gt; dis[v]) continue;</w:t></w:r></w:p><w:p><w:pPr><w:shd w:val="clear" w:color="auto" w:fill="F8FAFC"/><w:spacing w:before="0" w:after="0" w:line="200" w:lineRule="auto"/><w:ind w:left="80" w:right="80"/></w:pPr><w:r><w:rPr><w:rFonts w:ascii="Consolas" w:hAnsi="Consolas"/><w:sz w:val="15"/><w:color w:val="0F172A"/></w:rPr><w:t xml:space="preserve">    for (auto &amp;edge : adj[v]) {</w:t></w:r></w:p><w:p><w:pPr><w:shd w:val="clear" w:color="auto" w:fill="F8FAFC"/><w:spacing w:before="0" w:after="0" w:line="200" w:lineRule="auto"/><w:ind w:left="80" w:right="80"/></w:pPr><w:r><w:rPr><w:rFonts w:ascii="Consolas" w:hAnsi="Consolas"/><w:sz w:val="15"/><w:color w:val="0F172A"/></w:rPr><w:t xml:space="preserve">        int to = edge.first, d = edge.second;</w:t></w:r></w:p><w:p><w:pPr><w:shd w:val="clear" w:color="auto" w:fill="F8FAFC"/><w:spacing w:before="0" w:after="0" w:line="200" w:lineRule="auto"/><w:ind w:left="80" w:right="80"/></w:pPr><w:r><w:rPr><w:rFonts w:ascii="Consolas" w:hAnsi="Consolas"/><w:sz w:val="15"/><w:color w:val="0F172A"/></w:rPr><w:t xml:space="preserve">        if (dis[v] + d &lt; dis[to]) {</w:t></w:r></w:p><w:p><w:pPr><w:shd w:val="clear" w:color="auto" w:fill="F8FAFC"/><w:spacing w:before="0" w:after="0" w:line="200" w:lineRule="auto"/><w:ind w:left="80" w:right="80"/></w:pPr><w:r><w:rPr><w:rFonts w:ascii="Consolas" w:hAnsi="Consolas"/><w:sz w:val="15"/><w:color w:val="0F172A"/></w:rPr><w:t xml:space="preserve">            dis[to] = dis[v] + d;</w:t></w:r></w:p><w:p><w:pPr><w:shd w:val="clear" w:color="auto" w:fill="F8FAFC"/><w:spacing w:before="0" w:after="0" w:line="200" w:lineRule="auto"/><w:ind w:left="80" w:right="80"/></w:pPr><w:r><w:rPr><w:rFonts w:ascii="Consolas" w:hAnsi="Consolas"/><w:sz w:val="15"/><w:color w:val="0F172A"/></w:rPr><w:t xml:space="preserve">            parent[to] = v;</w:t></w:r></w:p><w:p><w:pPr><w:shd w:val="clear" w:color="auto" w:fill="F8FAFC"/><w:spacing w:before="0" w:after="0" w:line="200" w:lineRule="auto"/><w:ind w:left="80" w:right="80"/></w:pPr><w:r><w:rPr><w:rFonts w:ascii="Consolas" w:hAnsi="Consolas"/><w:sz w:val="15"/><w:color w:val="0F172A"/></w:rPr><w:t xml:space="preserve">            pq.emplace(dis[to], to);</w:t></w:r></w:p><w:p><w:pPr><w:shd w:val="clear" w:color="auto" w:fill="F8FAFC"/><w:spacing w:before="0" w:after="0" w:line="200" w:lineRule="auto"/><w:ind w:left="80" w:right="80"/></w:pPr><w:r><w:rPr><w:rFonts w:ascii="Consolas" w:hAnsi="Consolas"/><w:sz w:val="15"/><w:color w:val="0F172A"/></w:rPr><w:t xml:space="preserve">        }</w:t></w:r></w:p><w:p><w:pPr><w:shd w:val="clear" w:color="auto" w:fill="F8FAFC"/><w:spacing w:before="0" w:after="0" w:line="200" w:lineRule="auto"/><w:ind w:left="80" w:right="80"/></w:pPr><w:r><w:rPr><w:rFonts w:ascii="Consolas" w:hAnsi="Consolas"/><w:sz w:val="15"/><w:color w:val="0F172A"/></w:rPr><w:t xml:space="preserve">    }</w:t></w:r></w:p><w:p><w:pPr><w:shd w:val="clear" w:color="auto" w:fill="F8FAFC"/><w:spacing w:before="0" w:after="0" w:line="200" w:lineRule="auto"/><w:ind w:left="80" w:right="80"/></w:pPr><w:r><w:rPr><w:rFonts w:ascii="Consolas" w:hAnsi="Consolas"/><w:sz w:val="15"/><w:color w:val="0F172A"/></w:rPr><w:t xml:space="preserve">}</w:t></w:r></w:p><w:p><w:pPr><w:shd w:val="clear" w:color="auto" w:fill="F8FAFC"/><w:spacing w:before="0" w:after="0" w:line="200" w:lineRule="auto"/><w:ind w:left="80" w:right="80"/></w:pPr><w:r><w:rPr><w:rFonts w:ascii="Consolas" w:hAnsi="Consolas"/><w:sz w:val="15"/><w:color w:val="0F172A"/></w:rPr><w:t xml:space="preserve">if (dis[n] == inf) {</w:t></w:r></w:p><w:p><w:pPr><w:shd w:val="clear" w:color="auto" w:fill="F8FAFC"/><w:spacing w:before="0" w:after="0" w:line="200" w:lineRule="auto"/><w:ind w:left="80" w:right="80"/></w:pPr><w:r><w:rPr><w:rFonts w:ascii="Consolas" w:hAnsi="Consolas"/><w:sz w:val="15"/><w:color w:val="0F172A"/></w:rPr><w:t xml:space="preserve">    cout &lt;&lt; -1 &lt;&lt; endl;</w:t></w:r></w:p><w:p><w:pPr><w:shd w:val="clear" w:color="auto" w:fill="F8FAFC"/><w:spacing w:before="0" w:after="0" w:line="200" w:lineRule="auto"/><w:ind w:left="80" w:right="80"/></w:pPr><w:r><w:rPr><w:rFonts w:ascii="Consolas" w:hAnsi="Consolas"/><w:sz w:val="15"/><w:color w:val="0F172A"/></w:rPr><w:t xml:space="preserve">} else {</w:t></w:r></w:p><w:p><w:pPr><w:shd w:val="clear" w:color="auto" w:fill="F8FAFC"/><w:spacing w:before="0" w:after="0" w:line="200" w:lineRule="auto"/><w:ind w:left="80" w:right="80"/></w:pPr><w:r><w:rPr><w:rFonts w:ascii="Consolas" w:hAnsi="Consolas"/><w:sz w:val="15"/><w:color w:val="0F172A"/></w:rPr><w:t xml:space="preserve">    vector&lt;int&gt; path;</w:t></w:r></w:p><w:p><w:pPr><w:shd w:val="clear" w:color="auto" w:fill="F8FAFC"/><w:spacing w:before="0" w:after="0" w:line="200" w:lineRule="auto"/><w:ind w:left="80" w:right="80"/></w:pPr><w:r><w:rPr><w:rFonts w:ascii="Consolas" w:hAnsi="Consolas"/><w:sz w:val="15"/><w:color w:val="0F172A"/></w:rPr><w:t xml:space="preserve">    for (int i = n; i != -1; i = parent[i]) path.push_back(i);</w:t></w:r></w:p><w:p><w:pPr><w:shd w:val="clear" w:color="auto" w:fill="F8FAFC"/><w:spacing w:before="0" w:after="0" w:line="200" w:lineRule="auto"/><w:ind w:left="80" w:right="80"/></w:pPr><w:r><w:rPr><w:rFonts w:ascii="Consolas" w:hAnsi="Consolas"/><w:sz w:val="15"/><w:color w:val="0F172A"/></w:rPr><w:t xml:space="preserve">    reverse(path.begin(), path.end());</w:t></w:r></w:p><w:p><w:pPr><w:shd w:val="clear" w:color="auto" w:fill="F8FAFC"/><w:spacing w:before="0" w:after="0" w:line="200" w:lineRule="auto"/><w:ind w:left="80" w:right="80"/></w:pPr><w:r><w:rPr><w:rFonts w:ascii="Consolas" w:hAnsi="Consolas"/><w:sz w:val="15"/><w:color w:val="0F172A"/></w:rPr><w:t xml:space="preserve">    for (int node : path) cout &lt;&lt; node &lt;&lt; &quot; &quot;;</w:t></w:r></w:p><w:p><w:pPr><w:shd w:val="clear" w:color="auto" w:fill="F8FAFC"/><w:spacing w:before="0" w:after="0" w:line="200" w:lineRule="auto"/><w:ind w:left="80" w:right="80"/></w:pPr><w:r><w:rPr><w:rFonts w:ascii="Consolas" w:hAnsi="Consolas"/><w:sz w:val="15"/><w:color w:val="0F172A"/></w:rPr><w:t xml:space="preserve">    cout &lt;&lt; endl;</w:t></w:r></w:p><w:p><w:pPr><w:shd w:val="clear" w:color="auto" w:fill="F8FAFC"/><w:spacing w:before="0" w:after="0" w:line="200" w:lineRule="auto"/><w:ind w:left="80" w:right="80"/></w:pPr><w:r><w:rPr><w:rFonts w:ascii="Consolas" w:hAnsi="Consolas"/><w:sz w:val="15"/><w:color w:val="0F172A"/></w:rPr><w:t xml:space="preserve">}</w:t></w:r></w:p><w:p><w:pPr><w:pStyle w:val="Heading3"/></w:pPr><w:r><w:rPr><w:b/><w:sz w:val="19"/><w:color w:val="0369A1"/></w:rPr><w:t>5.2 Dijkstra&apos;s Algorithm (Set-Based)</w:t></w:r></w:p><w:p><w:pPr><w:ind w:left="200"/><w:spacing w:after="20"/></w:pPr><w:r><w:rPr><w:color w:val="2563EB"/></w:rPr><w:t xml:space="preserve">â€¢ </w:t></w:r><w:r><w:t>**Trigger Prefix:** `dijkstraSet`</w:t></w:r></w:p><w:p><w:pPr><w:ind w:left="200"/><w:spacing w:after="20"/></w:pPr><w:r><w:rPr><w:color w:val="2563EB"/></w:rPr><w:t xml:space="preserve">â€¢ </w:t></w:r><w:r><w:t>**Time Complexity:** $O((V + E) \log V)$</w:t></w:r></w:p><w:p><w:pPr><w:shd w:val="clear" w:color="auto" w:fill="F8FAFC"/><w:spacing w:before="0" w:after="0" w:line="200" w:lineRule="auto"/><w:ind w:left="80" w:right="80"/></w:pPr><w:r><w:rPr><w:rFonts w:ascii="Consolas" w:hAnsi="Consolas"/><w:sz w:val="15"/><w:color w:val="0F172A"/></w:rPr><w:t xml:space="preserve">const int INF = 1000000000;</w:t></w:r></w:p><w:p><w:pPr><w:shd w:val="clear" w:color="auto" w:fill="F8FAFC"/><w:spacing w:before="0" w:after="0" w:line="200" w:lineRule="auto"/><w:ind w:left="80" w:right="80"/></w:pPr><w:r><w:rPr><w:rFonts w:ascii="Consolas" w:hAnsi="Consolas"/><w:sz w:val="15"/><w:color w:val="0F172A"/></w:rPr><w:t xml:space="preserve">vector&lt;vector&lt;pair&lt;int, int&gt;&gt;&gt; adj;</w:t></w:r></w:p><w:p><w:pPr><w:shd w:val="clear" w:color="auto" w:fill="F8FAFC"/><w:spacing w:before="0" w:after="0" w:line="200" w:lineRule="auto"/><w:ind w:left="80" w:right="80"/></w:pPr><w:r><w:rPr><w:rFonts w:ascii="Consolas" w:hAnsi="Consolas"/><w:sz w:val="15"/><w:color w:val="0F172A"/></w:rPr><w:t xml:space="preserve"></w:t></w:r></w:p><w:p><w:pPr><w:shd w:val="clear" w:color="auto" w:fill="F8FAFC"/><w:spacing w:before="0" w:after="0" w:line="200" w:lineRule="auto"/><w:ind w:left="80" w:right="80"/></w:pPr><w:r><w:rPr><w:rFonts w:ascii="Consolas" w:hAnsi="Consolas"/><w:sz w:val="15"/><w:color w:val="0F172A"/></w:rPr><w:t xml:space="preserve">void dijkstra(int s, vector&lt;int&gt; &amp; d, vector&lt;int&gt; &amp; p) {</w:t></w:r></w:p><w:p><w:pPr><w:shd w:val="clear" w:color="auto" w:fill="F8FAFC"/><w:spacing w:before="0" w:after="0" w:line="200" w:lineRule="auto"/><w:ind w:left="80" w:right="80"/></w:pPr><w:r><w:rPr><w:rFonts w:ascii="Consolas" w:hAnsi="Consolas"/><w:sz w:val="15"/><w:color w:val="0F172A"/></w:rPr><w:t xml:space="preserve">    int n = adj.size();</w:t></w:r></w:p><w:p><w:pPr><w:shd w:val="clear" w:color="auto" w:fill="F8FAFC"/><w:spacing w:before="0" w:after="0" w:line="200" w:lineRule="auto"/><w:ind w:left="80" w:right="80"/></w:pPr><w:r><w:rPr><w:rFonts w:ascii="Consolas" w:hAnsi="Consolas"/><w:sz w:val="15"/><w:color w:val="0F172A"/></w:rPr><w:t xml:space="preserve">    d.assign(n, INF);</w:t></w:r></w:p><w:p><w:pPr><w:shd w:val="clear" w:color="auto" w:fill="F8FAFC"/><w:spacing w:before="0" w:after="0" w:line="200" w:lineRule="auto"/><w:ind w:left="80" w:right="80"/></w:pPr><w:r><w:rPr><w:rFonts w:ascii="Consolas" w:hAnsi="Consolas"/><w:sz w:val="15"/><w:color w:val="0F172A"/></w:rPr><w:t xml:space="preserve">    p.assign(n, -1);</w:t></w:r></w:p><w:p><w:pPr><w:shd w:val="clear" w:color="auto" w:fill="F8FAFC"/><w:spacing w:before="0" w:after="0" w:line="200" w:lineRule="auto"/><w:ind w:left="80" w:right="80"/></w:pPr><w:r><w:rPr><w:rFonts w:ascii="Consolas" w:hAnsi="Consolas"/><w:sz w:val="15"/><w:color w:val="0F172A"/></w:rPr><w:t xml:space="preserve">    d[s] = 0;</w:t></w:r></w:p><w:p><w:pPr><w:shd w:val="clear" w:color="auto" w:fill="F8FAFC"/><w:spacing w:before="0" w:after="0" w:line="200" w:lineRule="auto"/><w:ind w:left="80" w:right="80"/></w:pPr><w:r><w:rPr><w:rFonts w:ascii="Consolas" w:hAnsi="Consolas"/><w:sz w:val="15"/><w:color w:val="0F172A"/></w:rPr><w:t xml:space="preserve">    set&lt;pair&lt;int, int&gt;&gt; q;</w:t></w:r></w:p><w:p><w:pPr><w:shd w:val="clear" w:color="auto" w:fill="F8FAFC"/><w:spacing w:before="0" w:after="0" w:line="200" w:lineRule="auto"/><w:ind w:left="80" w:right="80"/></w:pPr><w:r><w:rPr><w:rFonts w:ascii="Consolas" w:hAnsi="Consolas"/><w:sz w:val="15"/><w:color w:val="0F172A"/></w:rPr><w:t xml:space="preserve">    q.insert({0, s});</w:t></w:r></w:p><w:p><w:pPr><w:shd w:val="clear" w:color="auto" w:fill="F8FAFC"/><w:spacing w:before="0" w:after="0" w:line="200" w:lineRule="auto"/><w:ind w:left="80" w:right="80"/></w:pPr><w:r><w:rPr><w:rFonts w:ascii="Consolas" w:hAnsi="Consolas"/><w:sz w:val="15"/><w:color w:val="0F172A"/></w:rPr><w:t xml:space="preserve">    while (!q.empty()) {</w:t></w:r></w:p><w:p><w:pPr><w:shd w:val="clear" w:color="auto" w:fill="F8FAFC"/><w:spacing w:before="0" w:after="0" w:line="200" w:lineRule="auto"/><w:ind w:left="80" w:right="80"/></w:pPr><w:r><w:rPr><w:rFonts w:ascii="Consolas" w:hAnsi="Consolas"/><w:sz w:val="15"/><w:color w:val="0F172A"/></w:rPr><w:t xml:space="preserve">        int v = q.begin()-&gt;second;</w:t></w:r></w:p><w:p><w:pPr><w:shd w:val="clear" w:color="auto" w:fill="F8FAFC"/><w:spacing w:before="0" w:after="0" w:line="200" w:lineRule="auto"/><w:ind w:left="80" w:right="80"/></w:pPr><w:r><w:rPr><w:rFonts w:ascii="Consolas" w:hAnsi="Consolas"/><w:sz w:val="15"/><w:color w:val="0F172A"/></w:rPr><w:t xml:space="preserve">        q.erase(q.begin());</w:t></w:r></w:p><w:p><w:pPr><w:shd w:val="clear" w:color="auto" w:fill="F8FAFC"/><w:spacing w:before="0" w:after="0" w:line="200" w:lineRule="auto"/><w:ind w:left="80" w:right="80"/></w:pPr><w:r><w:rPr><w:rFonts w:ascii="Consolas" w:hAnsi="Consolas"/><w:sz w:val="15"/><w:color w:val="0F172A"/></w:rPr><w:t xml:space="preserve"></w:t></w:r></w:p><w:p><w:pPr><w:shd w:val="clear" w:color="auto" w:fill="F8FAFC"/><w:spacing w:before="0" w:after="0" w:line="200" w:lineRule="auto"/><w:ind w:left="80" w:right="80"/></w:pPr><w:r><w:rPr><w:rFonts w:ascii="Consolas" w:hAnsi="Consolas"/><w:sz w:val="15"/><w:color w:val="0F172A"/></w:rPr><w:t xml:space="preserve">        for (auto edge : adj[v]) {</w:t></w:r></w:p><w:p><w:pPr><w:shd w:val="clear" w:color="auto" w:fill="F8FAFC"/><w:spacing w:before="0" w:after="0" w:line="200" w:lineRule="auto"/><w:ind w:left="80" w:right="80"/></w:pPr><w:r><w:rPr><w:rFonts w:ascii="Consolas" w:hAnsi="Consolas"/><w:sz w:val="15"/><w:color w:val="0F172A"/></w:rPr><w:t xml:space="preserve">            int to = edge.first, len = edge.second;</w:t></w:r></w:p><w:p><w:pPr><w:shd w:val="clear" w:color="auto" w:fill="F8FAFC"/><w:spacing w:before="0" w:after="0" w:line="200" w:lineRule="auto"/><w:ind w:left="80" w:right="80"/></w:pPr><w:r><w:rPr><w:rFonts w:ascii="Consolas" w:hAnsi="Consolas"/><w:sz w:val="15"/><w:color w:val="0F172A"/></w:rPr><w:t xml:space="preserve">            if (d[v] + len &lt; d[to]) {</w:t></w:r></w:p><w:p><w:pPr><w:shd w:val="clear" w:color="auto" w:fill="F8FAFC"/><w:spacing w:before="0" w:after="0" w:line="200" w:lineRule="auto"/><w:ind w:left="80" w:right="80"/></w:pPr><w:r><w:rPr><w:rFonts w:ascii="Consolas" w:hAnsi="Consolas"/><w:sz w:val="15"/><w:color w:val="0F172A"/></w:rPr><w:t xml:space="preserve">                q.erase({d[to], to});</w:t></w:r></w:p><w:p><w:pPr><w:shd w:val="clear" w:color="auto" w:fill="F8FAFC"/><w:spacing w:before="0" w:after="0" w:line="200" w:lineRule="auto"/><w:ind w:left="80" w:right="80"/></w:pPr><w:r><w:rPr><w:rFonts w:ascii="Consolas" w:hAnsi="Consolas"/><w:sz w:val="15"/><w:color w:val="0F172A"/></w:rPr><w:t xml:space="preserve">                d[to] = d[v] + len;</w:t></w:r></w:p><w:p><w:pPr><w:shd w:val="clear" w:color="auto" w:fill="F8FAFC"/><w:spacing w:before="0" w:after="0" w:line="200" w:lineRule="auto"/><w:ind w:left="80" w:right="80"/></w:pPr><w:r><w:rPr><w:rFonts w:ascii="Consolas" w:hAnsi="Consolas"/><w:sz w:val="15"/><w:color w:val="0F172A"/></w:rPr><w:t xml:space="preserve">                p[to] = v;</w:t></w:r></w:p><w:p><w:pPr><w:shd w:val="clear" w:color="auto" w:fill="F8FAFC"/><w:spacing w:before="0" w:after="0" w:line="200" w:lineRule="auto"/><w:ind w:left="80" w:right="80"/></w:pPr><w:r><w:rPr><w:rFonts w:ascii="Consolas" w:hAnsi="Consolas"/><w:sz w:val="15"/><w:color w:val="0F172A"/></w:rPr><w:t xml:space="preserve">                q.insert({d[to], to});</w:t></w:r></w:p><w:p><w:pPr><w:shd w:val="clear" w:color="auto" w:fill="F8FAFC"/><w:spacing w:before="0" w:after="0" w:line="200" w:lineRule="auto"/><w:ind w:left="80" w:right="80"/></w:pPr><w:r><w:rPr><w:rFonts w:ascii="Consolas" w:hAnsi="Consolas"/><w:sz w:val="15"/><w:color w:val="0F172A"/></w:rPr><w:t xml:space="preserve">            }</w:t></w:r></w:p><w:p><w:pPr><w:shd w:val="clear" w:color="auto" w:fill="F8FAFC"/><w:spacing w:before="0" w:after="0" w:line="200" w:lineRule="auto"/><w:ind w:left="80" w:right="80"/></w:pPr><w:r><w:rPr><w:rFonts w:ascii="Consolas" w:hAnsi="Consolas"/><w:sz w:val="15"/><w:color w:val="0F172A"/></w:rPr><w:t xml:space="preserve">        }</w:t></w:r></w:p><w:p><w:pPr><w:shd w:val="clear" w:color="auto" w:fill="F8FAFC"/><w:spacing w:before="0" w:after="0" w:line="200" w:lineRule="auto"/><w:ind w:left="80" w:right="80"/></w:pPr><w:r><w:rPr><w:rFonts w:ascii="Consolas" w:hAnsi="Consolas"/><w:sz w:val="15"/><w:color w:val="0F172A"/></w:rPr><w:t xml:space="preserve">    }</w:t></w:r></w:p><w:p><w:pPr><w:shd w:val="clear" w:color="auto" w:fill="F8FAFC"/><w:spacing w:before="0" w:after="0" w:line="200" w:lineRule="auto"/><w:ind w:left="80" w:right="80"/></w:pPr><w:r><w:rPr><w:rFonts w:ascii="Consolas" w:hAnsi="Consolas"/><w:sz w:val="15"/><w:color w:val="0F172A"/></w:rPr><w:t xml:space="preserve">}</w:t></w:r></w:p><w:p><w:pPr><w:pStyle w:val="Heading3"/></w:pPr><w:r><w:rPr><w:b/><w:sz w:val="19"/><w:color w:val="0369A1"/></w:rPr><w:t>5.3 Bellman-Ford Algorithm</w:t></w:r></w:p><w:p><w:pPr><w:ind w:left="200"/><w:spacing w:after="20"/></w:pPr><w:r><w:rPr><w:color w:val="2563EB"/></w:rPr><w:t xml:space="preserve">â€¢ </w:t></w:r><w:r><w:t>**Trigger Prefix:** `bellman_ford`</w:t></w:r></w:p><w:p><w:pPr><w:ind w:left="200"/><w:spacing w:after="20"/></w:pPr><w:r><w:rPr><w:color w:val="2563EB"/></w:rPr><w:t xml:space="preserve">â€¢ </w:t></w:r><w:r><w:t>**Time Complexity:** $O(V \cdot E)$</w:t></w:r></w:p><w:p><w:pPr><w:ind w:left="200"/><w:spacing w:after="20"/></w:pPr><w:r><w:rPr><w:color w:val="2563EB"/></w:rPr><w:t xml:space="preserve">â€¢ </w:t></w:r><w:r><w:t>**Capability:** Supports negative edge weights; detects negative cycle reachable from $S$.</w:t></w:r></w:p><w:p><w:pPr><w:shd w:val="clear" w:color="auto" w:fill="F8FAFC"/><w:spacing w:before="0" w:after="0" w:line="200" w:lineRule="auto"/><w:ind w:left="80" w:right="80"/></w:pPr><w:r><w:rPr><w:rFonts w:ascii="Consolas" w:hAnsi="Consolas"/><w:sz w:val="15"/><w:color w:val="0F172A"/></w:rPr><w:t xml:space="preserve">vector&lt;int&gt; bellman_ford(int n, vector&lt;vector&lt;int&gt;&gt;&amp; edges, int S) {</w:t></w:r></w:p><w:p><w:pPr><w:shd w:val="clear" w:color="auto" w:fill="F8FAFC"/><w:spacing w:before="0" w:after="0" w:line="200" w:lineRule="auto"/><w:ind w:left="80" w:right="80"/></w:pPr><w:r><w:rPr><w:rFonts w:ascii="Consolas" w:hAnsi="Consolas"/><w:sz w:val="15"/><w:color w:val="0F172A"/></w:rPr><w:t xml:space="preserve">    vector&lt;int&gt; dis(n, 1e9);</w:t></w:r></w:p><w:p><w:pPr><w:shd w:val="clear" w:color="auto" w:fill="F8FAFC"/><w:spacing w:before="0" w:after="0" w:line="200" w:lineRule="auto"/><w:ind w:left="80" w:right="80"/></w:pPr><w:r><w:rPr><w:rFonts w:ascii="Consolas" w:hAnsi="Consolas"/><w:sz w:val="15"/><w:color w:val="0F172A"/></w:rPr><w:t xml:space="preserve">    dis[S] = 0;</w:t></w:r></w:p><w:p><w:pPr><w:shd w:val="clear" w:color="auto" w:fill="F8FAFC"/><w:spacing w:before="0" w:after="0" w:line="200" w:lineRule="auto"/><w:ind w:left="80" w:right="80"/></w:pPr><w:r><w:rPr><w:rFonts w:ascii="Consolas" w:hAnsi="Consolas"/><w:sz w:val="15"/><w:color w:val="0F172A"/></w:rPr><w:t xml:space="preserve">    for (int i = 0; i &lt; n - 1; i++) {</w:t></w:r></w:p><w:p><w:pPr><w:shd w:val="clear" w:color="auto" w:fill="F8FAFC"/><w:spacing w:before="0" w:after="0" w:line="200" w:lineRule="auto"/><w:ind w:left="80" w:right="80"/></w:pPr><w:r><w:rPr><w:rFonts w:ascii="Consolas" w:hAnsi="Consolas"/><w:sz w:val="15"/><w:color w:val="0F172A"/></w:rPr><w:t xml:space="preserve">        bool updated = false;</w:t></w:r></w:p><w:p><w:pPr><w:shd w:val="clear" w:color="auto" w:fill="F8FAFC"/><w:spacing w:before="0" w:after="0" w:line="200" w:lineRule="auto"/><w:ind w:left="80" w:right="80"/></w:pPr><w:r><w:rPr><w:rFonts w:ascii="Consolas" w:hAnsi="Consolas"/><w:sz w:val="15"/><w:color w:val="0F172A"/></w:rPr><w:t xml:space="preserve">        for (auto &amp;e : edges) {</w:t></w:r></w:p><w:p><w:pPr><w:shd w:val="clear" w:color="auto" w:fill="F8FAFC"/><w:spacing w:before="0" w:after="0" w:line="200" w:lineRule="auto"/><w:ind w:left="80" w:right="80"/></w:pPr><w:r><w:rPr><w:rFonts w:ascii="Consolas" w:hAnsi="Consolas"/><w:sz w:val="15"/><w:color w:val="0F172A"/></w:rPr><w:t xml:space="preserve">            int u = e[0], v = e[1], w = e[2];</w:t></w:r></w:p><w:p><w:pPr><w:shd w:val="clear" w:color="auto" w:fill="F8FAFC"/><w:spacing w:before="0" w:after="0" w:line="200" w:lineRule="auto"/><w:ind w:left="80" w:right="80"/></w:pPr><w:r><w:rPr><w:rFonts w:ascii="Consolas" w:hAnsi="Consolas"/><w:sz w:val="15"/><w:color w:val="0F172A"/></w:rPr><w:t xml:space="preserve">            if (dis[u] != 1e9 &amp;&amp; dis[u] + w &lt; dis[v]) {</w:t></w:r></w:p><w:p><w:pPr><w:shd w:val="clear" w:color="auto" w:fill="F8FAFC"/><w:spacing w:before="0" w:after="0" w:line="200" w:lineRule="auto"/><w:ind w:left="80" w:right="80"/></w:pPr><w:r><w:rPr><w:rFonts w:ascii="Consolas" w:hAnsi="Consolas"/><w:sz w:val="15"/><w:color w:val="0F172A"/></w:rPr><w:t xml:space="preserve">                dis[v] = dis[u] + w;</w:t></w:r></w:p><w:p><w:pPr><w:shd w:val="clear" w:color="auto" w:fill="F8FAFC"/><w:spacing w:before="0" w:after="0" w:line="200" w:lineRule="auto"/><w:ind w:left="80" w:right="80"/></w:pPr><w:r><w:rPr><w:rFonts w:ascii="Consolas" w:hAnsi="Consolas"/><w:sz w:val="15"/><w:color w:val="0F172A"/></w:rPr><w:t xml:space="preserve">                updated = true;</w:t></w:r></w:p><w:p><w:pPr><w:shd w:val="clear" w:color="auto" w:fill="F8FAFC"/><w:spacing w:before="0" w:after="0" w:line="200" w:lineRule="auto"/><w:ind w:left="80" w:right="80"/></w:pPr><w:r><w:rPr><w:rFonts w:ascii="Consolas" w:hAnsi="Consolas"/><w:sz w:val="15"/><w:color w:val="0F172A"/></w:rPr><w:t xml:space="preserve">            }</w:t></w:r></w:p><w:p><w:pPr><w:shd w:val="clear" w:color="auto" w:fill="F8FAFC"/><w:spacing w:before="0" w:after="0" w:line="200" w:lineRule="auto"/><w:ind w:left="80" w:right="80"/></w:pPr><w:r><w:rPr><w:rFonts w:ascii="Consolas" w:hAnsi="Consolas"/><w:sz w:val="15"/><w:color w:val="0F172A"/></w:rPr><w:t xml:space="preserve">        }</w:t></w:r></w:p><w:p><w:pPr><w:shd w:val="clear" w:color="auto" w:fill="F8FAFC"/><w:spacing w:before="0" w:after="0" w:line="200" w:lineRule="auto"/><w:ind w:left="80" w:right="80"/></w:pPr><w:r><w:rPr><w:rFonts w:ascii="Consolas" w:hAnsi="Consolas"/><w:sz w:val="15"/><w:color w:val="0F172A"/></w:rPr><w:t xml:space="preserve">        if (!updated) break;</w:t></w:r></w:p><w:p><w:pPr><w:shd w:val="clear" w:color="auto" w:fill="F8FAFC"/><w:spacing w:before="0" w:after="0" w:line="200" w:lineRule="auto"/><w:ind w:left="80" w:right="80"/></w:pPr><w:r><w:rPr><w:rFonts w:ascii="Consolas" w:hAnsi="Consolas"/><w:sz w:val="15"/><w:color w:val="0F172A"/></w:rPr><w:t xml:space="preserve">    }</w:t></w:r></w:p><w:p><w:pPr><w:shd w:val="clear" w:color="auto" w:fill="F8FAFC"/><w:spacing w:before="0" w:after="0" w:line="200" w:lineRule="auto"/><w:ind w:left="80" w:right="80"/></w:pPr><w:r><w:rPr><w:rFonts w:ascii="Consolas" w:hAnsi="Consolas"/><w:sz w:val="15"/><w:color w:val="0F172A"/></w:rPr><w:t xml:space="preserve">    // Check for negative cycle</w:t></w:r></w:p><w:p><w:pPr><w:shd w:val="clear" w:color="auto" w:fill="F8FAFC"/><w:spacing w:before="0" w:after="0" w:line="200" w:lineRule="auto"/><w:ind w:left="80" w:right="80"/></w:pPr><w:r><w:rPr><w:rFonts w:ascii="Consolas" w:hAnsi="Consolas"/><w:sz w:val="15"/><w:color w:val="0F172A"/></w:rPr><w:t xml:space="preserve">    for (auto &amp;e : edges) {</w:t></w:r></w:p><w:p><w:pPr><w:shd w:val="clear" w:color="auto" w:fill="F8FAFC"/><w:spacing w:before="0" w:after="0" w:line="200" w:lineRule="auto"/><w:ind w:left="80" w:right="80"/></w:pPr><w:r><w:rPr><w:rFonts w:ascii="Consolas" w:hAnsi="Consolas"/><w:sz w:val="15"/><w:color w:val="0F172A"/></w:rPr><w:t xml:space="preserve">        int u = e[0], v = e[1], w = e[2];</w:t></w:r></w:p><w:p><w:pPr><w:shd w:val="clear" w:color="auto" w:fill="F8FAFC"/><w:spacing w:before="0" w:after="0" w:line="200" w:lineRule="auto"/><w:ind w:left="80" w:right="80"/></w:pPr><w:r><w:rPr><w:rFonts w:ascii="Consolas" w:hAnsi="Consolas"/><w:sz w:val="15"/><w:color w:val="0F172A"/></w:rPr><w:t xml:space="preserve">        if (dis[u] != 1e9 &amp;&amp; dis[u] + w &lt; dis[v]) return {-1};</w:t></w:r></w:p><w:p><w:pPr><w:shd w:val="clear" w:color="auto" w:fill="F8FAFC"/><w:spacing w:before="0" w:after="0" w:line="200" w:lineRule="auto"/><w:ind w:left="80" w:right="80"/></w:pPr><w:r><w:rPr><w:rFonts w:ascii="Consolas" w:hAnsi="Consolas"/><w:sz w:val="15"/><w:color w:val="0F172A"/></w:rPr><w:t xml:space="preserve">    }</w:t></w:r></w:p><w:p><w:pPr><w:shd w:val="clear" w:color="auto" w:fill="F8FAFC"/><w:spacing w:before="0" w:after="0" w:line="200" w:lineRule="auto"/><w:ind w:left="80" w:right="80"/></w:pPr><w:r><w:rPr><w:rFonts w:ascii="Consolas" w:hAnsi="Consolas"/><w:sz w:val="15"/><w:color w:val="0F172A"/></w:rPr><w:t xml:space="preserve">    return dis;</w:t></w:r></w:p><w:p><w:pPr><w:shd w:val="clear" w:color="auto" w:fill="F8FAFC"/><w:spacing w:before="0" w:after="0" w:line="200" w:lineRule="auto"/><w:ind w:left="80" w:right="80"/></w:pPr><w:r><w:rPr><w:rFonts w:ascii="Consolas" w:hAnsi="Consolas"/><w:sz w:val="15"/><w:color w:val="0F172A"/></w:rPr><w:t xml:space="preserve">}</w:t></w:r></w:p><w:p><w:pPr><w:pStyle w:val="Heading3"/></w:pPr><w:r><w:rPr><w:b/><w:sz w:val="19"/><w:color w:val="0369A1"/></w:rPr><w:t>5.4 Negative Cycle Detection &amp; Path Reconstruction</w:t></w:r></w:p><w:p><w:pPr><w:ind w:left="200"/><w:spacing w:after="20"/></w:pPr><w:r><w:rPr><w:color w:val="2563EB"/></w:rPr><w:t xml:space="preserve">â€¢ </w:t></w:r><w:r><w:t>**Trigger Prefix:** `negcyclef`</w:t></w:r></w:p><w:p><w:pPr><w:ind w:left="200"/><w:spacing w:after="20"/></w:pPr><w:r><w:rPr><w:color w:val="2563EB"/></w:rPr><w:t xml:space="preserve">â€¢ </w:t></w:r><w:r><w:t>**Time Complexity:** $O(V \cdot E)$</w:t></w:r></w:p><w:p><w:pPr><w:ind w:left="200"/><w:spacing w:after="20"/></w:pPr><w:r><w:rPr><w:color w:val="2563EB"/></w:rPr><w:t xml:space="preserve">â€¢ </w:t></w:r><w:r><w:t>**Key Detail:** Steps back $N$ times (`x = p[x]`) to guarantee the pointer enters the cycle before printing.</w:t></w:r></w:p><w:p><w:pPr><w:shd w:val="clear" w:color="auto" w:fill="F8FAFC"/><w:spacing w:before="0" w:after="0" w:line="200" w:lineRule="auto"/><w:ind w:left="80" w:right="80"/></w:pPr><w:r><w:rPr><w:rFonts w:ascii="Consolas" w:hAnsi="Consolas"/><w:sz w:val="15"/><w:color w:val="0F172A"/></w:rPr><w:t xml:space="preserve">int n, m; cin &gt;&gt; n &gt;&gt; m;</w:t></w:r></w:p><w:p><w:pPr><w:shd w:val="clear" w:color="auto" w:fill="F8FAFC"/><w:spacing w:before="0" w:after="0" w:line="200" w:lineRule="auto"/><w:ind w:left="80" w:right="80"/></w:pPr><w:r><w:rPr><w:rFonts w:ascii="Consolas" w:hAnsi="Consolas"/><w:sz w:val="15"/><w:color w:val="0F172A"/></w:rPr><w:t xml:space="preserve">vector&lt;vector&lt;int&gt;&gt; edges;</w:t></w:r></w:p><w:p><w:pPr><w:shd w:val="clear" w:color="auto" w:fill="F8FAFC"/><w:spacing w:before="0" w:after="0" w:line="200" w:lineRule="auto"/><w:ind w:left="80" w:right="80"/></w:pPr><w:r><w:rPr><w:rFonts w:ascii="Consolas" w:hAnsi="Consolas"/><w:sz w:val="15"/><w:color w:val="0F172A"/></w:rPr><w:t xml:space="preserve">for (int i = 0; i &lt; m; ++i) {</w:t></w:r></w:p><w:p><w:pPr><w:shd w:val="clear" w:color="auto" w:fill="F8FAFC"/><w:spacing w:before="0" w:after="0" w:line="200" w:lineRule="auto"/><w:ind w:left="80" w:right="80"/></w:pPr><w:r><w:rPr><w:rFonts w:ascii="Consolas" w:hAnsi="Consolas"/><w:sz w:val="15"/><w:color w:val="0F172A"/></w:rPr><w:t xml:space="preserve">    int u, v, w; cin &gt;&gt; u &gt;&gt; v &gt;&gt; w;</w:t></w:r></w:p><w:p><w:pPr><w:shd w:val="clear" w:color="auto" w:fill="F8FAFC"/><w:spacing w:before="0" w:after="0" w:line="200" w:lineRule="auto"/><w:ind w:left="80" w:right="80"/></w:pPr><w:r><w:rPr><w:rFonts w:ascii="Consolas" w:hAnsi="Consolas"/><w:sz w:val="15"/><w:color w:val="0F172A"/></w:rPr><w:t xml:space="preserve">    edges.push_back({u, v, w});</w:t></w:r></w:p><w:p><w:pPr><w:shd w:val="clear" w:color="auto" w:fill="F8FAFC"/><w:spacing w:before="0" w:after="0" w:line="200" w:lineRule="auto"/><w:ind w:left="80" w:right="80"/></w:pPr><w:r><w:rPr><w:rFonts w:ascii="Consolas" w:hAnsi="Consolas"/><w:sz w:val="15"/><w:color w:val="0F172A"/></w:rPr><w:t xml:space="preserve">}</w:t></w:r></w:p><w:p><w:pPr><w:shd w:val="clear" w:color="auto" w:fill="F8FAFC"/><w:spacing w:before="0" w:after="0" w:line="200" w:lineRule="auto"/><w:ind w:left="80" w:right="80"/></w:pPr><w:r><w:rPr><w:rFonts w:ascii="Consolas" w:hAnsi="Consolas"/><w:sz w:val="15"/><w:color w:val="0F172A"/></w:rPr><w:t xml:space="preserve">vector&lt;int&gt; dist(n + 1, 0), p(n + 1, -1);</w:t></w:r></w:p><w:p><w:pPr><w:shd w:val="clear" w:color="auto" w:fill="F8FAFC"/><w:spacing w:before="0" w:after="0" w:line="200" w:lineRule="auto"/><w:ind w:left="80" w:right="80"/></w:pPr><w:r><w:rPr><w:rFonts w:ascii="Consolas" w:hAnsi="Consolas"/><w:sz w:val="15"/><w:color w:val="0F172A"/></w:rPr><w:t xml:space="preserve">int x;</w:t></w:r></w:p><w:p><w:pPr><w:shd w:val="clear" w:color="auto" w:fill="F8FAFC"/><w:spacing w:before="0" w:after="0" w:line="200" w:lineRule="auto"/><w:ind w:left="80" w:right="80"/></w:pPr><w:r><w:rPr><w:rFonts w:ascii="Consolas" w:hAnsi="Consolas"/><w:sz w:val="15"/><w:color w:val="0F172A"/></w:rPr><w:t xml:space="preserve">for (int i = 0; i &lt; n; i++) {</w:t></w:r></w:p><w:p><w:pPr><w:shd w:val="clear" w:color="auto" w:fill="F8FAFC"/><w:spacing w:before="0" w:after="0" w:line="200" w:lineRule="auto"/><w:ind w:left="80" w:right="80"/></w:pPr><w:r><w:rPr><w:rFonts w:ascii="Consolas" w:hAnsi="Consolas"/><w:sz w:val="15"/><w:color w:val="0F172A"/></w:rPr><w:t xml:space="preserve">    x = -1;</w:t></w:r></w:p><w:p><w:pPr><w:shd w:val="clear" w:color="auto" w:fill="F8FAFC"/><w:spacing w:before="0" w:after="0" w:line="200" w:lineRule="auto"/><w:ind w:left="80" w:right="80"/></w:pPr><w:r><w:rPr><w:rFonts w:ascii="Consolas" w:hAnsi="Consolas"/><w:sz w:val="15"/><w:color w:val="0F172A"/></w:rPr><w:t xml:space="preserve">    for (auto &amp;edge : edges) {</w:t></w:r></w:p><w:p><w:pPr><w:shd w:val="clear" w:color="auto" w:fill="F8FAFC"/><w:spacing w:before="0" w:after="0" w:line="200" w:lineRule="auto"/><w:ind w:left="80" w:right="80"/></w:pPr><w:r><w:rPr><w:rFonts w:ascii="Consolas" w:hAnsi="Consolas"/><w:sz w:val="15"/><w:color w:val="0F172A"/></w:rPr><w:t xml:space="preserve">        int u = edge[0], v = edge[1], w = edge[2];</w:t></w:r></w:p><w:p><w:pPr><w:shd w:val="clear" w:color="auto" w:fill="F8FAFC"/><w:spacing w:before="0" w:after="0" w:line="200" w:lineRule="auto"/><w:ind w:left="80" w:right="80"/></w:pPr><w:r><w:rPr><w:rFonts w:ascii="Consolas" w:hAnsi="Consolas"/><w:sz w:val="15"/><w:color w:val="0F172A"/></w:rPr><w:t xml:space="preserve">        if (dist[u] + w &lt; dist[v]) {</w:t></w:r></w:p><w:p><w:pPr><w:shd w:val="clear" w:color="auto" w:fill="F8FAFC"/><w:spacing w:before="0" w:after="0" w:line="200" w:lineRule="auto"/><w:ind w:left="80" w:right="80"/></w:pPr><w:r><w:rPr><w:rFonts w:ascii="Consolas" w:hAnsi="Consolas"/><w:sz w:val="15"/><w:color w:val="0F172A"/></w:rPr><w:t xml:space="preserve">            dist[v] = dist[u] + w;</w:t></w:r></w:p><w:p><w:pPr><w:shd w:val="clear" w:color="auto" w:fill="F8FAFC"/><w:spacing w:before="0" w:after="0" w:line="200" w:lineRule="auto"/><w:ind w:left="80" w:right="80"/></w:pPr><w:r><w:rPr><w:rFonts w:ascii="Consolas" w:hAnsi="Consolas"/><w:sz w:val="15"/><w:color w:val="0F172A"/></w:rPr><w:t xml:space="preserve">            p[v] = u;</w:t></w:r></w:p><w:p><w:pPr><w:shd w:val="clear" w:color="auto" w:fill="F8FAFC"/><w:spacing w:before="0" w:after="0" w:line="200" w:lineRule="auto"/><w:ind w:left="80" w:right="80"/></w:pPr><w:r><w:rPr><w:rFonts w:ascii="Consolas" w:hAnsi="Consolas"/><w:sz w:val="15"/><w:color w:val="0F172A"/></w:rPr><w:t xml:space="preserve">            x = v;</w:t></w:r></w:p><w:p><w:pPr><w:shd w:val="clear" w:color="auto" w:fill="F8FAFC"/><w:spacing w:before="0" w:after="0" w:line="200" w:lineRule="auto"/><w:ind w:left="80" w:right="80"/></w:pPr><w:r><w:rPr><w:rFonts w:ascii="Consolas" w:hAnsi="Consolas"/><w:sz w:val="15"/><w:color w:val="0F172A"/></w:rPr><w:t xml:space="preserve">        }</w:t></w:r></w:p><w:p><w:pPr><w:shd w:val="clear" w:color="auto" w:fill="F8FAFC"/><w:spacing w:before="0" w:after="0" w:line="200" w:lineRule="auto"/><w:ind w:left="80" w:right="80"/></w:pPr><w:r><w:rPr><w:rFonts w:ascii="Consolas" w:hAnsi="Consolas"/><w:sz w:val="15"/><w:color w:val="0F172A"/></w:rPr><w:t xml:space="preserve">    }</w:t></w:r></w:p><w:p><w:pPr><w:shd w:val="clear" w:color="auto" w:fill="F8FAFC"/><w:spacing w:before="0" w:after="0" w:line="200" w:lineRule="auto"/><w:ind w:left="80" w:right="80"/></w:pPr><w:r><w:rPr><w:rFonts w:ascii="Consolas" w:hAnsi="Consolas"/><w:sz w:val="15"/><w:color w:val="0F172A"/></w:rPr><w:t xml:space="preserve">}</w:t></w:r></w:p><w:p><w:pPr><w:shd w:val="clear" w:color="auto" w:fill="F8FAFC"/><w:spacing w:before="0" w:after="0" w:line="200" w:lineRule="auto"/><w:ind w:left="80" w:right="80"/></w:pPr><w:r><w:rPr><w:rFonts w:ascii="Consolas" w:hAnsi="Consolas"/><w:sz w:val="15"/><w:color w:val="0F172A"/></w:rPr><w:t xml:space="preserve">if (x == -1) {</w:t></w:r></w:p><w:p><w:pPr><w:shd w:val="clear" w:color="auto" w:fill="F8FAFC"/><w:spacing w:before="0" w:after="0" w:line="200" w:lineRule="auto"/><w:ind w:left="80" w:right="80"/></w:pPr><w:r><w:rPr><w:rFonts w:ascii="Consolas" w:hAnsi="Consolas"/><w:sz w:val="15"/><w:color w:val="0F172A"/></w:rPr><w:t xml:space="preserve">    cout &lt;&lt; &quot;NO&quot; &lt;&lt; endl;</w:t></w:r></w:p><w:p><w:pPr><w:shd w:val="clear" w:color="auto" w:fill="F8FAFC"/><w:spacing w:before="0" w:after="0" w:line="200" w:lineRule="auto"/><w:ind w:left="80" w:right="80"/></w:pPr><w:r><w:rPr><w:rFonts w:ascii="Consolas" w:hAnsi="Consolas"/><w:sz w:val="15"/><w:color w:val="0F172A"/></w:rPr><w:t xml:space="preserve">    return 0;</w:t></w:r></w:p><w:p><w:pPr><w:shd w:val="clear" w:color="auto" w:fill="F8FAFC"/><w:spacing w:before="0" w:after="0" w:line="200" w:lineRule="auto"/><w:ind w:left="80" w:right="80"/></w:pPr><w:r><w:rPr><w:rFonts w:ascii="Consolas" w:hAnsi="Consolas"/><w:sz w:val="15"/><w:color w:val="0F172A"/></w:rPr><w:t xml:space="preserve">}</w:t></w:r></w:p><w:p><w:pPr><w:shd w:val="clear" w:color="auto" w:fill="F8FAFC"/><w:spacing w:before="0" w:after="0" w:line="200" w:lineRule="auto"/><w:ind w:left="80" w:right="80"/></w:pPr><w:r><w:rPr><w:rFonts w:ascii="Consolas" w:hAnsi="Consolas"/><w:sz w:val="15"/><w:color w:val="0F172A"/></w:rPr><w:t xml:space="preserve">for (int i = 0; i &lt; n; i++) x = p[x];</w:t></w:r></w:p><w:p><w:pPr><w:shd w:val="clear" w:color="auto" w:fill="F8FAFC"/><w:spacing w:before="0" w:after="0" w:line="200" w:lineRule="auto"/><w:ind w:left="80" w:right="80"/></w:pPr><w:r><w:rPr><w:rFonts w:ascii="Consolas" w:hAnsi="Consolas"/><w:sz w:val="15"/><w:color w:val="0F172A"/></w:rPr><w:t xml:space="preserve">cout &lt;&lt; &quot;YES&quot; &lt;&lt; endl;</w:t></w:r></w:p><w:p><w:pPr><w:shd w:val="clear" w:color="auto" w:fill="F8FAFC"/><w:spacing w:before="0" w:after="0" w:line="200" w:lineRule="auto"/><w:ind w:left="80" w:right="80"/></w:pPr><w:r><w:rPr><w:rFonts w:ascii="Consolas" w:hAnsi="Consolas"/><w:sz w:val="15"/><w:color w:val="0F172A"/></w:rPr><w:t xml:space="preserve">vector&lt;int&gt; path;</w:t></w:r></w:p><w:p><w:pPr><w:shd w:val="clear" w:color="auto" w:fill="F8FAFC"/><w:spacing w:before="0" w:after="0" w:line="200" w:lineRule="auto"/><w:ind w:left="80" w:right="80"/></w:pPr><w:r><w:rPr><w:rFonts w:ascii="Consolas" w:hAnsi="Consolas"/><w:sz w:val="15"/><w:color w:val="0F172A"/></w:rPr><w:t xml:space="preserve">int cur = x; path.push_back(cur);</w:t></w:r></w:p><w:p><w:pPr><w:shd w:val="clear" w:color="auto" w:fill="F8FAFC"/><w:spacing w:before="0" w:after="0" w:line="200" w:lineRule="auto"/><w:ind w:left="80" w:right="80"/></w:pPr><w:r><w:rPr><w:rFonts w:ascii="Consolas" w:hAnsi="Consolas"/><w:sz w:val="15"/><w:color w:val="0F172A"/></w:rPr><w:t xml:space="preserve">while (true) {</w:t></w:r></w:p><w:p><w:pPr><w:shd w:val="clear" w:color="auto" w:fill="F8FAFC"/><w:spacing w:before="0" w:after="0" w:line="200" w:lineRule="auto"/><w:ind w:left="80" w:right="80"/></w:pPr><w:r><w:rPr><w:rFonts w:ascii="Consolas" w:hAnsi="Consolas"/><w:sz w:val="15"/><w:color w:val="0F172A"/></w:rPr><w:t xml:space="preserve">    cur = p[cur];</w:t></w:r></w:p><w:p><w:pPr><w:shd w:val="clear" w:color="auto" w:fill="F8FAFC"/><w:spacing w:before="0" w:after="0" w:line="200" w:lineRule="auto"/><w:ind w:left="80" w:right="80"/></w:pPr><w:r><w:rPr><w:rFonts w:ascii="Consolas" w:hAnsi="Consolas"/><w:sz w:val="15"/><w:color w:val="0F172A"/></w:rPr><w:t xml:space="preserve">    path.push_back(cur);</w:t></w:r></w:p><w:p><w:pPr><w:shd w:val="clear" w:color="auto" w:fill="F8FAFC"/><w:spacing w:before="0" w:after="0" w:line="200" w:lineRule="auto"/><w:ind w:left="80" w:right="80"/></w:pPr><w:r><w:rPr><w:rFonts w:ascii="Consolas" w:hAnsi="Consolas"/><w:sz w:val="15"/><w:color w:val="0F172A"/></w:rPr><w:t xml:space="preserve">    if (cur == x) break;</w:t></w:r></w:p><w:p><w:pPr><w:shd w:val="clear" w:color="auto" w:fill="F8FAFC"/><w:spacing w:before="0" w:after="0" w:line="200" w:lineRule="auto"/><w:ind w:left="80" w:right="80"/></w:pPr><w:r><w:rPr><w:rFonts w:ascii="Consolas" w:hAnsi="Consolas"/><w:sz w:val="15"/><w:color w:val="0F172A"/></w:rPr><w:t xml:space="preserve">}</w:t></w:r></w:p><w:p><w:pPr><w:shd w:val="clear" w:color="auto" w:fill="F8FAFC"/><w:spacing w:before="0" w:after="0" w:line="200" w:lineRule="auto"/><w:ind w:left="80" w:right="80"/></w:pPr><w:r><w:rPr><w:rFonts w:ascii="Consolas" w:hAnsi="Consolas"/><w:sz w:val="15"/><w:color w:val="0F172A"/></w:rPr><w:t xml:space="preserve">reverse(all(path));</w:t></w:r></w:p><w:p><w:pPr><w:shd w:val="clear" w:color="auto" w:fill="F8FAFC"/><w:spacing w:before="0" w:after="0" w:line="200" w:lineRule="auto"/><w:ind w:left="80" w:right="80"/></w:pPr><w:r><w:rPr><w:rFonts w:ascii="Consolas" w:hAnsi="Consolas"/><w:sz w:val="15"/><w:color w:val="0F172A"/></w:rPr><w:t xml:space="preserve">for (int node : path) cout &lt;&lt; node &lt;&lt; &quot; &quot;;</w:t></w:r></w:p><w:p><w:pPr><w:shd w:val="clear" w:color="auto" w:fill="F8FAFC"/><w:spacing w:before="0" w:after="0" w:line="200" w:lineRule="auto"/><w:ind w:left="80" w:right="80"/></w:pPr><w:r><w:rPr><w:rFonts w:ascii="Consolas" w:hAnsi="Consolas"/><w:sz w:val="15"/><w:color w:val="0F172A"/></w:rPr><w:t xml:space="preserve">cout &lt;&lt; endl;</w:t></w:r></w:p><w:p><w:pPr><w:pStyle w:val="Heading3"/></w:pPr><w:r><w:rPr><w:b/><w:sz w:val="19"/><w:color w:val="0369A1"/></w:rPr><w:t>5.5 Floyd-Warshall (All-Pairs Shortest Path)</w:t></w:r></w:p><w:p><w:pPr><w:ind w:left="200"/><w:spacing w:after="20"/></w:pPr><w:r><w:rPr><w:color w:val="2563EB"/></w:rPr><w:t xml:space="preserve">â€¢ </w:t></w:r><w:r><w:t>**Time Complexity:** $O(V^3)$ (Suitable for $N \le 500$)</w:t></w:r></w:p><w:p><w:pPr><w:shd w:val="clear" w:color="auto" w:fill="F8FAFC"/><w:spacing w:before="0" w:after="0" w:line="200" w:lineRule="auto"/><w:ind w:left="80" w:right="80"/></w:pPr><w:r><w:rPr><w:rFonts w:ascii="Consolas" w:hAnsi="Consolas"/><w:sz w:val="15"/><w:color w:val="0F172A"/></w:rPr><w:t xml:space="preserve">for (int k = 0; k &lt; n; ++k)</w:t></w:r></w:p><w:p><w:pPr><w:shd w:val="clear" w:color="auto" w:fill="F8FAFC"/><w:spacing w:before="0" w:after="0" w:line="200" w:lineRule="auto"/><w:ind w:left="80" w:right="80"/></w:pPr><w:r><w:rPr><w:rFonts w:ascii="Consolas" w:hAnsi="Consolas"/><w:sz w:val="15"/><w:color w:val="0F172A"/></w:rPr><w:t xml:space="preserve">    for (int i = 0; i &lt; n; ++i)</w:t></w:r></w:p><w:p><w:pPr><w:shd w:val="clear" w:color="auto" w:fill="F8FAFC"/><w:spacing w:before="0" w:after="0" w:line="200" w:lineRule="auto"/><w:ind w:left="80" w:right="80"/></w:pPr><w:r><w:rPr><w:rFonts w:ascii="Consolas" w:hAnsi="Consolas"/><w:sz w:val="15"/><w:color w:val="0F172A"/></w:rPr><w:t xml:space="preserve">        for (int j = 0; j &lt; n; ++j)</w:t></w:r></w:p><w:p><w:pPr><w:shd w:val="clear" w:color="auto" w:fill="F8FAFC"/><w:spacing w:before="0" w:after="0" w:line="200" w:lineRule="auto"/><w:ind w:left="80" w:right="80"/></w:pPr><w:r><w:rPr><w:rFonts w:ascii="Consolas" w:hAnsi="Consolas"/><w:sz w:val="15"/><w:color w:val="0F172A"/></w:rPr><w:t xml:space="preserve">            if (dist[i][k] &lt; INF &amp;&amp; dist[k][j] &lt; INF)</w:t></w:r></w:p><w:p><w:pPr><w:shd w:val="clear" w:color="auto" w:fill="F8FAFC"/><w:spacing w:before="0" w:after="0" w:line="200" w:lineRule="auto"/><w:ind w:left="80" w:right="80"/></w:pPr><w:r><w:rPr><w:rFonts w:ascii="Consolas" w:hAnsi="Consolas"/><w:sz w:val="15"/><w:color w:val="0F172A"/></w:rPr><w:t xml:space="preserve">                dist[i][j] = min(dist[i][j], dist[i][k] + dist[k][j]);</w:t></w:r></w:p><w:p><w:pPr><w:pBdr><w:bottom w:val="single" w:sz="4" w:space="1" w:color="CBD5E0"/></w:pPr></w:p><w:p><w:pPr><w:pStyle w:val="Heading1"/></w:pPr><w:r><w:rPr><w:b/><w:sz w:val="26"/><w:color w:val="1E3A8A"/></w:rPr><w:t>Section 6: Tree Algorithms</w:t></w:r></w:p><w:p><w:pPr><w:pStyle w:val="Heading3"/></w:pPr><w:r><w:rPr><w:b/><w:sz w:val="19"/><w:color w:val="0369A1"/></w:rPr><w:t>6.1 Tree Diameter via Double BFS</w:t></w:r></w:p><w:p><w:pPr><w:ind w:left="200"/><w:spacing w:after="20"/></w:pPr><w:r><w:rPr><w:color w:val="2563EB"/></w:rPr><w:t xml:space="preserve">â€¢ </w:t></w:r><w:r><w:t>**Trigger Prefix:** `treeDiameter`</w:t></w:r></w:p><w:p><w:pPr><w:ind w:left="200"/><w:spacing w:after="20"/></w:pPr><w:r><w:rPr><w:color w:val="2563EB"/></w:rPr><w:t xml:space="preserve">â€¢ </w:t></w:r><w:r><w:t>**Time Complexity:** $O(V + E)$</w:t></w:r></w:p><w:p><w:pPr><w:ind w:left="200"/><w:spacing w:after="20"/></w:pPr><w:r><w:rPr><w:color w:val="2563EB"/></w:rPr><w:t xml:space="preserve">â€¢ </w:t></w:r><w:r><w:t>**Theorem:** An arbitrary BFS from node 1 finds node $u$ (one endpoint of diameter). A second BFS from $u$ finds node $v$ and the exact diameter length.</w:t></w:r></w:p><w:p><w:pPr><w:shd w:val="clear" w:color="auto" w:fill="F8FAFC"/><w:spacing w:before="0" w:after="0" w:line="200" w:lineRule="auto"/><w:ind w:left="80" w:right="80"/></w:pPr><w:r><w:rPr><w:rFonts w:ascii="Consolas" w:hAnsi="Consolas"/><w:sz w:val="15"/><w:color w:val="0F172A"/></w:rPr><w:t xml:space="preserve">pair&lt;int, int&gt; bfs_farthest(int start, const vector&lt;vector&lt;int&gt;&gt;&amp; adj, int n) {</w:t></w:r></w:p><w:p><w:pPr><w:shd w:val="clear" w:color="auto" w:fill="F8FAFC"/><w:spacing w:before="0" w:after="0" w:line="200" w:lineRule="auto"/><w:ind w:left="80" w:right="80"/></w:pPr><w:r><w:rPr><w:rFonts w:ascii="Consolas" w:hAnsi="Consolas"/><w:sz w:val="15"/><w:color w:val="0F172A"/></w:rPr><w:t xml:space="preserve">    vector&lt;int&gt; dist(n + 1, -1);</w:t></w:r></w:p><w:p><w:pPr><w:shd w:val="clear" w:color="auto" w:fill="F8FAFC"/><w:spacing w:before="0" w:after="0" w:line="200" w:lineRule="auto"/><w:ind w:left="80" w:right="80"/></w:pPr><w:r><w:rPr><w:rFonts w:ascii="Consolas" w:hAnsi="Consolas"/><w:sz w:val="15"/><w:color w:val="0F172A"/></w:rPr><w:t xml:space="preserve">    queue&lt;int&gt; q;</w:t></w:r></w:p><w:p><w:pPr><w:shd w:val="clear" w:color="auto" w:fill="F8FAFC"/><w:spacing w:before="0" w:after="0" w:line="200" w:lineRule="auto"/><w:ind w:left="80" w:right="80"/></w:pPr><w:r><w:rPr><w:rFonts w:ascii="Consolas" w:hAnsi="Consolas"/><w:sz w:val="15"/><w:color w:val="0F172A"/></w:rPr><w:t xml:space="preserve">    q.push(start);</w:t></w:r></w:p><w:p><w:pPr><w:shd w:val="clear" w:color="auto" w:fill="F8FAFC"/><w:spacing w:before="0" w:after="0" w:line="200" w:lineRule="auto"/><w:ind w:left="80" w:right="80"/></w:pPr><w:r><w:rPr><w:rFonts w:ascii="Consolas" w:hAnsi="Consolas"/><w:sz w:val="15"/><w:color w:val="0F172A"/></w:rPr><w:t xml:space="preserve">    dist[start] = 0;</w:t></w:r></w:p><w:p><w:pPr><w:shd w:val="clear" w:color="auto" w:fill="F8FAFC"/><w:spacing w:before="0" w:after="0" w:line="200" w:lineRule="auto"/><w:ind w:left="80" w:right="80"/></w:pPr><w:r><w:rPr><w:rFonts w:ascii="Consolas" w:hAnsi="Consolas"/><w:sz w:val="15"/><w:color w:val="0F172A"/></w:rPr><w:t xml:space="preserve">    int farthest_node = start;</w:t></w:r></w:p><w:p><w:pPr><w:shd w:val="clear" w:color="auto" w:fill="F8FAFC"/><w:spacing w:before="0" w:after="0" w:line="200" w:lineRule="auto"/><w:ind w:left="80" w:right="80"/></w:pPr><w:r><w:rPr><w:rFonts w:ascii="Consolas" w:hAnsi="Consolas"/><w:sz w:val="15"/><w:color w:val="0F172A"/></w:rPr><w:t xml:space="preserve"></w:t></w:r></w:p><w:p><w:pPr><w:shd w:val="clear" w:color="auto" w:fill="F8FAFC"/><w:spacing w:before="0" w:after="0" w:line="200" w:lineRule="auto"/><w:ind w:left="80" w:right="80"/></w:pPr><w:r><w:rPr><w:rFonts w:ascii="Consolas" w:hAnsi="Consolas"/><w:sz w:val="15"/><w:color w:val="0F172A"/></w:rPr><w:t xml:space="preserve">    while (!q.empty()) {</w:t></w:r></w:p><w:p><w:pPr><w:shd w:val="clear" w:color="auto" w:fill="F8FAFC"/><w:spacing w:before="0" w:after="0" w:line="200" w:lineRule="auto"/><w:ind w:left="80" w:right="80"/></w:pPr><w:r><w:rPr><w:rFonts w:ascii="Consolas" w:hAnsi="Consolas"/><w:sz w:val="15"/><w:color w:val="0F172A"/></w:rPr><w:t xml:space="preserve">        int node = q.front(); q.pop();</w:t></w:r></w:p><w:p><w:pPr><w:shd w:val="clear" w:color="auto" w:fill="F8FAFC"/><w:spacing w:before="0" w:after="0" w:line="200" w:lineRule="auto"/><w:ind w:left="80" w:right="80"/></w:pPr><w:r><w:rPr><w:rFonts w:ascii="Consolas" w:hAnsi="Consolas"/><w:sz w:val="15"/><w:color w:val="0F172A"/></w:rPr><w:t xml:space="preserve">        for (int neighbor : adj[node]) {</w:t></w:r></w:p><w:p><w:pPr><w:shd w:val="clear" w:color="auto" w:fill="F8FAFC"/><w:spacing w:before="0" w:after="0" w:line="200" w:lineRule="auto"/><w:ind w:left="80" w:right="80"/></w:pPr><w:r><w:rPr><w:rFonts w:ascii="Consolas" w:hAnsi="Consolas"/><w:sz w:val="15"/><w:color w:val="0F172A"/></w:rPr><w:t xml:space="preserve">            if (dist[neighbor] == -1) {</w:t></w:r></w:p><w:p><w:pPr><w:shd w:val="clear" w:color="auto" w:fill="F8FAFC"/><w:spacing w:before="0" w:after="0" w:line="200" w:lineRule="auto"/><w:ind w:left="80" w:right="80"/></w:pPr><w:r><w:rPr><w:rFonts w:ascii="Consolas" w:hAnsi="Consolas"/><w:sz w:val="15"/><w:color w:val="0F172A"/></w:rPr><w:t xml:space="preserve">                dist[neighbor] = dist[node] + 1;</w:t></w:r></w:p><w:p><w:pPr><w:shd w:val="clear" w:color="auto" w:fill="F8FAFC"/><w:spacing w:before="0" w:after="0" w:line="200" w:lineRule="auto"/><w:ind w:left="80" w:right="80"/></w:pPr><w:r><w:rPr><w:rFonts w:ascii="Consolas" w:hAnsi="Consolas"/><w:sz w:val="15"/><w:color w:val="0F172A"/></w:rPr><w:t xml:space="preserve">                q.push(neighbor);</w:t></w:r></w:p><w:p><w:pPr><w:shd w:val="clear" w:color="auto" w:fill="F8FAFC"/><w:spacing w:before="0" w:after="0" w:line="200" w:lineRule="auto"/><w:ind w:left="80" w:right="80"/></w:pPr><w:r><w:rPr><w:rFonts w:ascii="Consolas" w:hAnsi="Consolas"/><w:sz w:val="15"/><w:color w:val="0F172A"/></w:rPr><w:t xml:space="preserve">                if (dist[neighbor] &gt; dist[farthest_node])</w:t></w:r></w:p><w:p><w:pPr><w:shd w:val="clear" w:color="auto" w:fill="F8FAFC"/><w:spacing w:before="0" w:after="0" w:line="200" w:lineRule="auto"/><w:ind w:left="80" w:right="80"/></w:pPr><w:r><w:rPr><w:rFonts w:ascii="Consolas" w:hAnsi="Consolas"/><w:sz w:val="15"/><w:color w:val="0F172A"/></w:rPr><w:t xml:space="preserve">                    farthest_node = neighbor;</w:t></w:r></w:p><w:p><w:pPr><w:shd w:val="clear" w:color="auto" w:fill="F8FAFC"/><w:spacing w:before="0" w:after="0" w:line="200" w:lineRule="auto"/><w:ind w:left="80" w:right="80"/></w:pPr><w:r><w:rPr><w:rFonts w:ascii="Consolas" w:hAnsi="Consolas"/><w:sz w:val="15"/><w:color w:val="0F172A"/></w:rPr><w:t xml:space="preserve">            }</w:t></w:r></w:p><w:p><w:pPr><w:shd w:val="clear" w:color="auto" w:fill="F8FAFC"/><w:spacing w:before="0" w:after="0" w:line="200" w:lineRule="auto"/><w:ind w:left="80" w:right="80"/></w:pPr><w:r><w:rPr><w:rFonts w:ascii="Consolas" w:hAnsi="Consolas"/><w:sz w:val="15"/><w:color w:val="0F172A"/></w:rPr><w:t xml:space="preserve">        }</w:t></w:r></w:p><w:p><w:pPr><w:shd w:val="clear" w:color="auto" w:fill="F8FAFC"/><w:spacing w:before="0" w:after="0" w:line="200" w:lineRule="auto"/><w:ind w:left="80" w:right="80"/></w:pPr><w:r><w:rPr><w:rFonts w:ascii="Consolas" w:hAnsi="Consolas"/><w:sz w:val="15"/><w:color w:val="0F172A"/></w:rPr><w:t xml:space="preserve">    }</w:t></w:r></w:p><w:p><w:pPr><w:shd w:val="clear" w:color="auto" w:fill="F8FAFC"/><w:spacing w:before="0" w:after="0" w:line="200" w:lineRule="auto"/><w:ind w:left="80" w:right="80"/></w:pPr><w:r><w:rPr><w:rFonts w:ascii="Consolas" w:hAnsi="Consolas"/><w:sz w:val="15"/><w:color w:val="0F172A"/></w:rPr><w:t xml:space="preserve">    return {farthest_node, dist[farthest_node]};</w:t></w:r></w:p><w:p><w:pPr><w:shd w:val="clear" w:color="auto" w:fill="F8FAFC"/><w:spacing w:before="0" w:after="0" w:line="200" w:lineRule="auto"/><w:ind w:left="80" w:right="80"/></w:pPr><w:r><w:rPr><w:rFonts w:ascii="Consolas" w:hAnsi="Consolas"/><w:sz w:val="15"/><w:color w:val="0F172A"/></w:rPr><w:t xml:space="preserve">}</w:t></w:r></w:p><w:p><w:pPr><w:shd w:val="clear" w:color="auto" w:fill="F8FAFC"/><w:spacing w:before="0" w:after="0" w:line="200" w:lineRule="auto"/><w:ind w:left="80" w:right="80"/></w:pPr><w:r><w:rPr><w:rFonts w:ascii="Consolas" w:hAnsi="Consolas"/><w:sz w:val="15"/><w:color w:val="0F172A"/></w:rPr><w:t xml:space="preserve"></w:t></w:r></w:p><w:p><w:pPr><w:shd w:val="clear" w:color="auto" w:fill="F8FAFC"/><w:spacing w:before="0" w:after="0" w:line="200" w:lineRule="auto"/><w:ind w:left="80" w:right="80"/></w:pPr><w:r><w:rPr><w:rFonts w:ascii="Consolas" w:hAnsi="Consolas"/><w:sz w:val="15"/><w:color w:val="0F172A"/></w:rPr><w:t xml:space="preserve">signed main() {</w:t></w:r></w:p><w:p><w:pPr><w:shd w:val="clear" w:color="auto" w:fill="F8FAFC"/><w:spacing w:before="0" w:after="0" w:line="200" w:lineRule="auto"/><w:ind w:left="80" w:right="80"/></w:pPr><w:r><w:rPr><w:rFonts w:ascii="Consolas" w:hAnsi="Consolas"/><w:sz w:val="15"/><w:color w:val="0F172A"/></w:rPr><w:t xml:space="preserve">    fastIO();</w:t></w:r></w:p><w:p><w:pPr><w:shd w:val="clear" w:color="auto" w:fill="F8FAFC"/><w:spacing w:before="0" w:after="0" w:line="200" w:lineRule="auto"/><w:ind w:left="80" w:right="80"/></w:pPr><w:r><w:rPr><w:rFonts w:ascii="Consolas" w:hAnsi="Consolas"/><w:sz w:val="15"/><w:color w:val="0F172A"/></w:rPr><w:t xml:space="preserve">    int n; cin &gt;&gt; n;</w:t></w:r></w:p><w:p><w:pPr><w:shd w:val="clear" w:color="auto" w:fill="F8FAFC"/><w:spacing w:before="0" w:after="0" w:line="200" w:lineRule="auto"/><w:ind w:left="80" w:right="80"/></w:pPr><w:r><w:rPr><w:rFonts w:ascii="Consolas" w:hAnsi="Consolas"/><w:sz w:val="15"/><w:color w:val="0F172A"/></w:rPr><w:t xml:space="preserve">    vector&lt;vector&lt;int&gt;&gt; adj(n + 1);</w:t></w:r></w:p><w:p><w:pPr><w:shd w:val="clear" w:color="auto" w:fill="F8FAFC"/><w:spacing w:before="0" w:after="0" w:line="200" w:lineRule="auto"/><w:ind w:left="80" w:right="80"/></w:pPr><w:r><w:rPr><w:rFonts w:ascii="Consolas" w:hAnsi="Consolas"/><w:sz w:val="15"/><w:color w:val="0F172A"/></w:rPr><w:t xml:space="preserve">    for (int i = 0; i &lt; n - 1; ++i) {</w:t></w:r></w:p><w:p><w:pPr><w:shd w:val="clear" w:color="auto" w:fill="F8FAFC"/><w:spacing w:before="0" w:after="0" w:line="200" w:lineRule="auto"/><w:ind w:left="80" w:right="80"/></w:pPr><w:r><w:rPr><w:rFonts w:ascii="Consolas" w:hAnsi="Consolas"/><w:sz w:val="15"/><w:color w:val="0F172A"/></w:rPr><w:t xml:space="preserve">        int u, v; cin &gt;&gt; u &gt;&gt; v;</w:t></w:r></w:p><w:p><w:pPr><w:shd w:val="clear" w:color="auto" w:fill="F8FAFC"/><w:spacing w:before="0" w:after="0" w:line="200" w:lineRule="auto"/><w:ind w:left="80" w:right="80"/></w:pPr><w:r><w:rPr><w:rFonts w:ascii="Consolas" w:hAnsi="Consolas"/><w:sz w:val="15"/><w:color w:val="0F172A"/></w:rPr><w:t xml:space="preserve">        adj[u].push_back(v); adj[v].push_back(u);</w:t></w:r></w:p><w:p><w:pPr><w:shd w:val="clear" w:color="auto" w:fill="F8FAFC"/><w:spacing w:before="0" w:after="0" w:line="200" w:lineRule="auto"/><w:ind w:left="80" w:right="80"/></w:pPr><w:r><w:rPr><w:rFonts w:ascii="Consolas" w:hAnsi="Consolas"/><w:sz w:val="15"/><w:color w:val="0F172A"/></w:rPr><w:t xml:space="preserve">    }</w:t></w:r></w:p><w:p><w:pPr><w:shd w:val="clear" w:color="auto" w:fill="F8FAFC"/><w:spacing w:before="0" w:after="0" w:line="200" w:lineRule="auto"/><w:ind w:left="80" w:right="80"/></w:pPr><w:r><w:rPr><w:rFonts w:ascii="Consolas" w:hAnsi="Consolas"/><w:sz w:val="15"/><w:color w:val="0F172A"/></w:rPr><w:t xml:space="preserve">    int far1 = bfs_farthest(1, adj, n).first;</w:t></w:r></w:p><w:p><w:pPr><w:shd w:val="clear" w:color="auto" w:fill="F8FAFC"/><w:spacing w:before="0" w:after="0" w:line="200" w:lineRule="auto"/><w:ind w:left="80" w:right="80"/></w:pPr><w:r><w:rPr><w:rFonts w:ascii="Consolas" w:hAnsi="Consolas"/><w:sz w:val="15"/><w:color w:val="0F172A"/></w:rPr><w:t xml:space="preserve">    int diameter = bfs_farthest(far1, adj, n).second;</w:t></w:r></w:p><w:p><w:pPr><w:shd w:val="clear" w:color="auto" w:fill="F8FAFC"/><w:spacing w:before="0" w:after="0" w:line="200" w:lineRule="auto"/><w:ind w:left="80" w:right="80"/></w:pPr><w:r><w:rPr><w:rFonts w:ascii="Consolas" w:hAnsi="Consolas"/><w:sz w:val="15"/><w:color w:val="0F172A"/></w:rPr><w:t xml:space="preserve">    cout &lt;&lt; diameter &lt;&lt; &apos;\n&apos;;</w:t></w:r></w:p><w:p><w:pPr><w:shd w:val="clear" w:color="auto" w:fill="F8FAFC"/><w:spacing w:before="0" w:after="0" w:line="200" w:lineRule="auto"/><w:ind w:left="80" w:right="80"/></w:pPr><w:r><w:rPr><w:rFonts w:ascii="Consolas" w:hAnsi="Consolas"/><w:sz w:val="15"/><w:color w:val="0F172A"/></w:rPr><w:t xml:space="preserve">}</w:t></w:r></w:p><w:p><w:pPr><w:pBdr><w:bottom w:val="single" w:sz="4" w:space="1" w:color="CBD5E0"/></w:pPr></w:p><w:p><w:pPr><w:pStyle w:val="Heading1"/></w:pPr><w:r><w:rPr><w:b/><w:sz w:val="26"/><w:color w:val="1E3A8A"/></w:rPr><w:t>Section 7: Data Structures (DSU, Fenwick &amp; Segment Tree)</w:t></w:r></w:p><w:p><w:pPr><w:pStyle w:val="Heading3"/></w:pPr><w:r><w:rPr><w:b/><w:sz w:val="19"/><w:color w:val="0369A1"/></w:rPr><w:t>7.1 Disjoint Set Union (Union by Size)</w:t></w:r></w:p><w:p><w:pPr><w:ind w:left="200"/><w:spacing w:after="20"/></w:pPr><w:r><w:rPr><w:color w:val="2563EB"/></w:rPr><w:t xml:space="preserve">â€¢ </w:t></w:r><w:r><w:t>**Trigger Prefix:** `dsu-size`</w:t></w:r></w:p><w:p><w:pPr><w:ind w:left="200"/><w:spacing w:after="20"/></w:pPr><w:r><w:rPr><w:color w:val="2563EB"/></w:rPr><w:t xml:space="preserve">â€¢ </w:t></w:r><w:r><w:t>**Time Complexity:** $O(\alpha(N)) \approx O(1)$ per operation</w:t></w:r></w:p><w:p><w:pPr><w:shd w:val="clear" w:color="auto" w:fill="F8FAFC"/><w:spacing w:before="0" w:after="0" w:line="200" w:lineRule="auto"/><w:ind w:left="80" w:right="80"/></w:pPr><w:r><w:rPr><w:rFonts w:ascii="Consolas" w:hAnsi="Consolas"/><w:sz w:val="15"/><w:color w:val="0F172A"/></w:rPr><w:t xml:space="preserve">// Union by size</w:t></w:r></w:p><w:p><w:pPr><w:shd w:val="clear" w:color="auto" w:fill="F8FAFC"/><w:spacing w:before="0" w:after="0" w:line="200" w:lineRule="auto"/><w:ind w:left="80" w:right="80"/></w:pPr><w:r><w:rPr><w:rFonts w:ascii="Consolas" w:hAnsi="Consolas"/><w:sz w:val="15"/><w:color w:val="0F172A"/></w:rPr><w:t xml:space="preserve">class DisjointSet {</w:t></w:r></w:p><w:p><w:pPr><w:shd w:val="clear" w:color="auto" w:fill="F8FAFC"/><w:spacing w:before="0" w:after="0" w:line="200" w:lineRule="auto"/><w:ind w:left="80" w:right="80"/></w:pPr><w:r><w:rPr><w:rFonts w:ascii="Consolas" w:hAnsi="Consolas"/><w:sz w:val="15"/><w:color w:val="0F172A"/></w:rPr><w:t xml:space="preserve">    vector&lt;int&gt; rank, parent, size;</w:t></w:r></w:p><w:p><w:pPr><w:shd w:val="clear" w:color="auto" w:fill="F8FAFC"/><w:spacing w:before="0" w:after="0" w:line="200" w:lineRule="auto"/><w:ind w:left="80" w:right="80"/></w:pPr><w:r><w:rPr><w:rFonts w:ascii="Consolas" w:hAnsi="Consolas"/><w:sz w:val="15"/><w:color w:val="0F172A"/></w:rPr><w:t xml:space="preserve"></w:t></w:r></w:p><w:p><w:pPr><w:shd w:val="clear" w:color="auto" w:fill="F8FAFC"/><w:spacing w:before="0" w:after="0" w:line="200" w:lineRule="auto"/><w:ind w:left="80" w:right="80"/></w:pPr><w:r><w:rPr><w:rFonts w:ascii="Consolas" w:hAnsi="Consolas"/><w:sz w:val="15"/><w:color w:val="0F172A"/></w:rPr><w:t xml:space="preserve">public:</w:t></w:r></w:p><w:p><w:pPr><w:shd w:val="clear" w:color="auto" w:fill="F8FAFC"/><w:spacing w:before="0" w:after="0" w:line="200" w:lineRule="auto"/><w:ind w:left="80" w:right="80"/></w:pPr><w:r><w:rPr><w:rFonts w:ascii="Consolas" w:hAnsi="Consolas"/><w:sz w:val="15"/><w:color w:val="0F172A"/></w:rPr><w:t xml:space="preserve">    DisjointSet(int n) {</w:t></w:r></w:p><w:p><w:pPr><w:shd w:val="clear" w:color="auto" w:fill="F8FAFC"/><w:spacing w:before="0" w:after="0" w:line="200" w:lineRule="auto"/><w:ind w:left="80" w:right="80"/></w:pPr><w:r><w:rPr><w:rFonts w:ascii="Consolas" w:hAnsi="Consolas"/><w:sz w:val="15"/><w:color w:val="0F172A"/></w:rPr><w:t xml:space="preserve">        rank.resize(n + 1, 0);</w:t></w:r></w:p><w:p><w:pPr><w:shd w:val="clear" w:color="auto" w:fill="F8FAFC"/><w:spacing w:before="0" w:after="0" w:line="200" w:lineRule="auto"/><w:ind w:left="80" w:right="80"/></w:pPr><w:r><w:rPr><w:rFonts w:ascii="Consolas" w:hAnsi="Consolas"/><w:sz w:val="15"/><w:color w:val="0F172A"/></w:rPr><w:t xml:space="preserve">        parent.resize(n + 1);</w:t></w:r></w:p><w:p><w:pPr><w:shd w:val="clear" w:color="auto" w:fill="F8FAFC"/><w:spacing w:before="0" w:after="0" w:line="200" w:lineRule="auto"/><w:ind w:left="80" w:right="80"/></w:pPr><w:r><w:rPr><w:rFonts w:ascii="Consolas" w:hAnsi="Consolas"/><w:sz w:val="15"/><w:color w:val="0F172A"/></w:rPr><w:t xml:space="preserve">        size.resize(n + 1, 1);</w:t></w:r></w:p><w:p><w:pPr><w:shd w:val="clear" w:color="auto" w:fill="F8FAFC"/><w:spacing w:before="0" w:after="0" w:line="200" w:lineRule="auto"/><w:ind w:left="80" w:right="80"/></w:pPr><w:r><w:rPr><w:rFonts w:ascii="Consolas" w:hAnsi="Consolas"/><w:sz w:val="15"/><w:color w:val="0F172A"/></w:rPr><w:t xml:space="preserve">        for (int i = 0; i &lt;= n; i++) parent[i] = i;</w:t></w:r></w:p><w:p><w:pPr><w:shd w:val="clear" w:color="auto" w:fill="F8FAFC"/><w:spacing w:before="0" w:after="0" w:line="200" w:lineRule="auto"/><w:ind w:left="80" w:right="80"/></w:pPr><w:r><w:rPr><w:rFonts w:ascii="Consolas" w:hAnsi="Consolas"/><w:sz w:val="15"/><w:color w:val="0F172A"/></w:rPr><w:t xml:space="preserve">    }</w:t></w:r></w:p><w:p><w:pPr><w:shd w:val="clear" w:color="auto" w:fill="F8FAFC"/><w:spacing w:before="0" w:after="0" w:line="200" w:lineRule="auto"/><w:ind w:left="80" w:right="80"/></w:pPr><w:r><w:rPr><w:rFonts w:ascii="Consolas" w:hAnsi="Consolas"/><w:sz w:val="15"/><w:color w:val="0F172A"/></w:rPr><w:t xml:space="preserve"></w:t></w:r></w:p><w:p><w:pPr><w:shd w:val="clear" w:color="auto" w:fill="F8FAFC"/><w:spacing w:before="0" w:after="0" w:line="200" w:lineRule="auto"/><w:ind w:left="80" w:right="80"/></w:pPr><w:r><w:rPr><w:rFonts w:ascii="Consolas" w:hAnsi="Consolas"/><w:sz w:val="15"/><w:color w:val="0F172A"/></w:rPr><w:t xml:space="preserve">    int findUPar(int node) {</w:t></w:r></w:p><w:p><w:pPr><w:shd w:val="clear" w:color="auto" w:fill="F8FAFC"/><w:spacing w:before="0" w:after="0" w:line="200" w:lineRule="auto"/><w:ind w:left="80" w:right="80"/></w:pPr><w:r><w:rPr><w:rFonts w:ascii="Consolas" w:hAnsi="Consolas"/><w:sz w:val="15"/><w:color w:val="0F172A"/></w:rPr><w:t xml:space="preserve">        if (node == parent[node]) return node;</w:t></w:r></w:p><w:p><w:pPr><w:shd w:val="clear" w:color="auto" w:fill="F8FAFC"/><w:spacing w:before="0" w:after="0" w:line="200" w:lineRule="auto"/><w:ind w:left="80" w:right="80"/></w:pPr><w:r><w:rPr><w:rFonts w:ascii="Consolas" w:hAnsi="Consolas"/><w:sz w:val="15"/><w:color w:val="0F172A"/></w:rPr><w:t xml:space="preserve">        return parent[node] = findUPar(parent[node]);</w:t></w:r></w:p><w:p><w:pPr><w:shd w:val="clear" w:color="auto" w:fill="F8FAFC"/><w:spacing w:before="0" w:after="0" w:line="200" w:lineRule="auto"/><w:ind w:left="80" w:right="80"/></w:pPr><w:r><w:rPr><w:rFonts w:ascii="Consolas" w:hAnsi="Consolas"/><w:sz w:val="15"/><w:color w:val="0F172A"/></w:rPr><w:t xml:space="preserve">    }</w:t></w:r></w:p><w:p><w:pPr><w:shd w:val="clear" w:color="auto" w:fill="F8FAFC"/><w:spacing w:before="0" w:after="0" w:line="200" w:lineRule="auto"/><w:ind w:left="80" w:right="80"/></w:pPr><w:r><w:rPr><w:rFonts w:ascii="Consolas" w:hAnsi="Consolas"/><w:sz w:val="15"/><w:color w:val="0F172A"/></w:rPr><w:t xml:space="preserve"></w:t></w:r></w:p><w:p><w:pPr><w:shd w:val="clear" w:color="auto" w:fill="F8FAFC"/><w:spacing w:before="0" w:after="0" w:line="200" w:lineRule="auto"/><w:ind w:left="80" w:right="80"/></w:pPr><w:r><w:rPr><w:rFonts w:ascii="Consolas" w:hAnsi="Consolas"/><w:sz w:val="15"/><w:color w:val="0F172A"/></w:rPr><w:t xml:space="preserve">    void unionBySize(int u, int v) {</w:t></w:r></w:p><w:p><w:pPr><w:shd w:val="clear" w:color="auto" w:fill="F8FAFC"/><w:spacing w:before="0" w:after="0" w:line="200" w:lineRule="auto"/><w:ind w:left="80" w:right="80"/></w:pPr><w:r><w:rPr><w:rFonts w:ascii="Consolas" w:hAnsi="Consolas"/><w:sz w:val="15"/><w:color w:val="0F172A"/></w:rPr><w:t xml:space="preserve">        int ulpU = findUPar(u), ulpV = findUPar(v);</w:t></w:r></w:p><w:p><w:pPr><w:shd w:val="clear" w:color="auto" w:fill="F8FAFC"/><w:spacing w:before="0" w:after="0" w:line="200" w:lineRule="auto"/><w:ind w:left="80" w:right="80"/></w:pPr><w:r><w:rPr><w:rFonts w:ascii="Consolas" w:hAnsi="Consolas"/><w:sz w:val="15"/><w:color w:val="0F172A"/></w:rPr><w:t xml:space="preserve">        if (ulpU == ulpV) return;</w:t></w:r></w:p><w:p><w:pPr><w:shd w:val="clear" w:color="auto" w:fill="F8FAFC"/><w:spacing w:before="0" w:after="0" w:line="200" w:lineRule="auto"/><w:ind w:left="80" w:right="80"/></w:pPr><w:r><w:rPr><w:rFonts w:ascii="Consolas" w:hAnsi="Consolas"/><w:sz w:val="15"/><w:color w:val="0F172A"/></w:rPr><w:t xml:space="preserve">        if (size[ulpU] &lt; size[ulpV]) {</w:t></w:r></w:p><w:p><w:pPr><w:shd w:val="clear" w:color="auto" w:fill="F8FAFC"/><w:spacing w:before="0" w:after="0" w:line="200" w:lineRule="auto"/><w:ind w:left="80" w:right="80"/></w:pPr><w:r><w:rPr><w:rFonts w:ascii="Consolas" w:hAnsi="Consolas"/><w:sz w:val="15"/><w:color w:val="0F172A"/></w:rPr><w:t xml:space="preserve">            parent[ulpU] = ulpV;</w:t></w:r></w:p><w:p><w:pPr><w:shd w:val="clear" w:color="auto" w:fill="F8FAFC"/><w:spacing w:before="0" w:after="0" w:line="200" w:lineRule="auto"/><w:ind w:left="80" w:right="80"/></w:pPr><w:r><w:rPr><w:rFonts w:ascii="Consolas" w:hAnsi="Consolas"/><w:sz w:val="15"/><w:color w:val="0F172A"/></w:rPr><w:t xml:space="preserve">            size[ulpV] += size[ulpU];</w:t></w:r></w:p><w:p><w:pPr><w:shd w:val="clear" w:color="auto" w:fill="F8FAFC"/><w:spacing w:before="0" w:after="0" w:line="200" w:lineRule="auto"/><w:ind w:left="80" w:right="80"/></w:pPr><w:r><w:rPr><w:rFonts w:ascii="Consolas" w:hAnsi="Consolas"/><w:sz w:val="15"/><w:color w:val="0F172A"/></w:rPr><w:t xml:space="preserve">        } else {</w:t></w:r></w:p><w:p><w:pPr><w:shd w:val="clear" w:color="auto" w:fill="F8FAFC"/><w:spacing w:before="0" w:after="0" w:line="200" w:lineRule="auto"/><w:ind w:left="80" w:right="80"/></w:pPr><w:r><w:rPr><w:rFonts w:ascii="Consolas" w:hAnsi="Consolas"/><w:sz w:val="15"/><w:color w:val="0F172A"/></w:rPr><w:t xml:space="preserve">            parent[ulpV] = ulpU;</w:t></w:r></w:p><w:p><w:pPr><w:shd w:val="clear" w:color="auto" w:fill="F8FAFC"/><w:spacing w:before="0" w:after="0" w:line="200" w:lineRule="auto"/><w:ind w:left="80" w:right="80"/></w:pPr><w:r><w:rPr><w:rFonts w:ascii="Consolas" w:hAnsi="Consolas"/><w:sz w:val="15"/><w:color w:val="0F172A"/></w:rPr><w:t xml:space="preserve">            size[ulpU] += size[ulpV];</w:t></w:r></w:p><w:p><w:pPr><w:shd w:val="clear" w:color="auto" w:fill="F8FAFC"/><w:spacing w:before="0" w:after="0" w:line="200" w:lineRule="auto"/><w:ind w:left="80" w:right="80"/></w:pPr><w:r><w:rPr><w:rFonts w:ascii="Consolas" w:hAnsi="Consolas"/><w:sz w:val="15"/><w:color w:val="0F172A"/></w:rPr><w:t xml:space="preserve">        }</w:t></w:r></w:p><w:p><w:pPr><w:shd w:val="clear" w:color="auto" w:fill="F8FAFC"/><w:spacing w:before="0" w:after="0" w:line="200" w:lineRule="auto"/><w:ind w:left="80" w:right="80"/></w:pPr><w:r><w:rPr><w:rFonts w:ascii="Consolas" w:hAnsi="Consolas"/><w:sz w:val="15"/><w:color w:val="0F172A"/></w:rPr><w:t xml:space="preserve">    }</w:t></w:r></w:p><w:p><w:pPr><w:shd w:val="clear" w:color="auto" w:fill="F8FAFC"/><w:spacing w:before="0" w:after="0" w:line="200" w:lineRule="auto"/><w:ind w:left="80" w:right="80"/></w:pPr><w:r><w:rPr><w:rFonts w:ascii="Consolas" w:hAnsi="Consolas"/><w:sz w:val="15"/><w:color w:val="0F172A"/></w:rPr><w:t xml:space="preserve"></w:t></w:r></w:p><w:p><w:pPr><w:shd w:val="clear" w:color="auto" w:fill="F8FAFC"/><w:spacing w:before="0" w:after="0" w:line="200" w:lineRule="auto"/><w:ind w:left="80" w:right="80"/></w:pPr><w:r><w:rPr><w:rFonts w:ascii="Consolas" w:hAnsi="Consolas"/><w:sz w:val="15"/><w:color w:val="0F172A"/></w:rPr><w:t xml:space="preserve">    bool connected(int u, int v) {</w:t></w:r></w:p><w:p><w:pPr><w:shd w:val="clear" w:color="auto" w:fill="F8FAFC"/><w:spacing w:before="0" w:after="0" w:line="200" w:lineRule="auto"/><w:ind w:left="80" w:right="80"/></w:pPr><w:r><w:rPr><w:rFonts w:ascii="Consolas" w:hAnsi="Consolas"/><w:sz w:val="15"/><w:color w:val="0F172A"/></w:rPr><w:t xml:space="preserve">        return findUPar(u) == findUPar(v);</w:t></w:r></w:p><w:p><w:pPr><w:shd w:val="clear" w:color="auto" w:fill="F8FAFC"/><w:spacing w:before="0" w:after="0" w:line="200" w:lineRule="auto"/><w:ind w:left="80" w:right="80"/></w:pPr><w:r><w:rPr><w:rFonts w:ascii="Consolas" w:hAnsi="Consolas"/><w:sz w:val="15"/><w:color w:val="0F172A"/></w:rPr><w:t xml:space="preserve">    }</w:t></w:r></w:p><w:p><w:pPr><w:shd w:val="clear" w:color="auto" w:fill="F8FAFC"/><w:spacing w:before="0" w:after="0" w:line="200" w:lineRule="auto"/><w:ind w:left="80" w:right="80"/></w:pPr><w:r><w:rPr><w:rFonts w:ascii="Consolas" w:hAnsi="Consolas"/><w:sz w:val="15"/><w:color w:val="0F172A"/></w:rPr><w:t xml:space="preserve">};</w:t></w:r></w:p><w:p><w:pPr><w:pStyle w:val="Heading3"/></w:pPr><w:r><w:rPr><w:b/><w:sz w:val="19"/><w:color w:val="0369A1"/></w:rPr><w:t>7.2 Fenwick Tree (Binary Indexed Tree / BIT)</w:t></w:r></w:p><w:p><w:pPr><w:ind w:left="200"/><w:spacing w:after="20"/></w:pPr><w:r><w:rPr><w:color w:val="2563EB"/></w:rPr><w:t xml:space="preserve">â€¢ </w:t></w:r><w:r><w:t>**Time Complexity:** $O(\log N)$ query and update, $O(N)$ memory.</w:t></w:r></w:p><w:p><w:pPr><w:shd w:val="clear" w:color="auto" w:fill="F8FAFC"/><w:spacing w:before="0" w:after="0" w:line="200" w:lineRule="auto"/><w:ind w:left="80" w:right="80"/></w:pPr><w:r><w:rPr><w:rFonts w:ascii="Consolas" w:hAnsi="Consolas"/><w:sz w:val="15"/><w:color w:val="0F172A"/></w:rPr><w:t xml:space="preserve">struct Fenwick {</w:t></w:r></w:p><w:p><w:pPr><w:shd w:val="clear" w:color="auto" w:fill="F8FAFC"/><w:spacing w:before="0" w:after="0" w:line="200" w:lineRule="auto"/><w:ind w:left="80" w:right="80"/></w:pPr><w:r><w:rPr><w:rFonts w:ascii="Consolas" w:hAnsi="Consolas"/><w:sz w:val="15"/><w:color w:val="0F172A"/></w:rPr><w:t xml:space="preserve">    int n; vector&lt;int&gt; bit;</w:t></w:r></w:p><w:p><w:pPr><w:shd w:val="clear" w:color="auto" w:fill="F8FAFC"/><w:spacing w:before="0" w:after="0" w:line="200" w:lineRule="auto"/><w:ind w:left="80" w:right="80"/></w:pPr><w:r><w:rPr><w:rFonts w:ascii="Consolas" w:hAnsi="Consolas"/><w:sz w:val="15"/><w:color w:val="0F172A"/></w:rPr><w:t xml:space="preserve">    Fenwick(int n) : n(n), bit(n + 1, 0) {}</w:t></w:r></w:p><w:p><w:pPr><w:shd w:val="clear" w:color="auto" w:fill="F8FAFC"/><w:spacing w:before="0" w:after="0" w:line="200" w:lineRule="auto"/><w:ind w:left="80" w:right="80"/></w:pPr><w:r><w:rPr><w:rFonts w:ascii="Consolas" w:hAnsi="Consolas"/><w:sz w:val="15"/><w:color w:val="0F172A"/></w:rPr><w:t xml:space="preserve"></w:t></w:r></w:p><w:p><w:pPr><w:shd w:val="clear" w:color="auto" w:fill="F8FAFC"/><w:spacing w:before="0" w:after="0" w:line="200" w:lineRule="auto"/><w:ind w:left="80" w:right="80"/></w:pPr><w:r><w:rPr><w:rFonts w:ascii="Consolas" w:hAnsi="Consolas"/><w:sz w:val="15"/><w:color w:val="0F172A"/></w:rPr><w:t xml:space="preserve">    void add(int idx, int val) { // add val at index idx (1-based)</w:t></w:r></w:p><w:p><w:pPr><w:shd w:val="clear" w:color="auto" w:fill="F8FAFC"/><w:spacing w:before="0" w:after="0" w:line="200" w:lineRule="auto"/><w:ind w:left="80" w:right="80"/></w:pPr><w:r><w:rPr><w:rFonts w:ascii="Consolas" w:hAnsi="Consolas"/><w:sz w:val="15"/><w:color w:val="0F172A"/></w:rPr><w:t xml:space="preserve">        for (; idx &lt;= n; idx += idx &amp; -idx) bit[idx] += val;</w:t></w:r></w:p><w:p><w:pPr><w:shd w:val="clear" w:color="auto" w:fill="F8FAFC"/><w:spacing w:before="0" w:after="0" w:line="200" w:lineRule="auto"/><w:ind w:left="80" w:right="80"/></w:pPr><w:r><w:rPr><w:rFonts w:ascii="Consolas" w:hAnsi="Consolas"/><w:sz w:val="15"/><w:color w:val="0F172A"/></w:rPr><w:t xml:space="preserve">    }</w:t></w:r></w:p><w:p><w:pPr><w:shd w:val="clear" w:color="auto" w:fill="F8FAFC"/><w:spacing w:before="0" w:after="0" w:line="200" w:lineRule="auto"/><w:ind w:left="80" w:right="80"/></w:pPr><w:r><w:rPr><w:rFonts w:ascii="Consolas" w:hAnsi="Consolas"/><w:sz w:val="15"/><w:color w:val="0F172A"/></w:rPr><w:t xml:space="preserve"></w:t></w:r></w:p><w:p><w:pPr><w:shd w:val="clear" w:color="auto" w:fill="F8FAFC"/><w:spacing w:before="0" w:after="0" w:line="200" w:lineRule="auto"/><w:ind w:left="80" w:right="80"/></w:pPr><w:r><w:rPr><w:rFonts w:ascii="Consolas" w:hAnsi="Consolas"/><w:sz w:val="15"/><w:color w:val="0F172A"/></w:rPr><w:t xml:space="preserve">    int query(int idx) { // prefix sum [1, idx]</w:t></w:r></w:p><w:p><w:pPr><w:shd w:val="clear" w:color="auto" w:fill="F8FAFC"/><w:spacing w:before="0" w:after="0" w:line="200" w:lineRule="auto"/><w:ind w:left="80" w:right="80"/></w:pPr><w:r><w:rPr><w:rFonts w:ascii="Consolas" w:hAnsi="Consolas"/><w:sz w:val="15"/><w:color w:val="0F172A"/></w:rPr><w:t xml:space="preserve">        int sum = 0;</w:t></w:r></w:p><w:p><w:pPr><w:shd w:val="clear" w:color="auto" w:fill="F8FAFC"/><w:spacing w:before="0" w:after="0" w:line="200" w:lineRule="auto"/><w:ind w:left="80" w:right="80"/></w:pPr><w:r><w:rPr><w:rFonts w:ascii="Consolas" w:hAnsi="Consolas"/><w:sz w:val="15"/><w:color w:val="0F172A"/></w:rPr><w:t xml:space="preserve">        for (; idx &gt; 0; idx -= idx &amp; -idx) sum += bit[idx];</w:t></w:r></w:p><w:p><w:pPr><w:shd w:val="clear" w:color="auto" w:fill="F8FAFC"/><w:spacing w:before="0" w:after="0" w:line="200" w:lineRule="auto"/><w:ind w:left="80" w:right="80"/></w:pPr><w:r><w:rPr><w:rFonts w:ascii="Consolas" w:hAnsi="Consolas"/><w:sz w:val="15"/><w:color w:val="0F172A"/></w:rPr><w:t xml:space="preserve">        return sum;</w:t></w:r></w:p><w:p><w:pPr><w:shd w:val="clear" w:color="auto" w:fill="F8FAFC"/><w:spacing w:before="0" w:after="0" w:line="200" w:lineRule="auto"/><w:ind w:left="80" w:right="80"/></w:pPr><w:r><w:rPr><w:rFonts w:ascii="Consolas" w:hAnsi="Consolas"/><w:sz w:val="15"/><w:color w:val="0F172A"/></w:rPr><w:t xml:space="preserve">    }</w:t></w:r></w:p><w:p><w:pPr><w:shd w:val="clear" w:color="auto" w:fill="F8FAFC"/><w:spacing w:before="0" w:after="0" w:line="200" w:lineRule="auto"/><w:ind w:left="80" w:right="80"/></w:pPr><w:r><w:rPr><w:rFonts w:ascii="Consolas" w:hAnsi="Consolas"/><w:sz w:val="15"/><w:color w:val="0F172A"/></w:rPr><w:t xml:space="preserve"></w:t></w:r></w:p><w:p><w:pPr><w:shd w:val="clear" w:color="auto" w:fill="F8FAFC"/><w:spacing w:before="0" w:after="0" w:line="200" w:lineRule="auto"/><w:ind w:left="80" w:right="80"/></w:pPr><w:r><w:rPr><w:rFonts w:ascii="Consolas" w:hAnsi="Consolas"/><w:sz w:val="15"/><w:color w:val="0F172A"/></w:rPr><w:t xml:space="preserve">    int range_query(int l, int r) { return query(r) - query(l - 1); }</w:t></w:r></w:p><w:p><w:pPr><w:shd w:val="clear" w:color="auto" w:fill="F8FAFC"/><w:spacing w:before="0" w:after="0" w:line="200" w:lineRule="auto"/><w:ind w:left="80" w:right="80"/></w:pPr><w:r><w:rPr><w:rFonts w:ascii="Consolas" w:hAnsi="Consolas"/><w:sz w:val="15"/><w:color w:val="0F172A"/></w:rPr><w:t xml:space="preserve">};</w:t></w:r></w:p><w:p><w:pPr><w:pStyle w:val="Heading3"/></w:pPr><w:r><w:rPr><w:b/><w:sz w:val="19"/><w:color w:val="0369A1"/></w:rPr><w:t>7.3 Iterative Segment Tree (Range Sum &amp; Point Update)</w:t></w:r></w:p><w:p><w:pPr><w:ind w:left="200"/><w:spacing w:after="20"/></w:pPr><w:r><w:rPr><w:color w:val="2563EB"/></w:rPr><w:t xml:space="preserve">â€¢ </w:t></w:r><w:r><w:t>**Time Complexity:** $O(\log N)$ query and update</w:t></w:r></w:p><w:p><w:pPr><w:ind w:left="200"/><w:spacing w:after="20"/></w:pPr><w:r><w:rPr><w:color w:val="2563EB"/></w:rPr><w:t xml:space="preserve">â€¢ </w:t></w:r><w:r><w:t>**Advantage:** Non-recursive, zero recursion overhead, memory size $2N$.</w:t></w:r></w:p><w:p><w:pPr><w:shd w:val="clear" w:color="auto" w:fill="F8FAFC"/><w:spacing w:before="0" w:after="0" w:line="200" w:lineRule="auto"/><w:ind w:left="80" w:right="80"/></w:pPr><w:r><w:rPr><w:rFonts w:ascii="Consolas" w:hAnsi="Consolas"/><w:sz w:val="15"/><w:color w:val="0F172A"/></w:rPr><w:t xml:space="preserve">struct SegTree {</w:t></w:r></w:p><w:p><w:pPr><w:shd w:val="clear" w:color="auto" w:fill="F8FAFC"/><w:spacing w:before="0" w:after="0" w:line="200" w:lineRule="auto"/><w:ind w:left="80" w:right="80"/></w:pPr><w:r><w:rPr><w:rFonts w:ascii="Consolas" w:hAnsi="Consolas"/><w:sz w:val="15"/><w:color w:val="0F172A"/></w:rPr><w:t xml:space="preserve">    int n; vector&lt;int&gt; t;</w:t></w:r></w:p><w:p><w:pPr><w:shd w:val="clear" w:color="auto" w:fill="F8FAFC"/><w:spacing w:before="0" w:after="0" w:line="200" w:lineRule="auto"/><w:ind w:left="80" w:right="80"/></w:pPr><w:r><w:rPr><w:rFonts w:ascii="Consolas" w:hAnsi="Consolas"/><w:sz w:val="15"/><w:color w:val="0F172A"/></w:rPr><w:t xml:space="preserve">    SegTree(int n) : n(n), t(2 * n, 0) {}</w:t></w:r></w:p><w:p><w:pPr><w:shd w:val="clear" w:color="auto" w:fill="F8FAFC"/><w:spacing w:before="0" w:after="0" w:line="200" w:lineRule="auto"/><w:ind w:left="80" w:right="80"/></w:pPr><w:r><w:rPr><w:rFonts w:ascii="Consolas" w:hAnsi="Consolas"/><w:sz w:val="15"/><w:color w:val="0F172A"/></w:rPr><w:t xml:space="preserve"></w:t></w:r></w:p><w:p><w:pPr><w:shd w:val="clear" w:color="auto" w:fill="F8FAFC"/><w:spacing w:before="0" w:after="0" w:line="200" w:lineRule="auto"/><w:ind w:left="80" w:right="80"/></w:pPr><w:r><w:rPr><w:rFonts w:ascii="Consolas" w:hAnsi="Consolas"/><w:sz w:val="15"/><w:color w:val="0F172A"/></w:rPr><w:t xml:space="preserve">    void update(int p, int val) {</w:t></w:r></w:p><w:p><w:pPr><w:shd w:val="clear" w:color="auto" w:fill="F8FAFC"/><w:spacing w:before="0" w:after="0" w:line="200" w:lineRule="auto"/><w:ind w:left="80" w:right="80"/></w:pPr><w:r><w:rPr><w:rFonts w:ascii="Consolas" w:hAnsi="Consolas"/><w:sz w:val="15"/><w:color w:val="0F172A"/></w:rPr><w:t xml:space="preserve">        for (t[p += n] = val; p &gt; 1; p &gt;&gt;= 1)</w:t></w:r></w:p><w:p><w:pPr><w:shd w:val="clear" w:color="auto" w:fill="F8FAFC"/><w:spacing w:before="0" w:after="0" w:line="200" w:lineRule="auto"/><w:ind w:left="80" w:right="80"/></w:pPr><w:r><w:rPr><w:rFonts w:ascii="Consolas" w:hAnsi="Consolas"/><w:sz w:val="15"/><w:color w:val="0F172A"/></w:rPr><w:t xml:space="preserve">            t[p &gt;&gt; 1] = t[p] + t[p ^ 1];</w:t></w:r></w:p><w:p><w:pPr><w:shd w:val="clear" w:color="auto" w:fill="F8FAFC"/><w:spacing w:before="0" w:after="0" w:line="200" w:lineRule="auto"/><w:ind w:left="80" w:right="80"/></w:pPr><w:r><w:rPr><w:rFonts w:ascii="Consolas" w:hAnsi="Consolas"/><w:sz w:val="15"/><w:color w:val="0F172A"/></w:rPr><w:t xml:space="preserve">    }</w:t></w:r></w:p><w:p><w:pPr><w:shd w:val="clear" w:color="auto" w:fill="F8FAFC"/><w:spacing w:before="0" w:after="0" w:line="200" w:lineRule="auto"/><w:ind w:left="80" w:right="80"/></w:pPr><w:r><w:rPr><w:rFonts w:ascii="Consolas" w:hAnsi="Consolas"/><w:sz w:val="15"/><w:color w:val="0F172A"/></w:rPr><w:t xml:space="preserve"></w:t></w:r></w:p><w:p><w:pPr><w:shd w:val="clear" w:color="auto" w:fill="F8FAFC"/><w:spacing w:before="0" w:after="0" w:line="200" w:lineRule="auto"/><w:ind w:left="80" w:right="80"/></w:pPr><w:r><w:rPr><w:rFonts w:ascii="Consolas" w:hAnsi="Consolas"/><w:sz w:val="15"/><w:color w:val="0F172A"/></w:rPr><w:t xml:space="preserve">    int query(int l, int r) { // sum on interval [l, r] (0-indexed)</w:t></w:r></w:p><w:p><w:pPr><w:shd w:val="clear" w:color="auto" w:fill="F8FAFC"/><w:spacing w:before="0" w:after="0" w:line="200" w:lineRule="auto"/><w:ind w:left="80" w:right="80"/></w:pPr><w:r><w:rPr><w:rFonts w:ascii="Consolas" w:hAnsi="Consolas"/><w:sz w:val="15"/><w:color w:val="0F172A"/></w:rPr><w:t xml:space="preserve">        int res = 0;</w:t></w:r></w:p><w:p><w:pPr><w:shd w:val="clear" w:color="auto" w:fill="F8FAFC"/><w:spacing w:before="0" w:after="0" w:line="200" w:lineRule="auto"/><w:ind w:left="80" w:right="80"/></w:pPr><w:r><w:rPr><w:rFonts w:ascii="Consolas" w:hAnsi="Consolas"/><w:sz w:val="15"/><w:color w:val="0F172A"/></w:rPr><w:t xml:space="preserve">        for (l += n, r += n + 1; l &lt; r; l &gt;&gt;= 1, r &gt;&gt;= 1) {</w:t></w:r></w:p><w:p><w:pPr><w:shd w:val="clear" w:color="auto" w:fill="F8FAFC"/><w:spacing w:before="0" w:after="0" w:line="200" w:lineRule="auto"/><w:ind w:left="80" w:right="80"/></w:pPr><w:r><w:rPr><w:rFonts w:ascii="Consolas" w:hAnsi="Consolas"/><w:sz w:val="15"/><w:color w:val="0F172A"/></w:rPr><w:t xml:space="preserve">            if (l &amp; 1) res += t[l++];</w:t></w:r></w:p><w:p><w:pPr><w:shd w:val="clear" w:color="auto" w:fill="F8FAFC"/><w:spacing w:before="0" w:after="0" w:line="200" w:lineRule="auto"/><w:ind w:left="80" w:right="80"/></w:pPr><w:r><w:rPr><w:rFonts w:ascii="Consolas" w:hAnsi="Consolas"/><w:sz w:val="15"/><w:color w:val="0F172A"/></w:rPr><w:t xml:space="preserve">            if (r &amp; 1) res += t[--r];</w:t></w:r></w:p><w:p><w:pPr><w:shd w:val="clear" w:color="auto" w:fill="F8FAFC"/><w:spacing w:before="0" w:after="0" w:line="200" w:lineRule="auto"/><w:ind w:left="80" w:right="80"/></w:pPr><w:r><w:rPr><w:rFonts w:ascii="Consolas" w:hAnsi="Consolas"/><w:sz w:val="15"/><w:color w:val="0F172A"/></w:rPr><w:t xml:space="preserve">        }</w:t></w:r></w:p><w:p><w:pPr><w:shd w:val="clear" w:color="auto" w:fill="F8FAFC"/><w:spacing w:before="0" w:after="0" w:line="200" w:lineRule="auto"/><w:ind w:left="80" w:right="80"/></w:pPr><w:r><w:rPr><w:rFonts w:ascii="Consolas" w:hAnsi="Consolas"/><w:sz w:val="15"/><w:color w:val="0F172A"/></w:rPr><w:t xml:space="preserve">        return res;</w:t></w:r></w:p><w:p><w:pPr><w:shd w:val="clear" w:color="auto" w:fill="F8FAFC"/><w:spacing w:before="0" w:after="0" w:line="200" w:lineRule="auto"/><w:ind w:left="80" w:right="80"/></w:pPr><w:r><w:rPr><w:rFonts w:ascii="Consolas" w:hAnsi="Consolas"/><w:sz w:val="15"/><w:color w:val="0F172A"/></w:rPr><w:t xml:space="preserve">    }</w:t></w:r></w:p><w:p><w:pPr><w:shd w:val="clear" w:color="auto" w:fill="F8FAFC"/><w:spacing w:before="0" w:after="0" w:line="200" w:lineRule="auto"/><w:ind w:left="80" w:right="80"/></w:pPr><w:r><w:rPr><w:rFonts w:ascii="Consolas" w:hAnsi="Consolas"/><w:sz w:val="15"/><w:color w:val="0F172A"/></w:rPr><w:t xml:space="preserve">};</w:t></w:r></w:p><w:p><w:pPr><w:pBdr><w:bottom w:val="single" w:sz="4" w:space="1" w:color="CBD5E0"/></w:pPr></w:p><w:p><w:pPr><w:pStyle w:val="Heading1"/></w:pPr><w:r><w:rPr><w:b/><w:sz w:val="26"/><w:color w:val="1E3A8A"/></w:rPr><w:t>Section 8: String Algorithms (KMP)</w:t></w:r></w:p><w:p><w:pPr><w:pStyle w:val="Heading3"/></w:pPr><w:r><w:rPr><w:b/><w:sz w:val="19"/><w:color w:val="0369A1"/></w:rPr><w:t>8.1 Knuth-Morris-Pratt (KMP) Pattern Search</w:t></w:r></w:p><w:p><w:pPr><w:ind w:left="200"/><w:spacing w:after="20"/></w:pPr><w:r><w:rPr><w:color w:val="2563EB"/></w:rPr><w:t xml:space="preserve">â€¢ </w:t></w:r><w:r><w:t>**Trigger Prefix:** `kmp`</w:t></w:r></w:p><w:p><w:pPr><w:ind w:left="200"/><w:spacing w:after="20"/></w:pPr><w:r><w:rPr><w:color w:val="2563EB"/></w:rPr><w:t xml:space="preserve">â€¢ </w:t></w:r><w:r><w:t>**Time Complexity:** $O(N + M)$</w:t></w:r></w:p><w:p><w:pPr><w:ind w:left="200"/><w:spacing w:after="20"/></w:pPr><w:r><w:rPr><w:color w:val="2563EB"/></w:rPr><w:t xml:space="preserve">â€¢ </w:t></w:r><w:r><w:t>**Returns:** All 0-based match start positions of `pat` in `text`.</w:t></w:r></w:p><w:p><w:pPr><w:shd w:val="clear" w:color="auto" w:fill="F8FAFC"/><w:spacing w:before="0" w:after="0" w:line="200" w:lineRule="auto"/><w:ind w:left="80" w:right="80"/></w:pPr><w:r><w:rPr><w:rFonts w:ascii="Consolas" w:hAnsi="Consolas"/><w:sz w:val="15"/><w:color w:val="0F172A"/></w:rPr><w:t xml:space="preserve">// Preprocess pattern to build LPS array</w:t></w:r></w:p><w:p><w:pPr><w:shd w:val="clear" w:color="auto" w:fill="F8FAFC"/><w:spacing w:before="0" w:after="0" w:line="200" w:lineRule="auto"/><w:ind w:left="80" w:right="80"/></w:pPr><w:r><w:rPr><w:rFonts w:ascii="Consolas" w:hAnsi="Consolas"/><w:sz w:val="15"/><w:color w:val="0F172A"/></w:rPr><w:t xml:space="preserve">vector&lt;int&gt; buildLPS(const string &amp;pat) {</w:t></w:r></w:p><w:p><w:pPr><w:shd w:val="clear" w:color="auto" w:fill="F8FAFC"/><w:spacing w:before="0" w:after="0" w:line="200" w:lineRule="auto"/><w:ind w:left="80" w:right="80"/></w:pPr><w:r><w:rPr><w:rFonts w:ascii="Consolas" w:hAnsi="Consolas"/><w:sz w:val="15"/><w:color w:val="0F172A"/></w:rPr><w:t xml:space="preserve">    int m = pat.size(), len = 0;</w:t></w:r></w:p><w:p><w:pPr><w:shd w:val="clear" w:color="auto" w:fill="F8FAFC"/><w:spacing w:before="0" w:after="0" w:line="200" w:lineRule="auto"/><w:ind w:left="80" w:right="80"/></w:pPr><w:r><w:rPr><w:rFonts w:ascii="Consolas" w:hAnsi="Consolas"/><w:sz w:val="15"/><w:color w:val="0F172A"/></w:rPr><w:t xml:space="preserve">    vector&lt;int&gt; lps(m, 0);</w:t></w:r></w:p><w:p><w:pPr><w:shd w:val="clear" w:color="auto" w:fill="F8FAFC"/><w:spacing w:before="0" w:after="0" w:line="200" w:lineRule="auto"/><w:ind w:left="80" w:right="80"/></w:pPr><w:r><w:rPr><w:rFonts w:ascii="Consolas" w:hAnsi="Consolas"/><w:sz w:val="15"/><w:color w:val="0F172A"/></w:rPr><w:t xml:space="preserve">    for (int i = 1; i &lt; m;) {</w:t></w:r></w:p><w:p><w:pPr><w:shd w:val="clear" w:color="auto" w:fill="F8FAFC"/><w:spacing w:before="0" w:after="0" w:line="200" w:lineRule="auto"/><w:ind w:left="80" w:right="80"/></w:pPr><w:r><w:rPr><w:rFonts w:ascii="Consolas" w:hAnsi="Consolas"/><w:sz w:val="15"/><w:color w:val="0F172A"/></w:rPr><w:t xml:space="preserve">        if (pat[i] == pat[len]) {</w:t></w:r></w:p><w:p><w:pPr><w:shd w:val="clear" w:color="auto" w:fill="F8FAFC"/><w:spacing w:before="0" w:after="0" w:line="200" w:lineRule="auto"/><w:ind w:left="80" w:right="80"/></w:pPr><w:r><w:rPr><w:rFonts w:ascii="Consolas" w:hAnsi="Consolas"/><w:sz w:val="15"/><w:color w:val="0F172A"/></w:rPr><w:t xml:space="preserve">            len++; lps[i] = len; i++;</w:t></w:r></w:p><w:p><w:pPr><w:shd w:val="clear" w:color="auto" w:fill="F8FAFC"/><w:spacing w:before="0" w:after="0" w:line="200" w:lineRule="auto"/><w:ind w:left="80" w:right="80"/></w:pPr><w:r><w:rPr><w:rFonts w:ascii="Consolas" w:hAnsi="Consolas"/><w:sz w:val="15"/><w:color w:val="0F172A"/></w:rPr><w:t xml:space="preserve">        } else {</w:t></w:r></w:p><w:p><w:pPr><w:shd w:val="clear" w:color="auto" w:fill="F8FAFC"/><w:spacing w:before="0" w:after="0" w:line="200" w:lineRule="auto"/><w:ind w:left="80" w:right="80"/></w:pPr><w:r><w:rPr><w:rFonts w:ascii="Consolas" w:hAnsi="Consolas"/><w:sz w:val="15"/><w:color w:val="0F172A"/></w:rPr><w:t xml:space="preserve">            if (len != 0) len = lps[len - 1];</w:t></w:r></w:p><w:p><w:pPr><w:shd w:val="clear" w:color="auto" w:fill="F8FAFC"/><w:spacing w:before="0" w:after="0" w:line="200" w:lineRule="auto"/><w:ind w:left="80" w:right="80"/></w:pPr><w:r><w:rPr><w:rFonts w:ascii="Consolas" w:hAnsi="Consolas"/><w:sz w:val="15"/><w:color w:val="0F172A"/></w:rPr><w:t xml:space="preserve">            else { lps[i] = 0; i++; }</w:t></w:r></w:p><w:p><w:pPr><w:shd w:val="clear" w:color="auto" w:fill="F8FAFC"/><w:spacing w:before="0" w:after="0" w:line="200" w:lineRule="auto"/><w:ind w:left="80" w:right="80"/></w:pPr><w:r><w:rPr><w:rFonts w:ascii="Consolas" w:hAnsi="Consolas"/><w:sz w:val="15"/><w:color w:val="0F172A"/></w:rPr><w:t xml:space="preserve">        }</w:t></w:r></w:p><w:p><w:pPr><w:shd w:val="clear" w:color="auto" w:fill="F8FAFC"/><w:spacing w:before="0" w:after="0" w:line="200" w:lineRule="auto"/><w:ind w:left="80" w:right="80"/></w:pPr><w:r><w:rPr><w:rFonts w:ascii="Consolas" w:hAnsi="Consolas"/><w:sz w:val="15"/><w:color w:val="0F172A"/></w:rPr><w:t xml:space="preserve">    }</w:t></w:r></w:p><w:p><w:pPr><w:shd w:val="clear" w:color="auto" w:fill="F8FAFC"/><w:spacing w:before="0" w:after="0" w:line="200" w:lineRule="auto"/><w:ind w:left="80" w:right="80"/></w:pPr><w:r><w:rPr><w:rFonts w:ascii="Consolas" w:hAnsi="Consolas"/><w:sz w:val="15"/><w:color w:val="0F172A"/></w:rPr><w:t xml:space="preserve">    return lps;</w:t></w:r></w:p><w:p><w:pPr><w:shd w:val="clear" w:color="auto" w:fill="F8FAFC"/><w:spacing w:before="0" w:after="0" w:line="200" w:lineRule="auto"/><w:ind w:left="80" w:right="80"/></w:pPr><w:r><w:rPr><w:rFonts w:ascii="Consolas" w:hAnsi="Consolas"/><w:sz w:val="15"/><w:color w:val="0F172A"/></w:rPr><w:t xml:space="preserve">}</w:t></w:r></w:p><w:p><w:pPr><w:shd w:val="clear" w:color="auto" w:fill="F8FAFC"/><w:spacing w:before="0" w:after="0" w:line="200" w:lineRule="auto"/><w:ind w:left="80" w:right="80"/></w:pPr><w:r><w:rPr><w:rFonts w:ascii="Consolas" w:hAnsi="Consolas"/><w:sz w:val="15"/><w:color w:val="0F172A"/></w:rPr><w:t xml:space="preserve"></w:t></w:r></w:p><w:p><w:pPr><w:shd w:val="clear" w:color="auto" w:fill="F8FAFC"/><w:spacing w:before="0" w:after="0" w:line="200" w:lineRule="auto"/><w:ind w:left="80" w:right="80"/></w:pPr><w:r><w:rPr><w:rFonts w:ascii="Consolas" w:hAnsi="Consolas"/><w:sz w:val="15"/><w:color w:val="0F172A"/></w:rPr><w:t xml:space="preserve">// KMP search: find occurrences of pattern in text</w:t></w:r></w:p><w:p><w:pPr><w:shd w:val="clear" w:color="auto" w:fill="F8FAFC"/><w:spacing w:before="0" w:after="0" w:line="200" w:lineRule="auto"/><w:ind w:left="80" w:right="80"/></w:pPr><w:r><w:rPr><w:rFonts w:ascii="Consolas" w:hAnsi="Consolas"/><w:sz w:val="15"/><w:color w:val="0F172A"/></w:rPr><w:t xml:space="preserve">vector&lt;int&gt; KMPsearch(const string &amp;text, const string &amp;pat) {</w:t></w:r></w:p><w:p><w:pPr><w:shd w:val="clear" w:color="auto" w:fill="F8FAFC"/><w:spacing w:before="0" w:after="0" w:line="200" w:lineRule="auto"/><w:ind w:left="80" w:right="80"/></w:pPr><w:r><w:rPr><w:rFonts w:ascii="Consolas" w:hAnsi="Consolas"/><w:sz w:val="15"/><w:color w:val="0F172A"/></w:rPr><w:t xml:space="preserve">    int n = text.size(), m = pat.size();</w:t></w:r></w:p><w:p><w:pPr><w:shd w:val="clear" w:color="auto" w:fill="F8FAFC"/><w:spacing w:before="0" w:after="0" w:line="200" w:lineRule="auto"/><w:ind w:left="80" w:right="80"/></w:pPr><w:r><w:rPr><w:rFonts w:ascii="Consolas" w:hAnsi="Consolas"/><w:sz w:val="15"/><w:color w:val="0F172A"/></w:rPr><w:t xml:space="preserve">    vector&lt;int&gt; lps = buildLPS(pat), positions;</w:t></w:r></w:p><w:p><w:pPr><w:shd w:val="clear" w:color="auto" w:fill="F8FAFC"/><w:spacing w:before="0" w:after="0" w:line="200" w:lineRule="auto"/><w:ind w:left="80" w:right="80"/></w:pPr><w:r><w:rPr><w:rFonts w:ascii="Consolas" w:hAnsi="Consolas"/><w:sz w:val="15"/><w:color w:val="0F172A"/></w:rPr><w:t xml:space="preserve">    int i = 0, j = 0;</w:t></w:r></w:p><w:p><w:pPr><w:shd w:val="clear" w:color="auto" w:fill="F8FAFC"/><w:spacing w:before="0" w:after="0" w:line="200" w:lineRule="auto"/><w:ind w:left="80" w:right="80"/></w:pPr><w:r><w:rPr><w:rFonts w:ascii="Consolas" w:hAnsi="Consolas"/><w:sz w:val="15"/><w:color w:val="0F172A"/></w:rPr><w:t xml:space="preserve">    while (i &lt; n) {</w:t></w:r></w:p><w:p><w:pPr><w:shd w:val="clear" w:color="auto" w:fill="F8FAFC"/><w:spacing w:before="0" w:after="0" w:line="200" w:lineRule="auto"/><w:ind w:left="80" w:right="80"/></w:pPr><w:r><w:rPr><w:rFonts w:ascii="Consolas" w:hAnsi="Consolas"/><w:sz w:val="15"/><w:color w:val="0F172A"/></w:rPr><w:t xml:space="preserve">        if (text[i] == pat[j]) {</w:t></w:r></w:p><w:p><w:pPr><w:shd w:val="clear" w:color="auto" w:fill="F8FAFC"/><w:spacing w:before="0" w:after="0" w:line="200" w:lineRule="auto"/><w:ind w:left="80" w:right="80"/></w:pPr><w:r><w:rPr><w:rFonts w:ascii="Consolas" w:hAnsi="Consolas"/><w:sz w:val="15"/><w:color w:val="0F172A"/></w:rPr><w:t xml:space="preserve">            i++; j++;</w:t></w:r></w:p><w:p><w:pPr><w:shd w:val="clear" w:color="auto" w:fill="F8FAFC"/><w:spacing w:before="0" w:after="0" w:line="200" w:lineRule="auto"/><w:ind w:left="80" w:right="80"/></w:pPr><w:r><w:rPr><w:rFonts w:ascii="Consolas" w:hAnsi="Consolas"/><w:sz w:val="15"/><w:color w:val="0F172A"/></w:rPr><w:t xml:space="preserve">            if (j == m) {</w:t></w:r></w:p><w:p><w:pPr><w:shd w:val="clear" w:color="auto" w:fill="F8FAFC"/><w:spacing w:before="0" w:after="0" w:line="200" w:lineRule="auto"/><w:ind w:left="80" w:right="80"/></w:pPr><w:r><w:rPr><w:rFonts w:ascii="Consolas" w:hAnsi="Consolas"/><w:sz w:val="15"/><w:color w:val="0F172A"/></w:rPr><w:t xml:space="preserve">                positions.push_back(i - j); // match at i - m</w:t></w:r></w:p><w:p><w:pPr><w:shd w:val="clear" w:color="auto" w:fill="F8FAFC"/><w:spacing w:before="0" w:after="0" w:line="200" w:lineRule="auto"/><w:ind w:left="80" w:right="80"/></w:pPr><w:r><w:rPr><w:rFonts w:ascii="Consolas" w:hAnsi="Consolas"/><w:sz w:val="15"/><w:color w:val="0F172A"/></w:rPr><w:t xml:space="preserve">                j = lps[j - 1];</w:t></w:r></w:p><w:p><w:pPr><w:shd w:val="clear" w:color="auto" w:fill="F8FAFC"/><w:spacing w:before="0" w:after="0" w:line="200" w:lineRule="auto"/><w:ind w:left="80" w:right="80"/></w:pPr><w:r><w:rPr><w:rFonts w:ascii="Consolas" w:hAnsi="Consolas"/><w:sz w:val="15"/><w:color w:val="0F172A"/></w:rPr><w:t xml:space="preserve">            }</w:t></w:r></w:p><w:p><w:pPr><w:shd w:val="clear" w:color="auto" w:fill="F8FAFC"/><w:spacing w:before="0" w:after="0" w:line="200" w:lineRule="auto"/><w:ind w:left="80" w:right="80"/></w:pPr><w:r><w:rPr><w:rFonts w:ascii="Consolas" w:hAnsi="Consolas"/><w:sz w:val="15"/><w:color w:val="0F172A"/></w:rPr><w:t xml:space="preserve">        } else {</w:t></w:r></w:p><w:p><w:pPr><w:shd w:val="clear" w:color="auto" w:fill="F8FAFC"/><w:spacing w:before="0" w:after="0" w:line="200" w:lineRule="auto"/><w:ind w:left="80" w:right="80"/></w:pPr><w:r><w:rPr><w:rFonts w:ascii="Consolas" w:hAnsi="Consolas"/><w:sz w:val="15"/><w:color w:val="0F172A"/></w:rPr><w:t xml:space="preserve">            if (j != 0) j = lps[j - 1];</w:t></w:r></w:p><w:p><w:pPr><w:shd w:val="clear" w:color="auto" w:fill="F8FAFC"/><w:spacing w:before="0" w:after="0" w:line="200" w:lineRule="auto"/><w:ind w:left="80" w:right="80"/></w:pPr><w:r><w:rPr><w:rFonts w:ascii="Consolas" w:hAnsi="Consolas"/><w:sz w:val="15"/><w:color w:val="0F172A"/></w:rPr><w:t xml:space="preserve">            else i++;</w:t></w:r></w:p><w:p><w:pPr><w:shd w:val="clear" w:color="auto" w:fill="F8FAFC"/><w:spacing w:before="0" w:after="0" w:line="200" w:lineRule="auto"/><w:ind w:left="80" w:right="80"/></w:pPr><w:r><w:rPr><w:rFonts w:ascii="Consolas" w:hAnsi="Consolas"/><w:sz w:val="15"/><w:color w:val="0F172A"/></w:rPr><w:t xml:space="preserve">        }</w:t></w:r></w:p><w:p><w:pPr><w:shd w:val="clear" w:color="auto" w:fill="F8FAFC"/><w:spacing w:before="0" w:after="0" w:line="200" w:lineRule="auto"/><w:ind w:left="80" w:right="80"/></w:pPr><w:r><w:rPr><w:rFonts w:ascii="Consolas" w:hAnsi="Consolas"/><w:sz w:val="15"/><w:color w:val="0F172A"/></w:rPr><w:t xml:space="preserve">    }</w:t></w:r></w:p><w:p><w:pPr><w:shd w:val="clear" w:color="auto" w:fill="F8FAFC"/><w:spacing w:before="0" w:after="0" w:line="200" w:lineRule="auto"/><w:ind w:left="80" w:right="80"/></w:pPr><w:r><w:rPr><w:rFonts w:ascii="Consolas" w:hAnsi="Consolas"/><w:sz w:val="15"/><w:color w:val="0F172A"/></w:rPr><w:t xml:space="preserve">    return positions;</w:t></w:r></w:p><w:p><w:pPr><w:shd w:val="clear" w:color="auto" w:fill="F8FAFC"/><w:spacing w:before="0" w:after="0" w:line="200" w:lineRule="auto"/><w:ind w:left="80" w:right="80"/></w:pPr><w:r><w:rPr><w:rFonts w:ascii="Consolas" w:hAnsi="Consolas"/><w:sz w:val="15"/><w:color w:val="0F172A"/></w:rPr><w:t xml:space="preserve">}</w:t></w:r></w:p><w:p><w:pPr><w:pBdr><w:bottom w:val="single" w:sz="4" w:space="1" w:color="CBD5E0"/></w:pPr></w:p><w:p><w:pPr><w:pStyle w:val="Heading1"/></w:pPr><w:r><w:rPr><w:b/><w:sz w:val="26"/><w:color w:val="1E3A8A"/></w:rPr><w:t>Section 9: Search Paradigms &amp; Dynamic Programming</w:t></w:r></w:p><w:p><w:pPr><w:pStyle w:val="Heading3"/></w:pPr><w:r><w:rPr><w:b/><w:sz w:val="19"/><w:color w:val="0369A1"/></w:rPr><w:t>9.1 Bitmasking Complete Search (Apple Division)</w:t></w:r></w:p><w:p><w:pPr><w:ind w:left="200"/><w:spacing w:after="20"/></w:pPr><w:r><w:rPr><w:color w:val="2563EB"/></w:rPr><w:t xml:space="preserve">â€¢ </w:t></w:r><w:r><w:t>**Trigger Prefix:** `bitMaskingAppleDivision`</w:t></w:r></w:p><w:p><w:pPr><w:ind w:left="200"/><w:spacing w:after="20"/></w:pPr><w:r><w:rPr><w:color w:val="2563EB"/></w:rPr><w:t xml:space="preserve">â€¢ </w:t></w:r><w:r><w:t>**Time Complexity:** $O(2^N \cdot N)$ (Feasible for $N \le 20$)</w:t></w:r></w:p><w:p><w:pPr><w:shd w:val="clear" w:color="auto" w:fill="F8FAFC"/><w:spacing w:before="0" w:after="0" w:line="200" w:lineRule="auto"/><w:ind w:left="80" w:right="80"/></w:pPr><w:r><w:rPr><w:rFonts w:ascii="Consolas" w:hAnsi="Consolas"/><w:sz w:val="15"/><w:color w:val="0F172A"/></w:rPr><w:t xml:space="preserve">int n; cin &gt;&gt; n;</w:t></w:r></w:p><w:p><w:pPr><w:shd w:val="clear" w:color="auto" w:fill="F8FAFC"/><w:spacing w:before="0" w:after="0" w:line="200" w:lineRule="auto"/><w:ind w:left="80" w:right="80"/></w:pPr><w:r><w:rPr><w:rFonts w:ascii="Consolas" w:hAnsi="Consolas"/><w:sz w:val="15"/><w:color w:val="0F172A"/></w:rPr><w:t xml:space="preserve">vector&lt;int&gt; v(n);</w:t></w:r></w:p><w:p><w:pPr><w:shd w:val="clear" w:color="auto" w:fill="F8FAFC"/><w:spacing w:before="0" w:after="0" w:line="200" w:lineRule="auto"/><w:ind w:left="80" w:right="80"/></w:pPr><w:r><w:rPr><w:rFonts w:ascii="Consolas" w:hAnsi="Consolas"/><w:sz w:val="15"/><w:color w:val="0F172A"/></w:rPr><w:t xml:space="preserve">for (int &amp;x : v) cin &gt;&gt; x;</w:t></w:r></w:p><w:p><w:pPr><w:shd w:val="clear" w:color="auto" w:fill="F8FAFC"/><w:spacing w:before="0" w:after="0" w:line="200" w:lineRule="auto"/><w:ind w:left="80" w:right="80"/></w:pPr><w:r><w:rPr><w:rFonts w:ascii="Consolas" w:hAnsi="Consolas"/><w:sz w:val="15"/><w:color w:val="0F172A"/></w:rPr><w:t xml:space="preserve"></w:t></w:r></w:p><w:p><w:pPr><w:shd w:val="clear" w:color="auto" w:fill="F8FAFC"/><w:spacing w:before="0" w:after="0" w:line="200" w:lineRule="auto"/><w:ind w:left="80" w:right="80"/></w:pPr><w:r><w:rPr><w:rFonts w:ascii="Consolas" w:hAnsi="Consolas"/><w:sz w:val="15"/><w:color w:val="0F172A"/></w:rPr><w:t xml:space="preserve">int ans = LLONG_MAX;</w:t></w:r></w:p><w:p><w:pPr><w:shd w:val="clear" w:color="auto" w:fill="F8FAFC"/><w:spacing w:before="0" w:after="0" w:line="200" w:lineRule="auto"/><w:ind w:left="80" w:right="80"/></w:pPr><w:r><w:rPr><w:rFonts w:ascii="Consolas" w:hAnsi="Consolas"/><w:sz w:val="15"/><w:color w:val="0F172A"/></w:rPr><w:t xml:space="preserve">for (int i = 0; i &lt; (1 &lt;&lt; n); i++) {</w:t></w:r></w:p><w:p><w:pPr><w:shd w:val="clear" w:color="auto" w:fill="F8FAFC"/><w:spacing w:before="0" w:after="0" w:line="200" w:lineRule="auto"/><w:ind w:left="80" w:right="80"/></w:pPr><w:r><w:rPr><w:rFonts w:ascii="Consolas" w:hAnsi="Consolas"/><w:sz w:val="15"/><w:color w:val="0F172A"/></w:rPr><w:t xml:space="preserve">    int a = 0, b = 0;</w:t></w:r></w:p><w:p><w:pPr><w:shd w:val="clear" w:color="auto" w:fill="F8FAFC"/><w:spacing w:before="0" w:after="0" w:line="200" w:lineRule="auto"/><w:ind w:left="80" w:right="80"/></w:pPr><w:r><w:rPr><w:rFonts w:ascii="Consolas" w:hAnsi="Consolas"/><w:sz w:val="15"/><w:color w:val="0F172A"/></w:rPr><w:t xml:space="preserve">    for (int pos = 0; pos &lt; n; pos++) {</w:t></w:r></w:p><w:p><w:pPr><w:shd w:val="clear" w:color="auto" w:fill="F8FAFC"/><w:spacing w:before="0" w:after="0" w:line="200" w:lineRule="auto"/><w:ind w:left="80" w:right="80"/></w:pPr><w:r><w:rPr><w:rFonts w:ascii="Consolas" w:hAnsi="Consolas"/><w:sz w:val="15"/><w:color w:val="0F172A"/></w:rPr><w:t xml:space="preserve">        if (i &amp; (1 &lt;&lt; pos)) a += v[pos];</w:t></w:r></w:p><w:p><w:pPr><w:shd w:val="clear" w:color="auto" w:fill="F8FAFC"/><w:spacing w:before="0" w:after="0" w:line="200" w:lineRule="auto"/><w:ind w:left="80" w:right="80"/></w:pPr><w:r><w:rPr><w:rFonts w:ascii="Consolas" w:hAnsi="Consolas"/><w:sz w:val="15"/><w:color w:val="0F172A"/></w:rPr><w:t xml:space="preserve">        else b += v[pos];</w:t></w:r></w:p><w:p><w:pPr><w:shd w:val="clear" w:color="auto" w:fill="F8FAFC"/><w:spacing w:before="0" w:after="0" w:line="200" w:lineRule="auto"/><w:ind w:left="80" w:right="80"/></w:pPr><w:r><w:rPr><w:rFonts w:ascii="Consolas" w:hAnsi="Consolas"/><w:sz w:val="15"/><w:color w:val="0F172A"/></w:rPr><w:t xml:space="preserve">    }</w:t></w:r></w:p><w:p><w:pPr><w:shd w:val="clear" w:color="auto" w:fill="F8FAFC"/><w:spacing w:before="0" w:after="0" w:line="200" w:lineRule="auto"/><w:ind w:left="80" w:right="80"/></w:pPr><w:r><w:rPr><w:rFonts w:ascii="Consolas" w:hAnsi="Consolas"/><w:sz w:val="15"/><w:color w:val="0F172A"/></w:rPr><w:t xml:space="preserve">    ans = min(ans, llabs(a - b));</w:t></w:r></w:p><w:p><w:pPr><w:shd w:val="clear" w:color="auto" w:fill="F8FAFC"/><w:spacing w:before="0" w:after="0" w:line="200" w:lineRule="auto"/><w:ind w:left="80" w:right="80"/></w:pPr><w:r><w:rPr><w:rFonts w:ascii="Consolas" w:hAnsi="Consolas"/><w:sz w:val="15"/><w:color w:val="0F172A"/></w:rPr><w:t xml:space="preserve">}</w:t></w:r></w:p><w:p><w:pPr><w:shd w:val="clear" w:color="auto" w:fill="F8FAFC"/><w:spacing w:before="0" w:after="0" w:line="200" w:lineRule="auto"/><w:ind w:left="80" w:right="80"/></w:pPr><w:r><w:rPr><w:rFonts w:ascii="Consolas" w:hAnsi="Consolas"/><w:sz w:val="15"/><w:color w:val="0F172A"/></w:rPr><w:t xml:space="preserve">cout &lt;&lt; ans &lt;&lt; endl;</w:t></w:r></w:p><w:p><w:pPr><w:pStyle w:val="Heading3"/></w:pPr><w:r><w:rPr><w:b/><w:sz w:val="19"/><w:color w:val="0369A1"/></w:rPr><w:t>9.2 Two Pointers Merge of Two Sorted Lists</w:t></w:r></w:p><w:p><w:pPr><w:ind w:left="200"/><w:spacing w:after="20"/></w:pPr><w:r><w:rPr><w:color w:val="2563EB"/></w:rPr><w:t xml:space="preserve">â€¢ </w:t></w:r><w:r><w:t>**Trigger Prefix:** `twoPointer`</w:t></w:r></w:p><w:p><w:pPr><w:ind w:left="200"/><w:spacing w:after="20"/></w:pPr><w:r><w:rPr><w:color w:val="2563EB"/></w:rPr><w:t xml:space="preserve">â€¢ </w:t></w:r><w:r><w:t>**Time Complexity:** $O(N + M)$</w:t></w:r></w:p><w:p><w:pPr><w:shd w:val="clear" w:color="auto" w:fill="F8FAFC"/><w:spacing w:before="0" w:after="0" w:line="200" w:lineRule="auto"/><w:ind w:left="80" w:right="80"/></w:pPr><w:r><w:rPr><w:rFonts w:ascii="Consolas" w:hAnsi="Consolas"/><w:sz w:val="15"/><w:color w:val="0F172A"/></w:rPr><w:t xml:space="preserve">vector&lt;int&gt; a(n), b(m), c;</w:t></w:r></w:p><w:p><w:pPr><w:shd w:val="clear" w:color="auto" w:fill="F8FAFC"/><w:spacing w:before="0" w:after="0" w:line="200" w:lineRule="auto"/><w:ind w:left="80" w:right="80"/></w:pPr><w:r><w:rPr><w:rFonts w:ascii="Consolas" w:hAnsi="Consolas"/><w:sz w:val="15"/><w:color w:val="0F172A"/></w:rPr><w:t xml:space="preserve">for (int &amp;x : a) cin &gt;&gt; x;</w:t></w:r></w:p><w:p><w:pPr><w:shd w:val="clear" w:color="auto" w:fill="F8FAFC"/><w:spacing w:before="0" w:after="0" w:line="200" w:lineRule="auto"/><w:ind w:left="80" w:right="80"/></w:pPr><w:r><w:rPr><w:rFonts w:ascii="Consolas" w:hAnsi="Consolas"/><w:sz w:val="15"/><w:color w:val="0F172A"/></w:rPr><w:t xml:space="preserve">for (int &amp;x : b) cin &gt;&gt; x;</w:t></w:r></w:p><w:p><w:pPr><w:shd w:val="clear" w:color="auto" w:fill="F8FAFC"/><w:spacing w:before="0" w:after="0" w:line="200" w:lineRule="auto"/><w:ind w:left="80" w:right="80"/></w:pPr><w:r><w:rPr><w:rFonts w:ascii="Consolas" w:hAnsi="Consolas"/><w:sz w:val="15"/><w:color w:val="0F172A"/></w:rPr><w:t xml:space="preserve"></w:t></w:r></w:p><w:p><w:pPr><w:shd w:val="clear" w:color="auto" w:fill="F8FAFC"/><w:spacing w:before="0" w:after="0" w:line="200" w:lineRule="auto"/><w:ind w:left="80" w:right="80"/></w:pPr><w:r><w:rPr><w:rFonts w:ascii="Consolas" w:hAnsi="Consolas"/><w:sz w:val="15"/><w:color w:val="0F172A"/></w:rPr><w:t xml:space="preserve">int i = 0, j = 0;</w:t></w:r></w:p><w:p><w:pPr><w:shd w:val="clear" w:color="auto" w:fill="F8FAFC"/><w:spacing w:before="0" w:after="0" w:line="200" w:lineRule="auto"/><w:ind w:left="80" w:right="80"/></w:pPr><w:r><w:rPr><w:rFonts w:ascii="Consolas" w:hAnsi="Consolas"/><w:sz w:val="15"/><w:color w:val="0F172A"/></w:rPr><w:t xml:space="preserve">while (i &lt; n || j &lt; m) {</w:t></w:r></w:p><w:p><w:pPr><w:shd w:val="clear" w:color="auto" w:fill="F8FAFC"/><w:spacing w:before="0" w:after="0" w:line="200" w:lineRule="auto"/><w:ind w:left="80" w:right="80"/></w:pPr><w:r><w:rPr><w:rFonts w:ascii="Consolas" w:hAnsi="Consolas"/><w:sz w:val="15"/><w:color w:val="0F172A"/></w:rPr><w:t xml:space="preserve">    while ((i &lt; n) &amp;&amp; (j &gt;= m || (a[i] &lt;= b[j]))) {</w:t></w:r></w:p><w:p><w:pPr><w:shd w:val="clear" w:color="auto" w:fill="F8FAFC"/><w:spacing w:before="0" w:after="0" w:line="200" w:lineRule="auto"/><w:ind w:left="80" w:right="80"/></w:pPr><w:r><w:rPr><w:rFonts w:ascii="Consolas" w:hAnsi="Consolas"/><w:sz w:val="15"/><w:color w:val="0F172A"/></w:rPr><w:t xml:space="preserve">        c.push_back(a[i]); i++;</w:t></w:r></w:p><w:p><w:pPr><w:shd w:val="clear" w:color="auto" w:fill="F8FAFC"/><w:spacing w:before="0" w:after="0" w:line="200" w:lineRule="auto"/><w:ind w:left="80" w:right="80"/></w:pPr><w:r><w:rPr><w:rFonts w:ascii="Consolas" w:hAnsi="Consolas"/><w:sz w:val="15"/><w:color w:val="0F172A"/></w:rPr><w:t xml:space="preserve">    }</w:t></w:r></w:p><w:p><w:pPr><w:shd w:val="clear" w:color="auto" w:fill="F8FAFC"/><w:spacing w:before="0" w:after="0" w:line="200" w:lineRule="auto"/><w:ind w:left="80" w:right="80"/></w:pPr><w:r><w:rPr><w:rFonts w:ascii="Consolas" w:hAnsi="Consolas"/><w:sz w:val="15"/><w:color w:val="0F172A"/></w:rPr><w:t xml:space="preserve">    while ((j &lt; m) &amp;&amp; (i &gt;= n || b[j] &lt;= a[i])) {</w:t></w:r></w:p><w:p><w:pPr><w:shd w:val="clear" w:color="auto" w:fill="F8FAFC"/><w:spacing w:before="0" w:after="0" w:line="200" w:lineRule="auto"/><w:ind w:left="80" w:right="80"/></w:pPr><w:r><w:rPr><w:rFonts w:ascii="Consolas" w:hAnsi="Consolas"/><w:sz w:val="15"/><w:color w:val="0F172A"/></w:rPr><w:t xml:space="preserve">        c.push_back(b[j]); j++;</w:t></w:r></w:p><w:p><w:pPr><w:shd w:val="clear" w:color="auto" w:fill="F8FAFC"/><w:spacing w:before="0" w:after="0" w:line="200" w:lineRule="auto"/><w:ind w:left="80" w:right="80"/></w:pPr><w:r><w:rPr><w:rFonts w:ascii="Consolas" w:hAnsi="Consolas"/><w:sz w:val="15"/><w:color w:val="0F172A"/></w:rPr><w:t xml:space="preserve">    }</w:t></w:r></w:p><w:p><w:pPr><w:shd w:val="clear" w:color="auto" w:fill="F8FAFC"/><w:spacing w:before="0" w:after="0" w:line="200" w:lineRule="auto"/><w:ind w:left="80" w:right="80"/></w:pPr><w:r><w:rPr><w:rFonts w:ascii="Consolas" w:hAnsi="Consolas"/><w:sz w:val="15"/><w:color w:val="0F172A"/></w:rPr><w:t xml:space="preserve">}</w:t></w:r></w:p><w:p><w:pPr><w:pStyle w:val="Heading3"/></w:pPr><w:r><w:rPr><w:b/><w:sz w:val="19"/><w:color w:val="0369A1"/></w:rPr><w:t>9.3 0-1 Knapsack &amp; Unbounded Knapsack</w:t></w:r></w:p><w:p><w:pPr><w:ind w:left="200"/><w:spacing w:after="20"/></w:pPr><w:r><w:rPr><w:color w:val="2563EB"/></w:rPr><w:t xml:space="preserve">â€¢ </w:t></w:r><w:r><w:t>**Time Complexity:** $O(N \cdot W)$ with $O(W)$ space.</w:t></w:r></w:p><w:p><w:pPr><w:shd w:val="clear" w:color="auto" w:fill="F8FAFC"/><w:spacing w:before="0" w:after="0" w:line="200" w:lineRule="auto"/><w:ind w:left="80" w:right="80"/></w:pPr><w:r><w:rPr><w:rFonts w:ascii="Consolas" w:hAnsi="Consolas"/><w:sz w:val="15"/><w:color w:val="0F172A"/></w:rPr><w:t xml:space="preserve">// 0-1 Knapsack (each item at most once)</w:t></w:r></w:p><w:p><w:pPr><w:shd w:val="clear" w:color="auto" w:fill="F8FAFC"/><w:spacing w:before="0" w:after="0" w:line="200" w:lineRule="auto"/><w:ind w:left="80" w:right="80"/></w:pPr><w:r><w:rPr><w:rFonts w:ascii="Consolas" w:hAnsi="Consolas"/><w:sz w:val="15"/><w:color w:val="0F172A"/></w:rPr><w:t xml:space="preserve">int knapsack_01(int W, const vector&lt;int&gt;&amp; wt, const vector&lt;int&gt;&amp; val, int n) {</w:t></w:r></w:p><w:p><w:pPr><w:shd w:val="clear" w:color="auto" w:fill="F8FAFC"/><w:spacing w:before="0" w:after="0" w:line="200" w:lineRule="auto"/><w:ind w:left="80" w:right="80"/></w:pPr><w:r><w:rPr><w:rFonts w:ascii="Consolas" w:hAnsi="Consolas"/><w:sz w:val="15"/><w:color w:val="0F172A"/></w:rPr><w:t xml:space="preserve">    vector&lt;int&gt; dp(W + 1, 0);</w:t></w:r></w:p><w:p><w:pPr><w:shd w:val="clear" w:color="auto" w:fill="F8FAFC"/><w:spacing w:before="0" w:after="0" w:line="200" w:lineRule="auto"/><w:ind w:left="80" w:right="80"/></w:pPr><w:r><w:rPr><w:rFonts w:ascii="Consolas" w:hAnsi="Consolas"/><w:sz w:val="15"/><w:color w:val="0F172A"/></w:rPr><w:t xml:space="preserve">    for (int i = 0; i &lt; n; i++)</w:t></w:r></w:p><w:p><w:pPr><w:shd w:val="clear" w:color="auto" w:fill="F8FAFC"/><w:spacing w:before="0" w:after="0" w:line="200" w:lineRule="auto"/><w:ind w:left="80" w:right="80"/></w:pPr><w:r><w:rPr><w:rFonts w:ascii="Consolas" w:hAnsi="Consolas"/><w:sz w:val="15"/><w:color w:val="0F172A"/></w:rPr><w:t xml:space="preserve">        for (int w = W; w &gt;= wt[i]; w--) // BACKWARDS</w:t></w:r></w:p><w:p><w:pPr><w:shd w:val="clear" w:color="auto" w:fill="F8FAFC"/><w:spacing w:before="0" w:after="0" w:line="200" w:lineRule="auto"/><w:ind w:left="80" w:right="80"/></w:pPr><w:r><w:rPr><w:rFonts w:ascii="Consolas" w:hAnsi="Consolas"/><w:sz w:val="15"/><w:color w:val="0F172A"/></w:rPr><w:t xml:space="preserve">            dp[w] = max(dp[w], dp[w - wt[i]] + val[i]);</w:t></w:r></w:p><w:p><w:pPr><w:shd w:val="clear" w:color="auto" w:fill="F8FAFC"/><w:spacing w:before="0" w:after="0" w:line="200" w:lineRule="auto"/><w:ind w:left="80" w:right="80"/></w:pPr><w:r><w:rPr><w:rFonts w:ascii="Consolas" w:hAnsi="Consolas"/><w:sz w:val="15"/><w:color w:val="0F172A"/></w:rPr><w:t xml:space="preserve">    return dp[W];</w:t></w:r></w:p><w:p><w:pPr><w:shd w:val="clear" w:color="auto" w:fill="F8FAFC"/><w:spacing w:before="0" w:after="0" w:line="200" w:lineRule="auto"/><w:ind w:left="80" w:right="80"/></w:pPr><w:r><w:rPr><w:rFonts w:ascii="Consolas" w:hAnsi="Consolas"/><w:sz w:val="15"/><w:color w:val="0F172A"/></w:rPr><w:t xml:space="preserve">}</w:t></w:r></w:p><w:p><w:pPr><w:shd w:val="clear" w:color="auto" w:fill="F8FAFC"/><w:spacing w:before="0" w:after="0" w:line="200" w:lineRule="auto"/><w:ind w:left="80" w:right="80"/></w:pPr><w:r><w:rPr><w:rFonts w:ascii="Consolas" w:hAnsi="Consolas"/><w:sz w:val="15"/><w:color w:val="0F172A"/></w:rPr><w:t xml:space="preserve"></w:t></w:r></w:p><w:p><w:pPr><w:shd w:val="clear" w:color="auto" w:fill="F8FAFC"/><w:spacing w:before="0" w:after="0" w:line="200" w:lineRule="auto"/><w:ind w:left="80" w:right="80"/></w:pPr><w:r><w:rPr><w:rFonts w:ascii="Consolas" w:hAnsi="Consolas"/><w:sz w:val="15"/><w:color w:val="0F172A"/></w:rPr><w:t xml:space="preserve">// Unbounded Knapsack: change loop to: for (int w = wt[i]; w &lt;= W; w++)</w:t></w:r></w:p><w:p><w:pPr><w:pStyle w:val="Heading3"/></w:pPr><w:r><w:rPr><w:b/><w:sz w:val="19"/><w:color w:val="0369A1"/></w:rPr><w:t>9.4 Longest Increasing Subsequence ($O(N \log N)$)</w:t></w:r></w:p><w:p><w:pPr><w:shd w:val="clear" w:color="auto" w:fill="F8FAFC"/><w:spacing w:before="0" w:after="0" w:line="200" w:lineRule="auto"/><w:ind w:left="80" w:right="80"/></w:pPr><w:r><w:rPr><w:rFonts w:ascii="Consolas" w:hAnsi="Consolas"/><w:sz w:val="15"/><w:color w:val="0F172A"/></w:rPr><w:t xml:space="preserve">int lis(const vector&lt;int&gt;&amp; a) {</w:t></w:r></w:p><w:p><w:pPr><w:shd w:val="clear" w:color="auto" w:fill="F8FAFC"/><w:spacing w:before="0" w:after="0" w:line="200" w:lineRule="auto"/><w:ind w:left="80" w:right="80"/></w:pPr><w:r><w:rPr><w:rFonts w:ascii="Consolas" w:hAnsi="Consolas"/><w:sz w:val="15"/><w:color w:val="0F172A"/></w:rPr><w:t xml:space="preserve">    vector&lt;int&gt; tails;</w:t></w:r></w:p><w:p><w:pPr><w:shd w:val="clear" w:color="auto" w:fill="F8FAFC"/><w:spacing w:before="0" w:after="0" w:line="200" w:lineRule="auto"/><w:ind w:left="80" w:right="80"/></w:pPr><w:r><w:rPr><w:rFonts w:ascii="Consolas" w:hAnsi="Consolas"/><w:sz w:val="15"/><w:color w:val="0F172A"/></w:rPr><w:t xml:space="preserve">    for (int x : a) {</w:t></w:r></w:p><w:p><w:pPr><w:shd w:val="clear" w:color="auto" w:fill="F8FAFC"/><w:spacing w:before="0" w:after="0" w:line="200" w:lineRule="auto"/><w:ind w:left="80" w:right="80"/></w:pPr><w:r><w:rPr><w:rFonts w:ascii="Consolas" w:hAnsi="Consolas"/><w:sz w:val="15"/><w:color w:val="0F172A"/></w:rPr><w:t xml:space="preserve">        auto it = lower_bound(tails.begin(), tails.end(), x);</w:t></w:r></w:p><w:p><w:pPr><w:shd w:val="clear" w:color="auto" w:fill="F8FAFC"/><w:spacing w:before="0" w:after="0" w:line="200" w:lineRule="auto"/><w:ind w:left="80" w:right="80"/></w:pPr><w:r><w:rPr><w:rFonts w:ascii="Consolas" w:hAnsi="Consolas"/><w:sz w:val="15"/><w:color w:val="0F172A"/></w:rPr><w:t xml:space="preserve">        if (it == tails.end()) tails.push_back(x);</w:t></w:r></w:p><w:p><w:pPr><w:shd w:val="clear" w:color="auto" w:fill="F8FAFC"/><w:spacing w:before="0" w:after="0" w:line="200" w:lineRule="auto"/><w:ind w:left="80" w:right="80"/></w:pPr><w:r><w:rPr><w:rFonts w:ascii="Consolas" w:hAnsi="Consolas"/><w:sz w:val="15"/><w:color w:val="0F172A"/></w:rPr><w:t xml:space="preserve">        else *it = x;</w:t></w:r></w:p><w:p><w:pPr><w:shd w:val="clear" w:color="auto" w:fill="F8FAFC"/><w:spacing w:before="0" w:after="0" w:line="200" w:lineRule="auto"/><w:ind w:left="80" w:right="80"/></w:pPr><w:r><w:rPr><w:rFonts w:ascii="Consolas" w:hAnsi="Consolas"/><w:sz w:val="15"/><w:color w:val="0F172A"/></w:rPr><w:t xml:space="preserve">    }</w:t></w:r></w:p><w:p><w:pPr><w:shd w:val="clear" w:color="auto" w:fill="F8FAFC"/><w:spacing w:before="0" w:after="0" w:line="200" w:lineRule="auto"/><w:ind w:left="80" w:right="80"/></w:pPr><w:r><w:rPr><w:rFonts w:ascii="Consolas" w:hAnsi="Consolas"/><w:sz w:val="15"/><w:color w:val="0F172A"/></w:rPr><w:t xml:space="preserve">    return tails.size();</w:t></w:r></w:p><w:p><w:pPr><w:shd w:val="clear" w:color="auto" w:fill="F8FAFC"/><w:spacing w:before="0" w:after="0" w:line="200" w:lineRule="auto"/><w:ind w:left="80" w:right="80"/></w:pPr><w:r><w:rPr><w:rFonts w:ascii="Consolas" w:hAnsi="Consolas"/><w:sz w:val="15"/><w:color w:val="0F172A"/></w:rPr><w:t xml:space="preserve">}</w:t></w:r></w:p><w:p><w:pPr><w:pBdr><w:bottom w:val="single" w:sz="4" w:space="1" w:color="CBD5E0"/></w:pPr></w:p><w:p><w:pPr><w:pStyle w:val="Heading1"/></w:pPr><w:r><w:rPr><w:b/><w:sz w:val="26"/><w:color w:val="1E3A8A"/></w:rPr><w:t>Section 10: Advanced Tools (Kruskal, Matrix Power &amp; Geometry)</w:t></w:r></w:p><w:p><w:pPr><w:pStyle w:val="Heading3"/></w:pPr><w:r><w:rPr><w:b/><w:sz w:val="19"/><w:color w:val="0369A1"/></w:rPr><w:t>10.1 Kruskal&apos;s Minimum Spanning Tree (MST)</w:t></w:r></w:p><w:p><w:pPr><w:ind w:left="200"/><w:spacing w:after="20"/></w:pPr><w:r><w:rPr><w:color w:val="2563EB"/></w:rPr><w:t xml:space="preserve">â€¢ </w:t></w:r><w:r><w:t>**Time Complexity:** $O(E \log E)$</w:t></w:r></w:p><w:p><w:pPr><w:shd w:val="clear" w:color="auto" w:fill="F8FAFC"/><w:spacing w:before="0" w:after="0" w:line="200" w:lineRule="auto"/><w:ind w:left="80" w:right="80"/></w:pPr><w:r><w:rPr><w:rFonts w:ascii="Consolas" w:hAnsi="Consolas"/><w:sz w:val="15"/><w:color w:val="0F172A"/></w:rPr><w:t xml:space="preserve">struct Edge {</w:t></w:r></w:p><w:p><w:pPr><w:shd w:val="clear" w:color="auto" w:fill="F8FAFC"/><w:spacing w:before="0" w:after="0" w:line="200" w:lineRule="auto"/><w:ind w:left="80" w:right="80"/></w:pPr><w:r><w:rPr><w:rFonts w:ascii="Consolas" w:hAnsi="Consolas"/><w:sz w:val="15"/><w:color w:val="0F172A"/></w:rPr><w:t xml:space="preserve">    int u, v, w;</w:t></w:r></w:p><w:p><w:pPr><w:shd w:val="clear" w:color="auto" w:fill="F8FAFC"/><w:spacing w:before="0" w:after="0" w:line="200" w:lineRule="auto"/><w:ind w:left="80" w:right="80"/></w:pPr><w:r><w:rPr><w:rFonts w:ascii="Consolas" w:hAnsi="Consolas"/><w:sz w:val="15"/><w:color w:val="0F172A"/></w:rPr><w:t xml:space="preserve">    bool operator&lt;(const Edge&amp; o) const { return w &lt; o.w; }</w:t></w:r></w:p><w:p><w:pPr><w:shd w:val="clear" w:color="auto" w:fill="F8FAFC"/><w:spacing w:before="0" w:after="0" w:line="200" w:lineRule="auto"/><w:ind w:left="80" w:right="80"/></w:pPr><w:r><w:rPr><w:rFonts w:ascii="Consolas" w:hAnsi="Consolas"/><w:sz w:val="15"/><w:color w:val="0F172A"/></w:rPr><w:t xml:space="preserve">};</w:t></w:r></w:p><w:p><w:pPr><w:shd w:val="clear" w:color="auto" w:fill="F8FAFC"/><w:spacing w:before="0" w:after="0" w:line="200" w:lineRule="auto"/><w:ind w:left="80" w:right="80"/></w:pPr><w:r><w:rPr><w:rFonts w:ascii="Consolas" w:hAnsi="Consolas"/><w:sz w:val="15"/><w:color w:val="0F172A"/></w:rPr><w:t xml:space="preserve"></w:t></w:r></w:p><w:p><w:pPr><w:shd w:val="clear" w:color="auto" w:fill="F8FAFC"/><w:spacing w:before="0" w:after="0" w:line="200" w:lineRule="auto"/><w:ind w:left="80" w:right="80"/></w:pPr><w:r><w:rPr><w:rFonts w:ascii="Consolas" w:hAnsi="Consolas"/><w:sz w:val="15"/><w:color w:val="0F172A"/></w:rPr><w:t xml:space="preserve">int kruskal(int n, vector&lt;Edge&gt;&amp; edges) {</w:t></w:r></w:p><w:p><w:pPr><w:shd w:val="clear" w:color="auto" w:fill="F8FAFC"/><w:spacing w:before="0" w:after="0" w:line="200" w:lineRule="auto"/><w:ind w:left="80" w:right="80"/></w:pPr><w:r><w:rPr><w:rFonts w:ascii="Consolas" w:hAnsi="Consolas"/><w:sz w:val="15"/><w:color w:val="0F172A"/></w:rPr><w:t xml:space="preserve">    sort(all(edges));</w:t></w:r></w:p><w:p><w:pPr><w:shd w:val="clear" w:color="auto" w:fill="F8FAFC"/><w:spacing w:before="0" w:after="0" w:line="200" w:lineRule="auto"/><w:ind w:left="80" w:right="80"/></w:pPr><w:r><w:rPr><w:rFonts w:ascii="Consolas" w:hAnsi="Consolas"/><w:sz w:val="15"/><w:color w:val="0F172A"/></w:rPr><w:t xml:space="preserve">    DisjointSet dsu(n);</w:t></w:r></w:p><w:p><w:pPr><w:shd w:val="clear" w:color="auto" w:fill="F8FAFC"/><w:spacing w:before="0" w:after="0" w:line="200" w:lineRule="auto"/><w:ind w:left="80" w:right="80"/></w:pPr><w:r><w:rPr><w:rFonts w:ascii="Consolas" w:hAnsi="Consolas"/><w:sz w:val="15"/><w:color w:val="0F172A"/></w:rPr><w:t xml:space="preserve">    int total_cost = 0, count = 0;</w:t></w:r></w:p><w:p><w:pPr><w:shd w:val="clear" w:color="auto" w:fill="F8FAFC"/><w:spacing w:before="0" w:after="0" w:line="200" w:lineRule="auto"/><w:ind w:left="80" w:right="80"/></w:pPr><w:r><w:rPr><w:rFonts w:ascii="Consolas" w:hAnsi="Consolas"/><w:sz w:val="15"/><w:color w:val="0F172A"/></w:rPr><w:t xml:space="preserve">    for (auto&amp; e : edges) {</w:t></w:r></w:p><w:p><w:pPr><w:shd w:val="clear" w:color="auto" w:fill="F8FAFC"/><w:spacing w:before="0" w:after="0" w:line="200" w:lineRule="auto"/><w:ind w:left="80" w:right="80"/></w:pPr><w:r><w:rPr><w:rFonts w:ascii="Consolas" w:hAnsi="Consolas"/><w:sz w:val="15"/><w:color w:val="0F172A"/></w:rPr><w:t xml:space="preserve">        if (!dsu.connected(e.u, e.v)) {</w:t></w:r></w:p><w:p><w:pPr><w:shd w:val="clear" w:color="auto" w:fill="F8FAFC"/><w:spacing w:before="0" w:after="0" w:line="200" w:lineRule="auto"/><w:ind w:left="80" w:right="80"/></w:pPr><w:r><w:rPr><w:rFonts w:ascii="Consolas" w:hAnsi="Consolas"/><w:sz w:val="15"/><w:color w:val="0F172A"/></w:rPr><w:t xml:space="preserve">            dsu.unionBySize(e.u, e.v);</w:t></w:r></w:p><w:p><w:pPr><w:shd w:val="clear" w:color="auto" w:fill="F8FAFC"/><w:spacing w:before="0" w:after="0" w:line="200" w:lineRule="auto"/><w:ind w:left="80" w:right="80"/></w:pPr><w:r><w:rPr><w:rFonts w:ascii="Consolas" w:hAnsi="Consolas"/><w:sz w:val="15"/><w:color w:val="0F172A"/></w:rPr><w:t xml:space="preserve">            total_cost += e.w;</w:t></w:r></w:p><w:p><w:pPr><w:shd w:val="clear" w:color="auto" w:fill="F8FAFC"/><w:spacing w:before="0" w:after="0" w:line="200" w:lineRule="auto"/><w:ind w:left="80" w:right="80"/></w:pPr><w:r><w:rPr><w:rFonts w:ascii="Consolas" w:hAnsi="Consolas"/><w:sz w:val="15"/><w:color w:val="0F172A"/></w:rPr><w:t xml:space="preserve">            if (++count == n - 1) return total_cost;</w:t></w:r></w:p><w:p><w:pPr><w:shd w:val="clear" w:color="auto" w:fill="F8FAFC"/><w:spacing w:before="0" w:after="0" w:line="200" w:lineRule="auto"/><w:ind w:left="80" w:right="80"/></w:pPr><w:r><w:rPr><w:rFonts w:ascii="Consolas" w:hAnsi="Consolas"/><w:sz w:val="15"/><w:color w:val="0F172A"/></w:rPr><w:t xml:space="preserve">        }</w:t></w:r></w:p><w:p><w:pPr><w:shd w:val="clear" w:color="auto" w:fill="F8FAFC"/><w:spacing w:before="0" w:after="0" w:line="200" w:lineRule="auto"/><w:ind w:left="80" w:right="80"/></w:pPr><w:r><w:rPr><w:rFonts w:ascii="Consolas" w:hAnsi="Consolas"/><w:sz w:val="15"/><w:color w:val="0F172A"/></w:rPr><w:t xml:space="preserve">    }</w:t></w:r></w:p><w:p><w:pPr><w:shd w:val="clear" w:color="auto" w:fill="F8FAFC"/><w:spacing w:before="0" w:after="0" w:line="200" w:lineRule="auto"/><w:ind w:left="80" w:right="80"/></w:pPr><w:r><w:rPr><w:rFonts w:ascii="Consolas" w:hAnsi="Consolas"/><w:sz w:val="15"/><w:color w:val="0F172A"/></w:rPr><w:t xml:space="preserve">    return -1;</w:t></w:r></w:p><w:p><w:pPr><w:shd w:val="clear" w:color="auto" w:fill="F8FAFC"/><w:spacing w:before="0" w:after="0" w:line="200" w:lineRule="auto"/><w:ind w:left="80" w:right="80"/></w:pPr><w:r><w:rPr><w:rFonts w:ascii="Consolas" w:hAnsi="Consolas"/><w:sz w:val="15"/><w:color w:val="0F172A"/></w:rPr><w:t xml:space="preserve">}</w:t></w:r></w:p><w:p><w:pPr><w:pStyle w:val="Heading3"/></w:pPr><w:r><w:rPr><w:b/><w:sz w:val="19"/><w:color w:val="0369A1"/></w:rPr><w:t>10.2 Matrix Exponentiation ($O(K^3 \log N)$)</w:t></w:r></w:p><w:p><w:pPr><w:shd w:val="clear" w:color="auto" w:fill="F8FAFC"/><w:spacing w:before="0" w:after="0" w:line="200" w:lineRule="auto"/><w:ind w:left="80" w:right="80"/></w:pPr><w:r><w:rPr><w:rFonts w:ascii="Consolas" w:hAnsi="Consolas"/><w:sz w:val="15"/><w:color w:val="0F172A"/></w:rPr><w:t xml:space="preserve">template&lt;typename T = long long&gt;</w:t></w:r></w:p><w:p><w:pPr><w:shd w:val="clear" w:color="auto" w:fill="F8FAFC"/><w:spacing w:before="0" w:after="0" w:line="200" w:lineRule="auto"/><w:ind w:left="80" w:right="80"/></w:pPr><w:r><w:rPr><w:rFonts w:ascii="Consolas" w:hAnsi="Consolas"/><w:sz w:val="15"/><w:color w:val="0F172A"/></w:rPr><w:t xml:space="preserve">struct Matrix {</w:t></w:r></w:p><w:p><w:pPr><w:shd w:val="clear" w:color="auto" w:fill="F8FAFC"/><w:spacing w:before="0" w:after="0" w:line="200" w:lineRule="auto"/><w:ind w:left="80" w:right="80"/></w:pPr><w:r><w:rPr><w:rFonts w:ascii="Consolas" w:hAnsi="Consolas"/><w:sz w:val="15"/><w:color w:val="0F172A"/></w:rPr><w:t xml:space="preserve">    int n; vector&lt;vector&lt;T&gt;&gt; a;</w:t></w:r></w:p><w:p><w:pPr><w:shd w:val="clear" w:color="auto" w:fill="F8FAFC"/><w:spacing w:before="0" w:after="0" w:line="200" w:lineRule="auto"/><w:ind w:left="80" w:right="80"/></w:pPr><w:r><w:rPr><w:rFonts w:ascii="Consolas" w:hAnsi="Consolas"/><w:sz w:val="15"/><w:color w:val="0F172A"/></w:rPr><w:t xml:space="preserve">    Matrix(int n) : n(n), a(n, vector&lt;T&gt;(n, 0)) {}</w:t></w:r></w:p><w:p><w:pPr><w:shd w:val="clear" w:color="auto" w:fill="F8FAFC"/><w:spacing w:before="0" w:after="0" w:line="200" w:lineRule="auto"/><w:ind w:left="80" w:right="80"/></w:pPr><w:r><w:rPr><w:rFonts w:ascii="Consolas" w:hAnsi="Consolas"/><w:sz w:val="15"/><w:color w:val="0F172A"/></w:rPr><w:t xml:space="preserve">    static Matrix eye(int n) {</w:t></w:r></w:p><w:p><w:pPr><w:shd w:val="clear" w:color="auto" w:fill="F8FAFC"/><w:spacing w:before="0" w:after="0" w:line="200" w:lineRule="auto"/><w:ind w:left="80" w:right="80"/></w:pPr><w:r><w:rPr><w:rFonts w:ascii="Consolas" w:hAnsi="Consolas"/><w:sz w:val="15"/><w:color w:val="0F172A"/></w:rPr><w:t xml:space="preserve">        Matrix res(n); for (int i = 0; i &lt; n; i++) res.a[i][i] = 1;</w:t></w:r></w:p><w:p><w:pPr><w:shd w:val="clear" w:color="auto" w:fill="F8FAFC"/><w:spacing w:before="0" w:after="0" w:line="200" w:lineRule="auto"/><w:ind w:left="80" w:right="80"/></w:pPr><w:r><w:rPr><w:rFonts w:ascii="Consolas" w:hAnsi="Consolas"/><w:sz w:val="15"/><w:color w:val="0F172A"/></w:rPr><w:t xml:space="preserve">        return res;</w:t></w:r></w:p><w:p><w:pPr><w:shd w:val="clear" w:color="auto" w:fill="F8FAFC"/><w:spacing w:before="0" w:after="0" w:line="200" w:lineRule="auto"/><w:ind w:left="80" w:right="80"/></w:pPr><w:r><w:rPr><w:rFonts w:ascii="Consolas" w:hAnsi="Consolas"/><w:sz w:val="15"/><w:color w:val="0F172A"/></w:rPr><w:t xml:space="preserve">    }</w:t></w:r></w:p><w:p><w:pPr><w:shd w:val="clear" w:color="auto" w:fill="F8FAFC"/><w:spacing w:before="0" w:after="0" w:line="200" w:lineRule="auto"/><w:ind w:left="80" w:right="80"/></w:pPr><w:r><w:rPr><w:rFonts w:ascii="Consolas" w:hAnsi="Consolas"/><w:sz w:val="15"/><w:color w:val="0F172A"/></w:rPr><w:t xml:space="preserve">    Matrix operator*(const Matrix&amp; o) const {</w:t></w:r></w:p><w:p><w:pPr><w:shd w:val="clear" w:color="auto" w:fill="F8FAFC"/><w:spacing w:before="0" w:after="0" w:line="200" w:lineRule="auto"/><w:ind w:left="80" w:right="80"/></w:pPr><w:r><w:rPr><w:rFonts w:ascii="Consolas" w:hAnsi="Consolas"/><w:sz w:val="15"/><w:color w:val="0F172A"/></w:rPr><w:t xml:space="preserve">        Matrix res(n);</w:t></w:r></w:p><w:p><w:pPr><w:shd w:val="clear" w:color="auto" w:fill="F8FAFC"/><w:spacing w:before="0" w:after="0" w:line="200" w:lineRule="auto"/><w:ind w:left="80" w:right="80"/></w:pPr><w:r><w:rPr><w:rFonts w:ascii="Consolas" w:hAnsi="Consolas"/><w:sz w:val="15"/><w:color w:val="0F172A"/></w:rPr><w:t xml:space="preserve">        for (int i = 0; i &lt; n; i++)</w:t></w:r></w:p><w:p><w:pPr><w:shd w:val="clear" w:color="auto" w:fill="F8FAFC"/><w:spacing w:before="0" w:after="0" w:line="200" w:lineRule="auto"/><w:ind w:left="80" w:right="80"/></w:pPr><w:r><w:rPr><w:rFonts w:ascii="Consolas" w:hAnsi="Consolas"/><w:sz w:val="15"/><w:color w:val="0F172A"/></w:rPr><w:t xml:space="preserve">            for (int k = 0; k &lt; n; k++)</w:t></w:r></w:p><w:p><w:pPr><w:shd w:val="clear" w:color="auto" w:fill="F8FAFC"/><w:spacing w:before="0" w:after="0" w:line="200" w:lineRule="auto"/><w:ind w:left="80" w:right="80"/></w:pPr><w:r><w:rPr><w:rFonts w:ascii="Consolas" w:hAnsi="Consolas"/><w:sz w:val="15"/><w:color w:val="0F172A"/></w:rPr><w:t xml:space="preserve">                for (int j = 0; j &lt; n; j++)</w:t></w:r></w:p><w:p><w:pPr><w:shd w:val="clear" w:color="auto" w:fill="F8FAFC"/><w:spacing w:before="0" w:after="0" w:line="200" w:lineRule="auto"/><w:ind w:left="80" w:right="80"/></w:pPr><w:r><w:rPr><w:rFonts w:ascii="Consolas" w:hAnsi="Consolas"/><w:sz w:val="15"/><w:color w:val="0F172A"/></w:rPr><w:t xml:space="preserve">                    res.a[i][j] = (res.a[i][j] + a[i][k] * o.a[k][j]) % 1000000007;</w:t></w:r></w:p><w:p><w:pPr><w:shd w:val="clear" w:color="auto" w:fill="F8FAFC"/><w:spacing w:before="0" w:after="0" w:line="200" w:lineRule="auto"/><w:ind w:left="80" w:right="80"/></w:pPr><w:r><w:rPr><w:rFonts w:ascii="Consolas" w:hAnsi="Consolas"/><w:sz w:val="15"/><w:color w:val="0F172A"/></w:rPr><w:t xml:space="preserve">        return res;</w:t></w:r></w:p><w:p><w:pPr><w:shd w:val="clear" w:color="auto" w:fill="F8FAFC"/><w:spacing w:before="0" w:after="0" w:line="200" w:lineRule="auto"/><w:ind w:left="80" w:right="80"/></w:pPr><w:r><w:rPr><w:rFonts w:ascii="Consolas" w:hAnsi="Consolas"/><w:sz w:val="15"/><w:color w:val="0F172A"/></w:rPr><w:t xml:space="preserve">    }</w:t></w:r></w:p><w:p><w:pPr><w:shd w:val="clear" w:color="auto" w:fill="F8FAFC"/><w:spacing w:before="0" w:after="0" w:line="200" w:lineRule="auto"/><w:ind w:left="80" w:right="80"/></w:pPr><w:r><w:rPr><w:rFonts w:ascii="Consolas" w:hAnsi="Consolas"/><w:sz w:val="15"/><w:color w:val="0F172A"/></w:rPr><w:t xml:space="preserve">    static Matrix power(Matrix m, long long p) {</w:t></w:r></w:p><w:p><w:pPr><w:shd w:val="clear" w:color="auto" w:fill="F8FAFC"/><w:spacing w:before="0" w:after="0" w:line="200" w:lineRule="auto"/><w:ind w:left="80" w:right="80"/></w:pPr><w:r><w:rPr><w:rFonts w:ascii="Consolas" w:hAnsi="Consolas"/><w:sz w:val="15"/><w:color w:val="0F172A"/></w:rPr><w:t xml:space="preserve">        Matrix res = Matrix::eye(m.n);</w:t></w:r></w:p><w:p><w:pPr><w:shd w:val="clear" w:color="auto" w:fill="F8FAFC"/><w:spacing w:before="0" w:after="0" w:line="200" w:lineRule="auto"/><w:ind w:left="80" w:right="80"/></w:pPr><w:r><w:rPr><w:rFonts w:ascii="Consolas" w:hAnsi="Consolas"/><w:sz w:val="15"/><w:color w:val="0F172A"/></w:rPr><w:t xml:space="preserve">        while (p) {</w:t></w:r></w:p><w:p><w:pPr><w:shd w:val="clear" w:color="auto" w:fill="F8FAFC"/><w:spacing w:before="0" w:after="0" w:line="200" w:lineRule="auto"/><w:ind w:left="80" w:right="80"/></w:pPr><w:r><w:rPr><w:rFonts w:ascii="Consolas" w:hAnsi="Consolas"/><w:sz w:val="15"/><w:color w:val="0F172A"/></w:rPr><w:t xml:space="preserve">            if (p &amp; 1) res = res * m;</w:t></w:r></w:p><w:p><w:pPr><w:shd w:val="clear" w:color="auto" w:fill="F8FAFC"/><w:spacing w:before="0" w:after="0" w:line="200" w:lineRule="auto"/><w:ind w:left="80" w:right="80"/></w:pPr><w:r><w:rPr><w:rFonts w:ascii="Consolas" w:hAnsi="Consolas"/><w:sz w:val="15"/><w:color w:val="0F172A"/></w:rPr><w:t xml:space="preserve">            m = m * m; p &gt;&gt;= 1;</w:t></w:r></w:p><w:p><w:pPr><w:shd w:val="clear" w:color="auto" w:fill="F8FAFC"/><w:spacing w:before="0" w:after="0" w:line="200" w:lineRule="auto"/><w:ind w:left="80" w:right="80"/></w:pPr><w:r><w:rPr><w:rFonts w:ascii="Consolas" w:hAnsi="Consolas"/><w:sz w:val="15"/><w:color w:val="0F172A"/></w:rPr><w:t xml:space="preserve">        }</w:t></w:r></w:p><w:p><w:pPr><w:shd w:val="clear" w:color="auto" w:fill="F8FAFC"/><w:spacing w:before="0" w:after="0" w:line="200" w:lineRule="auto"/><w:ind w:left="80" w:right="80"/></w:pPr><w:r><w:rPr><w:rFonts w:ascii="Consolas" w:hAnsi="Consolas"/><w:sz w:val="15"/><w:color w:val="0F172A"/></w:rPr><w:t xml:space="preserve">        return res;</w:t></w:r></w:p><w:p><w:pPr><w:shd w:val="clear" w:color="auto" w:fill="F8FAFC"/><w:spacing w:before="0" w:after="0" w:line="200" w:lineRule="auto"/><w:ind w:left="80" w:right="80"/></w:pPr><w:r><w:rPr><w:rFonts w:ascii="Consolas" w:hAnsi="Consolas"/><w:sz w:val="15"/><w:color w:val="0F172A"/></w:rPr><w:t xml:space="preserve">    }</w:t></w:r></w:p><w:p><w:pPr><w:shd w:val="clear" w:color="auto" w:fill="F8FAFC"/><w:spacing w:before="0" w:after="0" w:line="200" w:lineRule="auto"/><w:ind w:left="80" w:right="80"/></w:pPr><w:r><w:rPr><w:rFonts w:ascii="Consolas" w:hAnsi="Consolas"/><w:sz w:val="15"/><w:color w:val="0F172A"/></w:rPr><w:t xml:space="preserve">};</w:t></w:r></w:p><w:p><w:pPr><w:pStyle w:val="Heading3"/></w:pPr><w:r><w:rPr><w:b/><w:sz w:val="19"/><w:color w:val="0369A1"/></w:rPr><w:t>10.3 Shoelace Formula (Polygon Area)</w:t></w:r></w:p><w:p><w:pPr><w:ind w:left="200"/><w:spacing w:after="20"/></w:pPr><w:r><w:rPr><w:color w:val="2563EB"/></w:rPr><w:t xml:space="preserve">â€¢ </w:t></w:r><w:r><w:t>**Time Complexity:** $O(N)$</w:t></w:r></w:p><w:p><w:pPr><w:shd w:val="clear" w:color="auto" w:fill="F8FAFC"/><w:spacing w:before="0" w:after="0" w:line="200" w:lineRule="auto"/><w:ind w:left="80" w:right="80"/></w:pPr><w:r><w:rPr><w:rFonts w:ascii="Consolas" w:hAnsi="Consolas"/><w:sz w:val="15"/><w:color w:val="0F172A"/></w:rPr><w:t xml:space="preserve">struct Point { double x, y; };</w:t></w:r></w:p><w:p><w:pPr><w:shd w:val="clear" w:color="auto" w:fill="F8FAFC"/><w:spacing w:before="0" w:after="0" w:line="200" w:lineRule="auto"/><w:ind w:left="80" w:right="80"/></w:pPr><w:r><w:rPr><w:rFonts w:ascii="Consolas" w:hAnsi="Consolas"/><w:sz w:val="15"/><w:color w:val="0F172A"/></w:rPr><w:t xml:space="preserve"></w:t></w:r></w:p><w:p><w:pPr><w:shd w:val="clear" w:color="auto" w:fill="F8FAFC"/><w:spacing w:before="0" w:after="0" w:line="200" w:lineRule="auto"/><w:ind w:left="80" w:right="80"/></w:pPr><w:r><w:rPr><w:rFonts w:ascii="Consolas" w:hAnsi="Consolas"/><w:sz w:val="15"/><w:color w:val="0F172A"/></w:rPr><w:t xml:space="preserve">double polygon_area(const vector&lt;Point&gt;&amp; p) {</w:t></w:r></w:p><w:p><w:pPr><w:shd w:val="clear" w:color="auto" w:fill="F8FAFC"/><w:spacing w:before="0" w:after="0" w:line="200" w:lineRule="auto"/><w:ind w:left="80" w:right="80"/></w:pPr><w:r><w:rPr><w:rFonts w:ascii="Consolas" w:hAnsi="Consolas"/><w:sz w:val="15"/><w:color w:val="0F172A"/></w:rPr><w:t xml:space="preserve">    double area = 0.0;</w:t></w:r></w:p><w:p><w:pPr><w:shd w:val="clear" w:color="auto" w:fill="F8FAFC"/><w:spacing w:before="0" w:after="0" w:line="200" w:lineRule="auto"/><w:ind w:left="80" w:right="80"/></w:pPr><w:r><w:rPr><w:rFonts w:ascii="Consolas" w:hAnsi="Consolas"/><w:sz w:val="15"/><w:color w:val="0F172A"/></w:rPr><w:t xml:space="preserve">    int n = p.size();</w:t></w:r></w:p><w:p><w:pPr><w:shd w:val="clear" w:color="auto" w:fill="F8FAFC"/><w:spacing w:before="0" w:after="0" w:line="200" w:lineRule="auto"/><w:ind w:left="80" w:right="80"/></w:pPr><w:r><w:rPr><w:rFonts w:ascii="Consolas" w:hAnsi="Consolas"/><w:sz w:val="15"/><w:color w:val="0F172A"/></w:rPr><w:t xml:space="preserve">    for (int i = 0; i &lt; n; ++i) {</w:t></w:r></w:p><w:p><w:pPr><w:shd w:val="clear" w:color="auto" w:fill="F8FAFC"/><w:spacing w:before="0" w:after="0" w:line="200" w:lineRule="auto"/><w:ind w:left="80" w:right="80"/></w:pPr><w:r><w:rPr><w:rFonts w:ascii="Consolas" w:hAnsi="Consolas"/><w:sz w:val="15"/><w:color w:val="0F172A"/></w:rPr><w:t xml:space="preserve">        int j = (i + 1) % n;</w:t></w:r></w:p><w:p><w:pPr><w:shd w:val="clear" w:color="auto" w:fill="F8FAFC"/><w:spacing w:before="0" w:after="0" w:line="200" w:lineRule="auto"/><w:ind w:left="80" w:right="80"/></w:pPr><w:r><w:rPr><w:rFonts w:ascii="Consolas" w:hAnsi="Consolas"/><w:sz w:val="15"/><w:color w:val="0F172A"/></w:rPr><w:t xml:space="preserve">        area += p[i].x * p[j].y - p[j].x * p[i].y;</w:t></w:r></w:p><w:p><w:pPr><w:shd w:val="clear" w:color="auto" w:fill="F8FAFC"/><w:spacing w:before="0" w:after="0" w:line="200" w:lineRule="auto"/><w:ind w:left="80" w:right="80"/></w:pPr><w:r><w:rPr><w:rFonts w:ascii="Consolas" w:hAnsi="Consolas"/><w:sz w:val="15"/><w:color w:val="0F172A"/></w:rPr><w:t xml:space="preserve">    }</w:t></w:r></w:p><w:p><w:pPr><w:shd w:val="clear" w:color="auto" w:fill="F8FAFC"/><w:spacing w:before="0" w:after="0" w:line="200" w:lineRule="auto"/><w:ind w:left="80" w:right="80"/></w:pPr><w:r><w:rPr><w:rFonts w:ascii="Consolas" w:hAnsi="Consolas"/><w:sz w:val="15"/><w:color w:val="0F172A"/></w:rPr><w:t xml:space="preserve">    return fabs(area) / 2.0;</w:t></w:r></w:p><w:p><w:pPr><w:shd w:val="clear" w:color="auto" w:fill="F8FAFC"/><w:spacing w:before="0" w:after="0" w:line="200" w:lineRule="auto"/><w:ind w:left="80" w:right="80"/></w:pPr><w:r><w:rPr><w:rFonts w:ascii="Consolas" w:hAnsi="Consolas"/><w:sz w:val="15"/><w:color w:val="0F172A"/></w:rPr><w:t xml:space="preserve">}</w:t></w:r></w:p><w:sectPr><w:pgSz w:w="11906" w:h="16838"/><w:pgMar w:top="576" w:right="576" w:bottom="576" w:left="576"/><w:cols w:num="2" w:space="288"/></w:sectPr></w:body></w:document>
+<file path=word\document.xml>﻿<?xml version="1.0" encoding="UTF-8" standalone="yes"?><w:document xmlns:w="http://schemas.openxmlformats.org/wordprocessingml/2006/main"><w:body><w:p><w:pPr><w:pStyle w:val="Heading1"/></w:pPr><w:r><w:rPr><w:b/><w:sz w:val="26"/><w:color w:val="1E3A8A"/></w:rPr><w:t>Competitive Programming Reference Guide &amp; Cheatsheet</w:t></w:r></w:p><w:p><w:r><w:t>**Team:** Hoffnang  </w:t></w:r></w:p><w:p><w:r><w:t>**Contestant:** Soyebuzaman Naim  </w:t></w:r></w:p><w:p><w:r><w:t>**Affiliation:** Southeast University (SEU CS Carnival 2026)  </w:t></w:r></w:p><w:p><w:r><w:t>**Standard:** C++17 / Fast I/O / 64-bit Int  </w:t></w:r></w:p><w:p><w:pPr><w:pBdr><w:bottom w:val="single" w:sz="4" w:space="1" w:color="CBD5E0"/></w:pPr></w:p><w:p><w:r><w:t>&gt; [!IMPORTANT]</w:t></w:r></w:p><w:p><w:r><w:t>&gt; **About this Notebook:**</w:t></w:r></w:p><w:p><w:r><w:t>&gt; This document is designed for the **25-page competition notebook limit**. Every section includes:</w:t></w:r></w:p><w:p><w:r><w:t>&gt; - 📌 **When to Use &amp; Purpose**</w:t></w:r></w:p><w:p><w:r><w:t>&gt; - ⏱️ **Time &amp; Space Complexity**</w:t></w:r></w:p><w:p><w:r><w:t>&gt; - ⚠️ **Key Traps &amp; Constraints (e.g. 1LL overflow, 1-indexed vs 0-indexed)**</w:t></w:r></w:p><w:p><w:r><w:t>&gt; - ⌨️ **VS Code Snippet Trigger Prefix** (matching your personal snippet library)</w:t></w:r></w:p><w:p><w:pPr><w:pBdr><w:bottom w:val="single" w:sz="4" w:space="1" w:color="CBD5E0"/></w:pPr></w:p><w:p><w:pPr><w:pStyle w:val="Heading2"/></w:pPr><w:r><w:rPr><w:b/><w:sz w:val="22"/><w:color w:val="1D4ED8"/></w:rPr><w:t>Table of Contents</w:t></w:r></w:p><w:p><w:r><w:t>1. [Section 1: Contest Setup &amp; Fast I/O](#section-1-contest-setup--fast-io)</w:t></w:r></w:p><w:p><w:r><w:t>2. [Section 2: C++ Basics &amp; STL Essentials](#section-2-c-basics--stl-essentials)</w:t></w:r></w:p><w:p><w:r><w:t>3. [Section 3: Math, Number Theory &amp; Bit Manipulation](#section-3-math-number-theory--bit-manipulation)</w:t></w:r></w:p><w:p><w:r><w:t>4. [Section 4: Graph Representations &amp; Traversals](#section-4-graph-representations--traversals)</w:t></w:r></w:p><w:p><w:r><w:t>5. [Section 5: Shortest Paths &amp; Negative Cycles](#section-5-shortest-paths--negative-cycles)</w:t></w:r></w:p><w:p><w:r><w:t>6. [Section 6: Tree Algorithms](#section-6-tree-algorithms)</w:t></w:r></w:p><w:p><w:r><w:t>7. [Section 7: Data Structures (DSU, Fenwick &amp; Segment Tree)](#section-7-data-structures-dsu-fenwick--segment-tree)</w:t></w:r></w:p><w:p><w:r><w:t>8. [Section 8: String Algorithms (KMP)](#section-8-string-algorithms-kmp)</w:t></w:r></w:p><w:p><w:r><w:t>9. [Section 9: Search Paradigms &amp; Dynamic Programming](#section-9-search-paradigms--dynamic-programming)</w:t></w:r></w:p><w:p><w:r><w:t>10. [Section 10: Advanced Tools (Kruskal, Matrix Power &amp; Geometry)](#section-10-advanced-tools-kruskal-matrix-power--geometry)</w:t></w:r></w:p><w:p><w:pPr><w:pBdr><w:bottom w:val="single" w:sz="4" w:space="1" w:color="CBD5E0"/></w:pPr></w:p><w:p><w:pPr><w:pStyle w:val="Heading1"/></w:pPr><w:r><w:rPr><w:b/><w:sz w:val="26"/><w:color w:val="1E3A8A"/></w:rPr><w:t>Section 1: Contest Setup &amp; Fast I/O</w:t></w:r></w:p><w:p><w:pPr><w:pStyle w:val="Heading3"/></w:pPr><w:r><w:rPr><w:b/><w:sz w:val="19"/><w:color w:val="0369A1"/></w:rPr><w:t>1.1 Fast I/O Contest Template</w:t></w:r></w:p><w:p><w:pPr><w:ind w:left="200"/><w:spacing w:after="20"/></w:pPr><w:r><w:rPr><w:color w:val="2563EB"/></w:rPr><w:t xml:space="preserve">â€¢ </w:t></w:r><w:r><w:t>**Trigger Prefix:** `cpp`</w:t></w:r></w:p><w:p><w:pPr><w:ind w:left="200"/><w:spacing w:after="20"/></w:pPr><w:r><w:rPr><w:color w:val="2563EB"/></w:rPr><w:t xml:space="preserve">â€¢ </w:t></w:r><w:r><w:t>**When to use:** Starter boilerplate for every problem.</w:t></w:r></w:p><w:p><w:pPr><w:ind w:left="200"/><w:spacing w:after="20"/></w:pPr><w:r><w:rPr><w:color w:val="2563EB"/></w:rPr><w:t xml:space="preserve">â€¢ </w:t></w:r><w:r><w:t>**Why:** `cin.tie(nullptr)` and `sync_with_stdio(false)` speed up I/O by ~10x. `#define int long long` eliminates 32-bit overflow errors on variable declarations.</w:t></w:r></w:p><w:p><w:pPr><w:shd w:val="clear" w:color="auto" w:fill="F8FAFC"/><w:spacing w:before="0" w:after="0" w:line="200" w:lineRule="auto"/><w:ind w:left="80" w:right="80"/></w:pPr><w:r><w:rPr><w:rFonts w:ascii="Consolas" w:hAnsi="Consolas"/><w:sz w:val="15"/><w:color w:val="0F172A"/></w:rPr><w:t xml:space="preserve">#include &lt;bits/stdc++.h&gt;</w:t></w:r></w:p><w:p><w:pPr><w:shd w:val="clear" w:color="auto" w:fill="F8FAFC"/><w:spacing w:before="0" w:after="0" w:line="200" w:lineRule="auto"/><w:ind w:left="80" w:right="80"/></w:pPr><w:r><w:rPr><w:rFonts w:ascii="Consolas" w:hAnsi="Consolas"/><w:sz w:val="15"/><w:color w:val="0F172A"/></w:rPr><w:t xml:space="preserve">using namespace std;</w:t></w:r></w:p><w:p><w:pPr><w:shd w:val="clear" w:color="auto" w:fill="F8FAFC"/><w:spacing w:before="0" w:after="0" w:line="200" w:lineRule="auto"/><w:ind w:left="80" w:right="80"/></w:pPr><w:r><w:rPr><w:rFonts w:ascii="Consolas" w:hAnsi="Consolas"/><w:sz w:val="15"/><w:color w:val="0F172A"/></w:rPr><w:t xml:space="preserve"></w:t></w:r></w:p><w:p><w:pPr><w:shd w:val="clear" w:color="auto" w:fill="F8FAFC"/><w:spacing w:before="0" w:after="0" w:line="200" w:lineRule="auto"/><w:ind w:left="80" w:right="80"/></w:pPr><w:r><w:rPr><w:rFonts w:ascii="Consolas" w:hAnsi="Consolas"/><w:sz w:val="15"/><w:color w:val="0F172A"/></w:rPr><w:t xml:space="preserve">#define int long long</w:t></w:r></w:p><w:p><w:pPr><w:shd w:val="clear" w:color="auto" w:fill="F8FAFC"/><w:spacing w:before="0" w:after="0" w:line="200" w:lineRule="auto"/><w:ind w:left="80" w:right="80"/></w:pPr><w:r><w:rPr><w:rFonts w:ascii="Consolas" w:hAnsi="Consolas"/><w:sz w:val="15"/><w:color w:val="0F172A"/></w:rPr><w:t xml:space="preserve">#define endl &apos;\n&apos;</w:t></w:r></w:p><w:p><w:pPr><w:shd w:val="clear" w:color="auto" w:fill="F8FAFC"/><w:spacing w:before="0" w:after="0" w:line="200" w:lineRule="auto"/><w:ind w:left="80" w:right="80"/></w:pPr><w:r><w:rPr><w:rFonts w:ascii="Consolas" w:hAnsi="Consolas"/><w:sz w:val="15"/><w:color w:val="0F172A"/></w:rPr><w:t xml:space="preserve">#define all(x) (x).begin(), (x).end()</w:t></w:r></w:p><w:p><w:pPr><w:shd w:val="clear" w:color="auto" w:fill="F8FAFC"/><w:spacing w:before="0" w:after="0" w:line="200" w:lineRule="auto"/><w:ind w:left="80" w:right="80"/></w:pPr><w:r><w:rPr><w:rFonts w:ascii="Consolas" w:hAnsi="Consolas"/><w:sz w:val="15"/><w:color w:val="0F172A"/></w:rPr><w:t xml:space="preserve">#define rall(x) (x).rbegin(), (x).rend()</w:t></w:r></w:p><w:p><w:pPr><w:shd w:val="clear" w:color="auto" w:fill="F8FAFC"/><w:spacing w:before="0" w:after="0" w:line="200" w:lineRule="auto"/><w:ind w:left="80" w:right="80"/></w:pPr><w:r><w:rPr><w:rFonts w:ascii="Consolas" w:hAnsi="Consolas"/><w:sz w:val="15"/><w:color w:val="0F172A"/></w:rPr><w:t xml:space="preserve">#define sz(x) (int)(x).size()</w:t></w:r></w:p><w:p><w:pPr><w:shd w:val="clear" w:color="auto" w:fill="F8FAFC"/><w:spacing w:before="0" w:after="0" w:line="200" w:lineRule="auto"/><w:ind w:left="80" w:right="80"/></w:pPr><w:r><w:rPr><w:rFonts w:ascii="Consolas" w:hAnsi="Consolas"/><w:sz w:val="15"/><w:color w:val="0F172A"/></w:rPr><w:t xml:space="preserve"></w:t></w:r></w:p><w:p><w:pPr><w:shd w:val="clear" w:color="auto" w:fill="F8FAFC"/><w:spacing w:before="0" w:after="0" w:line="200" w:lineRule="auto"/><w:ind w:left="80" w:right="80"/></w:pPr><w:r><w:rPr><w:rFonts w:ascii="Consolas" w:hAnsi="Consolas"/><w:sz w:val="15"/><w:color w:val="0F172A"/></w:rPr><w:t xml:space="preserve">void fast_io() {</w:t></w:r></w:p><w:p><w:pPr><w:shd w:val="clear" w:color="auto" w:fill="F8FAFC"/><w:spacing w:before="0" w:after="0" w:line="200" w:lineRule="auto"/><w:ind w:left="80" w:right="80"/></w:pPr><w:r><w:rPr><w:rFonts w:ascii="Consolas" w:hAnsi="Consolas"/><w:sz w:val="15"/><w:color w:val="0F172A"/></w:rPr><w:t xml:space="preserve">    ios::sync_with_stdio(false);</w:t></w:r></w:p><w:p><w:pPr><w:shd w:val="clear" w:color="auto" w:fill="F8FAFC"/><w:spacing w:before="0" w:after="0" w:line="200" w:lineRule="auto"/><w:ind w:left="80" w:right="80"/></w:pPr><w:r><w:rPr><w:rFonts w:ascii="Consolas" w:hAnsi="Consolas"/><w:sz w:val="15"/><w:color w:val="0F172A"/></w:rPr><w:t xml:space="preserve">    cin.tie(nullptr);</w:t></w:r></w:p><w:p><w:pPr><w:shd w:val="clear" w:color="auto" w:fill="F8FAFC"/><w:spacing w:before="0" w:after="0" w:line="200" w:lineRule="auto"/><w:ind w:left="80" w:right="80"/></w:pPr><w:r><w:rPr><w:rFonts w:ascii="Consolas" w:hAnsi="Consolas"/><w:sz w:val="15"/><w:color w:val="0F172A"/></w:rPr><w:t xml:space="preserve">}</w:t></w:r></w:p><w:p><w:pPr><w:shd w:val="clear" w:color="auto" w:fill="F8FAFC"/><w:spacing w:before="0" w:after="0" w:line="200" w:lineRule="auto"/><w:ind w:left="80" w:right="80"/></w:pPr><w:r><w:rPr><w:rFonts w:ascii="Consolas" w:hAnsi="Consolas"/><w:sz w:val="15"/><w:color w:val="0F172A"/></w:rPr><w:t xml:space="preserve"></w:t></w:r></w:p><w:p><w:pPr><w:shd w:val="clear" w:color="auto" w:fill="F8FAFC"/><w:spacing w:before="0" w:after="0" w:line="200" w:lineRule="auto"/><w:ind w:left="80" w:right="80"/></w:pPr><w:r><w:rPr><w:rFonts w:ascii="Consolas" w:hAnsi="Consolas"/><w:sz w:val="15"/><w:color w:val="0F172A"/></w:rPr><w:t xml:space="preserve">signed main() {</w:t></w:r></w:p><w:p><w:pPr><w:shd w:val="clear" w:color="auto" w:fill="F8FAFC"/><w:spacing w:before="0" w:after="0" w:line="200" w:lineRule="auto"/><w:ind w:left="80" w:right="80"/></w:pPr><w:r><w:rPr><w:rFonts w:ascii="Consolas" w:hAnsi="Consolas"/><w:sz w:val="15"/><w:color w:val="0F172A"/></w:rPr><w:t xml:space="preserve">    fast_io();</w:t></w:r></w:p><w:p><w:pPr><w:shd w:val="clear" w:color="auto" w:fill="F8FAFC"/><w:spacing w:before="0" w:after="0" w:line="200" w:lineRule="auto"/><w:ind w:left="80" w:right="80"/></w:pPr><w:r><w:rPr><w:rFonts w:ascii="Consolas" w:hAnsi="Consolas"/><w:sz w:val="15"/><w:color w:val="0F172A"/></w:rPr><w:t xml:space="preserve"></w:t></w:r></w:p><w:p><w:pPr><w:shd w:val="clear" w:color="auto" w:fill="F8FAFC"/><w:spacing w:before="0" w:after="0" w:line="200" w:lineRule="auto"/><w:ind w:left="80" w:right="80"/></w:pPr><w:r><w:rPr><w:rFonts w:ascii="Consolas" w:hAnsi="Consolas"/><w:sz w:val="15"/><w:color w:val="0F172A"/></w:rPr><w:t xml:space="preserve">    int t;</w:t></w:r></w:p><w:p><w:pPr><w:shd w:val="clear" w:color="auto" w:fill="F8FAFC"/><w:spacing w:before="0" w:after="0" w:line="200" w:lineRule="auto"/><w:ind w:left="80" w:right="80"/></w:pPr><w:r><w:rPr><w:rFonts w:ascii="Consolas" w:hAnsi="Consolas"/><w:sz w:val="15"/><w:color w:val="0F172A"/></w:rPr><w:t xml:space="preserve">    cin &gt;&gt; t;</w:t></w:r></w:p><w:p><w:pPr><w:shd w:val="clear" w:color="auto" w:fill="F8FAFC"/><w:spacing w:before="0" w:after="0" w:line="200" w:lineRule="auto"/><w:ind w:left="80" w:right="80"/></w:pPr><w:r><w:rPr><w:rFonts w:ascii="Consolas" w:hAnsi="Consolas"/><w:sz w:val="15"/><w:color w:val="0F172A"/></w:rPr><w:t xml:space="preserve">    while (t--) {</w:t></w:r></w:p><w:p><w:pPr><w:shd w:val="clear" w:color="auto" w:fill="F8FAFC"/><w:spacing w:before="0" w:after="0" w:line="200" w:lineRule="auto"/><w:ind w:left="80" w:right="80"/></w:pPr><w:r><w:rPr><w:rFonts w:ascii="Consolas" w:hAnsi="Consolas"/><w:sz w:val="15"/><w:color w:val="0F172A"/></w:rPr><w:t xml:space="preserve">        int n;</w:t></w:r></w:p><w:p><w:pPr><w:shd w:val="clear" w:color="auto" w:fill="F8FAFC"/><w:spacing w:before="0" w:after="0" w:line="200" w:lineRule="auto"/><w:ind w:left="80" w:right="80"/></w:pPr><w:r><w:rPr><w:rFonts w:ascii="Consolas" w:hAnsi="Consolas"/><w:sz w:val="15"/><w:color w:val="0F172A"/></w:rPr><w:t xml:space="preserve">        cin &gt;&gt; n;</w:t></w:r></w:p><w:p><w:pPr><w:shd w:val="clear" w:color="auto" w:fill="F8FAFC"/><w:spacing w:before="0" w:after="0" w:line="200" w:lineRule="auto"/><w:ind w:left="80" w:right="80"/></w:pPr><w:r><w:rPr><w:rFonts w:ascii="Consolas" w:hAnsi="Consolas"/><w:sz w:val="15"/><w:color w:val="0F172A"/></w:rPr><w:t xml:space="preserve">        vector&lt;int&gt; v(n);</w:t></w:r></w:p><w:p><w:pPr><w:shd w:val="clear" w:color="auto" w:fill="F8FAFC"/><w:spacing w:before="0" w:after="0" w:line="200" w:lineRule="auto"/><w:ind w:left="80" w:right="80"/></w:pPr><w:r><w:rPr><w:rFonts w:ascii="Consolas" w:hAnsi="Consolas"/><w:sz w:val="15"/><w:color w:val="0F172A"/></w:rPr><w:t xml:space="preserve">        for (int &amp;x : v)</w:t></w:r></w:p><w:p><w:pPr><w:shd w:val="clear" w:color="auto" w:fill="F8FAFC"/><w:spacing w:before="0" w:after="0" w:line="200" w:lineRule="auto"/><w:ind w:left="80" w:right="80"/></w:pPr><w:r><w:rPr><w:rFonts w:ascii="Consolas" w:hAnsi="Consolas"/><w:sz w:val="15"/><w:color w:val="0F172A"/></w:rPr><w:t xml:space="preserve">            cin &gt;&gt; x;</w:t></w:r></w:p><w:p><w:pPr><w:shd w:val="clear" w:color="auto" w:fill="F8FAFC"/><w:spacing w:before="0" w:after="0" w:line="200" w:lineRule="auto"/><w:ind w:left="80" w:right="80"/></w:pPr><w:r><w:rPr><w:rFonts w:ascii="Consolas" w:hAnsi="Consolas"/><w:sz w:val="15"/><w:color w:val="0F172A"/></w:rPr><w:t xml:space="preserve">    }</w:t></w:r></w:p><w:p><w:pPr><w:shd w:val="clear" w:color="auto" w:fill="F8FAFC"/><w:spacing w:before="0" w:after="0" w:line="200" w:lineRule="auto"/><w:ind w:left="80" w:right="80"/></w:pPr><w:r><w:rPr><w:rFonts w:ascii="Consolas" w:hAnsi="Consolas"/><w:sz w:val="15"/><w:color w:val="0F172A"/></w:rPr><w:t xml:space="preserve">}</w:t></w:r></w:p><w:p><w:pPr><w:pBdr><w:bottom w:val="single" w:sz="4" w:space="1" w:color="CBD5E0"/></w:pPr></w:p><w:p><w:pPr><w:pStyle w:val="Heading1"/></w:pPr><w:r><w:rPr><w:b/><w:sz w:val="26"/><w:color w:val="1E3A8A"/></w:rPr><w:t>Section 2: C++ Basics &amp; STL Essentials</w:t></w:r></w:p><w:p><w:pPr><w:pStyle w:val="Heading3"/></w:pPr><w:r><w:rPr><w:b/><w:sz w:val="19"/><w:color w:val="0369A1"/></w:rPr><w:t>2.1 Primitive Types, Overflow Prevention &amp; Float Comparisons</w:t></w:r></w:p><w:p><w:r><w:t>| Type | Bytes | Range | Key Rule |</w:t></w:r></w:p><w:p><w:r><w:t>|---|---|---|---|</w:t></w:r></w:p><w:p><w:r><w:t>| `int` | 4 | $\approx [-2 \cdot 10^9, 2 \cdot 10^9]$ | Default array indexing, sizes |</w:t></w:r></w:p><w:p><w:r><w:t>| `long long` | 8 | $\approx [-9 \cdot 10^{18}, 9 \cdot 10^{18}]$ | Required for sums, factorials, products |</w:t></w:r></w:p><w:p><w:r><w:t>| `double` | 8 | 15–17 decimal digits | Compare using `fabs(a - b) &lt; 1e-9` |</w:t></w:r></w:p><w:p><w:pPr><w:shd w:val="clear" w:color="auto" w:fill="F8FAFC"/><w:spacing w:before="0" w:after="0" w:line="200" w:lineRule="auto"/><w:ind w:left="80" w:right="80"/></w:pPr><w:r><w:rPr><w:rFonts w:ascii="Consolas" w:hAnsi="Consolas"/><w:sz w:val="15"/><w:color w:val="0F172A"/></w:rPr><w:t xml:space="preserve">// 1. Preventing Integer Overflow</w:t></w:r></w:p><w:p><w:pPr><w:shd w:val="clear" w:color="auto" w:fill="F8FAFC"/><w:spacing w:before="0" w:after="0" w:line="200" w:lineRule="auto"/><w:ind w:left="80" w:right="80"/></w:pPr><w:r><w:rPr><w:rFonts w:ascii="Consolas" w:hAnsi="Consolas"/><w:sz w:val="15"/><w:color w:val="0F172A"/></w:rPr><w:t xml:space="preserve">int a = 1e6, b = 1e6;</w:t></w:r></w:p><w:p><w:pPr><w:shd w:val="clear" w:color="auto" w:fill="F8FAFC"/><w:spacing w:before="0" w:after="0" w:line="200" w:lineRule="auto"/><w:ind w:left="80" w:right="80"/></w:pPr><w:r><w:rPr><w:rFonts w:ascii="Consolas" w:hAnsi="Consolas"/><w:sz w:val="15"/><w:color w:val="0F172A"/></w:rPr><w:t xml:space="preserve">long long ans = 1LL * a * b; // 1LL forces 64-bit calculation!</w:t></w:r></w:p><w:p><w:pPr><w:shd w:val="clear" w:color="auto" w:fill="F8FAFC"/><w:spacing w:before="0" w:after="0" w:line="200" w:lineRule="auto"/><w:ind w:left="80" w:right="80"/></w:pPr><w:r><w:rPr><w:rFonts w:ascii="Consolas" w:hAnsi="Consolas"/><w:sz w:val="15"/><w:color w:val="0F172A"/></w:rPr><w:t xml:space="preserve"></w:t></w:r></w:p><w:p><w:pPr><w:shd w:val="clear" w:color="auto" w:fill="F8FAFC"/><w:spacing w:before="0" w:after="0" w:line="200" w:lineRule="auto"/><w:ind w:left="80" w:right="80"/></w:pPr><w:r><w:rPr><w:rFonts w:ascii="Consolas" w:hAnsi="Consolas"/><w:sz w:val="15"/><w:color w:val="0F172A"/></w:rPr><w:t xml:space="preserve">// 2. Safe Floating Point Equality</w:t></w:r></w:p><w:p><w:pPr><w:shd w:val="clear" w:color="auto" w:fill="F8FAFC"/><w:spacing w:before="0" w:after="0" w:line="200" w:lineRule="auto"/><w:ind w:left="80" w:right="80"/></w:pPr><w:r><w:rPr><w:rFonts w:ascii="Consolas" w:hAnsi="Consolas"/><w:sz w:val="15"/><w:color w:val="0F172A"/></w:rPr><w:t xml:space="preserve">const double EPS = 1e-9;</w:t></w:r></w:p><w:p><w:pPr><w:shd w:val="clear" w:color="auto" w:fill="F8FAFC"/><w:spacing w:before="0" w:after="0" w:line="200" w:lineRule="auto"/><w:ind w:left="80" w:right="80"/></w:pPr><w:r><w:rPr><w:rFonts w:ascii="Consolas" w:hAnsi="Consolas"/><w:sz w:val="15"/><w:color w:val="0F172A"/></w:rPr><w:t xml:space="preserve">bool are_equal(double a, double b) { return fabs(a - b) &lt; EPS; }</w:t></w:r></w:p><w:p><w:pPr><w:shd w:val="clear" w:color="auto" w:fill="F8FAFC"/><w:spacing w:before="0" w:after="0" w:line="200" w:lineRule="auto"/><w:ind w:left="80" w:right="80"/></w:pPr><w:r><w:rPr><w:rFonts w:ascii="Consolas" w:hAnsi="Consolas"/><w:sz w:val="15"/><w:color w:val="0F172A"/></w:rPr><w:t xml:space="preserve"></w:t></w:r></w:p><w:p><w:pPr><w:shd w:val="clear" w:color="auto" w:fill="F8FAFC"/><w:spacing w:before="0" w:after="0" w:line="200" w:lineRule="auto"/><w:ind w:left="80" w:right="80"/></w:pPr><w:r><w:rPr><w:rFonts w:ascii="Consolas" w:hAnsi="Consolas"/><w:sz w:val="15"/><w:color w:val="0F172A"/></w:rPr><w:t xml:space="preserve">// 3. Fixed Precision Print</w:t></w:r></w:p><w:p><w:pPr><w:shd w:val="clear" w:color="auto" w:fill="F8FAFC"/><w:spacing w:before="0" w:after="0" w:line="200" w:lineRule="auto"/><w:ind w:left="80" w:right="80"/></w:pPr><w:r><w:rPr><w:rFonts w:ascii="Consolas" w:hAnsi="Consolas"/><w:sz w:val="15"/><w:color w:val="0F172A"/></w:rPr><w:t xml:space="preserve">cout &lt;&lt; fixed &lt;&lt; setprecision(9) &lt;&lt; ans &lt;&lt; &quot;\n&quot;;</w:t></w:r></w:p><w:p><w:pPr><w:pStyle w:val="Heading3"/></w:pPr><w:r><w:rPr><w:b/><w:sz w:val="19"/><w:color w:val="0369A1"/></w:rPr><w:t>2.2 C++ `&lt;cmath&gt;` Math Functions (exp, ln, root, sin, cos)</w:t></w:r></w:p><w:p><w:pPr><w:shd w:val="clear" w:color="auto" w:fill="F8FAFC"/><w:spacing w:before="0" w:after="0" w:line="200" w:lineRule="auto"/><w:ind w:left="80" w:right="80"/></w:pPr><w:r><w:rPr><w:rFonts w:ascii="Consolas" w:hAnsi="Consolas"/><w:sz w:val="15"/><w:color w:val="0F172A"/></w:rPr><w:t xml:space="preserve">const double PI = acos(-1.0); // Exact value of π: 3.141592653589793</w:t></w:r></w:p><w:p><w:pPr><w:shd w:val="clear" w:color="auto" w:fill="F8FAFC"/><w:spacing w:before="0" w:after="0" w:line="200" w:lineRule="auto"/><w:ind w:left="80" w:right="80"/></w:pPr><w:r><w:rPr><w:rFonts w:ascii="Consolas" w:hAnsi="Consolas"/><w:sz w:val="15"/><w:color w:val="0F172A"/></w:rPr><w:t xml:space="preserve"></w:t></w:r></w:p><w:p><w:pPr><w:shd w:val="clear" w:color="auto" w:fill="F8FAFC"/><w:spacing w:before="0" w:after="0" w:line="200" w:lineRule="auto"/><w:ind w:left="80" w:right="80"/></w:pPr><w:r><w:rPr><w:rFonts w:ascii="Consolas" w:hAnsi="Consolas"/><w:sz w:val="15"/><w:color w:val="0F172A"/></w:rPr><w:t xml:space="preserve">// 1. Exponential (e^x) &amp; Powers:</w:t></w:r></w:p><w:p><w:pPr><w:shd w:val="clear" w:color="auto" w:fill="F8FAFC"/><w:spacing w:before="0" w:after="0" w:line="200" w:lineRule="auto"/><w:ind w:left="80" w:right="80"/></w:pPr><w:r><w:rPr><w:rFonts w:ascii="Consolas" w:hAnsi="Consolas"/><w:sz w:val="15"/><w:color w:val="0F172A"/></w:rPr><w:t xml:space="preserve">double e_to_x   = exp(x);              // e^x (for long double use expl(x))</w:t></w:r></w:p><w:p><w:pPr><w:shd w:val="clear" w:color="auto" w:fill="F8FAFC"/><w:spacing w:before="0" w:after="0" w:line="200" w:lineRule="auto"/><w:ind w:left="80" w:right="80"/></w:pPr><w:r><w:rPr><w:rFonts w:ascii="Consolas" w:hAnsi="Consolas"/><w:sz w:val="15"/><w:color w:val="0F172A"/></w:rPr><w:t xml:space="preserve">double power    = pow(base, exp);      // base^exp (e.g. pow(2.0, 10.0) = 1024.0)</w:t></w:r></w:p><w:p><w:pPr><w:shd w:val="clear" w:color="auto" w:fill="F8FAFC"/><w:spacing w:before="0" w:after="0" w:line="200" w:lineRule="auto"/><w:ind w:left="80" w:right="80"/></w:pPr><w:r><w:rPr><w:rFonts w:ascii="Consolas" w:hAnsi="Consolas"/><w:sz w:val="15"/><w:color w:val="0F172A"/></w:rPr><w:t xml:space="preserve"></w:t></w:r></w:p><w:p><w:pPr><w:shd w:val="clear" w:color="auto" w:fill="F8FAFC"/><w:spacing w:before="0" w:after="0" w:line="200" w:lineRule="auto"/><w:ind w:left="80" w:right="80"/></w:pPr><w:r><w:rPr><w:rFonts w:ascii="Consolas" w:hAnsi="Consolas"/><w:sz w:val="15"/><w:color w:val="0F172A"/></w:rPr><w:t xml:space="preserve">// 2. Natural Logarithm (ln) &amp; Logarithms:</w:t></w:r></w:p><w:p><w:pPr><w:shd w:val="clear" w:color="auto" w:fill="F8FAFC"/><w:spacing w:before="0" w:after="0" w:line="200" w:lineRule="auto"/><w:ind w:left="80" w:right="80"/></w:pPr><w:r><w:rPr><w:rFonts w:ascii="Consolas" w:hAnsi="Consolas"/><w:sz w:val="15"/><w:color w:val="0F172A"/></w:rPr><w:t xml:space="preserve">double natural  = log(x);              // ln(x) (natural log, base e)</w:t></w:r></w:p><w:p><w:pPr><w:shd w:val="clear" w:color="auto" w:fill="F8FAFC"/><w:spacing w:before="0" w:after="0" w:line="200" w:lineRule="auto"/><w:ind w:left="80" w:right="80"/></w:pPr><w:r><w:rPr><w:rFonts w:ascii="Consolas" w:hAnsi="Consolas"/><w:sz w:val="15"/><w:color w:val="0F172A"/></w:rPr><w:t xml:space="preserve">double log_10   = log10(x);            // log10(x) (base 10)</w:t></w:r></w:p><w:p><w:pPr><w:shd w:val="clear" w:color="auto" w:fill="F8FAFC"/><w:spacing w:before="0" w:after="0" w:line="200" w:lineRule="auto"/><w:ind w:left="80" w:right="80"/></w:pPr><w:r><w:rPr><w:rFonts w:ascii="Consolas" w:hAnsi="Consolas"/><w:sz w:val="15"/><w:color w:val="0F172A"/></w:rPr><w:t xml:space="preserve">double log_2    = log2(x);             // log2(x) (base 2)</w:t></w:r></w:p><w:p><w:pPr><w:shd w:val="clear" w:color="auto" w:fill="F8FAFC"/><w:spacing w:before="0" w:after="0" w:line="200" w:lineRule="auto"/><w:ind w:left="80" w:right="80"/></w:pPr><w:r><w:rPr><w:rFonts w:ascii="Consolas" w:hAnsi="Consolas"/><w:sz w:val="15"/><w:color w:val="0F172A"/></w:rPr><w:t xml:space="preserve">double log_b    = log(x) / log(b);     // log_b(x) in arbitrary base b</w:t></w:r></w:p><w:p><w:pPr><w:shd w:val="clear" w:color="auto" w:fill="F8FAFC"/><w:spacing w:before="0" w:after="0" w:line="200" w:lineRule="auto"/><w:ind w:left="80" w:right="80"/></w:pPr><w:r><w:rPr><w:rFonts w:ascii="Consolas" w:hAnsi="Consolas"/><w:sz w:val="15"/><w:color w:val="0F172A"/></w:rPr><w:t xml:space="preserve"></w:t></w:r></w:p><w:p><w:pPr><w:shd w:val="clear" w:color="auto" w:fill="F8FAFC"/><w:spacing w:before="0" w:after="0" w:line="200" w:lineRule="auto"/><w:ind w:left="80" w:right="80"/></w:pPr><w:r><w:rPr><w:rFonts w:ascii="Consolas" w:hAnsi="Consolas"/><w:sz w:val="15"/><w:color w:val="0F172A"/></w:rPr><w:t xml:space="preserve">// 3. Roots (Square, Cube &amp; k-th Root):</w:t></w:r></w:p><w:p><w:pPr><w:shd w:val="clear" w:color="auto" w:fill="F8FAFC"/><w:spacing w:before="0" w:after="0" w:line="200" w:lineRule="auto"/><w:ind w:left="80" w:right="80"/></w:pPr><w:r><w:rPr><w:rFonts w:ascii="Consolas" w:hAnsi="Consolas"/><w:sz w:val="15"/><w:color w:val="0F172A"/></w:rPr><w:t xml:space="preserve">double sq_root  = sqrt(x);             // √x (Square root: x &gt;= 0)</w:t></w:r></w:p><w:p><w:pPr><w:shd w:val="clear" w:color="auto" w:fill="F8FAFC"/><w:spacing w:before="0" w:after="0" w:line="200" w:lineRule="auto"/><w:ind w:left="80" w:right="80"/></w:pPr><w:r><w:rPr><w:rFonts w:ascii="Consolas" w:hAnsi="Consolas"/><w:sz w:val="15"/><w:color w:val="0F172A"/></w:rPr><w:t xml:space="preserve">double cb_root  = cbrt(x);             // ∛x (Cube root: works for negative inputs too!)</w:t></w:r></w:p><w:p><w:pPr><w:shd w:val="clear" w:color="auto" w:fill="F8FAFC"/><w:spacing w:before="0" w:after="0" w:line="200" w:lineRule="auto"/><w:ind w:left="80" w:right="80"/></w:pPr><w:r><w:rPr><w:rFonts w:ascii="Consolas" w:hAnsi="Consolas"/><w:sz w:val="15"/><w:color w:val="0F172A"/></w:rPr><w:t xml:space="preserve">double kth_root = pow(x, 1.0 / k);     // k-th root of x: x^(1/k)</w:t></w:r></w:p><w:p><w:pPr><w:shd w:val="clear" w:color="auto" w:fill="F8FAFC"/><w:spacing w:before="0" w:after="0" w:line="200" w:lineRule="auto"/><w:ind w:left="80" w:right="80"/></w:pPr><w:r><w:rPr><w:rFonts w:ascii="Consolas" w:hAnsi="Consolas"/><w:sz w:val="15"/><w:color w:val="0F172A"/></w:rPr><w:t xml:space="preserve"></w:t></w:r></w:p><w:p><w:pPr><w:shd w:val="clear" w:color="auto" w:fill="F8FAFC"/><w:spacing w:before="0" w:after="0" w:line="200" w:lineRule="auto"/><w:ind w:left="80" w:right="80"/></w:pPr><w:r><w:rPr><w:rFonts w:ascii="Consolas" w:hAnsi="Consolas"/><w:sz w:val="15"/><w:color w:val="0F172A"/></w:rPr><w:t xml:space="preserve">// 4. Trigonometry: sin, cos, tan (Input MUST be in RADIANS!):</w:t></w:r></w:p><w:p><w:pPr><w:shd w:val="clear" w:color="auto" w:fill="F8FAFC"/><w:spacing w:before="0" w:after="0" w:line="200" w:lineRule="auto"/><w:ind w:left="80" w:right="80"/></w:pPr><w:r><w:rPr><w:rFonts w:ascii="Consolas" w:hAnsi="Consolas"/><w:sz w:val="15"/><w:color w:val="0F172A"/></w:rPr><w:t xml:space="preserve">double deg = 60.0;</w:t></w:r></w:p><w:p><w:pPr><w:shd w:val="clear" w:color="auto" w:fill="F8FAFC"/><w:spacing w:before="0" w:after="0" w:line="200" w:lineRule="auto"/><w:ind w:left="80" w:right="80"/></w:pPr><w:r><w:rPr><w:rFonts w:ascii="Consolas" w:hAnsi="Consolas"/><w:sz w:val="15"/><w:color w:val="0F172A"/></w:rPr><w:t xml:space="preserve">double rad = deg * (PI / 180.0);       // Degrees to Radians!</w:t></w:r></w:p><w:p><w:pPr><w:shd w:val="clear" w:color="auto" w:fill="F8FAFC"/><w:spacing w:before="0" w:after="0" w:line="200" w:lineRule="auto"/><w:ind w:left="80" w:right="80"/></w:pPr><w:r><w:rPr><w:rFonts w:ascii="Consolas" w:hAnsi="Consolas"/><w:sz w:val="15"/><w:color w:val="0F172A"/></w:rPr><w:t xml:space="preserve">double s   = sin(rad);                 // sin(60°) = √3 / 2 ≈ 0.866025</w:t></w:r></w:p><w:p><w:pPr><w:shd w:val="clear" w:color="auto" w:fill="F8FAFC"/><w:spacing w:before="0" w:after="0" w:line="200" w:lineRule="auto"/><w:ind w:left="80" w:right="80"/></w:pPr><w:r><w:rPr><w:rFonts w:ascii="Consolas" w:hAnsi="Consolas"/><w:sz w:val="15"/><w:color w:val="0F172A"/></w:rPr><w:t xml:space="preserve">double c   = cos(rad);                 // cos(60°) = 0.5</w:t></w:r></w:p><w:p><w:pPr><w:shd w:val="clear" w:color="auto" w:fill="F8FAFC"/><w:spacing w:before="0" w:after="0" w:line="200" w:lineRule="auto"/><w:ind w:left="80" w:right="80"/></w:pPr><w:r><w:rPr><w:rFonts w:ascii="Consolas" w:hAnsi="Consolas"/><w:sz w:val="15"/><w:color w:val="0F172A"/></w:rPr><w:t xml:space="preserve">double t   = tan(rad);                 // tan(60°) ≈ 1.73205</w:t></w:r></w:p><w:p><w:pPr><w:shd w:val="clear" w:color="auto" w:fill="F8FAFC"/><w:spacing w:before="0" w:after="0" w:line="200" w:lineRule="auto"/><w:ind w:left="80" w:right="80"/></w:pPr><w:r><w:rPr><w:rFonts w:ascii="Consolas" w:hAnsi="Consolas"/><w:sz w:val="15"/><w:color w:val="0F172A"/></w:rPr><w:t xml:space="preserve"></w:t></w:r></w:p><w:p><w:pPr><w:shd w:val="clear" w:color="auto" w:fill="F8FAFC"/><w:spacing w:before="0" w:after="0" w:line="200" w:lineRule="auto"/><w:ind w:left="80" w:right="80"/></w:pPr><w:r><w:rPr><w:rFonts w:ascii="Consolas" w:hAnsi="Consolas"/><w:sz w:val="15"/><w:color w:val="0F172A"/></w:rPr><w:t xml:space="preserve">// 5. Inverse Trigonometry &amp; Angles:</w:t></w:r></w:p><w:p><w:pPr><w:shd w:val="clear" w:color="auto" w:fill="F8FAFC"/><w:spacing w:before="0" w:after="0" w:line="200" w:lineRule="auto"/><w:ind w:left="80" w:right="80"/></w:pPr><w:r><w:rPr><w:rFonts w:ascii="Consolas" w:hAnsi="Consolas"/><w:sz w:val="15"/><w:color w:val="0F172A"/></w:rPr><w:t xml:space="preserve">double angle_rad = atan2(y, x);        // Angle in radians [-π, π] from (x, y)</w:t></w:r></w:p><w:p><w:pPr><w:shd w:val="clear" w:color="auto" w:fill="F8FAFC"/><w:spacing w:before="0" w:after="0" w:line="200" w:lineRule="auto"/><w:ind w:left="80" w:right="80"/></w:pPr><w:r><w:rPr><w:rFonts w:ascii="Consolas" w:hAnsi="Consolas"/><w:sz w:val="15"/><w:color w:val="0F172A"/></w:rPr><w:t xml:space="preserve">double angle_deg = angle_rad * 180.0 / PI; // Radians to Degrees!</w:t></w:r></w:p><w:p><w:pPr><w:shd w:val="clear" w:color="auto" w:fill="F8FAFC"/><w:spacing w:before="0" w:after="0" w:line="200" w:lineRule="auto"/><w:ind w:left="80" w:right="80"/></w:pPr><w:r><w:rPr><w:rFonts w:ascii="Consolas" w:hAnsi="Consolas"/><w:sz w:val="15"/><w:color w:val="0F172A"/></w:rPr><w:t xml:space="preserve">double asin_val  = asin(s);            // arcsin (returns [-π/2, π/2])</w:t></w:r></w:p><w:p><w:pPr><w:shd w:val="clear" w:color="auto" w:fill="F8FAFC"/><w:spacing w:before="0" w:after="0" w:line="200" w:lineRule="auto"/><w:ind w:left="80" w:right="80"/></w:pPr><w:r><w:rPr><w:rFonts w:ascii="Consolas" w:hAnsi="Consolas"/><w:sz w:val="15"/><w:color w:val="0F172A"/></w:rPr><w:t xml:space="preserve">double acos_val  = acos(c);            // arccos (returns [0, π])</w:t></w:r></w:p><w:p><w:pPr><w:shd w:val="clear" w:color="auto" w:fill="F8FAFC"/><w:spacing w:before="0" w:after="0" w:line="200" w:lineRule="auto"/><w:ind w:left="80" w:right="80"/></w:pPr><w:r><w:rPr><w:rFonts w:ascii="Consolas" w:hAnsi="Consolas"/><w:sz w:val="15"/><w:color w:val="0F172A"/></w:rPr><w:t xml:space="preserve"></w:t></w:r></w:p><w:p><w:pPr><w:shd w:val="clear" w:color="auto" w:fill="F8FAFC"/><w:spacing w:before="0" w:after="0" w:line="200" w:lineRule="auto"/><w:ind w:left="80" w:right="80"/></w:pPr><w:r><w:rPr><w:rFonts w:ascii="Consolas" w:hAnsi="Consolas"/><w:sz w:val="15"/><w:color w:val="0F172A"/></w:rPr><w:t xml:space="preserve">// 6. Absolute &amp; Hypotenuse:</w:t></w:r></w:p><w:p><w:pPr><w:shd w:val="clear" w:color="auto" w:fill="F8FAFC"/><w:spacing w:before="0" w:after="0" w:line="200" w:lineRule="auto"/><w:ind w:left="80" w:right="80"/></w:pPr><w:r><w:rPr><w:rFonts w:ascii="Consolas" w:hAnsi="Consolas"/><w:sz w:val="15"/><w:color w:val="0F172A"/></w:rPr><w:t xml:space="preserve">double abs_val   = fabs(x);            // |x| for floating point (fabsl for long double)</w:t></w:r></w:p><w:p><w:pPr><w:shd w:val="clear" w:color="auto" w:fill="F8FAFC"/><w:spacing w:before="0" w:after="0" w:line="200" w:lineRule="auto"/><w:ind w:left="80" w:right="80"/></w:pPr><w:r><w:rPr><w:rFonts w:ascii="Consolas" w:hAnsi="Consolas"/><w:sz w:val="15"/><w:color w:val="0F172A"/></w:rPr><w:t xml:space="preserve">double hyp       = hypot(x, y);        // √(x^2 + y^2) (safely prevents overflow)</w:t></w:r></w:p><w:p><w:pPr><w:pStyle w:val="Heading3"/></w:pPr><w:r><w:rPr><w:b/><w:sz w:val="19"/><w:color w:val="0369A1"/></w:rPr><w:t>2.3 Matrix I/O &amp; 2D Grid Helpers</w:t></w:r></w:p><w:p><w:pPr><w:ind w:left="200"/><w:spacing w:after="20"/></w:pPr><w:r><w:rPr><w:color w:val="2563EB"/></w:rPr><w:t xml:space="preserve">â€¢ </w:t></w:r><w:r><w:t>**Time Complexity:** $O(N \times M)$</w:t></w:r></w:p><w:p><w:pPr><w:shd w:val="clear" w:color="auto" w:fill="F8FAFC"/><w:spacing w:before="0" w:after="0" w:line="200" w:lineRule="auto"/><w:ind w:left="80" w:right="80"/></w:pPr><w:r><w:rPr><w:rFonts w:ascii="Consolas" w:hAnsi="Consolas"/><w:sz w:val="15"/><w:color w:val="0F172A"/></w:rPr><w:t xml:space="preserve">// 1. Numeric Matrix N x M Input</w:t></w:r></w:p><w:p><w:pPr><w:shd w:val="clear" w:color="auto" w:fill="F8FAFC"/><w:spacing w:before="0" w:after="0" w:line="200" w:lineRule="auto"/><w:ind w:left="80" w:right="80"/></w:pPr><w:r><w:rPr><w:rFonts w:ascii="Consolas" w:hAnsi="Consolas"/><w:sz w:val="15"/><w:color w:val="0F172A"/></w:rPr><w:t xml:space="preserve">int n, m; cin &gt;&gt; n &gt;&gt; m;</w:t></w:r></w:p><w:p><w:pPr><w:shd w:val="clear" w:color="auto" w:fill="F8FAFC"/><w:spacing w:before="0" w:after="0" w:line="200" w:lineRule="auto"/><w:ind w:left="80" w:right="80"/></w:pPr><w:r><w:rPr><w:rFonts w:ascii="Consolas" w:hAnsi="Consolas"/><w:sz w:val="15"/><w:color w:val="0F172A"/></w:rPr><w:t xml:space="preserve">vector&lt;vector&lt;int&gt;&gt; a(n, vector&lt;int&gt;(m));</w:t></w:r></w:p><w:p><w:pPr><w:shd w:val="clear" w:color="auto" w:fill="F8FAFC"/><w:spacing w:before="0" w:after="0" w:line="200" w:lineRule="auto"/><w:ind w:left="80" w:right="80"/></w:pPr><w:r><w:rPr><w:rFonts w:ascii="Consolas" w:hAnsi="Consolas"/><w:sz w:val="15"/><w:color w:val="0F172A"/></w:rPr><w:t xml:space="preserve">for (int i = 0; i &lt; n; i++)</w:t></w:r></w:p><w:p><w:pPr><w:shd w:val="clear" w:color="auto" w:fill="F8FAFC"/><w:spacing w:before="0" w:after="0" w:line="200" w:lineRule="auto"/><w:ind w:left="80" w:right="80"/></w:pPr><w:r><w:rPr><w:rFonts w:ascii="Consolas" w:hAnsi="Consolas"/><w:sz w:val="15"/><w:color w:val="0F172A"/></w:rPr><w:t xml:space="preserve">    for (int j = 0; j &lt; m; j++)</w:t></w:r></w:p><w:p><w:pPr><w:shd w:val="clear" w:color="auto" w:fill="F8FAFC"/><w:spacing w:before="0" w:after="0" w:line="200" w:lineRule="auto"/><w:ind w:left="80" w:right="80"/></w:pPr><w:r><w:rPr><w:rFonts w:ascii="Consolas" w:hAnsi="Consolas"/><w:sz w:val="15"/><w:color w:val="0F172A"/></w:rPr><w:t xml:space="preserve">        cin &gt;&gt; a[i][j];</w:t></w:r></w:p><w:p><w:pPr><w:shd w:val="clear" w:color="auto" w:fill="F8FAFC"/><w:spacing w:before="0" w:after="0" w:line="200" w:lineRule="auto"/><w:ind w:left="80" w:right="80"/></w:pPr><w:r><w:rPr><w:rFonts w:ascii="Consolas" w:hAnsi="Consolas"/><w:sz w:val="15"/><w:color w:val="0F172A"/></w:rPr><w:t xml:space="preserve"></w:t></w:r></w:p><w:p><w:pPr><w:shd w:val="clear" w:color="auto" w:fill="F8FAFC"/><w:spacing w:before="0" w:after="0" w:line="200" w:lineRule="auto"/><w:ind w:left="80" w:right="80"/></w:pPr><w:r><w:rPr><w:rFonts w:ascii="Consolas" w:hAnsi="Consolas"/><w:sz w:val="15"/><w:color w:val="0F172A"/></w:rPr><w:t xml:space="preserve">// Matrix Output (space-separated, newline per row)</w:t></w:r></w:p><w:p><w:pPr><w:shd w:val="clear" w:color="auto" w:fill="F8FAFC"/><w:spacing w:before="0" w:after="0" w:line="200" w:lineRule="auto"/><w:ind w:left="80" w:right="80"/></w:pPr><w:r><w:rPr><w:rFonts w:ascii="Consolas" w:hAnsi="Consolas"/><w:sz w:val="15"/><w:color w:val="0F172A"/></w:rPr><w:t xml:space="preserve">for (int i = 0; i &lt; n; i++) {</w:t></w:r></w:p><w:p><w:pPr><w:shd w:val="clear" w:color="auto" w:fill="F8FAFC"/><w:spacing w:before="0" w:after="0" w:line="200" w:lineRule="auto"/><w:ind w:left="80" w:right="80"/></w:pPr><w:r><w:rPr><w:rFonts w:ascii="Consolas" w:hAnsi="Consolas"/><w:sz w:val="15"/><w:color w:val="0F172A"/></w:rPr><w:t xml:space="preserve">    for (int j = 0; j &lt; m; j++)</w:t></w:r></w:p><w:p><w:pPr><w:shd w:val="clear" w:color="auto" w:fill="F8FAFC"/><w:spacing w:before="0" w:after="0" w:line="200" w:lineRule="auto"/><w:ind w:left="80" w:right="80"/></w:pPr><w:r><w:rPr><w:rFonts w:ascii="Consolas" w:hAnsi="Consolas"/><w:sz w:val="15"/><w:color w:val="0F172A"/></w:rPr><w:t xml:space="preserve">        cout &lt;&lt; a[i][j] &lt;&lt; (j == m - 1 ? &quot;&quot; : &quot; &quot;);</w:t></w:r></w:p><w:p><w:pPr><w:shd w:val="clear" w:color="auto" w:fill="F8FAFC"/><w:spacing w:before="0" w:after="0" w:line="200" w:lineRule="auto"/><w:ind w:left="80" w:right="80"/></w:pPr><w:r><w:rPr><w:rFonts w:ascii="Consolas" w:hAnsi="Consolas"/><w:sz w:val="15"/><w:color w:val="0F172A"/></w:rPr><w:t xml:space="preserve">    cout &lt;&lt; &apos;\n&apos;;</w:t></w:r></w:p><w:p><w:pPr><w:shd w:val="clear" w:color="auto" w:fill="F8FAFC"/><w:spacing w:before="0" w:after="0" w:line="200" w:lineRule="auto"/><w:ind w:left="80" w:right="80"/></w:pPr><w:r><w:rPr><w:rFonts w:ascii="Consolas" w:hAnsi="Consolas"/><w:sz w:val="15"/><w:color w:val="0F172A"/></w:rPr><w:t xml:space="preserve">}</w:t></w:r></w:p><w:p><w:pPr><w:shd w:val="clear" w:color="auto" w:fill="F8FAFC"/><w:spacing w:before="0" w:after="0" w:line="200" w:lineRule="auto"/><w:ind w:left="80" w:right="80"/></w:pPr><w:r><w:rPr><w:rFonts w:ascii="Consolas" w:hAnsi="Consolas"/><w:sz w:val="15"/><w:color w:val="0F172A"/></w:rPr><w:t xml:space="preserve"></w:t></w:r></w:p><w:p><w:pPr><w:shd w:val="clear" w:color="auto" w:fill="F8FAFC"/><w:spacing w:before="0" w:after="0" w:line="200" w:lineRule="auto"/><w:ind w:left="80" w:right="80"/></w:pPr><w:r><w:rPr><w:rFonts w:ascii="Consolas" w:hAnsi="Consolas"/><w:sz w:val="15"/><w:color w:val="0F172A"/></w:rPr><w:t xml:space="preserve">// 2. Character Grid (Maze / Labyrinth Input)</w:t></w:r></w:p><w:p><w:pPr><w:shd w:val="clear" w:color="auto" w:fill="F8FAFC"/><w:spacing w:before="0" w:after="0" w:line="200" w:lineRule="auto"/><w:ind w:left="80" w:right="80"/></w:pPr><w:r><w:rPr><w:rFonts w:ascii="Consolas" w:hAnsi="Consolas"/><w:sz w:val="15"/><w:color w:val="0F172A"/></w:rPr><w:t xml:space="preserve">vector&lt;string&gt; grid(n);</w:t></w:r></w:p><w:p><w:pPr><w:shd w:val="clear" w:color="auto" w:fill="F8FAFC"/><w:spacing w:before="0" w:after="0" w:line="200" w:lineRule="auto"/><w:ind w:left="80" w:right="80"/></w:pPr><w:r><w:rPr><w:rFonts w:ascii="Consolas" w:hAnsi="Consolas"/><w:sz w:val="15"/><w:color w:val="0F172A"/></w:rPr><w:t xml:space="preserve">for (int i = 0; i &lt; n; i++) cin &gt;&gt; grid[i];</w:t></w:r></w:p><w:p><w:pPr><w:shd w:val="clear" w:color="auto" w:fill="F8FAFC"/><w:spacing w:before="0" w:after="0" w:line="200" w:lineRule="auto"/><w:ind w:left="80" w:right="80"/></w:pPr><w:r><w:rPr><w:rFonts w:ascii="Consolas" w:hAnsi="Consolas"/><w:sz w:val="15"/><w:color w:val="0F172A"/></w:rPr><w:t xml:space="preserve"></w:t></w:r></w:p><w:p><w:pPr><w:shd w:val="clear" w:color="auto" w:fill="F8FAFC"/><w:spacing w:before="0" w:after="0" w:line="200" w:lineRule="auto"/><w:ind w:left="80" w:right="80"/></w:pPr><w:r><w:rPr><w:rFonts w:ascii="Consolas" w:hAnsi="Consolas"/><w:sz w:val="15"/><w:color w:val="0F172A"/></w:rPr><w:t xml:space="preserve">// 3. Direction Arrays for Grid Navigation</w:t></w:r></w:p><w:p><w:pPr><w:shd w:val="clear" w:color="auto" w:fill="F8FAFC"/><w:spacing w:before="0" w:after="0" w:line="200" w:lineRule="auto"/><w:ind w:left="80" w:right="80"/></w:pPr><w:r><w:rPr><w:rFonts w:ascii="Consolas" w:hAnsi="Consolas"/><w:sz w:val="15"/><w:color w:val="0F172A"/></w:rPr><w:t xml:space="preserve">int dx4[] = {-1, 1, 0, 0}, dy4[] = {0, 0, -1, 1}; // Up, Down, Left, Right</w:t></w:r></w:p><w:p><w:pPr><w:shd w:val="clear" w:color="auto" w:fill="F8FAFC"/><w:spacing w:before="0" w:after="0" w:line="200" w:lineRule="auto"/><w:ind w:left="80" w:right="80"/></w:pPr><w:r><w:rPr><w:rFonts w:ascii="Consolas" w:hAnsi="Consolas"/><w:sz w:val="15"/><w:color w:val="0F172A"/></w:rPr><w:t xml:space="preserve">int dx8[] = {-1,-1,-1, 0, 0, 1, 1, 1};             // 8 directions (with diagonals)</w:t></w:r></w:p><w:p><w:pPr><w:shd w:val="clear" w:color="auto" w:fill="F8FAFC"/><w:spacing w:before="0" w:after="0" w:line="200" w:lineRule="auto"/><w:ind w:left="80" w:right="80"/></w:pPr><w:r><w:rPr><w:rFonts w:ascii="Consolas" w:hAnsi="Consolas"/><w:sz w:val="15"/><w:color w:val="0F172A"/></w:rPr><w:t xml:space="preserve">int dy8[] = {-1, 0, 1,-1, 1,-1, 0, 1};</w:t></w:r></w:p><w:p><w:pPr><w:shd w:val="clear" w:color="auto" w:fill="F8FAFC"/><w:spacing w:before="0" w:after="0" w:line="200" w:lineRule="auto"/><w:ind w:left="80" w:right="80"/></w:pPr><w:r><w:rPr><w:rFonts w:ascii="Consolas" w:hAnsi="Consolas"/><w:sz w:val="15"/><w:color w:val="0F172A"/></w:rPr><w:t xml:space="preserve">bool valid(int x, int y, int n, int m) { return x &gt;= 0 &amp;&amp; x &lt; n &amp;&amp; y &gt;= 0 &amp;&amp; y &lt; m; }</w:t></w:r></w:p><w:p><w:pPr><w:pStyle w:val="Heading3"/></w:pPr><w:r><w:rPr><w:b/><w:sz w:val="19"/><w:color w:val="0369A1"/></w:rPr><w:t>2.3 All Type Converters &amp; String Parsers</w:t></w:r></w:p><w:p><w:pPr><w:shd w:val="clear" w:color="auto" w:fill="F8FAFC"/><w:spacing w:before="0" w:after="0" w:line="200" w:lineRule="auto"/><w:ind w:left="80" w:right="80"/></w:pPr><w:r><w:rPr><w:rFonts w:ascii="Consolas" w:hAnsi="Consolas"/><w:sz w:val="15"/><w:color w:val="0F172A"/></w:rPr><w:t xml:space="preserve">// 1. Number &lt;-&gt; String</w:t></w:r></w:p><w:p><w:pPr><w:shd w:val="clear" w:color="auto" w:fill="F8FAFC"/><w:spacing w:before="0" w:after="0" w:line="200" w:lineRule="auto"/><w:ind w:left="80" w:right="80"/></w:pPr><w:r><w:rPr><w:rFonts w:ascii="Consolas" w:hAnsi="Consolas"/><w:sz w:val="15"/><w:color w:val="0F172A"/></w:rPr><w:t xml:space="preserve">string s = to_string(12345LL);          // int / LL to string</w:t></w:r></w:p><w:p><w:pPr><w:shd w:val="clear" w:color="auto" w:fill="F8FAFC"/><w:spacing w:before="0" w:after="0" w:line="200" w:lineRule="auto"/><w:ind w:left="80" w:right="80"/></w:pPr><w:r><w:rPr><w:rFonts w:ascii="Consolas" w:hAnsi="Consolas"/><w:sz w:val="15"/><w:color w:val="0F172A"/></w:rPr><w:t xml:space="preserve">int num = stoi(&quot;123&quot;);                   // string to int</w:t></w:r></w:p><w:p><w:pPr><w:shd w:val="clear" w:color="auto" w:fill="F8FAFC"/><w:spacing w:before="0" w:after="0" w:line="200" w:lineRule="auto"/><w:ind w:left="80" w:right="80"/></w:pPr><w:r><w:rPr><w:rFonts w:ascii="Consolas" w:hAnsi="Consolas"/><w:sz w:val="15"/><w:color w:val="0F172A"/></w:rPr><w:t xml:space="preserve">long long lnum = stoll(&quot;1234567890123&quot;); // string to long long</w:t></w:r></w:p><w:p><w:pPr><w:shd w:val="clear" w:color="auto" w:fill="F8FAFC"/><w:spacing w:before="0" w:after="0" w:line="200" w:lineRule="auto"/><w:ind w:left="80" w:right="80"/></w:pPr><w:r><w:rPr><w:rFonts w:ascii="Consolas" w:hAnsi="Consolas"/><w:sz w:val="15"/><w:color w:val="0F172A"/></w:rPr><w:t xml:space="preserve">double d = stod(&quot;3.14159&quot;);              // string to double</w:t></w:r></w:p><w:p><w:pPr><w:shd w:val="clear" w:color="auto" w:fill="F8FAFC"/><w:spacing w:before="0" w:after="0" w:line="200" w:lineRule="auto"/><w:ind w:left="80" w:right="80"/></w:pPr><w:r><w:rPr><w:rFonts w:ascii="Consolas" w:hAnsi="Consolas"/><w:sz w:val="15"/><w:color w:val="0F172A"/></w:rPr><w:t xml:space="preserve">long double ld = stold(&quot;3.1415926535&quot;);  // string to long double</w:t></w:r></w:p><w:p><w:pPr><w:shd w:val="clear" w:color="auto" w:fill="F8FAFC"/><w:spacing w:before="0" w:after="0" w:line="200" w:lineRule="auto"/><w:ind w:left="80" w:right="80"/></w:pPr><w:r><w:rPr><w:rFonts w:ascii="Consolas" w:hAnsi="Consolas"/><w:sz w:val="15"/><w:color w:val="0F172A"/></w:rPr><w:t xml:space="preserve"></w:t></w:r></w:p><w:p><w:pPr><w:shd w:val="clear" w:color="auto" w:fill="F8FAFC"/><w:spacing w:before="0" w:after="0" w:line="200" w:lineRule="auto"/><w:ind w:left="80" w:right="80"/></w:pPr><w:r><w:rPr><w:rFonts w:ascii="Consolas" w:hAnsi="Consolas"/><w:sz w:val="15"/><w:color w:val="0F172A"/></w:rPr><w:t xml:space="preserve">// 2. Char &lt;-&gt; Digit &amp; Alphabets</w:t></w:r></w:p><w:p><w:pPr><w:shd w:val="clear" w:color="auto" w:fill="F8FAFC"/><w:spacing w:before="0" w:after="0" w:line="200" w:lineRule="auto"/><w:ind w:left="80" w:right="80"/></w:pPr><w:r><w:rPr><w:rFonts w:ascii="Consolas" w:hAnsi="Consolas"/><w:sz w:val="15"/><w:color w:val="0F172A"/></w:rPr><w:t xml:space="preserve">int digit = &apos;7&apos; - &apos;0&apos;;                   // &apos;7&apos; -&gt; 7</w:t></w:r></w:p><w:p><w:pPr><w:shd w:val="clear" w:color="auto" w:fill="F8FAFC"/><w:spacing w:before="0" w:after="0" w:line="200" w:lineRule="auto"/><w:ind w:left="80" w:right="80"/></w:pPr><w:r><w:rPr><w:rFonts w:ascii="Consolas" w:hAnsi="Consolas"/><w:sz w:val="15"/><w:color w:val="0F172A"/></w:rPr><w:t xml:space="preserve">char ch = 7 + &apos;0&apos;;                       // 7 -&gt; &apos;7&apos;</w:t></w:r></w:p><w:p><w:pPr><w:shd w:val="clear" w:color="auto" w:fill="F8FAFC"/><w:spacing w:before="0" w:after="0" w:line="200" w:lineRule="auto"/><w:ind w:left="80" w:right="80"/></w:pPr><w:r><w:rPr><w:rFonts w:ascii="Consolas" w:hAnsi="Consolas"/><w:sz w:val="15"/><w:color w:val="0F172A"/></w:rPr><w:t xml:space="preserve">int lower_idx = &apos;c&apos; - &apos;a&apos;;               // &apos;c&apos; -&gt; 2 (0 to 25)</w:t></w:r></w:p><w:p><w:pPr><w:shd w:val="clear" w:color="auto" w:fill="F8FAFC"/><w:spacing w:before="0" w:after="0" w:line="200" w:lineRule="auto"/><w:ind w:left="80" w:right="80"/></w:pPr><w:r><w:rPr><w:rFonts w:ascii="Consolas" w:hAnsi="Consolas"/><w:sz w:val="15"/><w:color w:val="0F172A"/></w:rPr><w:t xml:space="preserve">int upper_idx = &apos;C&apos; - &apos;A&apos;;               // &apos;C&apos; -&gt; 2 (0 to 25)</w:t></w:r></w:p><w:p><w:pPr><w:shd w:val="clear" w:color="auto" w:fill="F8FAFC"/><w:spacing w:before="0" w:after="0" w:line="200" w:lineRule="auto"/><w:ind w:left="80" w:right="80"/></w:pPr><w:r><w:rPr><w:rFonts w:ascii="Consolas" w:hAnsi="Consolas"/><w:sz w:val="15"/><w:color w:val="0F172A"/></w:rPr><w:t xml:space="preserve">char lower_c = tolower(&apos;A&apos;);             // &apos;A&apos; -&gt; &apos;a&apos;</w:t></w:r></w:p><w:p><w:pPr><w:shd w:val="clear" w:color="auto" w:fill="F8FAFC"/><w:spacing w:before="0" w:after="0" w:line="200" w:lineRule="auto"/><w:ind w:left="80" w:right="80"/></w:pPr><w:r><w:rPr><w:rFonts w:ascii="Consolas" w:hAnsi="Consolas"/><w:sz w:val="15"/><w:color w:val="0F172A"/></w:rPr><w:t xml:space="preserve">char upper_c = toupper(&apos;a&apos;);             // &apos;a&apos; -&gt; &apos;A&apos;</w:t></w:r></w:p><w:p><w:pPr><w:shd w:val="clear" w:color="auto" w:fill="F8FAFC"/><w:spacing w:before="0" w:after="0" w:line="200" w:lineRule="auto"/><w:ind w:left="80" w:right="80"/></w:pPr><w:r><w:rPr><w:rFonts w:ascii="Consolas" w:hAnsi="Consolas"/><w:sz w:val="15"/><w:color w:val="0F172A"/></w:rPr><w:t xml:space="preserve">// Entire string to lower/upper:</w:t></w:r></w:p><w:p><w:pPr><w:shd w:val="clear" w:color="auto" w:fill="F8FAFC"/><w:spacing w:before="0" w:after="0" w:line="200" w:lineRule="auto"/><w:ind w:left="80" w:right="80"/></w:pPr><w:r><w:rPr><w:rFonts w:ascii="Consolas" w:hAnsi="Consolas"/><w:sz w:val="15"/><w:color w:val="0F172A"/></w:rPr><w:t xml:space="preserve">transform(s.begin(), s.end(), s.begin(), ::tolower);</w:t></w:r></w:p><w:p><w:pPr><w:shd w:val="clear" w:color="auto" w:fill="F8FAFC"/><w:spacing w:before="0" w:after="0" w:line="200" w:lineRule="auto"/><w:ind w:left="80" w:right="80"/></w:pPr><w:r><w:rPr><w:rFonts w:ascii="Consolas" w:hAnsi="Consolas"/><w:sz w:val="15"/><w:color w:val="0F172A"/></w:rPr><w:t xml:space="preserve"></w:t></w:r></w:p><w:p><w:pPr><w:shd w:val="clear" w:color="auto" w:fill="F8FAFC"/><w:spacing w:before="0" w:after="0" w:line="200" w:lineRule="auto"/><w:ind w:left="80" w:right="80"/></w:pPr><w:r><w:rPr><w:rFonts w:ascii="Consolas" w:hAnsi="Consolas"/><w:sz w:val="15"/><w:color w:val="0F172A"/></w:rPr><w:t xml:space="preserve">// 3. Base Conversions (Binary, Hex, Octal)</w:t></w:r></w:p><w:p><w:pPr><w:shd w:val="clear" w:color="auto" w:fill="F8FAFC"/><w:spacing w:before="0" w:after="0" w:line="200" w:lineRule="auto"/><w:ind w:left="80" w:right="80"/></w:pPr><w:r><w:rPr><w:rFonts w:ascii="Consolas" w:hAnsi="Consolas"/><w:sz w:val="15"/><w:color w:val="0F172A"/></w:rPr><w:t xml:space="preserve">int from_bin = stoi(&quot;10110&quot;, nullptr, 2);  // &quot;10110&quot; -&gt; 22</w:t></w:r></w:p><w:p><w:pPr><w:shd w:val="clear" w:color="auto" w:fill="F8FAFC"/><w:spacing w:before="0" w:after="0" w:line="200" w:lineRule="auto"/><w:ind w:left="80" w:right="80"/></w:pPr><w:r><w:rPr><w:rFonts w:ascii="Consolas" w:hAnsi="Consolas"/><w:sz w:val="15"/><w:color w:val="0F172A"/></w:rPr><w:t xml:space="preserve">int from_hex = stoi(&quot;1A&quot;, nullptr, 16);    // &quot;1A&quot; -&gt; 26</w:t></w:r></w:p><w:p><w:pPr><w:shd w:val="clear" w:color="auto" w:fill="F8FAFC"/><w:spacing w:before="0" w:after="0" w:line="200" w:lineRule="auto"/><w:ind w:left="80" w:right="80"/></w:pPr><w:r><w:rPr><w:rFonts w:ascii="Consolas" w:hAnsi="Consolas"/><w:sz w:val="15"/><w:color w:val="0F172A"/></w:rPr><w:t xml:space="preserve">int from_oct = stoi(&quot;75&quot;, nullptr, 8);     // &quot;75&quot; -&gt; 61</w:t></w:r></w:p><w:p><w:pPr><w:shd w:val="clear" w:color="auto" w:fill="F8FAFC"/><w:spacing w:before="0" w:after="0" w:line="200" w:lineRule="auto"/><w:ind w:left="80" w:right="80"/></w:pPr><w:r><w:rPr><w:rFonts w:ascii="Consolas" w:hAnsi="Consolas"/><w:sz w:val="15"/><w:color w:val="0F172A"/></w:rPr><w:t xml:space="preserve">string to_bin = bitset&lt;32&gt;(22).to_string(); // 22 -&gt; &quot;00...0010110&quot;</w:t></w:r></w:p><w:p><w:pPr><w:shd w:val="clear" w:color="auto" w:fill="F8FAFC"/><w:spacing w:before="0" w:after="0" w:line="200" w:lineRule="auto"/><w:ind w:left="80" w:right="80"/></w:pPr><w:r><w:rPr><w:rFonts w:ascii="Consolas" w:hAnsi="Consolas"/><w:sz w:val="15"/><w:color w:val="0F172A"/></w:rPr><w:t xml:space="preserve">to_bin = to_bin.substr(to_bin.find(&apos;1&apos;));  // Trim leading zeros</w:t></w:r></w:p><w:p><w:pPr><w:shd w:val="clear" w:color="auto" w:fill="F8FAFC"/><w:spacing w:before="0" w:after="0" w:line="200" w:lineRule="auto"/><w:ind w:left="80" w:right="80"/></w:pPr><w:r><w:rPr><w:rFonts w:ascii="Consolas" w:hAnsi="Consolas"/><w:sz w:val="15"/><w:color w:val="0F172A"/></w:rPr><w:t xml:space="preserve">stringstream ss; ss &lt;&lt; hex &lt;&lt; 255; string hex_str = ss.str(); // &quot;ff&quot;</w:t></w:r></w:p><w:p><w:pPr><w:shd w:val="clear" w:color="auto" w:fill="F8FAFC"/><w:spacing w:before="0" w:after="0" w:line="200" w:lineRule="auto"/><w:ind w:left="80" w:right="80"/></w:pPr><w:r><w:rPr><w:rFonts w:ascii="Consolas" w:hAnsi="Consolas"/><w:sz w:val="15"/><w:color w:val="0F172A"/></w:rPr><w:t xml:space="preserve"></w:t></w:r></w:p><w:p><w:pPr><w:shd w:val="clear" w:color="auto" w:fill="F8FAFC"/><w:spacing w:before="0" w:after="0" w:line="200" w:lineRule="auto"/><w:ind w:left="80" w:right="80"/></w:pPr><w:r><w:rPr><w:rFonts w:ascii="Consolas" w:hAnsi="Consolas"/><w:sz w:val="15"/><w:color w:val="0F172A"/></w:rPr><w:t xml:space="preserve">// 4. String Tokenizer (split by space / delimiter)</w:t></w:r></w:p><w:p><w:pPr><w:shd w:val="clear" w:color="auto" w:fill="F8FAFC"/><w:spacing w:before="0" w:after="0" w:line="200" w:lineRule="auto"/><w:ind w:left="80" w:right="80"/></w:pPr><w:r><w:rPr><w:rFonts w:ascii="Consolas" w:hAnsi="Consolas"/><w:sz w:val="15"/><w:color w:val="0F172A"/></w:rPr><w:t xml:space="preserve">stringstream ss2(&quot;apple banana cherry&quot;);</w:t></w:r></w:p><w:p><w:pPr><w:shd w:val="clear" w:color="auto" w:fill="F8FAFC"/><w:spacing w:before="0" w:after="0" w:line="200" w:lineRule="auto"/><w:ind w:left="80" w:right="80"/></w:pPr><w:r><w:rPr><w:rFonts w:ascii="Consolas" w:hAnsi="Consolas"/><w:sz w:val="15"/><w:color w:val="0F172A"/></w:rPr><w:t xml:space="preserve">string word; while (ss2 &gt;&gt; word) { /* process each word */ }</w:t></w:r></w:p><w:p><w:pPr><w:shd w:val="clear" w:color="auto" w:fill="F8FAFC"/><w:spacing w:before="0" w:after="0" w:line="200" w:lineRule="auto"/><w:ind w:left="80" w:right="80"/></w:pPr><w:r><w:rPr><w:rFonts w:ascii="Consolas" w:hAnsi="Consolas"/><w:sz w:val="15"/><w:color w:val="0F172A"/></w:rPr><w:t xml:space="preserve">stringstream ss3(&quot;1,2,3,4&quot;);</w:t></w:r></w:p><w:p><w:pPr><w:shd w:val="clear" w:color="auto" w:fill="F8FAFC"/><w:spacing w:before="0" w:after="0" w:line="200" w:lineRule="auto"/><w:ind w:left="80" w:right="80"/></w:pPr><w:r><w:rPr><w:rFonts w:ascii="Consolas" w:hAnsi="Consolas"/><w:sz w:val="15"/><w:color w:val="0F172A"/></w:rPr><w:t xml:space="preserve">string item; while (getline(ss3, item, &apos;,&apos;)) { int val = stoi(item); }</w:t></w:r></w:p><w:p><w:pPr><w:pStyle w:val="Heading3"/></w:pPr><w:r><w:rPr><w:b/><w:sz w:val="19"/><w:color w:val="0369A1"/></w:rPr><w:t>2.4 All STL Containers: Operations &amp; Complexity</w:t></w:r></w:p><w:p><w:pPr><w:shd w:val="clear" w:color="auto" w:fill="F8FAFC"/><w:spacing w:before="0" w:after="0" w:line="200" w:lineRule="auto"/><w:ind w:left="80" w:right="80"/></w:pPr><w:r><w:rPr><w:rFonts w:ascii="Consolas" w:hAnsi="Consolas"/><w:sz w:val="15"/><w:color w:val="0F172A"/></w:rPr><w:t xml:space="preserve">// 1. VECTOR (Dynamic Array - O(1) push/pop_back, O(1) random access)</w:t></w:r></w:p><w:p><w:pPr><w:shd w:val="clear" w:color="auto" w:fill="F8FAFC"/><w:spacing w:before="0" w:after="0" w:line="200" w:lineRule="auto"/><w:ind w:left="80" w:right="80"/></w:pPr><w:r><w:rPr><w:rFonts w:ascii="Consolas" w:hAnsi="Consolas"/><w:sz w:val="15"/><w:color w:val="0F172A"/></w:rPr><w:t xml:space="preserve">vector&lt;int&gt; v = {1, 2, 3};</w:t></w:r></w:p><w:p><w:pPr><w:shd w:val="clear" w:color="auto" w:fill="F8FAFC"/><w:spacing w:before="0" w:after="0" w:line="200" w:lineRule="auto"/><w:ind w:left="80" w:right="80"/></w:pPr><w:r><w:rPr><w:rFonts w:ascii="Consolas" w:hAnsi="Consolas"/><w:sz w:val="15"/><w:color w:val="0F172A"/></w:rPr><w:t xml:space="preserve">v.push_back(4); v.pop_back(); v.front(); v.back(); v.size(); v.empty();</w:t></w:r></w:p><w:p><w:pPr><w:shd w:val="clear" w:color="auto" w:fill="F8FAFC"/><w:spacing w:before="0" w:after="0" w:line="200" w:lineRule="auto"/><w:ind w:left="80" w:right="80"/></w:pPr><w:r><w:rPr><w:rFonts w:ascii="Consolas" w:hAnsi="Consolas"/><w:sz w:val="15"/><w:color w:val="0F172A"/></w:rPr><w:t xml:space="preserve">v.resize(10, 0); v.assign(5, -1); v.clear();</w:t></w:r></w:p><w:p><w:pPr><w:shd w:val="clear" w:color="auto" w:fill="F8FAFC"/><w:spacing w:before="0" w:after="0" w:line="200" w:lineRule="auto"/><w:ind w:left="80" w:right="80"/></w:pPr><w:r><w:rPr><w:rFonts w:ascii="Consolas" w:hAnsi="Consolas"/><w:sz w:val="15"/><w:color w:val="0F172A"/></w:rPr><w:t xml:space="preserve">v.insert(v.begin() + 1, 99); v.erase(v.begin() + 1); // O(N)</w:t></w:r></w:p><w:p><w:pPr><w:shd w:val="clear" w:color="auto" w:fill="F8FAFC"/><w:spacing w:before="0" w:after="0" w:line="200" w:lineRule="auto"/><w:ind w:left="80" w:right="80"/></w:pPr><w:r><w:rPr><w:rFonts w:ascii="Consolas" w:hAnsi="Consolas"/><w:sz w:val="15"/><w:color w:val="0F172A"/></w:rPr><w:t xml:space="preserve"></w:t></w:r></w:p><w:p><w:pPr><w:shd w:val="clear" w:color="auto" w:fill="F8FAFC"/><w:spacing w:before="0" w:after="0" w:line="200" w:lineRule="auto"/><w:ind w:left="80" w:right="80"/></w:pPr><w:r><w:rPr><w:rFonts w:ascii="Consolas" w:hAnsi="Consolas"/><w:sz w:val="15"/><w:color w:val="0F172A"/></w:rPr><w:t xml:space="preserve">// 2. PAIR &amp; TUPLE</w:t></w:r></w:p><w:p><w:pPr><w:shd w:val="clear" w:color="auto" w:fill="F8FAFC"/><w:spacing w:before="0" w:after="0" w:line="200" w:lineRule="auto"/><w:ind w:left="80" w:right="80"/></w:pPr><w:r><w:rPr><w:rFonts w:ascii="Consolas" w:hAnsi="Consolas"/><w:sz w:val="15"/><w:color w:val="0F172A"/></w:rPr><w:t xml:space="preserve">pair&lt;int, string&gt; p = {1, &quot;ab&quot;}; auto [id, name] = p; // C++17 structured binding</w:t></w:r></w:p><w:p><w:pPr><w:shd w:val="clear" w:color="auto" w:fill="F8FAFC"/><w:spacing w:before="0" w:after="0" w:line="200" w:lineRule="auto"/><w:ind w:left="80" w:right="80"/></w:pPr><w:r><w:rPr><w:rFonts w:ascii="Consolas" w:hAnsi="Consolas"/><w:sz w:val="15"/><w:color w:val="0F172A"/></w:rPr><w:t xml:space="preserve">tuple&lt;int, int, int&gt; tp = {1, 2, 3}; auto [x, y, z] = tp; int f = get&lt;0&gt;(tp);</w:t></w:r></w:p><w:p><w:pPr><w:shd w:val="clear" w:color="auto" w:fill="F8FAFC"/><w:spacing w:before="0" w:after="0" w:line="200" w:lineRule="auto"/><w:ind w:left="80" w:right="80"/></w:pPr><w:r><w:rPr><w:rFonts w:ascii="Consolas" w:hAnsi="Consolas"/><w:sz w:val="15"/><w:color w:val="0F172A"/></w:rPr><w:t xml:space="preserve"></w:t></w:r></w:p><w:p><w:pPr><w:shd w:val="clear" w:color="auto" w:fill="F8FAFC"/><w:spacing w:before="0" w:after="0" w:line="200" w:lineRule="auto"/><w:ind w:left="80" w:right="80"/></w:pPr><w:r><w:rPr><w:rFonts w:ascii="Consolas" w:hAnsi="Consolas"/><w:sz w:val="15"/><w:color w:val="0F172A"/></w:rPr><w:t xml:space="preserve">// 3. SET &amp; MULTISET (Red-Black Tree - O(log N) operations, sorted)</w:t></w:r></w:p><w:p><w:pPr><w:shd w:val="clear" w:color="auto" w:fill="F8FAFC"/><w:spacing w:before="0" w:after="0" w:line="200" w:lineRule="auto"/><w:ind w:left="80" w:right="80"/></w:pPr><w:r><w:rPr><w:rFonts w:ascii="Consolas" w:hAnsi="Consolas"/><w:sz w:val="15"/><w:color w:val="0F172A"/></w:rPr><w:t xml:space="preserve">set&lt;int&gt; s; s.insert(5); s.erase(5); bool has = s.count(5);</w:t></w:r></w:p><w:p><w:pPr><w:shd w:val="clear" w:color="auto" w:fill="F8FAFC"/><w:spacing w:before="0" w:after="0" w:line="200" w:lineRule="auto"/><w:ind w:left="80" w:right="80"/></w:pPr><w:r><w:rPr><w:rFonts w:ascii="Consolas" w:hAnsi="Consolas"/><w:sz w:val="15"/><w:color w:val="0F172A"/></w:rPr><w:t xml:space="preserve">auto it_lb = s.lower_bound(x); // first element &gt;= x</w:t></w:r></w:p><w:p><w:pPr><w:shd w:val="clear" w:color="auto" w:fill="F8FAFC"/><w:spacing w:before="0" w:after="0" w:line="200" w:lineRule="auto"/><w:ind w:left="80" w:right="80"/></w:pPr><w:r><w:rPr><w:rFonts w:ascii="Consolas" w:hAnsi="Consolas"/><w:sz w:val="15"/><w:color w:val="0F172A"/></w:rPr><w:t xml:space="preserve">auto it_ub = s.upper_bound(x); // first element &gt; x</w:t></w:r></w:p><w:p><w:pPr><w:shd w:val="clear" w:color="auto" w:fill="F8FAFC"/><w:spacing w:before="0" w:after="0" w:line="200" w:lineRule="auto"/><w:ind w:left="80" w:right="80"/></w:pPr><w:r><w:rPr><w:rFonts w:ascii="Consolas" w:hAnsi="Consolas"/><w:sz w:val="15"/><w:color w:val="0F172A"/></w:rPr><w:t xml:space="preserve">multiset&lt;int&gt; ms; ms.insert(5); ms.insert(5);</w:t></w:r></w:p><w:p><w:pPr><w:shd w:val="clear" w:color="auto" w:fill="F8FAFC"/><w:spacing w:before="0" w:after="0" w:line="200" w:lineRule="auto"/><w:ind w:left="80" w:right="80"/></w:pPr><w:r><w:rPr><w:rFonts w:ascii="Consolas" w:hAnsi="Consolas"/><w:sz w:val="15"/><w:color w:val="0F172A"/></w:rPr><w:t xml:space="preserve">ms.erase(ms.find(5)); // Erases ONLY ONE 5! (ms.erase(5) deletes ALL 5s)</w:t></w:r></w:p><w:p><w:pPr><w:shd w:val="clear" w:color="auto" w:fill="F8FAFC"/><w:spacing w:before="0" w:after="0" w:line="200" w:lineRule="auto"/><w:ind w:left="80" w:right="80"/></w:pPr><w:r><w:rPr><w:rFonts w:ascii="Consolas" w:hAnsi="Consolas"/><w:sz w:val="15"/><w:color w:val="0F172A"/></w:rPr><w:t xml:space="preserve"></w:t></w:r></w:p><w:p><w:pPr><w:shd w:val="clear" w:color="auto" w:fill="F8FAFC"/><w:spacing w:before="0" w:after="0" w:line="200" w:lineRule="auto"/><w:ind w:left="80" w:right="80"/></w:pPr><w:r><w:rPr><w:rFonts w:ascii="Consolas" w:hAnsi="Consolas"/><w:sz w:val="15"/><w:color w:val="0F172A"/></w:rPr><w:t xml:space="preserve">// 4. MAP (Sorted key-value - O(log N)) &amp; Frequency Counter</w:t></w:r></w:p><w:p><w:pPr><w:shd w:val="clear" w:color="auto" w:fill="F8FAFC"/><w:spacing w:before="0" w:after="0" w:line="200" w:lineRule="auto"/><w:ind w:left="80" w:right="80"/></w:pPr><w:r><w:rPr><w:rFonts w:ascii="Consolas" w:hAnsi="Consolas"/><w:sz w:val="15"/><w:color w:val="0F172A"/></w:rPr><w:t xml:space="preserve">map&lt;string, int&gt; mp; mp[&quot;apple&quot;] = 5; mp.count(&quot;apple&quot;); mp.erase(&quot;apple&quot;);</w:t></w:r></w:p><w:p><w:pPr><w:shd w:val="clear" w:color="auto" w:fill="F8FAFC"/><w:spacing w:before="0" w:after="0" w:line="200" w:lineRule="auto"/><w:ind w:left="80" w:right="80"/></w:pPr><w:r><w:rPr><w:rFonts w:ascii="Consolas" w:hAnsi="Consolas"/><w:sz w:val="15"/><w:color w:val="0F172A"/></w:rPr><w:t xml:space="preserve">for (auto &amp;[key, val] : mp) { /* sorted by key */ }</w:t></w:r></w:p><w:p><w:pPr><w:shd w:val="clear" w:color="auto" w:fill="F8FAFC"/><w:spacing w:before="0" w:after="0" w:line="200" w:lineRule="auto"/><w:ind w:left="80" w:right="80"/></w:pPr><w:r><w:rPr><w:rFonts w:ascii="Consolas" w:hAnsi="Consolas"/><w:sz w:val="15"/><w:color w:val="0F172A"/></w:rPr><w:t xml:space="preserve">// Frequency counter snippet:</w:t></w:r></w:p><w:p><w:pPr><w:shd w:val="clear" w:color="auto" w:fill="F8FAFC"/><w:spacing w:before="0" w:after="0" w:line="200" w:lineRule="auto"/><w:ind w:left="80" w:right="80"/></w:pPr><w:r><w:rPr><w:rFonts w:ascii="Consolas" w:hAnsi="Consolas"/><w:sz w:val="15"/><w:color w:val="0F172A"/></w:rPr><w:t xml:space="preserve">map&lt;int, int&gt; freq; for (int x : v) freq[x]++;</w:t></w:r></w:p><w:p><w:pPr><w:shd w:val="clear" w:color="auto" w:fill="F8FAFC"/><w:spacing w:before="0" w:after="0" w:line="200" w:lineRule="auto"/><w:ind w:left="80" w:right="80"/></w:pPr><w:r><w:rPr><w:rFonts w:ascii="Consolas" w:hAnsi="Consolas"/><w:sz w:val="15"/><w:color w:val="0F172A"/></w:rPr><w:t xml:space="preserve">int max_f = 0, most_frequent = -1;</w:t></w:r></w:p><w:p><w:pPr><w:shd w:val="clear" w:color="auto" w:fill="F8FAFC"/><w:spacing w:before="0" w:after="0" w:line="200" w:lineRule="auto"/><w:ind w:left="80" w:right="80"/></w:pPr><w:r><w:rPr><w:rFonts w:ascii="Consolas" w:hAnsi="Consolas"/><w:sz w:val="15"/><w:color w:val="0F172A"/></w:rPr><w:t xml:space="preserve">for (auto &amp;[val, count] : freq) {</w:t></w:r></w:p><w:p><w:pPr><w:shd w:val="clear" w:color="auto" w:fill="F8FAFC"/><w:spacing w:before="0" w:after="0" w:line="200" w:lineRule="auto"/><w:ind w:left="80" w:right="80"/></w:pPr><w:r><w:rPr><w:rFonts w:ascii="Consolas" w:hAnsi="Consolas"/><w:sz w:val="15"/><w:color w:val="0F172A"/></w:rPr><w:t xml:space="preserve">    if (count &gt; max_f) { max_f = count; most_frequent = val; }</w:t></w:r></w:p><w:p><w:pPr><w:shd w:val="clear" w:color="auto" w:fill="F8FAFC"/><w:spacing w:before="0" w:after="0" w:line="200" w:lineRule="auto"/><w:ind w:left="80" w:right="80"/></w:pPr><w:r><w:rPr><w:rFonts w:ascii="Consolas" w:hAnsi="Consolas"/><w:sz w:val="15"/><w:color w:val="0F172A"/></w:rPr><w:t xml:space="preserve">}</w:t></w:r></w:p><w:p><w:pPr><w:shd w:val="clear" w:color="auto" w:fill="F8FAFC"/><w:spacing w:before="0" w:after="0" w:line="200" w:lineRule="auto"/><w:ind w:left="80" w:right="80"/></w:pPr><w:r><w:rPr><w:rFonts w:ascii="Consolas" w:hAnsi="Consolas"/><w:sz w:val="15"/><w:color w:val="0F172A"/></w:rPr><w:t xml:space="preserve"></w:t></w:r></w:p><w:p><w:pPr><w:shd w:val="clear" w:color="auto" w:fill="F8FAFC"/><w:spacing w:before="0" w:after="0" w:line="200" w:lineRule="auto"/><w:ind w:left="80" w:right="80"/></w:pPr><w:r><w:rPr><w:rFonts w:ascii="Consolas" w:hAnsi="Consolas"/><w:sz w:val="15"/><w:color w:val="0F172A"/></w:rPr><w:t xml:space="preserve">// 5. PRIORITY_QUEUE (Heap - O(log N) push/pop, O(1) top)</w:t></w:r></w:p><w:p><w:pPr><w:shd w:val="clear" w:color="auto" w:fill="F8FAFC"/><w:spacing w:before="0" w:after="0" w:line="200" w:lineRule="auto"/><w:ind w:left="80" w:right="80"/></w:pPr><w:r><w:rPr><w:rFonts w:ascii="Consolas" w:hAnsi="Consolas"/><w:sz w:val="15"/><w:color w:val="0F172A"/></w:rPr><w:t xml:space="preserve">priority_queue&lt;int&gt; max_pq; // Max heap by default</w:t></w:r></w:p><w:p><w:pPr><w:shd w:val="clear" w:color="auto" w:fill="F8FAFC"/><w:spacing w:before="0" w:after="0" w:line="200" w:lineRule="auto"/><w:ind w:left="80" w:right="80"/></w:pPr><w:r><w:rPr><w:rFonts w:ascii="Consolas" w:hAnsi="Consolas"/><w:sz w:val="15"/><w:color w:val="0F172A"/></w:rPr><w:t xml:space="preserve">priority_queue&lt;int, vector&lt;int&gt;, greater&lt;int&gt;&gt; min_pq; // Min heap</w:t></w:r></w:p><w:p><w:pPr><w:shd w:val="clear" w:color="auto" w:fill="F8FAFC"/><w:spacing w:before="0" w:after="0" w:line="200" w:lineRule="auto"/><w:ind w:left="80" w:right="80"/></w:pPr><w:r><w:rPr><w:rFonts w:ascii="Consolas" w:hAnsi="Consolas"/><w:sz w:val="15"/><w:color w:val="0F172A"/></w:rPr><w:t xml:space="preserve">max_pq.push(10); max_pq.top(); max_pq.pop();</w:t></w:r></w:p><w:p><w:pPr><w:shd w:val="clear" w:color="auto" w:fill="F8FAFC"/><w:spacing w:before="0" w:after="0" w:line="200" w:lineRule="auto"/><w:ind w:left="80" w:right="80"/></w:pPr><w:r><w:rPr><w:rFonts w:ascii="Consolas" w:hAnsi="Consolas"/><w:sz w:val="15"/><w:color w:val="0F172A"/></w:rPr><w:t xml:space="preserve"></w:t></w:r></w:p><w:p><w:pPr><w:shd w:val="clear" w:color="auto" w:fill="F8FAFC"/><w:spacing w:before="0" w:after="0" w:line="200" w:lineRule="auto"/><w:ind w:left="80" w:right="80"/></w:pPr><w:r><w:rPr><w:rFonts w:ascii="Consolas" w:hAnsi="Consolas"/><w:sz w:val="15"/><w:color w:val="0F172A"/></w:rPr><w:t xml:space="preserve">// 6. DEQUE, STACK &amp; QUEUE (O(1) push/pop)</w:t></w:r></w:p><w:p><w:pPr><w:shd w:val="clear" w:color="auto" w:fill="F8FAFC"/><w:spacing w:before="0" w:after="0" w:line="200" w:lineRule="auto"/><w:ind w:left="80" w:right="80"/></w:pPr><w:r><w:rPr><w:rFonts w:ascii="Consolas" w:hAnsi="Consolas"/><w:sz w:val="15"/><w:color w:val="0F172A"/></w:rPr><w:t xml:space="preserve">deque&lt;int&gt; dq; dq.push_front(1); dq.push_back(2); dq.pop_front(); dq.pop_back();</w:t></w:r></w:p><w:p><w:pPr><w:shd w:val="clear" w:color="auto" w:fill="F8FAFC"/><w:spacing w:before="0" w:after="0" w:line="200" w:lineRule="auto"/><w:ind w:left="80" w:right="80"/></w:pPr><w:r><w:rPr><w:rFonts w:ascii="Consolas" w:hAnsi="Consolas"/><w:sz w:val="15"/><w:color w:val="0F172A"/></w:rPr><w:t xml:space="preserve">stack&lt;int&gt; st; st.push(1); st.top(); st.pop();</w:t></w:r></w:p><w:p><w:pPr><w:shd w:val="clear" w:color="auto" w:fill="F8FAFC"/><w:spacing w:before="0" w:after="0" w:line="200" w:lineRule="auto"/><w:ind w:left="80" w:right="80"/></w:pPr><w:r><w:rPr><w:rFonts w:ascii="Consolas" w:hAnsi="Consolas"/><w:sz w:val="15"/><w:color w:val="0F172A"/></w:rPr><w:t xml:space="preserve">queue&lt;int&gt; q; q.push(1); q.front(); q.pop();</w:t></w:r></w:p><w:p><w:pPr><w:shd w:val="clear" w:color="auto" w:fill="F8FAFC"/><w:spacing w:before="0" w:after="0" w:line="200" w:lineRule="auto"/><w:ind w:left="80" w:right="80"/></w:pPr><w:r><w:rPr><w:rFonts w:ascii="Consolas" w:hAnsi="Consolas"/><w:sz w:val="15"/><w:color w:val="0F172A"/></w:rPr><w:t xml:space="preserve"></w:t></w:r></w:p><w:p><w:pPr><w:shd w:val="clear" w:color="auto" w:fill="F8FAFC"/><w:spacing w:before="0" w:after="0" w:line="200" w:lineRule="auto"/><w:ind w:left="80" w:right="80"/></w:pPr><w:r><w:rPr><w:rFonts w:ascii="Consolas" w:hAnsi="Consolas"/><w:sz w:val="15"/><w:color w:val="0F172A"/></w:rPr><w:t xml:space="preserve">// 7. BITSET (Fixed-size bit array - 64x faster bitwise ops)</w:t></w:r></w:p><w:p><w:pPr><w:shd w:val="clear" w:color="auto" w:fill="F8FAFC"/><w:spacing w:before="0" w:after="0" w:line="200" w:lineRule="auto"/><w:ind w:left="80" w:right="80"/></w:pPr><w:r><w:rPr><w:rFonts w:ascii="Consolas" w:hAnsi="Consolas"/><w:sz w:val="15"/><w:color w:val="0F172A"/></w:rPr><w:t xml:space="preserve">bitset&lt;64&gt; bs(15); bs.set(2); bs.reset(2); bs.flip(); bool bit = bs.test(0);</w:t></w:r></w:p><w:p><w:pPr><w:shd w:val="clear" w:color="auto" w:fill="F8FAFC"/><w:spacing w:before="0" w:after="0" w:line="200" w:lineRule="auto"/><w:ind w:left="80" w:right="80"/></w:pPr><w:r><w:rPr><w:rFonts w:ascii="Consolas" w:hAnsi="Consolas"/><w:sz w:val="15"/><w:color w:val="0F172A"/></w:rPr><w:t xml:space="preserve">int set_bits = bs.count(); unsigned long long val = bs.to_ullong();</w:t></w:r></w:p><w:p><w:pPr><w:pStyle w:val="Heading3"/></w:pPr><w:r><w:rPr><w:b/><w:sz w:val="19"/><w:color w:val="0369A1"/></w:rPr><w:t>2.5 All STL Algorithms: Quick Syntax &amp; Uses</w:t></w:r></w:p><w:p><w:pPr><w:shd w:val="clear" w:color="auto" w:fill="F8FAFC"/><w:spacing w:before="0" w:after="0" w:line="200" w:lineRule="auto"/><w:ind w:left="80" w:right="80"/></w:pPr><w:r><w:rPr><w:rFonts w:ascii="Consolas" w:hAnsi="Consolas"/><w:sz w:val="15"/><w:color w:val="0F172A"/></w:rPr><w:t xml:space="preserve">// 1. Sorting &amp; Bounds (v is vector&lt;int&gt;)</w:t></w:r></w:p><w:p><w:pPr><w:shd w:val="clear" w:color="auto" w:fill="F8FAFC"/><w:spacing w:before="0" w:after="0" w:line="200" w:lineRule="auto"/><w:ind w:left="80" w:right="80"/></w:pPr><w:r><w:rPr><w:rFonts w:ascii="Consolas" w:hAnsi="Consolas"/><w:sz w:val="15"/><w:color w:val="0F172A"/></w:rPr><w:t xml:space="preserve">sort(all(v));                            // Ascending: O(N log N)</w:t></w:r></w:p><w:p><w:pPr><w:shd w:val="clear" w:color="auto" w:fill="F8FAFC"/><w:spacing w:before="0" w:after="0" w:line="200" w:lineRule="auto"/><w:ind w:left="80" w:right="80"/></w:pPr><w:r><w:rPr><w:rFonts w:ascii="Consolas" w:hAnsi="Consolas"/><w:sz w:val="15"/><w:color w:val="0F172A"/></w:rPr><w:t xml:space="preserve">sort(rall(v));                           // Descending: O(N log N)</w:t></w:r></w:p><w:p><w:pPr><w:shd w:val="clear" w:color="auto" w:fill="F8FAFC"/><w:spacing w:before="0" w:after="0" w:line="200" w:lineRule="auto"/><w:ind w:left="80" w:right="80"/></w:pPr><w:r><w:rPr><w:rFonts w:ascii="Consolas" w:hAnsi="Consolas"/><w:sz w:val="15"/><w:color w:val="0F172A"/></w:rPr><w:t xml:space="preserve">stable_sort(all(v), comp);               // Preserves relative order</w:t></w:r></w:p><w:p><w:pPr><w:shd w:val="clear" w:color="auto" w:fill="F8FAFC"/><w:spacing w:before="0" w:after="0" w:line="200" w:lineRule="auto"/><w:ind w:left="80" w:right="80"/></w:pPr><w:r><w:rPr><w:rFonts w:ascii="Consolas" w:hAnsi="Consolas"/><w:sz w:val="15"/><w:color w:val="0F172A"/></w:rPr><w:t xml:space="preserve">auto it1 = lower_bound(all(v), x);       // First iterator with *it &gt;= x</w:t></w:r></w:p><w:p><w:pPr><w:shd w:val="clear" w:color="auto" w:fill="F8FAFC"/><w:spacing w:before="0" w:after="0" w:line="200" w:lineRule="auto"/><w:ind w:left="80" w:right="80"/></w:pPr><w:r><w:rPr><w:rFonts w:ascii="Consolas" w:hAnsi="Consolas"/><w:sz w:val="15"/><w:color w:val="0F172A"/></w:rPr><w:t xml:space="preserve">int idx1 = lower_bound(all(v), x) - v.begin(); // 0-based index of first &gt;= x</w:t></w:r></w:p><w:p><w:pPr><w:shd w:val="clear" w:color="auto" w:fill="F8FAFC"/><w:spacing w:before="0" w:after="0" w:line="200" w:lineRule="auto"/><w:ind w:left="80" w:right="80"/></w:pPr><w:r><w:rPr><w:rFonts w:ascii="Consolas" w:hAnsi="Consolas"/><w:sz w:val="15"/><w:color w:val="0F172A"/></w:rPr><w:t xml:space="preserve">auto it2 = upper_bound(all(v), x);       // First iterator with *it &gt; x</w:t></w:r></w:p><w:p><w:pPr><w:shd w:val="clear" w:color="auto" w:fill="F8FAFC"/><w:spacing w:before="0" w:after="0" w:line="200" w:lineRule="auto"/><w:ind w:left="80" w:right="80"/></w:pPr><w:r><w:rPr><w:rFonts w:ascii="Consolas" w:hAnsi="Consolas"/><w:sz w:val="15"/><w:color w:val="0F172A"/></w:rPr><w:t xml:space="preserve">bool found = binary_search(all(v), x);   // True if x exists (O(log N))</w:t></w:r></w:p><w:p><w:pPr><w:shd w:val="clear" w:color="auto" w:fill="F8FAFC"/><w:spacing w:before="0" w:after="0" w:line="200" w:lineRule="auto"/><w:ind w:left="80" w:right="80"/></w:pPr><w:r><w:rPr><w:rFonts w:ascii="Consolas" w:hAnsi="Consolas"/><w:sz w:val="15"/><w:color w:val="0F172A"/></w:rPr><w:t xml:space="preserve"></w:t></w:r></w:p><w:p><w:pPr><w:shd w:val="clear" w:color="auto" w:fill="F8FAFC"/><w:spacing w:before="0" w:after="0" w:line="200" w:lineRule="auto"/><w:ind w:left="80" w:right="80"/></w:pPr><w:r><w:rPr><w:rFonts w:ascii="Consolas" w:hAnsi="Consolas"/><w:sz w:val="15"/><w:color w:val="0F172A"/></w:rPr><w:t xml:space="preserve">// 2. Element Operations &amp; Deduplication</w:t></w:r></w:p><w:p><w:pPr><w:shd w:val="clear" w:color="auto" w:fill="F8FAFC"/><w:spacing w:before="0" w:after="0" w:line="200" w:lineRule="auto"/><w:ind w:left="80" w:right="80"/></w:pPr><w:r><w:rPr><w:rFonts w:ascii="Consolas" w:hAnsi="Consolas"/><w:sz w:val="15"/><w:color w:val="0F172A"/></w:rPr><w:t xml:space="preserve">v.erase(unique(all(v)), v.end());        // Remove duplicates (sort first!)</w:t></w:r></w:p><w:p><w:pPr><w:shd w:val="clear" w:color="auto" w:fill="F8FAFC"/><w:spacing w:before="0" w:after="0" w:line="200" w:lineRule="auto"/><w:ind w:left="80" w:right="80"/></w:pPr><w:r><w:rPr><w:rFonts w:ascii="Consolas" w:hAnsi="Consolas"/><w:sz w:val="15"/><w:color w:val="0F172A"/></w:rPr><w:t xml:space="preserve">reverse(all(v));                         // Invert order: O(N)</w:t></w:r></w:p><w:p><w:pPr><w:shd w:val="clear" w:color="auto" w:fill="F8FAFC"/><w:spacing w:before="0" w:after="0" w:line="200" w:lineRule="auto"/><w:ind w:left="80" w:right="80"/></w:pPr><w:r><w:rPr><w:rFonts w:ascii="Consolas" w:hAnsi="Consolas"/><w:sz w:val="15"/><w:color w:val="0F172A"/></w:rPr><w:t xml:space="preserve">rotate(v.begin(), v.begin() + k, v.end()); // Left-rotates by k positions</w:t></w:r></w:p><w:p><w:pPr><w:shd w:val="clear" w:color="auto" w:fill="F8FAFC"/><w:spacing w:before="0" w:after="0" w:line="200" w:lineRule="auto"/><w:ind w:left="80" w:right="80"/></w:pPr><w:r><w:rPr><w:rFonts w:ascii="Consolas" w:hAnsi="Consolas"/><w:sz w:val="15"/><w:color w:val="0F172A"/></w:rPr><w:t xml:space="preserve">int mn = *min_element(all(v));           // Minimum element: O(N)</w:t></w:r></w:p><w:p><w:pPr><w:shd w:val="clear" w:color="auto" w:fill="F8FAFC"/><w:spacing w:before="0" w:after="0" w:line="200" w:lineRule="auto"/><w:ind w:left="80" w:right="80"/></w:pPr><w:r><w:rPr><w:rFonts w:ascii="Consolas" w:hAnsi="Consolas"/><w:sz w:val="15"/><w:color w:val="0F172A"/></w:rPr><w:t xml:space="preserve">int mx = *max_element(all(v));           // Maximum element: O(N)</w:t></w:r></w:p><w:p><w:pPr><w:shd w:val="clear" w:color="auto" w:fill="F8FAFC"/><w:spacing w:before="0" w:after="0" w:line="200" w:lineRule="auto"/><w:ind w:left="80" w:right="80"/></w:pPr><w:r><w:rPr><w:rFonts w:ascii="Consolas" w:hAnsi="Consolas"/><w:sz w:val="15"/><w:color w:val="0F172A"/></w:rPr><w:t xml:space="preserve">int cnt = count(all(v), x);              // Count occurrences of x: O(N)</w:t></w:r></w:p><w:p><w:pPr><w:shd w:val="clear" w:color="auto" w:fill="F8FAFC"/><w:spacing w:before="0" w:after="0" w:line="200" w:lineRule="auto"/><w:ind w:left="80" w:right="80"/></w:pPr><w:r><w:rPr><w:rFonts w:ascii="Consolas" w:hAnsi="Consolas"/><w:sz w:val="15"/><w:color w:val="0F172A"/></w:rPr><w:t xml:space="preserve">fill(all(v), 0);                         // Fill all with 0</w:t></w:r></w:p><w:p><w:pPr><w:shd w:val="clear" w:color="auto" w:fill="F8FAFC"/><w:spacing w:before="0" w:after="0" w:line="200" w:lineRule="auto"/><w:ind w:left="80" w:right="80"/></w:pPr><w:r><w:rPr><w:rFonts w:ascii="Consolas" w:hAnsi="Consolas"/><w:sz w:val="15"/><w:color w:val="0F172A"/></w:rPr><w:t xml:space="preserve"></w:t></w:r></w:p><w:p><w:pPr><w:shd w:val="clear" w:color="auto" w:fill="F8FAFC"/><w:spacing w:before="0" w:after="0" w:line="200" w:lineRule="auto"/><w:ind w:left="80" w:right="80"/></w:pPr><w:r><w:rPr><w:rFonts w:ascii="Consolas" w:hAnsi="Consolas"/><w:sz w:val="15"/><w:color w:val="0F172A"/></w:rPr><w:t xml:space="preserve">// 3. Numeric &amp; Prefix Sums (&lt;numeric&gt;)</w:t></w:r></w:p><w:p><w:pPr><w:shd w:val="clear" w:color="auto" w:fill="F8FAFC"/><w:spacing w:before="0" w:after="0" w:line="200" w:lineRule="auto"/><w:ind w:left="80" w:right="80"/></w:pPr><w:r><w:rPr><w:rFonts w:ascii="Consolas" w:hAnsi="Consolas"/><w:sz w:val="15"/><w:color w:val="0F172A"/></w:rPr><w:t xml:space="preserve">int sum = accumulate(all(v), 0LL);       // Sum (use 0LL to prevent overflow!)</w:t></w:r></w:p><w:p><w:pPr><w:shd w:val="clear" w:color="auto" w:fill="F8FAFC"/><w:spacing w:before="0" w:after="0" w:line="200" w:lineRule="auto"/><w:ind w:left="80" w:right="80"/></w:pPr><w:r><w:rPr><w:rFonts w:ascii="Consolas" w:hAnsi="Consolas"/><w:sz w:val="15"/><w:color w:val="0F172A"/></w:rPr><w:t xml:space="preserve">vector&lt;int&gt; pref(n);</w:t></w:r></w:p><w:p><w:pPr><w:shd w:val="clear" w:color="auto" w:fill="F8FAFC"/><w:spacing w:before="0" w:after="0" w:line="200" w:lineRule="auto"/><w:ind w:left="80" w:right="80"/></w:pPr><w:r><w:rPr><w:rFonts w:ascii="Consolas" w:hAnsi="Consolas"/><w:sz w:val="15"/><w:color w:val="0F172A"/></w:rPr><w:t xml:space="preserve">partial_sum(all(v), pref.begin());       // Prefix sum array in-place: O(N)</w:t></w:r></w:p><w:p><w:pPr><w:shd w:val="clear" w:color="auto" w:fill="F8FAFC"/><w:spacing w:before="0" w:after="0" w:line="200" w:lineRule="auto"/><w:ind w:left="80" w:right="80"/></w:pPr><w:r><w:rPr><w:rFonts w:ascii="Consolas" w:hAnsi="Consolas"/><w:sz w:val="15"/><w:color w:val="0F172A"/></w:rPr><w:t xml:space="preserve">iota(all(v), 0);                         // Fills with 0, 1, 2, ..., n-1</w:t></w:r></w:p><w:p><w:pPr><w:shd w:val="clear" w:color="auto" w:fill="F8FAFC"/><w:spacing w:before="0" w:after="0" w:line="200" w:lineRule="auto"/><w:ind w:left="80" w:right="80"/></w:pPr><w:r><w:rPr><w:rFonts w:ascii="Consolas" w:hAnsi="Consolas"/><w:sz w:val="15"/><w:color w:val="0F172A"/></w:rPr><w:t xml:space="preserve"></w:t></w:r></w:p><w:p><w:pPr><w:shd w:val="clear" w:color="auto" w:fill="F8FAFC"/><w:spacing w:before="0" w:after="0" w:line="200" w:lineRule="auto"/><w:ind w:left="80" w:right="80"/></w:pPr><w:r><w:rPr><w:rFonts w:ascii="Consolas" w:hAnsi="Consolas"/><w:sz w:val="15"/><w:color w:val="0F172A"/></w:rPr><w:t xml:space="preserve">// 4. Permutations &amp; Order Statistics</w:t></w:r></w:p><w:p><w:pPr><w:shd w:val="clear" w:color="auto" w:fill="F8FAFC"/><w:spacing w:before="0" w:after="0" w:line="200" w:lineRule="auto"/><w:ind w:left="80" w:right="80"/></w:pPr><w:r><w:rPr><w:rFonts w:ascii="Consolas" w:hAnsi="Consolas"/><w:sz w:val="15"/><w:color w:val="0F172A"/></w:rPr><w:t xml:space="preserve">next_permutation(all(v));                // Next lexicographical order</w:t></w:r></w:p><w:p><w:pPr><w:shd w:val="clear" w:color="auto" w:fill="F8FAFC"/><w:spacing w:before="0" w:after="0" w:line="200" w:lineRule="auto"/><w:ind w:left="80" w:right="80"/></w:pPr><w:r><w:rPr><w:rFonts w:ascii="Consolas" w:hAnsi="Consolas"/><w:sz w:val="15"/><w:color w:val="0F172A"/></w:rPr><w:t xml:space="preserve">prev_permutation(all(v));                // Previous order</w:t></w:r></w:p><w:p><w:pPr><w:shd w:val="clear" w:color="auto" w:fill="F8FAFC"/><w:spacing w:before="0" w:after="0" w:line="200" w:lineRule="auto"/><w:ind w:left="80" w:right="80"/></w:pPr><w:r><w:rPr><w:rFonts w:ascii="Consolas" w:hAnsi="Consolas"/><w:sz w:val="15"/><w:color w:val="0F172A"/></w:rPr><w:t xml:space="preserve">// nth_element: Rearranges so element at index k is in its sorted position: O(N) avg</w:t></w:r></w:p><w:p><w:pPr><w:shd w:val="clear" w:color="auto" w:fill="F8FAFC"/><w:spacing w:before="0" w:after="0" w:line="200" w:lineRule="auto"/><w:ind w:left="80" w:right="80"/></w:pPr><w:r><w:rPr><w:rFonts w:ascii="Consolas" w:hAnsi="Consolas"/><w:sz w:val="15"/><w:color w:val="0F172A"/></w:rPr><w:t xml:space="preserve">nth_element(v.begin(), v.begin() + k, v.end()); // v[k] is the k-th smallest!</w:t></w:r></w:p><w:p><w:pPr><w:pBdr><w:bottom w:val="single" w:sz="4" w:space="1" w:color="CBD5E0"/></w:pPr></w:p><w:p><w:pPr><w:pStyle w:val="Heading1"/></w:pPr><w:r><w:rPr><w:b/><w:sz w:val="26"/><w:color w:val="1E3A8A"/></w:rPr><w:t>Section 3: Math, Number Theory &amp; Bit Manipulation</w:t></w:r></w:p><w:p><w:pPr><w:pStyle w:val="Heading3"/></w:pPr><w:r><w:rPr><w:b/><w:sz w:val="19"/><w:color w:val="0369A1"/></w:rPr><w:t>3.1 Greatest Common Divisor (GCD)</w:t></w:r></w:p><w:p><w:pPr><w:ind w:left="200"/><w:spacing w:after="20"/></w:pPr><w:r><w:rPr><w:color w:val="2563EB"/></w:rPr><w:t xml:space="preserve">â€¢ </w:t></w:r><w:r><w:t>**Trigger Prefix:** `gcdf`</w:t></w:r></w:p><w:p><w:pPr><w:ind w:left="200"/><w:spacing w:after="20"/></w:pPr><w:r><w:rPr><w:color w:val="2563EB"/></w:rPr><w:t xml:space="preserve">â€¢ </w:t></w:r><w:r><w:t>**Time Complexity:** $O(\log(\min(a, b)))$</w:t></w:r></w:p><w:p><w:pPr><w:shd w:val="clear" w:color="auto" w:fill="F8FAFC"/><w:spacing w:before="0" w:after="0" w:line="200" w:lineRule="auto"/><w:ind w:left="80" w:right="80"/></w:pPr><w:r><w:rPr><w:rFonts w:ascii="Consolas" w:hAnsi="Consolas"/><w:sz w:val="15"/><w:color w:val="0F172A"/></w:rPr><w:t xml:space="preserve">int gcd(int a, int b) {</w:t></w:r></w:p><w:p><w:pPr><w:shd w:val="clear" w:color="auto" w:fill="F8FAFC"/><w:spacing w:before="0" w:after="0" w:line="200" w:lineRule="auto"/><w:ind w:left="80" w:right="80"/></w:pPr><w:r><w:rPr><w:rFonts w:ascii="Consolas" w:hAnsi="Consolas"/><w:sz w:val="15"/><w:color w:val="0F172A"/></w:rPr><w:t xml:space="preserve">    while (b) {</w:t></w:r></w:p><w:p><w:pPr><w:shd w:val="clear" w:color="auto" w:fill="F8FAFC"/><w:spacing w:before="0" w:after="0" w:line="200" w:lineRule="auto"/><w:ind w:left="80" w:right="80"/></w:pPr><w:r><w:rPr><w:rFonts w:ascii="Consolas" w:hAnsi="Consolas"/><w:sz w:val="15"/><w:color w:val="0F172A"/></w:rPr><w:t xml:space="preserve">        a %= b;</w:t></w:r></w:p><w:p><w:pPr><w:shd w:val="clear" w:color="auto" w:fill="F8FAFC"/><w:spacing w:before="0" w:after="0" w:line="200" w:lineRule="auto"/><w:ind w:left="80" w:right="80"/></w:pPr><w:r><w:rPr><w:rFonts w:ascii="Consolas" w:hAnsi="Consolas"/><w:sz w:val="15"/><w:color w:val="0F172A"/></w:rPr><w:t xml:space="preserve">        swap(a, b);</w:t></w:r></w:p><w:p><w:pPr><w:shd w:val="clear" w:color="auto" w:fill="F8FAFC"/><w:spacing w:before="0" w:after="0" w:line="200" w:lineRule="auto"/><w:ind w:left="80" w:right="80"/></w:pPr><w:r><w:rPr><w:rFonts w:ascii="Consolas" w:hAnsi="Consolas"/><w:sz w:val="15"/><w:color w:val="0F172A"/></w:rPr><w:t xml:space="preserve">    }</w:t></w:r></w:p><w:p><w:pPr><w:shd w:val="clear" w:color="auto" w:fill="F8FAFC"/><w:spacing w:before="0" w:after="0" w:line="200" w:lineRule="auto"/><w:ind w:left="80" w:right="80"/></w:pPr><w:r><w:rPr><w:rFonts w:ascii="Consolas" w:hAnsi="Consolas"/><w:sz w:val="15"/><w:color w:val="0F172A"/></w:rPr><w:t xml:space="preserve">    return a;</w:t></w:r></w:p><w:p><w:pPr><w:shd w:val="clear" w:color="auto" w:fill="F8FAFC"/><w:spacing w:before="0" w:after="0" w:line="200" w:lineRule="auto"/><w:ind w:left="80" w:right="80"/></w:pPr><w:r><w:rPr><w:rFonts w:ascii="Consolas" w:hAnsi="Consolas"/><w:sz w:val="15"/><w:color w:val="0F172A"/></w:rPr><w:t xml:space="preserve">}</w:t></w:r></w:p><w:p><w:pPr><w:pStyle w:val="Heading3"/></w:pPr><w:r><w:rPr><w:b/><w:sz w:val="19"/><w:color w:val="0369A1"/></w:rPr><w:t>3.2 Least Common Multiple (LCM)</w:t></w:r></w:p><w:p><w:pPr><w:ind w:left="200"/><w:spacing w:after="20"/></w:pPr><w:r><w:rPr><w:color w:val="2563EB"/></w:rPr><w:t xml:space="preserve">â€¢ </w:t></w:r><w:r><w:t>**Trigger Prefix:** `lcmf`</w:t></w:r></w:p><w:p><w:pPr><w:ind w:left="200"/><w:spacing w:after="20"/></w:pPr><w:r><w:rPr><w:color w:val="2563EB"/></w:rPr><w:t xml:space="preserve">â€¢ </w:t></w:r><w:r><w:t>**Time Complexity:** $O(\log(\min(a, b)))$</w:t></w:r></w:p><w:p><w:pPr><w:ind w:left="200"/><w:spacing w:after="20"/></w:pPr><w:r><w:rPr><w:color w:val="2563EB"/></w:rPr><w:t xml:space="preserve">â€¢ </w:t></w:r><w:r><w:t>**Safety:** Divides before multiplying to prevent premature integer overflow.</w:t></w:r></w:p><w:p><w:pPr><w:shd w:val="clear" w:color="auto" w:fill="F8FAFC"/><w:spacing w:before="0" w:after="0" w:line="200" w:lineRule="auto"/><w:ind w:left="80" w:right="80"/></w:pPr><w:r><w:rPr><w:rFonts w:ascii="Consolas" w:hAnsi="Consolas"/><w:sz w:val="15"/><w:color w:val="0F172A"/></w:rPr><w:t xml:space="preserve">int lcm(int a, int b) {</w:t></w:r></w:p><w:p><w:pPr><w:shd w:val="clear" w:color="auto" w:fill="F8FAFC"/><w:spacing w:before="0" w:after="0" w:line="200" w:lineRule="auto"/><w:ind w:left="80" w:right="80"/></w:pPr><w:r><w:rPr><w:rFonts w:ascii="Consolas" w:hAnsi="Consolas"/><w:sz w:val="15"/><w:color w:val="0F172A"/></w:rPr><w:t xml:space="preserve">    if (a == 0 || b == 0) return 0;</w:t></w:r></w:p><w:p><w:pPr><w:shd w:val="clear" w:color="auto" w:fill="F8FAFC"/><w:spacing w:before="0" w:after="0" w:line="200" w:lineRule="auto"/><w:ind w:left="80" w:right="80"/></w:pPr><w:r><w:rPr><w:rFonts w:ascii="Consolas" w:hAnsi="Consolas"/><w:sz w:val="15"/><w:color w:val="0F172A"/></w:rPr><w:t xml:space="preserve">    return a / __gcd(a, b) * b;</w:t></w:r></w:p><w:p><w:pPr><w:shd w:val="clear" w:color="auto" w:fill="F8FAFC"/><w:spacing w:before="0" w:after="0" w:line="200" w:lineRule="auto"/><w:ind w:left="80" w:right="80"/></w:pPr><w:r><w:rPr><w:rFonts w:ascii="Consolas" w:hAnsi="Consolas"/><w:sz w:val="15"/><w:color w:val="0F172A"/></w:rPr><w:t xml:space="preserve">}</w:t></w:r></w:p><w:p><w:pPr><w:pStyle w:val="Heading3"/></w:pPr><w:r><w:rPr><w:b/><w:sz w:val="19"/><w:color w:val="0369A1"/></w:rPr><w:t>3.3 Sieve of Eratosthenes (Prime Generation)</w:t></w:r></w:p><w:p><w:pPr><w:ind w:left="200"/><w:spacing w:after="20"/></w:pPr><w:r><w:rPr><w:color w:val="2563EB"/></w:rPr><w:t xml:space="preserve">â€¢ </w:t></w:r><w:r><w:t>**Trigger Prefix:** `gprime`</w:t></w:r></w:p><w:p><w:pPr><w:ind w:left="200"/><w:spacing w:after="20"/></w:pPr><w:r><w:rPr><w:color w:val="2563EB"/></w:rPr><w:t xml:space="preserve">â€¢ </w:t></w:r><w:r><w:t>**Time Complexity:** $O(N \log \log N)$</w:t></w:r></w:p><w:p><w:pPr><w:ind w:left="200"/><w:spacing w:after="20"/></w:pPr><w:r><w:rPr><w:color w:val="2563EB"/></w:rPr><w:t xml:space="preserve">â€¢ </w:t></w:r><w:r><w:t>**Usage:** Precomputes all primes up to $N \approx 10^7$ in milliseconds.</w:t></w:r></w:p><w:p><w:pPr><w:shd w:val="clear" w:color="auto" w:fill="F8FAFC"/><w:spacing w:before="0" w:after="0" w:line="200" w:lineRule="auto"/><w:ind w:left="80" w:right="80"/></w:pPr><w:r><w:rPr><w:rFonts w:ascii="Consolas" w:hAnsi="Consolas"/><w:sz w:val="15"/><w:color w:val="0F172A"/></w:rPr><w:t xml:space="preserve">// ---------- SIEVE OF ERATOSTHENES ----------</w:t></w:r></w:p><w:p><w:pPr><w:shd w:val="clear" w:color="auto" w:fill="F8FAFC"/><w:spacing w:before="0" w:after="0" w:line="200" w:lineRule="auto"/><w:ind w:left="80" w:right="80"/></w:pPr><w:r><w:rPr><w:rFonts w:ascii="Consolas" w:hAnsi="Consolas"/><w:sz w:val="15"/><w:color w:val="0F172A"/></w:rPr><w:t xml:space="preserve">vector&lt;int&gt; primes;</w:t></w:r></w:p><w:p><w:pPr><w:shd w:val="clear" w:color="auto" w:fill="F8FAFC"/><w:spacing w:before="0" w:after="0" w:line="200" w:lineRule="auto"/><w:ind w:left="80" w:right="80"/></w:pPr><w:r><w:rPr><w:rFonts w:ascii="Consolas" w:hAnsi="Consolas"/><w:sz w:val="15"/><w:color w:val="0F172A"/></w:rPr><w:t xml:space="preserve">vector&lt;bool&gt; is_prime;</w:t></w:r></w:p><w:p><w:pPr><w:shd w:val="clear" w:color="auto" w:fill="F8FAFC"/><w:spacing w:before="0" w:after="0" w:line="200" w:lineRule="auto"/><w:ind w:left="80" w:right="80"/></w:pPr><w:r><w:rPr><w:rFonts w:ascii="Consolas" w:hAnsi="Consolas"/><w:sz w:val="15"/><w:color w:val="0F172A"/></w:rPr><w:t xml:space="preserve"></w:t></w:r></w:p><w:p><w:pPr><w:shd w:val="clear" w:color="auto" w:fill="F8FAFC"/><w:spacing w:before="0" w:after="0" w:line="200" w:lineRule="auto"/><w:ind w:left="80" w:right="80"/></w:pPr><w:r><w:rPr><w:rFonts w:ascii="Consolas" w:hAnsi="Consolas"/><w:sz w:val="15"/><w:color w:val="0F172A"/></w:rPr><w:t xml:space="preserve">void gprime(int n) {</w:t></w:r></w:p><w:p><w:pPr><w:shd w:val="clear" w:color="auto" w:fill="F8FAFC"/><w:spacing w:before="0" w:after="0" w:line="200" w:lineRule="auto"/><w:ind w:left="80" w:right="80"/></w:pPr><w:r><w:rPr><w:rFonts w:ascii="Consolas" w:hAnsi="Consolas"/><w:sz w:val="15"/><w:color w:val="0F172A"/></w:rPr><w:t xml:space="preserve">    is_prime.assign(n + 1, true);</w:t></w:r></w:p><w:p><w:pPr><w:shd w:val="clear" w:color="auto" w:fill="F8FAFC"/><w:spacing w:before="0" w:after="0" w:line="200" w:lineRule="auto"/><w:ind w:left="80" w:right="80"/></w:pPr><w:r><w:rPr><w:rFonts w:ascii="Consolas" w:hAnsi="Consolas"/><w:sz w:val="15"/><w:color w:val="0F172A"/></w:rPr><w:t xml:space="preserve">    is_prime[0] = is_prime[1] = false;</w:t></w:r></w:p><w:p><w:pPr><w:shd w:val="clear" w:color="auto" w:fill="F8FAFC"/><w:spacing w:before="0" w:after="0" w:line="200" w:lineRule="auto"/><w:ind w:left="80" w:right="80"/></w:pPr><w:r><w:rPr><w:rFonts w:ascii="Consolas" w:hAnsi="Consolas"/><w:sz w:val="15"/><w:color w:val="0F172A"/></w:rPr><w:t xml:space="preserve">    for (int i = 2; i * i &lt;= n; i++) {</w:t></w:r></w:p><w:p><w:pPr><w:shd w:val="clear" w:color="auto" w:fill="F8FAFC"/><w:spacing w:before="0" w:after="0" w:line="200" w:lineRule="auto"/><w:ind w:left="80" w:right="80"/></w:pPr><w:r><w:rPr><w:rFonts w:ascii="Consolas" w:hAnsi="Consolas"/><w:sz w:val="15"/><w:color w:val="0F172A"/></w:rPr><w:t xml:space="preserve">        if (is_prime[i]) {</w:t></w:r></w:p><w:p><w:pPr><w:shd w:val="clear" w:color="auto" w:fill="F8FAFC"/><w:spacing w:before="0" w:after="0" w:line="200" w:lineRule="auto"/><w:ind w:left="80" w:right="80"/></w:pPr><w:r><w:rPr><w:rFonts w:ascii="Consolas" w:hAnsi="Consolas"/><w:sz w:val="15"/><w:color w:val="0F172A"/></w:rPr><w:t xml:space="preserve">            for (int j = i * i; j &lt;= n; j += i)</w:t></w:r></w:p><w:p><w:pPr><w:shd w:val="clear" w:color="auto" w:fill="F8FAFC"/><w:spacing w:before="0" w:after="0" w:line="200" w:lineRule="auto"/><w:ind w:left="80" w:right="80"/></w:pPr><w:r><w:rPr><w:rFonts w:ascii="Consolas" w:hAnsi="Consolas"/><w:sz w:val="15"/><w:color w:val="0F172A"/></w:rPr><w:t xml:space="preserve">                is_prime[j] = false;</w:t></w:r></w:p><w:p><w:pPr><w:shd w:val="clear" w:color="auto" w:fill="F8FAFC"/><w:spacing w:before="0" w:after="0" w:line="200" w:lineRule="auto"/><w:ind w:left="80" w:right="80"/></w:pPr><w:r><w:rPr><w:rFonts w:ascii="Consolas" w:hAnsi="Consolas"/><w:sz w:val="15"/><w:color w:val="0F172A"/></w:rPr><w:t xml:space="preserve">        }</w:t></w:r></w:p><w:p><w:pPr><w:shd w:val="clear" w:color="auto" w:fill="F8FAFC"/><w:spacing w:before="0" w:after="0" w:line="200" w:lineRule="auto"/><w:ind w:left="80" w:right="80"/></w:pPr><w:r><w:rPr><w:rFonts w:ascii="Consolas" w:hAnsi="Consolas"/><w:sz w:val="15"/><w:color w:val="0F172A"/></w:rPr><w:t xml:space="preserve">    }</w:t></w:r></w:p><w:p><w:pPr><w:shd w:val="clear" w:color="auto" w:fill="F8FAFC"/><w:spacing w:before="0" w:after="0" w:line="200" w:lineRule="auto"/><w:ind w:left="80" w:right="80"/></w:pPr><w:r><w:rPr><w:rFonts w:ascii="Consolas" w:hAnsi="Consolas"/><w:sz w:val="15"/><w:color w:val="0F172A"/></w:rPr><w:t xml:space="preserve">    primes.clear();</w:t></w:r></w:p><w:p><w:pPr><w:shd w:val="clear" w:color="auto" w:fill="F8FAFC"/><w:spacing w:before="0" w:after="0" w:line="200" w:lineRule="auto"/><w:ind w:left="80" w:right="80"/></w:pPr><w:r><w:rPr><w:rFonts w:ascii="Consolas" w:hAnsi="Consolas"/><w:sz w:val="15"/><w:color w:val="0F172A"/></w:rPr><w:t xml:space="preserve">    for (int i = 2; i &lt;= n; i++) {</w:t></w:r></w:p><w:p><w:pPr><w:shd w:val="clear" w:color="auto" w:fill="F8FAFC"/><w:spacing w:before="0" w:after="0" w:line="200" w:lineRule="auto"/><w:ind w:left="80" w:right="80"/></w:pPr><w:r><w:rPr><w:rFonts w:ascii="Consolas" w:hAnsi="Consolas"/><w:sz w:val="15"/><w:color w:val="0F172A"/></w:rPr><w:t xml:space="preserve">        if (is_prime[i]) primes.push_back(i);</w:t></w:r></w:p><w:p><w:pPr><w:shd w:val="clear" w:color="auto" w:fill="F8FAFC"/><w:spacing w:before="0" w:after="0" w:line="200" w:lineRule="auto"/><w:ind w:left="80" w:right="80"/></w:pPr><w:r><w:rPr><w:rFonts w:ascii="Consolas" w:hAnsi="Consolas"/><w:sz w:val="15"/><w:color w:val="0F172A"/></w:rPr><w:t xml:space="preserve">    }</w:t></w:r></w:p><w:p><w:pPr><w:shd w:val="clear" w:color="auto" w:fill="F8FAFC"/><w:spacing w:before="0" w:after="0" w:line="200" w:lineRule="auto"/><w:ind w:left="80" w:right="80"/></w:pPr><w:r><w:rPr><w:rFonts w:ascii="Consolas" w:hAnsi="Consolas"/><w:sz w:val="15"/><w:color w:val="0F172A"/></w:rPr><w:t xml:space="preserve">}</w:t></w:r></w:p><w:p><w:pPr><w:pStyle w:val="Heading3"/></w:pPr><w:r><w:rPr><w:b/><w:sz w:val="19"/><w:color w:val="0369A1"/></w:rPr><w:t>3.4 Binary Exponentiation with Modulo ($a^b \pmod m$)</w:t></w:r></w:p><w:p><w:pPr><w:ind w:left="200"/><w:spacing w:after="20"/></w:pPr><w:r><w:rPr><w:color w:val="2563EB"/></w:rPr><w:t xml:space="preserve">â€¢ </w:t></w:r><w:r><w:t>**Trigger Prefix:** `binExpoMod`</w:t></w:r></w:p><w:p><w:pPr><w:ind w:left="200"/><w:spacing w:after="20"/></w:pPr><w:r><w:rPr><w:color w:val="2563EB"/></w:rPr><w:t xml:space="preserve">â€¢ </w:t></w:r><w:r><w:t>**Time Complexity:** $O(\log b)$</w:t></w:r></w:p><w:p><w:pPr><w:shd w:val="clear" w:color="auto" w:fill="F8FAFC"/><w:spacing w:before="0" w:after="0" w:line="200" w:lineRule="auto"/><w:ind w:left="80" w:right="80"/></w:pPr><w:r><w:rPr><w:rFonts w:ascii="Consolas" w:hAnsi="Consolas"/><w:sz w:val="15"/><w:color w:val="0F172A"/></w:rPr><w:t xml:space="preserve">long long binpow(long long a, long long b, long long m) {</w:t></w:r></w:p><w:p><w:pPr><w:shd w:val="clear" w:color="auto" w:fill="F8FAFC"/><w:spacing w:before="0" w:after="0" w:line="200" w:lineRule="auto"/><w:ind w:left="80" w:right="80"/></w:pPr><w:r><w:rPr><w:rFonts w:ascii="Consolas" w:hAnsi="Consolas"/><w:sz w:val="15"/><w:color w:val="0F172A"/></w:rPr><w:t xml:space="preserve">    a %= m;</w:t></w:r></w:p><w:p><w:pPr><w:shd w:val="clear" w:color="auto" w:fill="F8FAFC"/><w:spacing w:before="0" w:after="0" w:line="200" w:lineRule="auto"/><w:ind w:left="80" w:right="80"/></w:pPr><w:r><w:rPr><w:rFonts w:ascii="Consolas" w:hAnsi="Consolas"/><w:sz w:val="15"/><w:color w:val="0F172A"/></w:rPr><w:t xml:space="preserve">    long long res = 1;</w:t></w:r></w:p><w:p><w:pPr><w:shd w:val="clear" w:color="auto" w:fill="F8FAFC"/><w:spacing w:before="0" w:after="0" w:line="200" w:lineRule="auto"/><w:ind w:left="80" w:right="80"/></w:pPr><w:r><w:rPr><w:rFonts w:ascii="Consolas" w:hAnsi="Consolas"/><w:sz w:val="15"/><w:color w:val="0F172A"/></w:rPr><w:t xml:space="preserve">    while (b &gt; 0) {</w:t></w:r></w:p><w:p><w:pPr><w:shd w:val="clear" w:color="auto" w:fill="F8FAFC"/><w:spacing w:before="0" w:after="0" w:line="200" w:lineRule="auto"/><w:ind w:left="80" w:right="80"/></w:pPr><w:r><w:rPr><w:rFonts w:ascii="Consolas" w:hAnsi="Consolas"/><w:sz w:val="15"/><w:color w:val="0F172A"/></w:rPr><w:t xml:space="preserve">        if (b &amp; 1)</w:t></w:r></w:p><w:p><w:pPr><w:shd w:val="clear" w:color="auto" w:fill="F8FAFC"/><w:spacing w:before="0" w:after="0" w:line="200" w:lineRule="auto"/><w:ind w:left="80" w:right="80"/></w:pPr><w:r><w:rPr><w:rFonts w:ascii="Consolas" w:hAnsi="Consolas"/><w:sz w:val="15"/><w:color w:val="0F172A"/></w:rPr><w:t xml:space="preserve">            res = res * a % m;</w:t></w:r></w:p><w:p><w:pPr><w:shd w:val="clear" w:color="auto" w:fill="F8FAFC"/><w:spacing w:before="0" w:after="0" w:line="200" w:lineRule="auto"/><w:ind w:left="80" w:right="80"/></w:pPr><w:r><w:rPr><w:rFonts w:ascii="Consolas" w:hAnsi="Consolas"/><w:sz w:val="15"/><w:color w:val="0F172A"/></w:rPr><w:t xml:space="preserve">        a = a * a % m;</w:t></w:r></w:p><w:p><w:pPr><w:shd w:val="clear" w:color="auto" w:fill="F8FAFC"/><w:spacing w:before="0" w:after="0" w:line="200" w:lineRule="auto"/><w:ind w:left="80" w:right="80"/></w:pPr><w:r><w:rPr><w:rFonts w:ascii="Consolas" w:hAnsi="Consolas"/><w:sz w:val="15"/><w:color w:val="0F172A"/></w:rPr><w:t xml:space="preserve">        b &gt;&gt;= 1;</w:t></w:r></w:p><w:p><w:pPr><w:shd w:val="clear" w:color="auto" w:fill="F8FAFC"/><w:spacing w:before="0" w:after="0" w:line="200" w:lineRule="auto"/><w:ind w:left="80" w:right="80"/></w:pPr><w:r><w:rPr><w:rFonts w:ascii="Consolas" w:hAnsi="Consolas"/><w:sz w:val="15"/><w:color w:val="0F172A"/></w:rPr><w:t xml:space="preserve">    }</w:t></w:r></w:p><w:p><w:pPr><w:shd w:val="clear" w:color="auto" w:fill="F8FAFC"/><w:spacing w:before="0" w:after="0" w:line="200" w:lineRule="auto"/><w:ind w:left="80" w:right="80"/></w:pPr><w:r><w:rPr><w:rFonts w:ascii="Consolas" w:hAnsi="Consolas"/><w:sz w:val="15"/><w:color w:val="0F172A"/></w:rPr><w:t xml:space="preserve">    return res;</w:t></w:r></w:p><w:p><w:pPr><w:shd w:val="clear" w:color="auto" w:fill="F8FAFC"/><w:spacing w:before="0" w:after="0" w:line="200" w:lineRule="auto"/><w:ind w:left="80" w:right="80"/></w:pPr><w:r><w:rPr><w:rFonts w:ascii="Consolas" w:hAnsi="Consolas"/><w:sz w:val="15"/><w:color w:val="0F172A"/></w:rPr><w:t xml:space="preserve">}</w:t></w:r></w:p><w:p><w:pPr><w:pStyle w:val="Heading3"/></w:pPr><w:r><w:rPr><w:b/><w:sz w:val="19"/><w:color w:val="0369A1"/></w:rPr><w:t>3.5 Binary Exponentiation Standard ($a^b$)</w:t></w:r></w:p><w:p><w:pPr><w:ind w:left="200"/><w:spacing w:after="20"/></w:pPr><w:r><w:rPr><w:color w:val="2563EB"/></w:rPr><w:t xml:space="preserve">â€¢ </w:t></w:r><w:r><w:t>**Trigger Prefix:** `binExpo`</w:t></w:r></w:p><w:p><w:pPr><w:ind w:left="200"/><w:spacing w:after="20"/></w:pPr><w:r><w:rPr><w:color w:val="2563EB"/></w:rPr><w:t xml:space="preserve">â€¢ </w:t></w:r><w:r><w:t>**Time Complexity:** $O(\log b)$</w:t></w:r></w:p><w:p><w:pPr><w:shd w:val="clear" w:color="auto" w:fill="F8FAFC"/><w:spacing w:before="0" w:after="0" w:line="200" w:lineRule="auto"/><w:ind w:left="80" w:right="80"/></w:pPr><w:r><w:rPr><w:rFonts w:ascii="Consolas" w:hAnsi="Consolas"/><w:sz w:val="15"/><w:color w:val="0F172A"/></w:rPr><w:t xml:space="preserve">long long binpow(long long a, long long b) {</w:t></w:r></w:p><w:p><w:pPr><w:shd w:val="clear" w:color="auto" w:fill="F8FAFC"/><w:spacing w:before="0" w:after="0" w:line="200" w:lineRule="auto"/><w:ind w:left="80" w:right="80"/></w:pPr><w:r><w:rPr><w:rFonts w:ascii="Consolas" w:hAnsi="Consolas"/><w:sz w:val="15"/><w:color w:val="0F172A"/></w:rPr><w:t xml:space="preserve">    long long res = 1;</w:t></w:r></w:p><w:p><w:pPr><w:shd w:val="clear" w:color="auto" w:fill="F8FAFC"/><w:spacing w:before="0" w:after="0" w:line="200" w:lineRule="auto"/><w:ind w:left="80" w:right="80"/></w:pPr><w:r><w:rPr><w:rFonts w:ascii="Consolas" w:hAnsi="Consolas"/><w:sz w:val="15"/><w:color w:val="0F172A"/></w:rPr><w:t xml:space="preserve">    while (b &gt; 0) {</w:t></w:r></w:p><w:p><w:pPr><w:shd w:val="clear" w:color="auto" w:fill="F8FAFC"/><w:spacing w:before="0" w:after="0" w:line="200" w:lineRule="auto"/><w:ind w:left="80" w:right="80"/></w:pPr><w:r><w:rPr><w:rFonts w:ascii="Consolas" w:hAnsi="Consolas"/><w:sz w:val="15"/><w:color w:val="0F172A"/></w:rPr><w:t xml:space="preserve">        if (b &amp; 1)</w:t></w:r></w:p><w:p><w:pPr><w:shd w:val="clear" w:color="auto" w:fill="F8FAFC"/><w:spacing w:before="0" w:after="0" w:line="200" w:lineRule="auto"/><w:ind w:left="80" w:right="80"/></w:pPr><w:r><w:rPr><w:rFonts w:ascii="Consolas" w:hAnsi="Consolas"/><w:sz w:val="15"/><w:color w:val="0F172A"/></w:rPr><w:t xml:space="preserve">            res = res * a;</w:t></w:r></w:p><w:p><w:pPr><w:shd w:val="clear" w:color="auto" w:fill="F8FAFC"/><w:spacing w:before="0" w:after="0" w:line="200" w:lineRule="auto"/><w:ind w:left="80" w:right="80"/></w:pPr><w:r><w:rPr><w:rFonts w:ascii="Consolas" w:hAnsi="Consolas"/><w:sz w:val="15"/><w:color w:val="0F172A"/></w:rPr><w:t xml:space="preserve">        a = a * a;</w:t></w:r></w:p><w:p><w:pPr><w:shd w:val="clear" w:color="auto" w:fill="F8FAFC"/><w:spacing w:before="0" w:after="0" w:line="200" w:lineRule="auto"/><w:ind w:left="80" w:right="80"/></w:pPr><w:r><w:rPr><w:rFonts w:ascii="Consolas" w:hAnsi="Consolas"/><w:sz w:val="15"/><w:color w:val="0F172A"/></w:rPr><w:t xml:space="preserve">        b &gt;&gt;= 1;</w:t></w:r></w:p><w:p><w:pPr><w:shd w:val="clear" w:color="auto" w:fill="F8FAFC"/><w:spacing w:before="0" w:after="0" w:line="200" w:lineRule="auto"/><w:ind w:left="80" w:right="80"/></w:pPr><w:r><w:rPr><w:rFonts w:ascii="Consolas" w:hAnsi="Consolas"/><w:sz w:val="15"/><w:color w:val="0F172A"/></w:rPr><w:t xml:space="preserve">    }</w:t></w:r></w:p><w:p><w:pPr><w:shd w:val="clear" w:color="auto" w:fill="F8FAFC"/><w:spacing w:before="0" w:after="0" w:line="200" w:lineRule="auto"/><w:ind w:left="80" w:right="80"/></w:pPr><w:r><w:rPr><w:rFonts w:ascii="Consolas" w:hAnsi="Consolas"/><w:sz w:val="15"/><w:color w:val="0F172A"/></w:rPr><w:t xml:space="preserve">    return res;</w:t></w:r></w:p><w:p><w:pPr><w:shd w:val="clear" w:color="auto" w:fill="F8FAFC"/><w:spacing w:before="0" w:after="0" w:line="200" w:lineRule="auto"/><w:ind w:left="80" w:right="80"/></w:pPr><w:r><w:rPr><w:rFonts w:ascii="Consolas" w:hAnsi="Consolas"/><w:sz w:val="15"/><w:color w:val="0F172A"/></w:rPr><w:t xml:space="preserve">}</w:t></w:r></w:p><w:p><w:pPr><w:pStyle w:val="Heading3"/></w:pPr><w:r><w:rPr><w:b/><w:sz w:val="19"/><w:color w:val="0369A1"/></w:rPr><w:t>3.6 Count Total Set Bits (1s) from 0 to N</w:t></w:r></w:p><w:p><w:pPr><w:ind w:left="200"/><w:spacing w:after="20"/></w:pPr><w:r><w:rPr><w:color w:val="2563EB"/></w:rPr><w:t xml:space="preserve">â€¢ </w:t></w:r><w:r><w:t>**Trigger Prefix:** `numofonef`</w:t></w:r></w:p><w:p><w:pPr><w:ind w:left="200"/><w:spacing w:after="20"/></w:pPr><w:r><w:rPr><w:color w:val="2563EB"/></w:rPr><w:t xml:space="preserve">â€¢ </w:t></w:r><w:r><w:t>**Time Complexity:** $O(\log N)$</w:t></w:r></w:p><w:p><w:pPr><w:ind w:left="200"/><w:spacing w:after="20"/></w:pPr><w:r><w:rPr><w:color w:val="2563EB"/></w:rPr><w:t xml:space="preserve">â€¢ </w:t></w:r><w:r><w:t>**Purpose:** Counts the total number of set bits (&apos;1&apos;s) across all integers in $[0, n]$.</w:t></w:r></w:p><w:p><w:pPr><w:shd w:val="clear" w:color="auto" w:fill="F8FAFC"/><w:spacing w:before="0" w:after="0" w:line="200" w:lineRule="auto"/><w:ind w:left="80" w:right="80"/></w:pPr><w:r><w:rPr><w:rFonts w:ascii="Consolas" w:hAnsi="Consolas"/><w:sz w:val="15"/><w:color w:val="0F172A"/></w:rPr><w:t xml:space="preserve">int numofone(int n)</w:t></w:r></w:p><w:p><w:pPr><w:shd w:val="clear" w:color="auto" w:fill="F8FAFC"/><w:spacing w:before="0" w:after="0" w:line="200" w:lineRule="auto"/><w:ind w:left="80" w:right="80"/></w:pPr><w:r><w:rPr><w:rFonts w:ascii="Consolas" w:hAnsi="Consolas"/><w:sz w:val="15"/><w:color w:val="0F172A"/></w:rPr><w:t xml:space="preserve">{</w:t></w:r></w:p><w:p><w:pPr><w:shd w:val="clear" w:color="auto" w:fill="F8FAFC"/><w:spacing w:before="0" w:after="0" w:line="200" w:lineRule="auto"/><w:ind w:left="80" w:right="80"/></w:pPr><w:r><w:rPr><w:rFonts w:ascii="Consolas" w:hAnsi="Consolas"/><w:sz w:val="15"/><w:color w:val="0F172A"/></w:rPr><w:t xml:space="preserve">    int ans = 0;</w:t></w:r></w:p><w:p><w:pPr><w:shd w:val="clear" w:color="auto" w:fill="F8FAFC"/><w:spacing w:before="0" w:after="0" w:line="200" w:lineRule="auto"/><w:ind w:left="80" w:right="80"/></w:pPr><w:r><w:rPr><w:rFonts w:ascii="Consolas" w:hAnsi="Consolas"/><w:sz w:val="15"/><w:color w:val="0F172A"/></w:rPr><w:t xml:space="preserve">    for (int i = 0; (1ULL &lt;&lt; i) &lt;= n; i++)</w:t></w:r></w:p><w:p><w:pPr><w:shd w:val="clear" w:color="auto" w:fill="F8FAFC"/><w:spacing w:before="0" w:after="0" w:line="200" w:lineRule="auto"/><w:ind w:left="80" w:right="80"/></w:pPr><w:r><w:rPr><w:rFonts w:ascii="Consolas" w:hAnsi="Consolas"/><w:sz w:val="15"/><w:color w:val="0F172A"/></w:rPr><w:t xml:space="preserve">    {</w:t></w:r></w:p><w:p><w:pPr><w:shd w:val="clear" w:color="auto" w:fill="F8FAFC"/><w:spacing w:before="0" w:after="0" w:line="200" w:lineRule="auto"/><w:ind w:left="80" w:right="80"/></w:pPr><w:r><w:rPr><w:rFonts w:ascii="Consolas" w:hAnsi="Consolas"/><w:sz w:val="15"/><w:color w:val="0F172A"/></w:rPr><w:t xml:space="preserve">        int vag = 1ULL &lt;&lt; (i + 1);</w:t></w:r></w:p><w:p><w:pPr><w:shd w:val="clear" w:color="auto" w:fill="F8FAFC"/><w:spacing w:before="0" w:after="0" w:line="200" w:lineRule="auto"/><w:ind w:left="80" w:right="80"/></w:pPr><w:r><w:rPr><w:rFonts w:ascii="Consolas" w:hAnsi="Consolas"/><w:sz w:val="15"/><w:color w:val="0F172A"/></w:rPr><w:t xml:space="preserve">        int arektavag = (n + 1) / vag;</w:t></w:r></w:p><w:p><w:pPr><w:shd w:val="clear" w:color="auto" w:fill="F8FAFC"/><w:spacing w:before="0" w:after="0" w:line="200" w:lineRule="auto"/><w:ind w:left="80" w:right="80"/></w:pPr><w:r><w:rPr><w:rFonts w:ascii="Consolas" w:hAnsi="Consolas"/><w:sz w:val="15"/><w:color w:val="0F172A"/></w:rPr><w:t xml:space="preserve">        ans += (arektavag * (vag &gt;&gt; 1ULL));</w:t></w:r></w:p><w:p><w:pPr><w:shd w:val="clear" w:color="auto" w:fill="F8FAFC"/><w:spacing w:before="0" w:after="0" w:line="200" w:lineRule="auto"/><w:ind w:left="80" w:right="80"/></w:pPr><w:r><w:rPr><w:rFonts w:ascii="Consolas" w:hAnsi="Consolas"/><w:sz w:val="15"/><w:color w:val="0F172A"/></w:rPr><w:t xml:space="preserve">        int obos = (n + 1) % vag;</w:t></w:r></w:p><w:p><w:pPr><w:shd w:val="clear" w:color="auto" w:fill="F8FAFC"/><w:spacing w:before="0" w:after="0" w:line="200" w:lineRule="auto"/><w:ind w:left="80" w:right="80"/></w:pPr><w:r><w:rPr><w:rFonts w:ascii="Consolas" w:hAnsi="Consolas"/><w:sz w:val="15"/><w:color w:val="0F172A"/></w:rPr><w:t xml:space="preserve">        if (obos &gt; (vag &gt;&gt; 1ULL))</w:t></w:r></w:p><w:p><w:pPr><w:shd w:val="clear" w:color="auto" w:fill="F8FAFC"/><w:spacing w:before="0" w:after="0" w:line="200" w:lineRule="auto"/><w:ind w:left="80" w:right="80"/></w:pPr><w:r><w:rPr><w:rFonts w:ascii="Consolas" w:hAnsi="Consolas"/><w:sz w:val="15"/><w:color w:val="0F172A"/></w:rPr><w:t xml:space="preserve">        {</w:t></w:r></w:p><w:p><w:pPr><w:shd w:val="clear" w:color="auto" w:fill="F8FAFC"/><w:spacing w:before="0" w:after="0" w:line="200" w:lineRule="auto"/><w:ind w:left="80" w:right="80"/></w:pPr><w:r><w:rPr><w:rFonts w:ascii="Consolas" w:hAnsi="Consolas"/><w:sz w:val="15"/><w:color w:val="0F172A"/></w:rPr><w:t xml:space="preserve">            ans += ((obos) - (vag &gt;&gt; 1ULL));</w:t></w:r></w:p><w:p><w:pPr><w:shd w:val="clear" w:color="auto" w:fill="F8FAFC"/><w:spacing w:before="0" w:after="0" w:line="200" w:lineRule="auto"/><w:ind w:left="80" w:right="80"/></w:pPr><w:r><w:rPr><w:rFonts w:ascii="Consolas" w:hAnsi="Consolas"/><w:sz w:val="15"/><w:color w:val="0F172A"/></w:rPr><w:t xml:space="preserve">        }</w:t></w:r></w:p><w:p><w:pPr><w:shd w:val="clear" w:color="auto" w:fill="F8FAFC"/><w:spacing w:before="0" w:after="0" w:line="200" w:lineRule="auto"/><w:ind w:left="80" w:right="80"/></w:pPr><w:r><w:rPr><w:rFonts w:ascii="Consolas" w:hAnsi="Consolas"/><w:sz w:val="15"/><w:color w:val="0F172A"/></w:rPr><w:t xml:space="preserve">        if (arektavag == 0)</w:t></w:r></w:p><w:p><w:pPr><w:shd w:val="clear" w:color="auto" w:fill="F8FAFC"/><w:spacing w:before="0" w:after="0" w:line="200" w:lineRule="auto"/><w:ind w:left="80" w:right="80"/></w:pPr><w:r><w:rPr><w:rFonts w:ascii="Consolas" w:hAnsi="Consolas"/><w:sz w:val="15"/><w:color w:val="0F172A"/></w:rPr><w:t xml:space="preserve">            break;</w:t></w:r></w:p><w:p><w:pPr><w:shd w:val="clear" w:color="auto" w:fill="F8FAFC"/><w:spacing w:before="0" w:after="0" w:line="200" w:lineRule="auto"/><w:ind w:left="80" w:right="80"/></w:pPr><w:r><w:rPr><w:rFonts w:ascii="Consolas" w:hAnsi="Consolas"/><w:sz w:val="15"/><w:color w:val="0F172A"/></w:rPr><w:t xml:space="preserve">    }</w:t></w:r></w:p><w:p><w:pPr><w:shd w:val="clear" w:color="auto" w:fill="F8FAFC"/><w:spacing w:before="0" w:after="0" w:line="200" w:lineRule="auto"/><w:ind w:left="80" w:right="80"/></w:pPr><w:r><w:rPr><w:rFonts w:ascii="Consolas" w:hAnsi="Consolas"/><w:sz w:val="15"/><w:color w:val="0F172A"/></w:rPr><w:t xml:space="preserve">    return ans;</w:t></w:r></w:p><w:p><w:pPr><w:shd w:val="clear" w:color="auto" w:fill="F8FAFC"/><w:spacing w:before="0" w:after="0" w:line="200" w:lineRule="auto"/><w:ind w:left="80" w:right="80"/></w:pPr><w:r><w:rPr><w:rFonts w:ascii="Consolas" w:hAnsi="Consolas"/><w:sz w:val="15"/><w:color w:val="0F172A"/></w:rPr><w:t xml:space="preserve">}</w:t></w:r></w:p><w:p><w:pPr><w:pStyle w:val="Heading3"/></w:pPr><w:r><w:rPr><w:b/><w:sz w:val="19"/><w:color w:val="0369A1"/></w:rPr><w:t>3.7 Extended GCD &amp; Modular Inverse</w:t></w:r></w:p><w:p><w:pPr><w:ind w:left="200"/><w:spacing w:after="20"/></w:pPr><w:r><w:rPr><w:color w:val="2563EB"/></w:rPr><w:t xml:space="preserve">â€¢ </w:t></w:r><w:r><w:t>**Time Complexity:** $O(\log(\min(a, b)))$</w:t></w:r></w:p><w:p><w:pPr><w:shd w:val="clear" w:color="auto" w:fill="F8FAFC"/><w:spacing w:before="0" w:after="0" w:line="200" w:lineRule="auto"/><w:ind w:left="80" w:right="80"/></w:pPr><w:r><w:rPr><w:rFonts w:ascii="Consolas" w:hAnsi="Consolas"/><w:sz w:val="15"/><w:color w:val="0F172A"/></w:rPr><w:t xml:space="preserve">pair&lt;int, int&gt; ext_gcd(int a, int b) {</w:t></w:r></w:p><w:p><w:pPr><w:shd w:val="clear" w:color="auto" w:fill="F8FAFC"/><w:spacing w:before="0" w:after="0" w:line="200" w:lineRule="auto"/><w:ind w:left="80" w:right="80"/></w:pPr><w:r><w:rPr><w:rFonts w:ascii="Consolas" w:hAnsi="Consolas"/><w:sz w:val="15"/><w:color w:val="0F172A"/></w:rPr><w:t xml:space="preserve">    if (b == 0) return {1, 0};</w:t></w:r></w:p><w:p><w:pPr><w:shd w:val="clear" w:color="auto" w:fill="F8FAFC"/><w:spacing w:before="0" w:after="0" w:line="200" w:lineRule="auto"/><w:ind w:left="80" w:right="80"/></w:pPr><w:r><w:rPr><w:rFonts w:ascii="Consolas" w:hAnsi="Consolas"/><w:sz w:val="15"/><w:color w:val="0F172A"/></w:rPr><w:t xml:space="preserve">    auto [x1, y1] = ext_gcd(b, a % b);</w:t></w:r></w:p><w:p><w:pPr><w:shd w:val="clear" w:color="auto" w:fill="F8FAFC"/><w:spacing w:before="0" w:after="0" w:line="200" w:lineRule="auto"/><w:ind w:left="80" w:right="80"/></w:pPr><w:r><w:rPr><w:rFonts w:ascii="Consolas" w:hAnsi="Consolas"/><w:sz w:val="15"/><w:color w:val="0F172A"/></w:rPr><w:t xml:space="preserve">    return {y1, x1 - y1 * (a / b)};</w:t></w:r></w:p><w:p><w:pPr><w:shd w:val="clear" w:color="auto" w:fill="F8FAFC"/><w:spacing w:before="0" w:after="0" w:line="200" w:lineRule="auto"/><w:ind w:left="80" w:right="80"/></w:pPr><w:r><w:rPr><w:rFonts w:ascii="Consolas" w:hAnsi="Consolas"/><w:sz w:val="15"/><w:color w:val="0F172A"/></w:rPr><w:t xml:space="preserve">}</w:t></w:r></w:p><w:p><w:pPr><w:shd w:val="clear" w:color="auto" w:fill="F8FAFC"/><w:spacing w:before="0" w:after="0" w:line="200" w:lineRule="auto"/><w:ind w:left="80" w:right="80"/></w:pPr><w:r><w:rPr><w:rFonts w:ascii="Consolas" w:hAnsi="Consolas"/><w:sz w:val="15"/><w:color w:val="0F172A"/></w:rPr><w:t xml:space="preserve"></w:t></w:r></w:p><w:p><w:pPr><w:shd w:val="clear" w:color="auto" w:fill="F8FAFC"/><w:spacing w:before="0" w:after="0" w:line="200" w:lineRule="auto"/><w:ind w:left="80" w:right="80"/></w:pPr><w:r><w:rPr><w:rFonts w:ascii="Consolas" w:hAnsi="Consolas"/><w:sz w:val="15"/><w:color w:val="0F172A"/></w:rPr><w:t xml:space="preserve">int mod_inverse(int a, int m) {</w:t></w:r></w:p><w:p><w:pPr><w:shd w:val="clear" w:color="auto" w:fill="F8FAFC"/><w:spacing w:before="0" w:after="0" w:line="200" w:lineRule="auto"/><w:ind w:left="80" w:right="80"/></w:pPr><w:r><w:rPr><w:rFonts w:ascii="Consolas" w:hAnsi="Consolas"/><w:sz w:val="15"/><w:color w:val="0F172A"/></w:rPr><w:t xml:space="preserve">    auto [x, y] = ext_gcd(a, m);</w:t></w:r></w:p><w:p><w:pPr><w:shd w:val="clear" w:color="auto" w:fill="F8FAFC"/><w:spacing w:before="0" w:after="0" w:line="200" w:lineRule="auto"/><w:ind w:left="80" w:right="80"/></w:pPr><w:r><w:rPr><w:rFonts w:ascii="Consolas" w:hAnsi="Consolas"/><w:sz w:val="15"/><w:color w:val="0F172A"/></w:rPr><w:t xml:space="preserve">    return (x % m + m) % m;</w:t></w:r></w:p><w:p><w:pPr><w:shd w:val="clear" w:color="auto" w:fill="F8FAFC"/><w:spacing w:before="0" w:after="0" w:line="200" w:lineRule="auto"/><w:ind w:left="80" w:right="80"/></w:pPr><w:r><w:rPr><w:rFonts w:ascii="Consolas" w:hAnsi="Consolas"/><w:sz w:val="15"/><w:color w:val="0F172A"/></w:rPr><w:t xml:space="preserve">}</w:t></w:r></w:p><w:p><w:pPr><w:pStyle w:val="Heading3"/></w:pPr><w:r><w:rPr><w:b/><w:sz w:val="19"/><w:color w:val="0369A1"/></w:rPr><w:t>3.8 Numerically Stable Quadratic Equation Solver</w:t></w:r></w:p><w:p><w:pPr><w:ind w:left="200"/><w:spacing w:after="20"/></w:pPr><w:r><w:rPr><w:color w:val="2563EB"/></w:rPr><w:t xml:space="preserve">â€¢ </w:t></w:r><w:r><w:t>**Trigger Prefix:** `quadf`</w:t></w:r></w:p><w:p><w:pPr><w:ind w:left="200"/><w:spacing w:after="20"/></w:pPr><w:r><w:rPr><w:color w:val="2563EB"/></w:rPr><w:t xml:space="preserve">â€¢ </w:t></w:r><w:r><w:t>**Time Complexity:** $O(1)$</w:t></w:r></w:p><w:p><w:pPr><w:ind w:left="200"/><w:spacing w:after="20"/></w:pPr><w:r><w:rPr><w:color w:val="2563EB"/></w:rPr><w:t xml:space="preserve">â€¢ </w:t></w:r><w:r><w:t>**Algorithm:** Citardauq formula $q = -0.5 \cdot (b + \text{copysign}(\sqrt{D}, b))$ avoids catastrophic floating-point cancellation when $b \approx \sqrt{b^2 - 4ac}$.</w:t></w:r></w:p><w:p><w:pPr><w:ind w:left="200"/><w:spacing w:after="20"/></w:pPr><w:r><w:rPr><w:color w:val="2563EB"/></w:rPr><w:t xml:space="preserve">â€¢ </w:t></w:r><w:r><w:t>**Handles:** Degenerate linear cases ($a = 0$), repeated roots ($D = 0$), and no real roots ($D &lt; 0$).</w:t></w:r></w:p><w:p><w:pPr><w:shd w:val="clear" w:color="auto" w:fill="F8FAFC"/><w:spacing w:before="0" w:after="0" w:line="200" w:lineRule="auto"/><w:ind w:left="80" w:right="80"/></w:pPr><w:r><w:rPr><w:rFonts w:ascii="Consolas" w:hAnsi="Consolas"/><w:sz w:val="15"/><w:color w:val="0F172A"/></w:rPr><w:t xml:space="preserve">using ld = long double;</w:t></w:r></w:p><w:p><w:pPr><w:shd w:val="clear" w:color="auto" w:fill="F8FAFC"/><w:spacing w:before="0" w:after="0" w:line="200" w:lineRule="auto"/><w:ind w:left="80" w:right="80"/></w:pPr><w:r><w:rPr><w:rFonts w:ascii="Consolas" w:hAnsi="Consolas"/><w:sz w:val="15"/><w:color w:val="0F172A"/></w:rPr><w:t xml:space="preserve">const ld EPS = 1e-12;</w:t></w:r></w:p><w:p><w:pPr><w:shd w:val="clear" w:color="auto" w:fill="F8FAFC"/><w:spacing w:before="0" w:after="0" w:line="200" w:lineRule="auto"/><w:ind w:left="80" w:right="80"/></w:pPr><w:r><w:rPr><w:rFonts w:ascii="Consolas" w:hAnsi="Consolas"/><w:sz w:val="15"/><w:color w:val="0F172A"/></w:rPr><w:t xml:space="preserve"></w:t></w:r></w:p><w:p><w:pPr><w:shd w:val="clear" w:color="auto" w:fill="F8FAFC"/><w:spacing w:before="0" w:after="0" w:line="200" w:lineRule="auto"/><w:ind w:left="80" w:right="80"/></w:pPr><w:r><w:rPr><w:rFonts w:ascii="Consolas" w:hAnsi="Consolas"/><w:sz w:val="15"/><w:color w:val="0F172A"/></w:rPr><w:t xml:space="preserve">void solve_quadratic(ld a, ld b, ld c) {</w:t></w:r></w:p><w:p><w:pPr><w:shd w:val="clear" w:color="auto" w:fill="F8FAFC"/><w:spacing w:before="0" w:after="0" w:line="200" w:lineRule="auto"/><w:ind w:left="80" w:right="80"/></w:pPr><w:r><w:rPr><w:rFonts w:ascii="Consolas" w:hAnsi="Consolas"/><w:sz w:val="15"/><w:color w:val="0F172A"/></w:rPr><w:t xml:space="preserve">    cout &lt;&lt; fixed &lt;&lt; setprecision(12);</w:t></w:r></w:p><w:p><w:pPr><w:shd w:val="clear" w:color="auto" w:fill="F8FAFC"/><w:spacing w:before="0" w:after="0" w:line="200" w:lineRule="auto"/><w:ind w:left="80" w:right="80"/></w:pPr><w:r><w:rPr><w:rFonts w:ascii="Consolas" w:hAnsi="Consolas"/><w:sz w:val="15"/><w:color w:val="0F172A"/></w:rPr><w:t xml:space="preserve">    // Linear equation: bx + c = 0</w:t></w:r></w:p><w:p><w:pPr><w:shd w:val="clear" w:color="auto" w:fill="F8FAFC"/><w:spacing w:before="0" w:after="0" w:line="200" w:lineRule="auto"/><w:ind w:left="80" w:right="80"/></w:pPr><w:r><w:rPr><w:rFonts w:ascii="Consolas" w:hAnsi="Consolas"/><w:sz w:val="15"/><w:color w:val="0F172A"/></w:rPr><w:t xml:space="preserve">    if (fabsl(a) &lt; EPS) {</w:t></w:r></w:p><w:p><w:pPr><w:shd w:val="clear" w:color="auto" w:fill="F8FAFC"/><w:spacing w:before="0" w:after="0" w:line="200" w:lineRule="auto"/><w:ind w:left="80" w:right="80"/></w:pPr><w:r><w:rPr><w:rFonts w:ascii="Consolas" w:hAnsi="Consolas"/><w:sz w:val="15"/><w:color w:val="0F172A"/></w:rPr><w:t xml:space="preserve">        if (fabsl(b) &lt; EPS) cout &lt;&lt; &quot;No solution\n&quot;;</w:t></w:r></w:p><w:p><w:pPr><w:shd w:val="clear" w:color="auto" w:fill="F8FAFC"/><w:spacing w:before="0" w:after="0" w:line="200" w:lineRule="auto"/><w:ind w:left="80" w:right="80"/></w:pPr><w:r><w:rPr><w:rFonts w:ascii="Consolas" w:hAnsi="Consolas"/><w:sz w:val="15"/><w:color w:val="0F172A"/></w:rPr><w:t xml:space="preserve">        else cout &lt;&lt; -c / b &lt;&lt; &apos;\n&apos;;</w:t></w:r></w:p><w:p><w:pPr><w:shd w:val="clear" w:color="auto" w:fill="F8FAFC"/><w:spacing w:before="0" w:after="0" w:line="200" w:lineRule="auto"/><w:ind w:left="80" w:right="80"/></w:pPr><w:r><w:rPr><w:rFonts w:ascii="Consolas" w:hAnsi="Consolas"/><w:sz w:val="15"/><w:color w:val="0F172A"/></w:rPr><w:t xml:space="preserve">        return;</w:t></w:r></w:p><w:p><w:pPr><w:shd w:val="clear" w:color="auto" w:fill="F8FAFC"/><w:spacing w:before="0" w:after="0" w:line="200" w:lineRule="auto"/><w:ind w:left="80" w:right="80"/></w:pPr><w:r><w:rPr><w:rFonts w:ascii="Consolas" w:hAnsi="Consolas"/><w:sz w:val="15"/><w:color w:val="0F172A"/></w:rPr><w:t xml:space="preserve">    }</w:t></w:r></w:p><w:p><w:pPr><w:shd w:val="clear" w:color="auto" w:fill="F8FAFC"/><w:spacing w:before="0" w:after="0" w:line="200" w:lineRule="auto"/><w:ind w:left="80" w:right="80"/></w:pPr><w:r><w:rPr><w:rFonts w:ascii="Consolas" w:hAnsi="Consolas"/><w:sz w:val="15"/><w:color w:val="0F172A"/></w:rPr><w:t xml:space="preserve"></w:t></w:r></w:p><w:p><w:pPr><w:shd w:val="clear" w:color="auto" w:fill="F8FAFC"/><w:spacing w:before="0" w:after="0" w:line="200" w:lineRule="auto"/><w:ind w:left="80" w:right="80"/></w:pPr><w:r><w:rPr><w:rFonts w:ascii="Consolas" w:hAnsi="Consolas"/><w:sz w:val="15"/><w:color w:val="0F172A"/></w:rPr><w:t xml:space="preserve">    ld d = b * b - 4 * a * c;</w:t></w:r></w:p><w:p><w:pPr><w:shd w:val="clear" w:color="auto" w:fill="F8FAFC"/><w:spacing w:before="0" w:after="0" w:line="200" w:lineRule="auto"/><w:ind w:left="80" w:right="80"/></w:pPr><w:r><w:rPr><w:rFonts w:ascii="Consolas" w:hAnsi="Consolas"/><w:sz w:val="15"/><w:color w:val="0F172A"/></w:rPr><w:t xml:space="preserve"></w:t></w:r></w:p><w:p><w:pPr><w:shd w:val="clear" w:color="auto" w:fill="F8FAFC"/><w:spacing w:before="0" w:after="0" w:line="200" w:lineRule="auto"/><w:ind w:left="80" w:right="80"/></w:pPr><w:r><w:rPr><w:rFonts w:ascii="Consolas" w:hAnsi="Consolas"/><w:sz w:val="15"/><w:color w:val="0F172A"/></w:rPr><w:t xml:space="preserve">    // No real roots</w:t></w:r></w:p><w:p><w:pPr><w:shd w:val="clear" w:color="auto" w:fill="F8FAFC"/><w:spacing w:before="0" w:after="0" w:line="200" w:lineRule="auto"/><w:ind w:left="80" w:right="80"/></w:pPr><w:r><w:rPr><w:rFonts w:ascii="Consolas" w:hAnsi="Consolas"/><w:sz w:val="15"/><w:color w:val="0F172A"/></w:rPr><w:t xml:space="preserve">    if (d &lt; -EPS) {</w:t></w:r></w:p><w:p><w:pPr><w:shd w:val="clear" w:color="auto" w:fill="F8FAFC"/><w:spacing w:before="0" w:after="0" w:line="200" w:lineRule="auto"/><w:ind w:left="80" w:right="80"/></w:pPr><w:r><w:rPr><w:rFonts w:ascii="Consolas" w:hAnsi="Consolas"/><w:sz w:val="15"/><w:color w:val="0F172A"/></w:rPr><w:t xml:space="preserve">        cout &lt;&lt; &quot;No real roots\n&quot;;</w:t></w:r></w:p><w:p><w:pPr><w:shd w:val="clear" w:color="auto" w:fill="F8FAFC"/><w:spacing w:before="0" w:after="0" w:line="200" w:lineRule="auto"/><w:ind w:left="80" w:right="80"/></w:pPr><w:r><w:rPr><w:rFonts w:ascii="Consolas" w:hAnsi="Consolas"/><w:sz w:val="15"/><w:color w:val="0F172A"/></w:rPr><w:t xml:space="preserve">        return;</w:t></w:r></w:p><w:p><w:pPr><w:shd w:val="clear" w:color="auto" w:fill="F8FAFC"/><w:spacing w:before="0" w:after="0" w:line="200" w:lineRule="auto"/><w:ind w:left="80" w:right="80"/></w:pPr><w:r><w:rPr><w:rFonts w:ascii="Consolas" w:hAnsi="Consolas"/><w:sz w:val="15"/><w:color w:val="0F172A"/></w:rPr><w:t xml:space="preserve">    }</w:t></w:r></w:p><w:p><w:pPr><w:shd w:val="clear" w:color="auto" w:fill="F8FAFC"/><w:spacing w:before="0" w:after="0" w:line="200" w:lineRule="auto"/><w:ind w:left="80" w:right="80"/></w:pPr><w:r><w:rPr><w:rFonts w:ascii="Consolas" w:hAnsi="Consolas"/><w:sz w:val="15"/><w:color w:val="0F172A"/></w:rPr><w:t xml:space="preserve"></w:t></w:r></w:p><w:p><w:pPr><w:shd w:val="clear" w:color="auto" w:fill="F8FAFC"/><w:spacing w:before="0" w:after="0" w:line="200" w:lineRule="auto"/><w:ind w:left="80" w:right="80"/></w:pPr><w:r><w:rPr><w:rFonts w:ascii="Consolas" w:hAnsi="Consolas"/><w:sz w:val="15"/><w:color w:val="0F172A"/></w:rPr><w:t xml:space="preserve">    // One repeated root</w:t></w:r></w:p><w:p><w:pPr><w:shd w:val="clear" w:color="auto" w:fill="F8FAFC"/><w:spacing w:before="0" w:after="0" w:line="200" w:lineRule="auto"/><w:ind w:left="80" w:right="80"/></w:pPr><w:r><w:rPr><w:rFonts w:ascii="Consolas" w:hAnsi="Consolas"/><w:sz w:val="15"/><w:color w:val="0F172A"/></w:rPr><w:t xml:space="preserve">    if (fabsl(d) &lt;= EPS) {</w:t></w:r></w:p><w:p><w:pPr><w:shd w:val="clear" w:color="auto" w:fill="F8FAFC"/><w:spacing w:before="0" w:after="0" w:line="200" w:lineRule="auto"/><w:ind w:left="80" w:right="80"/></w:pPr><w:r><w:rPr><w:rFonts w:ascii="Consolas" w:hAnsi="Consolas"/><w:sz w:val="15"/><w:color w:val="0F172A"/></w:rPr><w:t xml:space="preserve">        cout &lt;&lt; -b / (2 * a) &lt;&lt; &apos;\n&apos;;</w:t></w:r></w:p><w:p><w:pPr><w:shd w:val="clear" w:color="auto" w:fill="F8FAFC"/><w:spacing w:before="0" w:after="0" w:line="200" w:lineRule="auto"/><w:ind w:left="80" w:right="80"/></w:pPr><w:r><w:rPr><w:rFonts w:ascii="Consolas" w:hAnsi="Consolas"/><w:sz w:val="15"/><w:color w:val="0F172A"/></w:rPr><w:t xml:space="preserve">        return;</w:t></w:r></w:p><w:p><w:pPr><w:shd w:val="clear" w:color="auto" w:fill="F8FAFC"/><w:spacing w:before="0" w:after="0" w:line="200" w:lineRule="auto"/><w:ind w:left="80" w:right="80"/></w:pPr><w:r><w:rPr><w:rFonts w:ascii="Consolas" w:hAnsi="Consolas"/><w:sz w:val="15"/><w:color w:val="0F172A"/></w:rPr><w:t xml:space="preserve">    }</w:t></w:r></w:p><w:p><w:pPr><w:shd w:val="clear" w:color="auto" w:fill="F8FAFC"/><w:spacing w:before="0" w:after="0" w:line="200" w:lineRule="auto"/><w:ind w:left="80" w:right="80"/></w:pPr><w:r><w:rPr><w:rFonts w:ascii="Consolas" w:hAnsi="Consolas"/><w:sz w:val="15"/><w:color w:val="0F172A"/></w:rPr><w:t xml:space="preserve"></w:t></w:r></w:p><w:p><w:pPr><w:shd w:val="clear" w:color="auto" w:fill="F8FAFC"/><w:spacing w:before="0" w:after="0" w:line="200" w:lineRule="auto"/><w:ind w:left="80" w:right="80"/></w:pPr><w:r><w:rPr><w:rFonts w:ascii="Consolas" w:hAnsi="Consolas"/><w:sz w:val="15"/><w:color w:val="0F172A"/></w:rPr><w:t xml:space="preserve">    // Two real roots with Citardauq numerical stability</w:t></w:r></w:p><w:p><w:pPr><w:shd w:val="clear" w:color="auto" w:fill="F8FAFC"/><w:spacing w:before="0" w:after="0" w:line="200" w:lineRule="auto"/><w:ind w:left="80" w:right="80"/></w:pPr><w:r><w:rPr><w:rFonts w:ascii="Consolas" w:hAnsi="Consolas"/><w:sz w:val="15"/><w:color w:val="0F172A"/></w:rPr><w:t xml:space="preserve">    ld sq = sqrtl(d);</w:t></w:r></w:p><w:p><w:pPr><w:shd w:val="clear" w:color="auto" w:fill="F8FAFC"/><w:spacing w:before="0" w:after="0" w:line="200" w:lineRule="auto"/><w:ind w:left="80" w:right="80"/></w:pPr><w:r><w:rPr><w:rFonts w:ascii="Consolas" w:hAnsi="Consolas"/><w:sz w:val="15"/><w:color w:val="0F172A"/></w:rPr><w:t xml:space="preserve">    ld q = -0.5L * (b + copysignl(sq, b));</w:t></w:r></w:p><w:p><w:pPr><w:shd w:val="clear" w:color="auto" w:fill="F8FAFC"/><w:spacing w:before="0" w:after="0" w:line="200" w:lineRule="auto"/><w:ind w:left="80" w:right="80"/></w:pPr><w:r><w:rPr><w:rFonts w:ascii="Consolas" w:hAnsi="Consolas"/><w:sz w:val="15"/><w:color w:val="0F172A"/></w:rPr><w:t xml:space="preserve"></w:t></w:r></w:p><w:p><w:pPr><w:shd w:val="clear" w:color="auto" w:fill="F8FAFC"/><w:spacing w:before="0" w:after="0" w:line="200" w:lineRule="auto"/><w:ind w:left="80" w:right="80"/></w:pPr><w:r><w:rPr><w:rFonts w:ascii="Consolas" w:hAnsi="Consolas"/><w:sz w:val="15"/><w:color w:val="0F172A"/></w:rPr><w:t xml:space="preserve">    ld x1 = q / a;</w:t></w:r></w:p><w:p><w:pPr><w:shd w:val="clear" w:color="auto" w:fill="F8FAFC"/><w:spacing w:before="0" w:after="0" w:line="200" w:lineRule="auto"/><w:ind w:left="80" w:right="80"/></w:pPr><w:r><w:rPr><w:rFonts w:ascii="Consolas" w:hAnsi="Consolas"/><w:sz w:val="15"/><w:color w:val="0F172A"/></w:rPr><w:t xml:space="preserve">    ld x2 = c / q;</w:t></w:r></w:p><w:p><w:pPr><w:shd w:val="clear" w:color="auto" w:fill="F8FAFC"/><w:spacing w:before="0" w:after="0" w:line="200" w:lineRule="auto"/><w:ind w:left="80" w:right="80"/></w:pPr><w:r><w:rPr><w:rFonts w:ascii="Consolas" w:hAnsi="Consolas"/><w:sz w:val="15"/><w:color w:val="0F172A"/></w:rPr><w:t xml:space="preserve"></w:t></w:r></w:p><w:p><w:pPr><w:shd w:val="clear" w:color="auto" w:fill="F8FAFC"/><w:spacing w:before="0" w:after="0" w:line="200" w:lineRule="auto"/><w:ind w:left="80" w:right="80"/></w:pPr><w:r><w:rPr><w:rFonts w:ascii="Consolas" w:hAnsi="Consolas"/><w:sz w:val="15"/><w:color w:val="0F172A"/></w:rPr><w:t xml:space="preserve">    if (x1 &gt; x2) swap(x1, x2);</w:t></w:r></w:p><w:p><w:pPr><w:shd w:val="clear" w:color="auto" w:fill="F8FAFC"/><w:spacing w:before="0" w:after="0" w:line="200" w:lineRule="auto"/><w:ind w:left="80" w:right="80"/></w:pPr><w:r><w:rPr><w:rFonts w:ascii="Consolas" w:hAnsi="Consolas"/><w:sz w:val="15"/><w:color w:val="0F172A"/></w:rPr><w:t xml:space="preserve"></w:t></w:r></w:p><w:p><w:pPr><w:shd w:val="clear" w:color="auto" w:fill="F8FAFC"/><w:spacing w:before="0" w:after="0" w:line="200" w:lineRule="auto"/><w:ind w:left="80" w:right="80"/></w:pPr><w:r><w:rPr><w:rFonts w:ascii="Consolas" w:hAnsi="Consolas"/><w:sz w:val="15"/><w:color w:val="0F172A"/></w:rPr><w:t xml:space="preserve">    cout &lt;&lt; x1 &lt;&lt; &apos;\n&apos; &lt;&lt; x2 &lt;&lt; &apos;\n&apos;;</w:t></w:r></w:p><w:p><w:pPr><w:shd w:val="clear" w:color="auto" w:fill="F8FAFC"/><w:spacing w:before="0" w:after="0" w:line="200" w:lineRule="auto"/><w:ind w:left="80" w:right="80"/></w:pPr><w:r><w:rPr><w:rFonts w:ascii="Consolas" w:hAnsi="Consolas"/><w:sz w:val="15"/><w:color w:val="0F172A"/></w:rPr><w:t xml:space="preserve">}</w:t></w:r></w:p><w:p><w:pPr><w:pStyle w:val="Heading3"/></w:pPr><w:r><w:rPr><w:b/><w:sz w:val="19"/><w:color w:val="0369A1"/></w:rPr><w:t>3.10 All Binary Operations &amp; Bit Manipulation Hacks</w:t></w:r></w:p><w:p><w:pPr><w:ind w:left="200"/><w:spacing w:after="20"/></w:pPr><w:r><w:rPr><w:color w:val="2563EB"/></w:rPr><w:t xml:space="preserve">â€¢ </w:t></w:r><w:r><w:t>**Time Complexity:** $O(1)$ per operation</w:t></w:r></w:p><w:p><w:pPr><w:shd w:val="clear" w:color="auto" w:fill="F8FAFC"/><w:spacing w:before="0" w:after="0" w:line="200" w:lineRule="auto"/><w:ind w:left="80" w:right="80"/></w:pPr><w:r><w:rPr><w:rFonts w:ascii="Consolas" w:hAnsi="Consolas"/><w:sz w:val="15"/><w:color w:val="0F172A"/></w:rPr><w:t xml:space="preserve">// 1. GCC Builtin Functions (Append &apos;ll&apos; for 64-bit integers: e.g. __builtin_popcountll)</w:t></w:r></w:p><w:p><w:pPr><w:shd w:val="clear" w:color="auto" w:fill="F8FAFC"/><w:spacing w:before="0" w:after="0" w:line="200" w:lineRule="auto"/><w:ind w:left="80" w:right="80"/></w:pPr><w:r><w:rPr><w:rFonts w:ascii="Consolas" w:hAnsi="Consolas"/><w:sz w:val="15"/><w:color w:val="0F172A"/></w:rPr><w:t xml:space="preserve">int ones = __builtin_popcountll(x);   // Count set bits (number of 1s)</w:t></w:r></w:p><w:p><w:pPr><w:shd w:val="clear" w:color="auto" w:fill="F8FAFC"/><w:spacing w:before="0" w:after="0" w:line="200" w:lineRule="auto"/><w:ind w:left="80" w:right="80"/></w:pPr><w:r><w:rPr><w:rFonts w:ascii="Consolas" w:hAnsi="Consolas"/><w:sz w:val="15"/><w:color w:val="0F172A"/></w:rPr><w:t xml:space="preserve">int clz  = __builtin_clzll(x);        // Count leading zeros (undefined if x=0!)</w:t></w:r></w:p><w:p><w:pPr><w:shd w:val="clear" w:color="auto" w:fill="F8FAFC"/><w:spacing w:before="0" w:after="0" w:line="200" w:lineRule="auto"/><w:ind w:left="80" w:right="80"/></w:pPr><w:r><w:rPr><w:rFonts w:ascii="Consolas" w:hAnsi="Consolas"/><w:sz w:val="15"/><w:color w:val="0F172A"/></w:rPr><w:t xml:space="preserve">int ctz  = __builtin_ctzll(x);        // Count trailing zeros (lowest set bit index)</w:t></w:r></w:p><w:p><w:pPr><w:shd w:val="clear" w:color="auto" w:fill="F8FAFC"/><w:spacing w:before="0" w:after="0" w:line="200" w:lineRule="auto"/><w:ind w:left="80" w:right="80"/></w:pPr><w:r><w:rPr><w:rFonts w:ascii="Consolas" w:hAnsi="Consolas"/><w:sz w:val="15"/><w:color w:val="0F172A"/></w:rPr><w:t xml:space="preserve">int par  = __builtin_parityll(x);     // Parity: 1 if odd number of 1s, 0 if even</w:t></w:r></w:p><w:p><w:pPr><w:shd w:val="clear" w:color="auto" w:fill="F8FAFC"/><w:spacing w:before="0" w:after="0" w:line="200" w:lineRule="auto"/><w:ind w:left="80" w:right="80"/></w:pPr><w:r><w:rPr><w:rFonts w:ascii="Consolas" w:hAnsi="Consolas"/><w:sz w:val="15"/><w:color w:val="0F172A"/></w:rPr><w:t xml:space="preserve">int msb  = 63 - __builtin_clzll(x);   // Index of highest set bit (= floor(log2(x)))</w:t></w:r></w:p><w:p><w:pPr><w:shd w:val="clear" w:color="auto" w:fill="F8FAFC"/><w:spacing w:before="0" w:after="0" w:line="200" w:lineRule="auto"/><w:ind w:left="80" w:right="80"/></w:pPr><w:r><w:rPr><w:rFonts w:ascii="Consolas" w:hAnsi="Consolas"/><w:sz w:val="15"/><w:color w:val="0F172A"/></w:rPr><w:t xml:space="preserve"></w:t></w:r></w:p><w:p><w:pPr><w:shd w:val="clear" w:color="auto" w:fill="F8FAFC"/><w:spacing w:before="0" w:after="0" w:line="200" w:lineRule="auto"/><w:ind w:left="80" w:right="80"/></w:pPr><w:r><w:rPr><w:rFonts w:ascii="Consolas" w:hAnsi="Consolas"/><w:sz w:val="15"/><w:color w:val="0F172A"/></w:rPr><w:t xml:space="preserve">// 2. Essential Bit Hacks</w:t></w:r></w:p><w:p><w:pPr><w:shd w:val="clear" w:color="auto" w:fill="F8FAFC"/><w:spacing w:before="0" w:after="0" w:line="200" w:lineRule="auto"/><w:ind w:left="80" w:right="80"/></w:pPr><w:r><w:rPr><w:rFonts w:ascii="Consolas" w:hAnsi="Consolas"/><w:sz w:val="15"/><w:color w:val="0F172A"/></w:rPr><w:t xml:space="preserve">bool is_set   = (n &gt;&gt; k) &amp; 1;          // Check if k-th bit is 1 (0-indexed)</w:t></w:r></w:p><w:p><w:pPr><w:shd w:val="clear" w:color="auto" w:fill="F8FAFC"/><w:spacing w:before="0" w:after="0" w:line="200" w:lineRule="auto"/><w:ind w:left="80" w:right="80"/></w:pPr><w:r><w:rPr><w:rFonts w:ascii="Consolas" w:hAnsi="Consolas"/><w:sz w:val="15"/><w:color w:val="0F172A"/></w:rPr><w:t xml:space="preserve">n |= (1LL &lt;&lt; k);                      // Set k-th bit to 1</w:t></w:r></w:p><w:p><w:pPr><w:shd w:val="clear" w:color="auto" w:fill="F8FAFC"/><w:spacing w:before="0" w:after="0" w:line="200" w:lineRule="auto"/><w:ind w:left="80" w:right="80"/></w:pPr><w:r><w:rPr><w:rFonts w:ascii="Consolas" w:hAnsi="Consolas"/><w:sz w:val="15"/><w:color w:val="0F172A"/></w:rPr><w:t xml:space="preserve">n &amp;= ~(1LL &lt;&lt; k);                     // Clear k-th bit to 0</w:t></w:r></w:p><w:p><w:pPr><w:shd w:val="clear" w:color="auto" w:fill="F8FAFC"/><w:spacing w:before="0" w:after="0" w:line="200" w:lineRule="auto"/><w:ind w:left="80" w:right="80"/></w:pPr><w:r><w:rPr><w:rFonts w:ascii="Consolas" w:hAnsi="Consolas"/><w:sz w:val="15"/><w:color w:val="0F172A"/></w:rPr><w:t xml:space="preserve">n ^= (1LL &lt;&lt; k);                      // Toggle k-th bit (flip 0 &lt;-&gt; 1)</w:t></w:r></w:p><w:p><w:pPr><w:shd w:val="clear" w:color="auto" w:fill="F8FAFC"/><w:spacing w:before="0" w:after="0" w:line="200" w:lineRule="auto"/><w:ind w:left="80" w:right="80"/></w:pPr><w:r><w:rPr><w:rFonts w:ascii="Consolas" w:hAnsi="Consolas"/><w:sz w:val="15"/><w:color w:val="0F172A"/></w:rPr><w:t xml:space="preserve">bool is_pow2  = n &gt; 0 &amp;&amp; !(n &amp; (n - 1)); // True if n is a power of 2</w:t></w:r></w:p><w:p><w:pPr><w:shd w:val="clear" w:color="auto" w:fill="F8FAFC"/><w:spacing w:before="0" w:after="0" w:line="200" w:lineRule="auto"/><w:ind w:left="80" w:right="80"/></w:pPr><w:r><w:rPr><w:rFonts w:ascii="Consolas" w:hAnsi="Consolas"/><w:sz w:val="15"/><w:color w:val="0F172A"/></w:rPr><w:t xml:space="preserve">int lsb       = n &amp; (-n);             // Isolates lowest set bit: e.g. 12 (1100) -&gt; 4 (0100)</w:t></w:r></w:p><w:p><w:pPr><w:shd w:val="clear" w:color="auto" w:fill="F8FAFC"/><w:spacing w:before="0" w:after="0" w:line="200" w:lineRule="auto"/><w:ind w:left="80" w:right="80"/></w:pPr><w:r><w:rPr><w:rFonts w:ascii="Consolas" w:hAnsi="Consolas"/><w:sz w:val="15"/><w:color w:val="0F172A"/></w:rPr><w:t xml:space="preserve">n &amp;= (n - 1);                         // Clears the lowest set bit</w:t></w:r></w:p><w:p><w:pPr><w:shd w:val="clear" w:color="auto" w:fill="F8FAFC"/><w:spacing w:before="0" w:after="0" w:line="200" w:lineRule="auto"/><w:ind w:left="80" w:right="80"/></w:pPr><w:r><w:rPr><w:rFonts w:ascii="Consolas" w:hAnsi="Consolas"/><w:sz w:val="15"/><w:color w:val="0F172A"/></w:rPr><w:t xml:space="preserve"></w:t></w:r></w:p><w:p><w:pPr><w:shd w:val="clear" w:color="auto" w:fill="F8FAFC"/><w:spacing w:before="0" w:after="0" w:line="200" w:lineRule="auto"/><w:ind w:left="80" w:right="80"/></w:pPr><w:r><w:rPr><w:rFonts w:ascii="Consolas" w:hAnsi="Consolas"/><w:sz w:val="15"/><w:color w:val="0F172A"/></w:rPr><w:t xml:space="preserve">// 3. Iterate All Submasks of Mask m (in strictly descending order)</w:t></w:r></w:p><w:p><w:pPr><w:shd w:val="clear" w:color="auto" w:fill="F8FAFC"/><w:spacing w:before="0" w:after="0" w:line="200" w:lineRule="auto"/><w:ind w:left="80" w:right="80"/></w:pPr><w:r><w:rPr><w:rFonts w:ascii="Consolas" w:hAnsi="Consolas"/><w:sz w:val="15"/><w:color w:val="0F172A"/></w:rPr><w:t xml:space="preserve">for (int s = m; s &gt; 0; s = (s - 1) &amp; m) {</w:t></w:r></w:p><w:p><w:pPr><w:shd w:val="clear" w:color="auto" w:fill="F8FAFC"/><w:spacing w:before="0" w:after="0" w:line="200" w:lineRule="auto"/><w:ind w:left="80" w:right="80"/></w:pPr><w:r><w:rPr><w:rFonts w:ascii="Consolas" w:hAnsi="Consolas"/><w:sz w:val="15"/><w:color w:val="0F172A"/></w:rPr><w:t xml:space="preserve">    // s is a non-empty submask of m. Total operations across all masks: O(3^N)</w:t></w:r></w:p><w:p><w:pPr><w:shd w:val="clear" w:color="auto" w:fill="F8FAFC"/><w:spacing w:before="0" w:after="0" w:line="200" w:lineRule="auto"/><w:ind w:left="80" w:right="80"/></w:pPr><w:r><w:rPr><w:rFonts w:ascii="Consolas" w:hAnsi="Consolas"/><w:sz w:val="15"/><w:color w:val="0F172A"/></w:rPr><w:t xml:space="preserve">}</w:t></w:r></w:p><w:p><w:pPr><w:shd w:val="clear" w:color="auto" w:fill="F8FAFC"/><w:spacing w:before="0" w:after="0" w:line="200" w:lineRule="auto"/><w:ind w:left="80" w:right="80"/></w:pPr><w:r><w:rPr><w:rFonts w:ascii="Consolas" w:hAnsi="Consolas"/><w:sz w:val="15"/><w:color w:val="0F172A"/></w:rPr><w:t xml:space="preserve"></w:t></w:r></w:p><w:p><w:pPr><w:shd w:val="clear" w:color="auto" w:fill="F8FAFC"/><w:spacing w:before="0" w:after="0" w:line="200" w:lineRule="auto"/><w:ind w:left="80" w:right="80"/></w:pPr><w:r><w:rPr><w:rFonts w:ascii="Consolas" w:hAnsi="Consolas"/><w:sz w:val="15"/><w:color w:val="0F172A"/></w:rPr><w:t xml:space="preserve">// 4. Iterate All Masks of Size N</w:t></w:r></w:p><w:p><w:pPr><w:shd w:val="clear" w:color="auto" w:fill="F8FAFC"/><w:spacing w:before="0" w:after="0" w:line="200" w:lineRule="auto"/><w:ind w:left="80" w:right="80"/></w:pPr><w:r><w:rPr><w:rFonts w:ascii="Consolas" w:hAnsi="Consolas"/><w:sz w:val="15"/><w:color w:val="0F172A"/></w:rPr><w:t xml:space="preserve">for (int mask = 0; mask &lt; (1 &lt;&lt; n); ++mask) { /* O(2^N) */ }</w:t></w:r></w:p><w:p><w:pPr><w:pStyle w:val="Heading3"/></w:pPr><w:r><w:rPr><w:b/><w:sz w:val="19"/><w:color w:val="0369A1"/></w:rPr><w:t>3.11 Complete Modulo Sheet &amp; $O(1)$ nCr Combinatorics</w:t></w:r></w:p><w:p><w:pPr><w:ind w:left="200"/><w:spacing w:after="20"/></w:pPr><w:r><w:rPr><w:color w:val="2563EB"/></w:rPr><w:t xml:space="preserve">â€¢ </w:t></w:r><w:r><w:t>**Primes:** Standard CP moduli are $10^9 + 7$ or $998244353$ (NTT friendly).</w:t></w:r></w:p><w:p><w:pPr><w:shd w:val="clear" w:color="auto" w:fill="F8FAFC"/><w:spacing w:before="0" w:after="0" w:line="200" w:lineRule="auto"/><w:ind w:left="80" w:right="80"/></w:pPr><w:r><w:rPr><w:rFonts w:ascii="Consolas" w:hAnsi="Consolas"/><w:sz w:val="15"/><w:color w:val="0F172A"/></w:rPr><w:t xml:space="preserve">const int MOD = 1e9 + 7; // or 998244353</w:t></w:r></w:p><w:p><w:pPr><w:shd w:val="clear" w:color="auto" w:fill="F8FAFC"/><w:spacing w:before="0" w:after="0" w:line="200" w:lineRule="auto"/><w:ind w:left="80" w:right="80"/></w:pPr><w:r><w:rPr><w:rFonts w:ascii="Consolas" w:hAnsi="Consolas"/><w:sz w:val="15"/><w:color w:val="0F172A"/></w:rPr><w:t xml:space="preserve"></w:t></w:r></w:p><w:p><w:pPr><w:shd w:val="clear" w:color="auto" w:fill="F8FAFC"/><w:spacing w:before="0" w:after="0" w:line="200" w:lineRule="auto"/><w:ind w:left="80" w:right="80"/></w:pPr><w:r><w:rPr><w:rFonts w:ascii="Consolas" w:hAnsi="Consolas"/><w:sz w:val="15"/><w:color w:val="0F172A"/></w:rPr><w:t xml:space="preserve">// 1. Safe Operations (handles negatives &amp; prevents overflow)</w:t></w:r></w:p><w:p><w:pPr><w:shd w:val="clear" w:color="auto" w:fill="F8FAFC"/><w:spacing w:before="0" w:after="0" w:line="200" w:lineRule="auto"/><w:ind w:left="80" w:right="80"/></w:pPr><w:r><w:rPr><w:rFonts w:ascii="Consolas" w:hAnsi="Consolas"/><w:sz w:val="15"/><w:color w:val="0F172A"/></w:rPr><w:t xml:space="preserve">long long add(long long a, long long b) { return (a + b) % MOD; }</w:t></w:r></w:p><w:p><w:pPr><w:shd w:val="clear" w:color="auto" w:fill="F8FAFC"/><w:spacing w:before="0" w:after="0" w:line="200" w:lineRule="auto"/><w:ind w:left="80" w:right="80"/></w:pPr><w:r><w:rPr><w:rFonts w:ascii="Consolas" w:hAnsi="Consolas"/><w:sz w:val="15"/><w:color w:val="0F172A"/></w:rPr><w:t xml:space="preserve">long long sub(long long a, long long b) { return (a - b + MOD) % MOD; }</w:t></w:r></w:p><w:p><w:pPr><w:shd w:val="clear" w:color="auto" w:fill="F8FAFC"/><w:spacing w:before="0" w:after="0" w:line="200" w:lineRule="auto"/><w:ind w:left="80" w:right="80"/></w:pPr><w:r><w:rPr><w:rFonts w:ascii="Consolas" w:hAnsi="Consolas"/><w:sz w:val="15"/><w:color w:val="0F172A"/></w:rPr><w:t xml:space="preserve">long long mul(long long a, long long b) { return (1LL * a * b) % MOD; }</w:t></w:r></w:p><w:p><w:pPr><w:shd w:val="clear" w:color="auto" w:fill="F8FAFC"/><w:spacing w:before="0" w:after="0" w:line="200" w:lineRule="auto"/><w:ind w:left="80" w:right="80"/></w:pPr><w:r><w:rPr><w:rFonts w:ascii="Consolas" w:hAnsi="Consolas"/><w:sz w:val="15"/><w:color w:val="0F172A"/></w:rPr><w:t xml:space="preserve"></w:t></w:r></w:p><w:p><w:pPr><w:shd w:val="clear" w:color="auto" w:fill="F8FAFC"/><w:spacing w:before="0" w:after="0" w:line="200" w:lineRule="auto"/><w:ind w:left="80" w:right="80"/></w:pPr><w:r><w:rPr><w:rFonts w:ascii="Consolas" w:hAnsi="Consolas"/><w:sz w:val="15"/><w:color w:val="0F172A"/></w:rPr><w:t xml:space="preserve">// 2. Fast Exponentiation: (base^exp) % MOD</w:t></w:r></w:p><w:p><w:pPr><w:shd w:val="clear" w:color="auto" w:fill="F8FAFC"/><w:spacing w:before="0" w:after="0" w:line="200" w:lineRule="auto"/><w:ind w:left="80" w:right="80"/></w:pPr><w:r><w:rPr><w:rFonts w:ascii="Consolas" w:hAnsi="Consolas"/><w:sz w:val="15"/><w:color w:val="0F172A"/></w:rPr><w:t xml:space="preserve">long long power(long long base, long long exp) {</w:t></w:r></w:p><w:p><w:pPr><w:shd w:val="clear" w:color="auto" w:fill="F8FAFC"/><w:spacing w:before="0" w:after="0" w:line="200" w:lineRule="auto"/><w:ind w:left="80" w:right="80"/></w:pPr><w:r><w:rPr><w:rFonts w:ascii="Consolas" w:hAnsi="Consolas"/><w:sz w:val="15"/><w:color w:val="0F172A"/></w:rPr><w:t xml:space="preserve">    long long res = 1; base %= MOD;</w:t></w:r></w:p><w:p><w:pPr><w:shd w:val="clear" w:color="auto" w:fill="F8FAFC"/><w:spacing w:before="0" w:after="0" w:line="200" w:lineRule="auto"/><w:ind w:left="80" w:right="80"/></w:pPr><w:r><w:rPr><w:rFonts w:ascii="Consolas" w:hAnsi="Consolas"/><w:sz w:val="15"/><w:color w:val="0F172A"/></w:rPr><w:t xml:space="preserve">    while (exp &gt; 0) {</w:t></w:r></w:p><w:p><w:pPr><w:shd w:val="clear" w:color="auto" w:fill="F8FAFC"/><w:spacing w:before="0" w:after="0" w:line="200" w:lineRule="auto"/><w:ind w:left="80" w:right="80"/></w:pPr><w:r><w:rPr><w:rFonts w:ascii="Consolas" w:hAnsi="Consolas"/><w:sz w:val="15"/><w:color w:val="0F172A"/></w:rPr><w:t xml:space="preserve">        if (exp % 2 == 1) res = (res * base) % MOD;</w:t></w:r></w:p><w:p><w:pPr><w:shd w:val="clear" w:color="auto" w:fill="F8FAFC"/><w:spacing w:before="0" w:after="0" w:line="200" w:lineRule="auto"/><w:ind w:left="80" w:right="80"/></w:pPr><w:r><w:rPr><w:rFonts w:ascii="Consolas" w:hAnsi="Consolas"/><w:sz w:val="15"/><w:color w:val="0F172A"/></w:rPr><w:t xml:space="preserve">        base = (base * base) % MOD;</w:t></w:r></w:p><w:p><w:pPr><w:shd w:val="clear" w:color="auto" w:fill="F8FAFC"/><w:spacing w:before="0" w:after="0" w:line="200" w:lineRule="auto"/><w:ind w:left="80" w:right="80"/></w:pPr><w:r><w:rPr><w:rFonts w:ascii="Consolas" w:hAnsi="Consolas"/><w:sz w:val="15"/><w:color w:val="0F172A"/></w:rPr><w:t xml:space="preserve">        exp /= 2;</w:t></w:r></w:p><w:p><w:pPr><w:shd w:val="clear" w:color="auto" w:fill="F8FAFC"/><w:spacing w:before="0" w:after="0" w:line="200" w:lineRule="auto"/><w:ind w:left="80" w:right="80"/></w:pPr><w:r><w:rPr><w:rFonts w:ascii="Consolas" w:hAnsi="Consolas"/><w:sz w:val="15"/><w:color w:val="0F172A"/></w:rPr><w:t xml:space="preserve">    }</w:t></w:r></w:p><w:p><w:pPr><w:shd w:val="clear" w:color="auto" w:fill="F8FAFC"/><w:spacing w:before="0" w:after="0" w:line="200" w:lineRule="auto"/><w:ind w:left="80" w:right="80"/></w:pPr><w:r><w:rPr><w:rFonts w:ascii="Consolas" w:hAnsi="Consolas"/><w:sz w:val="15"/><w:color w:val="0F172A"/></w:rPr><w:t xml:space="preserve">    return res;</w:t></w:r></w:p><w:p><w:pPr><w:shd w:val="clear" w:color="auto" w:fill="F8FAFC"/><w:spacing w:before="0" w:after="0" w:line="200" w:lineRule="auto"/><w:ind w:left="80" w:right="80"/></w:pPr><w:r><w:rPr><w:rFonts w:ascii="Consolas" w:hAnsi="Consolas"/><w:sz w:val="15"/><w:color w:val="0F172A"/></w:rPr><w:t xml:space="preserve">}</w:t></w:r></w:p><w:p><w:pPr><w:shd w:val="clear" w:color="auto" w:fill="F8FAFC"/><w:spacing w:before="0" w:after="0" w:line="200" w:lineRule="auto"/><w:ind w:left="80" w:right="80"/></w:pPr><w:r><w:rPr><w:rFonts w:ascii="Consolas" w:hAnsi="Consolas"/><w:sz w:val="15"/><w:color w:val="0F172A"/></w:rPr><w:t xml:space="preserve"></w:t></w:r></w:p><w:p><w:pPr><w:shd w:val="clear" w:color="auto" w:fill="F8FAFC"/><w:spacing w:before="0" w:after="0" w:line="200" w:lineRule="auto"/><w:ind w:left="80" w:right="80"/></w:pPr><w:r><w:rPr><w:rFonts w:ascii="Consolas" w:hAnsi="Consolas"/><w:sz w:val="15"/><w:color w:val="0F172A"/></w:rPr><w:t xml:space="preserve">// 3. Modular Inverse via Fermat&apos;s Little Theorem (MOD must be prime) &amp; Division</w:t></w:r></w:p><w:p><w:pPr><w:shd w:val="clear" w:color="auto" w:fill="F8FAFC"/><w:spacing w:before="0" w:after="0" w:line="200" w:lineRule="auto"/><w:ind w:left="80" w:right="80"/></w:pPr><w:r><w:rPr><w:rFonts w:ascii="Consolas" w:hAnsi="Consolas"/><w:sz w:val="15"/><w:color w:val="0F172A"/></w:rPr><w:t xml:space="preserve">long long modInverse(long long n) { return power(n, MOD - 2); }</w:t></w:r></w:p><w:p><w:pPr><w:shd w:val="clear" w:color="auto" w:fill="F8FAFC"/><w:spacing w:before="0" w:after="0" w:line="200" w:lineRule="auto"/><w:ind w:left="80" w:right="80"/></w:pPr><w:r><w:rPr><w:rFonts w:ascii="Consolas" w:hAnsi="Consolas"/><w:sz w:val="15"/><w:color w:val="0F172A"/></w:rPr><w:t xml:space="preserve">long long divi(long long a, long long b) { return mul(a, modInverse(b)); }</w:t></w:r></w:p><w:p><w:pPr><w:shd w:val="clear" w:color="auto" w:fill="F8FAFC"/><w:spacing w:before="0" w:after="0" w:line="200" w:lineRule="auto"/><w:ind w:left="80" w:right="80"/></w:pPr><w:r><w:rPr><w:rFonts w:ascii="Consolas" w:hAnsi="Consolas"/><w:sz w:val="15"/><w:color w:val="0F172A"/></w:rPr><w:t xml:space="preserve"></w:t></w:r></w:p><w:p><w:pPr><w:shd w:val="clear" w:color="auto" w:fill="F8FAFC"/><w:spacing w:before="0" w:after="0" w:line="200" w:lineRule="auto"/><w:ind w:left="80" w:right="80"/></w:pPr><w:r><w:rPr><w:rFonts w:ascii="Consolas" w:hAnsi="Consolas"/><w:sz w:val="15"/><w:color w:val="0F172A"/></w:rPr><w:t xml:space="preserve">// 4. O(N) Precomputation for O(1) nCr Modulo P (N up to 10^6):</w:t></w:r></w:p><w:p><w:pPr><w:shd w:val="clear" w:color="auto" w:fill="F8FAFC"/><w:spacing w:before="0" w:after="0" w:line="200" w:lineRule="auto"/><w:ind w:left="80" w:right="80"/></w:pPr><w:r><w:rPr><w:rFonts w:ascii="Consolas" w:hAnsi="Consolas"/><w:sz w:val="15"/><w:color w:val="0F172A"/></w:rPr><w:t xml:space="preserve">const int MAXN = 1000005;</w:t></w:r></w:p><w:p><w:pPr><w:shd w:val="clear" w:color="auto" w:fill="F8FAFC"/><w:spacing w:before="0" w:after="0" w:line="200" w:lineRule="auto"/><w:ind w:left="80" w:right="80"/></w:pPr><w:r><w:rPr><w:rFonts w:ascii="Consolas" w:hAnsi="Consolas"/><w:sz w:val="15"/><w:color w:val="0F172A"/></w:rPr><w:t xml:space="preserve">long long fact[MAXN], invFact[MAXN];</w:t></w:r></w:p><w:p><w:pPr><w:shd w:val="clear" w:color="auto" w:fill="F8FAFC"/><w:spacing w:before="0" w:after="0" w:line="200" w:lineRule="auto"/><w:ind w:left="80" w:right="80"/></w:pPr><w:r><w:rPr><w:rFonts w:ascii="Consolas" w:hAnsi="Consolas"/><w:sz w:val="15"/><w:color w:val="0F172A"/></w:rPr><w:t xml:space="preserve">void precompute_nCr(int n = MAXN - 1) {</w:t></w:r></w:p><w:p><w:pPr><w:shd w:val="clear" w:color="auto" w:fill="F8FAFC"/><w:spacing w:before="0" w:after="0" w:line="200" w:lineRule="auto"/><w:ind w:left="80" w:right="80"/></w:pPr><w:r><w:rPr><w:rFonts w:ascii="Consolas" w:hAnsi="Consolas"/><w:sz w:val="15"/><w:color w:val="0F172A"/></w:rPr><w:t xml:space="preserve">    fact[0] = invFact[0] = 1;</w:t></w:r></w:p><w:p><w:pPr><w:shd w:val="clear" w:color="auto" w:fill="F8FAFC"/><w:spacing w:before="0" w:after="0" w:line="200" w:lineRule="auto"/><w:ind w:left="80" w:right="80"/></w:pPr><w:r><w:rPr><w:rFonts w:ascii="Consolas" w:hAnsi="Consolas"/><w:sz w:val="15"/><w:color w:val="0F172A"/></w:rPr><w:t xml:space="preserve">    for (int i = 1; i &lt;= n; i++) fact[i] = mul(fact[i - 1], i);</w:t></w:r></w:p><w:p><w:pPr><w:shd w:val="clear" w:color="auto" w:fill="F8FAFC"/><w:spacing w:before="0" w:after="0" w:line="200" w:lineRule="auto"/><w:ind w:left="80" w:right="80"/></w:pPr><w:r><w:rPr><w:rFonts w:ascii="Consolas" w:hAnsi="Consolas"/><w:sz w:val="15"/><w:color w:val="0F172A"/></w:rPr><w:t xml:space="preserve">    invFact[n] = modInverse(fact[n]);</w:t></w:r></w:p><w:p><w:pPr><w:shd w:val="clear" w:color="auto" w:fill="F8FAFC"/><w:spacing w:before="0" w:after="0" w:line="200" w:lineRule="auto"/><w:ind w:left="80" w:right="80"/></w:pPr><w:r><w:rPr><w:rFonts w:ascii="Consolas" w:hAnsi="Consolas"/><w:sz w:val="15"/><w:color w:val="0F172A"/></w:rPr><w:t xml:space="preserve">    for (int i = n - 1; i &gt;= 1; i--) invFact[i] = mul(invFact[i + 1], i + 1);</w:t></w:r></w:p><w:p><w:pPr><w:shd w:val="clear" w:color="auto" w:fill="F8FAFC"/><w:spacing w:before="0" w:after="0" w:line="200" w:lineRule="auto"/><w:ind w:left="80" w:right="80"/></w:pPr><w:r><w:rPr><w:rFonts w:ascii="Consolas" w:hAnsi="Consolas"/><w:sz w:val="15"/><w:color w:val="0F172A"/></w:rPr><w:t xml:space="preserve">}</w:t></w:r></w:p><w:p><w:pPr><w:shd w:val="clear" w:color="auto" w:fill="F8FAFC"/><w:spacing w:before="0" w:after="0" w:line="200" w:lineRule="auto"/><w:ind w:left="80" w:right="80"/></w:pPr><w:r><w:rPr><w:rFonts w:ascii="Consolas" w:hAnsi="Consolas"/><w:sz w:val="15"/><w:color w:val="0F172A"/></w:rPr><w:t xml:space="preserve">long long nCr_mod(int n, int r) {</w:t></w:r></w:p><w:p><w:pPr><w:shd w:val="clear" w:color="auto" w:fill="F8FAFC"/><w:spacing w:before="0" w:after="0" w:line="200" w:lineRule="auto"/><w:ind w:left="80" w:right="80"/></w:pPr><w:r><w:rPr><w:rFonts w:ascii="Consolas" w:hAnsi="Consolas"/><w:sz w:val="15"/><w:color w:val="0F172A"/></w:rPr><w:t xml:space="preserve">    if (r &lt; 0 || r &gt; n) return 0;</w:t></w:r></w:p><w:p><w:pPr><w:shd w:val="clear" w:color="auto" w:fill="F8FAFC"/><w:spacing w:before="0" w:after="0" w:line="200" w:lineRule="auto"/><w:ind w:left="80" w:right="80"/></w:pPr><w:r><w:rPr><w:rFonts w:ascii="Consolas" w:hAnsi="Consolas"/><w:sz w:val="15"/><w:color w:val="0F172A"/></w:rPr><w:t xml:space="preserve">    return mul(fact[n], mul(invFact[r], invFact[n - r]));</w:t></w:r></w:p><w:p><w:pPr><w:shd w:val="clear" w:color="auto" w:fill="F8FAFC"/><w:spacing w:before="0" w:after="0" w:line="200" w:lineRule="auto"/><w:ind w:left="80" w:right="80"/></w:pPr><w:r><w:rPr><w:rFonts w:ascii="Consolas" w:hAnsi="Consolas"/><w:sz w:val="15"/><w:color w:val="0F172A"/></w:rPr><w:t xml:space="preserve">}</w:t></w:r></w:p><w:p><w:pPr><w:pBdr><w:bottom w:val="single" w:sz="4" w:space="1" w:color="CBD5E0"/></w:pPr></w:p><w:p><w:pPr><w:pStyle w:val="Heading1"/></w:pPr><w:r><w:rPr><w:b/><w:sz w:val="26"/><w:color w:val="1E3A8A"/></w:rPr><w:t>Section 4: Graph Representations &amp; Traversals</w:t></w:r></w:p><w:p><w:pPr><w:pStyle w:val="Heading3"/></w:pPr><w:r><w:rPr><w:b/><w:sz w:val="19"/><w:color w:val="0369A1"/></w:rPr><w:t>4.1 Adjacency List Input</w:t></w:r></w:p><w:p><w:pPr><w:ind w:left="200"/><w:spacing w:after="20"/></w:pPr><w:r><w:rPr><w:color w:val="2563EB"/></w:rPr><w:t xml:space="preserve">â€¢ </w:t></w:r><w:r><w:t>**Trigger Prefix:** `adjlist`</w:t></w:r></w:p><w:p><w:pPr><w:ind w:left="200"/><w:spacing w:after="20"/></w:pPr><w:r><w:rPr><w:color w:val="2563EB"/></w:rPr><w:t xml:space="preserve">â€¢ </w:t></w:r><w:r><w:t>**Usage:** Input for general weighted graph with $V$ vertices and $E$ edges.</w:t></w:r></w:p><w:p><w:pPr><w:shd w:val="clear" w:color="auto" w:fill="F8FAFC"/><w:spacing w:before="0" w:after="0" w:line="200" w:lineRule="auto"/><w:ind w:left="80" w:right="80"/></w:pPr><w:r><w:rPr><w:rFonts w:ascii="Consolas" w:hAnsi="Consolas"/><w:sz w:val="15"/><w:color w:val="0F172A"/></w:rPr><w:t xml:space="preserve">int V, E;</w:t></w:r></w:p><w:p><w:pPr><w:shd w:val="clear" w:color="auto" w:fill="F8FAFC"/><w:spacing w:before="0" w:after="0" w:line="200" w:lineRule="auto"/><w:ind w:left="80" w:right="80"/></w:pPr><w:r><w:rPr><w:rFonts w:ascii="Consolas" w:hAnsi="Consolas"/><w:sz w:val="15"/><w:color w:val="0F172A"/></w:rPr><w:t xml:space="preserve">cin &gt;&gt; V &gt;&gt; E;</w:t></w:r></w:p><w:p><w:pPr><w:shd w:val="clear" w:color="auto" w:fill="F8FAFC"/><w:spacing w:before="0" w:after="0" w:line="200" w:lineRule="auto"/><w:ind w:left="80" w:right="80"/></w:pPr><w:r><w:rPr><w:rFonts w:ascii="Consolas" w:hAnsi="Consolas"/><w:sz w:val="15"/><w:color w:val="0F172A"/></w:rPr><w:t xml:space="preserve"></w:t></w:r></w:p><w:p><w:pPr><w:shd w:val="clear" w:color="auto" w:fill="F8FAFC"/><w:spacing w:before="0" w:after="0" w:line="200" w:lineRule="auto"/><w:ind w:left="80" w:right="80"/></w:pPr><w:r><w:rPr><w:rFonts w:ascii="Consolas" w:hAnsi="Consolas"/><w:sz w:val="15"/><w:color w:val="0F172A"/></w:rPr><w:t xml:space="preserve">// Adjacency list: adj[u] = vector of {v, weight}</w:t></w:r></w:p><w:p><w:pPr><w:shd w:val="clear" w:color="auto" w:fill="F8FAFC"/><w:spacing w:before="0" w:after="0" w:line="200" w:lineRule="auto"/><w:ind w:left="80" w:right="80"/></w:pPr><w:r><w:rPr><w:rFonts w:ascii="Consolas" w:hAnsi="Consolas"/><w:sz w:val="15"/><w:color w:val="0F172A"/></w:rPr><w:t xml:space="preserve">vector&lt;vector&lt;pair&lt;int, int&gt;&gt;&gt; adj(V);</w:t></w:r></w:p><w:p><w:pPr><w:shd w:val="clear" w:color="auto" w:fill="F8FAFC"/><w:spacing w:before="0" w:after="0" w:line="200" w:lineRule="auto"/><w:ind w:left="80" w:right="80"/></w:pPr><w:r><w:rPr><w:rFonts w:ascii="Consolas" w:hAnsi="Consolas"/><w:sz w:val="15"/><w:color w:val="0F172A"/></w:rPr><w:t xml:space="preserve"></w:t></w:r></w:p><w:p><w:pPr><w:shd w:val="clear" w:color="auto" w:fill="F8FAFC"/><w:spacing w:before="0" w:after="0" w:line="200" w:lineRule="auto"/><w:ind w:left="80" w:right="80"/></w:pPr><w:r><w:rPr><w:rFonts w:ascii="Consolas" w:hAnsi="Consolas"/><w:sz w:val="15"/><w:color w:val="0F172A"/></w:rPr><w:t xml:space="preserve">for (int i = 0; i &lt; E; ++i) {</w:t></w:r></w:p><w:p><w:pPr><w:shd w:val="clear" w:color="auto" w:fill="F8FAFC"/><w:spacing w:before="0" w:after="0" w:line="200" w:lineRule="auto"/><w:ind w:left="80" w:right="80"/></w:pPr><w:r><w:rPr><w:rFonts w:ascii="Consolas" w:hAnsi="Consolas"/><w:sz w:val="15"/><w:color w:val="0F172A"/></w:rPr><w:t xml:space="preserve">    int u, v, w;</w:t></w:r></w:p><w:p><w:pPr><w:shd w:val="clear" w:color="auto" w:fill="F8FAFC"/><w:spacing w:before="0" w:after="0" w:line="200" w:lineRule="auto"/><w:ind w:left="80" w:right="80"/></w:pPr><w:r><w:rPr><w:rFonts w:ascii="Consolas" w:hAnsi="Consolas"/><w:sz w:val="15"/><w:color w:val="0F172A"/></w:rPr><w:t xml:space="preserve">    cin &gt;&gt; u &gt;&gt; v &gt;&gt; w;</w:t></w:r></w:p><w:p><w:pPr><w:shd w:val="clear" w:color="auto" w:fill="F8FAFC"/><w:spacing w:before="0" w:after="0" w:line="200" w:lineRule="auto"/><w:ind w:left="80" w:right="80"/></w:pPr><w:r><w:rPr><w:rFonts w:ascii="Consolas" w:hAnsi="Consolas"/><w:sz w:val="15"/><w:color w:val="0F172A"/></w:rPr><w:t xml:space="preserve">    adj[u].push_back({v, w}); // for directed graph</w:t></w:r></w:p><w:p><w:pPr><w:shd w:val="clear" w:color="auto" w:fill="F8FAFC"/><w:spacing w:before="0" w:after="0" w:line="200" w:lineRule="auto"/><w:ind w:left="80" w:right="80"/></w:pPr><w:r><w:rPr><w:rFonts w:ascii="Consolas" w:hAnsi="Consolas"/><w:sz w:val="15"/><w:color w:val="0F172A"/></w:rPr><w:t xml:space="preserve">    // adj[v].push_back({u, w}); // for undirected graph</w:t></w:r></w:p><w:p><w:pPr><w:shd w:val="clear" w:color="auto" w:fill="F8FAFC"/><w:spacing w:before="0" w:after="0" w:line="200" w:lineRule="auto"/><w:ind w:left="80" w:right="80"/></w:pPr><w:r><w:rPr><w:rFonts w:ascii="Consolas" w:hAnsi="Consolas"/><w:sz w:val="15"/><w:color w:val="0F172A"/></w:rPr><w:t xml:space="preserve">}</w:t></w:r></w:p><w:p><w:pPr><w:pStyle w:val="Heading3"/></w:pPr><w:r><w:rPr><w:b/><w:sz w:val="19"/><w:color w:val="0369A1"/></w:rPr><w:t>4.2 Edge List Input</w:t></w:r></w:p><w:p><w:pPr><w:ind w:left="200"/><w:spacing w:after="20"/></w:pPr><w:r><w:rPr><w:color w:val="2563EB"/></w:rPr><w:t xml:space="preserve">â€¢ </w:t></w:r><w:r><w:t>**Trigger Prefix:** `adjmat`</w:t></w:r></w:p><w:p><w:pPr><w:shd w:val="clear" w:color="auto" w:fill="F8FAFC"/><w:spacing w:before="0" w:after="0" w:line="200" w:lineRule="auto"/><w:ind w:left="80" w:right="80"/></w:pPr><w:r><w:rPr><w:rFonts w:ascii="Consolas" w:hAnsi="Consolas"/><w:sz w:val="15"/><w:color w:val="0F172A"/></w:rPr><w:t xml:space="preserve">int V, E;</w:t></w:r></w:p><w:p><w:pPr><w:shd w:val="clear" w:color="auto" w:fill="F8FAFC"/><w:spacing w:before="0" w:after="0" w:line="200" w:lineRule="auto"/><w:ind w:left="80" w:right="80"/></w:pPr><w:r><w:rPr><w:rFonts w:ascii="Consolas" w:hAnsi="Consolas"/><w:sz w:val="15"/><w:color w:val="0F172A"/></w:rPr><w:t xml:space="preserve">cin &gt;&gt; V &gt;&gt; E;</w:t></w:r></w:p><w:p><w:pPr><w:shd w:val="clear" w:color="auto" w:fill="F8FAFC"/><w:spacing w:before="0" w:after="0" w:line="200" w:lineRule="auto"/><w:ind w:left="80" w:right="80"/></w:pPr><w:r><w:rPr><w:rFonts w:ascii="Consolas" w:hAnsi="Consolas"/><w:sz w:val="15"/><w:color w:val="0F172A"/></w:rPr><w:t xml:space="preserve"></w:t></w:r></w:p><w:p><w:pPr><w:shd w:val="clear" w:color="auto" w:fill="F8FAFC"/><w:spacing w:before="0" w:after="0" w:line="200" w:lineRule="auto"/><w:ind w:left="80" w:right="80"/></w:pPr><w:r><w:rPr><w:rFonts w:ascii="Consolas" w:hAnsi="Consolas"/><w:sz w:val="15"/><w:color w:val="0F172A"/></w:rPr><w:t xml:space="preserve">// Edge list: each edge is a vector of 3 integers {u, v, weight}</w:t></w:r></w:p><w:p><w:pPr><w:shd w:val="clear" w:color="auto" w:fill="F8FAFC"/><w:spacing w:before="0" w:after="0" w:line="200" w:lineRule="auto"/><w:ind w:left="80" w:right="80"/></w:pPr><w:r><w:rPr><w:rFonts w:ascii="Consolas" w:hAnsi="Consolas"/><w:sz w:val="15"/><w:color w:val="0F172A"/></w:rPr><w:t xml:space="preserve">vector&lt;vector&lt;int&gt;&gt; edges;</w:t></w:r></w:p><w:p><w:pPr><w:shd w:val="clear" w:color="auto" w:fill="F8FAFC"/><w:spacing w:before="0" w:after="0" w:line="200" w:lineRule="auto"/><w:ind w:left="80" w:right="80"/></w:pPr><w:r><w:rPr><w:rFonts w:ascii="Consolas" w:hAnsi="Consolas"/><w:sz w:val="15"/><w:color w:val="0F172A"/></w:rPr><w:t xml:space="preserve"></w:t></w:r></w:p><w:p><w:pPr><w:shd w:val="clear" w:color="auto" w:fill="F8FAFC"/><w:spacing w:before="0" w:after="0" w:line="200" w:lineRule="auto"/><w:ind w:left="80" w:right="80"/></w:pPr><w:r><w:rPr><w:rFonts w:ascii="Consolas" w:hAnsi="Consolas"/><w:sz w:val="15"/><w:color w:val="0F172A"/></w:rPr><w:t xml:space="preserve">for (int i = 0; i &lt; E; ++i) {</w:t></w:r></w:p><w:p><w:pPr><w:shd w:val="clear" w:color="auto" w:fill="F8FAFC"/><w:spacing w:before="0" w:after="0" w:line="200" w:lineRule="auto"/><w:ind w:left="80" w:right="80"/></w:pPr><w:r><w:rPr><w:rFonts w:ascii="Consolas" w:hAnsi="Consolas"/><w:sz w:val="15"/><w:color w:val="0F172A"/></w:rPr><w:t xml:space="preserve">    int u, v, w;</w:t></w:r></w:p><w:p><w:pPr><w:shd w:val="clear" w:color="auto" w:fill="F8FAFC"/><w:spacing w:before="0" w:after="0" w:line="200" w:lineRule="auto"/><w:ind w:left="80" w:right="80"/></w:pPr><w:r><w:rPr><w:rFonts w:ascii="Consolas" w:hAnsi="Consolas"/><w:sz w:val="15"/><w:color w:val="0F172A"/></w:rPr><w:t xml:space="preserve">    cin &gt;&gt; u &gt;&gt; v &gt;&gt; w;</w:t></w:r></w:p><w:p><w:pPr><w:shd w:val="clear" w:color="auto" w:fill="F8FAFC"/><w:spacing w:before="0" w:after="0" w:line="200" w:lineRule="auto"/><w:ind w:left="80" w:right="80"/></w:pPr><w:r><w:rPr><w:rFonts w:ascii="Consolas" w:hAnsi="Consolas"/><w:sz w:val="15"/><w:color w:val="0F172A"/></w:rPr><w:t xml:space="preserve">    edges.push_back({u, v, w});</w:t></w:r></w:p><w:p><w:pPr><w:shd w:val="clear" w:color="auto" w:fill="F8FAFC"/><w:spacing w:before="0" w:after="0" w:line="200" w:lineRule="auto"/><w:ind w:left="80" w:right="80"/></w:pPr><w:r><w:rPr><w:rFonts w:ascii="Consolas" w:hAnsi="Consolas"/><w:sz w:val="15"/><w:color w:val="0F172A"/></w:rPr><w:t xml:space="preserve">}</w:t></w:r></w:p><w:p><w:pPr><w:pStyle w:val="Heading3"/></w:pPr><w:r><w:rPr><w:b/><w:sz w:val="19"/><w:color w:val="0369A1"/></w:rPr><w:t>4.3 DFS Traversal with Graph Input</w:t></w:r></w:p><w:p><w:pPr><w:ind w:left="200"/><w:spacing w:after="20"/></w:pPr><w:r><w:rPr><w:color w:val="2563EB"/></w:rPr><w:t xml:space="preserve">â€¢ </w:t></w:r><w:r><w:t>**Trigger Prefix:** `dfs`</w:t></w:r></w:p><w:p><w:pPr><w:ind w:left="200"/><w:spacing w:after="20"/></w:pPr><w:r><w:rPr><w:color w:val="2563EB"/></w:rPr><w:t xml:space="preserve">â€¢ </w:t></w:r><w:r><w:t>**Time Complexity:** $O(V + E)$</w:t></w:r></w:p><w:p><w:pPr><w:shd w:val="clear" w:color="auto" w:fill="F8FAFC"/><w:spacing w:before="0" w:after="0" w:line="200" w:lineRule="auto"/><w:ind w:left="80" w:right="80"/></w:pPr><w:r><w:rPr><w:rFonts w:ascii="Consolas" w:hAnsi="Consolas"/><w:sz w:val="15"/><w:color w:val="0F172A"/></w:rPr><w:t xml:space="preserve">void dfs(int node, const vector&lt;int&gt; adj[], vector&lt;bool&gt;&amp; visited) {</w:t></w:r></w:p><w:p><w:pPr><w:shd w:val="clear" w:color="auto" w:fill="F8FAFC"/><w:spacing w:before="0" w:after="0" w:line="200" w:lineRule="auto"/><w:ind w:left="80" w:right="80"/></w:pPr><w:r><w:rPr><w:rFonts w:ascii="Consolas" w:hAnsi="Consolas"/><w:sz w:val="15"/><w:color w:val="0F172A"/></w:rPr><w:t xml:space="preserve">    visited[node] = true;</w:t></w:r></w:p><w:p><w:pPr><w:shd w:val="clear" w:color="auto" w:fill="F8FAFC"/><w:spacing w:before="0" w:after="0" w:line="200" w:lineRule="auto"/><w:ind w:left="80" w:right="80"/></w:pPr><w:r><w:rPr><w:rFonts w:ascii="Consolas" w:hAnsi="Consolas"/><w:sz w:val="15"/><w:color w:val="0F172A"/></w:rPr><w:t xml:space="preserve">    for (int neighbor : adj[node]) {</w:t></w:r></w:p><w:p><w:pPr><w:shd w:val="clear" w:color="auto" w:fill="F8FAFC"/><w:spacing w:before="0" w:after="0" w:line="200" w:lineRule="auto"/><w:ind w:left="80" w:right="80"/></w:pPr><w:r><w:rPr><w:rFonts w:ascii="Consolas" w:hAnsi="Consolas"/><w:sz w:val="15"/><w:color w:val="0F172A"/></w:rPr><w:t xml:space="preserve">        if (!visited[neighbor]) {</w:t></w:r></w:p><w:p><w:pPr><w:shd w:val="clear" w:color="auto" w:fill="F8FAFC"/><w:spacing w:before="0" w:after="0" w:line="200" w:lineRule="auto"/><w:ind w:left="80" w:right="80"/></w:pPr><w:r><w:rPr><w:rFonts w:ascii="Consolas" w:hAnsi="Consolas"/><w:sz w:val="15"/><w:color w:val="0F172A"/></w:rPr><w:t xml:space="preserve">            dfs(neighbor, adj, visited);</w:t></w:r></w:p><w:p><w:pPr><w:shd w:val="clear" w:color="auto" w:fill="F8FAFC"/><w:spacing w:before="0" w:after="0" w:line="200" w:lineRule="auto"/><w:ind w:left="80" w:right="80"/></w:pPr><w:r><w:rPr><w:rFonts w:ascii="Consolas" w:hAnsi="Consolas"/><w:sz w:val="15"/><w:color w:val="0F172A"/></w:rPr><w:t xml:space="preserve">        }</w:t></w:r></w:p><w:p><w:pPr><w:shd w:val="clear" w:color="auto" w:fill="F8FAFC"/><w:spacing w:before="0" w:after="0" w:line="200" w:lineRule="auto"/><w:ind w:left="80" w:right="80"/></w:pPr><w:r><w:rPr><w:rFonts w:ascii="Consolas" w:hAnsi="Consolas"/><w:sz w:val="15"/><w:color w:val="0F172A"/></w:rPr><w:t xml:space="preserve">    }</w:t></w:r></w:p><w:p><w:pPr><w:shd w:val="clear" w:color="auto" w:fill="F8FAFC"/><w:spacing w:before="0" w:after="0" w:line="200" w:lineRule="auto"/><w:ind w:left="80" w:right="80"/></w:pPr><w:r><w:rPr><w:rFonts w:ascii="Consolas" w:hAnsi="Consolas"/><w:sz w:val="15"/><w:color w:val="0F172A"/></w:rPr><w:t xml:space="preserve">}</w:t></w:r></w:p><w:p><w:pPr><w:shd w:val="clear" w:color="auto" w:fill="F8FAFC"/><w:spacing w:before="0" w:after="0" w:line="200" w:lineRule="auto"/><w:ind w:left="80" w:right="80"/></w:pPr><w:r><w:rPr><w:rFonts w:ascii="Consolas" w:hAnsi="Consolas"/><w:sz w:val="15"/><w:color w:val="0F172A"/></w:rPr><w:t xml:space="preserve"></w:t></w:r></w:p><w:p><w:pPr><w:shd w:val="clear" w:color="auto" w:fill="F8FAFC"/><w:spacing w:before="0" w:after="0" w:line="200" w:lineRule="auto"/><w:ind w:left="80" w:right="80"/></w:pPr><w:r><w:rPr><w:rFonts w:ascii="Consolas" w:hAnsi="Consolas"/><w:sz w:val="15"/><w:color w:val="0F172A"/></w:rPr><w:t xml:space="preserve">signed main() {</w:t></w:r></w:p><w:p><w:pPr><w:shd w:val="clear" w:color="auto" w:fill="F8FAFC"/><w:spacing w:before="0" w:after="0" w:line="200" w:lineRule="auto"/><w:ind w:left="80" w:right="80"/></w:pPr><w:r><w:rPr><w:rFonts w:ascii="Consolas" w:hAnsi="Consolas"/><w:sz w:val="15"/><w:color w:val="0F172A"/></w:rPr><w:t xml:space="preserve">    int n, m; cin &gt;&gt; n &gt;&gt; m;</w:t></w:r></w:p><w:p><w:pPr><w:shd w:val="clear" w:color="auto" w:fill="F8FAFC"/><w:spacing w:before="0" w:after="0" w:line="200" w:lineRule="auto"/><w:ind w:left="80" w:right="80"/></w:pPr><w:r><w:rPr><w:rFonts w:ascii="Consolas" w:hAnsi="Consolas"/><w:sz w:val="15"/><w:color w:val="0F172A"/></w:rPr><w:t xml:space="preserve">    vector&lt;int&gt; adj[n + 1];</w:t></w:r></w:p><w:p><w:pPr><w:shd w:val="clear" w:color="auto" w:fill="F8FAFC"/><w:spacing w:before="0" w:after="0" w:line="200" w:lineRule="auto"/><w:ind w:left="80" w:right="80"/></w:pPr><w:r><w:rPr><w:rFonts w:ascii="Consolas" w:hAnsi="Consolas"/><w:sz w:val="15"/><w:color w:val="0F172A"/></w:rPr><w:t xml:space="preserve">    vector&lt;bool&gt; visited(n + 1, false);</w:t></w:r></w:p><w:p><w:pPr><w:shd w:val="clear" w:color="auto" w:fill="F8FAFC"/><w:spacing w:before="0" w:after="0" w:line="200" w:lineRule="auto"/><w:ind w:left="80" w:right="80"/></w:pPr><w:r><w:rPr><w:rFonts w:ascii="Consolas" w:hAnsi="Consolas"/><w:sz w:val="15"/><w:color w:val="0F172A"/></w:rPr><w:t xml:space="preserve"></w:t></w:r></w:p><w:p><w:pPr><w:shd w:val="clear" w:color="auto" w:fill="F8FAFC"/><w:spacing w:before="0" w:after="0" w:line="200" w:lineRule="auto"/><w:ind w:left="80" w:right="80"/></w:pPr><w:r><w:rPr><w:rFonts w:ascii="Consolas" w:hAnsi="Consolas"/><w:sz w:val="15"/><w:color w:val="0F172A"/></w:rPr><w:t xml:space="preserve">    for (int i = 0; i &lt; m; ++i) {</w:t></w:r></w:p><w:p><w:pPr><w:shd w:val="clear" w:color="auto" w:fill="F8FAFC"/><w:spacing w:before="0" w:after="0" w:line="200" w:lineRule="auto"/><w:ind w:left="80" w:right="80"/></w:pPr><w:r><w:rPr><w:rFonts w:ascii="Consolas" w:hAnsi="Consolas"/><w:sz w:val="15"/><w:color w:val="0F172A"/></w:rPr><w:t xml:space="preserve">        int u, v; cin &gt;&gt; u &gt;&gt; v;</w:t></w:r></w:p><w:p><w:pPr><w:shd w:val="clear" w:color="auto" w:fill="F8FAFC"/><w:spacing w:before="0" w:after="0" w:line="200" w:lineRule="auto"/><w:ind w:left="80" w:right="80"/></w:pPr><w:r><w:rPr><w:rFonts w:ascii="Consolas" w:hAnsi="Consolas"/><w:sz w:val="15"/><w:color w:val="0F172A"/></w:rPr><w:t xml:space="preserve">        adj[u].push_back(v);</w:t></w:r></w:p><w:p><w:pPr><w:shd w:val="clear" w:color="auto" w:fill="F8FAFC"/><w:spacing w:before="0" w:after="0" w:line="200" w:lineRule="auto"/><w:ind w:left="80" w:right="80"/></w:pPr><w:r><w:rPr><w:rFonts w:ascii="Consolas" w:hAnsi="Consolas"/><w:sz w:val="15"/><w:color w:val="0F172A"/></w:rPr><w:t xml:space="preserve">        adj[v].push_back(u); // Remove if directed</w:t></w:r></w:p><w:p><w:pPr><w:shd w:val="clear" w:color="auto" w:fill="F8FAFC"/><w:spacing w:before="0" w:after="0" w:line="200" w:lineRule="auto"/><w:ind w:left="80" w:right="80"/></w:pPr><w:r><w:rPr><w:rFonts w:ascii="Consolas" w:hAnsi="Consolas"/><w:sz w:val="15"/><w:color w:val="0F172A"/></w:rPr><w:t xml:space="preserve">    }</w:t></w:r></w:p><w:p><w:pPr><w:shd w:val="clear" w:color="auto" w:fill="F8FAFC"/><w:spacing w:before="0" w:after="0" w:line="200" w:lineRule="auto"/><w:ind w:left="80" w:right="80"/></w:pPr><w:r><w:rPr><w:rFonts w:ascii="Consolas" w:hAnsi="Consolas"/><w:sz w:val="15"/><w:color w:val="0F172A"/></w:rPr><w:t xml:space="preserve"></w:t></w:r></w:p><w:p><w:pPr><w:shd w:val="clear" w:color="auto" w:fill="F8FAFC"/><w:spacing w:before="0" w:after="0" w:line="200" w:lineRule="auto"/><w:ind w:left="80" w:right="80"/></w:pPr><w:r><w:rPr><w:rFonts w:ascii="Consolas" w:hAnsi="Consolas"/><w:sz w:val="15"/><w:color w:val="0F172A"/></w:rPr><w:t xml:space="preserve">    for (int i = 1; i &lt;= n; ++i) {</w:t></w:r></w:p><w:p><w:pPr><w:shd w:val="clear" w:color="auto" w:fill="F8FAFC"/><w:spacing w:before="0" w:after="0" w:line="200" w:lineRule="auto"/><w:ind w:left="80" w:right="80"/></w:pPr><w:r><w:rPr><w:rFonts w:ascii="Consolas" w:hAnsi="Consolas"/><w:sz w:val="15"/><w:color w:val="0F172A"/></w:rPr><w:t xml:space="preserve">        if (!visited[i]) dfs(i, adj, visited);</w:t></w:r></w:p><w:p><w:pPr><w:shd w:val="clear" w:color="auto" w:fill="F8FAFC"/><w:spacing w:before="0" w:after="0" w:line="200" w:lineRule="auto"/><w:ind w:left="80" w:right="80"/></w:pPr><w:r><w:rPr><w:rFonts w:ascii="Consolas" w:hAnsi="Consolas"/><w:sz w:val="15"/><w:color w:val="0F172A"/></w:rPr><w:t xml:space="preserve">    }</w:t></w:r></w:p><w:p><w:pPr><w:shd w:val="clear" w:color="auto" w:fill="F8FAFC"/><w:spacing w:before="0" w:after="0" w:line="200" w:lineRule="auto"/><w:ind w:left="80" w:right="80"/></w:pPr><w:r><w:rPr><w:rFonts w:ascii="Consolas" w:hAnsi="Consolas"/><w:sz w:val="15"/><w:color w:val="0F172A"/></w:rPr><w:t xml:space="preserve">    return 0;</w:t></w:r></w:p><w:p><w:pPr><w:shd w:val="clear" w:color="auto" w:fill="F8FAFC"/><w:spacing w:before="0" w:after="0" w:line="200" w:lineRule="auto"/><w:ind w:left="80" w:right="80"/></w:pPr><w:r><w:rPr><w:rFonts w:ascii="Consolas" w:hAnsi="Consolas"/><w:sz w:val="15"/><w:color w:val="0F172A"/></w:rPr><w:t xml:space="preserve">}</w:t></w:r></w:p><w:p><w:pPr><w:pStyle w:val="Heading3"/></w:pPr><w:r><w:rPr><w:b/><w:sz w:val="19"/><w:color w:val="0369A1"/></w:rPr><w:t>4.4 DFS Function Only</w:t></w:r></w:p><w:p><w:pPr><w:ind w:left="200"/><w:spacing w:after="20"/></w:pPr><w:r><w:rPr><w:color w:val="2563EB"/></w:rPr><w:t xml:space="preserve">â€¢ </w:t></w:r><w:r><w:t>**Trigger Prefix:** `dfsfunc`</w:t></w:r></w:p><w:p><w:pPr><w:shd w:val="clear" w:color="auto" w:fill="F8FAFC"/><w:spacing w:before="0" w:after="0" w:line="200" w:lineRule="auto"/><w:ind w:left="80" w:right="80"/></w:pPr><w:r><w:rPr><w:rFonts w:ascii="Consolas" w:hAnsi="Consolas"/><w:sz w:val="15"/><w:color w:val="0F172A"/></w:rPr><w:t xml:space="preserve">void dfs(int node, const vector&lt;int&gt; adj[], vector&lt;bool&gt;&amp; visited) {</w:t></w:r></w:p><w:p><w:pPr><w:shd w:val="clear" w:color="auto" w:fill="F8FAFC"/><w:spacing w:before="0" w:after="0" w:line="200" w:lineRule="auto"/><w:ind w:left="80" w:right="80"/></w:pPr><w:r><w:rPr><w:rFonts w:ascii="Consolas" w:hAnsi="Consolas"/><w:sz w:val="15"/><w:color w:val="0F172A"/></w:rPr><w:t xml:space="preserve">    visited[node] = true;</w:t></w:r></w:p><w:p><w:pPr><w:shd w:val="clear" w:color="auto" w:fill="F8FAFC"/><w:spacing w:before="0" w:after="0" w:line="200" w:lineRule="auto"/><w:ind w:left="80" w:right="80"/></w:pPr><w:r><w:rPr><w:rFonts w:ascii="Consolas" w:hAnsi="Consolas"/><w:sz w:val="15"/><w:color w:val="0F172A"/></w:rPr><w:t xml:space="preserve">    for (int neighbor : adj[node]) {</w:t></w:r></w:p><w:p><w:pPr><w:shd w:val="clear" w:color="auto" w:fill="F8FAFC"/><w:spacing w:before="0" w:after="0" w:line="200" w:lineRule="auto"/><w:ind w:left="80" w:right="80"/></w:pPr><w:r><w:rPr><w:rFonts w:ascii="Consolas" w:hAnsi="Consolas"/><w:sz w:val="15"/><w:color w:val="0F172A"/></w:rPr><w:t xml:space="preserve">        if (!visited[neighbor]) {</w:t></w:r></w:p><w:p><w:pPr><w:shd w:val="clear" w:color="auto" w:fill="F8FAFC"/><w:spacing w:before="0" w:after="0" w:line="200" w:lineRule="auto"/><w:ind w:left="80" w:right="80"/></w:pPr><w:r><w:rPr><w:rFonts w:ascii="Consolas" w:hAnsi="Consolas"/><w:sz w:val="15"/><w:color w:val="0F172A"/></w:rPr><w:t xml:space="preserve">            dfs(neighbor, adj, visited);</w:t></w:r></w:p><w:p><w:pPr><w:shd w:val="clear" w:color="auto" w:fill="F8FAFC"/><w:spacing w:before="0" w:after="0" w:line="200" w:lineRule="auto"/><w:ind w:left="80" w:right="80"/></w:pPr><w:r><w:rPr><w:rFonts w:ascii="Consolas" w:hAnsi="Consolas"/><w:sz w:val="15"/><w:color w:val="0F172A"/></w:rPr><w:t xml:space="preserve">        }</w:t></w:r></w:p><w:p><w:pPr><w:shd w:val="clear" w:color="auto" w:fill="F8FAFC"/><w:spacing w:before="0" w:after="0" w:line="200" w:lineRule="auto"/><w:ind w:left="80" w:right="80"/></w:pPr><w:r><w:rPr><w:rFonts w:ascii="Consolas" w:hAnsi="Consolas"/><w:sz w:val="15"/><w:color w:val="0F172A"/></w:rPr><w:t xml:space="preserve">    }</w:t></w:r></w:p><w:p><w:pPr><w:shd w:val="clear" w:color="auto" w:fill="F8FAFC"/><w:spacing w:before="0" w:after="0" w:line="200" w:lineRule="auto"/><w:ind w:left="80" w:right="80"/></w:pPr><w:r><w:rPr><w:rFonts w:ascii="Consolas" w:hAnsi="Consolas"/><w:sz w:val="15"/><w:color w:val="0F172A"/></w:rPr><w:t xml:space="preserve">}</w:t></w:r></w:p><w:p><w:pPr><w:pStyle w:val="Heading3"/></w:pPr><w:r><w:rPr><w:b/><w:sz w:val="19"/><w:color w:val="0369A1"/></w:rPr><w:t>4.5 BFS Traversal with Graph Input</w:t></w:r></w:p><w:p><w:pPr><w:ind w:left="200"/><w:spacing w:after="20"/></w:pPr><w:r><w:rPr><w:color w:val="2563EB"/></w:rPr><w:t xml:space="preserve">â€¢ </w:t></w:r><w:r><w:t>**Trigger Prefix:** `bfs`</w:t></w:r></w:p><w:p><w:pPr><w:ind w:left="200"/><w:spacing w:after="20"/></w:pPr><w:r><w:rPr><w:color w:val="2563EB"/></w:rPr><w:t xml:space="preserve">â€¢ </w:t></w:r><w:r><w:t>**Time Complexity:** $O(V + E)$</w:t></w:r></w:p><w:p><w:pPr><w:shd w:val="clear" w:color="auto" w:fill="F8FAFC"/><w:spacing w:before="0" w:after="0" w:line="200" w:lineRule="auto"/><w:ind w:left="80" w:right="80"/></w:pPr><w:r><w:rPr><w:rFonts w:ascii="Consolas" w:hAnsi="Consolas"/><w:sz w:val="15"/><w:color w:val="0F172A"/></w:rPr><w:t xml:space="preserve">void bfs(int start, const vector&lt;int&gt; adj[], vector&lt;bool&gt;&amp; visited) {</w:t></w:r></w:p><w:p><w:pPr><w:shd w:val="clear" w:color="auto" w:fill="F8FAFC"/><w:spacing w:before="0" w:after="0" w:line="200" w:lineRule="auto"/><w:ind w:left="80" w:right="80"/></w:pPr><w:r><w:rPr><w:rFonts w:ascii="Consolas" w:hAnsi="Consolas"/><w:sz w:val="15"/><w:color w:val="0F172A"/></w:rPr><w:t xml:space="preserve">    queue&lt;int&gt; q;</w:t></w:r></w:p><w:p><w:pPr><w:shd w:val="clear" w:color="auto" w:fill="F8FAFC"/><w:spacing w:before="0" w:after="0" w:line="200" w:lineRule="auto"/><w:ind w:left="80" w:right="80"/></w:pPr><w:r><w:rPr><w:rFonts w:ascii="Consolas" w:hAnsi="Consolas"/><w:sz w:val="15"/><w:color w:val="0F172A"/></w:rPr><w:t xml:space="preserve">    q.push(start);</w:t></w:r></w:p><w:p><w:pPr><w:shd w:val="clear" w:color="auto" w:fill="F8FAFC"/><w:spacing w:before="0" w:after="0" w:line="200" w:lineRule="auto"/><w:ind w:left="80" w:right="80"/></w:pPr><w:r><w:rPr><w:rFonts w:ascii="Consolas" w:hAnsi="Consolas"/><w:sz w:val="15"/><w:color w:val="0F172A"/></w:rPr><w:t xml:space="preserve">    visited[start] = true;</w:t></w:r></w:p><w:p><w:pPr><w:shd w:val="clear" w:color="auto" w:fill="F8FAFC"/><w:spacing w:before="0" w:after="0" w:line="200" w:lineRule="auto"/><w:ind w:left="80" w:right="80"/></w:pPr><w:r><w:rPr><w:rFonts w:ascii="Consolas" w:hAnsi="Consolas"/><w:sz w:val="15"/><w:color w:val="0F172A"/></w:rPr><w:t xml:space="preserve"></w:t></w:r></w:p><w:p><w:pPr><w:shd w:val="clear" w:color="auto" w:fill="F8FAFC"/><w:spacing w:before="0" w:after="0" w:line="200" w:lineRule="auto"/><w:ind w:left="80" w:right="80"/></w:pPr><w:r><w:rPr><w:rFonts w:ascii="Consolas" w:hAnsi="Consolas"/><w:sz w:val="15"/><w:color w:val="0F172A"/></w:rPr><w:t xml:space="preserve">    while (!q.empty()) {</w:t></w:r></w:p><w:p><w:pPr><w:shd w:val="clear" w:color="auto" w:fill="F8FAFC"/><w:spacing w:before="0" w:after="0" w:line="200" w:lineRule="auto"/><w:ind w:left="80" w:right="80"/></w:pPr><w:r><w:rPr><w:rFonts w:ascii="Consolas" w:hAnsi="Consolas"/><w:sz w:val="15"/><w:color w:val="0F172A"/></w:rPr><w:t xml:space="preserve">        int node = q.front(); q.pop();</w:t></w:r></w:p><w:p><w:pPr><w:shd w:val="clear" w:color="auto" w:fill="F8FAFC"/><w:spacing w:before="0" w:after="0" w:line="200" w:lineRule="auto"/><w:ind w:left="80" w:right="80"/></w:pPr><w:r><w:rPr><w:rFonts w:ascii="Consolas" w:hAnsi="Consolas"/><w:sz w:val="15"/><w:color w:val="0F172A"/></w:rPr><w:t xml:space="preserve">        for (int neighbor : adj[node]) {</w:t></w:r></w:p><w:p><w:pPr><w:shd w:val="clear" w:color="auto" w:fill="F8FAFC"/><w:spacing w:before="0" w:after="0" w:line="200" w:lineRule="auto"/><w:ind w:left="80" w:right="80"/></w:pPr><w:r><w:rPr><w:rFonts w:ascii="Consolas" w:hAnsi="Consolas"/><w:sz w:val="15"/><w:color w:val="0F172A"/></w:rPr><w:t xml:space="preserve">            if (!visited[neighbor]) {</w:t></w:r></w:p><w:p><w:pPr><w:shd w:val="clear" w:color="auto" w:fill="F8FAFC"/><w:spacing w:before="0" w:after="0" w:line="200" w:lineRule="auto"/><w:ind w:left="80" w:right="80"/></w:pPr><w:r><w:rPr><w:rFonts w:ascii="Consolas" w:hAnsi="Consolas"/><w:sz w:val="15"/><w:color w:val="0F172A"/></w:rPr><w:t xml:space="preserve">                visited[neighbor] = true;</w:t></w:r></w:p><w:p><w:pPr><w:shd w:val="clear" w:color="auto" w:fill="F8FAFC"/><w:spacing w:before="0" w:after="0" w:line="200" w:lineRule="auto"/><w:ind w:left="80" w:right="80"/></w:pPr><w:r><w:rPr><w:rFonts w:ascii="Consolas" w:hAnsi="Consolas"/><w:sz w:val="15"/><w:color w:val="0F172A"/></w:rPr><w:t xml:space="preserve">                q.push(neighbor);</w:t></w:r></w:p><w:p><w:pPr><w:shd w:val="clear" w:color="auto" w:fill="F8FAFC"/><w:spacing w:before="0" w:after="0" w:line="200" w:lineRule="auto"/><w:ind w:left="80" w:right="80"/></w:pPr><w:r><w:rPr><w:rFonts w:ascii="Consolas" w:hAnsi="Consolas"/><w:sz w:val="15"/><w:color w:val="0F172A"/></w:rPr><w:t xml:space="preserve">            }</w:t></w:r></w:p><w:p><w:pPr><w:shd w:val="clear" w:color="auto" w:fill="F8FAFC"/><w:spacing w:before="0" w:after="0" w:line="200" w:lineRule="auto"/><w:ind w:left="80" w:right="80"/></w:pPr><w:r><w:rPr><w:rFonts w:ascii="Consolas" w:hAnsi="Consolas"/><w:sz w:val="15"/><w:color w:val="0F172A"/></w:rPr><w:t xml:space="preserve">        }</w:t></w:r></w:p><w:p><w:pPr><w:shd w:val="clear" w:color="auto" w:fill="F8FAFC"/><w:spacing w:before="0" w:after="0" w:line="200" w:lineRule="auto"/><w:ind w:left="80" w:right="80"/></w:pPr><w:r><w:rPr><w:rFonts w:ascii="Consolas" w:hAnsi="Consolas"/><w:sz w:val="15"/><w:color w:val="0F172A"/></w:rPr><w:t xml:space="preserve">    }</w:t></w:r></w:p><w:p><w:pPr><w:shd w:val="clear" w:color="auto" w:fill="F8FAFC"/><w:spacing w:before="0" w:after="0" w:line="200" w:lineRule="auto"/><w:ind w:left="80" w:right="80"/></w:pPr><w:r><w:rPr><w:rFonts w:ascii="Consolas" w:hAnsi="Consolas"/><w:sz w:val="15"/><w:color w:val="0F172A"/></w:rPr><w:t xml:space="preserve">}</w:t></w:r></w:p><w:p><w:pPr><w:shd w:val="clear" w:color="auto" w:fill="F8FAFC"/><w:spacing w:before="0" w:after="0" w:line="200" w:lineRule="auto"/><w:ind w:left="80" w:right="80"/></w:pPr><w:r><w:rPr><w:rFonts w:ascii="Consolas" w:hAnsi="Consolas"/><w:sz w:val="15"/><w:color w:val="0F172A"/></w:rPr><w:t xml:space="preserve"></w:t></w:r></w:p><w:p><w:pPr><w:shd w:val="clear" w:color="auto" w:fill="F8FAFC"/><w:spacing w:before="0" w:after="0" w:line="200" w:lineRule="auto"/><w:ind w:left="80" w:right="80"/></w:pPr><w:r><w:rPr><w:rFonts w:ascii="Consolas" w:hAnsi="Consolas"/><w:sz w:val="15"/><w:color w:val="0F172A"/></w:rPr><w:t xml:space="preserve">signed main() {</w:t></w:r></w:p><w:p><w:pPr><w:shd w:val="clear" w:color="auto" w:fill="F8FAFC"/><w:spacing w:before="0" w:after="0" w:line="200" w:lineRule="auto"/><w:ind w:left="80" w:right="80"/></w:pPr><w:r><w:rPr><w:rFonts w:ascii="Consolas" w:hAnsi="Consolas"/><w:sz w:val="15"/><w:color w:val="0F172A"/></w:rPr><w:t xml:space="preserve">    int n, m; cin &gt;&gt; n &gt;&gt; m;</w:t></w:r></w:p><w:p><w:pPr><w:shd w:val="clear" w:color="auto" w:fill="F8FAFC"/><w:spacing w:before="0" w:after="0" w:line="200" w:lineRule="auto"/><w:ind w:left="80" w:right="80"/></w:pPr><w:r><w:rPr><w:rFonts w:ascii="Consolas" w:hAnsi="Consolas"/><w:sz w:val="15"/><w:color w:val="0F172A"/></w:rPr><w:t xml:space="preserve">    vector&lt;int&gt; adj[n + 1];</w:t></w:r></w:p><w:p><w:pPr><w:shd w:val="clear" w:color="auto" w:fill="F8FAFC"/><w:spacing w:before="0" w:after="0" w:line="200" w:lineRule="auto"/><w:ind w:left="80" w:right="80"/></w:pPr><w:r><w:rPr><w:rFonts w:ascii="Consolas" w:hAnsi="Consolas"/><w:sz w:val="15"/><w:color w:val="0F172A"/></w:rPr><w:t xml:space="preserve">    vector&lt;bool&gt; visited(n + 1, false);</w:t></w:r></w:p><w:p><w:pPr><w:shd w:val="clear" w:color="auto" w:fill="F8FAFC"/><w:spacing w:before="0" w:after="0" w:line="200" w:lineRule="auto"/><w:ind w:left="80" w:right="80"/></w:pPr><w:r><w:rPr><w:rFonts w:ascii="Consolas" w:hAnsi="Consolas"/><w:sz w:val="15"/><w:color w:val="0F172A"/></w:rPr><w:t xml:space="preserve"></w:t></w:r></w:p><w:p><w:pPr><w:shd w:val="clear" w:color="auto" w:fill="F8FAFC"/><w:spacing w:before="0" w:after="0" w:line="200" w:lineRule="auto"/><w:ind w:left="80" w:right="80"/></w:pPr><w:r><w:rPr><w:rFonts w:ascii="Consolas" w:hAnsi="Consolas"/><w:sz w:val="15"/><w:color w:val="0F172A"/></w:rPr><w:t xml:space="preserve">    for (int i = 0; i &lt; m; ++i) {</w:t></w:r></w:p><w:p><w:pPr><w:shd w:val="clear" w:color="auto" w:fill="F8FAFC"/><w:spacing w:before="0" w:after="0" w:line="200" w:lineRule="auto"/><w:ind w:left="80" w:right="80"/></w:pPr><w:r><w:rPr><w:rFonts w:ascii="Consolas" w:hAnsi="Consolas"/><w:sz w:val="15"/><w:color w:val="0F172A"/></w:rPr><w:t xml:space="preserve">        int u, v; cin &gt;&gt; u &gt;&gt; v;</w:t></w:r></w:p><w:p><w:pPr><w:shd w:val="clear" w:color="auto" w:fill="F8FAFC"/><w:spacing w:before="0" w:after="0" w:line="200" w:lineRule="auto"/><w:ind w:left="80" w:right="80"/></w:pPr><w:r><w:rPr><w:rFonts w:ascii="Consolas" w:hAnsi="Consolas"/><w:sz w:val="15"/><w:color w:val="0F172A"/></w:rPr><w:t xml:space="preserve">        adj[u].push_back(v);</w:t></w:r></w:p><w:p><w:pPr><w:shd w:val="clear" w:color="auto" w:fill="F8FAFC"/><w:spacing w:before="0" w:after="0" w:line="200" w:lineRule="auto"/><w:ind w:left="80" w:right="80"/></w:pPr><w:r><w:rPr><w:rFonts w:ascii="Consolas" w:hAnsi="Consolas"/><w:sz w:val="15"/><w:color w:val="0F172A"/></w:rPr><w:t xml:space="preserve">        adj[v].push_back(u); // Remove if directed</w:t></w:r></w:p><w:p><w:pPr><w:shd w:val="clear" w:color="auto" w:fill="F8FAFC"/><w:spacing w:before="0" w:after="0" w:line="200" w:lineRule="auto"/><w:ind w:left="80" w:right="80"/></w:pPr><w:r><w:rPr><w:rFonts w:ascii="Consolas" w:hAnsi="Consolas"/><w:sz w:val="15"/><w:color w:val="0F172A"/></w:rPr><w:t xml:space="preserve">    }</w:t></w:r></w:p><w:p><w:pPr><w:shd w:val="clear" w:color="auto" w:fill="F8FAFC"/><w:spacing w:before="0" w:after="0" w:line="200" w:lineRule="auto"/><w:ind w:left="80" w:right="80"/></w:pPr><w:r><w:rPr><w:rFonts w:ascii="Consolas" w:hAnsi="Consolas"/><w:sz w:val="15"/><w:color w:val="0F172A"/></w:rPr><w:t xml:space="preserve"></w:t></w:r></w:p><w:p><w:pPr><w:shd w:val="clear" w:color="auto" w:fill="F8FAFC"/><w:spacing w:before="0" w:after="0" w:line="200" w:lineRule="auto"/><w:ind w:left="80" w:right="80"/></w:pPr><w:r><w:rPr><w:rFonts w:ascii="Consolas" w:hAnsi="Consolas"/><w:sz w:val="15"/><w:color w:val="0F172A"/></w:rPr><w:t xml:space="preserve">    for (int i = 1; i &lt;= n; ++i) {</w:t></w:r></w:p><w:p><w:pPr><w:shd w:val="clear" w:color="auto" w:fill="F8FAFC"/><w:spacing w:before="0" w:after="0" w:line="200" w:lineRule="auto"/><w:ind w:left="80" w:right="80"/></w:pPr><w:r><w:rPr><w:rFonts w:ascii="Consolas" w:hAnsi="Consolas"/><w:sz w:val="15"/><w:color w:val="0F172A"/></w:rPr><w:t xml:space="preserve">        if (!visited[i]) bfs(i, adj, visited);</w:t></w:r></w:p><w:p><w:pPr><w:shd w:val="clear" w:color="auto" w:fill="F8FAFC"/><w:spacing w:before="0" w:after="0" w:line="200" w:lineRule="auto"/><w:ind w:left="80" w:right="80"/></w:pPr><w:r><w:rPr><w:rFonts w:ascii="Consolas" w:hAnsi="Consolas"/><w:sz w:val="15"/><w:color w:val="0F172A"/></w:rPr><w:t xml:space="preserve">    }</w:t></w:r></w:p><w:p><w:pPr><w:shd w:val="clear" w:color="auto" w:fill="F8FAFC"/><w:spacing w:before="0" w:after="0" w:line="200" w:lineRule="auto"/><w:ind w:left="80" w:right="80"/></w:pPr><w:r><w:rPr><w:rFonts w:ascii="Consolas" w:hAnsi="Consolas"/><w:sz w:val="15"/><w:color w:val="0F172A"/></w:rPr><w:t xml:space="preserve">}</w:t></w:r></w:p><w:p><w:pPr><w:pStyle w:val="Heading3"/></w:pPr><w:r><w:rPr><w:b/><w:sz w:val="19"/><w:color w:val="0369A1"/></w:rPr><w:t>4.6 BFS Function Only</w:t></w:r></w:p><w:p><w:pPr><w:ind w:left="200"/><w:spacing w:after="20"/></w:pPr><w:r><w:rPr><w:color w:val="2563EB"/></w:rPr><w:t xml:space="preserve">â€¢ </w:t></w:r><w:r><w:t>**Trigger Prefix:** `bfsfunc`</w:t></w:r></w:p><w:p><w:pPr><w:shd w:val="clear" w:color="auto" w:fill="F8FAFC"/><w:spacing w:before="0" w:after="0" w:line="200" w:lineRule="auto"/><w:ind w:left="80" w:right="80"/></w:pPr><w:r><w:rPr><w:rFonts w:ascii="Consolas" w:hAnsi="Consolas"/><w:sz w:val="15"/><w:color w:val="0F172A"/></w:rPr><w:t xml:space="preserve">void bfs(int start, const vector&lt;int&gt; adj[], vector&lt;bool&gt;&amp; visited) {</w:t></w:r></w:p><w:p><w:pPr><w:shd w:val="clear" w:color="auto" w:fill="F8FAFC"/><w:spacing w:before="0" w:after="0" w:line="200" w:lineRule="auto"/><w:ind w:left="80" w:right="80"/></w:pPr><w:r><w:rPr><w:rFonts w:ascii="Consolas" w:hAnsi="Consolas"/><w:sz w:val="15"/><w:color w:val="0F172A"/></w:rPr><w:t xml:space="preserve">    queue&lt;int&gt; q;</w:t></w:r></w:p><w:p><w:pPr><w:shd w:val="clear" w:color="auto" w:fill="F8FAFC"/><w:spacing w:before="0" w:after="0" w:line="200" w:lineRule="auto"/><w:ind w:left="80" w:right="80"/></w:pPr><w:r><w:rPr><w:rFonts w:ascii="Consolas" w:hAnsi="Consolas"/><w:sz w:val="15"/><w:color w:val="0F172A"/></w:rPr><w:t xml:space="preserve">    q.push(start);</w:t></w:r></w:p><w:p><w:pPr><w:shd w:val="clear" w:color="auto" w:fill="F8FAFC"/><w:spacing w:before="0" w:after="0" w:line="200" w:lineRule="auto"/><w:ind w:left="80" w:right="80"/></w:pPr><w:r><w:rPr><w:rFonts w:ascii="Consolas" w:hAnsi="Consolas"/><w:sz w:val="15"/><w:color w:val="0F172A"/></w:rPr><w:t xml:space="preserve">    visited[start] = true;</w:t></w:r></w:p><w:p><w:pPr><w:shd w:val="clear" w:color="auto" w:fill="F8FAFC"/><w:spacing w:before="0" w:after="0" w:line="200" w:lineRule="auto"/><w:ind w:left="80" w:right="80"/></w:pPr><w:r><w:rPr><w:rFonts w:ascii="Consolas" w:hAnsi="Consolas"/><w:sz w:val="15"/><w:color w:val="0F172A"/></w:rPr><w:t xml:space="preserve"></w:t></w:r></w:p><w:p><w:pPr><w:shd w:val="clear" w:color="auto" w:fill="F8FAFC"/><w:spacing w:before="0" w:after="0" w:line="200" w:lineRule="auto"/><w:ind w:left="80" w:right="80"/></w:pPr><w:r><w:rPr><w:rFonts w:ascii="Consolas" w:hAnsi="Consolas"/><w:sz w:val="15"/><w:color w:val="0F172A"/></w:rPr><w:t xml:space="preserve">    while (!q.empty()) {</w:t></w:r></w:p><w:p><w:pPr><w:shd w:val="clear" w:color="auto" w:fill="F8FAFC"/><w:spacing w:before="0" w:after="0" w:line="200" w:lineRule="auto"/><w:ind w:left="80" w:right="80"/></w:pPr><w:r><w:rPr><w:rFonts w:ascii="Consolas" w:hAnsi="Consolas"/><w:sz w:val="15"/><w:color w:val="0F172A"/></w:rPr><w:t xml:space="preserve">        int node = q.front(); q.pop();</w:t></w:r></w:p><w:p><w:pPr><w:shd w:val="clear" w:color="auto" w:fill="F8FAFC"/><w:spacing w:before="0" w:after="0" w:line="200" w:lineRule="auto"/><w:ind w:left="80" w:right="80"/></w:pPr><w:r><w:rPr><w:rFonts w:ascii="Consolas" w:hAnsi="Consolas"/><w:sz w:val="15"/><w:color w:val="0F172A"/></w:rPr><w:t xml:space="preserve">        for (int neighbor : adj[node]) {</w:t></w:r></w:p><w:p><w:pPr><w:shd w:val="clear" w:color="auto" w:fill="F8FAFC"/><w:spacing w:before="0" w:after="0" w:line="200" w:lineRule="auto"/><w:ind w:left="80" w:right="80"/></w:pPr><w:r><w:rPr><w:rFonts w:ascii="Consolas" w:hAnsi="Consolas"/><w:sz w:val="15"/><w:color w:val="0F172A"/></w:rPr><w:t xml:space="preserve">            if (!visited[neighbor]) {</w:t></w:r></w:p><w:p><w:pPr><w:shd w:val="clear" w:color="auto" w:fill="F8FAFC"/><w:spacing w:before="0" w:after="0" w:line="200" w:lineRule="auto"/><w:ind w:left="80" w:right="80"/></w:pPr><w:r><w:rPr><w:rFonts w:ascii="Consolas" w:hAnsi="Consolas"/><w:sz w:val="15"/><w:color w:val="0F172A"/></w:rPr><w:t xml:space="preserve">                visited[neighbor] = true;</w:t></w:r></w:p><w:p><w:pPr><w:shd w:val="clear" w:color="auto" w:fill="F8FAFC"/><w:spacing w:before="0" w:after="0" w:line="200" w:lineRule="auto"/><w:ind w:left="80" w:right="80"/></w:pPr><w:r><w:rPr><w:rFonts w:ascii="Consolas" w:hAnsi="Consolas"/><w:sz w:val="15"/><w:color w:val="0F172A"/></w:rPr><w:t xml:space="preserve">                q.push(neighbor);</w:t></w:r></w:p><w:p><w:pPr><w:shd w:val="clear" w:color="auto" w:fill="F8FAFC"/><w:spacing w:before="0" w:after="0" w:line="200" w:lineRule="auto"/><w:ind w:left="80" w:right="80"/></w:pPr><w:r><w:rPr><w:rFonts w:ascii="Consolas" w:hAnsi="Consolas"/><w:sz w:val="15"/><w:color w:val="0F172A"/></w:rPr><w:t xml:space="preserve">            }</w:t></w:r></w:p><w:p><w:pPr><w:shd w:val="clear" w:color="auto" w:fill="F8FAFC"/><w:spacing w:before="0" w:after="0" w:line="200" w:lineRule="auto"/><w:ind w:left="80" w:right="80"/></w:pPr><w:r><w:rPr><w:rFonts w:ascii="Consolas" w:hAnsi="Consolas"/><w:sz w:val="15"/><w:color w:val="0F172A"/></w:rPr><w:t xml:space="preserve">        }</w:t></w:r></w:p><w:p><w:pPr><w:shd w:val="clear" w:color="auto" w:fill="F8FAFC"/><w:spacing w:before="0" w:after="0" w:line="200" w:lineRule="auto"/><w:ind w:left="80" w:right="80"/></w:pPr><w:r><w:rPr><w:rFonts w:ascii="Consolas" w:hAnsi="Consolas"/><w:sz w:val="15"/><w:color w:val="0F172A"/></w:rPr><w:t xml:space="preserve">    }</w:t></w:r></w:p><w:p><w:pPr><w:shd w:val="clear" w:color="auto" w:fill="F8FAFC"/><w:spacing w:before="0" w:after="0" w:line="200" w:lineRule="auto"/><w:ind w:left="80" w:right="80"/></w:pPr><w:r><w:rPr><w:rFonts w:ascii="Consolas" w:hAnsi="Consolas"/><w:sz w:val="15"/><w:color w:val="0F172A"/></w:rPr><w:t xml:space="preserve">}</w:t></w:r></w:p><w:p><w:pPr><w:pStyle w:val="Heading3"/></w:pPr><w:r><w:rPr><w:b/><w:sz w:val="19"/><w:color w:val="0369A1"/></w:rPr><w:t>4.7 Topological Sort (Kahn&apos;s In-Degree BFS)</w:t></w:r></w:p><w:p><w:pPr><w:ind w:left="200"/><w:spacing w:after="20"/></w:pPr><w:r><w:rPr><w:color w:val="2563EB"/></w:rPr><w:t xml:space="preserve">â€¢ </w:t></w:r><w:r><w:t>**Time Complexity:** $O(V + E)$</w:t></w:r></w:p><w:p><w:pPr><w:ind w:left="200"/><w:spacing w:after="20"/></w:pPr><w:r><w:rPr><w:color w:val="2563EB"/></w:rPr><w:t xml:space="preserve">â€¢ </w:t></w:r><w:r><w:t>**Condition:** Graph must be a Directed Acyclic Graph (DAG).</w:t></w:r></w:p><w:p><w:pPr><w:shd w:val="clear" w:color="auto" w:fill="F8FAFC"/><w:spacing w:before="0" w:after="0" w:line="200" w:lineRule="auto"/><w:ind w:left="80" w:right="80"/></w:pPr><w:r><w:rPr><w:rFonts w:ascii="Consolas" w:hAnsi="Consolas"/><w:sz w:val="15"/><w:color w:val="0F172A"/></w:rPr><w:t xml:space="preserve">vector&lt;int&gt; topo_sort(int n, const vector&lt;vector&lt;int&gt;&gt; &amp;adj) {</w:t></w:r></w:p><w:p><w:pPr><w:shd w:val="clear" w:color="auto" w:fill="F8FAFC"/><w:spacing w:before="0" w:after="0" w:line="200" w:lineRule="auto"/><w:ind w:left="80" w:right="80"/></w:pPr><w:r><w:rPr><w:rFonts w:ascii="Consolas" w:hAnsi="Consolas"/><w:sz w:val="15"/><w:color w:val="0F172A"/></w:rPr><w:t xml:space="preserve">    vector&lt;int&gt; in_deg(n, 0), order;</w:t></w:r></w:p><w:p><w:pPr><w:shd w:val="clear" w:color="auto" w:fill="F8FAFC"/><w:spacing w:before="0" w:after="0" w:line="200" w:lineRule="auto"/><w:ind w:left="80" w:right="80"/></w:pPr><w:r><w:rPr><w:rFonts w:ascii="Consolas" w:hAnsi="Consolas"/><w:sz w:val="15"/><w:color w:val="0F172A"/></w:rPr><w:t xml:space="preserve">    for (int u = 0; u &lt; n; ++u)</w:t></w:r></w:p><w:p><w:pPr><w:shd w:val="clear" w:color="auto" w:fill="F8FAFC"/><w:spacing w:before="0" w:after="0" w:line="200" w:lineRule="auto"/><w:ind w:left="80" w:right="80"/></w:pPr><w:r><w:rPr><w:rFonts w:ascii="Consolas" w:hAnsi="Consolas"/><w:sz w:val="15"/><w:color w:val="0F172A"/></w:rPr><w:t xml:space="preserve">        for (int v : adj[u]) in_deg[v]++;</w:t></w:r></w:p><w:p><w:pPr><w:shd w:val="clear" w:color="auto" w:fill="F8FAFC"/><w:spacing w:before="0" w:after="0" w:line="200" w:lineRule="auto"/><w:ind w:left="80" w:right="80"/></w:pPr><w:r><w:rPr><w:rFonts w:ascii="Consolas" w:hAnsi="Consolas"/><w:sz w:val="15"/><w:color w:val="0F172A"/></w:rPr><w:t xml:space="preserve">    queue&lt;int&gt; q;</w:t></w:r></w:p><w:p><w:pPr><w:shd w:val="clear" w:color="auto" w:fill="F8FAFC"/><w:spacing w:before="0" w:after="0" w:line="200" w:lineRule="auto"/><w:ind w:left="80" w:right="80"/></w:pPr><w:r><w:rPr><w:rFonts w:ascii="Consolas" w:hAnsi="Consolas"/><w:sz w:val="15"/><w:color w:val="0F172A"/></w:rPr><w:t xml:space="preserve">    for (int i = 0; i &lt; n; ++i) if (in_deg[i] == 0) q.push(i);</w:t></w:r></w:p><w:p><w:pPr><w:shd w:val="clear" w:color="auto" w:fill="F8FAFC"/><w:spacing w:before="0" w:after="0" w:line="200" w:lineRule="auto"/><w:ind w:left="80" w:right="80"/></w:pPr><w:r><w:rPr><w:rFonts w:ascii="Consolas" w:hAnsi="Consolas"/><w:sz w:val="15"/><w:color w:val="0F172A"/></w:rPr><w:t xml:space="preserve">    while (!q.empty()) {</w:t></w:r></w:p><w:p><w:pPr><w:shd w:val="clear" w:color="auto" w:fill="F8FAFC"/><w:spacing w:before="0" w:after="0" w:line="200" w:lineRule="auto"/><w:ind w:left="80" w:right="80"/></w:pPr><w:r><w:rPr><w:rFonts w:ascii="Consolas" w:hAnsi="Consolas"/><w:sz w:val="15"/><w:color w:val="0F172A"/></w:rPr><w:t xml:space="preserve">        int u = q.front(); q.pop();</w:t></w:r></w:p><w:p><w:pPr><w:shd w:val="clear" w:color="auto" w:fill="F8FAFC"/><w:spacing w:before="0" w:after="0" w:line="200" w:lineRule="auto"/><w:ind w:left="80" w:right="80"/></w:pPr><w:r><w:rPr><w:rFonts w:ascii="Consolas" w:hAnsi="Consolas"/><w:sz w:val="15"/><w:color w:val="0F172A"/></w:rPr><w:t xml:space="preserve">        order.push_back(u);</w:t></w:r></w:p><w:p><w:pPr><w:shd w:val="clear" w:color="auto" w:fill="F8FAFC"/><w:spacing w:before="0" w:after="0" w:line="200" w:lineRule="auto"/><w:ind w:left="80" w:right="80"/></w:pPr><w:r><w:rPr><w:rFonts w:ascii="Consolas" w:hAnsi="Consolas"/><w:sz w:val="15"/><w:color w:val="0F172A"/></w:rPr><w:t xml:space="preserve">        for (int v : adj[u])</w:t></w:r></w:p><w:p><w:pPr><w:shd w:val="clear" w:color="auto" w:fill="F8FAFC"/><w:spacing w:before="0" w:after="0" w:line="200" w:lineRule="auto"/><w:ind w:left="80" w:right="80"/></w:pPr><w:r><w:rPr><w:rFonts w:ascii="Consolas" w:hAnsi="Consolas"/><w:sz w:val="15"/><w:color w:val="0F172A"/></w:rPr><w:t xml:space="preserve">            if (--in_deg[v] == 0) q.push(v);</w:t></w:r></w:p><w:p><w:pPr><w:shd w:val="clear" w:color="auto" w:fill="F8FAFC"/><w:spacing w:before="0" w:after="0" w:line="200" w:lineRule="auto"/><w:ind w:left="80" w:right="80"/></w:pPr><w:r><w:rPr><w:rFonts w:ascii="Consolas" w:hAnsi="Consolas"/><w:sz w:val="15"/><w:color w:val="0F172A"/></w:rPr><w:t xml:space="preserve">    }</w:t></w:r></w:p><w:p><w:pPr><w:shd w:val="clear" w:color="auto" w:fill="F8FAFC"/><w:spacing w:before="0" w:after="0" w:line="200" w:lineRule="auto"/><w:ind w:left="80" w:right="80"/></w:pPr><w:r><w:rPr><w:rFonts w:ascii="Consolas" w:hAnsi="Consolas"/><w:sz w:val="15"/><w:color w:val="0F172A"/></w:rPr><w:t xml:space="preserve">    return (order.size() == n) ? order : vector&lt;int&gt;(); // empty if cycle</w:t></w:r></w:p><w:p><w:pPr><w:shd w:val="clear" w:color="auto" w:fill="F8FAFC"/><w:spacing w:before="0" w:after="0" w:line="200" w:lineRule="auto"/><w:ind w:left="80" w:right="80"/></w:pPr><w:r><w:rPr><w:rFonts w:ascii="Consolas" w:hAnsi="Consolas"/><w:sz w:val="15"/><w:color w:val="0F172A"/></w:rPr><w:t xml:space="preserve">}</w:t></w:r></w:p><w:p><w:pPr><w:pBdr><w:bottom w:val="single" w:sz="4" w:space="1" w:color="CBD5E0"/></w:pPr></w:p><w:p><w:pPr><w:pStyle w:val="Heading1"/></w:pPr><w:r><w:rPr><w:b/><w:sz w:val="26"/><w:color w:val="1E3A8A"/></w:rPr><w:t>Section 5: Shortest Paths &amp; Negative Cycles</w:t></w:r></w:p><w:p><w:pPr><w:pStyle w:val="Heading3"/></w:pPr><w:r><w:rPr><w:b/><w:sz w:val="19"/><w:color w:val="0369A1"/></w:rPr><w:t>5.1 Dijkstra&apos;s Algorithm (Priority Queue &amp; Path Print)</w:t></w:r></w:p><w:p><w:pPr><w:ind w:left="200"/><w:spacing w:after="20"/></w:pPr><w:r><w:rPr><w:color w:val="2563EB"/></w:rPr><w:t xml:space="preserve">â€¢ </w:t></w:r><w:r><w:t>**Trigger Prefix:** `dijkstra`</w:t></w:r></w:p><w:p><w:pPr><w:ind w:left="200"/><w:spacing w:after="20"/></w:pPr><w:r><w:rPr><w:color w:val="2563EB"/></w:rPr><w:t xml:space="preserve">â€¢ </w:t></w:r><w:r><w:t>**Time Complexity:** $O((V + E) \log V)$</w:t></w:r></w:p><w:p><w:pPr><w:ind w:left="200"/><w:spacing w:after="20"/></w:pPr><w:r><w:rPr><w:color w:val="2563EB"/></w:rPr><w:t xml:space="preserve">â€¢ </w:t></w:r><w:r><w:t>**Constraint:** All edge weights must be non-negative ($w \ge 0$).</w:t></w:r></w:p><w:p><w:pPr><w:shd w:val="clear" w:color="auto" w:fill="F8FAFC"/><w:spacing w:before="0" w:after="0" w:line="200" w:lineRule="auto"/><w:ind w:left="80" w:right="80"/></w:pPr><w:r><w:rPr><w:rFonts w:ascii="Consolas" w:hAnsi="Consolas"/><w:sz w:val="15"/><w:color w:val="0F172A"/></w:rPr><w:t xml:space="preserve">int n, m; cin &gt;&gt; n &gt;&gt; m;</w:t></w:r></w:p><w:p><w:pPr><w:shd w:val="clear" w:color="auto" w:fill="F8FAFC"/><w:spacing w:before="0" w:after="0" w:line="200" w:lineRule="auto"/><w:ind w:left="80" w:right="80"/></w:pPr><w:r><w:rPr><w:rFonts w:ascii="Consolas" w:hAnsi="Consolas"/><w:sz w:val="15"/><w:color w:val="0F172A"/></w:rPr><w:t xml:space="preserve">vector&lt;vector&lt;pair&lt;int, int&gt;&gt;&gt; adj(n + 1);</w:t></w:r></w:p><w:p><w:pPr><w:shd w:val="clear" w:color="auto" w:fill="F8FAFC"/><w:spacing w:before="0" w:after="0" w:line="200" w:lineRule="auto"/><w:ind w:left="80" w:right="80"/></w:pPr><w:r><w:rPr><w:rFonts w:ascii="Consolas" w:hAnsi="Consolas"/><w:sz w:val="15"/><w:color w:val="0F172A"/></w:rPr><w:t xml:space="preserve">for (int i = 0; i &lt; m; i++) {</w:t></w:r></w:p><w:p><w:pPr><w:shd w:val="clear" w:color="auto" w:fill="F8FAFC"/><w:spacing w:before="0" w:after="0" w:line="200" w:lineRule="auto"/><w:ind w:left="80" w:right="80"/></w:pPr><w:r><w:rPr><w:rFonts w:ascii="Consolas" w:hAnsi="Consolas"/><w:sz w:val="15"/><w:color w:val="0F172A"/></w:rPr><w:t xml:space="preserve">    int u, v, w; cin &gt;&gt; u &gt;&gt; v &gt;&gt; w;</w:t></w:r></w:p><w:p><w:pPr><w:shd w:val="clear" w:color="auto" w:fill="F8FAFC"/><w:spacing w:before="0" w:after="0" w:line="200" w:lineRule="auto"/><w:ind w:left="80" w:right="80"/></w:pPr><w:r><w:rPr><w:rFonts w:ascii="Consolas" w:hAnsi="Consolas"/><w:sz w:val="15"/><w:color w:val="0F172A"/></w:rPr><w:t xml:space="preserve">    adj[u].emplace_back(v, w);</w:t></w:r></w:p><w:p><w:pPr><w:shd w:val="clear" w:color="auto" w:fill="F8FAFC"/><w:spacing w:before="0" w:after="0" w:line="200" w:lineRule="auto"/><w:ind w:left="80" w:right="80"/></w:pPr><w:r><w:rPr><w:rFonts w:ascii="Consolas" w:hAnsi="Consolas"/><w:sz w:val="15"/><w:color w:val="0F172A"/></w:rPr><w:t xml:space="preserve">    adj[v].emplace_back(u, w);</w:t></w:r></w:p><w:p><w:pPr><w:shd w:val="clear" w:color="auto" w:fill="F8FAFC"/><w:spacing w:before="0" w:after="0" w:line="200" w:lineRule="auto"/><w:ind w:left="80" w:right="80"/></w:pPr><w:r><w:rPr><w:rFonts w:ascii="Consolas" w:hAnsi="Consolas"/><w:sz w:val="15"/><w:color w:val="0F172A"/></w:rPr><w:t xml:space="preserve">}</w:t></w:r></w:p><w:p><w:pPr><w:shd w:val="clear" w:color="auto" w:fill="F8FAFC"/><w:spacing w:before="0" w:after="0" w:line="200" w:lineRule="auto"/><w:ind w:left="80" w:right="80"/></w:pPr><w:r><w:rPr><w:rFonts w:ascii="Consolas" w:hAnsi="Consolas"/><w:sz w:val="15"/><w:color w:val="0F172A"/></w:rPr><w:t xml:space="preserve">int s = 1, inf = LLONG_MAX / 2;</w:t></w:r></w:p><w:p><w:pPr><w:shd w:val="clear" w:color="auto" w:fill="F8FAFC"/><w:spacing w:before="0" w:after="0" w:line="200" w:lineRule="auto"/><w:ind w:left="80" w:right="80"/></w:pPr><w:r><w:rPr><w:rFonts w:ascii="Consolas" w:hAnsi="Consolas"/><w:sz w:val="15"/><w:color w:val="0F172A"/></w:rPr><w:t xml:space="preserve">vector&lt;int&gt; dis(n + 1, inf), parent(n + 1, -1);</w:t></w:r></w:p><w:p><w:pPr><w:shd w:val="clear" w:color="auto" w:fill="F8FAFC"/><w:spacing w:before="0" w:after="0" w:line="200" w:lineRule="auto"/><w:ind w:left="80" w:right="80"/></w:pPr><w:r><w:rPr><w:rFonts w:ascii="Consolas" w:hAnsi="Consolas"/><w:sz w:val="15"/><w:color w:val="0F172A"/></w:rPr><w:t xml:space="preserve">dis[s] = 0;</w:t></w:r></w:p><w:p><w:pPr><w:shd w:val="clear" w:color="auto" w:fill="F8FAFC"/><w:spacing w:before="0" w:after="0" w:line="200" w:lineRule="auto"/><w:ind w:left="80" w:right="80"/></w:pPr><w:r><w:rPr><w:rFonts w:ascii="Consolas" w:hAnsi="Consolas"/><w:sz w:val="15"/><w:color w:val="0F172A"/></w:rPr><w:t xml:space="preserve">priority_queue&lt;pair&lt;int, int&gt;, vector&lt;pair&lt;int, int&gt;&gt;, greater&lt;pair&lt;int, int&gt;&gt;&gt; pq;</w:t></w:r></w:p><w:p><w:pPr><w:shd w:val="clear" w:color="auto" w:fill="F8FAFC"/><w:spacing w:before="0" w:after="0" w:line="200" w:lineRule="auto"/><w:ind w:left="80" w:right="80"/></w:pPr><w:r><w:rPr><w:rFonts w:ascii="Consolas" w:hAnsi="Consolas"/><w:sz w:val="15"/><w:color w:val="0F172A"/></w:rPr><w:t xml:space="preserve">pq.emplace(0, s);</w:t></w:r></w:p><w:p><w:pPr><w:shd w:val="clear" w:color="auto" w:fill="F8FAFC"/><w:spacing w:before="0" w:after="0" w:line="200" w:lineRule="auto"/><w:ind w:left="80" w:right="80"/></w:pPr><w:r><w:rPr><w:rFonts w:ascii="Consolas" w:hAnsi="Consolas"/><w:sz w:val="15"/><w:color w:val="0F172A"/></w:rPr><w:t xml:space="preserve">while (!pq.empty()) {</w:t></w:r></w:p><w:p><w:pPr><w:shd w:val="clear" w:color="auto" w:fill="F8FAFC"/><w:spacing w:before="0" w:after="0" w:line="200" w:lineRule="auto"/><w:ind w:left="80" w:right="80"/></w:pPr><w:r><w:rPr><w:rFonts w:ascii="Consolas" w:hAnsi="Consolas"/><w:sz w:val="15"/><w:color w:val="0F172A"/></w:rPr><w:t xml:space="preserve">    auto [dv, v] = pq.top(); pq.pop();</w:t></w:r></w:p><w:p><w:pPr><w:shd w:val="clear" w:color="auto" w:fill="F8FAFC"/><w:spacing w:before="0" w:after="0" w:line="200" w:lineRule="auto"/><w:ind w:left="80" w:right="80"/></w:pPr><w:r><w:rPr><w:rFonts w:ascii="Consolas" w:hAnsi="Consolas"/><w:sz w:val="15"/><w:color w:val="0F172A"/></w:rPr><w:t xml:space="preserve">    if (dv &gt; dis[v]) continue;</w:t></w:r></w:p><w:p><w:pPr><w:shd w:val="clear" w:color="auto" w:fill="F8FAFC"/><w:spacing w:before="0" w:after="0" w:line="200" w:lineRule="auto"/><w:ind w:left="80" w:right="80"/></w:pPr><w:r><w:rPr><w:rFonts w:ascii="Consolas" w:hAnsi="Consolas"/><w:sz w:val="15"/><w:color w:val="0F172A"/></w:rPr><w:t xml:space="preserve">    for (auto &amp;edge : adj[v]) {</w:t></w:r></w:p><w:p><w:pPr><w:shd w:val="clear" w:color="auto" w:fill="F8FAFC"/><w:spacing w:before="0" w:after="0" w:line="200" w:lineRule="auto"/><w:ind w:left="80" w:right="80"/></w:pPr><w:r><w:rPr><w:rFonts w:ascii="Consolas" w:hAnsi="Consolas"/><w:sz w:val="15"/><w:color w:val="0F172A"/></w:rPr><w:t xml:space="preserve">        int to = edge.first, d = edge.second;</w:t></w:r></w:p><w:p><w:pPr><w:shd w:val="clear" w:color="auto" w:fill="F8FAFC"/><w:spacing w:before="0" w:after="0" w:line="200" w:lineRule="auto"/><w:ind w:left="80" w:right="80"/></w:pPr><w:r><w:rPr><w:rFonts w:ascii="Consolas" w:hAnsi="Consolas"/><w:sz w:val="15"/><w:color w:val="0F172A"/></w:rPr><w:t xml:space="preserve">        if (dis[v] + d &lt; dis[to]) {</w:t></w:r></w:p><w:p><w:pPr><w:shd w:val="clear" w:color="auto" w:fill="F8FAFC"/><w:spacing w:before="0" w:after="0" w:line="200" w:lineRule="auto"/><w:ind w:left="80" w:right="80"/></w:pPr><w:r><w:rPr><w:rFonts w:ascii="Consolas" w:hAnsi="Consolas"/><w:sz w:val="15"/><w:color w:val="0F172A"/></w:rPr><w:t xml:space="preserve">            dis[to] = dis[v] + d;</w:t></w:r></w:p><w:p><w:pPr><w:shd w:val="clear" w:color="auto" w:fill="F8FAFC"/><w:spacing w:before="0" w:after="0" w:line="200" w:lineRule="auto"/><w:ind w:left="80" w:right="80"/></w:pPr><w:r><w:rPr><w:rFonts w:ascii="Consolas" w:hAnsi="Consolas"/><w:sz w:val="15"/><w:color w:val="0F172A"/></w:rPr><w:t xml:space="preserve">            parent[to] = v;</w:t></w:r></w:p><w:p><w:pPr><w:shd w:val="clear" w:color="auto" w:fill="F8FAFC"/><w:spacing w:before="0" w:after="0" w:line="200" w:lineRule="auto"/><w:ind w:left="80" w:right="80"/></w:pPr><w:r><w:rPr><w:rFonts w:ascii="Consolas" w:hAnsi="Consolas"/><w:sz w:val="15"/><w:color w:val="0F172A"/></w:rPr><w:t xml:space="preserve">            pq.emplace(dis[to], to);</w:t></w:r></w:p><w:p><w:pPr><w:shd w:val="clear" w:color="auto" w:fill="F8FAFC"/><w:spacing w:before="0" w:after="0" w:line="200" w:lineRule="auto"/><w:ind w:left="80" w:right="80"/></w:pPr><w:r><w:rPr><w:rFonts w:ascii="Consolas" w:hAnsi="Consolas"/><w:sz w:val="15"/><w:color w:val="0F172A"/></w:rPr><w:t xml:space="preserve">        }</w:t></w:r></w:p><w:p><w:pPr><w:shd w:val="clear" w:color="auto" w:fill="F8FAFC"/><w:spacing w:before="0" w:after="0" w:line="200" w:lineRule="auto"/><w:ind w:left="80" w:right="80"/></w:pPr><w:r><w:rPr><w:rFonts w:ascii="Consolas" w:hAnsi="Consolas"/><w:sz w:val="15"/><w:color w:val="0F172A"/></w:rPr><w:t xml:space="preserve">    }</w:t></w:r></w:p><w:p><w:pPr><w:shd w:val="clear" w:color="auto" w:fill="F8FAFC"/><w:spacing w:before="0" w:after="0" w:line="200" w:lineRule="auto"/><w:ind w:left="80" w:right="80"/></w:pPr><w:r><w:rPr><w:rFonts w:ascii="Consolas" w:hAnsi="Consolas"/><w:sz w:val="15"/><w:color w:val="0F172A"/></w:rPr><w:t xml:space="preserve">}</w:t></w:r></w:p><w:p><w:pPr><w:shd w:val="clear" w:color="auto" w:fill="F8FAFC"/><w:spacing w:before="0" w:after="0" w:line="200" w:lineRule="auto"/><w:ind w:left="80" w:right="80"/></w:pPr><w:r><w:rPr><w:rFonts w:ascii="Consolas" w:hAnsi="Consolas"/><w:sz w:val="15"/><w:color w:val="0F172A"/></w:rPr><w:t xml:space="preserve">if (dis[n] == inf) {</w:t></w:r></w:p><w:p><w:pPr><w:shd w:val="clear" w:color="auto" w:fill="F8FAFC"/><w:spacing w:before="0" w:after="0" w:line="200" w:lineRule="auto"/><w:ind w:left="80" w:right="80"/></w:pPr><w:r><w:rPr><w:rFonts w:ascii="Consolas" w:hAnsi="Consolas"/><w:sz w:val="15"/><w:color w:val="0F172A"/></w:rPr><w:t xml:space="preserve">    cout &lt;&lt; -1 &lt;&lt; endl;</w:t></w:r></w:p><w:p><w:pPr><w:shd w:val="clear" w:color="auto" w:fill="F8FAFC"/><w:spacing w:before="0" w:after="0" w:line="200" w:lineRule="auto"/><w:ind w:left="80" w:right="80"/></w:pPr><w:r><w:rPr><w:rFonts w:ascii="Consolas" w:hAnsi="Consolas"/><w:sz w:val="15"/><w:color w:val="0F172A"/></w:rPr><w:t xml:space="preserve">} else {</w:t></w:r></w:p><w:p><w:pPr><w:shd w:val="clear" w:color="auto" w:fill="F8FAFC"/><w:spacing w:before="0" w:after="0" w:line="200" w:lineRule="auto"/><w:ind w:left="80" w:right="80"/></w:pPr><w:r><w:rPr><w:rFonts w:ascii="Consolas" w:hAnsi="Consolas"/><w:sz w:val="15"/><w:color w:val="0F172A"/></w:rPr><w:t xml:space="preserve">    vector&lt;int&gt; path;</w:t></w:r></w:p><w:p><w:pPr><w:shd w:val="clear" w:color="auto" w:fill="F8FAFC"/><w:spacing w:before="0" w:after="0" w:line="200" w:lineRule="auto"/><w:ind w:left="80" w:right="80"/></w:pPr><w:r><w:rPr><w:rFonts w:ascii="Consolas" w:hAnsi="Consolas"/><w:sz w:val="15"/><w:color w:val="0F172A"/></w:rPr><w:t xml:space="preserve">    for (int i = n; i != -1; i = parent[i]) path.push_back(i);</w:t></w:r></w:p><w:p><w:pPr><w:shd w:val="clear" w:color="auto" w:fill="F8FAFC"/><w:spacing w:before="0" w:after="0" w:line="200" w:lineRule="auto"/><w:ind w:left="80" w:right="80"/></w:pPr><w:r><w:rPr><w:rFonts w:ascii="Consolas" w:hAnsi="Consolas"/><w:sz w:val="15"/><w:color w:val="0F172A"/></w:rPr><w:t xml:space="preserve">    reverse(path.begin(), path.end());</w:t></w:r></w:p><w:p><w:pPr><w:shd w:val="clear" w:color="auto" w:fill="F8FAFC"/><w:spacing w:before="0" w:after="0" w:line="200" w:lineRule="auto"/><w:ind w:left="80" w:right="80"/></w:pPr><w:r><w:rPr><w:rFonts w:ascii="Consolas" w:hAnsi="Consolas"/><w:sz w:val="15"/><w:color w:val="0F172A"/></w:rPr><w:t xml:space="preserve">    for (int node : path) cout &lt;&lt; node &lt;&lt; &quot; &quot;;</w:t></w:r></w:p><w:p><w:pPr><w:shd w:val="clear" w:color="auto" w:fill="F8FAFC"/><w:spacing w:before="0" w:after="0" w:line="200" w:lineRule="auto"/><w:ind w:left="80" w:right="80"/></w:pPr><w:r><w:rPr><w:rFonts w:ascii="Consolas" w:hAnsi="Consolas"/><w:sz w:val="15"/><w:color w:val="0F172A"/></w:rPr><w:t xml:space="preserve">    cout &lt;&lt; endl;</w:t></w:r></w:p><w:p><w:pPr><w:shd w:val="clear" w:color="auto" w:fill="F8FAFC"/><w:spacing w:before="0" w:after="0" w:line="200" w:lineRule="auto"/><w:ind w:left="80" w:right="80"/></w:pPr><w:r><w:rPr><w:rFonts w:ascii="Consolas" w:hAnsi="Consolas"/><w:sz w:val="15"/><w:color w:val="0F172A"/></w:rPr><w:t xml:space="preserve">}</w:t></w:r></w:p><w:p><w:pPr><w:pStyle w:val="Heading3"/></w:pPr><w:r><w:rPr><w:b/><w:sz w:val="19"/><w:color w:val="0369A1"/></w:rPr><w:t>5.2 Dijkstra&apos;s Algorithm (Set-Based)</w:t></w:r></w:p><w:p><w:pPr><w:ind w:left="200"/><w:spacing w:after="20"/></w:pPr><w:r><w:rPr><w:color w:val="2563EB"/></w:rPr><w:t xml:space="preserve">â€¢ </w:t></w:r><w:r><w:t>**Trigger Prefix:** `dijkstraSet`</w:t></w:r></w:p><w:p><w:pPr><w:ind w:left="200"/><w:spacing w:after="20"/></w:pPr><w:r><w:rPr><w:color w:val="2563EB"/></w:rPr><w:t xml:space="preserve">â€¢ </w:t></w:r><w:r><w:t>**Time Complexity:** $O((V + E) \log V)$</w:t></w:r></w:p><w:p><w:pPr><w:shd w:val="clear" w:color="auto" w:fill="F8FAFC"/><w:spacing w:before="0" w:after="0" w:line="200" w:lineRule="auto"/><w:ind w:left="80" w:right="80"/></w:pPr><w:r><w:rPr><w:rFonts w:ascii="Consolas" w:hAnsi="Consolas"/><w:sz w:val="15"/><w:color w:val="0F172A"/></w:rPr><w:t xml:space="preserve">const int INF = 1000000000;</w:t></w:r></w:p><w:p><w:pPr><w:shd w:val="clear" w:color="auto" w:fill="F8FAFC"/><w:spacing w:before="0" w:after="0" w:line="200" w:lineRule="auto"/><w:ind w:left="80" w:right="80"/></w:pPr><w:r><w:rPr><w:rFonts w:ascii="Consolas" w:hAnsi="Consolas"/><w:sz w:val="15"/><w:color w:val="0F172A"/></w:rPr><w:t xml:space="preserve">vector&lt;vector&lt;pair&lt;int, int&gt;&gt;&gt; adj;</w:t></w:r></w:p><w:p><w:pPr><w:shd w:val="clear" w:color="auto" w:fill="F8FAFC"/><w:spacing w:before="0" w:after="0" w:line="200" w:lineRule="auto"/><w:ind w:left="80" w:right="80"/></w:pPr><w:r><w:rPr><w:rFonts w:ascii="Consolas" w:hAnsi="Consolas"/><w:sz w:val="15"/><w:color w:val="0F172A"/></w:rPr><w:t xml:space="preserve"></w:t></w:r></w:p><w:p><w:pPr><w:shd w:val="clear" w:color="auto" w:fill="F8FAFC"/><w:spacing w:before="0" w:after="0" w:line="200" w:lineRule="auto"/><w:ind w:left="80" w:right="80"/></w:pPr><w:r><w:rPr><w:rFonts w:ascii="Consolas" w:hAnsi="Consolas"/><w:sz w:val="15"/><w:color w:val="0F172A"/></w:rPr><w:t xml:space="preserve">void dijkstra(int s, vector&lt;int&gt; &amp; d, vector&lt;int&gt; &amp; p) {</w:t></w:r></w:p><w:p><w:pPr><w:shd w:val="clear" w:color="auto" w:fill="F8FAFC"/><w:spacing w:before="0" w:after="0" w:line="200" w:lineRule="auto"/><w:ind w:left="80" w:right="80"/></w:pPr><w:r><w:rPr><w:rFonts w:ascii="Consolas" w:hAnsi="Consolas"/><w:sz w:val="15"/><w:color w:val="0F172A"/></w:rPr><w:t xml:space="preserve">    int n = adj.size();</w:t></w:r></w:p><w:p><w:pPr><w:shd w:val="clear" w:color="auto" w:fill="F8FAFC"/><w:spacing w:before="0" w:after="0" w:line="200" w:lineRule="auto"/><w:ind w:left="80" w:right="80"/></w:pPr><w:r><w:rPr><w:rFonts w:ascii="Consolas" w:hAnsi="Consolas"/><w:sz w:val="15"/><w:color w:val="0F172A"/></w:rPr><w:t xml:space="preserve">    d.assign(n, INF);</w:t></w:r></w:p><w:p><w:pPr><w:shd w:val="clear" w:color="auto" w:fill="F8FAFC"/><w:spacing w:before="0" w:after="0" w:line="200" w:lineRule="auto"/><w:ind w:left="80" w:right="80"/></w:pPr><w:r><w:rPr><w:rFonts w:ascii="Consolas" w:hAnsi="Consolas"/><w:sz w:val="15"/><w:color w:val="0F172A"/></w:rPr><w:t xml:space="preserve">    p.assign(n, -1);</w:t></w:r></w:p><w:p><w:pPr><w:shd w:val="clear" w:color="auto" w:fill="F8FAFC"/><w:spacing w:before="0" w:after="0" w:line="200" w:lineRule="auto"/><w:ind w:left="80" w:right="80"/></w:pPr><w:r><w:rPr><w:rFonts w:ascii="Consolas" w:hAnsi="Consolas"/><w:sz w:val="15"/><w:color w:val="0F172A"/></w:rPr><w:t xml:space="preserve">    d[s] = 0;</w:t></w:r></w:p><w:p><w:pPr><w:shd w:val="clear" w:color="auto" w:fill="F8FAFC"/><w:spacing w:before="0" w:after="0" w:line="200" w:lineRule="auto"/><w:ind w:left="80" w:right="80"/></w:pPr><w:r><w:rPr><w:rFonts w:ascii="Consolas" w:hAnsi="Consolas"/><w:sz w:val="15"/><w:color w:val="0F172A"/></w:rPr><w:t xml:space="preserve">    set&lt;pair&lt;int, int&gt;&gt; q;</w:t></w:r></w:p><w:p><w:pPr><w:shd w:val="clear" w:color="auto" w:fill="F8FAFC"/><w:spacing w:before="0" w:after="0" w:line="200" w:lineRule="auto"/><w:ind w:left="80" w:right="80"/></w:pPr><w:r><w:rPr><w:rFonts w:ascii="Consolas" w:hAnsi="Consolas"/><w:sz w:val="15"/><w:color w:val="0F172A"/></w:rPr><w:t xml:space="preserve">    q.insert({0, s});</w:t></w:r></w:p><w:p><w:pPr><w:shd w:val="clear" w:color="auto" w:fill="F8FAFC"/><w:spacing w:before="0" w:after="0" w:line="200" w:lineRule="auto"/><w:ind w:left="80" w:right="80"/></w:pPr><w:r><w:rPr><w:rFonts w:ascii="Consolas" w:hAnsi="Consolas"/><w:sz w:val="15"/><w:color w:val="0F172A"/></w:rPr><w:t xml:space="preserve">    while (!q.empty()) {</w:t></w:r></w:p><w:p><w:pPr><w:shd w:val="clear" w:color="auto" w:fill="F8FAFC"/><w:spacing w:before="0" w:after="0" w:line="200" w:lineRule="auto"/><w:ind w:left="80" w:right="80"/></w:pPr><w:r><w:rPr><w:rFonts w:ascii="Consolas" w:hAnsi="Consolas"/><w:sz w:val="15"/><w:color w:val="0F172A"/></w:rPr><w:t xml:space="preserve">        int v = q.begin()-&gt;second;</w:t></w:r></w:p><w:p><w:pPr><w:shd w:val="clear" w:color="auto" w:fill="F8FAFC"/><w:spacing w:before="0" w:after="0" w:line="200" w:lineRule="auto"/><w:ind w:left="80" w:right="80"/></w:pPr><w:r><w:rPr><w:rFonts w:ascii="Consolas" w:hAnsi="Consolas"/><w:sz w:val="15"/><w:color w:val="0F172A"/></w:rPr><w:t xml:space="preserve">        q.erase(q.begin());</w:t></w:r></w:p><w:p><w:pPr><w:shd w:val="clear" w:color="auto" w:fill="F8FAFC"/><w:spacing w:before="0" w:after="0" w:line="200" w:lineRule="auto"/><w:ind w:left="80" w:right="80"/></w:pPr><w:r><w:rPr><w:rFonts w:ascii="Consolas" w:hAnsi="Consolas"/><w:sz w:val="15"/><w:color w:val="0F172A"/></w:rPr><w:t xml:space="preserve"></w:t></w:r></w:p><w:p><w:pPr><w:shd w:val="clear" w:color="auto" w:fill="F8FAFC"/><w:spacing w:before="0" w:after="0" w:line="200" w:lineRule="auto"/><w:ind w:left="80" w:right="80"/></w:pPr><w:r><w:rPr><w:rFonts w:ascii="Consolas" w:hAnsi="Consolas"/><w:sz w:val="15"/><w:color w:val="0F172A"/></w:rPr><w:t xml:space="preserve">        for (auto edge : adj[v]) {</w:t></w:r></w:p><w:p><w:pPr><w:shd w:val="clear" w:color="auto" w:fill="F8FAFC"/><w:spacing w:before="0" w:after="0" w:line="200" w:lineRule="auto"/><w:ind w:left="80" w:right="80"/></w:pPr><w:r><w:rPr><w:rFonts w:ascii="Consolas" w:hAnsi="Consolas"/><w:sz w:val="15"/><w:color w:val="0F172A"/></w:rPr><w:t xml:space="preserve">            int to = edge.first, len = edge.second;</w:t></w:r></w:p><w:p><w:pPr><w:shd w:val="clear" w:color="auto" w:fill="F8FAFC"/><w:spacing w:before="0" w:after="0" w:line="200" w:lineRule="auto"/><w:ind w:left="80" w:right="80"/></w:pPr><w:r><w:rPr><w:rFonts w:ascii="Consolas" w:hAnsi="Consolas"/><w:sz w:val="15"/><w:color w:val="0F172A"/></w:rPr><w:t xml:space="preserve">            if (d[v] + len &lt; d[to]) {</w:t></w:r></w:p><w:p><w:pPr><w:shd w:val="clear" w:color="auto" w:fill="F8FAFC"/><w:spacing w:before="0" w:after="0" w:line="200" w:lineRule="auto"/><w:ind w:left="80" w:right="80"/></w:pPr><w:r><w:rPr><w:rFonts w:ascii="Consolas" w:hAnsi="Consolas"/><w:sz w:val="15"/><w:color w:val="0F172A"/></w:rPr><w:t xml:space="preserve">                q.erase({d[to], to});</w:t></w:r></w:p><w:p><w:pPr><w:shd w:val="clear" w:color="auto" w:fill="F8FAFC"/><w:spacing w:before="0" w:after="0" w:line="200" w:lineRule="auto"/><w:ind w:left="80" w:right="80"/></w:pPr><w:r><w:rPr><w:rFonts w:ascii="Consolas" w:hAnsi="Consolas"/><w:sz w:val="15"/><w:color w:val="0F172A"/></w:rPr><w:t xml:space="preserve">                d[to] = d[v] + len;</w:t></w:r></w:p><w:p><w:pPr><w:shd w:val="clear" w:color="auto" w:fill="F8FAFC"/><w:spacing w:before="0" w:after="0" w:line="200" w:lineRule="auto"/><w:ind w:left="80" w:right="80"/></w:pPr><w:r><w:rPr><w:rFonts w:ascii="Consolas" w:hAnsi="Consolas"/><w:sz w:val="15"/><w:color w:val="0F172A"/></w:rPr><w:t xml:space="preserve">                p[to] = v;</w:t></w:r></w:p><w:p><w:pPr><w:shd w:val="clear" w:color="auto" w:fill="F8FAFC"/><w:spacing w:before="0" w:after="0" w:line="200" w:lineRule="auto"/><w:ind w:left="80" w:right="80"/></w:pPr><w:r><w:rPr><w:rFonts w:ascii="Consolas" w:hAnsi="Consolas"/><w:sz w:val="15"/><w:color w:val="0F172A"/></w:rPr><w:t xml:space="preserve">                q.insert({d[to], to});</w:t></w:r></w:p><w:p><w:pPr><w:shd w:val="clear" w:color="auto" w:fill="F8FAFC"/><w:spacing w:before="0" w:after="0" w:line="200" w:lineRule="auto"/><w:ind w:left="80" w:right="80"/></w:pPr><w:r><w:rPr><w:rFonts w:ascii="Consolas" w:hAnsi="Consolas"/><w:sz w:val="15"/><w:color w:val="0F172A"/></w:rPr><w:t xml:space="preserve">            }</w:t></w:r></w:p><w:p><w:pPr><w:shd w:val="clear" w:color="auto" w:fill="F8FAFC"/><w:spacing w:before="0" w:after="0" w:line="200" w:lineRule="auto"/><w:ind w:left="80" w:right="80"/></w:pPr><w:r><w:rPr><w:rFonts w:ascii="Consolas" w:hAnsi="Consolas"/><w:sz w:val="15"/><w:color w:val="0F172A"/></w:rPr><w:t xml:space="preserve">        }</w:t></w:r></w:p><w:p><w:pPr><w:shd w:val="clear" w:color="auto" w:fill="F8FAFC"/><w:spacing w:before="0" w:after="0" w:line="200" w:lineRule="auto"/><w:ind w:left="80" w:right="80"/></w:pPr><w:r><w:rPr><w:rFonts w:ascii="Consolas" w:hAnsi="Consolas"/><w:sz w:val="15"/><w:color w:val="0F172A"/></w:rPr><w:t xml:space="preserve">    }</w:t></w:r></w:p><w:p><w:pPr><w:shd w:val="clear" w:color="auto" w:fill="F8FAFC"/><w:spacing w:before="0" w:after="0" w:line="200" w:lineRule="auto"/><w:ind w:left="80" w:right="80"/></w:pPr><w:r><w:rPr><w:rFonts w:ascii="Consolas" w:hAnsi="Consolas"/><w:sz w:val="15"/><w:color w:val="0F172A"/></w:rPr><w:t xml:space="preserve">}</w:t></w:r></w:p><w:p><w:pPr><w:pStyle w:val="Heading3"/></w:pPr><w:r><w:rPr><w:b/><w:sz w:val="19"/><w:color w:val="0369A1"/></w:rPr><w:t>5.3 Bellman-Ford Algorithm</w:t></w:r></w:p><w:p><w:pPr><w:ind w:left="200"/><w:spacing w:after="20"/></w:pPr><w:r><w:rPr><w:color w:val="2563EB"/></w:rPr><w:t xml:space="preserve">â€¢ </w:t></w:r><w:r><w:t>**Trigger Prefix:** `bellman_ford`</w:t></w:r></w:p><w:p><w:pPr><w:ind w:left="200"/><w:spacing w:after="20"/></w:pPr><w:r><w:rPr><w:color w:val="2563EB"/></w:rPr><w:t xml:space="preserve">â€¢ </w:t></w:r><w:r><w:t>**Time Complexity:** $O(V \cdot E)$</w:t></w:r></w:p><w:p><w:pPr><w:ind w:left="200"/><w:spacing w:after="20"/></w:pPr><w:r><w:rPr><w:color w:val="2563EB"/></w:rPr><w:t xml:space="preserve">â€¢ </w:t></w:r><w:r><w:t>**Capability:** Supports negative edge weights; detects negative cycle reachable from $S$.</w:t></w:r></w:p><w:p><w:pPr><w:shd w:val="clear" w:color="auto" w:fill="F8FAFC"/><w:spacing w:before="0" w:after="0" w:line="200" w:lineRule="auto"/><w:ind w:left="80" w:right="80"/></w:pPr><w:r><w:rPr><w:rFonts w:ascii="Consolas" w:hAnsi="Consolas"/><w:sz w:val="15"/><w:color w:val="0F172A"/></w:rPr><w:t xml:space="preserve">vector&lt;int&gt; bellman_ford(int n, vector&lt;vector&lt;int&gt;&gt;&amp; edges, int S) {</w:t></w:r></w:p><w:p><w:pPr><w:shd w:val="clear" w:color="auto" w:fill="F8FAFC"/><w:spacing w:before="0" w:after="0" w:line="200" w:lineRule="auto"/><w:ind w:left="80" w:right="80"/></w:pPr><w:r><w:rPr><w:rFonts w:ascii="Consolas" w:hAnsi="Consolas"/><w:sz w:val="15"/><w:color w:val="0F172A"/></w:rPr><w:t xml:space="preserve">    vector&lt;int&gt; dis(n, 1e9);</w:t></w:r></w:p><w:p><w:pPr><w:shd w:val="clear" w:color="auto" w:fill="F8FAFC"/><w:spacing w:before="0" w:after="0" w:line="200" w:lineRule="auto"/><w:ind w:left="80" w:right="80"/></w:pPr><w:r><w:rPr><w:rFonts w:ascii="Consolas" w:hAnsi="Consolas"/><w:sz w:val="15"/><w:color w:val="0F172A"/></w:rPr><w:t xml:space="preserve">    dis[S] = 0;</w:t></w:r></w:p><w:p><w:pPr><w:shd w:val="clear" w:color="auto" w:fill="F8FAFC"/><w:spacing w:before="0" w:after="0" w:line="200" w:lineRule="auto"/><w:ind w:left="80" w:right="80"/></w:pPr><w:r><w:rPr><w:rFonts w:ascii="Consolas" w:hAnsi="Consolas"/><w:sz w:val="15"/><w:color w:val="0F172A"/></w:rPr><w:t xml:space="preserve">    for (int i = 0; i &lt; n - 1; i++) {</w:t></w:r></w:p><w:p><w:pPr><w:shd w:val="clear" w:color="auto" w:fill="F8FAFC"/><w:spacing w:before="0" w:after="0" w:line="200" w:lineRule="auto"/><w:ind w:left="80" w:right="80"/></w:pPr><w:r><w:rPr><w:rFonts w:ascii="Consolas" w:hAnsi="Consolas"/><w:sz w:val="15"/><w:color w:val="0F172A"/></w:rPr><w:t xml:space="preserve">        bool updated = false;</w:t></w:r></w:p><w:p><w:pPr><w:shd w:val="clear" w:color="auto" w:fill="F8FAFC"/><w:spacing w:before="0" w:after="0" w:line="200" w:lineRule="auto"/><w:ind w:left="80" w:right="80"/></w:pPr><w:r><w:rPr><w:rFonts w:ascii="Consolas" w:hAnsi="Consolas"/><w:sz w:val="15"/><w:color w:val="0F172A"/></w:rPr><w:t xml:space="preserve">        for (auto &amp;e : edges) {</w:t></w:r></w:p><w:p><w:pPr><w:shd w:val="clear" w:color="auto" w:fill="F8FAFC"/><w:spacing w:before="0" w:after="0" w:line="200" w:lineRule="auto"/><w:ind w:left="80" w:right="80"/></w:pPr><w:r><w:rPr><w:rFonts w:ascii="Consolas" w:hAnsi="Consolas"/><w:sz w:val="15"/><w:color w:val="0F172A"/></w:rPr><w:t xml:space="preserve">            int u = e[0], v = e[1], w = e[2];</w:t></w:r></w:p><w:p><w:pPr><w:shd w:val="clear" w:color="auto" w:fill="F8FAFC"/><w:spacing w:before="0" w:after="0" w:line="200" w:lineRule="auto"/><w:ind w:left="80" w:right="80"/></w:pPr><w:r><w:rPr><w:rFonts w:ascii="Consolas" w:hAnsi="Consolas"/><w:sz w:val="15"/><w:color w:val="0F172A"/></w:rPr><w:t xml:space="preserve">            if (dis[u] != 1e9 &amp;&amp; dis[u] + w &lt; dis[v]) {</w:t></w:r></w:p><w:p><w:pPr><w:shd w:val="clear" w:color="auto" w:fill="F8FAFC"/><w:spacing w:before="0" w:after="0" w:line="200" w:lineRule="auto"/><w:ind w:left="80" w:right="80"/></w:pPr><w:r><w:rPr><w:rFonts w:ascii="Consolas" w:hAnsi="Consolas"/><w:sz w:val="15"/><w:color w:val="0F172A"/></w:rPr><w:t xml:space="preserve">                dis[v] = dis[u] + w;</w:t></w:r></w:p><w:p><w:pPr><w:shd w:val="clear" w:color="auto" w:fill="F8FAFC"/><w:spacing w:before="0" w:after="0" w:line="200" w:lineRule="auto"/><w:ind w:left="80" w:right="80"/></w:pPr><w:r><w:rPr><w:rFonts w:ascii="Consolas" w:hAnsi="Consolas"/><w:sz w:val="15"/><w:color w:val="0F172A"/></w:rPr><w:t xml:space="preserve">                updated = true;</w:t></w:r></w:p><w:p><w:pPr><w:shd w:val="clear" w:color="auto" w:fill="F8FAFC"/><w:spacing w:before="0" w:after="0" w:line="200" w:lineRule="auto"/><w:ind w:left="80" w:right="80"/></w:pPr><w:r><w:rPr><w:rFonts w:ascii="Consolas" w:hAnsi="Consolas"/><w:sz w:val="15"/><w:color w:val="0F172A"/></w:rPr><w:t xml:space="preserve">            }</w:t></w:r></w:p><w:p><w:pPr><w:shd w:val="clear" w:color="auto" w:fill="F8FAFC"/><w:spacing w:before="0" w:after="0" w:line="200" w:lineRule="auto"/><w:ind w:left="80" w:right="80"/></w:pPr><w:r><w:rPr><w:rFonts w:ascii="Consolas" w:hAnsi="Consolas"/><w:sz w:val="15"/><w:color w:val="0F172A"/></w:rPr><w:t xml:space="preserve">        }</w:t></w:r></w:p><w:p><w:pPr><w:shd w:val="clear" w:color="auto" w:fill="F8FAFC"/><w:spacing w:before="0" w:after="0" w:line="200" w:lineRule="auto"/><w:ind w:left="80" w:right="80"/></w:pPr><w:r><w:rPr><w:rFonts w:ascii="Consolas" w:hAnsi="Consolas"/><w:sz w:val="15"/><w:color w:val="0F172A"/></w:rPr><w:t xml:space="preserve">        if (!updated) break;</w:t></w:r></w:p><w:p><w:pPr><w:shd w:val="clear" w:color="auto" w:fill="F8FAFC"/><w:spacing w:before="0" w:after="0" w:line="200" w:lineRule="auto"/><w:ind w:left="80" w:right="80"/></w:pPr><w:r><w:rPr><w:rFonts w:ascii="Consolas" w:hAnsi="Consolas"/><w:sz w:val="15"/><w:color w:val="0F172A"/></w:rPr><w:t xml:space="preserve">    }</w:t></w:r></w:p><w:p><w:pPr><w:shd w:val="clear" w:color="auto" w:fill="F8FAFC"/><w:spacing w:before="0" w:after="0" w:line="200" w:lineRule="auto"/><w:ind w:left="80" w:right="80"/></w:pPr><w:r><w:rPr><w:rFonts w:ascii="Consolas" w:hAnsi="Consolas"/><w:sz w:val="15"/><w:color w:val="0F172A"/></w:rPr><w:t xml:space="preserve">    // Check for negative cycle</w:t></w:r></w:p><w:p><w:pPr><w:shd w:val="clear" w:color="auto" w:fill="F8FAFC"/><w:spacing w:before="0" w:after="0" w:line="200" w:lineRule="auto"/><w:ind w:left="80" w:right="80"/></w:pPr><w:r><w:rPr><w:rFonts w:ascii="Consolas" w:hAnsi="Consolas"/><w:sz w:val="15"/><w:color w:val="0F172A"/></w:rPr><w:t xml:space="preserve">    for (auto &amp;e : edges) {</w:t></w:r></w:p><w:p><w:pPr><w:shd w:val="clear" w:color="auto" w:fill="F8FAFC"/><w:spacing w:before="0" w:after="0" w:line="200" w:lineRule="auto"/><w:ind w:left="80" w:right="80"/></w:pPr><w:r><w:rPr><w:rFonts w:ascii="Consolas" w:hAnsi="Consolas"/><w:sz w:val="15"/><w:color w:val="0F172A"/></w:rPr><w:t xml:space="preserve">        int u = e[0], v = e[1], w = e[2];</w:t></w:r></w:p><w:p><w:pPr><w:shd w:val="clear" w:color="auto" w:fill="F8FAFC"/><w:spacing w:before="0" w:after="0" w:line="200" w:lineRule="auto"/><w:ind w:left="80" w:right="80"/></w:pPr><w:r><w:rPr><w:rFonts w:ascii="Consolas" w:hAnsi="Consolas"/><w:sz w:val="15"/><w:color w:val="0F172A"/></w:rPr><w:t xml:space="preserve">        if (dis[u] != 1e9 &amp;&amp; dis[u] + w &lt; dis[v]) return {-1};</w:t></w:r></w:p><w:p><w:pPr><w:shd w:val="clear" w:color="auto" w:fill="F8FAFC"/><w:spacing w:before="0" w:after="0" w:line="200" w:lineRule="auto"/><w:ind w:left="80" w:right="80"/></w:pPr><w:r><w:rPr><w:rFonts w:ascii="Consolas" w:hAnsi="Consolas"/><w:sz w:val="15"/><w:color w:val="0F172A"/></w:rPr><w:t xml:space="preserve">    }</w:t></w:r></w:p><w:p><w:pPr><w:shd w:val="clear" w:color="auto" w:fill="F8FAFC"/><w:spacing w:before="0" w:after="0" w:line="200" w:lineRule="auto"/><w:ind w:left="80" w:right="80"/></w:pPr><w:r><w:rPr><w:rFonts w:ascii="Consolas" w:hAnsi="Consolas"/><w:sz w:val="15"/><w:color w:val="0F172A"/></w:rPr><w:t xml:space="preserve">    return dis;</w:t></w:r></w:p><w:p><w:pPr><w:shd w:val="clear" w:color="auto" w:fill="F8FAFC"/><w:spacing w:before="0" w:after="0" w:line="200" w:lineRule="auto"/><w:ind w:left="80" w:right="80"/></w:pPr><w:r><w:rPr><w:rFonts w:ascii="Consolas" w:hAnsi="Consolas"/><w:sz w:val="15"/><w:color w:val="0F172A"/></w:rPr><w:t xml:space="preserve">}</w:t></w:r></w:p><w:p><w:pPr><w:pStyle w:val="Heading3"/></w:pPr><w:r><w:rPr><w:b/><w:sz w:val="19"/><w:color w:val="0369A1"/></w:rPr><w:t>5.4 Negative Cycle Detection &amp; Path Reconstruction</w:t></w:r></w:p><w:p><w:pPr><w:ind w:left="200"/><w:spacing w:after="20"/></w:pPr><w:r><w:rPr><w:color w:val="2563EB"/></w:rPr><w:t xml:space="preserve">â€¢ </w:t></w:r><w:r><w:t>**Trigger Prefix:** `negcyclef`</w:t></w:r></w:p><w:p><w:pPr><w:ind w:left="200"/><w:spacing w:after="20"/></w:pPr><w:r><w:rPr><w:color w:val="2563EB"/></w:rPr><w:t xml:space="preserve">â€¢ </w:t></w:r><w:r><w:t>**Time Complexity:** $O(V \cdot E)$</w:t></w:r></w:p><w:p><w:pPr><w:ind w:left="200"/><w:spacing w:after="20"/></w:pPr><w:r><w:rPr><w:color w:val="2563EB"/></w:rPr><w:t xml:space="preserve">â€¢ </w:t></w:r><w:r><w:t>**Key Detail:** Steps back $N$ times (`x = p[x]`) to guarantee the pointer enters the cycle before printing.</w:t></w:r></w:p><w:p><w:pPr><w:shd w:val="clear" w:color="auto" w:fill="F8FAFC"/><w:spacing w:before="0" w:after="0" w:line="200" w:lineRule="auto"/><w:ind w:left="80" w:right="80"/></w:pPr><w:r><w:rPr><w:rFonts w:ascii="Consolas" w:hAnsi="Consolas"/><w:sz w:val="15"/><w:color w:val="0F172A"/></w:rPr><w:t xml:space="preserve">int n, m; cin &gt;&gt; n &gt;&gt; m;</w:t></w:r></w:p><w:p><w:pPr><w:shd w:val="clear" w:color="auto" w:fill="F8FAFC"/><w:spacing w:before="0" w:after="0" w:line="200" w:lineRule="auto"/><w:ind w:left="80" w:right="80"/></w:pPr><w:r><w:rPr><w:rFonts w:ascii="Consolas" w:hAnsi="Consolas"/><w:sz w:val="15"/><w:color w:val="0F172A"/></w:rPr><w:t xml:space="preserve">vector&lt;vector&lt;int&gt;&gt; edges;</w:t></w:r></w:p><w:p><w:pPr><w:shd w:val="clear" w:color="auto" w:fill="F8FAFC"/><w:spacing w:before="0" w:after="0" w:line="200" w:lineRule="auto"/><w:ind w:left="80" w:right="80"/></w:pPr><w:r><w:rPr><w:rFonts w:ascii="Consolas" w:hAnsi="Consolas"/><w:sz w:val="15"/><w:color w:val="0F172A"/></w:rPr><w:t xml:space="preserve">for (int i = 0; i &lt; m; ++i) {</w:t></w:r></w:p><w:p><w:pPr><w:shd w:val="clear" w:color="auto" w:fill="F8FAFC"/><w:spacing w:before="0" w:after="0" w:line="200" w:lineRule="auto"/><w:ind w:left="80" w:right="80"/></w:pPr><w:r><w:rPr><w:rFonts w:ascii="Consolas" w:hAnsi="Consolas"/><w:sz w:val="15"/><w:color w:val="0F172A"/></w:rPr><w:t xml:space="preserve">    int u, v, w; cin &gt;&gt; u &gt;&gt; v &gt;&gt; w;</w:t></w:r></w:p><w:p><w:pPr><w:shd w:val="clear" w:color="auto" w:fill="F8FAFC"/><w:spacing w:before="0" w:after="0" w:line="200" w:lineRule="auto"/><w:ind w:left="80" w:right="80"/></w:pPr><w:r><w:rPr><w:rFonts w:ascii="Consolas" w:hAnsi="Consolas"/><w:sz w:val="15"/><w:color w:val="0F172A"/></w:rPr><w:t xml:space="preserve">    edges.push_back({u, v, w});</w:t></w:r></w:p><w:p><w:pPr><w:shd w:val="clear" w:color="auto" w:fill="F8FAFC"/><w:spacing w:before="0" w:after="0" w:line="200" w:lineRule="auto"/><w:ind w:left="80" w:right="80"/></w:pPr><w:r><w:rPr><w:rFonts w:ascii="Consolas" w:hAnsi="Consolas"/><w:sz w:val="15"/><w:color w:val="0F172A"/></w:rPr><w:t xml:space="preserve">}</w:t></w:r></w:p><w:p><w:pPr><w:shd w:val="clear" w:color="auto" w:fill="F8FAFC"/><w:spacing w:before="0" w:after="0" w:line="200" w:lineRule="auto"/><w:ind w:left="80" w:right="80"/></w:pPr><w:r><w:rPr><w:rFonts w:ascii="Consolas" w:hAnsi="Consolas"/><w:sz w:val="15"/><w:color w:val="0F172A"/></w:rPr><w:t xml:space="preserve">vector&lt;int&gt; dist(n + 1, 0), p(n + 1, -1);</w:t></w:r></w:p><w:p><w:pPr><w:shd w:val="clear" w:color="auto" w:fill="F8FAFC"/><w:spacing w:before="0" w:after="0" w:line="200" w:lineRule="auto"/><w:ind w:left="80" w:right="80"/></w:pPr><w:r><w:rPr><w:rFonts w:ascii="Consolas" w:hAnsi="Consolas"/><w:sz w:val="15"/><w:color w:val="0F172A"/></w:rPr><w:t xml:space="preserve">int x;</w:t></w:r></w:p><w:p><w:pPr><w:shd w:val="clear" w:color="auto" w:fill="F8FAFC"/><w:spacing w:before="0" w:after="0" w:line="200" w:lineRule="auto"/><w:ind w:left="80" w:right="80"/></w:pPr><w:r><w:rPr><w:rFonts w:ascii="Consolas" w:hAnsi="Consolas"/><w:sz w:val="15"/><w:color w:val="0F172A"/></w:rPr><w:t xml:space="preserve">for (int i = 0; i &lt; n; i++) {</w:t></w:r></w:p><w:p><w:pPr><w:shd w:val="clear" w:color="auto" w:fill="F8FAFC"/><w:spacing w:before="0" w:after="0" w:line="200" w:lineRule="auto"/><w:ind w:left="80" w:right="80"/></w:pPr><w:r><w:rPr><w:rFonts w:ascii="Consolas" w:hAnsi="Consolas"/><w:sz w:val="15"/><w:color w:val="0F172A"/></w:rPr><w:t xml:space="preserve">    x = -1;</w:t></w:r></w:p><w:p><w:pPr><w:shd w:val="clear" w:color="auto" w:fill="F8FAFC"/><w:spacing w:before="0" w:after="0" w:line="200" w:lineRule="auto"/><w:ind w:left="80" w:right="80"/></w:pPr><w:r><w:rPr><w:rFonts w:ascii="Consolas" w:hAnsi="Consolas"/><w:sz w:val="15"/><w:color w:val="0F172A"/></w:rPr><w:t xml:space="preserve">    for (auto &amp;edge : edges) {</w:t></w:r></w:p><w:p><w:pPr><w:shd w:val="clear" w:color="auto" w:fill="F8FAFC"/><w:spacing w:before="0" w:after="0" w:line="200" w:lineRule="auto"/><w:ind w:left="80" w:right="80"/></w:pPr><w:r><w:rPr><w:rFonts w:ascii="Consolas" w:hAnsi="Consolas"/><w:sz w:val="15"/><w:color w:val="0F172A"/></w:rPr><w:t xml:space="preserve">        int u = edge[0], v = edge[1], w = edge[2];</w:t></w:r></w:p><w:p><w:pPr><w:shd w:val="clear" w:color="auto" w:fill="F8FAFC"/><w:spacing w:before="0" w:after="0" w:line="200" w:lineRule="auto"/><w:ind w:left="80" w:right="80"/></w:pPr><w:r><w:rPr><w:rFonts w:ascii="Consolas" w:hAnsi="Consolas"/><w:sz w:val="15"/><w:color w:val="0F172A"/></w:rPr><w:t xml:space="preserve">        if (dist[u] + w &lt; dist[v]) {</w:t></w:r></w:p><w:p><w:pPr><w:shd w:val="clear" w:color="auto" w:fill="F8FAFC"/><w:spacing w:before="0" w:after="0" w:line="200" w:lineRule="auto"/><w:ind w:left="80" w:right="80"/></w:pPr><w:r><w:rPr><w:rFonts w:ascii="Consolas" w:hAnsi="Consolas"/><w:sz w:val="15"/><w:color w:val="0F172A"/></w:rPr><w:t xml:space="preserve">            dist[v] = dist[u] + w;</w:t></w:r></w:p><w:p><w:pPr><w:shd w:val="clear" w:color="auto" w:fill="F8FAFC"/><w:spacing w:before="0" w:after="0" w:line="200" w:lineRule="auto"/><w:ind w:left="80" w:right="80"/></w:pPr><w:r><w:rPr><w:rFonts w:ascii="Consolas" w:hAnsi="Consolas"/><w:sz w:val="15"/><w:color w:val="0F172A"/></w:rPr><w:t xml:space="preserve">            p[v] = u;</w:t></w:r></w:p><w:p><w:pPr><w:shd w:val="clear" w:color="auto" w:fill="F8FAFC"/><w:spacing w:before="0" w:after="0" w:line="200" w:lineRule="auto"/><w:ind w:left="80" w:right="80"/></w:pPr><w:r><w:rPr><w:rFonts w:ascii="Consolas" w:hAnsi="Consolas"/><w:sz w:val="15"/><w:color w:val="0F172A"/></w:rPr><w:t xml:space="preserve">            x = v;</w:t></w:r></w:p><w:p><w:pPr><w:shd w:val="clear" w:color="auto" w:fill="F8FAFC"/><w:spacing w:before="0" w:after="0" w:line="200" w:lineRule="auto"/><w:ind w:left="80" w:right="80"/></w:pPr><w:r><w:rPr><w:rFonts w:ascii="Consolas" w:hAnsi="Consolas"/><w:sz w:val="15"/><w:color w:val="0F172A"/></w:rPr><w:t xml:space="preserve">        }</w:t></w:r></w:p><w:p><w:pPr><w:shd w:val="clear" w:color="auto" w:fill="F8FAFC"/><w:spacing w:before="0" w:after="0" w:line="200" w:lineRule="auto"/><w:ind w:left="80" w:right="80"/></w:pPr><w:r><w:rPr><w:rFonts w:ascii="Consolas" w:hAnsi="Consolas"/><w:sz w:val="15"/><w:color w:val="0F172A"/></w:rPr><w:t xml:space="preserve">    }</w:t></w:r></w:p><w:p><w:pPr><w:shd w:val="clear" w:color="auto" w:fill="F8FAFC"/><w:spacing w:before="0" w:after="0" w:line="200" w:lineRule="auto"/><w:ind w:left="80" w:right="80"/></w:pPr><w:r><w:rPr><w:rFonts w:ascii="Consolas" w:hAnsi="Consolas"/><w:sz w:val="15"/><w:color w:val="0F172A"/></w:rPr><w:t xml:space="preserve">}</w:t></w:r></w:p><w:p><w:pPr><w:shd w:val="clear" w:color="auto" w:fill="F8FAFC"/><w:spacing w:before="0" w:after="0" w:line="200" w:lineRule="auto"/><w:ind w:left="80" w:right="80"/></w:pPr><w:r><w:rPr><w:rFonts w:ascii="Consolas" w:hAnsi="Consolas"/><w:sz w:val="15"/><w:color w:val="0F172A"/></w:rPr><w:t xml:space="preserve">if (x == -1) {</w:t></w:r></w:p><w:p><w:pPr><w:shd w:val="clear" w:color="auto" w:fill="F8FAFC"/><w:spacing w:before="0" w:after="0" w:line="200" w:lineRule="auto"/><w:ind w:left="80" w:right="80"/></w:pPr><w:r><w:rPr><w:rFonts w:ascii="Consolas" w:hAnsi="Consolas"/><w:sz w:val="15"/><w:color w:val="0F172A"/></w:rPr><w:t xml:space="preserve">    cout &lt;&lt; &quot;NO&quot; &lt;&lt; endl;</w:t></w:r></w:p><w:p><w:pPr><w:shd w:val="clear" w:color="auto" w:fill="F8FAFC"/><w:spacing w:before="0" w:after="0" w:line="200" w:lineRule="auto"/><w:ind w:left="80" w:right="80"/></w:pPr><w:r><w:rPr><w:rFonts w:ascii="Consolas" w:hAnsi="Consolas"/><w:sz w:val="15"/><w:color w:val="0F172A"/></w:rPr><w:t xml:space="preserve">    return 0;</w:t></w:r></w:p><w:p><w:pPr><w:shd w:val="clear" w:color="auto" w:fill="F8FAFC"/><w:spacing w:before="0" w:after="0" w:line="200" w:lineRule="auto"/><w:ind w:left="80" w:right="80"/></w:pPr><w:r><w:rPr><w:rFonts w:ascii="Consolas" w:hAnsi="Consolas"/><w:sz w:val="15"/><w:color w:val="0F172A"/></w:rPr><w:t xml:space="preserve">}</w:t></w:r></w:p><w:p><w:pPr><w:shd w:val="clear" w:color="auto" w:fill="F8FAFC"/><w:spacing w:before="0" w:after="0" w:line="200" w:lineRule="auto"/><w:ind w:left="80" w:right="80"/></w:pPr><w:r><w:rPr><w:rFonts w:ascii="Consolas" w:hAnsi="Consolas"/><w:sz w:val="15"/><w:color w:val="0F172A"/></w:rPr><w:t xml:space="preserve">for (int i = 0; i &lt; n; i++) x = p[x];</w:t></w:r></w:p><w:p><w:pPr><w:shd w:val="clear" w:color="auto" w:fill="F8FAFC"/><w:spacing w:before="0" w:after="0" w:line="200" w:lineRule="auto"/><w:ind w:left="80" w:right="80"/></w:pPr><w:r><w:rPr><w:rFonts w:ascii="Consolas" w:hAnsi="Consolas"/><w:sz w:val="15"/><w:color w:val="0F172A"/></w:rPr><w:t xml:space="preserve">cout &lt;&lt; &quot;YES&quot; &lt;&lt; endl;</w:t></w:r></w:p><w:p><w:pPr><w:shd w:val="clear" w:color="auto" w:fill="F8FAFC"/><w:spacing w:before="0" w:after="0" w:line="200" w:lineRule="auto"/><w:ind w:left="80" w:right="80"/></w:pPr><w:r><w:rPr><w:rFonts w:ascii="Consolas" w:hAnsi="Consolas"/><w:sz w:val="15"/><w:color w:val="0F172A"/></w:rPr><w:t xml:space="preserve">vector&lt;int&gt; path;</w:t></w:r></w:p><w:p><w:pPr><w:shd w:val="clear" w:color="auto" w:fill="F8FAFC"/><w:spacing w:before="0" w:after="0" w:line="200" w:lineRule="auto"/><w:ind w:left="80" w:right="80"/></w:pPr><w:r><w:rPr><w:rFonts w:ascii="Consolas" w:hAnsi="Consolas"/><w:sz w:val="15"/><w:color w:val="0F172A"/></w:rPr><w:t xml:space="preserve">int cur = x; path.push_back(cur);</w:t></w:r></w:p><w:p><w:pPr><w:shd w:val="clear" w:color="auto" w:fill="F8FAFC"/><w:spacing w:before="0" w:after="0" w:line="200" w:lineRule="auto"/><w:ind w:left="80" w:right="80"/></w:pPr><w:r><w:rPr><w:rFonts w:ascii="Consolas" w:hAnsi="Consolas"/><w:sz w:val="15"/><w:color w:val="0F172A"/></w:rPr><w:t xml:space="preserve">while (true) {</w:t></w:r></w:p><w:p><w:pPr><w:shd w:val="clear" w:color="auto" w:fill="F8FAFC"/><w:spacing w:before="0" w:after="0" w:line="200" w:lineRule="auto"/><w:ind w:left="80" w:right="80"/></w:pPr><w:r><w:rPr><w:rFonts w:ascii="Consolas" w:hAnsi="Consolas"/><w:sz w:val="15"/><w:color w:val="0F172A"/></w:rPr><w:t xml:space="preserve">    cur = p[cur];</w:t></w:r></w:p><w:p><w:pPr><w:shd w:val="clear" w:color="auto" w:fill="F8FAFC"/><w:spacing w:before="0" w:after="0" w:line="200" w:lineRule="auto"/><w:ind w:left="80" w:right="80"/></w:pPr><w:r><w:rPr><w:rFonts w:ascii="Consolas" w:hAnsi="Consolas"/><w:sz w:val="15"/><w:color w:val="0F172A"/></w:rPr><w:t xml:space="preserve">    path.push_back(cur);</w:t></w:r></w:p><w:p><w:pPr><w:shd w:val="clear" w:color="auto" w:fill="F8FAFC"/><w:spacing w:before="0" w:after="0" w:line="200" w:lineRule="auto"/><w:ind w:left="80" w:right="80"/></w:pPr><w:r><w:rPr><w:rFonts w:ascii="Consolas" w:hAnsi="Consolas"/><w:sz w:val="15"/><w:color w:val="0F172A"/></w:rPr><w:t xml:space="preserve">    if (cur == x) break;</w:t></w:r></w:p><w:p><w:pPr><w:shd w:val="clear" w:color="auto" w:fill="F8FAFC"/><w:spacing w:before="0" w:after="0" w:line="200" w:lineRule="auto"/><w:ind w:left="80" w:right="80"/></w:pPr><w:r><w:rPr><w:rFonts w:ascii="Consolas" w:hAnsi="Consolas"/><w:sz w:val="15"/><w:color w:val="0F172A"/></w:rPr><w:t xml:space="preserve">}</w:t></w:r></w:p><w:p><w:pPr><w:shd w:val="clear" w:color="auto" w:fill="F8FAFC"/><w:spacing w:before="0" w:after="0" w:line="200" w:lineRule="auto"/><w:ind w:left="80" w:right="80"/></w:pPr><w:r><w:rPr><w:rFonts w:ascii="Consolas" w:hAnsi="Consolas"/><w:sz w:val="15"/><w:color w:val="0F172A"/></w:rPr><w:t xml:space="preserve">reverse(all(path));</w:t></w:r></w:p><w:p><w:pPr><w:shd w:val="clear" w:color="auto" w:fill="F8FAFC"/><w:spacing w:before="0" w:after="0" w:line="200" w:lineRule="auto"/><w:ind w:left="80" w:right="80"/></w:pPr><w:r><w:rPr><w:rFonts w:ascii="Consolas" w:hAnsi="Consolas"/><w:sz w:val="15"/><w:color w:val="0F172A"/></w:rPr><w:t xml:space="preserve">for (int node : path) cout &lt;&lt; node &lt;&lt; &quot; &quot;;</w:t></w:r></w:p><w:p><w:pPr><w:shd w:val="clear" w:color="auto" w:fill="F8FAFC"/><w:spacing w:before="0" w:after="0" w:line="200" w:lineRule="auto"/><w:ind w:left="80" w:right="80"/></w:pPr><w:r><w:rPr><w:rFonts w:ascii="Consolas" w:hAnsi="Consolas"/><w:sz w:val="15"/><w:color w:val="0F172A"/></w:rPr><w:t xml:space="preserve">cout &lt;&lt; endl;</w:t></w:r></w:p><w:p><w:pPr><w:pStyle w:val="Heading3"/></w:pPr><w:r><w:rPr><w:b/><w:sz w:val="19"/><w:color w:val="0369A1"/></w:rPr><w:t>5.5 Floyd-Warshall (All-Pairs Shortest Path)</w:t></w:r></w:p><w:p><w:pPr><w:ind w:left="200"/><w:spacing w:after="20"/></w:pPr><w:r><w:rPr><w:color w:val="2563EB"/></w:rPr><w:t xml:space="preserve">â€¢ </w:t></w:r><w:r><w:t>**Time Complexity:** $O(V^3)$ (Suitable for $N \le 500$)</w:t></w:r></w:p><w:p><w:pPr><w:shd w:val="clear" w:color="auto" w:fill="F8FAFC"/><w:spacing w:before="0" w:after="0" w:line="200" w:lineRule="auto"/><w:ind w:left="80" w:right="80"/></w:pPr><w:r><w:rPr><w:rFonts w:ascii="Consolas" w:hAnsi="Consolas"/><w:sz w:val="15"/><w:color w:val="0F172A"/></w:rPr><w:t xml:space="preserve">for (int k = 0; k &lt; n; ++k)</w:t></w:r></w:p><w:p><w:pPr><w:shd w:val="clear" w:color="auto" w:fill="F8FAFC"/><w:spacing w:before="0" w:after="0" w:line="200" w:lineRule="auto"/><w:ind w:left="80" w:right="80"/></w:pPr><w:r><w:rPr><w:rFonts w:ascii="Consolas" w:hAnsi="Consolas"/><w:sz w:val="15"/><w:color w:val="0F172A"/></w:rPr><w:t xml:space="preserve">    for (int i = 0; i &lt; n; ++i)</w:t></w:r></w:p><w:p><w:pPr><w:shd w:val="clear" w:color="auto" w:fill="F8FAFC"/><w:spacing w:before="0" w:after="0" w:line="200" w:lineRule="auto"/><w:ind w:left="80" w:right="80"/></w:pPr><w:r><w:rPr><w:rFonts w:ascii="Consolas" w:hAnsi="Consolas"/><w:sz w:val="15"/><w:color w:val="0F172A"/></w:rPr><w:t xml:space="preserve">        for (int j = 0; j &lt; n; ++j)</w:t></w:r></w:p><w:p><w:pPr><w:shd w:val="clear" w:color="auto" w:fill="F8FAFC"/><w:spacing w:before="0" w:after="0" w:line="200" w:lineRule="auto"/><w:ind w:left="80" w:right="80"/></w:pPr><w:r><w:rPr><w:rFonts w:ascii="Consolas" w:hAnsi="Consolas"/><w:sz w:val="15"/><w:color w:val="0F172A"/></w:rPr><w:t xml:space="preserve">            if (dist[i][k] &lt; INF &amp;&amp; dist[k][j] &lt; INF)</w:t></w:r></w:p><w:p><w:pPr><w:shd w:val="clear" w:color="auto" w:fill="F8FAFC"/><w:spacing w:before="0" w:after="0" w:line="200" w:lineRule="auto"/><w:ind w:left="80" w:right="80"/></w:pPr><w:r><w:rPr><w:rFonts w:ascii="Consolas" w:hAnsi="Consolas"/><w:sz w:val="15"/><w:color w:val="0F172A"/></w:rPr><w:t xml:space="preserve">                dist[i][j] = min(dist[i][j], dist[i][k] + dist[k][j]);</w:t></w:r></w:p><w:p><w:pPr><w:pBdr><w:bottom w:val="single" w:sz="4" w:space="1" w:color="CBD5E0"/></w:pPr></w:p><w:p><w:pPr><w:pStyle w:val="Heading1"/></w:pPr><w:r><w:rPr><w:b/><w:sz w:val="26"/><w:color w:val="1E3A8A"/></w:rPr><w:t>Section 6: Tree Algorithms</w:t></w:r></w:p><w:p><w:pPr><w:pStyle w:val="Heading3"/></w:pPr><w:r><w:rPr><w:b/><w:sz w:val="19"/><w:color w:val="0369A1"/></w:rPr><w:t>6.1 Tree Diameter via Double BFS</w:t></w:r></w:p><w:p><w:pPr><w:ind w:left="200"/><w:spacing w:after="20"/></w:pPr><w:r><w:rPr><w:color w:val="2563EB"/></w:rPr><w:t xml:space="preserve">â€¢ </w:t></w:r><w:r><w:t>**Trigger Prefix:** `treeDiameter`</w:t></w:r></w:p><w:p><w:pPr><w:ind w:left="200"/><w:spacing w:after="20"/></w:pPr><w:r><w:rPr><w:color w:val="2563EB"/></w:rPr><w:t xml:space="preserve">â€¢ </w:t></w:r><w:r><w:t>**Time Complexity:** $O(V + E)$</w:t></w:r></w:p><w:p><w:pPr><w:ind w:left="200"/><w:spacing w:after="20"/></w:pPr><w:r><w:rPr><w:color w:val="2563EB"/></w:rPr><w:t xml:space="preserve">â€¢ </w:t></w:r><w:r><w:t>**Theorem:** An arbitrary BFS from node 1 finds node $u$ (one endpoint of diameter). A second BFS from $u$ finds node $v$ and the exact diameter length.</w:t></w:r></w:p><w:p><w:pPr><w:shd w:val="clear" w:color="auto" w:fill="F8FAFC"/><w:spacing w:before="0" w:after="0" w:line="200" w:lineRule="auto"/><w:ind w:left="80" w:right="80"/></w:pPr><w:r><w:rPr><w:rFonts w:ascii="Consolas" w:hAnsi="Consolas"/><w:sz w:val="15"/><w:color w:val="0F172A"/></w:rPr><w:t xml:space="preserve">pair&lt;int, int&gt; bfs_farthest(int start, const vector&lt;vector&lt;int&gt;&gt;&amp; adj, int n) {</w:t></w:r></w:p><w:p><w:pPr><w:shd w:val="clear" w:color="auto" w:fill="F8FAFC"/><w:spacing w:before="0" w:after="0" w:line="200" w:lineRule="auto"/><w:ind w:left="80" w:right="80"/></w:pPr><w:r><w:rPr><w:rFonts w:ascii="Consolas" w:hAnsi="Consolas"/><w:sz w:val="15"/><w:color w:val="0F172A"/></w:rPr><w:t xml:space="preserve">    vector&lt;int&gt; dist(n + 1, -1);</w:t></w:r></w:p><w:p><w:pPr><w:shd w:val="clear" w:color="auto" w:fill="F8FAFC"/><w:spacing w:before="0" w:after="0" w:line="200" w:lineRule="auto"/><w:ind w:left="80" w:right="80"/></w:pPr><w:r><w:rPr><w:rFonts w:ascii="Consolas" w:hAnsi="Consolas"/><w:sz w:val="15"/><w:color w:val="0F172A"/></w:rPr><w:t xml:space="preserve">    queue&lt;int&gt; q;</w:t></w:r></w:p><w:p><w:pPr><w:shd w:val="clear" w:color="auto" w:fill="F8FAFC"/><w:spacing w:before="0" w:after="0" w:line="200" w:lineRule="auto"/><w:ind w:left="80" w:right="80"/></w:pPr><w:r><w:rPr><w:rFonts w:ascii="Consolas" w:hAnsi="Consolas"/><w:sz w:val="15"/><w:color w:val="0F172A"/></w:rPr><w:t xml:space="preserve">    q.push(start);</w:t></w:r></w:p><w:p><w:pPr><w:shd w:val="clear" w:color="auto" w:fill="F8FAFC"/><w:spacing w:before="0" w:after="0" w:line="200" w:lineRule="auto"/><w:ind w:left="80" w:right="80"/></w:pPr><w:r><w:rPr><w:rFonts w:ascii="Consolas" w:hAnsi="Consolas"/><w:sz w:val="15"/><w:color w:val="0F172A"/></w:rPr><w:t xml:space="preserve">    dist[start] = 0;</w:t></w:r></w:p><w:p><w:pPr><w:shd w:val="clear" w:color="auto" w:fill="F8FAFC"/><w:spacing w:before="0" w:after="0" w:line="200" w:lineRule="auto"/><w:ind w:left="80" w:right="80"/></w:pPr><w:r><w:rPr><w:rFonts w:ascii="Consolas" w:hAnsi="Consolas"/><w:sz w:val="15"/><w:color w:val="0F172A"/></w:rPr><w:t xml:space="preserve">    int farthest_node = start;</w:t></w:r></w:p><w:p><w:pPr><w:shd w:val="clear" w:color="auto" w:fill="F8FAFC"/><w:spacing w:before="0" w:after="0" w:line="200" w:lineRule="auto"/><w:ind w:left="80" w:right="80"/></w:pPr><w:r><w:rPr><w:rFonts w:ascii="Consolas" w:hAnsi="Consolas"/><w:sz w:val="15"/><w:color w:val="0F172A"/></w:rPr><w:t xml:space="preserve"></w:t></w:r></w:p><w:p><w:pPr><w:shd w:val="clear" w:color="auto" w:fill="F8FAFC"/><w:spacing w:before="0" w:after="0" w:line="200" w:lineRule="auto"/><w:ind w:left="80" w:right="80"/></w:pPr><w:r><w:rPr><w:rFonts w:ascii="Consolas" w:hAnsi="Consolas"/><w:sz w:val="15"/><w:color w:val="0F172A"/></w:rPr><w:t xml:space="preserve">    while (!q.empty()) {</w:t></w:r></w:p><w:p><w:pPr><w:shd w:val="clear" w:color="auto" w:fill="F8FAFC"/><w:spacing w:before="0" w:after="0" w:line="200" w:lineRule="auto"/><w:ind w:left="80" w:right="80"/></w:pPr><w:r><w:rPr><w:rFonts w:ascii="Consolas" w:hAnsi="Consolas"/><w:sz w:val="15"/><w:color w:val="0F172A"/></w:rPr><w:t xml:space="preserve">        int node = q.front(); q.pop();</w:t></w:r></w:p><w:p><w:pPr><w:shd w:val="clear" w:color="auto" w:fill="F8FAFC"/><w:spacing w:before="0" w:after="0" w:line="200" w:lineRule="auto"/><w:ind w:left="80" w:right="80"/></w:pPr><w:r><w:rPr><w:rFonts w:ascii="Consolas" w:hAnsi="Consolas"/><w:sz w:val="15"/><w:color w:val="0F172A"/></w:rPr><w:t xml:space="preserve">        for (int neighbor : adj[node]) {</w:t></w:r></w:p><w:p><w:pPr><w:shd w:val="clear" w:color="auto" w:fill="F8FAFC"/><w:spacing w:before="0" w:after="0" w:line="200" w:lineRule="auto"/><w:ind w:left="80" w:right="80"/></w:pPr><w:r><w:rPr><w:rFonts w:ascii="Consolas" w:hAnsi="Consolas"/><w:sz w:val="15"/><w:color w:val="0F172A"/></w:rPr><w:t xml:space="preserve">            if (dist[neighbor] == -1) {</w:t></w:r></w:p><w:p><w:pPr><w:shd w:val="clear" w:color="auto" w:fill="F8FAFC"/><w:spacing w:before="0" w:after="0" w:line="200" w:lineRule="auto"/><w:ind w:left="80" w:right="80"/></w:pPr><w:r><w:rPr><w:rFonts w:ascii="Consolas" w:hAnsi="Consolas"/><w:sz w:val="15"/><w:color w:val="0F172A"/></w:rPr><w:t xml:space="preserve">                dist[neighbor] = dist[node] + 1;</w:t></w:r></w:p><w:p><w:pPr><w:shd w:val="clear" w:color="auto" w:fill="F8FAFC"/><w:spacing w:before="0" w:after="0" w:line="200" w:lineRule="auto"/><w:ind w:left="80" w:right="80"/></w:pPr><w:r><w:rPr><w:rFonts w:ascii="Consolas" w:hAnsi="Consolas"/><w:sz w:val="15"/><w:color w:val="0F172A"/></w:rPr><w:t xml:space="preserve">                q.push(neighbor);</w:t></w:r></w:p><w:p><w:pPr><w:shd w:val="clear" w:color="auto" w:fill="F8FAFC"/><w:spacing w:before="0" w:after="0" w:line="200" w:lineRule="auto"/><w:ind w:left="80" w:right="80"/></w:pPr><w:r><w:rPr><w:rFonts w:ascii="Consolas" w:hAnsi="Consolas"/><w:sz w:val="15"/><w:color w:val="0F172A"/></w:rPr><w:t xml:space="preserve">                if (dist[neighbor] &gt; dist[farthest_node])</w:t></w:r></w:p><w:p><w:pPr><w:shd w:val="clear" w:color="auto" w:fill="F8FAFC"/><w:spacing w:before="0" w:after="0" w:line="200" w:lineRule="auto"/><w:ind w:left="80" w:right="80"/></w:pPr><w:r><w:rPr><w:rFonts w:ascii="Consolas" w:hAnsi="Consolas"/><w:sz w:val="15"/><w:color w:val="0F172A"/></w:rPr><w:t xml:space="preserve">                    farthest_node = neighbor;</w:t></w:r></w:p><w:p><w:pPr><w:shd w:val="clear" w:color="auto" w:fill="F8FAFC"/><w:spacing w:before="0" w:after="0" w:line="200" w:lineRule="auto"/><w:ind w:left="80" w:right="80"/></w:pPr><w:r><w:rPr><w:rFonts w:ascii="Consolas" w:hAnsi="Consolas"/><w:sz w:val="15"/><w:color w:val="0F172A"/></w:rPr><w:t xml:space="preserve">            }</w:t></w:r></w:p><w:p><w:pPr><w:shd w:val="clear" w:color="auto" w:fill="F8FAFC"/><w:spacing w:before="0" w:after="0" w:line="200" w:lineRule="auto"/><w:ind w:left="80" w:right="80"/></w:pPr><w:r><w:rPr><w:rFonts w:ascii="Consolas" w:hAnsi="Consolas"/><w:sz w:val="15"/><w:color w:val="0F172A"/></w:rPr><w:t xml:space="preserve">        }</w:t></w:r></w:p><w:p><w:pPr><w:shd w:val="clear" w:color="auto" w:fill="F8FAFC"/><w:spacing w:before="0" w:after="0" w:line="200" w:lineRule="auto"/><w:ind w:left="80" w:right="80"/></w:pPr><w:r><w:rPr><w:rFonts w:ascii="Consolas" w:hAnsi="Consolas"/><w:sz w:val="15"/><w:color w:val="0F172A"/></w:rPr><w:t xml:space="preserve">    }</w:t></w:r></w:p><w:p><w:pPr><w:shd w:val="clear" w:color="auto" w:fill="F8FAFC"/><w:spacing w:before="0" w:after="0" w:line="200" w:lineRule="auto"/><w:ind w:left="80" w:right="80"/></w:pPr><w:r><w:rPr><w:rFonts w:ascii="Consolas" w:hAnsi="Consolas"/><w:sz w:val="15"/><w:color w:val="0F172A"/></w:rPr><w:t xml:space="preserve">    return {farthest_node, dist[farthest_node]};</w:t></w:r></w:p><w:p><w:pPr><w:shd w:val="clear" w:color="auto" w:fill="F8FAFC"/><w:spacing w:before="0" w:after="0" w:line="200" w:lineRule="auto"/><w:ind w:left="80" w:right="80"/></w:pPr><w:r><w:rPr><w:rFonts w:ascii="Consolas" w:hAnsi="Consolas"/><w:sz w:val="15"/><w:color w:val="0F172A"/></w:rPr><w:t xml:space="preserve">}</w:t></w:r></w:p><w:p><w:pPr><w:shd w:val="clear" w:color="auto" w:fill="F8FAFC"/><w:spacing w:before="0" w:after="0" w:line="200" w:lineRule="auto"/><w:ind w:left="80" w:right="80"/></w:pPr><w:r><w:rPr><w:rFonts w:ascii="Consolas" w:hAnsi="Consolas"/><w:sz w:val="15"/><w:color w:val="0F172A"/></w:rPr><w:t xml:space="preserve"></w:t></w:r></w:p><w:p><w:pPr><w:shd w:val="clear" w:color="auto" w:fill="F8FAFC"/><w:spacing w:before="0" w:after="0" w:line="200" w:lineRule="auto"/><w:ind w:left="80" w:right="80"/></w:pPr><w:r><w:rPr><w:rFonts w:ascii="Consolas" w:hAnsi="Consolas"/><w:sz w:val="15"/><w:color w:val="0F172A"/></w:rPr><w:t xml:space="preserve">signed main() {</w:t></w:r></w:p><w:p><w:pPr><w:shd w:val="clear" w:color="auto" w:fill="F8FAFC"/><w:spacing w:before="0" w:after="0" w:line="200" w:lineRule="auto"/><w:ind w:left="80" w:right="80"/></w:pPr><w:r><w:rPr><w:rFonts w:ascii="Consolas" w:hAnsi="Consolas"/><w:sz w:val="15"/><w:color w:val="0F172A"/></w:rPr><w:t xml:space="preserve">    fastIO();</w:t></w:r></w:p><w:p><w:pPr><w:shd w:val="clear" w:color="auto" w:fill="F8FAFC"/><w:spacing w:before="0" w:after="0" w:line="200" w:lineRule="auto"/><w:ind w:left="80" w:right="80"/></w:pPr><w:r><w:rPr><w:rFonts w:ascii="Consolas" w:hAnsi="Consolas"/><w:sz w:val="15"/><w:color w:val="0F172A"/></w:rPr><w:t xml:space="preserve">    int n; cin &gt;&gt; n;</w:t></w:r></w:p><w:p><w:pPr><w:shd w:val="clear" w:color="auto" w:fill="F8FAFC"/><w:spacing w:before="0" w:after="0" w:line="200" w:lineRule="auto"/><w:ind w:left="80" w:right="80"/></w:pPr><w:r><w:rPr><w:rFonts w:ascii="Consolas" w:hAnsi="Consolas"/><w:sz w:val="15"/><w:color w:val="0F172A"/></w:rPr><w:t xml:space="preserve">    vector&lt;vector&lt;int&gt;&gt; adj(n + 1);</w:t></w:r></w:p><w:p><w:pPr><w:shd w:val="clear" w:color="auto" w:fill="F8FAFC"/><w:spacing w:before="0" w:after="0" w:line="200" w:lineRule="auto"/><w:ind w:left="80" w:right="80"/></w:pPr><w:r><w:rPr><w:rFonts w:ascii="Consolas" w:hAnsi="Consolas"/><w:sz w:val="15"/><w:color w:val="0F172A"/></w:rPr><w:t xml:space="preserve">    for (int i = 0; i &lt; n - 1; ++i) {</w:t></w:r></w:p><w:p><w:pPr><w:shd w:val="clear" w:color="auto" w:fill="F8FAFC"/><w:spacing w:before="0" w:after="0" w:line="200" w:lineRule="auto"/><w:ind w:left="80" w:right="80"/></w:pPr><w:r><w:rPr><w:rFonts w:ascii="Consolas" w:hAnsi="Consolas"/><w:sz w:val="15"/><w:color w:val="0F172A"/></w:rPr><w:t xml:space="preserve">        int u, v; cin &gt;&gt; u &gt;&gt; v;</w:t></w:r></w:p><w:p><w:pPr><w:shd w:val="clear" w:color="auto" w:fill="F8FAFC"/><w:spacing w:before="0" w:after="0" w:line="200" w:lineRule="auto"/><w:ind w:left="80" w:right="80"/></w:pPr><w:r><w:rPr><w:rFonts w:ascii="Consolas" w:hAnsi="Consolas"/><w:sz w:val="15"/><w:color w:val="0F172A"/></w:rPr><w:t xml:space="preserve">        adj[u].push_back(v); adj[v].push_back(u);</w:t></w:r></w:p><w:p><w:pPr><w:shd w:val="clear" w:color="auto" w:fill="F8FAFC"/><w:spacing w:before="0" w:after="0" w:line="200" w:lineRule="auto"/><w:ind w:left="80" w:right="80"/></w:pPr><w:r><w:rPr><w:rFonts w:ascii="Consolas" w:hAnsi="Consolas"/><w:sz w:val="15"/><w:color w:val="0F172A"/></w:rPr><w:t xml:space="preserve">    }</w:t></w:r></w:p><w:p><w:pPr><w:shd w:val="clear" w:color="auto" w:fill="F8FAFC"/><w:spacing w:before="0" w:after="0" w:line="200" w:lineRule="auto"/><w:ind w:left="80" w:right="80"/></w:pPr><w:r><w:rPr><w:rFonts w:ascii="Consolas" w:hAnsi="Consolas"/><w:sz w:val="15"/><w:color w:val="0F172A"/></w:rPr><w:t xml:space="preserve">    int far1 = bfs_farthest(1, adj, n).first;</w:t></w:r></w:p><w:p><w:pPr><w:shd w:val="clear" w:color="auto" w:fill="F8FAFC"/><w:spacing w:before="0" w:after="0" w:line="200" w:lineRule="auto"/><w:ind w:left="80" w:right="80"/></w:pPr><w:r><w:rPr><w:rFonts w:ascii="Consolas" w:hAnsi="Consolas"/><w:sz w:val="15"/><w:color w:val="0F172A"/></w:rPr><w:t xml:space="preserve">    int diameter = bfs_farthest(far1, adj, n).second;</w:t></w:r></w:p><w:p><w:pPr><w:shd w:val="clear" w:color="auto" w:fill="F8FAFC"/><w:spacing w:before="0" w:after="0" w:line="200" w:lineRule="auto"/><w:ind w:left="80" w:right="80"/></w:pPr><w:r><w:rPr><w:rFonts w:ascii="Consolas" w:hAnsi="Consolas"/><w:sz w:val="15"/><w:color w:val="0F172A"/></w:rPr><w:t xml:space="preserve">    cout &lt;&lt; diameter &lt;&lt; &apos;\n&apos;;</w:t></w:r></w:p><w:p><w:pPr><w:shd w:val="clear" w:color="auto" w:fill="F8FAFC"/><w:spacing w:before="0" w:after="0" w:line="200" w:lineRule="auto"/><w:ind w:left="80" w:right="80"/></w:pPr><w:r><w:rPr><w:rFonts w:ascii="Consolas" w:hAnsi="Consolas"/><w:sz w:val="15"/><w:color w:val="0F172A"/></w:rPr><w:t xml:space="preserve">}</w:t></w:r></w:p><w:p><w:pPr><w:pBdr><w:bottom w:val="single" w:sz="4" w:space="1" w:color="CBD5E0"/></w:pPr></w:p><w:p><w:pPr><w:pStyle w:val="Heading1"/></w:pPr><w:r><w:rPr><w:b/><w:sz w:val="26"/><w:color w:val="1E3A8A"/></w:rPr><w:t>Section 7: Data Structures (DSU, Fenwick &amp; Segment Tree)</w:t></w:r></w:p><w:p><w:pPr><w:pStyle w:val="Heading3"/></w:pPr><w:r><w:rPr><w:b/><w:sz w:val="19"/><w:color w:val="0369A1"/></w:rPr><w:t>7.1 Disjoint Set Union (Union by Size)</w:t></w:r></w:p><w:p><w:pPr><w:ind w:left="200"/><w:spacing w:after="20"/></w:pPr><w:r><w:rPr><w:color w:val="2563EB"/></w:rPr><w:t xml:space="preserve">â€¢ </w:t></w:r><w:r><w:t>**Trigger Prefix:** `dsu-size`</w:t></w:r></w:p><w:p><w:pPr><w:ind w:left="200"/><w:spacing w:after="20"/></w:pPr><w:r><w:rPr><w:color w:val="2563EB"/></w:rPr><w:t xml:space="preserve">â€¢ </w:t></w:r><w:r><w:t>**Time Complexity:** $O(\alpha(N)) \approx O(1)$ per operation</w:t></w:r></w:p><w:p><w:pPr><w:shd w:val="clear" w:color="auto" w:fill="F8FAFC"/><w:spacing w:before="0" w:after="0" w:line="200" w:lineRule="auto"/><w:ind w:left="80" w:right="80"/></w:pPr><w:r><w:rPr><w:rFonts w:ascii="Consolas" w:hAnsi="Consolas"/><w:sz w:val="15"/><w:color w:val="0F172A"/></w:rPr><w:t xml:space="preserve">// Union by size</w:t></w:r></w:p><w:p><w:pPr><w:shd w:val="clear" w:color="auto" w:fill="F8FAFC"/><w:spacing w:before="0" w:after="0" w:line="200" w:lineRule="auto"/><w:ind w:left="80" w:right="80"/></w:pPr><w:r><w:rPr><w:rFonts w:ascii="Consolas" w:hAnsi="Consolas"/><w:sz w:val="15"/><w:color w:val="0F172A"/></w:rPr><w:t xml:space="preserve">class DisjointSet {</w:t></w:r></w:p><w:p><w:pPr><w:shd w:val="clear" w:color="auto" w:fill="F8FAFC"/><w:spacing w:before="0" w:after="0" w:line="200" w:lineRule="auto"/><w:ind w:left="80" w:right="80"/></w:pPr><w:r><w:rPr><w:rFonts w:ascii="Consolas" w:hAnsi="Consolas"/><w:sz w:val="15"/><w:color w:val="0F172A"/></w:rPr><w:t xml:space="preserve">    vector&lt;int&gt; rank, parent, size;</w:t></w:r></w:p><w:p><w:pPr><w:shd w:val="clear" w:color="auto" w:fill="F8FAFC"/><w:spacing w:before="0" w:after="0" w:line="200" w:lineRule="auto"/><w:ind w:left="80" w:right="80"/></w:pPr><w:r><w:rPr><w:rFonts w:ascii="Consolas" w:hAnsi="Consolas"/><w:sz w:val="15"/><w:color w:val="0F172A"/></w:rPr><w:t xml:space="preserve"></w:t></w:r></w:p><w:p><w:pPr><w:shd w:val="clear" w:color="auto" w:fill="F8FAFC"/><w:spacing w:before="0" w:after="0" w:line="200" w:lineRule="auto"/><w:ind w:left="80" w:right="80"/></w:pPr><w:r><w:rPr><w:rFonts w:ascii="Consolas" w:hAnsi="Consolas"/><w:sz w:val="15"/><w:color w:val="0F172A"/></w:rPr><w:t xml:space="preserve">public:</w:t></w:r></w:p><w:p><w:pPr><w:shd w:val="clear" w:color="auto" w:fill="F8FAFC"/><w:spacing w:before="0" w:after="0" w:line="200" w:lineRule="auto"/><w:ind w:left="80" w:right="80"/></w:pPr><w:r><w:rPr><w:rFonts w:ascii="Consolas" w:hAnsi="Consolas"/><w:sz w:val="15"/><w:color w:val="0F172A"/></w:rPr><w:t xml:space="preserve">    DisjointSet(int n) {</w:t></w:r></w:p><w:p><w:pPr><w:shd w:val="clear" w:color="auto" w:fill="F8FAFC"/><w:spacing w:before="0" w:after="0" w:line="200" w:lineRule="auto"/><w:ind w:left="80" w:right="80"/></w:pPr><w:r><w:rPr><w:rFonts w:ascii="Consolas" w:hAnsi="Consolas"/><w:sz w:val="15"/><w:color w:val="0F172A"/></w:rPr><w:t xml:space="preserve">        rank.resize(n + 1, 0);</w:t></w:r></w:p><w:p><w:pPr><w:shd w:val="clear" w:color="auto" w:fill="F8FAFC"/><w:spacing w:before="0" w:after="0" w:line="200" w:lineRule="auto"/><w:ind w:left="80" w:right="80"/></w:pPr><w:r><w:rPr><w:rFonts w:ascii="Consolas" w:hAnsi="Consolas"/><w:sz w:val="15"/><w:color w:val="0F172A"/></w:rPr><w:t xml:space="preserve">        parent.resize(n + 1);</w:t></w:r></w:p><w:p><w:pPr><w:shd w:val="clear" w:color="auto" w:fill="F8FAFC"/><w:spacing w:before="0" w:after="0" w:line="200" w:lineRule="auto"/><w:ind w:left="80" w:right="80"/></w:pPr><w:r><w:rPr><w:rFonts w:ascii="Consolas" w:hAnsi="Consolas"/><w:sz w:val="15"/><w:color w:val="0F172A"/></w:rPr><w:t xml:space="preserve">        size.resize(n + 1, 1);</w:t></w:r></w:p><w:p><w:pPr><w:shd w:val="clear" w:color="auto" w:fill="F8FAFC"/><w:spacing w:before="0" w:after="0" w:line="200" w:lineRule="auto"/><w:ind w:left="80" w:right="80"/></w:pPr><w:r><w:rPr><w:rFonts w:ascii="Consolas" w:hAnsi="Consolas"/><w:sz w:val="15"/><w:color w:val="0F172A"/></w:rPr><w:t xml:space="preserve">        for (int i = 0; i &lt;= n; i++) parent[i] = i;</w:t></w:r></w:p><w:p><w:pPr><w:shd w:val="clear" w:color="auto" w:fill="F8FAFC"/><w:spacing w:before="0" w:after="0" w:line="200" w:lineRule="auto"/><w:ind w:left="80" w:right="80"/></w:pPr><w:r><w:rPr><w:rFonts w:ascii="Consolas" w:hAnsi="Consolas"/><w:sz w:val="15"/><w:color w:val="0F172A"/></w:rPr><w:t xml:space="preserve">    }</w:t></w:r></w:p><w:p><w:pPr><w:shd w:val="clear" w:color="auto" w:fill="F8FAFC"/><w:spacing w:before="0" w:after="0" w:line="200" w:lineRule="auto"/><w:ind w:left="80" w:right="80"/></w:pPr><w:r><w:rPr><w:rFonts w:ascii="Consolas" w:hAnsi="Consolas"/><w:sz w:val="15"/><w:color w:val="0F172A"/></w:rPr><w:t xml:space="preserve"></w:t></w:r></w:p><w:p><w:pPr><w:shd w:val="clear" w:color="auto" w:fill="F8FAFC"/><w:spacing w:before="0" w:after="0" w:line="200" w:lineRule="auto"/><w:ind w:left="80" w:right="80"/></w:pPr><w:r><w:rPr><w:rFonts w:ascii="Consolas" w:hAnsi="Consolas"/><w:sz w:val="15"/><w:color w:val="0F172A"/></w:rPr><w:t xml:space="preserve">    int findUPar(int node) {</w:t></w:r></w:p><w:p><w:pPr><w:shd w:val="clear" w:color="auto" w:fill="F8FAFC"/><w:spacing w:before="0" w:after="0" w:line="200" w:lineRule="auto"/><w:ind w:left="80" w:right="80"/></w:pPr><w:r><w:rPr><w:rFonts w:ascii="Consolas" w:hAnsi="Consolas"/><w:sz w:val="15"/><w:color w:val="0F172A"/></w:rPr><w:t xml:space="preserve">        if (node == parent[node]) return node;</w:t></w:r></w:p><w:p><w:pPr><w:shd w:val="clear" w:color="auto" w:fill="F8FAFC"/><w:spacing w:before="0" w:after="0" w:line="200" w:lineRule="auto"/><w:ind w:left="80" w:right="80"/></w:pPr><w:r><w:rPr><w:rFonts w:ascii="Consolas" w:hAnsi="Consolas"/><w:sz w:val="15"/><w:color w:val="0F172A"/></w:rPr><w:t xml:space="preserve">        return parent[node] = findUPar(parent[node]);</w:t></w:r></w:p><w:p><w:pPr><w:shd w:val="clear" w:color="auto" w:fill="F8FAFC"/><w:spacing w:before="0" w:after="0" w:line="200" w:lineRule="auto"/><w:ind w:left="80" w:right="80"/></w:pPr><w:r><w:rPr><w:rFonts w:ascii="Consolas" w:hAnsi="Consolas"/><w:sz w:val="15"/><w:color w:val="0F172A"/></w:rPr><w:t xml:space="preserve">    }</w:t></w:r></w:p><w:p><w:pPr><w:shd w:val="clear" w:color="auto" w:fill="F8FAFC"/><w:spacing w:before="0" w:after="0" w:line="200" w:lineRule="auto"/><w:ind w:left="80" w:right="80"/></w:pPr><w:r><w:rPr><w:rFonts w:ascii="Consolas" w:hAnsi="Consolas"/><w:sz w:val="15"/><w:color w:val="0F172A"/></w:rPr><w:t xml:space="preserve"></w:t></w:r></w:p><w:p><w:pPr><w:shd w:val="clear" w:color="auto" w:fill="F8FAFC"/><w:spacing w:before="0" w:after="0" w:line="200" w:lineRule="auto"/><w:ind w:left="80" w:right="80"/></w:pPr><w:r><w:rPr><w:rFonts w:ascii="Consolas" w:hAnsi="Consolas"/><w:sz w:val="15"/><w:color w:val="0F172A"/></w:rPr><w:t xml:space="preserve">    void unionBySize(int u, int v) {</w:t></w:r></w:p><w:p><w:pPr><w:shd w:val="clear" w:color="auto" w:fill="F8FAFC"/><w:spacing w:before="0" w:after="0" w:line="200" w:lineRule="auto"/><w:ind w:left="80" w:right="80"/></w:pPr><w:r><w:rPr><w:rFonts w:ascii="Consolas" w:hAnsi="Consolas"/><w:sz w:val="15"/><w:color w:val="0F172A"/></w:rPr><w:t xml:space="preserve">        int ulpU = findUPar(u), ulpV = findUPar(v);</w:t></w:r></w:p><w:p><w:pPr><w:shd w:val="clear" w:color="auto" w:fill="F8FAFC"/><w:spacing w:before="0" w:after="0" w:line="200" w:lineRule="auto"/><w:ind w:left="80" w:right="80"/></w:pPr><w:r><w:rPr><w:rFonts w:ascii="Consolas" w:hAnsi="Consolas"/><w:sz w:val="15"/><w:color w:val="0F172A"/></w:rPr><w:t xml:space="preserve">        if (ulpU == ulpV) return;</w:t></w:r></w:p><w:p><w:pPr><w:shd w:val="clear" w:color="auto" w:fill="F8FAFC"/><w:spacing w:before="0" w:after="0" w:line="200" w:lineRule="auto"/><w:ind w:left="80" w:right="80"/></w:pPr><w:r><w:rPr><w:rFonts w:ascii="Consolas" w:hAnsi="Consolas"/><w:sz w:val="15"/><w:color w:val="0F172A"/></w:rPr><w:t xml:space="preserve">        if (size[ulpU] &lt; size[ulpV]) {</w:t></w:r></w:p><w:p><w:pPr><w:shd w:val="clear" w:color="auto" w:fill="F8FAFC"/><w:spacing w:before="0" w:after="0" w:line="200" w:lineRule="auto"/><w:ind w:left="80" w:right="80"/></w:pPr><w:r><w:rPr><w:rFonts w:ascii="Consolas" w:hAnsi="Consolas"/><w:sz w:val="15"/><w:color w:val="0F172A"/></w:rPr><w:t xml:space="preserve">            parent[ulpU] = ulpV;</w:t></w:r></w:p><w:p><w:pPr><w:shd w:val="clear" w:color="auto" w:fill="F8FAFC"/><w:spacing w:before="0" w:after="0" w:line="200" w:lineRule="auto"/><w:ind w:left="80" w:right="80"/></w:pPr><w:r><w:rPr><w:rFonts w:ascii="Consolas" w:hAnsi="Consolas"/><w:sz w:val="15"/><w:color w:val="0F172A"/></w:rPr><w:t xml:space="preserve">            size[ulpV] += size[ulpU];</w:t></w:r></w:p><w:p><w:pPr><w:shd w:val="clear" w:color="auto" w:fill="F8FAFC"/><w:spacing w:before="0" w:after="0" w:line="200" w:lineRule="auto"/><w:ind w:left="80" w:right="80"/></w:pPr><w:r><w:rPr><w:rFonts w:ascii="Consolas" w:hAnsi="Consolas"/><w:sz w:val="15"/><w:color w:val="0F172A"/></w:rPr><w:t xml:space="preserve">        } else {</w:t></w:r></w:p><w:p><w:pPr><w:shd w:val="clear" w:color="auto" w:fill="F8FAFC"/><w:spacing w:before="0" w:after="0" w:line="200" w:lineRule="auto"/><w:ind w:left="80" w:right="80"/></w:pPr><w:r><w:rPr><w:rFonts w:ascii="Consolas" w:hAnsi="Consolas"/><w:sz w:val="15"/><w:color w:val="0F172A"/></w:rPr><w:t xml:space="preserve">            parent[ulpV] = ulpU;</w:t></w:r></w:p><w:p><w:pPr><w:shd w:val="clear" w:color="auto" w:fill="F8FAFC"/><w:spacing w:before="0" w:after="0" w:line="200" w:lineRule="auto"/><w:ind w:left="80" w:right="80"/></w:pPr><w:r><w:rPr><w:rFonts w:ascii="Consolas" w:hAnsi="Consolas"/><w:sz w:val="15"/><w:color w:val="0F172A"/></w:rPr><w:t xml:space="preserve">            size[ulpU] += size[ulpV];</w:t></w:r></w:p><w:p><w:pPr><w:shd w:val="clear" w:color="auto" w:fill="F8FAFC"/><w:spacing w:before="0" w:after="0" w:line="200" w:lineRule="auto"/><w:ind w:left="80" w:right="80"/></w:pPr><w:r><w:rPr><w:rFonts w:ascii="Consolas" w:hAnsi="Consolas"/><w:sz w:val="15"/><w:color w:val="0F172A"/></w:rPr><w:t xml:space="preserve">        }</w:t></w:r></w:p><w:p><w:pPr><w:shd w:val="clear" w:color="auto" w:fill="F8FAFC"/><w:spacing w:before="0" w:after="0" w:line="200" w:lineRule="auto"/><w:ind w:left="80" w:right="80"/></w:pPr><w:r><w:rPr><w:rFonts w:ascii="Consolas" w:hAnsi="Consolas"/><w:sz w:val="15"/><w:color w:val="0F172A"/></w:rPr><w:t xml:space="preserve">    }</w:t></w:r></w:p><w:p><w:pPr><w:shd w:val="clear" w:color="auto" w:fill="F8FAFC"/><w:spacing w:before="0" w:after="0" w:line="200" w:lineRule="auto"/><w:ind w:left="80" w:right="80"/></w:pPr><w:r><w:rPr><w:rFonts w:ascii="Consolas" w:hAnsi="Consolas"/><w:sz w:val="15"/><w:color w:val="0F172A"/></w:rPr><w:t xml:space="preserve"></w:t></w:r></w:p><w:p><w:pPr><w:shd w:val="clear" w:color="auto" w:fill="F8FAFC"/><w:spacing w:before="0" w:after="0" w:line="200" w:lineRule="auto"/><w:ind w:left="80" w:right="80"/></w:pPr><w:r><w:rPr><w:rFonts w:ascii="Consolas" w:hAnsi="Consolas"/><w:sz w:val="15"/><w:color w:val="0F172A"/></w:rPr><w:t xml:space="preserve">    bool connected(int u, int v) {</w:t></w:r></w:p><w:p><w:pPr><w:shd w:val="clear" w:color="auto" w:fill="F8FAFC"/><w:spacing w:before="0" w:after="0" w:line="200" w:lineRule="auto"/><w:ind w:left="80" w:right="80"/></w:pPr><w:r><w:rPr><w:rFonts w:ascii="Consolas" w:hAnsi="Consolas"/><w:sz w:val="15"/><w:color w:val="0F172A"/></w:rPr><w:t xml:space="preserve">        return findUPar(u) == findUPar(v);</w:t></w:r></w:p><w:p><w:pPr><w:shd w:val="clear" w:color="auto" w:fill="F8FAFC"/><w:spacing w:before="0" w:after="0" w:line="200" w:lineRule="auto"/><w:ind w:left="80" w:right="80"/></w:pPr><w:r><w:rPr><w:rFonts w:ascii="Consolas" w:hAnsi="Consolas"/><w:sz w:val="15"/><w:color w:val="0F172A"/></w:rPr><w:t xml:space="preserve">    }</w:t></w:r></w:p><w:p><w:pPr><w:shd w:val="clear" w:color="auto" w:fill="F8FAFC"/><w:spacing w:before="0" w:after="0" w:line="200" w:lineRule="auto"/><w:ind w:left="80" w:right="80"/></w:pPr><w:r><w:rPr><w:rFonts w:ascii="Consolas" w:hAnsi="Consolas"/><w:sz w:val="15"/><w:color w:val="0F172A"/></w:rPr><w:t xml:space="preserve">};</w:t></w:r></w:p><w:p><w:pPr><w:pStyle w:val="Heading3"/></w:pPr><w:r><w:rPr><w:b/><w:sz w:val="19"/><w:color w:val="0369A1"/></w:rPr><w:t>7.2 Fenwick Tree (BIT: Sum &amp; Range Average)</w:t></w:r></w:p><w:p><w:pPr><w:ind w:left="200"/><w:spacing w:after="20"/></w:pPr><w:r><w:rPr><w:color w:val="2563EB"/></w:rPr><w:t xml:space="preserve">â€¢ </w:t></w:r><w:r><w:t>**Time Complexity:** $O(\log N)$ query and update, $O(N)$ memory.</w:t></w:r></w:p><w:p><w:pPr><w:ind w:left="200"/><w:spacing w:after="20"/></w:pPr><w:r><w:rPr><w:color w:val="2563EB"/></w:rPr><w:t xml:space="preserve">â€¢ </w:t></w:r><w:r><w:t>**Average Property:** Average is easily computed as `sum / (r - l + 1)`.</w:t></w:r></w:p><w:p><w:pPr><w:shd w:val="clear" w:color="auto" w:fill="F8FAFC"/><w:spacing w:before="0" w:after="0" w:line="200" w:lineRule="auto"/><w:ind w:left="80" w:right="80"/></w:pPr><w:r><w:rPr><w:rFonts w:ascii="Consolas" w:hAnsi="Consolas"/><w:sz w:val="15"/><w:color w:val="0F172A"/></w:rPr><w:t xml:space="preserve">struct Fenwick {</w:t></w:r></w:p><w:p><w:pPr><w:shd w:val="clear" w:color="auto" w:fill="F8FAFC"/><w:spacing w:before="0" w:after="0" w:line="200" w:lineRule="auto"/><w:ind w:left="80" w:right="80"/></w:pPr><w:r><w:rPr><w:rFonts w:ascii="Consolas" w:hAnsi="Consolas"/><w:sz w:val="15"/><w:color w:val="0F172A"/></w:rPr><w:t xml:space="preserve">    int n; vector&lt;int&gt; bit;</w:t></w:r></w:p><w:p><w:pPr><w:shd w:val="clear" w:color="auto" w:fill="F8FAFC"/><w:spacing w:before="0" w:after="0" w:line="200" w:lineRule="auto"/><w:ind w:left="80" w:right="80"/></w:pPr><w:r><w:rPr><w:rFonts w:ascii="Consolas" w:hAnsi="Consolas"/><w:sz w:val="15"/><w:color w:val="0F172A"/></w:rPr><w:t xml:space="preserve">    Fenwick(int n) : n(n), bit(n + 1, 0) {}</w:t></w:r></w:p><w:p><w:pPr><w:shd w:val="clear" w:color="auto" w:fill="F8FAFC"/><w:spacing w:before="0" w:after="0" w:line="200" w:lineRule="auto"/><w:ind w:left="80" w:right="80"/></w:pPr><w:r><w:rPr><w:rFonts w:ascii="Consolas" w:hAnsi="Consolas"/><w:sz w:val="15"/><w:color w:val="0F172A"/></w:rPr><w:t xml:space="preserve"></w:t></w:r></w:p><w:p><w:pPr><w:shd w:val="clear" w:color="auto" w:fill="F8FAFC"/><w:spacing w:before="0" w:after="0" w:line="200" w:lineRule="auto"/><w:ind w:left="80" w:right="80"/></w:pPr><w:r><w:rPr><w:rFonts w:ascii="Consolas" w:hAnsi="Consolas"/><w:sz w:val="15"/><w:color w:val="0F172A"/></w:rPr><w:t xml:space="preserve">    void add(int idx, int val) { // add val at index idx (1-based)</w:t></w:r></w:p><w:p><w:pPr><w:shd w:val="clear" w:color="auto" w:fill="F8FAFC"/><w:spacing w:before="0" w:after="0" w:line="200" w:lineRule="auto"/><w:ind w:left="80" w:right="80"/></w:pPr><w:r><w:rPr><w:rFonts w:ascii="Consolas" w:hAnsi="Consolas"/><w:sz w:val="15"/><w:color w:val="0F172A"/></w:rPr><w:t xml:space="preserve">        for (; idx &lt;= n; idx += idx &amp; -idx) bit[idx] += val;</w:t></w:r></w:p><w:p><w:pPr><w:shd w:val="clear" w:color="auto" w:fill="F8FAFC"/><w:spacing w:before="0" w:after="0" w:line="200" w:lineRule="auto"/><w:ind w:left="80" w:right="80"/></w:pPr><w:r><w:rPr><w:rFonts w:ascii="Consolas" w:hAnsi="Consolas"/><w:sz w:val="15"/><w:color w:val="0F172A"/></w:rPr><w:t xml:space="preserve">    }</w:t></w:r></w:p><w:p><w:pPr><w:shd w:val="clear" w:color="auto" w:fill="F8FAFC"/><w:spacing w:before="0" w:after="0" w:line="200" w:lineRule="auto"/><w:ind w:left="80" w:right="80"/></w:pPr><w:r><w:rPr><w:rFonts w:ascii="Consolas" w:hAnsi="Consolas"/><w:sz w:val="15"/><w:color w:val="0F172A"/></w:rPr><w:t xml:space="preserve"></w:t></w:r></w:p><w:p><w:pPr><w:shd w:val="clear" w:color="auto" w:fill="F8FAFC"/><w:spacing w:before="0" w:after="0" w:line="200" w:lineRule="auto"/><w:ind w:left="80" w:right="80"/></w:pPr><w:r><w:rPr><w:rFonts w:ascii="Consolas" w:hAnsi="Consolas"/><w:sz w:val="15"/><w:color w:val="0F172A"/></w:rPr><w:t xml:space="preserve">    int query(int idx) { // prefix sum [1, idx]</w:t></w:r></w:p><w:p><w:pPr><w:shd w:val="clear" w:color="auto" w:fill="F8FAFC"/><w:spacing w:before="0" w:after="0" w:line="200" w:lineRule="auto"/><w:ind w:left="80" w:right="80"/></w:pPr><w:r><w:rPr><w:rFonts w:ascii="Consolas" w:hAnsi="Consolas"/><w:sz w:val="15"/><w:color w:val="0F172A"/></w:rPr><w:t xml:space="preserve">        int sum = 0;</w:t></w:r></w:p><w:p><w:pPr><w:shd w:val="clear" w:color="auto" w:fill="F8FAFC"/><w:spacing w:before="0" w:after="0" w:line="200" w:lineRule="auto"/><w:ind w:left="80" w:right="80"/></w:pPr><w:r><w:rPr><w:rFonts w:ascii="Consolas" w:hAnsi="Consolas"/><w:sz w:val="15"/><w:color w:val="0F172A"/></w:rPr><w:t xml:space="preserve">        for (; idx &gt; 0; idx -= idx &amp; -idx) sum += bit[idx];</w:t></w:r></w:p><w:p><w:pPr><w:shd w:val="clear" w:color="auto" w:fill="F8FAFC"/><w:spacing w:before="0" w:after="0" w:line="200" w:lineRule="auto"/><w:ind w:left="80" w:right="80"/></w:pPr><w:r><w:rPr><w:rFonts w:ascii="Consolas" w:hAnsi="Consolas"/><w:sz w:val="15"/><w:color w:val="0F172A"/></w:rPr><w:t xml:space="preserve">        return sum;</w:t></w:r></w:p><w:p><w:pPr><w:shd w:val="clear" w:color="auto" w:fill="F8FAFC"/><w:spacing w:before="0" w:after="0" w:line="200" w:lineRule="auto"/><w:ind w:left="80" w:right="80"/></w:pPr><w:r><w:rPr><w:rFonts w:ascii="Consolas" w:hAnsi="Consolas"/><w:sz w:val="15"/><w:color w:val="0F172A"/></w:rPr><w:t xml:space="preserve">    }</w:t></w:r></w:p><w:p><w:pPr><w:shd w:val="clear" w:color="auto" w:fill="F8FAFC"/><w:spacing w:before="0" w:after="0" w:line="200" w:lineRule="auto"/><w:ind w:left="80" w:right="80"/></w:pPr><w:r><w:rPr><w:rFonts w:ascii="Consolas" w:hAnsi="Consolas"/><w:sz w:val="15"/><w:color w:val="0F172A"/></w:rPr><w:t xml:space="preserve"></w:t></w:r></w:p><w:p><w:pPr><w:shd w:val="clear" w:color="auto" w:fill="F8FAFC"/><w:spacing w:before="0" w:after="0" w:line="200" w:lineRule="auto"/><w:ind w:left="80" w:right="80"/></w:pPr><w:r><w:rPr><w:rFonts w:ascii="Consolas" w:hAnsi="Consolas"/><w:sz w:val="15"/><w:color w:val="0F172A"/></w:rPr><w:t xml:space="preserve">    int range_query(int l, int r) { return query(r) - query(l - 1); }</w:t></w:r></w:p><w:p><w:pPr><w:shd w:val="clear" w:color="auto" w:fill="F8FAFC"/><w:spacing w:before="0" w:after="0" w:line="200" w:lineRule="auto"/><w:ind w:left="80" w:right="80"/></w:pPr><w:r><w:rPr><w:rFonts w:ascii="Consolas" w:hAnsi="Consolas"/><w:sz w:val="15"/><w:color w:val="0F172A"/></w:rPr><w:t xml:space="preserve"></w:t></w:r></w:p><w:p><w:pPr><w:shd w:val="clear" w:color="auto" w:fill="F8FAFC"/><w:spacing w:before="0" w:after="0" w:line="200" w:lineRule="auto"/><w:ind w:left="80" w:right="80"/></w:pPr><w:r><w:rPr><w:rFonts w:ascii="Consolas" w:hAnsi="Consolas"/><w:sz w:val="15"/><w:color w:val="0F172A"/></w:rPr><w:t xml:space="preserve">    // Range Average (Integer &amp; Decimal): average = sum / number_of_elements</w:t></w:r></w:p><w:p><w:pPr><w:shd w:val="clear" w:color="auto" w:fill="F8FAFC"/><w:spacing w:before="0" w:after="0" w:line="200" w:lineRule="auto"/><w:ind w:left="80" w:right="80"/></w:pPr><w:r><w:rPr><w:rFonts w:ascii="Consolas" w:hAnsi="Consolas"/><w:sz w:val="15"/><w:color w:val="0F172A"/></w:rPr><w:t xml:space="preserve">    int avg(int l, int r) { // Integer average</w:t></w:r></w:p><w:p><w:pPr><w:shd w:val="clear" w:color="auto" w:fill="F8FAFC"/><w:spacing w:before="0" w:after="0" w:line="200" w:lineRule="auto"/><w:ind w:left="80" w:right="80"/></w:pPr><w:r><w:rPr><w:rFonts w:ascii="Consolas" w:hAnsi="Consolas"/><w:sz w:val="15"/><w:color w:val="0F172A"/></w:rPr><w:t xml:space="preserve">        return range_query(l, r) / (r - l + 1);</w:t></w:r></w:p><w:p><w:pPr><w:shd w:val="clear" w:color="auto" w:fill="F8FAFC"/><w:spacing w:before="0" w:after="0" w:line="200" w:lineRule="auto"/><w:ind w:left="80" w:right="80"/></w:pPr><w:r><w:rPr><w:rFonts w:ascii="Consolas" w:hAnsi="Consolas"/><w:sz w:val="15"/><w:color w:val="0F172A"/></w:rPr><w:t xml:space="preserve">    }</w:t></w:r></w:p><w:p><w:pPr><w:shd w:val="clear" w:color="auto" w:fill="F8FAFC"/><w:spacing w:before="0" w:after="0" w:line="200" w:lineRule="auto"/><w:ind w:left="80" w:right="80"/></w:pPr><w:r><w:rPr><w:rFonts w:ascii="Consolas" w:hAnsi="Consolas"/><w:sz w:val="15"/><w:color w:val="0F172A"/></w:rPr><w:t xml:space="preserve">    double avg_d(int l, int r) { // Decimal average</w:t></w:r></w:p><w:p><w:pPr><w:shd w:val="clear" w:color="auto" w:fill="F8FAFC"/><w:spacing w:before="0" w:after="0" w:line="200" w:lineRule="auto"/><w:ind w:left="80" w:right="80"/></w:pPr><w:r><w:rPr><w:rFonts w:ascii="Consolas" w:hAnsi="Consolas"/><w:sz w:val="15"/><w:color w:val="0F172A"/></w:rPr><w:t xml:space="preserve">        return (double)range_query(l, r) / (r - l + 1);</w:t></w:r></w:p><w:p><w:pPr><w:shd w:val="clear" w:color="auto" w:fill="F8FAFC"/><w:spacing w:before="0" w:after="0" w:line="200" w:lineRule="auto"/><w:ind w:left="80" w:right="80"/></w:pPr><w:r><w:rPr><w:rFonts w:ascii="Consolas" w:hAnsi="Consolas"/><w:sz w:val="15"/><w:color w:val="0F172A"/></w:rPr><w:t xml:space="preserve">    }</w:t></w:r></w:p><w:p><w:pPr><w:shd w:val="clear" w:color="auto" w:fill="F8FAFC"/><w:spacing w:before="0" w:after="0" w:line="200" w:lineRule="auto"/><w:ind w:left="80" w:right="80"/></w:pPr><w:r><w:rPr><w:rFonts w:ascii="Consolas" w:hAnsi="Consolas"/><w:sz w:val="15"/><w:color w:val="0F172A"/></w:rPr><w:t xml:space="preserve">};</w:t></w:r></w:p><w:p><w:pPr><w:pStyle w:val="Heading3"/></w:pPr><w:r><w:rPr><w:b/><w:sz w:val="19"/><w:color w:val="0369A1"/></w:rPr><w:t>7.3 Iterative Segment Tree (Range Sum &amp; Point Update)</w:t></w:r></w:p><w:p><w:pPr><w:ind w:left="200"/><w:spacing w:after="20"/></w:pPr><w:r><w:rPr><w:color w:val="2563EB"/></w:rPr><w:t xml:space="preserve">â€¢ </w:t></w:r><w:r><w:t>**Time Complexity:** $O(\log N)$ query and update</w:t></w:r></w:p><w:p><w:pPr><w:ind w:left="200"/><w:spacing w:after="20"/></w:pPr><w:r><w:rPr><w:color w:val="2563EB"/></w:rPr><w:t xml:space="preserve">â€¢ </w:t></w:r><w:r><w:t>**Advantage:** Non-recursive, zero recursion overhead, memory size $2N$.</w:t></w:r></w:p><w:p><w:pPr><w:shd w:val="clear" w:color="auto" w:fill="F8FAFC"/><w:spacing w:before="0" w:after="0" w:line="200" w:lineRule="auto"/><w:ind w:left="80" w:right="80"/></w:pPr><w:r><w:rPr><w:rFonts w:ascii="Consolas" w:hAnsi="Consolas"/><w:sz w:val="15"/><w:color w:val="0F172A"/></w:rPr><w:t xml:space="preserve">struct SegTree {</w:t></w:r></w:p><w:p><w:pPr><w:shd w:val="clear" w:color="auto" w:fill="F8FAFC"/><w:spacing w:before="0" w:after="0" w:line="200" w:lineRule="auto"/><w:ind w:left="80" w:right="80"/></w:pPr><w:r><w:rPr><w:rFonts w:ascii="Consolas" w:hAnsi="Consolas"/><w:sz w:val="15"/><w:color w:val="0F172A"/></w:rPr><w:t xml:space="preserve">    int n; vector&lt;int&gt; t;</w:t></w:r></w:p><w:p><w:pPr><w:shd w:val="clear" w:color="auto" w:fill="F8FAFC"/><w:spacing w:before="0" w:after="0" w:line="200" w:lineRule="auto"/><w:ind w:left="80" w:right="80"/></w:pPr><w:r><w:rPr><w:rFonts w:ascii="Consolas" w:hAnsi="Consolas"/><w:sz w:val="15"/><w:color w:val="0F172A"/></w:rPr><w:t xml:space="preserve">    SegTree(int n) : n(n), t(2 * n, 0) {}</w:t></w:r></w:p><w:p><w:pPr><w:shd w:val="clear" w:color="auto" w:fill="F8FAFC"/><w:spacing w:before="0" w:after="0" w:line="200" w:lineRule="auto"/><w:ind w:left="80" w:right="80"/></w:pPr><w:r><w:rPr><w:rFonts w:ascii="Consolas" w:hAnsi="Consolas"/><w:sz w:val="15"/><w:color w:val="0F172A"/></w:rPr><w:t xml:space="preserve"></w:t></w:r></w:p><w:p><w:pPr><w:shd w:val="clear" w:color="auto" w:fill="F8FAFC"/><w:spacing w:before="0" w:after="0" w:line="200" w:lineRule="auto"/><w:ind w:left="80" w:right="80"/></w:pPr><w:r><w:rPr><w:rFonts w:ascii="Consolas" w:hAnsi="Consolas"/><w:sz w:val="15"/><w:color w:val="0F172A"/></w:rPr><w:t xml:space="preserve">    void update(int p, int val) {</w:t></w:r></w:p><w:p><w:pPr><w:shd w:val="clear" w:color="auto" w:fill="F8FAFC"/><w:spacing w:before="0" w:after="0" w:line="200" w:lineRule="auto"/><w:ind w:left="80" w:right="80"/></w:pPr><w:r><w:rPr><w:rFonts w:ascii="Consolas" w:hAnsi="Consolas"/><w:sz w:val="15"/><w:color w:val="0F172A"/></w:rPr><w:t xml:space="preserve">        for (t[p += n] = val; p &gt; 1; p &gt;&gt;= 1)</w:t></w:r></w:p><w:p><w:pPr><w:shd w:val="clear" w:color="auto" w:fill="F8FAFC"/><w:spacing w:before="0" w:after="0" w:line="200" w:lineRule="auto"/><w:ind w:left="80" w:right="80"/></w:pPr><w:r><w:rPr><w:rFonts w:ascii="Consolas" w:hAnsi="Consolas"/><w:sz w:val="15"/><w:color w:val="0F172A"/></w:rPr><w:t xml:space="preserve">            t[p &gt;&gt; 1] = t[p] + t[p ^ 1];</w:t></w:r></w:p><w:p><w:pPr><w:shd w:val="clear" w:color="auto" w:fill="F8FAFC"/><w:spacing w:before="0" w:after="0" w:line="200" w:lineRule="auto"/><w:ind w:left="80" w:right="80"/></w:pPr><w:r><w:rPr><w:rFonts w:ascii="Consolas" w:hAnsi="Consolas"/><w:sz w:val="15"/><w:color w:val="0F172A"/></w:rPr><w:t xml:space="preserve">    }</w:t></w:r></w:p><w:p><w:pPr><w:shd w:val="clear" w:color="auto" w:fill="F8FAFC"/><w:spacing w:before="0" w:after="0" w:line="200" w:lineRule="auto"/><w:ind w:left="80" w:right="80"/></w:pPr><w:r><w:rPr><w:rFonts w:ascii="Consolas" w:hAnsi="Consolas"/><w:sz w:val="15"/><w:color w:val="0F172A"/></w:rPr><w:t xml:space="preserve"></w:t></w:r></w:p><w:p><w:pPr><w:shd w:val="clear" w:color="auto" w:fill="F8FAFC"/><w:spacing w:before="0" w:after="0" w:line="200" w:lineRule="auto"/><w:ind w:left="80" w:right="80"/></w:pPr><w:r><w:rPr><w:rFonts w:ascii="Consolas" w:hAnsi="Consolas"/><w:sz w:val="15"/><w:color w:val="0F172A"/></w:rPr><w:t xml:space="preserve">    int query(int l, int r) { // sum on interval [l, r] (0-indexed)</w:t></w:r></w:p><w:p><w:pPr><w:shd w:val="clear" w:color="auto" w:fill="F8FAFC"/><w:spacing w:before="0" w:after="0" w:line="200" w:lineRule="auto"/><w:ind w:left="80" w:right="80"/></w:pPr><w:r><w:rPr><w:rFonts w:ascii="Consolas" w:hAnsi="Consolas"/><w:sz w:val="15"/><w:color w:val="0F172A"/></w:rPr><w:t xml:space="preserve">        int res = 0;</w:t></w:r></w:p><w:p><w:pPr><w:shd w:val="clear" w:color="auto" w:fill="F8FAFC"/><w:spacing w:before="0" w:after="0" w:line="200" w:lineRule="auto"/><w:ind w:left="80" w:right="80"/></w:pPr><w:r><w:rPr><w:rFonts w:ascii="Consolas" w:hAnsi="Consolas"/><w:sz w:val="15"/><w:color w:val="0F172A"/></w:rPr><w:t xml:space="preserve">        for (l += n, r += n + 1; l &lt; r; l &gt;&gt;= 1, r &gt;&gt;= 1) {</w:t></w:r></w:p><w:p><w:pPr><w:shd w:val="clear" w:color="auto" w:fill="F8FAFC"/><w:spacing w:before="0" w:after="0" w:line="200" w:lineRule="auto"/><w:ind w:left="80" w:right="80"/></w:pPr><w:r><w:rPr><w:rFonts w:ascii="Consolas" w:hAnsi="Consolas"/><w:sz w:val="15"/><w:color w:val="0F172A"/></w:rPr><w:t xml:space="preserve">            if (l &amp; 1) res += t[l++];</w:t></w:r></w:p><w:p><w:pPr><w:shd w:val="clear" w:color="auto" w:fill="F8FAFC"/><w:spacing w:before="0" w:after="0" w:line="200" w:lineRule="auto"/><w:ind w:left="80" w:right="80"/></w:pPr><w:r><w:rPr><w:rFonts w:ascii="Consolas" w:hAnsi="Consolas"/><w:sz w:val="15"/><w:color w:val="0F172A"/></w:rPr><w:t xml:space="preserve">            if (r &amp; 1) res += t[--r];</w:t></w:r></w:p><w:p><w:pPr><w:shd w:val="clear" w:color="auto" w:fill="F8FAFC"/><w:spacing w:before="0" w:after="0" w:line="200" w:lineRule="auto"/><w:ind w:left="80" w:right="80"/></w:pPr><w:r><w:rPr><w:rFonts w:ascii="Consolas" w:hAnsi="Consolas"/><w:sz w:val="15"/><w:color w:val="0F172A"/></w:rPr><w:t xml:space="preserve">        }</w:t></w:r></w:p><w:p><w:pPr><w:shd w:val="clear" w:color="auto" w:fill="F8FAFC"/><w:spacing w:before="0" w:after="0" w:line="200" w:lineRule="auto"/><w:ind w:left="80" w:right="80"/></w:pPr><w:r><w:rPr><w:rFonts w:ascii="Consolas" w:hAnsi="Consolas"/><w:sz w:val="15"/><w:color w:val="0F172A"/></w:rPr><w:t xml:space="preserve">        return res;</w:t></w:r></w:p><w:p><w:pPr><w:shd w:val="clear" w:color="auto" w:fill="F8FAFC"/><w:spacing w:before="0" w:after="0" w:line="200" w:lineRule="auto"/><w:ind w:left="80" w:right="80"/></w:pPr><w:r><w:rPr><w:rFonts w:ascii="Consolas" w:hAnsi="Consolas"/><w:sz w:val="15"/><w:color w:val="0F172A"/></w:rPr><w:t xml:space="preserve">    }</w:t></w:r></w:p><w:p><w:pPr><w:shd w:val="clear" w:color="auto" w:fill="F8FAFC"/><w:spacing w:before="0" w:after="0" w:line="200" w:lineRule="auto"/><w:ind w:left="80" w:right="80"/></w:pPr><w:r><w:rPr><w:rFonts w:ascii="Consolas" w:hAnsi="Consolas"/><w:sz w:val="15"/><w:color w:val="0F172A"/></w:rPr><w:t xml:space="preserve">};</w:t></w:r></w:p><w:p><w:pPr><w:pStyle w:val="Heading3"/></w:pPr><w:r><w:rPr><w:b/><w:sz w:val="19"/><w:color w:val="0369A1"/></w:rPr><w:t>7.4 Segment Tree for MIN &amp; MAX (Minimal Adaptations)</w:t></w:r></w:p><w:p><w:pPr><w:ind w:left="200"/><w:spacing w:after="20"/></w:pPr><w:r><w:rPr><w:color w:val="2563EB"/></w:rPr><w:t xml:space="preserve">â€¢ </w:t></w:r><w:r><w:t>**Segment Tree for MIN:**</w:t></w:r></w:p><w:p><w:r><w:t>  1. Initialize with infinity: `SegTree(int n) : n(n), t(2 * n, INT_MAX) {}`</w:t></w:r></w:p><w:p><w:r><w:t>  2. Update change: `t[p &gt;&gt; 1] = min(t[p], t[p ^ 1]);`</w:t></w:r></w:p><w:p><w:r><w:t>  3. Query:</w:t></w:r></w:p><w:p><w:r><w:t>  ```cpp</w:t></w:r></w:p><w:p><w:r><w:t>  int query(int l, int r) {</w:t></w:r></w:p><w:p><w:r><w:t>      int res = INT_MAX;</w:t></w:r></w:p><w:p><w:r><w:t>      for (l += n, r += n + 1; l &lt; r; l &gt;&gt;= 1, r &gt;&gt;= 1) {</w:t></w:r></w:p><w:p><w:r><w:t>          if (l &amp; 1) res = min(res, t[l++]);</w:t></w:r></w:p><w:p><w:r><w:t>          if (r &amp; 1) res = min(res, t[--r]);</w:t></w:r></w:p><w:p><w:r><w:t>      }</w:t></w:r></w:p><w:p><w:r><w:t>      return res;</w:t></w:r></w:p><w:p><w:r><w:t>  }</w:t></w:r></w:p><w:p><w:r><w:t>  ```</w:t></w:r></w:p><w:p><w:pPr><w:ind w:left="200"/><w:spacing w:after="20"/></w:pPr><w:r><w:rPr><w:color w:val="2563EB"/></w:rPr><w:t xml:space="preserve">â€¢ </w:t></w:r><w:r><w:t>**Segment Tree for MAX:**</w:t></w:r></w:p><w:p><w:r><w:t>  1. Initialize: `SegTree(int n) : n(n), t(2 * n, INT_MIN) {}`</w:t></w:r></w:p><w:p><w:r><w:t>  2. Update change: `t[p &gt;&gt; 1] = max(t[p], t[p ^ 1]);`</w:t></w:r></w:p><w:p><w:r><w:t>  3. Query:</w:t></w:r></w:p><w:p><w:r><w:t>  ```cpp</w:t></w:r></w:p><w:p><w:r><w:t>  int query(int l, int r) {</w:t></w:r></w:p><w:p><w:r><w:t>      int res = INT_MIN;</w:t></w:r></w:p><w:p><w:r><w:t>      for (l += n, r += n + 1; l &lt; r; l &gt;&gt;= 1, r &gt;&gt;= 1) {</w:t></w:r></w:p><w:p><w:r><w:t>          if (l &amp; 1) res = max(res, t[l++]);</w:t></w:r></w:p><w:p><w:r><w:t>          if (r &amp; 1) res = max(res, t[--r]);</w:t></w:r></w:p><w:p><w:r><w:t>      }</w:t></w:r></w:p><w:p><w:r><w:t>      return res;</w:t></w:r></w:p><w:p><w:r><w:t>  ```</w:t></w:r></w:p><w:p><w:pPr><w:pStyle w:val="Heading3"/></w:pPr><w:r><w:rPr><w:b/><w:sz w:val="19"/><w:color w:val="0369A1"/></w:rPr><w:t>Basis conversion (Arbitrary Base 2 to 16)</w:t></w:r></w:p><w:p><w:pPr><w:ind w:left="200"/><w:spacing w:after="20"/></w:pPr><w:r><w:rPr><w:color w:val="2563EB"/></w:rPr><w:t xml:space="preserve">â€¢ </w:t></w:r><w:r><w:t>**Time Complexity:** $O(\log_b N)$</w:t></w:r></w:p><w:p><w:pPr><w:ind w:left="200"/><w:spacing w:after="20"/></w:pPr><w:r><w:rPr><w:color w:val="2563EB"/></w:rPr><w:t xml:space="preserve">â€¢ </w:t></w:r><w:r><w:t>**Capability:** Bidirectional conversion between base-$b$ string and `unsigned long long` for any base $b \le 16$.</w:t></w:r></w:p><w:p><w:pPr><w:shd w:val="clear" w:color="auto" w:fill="F8FAFC"/><w:spacing w:before="0" w:after="0" w:line="200" w:lineRule="auto"/><w:ind w:left="80" w:right="80"/></w:pPr><w:r><w:rPr><w:rFonts w:ascii="Consolas" w:hAnsi="Consolas"/><w:sz w:val="15"/><w:color w:val="0F172A"/></w:rPr><w:t xml:space="preserve">#include &lt;algorithm&gt;</w:t></w:r></w:p><w:p><w:pPr><w:shd w:val="clear" w:color="auto" w:fill="F8FAFC"/><w:spacing w:before="0" w:after="0" w:line="200" w:lineRule="auto"/><w:ind w:left="80" w:right="80"/></w:pPr><w:r><w:rPr><w:rFonts w:ascii="Consolas" w:hAnsi="Consolas"/><w:sz w:val="15"/><w:color w:val="0F172A"/></w:rPr><w:t xml:space="preserve">#include &lt;string&gt;</w:t></w:r></w:p><w:p><w:pPr><w:shd w:val="clear" w:color="auto" w:fill="F8FAFC"/><w:spacing w:before="0" w:after="0" w:line="200" w:lineRule="auto"/><w:ind w:left="80" w:right="80"/></w:pPr><w:r><w:rPr><w:rFonts w:ascii="Consolas" w:hAnsi="Consolas"/><w:sz w:val="15"/><w:color w:val="0F172A"/></w:rPr><w:t xml:space="preserve">#include &lt;vector&gt;</w:t></w:r></w:p><w:p><w:pPr><w:shd w:val="clear" w:color="auto" w:fill="F8FAFC"/><w:spacing w:before="0" w:after="0" w:line="200" w:lineRule="auto"/><w:ind w:left="80" w:right="80"/></w:pPr><w:r><w:rPr><w:rFonts w:ascii="Consolas" w:hAnsi="Consolas"/><w:sz w:val="15"/><w:color w:val="0F172A"/></w:rPr><w:t xml:space="preserve"></w:t></w:r></w:p><w:p><w:pPr><w:shd w:val="clear" w:color="auto" w:fill="F8FAFC"/><w:spacing w:before="0" w:after="0" w:line="200" w:lineRule="auto"/><w:ind w:left="80" w:right="80"/></w:pPr><w:r><w:rPr><w:rFonts w:ascii="Consolas" w:hAnsi="Consolas"/><w:sz w:val="15"/><w:color w:val="0F172A"/></w:rPr><w:t xml:space="preserve">const std::string DIGITS = &quot;0123456789ABCDEF&quot;;</w:t></w:r></w:p><w:p><w:pPr><w:shd w:val="clear" w:color="auto" w:fill="F8FAFC"/><w:spacing w:before="0" w:after="0" w:line="200" w:lineRule="auto"/><w:ind w:left="80" w:right="80"/></w:pPr><w:r><w:rPr><w:rFonts w:ascii="Consolas" w:hAnsi="Consolas"/><w:sz w:val="15"/><w:color w:val="0F172A"/></w:rPr><w:t xml:space="preserve"></w:t></w:r></w:p><w:p><w:pPr><w:shd w:val="clear" w:color="auto" w:fill="F8FAFC"/><w:spacing w:before="0" w:after="0" w:line="200" w:lineRule="auto"/><w:ind w:left="80" w:right="80"/></w:pPr><w:r><w:rPr><w:rFonts w:ascii="Consolas" w:hAnsi="Consolas"/><w:sz w:val="15"/><w:color w:val="0F172A"/></w:rPr><w:t xml:space="preserve">// Convert base-b string to unsigned long long</w:t></w:r></w:p><w:p><w:pPr><w:shd w:val="clear" w:color="auto" w:fill="F8FAFC"/><w:spacing w:before="0" w:after="0" w:line="200" w:lineRule="auto"/><w:ind w:left="80" w:right="80"/></w:pPr><w:r><w:rPr><w:rFonts w:ascii="Consolas" w:hAnsi="Consolas"/><w:sz w:val="15"/><w:color w:val="0F172A"/></w:rPr><w:t xml:space="preserve">unsigned long long int basis_string_to_number(std::string &amp;s, int b) {</w:t></w:r></w:p><w:p><w:pPr><w:shd w:val="clear" w:color="auto" w:fill="F8FAFC"/><w:spacing w:before="0" w:after="0" w:line="200" w:lineRule="auto"/><w:ind w:left="80" w:right="80"/></w:pPr><w:r><w:rPr><w:rFonts w:ascii="Consolas" w:hAnsi="Consolas"/><w:sz w:val="15"/><w:color w:val="0F172A"/></w:rPr><w:t xml:space="preserve">    unsigned long long int result = 0ULL;</w:t></w:r></w:p><w:p><w:pPr><w:shd w:val="clear" w:color="auto" w:fill="F8FAFC"/><w:spacing w:before="0" w:after="0" w:line="200" w:lineRule="auto"/><w:ind w:left="80" w:right="80"/></w:pPr><w:r><w:rPr><w:rFonts w:ascii="Consolas" w:hAnsi="Consolas"/><w:sz w:val="15"/><w:color w:val="0F172A"/></w:rPr><w:t xml:space="preserve">    for (char d : s) {</w:t></w:r></w:p><w:p><w:pPr><w:shd w:val="clear" w:color="auto" w:fill="F8FAFC"/><w:spacing w:before="0" w:after="0" w:line="200" w:lineRule="auto"/><w:ind w:left="80" w:right="80"/></w:pPr><w:r><w:rPr><w:rFonts w:ascii="Consolas" w:hAnsi="Consolas"/><w:sz w:val="15"/><w:color w:val="0F172A"/></w:rPr><w:t xml:space="preserve">        result = b * result + (std::find(DIGITS.begin(), DIGITS.end(), d) - DIGITS.begin());</w:t></w:r></w:p><w:p><w:pPr><w:shd w:val="clear" w:color="auto" w:fill="F8FAFC"/><w:spacing w:before="0" w:after="0" w:line="200" w:lineRule="auto"/><w:ind w:left="80" w:right="80"/></w:pPr><w:r><w:rPr><w:rFonts w:ascii="Consolas" w:hAnsi="Consolas"/><w:sz w:val="15"/><w:color w:val="0F172A"/></w:rPr><w:t xml:space="preserve">    }</w:t></w:r></w:p><w:p><w:pPr><w:shd w:val="clear" w:color="auto" w:fill="F8FAFC"/><w:spacing w:before="0" w:after="0" w:line="200" w:lineRule="auto"/><w:ind w:left="80" w:right="80"/></w:pPr><w:r><w:rPr><w:rFonts w:ascii="Consolas" w:hAnsi="Consolas"/><w:sz w:val="15"/><w:color w:val="0F172A"/></w:rPr><w:t xml:space="preserve">    return result;</w:t></w:r></w:p><w:p><w:pPr><w:shd w:val="clear" w:color="auto" w:fill="F8FAFC"/><w:spacing w:before="0" w:after="0" w:line="200" w:lineRule="auto"/><w:ind w:left="80" w:right="80"/></w:pPr><w:r><w:rPr><w:rFonts w:ascii="Consolas" w:hAnsi="Consolas"/><w:sz w:val="15"/><w:color w:val="0F172A"/></w:rPr><w:t xml:space="preserve">}</w:t></w:r></w:p><w:p><w:pPr><w:shd w:val="clear" w:color="auto" w:fill="F8FAFC"/><w:spacing w:before="0" w:after="0" w:line="200" w:lineRule="auto"/><w:ind w:left="80" w:right="80"/></w:pPr><w:r><w:rPr><w:rFonts w:ascii="Consolas" w:hAnsi="Consolas"/><w:sz w:val="15"/><w:color w:val="0F172A"/></w:rPr><w:t xml:space="preserve"></w:t></w:r></w:p><w:p><w:pPr><w:shd w:val="clear" w:color="auto" w:fill="F8FAFC"/><w:spacing w:before="0" w:after="0" w:line="200" w:lineRule="auto"/><w:ind w:left="80" w:right="80"/></w:pPr><w:r><w:rPr><w:rFonts w:ascii="Consolas" w:hAnsi="Consolas"/><w:sz w:val="15"/><w:color w:val="0F172A"/></w:rPr><w:t xml:space="preserve">// Convert unsigned long long to base-b string</w:t></w:r></w:p><w:p><w:pPr><w:shd w:val="clear" w:color="auto" w:fill="F8FAFC"/><w:spacing w:before="0" w:after="0" w:line="200" w:lineRule="auto"/><w:ind w:left="80" w:right="80"/></w:pPr><w:r><w:rPr><w:rFonts w:ascii="Consolas" w:hAnsi="Consolas"/><w:sz w:val="15"/><w:color w:val="0F172A"/></w:rPr><w:t xml:space="preserve">std::string number_to_basis_string(unsigned long long int n, int b) {</w:t></w:r></w:p><w:p><w:pPr><w:shd w:val="clear" w:color="auto" w:fill="F8FAFC"/><w:spacing w:before="0" w:after="0" w:line="200" w:lineRule="auto"/><w:ind w:left="80" w:right="80"/></w:pPr><w:r><w:rPr><w:rFonts w:ascii="Consolas" w:hAnsi="Consolas"/><w:sz w:val="15"/><w:color w:val="0F172A"/></w:rPr><w:t xml:space="preserve">    std::vector&lt;char&gt; ds;</w:t></w:r></w:p><w:p><w:pPr><w:shd w:val="clear" w:color="auto" w:fill="F8FAFC"/><w:spacing w:before="0" w:after="0" w:line="200" w:lineRule="auto"/><w:ind w:left="80" w:right="80"/></w:pPr><w:r><w:rPr><w:rFonts w:ascii="Consolas" w:hAnsi="Consolas"/><w:sz w:val="15"/><w:color w:val="0F172A"/></w:rPr><w:t xml:space="preserve">    do {</w:t></w:r></w:p><w:p><w:pPr><w:shd w:val="clear" w:color="auto" w:fill="F8FAFC"/><w:spacing w:before="0" w:after="0" w:line="200" w:lineRule="auto"/><w:ind w:left="80" w:right="80"/></w:pPr><w:r><w:rPr><w:rFonts w:ascii="Consolas" w:hAnsi="Consolas"/><w:sz w:val="15"/><w:color w:val="0F172A"/></w:rPr><w:t xml:space="preserve">        ds.push_back(DIGITS[n % b]);</w:t></w:r></w:p><w:p><w:pPr><w:shd w:val="clear" w:color="auto" w:fill="F8FAFC"/><w:spacing w:before="0" w:after="0" w:line="200" w:lineRule="auto"/><w:ind w:left="80" w:right="80"/></w:pPr><w:r><w:rPr><w:rFonts w:ascii="Consolas" w:hAnsi="Consolas"/><w:sz w:val="15"/><w:color w:val="0F172A"/></w:rPr><w:t xml:space="preserve">        n = n / b;</w:t></w:r></w:p><w:p><w:pPr><w:shd w:val="clear" w:color="auto" w:fill="F8FAFC"/><w:spacing w:before="0" w:after="0" w:line="200" w:lineRule="auto"/><w:ind w:left="80" w:right="80"/></w:pPr><w:r><w:rPr><w:rFonts w:ascii="Consolas" w:hAnsi="Consolas"/><w:sz w:val="15"/><w:color w:val="0F172A"/></w:rPr><w:t xml:space="preserve">    } while (n != 0);</w:t></w:r></w:p><w:p><w:pPr><w:shd w:val="clear" w:color="auto" w:fill="F8FAFC"/><w:spacing w:before="0" w:after="0" w:line="200" w:lineRule="auto"/><w:ind w:left="80" w:right="80"/></w:pPr><w:r><w:rPr><w:rFonts w:ascii="Consolas" w:hAnsi="Consolas"/><w:sz w:val="15"/><w:color w:val="0F172A"/></w:rPr><w:t xml:space="preserve">    return std::string(ds.rbegin(), ds.rend());</w:t></w:r></w:p><w:p><w:pPr><w:shd w:val="clear" w:color="auto" w:fill="F8FAFC"/><w:spacing w:before="0" w:after="0" w:line="200" w:lineRule="auto"/><w:ind w:left="80" w:right="80"/></w:pPr><w:r><w:rPr><w:rFonts w:ascii="Consolas" w:hAnsi="Consolas"/><w:sz w:val="15"/><w:color w:val="0F172A"/></w:rPr><w:t xml:space="preserve">}</w:t></w:r></w:p><w:p><w:pPr><w:pStyle w:val="Heading3"/></w:pPr><w:r><w:rPr><w:b/><w:sz w:val="19"/><w:color w:val="0369A1"/></w:rPr><w:t>7.5 KACTL Iterative Segment Tree (Associative f, [b, e))</w:t></w:r></w:p><w:p><w:pPr><w:ind w:left="200"/><w:spacing w:after="20"/></w:pPr><w:r><w:rPr><w:color w:val="2563EB"/></w:rPr><w:t xml:space="preserve">â€¢ </w:t></w:r><w:r><w:t>**Time Complexity:** $O(\log N)$</w:t></w:r></w:p><w:p><w:pPr><w:ind w:left="200"/><w:spacing w:after="20"/></w:pPr><w:r><w:rPr><w:color w:val="2563EB"/></w:rPr><w:t xml:space="preserve">â€¢ </w:t></w:r><w:r><w:t>**Interval:** Semi-open $[b, e)$.</w:t></w:r></w:p><w:p><w:pPr><w:shd w:val="clear" w:color="auto" w:fill="F8FAFC"/><w:spacing w:before="0" w:after="0" w:line="200" w:lineRule="auto"/><w:ind w:left="80" w:right="80"/></w:pPr><w:r><w:rPr><w:rFonts w:ascii="Consolas" w:hAnsi="Consolas"/><w:sz w:val="15"/><w:color w:val="0F172A"/></w:rPr><w:t xml:space="preserve">struct Tree {</w:t></w:r></w:p><w:p><w:pPr><w:shd w:val="clear" w:color="auto" w:fill="F8FAFC"/><w:spacing w:before="0" w:after="0" w:line="200" w:lineRule="auto"/><w:ind w:left="80" w:right="80"/></w:pPr><w:r><w:rPr><w:rFonts w:ascii="Consolas" w:hAnsi="Consolas"/><w:sz w:val="15"/><w:color w:val="0F172A"/></w:rPr><w:t xml:space="preserve">    typedef int T;</w:t></w:r></w:p><w:p><w:pPr><w:shd w:val="clear" w:color="auto" w:fill="F8FAFC"/><w:spacing w:before="0" w:after="0" w:line="200" w:lineRule="auto"/><w:ind w:left="80" w:right="80"/></w:pPr><w:r><w:rPr><w:rFonts w:ascii="Consolas" w:hAnsi="Consolas"/><w:sz w:val="15"/><w:color w:val="0F172A"/></w:rPr><w:t xml:space="preserve">    static constexpr T unit = INT_MIN;</w:t></w:r></w:p><w:p><w:pPr><w:shd w:val="clear" w:color="auto" w:fill="F8FAFC"/><w:spacing w:before="0" w:after="0" w:line="200" w:lineRule="auto"/><w:ind w:left="80" w:right="80"/></w:pPr><w:r><w:rPr><w:rFonts w:ascii="Consolas" w:hAnsi="Consolas"/><w:sz w:val="15"/><w:color w:val="0F172A"/></w:rPr><w:t xml:space="preserve">    T f(T a, T b) { return max(a, b); } // any associative fn</w:t></w:r></w:p><w:p><w:pPr><w:shd w:val="clear" w:color="auto" w:fill="F8FAFC"/><w:spacing w:before="0" w:after="0" w:line="200" w:lineRule="auto"/><w:ind w:left="80" w:right="80"/></w:pPr><w:r><w:rPr><w:rFonts w:ascii="Consolas" w:hAnsi="Consolas"/><w:sz w:val="15"/><w:color w:val="0F172A"/></w:rPr><w:t xml:space="preserve">    vector&lt;T&gt; s; int n;</w:t></w:r></w:p><w:p><w:pPr><w:shd w:val="clear" w:color="auto" w:fill="F8FAFC"/><w:spacing w:before="0" w:after="0" w:line="200" w:lineRule="auto"/><w:ind w:left="80" w:right="80"/></w:pPr><w:r><w:rPr><w:rFonts w:ascii="Consolas" w:hAnsi="Consolas"/><w:sz w:val="15"/><w:color w:val="0F172A"/></w:rPr><w:t xml:space="preserve">    Tree(int n = 0, T def = unit) : s(2 * n, def), n(n) {}</w:t></w:r></w:p><w:p><w:pPr><w:shd w:val="clear" w:color="auto" w:fill="F8FAFC"/><w:spacing w:before="0" w:after="0" w:line="200" w:lineRule="auto"/><w:ind w:left="80" w:right="80"/></w:pPr><w:r><w:rPr><w:rFonts w:ascii="Consolas" w:hAnsi="Consolas"/><w:sz w:val="15"/><w:color w:val="0F172A"/></w:rPr><w:t xml:space="preserve">    void update(int pos, T val) {</w:t></w:r></w:p><w:p><w:pPr><w:shd w:val="clear" w:color="auto" w:fill="F8FAFC"/><w:spacing w:before="0" w:after="0" w:line="200" w:lineRule="auto"/><w:ind w:left="80" w:right="80"/></w:pPr><w:r><w:rPr><w:rFonts w:ascii="Consolas" w:hAnsi="Consolas"/><w:sz w:val="15"/><w:color w:val="0F172A"/></w:rPr><w:t xml:space="preserve">        for (s[pos += n] = val; pos /= 2;)</w:t></w:r></w:p><w:p><w:pPr><w:shd w:val="clear" w:color="auto" w:fill="F8FAFC"/><w:spacing w:before="0" w:after="0" w:line="200" w:lineRule="auto"/><w:ind w:left="80" w:right="80"/></w:pPr><w:r><w:rPr><w:rFonts w:ascii="Consolas" w:hAnsi="Consolas"/><w:sz w:val="15"/><w:color w:val="0F172A"/></w:rPr><w:t xml:space="preserve">            s[pos] = f(s[pos * 2], s[pos * 2 + 1]);</w:t></w:r></w:p><w:p><w:pPr><w:shd w:val="clear" w:color="auto" w:fill="F8FAFC"/><w:spacing w:before="0" w:after="0" w:line="200" w:lineRule="auto"/><w:ind w:left="80" w:right="80"/></w:pPr><w:r><w:rPr><w:rFonts w:ascii="Consolas" w:hAnsi="Consolas"/><w:sz w:val="15"/><w:color w:val="0F172A"/></w:rPr><w:t xml:space="preserve">    }</w:t></w:r></w:p><w:p><w:pPr><w:shd w:val="clear" w:color="auto" w:fill="F8FAFC"/><w:spacing w:before="0" w:after="0" w:line="200" w:lineRule="auto"/><w:ind w:left="80" w:right="80"/></w:pPr><w:r><w:rPr><w:rFonts w:ascii="Consolas" w:hAnsi="Consolas"/><w:sz w:val="15"/><w:color w:val="0F172A"/></w:rPr><w:t xml:space="preserve">    T query(int b, int e) { // query [b, e)</w:t></w:r></w:p><w:p><w:pPr><w:shd w:val="clear" w:color="auto" w:fill="F8FAFC"/><w:spacing w:before="0" w:after="0" w:line="200" w:lineRule="auto"/><w:ind w:left="80" w:right="80"/></w:pPr><w:r><w:rPr><w:rFonts w:ascii="Consolas" w:hAnsi="Consolas"/><w:sz w:val="15"/><w:color w:val="0F172A"/></w:rPr><w:t xml:space="preserve">        T ra = unit, rb = unit;</w:t></w:r></w:p><w:p><w:pPr><w:shd w:val="clear" w:color="auto" w:fill="F8FAFC"/><w:spacing w:before="0" w:after="0" w:line="200" w:lineRule="auto"/><w:ind w:left="80" w:right="80"/></w:pPr><w:r><w:rPr><w:rFonts w:ascii="Consolas" w:hAnsi="Consolas"/><w:sz w:val="15"/><w:color w:val="0F172A"/></w:rPr><w:t xml:space="preserve">        for (b += n, e += n; b &lt; e; b /= 2, e /= 2) {</w:t></w:r></w:p><w:p><w:pPr><w:shd w:val="clear" w:color="auto" w:fill="F8FAFC"/><w:spacing w:before="0" w:after="0" w:line="200" w:lineRule="auto"/><w:ind w:left="80" w:right="80"/></w:pPr><w:r><w:rPr><w:rFonts w:ascii="Consolas" w:hAnsi="Consolas"/><w:sz w:val="15"/><w:color w:val="0F172A"/></w:rPr><w:t xml:space="preserve">            if (b % 2) ra = f(ra, s[b++]);</w:t></w:r></w:p><w:p><w:pPr><w:shd w:val="clear" w:color="auto" w:fill="F8FAFC"/><w:spacing w:before="0" w:after="0" w:line="200" w:lineRule="auto"/><w:ind w:left="80" w:right="80"/></w:pPr><w:r><w:rPr><w:rFonts w:ascii="Consolas" w:hAnsi="Consolas"/><w:sz w:val="15"/><w:color w:val="0F172A"/></w:rPr><w:t xml:space="preserve">            if (e % 2) rb = f(s[--e], rb);</w:t></w:r></w:p><w:p><w:pPr><w:shd w:val="clear" w:color="auto" w:fill="F8FAFC"/><w:spacing w:before="0" w:after="0" w:line="200" w:lineRule="auto"/><w:ind w:left="80" w:right="80"/></w:pPr><w:r><w:rPr><w:rFonts w:ascii="Consolas" w:hAnsi="Consolas"/><w:sz w:val="15"/><w:color w:val="0F172A"/></w:rPr><w:t xml:space="preserve">        }</w:t></w:r></w:p><w:p><w:pPr><w:shd w:val="clear" w:color="auto" w:fill="F8FAFC"/><w:spacing w:before="0" w:after="0" w:line="200" w:lineRule="auto"/><w:ind w:left="80" w:right="80"/></w:pPr><w:r><w:rPr><w:rFonts w:ascii="Consolas" w:hAnsi="Consolas"/><w:sz w:val="15"/><w:color w:val="0F172A"/></w:rPr><w:t xml:space="preserve">        return f(ra, rb);</w:t></w:r></w:p><w:p><w:pPr><w:shd w:val="clear" w:color="auto" w:fill="F8FAFC"/><w:spacing w:before="0" w:after="0" w:line="200" w:lineRule="auto"/><w:ind w:left="80" w:right="80"/></w:pPr><w:r><w:rPr><w:rFonts w:ascii="Consolas" w:hAnsi="Consolas"/><w:sz w:val="15"/><w:color w:val="0F172A"/></w:rPr><w:t xml:space="preserve">    }</w:t></w:r></w:p><w:p><w:pPr><w:shd w:val="clear" w:color="auto" w:fill="F8FAFC"/><w:spacing w:before="0" w:after="0" w:line="200" w:lineRule="auto"/><w:ind w:left="80" w:right="80"/></w:pPr><w:r><w:rPr><w:rFonts w:ascii="Consolas" w:hAnsi="Consolas"/><w:sz w:val="15"/><w:color w:val="0F172A"/></w:rPr><w:t xml:space="preserve">};</w:t></w:r></w:p><w:p><w:pPr><w:pStyle w:val="Heading3"/></w:pPr><w:r><w:rPr><w:b/><w:sz w:val="19"/><w:color w:val="0369A1"/></w:rPr><w:t>7.6 Lazy Segment Tree (Range Add, Set &amp; Max)</w:t></w:r></w:p><w:p><w:pPr><w:ind w:left="200"/><w:spacing w:after="20"/></w:pPr><w:r><w:rPr><w:color w:val="2563EB"/></w:rPr><w:t xml:space="preserve">â€¢ </w:t></w:r><w:r><w:t>**Time Complexity:** $O(\log N)$ per operation</w:t></w:r></w:p><w:p><w:pPr><w:shd w:val="clear" w:color="auto" w:fill="F8FAFC"/><w:spacing w:before="0" w:after="0" w:line="200" w:lineRule="auto"/><w:ind w:left="80" w:right="80"/></w:pPr><w:r><w:rPr><w:rFonts w:ascii="Consolas" w:hAnsi="Consolas"/><w:sz w:val="15"/><w:color w:val="0F172A"/></w:rPr><w:t xml:space="preserve">const int inf = 1e9;</w:t></w:r></w:p><w:p><w:pPr><w:shd w:val="clear" w:color="auto" w:fill="F8FAFC"/><w:spacing w:before="0" w:after="0" w:line="200" w:lineRule="auto"/><w:ind w:left="80" w:right="80"/></w:pPr><w:r><w:rPr><w:rFonts w:ascii="Consolas" w:hAnsi="Consolas"/><w:sz w:val="15"/><w:color w:val="0F172A"/></w:rPr><w:t xml:space="preserve">struct Node {</w:t></w:r></w:p><w:p><w:pPr><w:shd w:val="clear" w:color="auto" w:fill="F8FAFC"/><w:spacing w:before="0" w:after="0" w:line="200" w:lineRule="auto"/><w:ind w:left="80" w:right="80"/></w:pPr><w:r><w:rPr><w:rFonts w:ascii="Consolas" w:hAnsi="Consolas"/><w:sz w:val="15"/><w:color w:val="0F172A"/></w:rPr><w:t xml:space="preserve">    Node *l = 0, *r = 0;</w:t></w:r></w:p><w:p><w:pPr><w:shd w:val="clear" w:color="auto" w:fill="F8FAFC"/><w:spacing w:before="0" w:after="0" w:line="200" w:lineRule="auto"/><w:ind w:left="80" w:right="80"/></w:pPr><w:r><w:rPr><w:rFonts w:ascii="Consolas" w:hAnsi="Consolas"/><w:sz w:val="15"/><w:color w:val="0F172A"/></w:rPr><w:t xml:space="preserve">    int lo, hi, mset = inf, madd = 0, val = -inf;</w:t></w:r></w:p><w:p><w:pPr><w:shd w:val="clear" w:color="auto" w:fill="F8FAFC"/><w:spacing w:before="0" w:after="0" w:line="200" w:lineRule="auto"/><w:ind w:left="80" w:right="80"/></w:pPr><w:r><w:rPr><w:rFonts w:ascii="Consolas" w:hAnsi="Consolas"/><w:sz w:val="15"/><w:color w:val="0F172A"/></w:rPr><w:t xml:space="preserve">    Node(int lo, int hi) : lo(lo), hi(hi) {}</w:t></w:r></w:p><w:p><w:pPr><w:shd w:val="clear" w:color="auto" w:fill="F8FAFC"/><w:spacing w:before="0" w:after="0" w:line="200" w:lineRule="auto"/><w:ind w:left="80" w:right="80"/></w:pPr><w:r><w:rPr><w:rFonts w:ascii="Consolas" w:hAnsi="Consolas"/><w:sz w:val="15"/><w:color w:val="0F172A"/></w:rPr><w:t xml:space="preserve">    Node(vector&lt;int&gt;&amp; v, int lo, int hi) : lo(lo), hi(hi) {</w:t></w:r></w:p><w:p><w:pPr><w:shd w:val="clear" w:color="auto" w:fill="F8FAFC"/><w:spacing w:before="0" w:after="0" w:line="200" w:lineRule="auto"/><w:ind w:left="80" w:right="80"/></w:pPr><w:r><w:rPr><w:rFonts w:ascii="Consolas" w:hAnsi="Consolas"/><w:sz w:val="15"/><w:color w:val="0F172A"/></w:rPr><w:t xml:space="preserve">        if (lo + 1 &lt; hi) {</w:t></w:r></w:p><w:p><w:pPr><w:shd w:val="clear" w:color="auto" w:fill="F8FAFC"/><w:spacing w:before="0" w:after="0" w:line="200" w:lineRule="auto"/><w:ind w:left="80" w:right="80"/></w:pPr><w:r><w:rPr><w:rFonts w:ascii="Consolas" w:hAnsi="Consolas"/><w:sz w:val="15"/><w:color w:val="0F172A"/></w:rPr><w:t xml:space="preserve">            int mid = lo + (hi - lo) / 2;</w:t></w:r></w:p><w:p><w:pPr><w:shd w:val="clear" w:color="auto" w:fill="F8FAFC"/><w:spacing w:before="0" w:after="0" w:line="200" w:lineRule="auto"/><w:ind w:left="80" w:right="80"/></w:pPr><w:r><w:rPr><w:rFonts w:ascii="Consolas" w:hAnsi="Consolas"/><w:sz w:val="15"/><w:color w:val="0F172A"/></w:rPr><w:t xml:space="preserve">            l = new Node(v, lo, mid); r = new Node(v, mid, hi);</w:t></w:r></w:p><w:p><w:pPr><w:shd w:val="clear" w:color="auto" w:fill="F8FAFC"/><w:spacing w:before="0" w:after="0" w:line="200" w:lineRule="auto"/><w:ind w:left="80" w:right="80"/></w:pPr><w:r><w:rPr><w:rFonts w:ascii="Consolas" w:hAnsi="Consolas"/><w:sz w:val="15"/><w:color w:val="0F172A"/></w:rPr><w:t xml:space="preserve">            val = max(l-&gt;val, r-&gt;val);</w:t></w:r></w:p><w:p><w:pPr><w:shd w:val="clear" w:color="auto" w:fill="F8FAFC"/><w:spacing w:before="0" w:after="0" w:line="200" w:lineRule="auto"/><w:ind w:left="80" w:right="80"/></w:pPr><w:r><w:rPr><w:rFonts w:ascii="Consolas" w:hAnsi="Consolas"/><w:sz w:val="15"/><w:color w:val="0F172A"/></w:rPr><w:t xml:space="preserve">        } else val = v[lo];</w:t></w:r></w:p><w:p><w:pPr><w:shd w:val="clear" w:color="auto" w:fill="F8FAFC"/><w:spacing w:before="0" w:after="0" w:line="200" w:lineRule="auto"/><w:ind w:left="80" w:right="80"/></w:pPr><w:r><w:rPr><w:rFonts w:ascii="Consolas" w:hAnsi="Consolas"/><w:sz w:val="15"/><w:color w:val="0F172A"/></w:rPr><w:t xml:space="preserve">    }</w:t></w:r></w:p><w:p><w:pPr><w:shd w:val="clear" w:color="auto" w:fill="F8FAFC"/><w:spacing w:before="0" w:after="0" w:line="200" w:lineRule="auto"/><w:ind w:left="80" w:right="80"/></w:pPr><w:r><w:rPr><w:rFonts w:ascii="Consolas" w:hAnsi="Consolas"/><w:sz w:val="15"/><w:color w:val="0F172A"/></w:rPr><w:t xml:space="preserve">    int query(int L, int R) {</w:t></w:r></w:p><w:p><w:pPr><w:shd w:val="clear" w:color="auto" w:fill="F8FAFC"/><w:spacing w:before="0" w:after="0" w:line="200" w:lineRule="auto"/><w:ind w:left="80" w:right="80"/></w:pPr><w:r><w:rPr><w:rFonts w:ascii="Consolas" w:hAnsi="Consolas"/><w:sz w:val="15"/><w:color w:val="0F172A"/></w:rPr><w:t xml:space="preserve">        if (R &lt;= lo || hi &lt;= L) return -inf;</w:t></w:r></w:p><w:p><w:pPr><w:shd w:val="clear" w:color="auto" w:fill="F8FAFC"/><w:spacing w:before="0" w:after="0" w:line="200" w:lineRule="auto"/><w:ind w:left="80" w:right="80"/></w:pPr><w:r><w:rPr><w:rFonts w:ascii="Consolas" w:hAnsi="Consolas"/><w:sz w:val="15"/><w:color w:val="0F172A"/></w:rPr><w:t xml:space="preserve">        if (L &lt;= lo &amp;&amp; hi &lt;= R) return val;</w:t></w:r></w:p><w:p><w:pPr><w:shd w:val="clear" w:color="auto" w:fill="F8FAFC"/><w:spacing w:before="0" w:after="0" w:line="200" w:lineRule="auto"/><w:ind w:left="80" w:right="80"/></w:pPr><w:r><w:rPr><w:rFonts w:ascii="Consolas" w:hAnsi="Consolas"/><w:sz w:val="15"/><w:color w:val="0F172A"/></w:rPr><w:t xml:space="preserve">        push();</w:t></w:r></w:p><w:p><w:pPr><w:shd w:val="clear" w:color="auto" w:fill="F8FAFC"/><w:spacing w:before="0" w:after="0" w:line="200" w:lineRule="auto"/><w:ind w:left="80" w:right="80"/></w:pPr><w:r><w:rPr><w:rFonts w:ascii="Consolas" w:hAnsi="Consolas"/><w:sz w:val="15"/><w:color w:val="0F172A"/></w:rPr><w:t xml:space="preserve">        return max(l-&gt;query(L, R), r-&gt;query(L, R));</w:t></w:r></w:p><w:p><w:pPr><w:shd w:val="clear" w:color="auto" w:fill="F8FAFC"/><w:spacing w:before="0" w:after="0" w:line="200" w:lineRule="auto"/><w:ind w:left="80" w:right="80"/></w:pPr><w:r><w:rPr><w:rFonts w:ascii="Consolas" w:hAnsi="Consolas"/><w:sz w:val="15"/><w:color w:val="0F172A"/></w:rPr><w:t xml:space="preserve">    }</w:t></w:r></w:p><w:p><w:pPr><w:shd w:val="clear" w:color="auto" w:fill="F8FAFC"/><w:spacing w:before="0" w:after="0" w:line="200" w:lineRule="auto"/><w:ind w:left="80" w:right="80"/></w:pPr><w:r><w:rPr><w:rFonts w:ascii="Consolas" w:hAnsi="Consolas"/><w:sz w:val="15"/><w:color w:val="0F172A"/></w:rPr><w:t xml:space="preserve">    void set(int L, int R, int x) {</w:t></w:r></w:p><w:p><w:pPr><w:shd w:val="clear" w:color="auto" w:fill="F8FAFC"/><w:spacing w:before="0" w:after="0" w:line="200" w:lineRule="auto"/><w:ind w:left="80" w:right="80"/></w:pPr><w:r><w:rPr><w:rFonts w:ascii="Consolas" w:hAnsi="Consolas"/><w:sz w:val="15"/><w:color w:val="0F172A"/></w:rPr><w:t xml:space="preserve">        if (R &lt;= lo || hi &lt;= L) return;</w:t></w:r></w:p><w:p><w:pPr><w:shd w:val="clear" w:color="auto" w:fill="F8FAFC"/><w:spacing w:before="0" w:after="0" w:line="200" w:lineRule="auto"/><w:ind w:left="80" w:right="80"/></w:pPr><w:r><w:rPr><w:rFonts w:ascii="Consolas" w:hAnsi="Consolas"/><w:sz w:val="15"/><w:color w:val="0F172A"/></w:rPr><w:t xml:space="preserve">        if (L &lt;= lo &amp;&amp; hi &lt;= R) mset = val = x, madd = 0;</w:t></w:r></w:p><w:p><w:pPr><w:shd w:val="clear" w:color="auto" w:fill="F8FAFC"/><w:spacing w:before="0" w:after="0" w:line="200" w:lineRule="auto"/><w:ind w:left="80" w:right="80"/></w:pPr><w:r><w:rPr><w:rFonts w:ascii="Consolas" w:hAnsi="Consolas"/><w:sz w:val="15"/><w:color w:val="0F172A"/></w:rPr><w:t xml:space="preserve">        else {</w:t></w:r></w:p><w:p><w:pPr><w:shd w:val="clear" w:color="auto" w:fill="F8FAFC"/><w:spacing w:before="0" w:after="0" w:line="200" w:lineRule="auto"/><w:ind w:left="80" w:right="80"/></w:pPr><w:r><w:rPr><w:rFonts w:ascii="Consolas" w:hAnsi="Consolas"/><w:sz w:val="15"/><w:color w:val="0F172A"/></w:rPr><w:t xml:space="preserve">            push(), l-&gt;set(L, R, x), r-&gt;set(L, R, x);</w:t></w:r></w:p><w:p><w:pPr><w:shd w:val="clear" w:color="auto" w:fill="F8FAFC"/><w:spacing w:before="0" w:after="0" w:line="200" w:lineRule="auto"/><w:ind w:left="80" w:right="80"/></w:pPr><w:r><w:rPr><w:rFonts w:ascii="Consolas" w:hAnsi="Consolas"/><w:sz w:val="15"/><w:color w:val="0F172A"/></w:rPr><w:t xml:space="preserve">            val = max(l-&gt;val, r-&gt;val);</w:t></w:r></w:p><w:p><w:pPr><w:shd w:val="clear" w:color="auto" w:fill="F8FAFC"/><w:spacing w:before="0" w:after="0" w:line="200" w:lineRule="auto"/><w:ind w:left="80" w:right="80"/></w:pPr><w:r><w:rPr><w:rFonts w:ascii="Consolas" w:hAnsi="Consolas"/><w:sz w:val="15"/><w:color w:val="0F172A"/></w:rPr><w:t xml:space="preserve">        }</w:t></w:r></w:p><w:p><w:pPr><w:shd w:val="clear" w:color="auto" w:fill="F8FAFC"/><w:spacing w:before="0" w:after="0" w:line="200" w:lineRule="auto"/><w:ind w:left="80" w:right="80"/></w:pPr><w:r><w:rPr><w:rFonts w:ascii="Consolas" w:hAnsi="Consolas"/><w:sz w:val="15"/><w:color w:val="0F172A"/></w:rPr><w:t xml:space="preserve">    }</w:t></w:r></w:p><w:p><w:pPr><w:shd w:val="clear" w:color="auto" w:fill="F8FAFC"/><w:spacing w:before="0" w:after="0" w:line="200" w:lineRule="auto"/><w:ind w:left="80" w:right="80"/></w:pPr><w:r><w:rPr><w:rFonts w:ascii="Consolas" w:hAnsi="Consolas"/><w:sz w:val="15"/><w:color w:val="0F172A"/></w:rPr><w:t xml:space="preserve">    void add(int L, int R, int x) {</w:t></w:r></w:p><w:p><w:pPr><w:shd w:val="clear" w:color="auto" w:fill="F8FAFC"/><w:spacing w:before="0" w:after="0" w:line="200" w:lineRule="auto"/><w:ind w:left="80" w:right="80"/></w:pPr><w:r><w:rPr><w:rFonts w:ascii="Consolas" w:hAnsi="Consolas"/><w:sz w:val="15"/><w:color w:val="0F172A"/></w:rPr><w:t xml:space="preserve">        if (R &lt;= lo || hi &lt;= L) return;</w:t></w:r></w:p><w:p><w:pPr><w:shd w:val="clear" w:color="auto" w:fill="F8FAFC"/><w:spacing w:before="0" w:after="0" w:line="200" w:lineRule="auto"/><w:ind w:left="80" w:right="80"/></w:pPr><w:r><w:rPr><w:rFonts w:ascii="Consolas" w:hAnsi="Consolas"/><w:sz w:val="15"/><w:color w:val="0F172A"/></w:rPr><w:t xml:space="preserve">        if (L &lt;= lo &amp;&amp; hi &lt;= R) {</w:t></w:r></w:p><w:p><w:pPr><w:shd w:val="clear" w:color="auto" w:fill="F8FAFC"/><w:spacing w:before="0" w:after="0" w:line="200" w:lineRule="auto"/><w:ind w:left="80" w:right="80"/></w:pPr><w:r><w:rPr><w:rFonts w:ascii="Consolas" w:hAnsi="Consolas"/><w:sz w:val="15"/><w:color w:val="0F172A"/></w:rPr><w:t xml:space="preserve">            if (mset != inf) mset += x;</w:t></w:r></w:p><w:p><w:pPr><w:shd w:val="clear" w:color="auto" w:fill="F8FAFC"/><w:spacing w:before="0" w:after="0" w:line="200" w:lineRule="auto"/><w:ind w:left="80" w:right="80"/></w:pPr><w:r><w:rPr><w:rFonts w:ascii="Consolas" w:hAnsi="Consolas"/><w:sz w:val="15"/><w:color w:val="0F172A"/></w:rPr><w:t xml:space="preserve">            else madd += x;</w:t></w:r></w:p><w:p><w:pPr><w:shd w:val="clear" w:color="auto" w:fill="F8FAFC"/><w:spacing w:before="0" w:after="0" w:line="200" w:lineRule="auto"/><w:ind w:left="80" w:right="80"/></w:pPr><w:r><w:rPr><w:rFonts w:ascii="Consolas" w:hAnsi="Consolas"/><w:sz w:val="15"/><w:color w:val="0F172A"/></w:rPr><w:t xml:space="preserve">            val += x;</w:t></w:r></w:p><w:p><w:pPr><w:shd w:val="clear" w:color="auto" w:fill="F8FAFC"/><w:spacing w:before="0" w:after="0" w:line="200" w:lineRule="auto"/><w:ind w:left="80" w:right="80"/></w:pPr><w:r><w:rPr><w:rFonts w:ascii="Consolas" w:hAnsi="Consolas"/><w:sz w:val="15"/><w:color w:val="0F172A"/></w:rPr><w:t xml:space="preserve">        } else {</w:t></w:r></w:p><w:p><w:pPr><w:shd w:val="clear" w:color="auto" w:fill="F8FAFC"/><w:spacing w:before="0" w:after="0" w:line="200" w:lineRule="auto"/><w:ind w:left="80" w:right="80"/></w:pPr><w:r><w:rPr><w:rFonts w:ascii="Consolas" w:hAnsi="Consolas"/><w:sz w:val="15"/><w:color w:val="0F172A"/></w:rPr><w:t xml:space="preserve">            push(), l-&gt;add(L, R, x), r-&gt;add(L, R, x);</w:t></w:r></w:p><w:p><w:pPr><w:shd w:val="clear" w:color="auto" w:fill="F8FAFC"/><w:spacing w:before="0" w:after="0" w:line="200" w:lineRule="auto"/><w:ind w:left="80" w:right="80"/></w:pPr><w:r><w:rPr><w:rFonts w:ascii="Consolas" w:hAnsi="Consolas"/><w:sz w:val="15"/><w:color w:val="0F172A"/></w:rPr><w:t xml:space="preserve">            val = max(l-&gt;val, r-&gt;val);</w:t></w:r></w:p><w:p><w:pPr><w:shd w:val="clear" w:color="auto" w:fill="F8FAFC"/><w:spacing w:before="0" w:after="0" w:line="200" w:lineRule="auto"/><w:ind w:left="80" w:right="80"/></w:pPr><w:r><w:rPr><w:rFonts w:ascii="Consolas" w:hAnsi="Consolas"/><w:sz w:val="15"/><w:color w:val="0F172A"/></w:rPr><w:t xml:space="preserve">        }</w:t></w:r></w:p><w:p><w:pPr><w:shd w:val="clear" w:color="auto" w:fill="F8FAFC"/><w:spacing w:before="0" w:after="0" w:line="200" w:lineRule="auto"/><w:ind w:left="80" w:right="80"/></w:pPr><w:r><w:rPr><w:rFonts w:ascii="Consolas" w:hAnsi="Consolas"/><w:sz w:val="15"/><w:color w:val="0F172A"/></w:rPr><w:t xml:space="preserve">    }</w:t></w:r></w:p><w:p><w:pPr><w:shd w:val="clear" w:color="auto" w:fill="F8FAFC"/><w:spacing w:before="0" w:after="0" w:line="200" w:lineRule="auto"/><w:ind w:left="80" w:right="80"/></w:pPr><w:r><w:rPr><w:rFonts w:ascii="Consolas" w:hAnsi="Consolas"/><w:sz w:val="15"/><w:color w:val="0F172A"/></w:rPr><w:t xml:space="preserve">    void push() {</w:t></w:r></w:p><w:p><w:pPr><w:shd w:val="clear" w:color="auto" w:fill="F8FAFC"/><w:spacing w:before="0" w:after="0" w:line="200" w:lineRule="auto"/><w:ind w:left="80" w:right="80"/></w:pPr><w:r><w:rPr><w:rFonts w:ascii="Consolas" w:hAnsi="Consolas"/><w:sz w:val="15"/><w:color w:val="0F172A"/></w:rPr><w:t xml:space="preserve">        if (!l) {</w:t></w:r></w:p><w:p><w:pPr><w:shd w:val="clear" w:color="auto" w:fill="F8FAFC"/><w:spacing w:before="0" w:after="0" w:line="200" w:lineRule="auto"/><w:ind w:left="80" w:right="80"/></w:pPr><w:r><w:rPr><w:rFonts w:ascii="Consolas" w:hAnsi="Consolas"/><w:sz w:val="15"/><w:color w:val="0F172A"/></w:rPr><w:t xml:space="preserve">            int mid = lo + (hi - lo) / 2;</w:t></w:r></w:p><w:p><w:pPr><w:shd w:val="clear" w:color="auto" w:fill="F8FAFC"/><w:spacing w:before="0" w:after="0" w:line="200" w:lineRule="auto"/><w:ind w:left="80" w:right="80"/></w:pPr><w:r><w:rPr><w:rFonts w:ascii="Consolas" w:hAnsi="Consolas"/><w:sz w:val="15"/><w:color w:val="0F172A"/></w:rPr><w:t xml:space="preserve">            l = new Node(lo, mid); r = new Node(mid, hi);</w:t></w:r></w:p><w:p><w:pPr><w:shd w:val="clear" w:color="auto" w:fill="F8FAFC"/><w:spacing w:before="0" w:after="0" w:line="200" w:lineRule="auto"/><w:ind w:left="80" w:right="80"/></w:pPr><w:r><w:rPr><w:rFonts w:ascii="Consolas" w:hAnsi="Consolas"/><w:sz w:val="15"/><w:color w:val="0F172A"/></w:rPr><w:t xml:space="preserve">        }</w:t></w:r></w:p><w:p><w:pPr><w:shd w:val="clear" w:color="auto" w:fill="F8FAFC"/><w:spacing w:before="0" w:after="0" w:line="200" w:lineRule="auto"/><w:ind w:left="80" w:right="80"/></w:pPr><w:r><w:rPr><w:rFonts w:ascii="Consolas" w:hAnsi="Consolas"/><w:sz w:val="15"/><w:color w:val="0F172A"/></w:rPr><w:t xml:space="preserve">        if (mset != inf)</w:t></w:r></w:p><w:p><w:pPr><w:shd w:val="clear" w:color="auto" w:fill="F8FAFC"/><w:spacing w:before="0" w:after="0" w:line="200" w:lineRule="auto"/><w:ind w:left="80" w:right="80"/></w:pPr><w:r><w:rPr><w:rFonts w:ascii="Consolas" w:hAnsi="Consolas"/><w:sz w:val="15"/><w:color w:val="0F172A"/></w:rPr><w:t xml:space="preserve">            l-&gt;set(lo, hi, mset), r-&gt;set(lo, hi, mset), mset = inf;</w:t></w:r></w:p><w:p><w:pPr><w:shd w:val="clear" w:color="auto" w:fill="F8FAFC"/><w:spacing w:before="0" w:after="0" w:line="200" w:lineRule="auto"/><w:ind w:left="80" w:right="80"/></w:pPr><w:r><w:rPr><w:rFonts w:ascii="Consolas" w:hAnsi="Consolas"/><w:sz w:val="15"/><w:color w:val="0F172A"/></w:rPr><w:t xml:space="preserve">        else if (madd)</w:t></w:r></w:p><w:p><w:pPr><w:shd w:val="clear" w:color="auto" w:fill="F8FAFC"/><w:spacing w:before="0" w:after="0" w:line="200" w:lineRule="auto"/><w:ind w:left="80" w:right="80"/></w:pPr><w:r><w:rPr><w:rFonts w:ascii="Consolas" w:hAnsi="Consolas"/><w:sz w:val="15"/><w:color w:val="0F172A"/></w:rPr><w:t xml:space="preserve">            l-&gt;add(lo, hi, madd), r-&gt;add(lo, hi, madd), madd = 0;</w:t></w:r></w:p><w:p><w:pPr><w:shd w:val="clear" w:color="auto" w:fill="F8FAFC"/><w:spacing w:before="0" w:after="0" w:line="200" w:lineRule="auto"/><w:ind w:left="80" w:right="80"/></w:pPr><w:r><w:rPr><w:rFonts w:ascii="Consolas" w:hAnsi="Consolas"/><w:sz w:val="15"/><w:color w:val="0F172A"/></w:rPr><w:t xml:space="preserve">    }</w:t></w:r></w:p><w:p><w:pPr><w:shd w:val="clear" w:color="auto" w:fill="F8FAFC"/><w:spacing w:before="0" w:after="0" w:line="200" w:lineRule="auto"/><w:ind w:left="80" w:right="80"/></w:pPr><w:r><w:rPr><w:rFonts w:ascii="Consolas" w:hAnsi="Consolas"/><w:sz w:val="15"/><w:color w:val="0F172A"/></w:rPr><w:t xml:space="preserve">};</w:t></w:r></w:p><w:p><w:pPr><w:pBdr><w:bottom w:val="single" w:sz="4" w:space="1" w:color="CBD5E0"/></w:pPr></w:p><w:p><w:pPr><w:pStyle w:val="Heading1"/></w:pPr><w:r><w:rPr><w:b/><w:sz w:val="26"/><w:color w:val="1E3A8A"/></w:rPr><w:t>Section 8: String Algorithms (KMP)</w:t></w:r></w:p><w:p><w:pPr><w:pStyle w:val="Heading3"/></w:pPr><w:r><w:rPr><w:b/><w:sz w:val="19"/><w:color w:val="0369A1"/></w:rPr><w:t>8.1 Knuth-Morris-Pratt (KMP) Pattern Search</w:t></w:r></w:p><w:p><w:pPr><w:ind w:left="200"/><w:spacing w:after="20"/></w:pPr><w:r><w:rPr><w:color w:val="2563EB"/></w:rPr><w:t xml:space="preserve">â€¢ </w:t></w:r><w:r><w:t>**Trigger Prefix:** `kmp`</w:t></w:r></w:p><w:p><w:pPr><w:ind w:left="200"/><w:spacing w:after="20"/></w:pPr><w:r><w:rPr><w:color w:val="2563EB"/></w:rPr><w:t xml:space="preserve">â€¢ </w:t></w:r><w:r><w:t>**Time Complexity:** $O(N + M)$</w:t></w:r></w:p><w:p><w:pPr><w:ind w:left="200"/><w:spacing w:after="20"/></w:pPr><w:r><w:rPr><w:color w:val="2563EB"/></w:rPr><w:t xml:space="preserve">â€¢ </w:t></w:r><w:r><w:t>**Returns:** All 0-based match start positions of `pat` in `text`.</w:t></w:r></w:p><w:p><w:pPr><w:shd w:val="clear" w:color="auto" w:fill="F8FAFC"/><w:spacing w:before="0" w:after="0" w:line="200" w:lineRule="auto"/><w:ind w:left="80" w:right="80"/></w:pPr><w:r><w:rPr><w:rFonts w:ascii="Consolas" w:hAnsi="Consolas"/><w:sz w:val="15"/><w:color w:val="0F172A"/></w:rPr><w:t xml:space="preserve">// Preprocess pattern to build LPS array</w:t></w:r></w:p><w:p><w:pPr><w:shd w:val="clear" w:color="auto" w:fill="F8FAFC"/><w:spacing w:before="0" w:after="0" w:line="200" w:lineRule="auto"/><w:ind w:left="80" w:right="80"/></w:pPr><w:r><w:rPr><w:rFonts w:ascii="Consolas" w:hAnsi="Consolas"/><w:sz w:val="15"/><w:color w:val="0F172A"/></w:rPr><w:t xml:space="preserve">vector&lt;int&gt; buildLPS(const string &amp;pat) {</w:t></w:r></w:p><w:p><w:pPr><w:shd w:val="clear" w:color="auto" w:fill="F8FAFC"/><w:spacing w:before="0" w:after="0" w:line="200" w:lineRule="auto"/><w:ind w:left="80" w:right="80"/></w:pPr><w:r><w:rPr><w:rFonts w:ascii="Consolas" w:hAnsi="Consolas"/><w:sz w:val="15"/><w:color w:val="0F172A"/></w:rPr><w:t xml:space="preserve">    int m = pat.size(), len = 0;</w:t></w:r></w:p><w:p><w:pPr><w:shd w:val="clear" w:color="auto" w:fill="F8FAFC"/><w:spacing w:before="0" w:after="0" w:line="200" w:lineRule="auto"/><w:ind w:left="80" w:right="80"/></w:pPr><w:r><w:rPr><w:rFonts w:ascii="Consolas" w:hAnsi="Consolas"/><w:sz w:val="15"/><w:color w:val="0F172A"/></w:rPr><w:t xml:space="preserve">    vector&lt;int&gt; lps(m, 0);</w:t></w:r></w:p><w:p><w:pPr><w:shd w:val="clear" w:color="auto" w:fill="F8FAFC"/><w:spacing w:before="0" w:after="0" w:line="200" w:lineRule="auto"/><w:ind w:left="80" w:right="80"/></w:pPr><w:r><w:rPr><w:rFonts w:ascii="Consolas" w:hAnsi="Consolas"/><w:sz w:val="15"/><w:color w:val="0F172A"/></w:rPr><w:t xml:space="preserve">    for (int i = 1; i &lt; m;) {</w:t></w:r></w:p><w:p><w:pPr><w:shd w:val="clear" w:color="auto" w:fill="F8FAFC"/><w:spacing w:before="0" w:after="0" w:line="200" w:lineRule="auto"/><w:ind w:left="80" w:right="80"/></w:pPr><w:r><w:rPr><w:rFonts w:ascii="Consolas" w:hAnsi="Consolas"/><w:sz w:val="15"/><w:color w:val="0F172A"/></w:rPr><w:t xml:space="preserve">        if (pat[i] == pat[len]) {</w:t></w:r></w:p><w:p><w:pPr><w:shd w:val="clear" w:color="auto" w:fill="F8FAFC"/><w:spacing w:before="0" w:after="0" w:line="200" w:lineRule="auto"/><w:ind w:left="80" w:right="80"/></w:pPr><w:r><w:rPr><w:rFonts w:ascii="Consolas" w:hAnsi="Consolas"/><w:sz w:val="15"/><w:color w:val="0F172A"/></w:rPr><w:t xml:space="preserve">            len++; lps[i] = len; i++;</w:t></w:r></w:p><w:p><w:pPr><w:shd w:val="clear" w:color="auto" w:fill="F8FAFC"/><w:spacing w:before="0" w:after="0" w:line="200" w:lineRule="auto"/><w:ind w:left="80" w:right="80"/></w:pPr><w:r><w:rPr><w:rFonts w:ascii="Consolas" w:hAnsi="Consolas"/><w:sz w:val="15"/><w:color w:val="0F172A"/></w:rPr><w:t xml:space="preserve">        } else {</w:t></w:r></w:p><w:p><w:pPr><w:shd w:val="clear" w:color="auto" w:fill="F8FAFC"/><w:spacing w:before="0" w:after="0" w:line="200" w:lineRule="auto"/><w:ind w:left="80" w:right="80"/></w:pPr><w:r><w:rPr><w:rFonts w:ascii="Consolas" w:hAnsi="Consolas"/><w:sz w:val="15"/><w:color w:val="0F172A"/></w:rPr><w:t xml:space="preserve">            if (len != 0) len = lps[len - 1];</w:t></w:r></w:p><w:p><w:pPr><w:shd w:val="clear" w:color="auto" w:fill="F8FAFC"/><w:spacing w:before="0" w:after="0" w:line="200" w:lineRule="auto"/><w:ind w:left="80" w:right="80"/></w:pPr><w:r><w:rPr><w:rFonts w:ascii="Consolas" w:hAnsi="Consolas"/><w:sz w:val="15"/><w:color w:val="0F172A"/></w:rPr><w:t xml:space="preserve">            else { lps[i] = 0; i++; }</w:t></w:r></w:p><w:p><w:pPr><w:shd w:val="clear" w:color="auto" w:fill="F8FAFC"/><w:spacing w:before="0" w:after="0" w:line="200" w:lineRule="auto"/><w:ind w:left="80" w:right="80"/></w:pPr><w:r><w:rPr><w:rFonts w:ascii="Consolas" w:hAnsi="Consolas"/><w:sz w:val="15"/><w:color w:val="0F172A"/></w:rPr><w:t xml:space="preserve">        }</w:t></w:r></w:p><w:p><w:pPr><w:shd w:val="clear" w:color="auto" w:fill="F8FAFC"/><w:spacing w:before="0" w:after="0" w:line="200" w:lineRule="auto"/><w:ind w:left="80" w:right="80"/></w:pPr><w:r><w:rPr><w:rFonts w:ascii="Consolas" w:hAnsi="Consolas"/><w:sz w:val="15"/><w:color w:val="0F172A"/></w:rPr><w:t xml:space="preserve">    }</w:t></w:r></w:p><w:p><w:pPr><w:shd w:val="clear" w:color="auto" w:fill="F8FAFC"/><w:spacing w:before="0" w:after="0" w:line="200" w:lineRule="auto"/><w:ind w:left="80" w:right="80"/></w:pPr><w:r><w:rPr><w:rFonts w:ascii="Consolas" w:hAnsi="Consolas"/><w:sz w:val="15"/><w:color w:val="0F172A"/></w:rPr><w:t xml:space="preserve">    return lps;</w:t></w:r></w:p><w:p><w:pPr><w:shd w:val="clear" w:color="auto" w:fill="F8FAFC"/><w:spacing w:before="0" w:after="0" w:line="200" w:lineRule="auto"/><w:ind w:left="80" w:right="80"/></w:pPr><w:r><w:rPr><w:rFonts w:ascii="Consolas" w:hAnsi="Consolas"/><w:sz w:val="15"/><w:color w:val="0F172A"/></w:rPr><w:t xml:space="preserve">}</w:t></w:r></w:p><w:p><w:pPr><w:shd w:val="clear" w:color="auto" w:fill="F8FAFC"/><w:spacing w:before="0" w:after="0" w:line="200" w:lineRule="auto"/><w:ind w:left="80" w:right="80"/></w:pPr><w:r><w:rPr><w:rFonts w:ascii="Consolas" w:hAnsi="Consolas"/><w:sz w:val="15"/><w:color w:val="0F172A"/></w:rPr><w:t xml:space="preserve"></w:t></w:r></w:p><w:p><w:pPr><w:shd w:val="clear" w:color="auto" w:fill="F8FAFC"/><w:spacing w:before="0" w:after="0" w:line="200" w:lineRule="auto"/><w:ind w:left="80" w:right="80"/></w:pPr><w:r><w:rPr><w:rFonts w:ascii="Consolas" w:hAnsi="Consolas"/><w:sz w:val="15"/><w:color w:val="0F172A"/></w:rPr><w:t xml:space="preserve">// KMP search: find occurrences of pattern in text</w:t></w:r></w:p><w:p><w:pPr><w:shd w:val="clear" w:color="auto" w:fill="F8FAFC"/><w:spacing w:before="0" w:after="0" w:line="200" w:lineRule="auto"/><w:ind w:left="80" w:right="80"/></w:pPr><w:r><w:rPr><w:rFonts w:ascii="Consolas" w:hAnsi="Consolas"/><w:sz w:val="15"/><w:color w:val="0F172A"/></w:rPr><w:t xml:space="preserve">vector&lt;int&gt; KMPsearch(const string &amp;text, const string &amp;pat) {</w:t></w:r></w:p><w:p><w:pPr><w:shd w:val="clear" w:color="auto" w:fill="F8FAFC"/><w:spacing w:before="0" w:after="0" w:line="200" w:lineRule="auto"/><w:ind w:left="80" w:right="80"/></w:pPr><w:r><w:rPr><w:rFonts w:ascii="Consolas" w:hAnsi="Consolas"/><w:sz w:val="15"/><w:color w:val="0F172A"/></w:rPr><w:t xml:space="preserve">    int n = text.size(), m = pat.size();</w:t></w:r></w:p><w:p><w:pPr><w:shd w:val="clear" w:color="auto" w:fill="F8FAFC"/><w:spacing w:before="0" w:after="0" w:line="200" w:lineRule="auto"/><w:ind w:left="80" w:right="80"/></w:pPr><w:r><w:rPr><w:rFonts w:ascii="Consolas" w:hAnsi="Consolas"/><w:sz w:val="15"/><w:color w:val="0F172A"/></w:rPr><w:t xml:space="preserve">    vector&lt;int&gt; lps = buildLPS(pat), positions;</w:t></w:r></w:p><w:p><w:pPr><w:shd w:val="clear" w:color="auto" w:fill="F8FAFC"/><w:spacing w:before="0" w:after="0" w:line="200" w:lineRule="auto"/><w:ind w:left="80" w:right="80"/></w:pPr><w:r><w:rPr><w:rFonts w:ascii="Consolas" w:hAnsi="Consolas"/><w:sz w:val="15"/><w:color w:val="0F172A"/></w:rPr><w:t xml:space="preserve">    int i = 0, j = 0;</w:t></w:r></w:p><w:p><w:pPr><w:shd w:val="clear" w:color="auto" w:fill="F8FAFC"/><w:spacing w:before="0" w:after="0" w:line="200" w:lineRule="auto"/><w:ind w:left="80" w:right="80"/></w:pPr><w:r><w:rPr><w:rFonts w:ascii="Consolas" w:hAnsi="Consolas"/><w:sz w:val="15"/><w:color w:val="0F172A"/></w:rPr><w:t xml:space="preserve">    while (i &lt; n) {</w:t></w:r></w:p><w:p><w:pPr><w:shd w:val="clear" w:color="auto" w:fill="F8FAFC"/><w:spacing w:before="0" w:after="0" w:line="200" w:lineRule="auto"/><w:ind w:left="80" w:right="80"/></w:pPr><w:r><w:rPr><w:rFonts w:ascii="Consolas" w:hAnsi="Consolas"/><w:sz w:val="15"/><w:color w:val="0F172A"/></w:rPr><w:t xml:space="preserve">        if (text[i] == pat[j]) {</w:t></w:r></w:p><w:p><w:pPr><w:shd w:val="clear" w:color="auto" w:fill="F8FAFC"/><w:spacing w:before="0" w:after="0" w:line="200" w:lineRule="auto"/><w:ind w:left="80" w:right="80"/></w:pPr><w:r><w:rPr><w:rFonts w:ascii="Consolas" w:hAnsi="Consolas"/><w:sz w:val="15"/><w:color w:val="0F172A"/></w:rPr><w:t xml:space="preserve">            i++; j++;</w:t></w:r></w:p><w:p><w:pPr><w:shd w:val="clear" w:color="auto" w:fill="F8FAFC"/><w:spacing w:before="0" w:after="0" w:line="200" w:lineRule="auto"/><w:ind w:left="80" w:right="80"/></w:pPr><w:r><w:rPr><w:rFonts w:ascii="Consolas" w:hAnsi="Consolas"/><w:sz w:val="15"/><w:color w:val="0F172A"/></w:rPr><w:t xml:space="preserve">            if (j == m) {</w:t></w:r></w:p><w:p><w:pPr><w:shd w:val="clear" w:color="auto" w:fill="F8FAFC"/><w:spacing w:before="0" w:after="0" w:line="200" w:lineRule="auto"/><w:ind w:left="80" w:right="80"/></w:pPr><w:r><w:rPr><w:rFonts w:ascii="Consolas" w:hAnsi="Consolas"/><w:sz w:val="15"/><w:color w:val="0F172A"/></w:rPr><w:t xml:space="preserve">                positions.push_back(i - j); // match at i - m</w:t></w:r></w:p><w:p><w:pPr><w:shd w:val="clear" w:color="auto" w:fill="F8FAFC"/><w:spacing w:before="0" w:after="0" w:line="200" w:lineRule="auto"/><w:ind w:left="80" w:right="80"/></w:pPr><w:r><w:rPr><w:rFonts w:ascii="Consolas" w:hAnsi="Consolas"/><w:sz w:val="15"/><w:color w:val="0F172A"/></w:rPr><w:t xml:space="preserve">                j = lps[j - 1];</w:t></w:r></w:p><w:p><w:pPr><w:shd w:val="clear" w:color="auto" w:fill="F8FAFC"/><w:spacing w:before="0" w:after="0" w:line="200" w:lineRule="auto"/><w:ind w:left="80" w:right="80"/></w:pPr><w:r><w:rPr><w:rFonts w:ascii="Consolas" w:hAnsi="Consolas"/><w:sz w:val="15"/><w:color w:val="0F172A"/></w:rPr><w:t xml:space="preserve">            }</w:t></w:r></w:p><w:p><w:pPr><w:shd w:val="clear" w:color="auto" w:fill="F8FAFC"/><w:spacing w:before="0" w:after="0" w:line="200" w:lineRule="auto"/><w:ind w:left="80" w:right="80"/></w:pPr><w:r><w:rPr><w:rFonts w:ascii="Consolas" w:hAnsi="Consolas"/><w:sz w:val="15"/><w:color w:val="0F172A"/></w:rPr><w:t xml:space="preserve">        } else {</w:t></w:r></w:p><w:p><w:pPr><w:shd w:val="clear" w:color="auto" w:fill="F8FAFC"/><w:spacing w:before="0" w:after="0" w:line="200" w:lineRule="auto"/><w:ind w:left="80" w:right="80"/></w:pPr><w:r><w:rPr><w:rFonts w:ascii="Consolas" w:hAnsi="Consolas"/><w:sz w:val="15"/><w:color w:val="0F172A"/></w:rPr><w:t xml:space="preserve">            if (j != 0) j = lps[j - 1];</w:t></w:r></w:p><w:p><w:pPr><w:shd w:val="clear" w:color="auto" w:fill="F8FAFC"/><w:spacing w:before="0" w:after="0" w:line="200" w:lineRule="auto"/><w:ind w:left="80" w:right="80"/></w:pPr><w:r><w:rPr><w:rFonts w:ascii="Consolas" w:hAnsi="Consolas"/><w:sz w:val="15"/><w:color w:val="0F172A"/></w:rPr><w:t xml:space="preserve">            else i++;</w:t></w:r></w:p><w:p><w:pPr><w:shd w:val="clear" w:color="auto" w:fill="F8FAFC"/><w:spacing w:before="0" w:after="0" w:line="200" w:lineRule="auto"/><w:ind w:left="80" w:right="80"/></w:pPr><w:r><w:rPr><w:rFonts w:ascii="Consolas" w:hAnsi="Consolas"/><w:sz w:val="15"/><w:color w:val="0F172A"/></w:rPr><w:t xml:space="preserve">        }</w:t></w:r></w:p><w:p><w:pPr><w:shd w:val="clear" w:color="auto" w:fill="F8FAFC"/><w:spacing w:before="0" w:after="0" w:line="200" w:lineRule="auto"/><w:ind w:left="80" w:right="80"/></w:pPr><w:r><w:rPr><w:rFonts w:ascii="Consolas" w:hAnsi="Consolas"/><w:sz w:val="15"/><w:color w:val="0F172A"/></w:rPr><w:t xml:space="preserve">    }</w:t></w:r></w:p><w:p><w:pPr><w:shd w:val="clear" w:color="auto" w:fill="F8FAFC"/><w:spacing w:before="0" w:after="0" w:line="200" w:lineRule="auto"/><w:ind w:left="80" w:right="80"/></w:pPr><w:r><w:rPr><w:rFonts w:ascii="Consolas" w:hAnsi="Consolas"/><w:sz w:val="15"/><w:color w:val="0F172A"/></w:rPr><w:t xml:space="preserve">    return positions;</w:t></w:r></w:p><w:p><w:pPr><w:shd w:val="clear" w:color="auto" w:fill="F8FAFC"/><w:spacing w:before="0" w:after="0" w:line="200" w:lineRule="auto"/><w:ind w:left="80" w:right="80"/></w:pPr><w:r><w:rPr><w:rFonts w:ascii="Consolas" w:hAnsi="Consolas"/><w:sz w:val="15"/><w:color w:val="0F172A"/></w:rPr><w:t xml:space="preserve">}</w:t></w:r></w:p><w:p><w:pPr><w:pBdr><w:bottom w:val="single" w:sz="4" w:space="1" w:color="CBD5E0"/></w:pPr></w:p><w:p><w:pPr><w:pStyle w:val="Heading1"/></w:pPr><w:r><w:rPr><w:b/><w:sz w:val="26"/><w:color w:val="1E3A8A"/></w:rPr><w:t>Section 9: Search Paradigms &amp; Dynamic Programming</w:t></w:r></w:p><w:p><w:pPr><w:pStyle w:val="Heading3"/></w:pPr><w:r><w:rPr><w:b/><w:sz w:val="19"/><w:color w:val="0369A1"/></w:rPr><w:t>9.1 Bitmasking Complete Search (Apple Division)</w:t></w:r></w:p><w:p><w:pPr><w:ind w:left="200"/><w:spacing w:after="20"/></w:pPr><w:r><w:rPr><w:color w:val="2563EB"/></w:rPr><w:t xml:space="preserve">â€¢ </w:t></w:r><w:r><w:t>**Trigger Prefix:** `bitMaskingAppleDivision`</w:t></w:r></w:p><w:p><w:pPr><w:ind w:left="200"/><w:spacing w:after="20"/></w:pPr><w:r><w:rPr><w:color w:val="2563EB"/></w:rPr><w:t xml:space="preserve">â€¢ </w:t></w:r><w:r><w:t>**Time Complexity:** $O(2^N \cdot N)$ (Feasible for $N \le 20$)</w:t></w:r></w:p><w:p><w:pPr><w:shd w:val="clear" w:color="auto" w:fill="F8FAFC"/><w:spacing w:before="0" w:after="0" w:line="200" w:lineRule="auto"/><w:ind w:left="80" w:right="80"/></w:pPr><w:r><w:rPr><w:rFonts w:ascii="Consolas" w:hAnsi="Consolas"/><w:sz w:val="15"/><w:color w:val="0F172A"/></w:rPr><w:t xml:space="preserve">int n; cin &gt;&gt; n;</w:t></w:r></w:p><w:p><w:pPr><w:shd w:val="clear" w:color="auto" w:fill="F8FAFC"/><w:spacing w:before="0" w:after="0" w:line="200" w:lineRule="auto"/><w:ind w:left="80" w:right="80"/></w:pPr><w:r><w:rPr><w:rFonts w:ascii="Consolas" w:hAnsi="Consolas"/><w:sz w:val="15"/><w:color w:val="0F172A"/></w:rPr><w:t xml:space="preserve">vector&lt;int&gt; v(n);</w:t></w:r></w:p><w:p><w:pPr><w:shd w:val="clear" w:color="auto" w:fill="F8FAFC"/><w:spacing w:before="0" w:after="0" w:line="200" w:lineRule="auto"/><w:ind w:left="80" w:right="80"/></w:pPr><w:r><w:rPr><w:rFonts w:ascii="Consolas" w:hAnsi="Consolas"/><w:sz w:val="15"/><w:color w:val="0F172A"/></w:rPr><w:t xml:space="preserve">for (int &amp;x : v) cin &gt;&gt; x;</w:t></w:r></w:p><w:p><w:pPr><w:shd w:val="clear" w:color="auto" w:fill="F8FAFC"/><w:spacing w:before="0" w:after="0" w:line="200" w:lineRule="auto"/><w:ind w:left="80" w:right="80"/></w:pPr><w:r><w:rPr><w:rFonts w:ascii="Consolas" w:hAnsi="Consolas"/><w:sz w:val="15"/><w:color w:val="0F172A"/></w:rPr><w:t xml:space="preserve"></w:t></w:r></w:p><w:p><w:pPr><w:shd w:val="clear" w:color="auto" w:fill="F8FAFC"/><w:spacing w:before="0" w:after="0" w:line="200" w:lineRule="auto"/><w:ind w:left="80" w:right="80"/></w:pPr><w:r><w:rPr><w:rFonts w:ascii="Consolas" w:hAnsi="Consolas"/><w:sz w:val="15"/><w:color w:val="0F172A"/></w:rPr><w:t xml:space="preserve">int ans = LLONG_MAX;</w:t></w:r></w:p><w:p><w:pPr><w:shd w:val="clear" w:color="auto" w:fill="F8FAFC"/><w:spacing w:before="0" w:after="0" w:line="200" w:lineRule="auto"/><w:ind w:left="80" w:right="80"/></w:pPr><w:r><w:rPr><w:rFonts w:ascii="Consolas" w:hAnsi="Consolas"/><w:sz w:val="15"/><w:color w:val="0F172A"/></w:rPr><w:t xml:space="preserve">for (int i = 0; i &lt; (1 &lt;&lt; n); i++) {</w:t></w:r></w:p><w:p><w:pPr><w:shd w:val="clear" w:color="auto" w:fill="F8FAFC"/><w:spacing w:before="0" w:after="0" w:line="200" w:lineRule="auto"/><w:ind w:left="80" w:right="80"/></w:pPr><w:r><w:rPr><w:rFonts w:ascii="Consolas" w:hAnsi="Consolas"/><w:sz w:val="15"/><w:color w:val="0F172A"/></w:rPr><w:t xml:space="preserve">    int a = 0, b = 0;</w:t></w:r></w:p><w:p><w:pPr><w:shd w:val="clear" w:color="auto" w:fill="F8FAFC"/><w:spacing w:before="0" w:after="0" w:line="200" w:lineRule="auto"/><w:ind w:left="80" w:right="80"/></w:pPr><w:r><w:rPr><w:rFonts w:ascii="Consolas" w:hAnsi="Consolas"/><w:sz w:val="15"/><w:color w:val="0F172A"/></w:rPr><w:t xml:space="preserve">    for (int pos = 0; pos &lt; n; pos++) {</w:t></w:r></w:p><w:p><w:pPr><w:shd w:val="clear" w:color="auto" w:fill="F8FAFC"/><w:spacing w:before="0" w:after="0" w:line="200" w:lineRule="auto"/><w:ind w:left="80" w:right="80"/></w:pPr><w:r><w:rPr><w:rFonts w:ascii="Consolas" w:hAnsi="Consolas"/><w:sz w:val="15"/><w:color w:val="0F172A"/></w:rPr><w:t xml:space="preserve">        if (i &amp; (1 &lt;&lt; pos)) a += v[pos];</w:t></w:r></w:p><w:p><w:pPr><w:shd w:val="clear" w:color="auto" w:fill="F8FAFC"/><w:spacing w:before="0" w:after="0" w:line="200" w:lineRule="auto"/><w:ind w:left="80" w:right="80"/></w:pPr><w:r><w:rPr><w:rFonts w:ascii="Consolas" w:hAnsi="Consolas"/><w:sz w:val="15"/><w:color w:val="0F172A"/></w:rPr><w:t xml:space="preserve">        else b += v[pos];</w:t></w:r></w:p><w:p><w:pPr><w:shd w:val="clear" w:color="auto" w:fill="F8FAFC"/><w:spacing w:before="0" w:after="0" w:line="200" w:lineRule="auto"/><w:ind w:left="80" w:right="80"/></w:pPr><w:r><w:rPr><w:rFonts w:ascii="Consolas" w:hAnsi="Consolas"/><w:sz w:val="15"/><w:color w:val="0F172A"/></w:rPr><w:t xml:space="preserve">    }</w:t></w:r></w:p><w:p><w:pPr><w:shd w:val="clear" w:color="auto" w:fill="F8FAFC"/><w:spacing w:before="0" w:after="0" w:line="200" w:lineRule="auto"/><w:ind w:left="80" w:right="80"/></w:pPr><w:r><w:rPr><w:rFonts w:ascii="Consolas" w:hAnsi="Consolas"/><w:sz w:val="15"/><w:color w:val="0F172A"/></w:rPr><w:t xml:space="preserve">    ans = min(ans, llabs(a - b));</w:t></w:r></w:p><w:p><w:pPr><w:shd w:val="clear" w:color="auto" w:fill="F8FAFC"/><w:spacing w:before="0" w:after="0" w:line="200" w:lineRule="auto"/><w:ind w:left="80" w:right="80"/></w:pPr><w:r><w:rPr><w:rFonts w:ascii="Consolas" w:hAnsi="Consolas"/><w:sz w:val="15"/><w:color w:val="0F172A"/></w:rPr><w:t xml:space="preserve">}</w:t></w:r></w:p><w:p><w:pPr><w:shd w:val="clear" w:color="auto" w:fill="F8FAFC"/><w:spacing w:before="0" w:after="0" w:line="200" w:lineRule="auto"/><w:ind w:left="80" w:right="80"/></w:pPr><w:r><w:rPr><w:rFonts w:ascii="Consolas" w:hAnsi="Consolas"/><w:sz w:val="15"/><w:color w:val="0F172A"/></w:rPr><w:t xml:space="preserve">cout &lt;&lt; ans &lt;&lt; endl;</w:t></w:r></w:p><w:p><w:pPr><w:pStyle w:val="Heading3"/></w:pPr><w:r><w:rPr><w:b/><w:sz w:val="19"/><w:color w:val="0369A1"/></w:rPr><w:t>9.2 Two Pointers &amp; Sliding Window Patterns</w:t></w:r></w:p><w:p><w:pPr><w:ind w:left="200"/><w:spacing w:after="20"/></w:pPr><w:r><w:rPr><w:color w:val="2563EB"/></w:rPr><w:t xml:space="preserve">â€¢ </w:t></w:r><w:r><w:t>**Time Complexity:** $O(N)$</w:t></w:r></w:p><w:p><w:pPr><w:shd w:val="clear" w:color="auto" w:fill="F8FAFC"/><w:spacing w:before="0" w:after="0" w:line="200" w:lineRule="auto"/><w:ind w:left="80" w:right="80"/></w:pPr><w:r><w:rPr><w:rFonts w:ascii="Consolas" w:hAnsi="Consolas"/><w:sz w:val="15"/><w:color w:val="0F172A"/></w:rPr><w:t xml:space="preserve">// 1. OPPOSITE DIRECTION (Target Sum on Sorted Array: O(N))</w:t></w:r></w:p><w:p><w:pPr><w:shd w:val="clear" w:color="auto" w:fill="F8FAFC"/><w:spacing w:before="0" w:after="0" w:line="200" w:lineRule="auto"/><w:ind w:left="80" w:right="80"/></w:pPr><w:r><w:rPr><w:rFonts w:ascii="Consolas" w:hAnsi="Consolas"/><w:sz w:val="15"/><w:color w:val="0F172A"/></w:rPr><w:t xml:space="preserve">int l = 0, r = n - 1;</w:t></w:r></w:p><w:p><w:pPr><w:shd w:val="clear" w:color="auto" w:fill="F8FAFC"/><w:spacing w:before="0" w:after="0" w:line="200" w:lineRule="auto"/><w:ind w:left="80" w:right="80"/></w:pPr><w:r><w:rPr><w:rFonts w:ascii="Consolas" w:hAnsi="Consolas"/><w:sz w:val="15"/><w:color w:val="0F172A"/></w:rPr><w:t xml:space="preserve">while (l &lt; r) {</w:t></w:r></w:p><w:p><w:pPr><w:shd w:val="clear" w:color="auto" w:fill="F8FAFC"/><w:spacing w:before="0" w:after="0" w:line="200" w:lineRule="auto"/><w:ind w:left="80" w:right="80"/></w:pPr><w:r><w:rPr><w:rFonts w:ascii="Consolas" w:hAnsi="Consolas"/><w:sz w:val="15"/><w:color w:val="0F172A"/></w:rPr><w:t xml:space="preserve">    int sum = a[l] + a[r];</w:t></w:r></w:p><w:p><w:pPr><w:shd w:val="clear" w:color="auto" w:fill="F8FAFC"/><w:spacing w:before="0" w:after="0" w:line="200" w:lineRule="auto"/><w:ind w:left="80" w:right="80"/></w:pPr><w:r><w:rPr><w:rFonts w:ascii="Consolas" w:hAnsi="Consolas"/><w:sz w:val="15"/><w:color w:val="0F172A"/></w:rPr><w:t xml:space="preserve">    if (sum == target) { /* found pair (l, r) */ break; }</w:t></w:r></w:p><w:p><w:pPr><w:shd w:val="clear" w:color="auto" w:fill="F8FAFC"/><w:spacing w:before="0" w:after="0" w:line="200" w:lineRule="auto"/><w:ind w:left="80" w:right="80"/></w:pPr><w:r><w:rPr><w:rFonts w:ascii="Consolas" w:hAnsi="Consolas"/><w:sz w:val="15"/><w:color w:val="0F172A"/></w:rPr><w:t xml:space="preserve">    else if (sum &lt; target) l++;</w:t></w:r></w:p><w:p><w:pPr><w:shd w:val="clear" w:color="auto" w:fill="F8FAFC"/><w:spacing w:before="0" w:after="0" w:line="200" w:lineRule="auto"/><w:ind w:left="80" w:right="80"/></w:pPr><w:r><w:rPr><w:rFonts w:ascii="Consolas" w:hAnsi="Consolas"/><w:sz w:val="15"/><w:color w:val="0F172A"/></w:rPr><w:t xml:space="preserve">    else r--;</w:t></w:r></w:p><w:p><w:pPr><w:shd w:val="clear" w:color="auto" w:fill="F8FAFC"/><w:spacing w:before="0" w:after="0" w:line="200" w:lineRule="auto"/><w:ind w:left="80" w:right="80"/></w:pPr><w:r><w:rPr><w:rFonts w:ascii="Consolas" w:hAnsi="Consolas"/><w:sz w:val="15"/><w:color w:val="0F172A"/></w:rPr><w:t xml:space="preserve">}</w:t></w:r></w:p><w:p><w:pPr><w:shd w:val="clear" w:color="auto" w:fill="F8FAFC"/><w:spacing w:before="0" w:after="0" w:line="200" w:lineRule="auto"/><w:ind w:left="80" w:right="80"/></w:pPr><w:r><w:rPr><w:rFonts w:ascii="Consolas" w:hAnsi="Consolas"/><w:sz w:val="15"/><w:color w:val="0F172A"/></w:rPr><w:t xml:space="preserve"></w:t></w:r></w:p><w:p><w:pPr><w:shd w:val="clear" w:color="auto" w:fill="F8FAFC"/><w:spacing w:before="0" w:after="0" w:line="200" w:lineRule="auto"/><w:ind w:left="80" w:right="80"/></w:pPr><w:r><w:rPr><w:rFonts w:ascii="Consolas" w:hAnsi="Consolas"/><w:sz w:val="15"/><w:color w:val="0F172A"/></w:rPr><w:t xml:space="preserve">// 2. SAME DIRECTION (Sliding Window: Longest subarray with sum &lt;= K: O(N))</w:t></w:r></w:p><w:p><w:pPr><w:shd w:val="clear" w:color="auto" w:fill="F8FAFC"/><w:spacing w:before="0" w:after="0" w:line="200" w:lineRule="auto"/><w:ind w:left="80" w:right="80"/></w:pPr><w:r><w:rPr><w:rFonts w:ascii="Consolas" w:hAnsi="Consolas"/><w:sz w:val="15"/><w:color w:val="0F172A"/></w:rPr><w:t xml:space="preserve">int left = 0, cur_sum = 0, max_len = 0;</w:t></w:r></w:p><w:p><w:pPr><w:shd w:val="clear" w:color="auto" w:fill="F8FAFC"/><w:spacing w:before="0" w:after="0" w:line="200" w:lineRule="auto"/><w:ind w:left="80" w:right="80"/></w:pPr><w:r><w:rPr><w:rFonts w:ascii="Consolas" w:hAnsi="Consolas"/><w:sz w:val="15"/><w:color w:val="0F172A"/></w:rPr><w:t xml:space="preserve">for (int right = 0; right &lt; n; ++right) {</w:t></w:r></w:p><w:p><w:pPr><w:shd w:val="clear" w:color="auto" w:fill="F8FAFC"/><w:spacing w:before="0" w:after="0" w:line="200" w:lineRule="auto"/><w:ind w:left="80" w:right="80"/></w:pPr><w:r><w:rPr><w:rFonts w:ascii="Consolas" w:hAnsi="Consolas"/><w:sz w:val="15"/><w:color w:val="0F172A"/></w:rPr><w:t xml:space="preserve">    cur_sum += a[right];</w:t></w:r></w:p><w:p><w:pPr><w:shd w:val="clear" w:color="auto" w:fill="F8FAFC"/><w:spacing w:before="0" w:after="0" w:line="200" w:lineRule="auto"/><w:ind w:left="80" w:right="80"/></w:pPr><w:r><w:rPr><w:rFonts w:ascii="Consolas" w:hAnsi="Consolas"/><w:sz w:val="15"/><w:color w:val="0F172A"/></w:rPr><w:t xml:space="preserve">    while (cur_sum &gt; K &amp;&amp; left &lt;= right) cur_sum -= a[left++];</w:t></w:r></w:p><w:p><w:pPr><w:shd w:val="clear" w:color="auto" w:fill="F8FAFC"/><w:spacing w:before="0" w:after="0" w:line="200" w:lineRule="auto"/><w:ind w:left="80" w:right="80"/></w:pPr><w:r><w:rPr><w:rFonts w:ascii="Consolas" w:hAnsi="Consolas"/><w:sz w:val="15"/><w:color w:val="0F172A"/></w:rPr><w:t xml:space="preserve">    max_len = max(max_len, right - left + 1);</w:t></w:r></w:p><w:p><w:pPr><w:shd w:val="clear" w:color="auto" w:fill="F8FAFC"/><w:spacing w:before="0" w:after="0" w:line="200" w:lineRule="auto"/><w:ind w:left="80" w:right="80"/></w:pPr><w:r><w:rPr><w:rFonts w:ascii="Consolas" w:hAnsi="Consolas"/><w:sz w:val="15"/><w:color w:val="0F172A"/></w:rPr><w:t xml:space="preserve">}</w:t></w:r></w:p><w:p><w:pPr><w:shd w:val="clear" w:color="auto" w:fill="F8FAFC"/><w:spacing w:before="0" w:after="0" w:line="200" w:lineRule="auto"/><w:ind w:left="80" w:right="80"/></w:pPr><w:r><w:rPr><w:rFonts w:ascii="Consolas" w:hAnsi="Consolas"/><w:sz w:val="15"/><w:color w:val="0F172A"/></w:rPr><w:t xml:space="preserve"></w:t></w:r></w:p><w:p><w:pPr><w:shd w:val="clear" w:color="auto" w:fill="F8FAFC"/><w:spacing w:before="0" w:after="0" w:line="200" w:lineRule="auto"/><w:ind w:left="80" w:right="80"/></w:pPr><w:r><w:rPr><w:rFonts w:ascii="Consolas" w:hAnsi="Consolas"/><w:sz w:val="15"/><w:color w:val="0F172A"/></w:rPr><w:t xml:space="preserve">// 3. MERGING TWO SORTED LISTS (Original twoPointer snippet: O(N + M))</w:t></w:r></w:p><w:p><w:pPr><w:shd w:val="clear" w:color="auto" w:fill="F8FAFC"/><w:spacing w:before="0" w:after="0" w:line="200" w:lineRule="auto"/><w:ind w:left="80" w:right="80"/></w:pPr><w:r><w:rPr><w:rFonts w:ascii="Consolas" w:hAnsi="Consolas"/><w:sz w:val="15"/><w:color w:val="0F172A"/></w:rPr><w:t xml:space="preserve">vector&lt;int&gt; a(n), b(m), c;</w:t></w:r></w:p><w:p><w:pPr><w:shd w:val="clear" w:color="auto" w:fill="F8FAFC"/><w:spacing w:before="0" w:after="0" w:line="200" w:lineRule="auto"/><w:ind w:left="80" w:right="80"/></w:pPr><w:r><w:rPr><w:rFonts w:ascii="Consolas" w:hAnsi="Consolas"/><w:sz w:val="15"/><w:color w:val="0F172A"/></w:rPr><w:t xml:space="preserve">for (int &amp;x : a) cin &gt;&gt; x;</w:t></w:r></w:p><w:p><w:pPr><w:shd w:val="clear" w:color="auto" w:fill="F8FAFC"/><w:spacing w:before="0" w:after="0" w:line="200" w:lineRule="auto"/><w:ind w:left="80" w:right="80"/></w:pPr><w:r><w:rPr><w:rFonts w:ascii="Consolas" w:hAnsi="Consolas"/><w:sz w:val="15"/><w:color w:val="0F172A"/></w:rPr><w:t xml:space="preserve">for (int &amp;x : b) cin &gt;&gt; x;</w:t></w:r></w:p><w:p><w:pPr><w:shd w:val="clear" w:color="auto" w:fill="F8FAFC"/><w:spacing w:before="0" w:after="0" w:line="200" w:lineRule="auto"/><w:ind w:left="80" w:right="80"/></w:pPr><w:r><w:rPr><w:rFonts w:ascii="Consolas" w:hAnsi="Consolas"/><w:sz w:val="15"/><w:color w:val="0F172A"/></w:rPr><w:t xml:space="preserve">int i = 0, j = 0;</w:t></w:r></w:p><w:p><w:pPr><w:shd w:val="clear" w:color="auto" w:fill="F8FAFC"/><w:spacing w:before="0" w:after="0" w:line="200" w:lineRule="auto"/><w:ind w:left="80" w:right="80"/></w:pPr><w:r><w:rPr><w:rFonts w:ascii="Consolas" w:hAnsi="Consolas"/><w:sz w:val="15"/><w:color w:val="0F172A"/></w:rPr><w:t xml:space="preserve">while (i &lt; n || j &lt; m) {</w:t></w:r></w:p><w:p><w:pPr><w:shd w:val="clear" w:color="auto" w:fill="F8FAFC"/><w:spacing w:before="0" w:after="0" w:line="200" w:lineRule="auto"/><w:ind w:left="80" w:right="80"/></w:pPr><w:r><w:rPr><w:rFonts w:ascii="Consolas" w:hAnsi="Consolas"/><w:sz w:val="15"/><w:color w:val="0F172A"/></w:rPr><w:t xml:space="preserve">    while ((i &lt; n) &amp;&amp; (j &gt;= m || (a[i] &lt;= b[j]))) { c.push_back(a[i]); i++; }</w:t></w:r></w:p><w:p><w:pPr><w:shd w:val="clear" w:color="auto" w:fill="F8FAFC"/><w:spacing w:before="0" w:after="0" w:line="200" w:lineRule="auto"/><w:ind w:left="80" w:right="80"/></w:pPr><w:r><w:rPr><w:rFonts w:ascii="Consolas" w:hAnsi="Consolas"/><w:sz w:val="15"/><w:color w:val="0F172A"/></w:rPr><w:t xml:space="preserve">    while ((j &lt; m) &amp;&amp; (i &gt;= n || b[j] &lt;= a[i])) { c.push_back(b[j]); j++; }</w:t></w:r></w:p><w:p><w:pPr><w:shd w:val="clear" w:color="auto" w:fill="F8FAFC"/><w:spacing w:before="0" w:after="0" w:line="200" w:lineRule="auto"/><w:ind w:left="80" w:right="80"/></w:pPr><w:r><w:rPr><w:rFonts w:ascii="Consolas" w:hAnsi="Consolas"/><w:sz w:val="15"/><w:color w:val="0F172A"/></w:rPr><w:t xml:space="preserve">}</w:t></w:r></w:p><w:p><w:pPr><w:pStyle w:val="Heading3"/></w:pPr><w:r><w:rPr><w:b/><w:sz w:val="19"/><w:color w:val="0369A1"/></w:rPr><w:t>9.3 0-1 Knapsack &amp; Unbounded Knapsack</w:t></w:r></w:p><w:p><w:pPr><w:ind w:left="200"/><w:spacing w:after="20"/></w:pPr><w:r><w:rPr><w:color w:val="2563EB"/></w:rPr><w:t xml:space="preserve">â€¢ </w:t></w:r><w:r><w:t>**Time Complexity:** $O(N \cdot W)$ with $O(W)$ space.</w:t></w:r></w:p><w:p><w:pPr><w:shd w:val="clear" w:color="auto" w:fill="F8FAFC"/><w:spacing w:before="0" w:after="0" w:line="200" w:lineRule="auto"/><w:ind w:left="80" w:right="80"/></w:pPr><w:r><w:rPr><w:rFonts w:ascii="Consolas" w:hAnsi="Consolas"/><w:sz w:val="15"/><w:color w:val="0F172A"/></w:rPr><w:t xml:space="preserve">// 0-1 Knapsack (each item at most once)</w:t></w:r></w:p><w:p><w:pPr><w:shd w:val="clear" w:color="auto" w:fill="F8FAFC"/><w:spacing w:before="0" w:after="0" w:line="200" w:lineRule="auto"/><w:ind w:left="80" w:right="80"/></w:pPr><w:r><w:rPr><w:rFonts w:ascii="Consolas" w:hAnsi="Consolas"/><w:sz w:val="15"/><w:color w:val="0F172A"/></w:rPr><w:t xml:space="preserve">int knapsack_01(int W, const vector&lt;int&gt;&amp; wt, const vector&lt;int&gt;&amp; val, int n) {</w:t></w:r></w:p><w:p><w:pPr><w:shd w:val="clear" w:color="auto" w:fill="F8FAFC"/><w:spacing w:before="0" w:after="0" w:line="200" w:lineRule="auto"/><w:ind w:left="80" w:right="80"/></w:pPr><w:r><w:rPr><w:rFonts w:ascii="Consolas" w:hAnsi="Consolas"/><w:sz w:val="15"/><w:color w:val="0F172A"/></w:rPr><w:t xml:space="preserve">    vector&lt;int&gt; dp(W + 1, 0);</w:t></w:r></w:p><w:p><w:pPr><w:shd w:val="clear" w:color="auto" w:fill="F8FAFC"/><w:spacing w:before="0" w:after="0" w:line="200" w:lineRule="auto"/><w:ind w:left="80" w:right="80"/></w:pPr><w:r><w:rPr><w:rFonts w:ascii="Consolas" w:hAnsi="Consolas"/><w:sz w:val="15"/><w:color w:val="0F172A"/></w:rPr><w:t xml:space="preserve">    for (int i = 0; i &lt; n; i++)</w:t></w:r></w:p><w:p><w:pPr><w:shd w:val="clear" w:color="auto" w:fill="F8FAFC"/><w:spacing w:before="0" w:after="0" w:line="200" w:lineRule="auto"/><w:ind w:left="80" w:right="80"/></w:pPr><w:r><w:rPr><w:rFonts w:ascii="Consolas" w:hAnsi="Consolas"/><w:sz w:val="15"/><w:color w:val="0F172A"/></w:rPr><w:t xml:space="preserve">        for (int w = W; w &gt;= wt[i]; w--) // BACKWARDS</w:t></w:r></w:p><w:p><w:pPr><w:shd w:val="clear" w:color="auto" w:fill="F8FAFC"/><w:spacing w:before="0" w:after="0" w:line="200" w:lineRule="auto"/><w:ind w:left="80" w:right="80"/></w:pPr><w:r><w:rPr><w:rFonts w:ascii="Consolas" w:hAnsi="Consolas"/><w:sz w:val="15"/><w:color w:val="0F172A"/></w:rPr><w:t xml:space="preserve">            dp[w] = max(dp[w], dp[w - wt[i]] + val[i]);</w:t></w:r></w:p><w:p><w:pPr><w:shd w:val="clear" w:color="auto" w:fill="F8FAFC"/><w:spacing w:before="0" w:after="0" w:line="200" w:lineRule="auto"/><w:ind w:left="80" w:right="80"/></w:pPr><w:r><w:rPr><w:rFonts w:ascii="Consolas" w:hAnsi="Consolas"/><w:sz w:val="15"/><w:color w:val="0F172A"/></w:rPr><w:t xml:space="preserve">    return dp[W];</w:t></w:r></w:p><w:p><w:pPr><w:shd w:val="clear" w:color="auto" w:fill="F8FAFC"/><w:spacing w:before="0" w:after="0" w:line="200" w:lineRule="auto"/><w:ind w:left="80" w:right="80"/></w:pPr><w:r><w:rPr><w:rFonts w:ascii="Consolas" w:hAnsi="Consolas"/><w:sz w:val="15"/><w:color w:val="0F172A"/></w:rPr><w:t xml:space="preserve">}</w:t></w:r></w:p><w:p><w:pPr><w:shd w:val="clear" w:color="auto" w:fill="F8FAFC"/><w:spacing w:before="0" w:after="0" w:line="200" w:lineRule="auto"/><w:ind w:left="80" w:right="80"/></w:pPr><w:r><w:rPr><w:rFonts w:ascii="Consolas" w:hAnsi="Consolas"/><w:sz w:val="15"/><w:color w:val="0F172A"/></w:rPr><w:t xml:space="preserve"></w:t></w:r></w:p><w:p><w:pPr><w:shd w:val="clear" w:color="auto" w:fill="F8FAFC"/><w:spacing w:before="0" w:after="0" w:line="200" w:lineRule="auto"/><w:ind w:left="80" w:right="80"/></w:pPr><w:r><w:rPr><w:rFonts w:ascii="Consolas" w:hAnsi="Consolas"/><w:sz w:val="15"/><w:color w:val="0F172A"/></w:rPr><w:t xml:space="preserve">// Unbounded Knapsack: change inner loop to: for (int w = wt[i]; w &lt;= W; w++)</w:t></w:r></w:p><w:p><w:pPr><w:pStyle w:val="Heading3"/></w:pPr><w:r><w:rPr><w:b/><w:sz w:val="19"/><w:color w:val="0369A1"/></w:rPr><w:t>9.4 Longest Increasing Subsequence ($O(N \log N)$)</w:t></w:r></w:p><w:p><w:pPr><w:shd w:val="clear" w:color="auto" w:fill="F8FAFC"/><w:spacing w:before="0" w:after="0" w:line="200" w:lineRule="auto"/><w:ind w:left="80" w:right="80"/></w:pPr><w:r><w:rPr><w:rFonts w:ascii="Consolas" w:hAnsi="Consolas"/><w:sz w:val="15"/><w:color w:val="0F172A"/></w:rPr><w:t xml:space="preserve">int lis(const vector&lt;int&gt;&amp; a) {</w:t></w:r></w:p><w:p><w:pPr><w:shd w:val="clear" w:color="auto" w:fill="F8FAFC"/><w:spacing w:before="0" w:after="0" w:line="200" w:lineRule="auto"/><w:ind w:left="80" w:right="80"/></w:pPr><w:r><w:rPr><w:rFonts w:ascii="Consolas" w:hAnsi="Consolas"/><w:sz w:val="15"/><w:color w:val="0F172A"/></w:rPr><w:t xml:space="preserve">    vector&lt;int&gt; tails;</w:t></w:r></w:p><w:p><w:pPr><w:shd w:val="clear" w:color="auto" w:fill="F8FAFC"/><w:spacing w:before="0" w:after="0" w:line="200" w:lineRule="auto"/><w:ind w:left="80" w:right="80"/></w:pPr><w:r><w:rPr><w:rFonts w:ascii="Consolas" w:hAnsi="Consolas"/><w:sz w:val="15"/><w:color w:val="0F172A"/></w:rPr><w:t xml:space="preserve">    for (int x : a) {</w:t></w:r></w:p><w:p><w:pPr><w:shd w:val="clear" w:color="auto" w:fill="F8FAFC"/><w:spacing w:before="0" w:after="0" w:line="200" w:lineRule="auto"/><w:ind w:left="80" w:right="80"/></w:pPr><w:r><w:rPr><w:rFonts w:ascii="Consolas" w:hAnsi="Consolas"/><w:sz w:val="15"/><w:color w:val="0F172A"/></w:rPr><w:t xml:space="preserve">        auto it = lower_bound(tails.begin(), tails.end(), x);</w:t></w:r></w:p><w:p><w:pPr><w:shd w:val="clear" w:color="auto" w:fill="F8FAFC"/><w:spacing w:before="0" w:after="0" w:line="200" w:lineRule="auto"/><w:ind w:left="80" w:right="80"/></w:pPr><w:r><w:rPr><w:rFonts w:ascii="Consolas" w:hAnsi="Consolas"/><w:sz w:val="15"/><w:color w:val="0F172A"/></w:rPr><w:t xml:space="preserve">        if (it == tails.end()) tails.push_back(x);</w:t></w:r></w:p><w:p><w:pPr><w:shd w:val="clear" w:color="auto" w:fill="F8FAFC"/><w:spacing w:before="0" w:after="0" w:line="200" w:lineRule="auto"/><w:ind w:left="80" w:right="80"/></w:pPr><w:r><w:rPr><w:rFonts w:ascii="Consolas" w:hAnsi="Consolas"/><w:sz w:val="15"/><w:color w:val="0F172A"/></w:rPr><w:t xml:space="preserve">        else *it = x;</w:t></w:r></w:p><w:p><w:pPr><w:shd w:val="clear" w:color="auto" w:fill="F8FAFC"/><w:spacing w:before="0" w:after="0" w:line="200" w:lineRule="auto"/><w:ind w:left="80" w:right="80"/></w:pPr><w:r><w:rPr><w:rFonts w:ascii="Consolas" w:hAnsi="Consolas"/><w:sz w:val="15"/><w:color w:val="0F172A"/></w:rPr><w:t xml:space="preserve">    }</w:t></w:r></w:p><w:p><w:pPr><w:shd w:val="clear" w:color="auto" w:fill="F8FAFC"/><w:spacing w:before="0" w:after="0" w:line="200" w:lineRule="auto"/><w:ind w:left="80" w:right="80"/></w:pPr><w:r><w:rPr><w:rFonts w:ascii="Consolas" w:hAnsi="Consolas"/><w:sz w:val="15"/><w:color w:val="0F172A"/></w:rPr><w:t xml:space="preserve">    return tails.size();</w:t></w:r></w:p><w:p><w:pPr><w:shd w:val="clear" w:color="auto" w:fill="F8FAFC"/><w:spacing w:before="0" w:after="0" w:line="200" w:lineRule="auto"/><w:ind w:left="80" w:right="80"/></w:pPr><w:r><w:rPr><w:rFonts w:ascii="Consolas" w:hAnsi="Consolas"/><w:sz w:val="15"/><w:color w:val="0F172A"/></w:rPr><w:t xml:space="preserve">}</w:t></w:r></w:p><w:p><w:pPr><w:pStyle w:val="Heading3"/></w:pPr><w:r><w:rPr><w:b/><w:sz w:val="19"/><w:color w:val="0369A1"/></w:rPr><w:t>9.5 Kadane&apos;s Algorithm (Max Subarray Sum with Range Indices)</w:t></w:r></w:p><w:p><w:pPr><w:ind w:left="200"/><w:spacing w:after="20"/></w:pPr><w:r><w:rPr><w:color w:val="2563EB"/></w:rPr><w:t xml:space="preserve">â€¢ </w:t></w:r><w:r><w:t>**Time Complexity:** $O(N)$</w:t></w:r></w:p><w:p><w:pPr><w:shd w:val="clear" w:color="auto" w:fill="F8FAFC"/><w:spacing w:before="0" w:after="0" w:line="200" w:lineRule="auto"/><w:ind w:left="80" w:right="80"/></w:pPr><w:r><w:rPr><w:rFonts w:ascii="Consolas" w:hAnsi="Consolas"/><w:sz w:val="15"/><w:color w:val="0F172A"/></w:rPr><w:t xml:space="preserve">long long max_sum = -1e18, cur = 0;</w:t></w:r></w:p><w:p><w:pPr><w:shd w:val="clear" w:color="auto" w:fill="F8FAFC"/><w:spacing w:before="0" w:after="0" w:line="200" w:lineRule="auto"/><w:ind w:left="80" w:right="80"/></w:pPr><w:r><w:rPr><w:rFonts w:ascii="Consolas" w:hAnsi="Consolas"/><w:sz w:val="15"/><w:color w:val="0F172A"/></w:rPr><w:t xml:space="preserve">int best_l = 0, best_r = 0, start = 0;</w:t></w:r></w:p><w:p><w:pPr><w:shd w:val="clear" w:color="auto" w:fill="F8FAFC"/><w:spacing w:before="0" w:after="0" w:line="200" w:lineRule="auto"/><w:ind w:left="80" w:right="80"/></w:pPr><w:r><w:rPr><w:rFonts w:ascii="Consolas" w:hAnsi="Consolas"/><w:sz w:val="15"/><w:color w:val="0F172A"/></w:rPr><w:t xml:space="preserve">for (int i = 0; i &lt; n; i++) {</w:t></w:r></w:p><w:p><w:pPr><w:shd w:val="clear" w:color="auto" w:fill="F8FAFC"/><w:spacing w:before="0" w:after="0" w:line="200" w:lineRule="auto"/><w:ind w:left="80" w:right="80"/></w:pPr><w:r><w:rPr><w:rFonts w:ascii="Consolas" w:hAnsi="Consolas"/><w:sz w:val="15"/><w:color w:val="0F172A"/></w:rPr><w:t xml:space="preserve">    cur += a[i];</w:t></w:r></w:p><w:p><w:pPr><w:shd w:val="clear" w:color="auto" w:fill="F8FAFC"/><w:spacing w:before="0" w:after="0" w:line="200" w:lineRule="auto"/><w:ind w:left="80" w:right="80"/></w:pPr><w:r><w:rPr><w:rFonts w:ascii="Consolas" w:hAnsi="Consolas"/><w:sz w:val="15"/><w:color w:val="0F172A"/></w:rPr><w:t xml:space="preserve">    if (cur &gt; max_sum) { max_sum = cur; best_l = start; best_r = i; }</w:t></w:r></w:p><w:p><w:pPr><w:shd w:val="clear" w:color="auto" w:fill="F8FAFC"/><w:spacing w:before="0" w:after="0" w:line="200" w:lineRule="auto"/><w:ind w:left="80" w:right="80"/></w:pPr><w:r><w:rPr><w:rFonts w:ascii="Consolas" w:hAnsi="Consolas"/><w:sz w:val="15"/><w:color w:val="0F172A"/></w:rPr><w:t xml:space="preserve">    if (cur &lt; 0) { cur = 0; start = i + 1; }</w:t></w:r></w:p><w:p><w:pPr><w:shd w:val="clear" w:color="auto" w:fill="F8FAFC"/><w:spacing w:before="0" w:after="0" w:line="200" w:lineRule="auto"/><w:ind w:left="80" w:right="80"/></w:pPr><w:r><w:rPr><w:rFonts w:ascii="Consolas" w:hAnsi="Consolas"/><w:sz w:val="15"/><w:color w:val="0F172A"/></w:rPr><w:t xml:space="preserve">} // Max contiguous subarray sum is on range [best_l, best_r]</w:t></w:r></w:p><w:p><w:pPr><w:pStyle w:val="Heading3"/></w:pPr><w:r><w:rPr><w:b/><w:sz w:val="19"/><w:color w:val="0369A1"/></w:rPr><w:t>9.6 Longest Common Subsequence (LCS with Path Reconstruction)</w:t></w:r></w:p><w:p><w:pPr><w:ind w:left="200"/><w:spacing w:after="20"/></w:pPr><w:r><w:rPr><w:color w:val="2563EB"/></w:rPr><w:t xml:space="preserve">â€¢ </w:t></w:r><w:r><w:t>**Time Complexity:** $O(N \cdot M)$</w:t></w:r></w:p><w:p><w:pPr><w:shd w:val="clear" w:color="auto" w:fill="F8FAFC"/><w:spacing w:before="0" w:after="0" w:line="200" w:lineRule="auto"/><w:ind w:left="80" w:right="80"/></w:pPr><w:r><w:rPr><w:rFonts w:ascii="Consolas" w:hAnsi="Consolas"/><w:sz w:val="15"/><w:color w:val="0F172A"/></w:rPr><w:t xml:space="preserve">string get_lcs(const string &amp;s, const string &amp;t) {</w:t></w:r></w:p><w:p><w:pPr><w:shd w:val="clear" w:color="auto" w:fill="F8FAFC"/><w:spacing w:before="0" w:after="0" w:line="200" w:lineRule="auto"/><w:ind w:left="80" w:right="80"/></w:pPr><w:r><w:rPr><w:rFonts w:ascii="Consolas" w:hAnsi="Consolas"/><w:sz w:val="15"/><w:color w:val="0F172A"/></w:rPr><w:t xml:space="preserve">    int n = s.size(), m = t.size();</w:t></w:r></w:p><w:p><w:pPr><w:shd w:val="clear" w:color="auto" w:fill="F8FAFC"/><w:spacing w:before="0" w:after="0" w:line="200" w:lineRule="auto"/><w:ind w:left="80" w:right="80"/></w:pPr><w:r><w:rPr><w:rFonts w:ascii="Consolas" w:hAnsi="Consolas"/><w:sz w:val="15"/><w:color w:val="0F172A"/></w:rPr><w:t xml:space="preserve">    vector&lt;vector&lt;int&gt;&gt; dp(n + 1, vector&lt;int&gt;(m + 1, 0));</w:t></w:r></w:p><w:p><w:pPr><w:shd w:val="clear" w:color="auto" w:fill="F8FAFC"/><w:spacing w:before="0" w:after="0" w:line="200" w:lineRule="auto"/><w:ind w:left="80" w:right="80"/></w:pPr><w:r><w:rPr><w:rFonts w:ascii="Consolas" w:hAnsi="Consolas"/><w:sz w:val="15"/><w:color w:val="0F172A"/></w:rPr><w:t xml:space="preserve">    for (int i = 1; i &lt;= n; i++)</w:t></w:r></w:p><w:p><w:pPr><w:shd w:val="clear" w:color="auto" w:fill="F8FAFC"/><w:spacing w:before="0" w:after="0" w:line="200" w:lineRule="auto"/><w:ind w:left="80" w:right="80"/></w:pPr><w:r><w:rPr><w:rFonts w:ascii="Consolas" w:hAnsi="Consolas"/><w:sz w:val="15"/><w:color w:val="0F172A"/></w:rPr><w:t xml:space="preserve">        for (int j = 1; j &lt;= m; j++)</w:t></w:r></w:p><w:p><w:pPr><w:shd w:val="clear" w:color="auto" w:fill="F8FAFC"/><w:spacing w:before="0" w:after="0" w:line="200" w:lineRule="auto"/><w:ind w:left="80" w:right="80"/></w:pPr><w:r><w:rPr><w:rFonts w:ascii="Consolas" w:hAnsi="Consolas"/><w:sz w:val="15"/><w:color w:val="0F172A"/></w:rPr><w:t xml:space="preserve">            dp[i][j] = (s[i - 1] == t[j - 1]) ? 1 + dp[i - 1][j - 1] : max(dp[i - 1][j], dp[i][j - 1]);</w:t></w:r></w:p><w:p><w:pPr><w:shd w:val="clear" w:color="auto" w:fill="F8FAFC"/><w:spacing w:before="0" w:after="0" w:line="200" w:lineRule="auto"/><w:ind w:left="80" w:right="80"/></w:pPr><w:r><w:rPr><w:rFonts w:ascii="Consolas" w:hAnsi="Consolas"/><w:sz w:val="15"/><w:color w:val="0F172A"/></w:rPr><w:t xml:space="preserve">    string res = &quot;&quot;; int i = n, j = m;</w:t></w:r></w:p><w:p><w:pPr><w:shd w:val="clear" w:color="auto" w:fill="F8FAFC"/><w:spacing w:before="0" w:after="0" w:line="200" w:lineRule="auto"/><w:ind w:left="80" w:right="80"/></w:pPr><w:r><w:rPr><w:rFonts w:ascii="Consolas" w:hAnsi="Consolas"/><w:sz w:val="15"/><w:color w:val="0F172A"/></w:rPr><w:t xml:space="preserve">    while (i &gt; 0 &amp;&amp; j &gt; 0) {</w:t></w:r></w:p><w:p><w:pPr><w:shd w:val="clear" w:color="auto" w:fill="F8FAFC"/><w:spacing w:before="0" w:after="0" w:line="200" w:lineRule="auto"/><w:ind w:left="80" w:right="80"/></w:pPr><w:r><w:rPr><w:rFonts w:ascii="Consolas" w:hAnsi="Consolas"/><w:sz w:val="15"/><w:color w:val="0F172A"/></w:rPr><w:t xml:space="preserve">        if (s[i - 1] == t[j - 1]) { res += s[i - 1]; i--; j--; }</w:t></w:r></w:p><w:p><w:pPr><w:shd w:val="clear" w:color="auto" w:fill="F8FAFC"/><w:spacing w:before="0" w:after="0" w:line="200" w:lineRule="auto"/><w:ind w:left="80" w:right="80"/></w:pPr><w:r><w:rPr><w:rFonts w:ascii="Consolas" w:hAnsi="Consolas"/><w:sz w:val="15"/><w:color w:val="0F172A"/></w:rPr><w:t xml:space="preserve">        else if (dp[i - 1][j] &gt; dp[i][j - 1]) i--;</w:t></w:r></w:p><w:p><w:pPr><w:shd w:val="clear" w:color="auto" w:fill="F8FAFC"/><w:spacing w:before="0" w:after="0" w:line="200" w:lineRule="auto"/><w:ind w:left="80" w:right="80"/></w:pPr><w:r><w:rPr><w:rFonts w:ascii="Consolas" w:hAnsi="Consolas"/><w:sz w:val="15"/><w:color w:val="0F172A"/></w:rPr><w:t xml:space="preserve">        else j--;</w:t></w:r></w:p><w:p><w:pPr><w:shd w:val="clear" w:color="auto" w:fill="F8FAFC"/><w:spacing w:before="0" w:after="0" w:line="200" w:lineRule="auto"/><w:ind w:left="80" w:right="80"/></w:pPr><w:r><w:rPr><w:rFonts w:ascii="Consolas" w:hAnsi="Consolas"/><w:sz w:val="15"/><w:color w:val="0F172A"/></w:rPr><w:t xml:space="preserve">    }</w:t></w:r></w:p><w:p><w:pPr><w:shd w:val="clear" w:color="auto" w:fill="F8FAFC"/><w:spacing w:before="0" w:after="0" w:line="200" w:lineRule="auto"/><w:ind w:left="80" w:right="80"/></w:pPr><w:r><w:rPr><w:rFonts w:ascii="Consolas" w:hAnsi="Consolas"/><w:sz w:val="15"/><w:color w:val="0F172A"/></w:rPr><w:t xml:space="preserve">    reverse(res.begin(), res.end());</w:t></w:r></w:p><w:p><w:pPr><w:shd w:val="clear" w:color="auto" w:fill="F8FAFC"/><w:spacing w:before="0" w:after="0" w:line="200" w:lineRule="auto"/><w:ind w:left="80" w:right="80"/></w:pPr><w:r><w:rPr><w:rFonts w:ascii="Consolas" w:hAnsi="Consolas"/><w:sz w:val="15"/><w:color w:val="0F172A"/></w:rPr><w:t xml:space="preserve">    return res; // Length is dp[n][m]</w:t></w:r></w:p><w:p><w:pPr><w:shd w:val="clear" w:color="auto" w:fill="F8FAFC"/><w:spacing w:before="0" w:after="0" w:line="200" w:lineRule="auto"/><w:ind w:left="80" w:right="80"/></w:pPr><w:r><w:rPr><w:rFonts w:ascii="Consolas" w:hAnsi="Consolas"/><w:sz w:val="15"/><w:color w:val="0F172A"/></w:rPr><w:t xml:space="preserve">}</w:t></w:r></w:p><w:p><w:pPr><w:pStyle w:val="Heading3"/></w:pPr><w:r><w:rPr><w:b/><w:sz w:val="19"/><w:color w:val="0369A1"/></w:rPr><w:t>9.7 Coin Change (Min Coins &amp; Total Combinations)</w:t></w:r></w:p><w:p><w:pPr><w:ind w:left="200"/><w:spacing w:after="20"/></w:pPr><w:r><w:rPr><w:color w:val="2563EB"/></w:rPr><w:t xml:space="preserve">â€¢ </w:t></w:r><w:r><w:t>**Time Complexity:** $O(N \cdot X)$</w:t></w:r></w:p><w:p><w:pPr><w:shd w:val="clear" w:color="auto" w:fill="F8FAFC"/><w:spacing w:before="0" w:after="0" w:line="200" w:lineRule="auto"/><w:ind w:left="80" w:right="80"/></w:pPr><w:r><w:rPr><w:rFonts w:ascii="Consolas" w:hAnsi="Consolas"/><w:sz w:val="15"/><w:color w:val="0F172A"/></w:rPr><w:t xml:space="preserve">// 1. Min coins to make target amount X:</w:t></w:r></w:p><w:p><w:pPr><w:shd w:val="clear" w:color="auto" w:fill="F8FAFC"/><w:spacing w:before="0" w:after="0" w:line="200" w:lineRule="auto"/><w:ind w:left="80" w:right="80"/></w:pPr><w:r><w:rPr><w:rFonts w:ascii="Consolas" w:hAnsi="Consolas"/><w:sz w:val="15"/><w:color w:val="0F172A"/></w:rPr><w:t xml:space="preserve">vector&lt;int&gt; dp(X + 1, 1e9); dp[0] = 0;</w:t></w:r></w:p><w:p><w:pPr><w:shd w:val="clear" w:color="auto" w:fill="F8FAFC"/><w:spacing w:before="0" w:after="0" w:line="200" w:lineRule="auto"/><w:ind w:left="80" w:right="80"/></w:pPr><w:r><w:rPr><w:rFonts w:ascii="Consolas" w:hAnsi="Consolas"/><w:sz w:val="15"/><w:color w:val="0F172A"/></w:rPr><w:t xml:space="preserve">for (int i = 1; i &lt;= X; i++)</w:t></w:r></w:p><w:p><w:pPr><w:shd w:val="clear" w:color="auto" w:fill="F8FAFC"/><w:spacing w:before="0" w:after="0" w:line="200" w:lineRule="auto"/><w:ind w:left="80" w:right="80"/></w:pPr><w:r><w:rPr><w:rFonts w:ascii="Consolas" w:hAnsi="Consolas"/><w:sz w:val="15"/><w:color w:val="0F172A"/></w:rPr><w:t xml:space="preserve">    for (int c : coins) if (i &gt;= c) dp[i] = min(dp[i], dp[i - c] + 1);</w:t></w:r></w:p><w:p><w:pPr><w:shd w:val="clear" w:color="auto" w:fill="F8FAFC"/><w:spacing w:before="0" w:after="0" w:line="200" w:lineRule="auto"/><w:ind w:left="80" w:right="80"/></w:pPr><w:r><w:rPr><w:rFonts w:ascii="Consolas" w:hAnsi="Consolas"/><w:sz w:val="15"/><w:color w:val="0F172A"/></w:rPr><w:t xml:space="preserve">int min_coins = (dp[X] &gt;= 1e9 ? -1 : dp[X]);</w:t></w:r></w:p><w:p><w:pPr><w:shd w:val="clear" w:color="auto" w:fill="F8FAFC"/><w:spacing w:before="0" w:after="0" w:line="200" w:lineRule="auto"/><w:ind w:left="80" w:right="80"/></w:pPr><w:r><w:rPr><w:rFonts w:ascii="Consolas" w:hAnsi="Consolas"/><w:sz w:val="15"/><w:color w:val="0F172A"/></w:rPr><w:t xml:space="preserve"></w:t></w:r></w:p><w:p><w:pPr><w:shd w:val="clear" w:color="auto" w:fill="F8FAFC"/><w:spacing w:before="0" w:after="0" w:line="200" w:lineRule="auto"/><w:ind w:left="80" w:right="80"/></w:pPr><w:r><w:rPr><w:rFonts w:ascii="Consolas" w:hAnsi="Consolas"/><w:sz w:val="15"/><w:color w:val="0F172A"/></w:rPr><w:t xml:space="preserve">// 2. Number of distinct combinations (coins outer loop):</w:t></w:r></w:p><w:p><w:pPr><w:shd w:val="clear" w:color="auto" w:fill="F8FAFC"/><w:spacing w:before="0" w:after="0" w:line="200" w:lineRule="auto"/><w:ind w:left="80" w:right="80"/></w:pPr><w:r><w:rPr><w:rFonts w:ascii="Consolas" w:hAnsi="Consolas"/><w:sz w:val="15"/><w:color w:val="0F172A"/></w:rPr><w:t xml:space="preserve">vector&lt;int&gt; ways(X + 1, 0); ways[0] = 1;</w:t></w:r></w:p><w:p><w:pPr><w:shd w:val="clear" w:color="auto" w:fill="F8FAFC"/><w:spacing w:before="0" w:after="0" w:line="200" w:lineRule="auto"/><w:ind w:left="80" w:right="80"/></w:pPr><w:r><w:rPr><w:rFonts w:ascii="Consolas" w:hAnsi="Consolas"/><w:sz w:val="15"/><w:color w:val="0F172A"/></w:rPr><w:t xml:space="preserve">for (int c : coins)</w:t></w:r></w:p><w:p><w:pPr><w:shd w:val="clear" w:color="auto" w:fill="F8FAFC"/><w:spacing w:before="0" w:after="0" w:line="200" w:lineRule="auto"/><w:ind w:left="80" w:right="80"/></w:pPr><w:r><w:rPr><w:rFonts w:ascii="Consolas" w:hAnsi="Consolas"/><w:sz w:val="15"/><w:color w:val="0F172A"/></w:rPr><w:t xml:space="preserve">    for (int i = c; i &lt;= X; i++) ways[i] = (ways[i] + ways[i - c]) % MOD;</w:t></w:r></w:p><w:p><w:pPr><w:pStyle w:val="Heading3"/></w:pPr><w:r><w:rPr><w:b/><w:sz w:val="19"/><w:color w:val="0369A1"/></w:rPr><w:t>9.8 Edit Distance (Levenshtein Distance)</w:t></w:r></w:p><w:p><w:pPr><w:ind w:left="200"/><w:spacing w:after="20"/></w:pPr><w:r><w:rPr><w:color w:val="2563EB"/></w:rPr><w:t xml:space="preserve">â€¢ </w:t></w:r><w:r><w:t>**Time Complexity:** $O(N \cdot M)$</w:t></w:r></w:p><w:p><w:pPr><w:shd w:val="clear" w:color="auto" w:fill="F8FAFC"/><w:spacing w:before="0" w:after="0" w:line="200" w:lineRule="auto"/><w:ind w:left="80" w:right="80"/></w:pPr><w:r><w:rPr><w:rFonts w:ascii="Consolas" w:hAnsi="Consolas"/><w:sz w:val="15"/><w:color w:val="0F172A"/></w:rPr><w:t xml:space="preserve">int edit_distance(const string &amp;s1, const string &amp;s2) {</w:t></w:r></w:p><w:p><w:pPr><w:shd w:val="clear" w:color="auto" w:fill="F8FAFC"/><w:spacing w:before="0" w:after="0" w:line="200" w:lineRule="auto"/><w:ind w:left="80" w:right="80"/></w:pPr><w:r><w:rPr><w:rFonts w:ascii="Consolas" w:hAnsi="Consolas"/><w:sz w:val="15"/><w:color w:val="0F172A"/></w:rPr><w:t xml:space="preserve">    int n = s1.size(), m = s2.size();</w:t></w:r></w:p><w:p><w:pPr><w:shd w:val="clear" w:color="auto" w:fill="F8FAFC"/><w:spacing w:before="0" w:after="0" w:line="200" w:lineRule="auto"/><w:ind w:left="80" w:right="80"/></w:pPr><w:r><w:rPr><w:rFonts w:ascii="Consolas" w:hAnsi="Consolas"/><w:sz w:val="15"/><w:color w:val="0F172A"/></w:rPr><w:t xml:space="preserve">    vector&lt;vector&lt;int&gt;&gt; dp(n + 1, vector&lt;int&gt;(m + 1));</w:t></w:r></w:p><w:p><w:pPr><w:shd w:val="clear" w:color="auto" w:fill="F8FAFC"/><w:spacing w:before="0" w:after="0" w:line="200" w:lineRule="auto"/><w:ind w:left="80" w:right="80"/></w:pPr><w:r><w:rPr><w:rFonts w:ascii="Consolas" w:hAnsi="Consolas"/><w:sz w:val="15"/><w:color w:val="0F172A"/></w:rPr><w:t xml:space="preserve">    for (int i = 0; i &lt;= n; i++) dp[i][0] = i;</w:t></w:r></w:p><w:p><w:pPr><w:shd w:val="clear" w:color="auto" w:fill="F8FAFC"/><w:spacing w:before="0" w:after="0" w:line="200" w:lineRule="auto"/><w:ind w:left="80" w:right="80"/></w:pPr><w:r><w:rPr><w:rFonts w:ascii="Consolas" w:hAnsi="Consolas"/><w:sz w:val="15"/><w:color w:val="0F172A"/></w:rPr><w:t xml:space="preserve">    for (int j = 0; j &lt;= m; j++) dp[0][j] = j;</w:t></w:r></w:p><w:p><w:pPr><w:shd w:val="clear" w:color="auto" w:fill="F8FAFC"/><w:spacing w:before="0" w:after="0" w:line="200" w:lineRule="auto"/><w:ind w:left="80" w:right="80"/></w:pPr><w:r><w:rPr><w:rFonts w:ascii="Consolas" w:hAnsi="Consolas"/><w:sz w:val="15"/><w:color w:val="0F172A"/></w:rPr><w:t xml:space="preserve">    for (int i = 1; i &lt;= n; i++) {</w:t></w:r></w:p><w:p><w:pPr><w:shd w:val="clear" w:color="auto" w:fill="F8FAFC"/><w:spacing w:before="0" w:after="0" w:line="200" w:lineRule="auto"/><w:ind w:left="80" w:right="80"/></w:pPr><w:r><w:rPr><w:rFonts w:ascii="Consolas" w:hAnsi="Consolas"/><w:sz w:val="15"/><w:color w:val="0F172A"/></w:rPr><w:t xml:space="preserve">        for (int j = 1; j &lt;= m; j++) {</w:t></w:r></w:p><w:p><w:pPr><w:shd w:val="clear" w:color="auto" w:fill="F8FAFC"/><w:spacing w:before="0" w:after="0" w:line="200" w:lineRule="auto"/><w:ind w:left="80" w:right="80"/></w:pPr><w:r><w:rPr><w:rFonts w:ascii="Consolas" w:hAnsi="Consolas"/><w:sz w:val="15"/><w:color w:val="0F172A"/></w:rPr><w:t xml:space="preserve">            if (s1[i - 1] == s2[j - 1]) dp[i][j] = dp[i - 1][j - 1];</w:t></w:r></w:p><w:p><w:pPr><w:shd w:val="clear" w:color="auto" w:fill="F8FAFC"/><w:spacing w:before="0" w:after="0" w:line="200" w:lineRule="auto"/><w:ind w:left="80" w:right="80"/></w:pPr><w:r><w:rPr><w:rFonts w:ascii="Consolas" w:hAnsi="Consolas"/><w:sz w:val="15"/><w:color w:val="0F172A"/></w:rPr><w:t xml:space="preserve">            else dp[i][j] = 1 + min({dp[i - 1][j], dp[i][j - 1], dp[i - 1][j - 1]});</w:t></w:r></w:p><w:p><w:pPr><w:shd w:val="clear" w:color="auto" w:fill="F8FAFC"/><w:spacing w:before="0" w:after="0" w:line="200" w:lineRule="auto"/><w:ind w:left="80" w:right="80"/></w:pPr><w:r><w:rPr><w:rFonts w:ascii="Consolas" w:hAnsi="Consolas"/><w:sz w:val="15"/><w:color w:val="0F172A"/></w:rPr><w:t xml:space="preserve">        }</w:t></w:r></w:p><w:p><w:pPr><w:shd w:val="clear" w:color="auto" w:fill="F8FAFC"/><w:spacing w:before="0" w:after="0" w:line="200" w:lineRule="auto"/><w:ind w:left="80" w:right="80"/></w:pPr><w:r><w:rPr><w:rFonts w:ascii="Consolas" w:hAnsi="Consolas"/><w:sz w:val="15"/><w:color w:val="0F172A"/></w:rPr><w:t xml:space="preserve">    }</w:t></w:r></w:p><w:p><w:pPr><w:shd w:val="clear" w:color="auto" w:fill="F8FAFC"/><w:spacing w:before="0" w:after="0" w:line="200" w:lineRule="auto"/><w:ind w:left="80" w:right="80"/></w:pPr><w:r><w:rPr><w:rFonts w:ascii="Consolas" w:hAnsi="Consolas"/><w:sz w:val="15"/><w:color w:val="0F172A"/></w:rPr><w:t xml:space="preserve">    return dp[n][m];</w:t></w:r></w:p><w:p><w:pPr><w:shd w:val="clear" w:color="auto" w:fill="F8FAFC"/><w:spacing w:before="0" w:after="0" w:line="200" w:lineRule="auto"/><w:ind w:left="80" w:right="80"/></w:pPr><w:r><w:rPr><w:rFonts w:ascii="Consolas" w:hAnsi="Consolas"/><w:sz w:val="15"/><w:color w:val="0F172A"/></w:rPr><w:t xml:space="preserve">}</w:t></w:r></w:p><w:p><w:pPr><w:pBdr><w:bottom w:val="single" w:sz="4" w:space="1" w:color="CBD5E0"/></w:pPr></w:p><w:p><w:pPr><w:pStyle w:val="Heading1"/></w:pPr><w:r><w:rPr><w:b/><w:sz w:val="26"/><w:color w:val="1E3A8A"/></w:rPr><w:t>Section 10: Advanced Tools (Kruskal, Matrix Power &amp; Geometry)</w:t></w:r></w:p><w:p><w:pPr><w:pStyle w:val="Heading3"/></w:pPr><w:r><w:rPr><w:b/><w:sz w:val="19"/><w:color w:val="0369A1"/></w:rPr><w:t>10.1 Kruskal&apos;s Minimum Spanning Tree (MST)</w:t></w:r></w:p><w:p><w:pPr><w:ind w:left="200"/><w:spacing w:after="20"/></w:pPr><w:r><w:rPr><w:color w:val="2563EB"/></w:rPr><w:t xml:space="preserve">â€¢ </w:t></w:r><w:r><w:t>**Time Complexity:** $O(E \log E)$</w:t></w:r></w:p><w:p><w:pPr><w:shd w:val="clear" w:color="auto" w:fill="F8FAFC"/><w:spacing w:before="0" w:after="0" w:line="200" w:lineRule="auto"/><w:ind w:left="80" w:right="80"/></w:pPr><w:r><w:rPr><w:rFonts w:ascii="Consolas" w:hAnsi="Consolas"/><w:sz w:val="15"/><w:color w:val="0F172A"/></w:rPr><w:t xml:space="preserve">struct Edge {</w:t></w:r></w:p><w:p><w:pPr><w:shd w:val="clear" w:color="auto" w:fill="F8FAFC"/><w:spacing w:before="0" w:after="0" w:line="200" w:lineRule="auto"/><w:ind w:left="80" w:right="80"/></w:pPr><w:r><w:rPr><w:rFonts w:ascii="Consolas" w:hAnsi="Consolas"/><w:sz w:val="15"/><w:color w:val="0F172A"/></w:rPr><w:t xml:space="preserve">    int u, v, w;</w:t></w:r></w:p><w:p><w:pPr><w:shd w:val="clear" w:color="auto" w:fill="F8FAFC"/><w:spacing w:before="0" w:after="0" w:line="200" w:lineRule="auto"/><w:ind w:left="80" w:right="80"/></w:pPr><w:r><w:rPr><w:rFonts w:ascii="Consolas" w:hAnsi="Consolas"/><w:sz w:val="15"/><w:color w:val="0F172A"/></w:rPr><w:t xml:space="preserve">    bool operator&lt;(const Edge&amp; o) const { return w &lt; o.w; }</w:t></w:r></w:p><w:p><w:pPr><w:shd w:val="clear" w:color="auto" w:fill="F8FAFC"/><w:spacing w:before="0" w:after="0" w:line="200" w:lineRule="auto"/><w:ind w:left="80" w:right="80"/></w:pPr><w:r><w:rPr><w:rFonts w:ascii="Consolas" w:hAnsi="Consolas"/><w:sz w:val="15"/><w:color w:val="0F172A"/></w:rPr><w:t xml:space="preserve">};</w:t></w:r></w:p><w:p><w:pPr><w:shd w:val="clear" w:color="auto" w:fill="F8FAFC"/><w:spacing w:before="0" w:after="0" w:line="200" w:lineRule="auto"/><w:ind w:left="80" w:right="80"/></w:pPr><w:r><w:rPr><w:rFonts w:ascii="Consolas" w:hAnsi="Consolas"/><w:sz w:val="15"/><w:color w:val="0F172A"/></w:rPr><w:t xml:space="preserve"></w:t></w:r></w:p><w:p><w:pPr><w:shd w:val="clear" w:color="auto" w:fill="F8FAFC"/><w:spacing w:before="0" w:after="0" w:line="200" w:lineRule="auto"/><w:ind w:left="80" w:right="80"/></w:pPr><w:r><w:rPr><w:rFonts w:ascii="Consolas" w:hAnsi="Consolas"/><w:sz w:val="15"/><w:color w:val="0F172A"/></w:rPr><w:t xml:space="preserve">int kruskal(int n, vector&lt;Edge&gt;&amp; edges) {</w:t></w:r></w:p><w:p><w:pPr><w:shd w:val="clear" w:color="auto" w:fill="F8FAFC"/><w:spacing w:before="0" w:after="0" w:line="200" w:lineRule="auto"/><w:ind w:left="80" w:right="80"/></w:pPr><w:r><w:rPr><w:rFonts w:ascii="Consolas" w:hAnsi="Consolas"/><w:sz w:val="15"/><w:color w:val="0F172A"/></w:rPr><w:t xml:space="preserve">    sort(all(edges));</w:t></w:r></w:p><w:p><w:pPr><w:shd w:val="clear" w:color="auto" w:fill="F8FAFC"/><w:spacing w:before="0" w:after="0" w:line="200" w:lineRule="auto"/><w:ind w:left="80" w:right="80"/></w:pPr><w:r><w:rPr><w:rFonts w:ascii="Consolas" w:hAnsi="Consolas"/><w:sz w:val="15"/><w:color w:val="0F172A"/></w:rPr><w:t xml:space="preserve">    DisjointSet dsu(n);</w:t></w:r></w:p><w:p><w:pPr><w:shd w:val="clear" w:color="auto" w:fill="F8FAFC"/><w:spacing w:before="0" w:after="0" w:line="200" w:lineRule="auto"/><w:ind w:left="80" w:right="80"/></w:pPr><w:r><w:rPr><w:rFonts w:ascii="Consolas" w:hAnsi="Consolas"/><w:sz w:val="15"/><w:color w:val="0F172A"/></w:rPr><w:t xml:space="preserve">    int total_cost = 0, count = 0;</w:t></w:r></w:p><w:p><w:pPr><w:shd w:val="clear" w:color="auto" w:fill="F8FAFC"/><w:spacing w:before="0" w:after="0" w:line="200" w:lineRule="auto"/><w:ind w:left="80" w:right="80"/></w:pPr><w:r><w:rPr><w:rFonts w:ascii="Consolas" w:hAnsi="Consolas"/><w:sz w:val="15"/><w:color w:val="0F172A"/></w:rPr><w:t xml:space="preserve">    for (auto&amp; e : edges) {</w:t></w:r></w:p><w:p><w:pPr><w:shd w:val="clear" w:color="auto" w:fill="F8FAFC"/><w:spacing w:before="0" w:after="0" w:line="200" w:lineRule="auto"/><w:ind w:left="80" w:right="80"/></w:pPr><w:r><w:rPr><w:rFonts w:ascii="Consolas" w:hAnsi="Consolas"/><w:sz w:val="15"/><w:color w:val="0F172A"/></w:rPr><w:t xml:space="preserve">        if (!dsu.connected(e.u, e.v)) {</w:t></w:r></w:p><w:p><w:pPr><w:shd w:val="clear" w:color="auto" w:fill="F8FAFC"/><w:spacing w:before="0" w:after="0" w:line="200" w:lineRule="auto"/><w:ind w:left="80" w:right="80"/></w:pPr><w:r><w:rPr><w:rFonts w:ascii="Consolas" w:hAnsi="Consolas"/><w:sz w:val="15"/><w:color w:val="0F172A"/></w:rPr><w:t xml:space="preserve">            dsu.unionBySize(e.u, e.v);</w:t></w:r></w:p><w:p><w:pPr><w:shd w:val="clear" w:color="auto" w:fill="F8FAFC"/><w:spacing w:before="0" w:after="0" w:line="200" w:lineRule="auto"/><w:ind w:left="80" w:right="80"/></w:pPr><w:r><w:rPr><w:rFonts w:ascii="Consolas" w:hAnsi="Consolas"/><w:sz w:val="15"/><w:color w:val="0F172A"/></w:rPr><w:t xml:space="preserve">            total_cost += e.w;</w:t></w:r></w:p><w:p><w:pPr><w:shd w:val="clear" w:color="auto" w:fill="F8FAFC"/><w:spacing w:before="0" w:after="0" w:line="200" w:lineRule="auto"/><w:ind w:left="80" w:right="80"/></w:pPr><w:r><w:rPr><w:rFonts w:ascii="Consolas" w:hAnsi="Consolas"/><w:sz w:val="15"/><w:color w:val="0F172A"/></w:rPr><w:t xml:space="preserve">            if (++count == n - 1) return total_cost;</w:t></w:r></w:p><w:p><w:pPr><w:shd w:val="clear" w:color="auto" w:fill="F8FAFC"/><w:spacing w:before="0" w:after="0" w:line="200" w:lineRule="auto"/><w:ind w:left="80" w:right="80"/></w:pPr><w:r><w:rPr><w:rFonts w:ascii="Consolas" w:hAnsi="Consolas"/><w:sz w:val="15"/><w:color w:val="0F172A"/></w:rPr><w:t xml:space="preserve">        }</w:t></w:r></w:p><w:p><w:pPr><w:shd w:val="clear" w:color="auto" w:fill="F8FAFC"/><w:spacing w:before="0" w:after="0" w:line="200" w:lineRule="auto"/><w:ind w:left="80" w:right="80"/></w:pPr><w:r><w:rPr><w:rFonts w:ascii="Consolas" w:hAnsi="Consolas"/><w:sz w:val="15"/><w:color w:val="0F172A"/></w:rPr><w:t xml:space="preserve">    }</w:t></w:r></w:p><w:p><w:pPr><w:shd w:val="clear" w:color="auto" w:fill="F8FAFC"/><w:spacing w:before="0" w:after="0" w:line="200" w:lineRule="auto"/><w:ind w:left="80" w:right="80"/></w:pPr><w:r><w:rPr><w:rFonts w:ascii="Consolas" w:hAnsi="Consolas"/><w:sz w:val="15"/><w:color w:val="0F172A"/></w:rPr><w:t xml:space="preserve">    return -1;</w:t></w:r></w:p><w:p><w:pPr><w:shd w:val="clear" w:color="auto" w:fill="F8FAFC"/><w:spacing w:before="0" w:after="0" w:line="200" w:lineRule="auto"/><w:ind w:left="80" w:right="80"/></w:pPr><w:r><w:rPr><w:rFonts w:ascii="Consolas" w:hAnsi="Consolas"/><w:sz w:val="15"/><w:color w:val="0F172A"/></w:rPr><w:t xml:space="preserve">}</w:t></w:r></w:p><w:p><w:pPr><w:pStyle w:val="Heading3"/></w:pPr><w:r><w:rPr><w:b/><w:sz w:val="19"/><w:color w:val="0369A1"/></w:rPr><w:t>10.2 Matrix Exponentiation ($O(K^3 \log N)$)</w:t></w:r></w:p><w:p><w:pPr><w:shd w:val="clear" w:color="auto" w:fill="F8FAFC"/><w:spacing w:before="0" w:after="0" w:line="200" w:lineRule="auto"/><w:ind w:left="80" w:right="80"/></w:pPr><w:r><w:rPr><w:rFonts w:ascii="Consolas" w:hAnsi="Consolas"/><w:sz w:val="15"/><w:color w:val="0F172A"/></w:rPr><w:t xml:space="preserve">template&lt;typename T = long long&gt;</w:t></w:r></w:p><w:p><w:pPr><w:shd w:val="clear" w:color="auto" w:fill="F8FAFC"/><w:spacing w:before="0" w:after="0" w:line="200" w:lineRule="auto"/><w:ind w:left="80" w:right="80"/></w:pPr><w:r><w:rPr><w:rFonts w:ascii="Consolas" w:hAnsi="Consolas"/><w:sz w:val="15"/><w:color w:val="0F172A"/></w:rPr><w:t xml:space="preserve">struct Matrix {</w:t></w:r></w:p><w:p><w:pPr><w:shd w:val="clear" w:color="auto" w:fill="F8FAFC"/><w:spacing w:before="0" w:after="0" w:line="200" w:lineRule="auto"/><w:ind w:left="80" w:right="80"/></w:pPr><w:r><w:rPr><w:rFonts w:ascii="Consolas" w:hAnsi="Consolas"/><w:sz w:val="15"/><w:color w:val="0F172A"/></w:rPr><w:t xml:space="preserve">    int n; vector&lt;vector&lt;T&gt;&gt; a;</w:t></w:r></w:p><w:p><w:pPr><w:shd w:val="clear" w:color="auto" w:fill="F8FAFC"/><w:spacing w:before="0" w:after="0" w:line="200" w:lineRule="auto"/><w:ind w:left="80" w:right="80"/></w:pPr><w:r><w:rPr><w:rFonts w:ascii="Consolas" w:hAnsi="Consolas"/><w:sz w:val="15"/><w:color w:val="0F172A"/></w:rPr><w:t xml:space="preserve">    Matrix(int n) : n(n), a(n, vector&lt;T&gt;(n, 0)) {}</w:t></w:r></w:p><w:p><w:pPr><w:shd w:val="clear" w:color="auto" w:fill="F8FAFC"/><w:spacing w:before="0" w:after="0" w:line="200" w:lineRule="auto"/><w:ind w:left="80" w:right="80"/></w:pPr><w:r><w:rPr><w:rFonts w:ascii="Consolas" w:hAnsi="Consolas"/><w:sz w:val="15"/><w:color w:val="0F172A"/></w:rPr><w:t xml:space="preserve">    static Matrix eye(int n) {</w:t></w:r></w:p><w:p><w:pPr><w:shd w:val="clear" w:color="auto" w:fill="F8FAFC"/><w:spacing w:before="0" w:after="0" w:line="200" w:lineRule="auto"/><w:ind w:left="80" w:right="80"/></w:pPr><w:r><w:rPr><w:rFonts w:ascii="Consolas" w:hAnsi="Consolas"/><w:sz w:val="15"/><w:color w:val="0F172A"/></w:rPr><w:t xml:space="preserve">        Matrix res(n); for (int i = 0; i &lt; n; i++) res.a[i][i] = 1;</w:t></w:r></w:p><w:p><w:pPr><w:shd w:val="clear" w:color="auto" w:fill="F8FAFC"/><w:spacing w:before="0" w:after="0" w:line="200" w:lineRule="auto"/><w:ind w:left="80" w:right="80"/></w:pPr><w:r><w:rPr><w:rFonts w:ascii="Consolas" w:hAnsi="Consolas"/><w:sz w:val="15"/><w:color w:val="0F172A"/></w:rPr><w:t xml:space="preserve">        return res;</w:t></w:r></w:p><w:p><w:pPr><w:shd w:val="clear" w:color="auto" w:fill="F8FAFC"/><w:spacing w:before="0" w:after="0" w:line="200" w:lineRule="auto"/><w:ind w:left="80" w:right="80"/></w:pPr><w:r><w:rPr><w:rFonts w:ascii="Consolas" w:hAnsi="Consolas"/><w:sz w:val="15"/><w:color w:val="0F172A"/></w:rPr><w:t xml:space="preserve">    }</w:t></w:r></w:p><w:p><w:pPr><w:shd w:val="clear" w:color="auto" w:fill="F8FAFC"/><w:spacing w:before="0" w:after="0" w:line="200" w:lineRule="auto"/><w:ind w:left="80" w:right="80"/></w:pPr><w:r><w:rPr><w:rFonts w:ascii="Consolas" w:hAnsi="Consolas"/><w:sz w:val="15"/><w:color w:val="0F172A"/></w:rPr><w:t xml:space="preserve">    Matrix operator*(const Matrix&amp; o) const {</w:t></w:r></w:p><w:p><w:pPr><w:shd w:val="clear" w:color="auto" w:fill="F8FAFC"/><w:spacing w:before="0" w:after="0" w:line="200" w:lineRule="auto"/><w:ind w:left="80" w:right="80"/></w:pPr><w:r><w:rPr><w:rFonts w:ascii="Consolas" w:hAnsi="Consolas"/><w:sz w:val="15"/><w:color w:val="0F172A"/></w:rPr><w:t xml:space="preserve">        Matrix res(n);</w:t></w:r></w:p><w:p><w:pPr><w:shd w:val="clear" w:color="auto" w:fill="F8FAFC"/><w:spacing w:before="0" w:after="0" w:line="200" w:lineRule="auto"/><w:ind w:left="80" w:right="80"/></w:pPr><w:r><w:rPr><w:rFonts w:ascii="Consolas" w:hAnsi="Consolas"/><w:sz w:val="15"/><w:color w:val="0F172A"/></w:rPr><w:t xml:space="preserve">        for (int i = 0; i &lt; n; i++)</w:t></w:r></w:p><w:p><w:pPr><w:shd w:val="clear" w:color="auto" w:fill="F8FAFC"/><w:spacing w:before="0" w:after="0" w:line="200" w:lineRule="auto"/><w:ind w:left="80" w:right="80"/></w:pPr><w:r><w:rPr><w:rFonts w:ascii="Consolas" w:hAnsi="Consolas"/><w:sz w:val="15"/><w:color w:val="0F172A"/></w:rPr><w:t xml:space="preserve">            for (int k = 0; k &lt; n; k++)</w:t></w:r></w:p><w:p><w:pPr><w:shd w:val="clear" w:color="auto" w:fill="F8FAFC"/><w:spacing w:before="0" w:after="0" w:line="200" w:lineRule="auto"/><w:ind w:left="80" w:right="80"/></w:pPr><w:r><w:rPr><w:rFonts w:ascii="Consolas" w:hAnsi="Consolas"/><w:sz w:val="15"/><w:color w:val="0F172A"/></w:rPr><w:t xml:space="preserve">                for (int j = 0; j &lt; n; j++)</w:t></w:r></w:p><w:p><w:pPr><w:shd w:val="clear" w:color="auto" w:fill="F8FAFC"/><w:spacing w:before="0" w:after="0" w:line="200" w:lineRule="auto"/><w:ind w:left="80" w:right="80"/></w:pPr><w:r><w:rPr><w:rFonts w:ascii="Consolas" w:hAnsi="Consolas"/><w:sz w:val="15"/><w:color w:val="0F172A"/></w:rPr><w:t xml:space="preserve">                    res.a[i][j] = (res.a[i][j] + a[i][k] * o.a[k][j]) % 1000000007;</w:t></w:r></w:p><w:p><w:pPr><w:shd w:val="clear" w:color="auto" w:fill="F8FAFC"/><w:spacing w:before="0" w:after="0" w:line="200" w:lineRule="auto"/><w:ind w:left="80" w:right="80"/></w:pPr><w:r><w:rPr><w:rFonts w:ascii="Consolas" w:hAnsi="Consolas"/><w:sz w:val="15"/><w:color w:val="0F172A"/></w:rPr><w:t xml:space="preserve">        return res;</w:t></w:r></w:p><w:p><w:pPr><w:shd w:val="clear" w:color="auto" w:fill="F8FAFC"/><w:spacing w:before="0" w:after="0" w:line="200" w:lineRule="auto"/><w:ind w:left="80" w:right="80"/></w:pPr><w:r><w:rPr><w:rFonts w:ascii="Consolas" w:hAnsi="Consolas"/><w:sz w:val="15"/><w:color w:val="0F172A"/></w:rPr><w:t xml:space="preserve">    }</w:t></w:r></w:p><w:p><w:pPr><w:shd w:val="clear" w:color="auto" w:fill="F8FAFC"/><w:spacing w:before="0" w:after="0" w:line="200" w:lineRule="auto"/><w:ind w:left="80" w:right="80"/></w:pPr><w:r><w:rPr><w:rFonts w:ascii="Consolas" w:hAnsi="Consolas"/><w:sz w:val="15"/><w:color w:val="0F172A"/></w:rPr><w:t xml:space="preserve">    static Matrix power(Matrix m, long long p) {</w:t></w:r></w:p><w:p><w:pPr><w:shd w:val="clear" w:color="auto" w:fill="F8FAFC"/><w:spacing w:before="0" w:after="0" w:line="200" w:lineRule="auto"/><w:ind w:left="80" w:right="80"/></w:pPr><w:r><w:rPr><w:rFonts w:ascii="Consolas" w:hAnsi="Consolas"/><w:sz w:val="15"/><w:color w:val="0F172A"/></w:rPr><w:t xml:space="preserve">        Matrix res = Matrix::eye(m.n);</w:t></w:r></w:p><w:p><w:pPr><w:shd w:val="clear" w:color="auto" w:fill="F8FAFC"/><w:spacing w:before="0" w:after="0" w:line="200" w:lineRule="auto"/><w:ind w:left="80" w:right="80"/></w:pPr><w:r><w:rPr><w:rFonts w:ascii="Consolas" w:hAnsi="Consolas"/><w:sz w:val="15"/><w:color w:val="0F172A"/></w:rPr><w:t xml:space="preserve">        while (p) {</w:t></w:r></w:p><w:p><w:pPr><w:shd w:val="clear" w:color="auto" w:fill="F8FAFC"/><w:spacing w:before="0" w:after="0" w:line="200" w:lineRule="auto"/><w:ind w:left="80" w:right="80"/></w:pPr><w:r><w:rPr><w:rFonts w:ascii="Consolas" w:hAnsi="Consolas"/><w:sz w:val="15"/><w:color w:val="0F172A"/></w:rPr><w:t xml:space="preserve">            if (p &amp; 1) res = res * m;</w:t></w:r></w:p><w:p><w:pPr><w:shd w:val="clear" w:color="auto" w:fill="F8FAFC"/><w:spacing w:before="0" w:after="0" w:line="200" w:lineRule="auto"/><w:ind w:left="80" w:right="80"/></w:pPr><w:r><w:rPr><w:rFonts w:ascii="Consolas" w:hAnsi="Consolas"/><w:sz w:val="15"/><w:color w:val="0F172A"/></w:rPr><w:t xml:space="preserve">            m = m * m; p &gt;&gt;= 1;</w:t></w:r></w:p><w:p><w:pPr><w:shd w:val="clear" w:color="auto" w:fill="F8FAFC"/><w:spacing w:before="0" w:after="0" w:line="200" w:lineRule="auto"/><w:ind w:left="80" w:right="80"/></w:pPr><w:r><w:rPr><w:rFonts w:ascii="Consolas" w:hAnsi="Consolas"/><w:sz w:val="15"/><w:color w:val="0F172A"/></w:rPr><w:t xml:space="preserve">        }</w:t></w:r></w:p><w:p><w:pPr><w:shd w:val="clear" w:color="auto" w:fill="F8FAFC"/><w:spacing w:before="0" w:after="0" w:line="200" w:lineRule="auto"/><w:ind w:left="80" w:right="80"/></w:pPr><w:r><w:rPr><w:rFonts w:ascii="Consolas" w:hAnsi="Consolas"/><w:sz w:val="15"/><w:color w:val="0F172A"/></w:rPr><w:t xml:space="preserve">        return res;</w:t></w:r></w:p><w:p><w:pPr><w:shd w:val="clear" w:color="auto" w:fill="F8FAFC"/><w:spacing w:before="0" w:after="0" w:line="200" w:lineRule="auto"/><w:ind w:left="80" w:right="80"/></w:pPr><w:r><w:rPr><w:rFonts w:ascii="Consolas" w:hAnsi="Consolas"/><w:sz w:val="15"/><w:color w:val="0F172A"/></w:rPr><w:t xml:space="preserve">    }</w:t></w:r></w:p><w:p><w:pPr><w:shd w:val="clear" w:color="auto" w:fill="F8FAFC"/><w:spacing w:before="0" w:after="0" w:line="200" w:lineRule="auto"/><w:ind w:left="80" w:right="80"/></w:pPr><w:r><w:rPr><w:rFonts w:ascii="Consolas" w:hAnsi="Consolas"/><w:sz w:val="15"/><w:color w:val="0F172A"/></w:rPr><w:t xml:space="preserve">};</w:t></w:r></w:p><w:p><w:pPr><w:pStyle w:val="Heading3"/></w:pPr><w:r><w:rPr><w:b/><w:sz w:val="19"/><w:color w:val="0369A1"/></w:rPr><w:t>10.3 Shoelace Formula (Polygon Area)</w:t></w:r></w:p><w:p><w:pPr><w:ind w:left="200"/><w:spacing w:after="20"/></w:pPr><w:r><w:rPr><w:color w:val="2563EB"/></w:rPr><w:t xml:space="preserve">â€¢ </w:t></w:r><w:r><w:t>**Time Complexity:** $O(N)$</w:t></w:r></w:p><w:p><w:pPr><w:shd w:val="clear" w:color="auto" w:fill="F8FAFC"/><w:spacing w:before="0" w:after="0" w:line="200" w:lineRule="auto"/><w:ind w:left="80" w:right="80"/></w:pPr><w:r><w:rPr><w:rFonts w:ascii="Consolas" w:hAnsi="Consolas"/><w:sz w:val="15"/><w:color w:val="0F172A"/></w:rPr><w:t xml:space="preserve">struct Point { double x, y; };</w:t></w:r></w:p><w:p><w:pPr><w:shd w:val="clear" w:color="auto" w:fill="F8FAFC"/><w:spacing w:before="0" w:after="0" w:line="200" w:lineRule="auto"/><w:ind w:left="80" w:right="80"/></w:pPr><w:r><w:rPr><w:rFonts w:ascii="Consolas" w:hAnsi="Consolas"/><w:sz w:val="15"/><w:color w:val="0F172A"/></w:rPr><w:t xml:space="preserve"></w:t></w:r></w:p><w:p><w:pPr><w:shd w:val="clear" w:color="auto" w:fill="F8FAFC"/><w:spacing w:before="0" w:after="0" w:line="200" w:lineRule="auto"/><w:ind w:left="80" w:right="80"/></w:pPr><w:r><w:rPr><w:rFonts w:ascii="Consolas" w:hAnsi="Consolas"/><w:sz w:val="15"/><w:color w:val="0F172A"/></w:rPr><w:t xml:space="preserve">double polygon_area(const vector&lt;Point&gt;&amp; p) {</w:t></w:r></w:p><w:p><w:pPr><w:shd w:val="clear" w:color="auto" w:fill="F8FAFC"/><w:spacing w:before="0" w:after="0" w:line="200" w:lineRule="auto"/><w:ind w:left="80" w:right="80"/></w:pPr><w:r><w:rPr><w:rFonts w:ascii="Consolas" w:hAnsi="Consolas"/><w:sz w:val="15"/><w:color w:val="0F172A"/></w:rPr><w:t xml:space="preserve">    double area = 0.0;</w:t></w:r></w:p><w:p><w:pPr><w:shd w:val="clear" w:color="auto" w:fill="F8FAFC"/><w:spacing w:before="0" w:after="0" w:line="200" w:lineRule="auto"/><w:ind w:left="80" w:right="80"/></w:pPr><w:r><w:rPr><w:rFonts w:ascii="Consolas" w:hAnsi="Consolas"/><w:sz w:val="15"/><w:color w:val="0F172A"/></w:rPr><w:t xml:space="preserve">    int n = p.size();</w:t></w:r></w:p><w:p><w:pPr><w:shd w:val="clear" w:color="auto" w:fill="F8FAFC"/><w:spacing w:before="0" w:after="0" w:line="200" w:lineRule="auto"/><w:ind w:left="80" w:right="80"/></w:pPr><w:r><w:rPr><w:rFonts w:ascii="Consolas" w:hAnsi="Consolas"/><w:sz w:val="15"/><w:color w:val="0F172A"/></w:rPr><w:t xml:space="preserve">    for (int i = 0; i &lt; n; ++i) {</w:t></w:r></w:p><w:p><w:pPr><w:shd w:val="clear" w:color="auto" w:fill="F8FAFC"/><w:spacing w:before="0" w:after="0" w:line="200" w:lineRule="auto"/><w:ind w:left="80" w:right="80"/></w:pPr><w:r><w:rPr><w:rFonts w:ascii="Consolas" w:hAnsi="Consolas"/><w:sz w:val="15"/><w:color w:val="0F172A"/></w:rPr><w:t xml:space="preserve">        int j = (i + 1) % n;</w:t></w:r></w:p><w:p><w:pPr><w:shd w:val="clear" w:color="auto" w:fill="F8FAFC"/><w:spacing w:before="0" w:after="0" w:line="200" w:lineRule="auto"/><w:ind w:left="80" w:right="80"/></w:pPr><w:r><w:rPr><w:rFonts w:ascii="Consolas" w:hAnsi="Consolas"/><w:sz w:val="15"/><w:color w:val="0F172A"/></w:rPr><w:t xml:space="preserve">        area += p[i].x * p[j].y - p[j].x * p[i].y;</w:t></w:r></w:p><w:p><w:pPr><w:shd w:val="clear" w:color="auto" w:fill="F8FAFC"/><w:spacing w:before="0" w:after="0" w:line="200" w:lineRule="auto"/><w:ind w:left="80" w:right="80"/></w:pPr><w:r><w:rPr><w:rFonts w:ascii="Consolas" w:hAnsi="Consolas"/><w:sz w:val="15"/><w:color w:val="0F172A"/></w:rPr><w:t xml:space="preserve">    }</w:t></w:r></w:p><w:p><w:pPr><w:shd w:val="clear" w:color="auto" w:fill="F8FAFC"/><w:spacing w:before="0" w:after="0" w:line="200" w:lineRule="auto"/><w:ind w:left="80" w:right="80"/></w:pPr><w:r><w:rPr><w:rFonts w:ascii="Consolas" w:hAnsi="Consolas"/><w:sz w:val="15"/><w:color w:val="0F172A"/></w:rPr><w:t xml:space="preserve">    return fabs(area) / 2.0;</w:t></w:r></w:p><w:p><w:pPr><w:shd w:val="clear" w:color="auto" w:fill="F8FAFC"/><w:spacing w:before="0" w:after="0" w:line="200" w:lineRule="auto"/><w:ind w:left="80" w:right="80"/></w:pPr><w:r><w:rPr><w:rFonts w:ascii="Consolas" w:hAnsi="Consolas"/><w:sz w:val="15"/><w:color w:val="0F172A"/></w:rPr><w:t xml:space="preserve">}</w:t></w:r></w:p><w:p><w:pPr><w:pStyle w:val="Heading3"/></w:pPr><w:r><w:rPr><w:b/><w:sz w:val="19"/><w:color w:val="0369A1"/></w:rPr><w:t>10.4 2D Point, Vectors, Dot &amp; Cross Products</w:t></w:r></w:p><w:p><w:pPr><w:shd w:val="clear" w:color="auto" w:fill="F8FAFC"/><w:spacing w:before="0" w:after="0" w:line="200" w:lineRule="auto"/><w:ind w:left="80" w:right="80"/></w:pPr><w:r><w:rPr><w:rFonts w:ascii="Consolas" w:hAnsi="Consolas"/><w:sz w:val="15"/><w:color w:val="0F172A"/></w:rPr><w:t xml:space="preserve">struct Pt {</w:t></w:r></w:p><w:p><w:pPr><w:shd w:val="clear" w:color="auto" w:fill="F8FAFC"/><w:spacing w:before="0" w:after="0" w:line="200" w:lineRule="auto"/><w:ind w:left="80" w:right="80"/></w:pPr><w:r><w:rPr><w:rFonts w:ascii="Consolas" w:hAnsi="Consolas"/><w:sz w:val="15"/><w:color w:val="0F172A"/></w:rPr><w:t xml:space="preserve">    double x, y;</w:t></w:r></w:p><w:p><w:pPr><w:shd w:val="clear" w:color="auto" w:fill="F8FAFC"/><w:spacing w:before="0" w:after="0" w:line="200" w:lineRule="auto"/><w:ind w:left="80" w:right="80"/></w:pPr><w:r><w:rPr><w:rFonts w:ascii="Consolas" w:hAnsi="Consolas"/><w:sz w:val="15"/><w:color w:val="0F172A"/></w:rPr><w:t xml:space="preserve">    Pt(double x = 0, double y = 0) : x(x), y(y) {}</w:t></w:r></w:p><w:p><w:pPr><w:shd w:val="clear" w:color="auto" w:fill="F8FAFC"/><w:spacing w:before="0" w:after="0" w:line="200" w:lineRule="auto"/><w:ind w:left="80" w:right="80"/></w:pPr><w:r><w:rPr><w:rFonts w:ascii="Consolas" w:hAnsi="Consolas"/><w:sz w:val="15"/><w:color w:val="0F172A"/></w:rPr><w:t xml:space="preserve">    Pt operator+(Pt p) const { return {x + p.x, y + p.y}; }</w:t></w:r></w:p><w:p><w:pPr><w:shd w:val="clear" w:color="auto" w:fill="F8FAFC"/><w:spacing w:before="0" w:after="0" w:line="200" w:lineRule="auto"/><w:ind w:left="80" w:right="80"/></w:pPr><w:r><w:rPr><w:rFonts w:ascii="Consolas" w:hAnsi="Consolas"/><w:sz w:val="15"/><w:color w:val="0F172A"/></w:rPr><w:t xml:space="preserve">    Pt operator-(Pt p) const { return {x - p.x, y - p.y}; }</w:t></w:r></w:p><w:p><w:pPr><w:shd w:val="clear" w:color="auto" w:fill="F8FAFC"/><w:spacing w:before="0" w:after="0" w:line="200" w:lineRule="auto"/><w:ind w:left="80" w:right="80"/></w:pPr><w:r><w:rPr><w:rFonts w:ascii="Consolas" w:hAnsi="Consolas"/><w:sz w:val="15"/><w:color w:val="0F172A"/></w:rPr><w:t xml:space="preserve">    Pt operator*(double d) const { return {x * d, y * d}; }</w:t></w:r></w:p><w:p><w:pPr><w:shd w:val="clear" w:color="auto" w:fill="F8FAFC"/><w:spacing w:before="0" w:after="0" w:line="200" w:lineRule="auto"/><w:ind w:left="80" w:right="80"/></w:pPr><w:r><w:rPr><w:rFonts w:ascii="Consolas" w:hAnsi="Consolas"/><w:sz w:val="15"/><w:color w:val="0F172A"/></w:rPr><w:t xml:space="preserve">    Pt operator/(double d) const { return {x / d, y / d}; }</w:t></w:r></w:p><w:p><w:pPr><w:shd w:val="clear" w:color="auto" w:fill="F8FAFC"/><w:spacing w:before="0" w:after="0" w:line="200" w:lineRule="auto"/><w:ind w:left="80" w:right="80"/></w:pPr><w:r><w:rPr><w:rFonts w:ascii="Consolas" w:hAnsi="Consolas"/><w:sz w:val="15"/><w:color w:val="0F172A"/></w:rPr><w:t xml:space="preserve">    double dot(Pt p) const { return x * p.x + y * p.y; }       // |a||b|cos(θ)</w:t></w:r></w:p><w:p><w:pPr><w:shd w:val="clear" w:color="auto" w:fill="F8FAFC"/><w:spacing w:before="0" w:after="0" w:line="200" w:lineRule="auto"/><w:ind w:left="80" w:right="80"/></w:pPr><w:r><w:rPr><w:rFonts w:ascii="Consolas" w:hAnsi="Consolas"/><w:sz w:val="15"/><w:color w:val="0F172A"/></w:rPr><w:t xml:space="preserve">    double cross(Pt p) const { return x * p.y - y * p.x; }     // |a||b|sin(θ)</w:t></w:r></w:p><w:p><w:pPr><w:shd w:val="clear" w:color="auto" w:fill="F8FAFC"/><w:spacing w:before="0" w:after="0" w:line="200" w:lineRule="auto"/><w:ind w:left="80" w:right="80"/></w:pPr><w:r><w:rPr><w:rFonts w:ascii="Consolas" w:hAnsi="Consolas"/><w:sz w:val="15"/><w:color w:val="0F172A"/></w:rPr><w:t xml:space="preserve">    double dist2() const { return x * x + y * y; }</w:t></w:r></w:p><w:p><w:pPr><w:shd w:val="clear" w:color="auto" w:fill="F8FAFC"/><w:spacing w:before="0" w:after="0" w:line="200" w:lineRule="auto"/><w:ind w:left="80" w:right="80"/></w:pPr><w:r><w:rPr><w:rFonts w:ascii="Consolas" w:hAnsi="Consolas"/><w:sz w:val="15"/><w:color w:val="0F172A"/></w:rPr><w:t xml:space="preserve">    double dist() const { return sqrt(dist2()); }</w:t></w:r></w:p><w:p><w:pPr><w:shd w:val="clear" w:color="auto" w:fill="F8FAFC"/><w:spacing w:before="0" w:after="0" w:line="200" w:lineRule="auto"/><w:ind w:left="80" w:right="80"/></w:pPr><w:r><w:rPr><w:rFonts w:ascii="Consolas" w:hAnsi="Consolas"/><w:sz w:val="15"/><w:color w:val="0F172A"/></w:rPr><w:t xml:space="preserve">    double angle() const { return atan2(y, x); }</w:t></w:r></w:p><w:p><w:pPr><w:shd w:val="clear" w:color="auto" w:fill="F8FAFC"/><w:spacing w:before="0" w:after="0" w:line="200" w:lineRule="auto"/><w:ind w:left="80" w:right="80"/></w:pPr><w:r><w:rPr><w:rFonts w:ascii="Consolas" w:hAnsi="Consolas"/><w:sz w:val="15"/><w:color w:val="0F172A"/></w:rPr><w:t xml:space="preserve">};</w:t></w:r></w:p><w:p><w:pPr><w:shd w:val="clear" w:color="auto" w:fill="F8FAFC"/><w:spacing w:before="0" w:after="0" w:line="200" w:lineRule="auto"/><w:ind w:left="80" w:right="80"/></w:pPr><w:r><w:rPr><w:rFonts w:ascii="Consolas" w:hAnsi="Consolas"/><w:sz w:val="15"/><w:color w:val="0F172A"/></w:rPr><w:t xml:space="preserve">// Orientation: &gt; 0 = CCW (left turn), &lt; 0 = CW (right turn), == 0 = Collinear</w:t></w:r></w:p><w:p><w:pPr><w:shd w:val="clear" w:color="auto" w:fill="F8FAFC"/><w:spacing w:before="0" w:after="0" w:line="200" w:lineRule="auto"/><w:ind w:left="80" w:right="80"/></w:pPr><w:r><w:rPr><w:rFonts w:ascii="Consolas" w:hAnsi="Consolas"/><w:sz w:val="15"/><w:color w:val="0F172A"/></w:rPr><w:t xml:space="preserve">double ccw(Pt a, Pt b, Pt c) { return (b - a).cross(c - a); }</w:t></w:r></w:p><w:p><w:pPr><w:pStyle w:val="Heading3"/></w:pPr><w:r><w:rPr><w:b/><w:sz w:val="19"/><w:color w:val="0369A1"/></w:rPr><w:t>10.5 Lines, Segments &amp; Triangles Equations</w:t></w:r></w:p><w:p><w:pPr><w:shd w:val="clear" w:color="auto" w:fill="F8FAFC"/><w:spacing w:before="0" w:after="0" w:line="200" w:lineRule="auto"/><w:ind w:left="80" w:right="80"/></w:pPr><w:r><w:rPr><w:rFonts w:ascii="Consolas" w:hAnsi="Consolas"/><w:sz w:val="15"/><w:color w:val="0F172A"/></w:rPr><w:t xml:space="preserve">// 1. Distance from point P to line AB:</w:t></w:r></w:p><w:p><w:pPr><w:shd w:val="clear" w:color="auto" w:fill="F8FAFC"/><w:spacing w:before="0" w:after="0" w:line="200" w:lineRule="auto"/><w:ind w:left="80" w:right="80"/></w:pPr><w:r><w:rPr><w:rFonts w:ascii="Consolas" w:hAnsi="Consolas"/><w:sz w:val="15"/><w:color w:val="0F172A"/></w:rPr><w:t xml:space="preserve">double dist_to_line(Pt p, Pt a, Pt b) {</w:t></w:r></w:p><w:p><w:pPr><w:shd w:val="clear" w:color="auto" w:fill="F8FAFC"/><w:spacing w:before="0" w:after="0" w:line="200" w:lineRule="auto"/><w:ind w:left="80" w:right="80"/></w:pPr><w:r><w:rPr><w:rFonts w:ascii="Consolas" w:hAnsi="Consolas"/><w:sz w:val="15"/><w:color w:val="0F172A"/></w:rPr><w:t xml:space="preserve">    return fabs((b - a).cross(p - a)) / (b - a).dist();</w:t></w:r></w:p><w:p><w:pPr><w:shd w:val="clear" w:color="auto" w:fill="F8FAFC"/><w:spacing w:before="0" w:after="0" w:line="200" w:lineRule="auto"/><w:ind w:left="80" w:right="80"/></w:pPr><w:r><w:rPr><w:rFonts w:ascii="Consolas" w:hAnsi="Consolas"/><w:sz w:val="15"/><w:color w:val="0F172A"/></w:rPr><w:t xml:space="preserve">}</w:t></w:r></w:p><w:p><w:pPr><w:shd w:val="clear" w:color="auto" w:fill="F8FAFC"/><w:spacing w:before="0" w:after="0" w:line="200" w:lineRule="auto"/><w:ind w:left="80" w:right="80"/></w:pPr><w:r><w:rPr><w:rFonts w:ascii="Consolas" w:hAnsi="Consolas"/><w:sz w:val="15"/><w:color w:val="0F172A"/></w:rPr><w:t xml:space="preserve"></w:t></w:r></w:p><w:p><w:pPr><w:shd w:val="clear" w:color="auto" w:fill="F8FAFC"/><w:spacing w:before="0" w:after="0" w:line="200" w:lineRule="auto"/><w:ind w:left="80" w:right="80"/></w:pPr><w:r><w:rPr><w:rFonts w:ascii="Consolas" w:hAnsi="Consolas"/><w:sz w:val="15"/><w:color w:val="0F172A"/></w:rPr><w:t xml:space="preserve">// 2. Line Intersection (A1*x + B1*y = C1 and A2*x + B2*y = C2 via Cramer):</w:t></w:r></w:p><w:p><w:pPr><w:shd w:val="clear" w:color="auto" w:fill="F8FAFC"/><w:spacing w:before="0" w:after="0" w:line="200" w:lineRule="auto"/><w:ind w:left="80" w:right="80"/></w:pPr><w:r><w:rPr><w:rFonts w:ascii="Consolas" w:hAnsi="Consolas"/><w:sz w:val="15"/><w:color w:val="0F172A"/></w:rPr><w:t xml:space="preserve">bool line_inter(double a1, double b1, double c1, double a2, double b2, double c2, Pt &amp;out) {</w:t></w:r></w:p><w:p><w:pPr><w:shd w:val="clear" w:color="auto" w:fill="F8FAFC"/><w:spacing w:before="0" w:after="0" w:line="200" w:lineRule="auto"/><w:ind w:left="80" w:right="80"/></w:pPr><w:r><w:rPr><w:rFonts w:ascii="Consolas" w:hAnsi="Consolas"/><w:sz w:val="15"/><w:color w:val="0F172A"/></w:rPr><w:t xml:space="preserve">    double d = a1 * b2 - a2 * b1;</w:t></w:r></w:p><w:p><w:pPr><w:shd w:val="clear" w:color="auto" w:fill="F8FAFC"/><w:spacing w:before="0" w:after="0" w:line="200" w:lineRule="auto"/><w:ind w:left="80" w:right="80"/></w:pPr><w:r><w:rPr><w:rFonts w:ascii="Consolas" w:hAnsi="Consolas"/><w:sz w:val="15"/><w:color w:val="0F172A"/></w:rPr><w:t xml:space="preserve">    if (fabs(d) &lt; 1e-9) return false; // Parallel or collinear</w:t></w:r></w:p><w:p><w:pPr><w:shd w:val="clear" w:color="auto" w:fill="F8FAFC"/><w:spacing w:before="0" w:after="0" w:line="200" w:lineRule="auto"/><w:ind w:left="80" w:right="80"/></w:pPr><w:r><w:rPr><w:rFonts w:ascii="Consolas" w:hAnsi="Consolas"/><w:sz w:val="15"/><w:color w:val="0F172A"/></w:rPr><w:t xml:space="preserve">    out.x = (c1 * b2 - c2 * b1) / d;</w:t></w:r></w:p><w:p><w:pPr><w:shd w:val="clear" w:color="auto" w:fill="F8FAFC"/><w:spacing w:before="0" w:after="0" w:line="200" w:lineRule="auto"/><w:ind w:left="80" w:right="80"/></w:pPr><w:r><w:rPr><w:rFonts w:ascii="Consolas" w:hAnsi="Consolas"/><w:sz w:val="15"/><w:color w:val="0F172A"/></w:rPr><w:t xml:space="preserve">    out.y = (a1 * c2 - a2 * c1) / d;</w:t></w:r></w:p><w:p><w:pPr><w:shd w:val="clear" w:color="auto" w:fill="F8FAFC"/><w:spacing w:before="0" w:after="0" w:line="200" w:lineRule="auto"/><w:ind w:left="80" w:right="80"/></w:pPr><w:r><w:rPr><w:rFonts w:ascii="Consolas" w:hAnsi="Consolas"/><w:sz w:val="15"/><w:color w:val="0F172A"/></w:rPr><w:t xml:space="preserve">    return true;</w:t></w:r></w:p><w:p><w:pPr><w:shd w:val="clear" w:color="auto" w:fill="F8FAFC"/><w:spacing w:before="0" w:after="0" w:line="200" w:lineRule="auto"/><w:ind w:left="80" w:right="80"/></w:pPr><w:r><w:rPr><w:rFonts w:ascii="Consolas" w:hAnsi="Consolas"/><w:sz w:val="15"/><w:color w:val="0F172A"/></w:rPr><w:t xml:space="preserve">}</w:t></w:r></w:p><w:p><w:pPr><w:shd w:val="clear" w:color="auto" w:fill="F8FAFC"/><w:spacing w:before="0" w:after="0" w:line="200" w:lineRule="auto"/><w:ind w:left="80" w:right="80"/></w:pPr><w:r><w:rPr><w:rFonts w:ascii="Consolas" w:hAnsi="Consolas"/><w:sz w:val="15"/><w:color w:val="0F172A"/></w:rPr><w:t xml:space="preserve"></w:t></w:r></w:p><w:p><w:pPr><w:shd w:val="clear" w:color="auto" w:fill="F8FAFC"/><w:spacing w:before="0" w:after="0" w:line="200" w:lineRule="auto"/><w:ind w:left="80" w:right="80"/></w:pPr><w:r><w:rPr><w:rFonts w:ascii="Consolas" w:hAnsi="Consolas"/><w:sz w:val="15"/><w:color w:val="0F172A"/></w:rPr><w:t xml:space="preserve">// 3. Triangle Formulas: sides a, b, c</w:t></w:r></w:p><w:p><w:pPr><w:shd w:val="clear" w:color="auto" w:fill="F8FAFC"/><w:spacing w:before="0" w:after="0" w:line="200" w:lineRule="auto"/><w:ind w:left="80" w:right="80"/></w:pPr><w:r><w:rPr><w:rFonts w:ascii="Consolas" w:hAnsi="Consolas"/><w:sz w:val="15"/><w:color w:val="0F172A"/></w:rPr><w:t xml:space="preserve">// Heron&apos;s Area: s = (a + b + c) / 2</w:t></w:r></w:p><w:p><w:pPr><w:shd w:val="clear" w:color="auto" w:fill="F8FAFC"/><w:spacing w:before="0" w:after="0" w:line="200" w:lineRule="auto"/><w:ind w:left="80" w:right="80"/></w:pPr><w:r><w:rPr><w:rFonts w:ascii="Consolas" w:hAnsi="Consolas"/><w:sz w:val="15"/><w:color w:val="0F172A"/></w:rPr><w:t xml:space="preserve">double heron(double a, double b, double c) {</w:t></w:r></w:p><w:p><w:pPr><w:shd w:val="clear" w:color="auto" w:fill="F8FAFC"/><w:spacing w:before="0" w:after="0" w:line="200" w:lineRule="auto"/><w:ind w:left="80" w:right="80"/></w:pPr><w:r><w:rPr><w:rFonts w:ascii="Consolas" w:hAnsi="Consolas"/><w:sz w:val="15"/><w:color w:val="0F172A"/></w:rPr><w:t xml:space="preserve">    double s = (a + b + c) / 2.0;</w:t></w:r></w:p><w:p><w:pPr><w:shd w:val="clear" w:color="auto" w:fill="F8FAFC"/><w:spacing w:before="0" w:after="0" w:line="200" w:lineRule="auto"/><w:ind w:left="80" w:right="80"/></w:pPr><w:r><w:rPr><w:rFonts w:ascii="Consolas" w:hAnsi="Consolas"/><w:sz w:val="15"/><w:color w:val="0F172A"/></w:rPr><w:t xml:space="preserve">    return sqrt(max(0.0, s * (s - a) * (s - b) * (s - c)));</w:t></w:r></w:p><w:p><w:pPr><w:shd w:val="clear" w:color="auto" w:fill="F8FAFC"/><w:spacing w:before="0" w:after="0" w:line="200" w:lineRule="auto"/><w:ind w:left="80" w:right="80"/></w:pPr><w:r><w:rPr><w:rFonts w:ascii="Consolas" w:hAnsi="Consolas"/><w:sz w:val="15"/><w:color w:val="0F172A"/></w:rPr><w:t xml:space="preserve">}</w:t></w:r></w:p><w:p><w:pPr><w:shd w:val="clear" w:color="auto" w:fill="F8FAFC"/><w:spacing w:before="0" w:after="0" w:line="200" w:lineRule="auto"/><w:ind w:left="80" w:right="80"/></w:pPr><w:r><w:rPr><w:rFonts w:ascii="Consolas" w:hAnsi="Consolas"/><w:sz w:val="15"/><w:color w:val="0F172A"/></w:rPr><w:t xml:space="preserve">// Inradius: r = Area / s | Circumradius: R = (a * b * c) / (4 * Area)</w:t></w:r></w:p><w:p><w:pPr><w:shd w:val="clear" w:color="auto" w:fill="F8FAFC"/><w:spacing w:before="0" w:after="0" w:line="200" w:lineRule="auto"/><w:ind w:left="80" w:right="80"/></w:pPr><w:r><w:rPr><w:rFonts w:ascii="Consolas" w:hAnsi="Consolas"/><w:sz w:val="15"/><w:color w:val="0F172A"/></w:rPr><w:t xml:space="preserve">double inradius(double a, double b, double c) { return heron(a, b, c) / ((a + b + c) / 2.0); }</w:t></w:r></w:p><w:p><w:pPr><w:shd w:val="clear" w:color="auto" w:fill="F8FAFC"/><w:spacing w:before="0" w:after="0" w:line="200" w:lineRule="auto"/><w:ind w:left="80" w:right="80"/></w:pPr><w:r><w:rPr><w:rFonts w:ascii="Consolas" w:hAnsi="Consolas"/><w:sz w:val="15"/><w:color w:val="0F172A"/></w:rPr><w:t xml:space="preserve">double circumradius(double a, double b, double c) { return (a * b * c) / (4.0 * heron(a, b, c)); }</w:t></w:r></w:p><w:p><w:pPr><w:pStyle w:val="Heading3"/></w:pPr><w:r><w:rPr><w:b/><w:sz w:val="19"/><w:color w:val="0369A1"/></w:rPr><w:t>10.6 Pick&apos;s Theorem, Centroid &amp; 3D Solids</w:t></w:r></w:p><w:p><w:pPr><w:shd w:val="clear" w:color="auto" w:fill="F8FAFC"/><w:spacing w:before="0" w:after="0" w:line="200" w:lineRule="auto"/><w:ind w:left="80" w:right="80"/></w:pPr><w:r><w:rPr><w:rFonts w:ascii="Consolas" w:hAnsi="Consolas"/><w:sz w:val="15"/><w:color w:val="0F172A"/></w:rPr><w:t xml:space="preserve">// 1. Pick&apos;s Theorem: Area = I + B/2 - 1  =&gt;  I = Area - B/2 + 1</w:t></w:r></w:p><w:p><w:pPr><w:shd w:val="clear" w:color="auto" w:fill="F8FAFC"/><w:spacing w:before="0" w:after="0" w:line="200" w:lineRule="auto"/><w:ind w:left="80" w:right="80"/></w:pPr><w:r><w:rPr><w:rFonts w:ascii="Consolas" w:hAnsi="Consolas"/><w:sz w:val="15"/><w:color w:val="0F172A"/></w:rPr><w:t xml:space="preserve">// B = boundary lattice points = sum(gcd(|x2-x1|, |y2-y1|)) for all polygon edges</w:t></w:r></w:p><w:p><w:pPr><w:shd w:val="clear" w:color="auto" w:fill="F8FAFC"/><w:spacing w:before="0" w:after="0" w:line="200" w:lineRule="auto"/><w:ind w:left="80" w:right="80"/></w:pPr><w:r><w:rPr><w:rFonts w:ascii="Consolas" w:hAnsi="Consolas"/><w:sz w:val="15"/><w:color w:val="0F172A"/></w:rPr><w:t xml:space="preserve">// I = strictly interior lattice points</w:t></w:r></w:p><w:p><w:pPr><w:shd w:val="clear" w:color="auto" w:fill="F8FAFC"/><w:spacing w:before="0" w:after="0" w:line="200" w:lineRule="auto"/><w:ind w:left="80" w:right="80"/></w:pPr><w:r><w:rPr><w:rFonts w:ascii="Consolas" w:hAnsi="Consolas"/><w:sz w:val="15"/><w:color w:val="0F172A"/></w:rPr><w:t xml:space="preserve"></w:t></w:r></w:p><w:p><w:pPr><w:shd w:val="clear" w:color="auto" w:fill="F8FAFC"/><w:spacing w:before="0" w:after="0" w:line="200" w:lineRule="auto"/><w:ind w:left="80" w:right="80"/></w:pPr><w:r><w:rPr><w:rFonts w:ascii="Consolas" w:hAnsi="Consolas"/><w:sz w:val="15"/><w:color w:val="0F172A"/></w:rPr><w:t xml:space="preserve">// 2. Polygon Centroid (Center of Mass):</w:t></w:r></w:p><w:p><w:pPr><w:shd w:val="clear" w:color="auto" w:fill="F8FAFC"/><w:spacing w:before="0" w:after="0" w:line="200" w:lineRule="auto"/><w:ind w:left="80" w:right="80"/></w:pPr><w:r><w:rPr><w:rFonts w:ascii="Consolas" w:hAnsi="Consolas"/><w:sz w:val="15"/><w:color w:val="0F172A"/></w:rPr><w:t xml:space="preserve">Pt polygon_centroid(const vector&lt;Pt&gt;&amp; p) {</w:t></w:r></w:p><w:p><w:pPr><w:shd w:val="clear" w:color="auto" w:fill="F8FAFC"/><w:spacing w:before="0" w:after="0" w:line="200" w:lineRule="auto"/><w:ind w:left="80" w:right="80"/></w:pPr><w:r><w:rPr><w:rFonts w:ascii="Consolas" w:hAnsi="Consolas"/><w:sz w:val="15"/><w:color w:val="0F172A"/></w:rPr><w:t xml:space="preserve">    Pt c(0, 0); double A = 0; int n = p.size();</w:t></w:r></w:p><w:p><w:pPr><w:shd w:val="clear" w:color="auto" w:fill="F8FAFC"/><w:spacing w:before="0" w:after="0" w:line="200" w:lineRule="auto"/><w:ind w:left="80" w:right="80"/></w:pPr><w:r><w:rPr><w:rFonts w:ascii="Consolas" w:hAnsi="Consolas"/><w:sz w:val="15"/><w:color w:val="0F172A"/></w:rPr><w:t xml:space="preserve">    for (int i = 0; i &lt; n; i++) {</w:t></w:r></w:p><w:p><w:pPr><w:shd w:val="clear" w:color="auto" w:fill="F8FAFC"/><w:spacing w:before="0" w:after="0" w:line="200" w:lineRule="auto"/><w:ind w:left="80" w:right="80"/></w:pPr><w:r><w:rPr><w:rFonts w:ascii="Consolas" w:hAnsi="Consolas"/><w:sz w:val="15"/><w:color w:val="0F172A"/></w:rPr><w:t xml:space="preserve">        int j = (i + 1) % n; double cross = p[i].cross(p[j]);</w:t></w:r></w:p><w:p><w:pPr><w:shd w:val="clear" w:color="auto" w:fill="F8FAFC"/><w:spacing w:before="0" w:after="0" w:line="200" w:lineRule="auto"/><w:ind w:left="80" w:right="80"/></w:pPr><w:r><w:rPr><w:rFonts w:ascii="Consolas" w:hAnsi="Consolas"/><w:sz w:val="15"/><w:color w:val="0F172A"/></w:rPr><w:t xml:space="preserve">        A += cross; c = c + (p[i] + p[j]) * cross;</w:t></w:r></w:p><w:p><w:pPr><w:shd w:val="clear" w:color="auto" w:fill="F8FAFC"/><w:spacing w:before="0" w:after="0" w:line="200" w:lineRule="auto"/><w:ind w:left="80" w:right="80"/></w:pPr><w:r><w:rPr><w:rFonts w:ascii="Consolas" w:hAnsi="Consolas"/><w:sz w:val="15"/><w:color w:val="0F172A"/></w:rPr><w:t xml:space="preserve">    }</w:t></w:r></w:p><w:p><w:pPr><w:shd w:val="clear" w:color="auto" w:fill="F8FAFC"/><w:spacing w:before="0" w:after="0" w:line="200" w:lineRule="auto"/><w:ind w:left="80" w:right="80"/></w:pPr><w:r><w:rPr><w:rFonts w:ascii="Consolas" w:hAnsi="Consolas"/><w:sz w:val="15"/><w:color w:val="0F172A"/></w:rPr><w:t xml:space="preserve">    return c / (3.0 * A);</w:t></w:r></w:p><w:p><w:pPr><w:shd w:val="clear" w:color="auto" w:fill="F8FAFC"/><w:spacing w:before="0" w:after="0" w:line="200" w:lineRule="auto"/><w:ind w:left="80" w:right="80"/></w:pPr><w:r><w:rPr><w:rFonts w:ascii="Consolas" w:hAnsi="Consolas"/><w:sz w:val="15"/><w:color w:val="0F172A"/></w:rPr><w:t xml:space="preserve">}</w:t></w:r></w:p><w:p><w:pPr><w:shd w:val="clear" w:color="auto" w:fill="F8FAFC"/><w:spacing w:before="0" w:after="0" w:line="200" w:lineRule="auto"/><w:ind w:left="80" w:right="80"/></w:pPr><w:r><w:rPr><w:rFonts w:ascii="Consolas" w:hAnsi="Consolas"/><w:sz w:val="15"/><w:color w:val="0F172A"/></w:rPr><w:t xml:space="preserve"></w:t></w:r></w:p><w:p><w:pPr><w:shd w:val="clear" w:color="auto" w:fill="F8FAFC"/><w:spacing w:before="0" w:after="0" w:line="200" w:lineRule="auto"/><w:ind w:left="80" w:right="80"/></w:pPr><w:r><w:rPr><w:rFonts w:ascii="Consolas" w:hAnsi="Consolas"/><w:sz w:val="15"/><w:color w:val="0F172A"/></w:rPr><w:t xml:space="preserve">// 3. Circles &amp; 3D Solid Geometry Equations:</w:t></w:r></w:p><w:p><w:pPr><w:shd w:val="clear" w:color="auto" w:fill="F8FAFC"/><w:spacing w:before="0" w:after="0" w:line="200" w:lineRule="auto"/><w:ind w:left="80" w:right="80"/></w:pPr><w:r><w:rPr><w:rFonts w:ascii="Consolas" w:hAnsi="Consolas"/><w:sz w:val="15"/><w:color w:val="0F172A"/></w:rPr><w:t xml:space="preserve">// Circle:   Area = π * r^2, Circumference = 2 * π * r</w:t></w:r></w:p><w:p><w:pPr><w:shd w:val="clear" w:color="auto" w:fill="F8FAFC"/><w:spacing w:before="0" w:after="0" w:line="200" w:lineRule="auto"/><w:ind w:left="80" w:right="80"/></w:pPr><w:r><w:rPr><w:rFonts w:ascii="Consolas" w:hAnsi="Consolas"/><w:sz w:val="15"/><w:color w:val="0F172A"/></w:rPr><w:t xml:space="preserve">// Sphere:   Volume = (4/3) * π * r^3, Surface Area = 4 * π * r^2</w:t></w:r></w:p><w:p><w:pPr><w:shd w:val="clear" w:color="auto" w:fill="F8FAFC"/><w:spacing w:before="0" w:after="0" w:line="200" w:lineRule="auto"/><w:ind w:left="80" w:right="80"/></w:pPr><w:r><w:rPr><w:rFonts w:ascii="Consolas" w:hAnsi="Consolas"/><w:sz w:val="15"/><w:color w:val="0F172A"/></w:rPr><w:t xml:space="preserve">// Cylinder: Volume = π * r^2 * h, Surface Area = 2 * π * r * (r + h)</w:t></w:r></w:p><w:p><w:pPr><w:shd w:val="clear" w:color="auto" w:fill="F8FAFC"/><w:spacing w:before="0" w:after="0" w:line="200" w:lineRule="auto"/><w:ind w:left="80" w:right="80"/></w:pPr><w:r><w:rPr><w:rFonts w:ascii="Consolas" w:hAnsi="Consolas"/><w:sz w:val="15"/><w:color w:val="0F172A"/></w:rPr><w:t xml:space="preserve">// Cone:     Volume = (1/3) * π * r^2 * h, Slant height s = sqrt(r^2 + h^2)</w:t></w:r></w:p><w:p><w:pPr><w:pStyle w:val="Heading3"/></w:pPr><w:r><w:rPr><w:b/><w:sz w:val="19"/><w:color w:val="0369A1"/></w:rPr><w:t>10.7 Math Series, Logarithms &amp; Algebra Cheatsheet</w:t></w:r></w:p><w:p><w:pPr><w:shd w:val="clear" w:color="auto" w:fill="F8FAFC"/><w:spacing w:before="0" w:after="0" w:line="200" w:lineRule="auto"/><w:ind w:left="80" w:right="80"/></w:pPr><w:r><w:rPr><w:rFonts w:ascii="Consolas" w:hAnsi="Consolas"/><w:sz w:val="15"/><w:color w:val="0F172A"/></w:rPr><w:t xml:space="preserve">// 1. Summation Formulas:</w:t></w:r></w:p><w:p><w:pPr><w:shd w:val="clear" w:color="auto" w:fill="F8FAFC"/><w:spacing w:before="0" w:after="0" w:line="200" w:lineRule="auto"/><w:ind w:left="80" w:right="80"/></w:pPr><w:r><w:rPr><w:rFonts w:ascii="Consolas" w:hAnsi="Consolas"/><w:sz w:val="15"/><w:color w:val="0F172A"/></w:rPr><w:t xml:space="preserve">// Sum of 1..N:           N * (N + 1) / 2</w:t></w:r></w:p><w:p><w:pPr><w:shd w:val="clear" w:color="auto" w:fill="F8FAFC"/><w:spacing w:before="0" w:after="0" w:line="200" w:lineRule="auto"/><w:ind w:left="80" w:right="80"/></w:pPr><w:r><w:rPr><w:rFonts w:ascii="Consolas" w:hAnsi="Consolas"/><w:sz w:val="15"/><w:color w:val="0F172A"/></w:rPr><w:t xml:space="preserve">// Sum of squares 1..N^2: N * (N + 1) * (2N + 1) / 6</w:t></w:r></w:p><w:p><w:pPr><w:shd w:val="clear" w:color="auto" w:fill="F8FAFC"/><w:spacing w:before="0" w:after="0" w:line="200" w:lineRule="auto"/><w:ind w:left="80" w:right="80"/></w:pPr><w:r><w:rPr><w:rFonts w:ascii="Consolas" w:hAnsi="Consolas"/><w:sz w:val="15"/><w:color w:val="0F172A"/></w:rPr><w:t xml:space="preserve">// Sum of cubes 1..N^3:   (N * (N + 1) / 2)^2</w:t></w:r></w:p><w:p><w:pPr><w:shd w:val="clear" w:color="auto" w:fill="F8FAFC"/><w:spacing w:before="0" w:after="0" w:line="200" w:lineRule="auto"/><w:ind w:left="80" w:right="80"/></w:pPr><w:r><w:rPr><w:rFonts w:ascii="Consolas" w:hAnsi="Consolas"/><w:sz w:val="15"/><w:color w:val="0F172A"/></w:rPr><w:t xml:space="preserve">// Geometric Progression: a + a*r + ... + a*r^(n-1) = a * (r^n - 1) / (r - 1)</w:t></w:r></w:p><w:p><w:pPr><w:shd w:val="clear" w:color="auto" w:fill="F8FAFC"/><w:spacing w:before="0" w:after="0" w:line="200" w:lineRule="auto"/><w:ind w:left="80" w:right="80"/></w:pPr><w:r><w:rPr><w:rFonts w:ascii="Consolas" w:hAnsi="Consolas"/><w:sz w:val="15"/><w:color w:val="0F172A"/></w:rPr><w:t xml:space="preserve"></w:t></w:r></w:p><w:p><w:pPr><w:shd w:val="clear" w:color="auto" w:fill="F8FAFC"/><w:spacing w:before="0" w:after="0" w:line="200" w:lineRule="auto"/><w:ind w:left="80" w:right="80"/></w:pPr><w:r><w:rPr><w:rFonts w:ascii="Consolas" w:hAnsi="Consolas"/><w:sz w:val="15"/><w:color w:val="0F172A"/></w:rPr><w:t xml:space="preserve">// 2. Logarithm &amp; Exponent Rules:</w:t></w:r></w:p><w:p><w:pPr><w:shd w:val="clear" w:color="auto" w:fill="F8FAFC"/><w:spacing w:before="0" w:after="0" w:line="200" w:lineRule="auto"/><w:ind w:left="80" w:right="80"/></w:pPr><w:r><w:rPr><w:rFonts w:ascii="Consolas" w:hAnsi="Consolas"/><w:sz w:val="15"/><w:color w:val="0F172A"/></w:rPr><w:t xml:space="preserve">// log_b(a) = ln(a) / ln(b) = log10(a) / log10(b)</w:t></w:r></w:p><w:p><w:pPr><w:shd w:val="clear" w:color="auto" w:fill="F8FAFC"/><w:spacing w:before="0" w:after="0" w:line="200" w:lineRule="auto"/><w:ind w:left="80" w:right="80"/></w:pPr><w:r><w:rPr><w:rFonts w:ascii="Consolas" w:hAnsi="Consolas"/><w:sz w:val="15"/><w:color w:val="0F172A"/></w:rPr><w:t xml:space="preserve">// log(a * b) = log(a) + log(b), log(a / b) = log(a) - log(b), log(a^k) = k * log(a)</w:t></w:r></w:p><w:p><w:pPr><w:shd w:val="clear" w:color="auto" w:fill="F8FAFC"/><w:spacing w:before="0" w:after="0" w:line="200" w:lineRule="auto"/><w:ind w:left="80" w:right="80"/></w:pPr><w:r><w:rPr><w:rFonts w:ascii="Consolas" w:hAnsi="Consolas"/><w:sz w:val="15"/><w:color w:val="0F172A"/></w:rPr><w:t xml:space="preserve"></w:t></w:r></w:p><w:p><w:pPr><w:shd w:val="clear" w:color="auto" w:fill="F8FAFC"/><w:spacing w:before="0" w:after="0" w:line="200" w:lineRule="auto"/><w:ind w:left="80" w:right="80"/></w:pPr><w:r><w:rPr><w:rFonts w:ascii="Consolas" w:hAnsi="Consolas"/><w:sz w:val="15"/><w:color w:val="0F172A"/></w:rPr><w:t xml:space="preserve">// 3. Number of Digits of N in Base B: floor(log_B(N)) + 1</w:t></w:r></w:p><w:p><w:pPr><w:shd w:val="clear" w:color="auto" w:fill="F8FAFC"/><w:spacing w:before="0" w:after="0" w:line="200" w:lineRule="auto"/><w:ind w:left="80" w:right="80"/></w:pPr><w:r><w:rPr><w:rFonts w:ascii="Consolas" w:hAnsi="Consolas"/><w:sz w:val="15"/><w:color w:val="0F172A"/></w:rPr><w:t xml:space="preserve">// 4. Stirling&apos;s Approximation: n! ≈ sqrt(2 * π * n) * (n / e)^n</w:t></w:r></w:p><w:sectPr><w:pgSz w:w="11906" w:h="16838"/><w:pgMar w:top="576" w:right="576" w:bottom="576" w:left="576"/><w:cols w:num="2" w:space="288"/></w:sectPr></w:body></w:document>
 </file>
 
 <file path=word\styles.xml><?xml version="1.0" encoding="utf-8"?>

--- a/CP_Cheatsheet_Hoffnang.docx
+++ b/CP_Cheatsheet_Hoffnang.docx
@@ -1,5 +1,5 @@
 
-<file path=word\document.xml>﻿<?xml version="1.0" encoding="UTF-8" standalone="yes"?><w:document xmlns:w="http://schemas.openxmlformats.org/wordprocessingml/2006/main"><w:body><w:p><w:pPr><w:pStyle w:val="Heading1"/></w:pPr><w:r><w:rPr><w:b/><w:sz w:val="26"/><w:color w:val="1E3A8A"/></w:rPr><w:t>Competitive Programming Reference Guide &amp; Cheatsheet</w:t></w:r></w:p><w:p><w:r><w:t>**Team:** Hoffnang  </w:t></w:r></w:p><w:p><w:r><w:t>**Contestant:** Soyebuzaman Naim  </w:t></w:r></w:p><w:p><w:r><w:t>**Affiliation:** Southeast University (SEU CS Carnival 2026)  </w:t></w:r></w:p><w:p><w:r><w:t>**Standard:** C++17 / Fast I/O / 64-bit Int  </w:t></w:r></w:p><w:p><w:pPr><w:pBdr><w:bottom w:val="single" w:sz="4" w:space="1" w:color="CBD5E0"/></w:pPr></w:p><w:p><w:r><w:t>&gt; [!IMPORTANT]</w:t></w:r></w:p><w:p><w:r><w:t>&gt; **About this Notebook:**</w:t></w:r></w:p><w:p><w:r><w:t>&gt; This document is designed for the **25-page competition notebook limit**. Every section includes:</w:t></w:r></w:p><w:p><w:r><w:t>&gt; - 📌 **When to Use &amp; Purpose**</w:t></w:r></w:p><w:p><w:r><w:t>&gt; - ⏱️ **Time &amp; Space Complexity**</w:t></w:r></w:p><w:p><w:r><w:t>&gt; - ⚠️ **Key Traps &amp; Constraints (e.g. 1LL overflow, 1-indexed vs 0-indexed)**</w:t></w:r></w:p><w:p><w:r><w:t>&gt; - ⌨️ **VS Code Snippet Trigger Prefix** (matching your personal snippet library)</w:t></w:r></w:p><w:p><w:pPr><w:pBdr><w:bottom w:val="single" w:sz="4" w:space="1" w:color="CBD5E0"/></w:pPr></w:p><w:p><w:pPr><w:pStyle w:val="Heading2"/></w:pPr><w:r><w:rPr><w:b/><w:sz w:val="22"/><w:color w:val="1D4ED8"/></w:rPr><w:t>Table of Contents</w:t></w:r></w:p><w:p><w:r><w:t>1. [Section 1: Contest Setup &amp; Fast I/O](#section-1-contest-setup--fast-io)</w:t></w:r></w:p><w:p><w:r><w:t>2. [Section 2: C++ Basics &amp; STL Essentials](#section-2-c-basics--stl-essentials)</w:t></w:r></w:p><w:p><w:r><w:t>3. [Section 3: Math, Number Theory &amp; Bit Manipulation](#section-3-math-number-theory--bit-manipulation)</w:t></w:r></w:p><w:p><w:r><w:t>4. [Section 4: Graph Representations &amp; Traversals](#section-4-graph-representations--traversals)</w:t></w:r></w:p><w:p><w:r><w:t>5. [Section 5: Shortest Paths &amp; Negative Cycles](#section-5-shortest-paths--negative-cycles)</w:t></w:r></w:p><w:p><w:r><w:t>6. [Section 6: Tree Algorithms](#section-6-tree-algorithms)</w:t></w:r></w:p><w:p><w:r><w:t>7. [Section 7: Data Structures (DSU, Fenwick &amp; Segment Tree)](#section-7-data-structures-dsu-fenwick--segment-tree)</w:t></w:r></w:p><w:p><w:r><w:t>8. [Section 8: String Algorithms (KMP)](#section-8-string-algorithms-kmp)</w:t></w:r></w:p><w:p><w:r><w:t>9. [Section 9: Search Paradigms &amp; Dynamic Programming](#section-9-search-paradigms--dynamic-programming)</w:t></w:r></w:p><w:p><w:r><w:t>10. [Section 10: Advanced Tools (Kruskal, Matrix Power &amp; Geometry)](#section-10-advanced-tools-kruskal-matrix-power--geometry)</w:t></w:r></w:p><w:p><w:pPr><w:pBdr><w:bottom w:val="single" w:sz="4" w:space="1" w:color="CBD5E0"/></w:pPr></w:p><w:p><w:pPr><w:pStyle w:val="Heading1"/></w:pPr><w:r><w:rPr><w:b/><w:sz w:val="26"/><w:color w:val="1E3A8A"/></w:rPr><w:t>Section 1: Contest Setup &amp; Fast I/O</w:t></w:r></w:p><w:p><w:pPr><w:pStyle w:val="Heading3"/></w:pPr><w:r><w:rPr><w:b/><w:sz w:val="19"/><w:color w:val="0369A1"/></w:rPr><w:t>1.1 Fast I/O Contest Template</w:t></w:r></w:p><w:p><w:pPr><w:ind w:left="200"/><w:spacing w:after="20"/></w:pPr><w:r><w:rPr><w:color w:val="2563EB"/></w:rPr><w:t xml:space="preserve">â€¢ </w:t></w:r><w:r><w:t>**Trigger Prefix:** `cpp`</w:t></w:r></w:p><w:p><w:pPr><w:ind w:left="200"/><w:spacing w:after="20"/></w:pPr><w:r><w:rPr><w:color w:val="2563EB"/></w:rPr><w:t xml:space="preserve">â€¢ </w:t></w:r><w:r><w:t>**When to use:** Starter boilerplate for every problem.</w:t></w:r></w:p><w:p><w:pPr><w:ind w:left="200"/><w:spacing w:after="20"/></w:pPr><w:r><w:rPr><w:color w:val="2563EB"/></w:rPr><w:t xml:space="preserve">â€¢ </w:t></w:r><w:r><w:t>**Why:** `cin.tie(nullptr)` and `sync_with_stdio(false)` speed up I/O by ~10x. `#define int long long` eliminates 32-bit overflow errors on variable declarations.</w:t></w:r></w:p><w:p><w:pPr><w:shd w:val="clear" w:color="auto" w:fill="F8FAFC"/><w:spacing w:before="0" w:after="0" w:line="200" w:lineRule="auto"/><w:ind w:left="80" w:right="80"/></w:pPr><w:r><w:rPr><w:rFonts w:ascii="Consolas" w:hAnsi="Consolas"/><w:sz w:val="15"/><w:color w:val="0F172A"/></w:rPr><w:t xml:space="preserve">#include &lt;bits/stdc++.h&gt;</w:t></w:r></w:p><w:p><w:pPr><w:shd w:val="clear" w:color="auto" w:fill="F8FAFC"/><w:spacing w:before="0" w:after="0" w:line="200" w:lineRule="auto"/><w:ind w:left="80" w:right="80"/></w:pPr><w:r><w:rPr><w:rFonts w:ascii="Consolas" w:hAnsi="Consolas"/><w:sz w:val="15"/><w:color w:val="0F172A"/></w:rPr><w:t xml:space="preserve">using namespace std;</w:t></w:r></w:p><w:p><w:pPr><w:shd w:val="clear" w:color="auto" w:fill="F8FAFC"/><w:spacing w:before="0" w:after="0" w:line="200" w:lineRule="auto"/><w:ind w:left="80" w:right="80"/></w:pPr><w:r><w:rPr><w:rFonts w:ascii="Consolas" w:hAnsi="Consolas"/><w:sz w:val="15"/><w:color w:val="0F172A"/></w:rPr><w:t xml:space="preserve"></w:t></w:r></w:p><w:p><w:pPr><w:shd w:val="clear" w:color="auto" w:fill="F8FAFC"/><w:spacing w:before="0" w:after="0" w:line="200" w:lineRule="auto"/><w:ind w:left="80" w:right="80"/></w:pPr><w:r><w:rPr><w:rFonts w:ascii="Consolas" w:hAnsi="Consolas"/><w:sz w:val="15"/><w:color w:val="0F172A"/></w:rPr><w:t xml:space="preserve">#define int long long</w:t></w:r></w:p><w:p><w:pPr><w:shd w:val="clear" w:color="auto" w:fill="F8FAFC"/><w:spacing w:before="0" w:after="0" w:line="200" w:lineRule="auto"/><w:ind w:left="80" w:right="80"/></w:pPr><w:r><w:rPr><w:rFonts w:ascii="Consolas" w:hAnsi="Consolas"/><w:sz w:val="15"/><w:color w:val="0F172A"/></w:rPr><w:t xml:space="preserve">#define endl &apos;\n&apos;</w:t></w:r></w:p><w:p><w:pPr><w:shd w:val="clear" w:color="auto" w:fill="F8FAFC"/><w:spacing w:before="0" w:after="0" w:line="200" w:lineRule="auto"/><w:ind w:left="80" w:right="80"/></w:pPr><w:r><w:rPr><w:rFonts w:ascii="Consolas" w:hAnsi="Consolas"/><w:sz w:val="15"/><w:color w:val="0F172A"/></w:rPr><w:t xml:space="preserve">#define all(x) (x).begin(), (x).end()</w:t></w:r></w:p><w:p><w:pPr><w:shd w:val="clear" w:color="auto" w:fill="F8FAFC"/><w:spacing w:before="0" w:after="0" w:line="200" w:lineRule="auto"/><w:ind w:left="80" w:right="80"/></w:pPr><w:r><w:rPr><w:rFonts w:ascii="Consolas" w:hAnsi="Consolas"/><w:sz w:val="15"/><w:color w:val="0F172A"/></w:rPr><w:t xml:space="preserve">#define rall(x) (x).rbegin(), (x).rend()</w:t></w:r></w:p><w:p><w:pPr><w:shd w:val="clear" w:color="auto" w:fill="F8FAFC"/><w:spacing w:before="0" w:after="0" w:line="200" w:lineRule="auto"/><w:ind w:left="80" w:right="80"/></w:pPr><w:r><w:rPr><w:rFonts w:ascii="Consolas" w:hAnsi="Consolas"/><w:sz w:val="15"/><w:color w:val="0F172A"/></w:rPr><w:t xml:space="preserve">#define sz(x) (int)(x).size()</w:t></w:r></w:p><w:p><w:pPr><w:shd w:val="clear" w:color="auto" w:fill="F8FAFC"/><w:spacing w:before="0" w:after="0" w:line="200" w:lineRule="auto"/><w:ind w:left="80" w:right="80"/></w:pPr><w:r><w:rPr><w:rFonts w:ascii="Consolas" w:hAnsi="Consolas"/><w:sz w:val="15"/><w:color w:val="0F172A"/></w:rPr><w:t xml:space="preserve"></w:t></w:r></w:p><w:p><w:pPr><w:shd w:val="clear" w:color="auto" w:fill="F8FAFC"/><w:spacing w:before="0" w:after="0" w:line="200" w:lineRule="auto"/><w:ind w:left="80" w:right="80"/></w:pPr><w:r><w:rPr><w:rFonts w:ascii="Consolas" w:hAnsi="Consolas"/><w:sz w:val="15"/><w:color w:val="0F172A"/></w:rPr><w:t xml:space="preserve">void fast_io() {</w:t></w:r></w:p><w:p><w:pPr><w:shd w:val="clear" w:color="auto" w:fill="F8FAFC"/><w:spacing w:before="0" w:after="0" w:line="200" w:lineRule="auto"/><w:ind w:left="80" w:right="80"/></w:pPr><w:r><w:rPr><w:rFonts w:ascii="Consolas" w:hAnsi="Consolas"/><w:sz w:val="15"/><w:color w:val="0F172A"/></w:rPr><w:t xml:space="preserve">    ios::sync_with_stdio(false);</w:t></w:r></w:p><w:p><w:pPr><w:shd w:val="clear" w:color="auto" w:fill="F8FAFC"/><w:spacing w:before="0" w:after="0" w:line="200" w:lineRule="auto"/><w:ind w:left="80" w:right="80"/></w:pPr><w:r><w:rPr><w:rFonts w:ascii="Consolas" w:hAnsi="Consolas"/><w:sz w:val="15"/><w:color w:val="0F172A"/></w:rPr><w:t xml:space="preserve">    cin.tie(nullptr);</w:t></w:r></w:p><w:p><w:pPr><w:shd w:val="clear" w:color="auto" w:fill="F8FAFC"/><w:spacing w:before="0" w:after="0" w:line="200" w:lineRule="auto"/><w:ind w:left="80" w:right="80"/></w:pPr><w:r><w:rPr><w:rFonts w:ascii="Consolas" w:hAnsi="Consolas"/><w:sz w:val="15"/><w:color w:val="0F172A"/></w:rPr><w:t xml:space="preserve">}</w:t></w:r></w:p><w:p><w:pPr><w:shd w:val="clear" w:color="auto" w:fill="F8FAFC"/><w:spacing w:before="0" w:after="0" w:line="200" w:lineRule="auto"/><w:ind w:left="80" w:right="80"/></w:pPr><w:r><w:rPr><w:rFonts w:ascii="Consolas" w:hAnsi="Consolas"/><w:sz w:val="15"/><w:color w:val="0F172A"/></w:rPr><w:t xml:space="preserve"></w:t></w:r></w:p><w:p><w:pPr><w:shd w:val="clear" w:color="auto" w:fill="F8FAFC"/><w:spacing w:before="0" w:after="0" w:line="200" w:lineRule="auto"/><w:ind w:left="80" w:right="80"/></w:pPr><w:r><w:rPr><w:rFonts w:ascii="Consolas" w:hAnsi="Consolas"/><w:sz w:val="15"/><w:color w:val="0F172A"/></w:rPr><w:t xml:space="preserve">signed main() {</w:t></w:r></w:p><w:p><w:pPr><w:shd w:val="clear" w:color="auto" w:fill="F8FAFC"/><w:spacing w:before="0" w:after="0" w:line="200" w:lineRule="auto"/><w:ind w:left="80" w:right="80"/></w:pPr><w:r><w:rPr><w:rFonts w:ascii="Consolas" w:hAnsi="Consolas"/><w:sz w:val="15"/><w:color w:val="0F172A"/></w:rPr><w:t xml:space="preserve">    fast_io();</w:t></w:r></w:p><w:p><w:pPr><w:shd w:val="clear" w:color="auto" w:fill="F8FAFC"/><w:spacing w:before="0" w:after="0" w:line="200" w:lineRule="auto"/><w:ind w:left="80" w:right="80"/></w:pPr><w:r><w:rPr><w:rFonts w:ascii="Consolas" w:hAnsi="Consolas"/><w:sz w:val="15"/><w:color w:val="0F172A"/></w:rPr><w:t xml:space="preserve"></w:t></w:r></w:p><w:p><w:pPr><w:shd w:val="clear" w:color="auto" w:fill="F8FAFC"/><w:spacing w:before="0" w:after="0" w:line="200" w:lineRule="auto"/><w:ind w:left="80" w:right="80"/></w:pPr><w:r><w:rPr><w:rFonts w:ascii="Consolas" w:hAnsi="Consolas"/><w:sz w:val="15"/><w:color w:val="0F172A"/></w:rPr><w:t xml:space="preserve">    int t;</w:t></w:r></w:p><w:p><w:pPr><w:shd w:val="clear" w:color="auto" w:fill="F8FAFC"/><w:spacing w:before="0" w:after="0" w:line="200" w:lineRule="auto"/><w:ind w:left="80" w:right="80"/></w:pPr><w:r><w:rPr><w:rFonts w:ascii="Consolas" w:hAnsi="Consolas"/><w:sz w:val="15"/><w:color w:val="0F172A"/></w:rPr><w:t xml:space="preserve">    cin &gt;&gt; t;</w:t></w:r></w:p><w:p><w:pPr><w:shd w:val="clear" w:color="auto" w:fill="F8FAFC"/><w:spacing w:before="0" w:after="0" w:line="200" w:lineRule="auto"/><w:ind w:left="80" w:right="80"/></w:pPr><w:r><w:rPr><w:rFonts w:ascii="Consolas" w:hAnsi="Consolas"/><w:sz w:val="15"/><w:color w:val="0F172A"/></w:rPr><w:t xml:space="preserve">    while (t--) {</w:t></w:r></w:p><w:p><w:pPr><w:shd w:val="clear" w:color="auto" w:fill="F8FAFC"/><w:spacing w:before="0" w:after="0" w:line="200" w:lineRule="auto"/><w:ind w:left="80" w:right="80"/></w:pPr><w:r><w:rPr><w:rFonts w:ascii="Consolas" w:hAnsi="Consolas"/><w:sz w:val="15"/><w:color w:val="0F172A"/></w:rPr><w:t xml:space="preserve">        int n;</w:t></w:r></w:p><w:p><w:pPr><w:shd w:val="clear" w:color="auto" w:fill="F8FAFC"/><w:spacing w:before="0" w:after="0" w:line="200" w:lineRule="auto"/><w:ind w:left="80" w:right="80"/></w:pPr><w:r><w:rPr><w:rFonts w:ascii="Consolas" w:hAnsi="Consolas"/><w:sz w:val="15"/><w:color w:val="0F172A"/></w:rPr><w:t xml:space="preserve">        cin &gt;&gt; n;</w:t></w:r></w:p><w:p><w:pPr><w:shd w:val="clear" w:color="auto" w:fill="F8FAFC"/><w:spacing w:before="0" w:after="0" w:line="200" w:lineRule="auto"/><w:ind w:left="80" w:right="80"/></w:pPr><w:r><w:rPr><w:rFonts w:ascii="Consolas" w:hAnsi="Consolas"/><w:sz w:val="15"/><w:color w:val="0F172A"/></w:rPr><w:t xml:space="preserve">        vector&lt;int&gt; v(n);</w:t></w:r></w:p><w:p><w:pPr><w:shd w:val="clear" w:color="auto" w:fill="F8FAFC"/><w:spacing w:before="0" w:after="0" w:line="200" w:lineRule="auto"/><w:ind w:left="80" w:right="80"/></w:pPr><w:r><w:rPr><w:rFonts w:ascii="Consolas" w:hAnsi="Consolas"/><w:sz w:val="15"/><w:color w:val="0F172A"/></w:rPr><w:t xml:space="preserve">        for (int &amp;x : v)</w:t></w:r></w:p><w:p><w:pPr><w:shd w:val="clear" w:color="auto" w:fill="F8FAFC"/><w:spacing w:before="0" w:after="0" w:line="200" w:lineRule="auto"/><w:ind w:left="80" w:right="80"/></w:pPr><w:r><w:rPr><w:rFonts w:ascii="Consolas" w:hAnsi="Consolas"/><w:sz w:val="15"/><w:color w:val="0F172A"/></w:rPr><w:t xml:space="preserve">            cin &gt;&gt; x;</w:t></w:r></w:p><w:p><w:pPr><w:shd w:val="clear" w:color="auto" w:fill="F8FAFC"/><w:spacing w:before="0" w:after="0" w:line="200" w:lineRule="auto"/><w:ind w:left="80" w:right="80"/></w:pPr><w:r><w:rPr><w:rFonts w:ascii="Consolas" w:hAnsi="Consolas"/><w:sz w:val="15"/><w:color w:val="0F172A"/></w:rPr><w:t xml:space="preserve">    }</w:t></w:r></w:p><w:p><w:pPr><w:shd w:val="clear" w:color="auto" w:fill="F8FAFC"/><w:spacing w:before="0" w:after="0" w:line="200" w:lineRule="auto"/><w:ind w:left="80" w:right="80"/></w:pPr><w:r><w:rPr><w:rFonts w:ascii="Consolas" w:hAnsi="Consolas"/><w:sz w:val="15"/><w:color w:val="0F172A"/></w:rPr><w:t xml:space="preserve">}</w:t></w:r></w:p><w:p><w:pPr><w:pBdr><w:bottom w:val="single" w:sz="4" w:space="1" w:color="CBD5E0"/></w:pPr></w:p><w:p><w:pPr><w:pStyle w:val="Heading1"/></w:pPr><w:r><w:rPr><w:b/><w:sz w:val="26"/><w:color w:val="1E3A8A"/></w:rPr><w:t>Section 2: C++ Basics &amp; STL Essentials</w:t></w:r></w:p><w:p><w:pPr><w:pStyle w:val="Heading3"/></w:pPr><w:r><w:rPr><w:b/><w:sz w:val="19"/><w:color w:val="0369A1"/></w:rPr><w:t>2.1 Primitive Types, Overflow Prevention &amp; Float Comparisons</w:t></w:r></w:p><w:p><w:r><w:t>| Type | Bytes | Range | Key Rule |</w:t></w:r></w:p><w:p><w:r><w:t>|---|---|---|---|</w:t></w:r></w:p><w:p><w:r><w:t>| `int` | 4 | $\approx [-2 \cdot 10^9, 2 \cdot 10^9]$ | Default array indexing, sizes |</w:t></w:r></w:p><w:p><w:r><w:t>| `long long` | 8 | $\approx [-9 \cdot 10^{18}, 9 \cdot 10^{18}]$ | Required for sums, factorials, products |</w:t></w:r></w:p><w:p><w:r><w:t>| `double` | 8 | 15–17 decimal digits | Compare using `fabs(a - b) &lt; 1e-9` |</w:t></w:r></w:p><w:p><w:pPr><w:shd w:val="clear" w:color="auto" w:fill="F8FAFC"/><w:spacing w:before="0" w:after="0" w:line="200" w:lineRule="auto"/><w:ind w:left="80" w:right="80"/></w:pPr><w:r><w:rPr><w:rFonts w:ascii="Consolas" w:hAnsi="Consolas"/><w:sz w:val="15"/><w:color w:val="0F172A"/></w:rPr><w:t xml:space="preserve">// 1. Preventing Integer Overflow</w:t></w:r></w:p><w:p><w:pPr><w:shd w:val="clear" w:color="auto" w:fill="F8FAFC"/><w:spacing w:before="0" w:after="0" w:line="200" w:lineRule="auto"/><w:ind w:left="80" w:right="80"/></w:pPr><w:r><w:rPr><w:rFonts w:ascii="Consolas" w:hAnsi="Consolas"/><w:sz w:val="15"/><w:color w:val="0F172A"/></w:rPr><w:t xml:space="preserve">int a = 1e6, b = 1e6;</w:t></w:r></w:p><w:p><w:pPr><w:shd w:val="clear" w:color="auto" w:fill="F8FAFC"/><w:spacing w:before="0" w:after="0" w:line="200" w:lineRule="auto"/><w:ind w:left="80" w:right="80"/></w:pPr><w:r><w:rPr><w:rFonts w:ascii="Consolas" w:hAnsi="Consolas"/><w:sz w:val="15"/><w:color w:val="0F172A"/></w:rPr><w:t xml:space="preserve">long long ans = 1LL * a * b; // 1LL forces 64-bit calculation!</w:t></w:r></w:p><w:p><w:pPr><w:shd w:val="clear" w:color="auto" w:fill="F8FAFC"/><w:spacing w:before="0" w:after="0" w:line="200" w:lineRule="auto"/><w:ind w:left="80" w:right="80"/></w:pPr><w:r><w:rPr><w:rFonts w:ascii="Consolas" w:hAnsi="Consolas"/><w:sz w:val="15"/><w:color w:val="0F172A"/></w:rPr><w:t xml:space="preserve"></w:t></w:r></w:p><w:p><w:pPr><w:shd w:val="clear" w:color="auto" w:fill="F8FAFC"/><w:spacing w:before="0" w:after="0" w:line="200" w:lineRule="auto"/><w:ind w:left="80" w:right="80"/></w:pPr><w:r><w:rPr><w:rFonts w:ascii="Consolas" w:hAnsi="Consolas"/><w:sz w:val="15"/><w:color w:val="0F172A"/></w:rPr><w:t xml:space="preserve">// 2. Safe Floating Point Equality</w:t></w:r></w:p><w:p><w:pPr><w:shd w:val="clear" w:color="auto" w:fill="F8FAFC"/><w:spacing w:before="0" w:after="0" w:line="200" w:lineRule="auto"/><w:ind w:left="80" w:right="80"/></w:pPr><w:r><w:rPr><w:rFonts w:ascii="Consolas" w:hAnsi="Consolas"/><w:sz w:val="15"/><w:color w:val="0F172A"/></w:rPr><w:t xml:space="preserve">const double EPS = 1e-9;</w:t></w:r></w:p><w:p><w:pPr><w:shd w:val="clear" w:color="auto" w:fill="F8FAFC"/><w:spacing w:before="0" w:after="0" w:line="200" w:lineRule="auto"/><w:ind w:left="80" w:right="80"/></w:pPr><w:r><w:rPr><w:rFonts w:ascii="Consolas" w:hAnsi="Consolas"/><w:sz w:val="15"/><w:color w:val="0F172A"/></w:rPr><w:t xml:space="preserve">bool are_equal(double a, double b) { return fabs(a - b) &lt; EPS; }</w:t></w:r></w:p><w:p><w:pPr><w:shd w:val="clear" w:color="auto" w:fill="F8FAFC"/><w:spacing w:before="0" w:after="0" w:line="200" w:lineRule="auto"/><w:ind w:left="80" w:right="80"/></w:pPr><w:r><w:rPr><w:rFonts w:ascii="Consolas" w:hAnsi="Consolas"/><w:sz w:val="15"/><w:color w:val="0F172A"/></w:rPr><w:t xml:space="preserve"></w:t></w:r></w:p><w:p><w:pPr><w:shd w:val="clear" w:color="auto" w:fill="F8FAFC"/><w:spacing w:before="0" w:after="0" w:line="200" w:lineRule="auto"/><w:ind w:left="80" w:right="80"/></w:pPr><w:r><w:rPr><w:rFonts w:ascii="Consolas" w:hAnsi="Consolas"/><w:sz w:val="15"/><w:color w:val="0F172A"/></w:rPr><w:t xml:space="preserve">// 3. Fixed Precision Print</w:t></w:r></w:p><w:p><w:pPr><w:shd w:val="clear" w:color="auto" w:fill="F8FAFC"/><w:spacing w:before="0" w:after="0" w:line="200" w:lineRule="auto"/><w:ind w:left="80" w:right="80"/></w:pPr><w:r><w:rPr><w:rFonts w:ascii="Consolas" w:hAnsi="Consolas"/><w:sz w:val="15"/><w:color w:val="0F172A"/></w:rPr><w:t xml:space="preserve">cout &lt;&lt; fixed &lt;&lt; setprecision(9) &lt;&lt; ans &lt;&lt; &quot;\n&quot;;</w:t></w:r></w:p><w:p><w:pPr><w:pStyle w:val="Heading3"/></w:pPr><w:r><w:rPr><w:b/><w:sz w:val="19"/><w:color w:val="0369A1"/></w:rPr><w:t>2.2 C++ `&lt;cmath&gt;` Math Functions (exp, ln, root, sin, cos)</w:t></w:r></w:p><w:p><w:pPr><w:shd w:val="clear" w:color="auto" w:fill="F8FAFC"/><w:spacing w:before="0" w:after="0" w:line="200" w:lineRule="auto"/><w:ind w:left="80" w:right="80"/></w:pPr><w:r><w:rPr><w:rFonts w:ascii="Consolas" w:hAnsi="Consolas"/><w:sz w:val="15"/><w:color w:val="0F172A"/></w:rPr><w:t xml:space="preserve">const double PI = acos(-1.0); // Exact value of π: 3.141592653589793</w:t></w:r></w:p><w:p><w:pPr><w:shd w:val="clear" w:color="auto" w:fill="F8FAFC"/><w:spacing w:before="0" w:after="0" w:line="200" w:lineRule="auto"/><w:ind w:left="80" w:right="80"/></w:pPr><w:r><w:rPr><w:rFonts w:ascii="Consolas" w:hAnsi="Consolas"/><w:sz w:val="15"/><w:color w:val="0F172A"/></w:rPr><w:t xml:space="preserve"></w:t></w:r></w:p><w:p><w:pPr><w:shd w:val="clear" w:color="auto" w:fill="F8FAFC"/><w:spacing w:before="0" w:after="0" w:line="200" w:lineRule="auto"/><w:ind w:left="80" w:right="80"/></w:pPr><w:r><w:rPr><w:rFonts w:ascii="Consolas" w:hAnsi="Consolas"/><w:sz w:val="15"/><w:color w:val="0F172A"/></w:rPr><w:t xml:space="preserve">// 1. Exponential (e^x) &amp; Powers:</w:t></w:r></w:p><w:p><w:pPr><w:shd w:val="clear" w:color="auto" w:fill="F8FAFC"/><w:spacing w:before="0" w:after="0" w:line="200" w:lineRule="auto"/><w:ind w:left="80" w:right="80"/></w:pPr><w:r><w:rPr><w:rFonts w:ascii="Consolas" w:hAnsi="Consolas"/><w:sz w:val="15"/><w:color w:val="0F172A"/></w:rPr><w:t xml:space="preserve">double e_to_x   = exp(x);              // e^x (for long double use expl(x))</w:t></w:r></w:p><w:p><w:pPr><w:shd w:val="clear" w:color="auto" w:fill="F8FAFC"/><w:spacing w:before="0" w:after="0" w:line="200" w:lineRule="auto"/><w:ind w:left="80" w:right="80"/></w:pPr><w:r><w:rPr><w:rFonts w:ascii="Consolas" w:hAnsi="Consolas"/><w:sz w:val="15"/><w:color w:val="0F172A"/></w:rPr><w:t xml:space="preserve">double power    = pow(base, exp);      // base^exp (e.g. pow(2.0, 10.0) = 1024.0)</w:t></w:r></w:p><w:p><w:pPr><w:shd w:val="clear" w:color="auto" w:fill="F8FAFC"/><w:spacing w:before="0" w:after="0" w:line="200" w:lineRule="auto"/><w:ind w:left="80" w:right="80"/></w:pPr><w:r><w:rPr><w:rFonts w:ascii="Consolas" w:hAnsi="Consolas"/><w:sz w:val="15"/><w:color w:val="0F172A"/></w:rPr><w:t xml:space="preserve"></w:t></w:r></w:p><w:p><w:pPr><w:shd w:val="clear" w:color="auto" w:fill="F8FAFC"/><w:spacing w:before="0" w:after="0" w:line="200" w:lineRule="auto"/><w:ind w:left="80" w:right="80"/></w:pPr><w:r><w:rPr><w:rFonts w:ascii="Consolas" w:hAnsi="Consolas"/><w:sz w:val="15"/><w:color w:val="0F172A"/></w:rPr><w:t xml:space="preserve">// 2. Natural Logarithm (ln) &amp; Logarithms:</w:t></w:r></w:p><w:p><w:pPr><w:shd w:val="clear" w:color="auto" w:fill="F8FAFC"/><w:spacing w:before="0" w:after="0" w:line="200" w:lineRule="auto"/><w:ind w:left="80" w:right="80"/></w:pPr><w:r><w:rPr><w:rFonts w:ascii="Consolas" w:hAnsi="Consolas"/><w:sz w:val="15"/><w:color w:val="0F172A"/></w:rPr><w:t xml:space="preserve">double natural  = log(x);              // ln(x) (natural log, base e)</w:t></w:r></w:p><w:p><w:pPr><w:shd w:val="clear" w:color="auto" w:fill="F8FAFC"/><w:spacing w:before="0" w:after="0" w:line="200" w:lineRule="auto"/><w:ind w:left="80" w:right="80"/></w:pPr><w:r><w:rPr><w:rFonts w:ascii="Consolas" w:hAnsi="Consolas"/><w:sz w:val="15"/><w:color w:val="0F172A"/></w:rPr><w:t xml:space="preserve">double log_10   = log10(x);            // log10(x) (base 10)</w:t></w:r></w:p><w:p><w:pPr><w:shd w:val="clear" w:color="auto" w:fill="F8FAFC"/><w:spacing w:before="0" w:after="0" w:line="200" w:lineRule="auto"/><w:ind w:left="80" w:right="80"/></w:pPr><w:r><w:rPr><w:rFonts w:ascii="Consolas" w:hAnsi="Consolas"/><w:sz w:val="15"/><w:color w:val="0F172A"/></w:rPr><w:t xml:space="preserve">double log_2    = log2(x);             // log2(x) (base 2)</w:t></w:r></w:p><w:p><w:pPr><w:shd w:val="clear" w:color="auto" w:fill="F8FAFC"/><w:spacing w:before="0" w:after="0" w:line="200" w:lineRule="auto"/><w:ind w:left="80" w:right="80"/></w:pPr><w:r><w:rPr><w:rFonts w:ascii="Consolas" w:hAnsi="Consolas"/><w:sz w:val="15"/><w:color w:val="0F172A"/></w:rPr><w:t xml:space="preserve">double log_b    = log(x) / log(b);     // log_b(x) in arbitrary base b</w:t></w:r></w:p><w:p><w:pPr><w:shd w:val="clear" w:color="auto" w:fill="F8FAFC"/><w:spacing w:before="0" w:after="0" w:line="200" w:lineRule="auto"/><w:ind w:left="80" w:right="80"/></w:pPr><w:r><w:rPr><w:rFonts w:ascii="Consolas" w:hAnsi="Consolas"/><w:sz w:val="15"/><w:color w:val="0F172A"/></w:rPr><w:t xml:space="preserve"></w:t></w:r></w:p><w:p><w:pPr><w:shd w:val="clear" w:color="auto" w:fill="F8FAFC"/><w:spacing w:before="0" w:after="0" w:line="200" w:lineRule="auto"/><w:ind w:left="80" w:right="80"/></w:pPr><w:r><w:rPr><w:rFonts w:ascii="Consolas" w:hAnsi="Consolas"/><w:sz w:val="15"/><w:color w:val="0F172A"/></w:rPr><w:t xml:space="preserve">// 3. Roots (Square, Cube &amp; k-th Root):</w:t></w:r></w:p><w:p><w:pPr><w:shd w:val="clear" w:color="auto" w:fill="F8FAFC"/><w:spacing w:before="0" w:after="0" w:line="200" w:lineRule="auto"/><w:ind w:left="80" w:right="80"/></w:pPr><w:r><w:rPr><w:rFonts w:ascii="Consolas" w:hAnsi="Consolas"/><w:sz w:val="15"/><w:color w:val="0F172A"/></w:rPr><w:t xml:space="preserve">double sq_root  = sqrt(x);             // √x (Square root: x &gt;= 0)</w:t></w:r></w:p><w:p><w:pPr><w:shd w:val="clear" w:color="auto" w:fill="F8FAFC"/><w:spacing w:before="0" w:after="0" w:line="200" w:lineRule="auto"/><w:ind w:left="80" w:right="80"/></w:pPr><w:r><w:rPr><w:rFonts w:ascii="Consolas" w:hAnsi="Consolas"/><w:sz w:val="15"/><w:color w:val="0F172A"/></w:rPr><w:t xml:space="preserve">double cb_root  = cbrt(x);             // ∛x (Cube root: works for negative inputs too!)</w:t></w:r></w:p><w:p><w:pPr><w:shd w:val="clear" w:color="auto" w:fill="F8FAFC"/><w:spacing w:before="0" w:after="0" w:line="200" w:lineRule="auto"/><w:ind w:left="80" w:right="80"/></w:pPr><w:r><w:rPr><w:rFonts w:ascii="Consolas" w:hAnsi="Consolas"/><w:sz w:val="15"/><w:color w:val="0F172A"/></w:rPr><w:t xml:space="preserve">double kth_root = pow(x, 1.0 / k);     // k-th root of x: x^(1/k)</w:t></w:r></w:p><w:p><w:pPr><w:shd w:val="clear" w:color="auto" w:fill="F8FAFC"/><w:spacing w:before="0" w:after="0" w:line="200" w:lineRule="auto"/><w:ind w:left="80" w:right="80"/></w:pPr><w:r><w:rPr><w:rFonts w:ascii="Consolas" w:hAnsi="Consolas"/><w:sz w:val="15"/><w:color w:val="0F172A"/></w:rPr><w:t xml:space="preserve"></w:t></w:r></w:p><w:p><w:pPr><w:shd w:val="clear" w:color="auto" w:fill="F8FAFC"/><w:spacing w:before="0" w:after="0" w:line="200" w:lineRule="auto"/><w:ind w:left="80" w:right="80"/></w:pPr><w:r><w:rPr><w:rFonts w:ascii="Consolas" w:hAnsi="Consolas"/><w:sz w:val="15"/><w:color w:val="0F172A"/></w:rPr><w:t xml:space="preserve">// 4. Trigonometry: sin, cos, tan (Input MUST be in RADIANS!):</w:t></w:r></w:p><w:p><w:pPr><w:shd w:val="clear" w:color="auto" w:fill="F8FAFC"/><w:spacing w:before="0" w:after="0" w:line="200" w:lineRule="auto"/><w:ind w:left="80" w:right="80"/></w:pPr><w:r><w:rPr><w:rFonts w:ascii="Consolas" w:hAnsi="Consolas"/><w:sz w:val="15"/><w:color w:val="0F172A"/></w:rPr><w:t xml:space="preserve">double deg = 60.0;</w:t></w:r></w:p><w:p><w:pPr><w:shd w:val="clear" w:color="auto" w:fill="F8FAFC"/><w:spacing w:before="0" w:after="0" w:line="200" w:lineRule="auto"/><w:ind w:left="80" w:right="80"/></w:pPr><w:r><w:rPr><w:rFonts w:ascii="Consolas" w:hAnsi="Consolas"/><w:sz w:val="15"/><w:color w:val="0F172A"/></w:rPr><w:t xml:space="preserve">double rad = deg * (PI / 180.0);       // Degrees to Radians!</w:t></w:r></w:p><w:p><w:pPr><w:shd w:val="clear" w:color="auto" w:fill="F8FAFC"/><w:spacing w:before="0" w:after="0" w:line="200" w:lineRule="auto"/><w:ind w:left="80" w:right="80"/></w:pPr><w:r><w:rPr><w:rFonts w:ascii="Consolas" w:hAnsi="Consolas"/><w:sz w:val="15"/><w:color w:val="0F172A"/></w:rPr><w:t xml:space="preserve">double s   = sin(rad);                 // sin(60°) = √3 / 2 ≈ 0.866025</w:t></w:r></w:p><w:p><w:pPr><w:shd w:val="clear" w:color="auto" w:fill="F8FAFC"/><w:spacing w:before="0" w:after="0" w:line="200" w:lineRule="auto"/><w:ind w:left="80" w:right="80"/></w:pPr><w:r><w:rPr><w:rFonts w:ascii="Consolas" w:hAnsi="Consolas"/><w:sz w:val="15"/><w:color w:val="0F172A"/></w:rPr><w:t xml:space="preserve">double c   = cos(rad);                 // cos(60°) = 0.5</w:t></w:r></w:p><w:p><w:pPr><w:shd w:val="clear" w:color="auto" w:fill="F8FAFC"/><w:spacing w:before="0" w:after="0" w:line="200" w:lineRule="auto"/><w:ind w:left="80" w:right="80"/></w:pPr><w:r><w:rPr><w:rFonts w:ascii="Consolas" w:hAnsi="Consolas"/><w:sz w:val="15"/><w:color w:val="0F172A"/></w:rPr><w:t xml:space="preserve">double t   = tan(rad);                 // tan(60°) ≈ 1.73205</w:t></w:r></w:p><w:p><w:pPr><w:shd w:val="clear" w:color="auto" w:fill="F8FAFC"/><w:spacing w:before="0" w:after="0" w:line="200" w:lineRule="auto"/><w:ind w:left="80" w:right="80"/></w:pPr><w:r><w:rPr><w:rFonts w:ascii="Consolas" w:hAnsi="Consolas"/><w:sz w:val="15"/><w:color w:val="0F172A"/></w:rPr><w:t xml:space="preserve"></w:t></w:r></w:p><w:p><w:pPr><w:shd w:val="clear" w:color="auto" w:fill="F8FAFC"/><w:spacing w:before="0" w:after="0" w:line="200" w:lineRule="auto"/><w:ind w:left="80" w:right="80"/></w:pPr><w:r><w:rPr><w:rFonts w:ascii="Consolas" w:hAnsi="Consolas"/><w:sz w:val="15"/><w:color w:val="0F172A"/></w:rPr><w:t xml:space="preserve">// 5. Inverse Trigonometry &amp; Angles:</w:t></w:r></w:p><w:p><w:pPr><w:shd w:val="clear" w:color="auto" w:fill="F8FAFC"/><w:spacing w:before="0" w:after="0" w:line="200" w:lineRule="auto"/><w:ind w:left="80" w:right="80"/></w:pPr><w:r><w:rPr><w:rFonts w:ascii="Consolas" w:hAnsi="Consolas"/><w:sz w:val="15"/><w:color w:val="0F172A"/></w:rPr><w:t xml:space="preserve">double angle_rad = atan2(y, x);        // Angle in radians [-π, π] from (x, y)</w:t></w:r></w:p><w:p><w:pPr><w:shd w:val="clear" w:color="auto" w:fill="F8FAFC"/><w:spacing w:before="0" w:after="0" w:line="200" w:lineRule="auto"/><w:ind w:left="80" w:right="80"/></w:pPr><w:r><w:rPr><w:rFonts w:ascii="Consolas" w:hAnsi="Consolas"/><w:sz w:val="15"/><w:color w:val="0F172A"/></w:rPr><w:t xml:space="preserve">double angle_deg = angle_rad * 180.0 / PI; // Radians to Degrees!</w:t></w:r></w:p><w:p><w:pPr><w:shd w:val="clear" w:color="auto" w:fill="F8FAFC"/><w:spacing w:before="0" w:after="0" w:line="200" w:lineRule="auto"/><w:ind w:left="80" w:right="80"/></w:pPr><w:r><w:rPr><w:rFonts w:ascii="Consolas" w:hAnsi="Consolas"/><w:sz w:val="15"/><w:color w:val="0F172A"/></w:rPr><w:t xml:space="preserve">double asin_val  = asin(s);            // arcsin (returns [-π/2, π/2])</w:t></w:r></w:p><w:p><w:pPr><w:shd w:val="clear" w:color="auto" w:fill="F8FAFC"/><w:spacing w:before="0" w:after="0" w:line="200" w:lineRule="auto"/><w:ind w:left="80" w:right="80"/></w:pPr><w:r><w:rPr><w:rFonts w:ascii="Consolas" w:hAnsi="Consolas"/><w:sz w:val="15"/><w:color w:val="0F172A"/></w:rPr><w:t xml:space="preserve">double acos_val  = acos(c);            // arccos (returns [0, π])</w:t></w:r></w:p><w:p><w:pPr><w:shd w:val="clear" w:color="auto" w:fill="F8FAFC"/><w:spacing w:before="0" w:after="0" w:line="200" w:lineRule="auto"/><w:ind w:left="80" w:right="80"/></w:pPr><w:r><w:rPr><w:rFonts w:ascii="Consolas" w:hAnsi="Consolas"/><w:sz w:val="15"/><w:color w:val="0F172A"/></w:rPr><w:t xml:space="preserve"></w:t></w:r></w:p><w:p><w:pPr><w:shd w:val="clear" w:color="auto" w:fill="F8FAFC"/><w:spacing w:before="0" w:after="0" w:line="200" w:lineRule="auto"/><w:ind w:left="80" w:right="80"/></w:pPr><w:r><w:rPr><w:rFonts w:ascii="Consolas" w:hAnsi="Consolas"/><w:sz w:val="15"/><w:color w:val="0F172A"/></w:rPr><w:t xml:space="preserve">// 6. Absolute &amp; Hypotenuse:</w:t></w:r></w:p><w:p><w:pPr><w:shd w:val="clear" w:color="auto" w:fill="F8FAFC"/><w:spacing w:before="0" w:after="0" w:line="200" w:lineRule="auto"/><w:ind w:left="80" w:right="80"/></w:pPr><w:r><w:rPr><w:rFonts w:ascii="Consolas" w:hAnsi="Consolas"/><w:sz w:val="15"/><w:color w:val="0F172A"/></w:rPr><w:t xml:space="preserve">double abs_val   = fabs(x);            // |x| for floating point (fabsl for long double)</w:t></w:r></w:p><w:p><w:pPr><w:shd w:val="clear" w:color="auto" w:fill="F8FAFC"/><w:spacing w:before="0" w:after="0" w:line="200" w:lineRule="auto"/><w:ind w:left="80" w:right="80"/></w:pPr><w:r><w:rPr><w:rFonts w:ascii="Consolas" w:hAnsi="Consolas"/><w:sz w:val="15"/><w:color w:val="0F172A"/></w:rPr><w:t xml:space="preserve">double hyp       = hypot(x, y);        // √(x^2 + y^2) (safely prevents overflow)</w:t></w:r></w:p><w:p><w:pPr><w:pStyle w:val="Heading3"/></w:pPr><w:r><w:rPr><w:b/><w:sz w:val="19"/><w:color w:val="0369A1"/></w:rPr><w:t>2.3 Matrix I/O &amp; 2D Grid Helpers</w:t></w:r></w:p><w:p><w:pPr><w:ind w:left="200"/><w:spacing w:after="20"/></w:pPr><w:r><w:rPr><w:color w:val="2563EB"/></w:rPr><w:t xml:space="preserve">â€¢ </w:t></w:r><w:r><w:t>**Time Complexity:** $O(N \times M)$</w:t></w:r></w:p><w:p><w:pPr><w:shd w:val="clear" w:color="auto" w:fill="F8FAFC"/><w:spacing w:before="0" w:after="0" w:line="200" w:lineRule="auto"/><w:ind w:left="80" w:right="80"/></w:pPr><w:r><w:rPr><w:rFonts w:ascii="Consolas" w:hAnsi="Consolas"/><w:sz w:val="15"/><w:color w:val="0F172A"/></w:rPr><w:t xml:space="preserve">// 1. Numeric Matrix N x M Input</w:t></w:r></w:p><w:p><w:pPr><w:shd w:val="clear" w:color="auto" w:fill="F8FAFC"/><w:spacing w:before="0" w:after="0" w:line="200" w:lineRule="auto"/><w:ind w:left="80" w:right="80"/></w:pPr><w:r><w:rPr><w:rFonts w:ascii="Consolas" w:hAnsi="Consolas"/><w:sz w:val="15"/><w:color w:val="0F172A"/></w:rPr><w:t xml:space="preserve">int n, m; cin &gt;&gt; n &gt;&gt; m;</w:t></w:r></w:p><w:p><w:pPr><w:shd w:val="clear" w:color="auto" w:fill="F8FAFC"/><w:spacing w:before="0" w:after="0" w:line="200" w:lineRule="auto"/><w:ind w:left="80" w:right="80"/></w:pPr><w:r><w:rPr><w:rFonts w:ascii="Consolas" w:hAnsi="Consolas"/><w:sz w:val="15"/><w:color w:val="0F172A"/></w:rPr><w:t xml:space="preserve">vector&lt;vector&lt;int&gt;&gt; a(n, vector&lt;int&gt;(m));</w:t></w:r></w:p><w:p><w:pPr><w:shd w:val="clear" w:color="auto" w:fill="F8FAFC"/><w:spacing w:before="0" w:after="0" w:line="200" w:lineRule="auto"/><w:ind w:left="80" w:right="80"/></w:pPr><w:r><w:rPr><w:rFonts w:ascii="Consolas" w:hAnsi="Consolas"/><w:sz w:val="15"/><w:color w:val="0F172A"/></w:rPr><w:t xml:space="preserve">for (int i = 0; i &lt; n; i++)</w:t></w:r></w:p><w:p><w:pPr><w:shd w:val="clear" w:color="auto" w:fill="F8FAFC"/><w:spacing w:before="0" w:after="0" w:line="200" w:lineRule="auto"/><w:ind w:left="80" w:right="80"/></w:pPr><w:r><w:rPr><w:rFonts w:ascii="Consolas" w:hAnsi="Consolas"/><w:sz w:val="15"/><w:color w:val="0F172A"/></w:rPr><w:t xml:space="preserve">    for (int j = 0; j &lt; m; j++)</w:t></w:r></w:p><w:p><w:pPr><w:shd w:val="clear" w:color="auto" w:fill="F8FAFC"/><w:spacing w:before="0" w:after="0" w:line="200" w:lineRule="auto"/><w:ind w:left="80" w:right="80"/></w:pPr><w:r><w:rPr><w:rFonts w:ascii="Consolas" w:hAnsi="Consolas"/><w:sz w:val="15"/><w:color w:val="0F172A"/></w:rPr><w:t xml:space="preserve">        cin &gt;&gt; a[i][j];</w:t></w:r></w:p><w:p><w:pPr><w:shd w:val="clear" w:color="auto" w:fill="F8FAFC"/><w:spacing w:before="0" w:after="0" w:line="200" w:lineRule="auto"/><w:ind w:left="80" w:right="80"/></w:pPr><w:r><w:rPr><w:rFonts w:ascii="Consolas" w:hAnsi="Consolas"/><w:sz w:val="15"/><w:color w:val="0F172A"/></w:rPr><w:t xml:space="preserve"></w:t></w:r></w:p><w:p><w:pPr><w:shd w:val="clear" w:color="auto" w:fill="F8FAFC"/><w:spacing w:before="0" w:after="0" w:line="200" w:lineRule="auto"/><w:ind w:left="80" w:right="80"/></w:pPr><w:r><w:rPr><w:rFonts w:ascii="Consolas" w:hAnsi="Consolas"/><w:sz w:val="15"/><w:color w:val="0F172A"/></w:rPr><w:t xml:space="preserve">// Matrix Output (space-separated, newline per row)</w:t></w:r></w:p><w:p><w:pPr><w:shd w:val="clear" w:color="auto" w:fill="F8FAFC"/><w:spacing w:before="0" w:after="0" w:line="200" w:lineRule="auto"/><w:ind w:left="80" w:right="80"/></w:pPr><w:r><w:rPr><w:rFonts w:ascii="Consolas" w:hAnsi="Consolas"/><w:sz w:val="15"/><w:color w:val="0F172A"/></w:rPr><w:t xml:space="preserve">for (int i = 0; i &lt; n; i++) {</w:t></w:r></w:p><w:p><w:pPr><w:shd w:val="clear" w:color="auto" w:fill="F8FAFC"/><w:spacing w:before="0" w:after="0" w:line="200" w:lineRule="auto"/><w:ind w:left="80" w:right="80"/></w:pPr><w:r><w:rPr><w:rFonts w:ascii="Consolas" w:hAnsi="Consolas"/><w:sz w:val="15"/><w:color w:val="0F172A"/></w:rPr><w:t xml:space="preserve">    for (int j = 0; j &lt; m; j++)</w:t></w:r></w:p><w:p><w:pPr><w:shd w:val="clear" w:color="auto" w:fill="F8FAFC"/><w:spacing w:before="0" w:after="0" w:line="200" w:lineRule="auto"/><w:ind w:left="80" w:right="80"/></w:pPr><w:r><w:rPr><w:rFonts w:ascii="Consolas" w:hAnsi="Consolas"/><w:sz w:val="15"/><w:color w:val="0F172A"/></w:rPr><w:t xml:space="preserve">        cout &lt;&lt; a[i][j] &lt;&lt; (j == m - 1 ? &quot;&quot; : &quot; &quot;);</w:t></w:r></w:p><w:p><w:pPr><w:shd w:val="clear" w:color="auto" w:fill="F8FAFC"/><w:spacing w:before="0" w:after="0" w:line="200" w:lineRule="auto"/><w:ind w:left="80" w:right="80"/></w:pPr><w:r><w:rPr><w:rFonts w:ascii="Consolas" w:hAnsi="Consolas"/><w:sz w:val="15"/><w:color w:val="0F172A"/></w:rPr><w:t xml:space="preserve">    cout &lt;&lt; &apos;\n&apos;;</w:t></w:r></w:p><w:p><w:pPr><w:shd w:val="clear" w:color="auto" w:fill="F8FAFC"/><w:spacing w:before="0" w:after="0" w:line="200" w:lineRule="auto"/><w:ind w:left="80" w:right="80"/></w:pPr><w:r><w:rPr><w:rFonts w:ascii="Consolas" w:hAnsi="Consolas"/><w:sz w:val="15"/><w:color w:val="0F172A"/></w:rPr><w:t xml:space="preserve">}</w:t></w:r></w:p><w:p><w:pPr><w:shd w:val="clear" w:color="auto" w:fill="F8FAFC"/><w:spacing w:before="0" w:after="0" w:line="200" w:lineRule="auto"/><w:ind w:left="80" w:right="80"/></w:pPr><w:r><w:rPr><w:rFonts w:ascii="Consolas" w:hAnsi="Consolas"/><w:sz w:val="15"/><w:color w:val="0F172A"/></w:rPr><w:t xml:space="preserve"></w:t></w:r></w:p><w:p><w:pPr><w:shd w:val="clear" w:color="auto" w:fill="F8FAFC"/><w:spacing w:before="0" w:after="0" w:line="200" w:lineRule="auto"/><w:ind w:left="80" w:right="80"/></w:pPr><w:r><w:rPr><w:rFonts w:ascii="Consolas" w:hAnsi="Consolas"/><w:sz w:val="15"/><w:color w:val="0F172A"/></w:rPr><w:t xml:space="preserve">// 2. Character Grid (Maze / Labyrinth Input)</w:t></w:r></w:p><w:p><w:pPr><w:shd w:val="clear" w:color="auto" w:fill="F8FAFC"/><w:spacing w:before="0" w:after="0" w:line="200" w:lineRule="auto"/><w:ind w:left="80" w:right="80"/></w:pPr><w:r><w:rPr><w:rFonts w:ascii="Consolas" w:hAnsi="Consolas"/><w:sz w:val="15"/><w:color w:val="0F172A"/></w:rPr><w:t xml:space="preserve">vector&lt;string&gt; grid(n);</w:t></w:r></w:p><w:p><w:pPr><w:shd w:val="clear" w:color="auto" w:fill="F8FAFC"/><w:spacing w:before="0" w:after="0" w:line="200" w:lineRule="auto"/><w:ind w:left="80" w:right="80"/></w:pPr><w:r><w:rPr><w:rFonts w:ascii="Consolas" w:hAnsi="Consolas"/><w:sz w:val="15"/><w:color w:val="0F172A"/></w:rPr><w:t xml:space="preserve">for (int i = 0; i &lt; n; i++) cin &gt;&gt; grid[i];</w:t></w:r></w:p><w:p><w:pPr><w:shd w:val="clear" w:color="auto" w:fill="F8FAFC"/><w:spacing w:before="0" w:after="0" w:line="200" w:lineRule="auto"/><w:ind w:left="80" w:right="80"/></w:pPr><w:r><w:rPr><w:rFonts w:ascii="Consolas" w:hAnsi="Consolas"/><w:sz w:val="15"/><w:color w:val="0F172A"/></w:rPr><w:t xml:space="preserve"></w:t></w:r></w:p><w:p><w:pPr><w:shd w:val="clear" w:color="auto" w:fill="F8FAFC"/><w:spacing w:before="0" w:after="0" w:line="200" w:lineRule="auto"/><w:ind w:left="80" w:right="80"/></w:pPr><w:r><w:rPr><w:rFonts w:ascii="Consolas" w:hAnsi="Consolas"/><w:sz w:val="15"/><w:color w:val="0F172A"/></w:rPr><w:t xml:space="preserve">// 3. Direction Arrays for Grid Navigation</w:t></w:r></w:p><w:p><w:pPr><w:shd w:val="clear" w:color="auto" w:fill="F8FAFC"/><w:spacing w:before="0" w:after="0" w:line="200" w:lineRule="auto"/><w:ind w:left="80" w:right="80"/></w:pPr><w:r><w:rPr><w:rFonts w:ascii="Consolas" w:hAnsi="Consolas"/><w:sz w:val="15"/><w:color w:val="0F172A"/></w:rPr><w:t xml:space="preserve">int dx4[] = {-1, 1, 0, 0}, dy4[] = {0, 0, -1, 1}; // Up, Down, Left, Right</w:t></w:r></w:p><w:p><w:pPr><w:shd w:val="clear" w:color="auto" w:fill="F8FAFC"/><w:spacing w:before="0" w:after="0" w:line="200" w:lineRule="auto"/><w:ind w:left="80" w:right="80"/></w:pPr><w:r><w:rPr><w:rFonts w:ascii="Consolas" w:hAnsi="Consolas"/><w:sz w:val="15"/><w:color w:val="0F172A"/></w:rPr><w:t xml:space="preserve">int dx8[] = {-1,-1,-1, 0, 0, 1, 1, 1};             // 8 directions (with diagonals)</w:t></w:r></w:p><w:p><w:pPr><w:shd w:val="clear" w:color="auto" w:fill="F8FAFC"/><w:spacing w:before="0" w:after="0" w:line="200" w:lineRule="auto"/><w:ind w:left="80" w:right="80"/></w:pPr><w:r><w:rPr><w:rFonts w:ascii="Consolas" w:hAnsi="Consolas"/><w:sz w:val="15"/><w:color w:val="0F172A"/></w:rPr><w:t xml:space="preserve">int dy8[] = {-1, 0, 1,-1, 1,-1, 0, 1};</w:t></w:r></w:p><w:p><w:pPr><w:shd w:val="clear" w:color="auto" w:fill="F8FAFC"/><w:spacing w:before="0" w:after="0" w:line="200" w:lineRule="auto"/><w:ind w:left="80" w:right="80"/></w:pPr><w:r><w:rPr><w:rFonts w:ascii="Consolas" w:hAnsi="Consolas"/><w:sz w:val="15"/><w:color w:val="0F172A"/></w:rPr><w:t xml:space="preserve">bool valid(int x, int y, int n, int m) { return x &gt;= 0 &amp;&amp; x &lt; n &amp;&amp; y &gt;= 0 &amp;&amp; y &lt; m; }</w:t></w:r></w:p><w:p><w:pPr><w:pStyle w:val="Heading3"/></w:pPr><w:r><w:rPr><w:b/><w:sz w:val="19"/><w:color w:val="0369A1"/></w:rPr><w:t>2.3 All Type Converters &amp; String Parsers</w:t></w:r></w:p><w:p><w:pPr><w:shd w:val="clear" w:color="auto" w:fill="F8FAFC"/><w:spacing w:before="0" w:after="0" w:line="200" w:lineRule="auto"/><w:ind w:left="80" w:right="80"/></w:pPr><w:r><w:rPr><w:rFonts w:ascii="Consolas" w:hAnsi="Consolas"/><w:sz w:val="15"/><w:color w:val="0F172A"/></w:rPr><w:t xml:space="preserve">// 1. Number &lt;-&gt; String</w:t></w:r></w:p><w:p><w:pPr><w:shd w:val="clear" w:color="auto" w:fill="F8FAFC"/><w:spacing w:before="0" w:after="0" w:line="200" w:lineRule="auto"/><w:ind w:left="80" w:right="80"/></w:pPr><w:r><w:rPr><w:rFonts w:ascii="Consolas" w:hAnsi="Consolas"/><w:sz w:val="15"/><w:color w:val="0F172A"/></w:rPr><w:t xml:space="preserve">string s = to_string(12345LL);          // int / LL to string</w:t></w:r></w:p><w:p><w:pPr><w:shd w:val="clear" w:color="auto" w:fill="F8FAFC"/><w:spacing w:before="0" w:after="0" w:line="200" w:lineRule="auto"/><w:ind w:left="80" w:right="80"/></w:pPr><w:r><w:rPr><w:rFonts w:ascii="Consolas" w:hAnsi="Consolas"/><w:sz w:val="15"/><w:color w:val="0F172A"/></w:rPr><w:t xml:space="preserve">int num = stoi(&quot;123&quot;);                   // string to int</w:t></w:r></w:p><w:p><w:pPr><w:shd w:val="clear" w:color="auto" w:fill="F8FAFC"/><w:spacing w:before="0" w:after="0" w:line="200" w:lineRule="auto"/><w:ind w:left="80" w:right="80"/></w:pPr><w:r><w:rPr><w:rFonts w:ascii="Consolas" w:hAnsi="Consolas"/><w:sz w:val="15"/><w:color w:val="0F172A"/></w:rPr><w:t xml:space="preserve">long long lnum = stoll(&quot;1234567890123&quot;); // string to long long</w:t></w:r></w:p><w:p><w:pPr><w:shd w:val="clear" w:color="auto" w:fill="F8FAFC"/><w:spacing w:before="0" w:after="0" w:line="200" w:lineRule="auto"/><w:ind w:left="80" w:right="80"/></w:pPr><w:r><w:rPr><w:rFonts w:ascii="Consolas" w:hAnsi="Consolas"/><w:sz w:val="15"/><w:color w:val="0F172A"/></w:rPr><w:t xml:space="preserve">double d = stod(&quot;3.14159&quot;);              // string to double</w:t></w:r></w:p><w:p><w:pPr><w:shd w:val="clear" w:color="auto" w:fill="F8FAFC"/><w:spacing w:before="0" w:after="0" w:line="200" w:lineRule="auto"/><w:ind w:left="80" w:right="80"/></w:pPr><w:r><w:rPr><w:rFonts w:ascii="Consolas" w:hAnsi="Consolas"/><w:sz w:val="15"/><w:color w:val="0F172A"/></w:rPr><w:t xml:space="preserve">long double ld = stold(&quot;3.1415926535&quot;);  // string to long double</w:t></w:r></w:p><w:p><w:pPr><w:shd w:val="clear" w:color="auto" w:fill="F8FAFC"/><w:spacing w:before="0" w:after="0" w:line="200" w:lineRule="auto"/><w:ind w:left="80" w:right="80"/></w:pPr><w:r><w:rPr><w:rFonts w:ascii="Consolas" w:hAnsi="Consolas"/><w:sz w:val="15"/><w:color w:val="0F172A"/></w:rPr><w:t xml:space="preserve"></w:t></w:r></w:p><w:p><w:pPr><w:shd w:val="clear" w:color="auto" w:fill="F8FAFC"/><w:spacing w:before="0" w:after="0" w:line="200" w:lineRule="auto"/><w:ind w:left="80" w:right="80"/></w:pPr><w:r><w:rPr><w:rFonts w:ascii="Consolas" w:hAnsi="Consolas"/><w:sz w:val="15"/><w:color w:val="0F172A"/></w:rPr><w:t xml:space="preserve">// 2. Char &lt;-&gt; Digit &amp; Alphabets</w:t></w:r></w:p><w:p><w:pPr><w:shd w:val="clear" w:color="auto" w:fill="F8FAFC"/><w:spacing w:before="0" w:after="0" w:line="200" w:lineRule="auto"/><w:ind w:left="80" w:right="80"/></w:pPr><w:r><w:rPr><w:rFonts w:ascii="Consolas" w:hAnsi="Consolas"/><w:sz w:val="15"/><w:color w:val="0F172A"/></w:rPr><w:t xml:space="preserve">int digit = &apos;7&apos; - &apos;0&apos;;                   // &apos;7&apos; -&gt; 7</w:t></w:r></w:p><w:p><w:pPr><w:shd w:val="clear" w:color="auto" w:fill="F8FAFC"/><w:spacing w:before="0" w:after="0" w:line="200" w:lineRule="auto"/><w:ind w:left="80" w:right="80"/></w:pPr><w:r><w:rPr><w:rFonts w:ascii="Consolas" w:hAnsi="Consolas"/><w:sz w:val="15"/><w:color w:val="0F172A"/></w:rPr><w:t xml:space="preserve">char ch = 7 + &apos;0&apos;;                       // 7 -&gt; &apos;7&apos;</w:t></w:r></w:p><w:p><w:pPr><w:shd w:val="clear" w:color="auto" w:fill="F8FAFC"/><w:spacing w:before="0" w:after="0" w:line="200" w:lineRule="auto"/><w:ind w:left="80" w:right="80"/></w:pPr><w:r><w:rPr><w:rFonts w:ascii="Consolas" w:hAnsi="Consolas"/><w:sz w:val="15"/><w:color w:val="0F172A"/></w:rPr><w:t xml:space="preserve">int lower_idx = &apos;c&apos; - &apos;a&apos;;               // &apos;c&apos; -&gt; 2 (0 to 25)</w:t></w:r></w:p><w:p><w:pPr><w:shd w:val="clear" w:color="auto" w:fill="F8FAFC"/><w:spacing w:before="0" w:after="0" w:line="200" w:lineRule="auto"/><w:ind w:left="80" w:right="80"/></w:pPr><w:r><w:rPr><w:rFonts w:ascii="Consolas" w:hAnsi="Consolas"/><w:sz w:val="15"/><w:color w:val="0F172A"/></w:rPr><w:t xml:space="preserve">int upper_idx = &apos;C&apos; - &apos;A&apos;;               // &apos;C&apos; -&gt; 2 (0 to 25)</w:t></w:r></w:p><w:p><w:pPr><w:shd w:val="clear" w:color="auto" w:fill="F8FAFC"/><w:spacing w:before="0" w:after="0" w:line="200" w:lineRule="auto"/><w:ind w:left="80" w:right="80"/></w:pPr><w:r><w:rPr><w:rFonts w:ascii="Consolas" w:hAnsi="Consolas"/><w:sz w:val="15"/><w:color w:val="0F172A"/></w:rPr><w:t xml:space="preserve">char lower_c = tolower(&apos;A&apos;);             // &apos;A&apos; -&gt; &apos;a&apos;</w:t></w:r></w:p><w:p><w:pPr><w:shd w:val="clear" w:color="auto" w:fill="F8FAFC"/><w:spacing w:before="0" w:after="0" w:line="200" w:lineRule="auto"/><w:ind w:left="80" w:right="80"/></w:pPr><w:r><w:rPr><w:rFonts w:ascii="Consolas" w:hAnsi="Consolas"/><w:sz w:val="15"/><w:color w:val="0F172A"/></w:rPr><w:t xml:space="preserve">char upper_c = toupper(&apos;a&apos;);             // &apos;a&apos; -&gt; &apos;A&apos;</w:t></w:r></w:p><w:p><w:pPr><w:shd w:val="clear" w:color="auto" w:fill="F8FAFC"/><w:spacing w:before="0" w:after="0" w:line="200" w:lineRule="auto"/><w:ind w:left="80" w:right="80"/></w:pPr><w:r><w:rPr><w:rFonts w:ascii="Consolas" w:hAnsi="Consolas"/><w:sz w:val="15"/><w:color w:val="0F172A"/></w:rPr><w:t xml:space="preserve">// Entire string to lower/upper:</w:t></w:r></w:p><w:p><w:pPr><w:shd w:val="clear" w:color="auto" w:fill="F8FAFC"/><w:spacing w:before="0" w:after="0" w:line="200" w:lineRule="auto"/><w:ind w:left="80" w:right="80"/></w:pPr><w:r><w:rPr><w:rFonts w:ascii="Consolas" w:hAnsi="Consolas"/><w:sz w:val="15"/><w:color w:val="0F172A"/></w:rPr><w:t xml:space="preserve">transform(s.begin(), s.end(), s.begin(), ::tolower);</w:t></w:r></w:p><w:p><w:pPr><w:shd w:val="clear" w:color="auto" w:fill="F8FAFC"/><w:spacing w:before="0" w:after="0" w:line="200" w:lineRule="auto"/><w:ind w:left="80" w:right="80"/></w:pPr><w:r><w:rPr><w:rFonts w:ascii="Consolas" w:hAnsi="Consolas"/><w:sz w:val="15"/><w:color w:val="0F172A"/></w:rPr><w:t xml:space="preserve"></w:t></w:r></w:p><w:p><w:pPr><w:shd w:val="clear" w:color="auto" w:fill="F8FAFC"/><w:spacing w:before="0" w:after="0" w:line="200" w:lineRule="auto"/><w:ind w:left="80" w:right="80"/></w:pPr><w:r><w:rPr><w:rFonts w:ascii="Consolas" w:hAnsi="Consolas"/><w:sz w:val="15"/><w:color w:val="0F172A"/></w:rPr><w:t xml:space="preserve">// 3. Base Conversions (Binary, Hex, Octal)</w:t></w:r></w:p><w:p><w:pPr><w:shd w:val="clear" w:color="auto" w:fill="F8FAFC"/><w:spacing w:before="0" w:after="0" w:line="200" w:lineRule="auto"/><w:ind w:left="80" w:right="80"/></w:pPr><w:r><w:rPr><w:rFonts w:ascii="Consolas" w:hAnsi="Consolas"/><w:sz w:val="15"/><w:color w:val="0F172A"/></w:rPr><w:t xml:space="preserve">int from_bin = stoi(&quot;10110&quot;, nullptr, 2);  // &quot;10110&quot; -&gt; 22</w:t></w:r></w:p><w:p><w:pPr><w:shd w:val="clear" w:color="auto" w:fill="F8FAFC"/><w:spacing w:before="0" w:after="0" w:line="200" w:lineRule="auto"/><w:ind w:left="80" w:right="80"/></w:pPr><w:r><w:rPr><w:rFonts w:ascii="Consolas" w:hAnsi="Consolas"/><w:sz w:val="15"/><w:color w:val="0F172A"/></w:rPr><w:t xml:space="preserve">int from_hex = stoi(&quot;1A&quot;, nullptr, 16);    // &quot;1A&quot; -&gt; 26</w:t></w:r></w:p><w:p><w:pPr><w:shd w:val="clear" w:color="auto" w:fill="F8FAFC"/><w:spacing w:before="0" w:after="0" w:line="200" w:lineRule="auto"/><w:ind w:left="80" w:right="80"/></w:pPr><w:r><w:rPr><w:rFonts w:ascii="Consolas" w:hAnsi="Consolas"/><w:sz w:val="15"/><w:color w:val="0F172A"/></w:rPr><w:t xml:space="preserve">int from_oct = stoi(&quot;75&quot;, nullptr, 8);     // &quot;75&quot; -&gt; 61</w:t></w:r></w:p><w:p><w:pPr><w:shd w:val="clear" w:color="auto" w:fill="F8FAFC"/><w:spacing w:before="0" w:after="0" w:line="200" w:lineRule="auto"/><w:ind w:left="80" w:right="80"/></w:pPr><w:r><w:rPr><w:rFonts w:ascii="Consolas" w:hAnsi="Consolas"/><w:sz w:val="15"/><w:color w:val="0F172A"/></w:rPr><w:t xml:space="preserve">string to_bin = bitset&lt;32&gt;(22).to_string(); // 22 -&gt; &quot;00...0010110&quot;</w:t></w:r></w:p><w:p><w:pPr><w:shd w:val="clear" w:color="auto" w:fill="F8FAFC"/><w:spacing w:before="0" w:after="0" w:line="200" w:lineRule="auto"/><w:ind w:left="80" w:right="80"/></w:pPr><w:r><w:rPr><w:rFonts w:ascii="Consolas" w:hAnsi="Consolas"/><w:sz w:val="15"/><w:color w:val="0F172A"/></w:rPr><w:t xml:space="preserve">to_bin = to_bin.substr(to_bin.find(&apos;1&apos;));  // Trim leading zeros</w:t></w:r></w:p><w:p><w:pPr><w:shd w:val="clear" w:color="auto" w:fill="F8FAFC"/><w:spacing w:before="0" w:after="0" w:line="200" w:lineRule="auto"/><w:ind w:left="80" w:right="80"/></w:pPr><w:r><w:rPr><w:rFonts w:ascii="Consolas" w:hAnsi="Consolas"/><w:sz w:val="15"/><w:color w:val="0F172A"/></w:rPr><w:t xml:space="preserve">stringstream ss; ss &lt;&lt; hex &lt;&lt; 255; string hex_str = ss.str(); // &quot;ff&quot;</w:t></w:r></w:p><w:p><w:pPr><w:shd w:val="clear" w:color="auto" w:fill="F8FAFC"/><w:spacing w:before="0" w:after="0" w:line="200" w:lineRule="auto"/><w:ind w:left="80" w:right="80"/></w:pPr><w:r><w:rPr><w:rFonts w:ascii="Consolas" w:hAnsi="Consolas"/><w:sz w:val="15"/><w:color w:val="0F172A"/></w:rPr><w:t xml:space="preserve"></w:t></w:r></w:p><w:p><w:pPr><w:shd w:val="clear" w:color="auto" w:fill="F8FAFC"/><w:spacing w:before="0" w:after="0" w:line="200" w:lineRule="auto"/><w:ind w:left="80" w:right="80"/></w:pPr><w:r><w:rPr><w:rFonts w:ascii="Consolas" w:hAnsi="Consolas"/><w:sz w:val="15"/><w:color w:val="0F172A"/></w:rPr><w:t xml:space="preserve">// 4. String Tokenizer (split by space / delimiter)</w:t></w:r></w:p><w:p><w:pPr><w:shd w:val="clear" w:color="auto" w:fill="F8FAFC"/><w:spacing w:before="0" w:after="0" w:line="200" w:lineRule="auto"/><w:ind w:left="80" w:right="80"/></w:pPr><w:r><w:rPr><w:rFonts w:ascii="Consolas" w:hAnsi="Consolas"/><w:sz w:val="15"/><w:color w:val="0F172A"/></w:rPr><w:t xml:space="preserve">stringstream ss2(&quot;apple banana cherry&quot;);</w:t></w:r></w:p><w:p><w:pPr><w:shd w:val="clear" w:color="auto" w:fill="F8FAFC"/><w:spacing w:before="0" w:after="0" w:line="200" w:lineRule="auto"/><w:ind w:left="80" w:right="80"/></w:pPr><w:r><w:rPr><w:rFonts w:ascii="Consolas" w:hAnsi="Consolas"/><w:sz w:val="15"/><w:color w:val="0F172A"/></w:rPr><w:t xml:space="preserve">string word; while (ss2 &gt;&gt; word) { /* process each word */ }</w:t></w:r></w:p><w:p><w:pPr><w:shd w:val="clear" w:color="auto" w:fill="F8FAFC"/><w:spacing w:before="0" w:after="0" w:line="200" w:lineRule="auto"/><w:ind w:left="80" w:right="80"/></w:pPr><w:r><w:rPr><w:rFonts w:ascii="Consolas" w:hAnsi="Consolas"/><w:sz w:val="15"/><w:color w:val="0F172A"/></w:rPr><w:t xml:space="preserve">stringstream ss3(&quot;1,2,3,4&quot;);</w:t></w:r></w:p><w:p><w:pPr><w:shd w:val="clear" w:color="auto" w:fill="F8FAFC"/><w:spacing w:before="0" w:after="0" w:line="200" w:lineRule="auto"/><w:ind w:left="80" w:right="80"/></w:pPr><w:r><w:rPr><w:rFonts w:ascii="Consolas" w:hAnsi="Consolas"/><w:sz w:val="15"/><w:color w:val="0F172A"/></w:rPr><w:t xml:space="preserve">string item; while (getline(ss3, item, &apos;,&apos;)) { int val = stoi(item); }</w:t></w:r></w:p><w:p><w:pPr><w:pStyle w:val="Heading3"/></w:pPr><w:r><w:rPr><w:b/><w:sz w:val="19"/><w:color w:val="0369A1"/></w:rPr><w:t>2.4 All STL Containers: Operations &amp; Complexity</w:t></w:r></w:p><w:p><w:pPr><w:shd w:val="clear" w:color="auto" w:fill="F8FAFC"/><w:spacing w:before="0" w:after="0" w:line="200" w:lineRule="auto"/><w:ind w:left="80" w:right="80"/></w:pPr><w:r><w:rPr><w:rFonts w:ascii="Consolas" w:hAnsi="Consolas"/><w:sz w:val="15"/><w:color w:val="0F172A"/></w:rPr><w:t xml:space="preserve">// 1. VECTOR (Dynamic Array - O(1) push/pop_back, O(1) random access)</w:t></w:r></w:p><w:p><w:pPr><w:shd w:val="clear" w:color="auto" w:fill="F8FAFC"/><w:spacing w:before="0" w:after="0" w:line="200" w:lineRule="auto"/><w:ind w:left="80" w:right="80"/></w:pPr><w:r><w:rPr><w:rFonts w:ascii="Consolas" w:hAnsi="Consolas"/><w:sz w:val="15"/><w:color w:val="0F172A"/></w:rPr><w:t xml:space="preserve">vector&lt;int&gt; v = {1, 2, 3};</w:t></w:r></w:p><w:p><w:pPr><w:shd w:val="clear" w:color="auto" w:fill="F8FAFC"/><w:spacing w:before="0" w:after="0" w:line="200" w:lineRule="auto"/><w:ind w:left="80" w:right="80"/></w:pPr><w:r><w:rPr><w:rFonts w:ascii="Consolas" w:hAnsi="Consolas"/><w:sz w:val="15"/><w:color w:val="0F172A"/></w:rPr><w:t xml:space="preserve">v.push_back(4); v.pop_back(); v.front(); v.back(); v.size(); v.empty();</w:t></w:r></w:p><w:p><w:pPr><w:shd w:val="clear" w:color="auto" w:fill="F8FAFC"/><w:spacing w:before="0" w:after="0" w:line="200" w:lineRule="auto"/><w:ind w:left="80" w:right="80"/></w:pPr><w:r><w:rPr><w:rFonts w:ascii="Consolas" w:hAnsi="Consolas"/><w:sz w:val="15"/><w:color w:val="0F172A"/></w:rPr><w:t xml:space="preserve">v.resize(10, 0); v.assign(5, -1); v.clear();</w:t></w:r></w:p><w:p><w:pPr><w:shd w:val="clear" w:color="auto" w:fill="F8FAFC"/><w:spacing w:before="0" w:after="0" w:line="200" w:lineRule="auto"/><w:ind w:left="80" w:right="80"/></w:pPr><w:r><w:rPr><w:rFonts w:ascii="Consolas" w:hAnsi="Consolas"/><w:sz w:val="15"/><w:color w:val="0F172A"/></w:rPr><w:t xml:space="preserve">v.insert(v.begin() + 1, 99); v.erase(v.begin() + 1); // O(N)</w:t></w:r></w:p><w:p><w:pPr><w:shd w:val="clear" w:color="auto" w:fill="F8FAFC"/><w:spacing w:before="0" w:after="0" w:line="200" w:lineRule="auto"/><w:ind w:left="80" w:right="80"/></w:pPr><w:r><w:rPr><w:rFonts w:ascii="Consolas" w:hAnsi="Consolas"/><w:sz w:val="15"/><w:color w:val="0F172A"/></w:rPr><w:t xml:space="preserve"></w:t></w:r></w:p><w:p><w:pPr><w:shd w:val="clear" w:color="auto" w:fill="F8FAFC"/><w:spacing w:before="0" w:after="0" w:line="200" w:lineRule="auto"/><w:ind w:left="80" w:right="80"/></w:pPr><w:r><w:rPr><w:rFonts w:ascii="Consolas" w:hAnsi="Consolas"/><w:sz w:val="15"/><w:color w:val="0F172A"/></w:rPr><w:t xml:space="preserve">// 2. PAIR &amp; TUPLE</w:t></w:r></w:p><w:p><w:pPr><w:shd w:val="clear" w:color="auto" w:fill="F8FAFC"/><w:spacing w:before="0" w:after="0" w:line="200" w:lineRule="auto"/><w:ind w:left="80" w:right="80"/></w:pPr><w:r><w:rPr><w:rFonts w:ascii="Consolas" w:hAnsi="Consolas"/><w:sz w:val="15"/><w:color w:val="0F172A"/></w:rPr><w:t xml:space="preserve">pair&lt;int, string&gt; p = {1, &quot;ab&quot;}; auto [id, name] = p; // C++17 structured binding</w:t></w:r></w:p><w:p><w:pPr><w:shd w:val="clear" w:color="auto" w:fill="F8FAFC"/><w:spacing w:before="0" w:after="0" w:line="200" w:lineRule="auto"/><w:ind w:left="80" w:right="80"/></w:pPr><w:r><w:rPr><w:rFonts w:ascii="Consolas" w:hAnsi="Consolas"/><w:sz w:val="15"/><w:color w:val="0F172A"/></w:rPr><w:t xml:space="preserve">tuple&lt;int, int, int&gt; tp = {1, 2, 3}; auto [x, y, z] = tp; int f = get&lt;0&gt;(tp);</w:t></w:r></w:p><w:p><w:pPr><w:shd w:val="clear" w:color="auto" w:fill="F8FAFC"/><w:spacing w:before="0" w:after="0" w:line="200" w:lineRule="auto"/><w:ind w:left="80" w:right="80"/></w:pPr><w:r><w:rPr><w:rFonts w:ascii="Consolas" w:hAnsi="Consolas"/><w:sz w:val="15"/><w:color w:val="0F172A"/></w:rPr><w:t xml:space="preserve"></w:t></w:r></w:p><w:p><w:pPr><w:shd w:val="clear" w:color="auto" w:fill="F8FAFC"/><w:spacing w:before="0" w:after="0" w:line="200" w:lineRule="auto"/><w:ind w:left="80" w:right="80"/></w:pPr><w:r><w:rPr><w:rFonts w:ascii="Consolas" w:hAnsi="Consolas"/><w:sz w:val="15"/><w:color w:val="0F172A"/></w:rPr><w:t xml:space="preserve">// 3. SET &amp; MULTISET (Red-Black Tree - O(log N) operations, sorted)</w:t></w:r></w:p><w:p><w:pPr><w:shd w:val="clear" w:color="auto" w:fill="F8FAFC"/><w:spacing w:before="0" w:after="0" w:line="200" w:lineRule="auto"/><w:ind w:left="80" w:right="80"/></w:pPr><w:r><w:rPr><w:rFonts w:ascii="Consolas" w:hAnsi="Consolas"/><w:sz w:val="15"/><w:color w:val="0F172A"/></w:rPr><w:t xml:space="preserve">set&lt;int&gt; s; s.insert(5); s.erase(5); bool has = s.count(5);</w:t></w:r></w:p><w:p><w:pPr><w:shd w:val="clear" w:color="auto" w:fill="F8FAFC"/><w:spacing w:before="0" w:after="0" w:line="200" w:lineRule="auto"/><w:ind w:left="80" w:right="80"/></w:pPr><w:r><w:rPr><w:rFonts w:ascii="Consolas" w:hAnsi="Consolas"/><w:sz w:val="15"/><w:color w:val="0F172A"/></w:rPr><w:t xml:space="preserve">auto it_lb = s.lower_bound(x); // first element &gt;= x</w:t></w:r></w:p><w:p><w:pPr><w:shd w:val="clear" w:color="auto" w:fill="F8FAFC"/><w:spacing w:before="0" w:after="0" w:line="200" w:lineRule="auto"/><w:ind w:left="80" w:right="80"/></w:pPr><w:r><w:rPr><w:rFonts w:ascii="Consolas" w:hAnsi="Consolas"/><w:sz w:val="15"/><w:color w:val="0F172A"/></w:rPr><w:t xml:space="preserve">auto it_ub = s.upper_bound(x); // first element &gt; x</w:t></w:r></w:p><w:p><w:pPr><w:shd w:val="clear" w:color="auto" w:fill="F8FAFC"/><w:spacing w:before="0" w:after="0" w:line="200" w:lineRule="auto"/><w:ind w:left="80" w:right="80"/></w:pPr><w:r><w:rPr><w:rFonts w:ascii="Consolas" w:hAnsi="Consolas"/><w:sz w:val="15"/><w:color w:val="0F172A"/></w:rPr><w:t xml:space="preserve">multiset&lt;int&gt; ms; ms.insert(5); ms.insert(5);</w:t></w:r></w:p><w:p><w:pPr><w:shd w:val="clear" w:color="auto" w:fill="F8FAFC"/><w:spacing w:before="0" w:after="0" w:line="200" w:lineRule="auto"/><w:ind w:left="80" w:right="80"/></w:pPr><w:r><w:rPr><w:rFonts w:ascii="Consolas" w:hAnsi="Consolas"/><w:sz w:val="15"/><w:color w:val="0F172A"/></w:rPr><w:t xml:space="preserve">ms.erase(ms.find(5)); // Erases ONLY ONE 5! (ms.erase(5) deletes ALL 5s)</w:t></w:r></w:p><w:p><w:pPr><w:shd w:val="clear" w:color="auto" w:fill="F8FAFC"/><w:spacing w:before="0" w:after="0" w:line="200" w:lineRule="auto"/><w:ind w:left="80" w:right="80"/></w:pPr><w:r><w:rPr><w:rFonts w:ascii="Consolas" w:hAnsi="Consolas"/><w:sz w:val="15"/><w:color w:val="0F172A"/></w:rPr><w:t xml:space="preserve"></w:t></w:r></w:p><w:p><w:pPr><w:shd w:val="clear" w:color="auto" w:fill="F8FAFC"/><w:spacing w:before="0" w:after="0" w:line="200" w:lineRule="auto"/><w:ind w:left="80" w:right="80"/></w:pPr><w:r><w:rPr><w:rFonts w:ascii="Consolas" w:hAnsi="Consolas"/><w:sz w:val="15"/><w:color w:val="0F172A"/></w:rPr><w:t xml:space="preserve">// 4. MAP (Sorted key-value - O(log N)) &amp; Frequency Counter</w:t></w:r></w:p><w:p><w:pPr><w:shd w:val="clear" w:color="auto" w:fill="F8FAFC"/><w:spacing w:before="0" w:after="0" w:line="200" w:lineRule="auto"/><w:ind w:left="80" w:right="80"/></w:pPr><w:r><w:rPr><w:rFonts w:ascii="Consolas" w:hAnsi="Consolas"/><w:sz w:val="15"/><w:color w:val="0F172A"/></w:rPr><w:t xml:space="preserve">map&lt;string, int&gt; mp; mp[&quot;apple&quot;] = 5; mp.count(&quot;apple&quot;); mp.erase(&quot;apple&quot;);</w:t></w:r></w:p><w:p><w:pPr><w:shd w:val="clear" w:color="auto" w:fill="F8FAFC"/><w:spacing w:before="0" w:after="0" w:line="200" w:lineRule="auto"/><w:ind w:left="80" w:right="80"/></w:pPr><w:r><w:rPr><w:rFonts w:ascii="Consolas" w:hAnsi="Consolas"/><w:sz w:val="15"/><w:color w:val="0F172A"/></w:rPr><w:t xml:space="preserve">for (auto &amp;[key, val] : mp) { /* sorted by key */ }</w:t></w:r></w:p><w:p><w:pPr><w:shd w:val="clear" w:color="auto" w:fill="F8FAFC"/><w:spacing w:before="0" w:after="0" w:line="200" w:lineRule="auto"/><w:ind w:left="80" w:right="80"/></w:pPr><w:r><w:rPr><w:rFonts w:ascii="Consolas" w:hAnsi="Consolas"/><w:sz w:val="15"/><w:color w:val="0F172A"/></w:rPr><w:t xml:space="preserve">// Frequency counter snippet:</w:t></w:r></w:p><w:p><w:pPr><w:shd w:val="clear" w:color="auto" w:fill="F8FAFC"/><w:spacing w:before="0" w:after="0" w:line="200" w:lineRule="auto"/><w:ind w:left="80" w:right="80"/></w:pPr><w:r><w:rPr><w:rFonts w:ascii="Consolas" w:hAnsi="Consolas"/><w:sz w:val="15"/><w:color w:val="0F172A"/></w:rPr><w:t xml:space="preserve">map&lt;int, int&gt; freq; for (int x : v) freq[x]++;</w:t></w:r></w:p><w:p><w:pPr><w:shd w:val="clear" w:color="auto" w:fill="F8FAFC"/><w:spacing w:before="0" w:after="0" w:line="200" w:lineRule="auto"/><w:ind w:left="80" w:right="80"/></w:pPr><w:r><w:rPr><w:rFonts w:ascii="Consolas" w:hAnsi="Consolas"/><w:sz w:val="15"/><w:color w:val="0F172A"/></w:rPr><w:t xml:space="preserve">int max_f = 0, most_frequent = -1;</w:t></w:r></w:p><w:p><w:pPr><w:shd w:val="clear" w:color="auto" w:fill="F8FAFC"/><w:spacing w:before="0" w:after="0" w:line="200" w:lineRule="auto"/><w:ind w:left="80" w:right="80"/></w:pPr><w:r><w:rPr><w:rFonts w:ascii="Consolas" w:hAnsi="Consolas"/><w:sz w:val="15"/><w:color w:val="0F172A"/></w:rPr><w:t xml:space="preserve">for (auto &amp;[val, count] : freq) {</w:t></w:r></w:p><w:p><w:pPr><w:shd w:val="clear" w:color="auto" w:fill="F8FAFC"/><w:spacing w:before="0" w:after="0" w:line="200" w:lineRule="auto"/><w:ind w:left="80" w:right="80"/></w:pPr><w:r><w:rPr><w:rFonts w:ascii="Consolas" w:hAnsi="Consolas"/><w:sz w:val="15"/><w:color w:val="0F172A"/></w:rPr><w:t xml:space="preserve">    if (count &gt; max_f) { max_f = count; most_frequent = val; }</w:t></w:r></w:p><w:p><w:pPr><w:shd w:val="clear" w:color="auto" w:fill="F8FAFC"/><w:spacing w:before="0" w:after="0" w:line="200" w:lineRule="auto"/><w:ind w:left="80" w:right="80"/></w:pPr><w:r><w:rPr><w:rFonts w:ascii="Consolas" w:hAnsi="Consolas"/><w:sz w:val="15"/><w:color w:val="0F172A"/></w:rPr><w:t xml:space="preserve">}</w:t></w:r></w:p><w:p><w:pPr><w:shd w:val="clear" w:color="auto" w:fill="F8FAFC"/><w:spacing w:before="0" w:after="0" w:line="200" w:lineRule="auto"/><w:ind w:left="80" w:right="80"/></w:pPr><w:r><w:rPr><w:rFonts w:ascii="Consolas" w:hAnsi="Consolas"/><w:sz w:val="15"/><w:color w:val="0F172A"/></w:rPr><w:t xml:space="preserve"></w:t></w:r></w:p><w:p><w:pPr><w:shd w:val="clear" w:color="auto" w:fill="F8FAFC"/><w:spacing w:before="0" w:after="0" w:line="200" w:lineRule="auto"/><w:ind w:left="80" w:right="80"/></w:pPr><w:r><w:rPr><w:rFonts w:ascii="Consolas" w:hAnsi="Consolas"/><w:sz w:val="15"/><w:color w:val="0F172A"/></w:rPr><w:t xml:space="preserve">// 5. PRIORITY_QUEUE (Heap - O(log N) push/pop, O(1) top)</w:t></w:r></w:p><w:p><w:pPr><w:shd w:val="clear" w:color="auto" w:fill="F8FAFC"/><w:spacing w:before="0" w:after="0" w:line="200" w:lineRule="auto"/><w:ind w:left="80" w:right="80"/></w:pPr><w:r><w:rPr><w:rFonts w:ascii="Consolas" w:hAnsi="Consolas"/><w:sz w:val="15"/><w:color w:val="0F172A"/></w:rPr><w:t xml:space="preserve">priority_queue&lt;int&gt; max_pq; // Max heap by default</w:t></w:r></w:p><w:p><w:pPr><w:shd w:val="clear" w:color="auto" w:fill="F8FAFC"/><w:spacing w:before="0" w:after="0" w:line="200" w:lineRule="auto"/><w:ind w:left="80" w:right="80"/></w:pPr><w:r><w:rPr><w:rFonts w:ascii="Consolas" w:hAnsi="Consolas"/><w:sz w:val="15"/><w:color w:val="0F172A"/></w:rPr><w:t xml:space="preserve">priority_queue&lt;int, vector&lt;int&gt;, greater&lt;int&gt;&gt; min_pq; // Min heap</w:t></w:r></w:p><w:p><w:pPr><w:shd w:val="clear" w:color="auto" w:fill="F8FAFC"/><w:spacing w:before="0" w:after="0" w:line="200" w:lineRule="auto"/><w:ind w:left="80" w:right="80"/></w:pPr><w:r><w:rPr><w:rFonts w:ascii="Consolas" w:hAnsi="Consolas"/><w:sz w:val="15"/><w:color w:val="0F172A"/></w:rPr><w:t xml:space="preserve">max_pq.push(10); max_pq.top(); max_pq.pop();</w:t></w:r></w:p><w:p><w:pPr><w:shd w:val="clear" w:color="auto" w:fill="F8FAFC"/><w:spacing w:before="0" w:after="0" w:line="200" w:lineRule="auto"/><w:ind w:left="80" w:right="80"/></w:pPr><w:r><w:rPr><w:rFonts w:ascii="Consolas" w:hAnsi="Consolas"/><w:sz w:val="15"/><w:color w:val="0F172A"/></w:rPr><w:t xml:space="preserve"></w:t></w:r></w:p><w:p><w:pPr><w:shd w:val="clear" w:color="auto" w:fill="F8FAFC"/><w:spacing w:before="0" w:after="0" w:line="200" w:lineRule="auto"/><w:ind w:left="80" w:right="80"/></w:pPr><w:r><w:rPr><w:rFonts w:ascii="Consolas" w:hAnsi="Consolas"/><w:sz w:val="15"/><w:color w:val="0F172A"/></w:rPr><w:t xml:space="preserve">// 6. DEQUE, STACK &amp; QUEUE (O(1) push/pop)</w:t></w:r></w:p><w:p><w:pPr><w:shd w:val="clear" w:color="auto" w:fill="F8FAFC"/><w:spacing w:before="0" w:after="0" w:line="200" w:lineRule="auto"/><w:ind w:left="80" w:right="80"/></w:pPr><w:r><w:rPr><w:rFonts w:ascii="Consolas" w:hAnsi="Consolas"/><w:sz w:val="15"/><w:color w:val="0F172A"/></w:rPr><w:t xml:space="preserve">deque&lt;int&gt; dq; dq.push_front(1); dq.push_back(2); dq.pop_front(); dq.pop_back();</w:t></w:r></w:p><w:p><w:pPr><w:shd w:val="clear" w:color="auto" w:fill="F8FAFC"/><w:spacing w:before="0" w:after="0" w:line="200" w:lineRule="auto"/><w:ind w:left="80" w:right="80"/></w:pPr><w:r><w:rPr><w:rFonts w:ascii="Consolas" w:hAnsi="Consolas"/><w:sz w:val="15"/><w:color w:val="0F172A"/></w:rPr><w:t xml:space="preserve">stack&lt;int&gt; st; st.push(1); st.top(); st.pop();</w:t></w:r></w:p><w:p><w:pPr><w:shd w:val="clear" w:color="auto" w:fill="F8FAFC"/><w:spacing w:before="0" w:after="0" w:line="200" w:lineRule="auto"/><w:ind w:left="80" w:right="80"/></w:pPr><w:r><w:rPr><w:rFonts w:ascii="Consolas" w:hAnsi="Consolas"/><w:sz w:val="15"/><w:color w:val="0F172A"/></w:rPr><w:t xml:space="preserve">queue&lt;int&gt; q; q.push(1); q.front(); q.pop();</w:t></w:r></w:p><w:p><w:pPr><w:shd w:val="clear" w:color="auto" w:fill="F8FAFC"/><w:spacing w:before="0" w:after="0" w:line="200" w:lineRule="auto"/><w:ind w:left="80" w:right="80"/></w:pPr><w:r><w:rPr><w:rFonts w:ascii="Consolas" w:hAnsi="Consolas"/><w:sz w:val="15"/><w:color w:val="0F172A"/></w:rPr><w:t xml:space="preserve"></w:t></w:r></w:p><w:p><w:pPr><w:shd w:val="clear" w:color="auto" w:fill="F8FAFC"/><w:spacing w:before="0" w:after="0" w:line="200" w:lineRule="auto"/><w:ind w:left="80" w:right="80"/></w:pPr><w:r><w:rPr><w:rFonts w:ascii="Consolas" w:hAnsi="Consolas"/><w:sz w:val="15"/><w:color w:val="0F172A"/></w:rPr><w:t xml:space="preserve">// 7. BITSET (Fixed-size bit array - 64x faster bitwise ops)</w:t></w:r></w:p><w:p><w:pPr><w:shd w:val="clear" w:color="auto" w:fill="F8FAFC"/><w:spacing w:before="0" w:after="0" w:line="200" w:lineRule="auto"/><w:ind w:left="80" w:right="80"/></w:pPr><w:r><w:rPr><w:rFonts w:ascii="Consolas" w:hAnsi="Consolas"/><w:sz w:val="15"/><w:color w:val="0F172A"/></w:rPr><w:t xml:space="preserve">bitset&lt;64&gt; bs(15); bs.set(2); bs.reset(2); bs.flip(); bool bit = bs.test(0);</w:t></w:r></w:p><w:p><w:pPr><w:shd w:val="clear" w:color="auto" w:fill="F8FAFC"/><w:spacing w:before="0" w:after="0" w:line="200" w:lineRule="auto"/><w:ind w:left="80" w:right="80"/></w:pPr><w:r><w:rPr><w:rFonts w:ascii="Consolas" w:hAnsi="Consolas"/><w:sz w:val="15"/><w:color w:val="0F172A"/></w:rPr><w:t xml:space="preserve">int set_bits = bs.count(); unsigned long long val = bs.to_ullong();</w:t></w:r></w:p><w:p><w:pPr><w:pStyle w:val="Heading3"/></w:pPr><w:r><w:rPr><w:b/><w:sz w:val="19"/><w:color w:val="0369A1"/></w:rPr><w:t>2.5 All STL Algorithms: Quick Syntax &amp; Uses</w:t></w:r></w:p><w:p><w:pPr><w:shd w:val="clear" w:color="auto" w:fill="F8FAFC"/><w:spacing w:before="0" w:after="0" w:line="200" w:lineRule="auto"/><w:ind w:left="80" w:right="80"/></w:pPr><w:r><w:rPr><w:rFonts w:ascii="Consolas" w:hAnsi="Consolas"/><w:sz w:val="15"/><w:color w:val="0F172A"/></w:rPr><w:t xml:space="preserve">// 1. Sorting &amp; Bounds (v is vector&lt;int&gt;)</w:t></w:r></w:p><w:p><w:pPr><w:shd w:val="clear" w:color="auto" w:fill="F8FAFC"/><w:spacing w:before="0" w:after="0" w:line="200" w:lineRule="auto"/><w:ind w:left="80" w:right="80"/></w:pPr><w:r><w:rPr><w:rFonts w:ascii="Consolas" w:hAnsi="Consolas"/><w:sz w:val="15"/><w:color w:val="0F172A"/></w:rPr><w:t xml:space="preserve">sort(all(v));                            // Ascending: O(N log N)</w:t></w:r></w:p><w:p><w:pPr><w:shd w:val="clear" w:color="auto" w:fill="F8FAFC"/><w:spacing w:before="0" w:after="0" w:line="200" w:lineRule="auto"/><w:ind w:left="80" w:right="80"/></w:pPr><w:r><w:rPr><w:rFonts w:ascii="Consolas" w:hAnsi="Consolas"/><w:sz w:val="15"/><w:color w:val="0F172A"/></w:rPr><w:t xml:space="preserve">sort(rall(v));                           // Descending: O(N log N)</w:t></w:r></w:p><w:p><w:pPr><w:shd w:val="clear" w:color="auto" w:fill="F8FAFC"/><w:spacing w:before="0" w:after="0" w:line="200" w:lineRule="auto"/><w:ind w:left="80" w:right="80"/></w:pPr><w:r><w:rPr><w:rFonts w:ascii="Consolas" w:hAnsi="Consolas"/><w:sz w:val="15"/><w:color w:val="0F172A"/></w:rPr><w:t xml:space="preserve">stable_sort(all(v), comp);               // Preserves relative order</w:t></w:r></w:p><w:p><w:pPr><w:shd w:val="clear" w:color="auto" w:fill="F8FAFC"/><w:spacing w:before="0" w:after="0" w:line="200" w:lineRule="auto"/><w:ind w:left="80" w:right="80"/></w:pPr><w:r><w:rPr><w:rFonts w:ascii="Consolas" w:hAnsi="Consolas"/><w:sz w:val="15"/><w:color w:val="0F172A"/></w:rPr><w:t xml:space="preserve">auto it1 = lower_bound(all(v), x);       // First iterator with *it &gt;= x</w:t></w:r></w:p><w:p><w:pPr><w:shd w:val="clear" w:color="auto" w:fill="F8FAFC"/><w:spacing w:before="0" w:after="0" w:line="200" w:lineRule="auto"/><w:ind w:left="80" w:right="80"/></w:pPr><w:r><w:rPr><w:rFonts w:ascii="Consolas" w:hAnsi="Consolas"/><w:sz w:val="15"/><w:color w:val="0F172A"/></w:rPr><w:t xml:space="preserve">int idx1 = lower_bound(all(v), x) - v.begin(); // 0-based index of first &gt;= x</w:t></w:r></w:p><w:p><w:pPr><w:shd w:val="clear" w:color="auto" w:fill="F8FAFC"/><w:spacing w:before="0" w:after="0" w:line="200" w:lineRule="auto"/><w:ind w:left="80" w:right="80"/></w:pPr><w:r><w:rPr><w:rFonts w:ascii="Consolas" w:hAnsi="Consolas"/><w:sz w:val="15"/><w:color w:val="0F172A"/></w:rPr><w:t xml:space="preserve">auto it2 = upper_bound(all(v), x);       // First iterator with *it &gt; x</w:t></w:r></w:p><w:p><w:pPr><w:shd w:val="clear" w:color="auto" w:fill="F8FAFC"/><w:spacing w:before="0" w:after="0" w:line="200" w:lineRule="auto"/><w:ind w:left="80" w:right="80"/></w:pPr><w:r><w:rPr><w:rFonts w:ascii="Consolas" w:hAnsi="Consolas"/><w:sz w:val="15"/><w:color w:val="0F172A"/></w:rPr><w:t xml:space="preserve">bool found = binary_search(all(v), x);   // True if x exists (O(log N))</w:t></w:r></w:p><w:p><w:pPr><w:shd w:val="clear" w:color="auto" w:fill="F8FAFC"/><w:spacing w:before="0" w:after="0" w:line="200" w:lineRule="auto"/><w:ind w:left="80" w:right="80"/></w:pPr><w:r><w:rPr><w:rFonts w:ascii="Consolas" w:hAnsi="Consolas"/><w:sz w:val="15"/><w:color w:val="0F172A"/></w:rPr><w:t xml:space="preserve"></w:t></w:r></w:p><w:p><w:pPr><w:shd w:val="clear" w:color="auto" w:fill="F8FAFC"/><w:spacing w:before="0" w:after="0" w:line="200" w:lineRule="auto"/><w:ind w:left="80" w:right="80"/></w:pPr><w:r><w:rPr><w:rFonts w:ascii="Consolas" w:hAnsi="Consolas"/><w:sz w:val="15"/><w:color w:val="0F172A"/></w:rPr><w:t xml:space="preserve">// 2. Element Operations &amp; Deduplication</w:t></w:r></w:p><w:p><w:pPr><w:shd w:val="clear" w:color="auto" w:fill="F8FAFC"/><w:spacing w:before="0" w:after="0" w:line="200" w:lineRule="auto"/><w:ind w:left="80" w:right="80"/></w:pPr><w:r><w:rPr><w:rFonts w:ascii="Consolas" w:hAnsi="Consolas"/><w:sz w:val="15"/><w:color w:val="0F172A"/></w:rPr><w:t xml:space="preserve">v.erase(unique(all(v)), v.end());        // Remove duplicates (sort first!)</w:t></w:r></w:p><w:p><w:pPr><w:shd w:val="clear" w:color="auto" w:fill="F8FAFC"/><w:spacing w:before="0" w:after="0" w:line="200" w:lineRule="auto"/><w:ind w:left="80" w:right="80"/></w:pPr><w:r><w:rPr><w:rFonts w:ascii="Consolas" w:hAnsi="Consolas"/><w:sz w:val="15"/><w:color w:val="0F172A"/></w:rPr><w:t xml:space="preserve">reverse(all(v));                         // Invert order: O(N)</w:t></w:r></w:p><w:p><w:pPr><w:shd w:val="clear" w:color="auto" w:fill="F8FAFC"/><w:spacing w:before="0" w:after="0" w:line="200" w:lineRule="auto"/><w:ind w:left="80" w:right="80"/></w:pPr><w:r><w:rPr><w:rFonts w:ascii="Consolas" w:hAnsi="Consolas"/><w:sz w:val="15"/><w:color w:val="0F172A"/></w:rPr><w:t xml:space="preserve">rotate(v.begin(), v.begin() + k, v.end()); // Left-rotates by k positions</w:t></w:r></w:p><w:p><w:pPr><w:shd w:val="clear" w:color="auto" w:fill="F8FAFC"/><w:spacing w:before="0" w:after="0" w:line="200" w:lineRule="auto"/><w:ind w:left="80" w:right="80"/></w:pPr><w:r><w:rPr><w:rFonts w:ascii="Consolas" w:hAnsi="Consolas"/><w:sz w:val="15"/><w:color w:val="0F172A"/></w:rPr><w:t xml:space="preserve">int mn = *min_element(all(v));           // Minimum element: O(N)</w:t></w:r></w:p><w:p><w:pPr><w:shd w:val="clear" w:color="auto" w:fill="F8FAFC"/><w:spacing w:before="0" w:after="0" w:line="200" w:lineRule="auto"/><w:ind w:left="80" w:right="80"/></w:pPr><w:r><w:rPr><w:rFonts w:ascii="Consolas" w:hAnsi="Consolas"/><w:sz w:val="15"/><w:color w:val="0F172A"/></w:rPr><w:t xml:space="preserve">int mx = *max_element(all(v));           // Maximum element: O(N)</w:t></w:r></w:p><w:p><w:pPr><w:shd w:val="clear" w:color="auto" w:fill="F8FAFC"/><w:spacing w:before="0" w:after="0" w:line="200" w:lineRule="auto"/><w:ind w:left="80" w:right="80"/></w:pPr><w:r><w:rPr><w:rFonts w:ascii="Consolas" w:hAnsi="Consolas"/><w:sz w:val="15"/><w:color w:val="0F172A"/></w:rPr><w:t xml:space="preserve">int cnt = count(all(v), x);              // Count occurrences of x: O(N)</w:t></w:r></w:p><w:p><w:pPr><w:shd w:val="clear" w:color="auto" w:fill="F8FAFC"/><w:spacing w:before="0" w:after="0" w:line="200" w:lineRule="auto"/><w:ind w:left="80" w:right="80"/></w:pPr><w:r><w:rPr><w:rFonts w:ascii="Consolas" w:hAnsi="Consolas"/><w:sz w:val="15"/><w:color w:val="0F172A"/></w:rPr><w:t xml:space="preserve">fill(all(v), 0);                         // Fill all with 0</w:t></w:r></w:p><w:p><w:pPr><w:shd w:val="clear" w:color="auto" w:fill="F8FAFC"/><w:spacing w:before="0" w:after="0" w:line="200" w:lineRule="auto"/><w:ind w:left="80" w:right="80"/></w:pPr><w:r><w:rPr><w:rFonts w:ascii="Consolas" w:hAnsi="Consolas"/><w:sz w:val="15"/><w:color w:val="0F172A"/></w:rPr><w:t xml:space="preserve"></w:t></w:r></w:p><w:p><w:pPr><w:shd w:val="clear" w:color="auto" w:fill="F8FAFC"/><w:spacing w:before="0" w:after="0" w:line="200" w:lineRule="auto"/><w:ind w:left="80" w:right="80"/></w:pPr><w:r><w:rPr><w:rFonts w:ascii="Consolas" w:hAnsi="Consolas"/><w:sz w:val="15"/><w:color w:val="0F172A"/></w:rPr><w:t xml:space="preserve">// 3. Numeric &amp; Prefix Sums (&lt;numeric&gt;)</w:t></w:r></w:p><w:p><w:pPr><w:shd w:val="clear" w:color="auto" w:fill="F8FAFC"/><w:spacing w:before="0" w:after="0" w:line="200" w:lineRule="auto"/><w:ind w:left="80" w:right="80"/></w:pPr><w:r><w:rPr><w:rFonts w:ascii="Consolas" w:hAnsi="Consolas"/><w:sz w:val="15"/><w:color w:val="0F172A"/></w:rPr><w:t xml:space="preserve">int sum = accumulate(all(v), 0LL);       // Sum (use 0LL to prevent overflow!)</w:t></w:r></w:p><w:p><w:pPr><w:shd w:val="clear" w:color="auto" w:fill="F8FAFC"/><w:spacing w:before="0" w:after="0" w:line="200" w:lineRule="auto"/><w:ind w:left="80" w:right="80"/></w:pPr><w:r><w:rPr><w:rFonts w:ascii="Consolas" w:hAnsi="Consolas"/><w:sz w:val="15"/><w:color w:val="0F172A"/></w:rPr><w:t xml:space="preserve">vector&lt;int&gt; pref(n);</w:t></w:r></w:p><w:p><w:pPr><w:shd w:val="clear" w:color="auto" w:fill="F8FAFC"/><w:spacing w:before="0" w:after="0" w:line="200" w:lineRule="auto"/><w:ind w:left="80" w:right="80"/></w:pPr><w:r><w:rPr><w:rFonts w:ascii="Consolas" w:hAnsi="Consolas"/><w:sz w:val="15"/><w:color w:val="0F172A"/></w:rPr><w:t xml:space="preserve">partial_sum(all(v), pref.begin());       // Prefix sum array in-place: O(N)</w:t></w:r></w:p><w:p><w:pPr><w:shd w:val="clear" w:color="auto" w:fill="F8FAFC"/><w:spacing w:before="0" w:after="0" w:line="200" w:lineRule="auto"/><w:ind w:left="80" w:right="80"/></w:pPr><w:r><w:rPr><w:rFonts w:ascii="Consolas" w:hAnsi="Consolas"/><w:sz w:val="15"/><w:color w:val="0F172A"/></w:rPr><w:t xml:space="preserve">iota(all(v), 0);                         // Fills with 0, 1, 2, ..., n-1</w:t></w:r></w:p><w:p><w:pPr><w:shd w:val="clear" w:color="auto" w:fill="F8FAFC"/><w:spacing w:before="0" w:after="0" w:line="200" w:lineRule="auto"/><w:ind w:left="80" w:right="80"/></w:pPr><w:r><w:rPr><w:rFonts w:ascii="Consolas" w:hAnsi="Consolas"/><w:sz w:val="15"/><w:color w:val="0F172A"/></w:rPr><w:t xml:space="preserve"></w:t></w:r></w:p><w:p><w:pPr><w:shd w:val="clear" w:color="auto" w:fill="F8FAFC"/><w:spacing w:before="0" w:after="0" w:line="200" w:lineRule="auto"/><w:ind w:left="80" w:right="80"/></w:pPr><w:r><w:rPr><w:rFonts w:ascii="Consolas" w:hAnsi="Consolas"/><w:sz w:val="15"/><w:color w:val="0F172A"/></w:rPr><w:t xml:space="preserve">// 4. Permutations &amp; Order Statistics</w:t></w:r></w:p><w:p><w:pPr><w:shd w:val="clear" w:color="auto" w:fill="F8FAFC"/><w:spacing w:before="0" w:after="0" w:line="200" w:lineRule="auto"/><w:ind w:left="80" w:right="80"/></w:pPr><w:r><w:rPr><w:rFonts w:ascii="Consolas" w:hAnsi="Consolas"/><w:sz w:val="15"/><w:color w:val="0F172A"/></w:rPr><w:t xml:space="preserve">next_permutation(all(v));                // Next lexicographical order</w:t></w:r></w:p><w:p><w:pPr><w:shd w:val="clear" w:color="auto" w:fill="F8FAFC"/><w:spacing w:before="0" w:after="0" w:line="200" w:lineRule="auto"/><w:ind w:left="80" w:right="80"/></w:pPr><w:r><w:rPr><w:rFonts w:ascii="Consolas" w:hAnsi="Consolas"/><w:sz w:val="15"/><w:color w:val="0F172A"/></w:rPr><w:t xml:space="preserve">prev_permutation(all(v));                // Previous order</w:t></w:r></w:p><w:p><w:pPr><w:shd w:val="clear" w:color="auto" w:fill="F8FAFC"/><w:spacing w:before="0" w:after="0" w:line="200" w:lineRule="auto"/><w:ind w:left="80" w:right="80"/></w:pPr><w:r><w:rPr><w:rFonts w:ascii="Consolas" w:hAnsi="Consolas"/><w:sz w:val="15"/><w:color w:val="0F172A"/></w:rPr><w:t xml:space="preserve">// nth_element: Rearranges so element at index k is in its sorted position: O(N) avg</w:t></w:r></w:p><w:p><w:pPr><w:shd w:val="clear" w:color="auto" w:fill="F8FAFC"/><w:spacing w:before="0" w:after="0" w:line="200" w:lineRule="auto"/><w:ind w:left="80" w:right="80"/></w:pPr><w:r><w:rPr><w:rFonts w:ascii="Consolas" w:hAnsi="Consolas"/><w:sz w:val="15"/><w:color w:val="0F172A"/></w:rPr><w:t xml:space="preserve">nth_element(v.begin(), v.begin() + k, v.end()); // v[k] is the k-th smallest!</w:t></w:r></w:p><w:p><w:pPr><w:pBdr><w:bottom w:val="single" w:sz="4" w:space="1" w:color="CBD5E0"/></w:pPr></w:p><w:p><w:pPr><w:pStyle w:val="Heading1"/></w:pPr><w:r><w:rPr><w:b/><w:sz w:val="26"/><w:color w:val="1E3A8A"/></w:rPr><w:t>Section 3: Math, Number Theory &amp; Bit Manipulation</w:t></w:r></w:p><w:p><w:pPr><w:pStyle w:val="Heading3"/></w:pPr><w:r><w:rPr><w:b/><w:sz w:val="19"/><w:color w:val="0369A1"/></w:rPr><w:t>3.1 Greatest Common Divisor (GCD)</w:t></w:r></w:p><w:p><w:pPr><w:ind w:left="200"/><w:spacing w:after="20"/></w:pPr><w:r><w:rPr><w:color w:val="2563EB"/></w:rPr><w:t xml:space="preserve">â€¢ </w:t></w:r><w:r><w:t>**Trigger Prefix:** `gcdf`</w:t></w:r></w:p><w:p><w:pPr><w:ind w:left="200"/><w:spacing w:after="20"/></w:pPr><w:r><w:rPr><w:color w:val="2563EB"/></w:rPr><w:t xml:space="preserve">â€¢ </w:t></w:r><w:r><w:t>**Time Complexity:** $O(\log(\min(a, b)))$</w:t></w:r></w:p><w:p><w:pPr><w:shd w:val="clear" w:color="auto" w:fill="F8FAFC"/><w:spacing w:before="0" w:after="0" w:line="200" w:lineRule="auto"/><w:ind w:left="80" w:right="80"/></w:pPr><w:r><w:rPr><w:rFonts w:ascii="Consolas" w:hAnsi="Consolas"/><w:sz w:val="15"/><w:color w:val="0F172A"/></w:rPr><w:t xml:space="preserve">int gcd(int a, int b) {</w:t></w:r></w:p><w:p><w:pPr><w:shd w:val="clear" w:color="auto" w:fill="F8FAFC"/><w:spacing w:before="0" w:after="0" w:line="200" w:lineRule="auto"/><w:ind w:left="80" w:right="80"/></w:pPr><w:r><w:rPr><w:rFonts w:ascii="Consolas" w:hAnsi="Consolas"/><w:sz w:val="15"/><w:color w:val="0F172A"/></w:rPr><w:t xml:space="preserve">    while (b) {</w:t></w:r></w:p><w:p><w:pPr><w:shd w:val="clear" w:color="auto" w:fill="F8FAFC"/><w:spacing w:before="0" w:after="0" w:line="200" w:lineRule="auto"/><w:ind w:left="80" w:right="80"/></w:pPr><w:r><w:rPr><w:rFonts w:ascii="Consolas" w:hAnsi="Consolas"/><w:sz w:val="15"/><w:color w:val="0F172A"/></w:rPr><w:t xml:space="preserve">        a %= b;</w:t></w:r></w:p><w:p><w:pPr><w:shd w:val="clear" w:color="auto" w:fill="F8FAFC"/><w:spacing w:before="0" w:after="0" w:line="200" w:lineRule="auto"/><w:ind w:left="80" w:right="80"/></w:pPr><w:r><w:rPr><w:rFonts w:ascii="Consolas" w:hAnsi="Consolas"/><w:sz w:val="15"/><w:color w:val="0F172A"/></w:rPr><w:t xml:space="preserve">        swap(a, b);</w:t></w:r></w:p><w:p><w:pPr><w:shd w:val="clear" w:color="auto" w:fill="F8FAFC"/><w:spacing w:before="0" w:after="0" w:line="200" w:lineRule="auto"/><w:ind w:left="80" w:right="80"/></w:pPr><w:r><w:rPr><w:rFonts w:ascii="Consolas" w:hAnsi="Consolas"/><w:sz w:val="15"/><w:color w:val="0F172A"/></w:rPr><w:t xml:space="preserve">    }</w:t></w:r></w:p><w:p><w:pPr><w:shd w:val="clear" w:color="auto" w:fill="F8FAFC"/><w:spacing w:before="0" w:after="0" w:line="200" w:lineRule="auto"/><w:ind w:left="80" w:right="80"/></w:pPr><w:r><w:rPr><w:rFonts w:ascii="Consolas" w:hAnsi="Consolas"/><w:sz w:val="15"/><w:color w:val="0F172A"/></w:rPr><w:t xml:space="preserve">    return a;</w:t></w:r></w:p><w:p><w:pPr><w:shd w:val="clear" w:color="auto" w:fill="F8FAFC"/><w:spacing w:before="0" w:after="0" w:line="200" w:lineRule="auto"/><w:ind w:left="80" w:right="80"/></w:pPr><w:r><w:rPr><w:rFonts w:ascii="Consolas" w:hAnsi="Consolas"/><w:sz w:val="15"/><w:color w:val="0F172A"/></w:rPr><w:t xml:space="preserve">}</w:t></w:r></w:p><w:p><w:pPr><w:pStyle w:val="Heading3"/></w:pPr><w:r><w:rPr><w:b/><w:sz w:val="19"/><w:color w:val="0369A1"/></w:rPr><w:t>3.2 Least Common Multiple (LCM)</w:t></w:r></w:p><w:p><w:pPr><w:ind w:left="200"/><w:spacing w:after="20"/></w:pPr><w:r><w:rPr><w:color w:val="2563EB"/></w:rPr><w:t xml:space="preserve">â€¢ </w:t></w:r><w:r><w:t>**Trigger Prefix:** `lcmf`</w:t></w:r></w:p><w:p><w:pPr><w:ind w:left="200"/><w:spacing w:after="20"/></w:pPr><w:r><w:rPr><w:color w:val="2563EB"/></w:rPr><w:t xml:space="preserve">â€¢ </w:t></w:r><w:r><w:t>**Time Complexity:** $O(\log(\min(a, b)))$</w:t></w:r></w:p><w:p><w:pPr><w:ind w:left="200"/><w:spacing w:after="20"/></w:pPr><w:r><w:rPr><w:color w:val="2563EB"/></w:rPr><w:t xml:space="preserve">â€¢ </w:t></w:r><w:r><w:t>**Safety:** Divides before multiplying to prevent premature integer overflow.</w:t></w:r></w:p><w:p><w:pPr><w:shd w:val="clear" w:color="auto" w:fill="F8FAFC"/><w:spacing w:before="0" w:after="0" w:line="200" w:lineRule="auto"/><w:ind w:left="80" w:right="80"/></w:pPr><w:r><w:rPr><w:rFonts w:ascii="Consolas" w:hAnsi="Consolas"/><w:sz w:val="15"/><w:color w:val="0F172A"/></w:rPr><w:t xml:space="preserve">int lcm(int a, int b) {</w:t></w:r></w:p><w:p><w:pPr><w:shd w:val="clear" w:color="auto" w:fill="F8FAFC"/><w:spacing w:before="0" w:after="0" w:line="200" w:lineRule="auto"/><w:ind w:left="80" w:right="80"/></w:pPr><w:r><w:rPr><w:rFonts w:ascii="Consolas" w:hAnsi="Consolas"/><w:sz w:val="15"/><w:color w:val="0F172A"/></w:rPr><w:t xml:space="preserve">    if (a == 0 || b == 0) return 0;</w:t></w:r></w:p><w:p><w:pPr><w:shd w:val="clear" w:color="auto" w:fill="F8FAFC"/><w:spacing w:before="0" w:after="0" w:line="200" w:lineRule="auto"/><w:ind w:left="80" w:right="80"/></w:pPr><w:r><w:rPr><w:rFonts w:ascii="Consolas" w:hAnsi="Consolas"/><w:sz w:val="15"/><w:color w:val="0F172A"/></w:rPr><w:t xml:space="preserve">    return a / __gcd(a, b) * b;</w:t></w:r></w:p><w:p><w:pPr><w:shd w:val="clear" w:color="auto" w:fill="F8FAFC"/><w:spacing w:before="0" w:after="0" w:line="200" w:lineRule="auto"/><w:ind w:left="80" w:right="80"/></w:pPr><w:r><w:rPr><w:rFonts w:ascii="Consolas" w:hAnsi="Consolas"/><w:sz w:val="15"/><w:color w:val="0F172A"/></w:rPr><w:t xml:space="preserve">}</w:t></w:r></w:p><w:p><w:pPr><w:pStyle w:val="Heading3"/></w:pPr><w:r><w:rPr><w:b/><w:sz w:val="19"/><w:color w:val="0369A1"/></w:rPr><w:t>3.3 Sieve of Eratosthenes (Prime Generation)</w:t></w:r></w:p><w:p><w:pPr><w:ind w:left="200"/><w:spacing w:after="20"/></w:pPr><w:r><w:rPr><w:color w:val="2563EB"/></w:rPr><w:t xml:space="preserve">â€¢ </w:t></w:r><w:r><w:t>**Trigger Prefix:** `gprime`</w:t></w:r></w:p><w:p><w:pPr><w:ind w:left="200"/><w:spacing w:after="20"/></w:pPr><w:r><w:rPr><w:color w:val="2563EB"/></w:rPr><w:t xml:space="preserve">â€¢ </w:t></w:r><w:r><w:t>**Time Complexity:** $O(N \log \log N)$</w:t></w:r></w:p><w:p><w:pPr><w:ind w:left="200"/><w:spacing w:after="20"/></w:pPr><w:r><w:rPr><w:color w:val="2563EB"/></w:rPr><w:t xml:space="preserve">â€¢ </w:t></w:r><w:r><w:t>**Usage:** Precomputes all primes up to $N \approx 10^7$ in milliseconds.</w:t></w:r></w:p><w:p><w:pPr><w:shd w:val="clear" w:color="auto" w:fill="F8FAFC"/><w:spacing w:before="0" w:after="0" w:line="200" w:lineRule="auto"/><w:ind w:left="80" w:right="80"/></w:pPr><w:r><w:rPr><w:rFonts w:ascii="Consolas" w:hAnsi="Consolas"/><w:sz w:val="15"/><w:color w:val="0F172A"/></w:rPr><w:t xml:space="preserve">// ---------- SIEVE OF ERATOSTHENES ----------</w:t></w:r></w:p><w:p><w:pPr><w:shd w:val="clear" w:color="auto" w:fill="F8FAFC"/><w:spacing w:before="0" w:after="0" w:line="200" w:lineRule="auto"/><w:ind w:left="80" w:right="80"/></w:pPr><w:r><w:rPr><w:rFonts w:ascii="Consolas" w:hAnsi="Consolas"/><w:sz w:val="15"/><w:color w:val="0F172A"/></w:rPr><w:t xml:space="preserve">vector&lt;int&gt; primes;</w:t></w:r></w:p><w:p><w:pPr><w:shd w:val="clear" w:color="auto" w:fill="F8FAFC"/><w:spacing w:before="0" w:after="0" w:line="200" w:lineRule="auto"/><w:ind w:left="80" w:right="80"/></w:pPr><w:r><w:rPr><w:rFonts w:ascii="Consolas" w:hAnsi="Consolas"/><w:sz w:val="15"/><w:color w:val="0F172A"/></w:rPr><w:t xml:space="preserve">vector&lt;bool&gt; is_prime;</w:t></w:r></w:p><w:p><w:pPr><w:shd w:val="clear" w:color="auto" w:fill="F8FAFC"/><w:spacing w:before="0" w:after="0" w:line="200" w:lineRule="auto"/><w:ind w:left="80" w:right="80"/></w:pPr><w:r><w:rPr><w:rFonts w:ascii="Consolas" w:hAnsi="Consolas"/><w:sz w:val="15"/><w:color w:val="0F172A"/></w:rPr><w:t xml:space="preserve"></w:t></w:r></w:p><w:p><w:pPr><w:shd w:val="clear" w:color="auto" w:fill="F8FAFC"/><w:spacing w:before="0" w:after="0" w:line="200" w:lineRule="auto"/><w:ind w:left="80" w:right="80"/></w:pPr><w:r><w:rPr><w:rFonts w:ascii="Consolas" w:hAnsi="Consolas"/><w:sz w:val="15"/><w:color w:val="0F172A"/></w:rPr><w:t xml:space="preserve">void gprime(int n) {</w:t></w:r></w:p><w:p><w:pPr><w:shd w:val="clear" w:color="auto" w:fill="F8FAFC"/><w:spacing w:before="0" w:after="0" w:line="200" w:lineRule="auto"/><w:ind w:left="80" w:right="80"/></w:pPr><w:r><w:rPr><w:rFonts w:ascii="Consolas" w:hAnsi="Consolas"/><w:sz w:val="15"/><w:color w:val="0F172A"/></w:rPr><w:t xml:space="preserve">    is_prime.assign(n + 1, true);</w:t></w:r></w:p><w:p><w:pPr><w:shd w:val="clear" w:color="auto" w:fill="F8FAFC"/><w:spacing w:before="0" w:after="0" w:line="200" w:lineRule="auto"/><w:ind w:left="80" w:right="80"/></w:pPr><w:r><w:rPr><w:rFonts w:ascii="Consolas" w:hAnsi="Consolas"/><w:sz w:val="15"/><w:color w:val="0F172A"/></w:rPr><w:t xml:space="preserve">    is_prime[0] = is_prime[1] = false;</w:t></w:r></w:p><w:p><w:pPr><w:shd w:val="clear" w:color="auto" w:fill="F8FAFC"/><w:spacing w:before="0" w:after="0" w:line="200" w:lineRule="auto"/><w:ind w:left="80" w:right="80"/></w:pPr><w:r><w:rPr><w:rFonts w:ascii="Consolas" w:hAnsi="Consolas"/><w:sz w:val="15"/><w:color w:val="0F172A"/></w:rPr><w:t xml:space="preserve">    for (int i = 2; i * i &lt;= n; i++) {</w:t></w:r></w:p><w:p><w:pPr><w:shd w:val="clear" w:color="auto" w:fill="F8FAFC"/><w:spacing w:before="0" w:after="0" w:line="200" w:lineRule="auto"/><w:ind w:left="80" w:right="80"/></w:pPr><w:r><w:rPr><w:rFonts w:ascii="Consolas" w:hAnsi="Consolas"/><w:sz w:val="15"/><w:color w:val="0F172A"/></w:rPr><w:t xml:space="preserve">        if (is_prime[i]) {</w:t></w:r></w:p><w:p><w:pPr><w:shd w:val="clear" w:color="auto" w:fill="F8FAFC"/><w:spacing w:before="0" w:after="0" w:line="200" w:lineRule="auto"/><w:ind w:left="80" w:right="80"/></w:pPr><w:r><w:rPr><w:rFonts w:ascii="Consolas" w:hAnsi="Consolas"/><w:sz w:val="15"/><w:color w:val="0F172A"/></w:rPr><w:t xml:space="preserve">            for (int j = i * i; j &lt;= n; j += i)</w:t></w:r></w:p><w:p><w:pPr><w:shd w:val="clear" w:color="auto" w:fill="F8FAFC"/><w:spacing w:before="0" w:after="0" w:line="200" w:lineRule="auto"/><w:ind w:left="80" w:right="80"/></w:pPr><w:r><w:rPr><w:rFonts w:ascii="Consolas" w:hAnsi="Consolas"/><w:sz w:val="15"/><w:color w:val="0F172A"/></w:rPr><w:t xml:space="preserve">                is_prime[j] = false;</w:t></w:r></w:p><w:p><w:pPr><w:shd w:val="clear" w:color="auto" w:fill="F8FAFC"/><w:spacing w:before="0" w:after="0" w:line="200" w:lineRule="auto"/><w:ind w:left="80" w:right="80"/></w:pPr><w:r><w:rPr><w:rFonts w:ascii="Consolas" w:hAnsi="Consolas"/><w:sz w:val="15"/><w:color w:val="0F172A"/></w:rPr><w:t xml:space="preserve">        }</w:t></w:r></w:p><w:p><w:pPr><w:shd w:val="clear" w:color="auto" w:fill="F8FAFC"/><w:spacing w:before="0" w:after="0" w:line="200" w:lineRule="auto"/><w:ind w:left="80" w:right="80"/></w:pPr><w:r><w:rPr><w:rFonts w:ascii="Consolas" w:hAnsi="Consolas"/><w:sz w:val="15"/><w:color w:val="0F172A"/></w:rPr><w:t xml:space="preserve">    }</w:t></w:r></w:p><w:p><w:pPr><w:shd w:val="clear" w:color="auto" w:fill="F8FAFC"/><w:spacing w:before="0" w:after="0" w:line="200" w:lineRule="auto"/><w:ind w:left="80" w:right="80"/></w:pPr><w:r><w:rPr><w:rFonts w:ascii="Consolas" w:hAnsi="Consolas"/><w:sz w:val="15"/><w:color w:val="0F172A"/></w:rPr><w:t xml:space="preserve">    primes.clear();</w:t></w:r></w:p><w:p><w:pPr><w:shd w:val="clear" w:color="auto" w:fill="F8FAFC"/><w:spacing w:before="0" w:after="0" w:line="200" w:lineRule="auto"/><w:ind w:left="80" w:right="80"/></w:pPr><w:r><w:rPr><w:rFonts w:ascii="Consolas" w:hAnsi="Consolas"/><w:sz w:val="15"/><w:color w:val="0F172A"/></w:rPr><w:t xml:space="preserve">    for (int i = 2; i &lt;= n; i++) {</w:t></w:r></w:p><w:p><w:pPr><w:shd w:val="clear" w:color="auto" w:fill="F8FAFC"/><w:spacing w:before="0" w:after="0" w:line="200" w:lineRule="auto"/><w:ind w:left="80" w:right="80"/></w:pPr><w:r><w:rPr><w:rFonts w:ascii="Consolas" w:hAnsi="Consolas"/><w:sz w:val="15"/><w:color w:val="0F172A"/></w:rPr><w:t xml:space="preserve">        if (is_prime[i]) primes.push_back(i);</w:t></w:r></w:p><w:p><w:pPr><w:shd w:val="clear" w:color="auto" w:fill="F8FAFC"/><w:spacing w:before="0" w:after="0" w:line="200" w:lineRule="auto"/><w:ind w:left="80" w:right="80"/></w:pPr><w:r><w:rPr><w:rFonts w:ascii="Consolas" w:hAnsi="Consolas"/><w:sz w:val="15"/><w:color w:val="0F172A"/></w:rPr><w:t xml:space="preserve">    }</w:t></w:r></w:p><w:p><w:pPr><w:shd w:val="clear" w:color="auto" w:fill="F8FAFC"/><w:spacing w:before="0" w:after="0" w:line="200" w:lineRule="auto"/><w:ind w:left="80" w:right="80"/></w:pPr><w:r><w:rPr><w:rFonts w:ascii="Consolas" w:hAnsi="Consolas"/><w:sz w:val="15"/><w:color w:val="0F172A"/></w:rPr><w:t xml:space="preserve">}</w:t></w:r></w:p><w:p><w:pPr><w:pStyle w:val="Heading3"/></w:pPr><w:r><w:rPr><w:b/><w:sz w:val="19"/><w:color w:val="0369A1"/></w:rPr><w:t>3.4 Binary Exponentiation with Modulo ($a^b \pmod m$)</w:t></w:r></w:p><w:p><w:pPr><w:ind w:left="200"/><w:spacing w:after="20"/></w:pPr><w:r><w:rPr><w:color w:val="2563EB"/></w:rPr><w:t xml:space="preserve">â€¢ </w:t></w:r><w:r><w:t>**Trigger Prefix:** `binExpoMod`</w:t></w:r></w:p><w:p><w:pPr><w:ind w:left="200"/><w:spacing w:after="20"/></w:pPr><w:r><w:rPr><w:color w:val="2563EB"/></w:rPr><w:t xml:space="preserve">â€¢ </w:t></w:r><w:r><w:t>**Time Complexity:** $O(\log b)$</w:t></w:r></w:p><w:p><w:pPr><w:shd w:val="clear" w:color="auto" w:fill="F8FAFC"/><w:spacing w:before="0" w:after="0" w:line="200" w:lineRule="auto"/><w:ind w:left="80" w:right="80"/></w:pPr><w:r><w:rPr><w:rFonts w:ascii="Consolas" w:hAnsi="Consolas"/><w:sz w:val="15"/><w:color w:val="0F172A"/></w:rPr><w:t xml:space="preserve">long long binpow(long long a, long long b, long long m) {</w:t></w:r></w:p><w:p><w:pPr><w:shd w:val="clear" w:color="auto" w:fill="F8FAFC"/><w:spacing w:before="0" w:after="0" w:line="200" w:lineRule="auto"/><w:ind w:left="80" w:right="80"/></w:pPr><w:r><w:rPr><w:rFonts w:ascii="Consolas" w:hAnsi="Consolas"/><w:sz w:val="15"/><w:color w:val="0F172A"/></w:rPr><w:t xml:space="preserve">    a %= m;</w:t></w:r></w:p><w:p><w:pPr><w:shd w:val="clear" w:color="auto" w:fill="F8FAFC"/><w:spacing w:before="0" w:after="0" w:line="200" w:lineRule="auto"/><w:ind w:left="80" w:right="80"/></w:pPr><w:r><w:rPr><w:rFonts w:ascii="Consolas" w:hAnsi="Consolas"/><w:sz w:val="15"/><w:color w:val="0F172A"/></w:rPr><w:t xml:space="preserve">    long long res = 1;</w:t></w:r></w:p><w:p><w:pPr><w:shd w:val="clear" w:color="auto" w:fill="F8FAFC"/><w:spacing w:before="0" w:after="0" w:line="200" w:lineRule="auto"/><w:ind w:left="80" w:right="80"/></w:pPr><w:r><w:rPr><w:rFonts w:ascii="Consolas" w:hAnsi="Consolas"/><w:sz w:val="15"/><w:color w:val="0F172A"/></w:rPr><w:t xml:space="preserve">    while (b &gt; 0) {</w:t></w:r></w:p><w:p><w:pPr><w:shd w:val="clear" w:color="auto" w:fill="F8FAFC"/><w:spacing w:before="0" w:after="0" w:line="200" w:lineRule="auto"/><w:ind w:left="80" w:right="80"/></w:pPr><w:r><w:rPr><w:rFonts w:ascii="Consolas" w:hAnsi="Consolas"/><w:sz w:val="15"/><w:color w:val="0F172A"/></w:rPr><w:t xml:space="preserve">        if (b &amp; 1)</w:t></w:r></w:p><w:p><w:pPr><w:shd w:val="clear" w:color="auto" w:fill="F8FAFC"/><w:spacing w:before="0" w:after="0" w:line="200" w:lineRule="auto"/><w:ind w:left="80" w:right="80"/></w:pPr><w:r><w:rPr><w:rFonts w:ascii="Consolas" w:hAnsi="Consolas"/><w:sz w:val="15"/><w:color w:val="0F172A"/></w:rPr><w:t xml:space="preserve">            res = res * a % m;</w:t></w:r></w:p><w:p><w:pPr><w:shd w:val="clear" w:color="auto" w:fill="F8FAFC"/><w:spacing w:before="0" w:after="0" w:line="200" w:lineRule="auto"/><w:ind w:left="80" w:right="80"/></w:pPr><w:r><w:rPr><w:rFonts w:ascii="Consolas" w:hAnsi="Consolas"/><w:sz w:val="15"/><w:color w:val="0F172A"/></w:rPr><w:t xml:space="preserve">        a = a * a % m;</w:t></w:r></w:p><w:p><w:pPr><w:shd w:val="clear" w:color="auto" w:fill="F8FAFC"/><w:spacing w:before="0" w:after="0" w:line="200" w:lineRule="auto"/><w:ind w:left="80" w:right="80"/></w:pPr><w:r><w:rPr><w:rFonts w:ascii="Consolas" w:hAnsi="Consolas"/><w:sz w:val="15"/><w:color w:val="0F172A"/></w:rPr><w:t xml:space="preserve">        b &gt;&gt;= 1;</w:t></w:r></w:p><w:p><w:pPr><w:shd w:val="clear" w:color="auto" w:fill="F8FAFC"/><w:spacing w:before="0" w:after="0" w:line="200" w:lineRule="auto"/><w:ind w:left="80" w:right="80"/></w:pPr><w:r><w:rPr><w:rFonts w:ascii="Consolas" w:hAnsi="Consolas"/><w:sz w:val="15"/><w:color w:val="0F172A"/></w:rPr><w:t xml:space="preserve">    }</w:t></w:r></w:p><w:p><w:pPr><w:shd w:val="clear" w:color="auto" w:fill="F8FAFC"/><w:spacing w:before="0" w:after="0" w:line="200" w:lineRule="auto"/><w:ind w:left="80" w:right="80"/></w:pPr><w:r><w:rPr><w:rFonts w:ascii="Consolas" w:hAnsi="Consolas"/><w:sz w:val="15"/><w:color w:val="0F172A"/></w:rPr><w:t xml:space="preserve">    return res;</w:t></w:r></w:p><w:p><w:pPr><w:shd w:val="clear" w:color="auto" w:fill="F8FAFC"/><w:spacing w:before="0" w:after="0" w:line="200" w:lineRule="auto"/><w:ind w:left="80" w:right="80"/></w:pPr><w:r><w:rPr><w:rFonts w:ascii="Consolas" w:hAnsi="Consolas"/><w:sz w:val="15"/><w:color w:val="0F172A"/></w:rPr><w:t xml:space="preserve">}</w:t></w:r></w:p><w:p><w:pPr><w:pStyle w:val="Heading3"/></w:pPr><w:r><w:rPr><w:b/><w:sz w:val="19"/><w:color w:val="0369A1"/></w:rPr><w:t>3.5 Binary Exponentiation Standard ($a^b$)</w:t></w:r></w:p><w:p><w:pPr><w:ind w:left="200"/><w:spacing w:after="20"/></w:pPr><w:r><w:rPr><w:color w:val="2563EB"/></w:rPr><w:t xml:space="preserve">â€¢ </w:t></w:r><w:r><w:t>**Trigger Prefix:** `binExpo`</w:t></w:r></w:p><w:p><w:pPr><w:ind w:left="200"/><w:spacing w:after="20"/></w:pPr><w:r><w:rPr><w:color w:val="2563EB"/></w:rPr><w:t xml:space="preserve">â€¢ </w:t></w:r><w:r><w:t>**Time Complexity:** $O(\log b)$</w:t></w:r></w:p><w:p><w:pPr><w:shd w:val="clear" w:color="auto" w:fill="F8FAFC"/><w:spacing w:before="0" w:after="0" w:line="200" w:lineRule="auto"/><w:ind w:left="80" w:right="80"/></w:pPr><w:r><w:rPr><w:rFonts w:ascii="Consolas" w:hAnsi="Consolas"/><w:sz w:val="15"/><w:color w:val="0F172A"/></w:rPr><w:t xml:space="preserve">long long binpow(long long a, long long b) {</w:t></w:r></w:p><w:p><w:pPr><w:shd w:val="clear" w:color="auto" w:fill="F8FAFC"/><w:spacing w:before="0" w:after="0" w:line="200" w:lineRule="auto"/><w:ind w:left="80" w:right="80"/></w:pPr><w:r><w:rPr><w:rFonts w:ascii="Consolas" w:hAnsi="Consolas"/><w:sz w:val="15"/><w:color w:val="0F172A"/></w:rPr><w:t xml:space="preserve">    long long res = 1;</w:t></w:r></w:p><w:p><w:pPr><w:shd w:val="clear" w:color="auto" w:fill="F8FAFC"/><w:spacing w:before="0" w:after="0" w:line="200" w:lineRule="auto"/><w:ind w:left="80" w:right="80"/></w:pPr><w:r><w:rPr><w:rFonts w:ascii="Consolas" w:hAnsi="Consolas"/><w:sz w:val="15"/><w:color w:val="0F172A"/></w:rPr><w:t xml:space="preserve">    while (b &gt; 0) {</w:t></w:r></w:p><w:p><w:pPr><w:shd w:val="clear" w:color="auto" w:fill="F8FAFC"/><w:spacing w:before="0" w:after="0" w:line="200" w:lineRule="auto"/><w:ind w:left="80" w:right="80"/></w:pPr><w:r><w:rPr><w:rFonts w:ascii="Consolas" w:hAnsi="Consolas"/><w:sz w:val="15"/><w:color w:val="0F172A"/></w:rPr><w:t xml:space="preserve">        if (b &amp; 1)</w:t></w:r></w:p><w:p><w:pPr><w:shd w:val="clear" w:color="auto" w:fill="F8FAFC"/><w:spacing w:before="0" w:after="0" w:line="200" w:lineRule="auto"/><w:ind w:left="80" w:right="80"/></w:pPr><w:r><w:rPr><w:rFonts w:ascii="Consolas" w:hAnsi="Consolas"/><w:sz w:val="15"/><w:color w:val="0F172A"/></w:rPr><w:t xml:space="preserve">            res = res * a;</w:t></w:r></w:p><w:p><w:pPr><w:shd w:val="clear" w:color="auto" w:fill="F8FAFC"/><w:spacing w:before="0" w:after="0" w:line="200" w:lineRule="auto"/><w:ind w:left="80" w:right="80"/></w:pPr><w:r><w:rPr><w:rFonts w:ascii="Consolas" w:hAnsi="Consolas"/><w:sz w:val="15"/><w:color w:val="0F172A"/></w:rPr><w:t xml:space="preserve">        a = a * a;</w:t></w:r></w:p><w:p><w:pPr><w:shd w:val="clear" w:color="auto" w:fill="F8FAFC"/><w:spacing w:before="0" w:after="0" w:line="200" w:lineRule="auto"/><w:ind w:left="80" w:right="80"/></w:pPr><w:r><w:rPr><w:rFonts w:ascii="Consolas" w:hAnsi="Consolas"/><w:sz w:val="15"/><w:color w:val="0F172A"/></w:rPr><w:t xml:space="preserve">        b &gt;&gt;= 1;</w:t></w:r></w:p><w:p><w:pPr><w:shd w:val="clear" w:color="auto" w:fill="F8FAFC"/><w:spacing w:before="0" w:after="0" w:line="200" w:lineRule="auto"/><w:ind w:left="80" w:right="80"/></w:pPr><w:r><w:rPr><w:rFonts w:ascii="Consolas" w:hAnsi="Consolas"/><w:sz w:val="15"/><w:color w:val="0F172A"/></w:rPr><w:t xml:space="preserve">    }</w:t></w:r></w:p><w:p><w:pPr><w:shd w:val="clear" w:color="auto" w:fill="F8FAFC"/><w:spacing w:before="0" w:after="0" w:line="200" w:lineRule="auto"/><w:ind w:left="80" w:right="80"/></w:pPr><w:r><w:rPr><w:rFonts w:ascii="Consolas" w:hAnsi="Consolas"/><w:sz w:val="15"/><w:color w:val="0F172A"/></w:rPr><w:t xml:space="preserve">    return res;</w:t></w:r></w:p><w:p><w:pPr><w:shd w:val="clear" w:color="auto" w:fill="F8FAFC"/><w:spacing w:before="0" w:after="0" w:line="200" w:lineRule="auto"/><w:ind w:left="80" w:right="80"/></w:pPr><w:r><w:rPr><w:rFonts w:ascii="Consolas" w:hAnsi="Consolas"/><w:sz w:val="15"/><w:color w:val="0F172A"/></w:rPr><w:t xml:space="preserve">}</w:t></w:r></w:p><w:p><w:pPr><w:pStyle w:val="Heading3"/></w:pPr><w:r><w:rPr><w:b/><w:sz w:val="19"/><w:color w:val="0369A1"/></w:rPr><w:t>3.6 Count Total Set Bits (1s) from 0 to N</w:t></w:r></w:p><w:p><w:pPr><w:ind w:left="200"/><w:spacing w:after="20"/></w:pPr><w:r><w:rPr><w:color w:val="2563EB"/></w:rPr><w:t xml:space="preserve">â€¢ </w:t></w:r><w:r><w:t>**Trigger Prefix:** `numofonef`</w:t></w:r></w:p><w:p><w:pPr><w:ind w:left="200"/><w:spacing w:after="20"/></w:pPr><w:r><w:rPr><w:color w:val="2563EB"/></w:rPr><w:t xml:space="preserve">â€¢ </w:t></w:r><w:r><w:t>**Time Complexity:** $O(\log N)$</w:t></w:r></w:p><w:p><w:pPr><w:ind w:left="200"/><w:spacing w:after="20"/></w:pPr><w:r><w:rPr><w:color w:val="2563EB"/></w:rPr><w:t xml:space="preserve">â€¢ </w:t></w:r><w:r><w:t>**Purpose:** Counts the total number of set bits (&apos;1&apos;s) across all integers in $[0, n]$.</w:t></w:r></w:p><w:p><w:pPr><w:shd w:val="clear" w:color="auto" w:fill="F8FAFC"/><w:spacing w:before="0" w:after="0" w:line="200" w:lineRule="auto"/><w:ind w:left="80" w:right="80"/></w:pPr><w:r><w:rPr><w:rFonts w:ascii="Consolas" w:hAnsi="Consolas"/><w:sz w:val="15"/><w:color w:val="0F172A"/></w:rPr><w:t xml:space="preserve">int numofone(int n)</w:t></w:r></w:p><w:p><w:pPr><w:shd w:val="clear" w:color="auto" w:fill="F8FAFC"/><w:spacing w:before="0" w:after="0" w:line="200" w:lineRule="auto"/><w:ind w:left="80" w:right="80"/></w:pPr><w:r><w:rPr><w:rFonts w:ascii="Consolas" w:hAnsi="Consolas"/><w:sz w:val="15"/><w:color w:val="0F172A"/></w:rPr><w:t xml:space="preserve">{</w:t></w:r></w:p><w:p><w:pPr><w:shd w:val="clear" w:color="auto" w:fill="F8FAFC"/><w:spacing w:before="0" w:after="0" w:line="200" w:lineRule="auto"/><w:ind w:left="80" w:right="80"/></w:pPr><w:r><w:rPr><w:rFonts w:ascii="Consolas" w:hAnsi="Consolas"/><w:sz w:val="15"/><w:color w:val="0F172A"/></w:rPr><w:t xml:space="preserve">    int ans = 0;</w:t></w:r></w:p><w:p><w:pPr><w:shd w:val="clear" w:color="auto" w:fill="F8FAFC"/><w:spacing w:before="0" w:after="0" w:line="200" w:lineRule="auto"/><w:ind w:left="80" w:right="80"/></w:pPr><w:r><w:rPr><w:rFonts w:ascii="Consolas" w:hAnsi="Consolas"/><w:sz w:val="15"/><w:color w:val="0F172A"/></w:rPr><w:t xml:space="preserve">    for (int i = 0; (1ULL &lt;&lt; i) &lt;= n; i++)</w:t></w:r></w:p><w:p><w:pPr><w:shd w:val="clear" w:color="auto" w:fill="F8FAFC"/><w:spacing w:before="0" w:after="0" w:line="200" w:lineRule="auto"/><w:ind w:left="80" w:right="80"/></w:pPr><w:r><w:rPr><w:rFonts w:ascii="Consolas" w:hAnsi="Consolas"/><w:sz w:val="15"/><w:color w:val="0F172A"/></w:rPr><w:t xml:space="preserve">    {</w:t></w:r></w:p><w:p><w:pPr><w:shd w:val="clear" w:color="auto" w:fill="F8FAFC"/><w:spacing w:before="0" w:after="0" w:line="200" w:lineRule="auto"/><w:ind w:left="80" w:right="80"/></w:pPr><w:r><w:rPr><w:rFonts w:ascii="Consolas" w:hAnsi="Consolas"/><w:sz w:val="15"/><w:color w:val="0F172A"/></w:rPr><w:t xml:space="preserve">        int vag = 1ULL &lt;&lt; (i + 1);</w:t></w:r></w:p><w:p><w:pPr><w:shd w:val="clear" w:color="auto" w:fill="F8FAFC"/><w:spacing w:before="0" w:after="0" w:line="200" w:lineRule="auto"/><w:ind w:left="80" w:right="80"/></w:pPr><w:r><w:rPr><w:rFonts w:ascii="Consolas" w:hAnsi="Consolas"/><w:sz w:val="15"/><w:color w:val="0F172A"/></w:rPr><w:t xml:space="preserve">        int arektavag = (n + 1) / vag;</w:t></w:r></w:p><w:p><w:pPr><w:shd w:val="clear" w:color="auto" w:fill="F8FAFC"/><w:spacing w:before="0" w:after="0" w:line="200" w:lineRule="auto"/><w:ind w:left="80" w:right="80"/></w:pPr><w:r><w:rPr><w:rFonts w:ascii="Consolas" w:hAnsi="Consolas"/><w:sz w:val="15"/><w:color w:val="0F172A"/></w:rPr><w:t xml:space="preserve">        ans += (arektavag * (vag &gt;&gt; 1ULL));</w:t></w:r></w:p><w:p><w:pPr><w:shd w:val="clear" w:color="auto" w:fill="F8FAFC"/><w:spacing w:before="0" w:after="0" w:line="200" w:lineRule="auto"/><w:ind w:left="80" w:right="80"/></w:pPr><w:r><w:rPr><w:rFonts w:ascii="Consolas" w:hAnsi="Consolas"/><w:sz w:val="15"/><w:color w:val="0F172A"/></w:rPr><w:t xml:space="preserve">        int obos = (n + 1) % vag;</w:t></w:r></w:p><w:p><w:pPr><w:shd w:val="clear" w:color="auto" w:fill="F8FAFC"/><w:spacing w:before="0" w:after="0" w:line="200" w:lineRule="auto"/><w:ind w:left="80" w:right="80"/></w:pPr><w:r><w:rPr><w:rFonts w:ascii="Consolas" w:hAnsi="Consolas"/><w:sz w:val="15"/><w:color w:val="0F172A"/></w:rPr><w:t xml:space="preserve">        if (obos &gt; (vag &gt;&gt; 1ULL))</w:t></w:r></w:p><w:p><w:pPr><w:shd w:val="clear" w:color="auto" w:fill="F8FAFC"/><w:spacing w:before="0" w:after="0" w:line="200" w:lineRule="auto"/><w:ind w:left="80" w:right="80"/></w:pPr><w:r><w:rPr><w:rFonts w:ascii="Consolas" w:hAnsi="Consolas"/><w:sz w:val="15"/><w:color w:val="0F172A"/></w:rPr><w:t xml:space="preserve">        {</w:t></w:r></w:p><w:p><w:pPr><w:shd w:val="clear" w:color="auto" w:fill="F8FAFC"/><w:spacing w:before="0" w:after="0" w:line="200" w:lineRule="auto"/><w:ind w:left="80" w:right="80"/></w:pPr><w:r><w:rPr><w:rFonts w:ascii="Consolas" w:hAnsi="Consolas"/><w:sz w:val="15"/><w:color w:val="0F172A"/></w:rPr><w:t xml:space="preserve">            ans += ((obos) - (vag &gt;&gt; 1ULL));</w:t></w:r></w:p><w:p><w:pPr><w:shd w:val="clear" w:color="auto" w:fill="F8FAFC"/><w:spacing w:before="0" w:after="0" w:line="200" w:lineRule="auto"/><w:ind w:left="80" w:right="80"/></w:pPr><w:r><w:rPr><w:rFonts w:ascii="Consolas" w:hAnsi="Consolas"/><w:sz w:val="15"/><w:color w:val="0F172A"/></w:rPr><w:t xml:space="preserve">        }</w:t></w:r></w:p><w:p><w:pPr><w:shd w:val="clear" w:color="auto" w:fill="F8FAFC"/><w:spacing w:before="0" w:after="0" w:line="200" w:lineRule="auto"/><w:ind w:left="80" w:right="80"/></w:pPr><w:r><w:rPr><w:rFonts w:ascii="Consolas" w:hAnsi="Consolas"/><w:sz w:val="15"/><w:color w:val="0F172A"/></w:rPr><w:t xml:space="preserve">        if (arektavag == 0)</w:t></w:r></w:p><w:p><w:pPr><w:shd w:val="clear" w:color="auto" w:fill="F8FAFC"/><w:spacing w:before="0" w:after="0" w:line="200" w:lineRule="auto"/><w:ind w:left="80" w:right="80"/></w:pPr><w:r><w:rPr><w:rFonts w:ascii="Consolas" w:hAnsi="Consolas"/><w:sz w:val="15"/><w:color w:val="0F172A"/></w:rPr><w:t xml:space="preserve">            break;</w:t></w:r></w:p><w:p><w:pPr><w:shd w:val="clear" w:color="auto" w:fill="F8FAFC"/><w:spacing w:before="0" w:after="0" w:line="200" w:lineRule="auto"/><w:ind w:left="80" w:right="80"/></w:pPr><w:r><w:rPr><w:rFonts w:ascii="Consolas" w:hAnsi="Consolas"/><w:sz w:val="15"/><w:color w:val="0F172A"/></w:rPr><w:t xml:space="preserve">    }</w:t></w:r></w:p><w:p><w:pPr><w:shd w:val="clear" w:color="auto" w:fill="F8FAFC"/><w:spacing w:before="0" w:after="0" w:line="200" w:lineRule="auto"/><w:ind w:left="80" w:right="80"/></w:pPr><w:r><w:rPr><w:rFonts w:ascii="Consolas" w:hAnsi="Consolas"/><w:sz w:val="15"/><w:color w:val="0F172A"/></w:rPr><w:t xml:space="preserve">    return ans;</w:t></w:r></w:p><w:p><w:pPr><w:shd w:val="clear" w:color="auto" w:fill="F8FAFC"/><w:spacing w:before="0" w:after="0" w:line="200" w:lineRule="auto"/><w:ind w:left="80" w:right="80"/></w:pPr><w:r><w:rPr><w:rFonts w:ascii="Consolas" w:hAnsi="Consolas"/><w:sz w:val="15"/><w:color w:val="0F172A"/></w:rPr><w:t xml:space="preserve">}</w:t></w:r></w:p><w:p><w:pPr><w:pStyle w:val="Heading3"/></w:pPr><w:r><w:rPr><w:b/><w:sz w:val="19"/><w:color w:val="0369A1"/></w:rPr><w:t>3.7 Extended GCD &amp; Modular Inverse</w:t></w:r></w:p><w:p><w:pPr><w:ind w:left="200"/><w:spacing w:after="20"/></w:pPr><w:r><w:rPr><w:color w:val="2563EB"/></w:rPr><w:t xml:space="preserve">â€¢ </w:t></w:r><w:r><w:t>**Time Complexity:** $O(\log(\min(a, b)))$</w:t></w:r></w:p><w:p><w:pPr><w:shd w:val="clear" w:color="auto" w:fill="F8FAFC"/><w:spacing w:before="0" w:after="0" w:line="200" w:lineRule="auto"/><w:ind w:left="80" w:right="80"/></w:pPr><w:r><w:rPr><w:rFonts w:ascii="Consolas" w:hAnsi="Consolas"/><w:sz w:val="15"/><w:color w:val="0F172A"/></w:rPr><w:t xml:space="preserve">pair&lt;int, int&gt; ext_gcd(int a, int b) {</w:t></w:r></w:p><w:p><w:pPr><w:shd w:val="clear" w:color="auto" w:fill="F8FAFC"/><w:spacing w:before="0" w:after="0" w:line="200" w:lineRule="auto"/><w:ind w:left="80" w:right="80"/></w:pPr><w:r><w:rPr><w:rFonts w:ascii="Consolas" w:hAnsi="Consolas"/><w:sz w:val="15"/><w:color w:val="0F172A"/></w:rPr><w:t xml:space="preserve">    if (b == 0) return {1, 0};</w:t></w:r></w:p><w:p><w:pPr><w:shd w:val="clear" w:color="auto" w:fill="F8FAFC"/><w:spacing w:before="0" w:after="0" w:line="200" w:lineRule="auto"/><w:ind w:left="80" w:right="80"/></w:pPr><w:r><w:rPr><w:rFonts w:ascii="Consolas" w:hAnsi="Consolas"/><w:sz w:val="15"/><w:color w:val="0F172A"/></w:rPr><w:t xml:space="preserve">    auto [x1, y1] = ext_gcd(b, a % b);</w:t></w:r></w:p><w:p><w:pPr><w:shd w:val="clear" w:color="auto" w:fill="F8FAFC"/><w:spacing w:before="0" w:after="0" w:line="200" w:lineRule="auto"/><w:ind w:left="80" w:right="80"/></w:pPr><w:r><w:rPr><w:rFonts w:ascii="Consolas" w:hAnsi="Consolas"/><w:sz w:val="15"/><w:color w:val="0F172A"/></w:rPr><w:t xml:space="preserve">    return {y1, x1 - y1 * (a / b)};</w:t></w:r></w:p><w:p><w:pPr><w:shd w:val="clear" w:color="auto" w:fill="F8FAFC"/><w:spacing w:before="0" w:after="0" w:line="200" w:lineRule="auto"/><w:ind w:left="80" w:right="80"/></w:pPr><w:r><w:rPr><w:rFonts w:ascii="Consolas" w:hAnsi="Consolas"/><w:sz w:val="15"/><w:color w:val="0F172A"/></w:rPr><w:t xml:space="preserve">}</w:t></w:r></w:p><w:p><w:pPr><w:shd w:val="clear" w:color="auto" w:fill="F8FAFC"/><w:spacing w:before="0" w:after="0" w:line="200" w:lineRule="auto"/><w:ind w:left="80" w:right="80"/></w:pPr><w:r><w:rPr><w:rFonts w:ascii="Consolas" w:hAnsi="Consolas"/><w:sz w:val="15"/><w:color w:val="0F172A"/></w:rPr><w:t xml:space="preserve"></w:t></w:r></w:p><w:p><w:pPr><w:shd w:val="clear" w:color="auto" w:fill="F8FAFC"/><w:spacing w:before="0" w:after="0" w:line="200" w:lineRule="auto"/><w:ind w:left="80" w:right="80"/></w:pPr><w:r><w:rPr><w:rFonts w:ascii="Consolas" w:hAnsi="Consolas"/><w:sz w:val="15"/><w:color w:val="0F172A"/></w:rPr><w:t xml:space="preserve">int mod_inverse(int a, int m) {</w:t></w:r></w:p><w:p><w:pPr><w:shd w:val="clear" w:color="auto" w:fill="F8FAFC"/><w:spacing w:before="0" w:after="0" w:line="200" w:lineRule="auto"/><w:ind w:left="80" w:right="80"/></w:pPr><w:r><w:rPr><w:rFonts w:ascii="Consolas" w:hAnsi="Consolas"/><w:sz w:val="15"/><w:color w:val="0F172A"/></w:rPr><w:t xml:space="preserve">    auto [x, y] = ext_gcd(a, m);</w:t></w:r></w:p><w:p><w:pPr><w:shd w:val="clear" w:color="auto" w:fill="F8FAFC"/><w:spacing w:before="0" w:after="0" w:line="200" w:lineRule="auto"/><w:ind w:left="80" w:right="80"/></w:pPr><w:r><w:rPr><w:rFonts w:ascii="Consolas" w:hAnsi="Consolas"/><w:sz w:val="15"/><w:color w:val="0F172A"/></w:rPr><w:t xml:space="preserve">    return (x % m + m) % m;</w:t></w:r></w:p><w:p><w:pPr><w:shd w:val="clear" w:color="auto" w:fill="F8FAFC"/><w:spacing w:before="0" w:after="0" w:line="200" w:lineRule="auto"/><w:ind w:left="80" w:right="80"/></w:pPr><w:r><w:rPr><w:rFonts w:ascii="Consolas" w:hAnsi="Consolas"/><w:sz w:val="15"/><w:color w:val="0F172A"/></w:rPr><w:t xml:space="preserve">}</w:t></w:r></w:p><w:p><w:pPr><w:pStyle w:val="Heading3"/></w:pPr><w:r><w:rPr><w:b/><w:sz w:val="19"/><w:color w:val="0369A1"/></w:rPr><w:t>3.8 Numerically Stable Quadratic Equation Solver</w:t></w:r></w:p><w:p><w:pPr><w:ind w:left="200"/><w:spacing w:after="20"/></w:pPr><w:r><w:rPr><w:color w:val="2563EB"/></w:rPr><w:t xml:space="preserve">â€¢ </w:t></w:r><w:r><w:t>**Trigger Prefix:** `quadf`</w:t></w:r></w:p><w:p><w:pPr><w:ind w:left="200"/><w:spacing w:after="20"/></w:pPr><w:r><w:rPr><w:color w:val="2563EB"/></w:rPr><w:t xml:space="preserve">â€¢ </w:t></w:r><w:r><w:t>**Time Complexity:** $O(1)$</w:t></w:r></w:p><w:p><w:pPr><w:ind w:left="200"/><w:spacing w:after="20"/></w:pPr><w:r><w:rPr><w:color w:val="2563EB"/></w:rPr><w:t xml:space="preserve">â€¢ </w:t></w:r><w:r><w:t>**Algorithm:** Citardauq formula $q = -0.5 \cdot (b + \text{copysign}(\sqrt{D}, b))$ avoids catastrophic floating-point cancellation when $b \approx \sqrt{b^2 - 4ac}$.</w:t></w:r></w:p><w:p><w:pPr><w:ind w:left="200"/><w:spacing w:after="20"/></w:pPr><w:r><w:rPr><w:color w:val="2563EB"/></w:rPr><w:t xml:space="preserve">â€¢ </w:t></w:r><w:r><w:t>**Handles:** Degenerate linear cases ($a = 0$), repeated roots ($D = 0$), and no real roots ($D &lt; 0$).</w:t></w:r></w:p><w:p><w:pPr><w:shd w:val="clear" w:color="auto" w:fill="F8FAFC"/><w:spacing w:before="0" w:after="0" w:line="200" w:lineRule="auto"/><w:ind w:left="80" w:right="80"/></w:pPr><w:r><w:rPr><w:rFonts w:ascii="Consolas" w:hAnsi="Consolas"/><w:sz w:val="15"/><w:color w:val="0F172A"/></w:rPr><w:t xml:space="preserve">using ld = long double;</w:t></w:r></w:p><w:p><w:pPr><w:shd w:val="clear" w:color="auto" w:fill="F8FAFC"/><w:spacing w:before="0" w:after="0" w:line="200" w:lineRule="auto"/><w:ind w:left="80" w:right="80"/></w:pPr><w:r><w:rPr><w:rFonts w:ascii="Consolas" w:hAnsi="Consolas"/><w:sz w:val="15"/><w:color w:val="0F172A"/></w:rPr><w:t xml:space="preserve">const ld EPS = 1e-12;</w:t></w:r></w:p><w:p><w:pPr><w:shd w:val="clear" w:color="auto" w:fill="F8FAFC"/><w:spacing w:before="0" w:after="0" w:line="200" w:lineRule="auto"/><w:ind w:left="80" w:right="80"/></w:pPr><w:r><w:rPr><w:rFonts w:ascii="Consolas" w:hAnsi="Consolas"/><w:sz w:val="15"/><w:color w:val="0F172A"/></w:rPr><w:t xml:space="preserve"></w:t></w:r></w:p><w:p><w:pPr><w:shd w:val="clear" w:color="auto" w:fill="F8FAFC"/><w:spacing w:before="0" w:after="0" w:line="200" w:lineRule="auto"/><w:ind w:left="80" w:right="80"/></w:pPr><w:r><w:rPr><w:rFonts w:ascii="Consolas" w:hAnsi="Consolas"/><w:sz w:val="15"/><w:color w:val="0F172A"/></w:rPr><w:t xml:space="preserve">void solve_quadratic(ld a, ld b, ld c) {</w:t></w:r></w:p><w:p><w:pPr><w:shd w:val="clear" w:color="auto" w:fill="F8FAFC"/><w:spacing w:before="0" w:after="0" w:line="200" w:lineRule="auto"/><w:ind w:left="80" w:right="80"/></w:pPr><w:r><w:rPr><w:rFonts w:ascii="Consolas" w:hAnsi="Consolas"/><w:sz w:val="15"/><w:color w:val="0F172A"/></w:rPr><w:t xml:space="preserve">    cout &lt;&lt; fixed &lt;&lt; setprecision(12);</w:t></w:r></w:p><w:p><w:pPr><w:shd w:val="clear" w:color="auto" w:fill="F8FAFC"/><w:spacing w:before="0" w:after="0" w:line="200" w:lineRule="auto"/><w:ind w:left="80" w:right="80"/></w:pPr><w:r><w:rPr><w:rFonts w:ascii="Consolas" w:hAnsi="Consolas"/><w:sz w:val="15"/><w:color w:val="0F172A"/></w:rPr><w:t xml:space="preserve">    // Linear equation: bx + c = 0</w:t></w:r></w:p><w:p><w:pPr><w:shd w:val="clear" w:color="auto" w:fill="F8FAFC"/><w:spacing w:before="0" w:after="0" w:line="200" w:lineRule="auto"/><w:ind w:left="80" w:right="80"/></w:pPr><w:r><w:rPr><w:rFonts w:ascii="Consolas" w:hAnsi="Consolas"/><w:sz w:val="15"/><w:color w:val="0F172A"/></w:rPr><w:t xml:space="preserve">    if (fabsl(a) &lt; EPS) {</w:t></w:r></w:p><w:p><w:pPr><w:shd w:val="clear" w:color="auto" w:fill="F8FAFC"/><w:spacing w:before="0" w:after="0" w:line="200" w:lineRule="auto"/><w:ind w:left="80" w:right="80"/></w:pPr><w:r><w:rPr><w:rFonts w:ascii="Consolas" w:hAnsi="Consolas"/><w:sz w:val="15"/><w:color w:val="0F172A"/></w:rPr><w:t xml:space="preserve">        if (fabsl(b) &lt; EPS) cout &lt;&lt; &quot;No solution\n&quot;;</w:t></w:r></w:p><w:p><w:pPr><w:shd w:val="clear" w:color="auto" w:fill="F8FAFC"/><w:spacing w:before="0" w:after="0" w:line="200" w:lineRule="auto"/><w:ind w:left="80" w:right="80"/></w:pPr><w:r><w:rPr><w:rFonts w:ascii="Consolas" w:hAnsi="Consolas"/><w:sz w:val="15"/><w:color w:val="0F172A"/></w:rPr><w:t xml:space="preserve">        else cout &lt;&lt; -c / b &lt;&lt; &apos;\n&apos;;</w:t></w:r></w:p><w:p><w:pPr><w:shd w:val="clear" w:color="auto" w:fill="F8FAFC"/><w:spacing w:before="0" w:after="0" w:line="200" w:lineRule="auto"/><w:ind w:left="80" w:right="80"/></w:pPr><w:r><w:rPr><w:rFonts w:ascii="Consolas" w:hAnsi="Consolas"/><w:sz w:val="15"/><w:color w:val="0F172A"/></w:rPr><w:t xml:space="preserve">        return;</w:t></w:r></w:p><w:p><w:pPr><w:shd w:val="clear" w:color="auto" w:fill="F8FAFC"/><w:spacing w:before="0" w:after="0" w:line="200" w:lineRule="auto"/><w:ind w:left="80" w:right="80"/></w:pPr><w:r><w:rPr><w:rFonts w:ascii="Consolas" w:hAnsi="Consolas"/><w:sz w:val="15"/><w:color w:val="0F172A"/></w:rPr><w:t xml:space="preserve">    }</w:t></w:r></w:p><w:p><w:pPr><w:shd w:val="clear" w:color="auto" w:fill="F8FAFC"/><w:spacing w:before="0" w:after="0" w:line="200" w:lineRule="auto"/><w:ind w:left="80" w:right="80"/></w:pPr><w:r><w:rPr><w:rFonts w:ascii="Consolas" w:hAnsi="Consolas"/><w:sz w:val="15"/><w:color w:val="0F172A"/></w:rPr><w:t xml:space="preserve"></w:t></w:r></w:p><w:p><w:pPr><w:shd w:val="clear" w:color="auto" w:fill="F8FAFC"/><w:spacing w:before="0" w:after="0" w:line="200" w:lineRule="auto"/><w:ind w:left="80" w:right="80"/></w:pPr><w:r><w:rPr><w:rFonts w:ascii="Consolas" w:hAnsi="Consolas"/><w:sz w:val="15"/><w:color w:val="0F172A"/></w:rPr><w:t xml:space="preserve">    ld d = b * b - 4 * a * c;</w:t></w:r></w:p><w:p><w:pPr><w:shd w:val="clear" w:color="auto" w:fill="F8FAFC"/><w:spacing w:before="0" w:after="0" w:line="200" w:lineRule="auto"/><w:ind w:left="80" w:right="80"/></w:pPr><w:r><w:rPr><w:rFonts w:ascii="Consolas" w:hAnsi="Consolas"/><w:sz w:val="15"/><w:color w:val="0F172A"/></w:rPr><w:t xml:space="preserve"></w:t></w:r></w:p><w:p><w:pPr><w:shd w:val="clear" w:color="auto" w:fill="F8FAFC"/><w:spacing w:before="0" w:after="0" w:line="200" w:lineRule="auto"/><w:ind w:left="80" w:right="80"/></w:pPr><w:r><w:rPr><w:rFonts w:ascii="Consolas" w:hAnsi="Consolas"/><w:sz w:val="15"/><w:color w:val="0F172A"/></w:rPr><w:t xml:space="preserve">    // No real roots</w:t></w:r></w:p><w:p><w:pPr><w:shd w:val="clear" w:color="auto" w:fill="F8FAFC"/><w:spacing w:before="0" w:after="0" w:line="200" w:lineRule="auto"/><w:ind w:left="80" w:right="80"/></w:pPr><w:r><w:rPr><w:rFonts w:ascii="Consolas" w:hAnsi="Consolas"/><w:sz w:val="15"/><w:color w:val="0F172A"/></w:rPr><w:t xml:space="preserve">    if (d &lt; -EPS) {</w:t></w:r></w:p><w:p><w:pPr><w:shd w:val="clear" w:color="auto" w:fill="F8FAFC"/><w:spacing w:before="0" w:after="0" w:line="200" w:lineRule="auto"/><w:ind w:left="80" w:right="80"/></w:pPr><w:r><w:rPr><w:rFonts w:ascii="Consolas" w:hAnsi="Consolas"/><w:sz w:val="15"/><w:color w:val="0F172A"/></w:rPr><w:t xml:space="preserve">        cout &lt;&lt; &quot;No real roots\n&quot;;</w:t></w:r></w:p><w:p><w:pPr><w:shd w:val="clear" w:color="auto" w:fill="F8FAFC"/><w:spacing w:before="0" w:after="0" w:line="200" w:lineRule="auto"/><w:ind w:left="80" w:right="80"/></w:pPr><w:r><w:rPr><w:rFonts w:ascii="Consolas" w:hAnsi="Consolas"/><w:sz w:val="15"/><w:color w:val="0F172A"/></w:rPr><w:t xml:space="preserve">        return;</w:t></w:r></w:p><w:p><w:pPr><w:shd w:val="clear" w:color="auto" w:fill="F8FAFC"/><w:spacing w:before="0" w:after="0" w:line="200" w:lineRule="auto"/><w:ind w:left="80" w:right="80"/></w:pPr><w:r><w:rPr><w:rFonts w:ascii="Consolas" w:hAnsi="Consolas"/><w:sz w:val="15"/><w:color w:val="0F172A"/></w:rPr><w:t xml:space="preserve">    }</w:t></w:r></w:p><w:p><w:pPr><w:shd w:val="clear" w:color="auto" w:fill="F8FAFC"/><w:spacing w:before="0" w:after="0" w:line="200" w:lineRule="auto"/><w:ind w:left="80" w:right="80"/></w:pPr><w:r><w:rPr><w:rFonts w:ascii="Consolas" w:hAnsi="Consolas"/><w:sz w:val="15"/><w:color w:val="0F172A"/></w:rPr><w:t xml:space="preserve"></w:t></w:r></w:p><w:p><w:pPr><w:shd w:val="clear" w:color="auto" w:fill="F8FAFC"/><w:spacing w:before="0" w:after="0" w:line="200" w:lineRule="auto"/><w:ind w:left="80" w:right="80"/></w:pPr><w:r><w:rPr><w:rFonts w:ascii="Consolas" w:hAnsi="Consolas"/><w:sz w:val="15"/><w:color w:val="0F172A"/></w:rPr><w:t xml:space="preserve">    // One repeated root</w:t></w:r></w:p><w:p><w:pPr><w:shd w:val="clear" w:color="auto" w:fill="F8FAFC"/><w:spacing w:before="0" w:after="0" w:line="200" w:lineRule="auto"/><w:ind w:left="80" w:right="80"/></w:pPr><w:r><w:rPr><w:rFonts w:ascii="Consolas" w:hAnsi="Consolas"/><w:sz w:val="15"/><w:color w:val="0F172A"/></w:rPr><w:t xml:space="preserve">    if (fabsl(d) &lt;= EPS) {</w:t></w:r></w:p><w:p><w:pPr><w:shd w:val="clear" w:color="auto" w:fill="F8FAFC"/><w:spacing w:before="0" w:after="0" w:line="200" w:lineRule="auto"/><w:ind w:left="80" w:right="80"/></w:pPr><w:r><w:rPr><w:rFonts w:ascii="Consolas" w:hAnsi="Consolas"/><w:sz w:val="15"/><w:color w:val="0F172A"/></w:rPr><w:t xml:space="preserve">        cout &lt;&lt; -b / (2 * a) &lt;&lt; &apos;\n&apos;;</w:t></w:r></w:p><w:p><w:pPr><w:shd w:val="clear" w:color="auto" w:fill="F8FAFC"/><w:spacing w:before="0" w:after="0" w:line="200" w:lineRule="auto"/><w:ind w:left="80" w:right="80"/></w:pPr><w:r><w:rPr><w:rFonts w:ascii="Consolas" w:hAnsi="Consolas"/><w:sz w:val="15"/><w:color w:val="0F172A"/></w:rPr><w:t xml:space="preserve">        return;</w:t></w:r></w:p><w:p><w:pPr><w:shd w:val="clear" w:color="auto" w:fill="F8FAFC"/><w:spacing w:before="0" w:after="0" w:line="200" w:lineRule="auto"/><w:ind w:left="80" w:right="80"/></w:pPr><w:r><w:rPr><w:rFonts w:ascii="Consolas" w:hAnsi="Consolas"/><w:sz w:val="15"/><w:color w:val="0F172A"/></w:rPr><w:t xml:space="preserve">    }</w:t></w:r></w:p><w:p><w:pPr><w:shd w:val="clear" w:color="auto" w:fill="F8FAFC"/><w:spacing w:before="0" w:after="0" w:line="200" w:lineRule="auto"/><w:ind w:left="80" w:right="80"/></w:pPr><w:r><w:rPr><w:rFonts w:ascii="Consolas" w:hAnsi="Consolas"/><w:sz w:val="15"/><w:color w:val="0F172A"/></w:rPr><w:t xml:space="preserve"></w:t></w:r></w:p><w:p><w:pPr><w:shd w:val="clear" w:color="auto" w:fill="F8FAFC"/><w:spacing w:before="0" w:after="0" w:line="200" w:lineRule="auto"/><w:ind w:left="80" w:right="80"/></w:pPr><w:r><w:rPr><w:rFonts w:ascii="Consolas" w:hAnsi="Consolas"/><w:sz w:val="15"/><w:color w:val="0F172A"/></w:rPr><w:t xml:space="preserve">    // Two real roots with Citardauq numerical stability</w:t></w:r></w:p><w:p><w:pPr><w:shd w:val="clear" w:color="auto" w:fill="F8FAFC"/><w:spacing w:before="0" w:after="0" w:line="200" w:lineRule="auto"/><w:ind w:left="80" w:right="80"/></w:pPr><w:r><w:rPr><w:rFonts w:ascii="Consolas" w:hAnsi="Consolas"/><w:sz w:val="15"/><w:color w:val="0F172A"/></w:rPr><w:t xml:space="preserve">    ld sq = sqrtl(d);</w:t></w:r></w:p><w:p><w:pPr><w:shd w:val="clear" w:color="auto" w:fill="F8FAFC"/><w:spacing w:before="0" w:after="0" w:line="200" w:lineRule="auto"/><w:ind w:left="80" w:right="80"/></w:pPr><w:r><w:rPr><w:rFonts w:ascii="Consolas" w:hAnsi="Consolas"/><w:sz w:val="15"/><w:color w:val="0F172A"/></w:rPr><w:t xml:space="preserve">    ld q = -0.5L * (b + copysignl(sq, b));</w:t></w:r></w:p><w:p><w:pPr><w:shd w:val="clear" w:color="auto" w:fill="F8FAFC"/><w:spacing w:before="0" w:after="0" w:line="200" w:lineRule="auto"/><w:ind w:left="80" w:right="80"/></w:pPr><w:r><w:rPr><w:rFonts w:ascii="Consolas" w:hAnsi="Consolas"/><w:sz w:val="15"/><w:color w:val="0F172A"/></w:rPr><w:t xml:space="preserve"></w:t></w:r></w:p><w:p><w:pPr><w:shd w:val="clear" w:color="auto" w:fill="F8FAFC"/><w:spacing w:before="0" w:after="0" w:line="200" w:lineRule="auto"/><w:ind w:left="80" w:right="80"/></w:pPr><w:r><w:rPr><w:rFonts w:ascii="Consolas" w:hAnsi="Consolas"/><w:sz w:val="15"/><w:color w:val="0F172A"/></w:rPr><w:t xml:space="preserve">    ld x1 = q / a;</w:t></w:r></w:p><w:p><w:pPr><w:shd w:val="clear" w:color="auto" w:fill="F8FAFC"/><w:spacing w:before="0" w:after="0" w:line="200" w:lineRule="auto"/><w:ind w:left="80" w:right="80"/></w:pPr><w:r><w:rPr><w:rFonts w:ascii="Consolas" w:hAnsi="Consolas"/><w:sz w:val="15"/><w:color w:val="0F172A"/></w:rPr><w:t xml:space="preserve">    ld x2 = c / q;</w:t></w:r></w:p><w:p><w:pPr><w:shd w:val="clear" w:color="auto" w:fill="F8FAFC"/><w:spacing w:before="0" w:after="0" w:line="200" w:lineRule="auto"/><w:ind w:left="80" w:right="80"/></w:pPr><w:r><w:rPr><w:rFonts w:ascii="Consolas" w:hAnsi="Consolas"/><w:sz w:val="15"/><w:color w:val="0F172A"/></w:rPr><w:t xml:space="preserve"></w:t></w:r></w:p><w:p><w:pPr><w:shd w:val="clear" w:color="auto" w:fill="F8FAFC"/><w:spacing w:before="0" w:after="0" w:line="200" w:lineRule="auto"/><w:ind w:left="80" w:right="80"/></w:pPr><w:r><w:rPr><w:rFonts w:ascii="Consolas" w:hAnsi="Consolas"/><w:sz w:val="15"/><w:color w:val="0F172A"/></w:rPr><w:t xml:space="preserve">    if (x1 &gt; x2) swap(x1, x2);</w:t></w:r></w:p><w:p><w:pPr><w:shd w:val="clear" w:color="auto" w:fill="F8FAFC"/><w:spacing w:before="0" w:after="0" w:line="200" w:lineRule="auto"/><w:ind w:left="80" w:right="80"/></w:pPr><w:r><w:rPr><w:rFonts w:ascii="Consolas" w:hAnsi="Consolas"/><w:sz w:val="15"/><w:color w:val="0F172A"/></w:rPr><w:t xml:space="preserve"></w:t></w:r></w:p><w:p><w:pPr><w:shd w:val="clear" w:color="auto" w:fill="F8FAFC"/><w:spacing w:before="0" w:after="0" w:line="200" w:lineRule="auto"/><w:ind w:left="80" w:right="80"/></w:pPr><w:r><w:rPr><w:rFonts w:ascii="Consolas" w:hAnsi="Consolas"/><w:sz w:val="15"/><w:color w:val="0F172A"/></w:rPr><w:t xml:space="preserve">    cout &lt;&lt; x1 &lt;&lt; &apos;\n&apos; &lt;&lt; x2 &lt;&lt; &apos;\n&apos;;</w:t></w:r></w:p><w:p><w:pPr><w:shd w:val="clear" w:color="auto" w:fill="F8FAFC"/><w:spacing w:before="0" w:after="0" w:line="200" w:lineRule="auto"/><w:ind w:left="80" w:right="80"/></w:pPr><w:r><w:rPr><w:rFonts w:ascii="Consolas" w:hAnsi="Consolas"/><w:sz w:val="15"/><w:color w:val="0F172A"/></w:rPr><w:t xml:space="preserve">}</w:t></w:r></w:p><w:p><w:pPr><w:pStyle w:val="Heading3"/></w:pPr><w:r><w:rPr><w:b/><w:sz w:val="19"/><w:color w:val="0369A1"/></w:rPr><w:t>3.10 All Binary Operations &amp; Bit Manipulation Hacks</w:t></w:r></w:p><w:p><w:pPr><w:ind w:left="200"/><w:spacing w:after="20"/></w:pPr><w:r><w:rPr><w:color w:val="2563EB"/></w:rPr><w:t xml:space="preserve">â€¢ </w:t></w:r><w:r><w:t>**Time Complexity:** $O(1)$ per operation</w:t></w:r></w:p><w:p><w:pPr><w:shd w:val="clear" w:color="auto" w:fill="F8FAFC"/><w:spacing w:before="0" w:after="0" w:line="200" w:lineRule="auto"/><w:ind w:left="80" w:right="80"/></w:pPr><w:r><w:rPr><w:rFonts w:ascii="Consolas" w:hAnsi="Consolas"/><w:sz w:val="15"/><w:color w:val="0F172A"/></w:rPr><w:t xml:space="preserve">// 1. GCC Builtin Functions (Append &apos;ll&apos; for 64-bit integers: e.g. __builtin_popcountll)</w:t></w:r></w:p><w:p><w:pPr><w:shd w:val="clear" w:color="auto" w:fill="F8FAFC"/><w:spacing w:before="0" w:after="0" w:line="200" w:lineRule="auto"/><w:ind w:left="80" w:right="80"/></w:pPr><w:r><w:rPr><w:rFonts w:ascii="Consolas" w:hAnsi="Consolas"/><w:sz w:val="15"/><w:color w:val="0F172A"/></w:rPr><w:t xml:space="preserve">int ones = __builtin_popcountll(x);   // Count set bits (number of 1s)</w:t></w:r></w:p><w:p><w:pPr><w:shd w:val="clear" w:color="auto" w:fill="F8FAFC"/><w:spacing w:before="0" w:after="0" w:line="200" w:lineRule="auto"/><w:ind w:left="80" w:right="80"/></w:pPr><w:r><w:rPr><w:rFonts w:ascii="Consolas" w:hAnsi="Consolas"/><w:sz w:val="15"/><w:color w:val="0F172A"/></w:rPr><w:t xml:space="preserve">int clz  = __builtin_clzll(x);        // Count leading zeros (undefined if x=0!)</w:t></w:r></w:p><w:p><w:pPr><w:shd w:val="clear" w:color="auto" w:fill="F8FAFC"/><w:spacing w:before="0" w:after="0" w:line="200" w:lineRule="auto"/><w:ind w:left="80" w:right="80"/></w:pPr><w:r><w:rPr><w:rFonts w:ascii="Consolas" w:hAnsi="Consolas"/><w:sz w:val="15"/><w:color w:val="0F172A"/></w:rPr><w:t xml:space="preserve">int ctz  = __builtin_ctzll(x);        // Count trailing zeros (lowest set bit index)</w:t></w:r></w:p><w:p><w:pPr><w:shd w:val="clear" w:color="auto" w:fill="F8FAFC"/><w:spacing w:before="0" w:after="0" w:line="200" w:lineRule="auto"/><w:ind w:left="80" w:right="80"/></w:pPr><w:r><w:rPr><w:rFonts w:ascii="Consolas" w:hAnsi="Consolas"/><w:sz w:val="15"/><w:color w:val="0F172A"/></w:rPr><w:t xml:space="preserve">int par  = __builtin_parityll(x);     // Parity: 1 if odd number of 1s, 0 if even</w:t></w:r></w:p><w:p><w:pPr><w:shd w:val="clear" w:color="auto" w:fill="F8FAFC"/><w:spacing w:before="0" w:after="0" w:line="200" w:lineRule="auto"/><w:ind w:left="80" w:right="80"/></w:pPr><w:r><w:rPr><w:rFonts w:ascii="Consolas" w:hAnsi="Consolas"/><w:sz w:val="15"/><w:color w:val="0F172A"/></w:rPr><w:t xml:space="preserve">int msb  = 63 - __builtin_clzll(x);   // Index of highest set bit (= floor(log2(x)))</w:t></w:r></w:p><w:p><w:pPr><w:shd w:val="clear" w:color="auto" w:fill="F8FAFC"/><w:spacing w:before="0" w:after="0" w:line="200" w:lineRule="auto"/><w:ind w:left="80" w:right="80"/></w:pPr><w:r><w:rPr><w:rFonts w:ascii="Consolas" w:hAnsi="Consolas"/><w:sz w:val="15"/><w:color w:val="0F172A"/></w:rPr><w:t xml:space="preserve"></w:t></w:r></w:p><w:p><w:pPr><w:shd w:val="clear" w:color="auto" w:fill="F8FAFC"/><w:spacing w:before="0" w:after="0" w:line="200" w:lineRule="auto"/><w:ind w:left="80" w:right="80"/></w:pPr><w:r><w:rPr><w:rFonts w:ascii="Consolas" w:hAnsi="Consolas"/><w:sz w:val="15"/><w:color w:val="0F172A"/></w:rPr><w:t xml:space="preserve">// 2. Essential Bit Hacks</w:t></w:r></w:p><w:p><w:pPr><w:shd w:val="clear" w:color="auto" w:fill="F8FAFC"/><w:spacing w:before="0" w:after="0" w:line="200" w:lineRule="auto"/><w:ind w:left="80" w:right="80"/></w:pPr><w:r><w:rPr><w:rFonts w:ascii="Consolas" w:hAnsi="Consolas"/><w:sz w:val="15"/><w:color w:val="0F172A"/></w:rPr><w:t xml:space="preserve">bool is_set   = (n &gt;&gt; k) &amp; 1;          // Check if k-th bit is 1 (0-indexed)</w:t></w:r></w:p><w:p><w:pPr><w:shd w:val="clear" w:color="auto" w:fill="F8FAFC"/><w:spacing w:before="0" w:after="0" w:line="200" w:lineRule="auto"/><w:ind w:left="80" w:right="80"/></w:pPr><w:r><w:rPr><w:rFonts w:ascii="Consolas" w:hAnsi="Consolas"/><w:sz w:val="15"/><w:color w:val="0F172A"/></w:rPr><w:t xml:space="preserve">n |= (1LL &lt;&lt; k);                      // Set k-th bit to 1</w:t></w:r></w:p><w:p><w:pPr><w:shd w:val="clear" w:color="auto" w:fill="F8FAFC"/><w:spacing w:before="0" w:after="0" w:line="200" w:lineRule="auto"/><w:ind w:left="80" w:right="80"/></w:pPr><w:r><w:rPr><w:rFonts w:ascii="Consolas" w:hAnsi="Consolas"/><w:sz w:val="15"/><w:color w:val="0F172A"/></w:rPr><w:t xml:space="preserve">n &amp;= ~(1LL &lt;&lt; k);                     // Clear k-th bit to 0</w:t></w:r></w:p><w:p><w:pPr><w:shd w:val="clear" w:color="auto" w:fill="F8FAFC"/><w:spacing w:before="0" w:after="0" w:line="200" w:lineRule="auto"/><w:ind w:left="80" w:right="80"/></w:pPr><w:r><w:rPr><w:rFonts w:ascii="Consolas" w:hAnsi="Consolas"/><w:sz w:val="15"/><w:color w:val="0F172A"/></w:rPr><w:t xml:space="preserve">n ^= (1LL &lt;&lt; k);                      // Toggle k-th bit (flip 0 &lt;-&gt; 1)</w:t></w:r></w:p><w:p><w:pPr><w:shd w:val="clear" w:color="auto" w:fill="F8FAFC"/><w:spacing w:before="0" w:after="0" w:line="200" w:lineRule="auto"/><w:ind w:left="80" w:right="80"/></w:pPr><w:r><w:rPr><w:rFonts w:ascii="Consolas" w:hAnsi="Consolas"/><w:sz w:val="15"/><w:color w:val="0F172A"/></w:rPr><w:t xml:space="preserve">bool is_pow2  = n &gt; 0 &amp;&amp; !(n &amp; (n - 1)); // True if n is a power of 2</w:t></w:r></w:p><w:p><w:pPr><w:shd w:val="clear" w:color="auto" w:fill="F8FAFC"/><w:spacing w:before="0" w:after="0" w:line="200" w:lineRule="auto"/><w:ind w:left="80" w:right="80"/></w:pPr><w:r><w:rPr><w:rFonts w:ascii="Consolas" w:hAnsi="Consolas"/><w:sz w:val="15"/><w:color w:val="0F172A"/></w:rPr><w:t xml:space="preserve">int lsb       = n &amp; (-n);             // Isolates lowest set bit: e.g. 12 (1100) -&gt; 4 (0100)</w:t></w:r></w:p><w:p><w:pPr><w:shd w:val="clear" w:color="auto" w:fill="F8FAFC"/><w:spacing w:before="0" w:after="0" w:line="200" w:lineRule="auto"/><w:ind w:left="80" w:right="80"/></w:pPr><w:r><w:rPr><w:rFonts w:ascii="Consolas" w:hAnsi="Consolas"/><w:sz w:val="15"/><w:color w:val="0F172A"/></w:rPr><w:t xml:space="preserve">n &amp;= (n - 1);                         // Clears the lowest set bit</w:t></w:r></w:p><w:p><w:pPr><w:shd w:val="clear" w:color="auto" w:fill="F8FAFC"/><w:spacing w:before="0" w:after="0" w:line="200" w:lineRule="auto"/><w:ind w:left="80" w:right="80"/></w:pPr><w:r><w:rPr><w:rFonts w:ascii="Consolas" w:hAnsi="Consolas"/><w:sz w:val="15"/><w:color w:val="0F172A"/></w:rPr><w:t xml:space="preserve"></w:t></w:r></w:p><w:p><w:pPr><w:shd w:val="clear" w:color="auto" w:fill="F8FAFC"/><w:spacing w:before="0" w:after="0" w:line="200" w:lineRule="auto"/><w:ind w:left="80" w:right="80"/></w:pPr><w:r><w:rPr><w:rFonts w:ascii="Consolas" w:hAnsi="Consolas"/><w:sz w:val="15"/><w:color w:val="0F172A"/></w:rPr><w:t xml:space="preserve">// 3. Iterate All Submasks of Mask m (in strictly descending order)</w:t></w:r></w:p><w:p><w:pPr><w:shd w:val="clear" w:color="auto" w:fill="F8FAFC"/><w:spacing w:before="0" w:after="0" w:line="200" w:lineRule="auto"/><w:ind w:left="80" w:right="80"/></w:pPr><w:r><w:rPr><w:rFonts w:ascii="Consolas" w:hAnsi="Consolas"/><w:sz w:val="15"/><w:color w:val="0F172A"/></w:rPr><w:t xml:space="preserve">for (int s = m; s &gt; 0; s = (s - 1) &amp; m) {</w:t></w:r></w:p><w:p><w:pPr><w:shd w:val="clear" w:color="auto" w:fill="F8FAFC"/><w:spacing w:before="0" w:after="0" w:line="200" w:lineRule="auto"/><w:ind w:left="80" w:right="80"/></w:pPr><w:r><w:rPr><w:rFonts w:ascii="Consolas" w:hAnsi="Consolas"/><w:sz w:val="15"/><w:color w:val="0F172A"/></w:rPr><w:t xml:space="preserve">    // s is a non-empty submask of m. Total operations across all masks: O(3^N)</w:t></w:r></w:p><w:p><w:pPr><w:shd w:val="clear" w:color="auto" w:fill="F8FAFC"/><w:spacing w:before="0" w:after="0" w:line="200" w:lineRule="auto"/><w:ind w:left="80" w:right="80"/></w:pPr><w:r><w:rPr><w:rFonts w:ascii="Consolas" w:hAnsi="Consolas"/><w:sz w:val="15"/><w:color w:val="0F172A"/></w:rPr><w:t xml:space="preserve">}</w:t></w:r></w:p><w:p><w:pPr><w:shd w:val="clear" w:color="auto" w:fill="F8FAFC"/><w:spacing w:before="0" w:after="0" w:line="200" w:lineRule="auto"/><w:ind w:left="80" w:right="80"/></w:pPr><w:r><w:rPr><w:rFonts w:ascii="Consolas" w:hAnsi="Consolas"/><w:sz w:val="15"/><w:color w:val="0F172A"/></w:rPr><w:t xml:space="preserve"></w:t></w:r></w:p><w:p><w:pPr><w:shd w:val="clear" w:color="auto" w:fill="F8FAFC"/><w:spacing w:before="0" w:after="0" w:line="200" w:lineRule="auto"/><w:ind w:left="80" w:right="80"/></w:pPr><w:r><w:rPr><w:rFonts w:ascii="Consolas" w:hAnsi="Consolas"/><w:sz w:val="15"/><w:color w:val="0F172A"/></w:rPr><w:t xml:space="preserve">// 4. Iterate All Masks of Size N</w:t></w:r></w:p><w:p><w:pPr><w:shd w:val="clear" w:color="auto" w:fill="F8FAFC"/><w:spacing w:before="0" w:after="0" w:line="200" w:lineRule="auto"/><w:ind w:left="80" w:right="80"/></w:pPr><w:r><w:rPr><w:rFonts w:ascii="Consolas" w:hAnsi="Consolas"/><w:sz w:val="15"/><w:color w:val="0F172A"/></w:rPr><w:t xml:space="preserve">for (int mask = 0; mask &lt; (1 &lt;&lt; n); ++mask) { /* O(2^N) */ }</w:t></w:r></w:p><w:p><w:pPr><w:pStyle w:val="Heading3"/></w:pPr><w:r><w:rPr><w:b/><w:sz w:val="19"/><w:color w:val="0369A1"/></w:rPr><w:t>3.11 Complete Modulo Sheet &amp; $O(1)$ nCr Combinatorics</w:t></w:r></w:p><w:p><w:pPr><w:ind w:left="200"/><w:spacing w:after="20"/></w:pPr><w:r><w:rPr><w:color w:val="2563EB"/></w:rPr><w:t xml:space="preserve">â€¢ </w:t></w:r><w:r><w:t>**Primes:** Standard CP moduli are $10^9 + 7$ or $998244353$ (NTT friendly).</w:t></w:r></w:p><w:p><w:pPr><w:shd w:val="clear" w:color="auto" w:fill="F8FAFC"/><w:spacing w:before="0" w:after="0" w:line="200" w:lineRule="auto"/><w:ind w:left="80" w:right="80"/></w:pPr><w:r><w:rPr><w:rFonts w:ascii="Consolas" w:hAnsi="Consolas"/><w:sz w:val="15"/><w:color w:val="0F172A"/></w:rPr><w:t xml:space="preserve">const int MOD = 1e9 + 7; // or 998244353</w:t></w:r></w:p><w:p><w:pPr><w:shd w:val="clear" w:color="auto" w:fill="F8FAFC"/><w:spacing w:before="0" w:after="0" w:line="200" w:lineRule="auto"/><w:ind w:left="80" w:right="80"/></w:pPr><w:r><w:rPr><w:rFonts w:ascii="Consolas" w:hAnsi="Consolas"/><w:sz w:val="15"/><w:color w:val="0F172A"/></w:rPr><w:t xml:space="preserve"></w:t></w:r></w:p><w:p><w:pPr><w:shd w:val="clear" w:color="auto" w:fill="F8FAFC"/><w:spacing w:before="0" w:after="0" w:line="200" w:lineRule="auto"/><w:ind w:left="80" w:right="80"/></w:pPr><w:r><w:rPr><w:rFonts w:ascii="Consolas" w:hAnsi="Consolas"/><w:sz w:val="15"/><w:color w:val="0F172A"/></w:rPr><w:t xml:space="preserve">// 1. Safe Operations (handles negatives &amp; prevents overflow)</w:t></w:r></w:p><w:p><w:pPr><w:shd w:val="clear" w:color="auto" w:fill="F8FAFC"/><w:spacing w:before="0" w:after="0" w:line="200" w:lineRule="auto"/><w:ind w:left="80" w:right="80"/></w:pPr><w:r><w:rPr><w:rFonts w:ascii="Consolas" w:hAnsi="Consolas"/><w:sz w:val="15"/><w:color w:val="0F172A"/></w:rPr><w:t xml:space="preserve">long long add(long long a, long long b) { return (a + b) % MOD; }</w:t></w:r></w:p><w:p><w:pPr><w:shd w:val="clear" w:color="auto" w:fill="F8FAFC"/><w:spacing w:before="0" w:after="0" w:line="200" w:lineRule="auto"/><w:ind w:left="80" w:right="80"/></w:pPr><w:r><w:rPr><w:rFonts w:ascii="Consolas" w:hAnsi="Consolas"/><w:sz w:val="15"/><w:color w:val="0F172A"/></w:rPr><w:t xml:space="preserve">long long sub(long long a, long long b) { return (a - b + MOD) % MOD; }</w:t></w:r></w:p><w:p><w:pPr><w:shd w:val="clear" w:color="auto" w:fill="F8FAFC"/><w:spacing w:before="0" w:after="0" w:line="200" w:lineRule="auto"/><w:ind w:left="80" w:right="80"/></w:pPr><w:r><w:rPr><w:rFonts w:ascii="Consolas" w:hAnsi="Consolas"/><w:sz w:val="15"/><w:color w:val="0F172A"/></w:rPr><w:t xml:space="preserve">long long mul(long long a, long long b) { return (1LL * a * b) % MOD; }</w:t></w:r></w:p><w:p><w:pPr><w:shd w:val="clear" w:color="auto" w:fill="F8FAFC"/><w:spacing w:before="0" w:after="0" w:line="200" w:lineRule="auto"/><w:ind w:left="80" w:right="80"/></w:pPr><w:r><w:rPr><w:rFonts w:ascii="Consolas" w:hAnsi="Consolas"/><w:sz w:val="15"/><w:color w:val="0F172A"/></w:rPr><w:t xml:space="preserve"></w:t></w:r></w:p><w:p><w:pPr><w:shd w:val="clear" w:color="auto" w:fill="F8FAFC"/><w:spacing w:before="0" w:after="0" w:line="200" w:lineRule="auto"/><w:ind w:left="80" w:right="80"/></w:pPr><w:r><w:rPr><w:rFonts w:ascii="Consolas" w:hAnsi="Consolas"/><w:sz w:val="15"/><w:color w:val="0F172A"/></w:rPr><w:t xml:space="preserve">// 2. Fast Exponentiation: (base^exp) % MOD</w:t></w:r></w:p><w:p><w:pPr><w:shd w:val="clear" w:color="auto" w:fill="F8FAFC"/><w:spacing w:before="0" w:after="0" w:line="200" w:lineRule="auto"/><w:ind w:left="80" w:right="80"/></w:pPr><w:r><w:rPr><w:rFonts w:ascii="Consolas" w:hAnsi="Consolas"/><w:sz w:val="15"/><w:color w:val="0F172A"/></w:rPr><w:t xml:space="preserve">long long power(long long base, long long exp) {</w:t></w:r></w:p><w:p><w:pPr><w:shd w:val="clear" w:color="auto" w:fill="F8FAFC"/><w:spacing w:before="0" w:after="0" w:line="200" w:lineRule="auto"/><w:ind w:left="80" w:right="80"/></w:pPr><w:r><w:rPr><w:rFonts w:ascii="Consolas" w:hAnsi="Consolas"/><w:sz w:val="15"/><w:color w:val="0F172A"/></w:rPr><w:t xml:space="preserve">    long long res = 1; base %= MOD;</w:t></w:r></w:p><w:p><w:pPr><w:shd w:val="clear" w:color="auto" w:fill="F8FAFC"/><w:spacing w:before="0" w:after="0" w:line="200" w:lineRule="auto"/><w:ind w:left="80" w:right="80"/></w:pPr><w:r><w:rPr><w:rFonts w:ascii="Consolas" w:hAnsi="Consolas"/><w:sz w:val="15"/><w:color w:val="0F172A"/></w:rPr><w:t xml:space="preserve">    while (exp &gt; 0) {</w:t></w:r></w:p><w:p><w:pPr><w:shd w:val="clear" w:color="auto" w:fill="F8FAFC"/><w:spacing w:before="0" w:after="0" w:line="200" w:lineRule="auto"/><w:ind w:left="80" w:right="80"/></w:pPr><w:r><w:rPr><w:rFonts w:ascii="Consolas" w:hAnsi="Consolas"/><w:sz w:val="15"/><w:color w:val="0F172A"/></w:rPr><w:t xml:space="preserve">        if (exp % 2 == 1) res = (res * base) % MOD;</w:t></w:r></w:p><w:p><w:pPr><w:shd w:val="clear" w:color="auto" w:fill="F8FAFC"/><w:spacing w:before="0" w:after="0" w:line="200" w:lineRule="auto"/><w:ind w:left="80" w:right="80"/></w:pPr><w:r><w:rPr><w:rFonts w:ascii="Consolas" w:hAnsi="Consolas"/><w:sz w:val="15"/><w:color w:val="0F172A"/></w:rPr><w:t xml:space="preserve">        base = (base * base) % MOD;</w:t></w:r></w:p><w:p><w:pPr><w:shd w:val="clear" w:color="auto" w:fill="F8FAFC"/><w:spacing w:before="0" w:after="0" w:line="200" w:lineRule="auto"/><w:ind w:left="80" w:right="80"/></w:pPr><w:r><w:rPr><w:rFonts w:ascii="Consolas" w:hAnsi="Consolas"/><w:sz w:val="15"/><w:color w:val="0F172A"/></w:rPr><w:t xml:space="preserve">        exp /= 2;</w:t></w:r></w:p><w:p><w:pPr><w:shd w:val="clear" w:color="auto" w:fill="F8FAFC"/><w:spacing w:before="0" w:after="0" w:line="200" w:lineRule="auto"/><w:ind w:left="80" w:right="80"/></w:pPr><w:r><w:rPr><w:rFonts w:ascii="Consolas" w:hAnsi="Consolas"/><w:sz w:val="15"/><w:color w:val="0F172A"/></w:rPr><w:t xml:space="preserve">    }</w:t></w:r></w:p><w:p><w:pPr><w:shd w:val="clear" w:color="auto" w:fill="F8FAFC"/><w:spacing w:before="0" w:after="0" w:line="200" w:lineRule="auto"/><w:ind w:left="80" w:right="80"/></w:pPr><w:r><w:rPr><w:rFonts w:ascii="Consolas" w:hAnsi="Consolas"/><w:sz w:val="15"/><w:color w:val="0F172A"/></w:rPr><w:t xml:space="preserve">    return res;</w:t></w:r></w:p><w:p><w:pPr><w:shd w:val="clear" w:color="auto" w:fill="F8FAFC"/><w:spacing w:before="0" w:after="0" w:line="200" w:lineRule="auto"/><w:ind w:left="80" w:right="80"/></w:pPr><w:r><w:rPr><w:rFonts w:ascii="Consolas" w:hAnsi="Consolas"/><w:sz w:val="15"/><w:color w:val="0F172A"/></w:rPr><w:t xml:space="preserve">}</w:t></w:r></w:p><w:p><w:pPr><w:shd w:val="clear" w:color="auto" w:fill="F8FAFC"/><w:spacing w:before="0" w:after="0" w:line="200" w:lineRule="auto"/><w:ind w:left="80" w:right="80"/></w:pPr><w:r><w:rPr><w:rFonts w:ascii="Consolas" w:hAnsi="Consolas"/><w:sz w:val="15"/><w:color w:val="0F172A"/></w:rPr><w:t xml:space="preserve"></w:t></w:r></w:p><w:p><w:pPr><w:shd w:val="clear" w:color="auto" w:fill="F8FAFC"/><w:spacing w:before="0" w:after="0" w:line="200" w:lineRule="auto"/><w:ind w:left="80" w:right="80"/></w:pPr><w:r><w:rPr><w:rFonts w:ascii="Consolas" w:hAnsi="Consolas"/><w:sz w:val="15"/><w:color w:val="0F172A"/></w:rPr><w:t xml:space="preserve">// 3. Modular Inverse via Fermat&apos;s Little Theorem (MOD must be prime) &amp; Division</w:t></w:r></w:p><w:p><w:pPr><w:shd w:val="clear" w:color="auto" w:fill="F8FAFC"/><w:spacing w:before="0" w:after="0" w:line="200" w:lineRule="auto"/><w:ind w:left="80" w:right="80"/></w:pPr><w:r><w:rPr><w:rFonts w:ascii="Consolas" w:hAnsi="Consolas"/><w:sz w:val="15"/><w:color w:val="0F172A"/></w:rPr><w:t xml:space="preserve">long long modInverse(long long n) { return power(n, MOD - 2); }</w:t></w:r></w:p><w:p><w:pPr><w:shd w:val="clear" w:color="auto" w:fill="F8FAFC"/><w:spacing w:before="0" w:after="0" w:line="200" w:lineRule="auto"/><w:ind w:left="80" w:right="80"/></w:pPr><w:r><w:rPr><w:rFonts w:ascii="Consolas" w:hAnsi="Consolas"/><w:sz w:val="15"/><w:color w:val="0F172A"/></w:rPr><w:t xml:space="preserve">long long divi(long long a, long long b) { return mul(a, modInverse(b)); }</w:t></w:r></w:p><w:p><w:pPr><w:shd w:val="clear" w:color="auto" w:fill="F8FAFC"/><w:spacing w:before="0" w:after="0" w:line="200" w:lineRule="auto"/><w:ind w:left="80" w:right="80"/></w:pPr><w:r><w:rPr><w:rFonts w:ascii="Consolas" w:hAnsi="Consolas"/><w:sz w:val="15"/><w:color w:val="0F172A"/></w:rPr><w:t xml:space="preserve"></w:t></w:r></w:p><w:p><w:pPr><w:shd w:val="clear" w:color="auto" w:fill="F8FAFC"/><w:spacing w:before="0" w:after="0" w:line="200" w:lineRule="auto"/><w:ind w:left="80" w:right="80"/></w:pPr><w:r><w:rPr><w:rFonts w:ascii="Consolas" w:hAnsi="Consolas"/><w:sz w:val="15"/><w:color w:val="0F172A"/></w:rPr><w:t xml:space="preserve">// 4. O(N) Precomputation for O(1) nCr Modulo P (N up to 10^6):</w:t></w:r></w:p><w:p><w:pPr><w:shd w:val="clear" w:color="auto" w:fill="F8FAFC"/><w:spacing w:before="0" w:after="0" w:line="200" w:lineRule="auto"/><w:ind w:left="80" w:right="80"/></w:pPr><w:r><w:rPr><w:rFonts w:ascii="Consolas" w:hAnsi="Consolas"/><w:sz w:val="15"/><w:color w:val="0F172A"/></w:rPr><w:t xml:space="preserve">const int MAXN = 1000005;</w:t></w:r></w:p><w:p><w:pPr><w:shd w:val="clear" w:color="auto" w:fill="F8FAFC"/><w:spacing w:before="0" w:after="0" w:line="200" w:lineRule="auto"/><w:ind w:left="80" w:right="80"/></w:pPr><w:r><w:rPr><w:rFonts w:ascii="Consolas" w:hAnsi="Consolas"/><w:sz w:val="15"/><w:color w:val="0F172A"/></w:rPr><w:t xml:space="preserve">long long fact[MAXN], invFact[MAXN];</w:t></w:r></w:p><w:p><w:pPr><w:shd w:val="clear" w:color="auto" w:fill="F8FAFC"/><w:spacing w:before="0" w:after="0" w:line="200" w:lineRule="auto"/><w:ind w:left="80" w:right="80"/></w:pPr><w:r><w:rPr><w:rFonts w:ascii="Consolas" w:hAnsi="Consolas"/><w:sz w:val="15"/><w:color w:val="0F172A"/></w:rPr><w:t xml:space="preserve">void precompute_nCr(int n = MAXN - 1) {</w:t></w:r></w:p><w:p><w:pPr><w:shd w:val="clear" w:color="auto" w:fill="F8FAFC"/><w:spacing w:before="0" w:after="0" w:line="200" w:lineRule="auto"/><w:ind w:left="80" w:right="80"/></w:pPr><w:r><w:rPr><w:rFonts w:ascii="Consolas" w:hAnsi="Consolas"/><w:sz w:val="15"/><w:color w:val="0F172A"/></w:rPr><w:t xml:space="preserve">    fact[0] = invFact[0] = 1;</w:t></w:r></w:p><w:p><w:pPr><w:shd w:val="clear" w:color="auto" w:fill="F8FAFC"/><w:spacing w:before="0" w:after="0" w:line="200" w:lineRule="auto"/><w:ind w:left="80" w:right="80"/></w:pPr><w:r><w:rPr><w:rFonts w:ascii="Consolas" w:hAnsi="Consolas"/><w:sz w:val="15"/><w:color w:val="0F172A"/></w:rPr><w:t xml:space="preserve">    for (int i = 1; i &lt;= n; i++) fact[i] = mul(fact[i - 1], i);</w:t></w:r></w:p><w:p><w:pPr><w:shd w:val="clear" w:color="auto" w:fill="F8FAFC"/><w:spacing w:before="0" w:after="0" w:line="200" w:lineRule="auto"/><w:ind w:left="80" w:right="80"/></w:pPr><w:r><w:rPr><w:rFonts w:ascii="Consolas" w:hAnsi="Consolas"/><w:sz w:val="15"/><w:color w:val="0F172A"/></w:rPr><w:t xml:space="preserve">    invFact[n] = modInverse(fact[n]);</w:t></w:r></w:p><w:p><w:pPr><w:shd w:val="clear" w:color="auto" w:fill="F8FAFC"/><w:spacing w:before="0" w:after="0" w:line="200" w:lineRule="auto"/><w:ind w:left="80" w:right="80"/></w:pPr><w:r><w:rPr><w:rFonts w:ascii="Consolas" w:hAnsi="Consolas"/><w:sz w:val="15"/><w:color w:val="0F172A"/></w:rPr><w:t xml:space="preserve">    for (int i = n - 1; i &gt;= 1; i--) invFact[i] = mul(invFact[i + 1], i + 1);</w:t></w:r></w:p><w:p><w:pPr><w:shd w:val="clear" w:color="auto" w:fill="F8FAFC"/><w:spacing w:before="0" w:after="0" w:line="200" w:lineRule="auto"/><w:ind w:left="80" w:right="80"/></w:pPr><w:r><w:rPr><w:rFonts w:ascii="Consolas" w:hAnsi="Consolas"/><w:sz w:val="15"/><w:color w:val="0F172A"/></w:rPr><w:t xml:space="preserve">}</w:t></w:r></w:p><w:p><w:pPr><w:shd w:val="clear" w:color="auto" w:fill="F8FAFC"/><w:spacing w:before="0" w:after="0" w:line="200" w:lineRule="auto"/><w:ind w:left="80" w:right="80"/></w:pPr><w:r><w:rPr><w:rFonts w:ascii="Consolas" w:hAnsi="Consolas"/><w:sz w:val="15"/><w:color w:val="0F172A"/></w:rPr><w:t xml:space="preserve">long long nCr_mod(int n, int r) {</w:t></w:r></w:p><w:p><w:pPr><w:shd w:val="clear" w:color="auto" w:fill="F8FAFC"/><w:spacing w:before="0" w:after="0" w:line="200" w:lineRule="auto"/><w:ind w:left="80" w:right="80"/></w:pPr><w:r><w:rPr><w:rFonts w:ascii="Consolas" w:hAnsi="Consolas"/><w:sz w:val="15"/><w:color w:val="0F172A"/></w:rPr><w:t xml:space="preserve">    if (r &lt; 0 || r &gt; n) return 0;</w:t></w:r></w:p><w:p><w:pPr><w:shd w:val="clear" w:color="auto" w:fill="F8FAFC"/><w:spacing w:before="0" w:after="0" w:line="200" w:lineRule="auto"/><w:ind w:left="80" w:right="80"/></w:pPr><w:r><w:rPr><w:rFonts w:ascii="Consolas" w:hAnsi="Consolas"/><w:sz w:val="15"/><w:color w:val="0F172A"/></w:rPr><w:t xml:space="preserve">    return mul(fact[n], mul(invFact[r], invFact[n - r]));</w:t></w:r></w:p><w:p><w:pPr><w:shd w:val="clear" w:color="auto" w:fill="F8FAFC"/><w:spacing w:before="0" w:after="0" w:line="200" w:lineRule="auto"/><w:ind w:left="80" w:right="80"/></w:pPr><w:r><w:rPr><w:rFonts w:ascii="Consolas" w:hAnsi="Consolas"/><w:sz w:val="15"/><w:color w:val="0F172A"/></w:rPr><w:t xml:space="preserve">}</w:t></w:r></w:p><w:p><w:pPr><w:pBdr><w:bottom w:val="single" w:sz="4" w:space="1" w:color="CBD5E0"/></w:pPr></w:p><w:p><w:pPr><w:pStyle w:val="Heading1"/></w:pPr><w:r><w:rPr><w:b/><w:sz w:val="26"/><w:color w:val="1E3A8A"/></w:rPr><w:t>Section 4: Graph Representations &amp; Traversals</w:t></w:r></w:p><w:p><w:pPr><w:pStyle w:val="Heading3"/></w:pPr><w:r><w:rPr><w:b/><w:sz w:val="19"/><w:color w:val="0369A1"/></w:rPr><w:t>4.1 Adjacency List Input</w:t></w:r></w:p><w:p><w:pPr><w:ind w:left="200"/><w:spacing w:after="20"/></w:pPr><w:r><w:rPr><w:color w:val="2563EB"/></w:rPr><w:t xml:space="preserve">â€¢ </w:t></w:r><w:r><w:t>**Trigger Prefix:** `adjlist`</w:t></w:r></w:p><w:p><w:pPr><w:ind w:left="200"/><w:spacing w:after="20"/></w:pPr><w:r><w:rPr><w:color w:val="2563EB"/></w:rPr><w:t xml:space="preserve">â€¢ </w:t></w:r><w:r><w:t>**Usage:** Input for general weighted graph with $V$ vertices and $E$ edges.</w:t></w:r></w:p><w:p><w:pPr><w:shd w:val="clear" w:color="auto" w:fill="F8FAFC"/><w:spacing w:before="0" w:after="0" w:line="200" w:lineRule="auto"/><w:ind w:left="80" w:right="80"/></w:pPr><w:r><w:rPr><w:rFonts w:ascii="Consolas" w:hAnsi="Consolas"/><w:sz w:val="15"/><w:color w:val="0F172A"/></w:rPr><w:t xml:space="preserve">int V, E;</w:t></w:r></w:p><w:p><w:pPr><w:shd w:val="clear" w:color="auto" w:fill="F8FAFC"/><w:spacing w:before="0" w:after="0" w:line="200" w:lineRule="auto"/><w:ind w:left="80" w:right="80"/></w:pPr><w:r><w:rPr><w:rFonts w:ascii="Consolas" w:hAnsi="Consolas"/><w:sz w:val="15"/><w:color w:val="0F172A"/></w:rPr><w:t xml:space="preserve">cin &gt;&gt; V &gt;&gt; E;</w:t></w:r></w:p><w:p><w:pPr><w:shd w:val="clear" w:color="auto" w:fill="F8FAFC"/><w:spacing w:before="0" w:after="0" w:line="200" w:lineRule="auto"/><w:ind w:left="80" w:right="80"/></w:pPr><w:r><w:rPr><w:rFonts w:ascii="Consolas" w:hAnsi="Consolas"/><w:sz w:val="15"/><w:color w:val="0F172A"/></w:rPr><w:t xml:space="preserve"></w:t></w:r></w:p><w:p><w:pPr><w:shd w:val="clear" w:color="auto" w:fill="F8FAFC"/><w:spacing w:before="0" w:after="0" w:line="200" w:lineRule="auto"/><w:ind w:left="80" w:right="80"/></w:pPr><w:r><w:rPr><w:rFonts w:ascii="Consolas" w:hAnsi="Consolas"/><w:sz w:val="15"/><w:color w:val="0F172A"/></w:rPr><w:t xml:space="preserve">// Adjacency list: adj[u] = vector of {v, weight}</w:t></w:r></w:p><w:p><w:pPr><w:shd w:val="clear" w:color="auto" w:fill="F8FAFC"/><w:spacing w:before="0" w:after="0" w:line="200" w:lineRule="auto"/><w:ind w:left="80" w:right="80"/></w:pPr><w:r><w:rPr><w:rFonts w:ascii="Consolas" w:hAnsi="Consolas"/><w:sz w:val="15"/><w:color w:val="0F172A"/></w:rPr><w:t xml:space="preserve">vector&lt;vector&lt;pair&lt;int, int&gt;&gt;&gt; adj(V);</w:t></w:r></w:p><w:p><w:pPr><w:shd w:val="clear" w:color="auto" w:fill="F8FAFC"/><w:spacing w:before="0" w:after="0" w:line="200" w:lineRule="auto"/><w:ind w:left="80" w:right="80"/></w:pPr><w:r><w:rPr><w:rFonts w:ascii="Consolas" w:hAnsi="Consolas"/><w:sz w:val="15"/><w:color w:val="0F172A"/></w:rPr><w:t xml:space="preserve"></w:t></w:r></w:p><w:p><w:pPr><w:shd w:val="clear" w:color="auto" w:fill="F8FAFC"/><w:spacing w:before="0" w:after="0" w:line="200" w:lineRule="auto"/><w:ind w:left="80" w:right="80"/></w:pPr><w:r><w:rPr><w:rFonts w:ascii="Consolas" w:hAnsi="Consolas"/><w:sz w:val="15"/><w:color w:val="0F172A"/></w:rPr><w:t xml:space="preserve">for (int i = 0; i &lt; E; ++i) {</w:t></w:r></w:p><w:p><w:pPr><w:shd w:val="clear" w:color="auto" w:fill="F8FAFC"/><w:spacing w:before="0" w:after="0" w:line="200" w:lineRule="auto"/><w:ind w:left="80" w:right="80"/></w:pPr><w:r><w:rPr><w:rFonts w:ascii="Consolas" w:hAnsi="Consolas"/><w:sz w:val="15"/><w:color w:val="0F172A"/></w:rPr><w:t xml:space="preserve">    int u, v, w;</w:t></w:r></w:p><w:p><w:pPr><w:shd w:val="clear" w:color="auto" w:fill="F8FAFC"/><w:spacing w:before="0" w:after="0" w:line="200" w:lineRule="auto"/><w:ind w:left="80" w:right="80"/></w:pPr><w:r><w:rPr><w:rFonts w:ascii="Consolas" w:hAnsi="Consolas"/><w:sz w:val="15"/><w:color w:val="0F172A"/></w:rPr><w:t xml:space="preserve">    cin &gt;&gt; u &gt;&gt; v &gt;&gt; w;</w:t></w:r></w:p><w:p><w:pPr><w:shd w:val="clear" w:color="auto" w:fill="F8FAFC"/><w:spacing w:before="0" w:after="0" w:line="200" w:lineRule="auto"/><w:ind w:left="80" w:right="80"/></w:pPr><w:r><w:rPr><w:rFonts w:ascii="Consolas" w:hAnsi="Consolas"/><w:sz w:val="15"/><w:color w:val="0F172A"/></w:rPr><w:t xml:space="preserve">    adj[u].push_back({v, w}); // for directed graph</w:t></w:r></w:p><w:p><w:pPr><w:shd w:val="clear" w:color="auto" w:fill="F8FAFC"/><w:spacing w:before="0" w:after="0" w:line="200" w:lineRule="auto"/><w:ind w:left="80" w:right="80"/></w:pPr><w:r><w:rPr><w:rFonts w:ascii="Consolas" w:hAnsi="Consolas"/><w:sz w:val="15"/><w:color w:val="0F172A"/></w:rPr><w:t xml:space="preserve">    // adj[v].push_back({u, w}); // for undirected graph</w:t></w:r></w:p><w:p><w:pPr><w:shd w:val="clear" w:color="auto" w:fill="F8FAFC"/><w:spacing w:before="0" w:after="0" w:line="200" w:lineRule="auto"/><w:ind w:left="80" w:right="80"/></w:pPr><w:r><w:rPr><w:rFonts w:ascii="Consolas" w:hAnsi="Consolas"/><w:sz w:val="15"/><w:color w:val="0F172A"/></w:rPr><w:t xml:space="preserve">}</w:t></w:r></w:p><w:p><w:pPr><w:pStyle w:val="Heading3"/></w:pPr><w:r><w:rPr><w:b/><w:sz w:val="19"/><w:color w:val="0369A1"/></w:rPr><w:t>4.2 Edge List Input</w:t></w:r></w:p><w:p><w:pPr><w:ind w:left="200"/><w:spacing w:after="20"/></w:pPr><w:r><w:rPr><w:color w:val="2563EB"/></w:rPr><w:t xml:space="preserve">â€¢ </w:t></w:r><w:r><w:t>**Trigger Prefix:** `adjmat`</w:t></w:r></w:p><w:p><w:pPr><w:shd w:val="clear" w:color="auto" w:fill="F8FAFC"/><w:spacing w:before="0" w:after="0" w:line="200" w:lineRule="auto"/><w:ind w:left="80" w:right="80"/></w:pPr><w:r><w:rPr><w:rFonts w:ascii="Consolas" w:hAnsi="Consolas"/><w:sz w:val="15"/><w:color w:val="0F172A"/></w:rPr><w:t xml:space="preserve">int V, E;</w:t></w:r></w:p><w:p><w:pPr><w:shd w:val="clear" w:color="auto" w:fill="F8FAFC"/><w:spacing w:before="0" w:after="0" w:line="200" w:lineRule="auto"/><w:ind w:left="80" w:right="80"/></w:pPr><w:r><w:rPr><w:rFonts w:ascii="Consolas" w:hAnsi="Consolas"/><w:sz w:val="15"/><w:color w:val="0F172A"/></w:rPr><w:t xml:space="preserve">cin &gt;&gt; V &gt;&gt; E;</w:t></w:r></w:p><w:p><w:pPr><w:shd w:val="clear" w:color="auto" w:fill="F8FAFC"/><w:spacing w:before="0" w:after="0" w:line="200" w:lineRule="auto"/><w:ind w:left="80" w:right="80"/></w:pPr><w:r><w:rPr><w:rFonts w:ascii="Consolas" w:hAnsi="Consolas"/><w:sz w:val="15"/><w:color w:val="0F172A"/></w:rPr><w:t xml:space="preserve"></w:t></w:r></w:p><w:p><w:pPr><w:shd w:val="clear" w:color="auto" w:fill="F8FAFC"/><w:spacing w:before="0" w:after="0" w:line="200" w:lineRule="auto"/><w:ind w:left="80" w:right="80"/></w:pPr><w:r><w:rPr><w:rFonts w:ascii="Consolas" w:hAnsi="Consolas"/><w:sz w:val="15"/><w:color w:val="0F172A"/></w:rPr><w:t xml:space="preserve">// Edge list: each edge is a vector of 3 integers {u, v, weight}</w:t></w:r></w:p><w:p><w:pPr><w:shd w:val="clear" w:color="auto" w:fill="F8FAFC"/><w:spacing w:before="0" w:after="0" w:line="200" w:lineRule="auto"/><w:ind w:left="80" w:right="80"/></w:pPr><w:r><w:rPr><w:rFonts w:ascii="Consolas" w:hAnsi="Consolas"/><w:sz w:val="15"/><w:color w:val="0F172A"/></w:rPr><w:t xml:space="preserve">vector&lt;vector&lt;int&gt;&gt; edges;</w:t></w:r></w:p><w:p><w:pPr><w:shd w:val="clear" w:color="auto" w:fill="F8FAFC"/><w:spacing w:before="0" w:after="0" w:line="200" w:lineRule="auto"/><w:ind w:left="80" w:right="80"/></w:pPr><w:r><w:rPr><w:rFonts w:ascii="Consolas" w:hAnsi="Consolas"/><w:sz w:val="15"/><w:color w:val="0F172A"/></w:rPr><w:t xml:space="preserve"></w:t></w:r></w:p><w:p><w:pPr><w:shd w:val="clear" w:color="auto" w:fill="F8FAFC"/><w:spacing w:before="0" w:after="0" w:line="200" w:lineRule="auto"/><w:ind w:left="80" w:right="80"/></w:pPr><w:r><w:rPr><w:rFonts w:ascii="Consolas" w:hAnsi="Consolas"/><w:sz w:val="15"/><w:color w:val="0F172A"/></w:rPr><w:t xml:space="preserve">for (int i = 0; i &lt; E; ++i) {</w:t></w:r></w:p><w:p><w:pPr><w:shd w:val="clear" w:color="auto" w:fill="F8FAFC"/><w:spacing w:before="0" w:after="0" w:line="200" w:lineRule="auto"/><w:ind w:left="80" w:right="80"/></w:pPr><w:r><w:rPr><w:rFonts w:ascii="Consolas" w:hAnsi="Consolas"/><w:sz w:val="15"/><w:color w:val="0F172A"/></w:rPr><w:t xml:space="preserve">    int u, v, w;</w:t></w:r></w:p><w:p><w:pPr><w:shd w:val="clear" w:color="auto" w:fill="F8FAFC"/><w:spacing w:before="0" w:after="0" w:line="200" w:lineRule="auto"/><w:ind w:left="80" w:right="80"/></w:pPr><w:r><w:rPr><w:rFonts w:ascii="Consolas" w:hAnsi="Consolas"/><w:sz w:val="15"/><w:color w:val="0F172A"/></w:rPr><w:t xml:space="preserve">    cin &gt;&gt; u &gt;&gt; v &gt;&gt; w;</w:t></w:r></w:p><w:p><w:pPr><w:shd w:val="clear" w:color="auto" w:fill="F8FAFC"/><w:spacing w:before="0" w:after="0" w:line="200" w:lineRule="auto"/><w:ind w:left="80" w:right="80"/></w:pPr><w:r><w:rPr><w:rFonts w:ascii="Consolas" w:hAnsi="Consolas"/><w:sz w:val="15"/><w:color w:val="0F172A"/></w:rPr><w:t xml:space="preserve">    edges.push_back({u, v, w});</w:t></w:r></w:p><w:p><w:pPr><w:shd w:val="clear" w:color="auto" w:fill="F8FAFC"/><w:spacing w:before="0" w:after="0" w:line="200" w:lineRule="auto"/><w:ind w:left="80" w:right="80"/></w:pPr><w:r><w:rPr><w:rFonts w:ascii="Consolas" w:hAnsi="Consolas"/><w:sz w:val="15"/><w:color w:val="0F172A"/></w:rPr><w:t xml:space="preserve">}</w:t></w:r></w:p><w:p><w:pPr><w:pStyle w:val="Heading3"/></w:pPr><w:r><w:rPr><w:b/><w:sz w:val="19"/><w:color w:val="0369A1"/></w:rPr><w:t>4.3 DFS Traversal with Graph Input</w:t></w:r></w:p><w:p><w:pPr><w:ind w:left="200"/><w:spacing w:after="20"/></w:pPr><w:r><w:rPr><w:color w:val="2563EB"/></w:rPr><w:t xml:space="preserve">â€¢ </w:t></w:r><w:r><w:t>**Trigger Prefix:** `dfs`</w:t></w:r></w:p><w:p><w:pPr><w:ind w:left="200"/><w:spacing w:after="20"/></w:pPr><w:r><w:rPr><w:color w:val="2563EB"/></w:rPr><w:t xml:space="preserve">â€¢ </w:t></w:r><w:r><w:t>**Time Complexity:** $O(V + E)$</w:t></w:r></w:p><w:p><w:pPr><w:shd w:val="clear" w:color="auto" w:fill="F8FAFC"/><w:spacing w:before="0" w:after="0" w:line="200" w:lineRule="auto"/><w:ind w:left="80" w:right="80"/></w:pPr><w:r><w:rPr><w:rFonts w:ascii="Consolas" w:hAnsi="Consolas"/><w:sz w:val="15"/><w:color w:val="0F172A"/></w:rPr><w:t xml:space="preserve">void dfs(int node, const vector&lt;int&gt; adj[], vector&lt;bool&gt;&amp; visited) {</w:t></w:r></w:p><w:p><w:pPr><w:shd w:val="clear" w:color="auto" w:fill="F8FAFC"/><w:spacing w:before="0" w:after="0" w:line="200" w:lineRule="auto"/><w:ind w:left="80" w:right="80"/></w:pPr><w:r><w:rPr><w:rFonts w:ascii="Consolas" w:hAnsi="Consolas"/><w:sz w:val="15"/><w:color w:val="0F172A"/></w:rPr><w:t xml:space="preserve">    visited[node] = true;</w:t></w:r></w:p><w:p><w:pPr><w:shd w:val="clear" w:color="auto" w:fill="F8FAFC"/><w:spacing w:before="0" w:after="0" w:line="200" w:lineRule="auto"/><w:ind w:left="80" w:right="80"/></w:pPr><w:r><w:rPr><w:rFonts w:ascii="Consolas" w:hAnsi="Consolas"/><w:sz w:val="15"/><w:color w:val="0F172A"/></w:rPr><w:t xml:space="preserve">    for (int neighbor : adj[node]) {</w:t></w:r></w:p><w:p><w:pPr><w:shd w:val="clear" w:color="auto" w:fill="F8FAFC"/><w:spacing w:before="0" w:after="0" w:line="200" w:lineRule="auto"/><w:ind w:left="80" w:right="80"/></w:pPr><w:r><w:rPr><w:rFonts w:ascii="Consolas" w:hAnsi="Consolas"/><w:sz w:val="15"/><w:color w:val="0F172A"/></w:rPr><w:t xml:space="preserve">        if (!visited[neighbor]) {</w:t></w:r></w:p><w:p><w:pPr><w:shd w:val="clear" w:color="auto" w:fill="F8FAFC"/><w:spacing w:before="0" w:after="0" w:line="200" w:lineRule="auto"/><w:ind w:left="80" w:right="80"/></w:pPr><w:r><w:rPr><w:rFonts w:ascii="Consolas" w:hAnsi="Consolas"/><w:sz w:val="15"/><w:color w:val="0F172A"/></w:rPr><w:t xml:space="preserve">            dfs(neighbor, adj, visited);</w:t></w:r></w:p><w:p><w:pPr><w:shd w:val="clear" w:color="auto" w:fill="F8FAFC"/><w:spacing w:before="0" w:after="0" w:line="200" w:lineRule="auto"/><w:ind w:left="80" w:right="80"/></w:pPr><w:r><w:rPr><w:rFonts w:ascii="Consolas" w:hAnsi="Consolas"/><w:sz w:val="15"/><w:color w:val="0F172A"/></w:rPr><w:t xml:space="preserve">        }</w:t></w:r></w:p><w:p><w:pPr><w:shd w:val="clear" w:color="auto" w:fill="F8FAFC"/><w:spacing w:before="0" w:after="0" w:line="200" w:lineRule="auto"/><w:ind w:left="80" w:right="80"/></w:pPr><w:r><w:rPr><w:rFonts w:ascii="Consolas" w:hAnsi="Consolas"/><w:sz w:val="15"/><w:color w:val="0F172A"/></w:rPr><w:t xml:space="preserve">    }</w:t></w:r></w:p><w:p><w:pPr><w:shd w:val="clear" w:color="auto" w:fill="F8FAFC"/><w:spacing w:before="0" w:after="0" w:line="200" w:lineRule="auto"/><w:ind w:left="80" w:right="80"/></w:pPr><w:r><w:rPr><w:rFonts w:ascii="Consolas" w:hAnsi="Consolas"/><w:sz w:val="15"/><w:color w:val="0F172A"/></w:rPr><w:t xml:space="preserve">}</w:t></w:r></w:p><w:p><w:pPr><w:shd w:val="clear" w:color="auto" w:fill="F8FAFC"/><w:spacing w:before="0" w:after="0" w:line="200" w:lineRule="auto"/><w:ind w:left="80" w:right="80"/></w:pPr><w:r><w:rPr><w:rFonts w:ascii="Consolas" w:hAnsi="Consolas"/><w:sz w:val="15"/><w:color w:val="0F172A"/></w:rPr><w:t xml:space="preserve"></w:t></w:r></w:p><w:p><w:pPr><w:shd w:val="clear" w:color="auto" w:fill="F8FAFC"/><w:spacing w:before="0" w:after="0" w:line="200" w:lineRule="auto"/><w:ind w:left="80" w:right="80"/></w:pPr><w:r><w:rPr><w:rFonts w:ascii="Consolas" w:hAnsi="Consolas"/><w:sz w:val="15"/><w:color w:val="0F172A"/></w:rPr><w:t xml:space="preserve">signed main() {</w:t></w:r></w:p><w:p><w:pPr><w:shd w:val="clear" w:color="auto" w:fill="F8FAFC"/><w:spacing w:before="0" w:after="0" w:line="200" w:lineRule="auto"/><w:ind w:left="80" w:right="80"/></w:pPr><w:r><w:rPr><w:rFonts w:ascii="Consolas" w:hAnsi="Consolas"/><w:sz w:val="15"/><w:color w:val="0F172A"/></w:rPr><w:t xml:space="preserve">    int n, m; cin &gt;&gt; n &gt;&gt; m;</w:t></w:r></w:p><w:p><w:pPr><w:shd w:val="clear" w:color="auto" w:fill="F8FAFC"/><w:spacing w:before="0" w:after="0" w:line="200" w:lineRule="auto"/><w:ind w:left="80" w:right="80"/></w:pPr><w:r><w:rPr><w:rFonts w:ascii="Consolas" w:hAnsi="Consolas"/><w:sz w:val="15"/><w:color w:val="0F172A"/></w:rPr><w:t xml:space="preserve">    vector&lt;int&gt; adj[n + 1];</w:t></w:r></w:p><w:p><w:pPr><w:shd w:val="clear" w:color="auto" w:fill="F8FAFC"/><w:spacing w:before="0" w:after="0" w:line="200" w:lineRule="auto"/><w:ind w:left="80" w:right="80"/></w:pPr><w:r><w:rPr><w:rFonts w:ascii="Consolas" w:hAnsi="Consolas"/><w:sz w:val="15"/><w:color w:val="0F172A"/></w:rPr><w:t xml:space="preserve">    vector&lt;bool&gt; visited(n + 1, false);</w:t></w:r></w:p><w:p><w:pPr><w:shd w:val="clear" w:color="auto" w:fill="F8FAFC"/><w:spacing w:before="0" w:after="0" w:line="200" w:lineRule="auto"/><w:ind w:left="80" w:right="80"/></w:pPr><w:r><w:rPr><w:rFonts w:ascii="Consolas" w:hAnsi="Consolas"/><w:sz w:val="15"/><w:color w:val="0F172A"/></w:rPr><w:t xml:space="preserve"></w:t></w:r></w:p><w:p><w:pPr><w:shd w:val="clear" w:color="auto" w:fill="F8FAFC"/><w:spacing w:before="0" w:after="0" w:line="200" w:lineRule="auto"/><w:ind w:left="80" w:right="80"/></w:pPr><w:r><w:rPr><w:rFonts w:ascii="Consolas" w:hAnsi="Consolas"/><w:sz w:val="15"/><w:color w:val="0F172A"/></w:rPr><w:t xml:space="preserve">    for (int i = 0; i &lt; m; ++i) {</w:t></w:r></w:p><w:p><w:pPr><w:shd w:val="clear" w:color="auto" w:fill="F8FAFC"/><w:spacing w:before="0" w:after="0" w:line="200" w:lineRule="auto"/><w:ind w:left="80" w:right="80"/></w:pPr><w:r><w:rPr><w:rFonts w:ascii="Consolas" w:hAnsi="Consolas"/><w:sz w:val="15"/><w:color w:val="0F172A"/></w:rPr><w:t xml:space="preserve">        int u, v; cin &gt;&gt; u &gt;&gt; v;</w:t></w:r></w:p><w:p><w:pPr><w:shd w:val="clear" w:color="auto" w:fill="F8FAFC"/><w:spacing w:before="0" w:after="0" w:line="200" w:lineRule="auto"/><w:ind w:left="80" w:right="80"/></w:pPr><w:r><w:rPr><w:rFonts w:ascii="Consolas" w:hAnsi="Consolas"/><w:sz w:val="15"/><w:color w:val="0F172A"/></w:rPr><w:t xml:space="preserve">        adj[u].push_back(v);</w:t></w:r></w:p><w:p><w:pPr><w:shd w:val="clear" w:color="auto" w:fill="F8FAFC"/><w:spacing w:before="0" w:after="0" w:line="200" w:lineRule="auto"/><w:ind w:left="80" w:right="80"/></w:pPr><w:r><w:rPr><w:rFonts w:ascii="Consolas" w:hAnsi="Consolas"/><w:sz w:val="15"/><w:color w:val="0F172A"/></w:rPr><w:t xml:space="preserve">        adj[v].push_back(u); // Remove if directed</w:t></w:r></w:p><w:p><w:pPr><w:shd w:val="clear" w:color="auto" w:fill="F8FAFC"/><w:spacing w:before="0" w:after="0" w:line="200" w:lineRule="auto"/><w:ind w:left="80" w:right="80"/></w:pPr><w:r><w:rPr><w:rFonts w:ascii="Consolas" w:hAnsi="Consolas"/><w:sz w:val="15"/><w:color w:val="0F172A"/></w:rPr><w:t xml:space="preserve">    }</w:t></w:r></w:p><w:p><w:pPr><w:shd w:val="clear" w:color="auto" w:fill="F8FAFC"/><w:spacing w:before="0" w:after="0" w:line="200" w:lineRule="auto"/><w:ind w:left="80" w:right="80"/></w:pPr><w:r><w:rPr><w:rFonts w:ascii="Consolas" w:hAnsi="Consolas"/><w:sz w:val="15"/><w:color w:val="0F172A"/></w:rPr><w:t xml:space="preserve"></w:t></w:r></w:p><w:p><w:pPr><w:shd w:val="clear" w:color="auto" w:fill="F8FAFC"/><w:spacing w:before="0" w:after="0" w:line="200" w:lineRule="auto"/><w:ind w:left="80" w:right="80"/></w:pPr><w:r><w:rPr><w:rFonts w:ascii="Consolas" w:hAnsi="Consolas"/><w:sz w:val="15"/><w:color w:val="0F172A"/></w:rPr><w:t xml:space="preserve">    for (int i = 1; i &lt;= n; ++i) {</w:t></w:r></w:p><w:p><w:pPr><w:shd w:val="clear" w:color="auto" w:fill="F8FAFC"/><w:spacing w:before="0" w:after="0" w:line="200" w:lineRule="auto"/><w:ind w:left="80" w:right="80"/></w:pPr><w:r><w:rPr><w:rFonts w:ascii="Consolas" w:hAnsi="Consolas"/><w:sz w:val="15"/><w:color w:val="0F172A"/></w:rPr><w:t xml:space="preserve">        if (!visited[i]) dfs(i, adj, visited);</w:t></w:r></w:p><w:p><w:pPr><w:shd w:val="clear" w:color="auto" w:fill="F8FAFC"/><w:spacing w:before="0" w:after="0" w:line="200" w:lineRule="auto"/><w:ind w:left="80" w:right="80"/></w:pPr><w:r><w:rPr><w:rFonts w:ascii="Consolas" w:hAnsi="Consolas"/><w:sz w:val="15"/><w:color w:val="0F172A"/></w:rPr><w:t xml:space="preserve">    }</w:t></w:r></w:p><w:p><w:pPr><w:shd w:val="clear" w:color="auto" w:fill="F8FAFC"/><w:spacing w:before="0" w:after="0" w:line="200" w:lineRule="auto"/><w:ind w:left="80" w:right="80"/></w:pPr><w:r><w:rPr><w:rFonts w:ascii="Consolas" w:hAnsi="Consolas"/><w:sz w:val="15"/><w:color w:val="0F172A"/></w:rPr><w:t xml:space="preserve">    return 0;</w:t></w:r></w:p><w:p><w:pPr><w:shd w:val="clear" w:color="auto" w:fill="F8FAFC"/><w:spacing w:before="0" w:after="0" w:line="200" w:lineRule="auto"/><w:ind w:left="80" w:right="80"/></w:pPr><w:r><w:rPr><w:rFonts w:ascii="Consolas" w:hAnsi="Consolas"/><w:sz w:val="15"/><w:color w:val="0F172A"/></w:rPr><w:t xml:space="preserve">}</w:t></w:r></w:p><w:p><w:pPr><w:pStyle w:val="Heading3"/></w:pPr><w:r><w:rPr><w:b/><w:sz w:val="19"/><w:color w:val="0369A1"/></w:rPr><w:t>4.4 DFS Function Only</w:t></w:r></w:p><w:p><w:pPr><w:ind w:left="200"/><w:spacing w:after="20"/></w:pPr><w:r><w:rPr><w:color w:val="2563EB"/></w:rPr><w:t xml:space="preserve">â€¢ </w:t></w:r><w:r><w:t>**Trigger Prefix:** `dfsfunc`</w:t></w:r></w:p><w:p><w:pPr><w:shd w:val="clear" w:color="auto" w:fill="F8FAFC"/><w:spacing w:before="0" w:after="0" w:line="200" w:lineRule="auto"/><w:ind w:left="80" w:right="80"/></w:pPr><w:r><w:rPr><w:rFonts w:ascii="Consolas" w:hAnsi="Consolas"/><w:sz w:val="15"/><w:color w:val="0F172A"/></w:rPr><w:t xml:space="preserve">void dfs(int node, const vector&lt;int&gt; adj[], vector&lt;bool&gt;&amp; visited) {</w:t></w:r></w:p><w:p><w:pPr><w:shd w:val="clear" w:color="auto" w:fill="F8FAFC"/><w:spacing w:before="0" w:after="0" w:line="200" w:lineRule="auto"/><w:ind w:left="80" w:right="80"/></w:pPr><w:r><w:rPr><w:rFonts w:ascii="Consolas" w:hAnsi="Consolas"/><w:sz w:val="15"/><w:color w:val="0F172A"/></w:rPr><w:t xml:space="preserve">    visited[node] = true;</w:t></w:r></w:p><w:p><w:pPr><w:shd w:val="clear" w:color="auto" w:fill="F8FAFC"/><w:spacing w:before="0" w:after="0" w:line="200" w:lineRule="auto"/><w:ind w:left="80" w:right="80"/></w:pPr><w:r><w:rPr><w:rFonts w:ascii="Consolas" w:hAnsi="Consolas"/><w:sz w:val="15"/><w:color w:val="0F172A"/></w:rPr><w:t xml:space="preserve">    for (int neighbor : adj[node]) {</w:t></w:r></w:p><w:p><w:pPr><w:shd w:val="clear" w:color="auto" w:fill="F8FAFC"/><w:spacing w:before="0" w:after="0" w:line="200" w:lineRule="auto"/><w:ind w:left="80" w:right="80"/></w:pPr><w:r><w:rPr><w:rFonts w:ascii="Consolas" w:hAnsi="Consolas"/><w:sz w:val="15"/><w:color w:val="0F172A"/></w:rPr><w:t xml:space="preserve">        if (!visited[neighbor]) {</w:t></w:r></w:p><w:p><w:pPr><w:shd w:val="clear" w:color="auto" w:fill="F8FAFC"/><w:spacing w:before="0" w:after="0" w:line="200" w:lineRule="auto"/><w:ind w:left="80" w:right="80"/></w:pPr><w:r><w:rPr><w:rFonts w:ascii="Consolas" w:hAnsi="Consolas"/><w:sz w:val="15"/><w:color w:val="0F172A"/></w:rPr><w:t xml:space="preserve">            dfs(neighbor, adj, visited);</w:t></w:r></w:p><w:p><w:pPr><w:shd w:val="clear" w:color="auto" w:fill="F8FAFC"/><w:spacing w:before="0" w:after="0" w:line="200" w:lineRule="auto"/><w:ind w:left="80" w:right="80"/></w:pPr><w:r><w:rPr><w:rFonts w:ascii="Consolas" w:hAnsi="Consolas"/><w:sz w:val="15"/><w:color w:val="0F172A"/></w:rPr><w:t xml:space="preserve">        }</w:t></w:r></w:p><w:p><w:pPr><w:shd w:val="clear" w:color="auto" w:fill="F8FAFC"/><w:spacing w:before="0" w:after="0" w:line="200" w:lineRule="auto"/><w:ind w:left="80" w:right="80"/></w:pPr><w:r><w:rPr><w:rFonts w:ascii="Consolas" w:hAnsi="Consolas"/><w:sz w:val="15"/><w:color w:val="0F172A"/></w:rPr><w:t xml:space="preserve">    }</w:t></w:r></w:p><w:p><w:pPr><w:shd w:val="clear" w:color="auto" w:fill="F8FAFC"/><w:spacing w:before="0" w:after="0" w:line="200" w:lineRule="auto"/><w:ind w:left="80" w:right="80"/></w:pPr><w:r><w:rPr><w:rFonts w:ascii="Consolas" w:hAnsi="Consolas"/><w:sz w:val="15"/><w:color w:val="0F172A"/></w:rPr><w:t xml:space="preserve">}</w:t></w:r></w:p><w:p><w:pPr><w:pStyle w:val="Heading3"/></w:pPr><w:r><w:rPr><w:b/><w:sz w:val="19"/><w:color w:val="0369A1"/></w:rPr><w:t>4.5 BFS Traversal with Graph Input</w:t></w:r></w:p><w:p><w:pPr><w:ind w:left="200"/><w:spacing w:after="20"/></w:pPr><w:r><w:rPr><w:color w:val="2563EB"/></w:rPr><w:t xml:space="preserve">â€¢ </w:t></w:r><w:r><w:t>**Trigger Prefix:** `bfs`</w:t></w:r></w:p><w:p><w:pPr><w:ind w:left="200"/><w:spacing w:after="20"/></w:pPr><w:r><w:rPr><w:color w:val="2563EB"/></w:rPr><w:t xml:space="preserve">â€¢ </w:t></w:r><w:r><w:t>**Time Complexity:** $O(V + E)$</w:t></w:r></w:p><w:p><w:pPr><w:shd w:val="clear" w:color="auto" w:fill="F8FAFC"/><w:spacing w:before="0" w:after="0" w:line="200" w:lineRule="auto"/><w:ind w:left="80" w:right="80"/></w:pPr><w:r><w:rPr><w:rFonts w:ascii="Consolas" w:hAnsi="Consolas"/><w:sz w:val="15"/><w:color w:val="0F172A"/></w:rPr><w:t xml:space="preserve">void bfs(int start, const vector&lt;int&gt; adj[], vector&lt;bool&gt;&amp; visited) {</w:t></w:r></w:p><w:p><w:pPr><w:shd w:val="clear" w:color="auto" w:fill="F8FAFC"/><w:spacing w:before="0" w:after="0" w:line="200" w:lineRule="auto"/><w:ind w:left="80" w:right="80"/></w:pPr><w:r><w:rPr><w:rFonts w:ascii="Consolas" w:hAnsi="Consolas"/><w:sz w:val="15"/><w:color w:val="0F172A"/></w:rPr><w:t xml:space="preserve">    queue&lt;int&gt; q;</w:t></w:r></w:p><w:p><w:pPr><w:shd w:val="clear" w:color="auto" w:fill="F8FAFC"/><w:spacing w:before="0" w:after="0" w:line="200" w:lineRule="auto"/><w:ind w:left="80" w:right="80"/></w:pPr><w:r><w:rPr><w:rFonts w:ascii="Consolas" w:hAnsi="Consolas"/><w:sz w:val="15"/><w:color w:val="0F172A"/></w:rPr><w:t xml:space="preserve">    q.push(start);</w:t></w:r></w:p><w:p><w:pPr><w:shd w:val="clear" w:color="auto" w:fill="F8FAFC"/><w:spacing w:before="0" w:after="0" w:line="200" w:lineRule="auto"/><w:ind w:left="80" w:right="80"/></w:pPr><w:r><w:rPr><w:rFonts w:ascii="Consolas" w:hAnsi="Consolas"/><w:sz w:val="15"/><w:color w:val="0F172A"/></w:rPr><w:t xml:space="preserve">    visited[start] = true;</w:t></w:r></w:p><w:p><w:pPr><w:shd w:val="clear" w:color="auto" w:fill="F8FAFC"/><w:spacing w:before="0" w:after="0" w:line="200" w:lineRule="auto"/><w:ind w:left="80" w:right="80"/></w:pPr><w:r><w:rPr><w:rFonts w:ascii="Consolas" w:hAnsi="Consolas"/><w:sz w:val="15"/><w:color w:val="0F172A"/></w:rPr><w:t xml:space="preserve"></w:t></w:r></w:p><w:p><w:pPr><w:shd w:val="clear" w:color="auto" w:fill="F8FAFC"/><w:spacing w:before="0" w:after="0" w:line="200" w:lineRule="auto"/><w:ind w:left="80" w:right="80"/></w:pPr><w:r><w:rPr><w:rFonts w:ascii="Consolas" w:hAnsi="Consolas"/><w:sz w:val="15"/><w:color w:val="0F172A"/></w:rPr><w:t xml:space="preserve">    while (!q.empty()) {</w:t></w:r></w:p><w:p><w:pPr><w:shd w:val="clear" w:color="auto" w:fill="F8FAFC"/><w:spacing w:before="0" w:after="0" w:line="200" w:lineRule="auto"/><w:ind w:left="80" w:right="80"/></w:pPr><w:r><w:rPr><w:rFonts w:ascii="Consolas" w:hAnsi="Consolas"/><w:sz w:val="15"/><w:color w:val="0F172A"/></w:rPr><w:t xml:space="preserve">        int node = q.front(); q.pop();</w:t></w:r></w:p><w:p><w:pPr><w:shd w:val="clear" w:color="auto" w:fill="F8FAFC"/><w:spacing w:before="0" w:after="0" w:line="200" w:lineRule="auto"/><w:ind w:left="80" w:right="80"/></w:pPr><w:r><w:rPr><w:rFonts w:ascii="Consolas" w:hAnsi="Consolas"/><w:sz w:val="15"/><w:color w:val="0F172A"/></w:rPr><w:t xml:space="preserve">        for (int neighbor : adj[node]) {</w:t></w:r></w:p><w:p><w:pPr><w:shd w:val="clear" w:color="auto" w:fill="F8FAFC"/><w:spacing w:before="0" w:after="0" w:line="200" w:lineRule="auto"/><w:ind w:left="80" w:right="80"/></w:pPr><w:r><w:rPr><w:rFonts w:ascii="Consolas" w:hAnsi="Consolas"/><w:sz w:val="15"/><w:color w:val="0F172A"/></w:rPr><w:t xml:space="preserve">            if (!visited[neighbor]) {</w:t></w:r></w:p><w:p><w:pPr><w:shd w:val="clear" w:color="auto" w:fill="F8FAFC"/><w:spacing w:before="0" w:after="0" w:line="200" w:lineRule="auto"/><w:ind w:left="80" w:right="80"/></w:pPr><w:r><w:rPr><w:rFonts w:ascii="Consolas" w:hAnsi="Consolas"/><w:sz w:val="15"/><w:color w:val="0F172A"/></w:rPr><w:t xml:space="preserve">                visited[neighbor] = true;</w:t></w:r></w:p><w:p><w:pPr><w:shd w:val="clear" w:color="auto" w:fill="F8FAFC"/><w:spacing w:before="0" w:after="0" w:line="200" w:lineRule="auto"/><w:ind w:left="80" w:right="80"/></w:pPr><w:r><w:rPr><w:rFonts w:ascii="Consolas" w:hAnsi="Consolas"/><w:sz w:val="15"/><w:color w:val="0F172A"/></w:rPr><w:t xml:space="preserve">                q.push(neighbor);</w:t></w:r></w:p><w:p><w:pPr><w:shd w:val="clear" w:color="auto" w:fill="F8FAFC"/><w:spacing w:before="0" w:after="0" w:line="200" w:lineRule="auto"/><w:ind w:left="80" w:right="80"/></w:pPr><w:r><w:rPr><w:rFonts w:ascii="Consolas" w:hAnsi="Consolas"/><w:sz w:val="15"/><w:color w:val="0F172A"/></w:rPr><w:t xml:space="preserve">            }</w:t></w:r></w:p><w:p><w:pPr><w:shd w:val="clear" w:color="auto" w:fill="F8FAFC"/><w:spacing w:before="0" w:after="0" w:line="200" w:lineRule="auto"/><w:ind w:left="80" w:right="80"/></w:pPr><w:r><w:rPr><w:rFonts w:ascii="Consolas" w:hAnsi="Consolas"/><w:sz w:val="15"/><w:color w:val="0F172A"/></w:rPr><w:t xml:space="preserve">        }</w:t></w:r></w:p><w:p><w:pPr><w:shd w:val="clear" w:color="auto" w:fill="F8FAFC"/><w:spacing w:before="0" w:after="0" w:line="200" w:lineRule="auto"/><w:ind w:left="80" w:right="80"/></w:pPr><w:r><w:rPr><w:rFonts w:ascii="Consolas" w:hAnsi="Consolas"/><w:sz w:val="15"/><w:color w:val="0F172A"/></w:rPr><w:t xml:space="preserve">    }</w:t></w:r></w:p><w:p><w:pPr><w:shd w:val="clear" w:color="auto" w:fill="F8FAFC"/><w:spacing w:before="0" w:after="0" w:line="200" w:lineRule="auto"/><w:ind w:left="80" w:right="80"/></w:pPr><w:r><w:rPr><w:rFonts w:ascii="Consolas" w:hAnsi="Consolas"/><w:sz w:val="15"/><w:color w:val="0F172A"/></w:rPr><w:t xml:space="preserve">}</w:t></w:r></w:p><w:p><w:pPr><w:shd w:val="clear" w:color="auto" w:fill="F8FAFC"/><w:spacing w:before="0" w:after="0" w:line="200" w:lineRule="auto"/><w:ind w:left="80" w:right="80"/></w:pPr><w:r><w:rPr><w:rFonts w:ascii="Consolas" w:hAnsi="Consolas"/><w:sz w:val="15"/><w:color w:val="0F172A"/></w:rPr><w:t xml:space="preserve"></w:t></w:r></w:p><w:p><w:pPr><w:shd w:val="clear" w:color="auto" w:fill="F8FAFC"/><w:spacing w:before="0" w:after="0" w:line="200" w:lineRule="auto"/><w:ind w:left="80" w:right="80"/></w:pPr><w:r><w:rPr><w:rFonts w:ascii="Consolas" w:hAnsi="Consolas"/><w:sz w:val="15"/><w:color w:val="0F172A"/></w:rPr><w:t xml:space="preserve">signed main() {</w:t></w:r></w:p><w:p><w:pPr><w:shd w:val="clear" w:color="auto" w:fill="F8FAFC"/><w:spacing w:before="0" w:after="0" w:line="200" w:lineRule="auto"/><w:ind w:left="80" w:right="80"/></w:pPr><w:r><w:rPr><w:rFonts w:ascii="Consolas" w:hAnsi="Consolas"/><w:sz w:val="15"/><w:color w:val="0F172A"/></w:rPr><w:t xml:space="preserve">    int n, m; cin &gt;&gt; n &gt;&gt; m;</w:t></w:r></w:p><w:p><w:pPr><w:shd w:val="clear" w:color="auto" w:fill="F8FAFC"/><w:spacing w:before="0" w:after="0" w:line="200" w:lineRule="auto"/><w:ind w:left="80" w:right="80"/></w:pPr><w:r><w:rPr><w:rFonts w:ascii="Consolas" w:hAnsi="Consolas"/><w:sz w:val="15"/><w:color w:val="0F172A"/></w:rPr><w:t xml:space="preserve">    vector&lt;int&gt; adj[n + 1];</w:t></w:r></w:p><w:p><w:pPr><w:shd w:val="clear" w:color="auto" w:fill="F8FAFC"/><w:spacing w:before="0" w:after="0" w:line="200" w:lineRule="auto"/><w:ind w:left="80" w:right="80"/></w:pPr><w:r><w:rPr><w:rFonts w:ascii="Consolas" w:hAnsi="Consolas"/><w:sz w:val="15"/><w:color w:val="0F172A"/></w:rPr><w:t xml:space="preserve">    vector&lt;bool&gt; visited(n + 1, false);</w:t></w:r></w:p><w:p><w:pPr><w:shd w:val="clear" w:color="auto" w:fill="F8FAFC"/><w:spacing w:before="0" w:after="0" w:line="200" w:lineRule="auto"/><w:ind w:left="80" w:right="80"/></w:pPr><w:r><w:rPr><w:rFonts w:ascii="Consolas" w:hAnsi="Consolas"/><w:sz w:val="15"/><w:color w:val="0F172A"/></w:rPr><w:t xml:space="preserve"></w:t></w:r></w:p><w:p><w:pPr><w:shd w:val="clear" w:color="auto" w:fill="F8FAFC"/><w:spacing w:before="0" w:after="0" w:line="200" w:lineRule="auto"/><w:ind w:left="80" w:right="80"/></w:pPr><w:r><w:rPr><w:rFonts w:ascii="Consolas" w:hAnsi="Consolas"/><w:sz w:val="15"/><w:color w:val="0F172A"/></w:rPr><w:t xml:space="preserve">    for (int i = 0; i &lt; m; ++i) {</w:t></w:r></w:p><w:p><w:pPr><w:shd w:val="clear" w:color="auto" w:fill="F8FAFC"/><w:spacing w:before="0" w:after="0" w:line="200" w:lineRule="auto"/><w:ind w:left="80" w:right="80"/></w:pPr><w:r><w:rPr><w:rFonts w:ascii="Consolas" w:hAnsi="Consolas"/><w:sz w:val="15"/><w:color w:val="0F172A"/></w:rPr><w:t xml:space="preserve">        int u, v; cin &gt;&gt; u &gt;&gt; v;</w:t></w:r></w:p><w:p><w:pPr><w:shd w:val="clear" w:color="auto" w:fill="F8FAFC"/><w:spacing w:before="0" w:after="0" w:line="200" w:lineRule="auto"/><w:ind w:left="80" w:right="80"/></w:pPr><w:r><w:rPr><w:rFonts w:ascii="Consolas" w:hAnsi="Consolas"/><w:sz w:val="15"/><w:color w:val="0F172A"/></w:rPr><w:t xml:space="preserve">        adj[u].push_back(v);</w:t></w:r></w:p><w:p><w:pPr><w:shd w:val="clear" w:color="auto" w:fill="F8FAFC"/><w:spacing w:before="0" w:after="0" w:line="200" w:lineRule="auto"/><w:ind w:left="80" w:right="80"/></w:pPr><w:r><w:rPr><w:rFonts w:ascii="Consolas" w:hAnsi="Consolas"/><w:sz w:val="15"/><w:color w:val="0F172A"/></w:rPr><w:t xml:space="preserve">        adj[v].push_back(u); // Remove if directed</w:t></w:r></w:p><w:p><w:pPr><w:shd w:val="clear" w:color="auto" w:fill="F8FAFC"/><w:spacing w:before="0" w:after="0" w:line="200" w:lineRule="auto"/><w:ind w:left="80" w:right="80"/></w:pPr><w:r><w:rPr><w:rFonts w:ascii="Consolas" w:hAnsi="Consolas"/><w:sz w:val="15"/><w:color w:val="0F172A"/></w:rPr><w:t xml:space="preserve">    }</w:t></w:r></w:p><w:p><w:pPr><w:shd w:val="clear" w:color="auto" w:fill="F8FAFC"/><w:spacing w:before="0" w:after="0" w:line="200" w:lineRule="auto"/><w:ind w:left="80" w:right="80"/></w:pPr><w:r><w:rPr><w:rFonts w:ascii="Consolas" w:hAnsi="Consolas"/><w:sz w:val="15"/><w:color w:val="0F172A"/></w:rPr><w:t xml:space="preserve"></w:t></w:r></w:p><w:p><w:pPr><w:shd w:val="clear" w:color="auto" w:fill="F8FAFC"/><w:spacing w:before="0" w:after="0" w:line="200" w:lineRule="auto"/><w:ind w:left="80" w:right="80"/></w:pPr><w:r><w:rPr><w:rFonts w:ascii="Consolas" w:hAnsi="Consolas"/><w:sz w:val="15"/><w:color w:val="0F172A"/></w:rPr><w:t xml:space="preserve">    for (int i = 1; i &lt;= n; ++i) {</w:t></w:r></w:p><w:p><w:pPr><w:shd w:val="clear" w:color="auto" w:fill="F8FAFC"/><w:spacing w:before="0" w:after="0" w:line="200" w:lineRule="auto"/><w:ind w:left="80" w:right="80"/></w:pPr><w:r><w:rPr><w:rFonts w:ascii="Consolas" w:hAnsi="Consolas"/><w:sz w:val="15"/><w:color w:val="0F172A"/></w:rPr><w:t xml:space="preserve">        if (!visited[i]) bfs(i, adj, visited);</w:t></w:r></w:p><w:p><w:pPr><w:shd w:val="clear" w:color="auto" w:fill="F8FAFC"/><w:spacing w:before="0" w:after="0" w:line="200" w:lineRule="auto"/><w:ind w:left="80" w:right="80"/></w:pPr><w:r><w:rPr><w:rFonts w:ascii="Consolas" w:hAnsi="Consolas"/><w:sz w:val="15"/><w:color w:val="0F172A"/></w:rPr><w:t xml:space="preserve">    }</w:t></w:r></w:p><w:p><w:pPr><w:shd w:val="clear" w:color="auto" w:fill="F8FAFC"/><w:spacing w:before="0" w:after="0" w:line="200" w:lineRule="auto"/><w:ind w:left="80" w:right="80"/></w:pPr><w:r><w:rPr><w:rFonts w:ascii="Consolas" w:hAnsi="Consolas"/><w:sz w:val="15"/><w:color w:val="0F172A"/></w:rPr><w:t xml:space="preserve">}</w:t></w:r></w:p><w:p><w:pPr><w:pStyle w:val="Heading3"/></w:pPr><w:r><w:rPr><w:b/><w:sz w:val="19"/><w:color w:val="0369A1"/></w:rPr><w:t>4.6 BFS Function Only</w:t></w:r></w:p><w:p><w:pPr><w:ind w:left="200"/><w:spacing w:after="20"/></w:pPr><w:r><w:rPr><w:color w:val="2563EB"/></w:rPr><w:t xml:space="preserve">â€¢ </w:t></w:r><w:r><w:t>**Trigger Prefix:** `bfsfunc`</w:t></w:r></w:p><w:p><w:pPr><w:shd w:val="clear" w:color="auto" w:fill="F8FAFC"/><w:spacing w:before="0" w:after="0" w:line="200" w:lineRule="auto"/><w:ind w:left="80" w:right="80"/></w:pPr><w:r><w:rPr><w:rFonts w:ascii="Consolas" w:hAnsi="Consolas"/><w:sz w:val="15"/><w:color w:val="0F172A"/></w:rPr><w:t xml:space="preserve">void bfs(int start, const vector&lt;int&gt; adj[], vector&lt;bool&gt;&amp; visited) {</w:t></w:r></w:p><w:p><w:pPr><w:shd w:val="clear" w:color="auto" w:fill="F8FAFC"/><w:spacing w:before="0" w:after="0" w:line="200" w:lineRule="auto"/><w:ind w:left="80" w:right="80"/></w:pPr><w:r><w:rPr><w:rFonts w:ascii="Consolas" w:hAnsi="Consolas"/><w:sz w:val="15"/><w:color w:val="0F172A"/></w:rPr><w:t xml:space="preserve">    queue&lt;int&gt; q;</w:t></w:r></w:p><w:p><w:pPr><w:shd w:val="clear" w:color="auto" w:fill="F8FAFC"/><w:spacing w:before="0" w:after="0" w:line="200" w:lineRule="auto"/><w:ind w:left="80" w:right="80"/></w:pPr><w:r><w:rPr><w:rFonts w:ascii="Consolas" w:hAnsi="Consolas"/><w:sz w:val="15"/><w:color w:val="0F172A"/></w:rPr><w:t xml:space="preserve">    q.push(start);</w:t></w:r></w:p><w:p><w:pPr><w:shd w:val="clear" w:color="auto" w:fill="F8FAFC"/><w:spacing w:before="0" w:after="0" w:line="200" w:lineRule="auto"/><w:ind w:left="80" w:right="80"/></w:pPr><w:r><w:rPr><w:rFonts w:ascii="Consolas" w:hAnsi="Consolas"/><w:sz w:val="15"/><w:color w:val="0F172A"/></w:rPr><w:t xml:space="preserve">    visited[start] = true;</w:t></w:r></w:p><w:p><w:pPr><w:shd w:val="clear" w:color="auto" w:fill="F8FAFC"/><w:spacing w:before="0" w:after="0" w:line="200" w:lineRule="auto"/><w:ind w:left="80" w:right="80"/></w:pPr><w:r><w:rPr><w:rFonts w:ascii="Consolas" w:hAnsi="Consolas"/><w:sz w:val="15"/><w:color w:val="0F172A"/></w:rPr><w:t xml:space="preserve"></w:t></w:r></w:p><w:p><w:pPr><w:shd w:val="clear" w:color="auto" w:fill="F8FAFC"/><w:spacing w:before="0" w:after="0" w:line="200" w:lineRule="auto"/><w:ind w:left="80" w:right="80"/></w:pPr><w:r><w:rPr><w:rFonts w:ascii="Consolas" w:hAnsi="Consolas"/><w:sz w:val="15"/><w:color w:val="0F172A"/></w:rPr><w:t xml:space="preserve">    while (!q.empty()) {</w:t></w:r></w:p><w:p><w:pPr><w:shd w:val="clear" w:color="auto" w:fill="F8FAFC"/><w:spacing w:before="0" w:after="0" w:line="200" w:lineRule="auto"/><w:ind w:left="80" w:right="80"/></w:pPr><w:r><w:rPr><w:rFonts w:ascii="Consolas" w:hAnsi="Consolas"/><w:sz w:val="15"/><w:color w:val="0F172A"/></w:rPr><w:t xml:space="preserve">        int node = q.front(); q.pop();</w:t></w:r></w:p><w:p><w:pPr><w:shd w:val="clear" w:color="auto" w:fill="F8FAFC"/><w:spacing w:before="0" w:after="0" w:line="200" w:lineRule="auto"/><w:ind w:left="80" w:right="80"/></w:pPr><w:r><w:rPr><w:rFonts w:ascii="Consolas" w:hAnsi="Consolas"/><w:sz w:val="15"/><w:color w:val="0F172A"/></w:rPr><w:t xml:space="preserve">        for (int neighbor : adj[node]) {</w:t></w:r></w:p><w:p><w:pPr><w:shd w:val="clear" w:color="auto" w:fill="F8FAFC"/><w:spacing w:before="0" w:after="0" w:line="200" w:lineRule="auto"/><w:ind w:left="80" w:right="80"/></w:pPr><w:r><w:rPr><w:rFonts w:ascii="Consolas" w:hAnsi="Consolas"/><w:sz w:val="15"/><w:color w:val="0F172A"/></w:rPr><w:t xml:space="preserve">            if (!visited[neighbor]) {</w:t></w:r></w:p><w:p><w:pPr><w:shd w:val="clear" w:color="auto" w:fill="F8FAFC"/><w:spacing w:before="0" w:after="0" w:line="200" w:lineRule="auto"/><w:ind w:left="80" w:right="80"/></w:pPr><w:r><w:rPr><w:rFonts w:ascii="Consolas" w:hAnsi="Consolas"/><w:sz w:val="15"/><w:color w:val="0F172A"/></w:rPr><w:t xml:space="preserve">                visited[neighbor] = true;</w:t></w:r></w:p><w:p><w:pPr><w:shd w:val="clear" w:color="auto" w:fill="F8FAFC"/><w:spacing w:before="0" w:after="0" w:line="200" w:lineRule="auto"/><w:ind w:left="80" w:right="80"/></w:pPr><w:r><w:rPr><w:rFonts w:ascii="Consolas" w:hAnsi="Consolas"/><w:sz w:val="15"/><w:color w:val="0F172A"/></w:rPr><w:t xml:space="preserve">                q.push(neighbor);</w:t></w:r></w:p><w:p><w:pPr><w:shd w:val="clear" w:color="auto" w:fill="F8FAFC"/><w:spacing w:before="0" w:after="0" w:line="200" w:lineRule="auto"/><w:ind w:left="80" w:right="80"/></w:pPr><w:r><w:rPr><w:rFonts w:ascii="Consolas" w:hAnsi="Consolas"/><w:sz w:val="15"/><w:color w:val="0F172A"/></w:rPr><w:t xml:space="preserve">            }</w:t></w:r></w:p><w:p><w:pPr><w:shd w:val="clear" w:color="auto" w:fill="F8FAFC"/><w:spacing w:before="0" w:after="0" w:line="200" w:lineRule="auto"/><w:ind w:left="80" w:right="80"/></w:pPr><w:r><w:rPr><w:rFonts w:ascii="Consolas" w:hAnsi="Consolas"/><w:sz w:val="15"/><w:color w:val="0F172A"/></w:rPr><w:t xml:space="preserve">        }</w:t></w:r></w:p><w:p><w:pPr><w:shd w:val="clear" w:color="auto" w:fill="F8FAFC"/><w:spacing w:before="0" w:after="0" w:line="200" w:lineRule="auto"/><w:ind w:left="80" w:right="80"/></w:pPr><w:r><w:rPr><w:rFonts w:ascii="Consolas" w:hAnsi="Consolas"/><w:sz w:val="15"/><w:color w:val="0F172A"/></w:rPr><w:t xml:space="preserve">    }</w:t></w:r></w:p><w:p><w:pPr><w:shd w:val="clear" w:color="auto" w:fill="F8FAFC"/><w:spacing w:before="0" w:after="0" w:line="200" w:lineRule="auto"/><w:ind w:left="80" w:right="80"/></w:pPr><w:r><w:rPr><w:rFonts w:ascii="Consolas" w:hAnsi="Consolas"/><w:sz w:val="15"/><w:color w:val="0F172A"/></w:rPr><w:t xml:space="preserve">}</w:t></w:r></w:p><w:p><w:pPr><w:pStyle w:val="Heading3"/></w:pPr><w:r><w:rPr><w:b/><w:sz w:val="19"/><w:color w:val="0369A1"/></w:rPr><w:t>4.7 Topological Sort (Kahn&apos;s In-Degree BFS)</w:t></w:r></w:p><w:p><w:pPr><w:ind w:left="200"/><w:spacing w:after="20"/></w:pPr><w:r><w:rPr><w:color w:val="2563EB"/></w:rPr><w:t xml:space="preserve">â€¢ </w:t></w:r><w:r><w:t>**Time Complexity:** $O(V + E)$</w:t></w:r></w:p><w:p><w:pPr><w:ind w:left="200"/><w:spacing w:after="20"/></w:pPr><w:r><w:rPr><w:color w:val="2563EB"/></w:rPr><w:t xml:space="preserve">â€¢ </w:t></w:r><w:r><w:t>**Condition:** Graph must be a Directed Acyclic Graph (DAG).</w:t></w:r></w:p><w:p><w:pPr><w:shd w:val="clear" w:color="auto" w:fill="F8FAFC"/><w:spacing w:before="0" w:after="0" w:line="200" w:lineRule="auto"/><w:ind w:left="80" w:right="80"/></w:pPr><w:r><w:rPr><w:rFonts w:ascii="Consolas" w:hAnsi="Consolas"/><w:sz w:val="15"/><w:color w:val="0F172A"/></w:rPr><w:t xml:space="preserve">vector&lt;int&gt; topo_sort(int n, const vector&lt;vector&lt;int&gt;&gt; &amp;adj) {</w:t></w:r></w:p><w:p><w:pPr><w:shd w:val="clear" w:color="auto" w:fill="F8FAFC"/><w:spacing w:before="0" w:after="0" w:line="200" w:lineRule="auto"/><w:ind w:left="80" w:right="80"/></w:pPr><w:r><w:rPr><w:rFonts w:ascii="Consolas" w:hAnsi="Consolas"/><w:sz w:val="15"/><w:color w:val="0F172A"/></w:rPr><w:t xml:space="preserve">    vector&lt;int&gt; in_deg(n, 0), order;</w:t></w:r></w:p><w:p><w:pPr><w:shd w:val="clear" w:color="auto" w:fill="F8FAFC"/><w:spacing w:before="0" w:after="0" w:line="200" w:lineRule="auto"/><w:ind w:left="80" w:right="80"/></w:pPr><w:r><w:rPr><w:rFonts w:ascii="Consolas" w:hAnsi="Consolas"/><w:sz w:val="15"/><w:color w:val="0F172A"/></w:rPr><w:t xml:space="preserve">    for (int u = 0; u &lt; n; ++u)</w:t></w:r></w:p><w:p><w:pPr><w:shd w:val="clear" w:color="auto" w:fill="F8FAFC"/><w:spacing w:before="0" w:after="0" w:line="200" w:lineRule="auto"/><w:ind w:left="80" w:right="80"/></w:pPr><w:r><w:rPr><w:rFonts w:ascii="Consolas" w:hAnsi="Consolas"/><w:sz w:val="15"/><w:color w:val="0F172A"/></w:rPr><w:t xml:space="preserve">        for (int v : adj[u]) in_deg[v]++;</w:t></w:r></w:p><w:p><w:pPr><w:shd w:val="clear" w:color="auto" w:fill="F8FAFC"/><w:spacing w:before="0" w:after="0" w:line="200" w:lineRule="auto"/><w:ind w:left="80" w:right="80"/></w:pPr><w:r><w:rPr><w:rFonts w:ascii="Consolas" w:hAnsi="Consolas"/><w:sz w:val="15"/><w:color w:val="0F172A"/></w:rPr><w:t xml:space="preserve">    queue&lt;int&gt; q;</w:t></w:r></w:p><w:p><w:pPr><w:shd w:val="clear" w:color="auto" w:fill="F8FAFC"/><w:spacing w:before="0" w:after="0" w:line="200" w:lineRule="auto"/><w:ind w:left="80" w:right="80"/></w:pPr><w:r><w:rPr><w:rFonts w:ascii="Consolas" w:hAnsi="Consolas"/><w:sz w:val="15"/><w:color w:val="0F172A"/></w:rPr><w:t xml:space="preserve">    for (int i = 0; i &lt; n; ++i) if (in_deg[i] == 0) q.push(i);</w:t></w:r></w:p><w:p><w:pPr><w:shd w:val="clear" w:color="auto" w:fill="F8FAFC"/><w:spacing w:before="0" w:after="0" w:line="200" w:lineRule="auto"/><w:ind w:left="80" w:right="80"/></w:pPr><w:r><w:rPr><w:rFonts w:ascii="Consolas" w:hAnsi="Consolas"/><w:sz w:val="15"/><w:color w:val="0F172A"/></w:rPr><w:t xml:space="preserve">    while (!q.empty()) {</w:t></w:r></w:p><w:p><w:pPr><w:shd w:val="clear" w:color="auto" w:fill="F8FAFC"/><w:spacing w:before="0" w:after="0" w:line="200" w:lineRule="auto"/><w:ind w:left="80" w:right="80"/></w:pPr><w:r><w:rPr><w:rFonts w:ascii="Consolas" w:hAnsi="Consolas"/><w:sz w:val="15"/><w:color w:val="0F172A"/></w:rPr><w:t xml:space="preserve">        int u = q.front(); q.pop();</w:t></w:r></w:p><w:p><w:pPr><w:shd w:val="clear" w:color="auto" w:fill="F8FAFC"/><w:spacing w:before="0" w:after="0" w:line="200" w:lineRule="auto"/><w:ind w:left="80" w:right="80"/></w:pPr><w:r><w:rPr><w:rFonts w:ascii="Consolas" w:hAnsi="Consolas"/><w:sz w:val="15"/><w:color w:val="0F172A"/></w:rPr><w:t xml:space="preserve">        order.push_back(u);</w:t></w:r></w:p><w:p><w:pPr><w:shd w:val="clear" w:color="auto" w:fill="F8FAFC"/><w:spacing w:before="0" w:after="0" w:line="200" w:lineRule="auto"/><w:ind w:left="80" w:right="80"/></w:pPr><w:r><w:rPr><w:rFonts w:ascii="Consolas" w:hAnsi="Consolas"/><w:sz w:val="15"/><w:color w:val="0F172A"/></w:rPr><w:t xml:space="preserve">        for (int v : adj[u])</w:t></w:r></w:p><w:p><w:pPr><w:shd w:val="clear" w:color="auto" w:fill="F8FAFC"/><w:spacing w:before="0" w:after="0" w:line="200" w:lineRule="auto"/><w:ind w:left="80" w:right="80"/></w:pPr><w:r><w:rPr><w:rFonts w:ascii="Consolas" w:hAnsi="Consolas"/><w:sz w:val="15"/><w:color w:val="0F172A"/></w:rPr><w:t xml:space="preserve">            if (--in_deg[v] == 0) q.push(v);</w:t></w:r></w:p><w:p><w:pPr><w:shd w:val="clear" w:color="auto" w:fill="F8FAFC"/><w:spacing w:before="0" w:after="0" w:line="200" w:lineRule="auto"/><w:ind w:left="80" w:right="80"/></w:pPr><w:r><w:rPr><w:rFonts w:ascii="Consolas" w:hAnsi="Consolas"/><w:sz w:val="15"/><w:color w:val="0F172A"/></w:rPr><w:t xml:space="preserve">    }</w:t></w:r></w:p><w:p><w:pPr><w:shd w:val="clear" w:color="auto" w:fill="F8FAFC"/><w:spacing w:before="0" w:after="0" w:line="200" w:lineRule="auto"/><w:ind w:left="80" w:right="80"/></w:pPr><w:r><w:rPr><w:rFonts w:ascii="Consolas" w:hAnsi="Consolas"/><w:sz w:val="15"/><w:color w:val="0F172A"/></w:rPr><w:t xml:space="preserve">    return (order.size() == n) ? order : vector&lt;int&gt;(); // empty if cycle</w:t></w:r></w:p><w:p><w:pPr><w:shd w:val="clear" w:color="auto" w:fill="F8FAFC"/><w:spacing w:before="0" w:after="0" w:line="200" w:lineRule="auto"/><w:ind w:left="80" w:right="80"/></w:pPr><w:r><w:rPr><w:rFonts w:ascii="Consolas" w:hAnsi="Consolas"/><w:sz w:val="15"/><w:color w:val="0F172A"/></w:rPr><w:t xml:space="preserve">}</w:t></w:r></w:p><w:p><w:pPr><w:pBdr><w:bottom w:val="single" w:sz="4" w:space="1" w:color="CBD5E0"/></w:pPr></w:p><w:p><w:pPr><w:pStyle w:val="Heading1"/></w:pPr><w:r><w:rPr><w:b/><w:sz w:val="26"/><w:color w:val="1E3A8A"/></w:rPr><w:t>Section 5: Shortest Paths &amp; Negative Cycles</w:t></w:r></w:p><w:p><w:pPr><w:pStyle w:val="Heading3"/></w:pPr><w:r><w:rPr><w:b/><w:sz w:val="19"/><w:color w:val="0369A1"/></w:rPr><w:t>5.1 Dijkstra&apos;s Algorithm (Priority Queue &amp; Path Print)</w:t></w:r></w:p><w:p><w:pPr><w:ind w:left="200"/><w:spacing w:after="20"/></w:pPr><w:r><w:rPr><w:color w:val="2563EB"/></w:rPr><w:t xml:space="preserve">â€¢ </w:t></w:r><w:r><w:t>**Trigger Prefix:** `dijkstra`</w:t></w:r></w:p><w:p><w:pPr><w:ind w:left="200"/><w:spacing w:after="20"/></w:pPr><w:r><w:rPr><w:color w:val="2563EB"/></w:rPr><w:t xml:space="preserve">â€¢ </w:t></w:r><w:r><w:t>**Time Complexity:** $O((V + E) \log V)$</w:t></w:r></w:p><w:p><w:pPr><w:ind w:left="200"/><w:spacing w:after="20"/></w:pPr><w:r><w:rPr><w:color w:val="2563EB"/></w:rPr><w:t xml:space="preserve">â€¢ </w:t></w:r><w:r><w:t>**Constraint:** All edge weights must be non-negative ($w \ge 0$).</w:t></w:r></w:p><w:p><w:pPr><w:shd w:val="clear" w:color="auto" w:fill="F8FAFC"/><w:spacing w:before="0" w:after="0" w:line="200" w:lineRule="auto"/><w:ind w:left="80" w:right="80"/></w:pPr><w:r><w:rPr><w:rFonts w:ascii="Consolas" w:hAnsi="Consolas"/><w:sz w:val="15"/><w:color w:val="0F172A"/></w:rPr><w:t xml:space="preserve">int n, m; cin &gt;&gt; n &gt;&gt; m;</w:t></w:r></w:p><w:p><w:pPr><w:shd w:val="clear" w:color="auto" w:fill="F8FAFC"/><w:spacing w:before="0" w:after="0" w:line="200" w:lineRule="auto"/><w:ind w:left="80" w:right="80"/></w:pPr><w:r><w:rPr><w:rFonts w:ascii="Consolas" w:hAnsi="Consolas"/><w:sz w:val="15"/><w:color w:val="0F172A"/></w:rPr><w:t xml:space="preserve">vector&lt;vector&lt;pair&lt;int, int&gt;&gt;&gt; adj(n + 1);</w:t></w:r></w:p><w:p><w:pPr><w:shd w:val="clear" w:color="auto" w:fill="F8FAFC"/><w:spacing w:before="0" w:after="0" w:line="200" w:lineRule="auto"/><w:ind w:left="80" w:right="80"/></w:pPr><w:r><w:rPr><w:rFonts w:ascii="Consolas" w:hAnsi="Consolas"/><w:sz w:val="15"/><w:color w:val="0F172A"/></w:rPr><w:t xml:space="preserve">for (int i = 0; i &lt; m; i++) {</w:t></w:r></w:p><w:p><w:pPr><w:shd w:val="clear" w:color="auto" w:fill="F8FAFC"/><w:spacing w:before="0" w:after="0" w:line="200" w:lineRule="auto"/><w:ind w:left="80" w:right="80"/></w:pPr><w:r><w:rPr><w:rFonts w:ascii="Consolas" w:hAnsi="Consolas"/><w:sz w:val="15"/><w:color w:val="0F172A"/></w:rPr><w:t xml:space="preserve">    int u, v, w; cin &gt;&gt; u &gt;&gt; v &gt;&gt; w;</w:t></w:r></w:p><w:p><w:pPr><w:shd w:val="clear" w:color="auto" w:fill="F8FAFC"/><w:spacing w:before="0" w:after="0" w:line="200" w:lineRule="auto"/><w:ind w:left="80" w:right="80"/></w:pPr><w:r><w:rPr><w:rFonts w:ascii="Consolas" w:hAnsi="Consolas"/><w:sz w:val="15"/><w:color w:val="0F172A"/></w:rPr><w:t xml:space="preserve">    adj[u].emplace_back(v, w);</w:t></w:r></w:p><w:p><w:pPr><w:shd w:val="clear" w:color="auto" w:fill="F8FAFC"/><w:spacing w:before="0" w:after="0" w:line="200" w:lineRule="auto"/><w:ind w:left="80" w:right="80"/></w:pPr><w:r><w:rPr><w:rFonts w:ascii="Consolas" w:hAnsi="Consolas"/><w:sz w:val="15"/><w:color w:val="0F172A"/></w:rPr><w:t xml:space="preserve">    adj[v].emplace_back(u, w);</w:t></w:r></w:p><w:p><w:pPr><w:shd w:val="clear" w:color="auto" w:fill="F8FAFC"/><w:spacing w:before="0" w:after="0" w:line="200" w:lineRule="auto"/><w:ind w:left="80" w:right="80"/></w:pPr><w:r><w:rPr><w:rFonts w:ascii="Consolas" w:hAnsi="Consolas"/><w:sz w:val="15"/><w:color w:val="0F172A"/></w:rPr><w:t xml:space="preserve">}</w:t></w:r></w:p><w:p><w:pPr><w:shd w:val="clear" w:color="auto" w:fill="F8FAFC"/><w:spacing w:before="0" w:after="0" w:line="200" w:lineRule="auto"/><w:ind w:left="80" w:right="80"/></w:pPr><w:r><w:rPr><w:rFonts w:ascii="Consolas" w:hAnsi="Consolas"/><w:sz w:val="15"/><w:color w:val="0F172A"/></w:rPr><w:t xml:space="preserve">int s = 1, inf = LLONG_MAX / 2;</w:t></w:r></w:p><w:p><w:pPr><w:shd w:val="clear" w:color="auto" w:fill="F8FAFC"/><w:spacing w:before="0" w:after="0" w:line="200" w:lineRule="auto"/><w:ind w:left="80" w:right="80"/></w:pPr><w:r><w:rPr><w:rFonts w:ascii="Consolas" w:hAnsi="Consolas"/><w:sz w:val="15"/><w:color w:val="0F172A"/></w:rPr><w:t xml:space="preserve">vector&lt;int&gt; dis(n + 1, inf), parent(n + 1, -1);</w:t></w:r></w:p><w:p><w:pPr><w:shd w:val="clear" w:color="auto" w:fill="F8FAFC"/><w:spacing w:before="0" w:after="0" w:line="200" w:lineRule="auto"/><w:ind w:left="80" w:right="80"/></w:pPr><w:r><w:rPr><w:rFonts w:ascii="Consolas" w:hAnsi="Consolas"/><w:sz w:val="15"/><w:color w:val="0F172A"/></w:rPr><w:t xml:space="preserve">dis[s] = 0;</w:t></w:r></w:p><w:p><w:pPr><w:shd w:val="clear" w:color="auto" w:fill="F8FAFC"/><w:spacing w:before="0" w:after="0" w:line="200" w:lineRule="auto"/><w:ind w:left="80" w:right="80"/></w:pPr><w:r><w:rPr><w:rFonts w:ascii="Consolas" w:hAnsi="Consolas"/><w:sz w:val="15"/><w:color w:val="0F172A"/></w:rPr><w:t xml:space="preserve">priority_queue&lt;pair&lt;int, int&gt;, vector&lt;pair&lt;int, int&gt;&gt;, greater&lt;pair&lt;int, int&gt;&gt;&gt; pq;</w:t></w:r></w:p><w:p><w:pPr><w:shd w:val="clear" w:color="auto" w:fill="F8FAFC"/><w:spacing w:before="0" w:after="0" w:line="200" w:lineRule="auto"/><w:ind w:left="80" w:right="80"/></w:pPr><w:r><w:rPr><w:rFonts w:ascii="Consolas" w:hAnsi="Consolas"/><w:sz w:val="15"/><w:color w:val="0F172A"/></w:rPr><w:t xml:space="preserve">pq.emplace(0, s);</w:t></w:r></w:p><w:p><w:pPr><w:shd w:val="clear" w:color="auto" w:fill="F8FAFC"/><w:spacing w:before="0" w:after="0" w:line="200" w:lineRule="auto"/><w:ind w:left="80" w:right="80"/></w:pPr><w:r><w:rPr><w:rFonts w:ascii="Consolas" w:hAnsi="Consolas"/><w:sz w:val="15"/><w:color w:val="0F172A"/></w:rPr><w:t xml:space="preserve">while (!pq.empty()) {</w:t></w:r></w:p><w:p><w:pPr><w:shd w:val="clear" w:color="auto" w:fill="F8FAFC"/><w:spacing w:before="0" w:after="0" w:line="200" w:lineRule="auto"/><w:ind w:left="80" w:right="80"/></w:pPr><w:r><w:rPr><w:rFonts w:ascii="Consolas" w:hAnsi="Consolas"/><w:sz w:val="15"/><w:color w:val="0F172A"/></w:rPr><w:t xml:space="preserve">    auto [dv, v] = pq.top(); pq.pop();</w:t></w:r></w:p><w:p><w:pPr><w:shd w:val="clear" w:color="auto" w:fill="F8FAFC"/><w:spacing w:before="0" w:after="0" w:line="200" w:lineRule="auto"/><w:ind w:left="80" w:right="80"/></w:pPr><w:r><w:rPr><w:rFonts w:ascii="Consolas" w:hAnsi="Consolas"/><w:sz w:val="15"/><w:color w:val="0F172A"/></w:rPr><w:t xml:space="preserve">    if (dv &gt; dis[v]) continue;</w:t></w:r></w:p><w:p><w:pPr><w:shd w:val="clear" w:color="auto" w:fill="F8FAFC"/><w:spacing w:before="0" w:after="0" w:line="200" w:lineRule="auto"/><w:ind w:left="80" w:right="80"/></w:pPr><w:r><w:rPr><w:rFonts w:ascii="Consolas" w:hAnsi="Consolas"/><w:sz w:val="15"/><w:color w:val="0F172A"/></w:rPr><w:t xml:space="preserve">    for (auto &amp;edge : adj[v]) {</w:t></w:r></w:p><w:p><w:pPr><w:shd w:val="clear" w:color="auto" w:fill="F8FAFC"/><w:spacing w:before="0" w:after="0" w:line="200" w:lineRule="auto"/><w:ind w:left="80" w:right="80"/></w:pPr><w:r><w:rPr><w:rFonts w:ascii="Consolas" w:hAnsi="Consolas"/><w:sz w:val="15"/><w:color w:val="0F172A"/></w:rPr><w:t xml:space="preserve">        int to = edge.first, d = edge.second;</w:t></w:r></w:p><w:p><w:pPr><w:shd w:val="clear" w:color="auto" w:fill="F8FAFC"/><w:spacing w:before="0" w:after="0" w:line="200" w:lineRule="auto"/><w:ind w:left="80" w:right="80"/></w:pPr><w:r><w:rPr><w:rFonts w:ascii="Consolas" w:hAnsi="Consolas"/><w:sz w:val="15"/><w:color w:val="0F172A"/></w:rPr><w:t xml:space="preserve">        if (dis[v] + d &lt; dis[to]) {</w:t></w:r></w:p><w:p><w:pPr><w:shd w:val="clear" w:color="auto" w:fill="F8FAFC"/><w:spacing w:before="0" w:after="0" w:line="200" w:lineRule="auto"/><w:ind w:left="80" w:right="80"/></w:pPr><w:r><w:rPr><w:rFonts w:ascii="Consolas" w:hAnsi="Consolas"/><w:sz w:val="15"/><w:color w:val="0F172A"/></w:rPr><w:t xml:space="preserve">            dis[to] = dis[v] + d;</w:t></w:r></w:p><w:p><w:pPr><w:shd w:val="clear" w:color="auto" w:fill="F8FAFC"/><w:spacing w:before="0" w:after="0" w:line="200" w:lineRule="auto"/><w:ind w:left="80" w:right="80"/></w:pPr><w:r><w:rPr><w:rFonts w:ascii="Consolas" w:hAnsi="Consolas"/><w:sz w:val="15"/><w:color w:val="0F172A"/></w:rPr><w:t xml:space="preserve">            parent[to] = v;</w:t></w:r></w:p><w:p><w:pPr><w:shd w:val="clear" w:color="auto" w:fill="F8FAFC"/><w:spacing w:before="0" w:after="0" w:line="200" w:lineRule="auto"/><w:ind w:left="80" w:right="80"/></w:pPr><w:r><w:rPr><w:rFonts w:ascii="Consolas" w:hAnsi="Consolas"/><w:sz w:val="15"/><w:color w:val="0F172A"/></w:rPr><w:t xml:space="preserve">            pq.emplace(dis[to], to);</w:t></w:r></w:p><w:p><w:pPr><w:shd w:val="clear" w:color="auto" w:fill="F8FAFC"/><w:spacing w:before="0" w:after="0" w:line="200" w:lineRule="auto"/><w:ind w:left="80" w:right="80"/></w:pPr><w:r><w:rPr><w:rFonts w:ascii="Consolas" w:hAnsi="Consolas"/><w:sz w:val="15"/><w:color w:val="0F172A"/></w:rPr><w:t xml:space="preserve">        }</w:t></w:r></w:p><w:p><w:pPr><w:shd w:val="clear" w:color="auto" w:fill="F8FAFC"/><w:spacing w:before="0" w:after="0" w:line="200" w:lineRule="auto"/><w:ind w:left="80" w:right="80"/></w:pPr><w:r><w:rPr><w:rFonts w:ascii="Consolas" w:hAnsi="Consolas"/><w:sz w:val="15"/><w:color w:val="0F172A"/></w:rPr><w:t xml:space="preserve">    }</w:t></w:r></w:p><w:p><w:pPr><w:shd w:val="clear" w:color="auto" w:fill="F8FAFC"/><w:spacing w:before="0" w:after="0" w:line="200" w:lineRule="auto"/><w:ind w:left="80" w:right="80"/></w:pPr><w:r><w:rPr><w:rFonts w:ascii="Consolas" w:hAnsi="Consolas"/><w:sz w:val="15"/><w:color w:val="0F172A"/></w:rPr><w:t xml:space="preserve">}</w:t></w:r></w:p><w:p><w:pPr><w:shd w:val="clear" w:color="auto" w:fill="F8FAFC"/><w:spacing w:before="0" w:after="0" w:line="200" w:lineRule="auto"/><w:ind w:left="80" w:right="80"/></w:pPr><w:r><w:rPr><w:rFonts w:ascii="Consolas" w:hAnsi="Consolas"/><w:sz w:val="15"/><w:color w:val="0F172A"/></w:rPr><w:t xml:space="preserve">if (dis[n] == inf) {</w:t></w:r></w:p><w:p><w:pPr><w:shd w:val="clear" w:color="auto" w:fill="F8FAFC"/><w:spacing w:before="0" w:after="0" w:line="200" w:lineRule="auto"/><w:ind w:left="80" w:right="80"/></w:pPr><w:r><w:rPr><w:rFonts w:ascii="Consolas" w:hAnsi="Consolas"/><w:sz w:val="15"/><w:color w:val="0F172A"/></w:rPr><w:t xml:space="preserve">    cout &lt;&lt; -1 &lt;&lt; endl;</w:t></w:r></w:p><w:p><w:pPr><w:shd w:val="clear" w:color="auto" w:fill="F8FAFC"/><w:spacing w:before="0" w:after="0" w:line="200" w:lineRule="auto"/><w:ind w:left="80" w:right="80"/></w:pPr><w:r><w:rPr><w:rFonts w:ascii="Consolas" w:hAnsi="Consolas"/><w:sz w:val="15"/><w:color w:val="0F172A"/></w:rPr><w:t xml:space="preserve">} else {</w:t></w:r></w:p><w:p><w:pPr><w:shd w:val="clear" w:color="auto" w:fill="F8FAFC"/><w:spacing w:before="0" w:after="0" w:line="200" w:lineRule="auto"/><w:ind w:left="80" w:right="80"/></w:pPr><w:r><w:rPr><w:rFonts w:ascii="Consolas" w:hAnsi="Consolas"/><w:sz w:val="15"/><w:color w:val="0F172A"/></w:rPr><w:t xml:space="preserve">    vector&lt;int&gt; path;</w:t></w:r></w:p><w:p><w:pPr><w:shd w:val="clear" w:color="auto" w:fill="F8FAFC"/><w:spacing w:before="0" w:after="0" w:line="200" w:lineRule="auto"/><w:ind w:left="80" w:right="80"/></w:pPr><w:r><w:rPr><w:rFonts w:ascii="Consolas" w:hAnsi="Consolas"/><w:sz w:val="15"/><w:color w:val="0F172A"/></w:rPr><w:t xml:space="preserve">    for (int i = n; i != -1; i = parent[i]) path.push_back(i);</w:t></w:r></w:p><w:p><w:pPr><w:shd w:val="clear" w:color="auto" w:fill="F8FAFC"/><w:spacing w:before="0" w:after="0" w:line="200" w:lineRule="auto"/><w:ind w:left="80" w:right="80"/></w:pPr><w:r><w:rPr><w:rFonts w:ascii="Consolas" w:hAnsi="Consolas"/><w:sz w:val="15"/><w:color w:val="0F172A"/></w:rPr><w:t xml:space="preserve">    reverse(path.begin(), path.end());</w:t></w:r></w:p><w:p><w:pPr><w:shd w:val="clear" w:color="auto" w:fill="F8FAFC"/><w:spacing w:before="0" w:after="0" w:line="200" w:lineRule="auto"/><w:ind w:left="80" w:right="80"/></w:pPr><w:r><w:rPr><w:rFonts w:ascii="Consolas" w:hAnsi="Consolas"/><w:sz w:val="15"/><w:color w:val="0F172A"/></w:rPr><w:t xml:space="preserve">    for (int node : path) cout &lt;&lt; node &lt;&lt; &quot; &quot;;</w:t></w:r></w:p><w:p><w:pPr><w:shd w:val="clear" w:color="auto" w:fill="F8FAFC"/><w:spacing w:before="0" w:after="0" w:line="200" w:lineRule="auto"/><w:ind w:left="80" w:right="80"/></w:pPr><w:r><w:rPr><w:rFonts w:ascii="Consolas" w:hAnsi="Consolas"/><w:sz w:val="15"/><w:color w:val="0F172A"/></w:rPr><w:t xml:space="preserve">    cout &lt;&lt; endl;</w:t></w:r></w:p><w:p><w:pPr><w:shd w:val="clear" w:color="auto" w:fill="F8FAFC"/><w:spacing w:before="0" w:after="0" w:line="200" w:lineRule="auto"/><w:ind w:left="80" w:right="80"/></w:pPr><w:r><w:rPr><w:rFonts w:ascii="Consolas" w:hAnsi="Consolas"/><w:sz w:val="15"/><w:color w:val="0F172A"/></w:rPr><w:t xml:space="preserve">}</w:t></w:r></w:p><w:p><w:pPr><w:pStyle w:val="Heading3"/></w:pPr><w:r><w:rPr><w:b/><w:sz w:val="19"/><w:color w:val="0369A1"/></w:rPr><w:t>5.2 Dijkstra&apos;s Algorithm (Set-Based)</w:t></w:r></w:p><w:p><w:pPr><w:ind w:left="200"/><w:spacing w:after="20"/></w:pPr><w:r><w:rPr><w:color w:val="2563EB"/></w:rPr><w:t xml:space="preserve">â€¢ </w:t></w:r><w:r><w:t>**Trigger Prefix:** `dijkstraSet`</w:t></w:r></w:p><w:p><w:pPr><w:ind w:left="200"/><w:spacing w:after="20"/></w:pPr><w:r><w:rPr><w:color w:val="2563EB"/></w:rPr><w:t xml:space="preserve">â€¢ </w:t></w:r><w:r><w:t>**Time Complexity:** $O((V + E) \log V)$</w:t></w:r></w:p><w:p><w:pPr><w:shd w:val="clear" w:color="auto" w:fill="F8FAFC"/><w:spacing w:before="0" w:after="0" w:line="200" w:lineRule="auto"/><w:ind w:left="80" w:right="80"/></w:pPr><w:r><w:rPr><w:rFonts w:ascii="Consolas" w:hAnsi="Consolas"/><w:sz w:val="15"/><w:color w:val="0F172A"/></w:rPr><w:t xml:space="preserve">const int INF = 1000000000;</w:t></w:r></w:p><w:p><w:pPr><w:shd w:val="clear" w:color="auto" w:fill="F8FAFC"/><w:spacing w:before="0" w:after="0" w:line="200" w:lineRule="auto"/><w:ind w:left="80" w:right="80"/></w:pPr><w:r><w:rPr><w:rFonts w:ascii="Consolas" w:hAnsi="Consolas"/><w:sz w:val="15"/><w:color w:val="0F172A"/></w:rPr><w:t xml:space="preserve">vector&lt;vector&lt;pair&lt;int, int&gt;&gt;&gt; adj;</w:t></w:r></w:p><w:p><w:pPr><w:shd w:val="clear" w:color="auto" w:fill="F8FAFC"/><w:spacing w:before="0" w:after="0" w:line="200" w:lineRule="auto"/><w:ind w:left="80" w:right="80"/></w:pPr><w:r><w:rPr><w:rFonts w:ascii="Consolas" w:hAnsi="Consolas"/><w:sz w:val="15"/><w:color w:val="0F172A"/></w:rPr><w:t xml:space="preserve"></w:t></w:r></w:p><w:p><w:pPr><w:shd w:val="clear" w:color="auto" w:fill="F8FAFC"/><w:spacing w:before="0" w:after="0" w:line="200" w:lineRule="auto"/><w:ind w:left="80" w:right="80"/></w:pPr><w:r><w:rPr><w:rFonts w:ascii="Consolas" w:hAnsi="Consolas"/><w:sz w:val="15"/><w:color w:val="0F172A"/></w:rPr><w:t xml:space="preserve">void dijkstra(int s, vector&lt;int&gt; &amp; d, vector&lt;int&gt; &amp; p) {</w:t></w:r></w:p><w:p><w:pPr><w:shd w:val="clear" w:color="auto" w:fill="F8FAFC"/><w:spacing w:before="0" w:after="0" w:line="200" w:lineRule="auto"/><w:ind w:left="80" w:right="80"/></w:pPr><w:r><w:rPr><w:rFonts w:ascii="Consolas" w:hAnsi="Consolas"/><w:sz w:val="15"/><w:color w:val="0F172A"/></w:rPr><w:t xml:space="preserve">    int n = adj.size();</w:t></w:r></w:p><w:p><w:pPr><w:shd w:val="clear" w:color="auto" w:fill="F8FAFC"/><w:spacing w:before="0" w:after="0" w:line="200" w:lineRule="auto"/><w:ind w:left="80" w:right="80"/></w:pPr><w:r><w:rPr><w:rFonts w:ascii="Consolas" w:hAnsi="Consolas"/><w:sz w:val="15"/><w:color w:val="0F172A"/></w:rPr><w:t xml:space="preserve">    d.assign(n, INF);</w:t></w:r></w:p><w:p><w:pPr><w:shd w:val="clear" w:color="auto" w:fill="F8FAFC"/><w:spacing w:before="0" w:after="0" w:line="200" w:lineRule="auto"/><w:ind w:left="80" w:right="80"/></w:pPr><w:r><w:rPr><w:rFonts w:ascii="Consolas" w:hAnsi="Consolas"/><w:sz w:val="15"/><w:color w:val="0F172A"/></w:rPr><w:t xml:space="preserve">    p.assign(n, -1);</w:t></w:r></w:p><w:p><w:pPr><w:shd w:val="clear" w:color="auto" w:fill="F8FAFC"/><w:spacing w:before="0" w:after="0" w:line="200" w:lineRule="auto"/><w:ind w:left="80" w:right="80"/></w:pPr><w:r><w:rPr><w:rFonts w:ascii="Consolas" w:hAnsi="Consolas"/><w:sz w:val="15"/><w:color w:val="0F172A"/></w:rPr><w:t xml:space="preserve">    d[s] = 0;</w:t></w:r></w:p><w:p><w:pPr><w:shd w:val="clear" w:color="auto" w:fill="F8FAFC"/><w:spacing w:before="0" w:after="0" w:line="200" w:lineRule="auto"/><w:ind w:left="80" w:right="80"/></w:pPr><w:r><w:rPr><w:rFonts w:ascii="Consolas" w:hAnsi="Consolas"/><w:sz w:val="15"/><w:color w:val="0F172A"/></w:rPr><w:t xml:space="preserve">    set&lt;pair&lt;int, int&gt;&gt; q;</w:t></w:r></w:p><w:p><w:pPr><w:shd w:val="clear" w:color="auto" w:fill="F8FAFC"/><w:spacing w:before="0" w:after="0" w:line="200" w:lineRule="auto"/><w:ind w:left="80" w:right="80"/></w:pPr><w:r><w:rPr><w:rFonts w:ascii="Consolas" w:hAnsi="Consolas"/><w:sz w:val="15"/><w:color w:val="0F172A"/></w:rPr><w:t xml:space="preserve">    q.insert({0, s});</w:t></w:r></w:p><w:p><w:pPr><w:shd w:val="clear" w:color="auto" w:fill="F8FAFC"/><w:spacing w:before="0" w:after="0" w:line="200" w:lineRule="auto"/><w:ind w:left="80" w:right="80"/></w:pPr><w:r><w:rPr><w:rFonts w:ascii="Consolas" w:hAnsi="Consolas"/><w:sz w:val="15"/><w:color w:val="0F172A"/></w:rPr><w:t xml:space="preserve">    while (!q.empty()) {</w:t></w:r></w:p><w:p><w:pPr><w:shd w:val="clear" w:color="auto" w:fill="F8FAFC"/><w:spacing w:before="0" w:after="0" w:line="200" w:lineRule="auto"/><w:ind w:left="80" w:right="80"/></w:pPr><w:r><w:rPr><w:rFonts w:ascii="Consolas" w:hAnsi="Consolas"/><w:sz w:val="15"/><w:color w:val="0F172A"/></w:rPr><w:t xml:space="preserve">        int v = q.begin()-&gt;second;</w:t></w:r></w:p><w:p><w:pPr><w:shd w:val="clear" w:color="auto" w:fill="F8FAFC"/><w:spacing w:before="0" w:after="0" w:line="200" w:lineRule="auto"/><w:ind w:left="80" w:right="80"/></w:pPr><w:r><w:rPr><w:rFonts w:ascii="Consolas" w:hAnsi="Consolas"/><w:sz w:val="15"/><w:color w:val="0F172A"/></w:rPr><w:t xml:space="preserve">        q.erase(q.begin());</w:t></w:r></w:p><w:p><w:pPr><w:shd w:val="clear" w:color="auto" w:fill="F8FAFC"/><w:spacing w:before="0" w:after="0" w:line="200" w:lineRule="auto"/><w:ind w:left="80" w:right="80"/></w:pPr><w:r><w:rPr><w:rFonts w:ascii="Consolas" w:hAnsi="Consolas"/><w:sz w:val="15"/><w:color w:val="0F172A"/></w:rPr><w:t xml:space="preserve"></w:t></w:r></w:p><w:p><w:pPr><w:shd w:val="clear" w:color="auto" w:fill="F8FAFC"/><w:spacing w:before="0" w:after="0" w:line="200" w:lineRule="auto"/><w:ind w:left="80" w:right="80"/></w:pPr><w:r><w:rPr><w:rFonts w:ascii="Consolas" w:hAnsi="Consolas"/><w:sz w:val="15"/><w:color w:val="0F172A"/></w:rPr><w:t xml:space="preserve">        for (auto edge : adj[v]) {</w:t></w:r></w:p><w:p><w:pPr><w:shd w:val="clear" w:color="auto" w:fill="F8FAFC"/><w:spacing w:before="0" w:after="0" w:line="200" w:lineRule="auto"/><w:ind w:left="80" w:right="80"/></w:pPr><w:r><w:rPr><w:rFonts w:ascii="Consolas" w:hAnsi="Consolas"/><w:sz w:val="15"/><w:color w:val="0F172A"/></w:rPr><w:t xml:space="preserve">            int to = edge.first, len = edge.second;</w:t></w:r></w:p><w:p><w:pPr><w:shd w:val="clear" w:color="auto" w:fill="F8FAFC"/><w:spacing w:before="0" w:after="0" w:line="200" w:lineRule="auto"/><w:ind w:left="80" w:right="80"/></w:pPr><w:r><w:rPr><w:rFonts w:ascii="Consolas" w:hAnsi="Consolas"/><w:sz w:val="15"/><w:color w:val="0F172A"/></w:rPr><w:t xml:space="preserve">            if (d[v] + len &lt; d[to]) {</w:t></w:r></w:p><w:p><w:pPr><w:shd w:val="clear" w:color="auto" w:fill="F8FAFC"/><w:spacing w:before="0" w:after="0" w:line="200" w:lineRule="auto"/><w:ind w:left="80" w:right="80"/></w:pPr><w:r><w:rPr><w:rFonts w:ascii="Consolas" w:hAnsi="Consolas"/><w:sz w:val="15"/><w:color w:val="0F172A"/></w:rPr><w:t xml:space="preserve">                q.erase({d[to], to});</w:t></w:r></w:p><w:p><w:pPr><w:shd w:val="clear" w:color="auto" w:fill="F8FAFC"/><w:spacing w:before="0" w:after="0" w:line="200" w:lineRule="auto"/><w:ind w:left="80" w:right="80"/></w:pPr><w:r><w:rPr><w:rFonts w:ascii="Consolas" w:hAnsi="Consolas"/><w:sz w:val="15"/><w:color w:val="0F172A"/></w:rPr><w:t xml:space="preserve">                d[to] = d[v] + len;</w:t></w:r></w:p><w:p><w:pPr><w:shd w:val="clear" w:color="auto" w:fill="F8FAFC"/><w:spacing w:before="0" w:after="0" w:line="200" w:lineRule="auto"/><w:ind w:left="80" w:right="80"/></w:pPr><w:r><w:rPr><w:rFonts w:ascii="Consolas" w:hAnsi="Consolas"/><w:sz w:val="15"/><w:color w:val="0F172A"/></w:rPr><w:t xml:space="preserve">                p[to] = v;</w:t></w:r></w:p><w:p><w:pPr><w:shd w:val="clear" w:color="auto" w:fill="F8FAFC"/><w:spacing w:before="0" w:after="0" w:line="200" w:lineRule="auto"/><w:ind w:left="80" w:right="80"/></w:pPr><w:r><w:rPr><w:rFonts w:ascii="Consolas" w:hAnsi="Consolas"/><w:sz w:val="15"/><w:color w:val="0F172A"/></w:rPr><w:t xml:space="preserve">                q.insert({d[to], to});</w:t></w:r></w:p><w:p><w:pPr><w:shd w:val="clear" w:color="auto" w:fill="F8FAFC"/><w:spacing w:before="0" w:after="0" w:line="200" w:lineRule="auto"/><w:ind w:left="80" w:right="80"/></w:pPr><w:r><w:rPr><w:rFonts w:ascii="Consolas" w:hAnsi="Consolas"/><w:sz w:val="15"/><w:color w:val="0F172A"/></w:rPr><w:t xml:space="preserve">            }</w:t></w:r></w:p><w:p><w:pPr><w:shd w:val="clear" w:color="auto" w:fill="F8FAFC"/><w:spacing w:before="0" w:after="0" w:line="200" w:lineRule="auto"/><w:ind w:left="80" w:right="80"/></w:pPr><w:r><w:rPr><w:rFonts w:ascii="Consolas" w:hAnsi="Consolas"/><w:sz w:val="15"/><w:color w:val="0F172A"/></w:rPr><w:t xml:space="preserve">        }</w:t></w:r></w:p><w:p><w:pPr><w:shd w:val="clear" w:color="auto" w:fill="F8FAFC"/><w:spacing w:before="0" w:after="0" w:line="200" w:lineRule="auto"/><w:ind w:left="80" w:right="80"/></w:pPr><w:r><w:rPr><w:rFonts w:ascii="Consolas" w:hAnsi="Consolas"/><w:sz w:val="15"/><w:color w:val="0F172A"/></w:rPr><w:t xml:space="preserve">    }</w:t></w:r></w:p><w:p><w:pPr><w:shd w:val="clear" w:color="auto" w:fill="F8FAFC"/><w:spacing w:before="0" w:after="0" w:line="200" w:lineRule="auto"/><w:ind w:left="80" w:right="80"/></w:pPr><w:r><w:rPr><w:rFonts w:ascii="Consolas" w:hAnsi="Consolas"/><w:sz w:val="15"/><w:color w:val="0F172A"/></w:rPr><w:t xml:space="preserve">}</w:t></w:r></w:p><w:p><w:pPr><w:pStyle w:val="Heading3"/></w:pPr><w:r><w:rPr><w:b/><w:sz w:val="19"/><w:color w:val="0369A1"/></w:rPr><w:t>5.3 Bellman-Ford Algorithm</w:t></w:r></w:p><w:p><w:pPr><w:ind w:left="200"/><w:spacing w:after="20"/></w:pPr><w:r><w:rPr><w:color w:val="2563EB"/></w:rPr><w:t xml:space="preserve">â€¢ </w:t></w:r><w:r><w:t>**Trigger Prefix:** `bellman_ford`</w:t></w:r></w:p><w:p><w:pPr><w:ind w:left="200"/><w:spacing w:after="20"/></w:pPr><w:r><w:rPr><w:color w:val="2563EB"/></w:rPr><w:t xml:space="preserve">â€¢ </w:t></w:r><w:r><w:t>**Time Complexity:** $O(V \cdot E)$</w:t></w:r></w:p><w:p><w:pPr><w:ind w:left="200"/><w:spacing w:after="20"/></w:pPr><w:r><w:rPr><w:color w:val="2563EB"/></w:rPr><w:t xml:space="preserve">â€¢ </w:t></w:r><w:r><w:t>**Capability:** Supports negative edge weights; detects negative cycle reachable from $S$.</w:t></w:r></w:p><w:p><w:pPr><w:shd w:val="clear" w:color="auto" w:fill="F8FAFC"/><w:spacing w:before="0" w:after="0" w:line="200" w:lineRule="auto"/><w:ind w:left="80" w:right="80"/></w:pPr><w:r><w:rPr><w:rFonts w:ascii="Consolas" w:hAnsi="Consolas"/><w:sz w:val="15"/><w:color w:val="0F172A"/></w:rPr><w:t xml:space="preserve">vector&lt;int&gt; bellman_ford(int n, vector&lt;vector&lt;int&gt;&gt;&amp; edges, int S) {</w:t></w:r></w:p><w:p><w:pPr><w:shd w:val="clear" w:color="auto" w:fill="F8FAFC"/><w:spacing w:before="0" w:after="0" w:line="200" w:lineRule="auto"/><w:ind w:left="80" w:right="80"/></w:pPr><w:r><w:rPr><w:rFonts w:ascii="Consolas" w:hAnsi="Consolas"/><w:sz w:val="15"/><w:color w:val="0F172A"/></w:rPr><w:t xml:space="preserve">    vector&lt;int&gt; dis(n, 1e9);</w:t></w:r></w:p><w:p><w:pPr><w:shd w:val="clear" w:color="auto" w:fill="F8FAFC"/><w:spacing w:before="0" w:after="0" w:line="200" w:lineRule="auto"/><w:ind w:left="80" w:right="80"/></w:pPr><w:r><w:rPr><w:rFonts w:ascii="Consolas" w:hAnsi="Consolas"/><w:sz w:val="15"/><w:color w:val="0F172A"/></w:rPr><w:t xml:space="preserve">    dis[S] = 0;</w:t></w:r></w:p><w:p><w:pPr><w:shd w:val="clear" w:color="auto" w:fill="F8FAFC"/><w:spacing w:before="0" w:after="0" w:line="200" w:lineRule="auto"/><w:ind w:left="80" w:right="80"/></w:pPr><w:r><w:rPr><w:rFonts w:ascii="Consolas" w:hAnsi="Consolas"/><w:sz w:val="15"/><w:color w:val="0F172A"/></w:rPr><w:t xml:space="preserve">    for (int i = 0; i &lt; n - 1; i++) {</w:t></w:r></w:p><w:p><w:pPr><w:shd w:val="clear" w:color="auto" w:fill="F8FAFC"/><w:spacing w:before="0" w:after="0" w:line="200" w:lineRule="auto"/><w:ind w:left="80" w:right="80"/></w:pPr><w:r><w:rPr><w:rFonts w:ascii="Consolas" w:hAnsi="Consolas"/><w:sz w:val="15"/><w:color w:val="0F172A"/></w:rPr><w:t xml:space="preserve">        bool updated = false;</w:t></w:r></w:p><w:p><w:pPr><w:shd w:val="clear" w:color="auto" w:fill="F8FAFC"/><w:spacing w:before="0" w:after="0" w:line="200" w:lineRule="auto"/><w:ind w:left="80" w:right="80"/></w:pPr><w:r><w:rPr><w:rFonts w:ascii="Consolas" w:hAnsi="Consolas"/><w:sz w:val="15"/><w:color w:val="0F172A"/></w:rPr><w:t xml:space="preserve">        for (auto &amp;e : edges) {</w:t></w:r></w:p><w:p><w:pPr><w:shd w:val="clear" w:color="auto" w:fill="F8FAFC"/><w:spacing w:before="0" w:after="0" w:line="200" w:lineRule="auto"/><w:ind w:left="80" w:right="80"/></w:pPr><w:r><w:rPr><w:rFonts w:ascii="Consolas" w:hAnsi="Consolas"/><w:sz w:val="15"/><w:color w:val="0F172A"/></w:rPr><w:t xml:space="preserve">            int u = e[0], v = e[1], w = e[2];</w:t></w:r></w:p><w:p><w:pPr><w:shd w:val="clear" w:color="auto" w:fill="F8FAFC"/><w:spacing w:before="0" w:after="0" w:line="200" w:lineRule="auto"/><w:ind w:left="80" w:right="80"/></w:pPr><w:r><w:rPr><w:rFonts w:ascii="Consolas" w:hAnsi="Consolas"/><w:sz w:val="15"/><w:color w:val="0F172A"/></w:rPr><w:t xml:space="preserve">            if (dis[u] != 1e9 &amp;&amp; dis[u] + w &lt; dis[v]) {</w:t></w:r></w:p><w:p><w:pPr><w:shd w:val="clear" w:color="auto" w:fill="F8FAFC"/><w:spacing w:before="0" w:after="0" w:line="200" w:lineRule="auto"/><w:ind w:left="80" w:right="80"/></w:pPr><w:r><w:rPr><w:rFonts w:ascii="Consolas" w:hAnsi="Consolas"/><w:sz w:val="15"/><w:color w:val="0F172A"/></w:rPr><w:t xml:space="preserve">                dis[v] = dis[u] + w;</w:t></w:r></w:p><w:p><w:pPr><w:shd w:val="clear" w:color="auto" w:fill="F8FAFC"/><w:spacing w:before="0" w:after="0" w:line="200" w:lineRule="auto"/><w:ind w:left="80" w:right="80"/></w:pPr><w:r><w:rPr><w:rFonts w:ascii="Consolas" w:hAnsi="Consolas"/><w:sz w:val="15"/><w:color w:val="0F172A"/></w:rPr><w:t xml:space="preserve">                updated = true;</w:t></w:r></w:p><w:p><w:pPr><w:shd w:val="clear" w:color="auto" w:fill="F8FAFC"/><w:spacing w:before="0" w:after="0" w:line="200" w:lineRule="auto"/><w:ind w:left="80" w:right="80"/></w:pPr><w:r><w:rPr><w:rFonts w:ascii="Consolas" w:hAnsi="Consolas"/><w:sz w:val="15"/><w:color w:val="0F172A"/></w:rPr><w:t xml:space="preserve">            }</w:t></w:r></w:p><w:p><w:pPr><w:shd w:val="clear" w:color="auto" w:fill="F8FAFC"/><w:spacing w:before="0" w:after="0" w:line="200" w:lineRule="auto"/><w:ind w:left="80" w:right="80"/></w:pPr><w:r><w:rPr><w:rFonts w:ascii="Consolas" w:hAnsi="Consolas"/><w:sz w:val="15"/><w:color w:val="0F172A"/></w:rPr><w:t xml:space="preserve">        }</w:t></w:r></w:p><w:p><w:pPr><w:shd w:val="clear" w:color="auto" w:fill="F8FAFC"/><w:spacing w:before="0" w:after="0" w:line="200" w:lineRule="auto"/><w:ind w:left="80" w:right="80"/></w:pPr><w:r><w:rPr><w:rFonts w:ascii="Consolas" w:hAnsi="Consolas"/><w:sz w:val="15"/><w:color w:val="0F172A"/></w:rPr><w:t xml:space="preserve">        if (!updated) break;</w:t></w:r></w:p><w:p><w:pPr><w:shd w:val="clear" w:color="auto" w:fill="F8FAFC"/><w:spacing w:before="0" w:after="0" w:line="200" w:lineRule="auto"/><w:ind w:left="80" w:right="80"/></w:pPr><w:r><w:rPr><w:rFonts w:ascii="Consolas" w:hAnsi="Consolas"/><w:sz w:val="15"/><w:color w:val="0F172A"/></w:rPr><w:t xml:space="preserve">    }</w:t></w:r></w:p><w:p><w:pPr><w:shd w:val="clear" w:color="auto" w:fill="F8FAFC"/><w:spacing w:before="0" w:after="0" w:line="200" w:lineRule="auto"/><w:ind w:left="80" w:right="80"/></w:pPr><w:r><w:rPr><w:rFonts w:ascii="Consolas" w:hAnsi="Consolas"/><w:sz w:val="15"/><w:color w:val="0F172A"/></w:rPr><w:t xml:space="preserve">    // Check for negative cycle</w:t></w:r></w:p><w:p><w:pPr><w:shd w:val="clear" w:color="auto" w:fill="F8FAFC"/><w:spacing w:before="0" w:after="0" w:line="200" w:lineRule="auto"/><w:ind w:left="80" w:right="80"/></w:pPr><w:r><w:rPr><w:rFonts w:ascii="Consolas" w:hAnsi="Consolas"/><w:sz w:val="15"/><w:color w:val="0F172A"/></w:rPr><w:t xml:space="preserve">    for (auto &amp;e : edges) {</w:t></w:r></w:p><w:p><w:pPr><w:shd w:val="clear" w:color="auto" w:fill="F8FAFC"/><w:spacing w:before="0" w:after="0" w:line="200" w:lineRule="auto"/><w:ind w:left="80" w:right="80"/></w:pPr><w:r><w:rPr><w:rFonts w:ascii="Consolas" w:hAnsi="Consolas"/><w:sz w:val="15"/><w:color w:val="0F172A"/></w:rPr><w:t xml:space="preserve">        int u = e[0], v = e[1], w = e[2];</w:t></w:r></w:p><w:p><w:pPr><w:shd w:val="clear" w:color="auto" w:fill="F8FAFC"/><w:spacing w:before="0" w:after="0" w:line="200" w:lineRule="auto"/><w:ind w:left="80" w:right="80"/></w:pPr><w:r><w:rPr><w:rFonts w:ascii="Consolas" w:hAnsi="Consolas"/><w:sz w:val="15"/><w:color w:val="0F172A"/></w:rPr><w:t xml:space="preserve">        if (dis[u] != 1e9 &amp;&amp; dis[u] + w &lt; dis[v]) return {-1};</w:t></w:r></w:p><w:p><w:pPr><w:shd w:val="clear" w:color="auto" w:fill="F8FAFC"/><w:spacing w:before="0" w:after="0" w:line="200" w:lineRule="auto"/><w:ind w:left="80" w:right="80"/></w:pPr><w:r><w:rPr><w:rFonts w:ascii="Consolas" w:hAnsi="Consolas"/><w:sz w:val="15"/><w:color w:val="0F172A"/></w:rPr><w:t xml:space="preserve">    }</w:t></w:r></w:p><w:p><w:pPr><w:shd w:val="clear" w:color="auto" w:fill="F8FAFC"/><w:spacing w:before="0" w:after="0" w:line="200" w:lineRule="auto"/><w:ind w:left="80" w:right="80"/></w:pPr><w:r><w:rPr><w:rFonts w:ascii="Consolas" w:hAnsi="Consolas"/><w:sz w:val="15"/><w:color w:val="0F172A"/></w:rPr><w:t xml:space="preserve">    return dis;</w:t></w:r></w:p><w:p><w:pPr><w:shd w:val="clear" w:color="auto" w:fill="F8FAFC"/><w:spacing w:before="0" w:after="0" w:line="200" w:lineRule="auto"/><w:ind w:left="80" w:right="80"/></w:pPr><w:r><w:rPr><w:rFonts w:ascii="Consolas" w:hAnsi="Consolas"/><w:sz w:val="15"/><w:color w:val="0F172A"/></w:rPr><w:t xml:space="preserve">}</w:t></w:r></w:p><w:p><w:pPr><w:pStyle w:val="Heading3"/></w:pPr><w:r><w:rPr><w:b/><w:sz w:val="19"/><w:color w:val="0369A1"/></w:rPr><w:t>5.4 Negative Cycle Detection &amp; Path Reconstruction</w:t></w:r></w:p><w:p><w:pPr><w:ind w:left="200"/><w:spacing w:after="20"/></w:pPr><w:r><w:rPr><w:color w:val="2563EB"/></w:rPr><w:t xml:space="preserve">â€¢ </w:t></w:r><w:r><w:t>**Trigger Prefix:** `negcyclef`</w:t></w:r></w:p><w:p><w:pPr><w:ind w:left="200"/><w:spacing w:after="20"/></w:pPr><w:r><w:rPr><w:color w:val="2563EB"/></w:rPr><w:t xml:space="preserve">â€¢ </w:t></w:r><w:r><w:t>**Time Complexity:** $O(V \cdot E)$</w:t></w:r></w:p><w:p><w:pPr><w:ind w:left="200"/><w:spacing w:after="20"/></w:pPr><w:r><w:rPr><w:color w:val="2563EB"/></w:rPr><w:t xml:space="preserve">â€¢ </w:t></w:r><w:r><w:t>**Key Detail:** Steps back $N$ times (`x = p[x]`) to guarantee the pointer enters the cycle before printing.</w:t></w:r></w:p><w:p><w:pPr><w:shd w:val="clear" w:color="auto" w:fill="F8FAFC"/><w:spacing w:before="0" w:after="0" w:line="200" w:lineRule="auto"/><w:ind w:left="80" w:right="80"/></w:pPr><w:r><w:rPr><w:rFonts w:ascii="Consolas" w:hAnsi="Consolas"/><w:sz w:val="15"/><w:color w:val="0F172A"/></w:rPr><w:t xml:space="preserve">int n, m; cin &gt;&gt; n &gt;&gt; m;</w:t></w:r></w:p><w:p><w:pPr><w:shd w:val="clear" w:color="auto" w:fill="F8FAFC"/><w:spacing w:before="0" w:after="0" w:line="200" w:lineRule="auto"/><w:ind w:left="80" w:right="80"/></w:pPr><w:r><w:rPr><w:rFonts w:ascii="Consolas" w:hAnsi="Consolas"/><w:sz w:val="15"/><w:color w:val="0F172A"/></w:rPr><w:t xml:space="preserve">vector&lt;vector&lt;int&gt;&gt; edges;</w:t></w:r></w:p><w:p><w:pPr><w:shd w:val="clear" w:color="auto" w:fill="F8FAFC"/><w:spacing w:before="0" w:after="0" w:line="200" w:lineRule="auto"/><w:ind w:left="80" w:right="80"/></w:pPr><w:r><w:rPr><w:rFonts w:ascii="Consolas" w:hAnsi="Consolas"/><w:sz w:val="15"/><w:color w:val="0F172A"/></w:rPr><w:t xml:space="preserve">for (int i = 0; i &lt; m; ++i) {</w:t></w:r></w:p><w:p><w:pPr><w:shd w:val="clear" w:color="auto" w:fill="F8FAFC"/><w:spacing w:before="0" w:after="0" w:line="200" w:lineRule="auto"/><w:ind w:left="80" w:right="80"/></w:pPr><w:r><w:rPr><w:rFonts w:ascii="Consolas" w:hAnsi="Consolas"/><w:sz w:val="15"/><w:color w:val="0F172A"/></w:rPr><w:t xml:space="preserve">    int u, v, w; cin &gt;&gt; u &gt;&gt; v &gt;&gt; w;</w:t></w:r></w:p><w:p><w:pPr><w:shd w:val="clear" w:color="auto" w:fill="F8FAFC"/><w:spacing w:before="0" w:after="0" w:line="200" w:lineRule="auto"/><w:ind w:left="80" w:right="80"/></w:pPr><w:r><w:rPr><w:rFonts w:ascii="Consolas" w:hAnsi="Consolas"/><w:sz w:val="15"/><w:color w:val="0F172A"/></w:rPr><w:t xml:space="preserve">    edges.push_back({u, v, w});</w:t></w:r></w:p><w:p><w:pPr><w:shd w:val="clear" w:color="auto" w:fill="F8FAFC"/><w:spacing w:before="0" w:after="0" w:line="200" w:lineRule="auto"/><w:ind w:left="80" w:right="80"/></w:pPr><w:r><w:rPr><w:rFonts w:ascii="Consolas" w:hAnsi="Consolas"/><w:sz w:val="15"/><w:color w:val="0F172A"/></w:rPr><w:t xml:space="preserve">}</w:t></w:r></w:p><w:p><w:pPr><w:shd w:val="clear" w:color="auto" w:fill="F8FAFC"/><w:spacing w:before="0" w:after="0" w:line="200" w:lineRule="auto"/><w:ind w:left="80" w:right="80"/></w:pPr><w:r><w:rPr><w:rFonts w:ascii="Consolas" w:hAnsi="Consolas"/><w:sz w:val="15"/><w:color w:val="0F172A"/></w:rPr><w:t xml:space="preserve">vector&lt;int&gt; dist(n + 1, 0), p(n + 1, -1);</w:t></w:r></w:p><w:p><w:pPr><w:shd w:val="clear" w:color="auto" w:fill="F8FAFC"/><w:spacing w:before="0" w:after="0" w:line="200" w:lineRule="auto"/><w:ind w:left="80" w:right="80"/></w:pPr><w:r><w:rPr><w:rFonts w:ascii="Consolas" w:hAnsi="Consolas"/><w:sz w:val="15"/><w:color w:val="0F172A"/></w:rPr><w:t xml:space="preserve">int x;</w:t></w:r></w:p><w:p><w:pPr><w:shd w:val="clear" w:color="auto" w:fill="F8FAFC"/><w:spacing w:before="0" w:after="0" w:line="200" w:lineRule="auto"/><w:ind w:left="80" w:right="80"/></w:pPr><w:r><w:rPr><w:rFonts w:ascii="Consolas" w:hAnsi="Consolas"/><w:sz w:val="15"/><w:color w:val="0F172A"/></w:rPr><w:t xml:space="preserve">for (int i = 0; i &lt; n; i++) {</w:t></w:r></w:p><w:p><w:pPr><w:shd w:val="clear" w:color="auto" w:fill="F8FAFC"/><w:spacing w:before="0" w:after="0" w:line="200" w:lineRule="auto"/><w:ind w:left="80" w:right="80"/></w:pPr><w:r><w:rPr><w:rFonts w:ascii="Consolas" w:hAnsi="Consolas"/><w:sz w:val="15"/><w:color w:val="0F172A"/></w:rPr><w:t xml:space="preserve">    x = -1;</w:t></w:r></w:p><w:p><w:pPr><w:shd w:val="clear" w:color="auto" w:fill="F8FAFC"/><w:spacing w:before="0" w:after="0" w:line="200" w:lineRule="auto"/><w:ind w:left="80" w:right="80"/></w:pPr><w:r><w:rPr><w:rFonts w:ascii="Consolas" w:hAnsi="Consolas"/><w:sz w:val="15"/><w:color w:val="0F172A"/></w:rPr><w:t xml:space="preserve">    for (auto &amp;edge : edges) {</w:t></w:r></w:p><w:p><w:pPr><w:shd w:val="clear" w:color="auto" w:fill="F8FAFC"/><w:spacing w:before="0" w:after="0" w:line="200" w:lineRule="auto"/><w:ind w:left="80" w:right="80"/></w:pPr><w:r><w:rPr><w:rFonts w:ascii="Consolas" w:hAnsi="Consolas"/><w:sz w:val="15"/><w:color w:val="0F172A"/></w:rPr><w:t xml:space="preserve">        int u = edge[0], v = edge[1], w = edge[2];</w:t></w:r></w:p><w:p><w:pPr><w:shd w:val="clear" w:color="auto" w:fill="F8FAFC"/><w:spacing w:before="0" w:after="0" w:line="200" w:lineRule="auto"/><w:ind w:left="80" w:right="80"/></w:pPr><w:r><w:rPr><w:rFonts w:ascii="Consolas" w:hAnsi="Consolas"/><w:sz w:val="15"/><w:color w:val="0F172A"/></w:rPr><w:t xml:space="preserve">        if (dist[u] + w &lt; dist[v]) {</w:t></w:r></w:p><w:p><w:pPr><w:shd w:val="clear" w:color="auto" w:fill="F8FAFC"/><w:spacing w:before="0" w:after="0" w:line="200" w:lineRule="auto"/><w:ind w:left="80" w:right="80"/></w:pPr><w:r><w:rPr><w:rFonts w:ascii="Consolas" w:hAnsi="Consolas"/><w:sz w:val="15"/><w:color w:val="0F172A"/></w:rPr><w:t xml:space="preserve">            dist[v] = dist[u] + w;</w:t></w:r></w:p><w:p><w:pPr><w:shd w:val="clear" w:color="auto" w:fill="F8FAFC"/><w:spacing w:before="0" w:after="0" w:line="200" w:lineRule="auto"/><w:ind w:left="80" w:right="80"/></w:pPr><w:r><w:rPr><w:rFonts w:ascii="Consolas" w:hAnsi="Consolas"/><w:sz w:val="15"/><w:color w:val="0F172A"/></w:rPr><w:t xml:space="preserve">            p[v] = u;</w:t></w:r></w:p><w:p><w:pPr><w:shd w:val="clear" w:color="auto" w:fill="F8FAFC"/><w:spacing w:before="0" w:after="0" w:line="200" w:lineRule="auto"/><w:ind w:left="80" w:right="80"/></w:pPr><w:r><w:rPr><w:rFonts w:ascii="Consolas" w:hAnsi="Consolas"/><w:sz w:val="15"/><w:color w:val="0F172A"/></w:rPr><w:t xml:space="preserve">            x = v;</w:t></w:r></w:p><w:p><w:pPr><w:shd w:val="clear" w:color="auto" w:fill="F8FAFC"/><w:spacing w:before="0" w:after="0" w:line="200" w:lineRule="auto"/><w:ind w:left="80" w:right="80"/></w:pPr><w:r><w:rPr><w:rFonts w:ascii="Consolas" w:hAnsi="Consolas"/><w:sz w:val="15"/><w:color w:val="0F172A"/></w:rPr><w:t xml:space="preserve">        }</w:t></w:r></w:p><w:p><w:pPr><w:shd w:val="clear" w:color="auto" w:fill="F8FAFC"/><w:spacing w:before="0" w:after="0" w:line="200" w:lineRule="auto"/><w:ind w:left="80" w:right="80"/></w:pPr><w:r><w:rPr><w:rFonts w:ascii="Consolas" w:hAnsi="Consolas"/><w:sz w:val="15"/><w:color w:val="0F172A"/></w:rPr><w:t xml:space="preserve">    }</w:t></w:r></w:p><w:p><w:pPr><w:shd w:val="clear" w:color="auto" w:fill="F8FAFC"/><w:spacing w:before="0" w:after="0" w:line="200" w:lineRule="auto"/><w:ind w:left="80" w:right="80"/></w:pPr><w:r><w:rPr><w:rFonts w:ascii="Consolas" w:hAnsi="Consolas"/><w:sz w:val="15"/><w:color w:val="0F172A"/></w:rPr><w:t xml:space="preserve">}</w:t></w:r></w:p><w:p><w:pPr><w:shd w:val="clear" w:color="auto" w:fill="F8FAFC"/><w:spacing w:before="0" w:after="0" w:line="200" w:lineRule="auto"/><w:ind w:left="80" w:right="80"/></w:pPr><w:r><w:rPr><w:rFonts w:ascii="Consolas" w:hAnsi="Consolas"/><w:sz w:val="15"/><w:color w:val="0F172A"/></w:rPr><w:t xml:space="preserve">if (x == -1) {</w:t></w:r></w:p><w:p><w:pPr><w:shd w:val="clear" w:color="auto" w:fill="F8FAFC"/><w:spacing w:before="0" w:after="0" w:line="200" w:lineRule="auto"/><w:ind w:left="80" w:right="80"/></w:pPr><w:r><w:rPr><w:rFonts w:ascii="Consolas" w:hAnsi="Consolas"/><w:sz w:val="15"/><w:color w:val="0F172A"/></w:rPr><w:t xml:space="preserve">    cout &lt;&lt; &quot;NO&quot; &lt;&lt; endl;</w:t></w:r></w:p><w:p><w:pPr><w:shd w:val="clear" w:color="auto" w:fill="F8FAFC"/><w:spacing w:before="0" w:after="0" w:line="200" w:lineRule="auto"/><w:ind w:left="80" w:right="80"/></w:pPr><w:r><w:rPr><w:rFonts w:ascii="Consolas" w:hAnsi="Consolas"/><w:sz w:val="15"/><w:color w:val="0F172A"/></w:rPr><w:t xml:space="preserve">    return 0;</w:t></w:r></w:p><w:p><w:pPr><w:shd w:val="clear" w:color="auto" w:fill="F8FAFC"/><w:spacing w:before="0" w:after="0" w:line="200" w:lineRule="auto"/><w:ind w:left="80" w:right="80"/></w:pPr><w:r><w:rPr><w:rFonts w:ascii="Consolas" w:hAnsi="Consolas"/><w:sz w:val="15"/><w:color w:val="0F172A"/></w:rPr><w:t xml:space="preserve">}</w:t></w:r></w:p><w:p><w:pPr><w:shd w:val="clear" w:color="auto" w:fill="F8FAFC"/><w:spacing w:before="0" w:after="0" w:line="200" w:lineRule="auto"/><w:ind w:left="80" w:right="80"/></w:pPr><w:r><w:rPr><w:rFonts w:ascii="Consolas" w:hAnsi="Consolas"/><w:sz w:val="15"/><w:color w:val="0F172A"/></w:rPr><w:t xml:space="preserve">for (int i = 0; i &lt; n; i++) x = p[x];</w:t></w:r></w:p><w:p><w:pPr><w:shd w:val="clear" w:color="auto" w:fill="F8FAFC"/><w:spacing w:before="0" w:after="0" w:line="200" w:lineRule="auto"/><w:ind w:left="80" w:right="80"/></w:pPr><w:r><w:rPr><w:rFonts w:ascii="Consolas" w:hAnsi="Consolas"/><w:sz w:val="15"/><w:color w:val="0F172A"/></w:rPr><w:t xml:space="preserve">cout &lt;&lt; &quot;YES&quot; &lt;&lt; endl;</w:t></w:r></w:p><w:p><w:pPr><w:shd w:val="clear" w:color="auto" w:fill="F8FAFC"/><w:spacing w:before="0" w:after="0" w:line="200" w:lineRule="auto"/><w:ind w:left="80" w:right="80"/></w:pPr><w:r><w:rPr><w:rFonts w:ascii="Consolas" w:hAnsi="Consolas"/><w:sz w:val="15"/><w:color w:val="0F172A"/></w:rPr><w:t xml:space="preserve">vector&lt;int&gt; path;</w:t></w:r></w:p><w:p><w:pPr><w:shd w:val="clear" w:color="auto" w:fill="F8FAFC"/><w:spacing w:before="0" w:after="0" w:line="200" w:lineRule="auto"/><w:ind w:left="80" w:right="80"/></w:pPr><w:r><w:rPr><w:rFonts w:ascii="Consolas" w:hAnsi="Consolas"/><w:sz w:val="15"/><w:color w:val="0F172A"/></w:rPr><w:t xml:space="preserve">int cur = x; path.push_back(cur);</w:t></w:r></w:p><w:p><w:pPr><w:shd w:val="clear" w:color="auto" w:fill="F8FAFC"/><w:spacing w:before="0" w:after="0" w:line="200" w:lineRule="auto"/><w:ind w:left="80" w:right="80"/></w:pPr><w:r><w:rPr><w:rFonts w:ascii="Consolas" w:hAnsi="Consolas"/><w:sz w:val="15"/><w:color w:val="0F172A"/></w:rPr><w:t xml:space="preserve">while (true) {</w:t></w:r></w:p><w:p><w:pPr><w:shd w:val="clear" w:color="auto" w:fill="F8FAFC"/><w:spacing w:before="0" w:after="0" w:line="200" w:lineRule="auto"/><w:ind w:left="80" w:right="80"/></w:pPr><w:r><w:rPr><w:rFonts w:ascii="Consolas" w:hAnsi="Consolas"/><w:sz w:val="15"/><w:color w:val="0F172A"/></w:rPr><w:t xml:space="preserve">    cur = p[cur];</w:t></w:r></w:p><w:p><w:pPr><w:shd w:val="clear" w:color="auto" w:fill="F8FAFC"/><w:spacing w:before="0" w:after="0" w:line="200" w:lineRule="auto"/><w:ind w:left="80" w:right="80"/></w:pPr><w:r><w:rPr><w:rFonts w:ascii="Consolas" w:hAnsi="Consolas"/><w:sz w:val="15"/><w:color w:val="0F172A"/></w:rPr><w:t xml:space="preserve">    path.push_back(cur);</w:t></w:r></w:p><w:p><w:pPr><w:shd w:val="clear" w:color="auto" w:fill="F8FAFC"/><w:spacing w:before="0" w:after="0" w:line="200" w:lineRule="auto"/><w:ind w:left="80" w:right="80"/></w:pPr><w:r><w:rPr><w:rFonts w:ascii="Consolas" w:hAnsi="Consolas"/><w:sz w:val="15"/><w:color w:val="0F172A"/></w:rPr><w:t xml:space="preserve">    if (cur == x) break;</w:t></w:r></w:p><w:p><w:pPr><w:shd w:val="clear" w:color="auto" w:fill="F8FAFC"/><w:spacing w:before="0" w:after="0" w:line="200" w:lineRule="auto"/><w:ind w:left="80" w:right="80"/></w:pPr><w:r><w:rPr><w:rFonts w:ascii="Consolas" w:hAnsi="Consolas"/><w:sz w:val="15"/><w:color w:val="0F172A"/></w:rPr><w:t xml:space="preserve">}</w:t></w:r></w:p><w:p><w:pPr><w:shd w:val="clear" w:color="auto" w:fill="F8FAFC"/><w:spacing w:before="0" w:after="0" w:line="200" w:lineRule="auto"/><w:ind w:left="80" w:right="80"/></w:pPr><w:r><w:rPr><w:rFonts w:ascii="Consolas" w:hAnsi="Consolas"/><w:sz w:val="15"/><w:color w:val="0F172A"/></w:rPr><w:t xml:space="preserve">reverse(all(path));</w:t></w:r></w:p><w:p><w:pPr><w:shd w:val="clear" w:color="auto" w:fill="F8FAFC"/><w:spacing w:before="0" w:after="0" w:line="200" w:lineRule="auto"/><w:ind w:left="80" w:right="80"/></w:pPr><w:r><w:rPr><w:rFonts w:ascii="Consolas" w:hAnsi="Consolas"/><w:sz w:val="15"/><w:color w:val="0F172A"/></w:rPr><w:t xml:space="preserve">for (int node : path) cout &lt;&lt; node &lt;&lt; &quot; &quot;;</w:t></w:r></w:p><w:p><w:pPr><w:shd w:val="clear" w:color="auto" w:fill="F8FAFC"/><w:spacing w:before="0" w:after="0" w:line="200" w:lineRule="auto"/><w:ind w:left="80" w:right="80"/></w:pPr><w:r><w:rPr><w:rFonts w:ascii="Consolas" w:hAnsi="Consolas"/><w:sz w:val="15"/><w:color w:val="0F172A"/></w:rPr><w:t xml:space="preserve">cout &lt;&lt; endl;</w:t></w:r></w:p><w:p><w:pPr><w:pStyle w:val="Heading3"/></w:pPr><w:r><w:rPr><w:b/><w:sz w:val="19"/><w:color w:val="0369A1"/></w:rPr><w:t>5.5 Floyd-Warshall (All-Pairs Shortest Path)</w:t></w:r></w:p><w:p><w:pPr><w:ind w:left="200"/><w:spacing w:after="20"/></w:pPr><w:r><w:rPr><w:color w:val="2563EB"/></w:rPr><w:t xml:space="preserve">â€¢ </w:t></w:r><w:r><w:t>**Time Complexity:** $O(V^3)$ (Suitable for $N \le 500$)</w:t></w:r></w:p><w:p><w:pPr><w:shd w:val="clear" w:color="auto" w:fill="F8FAFC"/><w:spacing w:before="0" w:after="0" w:line="200" w:lineRule="auto"/><w:ind w:left="80" w:right="80"/></w:pPr><w:r><w:rPr><w:rFonts w:ascii="Consolas" w:hAnsi="Consolas"/><w:sz w:val="15"/><w:color w:val="0F172A"/></w:rPr><w:t xml:space="preserve">for (int k = 0; k &lt; n; ++k)</w:t></w:r></w:p><w:p><w:pPr><w:shd w:val="clear" w:color="auto" w:fill="F8FAFC"/><w:spacing w:before="0" w:after="0" w:line="200" w:lineRule="auto"/><w:ind w:left="80" w:right="80"/></w:pPr><w:r><w:rPr><w:rFonts w:ascii="Consolas" w:hAnsi="Consolas"/><w:sz w:val="15"/><w:color w:val="0F172A"/></w:rPr><w:t xml:space="preserve">    for (int i = 0; i &lt; n; ++i)</w:t></w:r></w:p><w:p><w:pPr><w:shd w:val="clear" w:color="auto" w:fill="F8FAFC"/><w:spacing w:before="0" w:after="0" w:line="200" w:lineRule="auto"/><w:ind w:left="80" w:right="80"/></w:pPr><w:r><w:rPr><w:rFonts w:ascii="Consolas" w:hAnsi="Consolas"/><w:sz w:val="15"/><w:color w:val="0F172A"/></w:rPr><w:t xml:space="preserve">        for (int j = 0; j &lt; n; ++j)</w:t></w:r></w:p><w:p><w:pPr><w:shd w:val="clear" w:color="auto" w:fill="F8FAFC"/><w:spacing w:before="0" w:after="0" w:line="200" w:lineRule="auto"/><w:ind w:left="80" w:right="80"/></w:pPr><w:r><w:rPr><w:rFonts w:ascii="Consolas" w:hAnsi="Consolas"/><w:sz w:val="15"/><w:color w:val="0F172A"/></w:rPr><w:t xml:space="preserve">            if (dist[i][k] &lt; INF &amp;&amp; dist[k][j] &lt; INF)</w:t></w:r></w:p><w:p><w:pPr><w:shd w:val="clear" w:color="auto" w:fill="F8FAFC"/><w:spacing w:before="0" w:after="0" w:line="200" w:lineRule="auto"/><w:ind w:left="80" w:right="80"/></w:pPr><w:r><w:rPr><w:rFonts w:ascii="Consolas" w:hAnsi="Consolas"/><w:sz w:val="15"/><w:color w:val="0F172A"/></w:rPr><w:t xml:space="preserve">                dist[i][j] = min(dist[i][j], dist[i][k] + dist[k][j]);</w:t></w:r></w:p><w:p><w:pPr><w:pBdr><w:bottom w:val="single" w:sz="4" w:space="1" w:color="CBD5E0"/></w:pPr></w:p><w:p><w:pPr><w:pStyle w:val="Heading1"/></w:pPr><w:r><w:rPr><w:b/><w:sz w:val="26"/><w:color w:val="1E3A8A"/></w:rPr><w:t>Section 6: Tree Algorithms</w:t></w:r></w:p><w:p><w:pPr><w:pStyle w:val="Heading3"/></w:pPr><w:r><w:rPr><w:b/><w:sz w:val="19"/><w:color w:val="0369A1"/></w:rPr><w:t>6.1 Tree Diameter via Double BFS</w:t></w:r></w:p><w:p><w:pPr><w:ind w:left="200"/><w:spacing w:after="20"/></w:pPr><w:r><w:rPr><w:color w:val="2563EB"/></w:rPr><w:t xml:space="preserve">â€¢ </w:t></w:r><w:r><w:t>**Trigger Prefix:** `treeDiameter`</w:t></w:r></w:p><w:p><w:pPr><w:ind w:left="200"/><w:spacing w:after="20"/></w:pPr><w:r><w:rPr><w:color w:val="2563EB"/></w:rPr><w:t xml:space="preserve">â€¢ </w:t></w:r><w:r><w:t>**Time Complexity:** $O(V + E)$</w:t></w:r></w:p><w:p><w:pPr><w:ind w:left="200"/><w:spacing w:after="20"/></w:pPr><w:r><w:rPr><w:color w:val="2563EB"/></w:rPr><w:t xml:space="preserve">â€¢ </w:t></w:r><w:r><w:t>**Theorem:** An arbitrary BFS from node 1 finds node $u$ (one endpoint of diameter). A second BFS from $u$ finds node $v$ and the exact diameter length.</w:t></w:r></w:p><w:p><w:pPr><w:shd w:val="clear" w:color="auto" w:fill="F8FAFC"/><w:spacing w:before="0" w:after="0" w:line="200" w:lineRule="auto"/><w:ind w:left="80" w:right="80"/></w:pPr><w:r><w:rPr><w:rFonts w:ascii="Consolas" w:hAnsi="Consolas"/><w:sz w:val="15"/><w:color w:val="0F172A"/></w:rPr><w:t xml:space="preserve">pair&lt;int, int&gt; bfs_farthest(int start, const vector&lt;vector&lt;int&gt;&gt;&amp; adj, int n) {</w:t></w:r></w:p><w:p><w:pPr><w:shd w:val="clear" w:color="auto" w:fill="F8FAFC"/><w:spacing w:before="0" w:after="0" w:line="200" w:lineRule="auto"/><w:ind w:left="80" w:right="80"/></w:pPr><w:r><w:rPr><w:rFonts w:ascii="Consolas" w:hAnsi="Consolas"/><w:sz w:val="15"/><w:color w:val="0F172A"/></w:rPr><w:t xml:space="preserve">    vector&lt;int&gt; dist(n + 1, -1);</w:t></w:r></w:p><w:p><w:pPr><w:shd w:val="clear" w:color="auto" w:fill="F8FAFC"/><w:spacing w:before="0" w:after="0" w:line="200" w:lineRule="auto"/><w:ind w:left="80" w:right="80"/></w:pPr><w:r><w:rPr><w:rFonts w:ascii="Consolas" w:hAnsi="Consolas"/><w:sz w:val="15"/><w:color w:val="0F172A"/></w:rPr><w:t xml:space="preserve">    queue&lt;int&gt; q;</w:t></w:r></w:p><w:p><w:pPr><w:shd w:val="clear" w:color="auto" w:fill="F8FAFC"/><w:spacing w:before="0" w:after="0" w:line="200" w:lineRule="auto"/><w:ind w:left="80" w:right="80"/></w:pPr><w:r><w:rPr><w:rFonts w:ascii="Consolas" w:hAnsi="Consolas"/><w:sz w:val="15"/><w:color w:val="0F172A"/></w:rPr><w:t xml:space="preserve">    q.push(start);</w:t></w:r></w:p><w:p><w:pPr><w:shd w:val="clear" w:color="auto" w:fill="F8FAFC"/><w:spacing w:before="0" w:after="0" w:line="200" w:lineRule="auto"/><w:ind w:left="80" w:right="80"/></w:pPr><w:r><w:rPr><w:rFonts w:ascii="Consolas" w:hAnsi="Consolas"/><w:sz w:val="15"/><w:color w:val="0F172A"/></w:rPr><w:t xml:space="preserve">    dist[start] = 0;</w:t></w:r></w:p><w:p><w:pPr><w:shd w:val="clear" w:color="auto" w:fill="F8FAFC"/><w:spacing w:before="0" w:after="0" w:line="200" w:lineRule="auto"/><w:ind w:left="80" w:right="80"/></w:pPr><w:r><w:rPr><w:rFonts w:ascii="Consolas" w:hAnsi="Consolas"/><w:sz w:val="15"/><w:color w:val="0F172A"/></w:rPr><w:t xml:space="preserve">    int farthest_node = start;</w:t></w:r></w:p><w:p><w:pPr><w:shd w:val="clear" w:color="auto" w:fill="F8FAFC"/><w:spacing w:before="0" w:after="0" w:line="200" w:lineRule="auto"/><w:ind w:left="80" w:right="80"/></w:pPr><w:r><w:rPr><w:rFonts w:ascii="Consolas" w:hAnsi="Consolas"/><w:sz w:val="15"/><w:color w:val="0F172A"/></w:rPr><w:t xml:space="preserve"></w:t></w:r></w:p><w:p><w:pPr><w:shd w:val="clear" w:color="auto" w:fill="F8FAFC"/><w:spacing w:before="0" w:after="0" w:line="200" w:lineRule="auto"/><w:ind w:left="80" w:right="80"/></w:pPr><w:r><w:rPr><w:rFonts w:ascii="Consolas" w:hAnsi="Consolas"/><w:sz w:val="15"/><w:color w:val="0F172A"/></w:rPr><w:t xml:space="preserve">    while (!q.empty()) {</w:t></w:r></w:p><w:p><w:pPr><w:shd w:val="clear" w:color="auto" w:fill="F8FAFC"/><w:spacing w:before="0" w:after="0" w:line="200" w:lineRule="auto"/><w:ind w:left="80" w:right="80"/></w:pPr><w:r><w:rPr><w:rFonts w:ascii="Consolas" w:hAnsi="Consolas"/><w:sz w:val="15"/><w:color w:val="0F172A"/></w:rPr><w:t xml:space="preserve">        int node = q.front(); q.pop();</w:t></w:r></w:p><w:p><w:pPr><w:shd w:val="clear" w:color="auto" w:fill="F8FAFC"/><w:spacing w:before="0" w:after="0" w:line="200" w:lineRule="auto"/><w:ind w:left="80" w:right="80"/></w:pPr><w:r><w:rPr><w:rFonts w:ascii="Consolas" w:hAnsi="Consolas"/><w:sz w:val="15"/><w:color w:val="0F172A"/></w:rPr><w:t xml:space="preserve">        for (int neighbor : adj[node]) {</w:t></w:r></w:p><w:p><w:pPr><w:shd w:val="clear" w:color="auto" w:fill="F8FAFC"/><w:spacing w:before="0" w:after="0" w:line="200" w:lineRule="auto"/><w:ind w:left="80" w:right="80"/></w:pPr><w:r><w:rPr><w:rFonts w:ascii="Consolas" w:hAnsi="Consolas"/><w:sz w:val="15"/><w:color w:val="0F172A"/></w:rPr><w:t xml:space="preserve">            if (dist[neighbor] == -1) {</w:t></w:r></w:p><w:p><w:pPr><w:shd w:val="clear" w:color="auto" w:fill="F8FAFC"/><w:spacing w:before="0" w:after="0" w:line="200" w:lineRule="auto"/><w:ind w:left="80" w:right="80"/></w:pPr><w:r><w:rPr><w:rFonts w:ascii="Consolas" w:hAnsi="Consolas"/><w:sz w:val="15"/><w:color w:val="0F172A"/></w:rPr><w:t xml:space="preserve">                dist[neighbor] = dist[node] + 1;</w:t></w:r></w:p><w:p><w:pPr><w:shd w:val="clear" w:color="auto" w:fill="F8FAFC"/><w:spacing w:before="0" w:after="0" w:line="200" w:lineRule="auto"/><w:ind w:left="80" w:right="80"/></w:pPr><w:r><w:rPr><w:rFonts w:ascii="Consolas" w:hAnsi="Consolas"/><w:sz w:val="15"/><w:color w:val="0F172A"/></w:rPr><w:t xml:space="preserve">                q.push(neighbor);</w:t></w:r></w:p><w:p><w:pPr><w:shd w:val="clear" w:color="auto" w:fill="F8FAFC"/><w:spacing w:before="0" w:after="0" w:line="200" w:lineRule="auto"/><w:ind w:left="80" w:right="80"/></w:pPr><w:r><w:rPr><w:rFonts w:ascii="Consolas" w:hAnsi="Consolas"/><w:sz w:val="15"/><w:color w:val="0F172A"/></w:rPr><w:t xml:space="preserve">                if (dist[neighbor] &gt; dist[farthest_node])</w:t></w:r></w:p><w:p><w:pPr><w:shd w:val="clear" w:color="auto" w:fill="F8FAFC"/><w:spacing w:before="0" w:after="0" w:line="200" w:lineRule="auto"/><w:ind w:left="80" w:right="80"/></w:pPr><w:r><w:rPr><w:rFonts w:ascii="Consolas" w:hAnsi="Consolas"/><w:sz w:val="15"/><w:color w:val="0F172A"/></w:rPr><w:t xml:space="preserve">                    farthest_node = neighbor;</w:t></w:r></w:p><w:p><w:pPr><w:shd w:val="clear" w:color="auto" w:fill="F8FAFC"/><w:spacing w:before="0" w:after="0" w:line="200" w:lineRule="auto"/><w:ind w:left="80" w:right="80"/></w:pPr><w:r><w:rPr><w:rFonts w:ascii="Consolas" w:hAnsi="Consolas"/><w:sz w:val="15"/><w:color w:val="0F172A"/></w:rPr><w:t xml:space="preserve">            }</w:t></w:r></w:p><w:p><w:pPr><w:shd w:val="clear" w:color="auto" w:fill="F8FAFC"/><w:spacing w:before="0" w:after="0" w:line="200" w:lineRule="auto"/><w:ind w:left="80" w:right="80"/></w:pPr><w:r><w:rPr><w:rFonts w:ascii="Consolas" w:hAnsi="Consolas"/><w:sz w:val="15"/><w:color w:val="0F172A"/></w:rPr><w:t xml:space="preserve">        }</w:t></w:r></w:p><w:p><w:pPr><w:shd w:val="clear" w:color="auto" w:fill="F8FAFC"/><w:spacing w:before="0" w:after="0" w:line="200" w:lineRule="auto"/><w:ind w:left="80" w:right="80"/></w:pPr><w:r><w:rPr><w:rFonts w:ascii="Consolas" w:hAnsi="Consolas"/><w:sz w:val="15"/><w:color w:val="0F172A"/></w:rPr><w:t xml:space="preserve">    }</w:t></w:r></w:p><w:p><w:pPr><w:shd w:val="clear" w:color="auto" w:fill="F8FAFC"/><w:spacing w:before="0" w:after="0" w:line="200" w:lineRule="auto"/><w:ind w:left="80" w:right="80"/></w:pPr><w:r><w:rPr><w:rFonts w:ascii="Consolas" w:hAnsi="Consolas"/><w:sz w:val="15"/><w:color w:val="0F172A"/></w:rPr><w:t xml:space="preserve">    return {farthest_node, dist[farthest_node]};</w:t></w:r></w:p><w:p><w:pPr><w:shd w:val="clear" w:color="auto" w:fill="F8FAFC"/><w:spacing w:before="0" w:after="0" w:line="200" w:lineRule="auto"/><w:ind w:left="80" w:right="80"/></w:pPr><w:r><w:rPr><w:rFonts w:ascii="Consolas" w:hAnsi="Consolas"/><w:sz w:val="15"/><w:color w:val="0F172A"/></w:rPr><w:t xml:space="preserve">}</w:t></w:r></w:p><w:p><w:pPr><w:shd w:val="clear" w:color="auto" w:fill="F8FAFC"/><w:spacing w:before="0" w:after="0" w:line="200" w:lineRule="auto"/><w:ind w:left="80" w:right="80"/></w:pPr><w:r><w:rPr><w:rFonts w:ascii="Consolas" w:hAnsi="Consolas"/><w:sz w:val="15"/><w:color w:val="0F172A"/></w:rPr><w:t xml:space="preserve"></w:t></w:r></w:p><w:p><w:pPr><w:shd w:val="clear" w:color="auto" w:fill="F8FAFC"/><w:spacing w:before="0" w:after="0" w:line="200" w:lineRule="auto"/><w:ind w:left="80" w:right="80"/></w:pPr><w:r><w:rPr><w:rFonts w:ascii="Consolas" w:hAnsi="Consolas"/><w:sz w:val="15"/><w:color w:val="0F172A"/></w:rPr><w:t xml:space="preserve">signed main() {</w:t></w:r></w:p><w:p><w:pPr><w:shd w:val="clear" w:color="auto" w:fill="F8FAFC"/><w:spacing w:before="0" w:after="0" w:line="200" w:lineRule="auto"/><w:ind w:left="80" w:right="80"/></w:pPr><w:r><w:rPr><w:rFonts w:ascii="Consolas" w:hAnsi="Consolas"/><w:sz w:val="15"/><w:color w:val="0F172A"/></w:rPr><w:t xml:space="preserve">    fastIO();</w:t></w:r></w:p><w:p><w:pPr><w:shd w:val="clear" w:color="auto" w:fill="F8FAFC"/><w:spacing w:before="0" w:after="0" w:line="200" w:lineRule="auto"/><w:ind w:left="80" w:right="80"/></w:pPr><w:r><w:rPr><w:rFonts w:ascii="Consolas" w:hAnsi="Consolas"/><w:sz w:val="15"/><w:color w:val="0F172A"/></w:rPr><w:t xml:space="preserve">    int n; cin &gt;&gt; n;</w:t></w:r></w:p><w:p><w:pPr><w:shd w:val="clear" w:color="auto" w:fill="F8FAFC"/><w:spacing w:before="0" w:after="0" w:line="200" w:lineRule="auto"/><w:ind w:left="80" w:right="80"/></w:pPr><w:r><w:rPr><w:rFonts w:ascii="Consolas" w:hAnsi="Consolas"/><w:sz w:val="15"/><w:color w:val="0F172A"/></w:rPr><w:t xml:space="preserve">    vector&lt;vector&lt;int&gt;&gt; adj(n + 1);</w:t></w:r></w:p><w:p><w:pPr><w:shd w:val="clear" w:color="auto" w:fill="F8FAFC"/><w:spacing w:before="0" w:after="0" w:line="200" w:lineRule="auto"/><w:ind w:left="80" w:right="80"/></w:pPr><w:r><w:rPr><w:rFonts w:ascii="Consolas" w:hAnsi="Consolas"/><w:sz w:val="15"/><w:color w:val="0F172A"/></w:rPr><w:t xml:space="preserve">    for (int i = 0; i &lt; n - 1; ++i) {</w:t></w:r></w:p><w:p><w:pPr><w:shd w:val="clear" w:color="auto" w:fill="F8FAFC"/><w:spacing w:before="0" w:after="0" w:line="200" w:lineRule="auto"/><w:ind w:left="80" w:right="80"/></w:pPr><w:r><w:rPr><w:rFonts w:ascii="Consolas" w:hAnsi="Consolas"/><w:sz w:val="15"/><w:color w:val="0F172A"/></w:rPr><w:t xml:space="preserve">        int u, v; cin &gt;&gt; u &gt;&gt; v;</w:t></w:r></w:p><w:p><w:pPr><w:shd w:val="clear" w:color="auto" w:fill="F8FAFC"/><w:spacing w:before="0" w:after="0" w:line="200" w:lineRule="auto"/><w:ind w:left="80" w:right="80"/></w:pPr><w:r><w:rPr><w:rFonts w:ascii="Consolas" w:hAnsi="Consolas"/><w:sz w:val="15"/><w:color w:val="0F172A"/></w:rPr><w:t xml:space="preserve">        adj[u].push_back(v); adj[v].push_back(u);</w:t></w:r></w:p><w:p><w:pPr><w:shd w:val="clear" w:color="auto" w:fill="F8FAFC"/><w:spacing w:before="0" w:after="0" w:line="200" w:lineRule="auto"/><w:ind w:left="80" w:right="80"/></w:pPr><w:r><w:rPr><w:rFonts w:ascii="Consolas" w:hAnsi="Consolas"/><w:sz w:val="15"/><w:color w:val="0F172A"/></w:rPr><w:t xml:space="preserve">    }</w:t></w:r></w:p><w:p><w:pPr><w:shd w:val="clear" w:color="auto" w:fill="F8FAFC"/><w:spacing w:before="0" w:after="0" w:line="200" w:lineRule="auto"/><w:ind w:left="80" w:right="80"/></w:pPr><w:r><w:rPr><w:rFonts w:ascii="Consolas" w:hAnsi="Consolas"/><w:sz w:val="15"/><w:color w:val="0F172A"/></w:rPr><w:t xml:space="preserve">    int far1 = bfs_farthest(1, adj, n).first;</w:t></w:r></w:p><w:p><w:pPr><w:shd w:val="clear" w:color="auto" w:fill="F8FAFC"/><w:spacing w:before="0" w:after="0" w:line="200" w:lineRule="auto"/><w:ind w:left="80" w:right="80"/></w:pPr><w:r><w:rPr><w:rFonts w:ascii="Consolas" w:hAnsi="Consolas"/><w:sz w:val="15"/><w:color w:val="0F172A"/></w:rPr><w:t xml:space="preserve">    int diameter = bfs_farthest(far1, adj, n).second;</w:t></w:r></w:p><w:p><w:pPr><w:shd w:val="clear" w:color="auto" w:fill="F8FAFC"/><w:spacing w:before="0" w:after="0" w:line="200" w:lineRule="auto"/><w:ind w:left="80" w:right="80"/></w:pPr><w:r><w:rPr><w:rFonts w:ascii="Consolas" w:hAnsi="Consolas"/><w:sz w:val="15"/><w:color w:val="0F172A"/></w:rPr><w:t xml:space="preserve">    cout &lt;&lt; diameter &lt;&lt; &apos;\n&apos;;</w:t></w:r></w:p><w:p><w:pPr><w:shd w:val="clear" w:color="auto" w:fill="F8FAFC"/><w:spacing w:before="0" w:after="0" w:line="200" w:lineRule="auto"/><w:ind w:left="80" w:right="80"/></w:pPr><w:r><w:rPr><w:rFonts w:ascii="Consolas" w:hAnsi="Consolas"/><w:sz w:val="15"/><w:color w:val="0F172A"/></w:rPr><w:t xml:space="preserve">}</w:t></w:r></w:p><w:p><w:pPr><w:pBdr><w:bottom w:val="single" w:sz="4" w:space="1" w:color="CBD5E0"/></w:pPr></w:p><w:p><w:pPr><w:pStyle w:val="Heading1"/></w:pPr><w:r><w:rPr><w:b/><w:sz w:val="26"/><w:color w:val="1E3A8A"/></w:rPr><w:t>Section 7: Data Structures (DSU, Fenwick &amp; Segment Tree)</w:t></w:r></w:p><w:p><w:pPr><w:pStyle w:val="Heading3"/></w:pPr><w:r><w:rPr><w:b/><w:sz w:val="19"/><w:color w:val="0369A1"/></w:rPr><w:t>7.1 Disjoint Set Union (Union by Size)</w:t></w:r></w:p><w:p><w:pPr><w:ind w:left="200"/><w:spacing w:after="20"/></w:pPr><w:r><w:rPr><w:color w:val="2563EB"/></w:rPr><w:t xml:space="preserve">â€¢ </w:t></w:r><w:r><w:t>**Trigger Prefix:** `dsu-size`</w:t></w:r></w:p><w:p><w:pPr><w:ind w:left="200"/><w:spacing w:after="20"/></w:pPr><w:r><w:rPr><w:color w:val="2563EB"/></w:rPr><w:t xml:space="preserve">â€¢ </w:t></w:r><w:r><w:t>**Time Complexity:** $O(\alpha(N)) \approx O(1)$ per operation</w:t></w:r></w:p><w:p><w:pPr><w:shd w:val="clear" w:color="auto" w:fill="F8FAFC"/><w:spacing w:before="0" w:after="0" w:line="200" w:lineRule="auto"/><w:ind w:left="80" w:right="80"/></w:pPr><w:r><w:rPr><w:rFonts w:ascii="Consolas" w:hAnsi="Consolas"/><w:sz w:val="15"/><w:color w:val="0F172A"/></w:rPr><w:t xml:space="preserve">// Union by size</w:t></w:r></w:p><w:p><w:pPr><w:shd w:val="clear" w:color="auto" w:fill="F8FAFC"/><w:spacing w:before="0" w:after="0" w:line="200" w:lineRule="auto"/><w:ind w:left="80" w:right="80"/></w:pPr><w:r><w:rPr><w:rFonts w:ascii="Consolas" w:hAnsi="Consolas"/><w:sz w:val="15"/><w:color w:val="0F172A"/></w:rPr><w:t xml:space="preserve">class DisjointSet {</w:t></w:r></w:p><w:p><w:pPr><w:shd w:val="clear" w:color="auto" w:fill="F8FAFC"/><w:spacing w:before="0" w:after="0" w:line="200" w:lineRule="auto"/><w:ind w:left="80" w:right="80"/></w:pPr><w:r><w:rPr><w:rFonts w:ascii="Consolas" w:hAnsi="Consolas"/><w:sz w:val="15"/><w:color w:val="0F172A"/></w:rPr><w:t xml:space="preserve">    vector&lt;int&gt; rank, parent, size;</w:t></w:r></w:p><w:p><w:pPr><w:shd w:val="clear" w:color="auto" w:fill="F8FAFC"/><w:spacing w:before="0" w:after="0" w:line="200" w:lineRule="auto"/><w:ind w:left="80" w:right="80"/></w:pPr><w:r><w:rPr><w:rFonts w:ascii="Consolas" w:hAnsi="Consolas"/><w:sz w:val="15"/><w:color w:val="0F172A"/></w:rPr><w:t xml:space="preserve"></w:t></w:r></w:p><w:p><w:pPr><w:shd w:val="clear" w:color="auto" w:fill="F8FAFC"/><w:spacing w:before="0" w:after="0" w:line="200" w:lineRule="auto"/><w:ind w:left="80" w:right="80"/></w:pPr><w:r><w:rPr><w:rFonts w:ascii="Consolas" w:hAnsi="Consolas"/><w:sz w:val="15"/><w:color w:val="0F172A"/></w:rPr><w:t xml:space="preserve">public:</w:t></w:r></w:p><w:p><w:pPr><w:shd w:val="clear" w:color="auto" w:fill="F8FAFC"/><w:spacing w:before="0" w:after="0" w:line="200" w:lineRule="auto"/><w:ind w:left="80" w:right="80"/></w:pPr><w:r><w:rPr><w:rFonts w:ascii="Consolas" w:hAnsi="Consolas"/><w:sz w:val="15"/><w:color w:val="0F172A"/></w:rPr><w:t xml:space="preserve">    DisjointSet(int n) {</w:t></w:r></w:p><w:p><w:pPr><w:shd w:val="clear" w:color="auto" w:fill="F8FAFC"/><w:spacing w:before="0" w:after="0" w:line="200" w:lineRule="auto"/><w:ind w:left="80" w:right="80"/></w:pPr><w:r><w:rPr><w:rFonts w:ascii="Consolas" w:hAnsi="Consolas"/><w:sz w:val="15"/><w:color w:val="0F172A"/></w:rPr><w:t xml:space="preserve">        rank.resize(n + 1, 0);</w:t></w:r></w:p><w:p><w:pPr><w:shd w:val="clear" w:color="auto" w:fill="F8FAFC"/><w:spacing w:before="0" w:after="0" w:line="200" w:lineRule="auto"/><w:ind w:left="80" w:right="80"/></w:pPr><w:r><w:rPr><w:rFonts w:ascii="Consolas" w:hAnsi="Consolas"/><w:sz w:val="15"/><w:color w:val="0F172A"/></w:rPr><w:t xml:space="preserve">        parent.resize(n + 1);</w:t></w:r></w:p><w:p><w:pPr><w:shd w:val="clear" w:color="auto" w:fill="F8FAFC"/><w:spacing w:before="0" w:after="0" w:line="200" w:lineRule="auto"/><w:ind w:left="80" w:right="80"/></w:pPr><w:r><w:rPr><w:rFonts w:ascii="Consolas" w:hAnsi="Consolas"/><w:sz w:val="15"/><w:color w:val="0F172A"/></w:rPr><w:t xml:space="preserve">        size.resize(n + 1, 1);</w:t></w:r></w:p><w:p><w:pPr><w:shd w:val="clear" w:color="auto" w:fill="F8FAFC"/><w:spacing w:before="0" w:after="0" w:line="200" w:lineRule="auto"/><w:ind w:left="80" w:right="80"/></w:pPr><w:r><w:rPr><w:rFonts w:ascii="Consolas" w:hAnsi="Consolas"/><w:sz w:val="15"/><w:color w:val="0F172A"/></w:rPr><w:t xml:space="preserve">        for (int i = 0; i &lt;= n; i++) parent[i] = i;</w:t></w:r></w:p><w:p><w:pPr><w:shd w:val="clear" w:color="auto" w:fill="F8FAFC"/><w:spacing w:before="0" w:after="0" w:line="200" w:lineRule="auto"/><w:ind w:left="80" w:right="80"/></w:pPr><w:r><w:rPr><w:rFonts w:ascii="Consolas" w:hAnsi="Consolas"/><w:sz w:val="15"/><w:color w:val="0F172A"/></w:rPr><w:t xml:space="preserve">    }</w:t></w:r></w:p><w:p><w:pPr><w:shd w:val="clear" w:color="auto" w:fill="F8FAFC"/><w:spacing w:before="0" w:after="0" w:line="200" w:lineRule="auto"/><w:ind w:left="80" w:right="80"/></w:pPr><w:r><w:rPr><w:rFonts w:ascii="Consolas" w:hAnsi="Consolas"/><w:sz w:val="15"/><w:color w:val="0F172A"/></w:rPr><w:t xml:space="preserve"></w:t></w:r></w:p><w:p><w:pPr><w:shd w:val="clear" w:color="auto" w:fill="F8FAFC"/><w:spacing w:before="0" w:after="0" w:line="200" w:lineRule="auto"/><w:ind w:left="80" w:right="80"/></w:pPr><w:r><w:rPr><w:rFonts w:ascii="Consolas" w:hAnsi="Consolas"/><w:sz w:val="15"/><w:color w:val="0F172A"/></w:rPr><w:t xml:space="preserve">    int findUPar(int node) {</w:t></w:r></w:p><w:p><w:pPr><w:shd w:val="clear" w:color="auto" w:fill="F8FAFC"/><w:spacing w:before="0" w:after="0" w:line="200" w:lineRule="auto"/><w:ind w:left="80" w:right="80"/></w:pPr><w:r><w:rPr><w:rFonts w:ascii="Consolas" w:hAnsi="Consolas"/><w:sz w:val="15"/><w:color w:val="0F172A"/></w:rPr><w:t xml:space="preserve">        if (node == parent[node]) return node;</w:t></w:r></w:p><w:p><w:pPr><w:shd w:val="clear" w:color="auto" w:fill="F8FAFC"/><w:spacing w:before="0" w:after="0" w:line="200" w:lineRule="auto"/><w:ind w:left="80" w:right="80"/></w:pPr><w:r><w:rPr><w:rFonts w:ascii="Consolas" w:hAnsi="Consolas"/><w:sz w:val="15"/><w:color w:val="0F172A"/></w:rPr><w:t xml:space="preserve">        return parent[node] = findUPar(parent[node]);</w:t></w:r></w:p><w:p><w:pPr><w:shd w:val="clear" w:color="auto" w:fill="F8FAFC"/><w:spacing w:before="0" w:after="0" w:line="200" w:lineRule="auto"/><w:ind w:left="80" w:right="80"/></w:pPr><w:r><w:rPr><w:rFonts w:ascii="Consolas" w:hAnsi="Consolas"/><w:sz w:val="15"/><w:color w:val="0F172A"/></w:rPr><w:t xml:space="preserve">    }</w:t></w:r></w:p><w:p><w:pPr><w:shd w:val="clear" w:color="auto" w:fill="F8FAFC"/><w:spacing w:before="0" w:after="0" w:line="200" w:lineRule="auto"/><w:ind w:left="80" w:right="80"/></w:pPr><w:r><w:rPr><w:rFonts w:ascii="Consolas" w:hAnsi="Consolas"/><w:sz w:val="15"/><w:color w:val="0F172A"/></w:rPr><w:t xml:space="preserve"></w:t></w:r></w:p><w:p><w:pPr><w:shd w:val="clear" w:color="auto" w:fill="F8FAFC"/><w:spacing w:before="0" w:after="0" w:line="200" w:lineRule="auto"/><w:ind w:left="80" w:right="80"/></w:pPr><w:r><w:rPr><w:rFonts w:ascii="Consolas" w:hAnsi="Consolas"/><w:sz w:val="15"/><w:color w:val="0F172A"/></w:rPr><w:t xml:space="preserve">    void unionBySize(int u, int v) {</w:t></w:r></w:p><w:p><w:pPr><w:shd w:val="clear" w:color="auto" w:fill="F8FAFC"/><w:spacing w:before="0" w:after="0" w:line="200" w:lineRule="auto"/><w:ind w:left="80" w:right="80"/></w:pPr><w:r><w:rPr><w:rFonts w:ascii="Consolas" w:hAnsi="Consolas"/><w:sz w:val="15"/><w:color w:val="0F172A"/></w:rPr><w:t xml:space="preserve">        int ulpU = findUPar(u), ulpV = findUPar(v);</w:t></w:r></w:p><w:p><w:pPr><w:shd w:val="clear" w:color="auto" w:fill="F8FAFC"/><w:spacing w:before="0" w:after="0" w:line="200" w:lineRule="auto"/><w:ind w:left="80" w:right="80"/></w:pPr><w:r><w:rPr><w:rFonts w:ascii="Consolas" w:hAnsi="Consolas"/><w:sz w:val="15"/><w:color w:val="0F172A"/></w:rPr><w:t xml:space="preserve">        if (ulpU == ulpV) return;</w:t></w:r></w:p><w:p><w:pPr><w:shd w:val="clear" w:color="auto" w:fill="F8FAFC"/><w:spacing w:before="0" w:after="0" w:line="200" w:lineRule="auto"/><w:ind w:left="80" w:right="80"/></w:pPr><w:r><w:rPr><w:rFonts w:ascii="Consolas" w:hAnsi="Consolas"/><w:sz w:val="15"/><w:color w:val="0F172A"/></w:rPr><w:t xml:space="preserve">        if (size[ulpU] &lt; size[ulpV]) {</w:t></w:r></w:p><w:p><w:pPr><w:shd w:val="clear" w:color="auto" w:fill="F8FAFC"/><w:spacing w:before="0" w:after="0" w:line="200" w:lineRule="auto"/><w:ind w:left="80" w:right="80"/></w:pPr><w:r><w:rPr><w:rFonts w:ascii="Consolas" w:hAnsi="Consolas"/><w:sz w:val="15"/><w:color w:val="0F172A"/></w:rPr><w:t xml:space="preserve">            parent[ulpU] = ulpV;</w:t></w:r></w:p><w:p><w:pPr><w:shd w:val="clear" w:color="auto" w:fill="F8FAFC"/><w:spacing w:before="0" w:after="0" w:line="200" w:lineRule="auto"/><w:ind w:left="80" w:right="80"/></w:pPr><w:r><w:rPr><w:rFonts w:ascii="Consolas" w:hAnsi="Consolas"/><w:sz w:val="15"/><w:color w:val="0F172A"/></w:rPr><w:t xml:space="preserve">            size[ulpV] += size[ulpU];</w:t></w:r></w:p><w:p><w:pPr><w:shd w:val="clear" w:color="auto" w:fill="F8FAFC"/><w:spacing w:before="0" w:after="0" w:line="200" w:lineRule="auto"/><w:ind w:left="80" w:right="80"/></w:pPr><w:r><w:rPr><w:rFonts w:ascii="Consolas" w:hAnsi="Consolas"/><w:sz w:val="15"/><w:color w:val="0F172A"/></w:rPr><w:t xml:space="preserve">        } else {</w:t></w:r></w:p><w:p><w:pPr><w:shd w:val="clear" w:color="auto" w:fill="F8FAFC"/><w:spacing w:before="0" w:after="0" w:line="200" w:lineRule="auto"/><w:ind w:left="80" w:right="80"/></w:pPr><w:r><w:rPr><w:rFonts w:ascii="Consolas" w:hAnsi="Consolas"/><w:sz w:val="15"/><w:color w:val="0F172A"/></w:rPr><w:t xml:space="preserve">            parent[ulpV] = ulpU;</w:t></w:r></w:p><w:p><w:pPr><w:shd w:val="clear" w:color="auto" w:fill="F8FAFC"/><w:spacing w:before="0" w:after="0" w:line="200" w:lineRule="auto"/><w:ind w:left="80" w:right="80"/></w:pPr><w:r><w:rPr><w:rFonts w:ascii="Consolas" w:hAnsi="Consolas"/><w:sz w:val="15"/><w:color w:val="0F172A"/></w:rPr><w:t xml:space="preserve">            size[ulpU] += size[ulpV];</w:t></w:r></w:p><w:p><w:pPr><w:shd w:val="clear" w:color="auto" w:fill="F8FAFC"/><w:spacing w:before="0" w:after="0" w:line="200" w:lineRule="auto"/><w:ind w:left="80" w:right="80"/></w:pPr><w:r><w:rPr><w:rFonts w:ascii="Consolas" w:hAnsi="Consolas"/><w:sz w:val="15"/><w:color w:val="0F172A"/></w:rPr><w:t xml:space="preserve">        }</w:t></w:r></w:p><w:p><w:pPr><w:shd w:val="clear" w:color="auto" w:fill="F8FAFC"/><w:spacing w:before="0" w:after="0" w:line="200" w:lineRule="auto"/><w:ind w:left="80" w:right="80"/></w:pPr><w:r><w:rPr><w:rFonts w:ascii="Consolas" w:hAnsi="Consolas"/><w:sz w:val="15"/><w:color w:val="0F172A"/></w:rPr><w:t xml:space="preserve">    }</w:t></w:r></w:p><w:p><w:pPr><w:shd w:val="clear" w:color="auto" w:fill="F8FAFC"/><w:spacing w:before="0" w:after="0" w:line="200" w:lineRule="auto"/><w:ind w:left="80" w:right="80"/></w:pPr><w:r><w:rPr><w:rFonts w:ascii="Consolas" w:hAnsi="Consolas"/><w:sz w:val="15"/><w:color w:val="0F172A"/></w:rPr><w:t xml:space="preserve"></w:t></w:r></w:p><w:p><w:pPr><w:shd w:val="clear" w:color="auto" w:fill="F8FAFC"/><w:spacing w:before="0" w:after="0" w:line="200" w:lineRule="auto"/><w:ind w:left="80" w:right="80"/></w:pPr><w:r><w:rPr><w:rFonts w:ascii="Consolas" w:hAnsi="Consolas"/><w:sz w:val="15"/><w:color w:val="0F172A"/></w:rPr><w:t xml:space="preserve">    bool connected(int u, int v) {</w:t></w:r></w:p><w:p><w:pPr><w:shd w:val="clear" w:color="auto" w:fill="F8FAFC"/><w:spacing w:before="0" w:after="0" w:line="200" w:lineRule="auto"/><w:ind w:left="80" w:right="80"/></w:pPr><w:r><w:rPr><w:rFonts w:ascii="Consolas" w:hAnsi="Consolas"/><w:sz w:val="15"/><w:color w:val="0F172A"/></w:rPr><w:t xml:space="preserve">        return findUPar(u) == findUPar(v);</w:t></w:r></w:p><w:p><w:pPr><w:shd w:val="clear" w:color="auto" w:fill="F8FAFC"/><w:spacing w:before="0" w:after="0" w:line="200" w:lineRule="auto"/><w:ind w:left="80" w:right="80"/></w:pPr><w:r><w:rPr><w:rFonts w:ascii="Consolas" w:hAnsi="Consolas"/><w:sz w:val="15"/><w:color w:val="0F172A"/></w:rPr><w:t xml:space="preserve">    }</w:t></w:r></w:p><w:p><w:pPr><w:shd w:val="clear" w:color="auto" w:fill="F8FAFC"/><w:spacing w:before="0" w:after="0" w:line="200" w:lineRule="auto"/><w:ind w:left="80" w:right="80"/></w:pPr><w:r><w:rPr><w:rFonts w:ascii="Consolas" w:hAnsi="Consolas"/><w:sz w:val="15"/><w:color w:val="0F172A"/></w:rPr><w:t xml:space="preserve">};</w:t></w:r></w:p><w:p><w:pPr><w:pStyle w:val="Heading3"/></w:pPr><w:r><w:rPr><w:b/><w:sz w:val="19"/><w:color w:val="0369A1"/></w:rPr><w:t>7.2 Fenwick Tree (BIT: Sum &amp; Range Average)</w:t></w:r></w:p><w:p><w:pPr><w:ind w:left="200"/><w:spacing w:after="20"/></w:pPr><w:r><w:rPr><w:color w:val="2563EB"/></w:rPr><w:t xml:space="preserve">â€¢ </w:t></w:r><w:r><w:t>**Time Complexity:** $O(\log N)$ query and update, $O(N)$ memory.</w:t></w:r></w:p><w:p><w:pPr><w:ind w:left="200"/><w:spacing w:after="20"/></w:pPr><w:r><w:rPr><w:color w:val="2563EB"/></w:rPr><w:t xml:space="preserve">â€¢ </w:t></w:r><w:r><w:t>**Average Property:** Average is easily computed as `sum / (r - l + 1)`.</w:t></w:r></w:p><w:p><w:pPr><w:shd w:val="clear" w:color="auto" w:fill="F8FAFC"/><w:spacing w:before="0" w:after="0" w:line="200" w:lineRule="auto"/><w:ind w:left="80" w:right="80"/></w:pPr><w:r><w:rPr><w:rFonts w:ascii="Consolas" w:hAnsi="Consolas"/><w:sz w:val="15"/><w:color w:val="0F172A"/></w:rPr><w:t xml:space="preserve">struct Fenwick {</w:t></w:r></w:p><w:p><w:pPr><w:shd w:val="clear" w:color="auto" w:fill="F8FAFC"/><w:spacing w:before="0" w:after="0" w:line="200" w:lineRule="auto"/><w:ind w:left="80" w:right="80"/></w:pPr><w:r><w:rPr><w:rFonts w:ascii="Consolas" w:hAnsi="Consolas"/><w:sz w:val="15"/><w:color w:val="0F172A"/></w:rPr><w:t xml:space="preserve">    int n; vector&lt;int&gt; bit;</w:t></w:r></w:p><w:p><w:pPr><w:shd w:val="clear" w:color="auto" w:fill="F8FAFC"/><w:spacing w:before="0" w:after="0" w:line="200" w:lineRule="auto"/><w:ind w:left="80" w:right="80"/></w:pPr><w:r><w:rPr><w:rFonts w:ascii="Consolas" w:hAnsi="Consolas"/><w:sz w:val="15"/><w:color w:val="0F172A"/></w:rPr><w:t xml:space="preserve">    Fenwick(int n) : n(n), bit(n + 1, 0) {}</w:t></w:r></w:p><w:p><w:pPr><w:shd w:val="clear" w:color="auto" w:fill="F8FAFC"/><w:spacing w:before="0" w:after="0" w:line="200" w:lineRule="auto"/><w:ind w:left="80" w:right="80"/></w:pPr><w:r><w:rPr><w:rFonts w:ascii="Consolas" w:hAnsi="Consolas"/><w:sz w:val="15"/><w:color w:val="0F172A"/></w:rPr><w:t xml:space="preserve"></w:t></w:r></w:p><w:p><w:pPr><w:shd w:val="clear" w:color="auto" w:fill="F8FAFC"/><w:spacing w:before="0" w:after="0" w:line="200" w:lineRule="auto"/><w:ind w:left="80" w:right="80"/></w:pPr><w:r><w:rPr><w:rFonts w:ascii="Consolas" w:hAnsi="Consolas"/><w:sz w:val="15"/><w:color w:val="0F172A"/></w:rPr><w:t xml:space="preserve">    void add(int idx, int val) { // add val at index idx (1-based)</w:t></w:r></w:p><w:p><w:pPr><w:shd w:val="clear" w:color="auto" w:fill="F8FAFC"/><w:spacing w:before="0" w:after="0" w:line="200" w:lineRule="auto"/><w:ind w:left="80" w:right="80"/></w:pPr><w:r><w:rPr><w:rFonts w:ascii="Consolas" w:hAnsi="Consolas"/><w:sz w:val="15"/><w:color w:val="0F172A"/></w:rPr><w:t xml:space="preserve">        for (; idx &lt;= n; idx += idx &amp; -idx) bit[idx] += val;</w:t></w:r></w:p><w:p><w:pPr><w:shd w:val="clear" w:color="auto" w:fill="F8FAFC"/><w:spacing w:before="0" w:after="0" w:line="200" w:lineRule="auto"/><w:ind w:left="80" w:right="80"/></w:pPr><w:r><w:rPr><w:rFonts w:ascii="Consolas" w:hAnsi="Consolas"/><w:sz w:val="15"/><w:color w:val="0F172A"/></w:rPr><w:t xml:space="preserve">    }</w:t></w:r></w:p><w:p><w:pPr><w:shd w:val="clear" w:color="auto" w:fill="F8FAFC"/><w:spacing w:before="0" w:after="0" w:line="200" w:lineRule="auto"/><w:ind w:left="80" w:right="80"/></w:pPr><w:r><w:rPr><w:rFonts w:ascii="Consolas" w:hAnsi="Consolas"/><w:sz w:val="15"/><w:color w:val="0F172A"/></w:rPr><w:t xml:space="preserve"></w:t></w:r></w:p><w:p><w:pPr><w:shd w:val="clear" w:color="auto" w:fill="F8FAFC"/><w:spacing w:before="0" w:after="0" w:line="200" w:lineRule="auto"/><w:ind w:left="80" w:right="80"/></w:pPr><w:r><w:rPr><w:rFonts w:ascii="Consolas" w:hAnsi="Consolas"/><w:sz w:val="15"/><w:color w:val="0F172A"/></w:rPr><w:t xml:space="preserve">    int query(int idx) { // prefix sum [1, idx]</w:t></w:r></w:p><w:p><w:pPr><w:shd w:val="clear" w:color="auto" w:fill="F8FAFC"/><w:spacing w:before="0" w:after="0" w:line="200" w:lineRule="auto"/><w:ind w:left="80" w:right="80"/></w:pPr><w:r><w:rPr><w:rFonts w:ascii="Consolas" w:hAnsi="Consolas"/><w:sz w:val="15"/><w:color w:val="0F172A"/></w:rPr><w:t xml:space="preserve">        int sum = 0;</w:t></w:r></w:p><w:p><w:pPr><w:shd w:val="clear" w:color="auto" w:fill="F8FAFC"/><w:spacing w:before="0" w:after="0" w:line="200" w:lineRule="auto"/><w:ind w:left="80" w:right="80"/></w:pPr><w:r><w:rPr><w:rFonts w:ascii="Consolas" w:hAnsi="Consolas"/><w:sz w:val="15"/><w:color w:val="0F172A"/></w:rPr><w:t xml:space="preserve">        for (; idx &gt; 0; idx -= idx &amp; -idx) sum += bit[idx];</w:t></w:r></w:p><w:p><w:pPr><w:shd w:val="clear" w:color="auto" w:fill="F8FAFC"/><w:spacing w:before="0" w:after="0" w:line="200" w:lineRule="auto"/><w:ind w:left="80" w:right="80"/></w:pPr><w:r><w:rPr><w:rFonts w:ascii="Consolas" w:hAnsi="Consolas"/><w:sz w:val="15"/><w:color w:val="0F172A"/></w:rPr><w:t xml:space="preserve">        return sum;</w:t></w:r></w:p><w:p><w:pPr><w:shd w:val="clear" w:color="auto" w:fill="F8FAFC"/><w:spacing w:before="0" w:after="0" w:line="200" w:lineRule="auto"/><w:ind w:left="80" w:right="80"/></w:pPr><w:r><w:rPr><w:rFonts w:ascii="Consolas" w:hAnsi="Consolas"/><w:sz w:val="15"/><w:color w:val="0F172A"/></w:rPr><w:t xml:space="preserve">    }</w:t></w:r></w:p><w:p><w:pPr><w:shd w:val="clear" w:color="auto" w:fill="F8FAFC"/><w:spacing w:before="0" w:after="0" w:line="200" w:lineRule="auto"/><w:ind w:left="80" w:right="80"/></w:pPr><w:r><w:rPr><w:rFonts w:ascii="Consolas" w:hAnsi="Consolas"/><w:sz w:val="15"/><w:color w:val="0F172A"/></w:rPr><w:t xml:space="preserve"></w:t></w:r></w:p><w:p><w:pPr><w:shd w:val="clear" w:color="auto" w:fill="F8FAFC"/><w:spacing w:before="0" w:after="0" w:line="200" w:lineRule="auto"/><w:ind w:left="80" w:right="80"/></w:pPr><w:r><w:rPr><w:rFonts w:ascii="Consolas" w:hAnsi="Consolas"/><w:sz w:val="15"/><w:color w:val="0F172A"/></w:rPr><w:t xml:space="preserve">    int range_query(int l, int r) { return query(r) - query(l - 1); }</w:t></w:r></w:p><w:p><w:pPr><w:shd w:val="clear" w:color="auto" w:fill="F8FAFC"/><w:spacing w:before="0" w:after="0" w:line="200" w:lineRule="auto"/><w:ind w:left="80" w:right="80"/></w:pPr><w:r><w:rPr><w:rFonts w:ascii="Consolas" w:hAnsi="Consolas"/><w:sz w:val="15"/><w:color w:val="0F172A"/></w:rPr><w:t xml:space="preserve"></w:t></w:r></w:p><w:p><w:pPr><w:shd w:val="clear" w:color="auto" w:fill="F8FAFC"/><w:spacing w:before="0" w:after="0" w:line="200" w:lineRule="auto"/><w:ind w:left="80" w:right="80"/></w:pPr><w:r><w:rPr><w:rFonts w:ascii="Consolas" w:hAnsi="Consolas"/><w:sz w:val="15"/><w:color w:val="0F172A"/></w:rPr><w:t xml:space="preserve">    // Range Average (Integer &amp; Decimal): average = sum / number_of_elements</w:t></w:r></w:p><w:p><w:pPr><w:shd w:val="clear" w:color="auto" w:fill="F8FAFC"/><w:spacing w:before="0" w:after="0" w:line="200" w:lineRule="auto"/><w:ind w:left="80" w:right="80"/></w:pPr><w:r><w:rPr><w:rFonts w:ascii="Consolas" w:hAnsi="Consolas"/><w:sz w:val="15"/><w:color w:val="0F172A"/></w:rPr><w:t xml:space="preserve">    int avg(int l, int r) { // Integer average</w:t></w:r></w:p><w:p><w:pPr><w:shd w:val="clear" w:color="auto" w:fill="F8FAFC"/><w:spacing w:before="0" w:after="0" w:line="200" w:lineRule="auto"/><w:ind w:left="80" w:right="80"/></w:pPr><w:r><w:rPr><w:rFonts w:ascii="Consolas" w:hAnsi="Consolas"/><w:sz w:val="15"/><w:color w:val="0F172A"/></w:rPr><w:t xml:space="preserve">        return range_query(l, r) / (r - l + 1);</w:t></w:r></w:p><w:p><w:pPr><w:shd w:val="clear" w:color="auto" w:fill="F8FAFC"/><w:spacing w:before="0" w:after="0" w:line="200" w:lineRule="auto"/><w:ind w:left="80" w:right="80"/></w:pPr><w:r><w:rPr><w:rFonts w:ascii="Consolas" w:hAnsi="Consolas"/><w:sz w:val="15"/><w:color w:val="0F172A"/></w:rPr><w:t xml:space="preserve">    }</w:t></w:r></w:p><w:p><w:pPr><w:shd w:val="clear" w:color="auto" w:fill="F8FAFC"/><w:spacing w:before="0" w:after="0" w:line="200" w:lineRule="auto"/><w:ind w:left="80" w:right="80"/></w:pPr><w:r><w:rPr><w:rFonts w:ascii="Consolas" w:hAnsi="Consolas"/><w:sz w:val="15"/><w:color w:val="0F172A"/></w:rPr><w:t xml:space="preserve">    double avg_d(int l, int r) { // Decimal average</w:t></w:r></w:p><w:p><w:pPr><w:shd w:val="clear" w:color="auto" w:fill="F8FAFC"/><w:spacing w:before="0" w:after="0" w:line="200" w:lineRule="auto"/><w:ind w:left="80" w:right="80"/></w:pPr><w:r><w:rPr><w:rFonts w:ascii="Consolas" w:hAnsi="Consolas"/><w:sz w:val="15"/><w:color w:val="0F172A"/></w:rPr><w:t xml:space="preserve">        return (double)range_query(l, r) / (r - l + 1);</w:t></w:r></w:p><w:p><w:pPr><w:shd w:val="clear" w:color="auto" w:fill="F8FAFC"/><w:spacing w:before="0" w:after="0" w:line="200" w:lineRule="auto"/><w:ind w:left="80" w:right="80"/></w:pPr><w:r><w:rPr><w:rFonts w:ascii="Consolas" w:hAnsi="Consolas"/><w:sz w:val="15"/><w:color w:val="0F172A"/></w:rPr><w:t xml:space="preserve">    }</w:t></w:r></w:p><w:p><w:pPr><w:shd w:val="clear" w:color="auto" w:fill="F8FAFC"/><w:spacing w:before="0" w:after="0" w:line="200" w:lineRule="auto"/><w:ind w:left="80" w:right="80"/></w:pPr><w:r><w:rPr><w:rFonts w:ascii="Consolas" w:hAnsi="Consolas"/><w:sz w:val="15"/><w:color w:val="0F172A"/></w:rPr><w:t xml:space="preserve">};</w:t></w:r></w:p><w:p><w:pPr><w:pStyle w:val="Heading3"/></w:pPr><w:r><w:rPr><w:b/><w:sz w:val="19"/><w:color w:val="0369A1"/></w:rPr><w:t>7.3 Iterative Segment Tree (Range Sum &amp; Point Update)</w:t></w:r></w:p><w:p><w:pPr><w:ind w:left="200"/><w:spacing w:after="20"/></w:pPr><w:r><w:rPr><w:color w:val="2563EB"/></w:rPr><w:t xml:space="preserve">â€¢ </w:t></w:r><w:r><w:t>**Time Complexity:** $O(\log N)$ query and update</w:t></w:r></w:p><w:p><w:pPr><w:ind w:left="200"/><w:spacing w:after="20"/></w:pPr><w:r><w:rPr><w:color w:val="2563EB"/></w:rPr><w:t xml:space="preserve">â€¢ </w:t></w:r><w:r><w:t>**Advantage:** Non-recursive, zero recursion overhead, memory size $2N$.</w:t></w:r></w:p><w:p><w:pPr><w:shd w:val="clear" w:color="auto" w:fill="F8FAFC"/><w:spacing w:before="0" w:after="0" w:line="200" w:lineRule="auto"/><w:ind w:left="80" w:right="80"/></w:pPr><w:r><w:rPr><w:rFonts w:ascii="Consolas" w:hAnsi="Consolas"/><w:sz w:val="15"/><w:color w:val="0F172A"/></w:rPr><w:t xml:space="preserve">struct SegTree {</w:t></w:r></w:p><w:p><w:pPr><w:shd w:val="clear" w:color="auto" w:fill="F8FAFC"/><w:spacing w:before="0" w:after="0" w:line="200" w:lineRule="auto"/><w:ind w:left="80" w:right="80"/></w:pPr><w:r><w:rPr><w:rFonts w:ascii="Consolas" w:hAnsi="Consolas"/><w:sz w:val="15"/><w:color w:val="0F172A"/></w:rPr><w:t xml:space="preserve">    int n; vector&lt;int&gt; t;</w:t></w:r></w:p><w:p><w:pPr><w:shd w:val="clear" w:color="auto" w:fill="F8FAFC"/><w:spacing w:before="0" w:after="0" w:line="200" w:lineRule="auto"/><w:ind w:left="80" w:right="80"/></w:pPr><w:r><w:rPr><w:rFonts w:ascii="Consolas" w:hAnsi="Consolas"/><w:sz w:val="15"/><w:color w:val="0F172A"/></w:rPr><w:t xml:space="preserve">    SegTree(int n) : n(n), t(2 * n, 0) {}</w:t></w:r></w:p><w:p><w:pPr><w:shd w:val="clear" w:color="auto" w:fill="F8FAFC"/><w:spacing w:before="0" w:after="0" w:line="200" w:lineRule="auto"/><w:ind w:left="80" w:right="80"/></w:pPr><w:r><w:rPr><w:rFonts w:ascii="Consolas" w:hAnsi="Consolas"/><w:sz w:val="15"/><w:color w:val="0F172A"/></w:rPr><w:t xml:space="preserve"></w:t></w:r></w:p><w:p><w:pPr><w:shd w:val="clear" w:color="auto" w:fill="F8FAFC"/><w:spacing w:before="0" w:after="0" w:line="200" w:lineRule="auto"/><w:ind w:left="80" w:right="80"/></w:pPr><w:r><w:rPr><w:rFonts w:ascii="Consolas" w:hAnsi="Consolas"/><w:sz w:val="15"/><w:color w:val="0F172A"/></w:rPr><w:t xml:space="preserve">    void update(int p, int val) {</w:t></w:r></w:p><w:p><w:pPr><w:shd w:val="clear" w:color="auto" w:fill="F8FAFC"/><w:spacing w:before="0" w:after="0" w:line="200" w:lineRule="auto"/><w:ind w:left="80" w:right="80"/></w:pPr><w:r><w:rPr><w:rFonts w:ascii="Consolas" w:hAnsi="Consolas"/><w:sz w:val="15"/><w:color w:val="0F172A"/></w:rPr><w:t xml:space="preserve">        for (t[p += n] = val; p &gt; 1; p &gt;&gt;= 1)</w:t></w:r></w:p><w:p><w:pPr><w:shd w:val="clear" w:color="auto" w:fill="F8FAFC"/><w:spacing w:before="0" w:after="0" w:line="200" w:lineRule="auto"/><w:ind w:left="80" w:right="80"/></w:pPr><w:r><w:rPr><w:rFonts w:ascii="Consolas" w:hAnsi="Consolas"/><w:sz w:val="15"/><w:color w:val="0F172A"/></w:rPr><w:t xml:space="preserve">            t[p &gt;&gt; 1] = t[p] + t[p ^ 1];</w:t></w:r></w:p><w:p><w:pPr><w:shd w:val="clear" w:color="auto" w:fill="F8FAFC"/><w:spacing w:before="0" w:after="0" w:line="200" w:lineRule="auto"/><w:ind w:left="80" w:right="80"/></w:pPr><w:r><w:rPr><w:rFonts w:ascii="Consolas" w:hAnsi="Consolas"/><w:sz w:val="15"/><w:color w:val="0F172A"/></w:rPr><w:t xml:space="preserve">    }</w:t></w:r></w:p><w:p><w:pPr><w:shd w:val="clear" w:color="auto" w:fill="F8FAFC"/><w:spacing w:before="0" w:after="0" w:line="200" w:lineRule="auto"/><w:ind w:left="80" w:right="80"/></w:pPr><w:r><w:rPr><w:rFonts w:ascii="Consolas" w:hAnsi="Consolas"/><w:sz w:val="15"/><w:color w:val="0F172A"/></w:rPr><w:t xml:space="preserve"></w:t></w:r></w:p><w:p><w:pPr><w:shd w:val="clear" w:color="auto" w:fill="F8FAFC"/><w:spacing w:before="0" w:after="0" w:line="200" w:lineRule="auto"/><w:ind w:left="80" w:right="80"/></w:pPr><w:r><w:rPr><w:rFonts w:ascii="Consolas" w:hAnsi="Consolas"/><w:sz w:val="15"/><w:color w:val="0F172A"/></w:rPr><w:t xml:space="preserve">    int query(int l, int r) { // sum on interval [l, r] (0-indexed)</w:t></w:r></w:p><w:p><w:pPr><w:shd w:val="clear" w:color="auto" w:fill="F8FAFC"/><w:spacing w:before="0" w:after="0" w:line="200" w:lineRule="auto"/><w:ind w:left="80" w:right="80"/></w:pPr><w:r><w:rPr><w:rFonts w:ascii="Consolas" w:hAnsi="Consolas"/><w:sz w:val="15"/><w:color w:val="0F172A"/></w:rPr><w:t xml:space="preserve">        int res = 0;</w:t></w:r></w:p><w:p><w:pPr><w:shd w:val="clear" w:color="auto" w:fill="F8FAFC"/><w:spacing w:before="0" w:after="0" w:line="200" w:lineRule="auto"/><w:ind w:left="80" w:right="80"/></w:pPr><w:r><w:rPr><w:rFonts w:ascii="Consolas" w:hAnsi="Consolas"/><w:sz w:val="15"/><w:color w:val="0F172A"/></w:rPr><w:t xml:space="preserve">        for (l += n, r += n + 1; l &lt; r; l &gt;&gt;= 1, r &gt;&gt;= 1) {</w:t></w:r></w:p><w:p><w:pPr><w:shd w:val="clear" w:color="auto" w:fill="F8FAFC"/><w:spacing w:before="0" w:after="0" w:line="200" w:lineRule="auto"/><w:ind w:left="80" w:right="80"/></w:pPr><w:r><w:rPr><w:rFonts w:ascii="Consolas" w:hAnsi="Consolas"/><w:sz w:val="15"/><w:color w:val="0F172A"/></w:rPr><w:t xml:space="preserve">            if (l &amp; 1) res += t[l++];</w:t></w:r></w:p><w:p><w:pPr><w:shd w:val="clear" w:color="auto" w:fill="F8FAFC"/><w:spacing w:before="0" w:after="0" w:line="200" w:lineRule="auto"/><w:ind w:left="80" w:right="80"/></w:pPr><w:r><w:rPr><w:rFonts w:ascii="Consolas" w:hAnsi="Consolas"/><w:sz w:val="15"/><w:color w:val="0F172A"/></w:rPr><w:t xml:space="preserve">            if (r &amp; 1) res += t[--r];</w:t></w:r></w:p><w:p><w:pPr><w:shd w:val="clear" w:color="auto" w:fill="F8FAFC"/><w:spacing w:before="0" w:after="0" w:line="200" w:lineRule="auto"/><w:ind w:left="80" w:right="80"/></w:pPr><w:r><w:rPr><w:rFonts w:ascii="Consolas" w:hAnsi="Consolas"/><w:sz w:val="15"/><w:color w:val="0F172A"/></w:rPr><w:t xml:space="preserve">        }</w:t></w:r></w:p><w:p><w:pPr><w:shd w:val="clear" w:color="auto" w:fill="F8FAFC"/><w:spacing w:before="0" w:after="0" w:line="200" w:lineRule="auto"/><w:ind w:left="80" w:right="80"/></w:pPr><w:r><w:rPr><w:rFonts w:ascii="Consolas" w:hAnsi="Consolas"/><w:sz w:val="15"/><w:color w:val="0F172A"/></w:rPr><w:t xml:space="preserve">        return res;</w:t></w:r></w:p><w:p><w:pPr><w:shd w:val="clear" w:color="auto" w:fill="F8FAFC"/><w:spacing w:before="0" w:after="0" w:line="200" w:lineRule="auto"/><w:ind w:left="80" w:right="80"/></w:pPr><w:r><w:rPr><w:rFonts w:ascii="Consolas" w:hAnsi="Consolas"/><w:sz w:val="15"/><w:color w:val="0F172A"/></w:rPr><w:t xml:space="preserve">    }</w:t></w:r></w:p><w:p><w:pPr><w:shd w:val="clear" w:color="auto" w:fill="F8FAFC"/><w:spacing w:before="0" w:after="0" w:line="200" w:lineRule="auto"/><w:ind w:left="80" w:right="80"/></w:pPr><w:r><w:rPr><w:rFonts w:ascii="Consolas" w:hAnsi="Consolas"/><w:sz w:val="15"/><w:color w:val="0F172A"/></w:rPr><w:t xml:space="preserve">};</w:t></w:r></w:p><w:p><w:pPr><w:pStyle w:val="Heading3"/></w:pPr><w:r><w:rPr><w:b/><w:sz w:val="19"/><w:color w:val="0369A1"/></w:rPr><w:t>7.4 Segment Tree for MIN &amp; MAX (Minimal Adaptations)</w:t></w:r></w:p><w:p><w:pPr><w:ind w:left="200"/><w:spacing w:after="20"/></w:pPr><w:r><w:rPr><w:color w:val="2563EB"/></w:rPr><w:t xml:space="preserve">â€¢ </w:t></w:r><w:r><w:t>**Segment Tree for MIN:**</w:t></w:r></w:p><w:p><w:r><w:t>  1. Initialize with infinity: `SegTree(int n) : n(n), t(2 * n, INT_MAX) {}`</w:t></w:r></w:p><w:p><w:r><w:t>  2. Update change: `t[p &gt;&gt; 1] = min(t[p], t[p ^ 1]);`</w:t></w:r></w:p><w:p><w:r><w:t>  3. Query:</w:t></w:r></w:p><w:p><w:r><w:t>  ```cpp</w:t></w:r></w:p><w:p><w:r><w:t>  int query(int l, int r) {</w:t></w:r></w:p><w:p><w:r><w:t>      int res = INT_MAX;</w:t></w:r></w:p><w:p><w:r><w:t>      for (l += n, r += n + 1; l &lt; r; l &gt;&gt;= 1, r &gt;&gt;= 1) {</w:t></w:r></w:p><w:p><w:r><w:t>          if (l &amp; 1) res = min(res, t[l++]);</w:t></w:r></w:p><w:p><w:r><w:t>          if (r &amp; 1) res = min(res, t[--r]);</w:t></w:r></w:p><w:p><w:r><w:t>      }</w:t></w:r></w:p><w:p><w:r><w:t>      return res;</w:t></w:r></w:p><w:p><w:r><w:t>  }</w:t></w:r></w:p><w:p><w:r><w:t>  ```</w:t></w:r></w:p><w:p><w:pPr><w:ind w:left="200"/><w:spacing w:after="20"/></w:pPr><w:r><w:rPr><w:color w:val="2563EB"/></w:rPr><w:t xml:space="preserve">â€¢ </w:t></w:r><w:r><w:t>**Segment Tree for MAX:**</w:t></w:r></w:p><w:p><w:r><w:t>  1. Initialize: `SegTree(int n) : n(n), t(2 * n, INT_MIN) {}`</w:t></w:r></w:p><w:p><w:r><w:t>  2. Update change: `t[p &gt;&gt; 1] = max(t[p], t[p ^ 1]);`</w:t></w:r></w:p><w:p><w:r><w:t>  3. Query:</w:t></w:r></w:p><w:p><w:r><w:t>  ```cpp</w:t></w:r></w:p><w:p><w:r><w:t>  int query(int l, int r) {</w:t></w:r></w:p><w:p><w:r><w:t>      int res = INT_MIN;</w:t></w:r></w:p><w:p><w:r><w:t>      for (l += n, r += n + 1; l &lt; r; l &gt;&gt;= 1, r &gt;&gt;= 1) {</w:t></w:r></w:p><w:p><w:r><w:t>          if (l &amp; 1) res = max(res, t[l++]);</w:t></w:r></w:p><w:p><w:r><w:t>          if (r &amp; 1) res = max(res, t[--r]);</w:t></w:r></w:p><w:p><w:r><w:t>      }</w:t></w:r></w:p><w:p><w:r><w:t>      return res;</w:t></w:r></w:p><w:p><w:r><w:t>  ```</w:t></w:r></w:p><w:p><w:pPr><w:pStyle w:val="Heading3"/></w:pPr><w:r><w:rPr><w:b/><w:sz w:val="19"/><w:color w:val="0369A1"/></w:rPr><w:t>Basis conversion (Arbitrary Base 2 to 16)</w:t></w:r></w:p><w:p><w:pPr><w:ind w:left="200"/><w:spacing w:after="20"/></w:pPr><w:r><w:rPr><w:color w:val="2563EB"/></w:rPr><w:t xml:space="preserve">â€¢ </w:t></w:r><w:r><w:t>**Time Complexity:** $O(\log_b N)$</w:t></w:r></w:p><w:p><w:pPr><w:ind w:left="200"/><w:spacing w:after="20"/></w:pPr><w:r><w:rPr><w:color w:val="2563EB"/></w:rPr><w:t xml:space="preserve">â€¢ </w:t></w:r><w:r><w:t>**Capability:** Bidirectional conversion between base-$b$ string and `unsigned long long` for any base $b \le 16$.</w:t></w:r></w:p><w:p><w:pPr><w:shd w:val="clear" w:color="auto" w:fill="F8FAFC"/><w:spacing w:before="0" w:after="0" w:line="200" w:lineRule="auto"/><w:ind w:left="80" w:right="80"/></w:pPr><w:r><w:rPr><w:rFonts w:ascii="Consolas" w:hAnsi="Consolas"/><w:sz w:val="15"/><w:color w:val="0F172A"/></w:rPr><w:t xml:space="preserve">#include &lt;algorithm&gt;</w:t></w:r></w:p><w:p><w:pPr><w:shd w:val="clear" w:color="auto" w:fill="F8FAFC"/><w:spacing w:before="0" w:after="0" w:line="200" w:lineRule="auto"/><w:ind w:left="80" w:right="80"/></w:pPr><w:r><w:rPr><w:rFonts w:ascii="Consolas" w:hAnsi="Consolas"/><w:sz w:val="15"/><w:color w:val="0F172A"/></w:rPr><w:t xml:space="preserve">#include &lt;string&gt;</w:t></w:r></w:p><w:p><w:pPr><w:shd w:val="clear" w:color="auto" w:fill="F8FAFC"/><w:spacing w:before="0" w:after="0" w:line="200" w:lineRule="auto"/><w:ind w:left="80" w:right="80"/></w:pPr><w:r><w:rPr><w:rFonts w:ascii="Consolas" w:hAnsi="Consolas"/><w:sz w:val="15"/><w:color w:val="0F172A"/></w:rPr><w:t xml:space="preserve">#include &lt;vector&gt;</w:t></w:r></w:p><w:p><w:pPr><w:shd w:val="clear" w:color="auto" w:fill="F8FAFC"/><w:spacing w:before="0" w:after="0" w:line="200" w:lineRule="auto"/><w:ind w:left="80" w:right="80"/></w:pPr><w:r><w:rPr><w:rFonts w:ascii="Consolas" w:hAnsi="Consolas"/><w:sz w:val="15"/><w:color w:val="0F172A"/></w:rPr><w:t xml:space="preserve"></w:t></w:r></w:p><w:p><w:pPr><w:shd w:val="clear" w:color="auto" w:fill="F8FAFC"/><w:spacing w:before="0" w:after="0" w:line="200" w:lineRule="auto"/><w:ind w:left="80" w:right="80"/></w:pPr><w:r><w:rPr><w:rFonts w:ascii="Consolas" w:hAnsi="Consolas"/><w:sz w:val="15"/><w:color w:val="0F172A"/></w:rPr><w:t xml:space="preserve">const std::string DIGITS = &quot;0123456789ABCDEF&quot;;</w:t></w:r></w:p><w:p><w:pPr><w:shd w:val="clear" w:color="auto" w:fill="F8FAFC"/><w:spacing w:before="0" w:after="0" w:line="200" w:lineRule="auto"/><w:ind w:left="80" w:right="80"/></w:pPr><w:r><w:rPr><w:rFonts w:ascii="Consolas" w:hAnsi="Consolas"/><w:sz w:val="15"/><w:color w:val="0F172A"/></w:rPr><w:t xml:space="preserve"></w:t></w:r></w:p><w:p><w:pPr><w:shd w:val="clear" w:color="auto" w:fill="F8FAFC"/><w:spacing w:before="0" w:after="0" w:line="200" w:lineRule="auto"/><w:ind w:left="80" w:right="80"/></w:pPr><w:r><w:rPr><w:rFonts w:ascii="Consolas" w:hAnsi="Consolas"/><w:sz w:val="15"/><w:color w:val="0F172A"/></w:rPr><w:t xml:space="preserve">// Convert base-b string to unsigned long long</w:t></w:r></w:p><w:p><w:pPr><w:shd w:val="clear" w:color="auto" w:fill="F8FAFC"/><w:spacing w:before="0" w:after="0" w:line="200" w:lineRule="auto"/><w:ind w:left="80" w:right="80"/></w:pPr><w:r><w:rPr><w:rFonts w:ascii="Consolas" w:hAnsi="Consolas"/><w:sz w:val="15"/><w:color w:val="0F172A"/></w:rPr><w:t xml:space="preserve">unsigned long long int basis_string_to_number(std::string &amp;s, int b) {</w:t></w:r></w:p><w:p><w:pPr><w:shd w:val="clear" w:color="auto" w:fill="F8FAFC"/><w:spacing w:before="0" w:after="0" w:line="200" w:lineRule="auto"/><w:ind w:left="80" w:right="80"/></w:pPr><w:r><w:rPr><w:rFonts w:ascii="Consolas" w:hAnsi="Consolas"/><w:sz w:val="15"/><w:color w:val="0F172A"/></w:rPr><w:t xml:space="preserve">    unsigned long long int result = 0ULL;</w:t></w:r></w:p><w:p><w:pPr><w:shd w:val="clear" w:color="auto" w:fill="F8FAFC"/><w:spacing w:before="0" w:after="0" w:line="200" w:lineRule="auto"/><w:ind w:left="80" w:right="80"/></w:pPr><w:r><w:rPr><w:rFonts w:ascii="Consolas" w:hAnsi="Consolas"/><w:sz w:val="15"/><w:color w:val="0F172A"/></w:rPr><w:t xml:space="preserve">    for (char d : s) {</w:t></w:r></w:p><w:p><w:pPr><w:shd w:val="clear" w:color="auto" w:fill="F8FAFC"/><w:spacing w:before="0" w:after="0" w:line="200" w:lineRule="auto"/><w:ind w:left="80" w:right="80"/></w:pPr><w:r><w:rPr><w:rFonts w:ascii="Consolas" w:hAnsi="Consolas"/><w:sz w:val="15"/><w:color w:val="0F172A"/></w:rPr><w:t xml:space="preserve">        result = b * result + (std::find(DIGITS.begin(), DIGITS.end(), d) - DIGITS.begin());</w:t></w:r></w:p><w:p><w:pPr><w:shd w:val="clear" w:color="auto" w:fill="F8FAFC"/><w:spacing w:before="0" w:after="0" w:line="200" w:lineRule="auto"/><w:ind w:left="80" w:right="80"/></w:pPr><w:r><w:rPr><w:rFonts w:ascii="Consolas" w:hAnsi="Consolas"/><w:sz w:val="15"/><w:color w:val="0F172A"/></w:rPr><w:t xml:space="preserve">    }</w:t></w:r></w:p><w:p><w:pPr><w:shd w:val="clear" w:color="auto" w:fill="F8FAFC"/><w:spacing w:before="0" w:after="0" w:line="200" w:lineRule="auto"/><w:ind w:left="80" w:right="80"/></w:pPr><w:r><w:rPr><w:rFonts w:ascii="Consolas" w:hAnsi="Consolas"/><w:sz w:val="15"/><w:color w:val="0F172A"/></w:rPr><w:t xml:space="preserve">    return result;</w:t></w:r></w:p><w:p><w:pPr><w:shd w:val="clear" w:color="auto" w:fill="F8FAFC"/><w:spacing w:before="0" w:after="0" w:line="200" w:lineRule="auto"/><w:ind w:left="80" w:right="80"/></w:pPr><w:r><w:rPr><w:rFonts w:ascii="Consolas" w:hAnsi="Consolas"/><w:sz w:val="15"/><w:color w:val="0F172A"/></w:rPr><w:t xml:space="preserve">}</w:t></w:r></w:p><w:p><w:pPr><w:shd w:val="clear" w:color="auto" w:fill="F8FAFC"/><w:spacing w:before="0" w:after="0" w:line="200" w:lineRule="auto"/><w:ind w:left="80" w:right="80"/></w:pPr><w:r><w:rPr><w:rFonts w:ascii="Consolas" w:hAnsi="Consolas"/><w:sz w:val="15"/><w:color w:val="0F172A"/></w:rPr><w:t xml:space="preserve"></w:t></w:r></w:p><w:p><w:pPr><w:shd w:val="clear" w:color="auto" w:fill="F8FAFC"/><w:spacing w:before="0" w:after="0" w:line="200" w:lineRule="auto"/><w:ind w:left="80" w:right="80"/></w:pPr><w:r><w:rPr><w:rFonts w:ascii="Consolas" w:hAnsi="Consolas"/><w:sz w:val="15"/><w:color w:val="0F172A"/></w:rPr><w:t xml:space="preserve">// Convert unsigned long long to base-b string</w:t></w:r></w:p><w:p><w:pPr><w:shd w:val="clear" w:color="auto" w:fill="F8FAFC"/><w:spacing w:before="0" w:after="0" w:line="200" w:lineRule="auto"/><w:ind w:left="80" w:right="80"/></w:pPr><w:r><w:rPr><w:rFonts w:ascii="Consolas" w:hAnsi="Consolas"/><w:sz w:val="15"/><w:color w:val="0F172A"/></w:rPr><w:t xml:space="preserve">std::string number_to_basis_string(unsigned long long int n, int b) {</w:t></w:r></w:p><w:p><w:pPr><w:shd w:val="clear" w:color="auto" w:fill="F8FAFC"/><w:spacing w:before="0" w:after="0" w:line="200" w:lineRule="auto"/><w:ind w:left="80" w:right="80"/></w:pPr><w:r><w:rPr><w:rFonts w:ascii="Consolas" w:hAnsi="Consolas"/><w:sz w:val="15"/><w:color w:val="0F172A"/></w:rPr><w:t xml:space="preserve">    std::vector&lt;char&gt; ds;</w:t></w:r></w:p><w:p><w:pPr><w:shd w:val="clear" w:color="auto" w:fill="F8FAFC"/><w:spacing w:before="0" w:after="0" w:line="200" w:lineRule="auto"/><w:ind w:left="80" w:right="80"/></w:pPr><w:r><w:rPr><w:rFonts w:ascii="Consolas" w:hAnsi="Consolas"/><w:sz w:val="15"/><w:color w:val="0F172A"/></w:rPr><w:t xml:space="preserve">    do {</w:t></w:r></w:p><w:p><w:pPr><w:shd w:val="clear" w:color="auto" w:fill="F8FAFC"/><w:spacing w:before="0" w:after="0" w:line="200" w:lineRule="auto"/><w:ind w:left="80" w:right="80"/></w:pPr><w:r><w:rPr><w:rFonts w:ascii="Consolas" w:hAnsi="Consolas"/><w:sz w:val="15"/><w:color w:val="0F172A"/></w:rPr><w:t xml:space="preserve">        ds.push_back(DIGITS[n % b]);</w:t></w:r></w:p><w:p><w:pPr><w:shd w:val="clear" w:color="auto" w:fill="F8FAFC"/><w:spacing w:before="0" w:after="0" w:line="200" w:lineRule="auto"/><w:ind w:left="80" w:right="80"/></w:pPr><w:r><w:rPr><w:rFonts w:ascii="Consolas" w:hAnsi="Consolas"/><w:sz w:val="15"/><w:color w:val="0F172A"/></w:rPr><w:t xml:space="preserve">        n = n / b;</w:t></w:r></w:p><w:p><w:pPr><w:shd w:val="clear" w:color="auto" w:fill="F8FAFC"/><w:spacing w:before="0" w:after="0" w:line="200" w:lineRule="auto"/><w:ind w:left="80" w:right="80"/></w:pPr><w:r><w:rPr><w:rFonts w:ascii="Consolas" w:hAnsi="Consolas"/><w:sz w:val="15"/><w:color w:val="0F172A"/></w:rPr><w:t xml:space="preserve">    } while (n != 0);</w:t></w:r></w:p><w:p><w:pPr><w:shd w:val="clear" w:color="auto" w:fill="F8FAFC"/><w:spacing w:before="0" w:after="0" w:line="200" w:lineRule="auto"/><w:ind w:left="80" w:right="80"/></w:pPr><w:r><w:rPr><w:rFonts w:ascii="Consolas" w:hAnsi="Consolas"/><w:sz w:val="15"/><w:color w:val="0F172A"/></w:rPr><w:t xml:space="preserve">    return std::string(ds.rbegin(), ds.rend());</w:t></w:r></w:p><w:p><w:pPr><w:shd w:val="clear" w:color="auto" w:fill="F8FAFC"/><w:spacing w:before="0" w:after="0" w:line="200" w:lineRule="auto"/><w:ind w:left="80" w:right="80"/></w:pPr><w:r><w:rPr><w:rFonts w:ascii="Consolas" w:hAnsi="Consolas"/><w:sz w:val="15"/><w:color w:val="0F172A"/></w:rPr><w:t xml:space="preserve">}</w:t></w:r></w:p><w:p><w:pPr><w:pStyle w:val="Heading3"/></w:pPr><w:r><w:rPr><w:b/><w:sz w:val="19"/><w:color w:val="0369A1"/></w:rPr><w:t>7.5 KACTL Iterative Segment Tree (Associative f, [b, e))</w:t></w:r></w:p><w:p><w:pPr><w:ind w:left="200"/><w:spacing w:after="20"/></w:pPr><w:r><w:rPr><w:color w:val="2563EB"/></w:rPr><w:t xml:space="preserve">â€¢ </w:t></w:r><w:r><w:t>**Time Complexity:** $O(\log N)$</w:t></w:r></w:p><w:p><w:pPr><w:ind w:left="200"/><w:spacing w:after="20"/></w:pPr><w:r><w:rPr><w:color w:val="2563EB"/></w:rPr><w:t xml:space="preserve">â€¢ </w:t></w:r><w:r><w:t>**Interval:** Semi-open $[b, e)$.</w:t></w:r></w:p><w:p><w:pPr><w:shd w:val="clear" w:color="auto" w:fill="F8FAFC"/><w:spacing w:before="0" w:after="0" w:line="200" w:lineRule="auto"/><w:ind w:left="80" w:right="80"/></w:pPr><w:r><w:rPr><w:rFonts w:ascii="Consolas" w:hAnsi="Consolas"/><w:sz w:val="15"/><w:color w:val="0F172A"/></w:rPr><w:t xml:space="preserve">struct Tree {</w:t></w:r></w:p><w:p><w:pPr><w:shd w:val="clear" w:color="auto" w:fill="F8FAFC"/><w:spacing w:before="0" w:after="0" w:line="200" w:lineRule="auto"/><w:ind w:left="80" w:right="80"/></w:pPr><w:r><w:rPr><w:rFonts w:ascii="Consolas" w:hAnsi="Consolas"/><w:sz w:val="15"/><w:color w:val="0F172A"/></w:rPr><w:t xml:space="preserve">    typedef int T;</w:t></w:r></w:p><w:p><w:pPr><w:shd w:val="clear" w:color="auto" w:fill="F8FAFC"/><w:spacing w:before="0" w:after="0" w:line="200" w:lineRule="auto"/><w:ind w:left="80" w:right="80"/></w:pPr><w:r><w:rPr><w:rFonts w:ascii="Consolas" w:hAnsi="Consolas"/><w:sz w:val="15"/><w:color w:val="0F172A"/></w:rPr><w:t xml:space="preserve">    static constexpr T unit = INT_MIN;</w:t></w:r></w:p><w:p><w:pPr><w:shd w:val="clear" w:color="auto" w:fill="F8FAFC"/><w:spacing w:before="0" w:after="0" w:line="200" w:lineRule="auto"/><w:ind w:left="80" w:right="80"/></w:pPr><w:r><w:rPr><w:rFonts w:ascii="Consolas" w:hAnsi="Consolas"/><w:sz w:val="15"/><w:color w:val="0F172A"/></w:rPr><w:t xml:space="preserve">    T f(T a, T b) { return max(a, b); } // any associative fn</w:t></w:r></w:p><w:p><w:pPr><w:shd w:val="clear" w:color="auto" w:fill="F8FAFC"/><w:spacing w:before="0" w:after="0" w:line="200" w:lineRule="auto"/><w:ind w:left="80" w:right="80"/></w:pPr><w:r><w:rPr><w:rFonts w:ascii="Consolas" w:hAnsi="Consolas"/><w:sz w:val="15"/><w:color w:val="0F172A"/></w:rPr><w:t xml:space="preserve">    vector&lt;T&gt; s; int n;</w:t></w:r></w:p><w:p><w:pPr><w:shd w:val="clear" w:color="auto" w:fill="F8FAFC"/><w:spacing w:before="0" w:after="0" w:line="200" w:lineRule="auto"/><w:ind w:left="80" w:right="80"/></w:pPr><w:r><w:rPr><w:rFonts w:ascii="Consolas" w:hAnsi="Consolas"/><w:sz w:val="15"/><w:color w:val="0F172A"/></w:rPr><w:t xml:space="preserve">    Tree(int n = 0, T def = unit) : s(2 * n, def), n(n) {}</w:t></w:r></w:p><w:p><w:pPr><w:shd w:val="clear" w:color="auto" w:fill="F8FAFC"/><w:spacing w:before="0" w:after="0" w:line="200" w:lineRule="auto"/><w:ind w:left="80" w:right="80"/></w:pPr><w:r><w:rPr><w:rFonts w:ascii="Consolas" w:hAnsi="Consolas"/><w:sz w:val="15"/><w:color w:val="0F172A"/></w:rPr><w:t xml:space="preserve">    void update(int pos, T val) {</w:t></w:r></w:p><w:p><w:pPr><w:shd w:val="clear" w:color="auto" w:fill="F8FAFC"/><w:spacing w:before="0" w:after="0" w:line="200" w:lineRule="auto"/><w:ind w:left="80" w:right="80"/></w:pPr><w:r><w:rPr><w:rFonts w:ascii="Consolas" w:hAnsi="Consolas"/><w:sz w:val="15"/><w:color w:val="0F172A"/></w:rPr><w:t xml:space="preserve">        for (s[pos += n] = val; pos /= 2;)</w:t></w:r></w:p><w:p><w:pPr><w:shd w:val="clear" w:color="auto" w:fill="F8FAFC"/><w:spacing w:before="0" w:after="0" w:line="200" w:lineRule="auto"/><w:ind w:left="80" w:right="80"/></w:pPr><w:r><w:rPr><w:rFonts w:ascii="Consolas" w:hAnsi="Consolas"/><w:sz w:val="15"/><w:color w:val="0F172A"/></w:rPr><w:t xml:space="preserve">            s[pos] = f(s[pos * 2], s[pos * 2 + 1]);</w:t></w:r></w:p><w:p><w:pPr><w:shd w:val="clear" w:color="auto" w:fill="F8FAFC"/><w:spacing w:before="0" w:after="0" w:line="200" w:lineRule="auto"/><w:ind w:left="80" w:right="80"/></w:pPr><w:r><w:rPr><w:rFonts w:ascii="Consolas" w:hAnsi="Consolas"/><w:sz w:val="15"/><w:color w:val="0F172A"/></w:rPr><w:t xml:space="preserve">    }</w:t></w:r></w:p><w:p><w:pPr><w:shd w:val="clear" w:color="auto" w:fill="F8FAFC"/><w:spacing w:before="0" w:after="0" w:line="200" w:lineRule="auto"/><w:ind w:left="80" w:right="80"/></w:pPr><w:r><w:rPr><w:rFonts w:ascii="Consolas" w:hAnsi="Consolas"/><w:sz w:val="15"/><w:color w:val="0F172A"/></w:rPr><w:t xml:space="preserve">    T query(int b, int e) { // query [b, e)</w:t></w:r></w:p><w:p><w:pPr><w:shd w:val="clear" w:color="auto" w:fill="F8FAFC"/><w:spacing w:before="0" w:after="0" w:line="200" w:lineRule="auto"/><w:ind w:left="80" w:right="80"/></w:pPr><w:r><w:rPr><w:rFonts w:ascii="Consolas" w:hAnsi="Consolas"/><w:sz w:val="15"/><w:color w:val="0F172A"/></w:rPr><w:t xml:space="preserve">        T ra = unit, rb = unit;</w:t></w:r></w:p><w:p><w:pPr><w:shd w:val="clear" w:color="auto" w:fill="F8FAFC"/><w:spacing w:before="0" w:after="0" w:line="200" w:lineRule="auto"/><w:ind w:left="80" w:right="80"/></w:pPr><w:r><w:rPr><w:rFonts w:ascii="Consolas" w:hAnsi="Consolas"/><w:sz w:val="15"/><w:color w:val="0F172A"/></w:rPr><w:t xml:space="preserve">        for (b += n, e += n; b &lt; e; b /= 2, e /= 2) {</w:t></w:r></w:p><w:p><w:pPr><w:shd w:val="clear" w:color="auto" w:fill="F8FAFC"/><w:spacing w:before="0" w:after="0" w:line="200" w:lineRule="auto"/><w:ind w:left="80" w:right="80"/></w:pPr><w:r><w:rPr><w:rFonts w:ascii="Consolas" w:hAnsi="Consolas"/><w:sz w:val="15"/><w:color w:val="0F172A"/></w:rPr><w:t xml:space="preserve">            if (b % 2) ra = f(ra, s[b++]);</w:t></w:r></w:p><w:p><w:pPr><w:shd w:val="clear" w:color="auto" w:fill="F8FAFC"/><w:spacing w:before="0" w:after="0" w:line="200" w:lineRule="auto"/><w:ind w:left="80" w:right="80"/></w:pPr><w:r><w:rPr><w:rFonts w:ascii="Consolas" w:hAnsi="Consolas"/><w:sz w:val="15"/><w:color w:val="0F172A"/></w:rPr><w:t xml:space="preserve">            if (e % 2) rb = f(s[--e], rb);</w:t></w:r></w:p><w:p><w:pPr><w:shd w:val="clear" w:color="auto" w:fill="F8FAFC"/><w:spacing w:before="0" w:after="0" w:line="200" w:lineRule="auto"/><w:ind w:left="80" w:right="80"/></w:pPr><w:r><w:rPr><w:rFonts w:ascii="Consolas" w:hAnsi="Consolas"/><w:sz w:val="15"/><w:color w:val="0F172A"/></w:rPr><w:t xml:space="preserve">        }</w:t></w:r></w:p><w:p><w:pPr><w:shd w:val="clear" w:color="auto" w:fill="F8FAFC"/><w:spacing w:before="0" w:after="0" w:line="200" w:lineRule="auto"/><w:ind w:left="80" w:right="80"/></w:pPr><w:r><w:rPr><w:rFonts w:ascii="Consolas" w:hAnsi="Consolas"/><w:sz w:val="15"/><w:color w:val="0F172A"/></w:rPr><w:t xml:space="preserve">        return f(ra, rb);</w:t></w:r></w:p><w:p><w:pPr><w:shd w:val="clear" w:color="auto" w:fill="F8FAFC"/><w:spacing w:before="0" w:after="0" w:line="200" w:lineRule="auto"/><w:ind w:left="80" w:right="80"/></w:pPr><w:r><w:rPr><w:rFonts w:ascii="Consolas" w:hAnsi="Consolas"/><w:sz w:val="15"/><w:color w:val="0F172A"/></w:rPr><w:t xml:space="preserve">    }</w:t></w:r></w:p><w:p><w:pPr><w:shd w:val="clear" w:color="auto" w:fill="F8FAFC"/><w:spacing w:before="0" w:after="0" w:line="200" w:lineRule="auto"/><w:ind w:left="80" w:right="80"/></w:pPr><w:r><w:rPr><w:rFonts w:ascii="Consolas" w:hAnsi="Consolas"/><w:sz w:val="15"/><w:color w:val="0F172A"/></w:rPr><w:t xml:space="preserve">};</w:t></w:r></w:p><w:p><w:pPr><w:pStyle w:val="Heading3"/></w:pPr><w:r><w:rPr><w:b/><w:sz w:val="19"/><w:color w:val="0369A1"/></w:rPr><w:t>7.6 Lazy Segment Tree (Range Add, Set &amp; Max)</w:t></w:r></w:p><w:p><w:pPr><w:ind w:left="200"/><w:spacing w:after="20"/></w:pPr><w:r><w:rPr><w:color w:val="2563EB"/></w:rPr><w:t xml:space="preserve">â€¢ </w:t></w:r><w:r><w:t>**Time Complexity:** $O(\log N)$ per operation</w:t></w:r></w:p><w:p><w:pPr><w:shd w:val="clear" w:color="auto" w:fill="F8FAFC"/><w:spacing w:before="0" w:after="0" w:line="200" w:lineRule="auto"/><w:ind w:left="80" w:right="80"/></w:pPr><w:r><w:rPr><w:rFonts w:ascii="Consolas" w:hAnsi="Consolas"/><w:sz w:val="15"/><w:color w:val="0F172A"/></w:rPr><w:t xml:space="preserve">const int inf = 1e9;</w:t></w:r></w:p><w:p><w:pPr><w:shd w:val="clear" w:color="auto" w:fill="F8FAFC"/><w:spacing w:before="0" w:after="0" w:line="200" w:lineRule="auto"/><w:ind w:left="80" w:right="80"/></w:pPr><w:r><w:rPr><w:rFonts w:ascii="Consolas" w:hAnsi="Consolas"/><w:sz w:val="15"/><w:color w:val="0F172A"/></w:rPr><w:t xml:space="preserve">struct Node {</w:t></w:r></w:p><w:p><w:pPr><w:shd w:val="clear" w:color="auto" w:fill="F8FAFC"/><w:spacing w:before="0" w:after="0" w:line="200" w:lineRule="auto"/><w:ind w:left="80" w:right="80"/></w:pPr><w:r><w:rPr><w:rFonts w:ascii="Consolas" w:hAnsi="Consolas"/><w:sz w:val="15"/><w:color w:val="0F172A"/></w:rPr><w:t xml:space="preserve">    Node *l = 0, *r = 0;</w:t></w:r></w:p><w:p><w:pPr><w:shd w:val="clear" w:color="auto" w:fill="F8FAFC"/><w:spacing w:before="0" w:after="0" w:line="200" w:lineRule="auto"/><w:ind w:left="80" w:right="80"/></w:pPr><w:r><w:rPr><w:rFonts w:ascii="Consolas" w:hAnsi="Consolas"/><w:sz w:val="15"/><w:color w:val="0F172A"/></w:rPr><w:t xml:space="preserve">    int lo, hi, mset = inf, madd = 0, val = -inf;</w:t></w:r></w:p><w:p><w:pPr><w:shd w:val="clear" w:color="auto" w:fill="F8FAFC"/><w:spacing w:before="0" w:after="0" w:line="200" w:lineRule="auto"/><w:ind w:left="80" w:right="80"/></w:pPr><w:r><w:rPr><w:rFonts w:ascii="Consolas" w:hAnsi="Consolas"/><w:sz w:val="15"/><w:color w:val="0F172A"/></w:rPr><w:t xml:space="preserve">    Node(int lo, int hi) : lo(lo), hi(hi) {}</w:t></w:r></w:p><w:p><w:pPr><w:shd w:val="clear" w:color="auto" w:fill="F8FAFC"/><w:spacing w:before="0" w:after="0" w:line="200" w:lineRule="auto"/><w:ind w:left="80" w:right="80"/></w:pPr><w:r><w:rPr><w:rFonts w:ascii="Consolas" w:hAnsi="Consolas"/><w:sz w:val="15"/><w:color w:val="0F172A"/></w:rPr><w:t xml:space="preserve">    Node(vector&lt;int&gt;&amp; v, int lo, int hi) : lo(lo), hi(hi) {</w:t></w:r></w:p><w:p><w:pPr><w:shd w:val="clear" w:color="auto" w:fill="F8FAFC"/><w:spacing w:before="0" w:after="0" w:line="200" w:lineRule="auto"/><w:ind w:left="80" w:right="80"/></w:pPr><w:r><w:rPr><w:rFonts w:ascii="Consolas" w:hAnsi="Consolas"/><w:sz w:val="15"/><w:color w:val="0F172A"/></w:rPr><w:t xml:space="preserve">        if (lo + 1 &lt; hi) {</w:t></w:r></w:p><w:p><w:pPr><w:shd w:val="clear" w:color="auto" w:fill="F8FAFC"/><w:spacing w:before="0" w:after="0" w:line="200" w:lineRule="auto"/><w:ind w:left="80" w:right="80"/></w:pPr><w:r><w:rPr><w:rFonts w:ascii="Consolas" w:hAnsi="Consolas"/><w:sz w:val="15"/><w:color w:val="0F172A"/></w:rPr><w:t xml:space="preserve">            int mid = lo + (hi - lo) / 2;</w:t></w:r></w:p><w:p><w:pPr><w:shd w:val="clear" w:color="auto" w:fill="F8FAFC"/><w:spacing w:before="0" w:after="0" w:line="200" w:lineRule="auto"/><w:ind w:left="80" w:right="80"/></w:pPr><w:r><w:rPr><w:rFonts w:ascii="Consolas" w:hAnsi="Consolas"/><w:sz w:val="15"/><w:color w:val="0F172A"/></w:rPr><w:t xml:space="preserve">            l = new Node(v, lo, mid); r = new Node(v, mid, hi);</w:t></w:r></w:p><w:p><w:pPr><w:shd w:val="clear" w:color="auto" w:fill="F8FAFC"/><w:spacing w:before="0" w:after="0" w:line="200" w:lineRule="auto"/><w:ind w:left="80" w:right="80"/></w:pPr><w:r><w:rPr><w:rFonts w:ascii="Consolas" w:hAnsi="Consolas"/><w:sz w:val="15"/><w:color w:val="0F172A"/></w:rPr><w:t xml:space="preserve">            val = max(l-&gt;val, r-&gt;val);</w:t></w:r></w:p><w:p><w:pPr><w:shd w:val="clear" w:color="auto" w:fill="F8FAFC"/><w:spacing w:before="0" w:after="0" w:line="200" w:lineRule="auto"/><w:ind w:left="80" w:right="80"/></w:pPr><w:r><w:rPr><w:rFonts w:ascii="Consolas" w:hAnsi="Consolas"/><w:sz w:val="15"/><w:color w:val="0F172A"/></w:rPr><w:t xml:space="preserve">        } else val = v[lo];</w:t></w:r></w:p><w:p><w:pPr><w:shd w:val="clear" w:color="auto" w:fill="F8FAFC"/><w:spacing w:before="0" w:after="0" w:line="200" w:lineRule="auto"/><w:ind w:left="80" w:right="80"/></w:pPr><w:r><w:rPr><w:rFonts w:ascii="Consolas" w:hAnsi="Consolas"/><w:sz w:val="15"/><w:color w:val="0F172A"/></w:rPr><w:t xml:space="preserve">    }</w:t></w:r></w:p><w:p><w:pPr><w:shd w:val="clear" w:color="auto" w:fill="F8FAFC"/><w:spacing w:before="0" w:after="0" w:line="200" w:lineRule="auto"/><w:ind w:left="80" w:right="80"/></w:pPr><w:r><w:rPr><w:rFonts w:ascii="Consolas" w:hAnsi="Consolas"/><w:sz w:val="15"/><w:color w:val="0F172A"/></w:rPr><w:t xml:space="preserve">    int query(int L, int R) {</w:t></w:r></w:p><w:p><w:pPr><w:shd w:val="clear" w:color="auto" w:fill="F8FAFC"/><w:spacing w:before="0" w:after="0" w:line="200" w:lineRule="auto"/><w:ind w:left="80" w:right="80"/></w:pPr><w:r><w:rPr><w:rFonts w:ascii="Consolas" w:hAnsi="Consolas"/><w:sz w:val="15"/><w:color w:val="0F172A"/></w:rPr><w:t xml:space="preserve">        if (R &lt;= lo || hi &lt;= L) return -inf;</w:t></w:r></w:p><w:p><w:pPr><w:shd w:val="clear" w:color="auto" w:fill="F8FAFC"/><w:spacing w:before="0" w:after="0" w:line="200" w:lineRule="auto"/><w:ind w:left="80" w:right="80"/></w:pPr><w:r><w:rPr><w:rFonts w:ascii="Consolas" w:hAnsi="Consolas"/><w:sz w:val="15"/><w:color w:val="0F172A"/></w:rPr><w:t xml:space="preserve">        if (L &lt;= lo &amp;&amp; hi &lt;= R) return val;</w:t></w:r></w:p><w:p><w:pPr><w:shd w:val="clear" w:color="auto" w:fill="F8FAFC"/><w:spacing w:before="0" w:after="0" w:line="200" w:lineRule="auto"/><w:ind w:left="80" w:right="80"/></w:pPr><w:r><w:rPr><w:rFonts w:ascii="Consolas" w:hAnsi="Consolas"/><w:sz w:val="15"/><w:color w:val="0F172A"/></w:rPr><w:t xml:space="preserve">        push();</w:t></w:r></w:p><w:p><w:pPr><w:shd w:val="clear" w:color="auto" w:fill="F8FAFC"/><w:spacing w:before="0" w:after="0" w:line="200" w:lineRule="auto"/><w:ind w:left="80" w:right="80"/></w:pPr><w:r><w:rPr><w:rFonts w:ascii="Consolas" w:hAnsi="Consolas"/><w:sz w:val="15"/><w:color w:val="0F172A"/></w:rPr><w:t xml:space="preserve">        return max(l-&gt;query(L, R), r-&gt;query(L, R));</w:t></w:r></w:p><w:p><w:pPr><w:shd w:val="clear" w:color="auto" w:fill="F8FAFC"/><w:spacing w:before="0" w:after="0" w:line="200" w:lineRule="auto"/><w:ind w:left="80" w:right="80"/></w:pPr><w:r><w:rPr><w:rFonts w:ascii="Consolas" w:hAnsi="Consolas"/><w:sz w:val="15"/><w:color w:val="0F172A"/></w:rPr><w:t xml:space="preserve">    }</w:t></w:r></w:p><w:p><w:pPr><w:shd w:val="clear" w:color="auto" w:fill="F8FAFC"/><w:spacing w:before="0" w:after="0" w:line="200" w:lineRule="auto"/><w:ind w:left="80" w:right="80"/></w:pPr><w:r><w:rPr><w:rFonts w:ascii="Consolas" w:hAnsi="Consolas"/><w:sz w:val="15"/><w:color w:val="0F172A"/></w:rPr><w:t xml:space="preserve">    void set(int L, int R, int x) {</w:t></w:r></w:p><w:p><w:pPr><w:shd w:val="clear" w:color="auto" w:fill="F8FAFC"/><w:spacing w:before="0" w:after="0" w:line="200" w:lineRule="auto"/><w:ind w:left="80" w:right="80"/></w:pPr><w:r><w:rPr><w:rFonts w:ascii="Consolas" w:hAnsi="Consolas"/><w:sz w:val="15"/><w:color w:val="0F172A"/></w:rPr><w:t xml:space="preserve">        if (R &lt;= lo || hi &lt;= L) return;</w:t></w:r></w:p><w:p><w:pPr><w:shd w:val="clear" w:color="auto" w:fill="F8FAFC"/><w:spacing w:before="0" w:after="0" w:line="200" w:lineRule="auto"/><w:ind w:left="80" w:right="80"/></w:pPr><w:r><w:rPr><w:rFonts w:ascii="Consolas" w:hAnsi="Consolas"/><w:sz w:val="15"/><w:color w:val="0F172A"/></w:rPr><w:t xml:space="preserve">        if (L &lt;= lo &amp;&amp; hi &lt;= R) mset = val = x, madd = 0;</w:t></w:r></w:p><w:p><w:pPr><w:shd w:val="clear" w:color="auto" w:fill="F8FAFC"/><w:spacing w:before="0" w:after="0" w:line="200" w:lineRule="auto"/><w:ind w:left="80" w:right="80"/></w:pPr><w:r><w:rPr><w:rFonts w:ascii="Consolas" w:hAnsi="Consolas"/><w:sz w:val="15"/><w:color w:val="0F172A"/></w:rPr><w:t xml:space="preserve">        else {</w:t></w:r></w:p><w:p><w:pPr><w:shd w:val="clear" w:color="auto" w:fill="F8FAFC"/><w:spacing w:before="0" w:after="0" w:line="200" w:lineRule="auto"/><w:ind w:left="80" w:right="80"/></w:pPr><w:r><w:rPr><w:rFonts w:ascii="Consolas" w:hAnsi="Consolas"/><w:sz w:val="15"/><w:color w:val="0F172A"/></w:rPr><w:t xml:space="preserve">            push(), l-&gt;set(L, R, x), r-&gt;set(L, R, x);</w:t></w:r></w:p><w:p><w:pPr><w:shd w:val="clear" w:color="auto" w:fill="F8FAFC"/><w:spacing w:before="0" w:after="0" w:line="200" w:lineRule="auto"/><w:ind w:left="80" w:right="80"/></w:pPr><w:r><w:rPr><w:rFonts w:ascii="Consolas" w:hAnsi="Consolas"/><w:sz w:val="15"/><w:color w:val="0F172A"/></w:rPr><w:t xml:space="preserve">            val = max(l-&gt;val, r-&gt;val);</w:t></w:r></w:p><w:p><w:pPr><w:shd w:val="clear" w:color="auto" w:fill="F8FAFC"/><w:spacing w:before="0" w:after="0" w:line="200" w:lineRule="auto"/><w:ind w:left="80" w:right="80"/></w:pPr><w:r><w:rPr><w:rFonts w:ascii="Consolas" w:hAnsi="Consolas"/><w:sz w:val="15"/><w:color w:val="0F172A"/></w:rPr><w:t xml:space="preserve">        }</w:t></w:r></w:p><w:p><w:pPr><w:shd w:val="clear" w:color="auto" w:fill="F8FAFC"/><w:spacing w:before="0" w:after="0" w:line="200" w:lineRule="auto"/><w:ind w:left="80" w:right="80"/></w:pPr><w:r><w:rPr><w:rFonts w:ascii="Consolas" w:hAnsi="Consolas"/><w:sz w:val="15"/><w:color w:val="0F172A"/></w:rPr><w:t xml:space="preserve">    }</w:t></w:r></w:p><w:p><w:pPr><w:shd w:val="clear" w:color="auto" w:fill="F8FAFC"/><w:spacing w:before="0" w:after="0" w:line="200" w:lineRule="auto"/><w:ind w:left="80" w:right="80"/></w:pPr><w:r><w:rPr><w:rFonts w:ascii="Consolas" w:hAnsi="Consolas"/><w:sz w:val="15"/><w:color w:val="0F172A"/></w:rPr><w:t xml:space="preserve">    void add(int L, int R, int x) {</w:t></w:r></w:p><w:p><w:pPr><w:shd w:val="clear" w:color="auto" w:fill="F8FAFC"/><w:spacing w:before="0" w:after="0" w:line="200" w:lineRule="auto"/><w:ind w:left="80" w:right="80"/></w:pPr><w:r><w:rPr><w:rFonts w:ascii="Consolas" w:hAnsi="Consolas"/><w:sz w:val="15"/><w:color w:val="0F172A"/></w:rPr><w:t xml:space="preserve">        if (R &lt;= lo || hi &lt;= L) return;</w:t></w:r></w:p><w:p><w:pPr><w:shd w:val="clear" w:color="auto" w:fill="F8FAFC"/><w:spacing w:before="0" w:after="0" w:line="200" w:lineRule="auto"/><w:ind w:left="80" w:right="80"/></w:pPr><w:r><w:rPr><w:rFonts w:ascii="Consolas" w:hAnsi="Consolas"/><w:sz w:val="15"/><w:color w:val="0F172A"/></w:rPr><w:t xml:space="preserve">        if (L &lt;= lo &amp;&amp; hi &lt;= R) {</w:t></w:r></w:p><w:p><w:pPr><w:shd w:val="clear" w:color="auto" w:fill="F8FAFC"/><w:spacing w:before="0" w:after="0" w:line="200" w:lineRule="auto"/><w:ind w:left="80" w:right="80"/></w:pPr><w:r><w:rPr><w:rFonts w:ascii="Consolas" w:hAnsi="Consolas"/><w:sz w:val="15"/><w:color w:val="0F172A"/></w:rPr><w:t xml:space="preserve">            if (mset != inf) mset += x;</w:t></w:r></w:p><w:p><w:pPr><w:shd w:val="clear" w:color="auto" w:fill="F8FAFC"/><w:spacing w:before="0" w:after="0" w:line="200" w:lineRule="auto"/><w:ind w:left="80" w:right="80"/></w:pPr><w:r><w:rPr><w:rFonts w:ascii="Consolas" w:hAnsi="Consolas"/><w:sz w:val="15"/><w:color w:val="0F172A"/></w:rPr><w:t xml:space="preserve">            else madd += x;</w:t></w:r></w:p><w:p><w:pPr><w:shd w:val="clear" w:color="auto" w:fill="F8FAFC"/><w:spacing w:before="0" w:after="0" w:line="200" w:lineRule="auto"/><w:ind w:left="80" w:right="80"/></w:pPr><w:r><w:rPr><w:rFonts w:ascii="Consolas" w:hAnsi="Consolas"/><w:sz w:val="15"/><w:color w:val="0F172A"/></w:rPr><w:t xml:space="preserve">            val += x;</w:t></w:r></w:p><w:p><w:pPr><w:shd w:val="clear" w:color="auto" w:fill="F8FAFC"/><w:spacing w:before="0" w:after="0" w:line="200" w:lineRule="auto"/><w:ind w:left="80" w:right="80"/></w:pPr><w:r><w:rPr><w:rFonts w:ascii="Consolas" w:hAnsi="Consolas"/><w:sz w:val="15"/><w:color w:val="0F172A"/></w:rPr><w:t xml:space="preserve">        } else {</w:t></w:r></w:p><w:p><w:pPr><w:shd w:val="clear" w:color="auto" w:fill="F8FAFC"/><w:spacing w:before="0" w:after="0" w:line="200" w:lineRule="auto"/><w:ind w:left="80" w:right="80"/></w:pPr><w:r><w:rPr><w:rFonts w:ascii="Consolas" w:hAnsi="Consolas"/><w:sz w:val="15"/><w:color w:val="0F172A"/></w:rPr><w:t xml:space="preserve">            push(), l-&gt;add(L, R, x), r-&gt;add(L, R, x);</w:t></w:r></w:p><w:p><w:pPr><w:shd w:val="clear" w:color="auto" w:fill="F8FAFC"/><w:spacing w:before="0" w:after="0" w:line="200" w:lineRule="auto"/><w:ind w:left="80" w:right="80"/></w:pPr><w:r><w:rPr><w:rFonts w:ascii="Consolas" w:hAnsi="Consolas"/><w:sz w:val="15"/><w:color w:val="0F172A"/></w:rPr><w:t xml:space="preserve">            val = max(l-&gt;val, r-&gt;val);</w:t></w:r></w:p><w:p><w:pPr><w:shd w:val="clear" w:color="auto" w:fill="F8FAFC"/><w:spacing w:before="0" w:after="0" w:line="200" w:lineRule="auto"/><w:ind w:left="80" w:right="80"/></w:pPr><w:r><w:rPr><w:rFonts w:ascii="Consolas" w:hAnsi="Consolas"/><w:sz w:val="15"/><w:color w:val="0F172A"/></w:rPr><w:t xml:space="preserve">        }</w:t></w:r></w:p><w:p><w:pPr><w:shd w:val="clear" w:color="auto" w:fill="F8FAFC"/><w:spacing w:before="0" w:after="0" w:line="200" w:lineRule="auto"/><w:ind w:left="80" w:right="80"/></w:pPr><w:r><w:rPr><w:rFonts w:ascii="Consolas" w:hAnsi="Consolas"/><w:sz w:val="15"/><w:color w:val="0F172A"/></w:rPr><w:t xml:space="preserve">    }</w:t></w:r></w:p><w:p><w:pPr><w:shd w:val="clear" w:color="auto" w:fill="F8FAFC"/><w:spacing w:before="0" w:after="0" w:line="200" w:lineRule="auto"/><w:ind w:left="80" w:right="80"/></w:pPr><w:r><w:rPr><w:rFonts w:ascii="Consolas" w:hAnsi="Consolas"/><w:sz w:val="15"/><w:color w:val="0F172A"/></w:rPr><w:t xml:space="preserve">    void push() {</w:t></w:r></w:p><w:p><w:pPr><w:shd w:val="clear" w:color="auto" w:fill="F8FAFC"/><w:spacing w:before="0" w:after="0" w:line="200" w:lineRule="auto"/><w:ind w:left="80" w:right="80"/></w:pPr><w:r><w:rPr><w:rFonts w:ascii="Consolas" w:hAnsi="Consolas"/><w:sz w:val="15"/><w:color w:val="0F172A"/></w:rPr><w:t xml:space="preserve">        if (!l) {</w:t></w:r></w:p><w:p><w:pPr><w:shd w:val="clear" w:color="auto" w:fill="F8FAFC"/><w:spacing w:before="0" w:after="0" w:line="200" w:lineRule="auto"/><w:ind w:left="80" w:right="80"/></w:pPr><w:r><w:rPr><w:rFonts w:ascii="Consolas" w:hAnsi="Consolas"/><w:sz w:val="15"/><w:color w:val="0F172A"/></w:rPr><w:t xml:space="preserve">            int mid = lo + (hi - lo) / 2;</w:t></w:r></w:p><w:p><w:pPr><w:shd w:val="clear" w:color="auto" w:fill="F8FAFC"/><w:spacing w:before="0" w:after="0" w:line="200" w:lineRule="auto"/><w:ind w:left="80" w:right="80"/></w:pPr><w:r><w:rPr><w:rFonts w:ascii="Consolas" w:hAnsi="Consolas"/><w:sz w:val="15"/><w:color w:val="0F172A"/></w:rPr><w:t xml:space="preserve">            l = new Node(lo, mid); r = new Node(mid, hi);</w:t></w:r></w:p><w:p><w:pPr><w:shd w:val="clear" w:color="auto" w:fill="F8FAFC"/><w:spacing w:before="0" w:after="0" w:line="200" w:lineRule="auto"/><w:ind w:left="80" w:right="80"/></w:pPr><w:r><w:rPr><w:rFonts w:ascii="Consolas" w:hAnsi="Consolas"/><w:sz w:val="15"/><w:color w:val="0F172A"/></w:rPr><w:t xml:space="preserve">        }</w:t></w:r></w:p><w:p><w:pPr><w:shd w:val="clear" w:color="auto" w:fill="F8FAFC"/><w:spacing w:before="0" w:after="0" w:line="200" w:lineRule="auto"/><w:ind w:left="80" w:right="80"/></w:pPr><w:r><w:rPr><w:rFonts w:ascii="Consolas" w:hAnsi="Consolas"/><w:sz w:val="15"/><w:color w:val="0F172A"/></w:rPr><w:t xml:space="preserve">        if (mset != inf)</w:t></w:r></w:p><w:p><w:pPr><w:shd w:val="clear" w:color="auto" w:fill="F8FAFC"/><w:spacing w:before="0" w:after="0" w:line="200" w:lineRule="auto"/><w:ind w:left="80" w:right="80"/></w:pPr><w:r><w:rPr><w:rFonts w:ascii="Consolas" w:hAnsi="Consolas"/><w:sz w:val="15"/><w:color w:val="0F172A"/></w:rPr><w:t xml:space="preserve">            l-&gt;set(lo, hi, mset), r-&gt;set(lo, hi, mset), mset = inf;</w:t></w:r></w:p><w:p><w:pPr><w:shd w:val="clear" w:color="auto" w:fill="F8FAFC"/><w:spacing w:before="0" w:after="0" w:line="200" w:lineRule="auto"/><w:ind w:left="80" w:right="80"/></w:pPr><w:r><w:rPr><w:rFonts w:ascii="Consolas" w:hAnsi="Consolas"/><w:sz w:val="15"/><w:color w:val="0F172A"/></w:rPr><w:t xml:space="preserve">        else if (madd)</w:t></w:r></w:p><w:p><w:pPr><w:shd w:val="clear" w:color="auto" w:fill="F8FAFC"/><w:spacing w:before="0" w:after="0" w:line="200" w:lineRule="auto"/><w:ind w:left="80" w:right="80"/></w:pPr><w:r><w:rPr><w:rFonts w:ascii="Consolas" w:hAnsi="Consolas"/><w:sz w:val="15"/><w:color w:val="0F172A"/></w:rPr><w:t xml:space="preserve">            l-&gt;add(lo, hi, madd), r-&gt;add(lo, hi, madd), madd = 0;</w:t></w:r></w:p><w:p><w:pPr><w:shd w:val="clear" w:color="auto" w:fill="F8FAFC"/><w:spacing w:before="0" w:after="0" w:line="200" w:lineRule="auto"/><w:ind w:left="80" w:right="80"/></w:pPr><w:r><w:rPr><w:rFonts w:ascii="Consolas" w:hAnsi="Consolas"/><w:sz w:val="15"/><w:color w:val="0F172A"/></w:rPr><w:t xml:space="preserve">    }</w:t></w:r></w:p><w:p><w:pPr><w:shd w:val="clear" w:color="auto" w:fill="F8FAFC"/><w:spacing w:before="0" w:after="0" w:line="200" w:lineRule="auto"/><w:ind w:left="80" w:right="80"/></w:pPr><w:r><w:rPr><w:rFonts w:ascii="Consolas" w:hAnsi="Consolas"/><w:sz w:val="15"/><w:color w:val="0F172A"/></w:rPr><w:t xml:space="preserve">};</w:t></w:r></w:p><w:p><w:pPr><w:pBdr><w:bottom w:val="single" w:sz="4" w:space="1" w:color="CBD5E0"/></w:pPr></w:p><w:p><w:pPr><w:pStyle w:val="Heading1"/></w:pPr><w:r><w:rPr><w:b/><w:sz w:val="26"/><w:color w:val="1E3A8A"/></w:rPr><w:t>Section 8: String Algorithms (KMP)</w:t></w:r></w:p><w:p><w:pPr><w:pStyle w:val="Heading3"/></w:pPr><w:r><w:rPr><w:b/><w:sz w:val="19"/><w:color w:val="0369A1"/></w:rPr><w:t>8.1 Knuth-Morris-Pratt (KMP) Pattern Search</w:t></w:r></w:p><w:p><w:pPr><w:ind w:left="200"/><w:spacing w:after="20"/></w:pPr><w:r><w:rPr><w:color w:val="2563EB"/></w:rPr><w:t xml:space="preserve">â€¢ </w:t></w:r><w:r><w:t>**Trigger Prefix:** `kmp`</w:t></w:r></w:p><w:p><w:pPr><w:ind w:left="200"/><w:spacing w:after="20"/></w:pPr><w:r><w:rPr><w:color w:val="2563EB"/></w:rPr><w:t xml:space="preserve">â€¢ </w:t></w:r><w:r><w:t>**Time Complexity:** $O(N + M)$</w:t></w:r></w:p><w:p><w:pPr><w:ind w:left="200"/><w:spacing w:after="20"/></w:pPr><w:r><w:rPr><w:color w:val="2563EB"/></w:rPr><w:t xml:space="preserve">â€¢ </w:t></w:r><w:r><w:t>**Returns:** All 0-based match start positions of `pat` in `text`.</w:t></w:r></w:p><w:p><w:pPr><w:shd w:val="clear" w:color="auto" w:fill="F8FAFC"/><w:spacing w:before="0" w:after="0" w:line="200" w:lineRule="auto"/><w:ind w:left="80" w:right="80"/></w:pPr><w:r><w:rPr><w:rFonts w:ascii="Consolas" w:hAnsi="Consolas"/><w:sz w:val="15"/><w:color w:val="0F172A"/></w:rPr><w:t xml:space="preserve">// Preprocess pattern to build LPS array</w:t></w:r></w:p><w:p><w:pPr><w:shd w:val="clear" w:color="auto" w:fill="F8FAFC"/><w:spacing w:before="0" w:after="0" w:line="200" w:lineRule="auto"/><w:ind w:left="80" w:right="80"/></w:pPr><w:r><w:rPr><w:rFonts w:ascii="Consolas" w:hAnsi="Consolas"/><w:sz w:val="15"/><w:color w:val="0F172A"/></w:rPr><w:t xml:space="preserve">vector&lt;int&gt; buildLPS(const string &amp;pat) {</w:t></w:r></w:p><w:p><w:pPr><w:shd w:val="clear" w:color="auto" w:fill="F8FAFC"/><w:spacing w:before="0" w:after="0" w:line="200" w:lineRule="auto"/><w:ind w:left="80" w:right="80"/></w:pPr><w:r><w:rPr><w:rFonts w:ascii="Consolas" w:hAnsi="Consolas"/><w:sz w:val="15"/><w:color w:val="0F172A"/></w:rPr><w:t xml:space="preserve">    int m = pat.size(), len = 0;</w:t></w:r></w:p><w:p><w:pPr><w:shd w:val="clear" w:color="auto" w:fill="F8FAFC"/><w:spacing w:before="0" w:after="0" w:line="200" w:lineRule="auto"/><w:ind w:left="80" w:right="80"/></w:pPr><w:r><w:rPr><w:rFonts w:ascii="Consolas" w:hAnsi="Consolas"/><w:sz w:val="15"/><w:color w:val="0F172A"/></w:rPr><w:t xml:space="preserve">    vector&lt;int&gt; lps(m, 0);</w:t></w:r></w:p><w:p><w:pPr><w:shd w:val="clear" w:color="auto" w:fill="F8FAFC"/><w:spacing w:before="0" w:after="0" w:line="200" w:lineRule="auto"/><w:ind w:left="80" w:right="80"/></w:pPr><w:r><w:rPr><w:rFonts w:ascii="Consolas" w:hAnsi="Consolas"/><w:sz w:val="15"/><w:color w:val="0F172A"/></w:rPr><w:t xml:space="preserve">    for (int i = 1; i &lt; m;) {</w:t></w:r></w:p><w:p><w:pPr><w:shd w:val="clear" w:color="auto" w:fill="F8FAFC"/><w:spacing w:before="0" w:after="0" w:line="200" w:lineRule="auto"/><w:ind w:left="80" w:right="80"/></w:pPr><w:r><w:rPr><w:rFonts w:ascii="Consolas" w:hAnsi="Consolas"/><w:sz w:val="15"/><w:color w:val="0F172A"/></w:rPr><w:t xml:space="preserve">        if (pat[i] == pat[len]) {</w:t></w:r></w:p><w:p><w:pPr><w:shd w:val="clear" w:color="auto" w:fill="F8FAFC"/><w:spacing w:before="0" w:after="0" w:line="200" w:lineRule="auto"/><w:ind w:left="80" w:right="80"/></w:pPr><w:r><w:rPr><w:rFonts w:ascii="Consolas" w:hAnsi="Consolas"/><w:sz w:val="15"/><w:color w:val="0F172A"/></w:rPr><w:t xml:space="preserve">            len++; lps[i] = len; i++;</w:t></w:r></w:p><w:p><w:pPr><w:shd w:val="clear" w:color="auto" w:fill="F8FAFC"/><w:spacing w:before="0" w:after="0" w:line="200" w:lineRule="auto"/><w:ind w:left="80" w:right="80"/></w:pPr><w:r><w:rPr><w:rFonts w:ascii="Consolas" w:hAnsi="Consolas"/><w:sz w:val="15"/><w:color w:val="0F172A"/></w:rPr><w:t xml:space="preserve">        } else {</w:t></w:r></w:p><w:p><w:pPr><w:shd w:val="clear" w:color="auto" w:fill="F8FAFC"/><w:spacing w:before="0" w:after="0" w:line="200" w:lineRule="auto"/><w:ind w:left="80" w:right="80"/></w:pPr><w:r><w:rPr><w:rFonts w:ascii="Consolas" w:hAnsi="Consolas"/><w:sz w:val="15"/><w:color w:val="0F172A"/></w:rPr><w:t xml:space="preserve">            if (len != 0) len = lps[len - 1];</w:t></w:r></w:p><w:p><w:pPr><w:shd w:val="clear" w:color="auto" w:fill="F8FAFC"/><w:spacing w:before="0" w:after="0" w:line="200" w:lineRule="auto"/><w:ind w:left="80" w:right="80"/></w:pPr><w:r><w:rPr><w:rFonts w:ascii="Consolas" w:hAnsi="Consolas"/><w:sz w:val="15"/><w:color w:val="0F172A"/></w:rPr><w:t xml:space="preserve">            else { lps[i] = 0; i++; }</w:t></w:r></w:p><w:p><w:pPr><w:shd w:val="clear" w:color="auto" w:fill="F8FAFC"/><w:spacing w:before="0" w:after="0" w:line="200" w:lineRule="auto"/><w:ind w:left="80" w:right="80"/></w:pPr><w:r><w:rPr><w:rFonts w:ascii="Consolas" w:hAnsi="Consolas"/><w:sz w:val="15"/><w:color w:val="0F172A"/></w:rPr><w:t xml:space="preserve">        }</w:t></w:r></w:p><w:p><w:pPr><w:shd w:val="clear" w:color="auto" w:fill="F8FAFC"/><w:spacing w:before="0" w:after="0" w:line="200" w:lineRule="auto"/><w:ind w:left="80" w:right="80"/></w:pPr><w:r><w:rPr><w:rFonts w:ascii="Consolas" w:hAnsi="Consolas"/><w:sz w:val="15"/><w:color w:val="0F172A"/></w:rPr><w:t xml:space="preserve">    }</w:t></w:r></w:p><w:p><w:pPr><w:shd w:val="clear" w:color="auto" w:fill="F8FAFC"/><w:spacing w:before="0" w:after="0" w:line="200" w:lineRule="auto"/><w:ind w:left="80" w:right="80"/></w:pPr><w:r><w:rPr><w:rFonts w:ascii="Consolas" w:hAnsi="Consolas"/><w:sz w:val="15"/><w:color w:val="0F172A"/></w:rPr><w:t xml:space="preserve">    return lps;</w:t></w:r></w:p><w:p><w:pPr><w:shd w:val="clear" w:color="auto" w:fill="F8FAFC"/><w:spacing w:before="0" w:after="0" w:line="200" w:lineRule="auto"/><w:ind w:left="80" w:right="80"/></w:pPr><w:r><w:rPr><w:rFonts w:ascii="Consolas" w:hAnsi="Consolas"/><w:sz w:val="15"/><w:color w:val="0F172A"/></w:rPr><w:t xml:space="preserve">}</w:t></w:r></w:p><w:p><w:pPr><w:shd w:val="clear" w:color="auto" w:fill="F8FAFC"/><w:spacing w:before="0" w:after="0" w:line="200" w:lineRule="auto"/><w:ind w:left="80" w:right="80"/></w:pPr><w:r><w:rPr><w:rFonts w:ascii="Consolas" w:hAnsi="Consolas"/><w:sz w:val="15"/><w:color w:val="0F172A"/></w:rPr><w:t xml:space="preserve"></w:t></w:r></w:p><w:p><w:pPr><w:shd w:val="clear" w:color="auto" w:fill="F8FAFC"/><w:spacing w:before="0" w:after="0" w:line="200" w:lineRule="auto"/><w:ind w:left="80" w:right="80"/></w:pPr><w:r><w:rPr><w:rFonts w:ascii="Consolas" w:hAnsi="Consolas"/><w:sz w:val="15"/><w:color w:val="0F172A"/></w:rPr><w:t xml:space="preserve">// KMP search: find occurrences of pattern in text</w:t></w:r></w:p><w:p><w:pPr><w:shd w:val="clear" w:color="auto" w:fill="F8FAFC"/><w:spacing w:before="0" w:after="0" w:line="200" w:lineRule="auto"/><w:ind w:left="80" w:right="80"/></w:pPr><w:r><w:rPr><w:rFonts w:ascii="Consolas" w:hAnsi="Consolas"/><w:sz w:val="15"/><w:color w:val="0F172A"/></w:rPr><w:t xml:space="preserve">vector&lt;int&gt; KMPsearch(const string &amp;text, const string &amp;pat) {</w:t></w:r></w:p><w:p><w:pPr><w:shd w:val="clear" w:color="auto" w:fill="F8FAFC"/><w:spacing w:before="0" w:after="0" w:line="200" w:lineRule="auto"/><w:ind w:left="80" w:right="80"/></w:pPr><w:r><w:rPr><w:rFonts w:ascii="Consolas" w:hAnsi="Consolas"/><w:sz w:val="15"/><w:color w:val="0F172A"/></w:rPr><w:t xml:space="preserve">    int n = text.size(), m = pat.size();</w:t></w:r></w:p><w:p><w:pPr><w:shd w:val="clear" w:color="auto" w:fill="F8FAFC"/><w:spacing w:before="0" w:after="0" w:line="200" w:lineRule="auto"/><w:ind w:left="80" w:right="80"/></w:pPr><w:r><w:rPr><w:rFonts w:ascii="Consolas" w:hAnsi="Consolas"/><w:sz w:val="15"/><w:color w:val="0F172A"/></w:rPr><w:t xml:space="preserve">    vector&lt;int&gt; lps = buildLPS(pat), positions;</w:t></w:r></w:p><w:p><w:pPr><w:shd w:val="clear" w:color="auto" w:fill="F8FAFC"/><w:spacing w:before="0" w:after="0" w:line="200" w:lineRule="auto"/><w:ind w:left="80" w:right="80"/></w:pPr><w:r><w:rPr><w:rFonts w:ascii="Consolas" w:hAnsi="Consolas"/><w:sz w:val="15"/><w:color w:val="0F172A"/></w:rPr><w:t xml:space="preserve">    int i = 0, j = 0;</w:t></w:r></w:p><w:p><w:pPr><w:shd w:val="clear" w:color="auto" w:fill="F8FAFC"/><w:spacing w:before="0" w:after="0" w:line="200" w:lineRule="auto"/><w:ind w:left="80" w:right="80"/></w:pPr><w:r><w:rPr><w:rFonts w:ascii="Consolas" w:hAnsi="Consolas"/><w:sz w:val="15"/><w:color w:val="0F172A"/></w:rPr><w:t xml:space="preserve">    while (i &lt; n) {</w:t></w:r></w:p><w:p><w:pPr><w:shd w:val="clear" w:color="auto" w:fill="F8FAFC"/><w:spacing w:before="0" w:after="0" w:line="200" w:lineRule="auto"/><w:ind w:left="80" w:right="80"/></w:pPr><w:r><w:rPr><w:rFonts w:ascii="Consolas" w:hAnsi="Consolas"/><w:sz w:val="15"/><w:color w:val="0F172A"/></w:rPr><w:t xml:space="preserve">        if (text[i] == pat[j]) {</w:t></w:r></w:p><w:p><w:pPr><w:shd w:val="clear" w:color="auto" w:fill="F8FAFC"/><w:spacing w:before="0" w:after="0" w:line="200" w:lineRule="auto"/><w:ind w:left="80" w:right="80"/></w:pPr><w:r><w:rPr><w:rFonts w:ascii="Consolas" w:hAnsi="Consolas"/><w:sz w:val="15"/><w:color w:val="0F172A"/></w:rPr><w:t xml:space="preserve">            i++; j++;</w:t></w:r></w:p><w:p><w:pPr><w:shd w:val="clear" w:color="auto" w:fill="F8FAFC"/><w:spacing w:before="0" w:after="0" w:line="200" w:lineRule="auto"/><w:ind w:left="80" w:right="80"/></w:pPr><w:r><w:rPr><w:rFonts w:ascii="Consolas" w:hAnsi="Consolas"/><w:sz w:val="15"/><w:color w:val="0F172A"/></w:rPr><w:t xml:space="preserve">            if (j == m) {</w:t></w:r></w:p><w:p><w:pPr><w:shd w:val="clear" w:color="auto" w:fill="F8FAFC"/><w:spacing w:before="0" w:after="0" w:line="200" w:lineRule="auto"/><w:ind w:left="80" w:right="80"/></w:pPr><w:r><w:rPr><w:rFonts w:ascii="Consolas" w:hAnsi="Consolas"/><w:sz w:val="15"/><w:color w:val="0F172A"/></w:rPr><w:t xml:space="preserve">                positions.push_back(i - j); // match at i - m</w:t></w:r></w:p><w:p><w:pPr><w:shd w:val="clear" w:color="auto" w:fill="F8FAFC"/><w:spacing w:before="0" w:after="0" w:line="200" w:lineRule="auto"/><w:ind w:left="80" w:right="80"/></w:pPr><w:r><w:rPr><w:rFonts w:ascii="Consolas" w:hAnsi="Consolas"/><w:sz w:val="15"/><w:color w:val="0F172A"/></w:rPr><w:t xml:space="preserve">                j = lps[j - 1];</w:t></w:r></w:p><w:p><w:pPr><w:shd w:val="clear" w:color="auto" w:fill="F8FAFC"/><w:spacing w:before="0" w:after="0" w:line="200" w:lineRule="auto"/><w:ind w:left="80" w:right="80"/></w:pPr><w:r><w:rPr><w:rFonts w:ascii="Consolas" w:hAnsi="Consolas"/><w:sz w:val="15"/><w:color w:val="0F172A"/></w:rPr><w:t xml:space="preserve">            }</w:t></w:r></w:p><w:p><w:pPr><w:shd w:val="clear" w:color="auto" w:fill="F8FAFC"/><w:spacing w:before="0" w:after="0" w:line="200" w:lineRule="auto"/><w:ind w:left="80" w:right="80"/></w:pPr><w:r><w:rPr><w:rFonts w:ascii="Consolas" w:hAnsi="Consolas"/><w:sz w:val="15"/><w:color w:val="0F172A"/></w:rPr><w:t xml:space="preserve">        } else {</w:t></w:r></w:p><w:p><w:pPr><w:shd w:val="clear" w:color="auto" w:fill="F8FAFC"/><w:spacing w:before="0" w:after="0" w:line="200" w:lineRule="auto"/><w:ind w:left="80" w:right="80"/></w:pPr><w:r><w:rPr><w:rFonts w:ascii="Consolas" w:hAnsi="Consolas"/><w:sz w:val="15"/><w:color w:val="0F172A"/></w:rPr><w:t xml:space="preserve">            if (j != 0) j = lps[j - 1];</w:t></w:r></w:p><w:p><w:pPr><w:shd w:val="clear" w:color="auto" w:fill="F8FAFC"/><w:spacing w:before="0" w:after="0" w:line="200" w:lineRule="auto"/><w:ind w:left="80" w:right="80"/></w:pPr><w:r><w:rPr><w:rFonts w:ascii="Consolas" w:hAnsi="Consolas"/><w:sz w:val="15"/><w:color w:val="0F172A"/></w:rPr><w:t xml:space="preserve">            else i++;</w:t></w:r></w:p><w:p><w:pPr><w:shd w:val="clear" w:color="auto" w:fill="F8FAFC"/><w:spacing w:before="0" w:after="0" w:line="200" w:lineRule="auto"/><w:ind w:left="80" w:right="80"/></w:pPr><w:r><w:rPr><w:rFonts w:ascii="Consolas" w:hAnsi="Consolas"/><w:sz w:val="15"/><w:color w:val="0F172A"/></w:rPr><w:t xml:space="preserve">        }</w:t></w:r></w:p><w:p><w:pPr><w:shd w:val="clear" w:color="auto" w:fill="F8FAFC"/><w:spacing w:before="0" w:after="0" w:line="200" w:lineRule="auto"/><w:ind w:left="80" w:right="80"/></w:pPr><w:r><w:rPr><w:rFonts w:ascii="Consolas" w:hAnsi="Consolas"/><w:sz w:val="15"/><w:color w:val="0F172A"/></w:rPr><w:t xml:space="preserve">    }</w:t></w:r></w:p><w:p><w:pPr><w:shd w:val="clear" w:color="auto" w:fill="F8FAFC"/><w:spacing w:before="0" w:after="0" w:line="200" w:lineRule="auto"/><w:ind w:left="80" w:right="80"/></w:pPr><w:r><w:rPr><w:rFonts w:ascii="Consolas" w:hAnsi="Consolas"/><w:sz w:val="15"/><w:color w:val="0F172A"/></w:rPr><w:t xml:space="preserve">    return positions;</w:t></w:r></w:p><w:p><w:pPr><w:shd w:val="clear" w:color="auto" w:fill="F8FAFC"/><w:spacing w:before="0" w:after="0" w:line="200" w:lineRule="auto"/><w:ind w:left="80" w:right="80"/></w:pPr><w:r><w:rPr><w:rFonts w:ascii="Consolas" w:hAnsi="Consolas"/><w:sz w:val="15"/><w:color w:val="0F172A"/></w:rPr><w:t xml:space="preserve">}</w:t></w:r></w:p><w:p><w:pPr><w:pBdr><w:bottom w:val="single" w:sz="4" w:space="1" w:color="CBD5E0"/></w:pPr></w:p><w:p><w:pPr><w:pStyle w:val="Heading1"/></w:pPr><w:r><w:rPr><w:b/><w:sz w:val="26"/><w:color w:val="1E3A8A"/></w:rPr><w:t>Section 9: Search Paradigms &amp; Dynamic Programming</w:t></w:r></w:p><w:p><w:pPr><w:pStyle w:val="Heading3"/></w:pPr><w:r><w:rPr><w:b/><w:sz w:val="19"/><w:color w:val="0369A1"/></w:rPr><w:t>9.1 Bitmasking Complete Search (Apple Division)</w:t></w:r></w:p><w:p><w:pPr><w:ind w:left="200"/><w:spacing w:after="20"/></w:pPr><w:r><w:rPr><w:color w:val="2563EB"/></w:rPr><w:t xml:space="preserve">â€¢ </w:t></w:r><w:r><w:t>**Trigger Prefix:** `bitMaskingAppleDivision`</w:t></w:r></w:p><w:p><w:pPr><w:ind w:left="200"/><w:spacing w:after="20"/></w:pPr><w:r><w:rPr><w:color w:val="2563EB"/></w:rPr><w:t xml:space="preserve">â€¢ </w:t></w:r><w:r><w:t>**Time Complexity:** $O(2^N \cdot N)$ (Feasible for $N \le 20$)</w:t></w:r></w:p><w:p><w:pPr><w:shd w:val="clear" w:color="auto" w:fill="F8FAFC"/><w:spacing w:before="0" w:after="0" w:line="200" w:lineRule="auto"/><w:ind w:left="80" w:right="80"/></w:pPr><w:r><w:rPr><w:rFonts w:ascii="Consolas" w:hAnsi="Consolas"/><w:sz w:val="15"/><w:color w:val="0F172A"/></w:rPr><w:t xml:space="preserve">int n; cin &gt;&gt; n;</w:t></w:r></w:p><w:p><w:pPr><w:shd w:val="clear" w:color="auto" w:fill="F8FAFC"/><w:spacing w:before="0" w:after="0" w:line="200" w:lineRule="auto"/><w:ind w:left="80" w:right="80"/></w:pPr><w:r><w:rPr><w:rFonts w:ascii="Consolas" w:hAnsi="Consolas"/><w:sz w:val="15"/><w:color w:val="0F172A"/></w:rPr><w:t xml:space="preserve">vector&lt;int&gt; v(n);</w:t></w:r></w:p><w:p><w:pPr><w:shd w:val="clear" w:color="auto" w:fill="F8FAFC"/><w:spacing w:before="0" w:after="0" w:line="200" w:lineRule="auto"/><w:ind w:left="80" w:right="80"/></w:pPr><w:r><w:rPr><w:rFonts w:ascii="Consolas" w:hAnsi="Consolas"/><w:sz w:val="15"/><w:color w:val="0F172A"/></w:rPr><w:t xml:space="preserve">for (int &amp;x : v) cin &gt;&gt; x;</w:t></w:r></w:p><w:p><w:pPr><w:shd w:val="clear" w:color="auto" w:fill="F8FAFC"/><w:spacing w:before="0" w:after="0" w:line="200" w:lineRule="auto"/><w:ind w:left="80" w:right="80"/></w:pPr><w:r><w:rPr><w:rFonts w:ascii="Consolas" w:hAnsi="Consolas"/><w:sz w:val="15"/><w:color w:val="0F172A"/></w:rPr><w:t xml:space="preserve"></w:t></w:r></w:p><w:p><w:pPr><w:shd w:val="clear" w:color="auto" w:fill="F8FAFC"/><w:spacing w:before="0" w:after="0" w:line="200" w:lineRule="auto"/><w:ind w:left="80" w:right="80"/></w:pPr><w:r><w:rPr><w:rFonts w:ascii="Consolas" w:hAnsi="Consolas"/><w:sz w:val="15"/><w:color w:val="0F172A"/></w:rPr><w:t xml:space="preserve">int ans = LLONG_MAX;</w:t></w:r></w:p><w:p><w:pPr><w:shd w:val="clear" w:color="auto" w:fill="F8FAFC"/><w:spacing w:before="0" w:after="0" w:line="200" w:lineRule="auto"/><w:ind w:left="80" w:right="80"/></w:pPr><w:r><w:rPr><w:rFonts w:ascii="Consolas" w:hAnsi="Consolas"/><w:sz w:val="15"/><w:color w:val="0F172A"/></w:rPr><w:t xml:space="preserve">for (int i = 0; i &lt; (1 &lt;&lt; n); i++) {</w:t></w:r></w:p><w:p><w:pPr><w:shd w:val="clear" w:color="auto" w:fill="F8FAFC"/><w:spacing w:before="0" w:after="0" w:line="200" w:lineRule="auto"/><w:ind w:left="80" w:right="80"/></w:pPr><w:r><w:rPr><w:rFonts w:ascii="Consolas" w:hAnsi="Consolas"/><w:sz w:val="15"/><w:color w:val="0F172A"/></w:rPr><w:t xml:space="preserve">    int a = 0, b = 0;</w:t></w:r></w:p><w:p><w:pPr><w:shd w:val="clear" w:color="auto" w:fill="F8FAFC"/><w:spacing w:before="0" w:after="0" w:line="200" w:lineRule="auto"/><w:ind w:left="80" w:right="80"/></w:pPr><w:r><w:rPr><w:rFonts w:ascii="Consolas" w:hAnsi="Consolas"/><w:sz w:val="15"/><w:color w:val="0F172A"/></w:rPr><w:t xml:space="preserve">    for (int pos = 0; pos &lt; n; pos++) {</w:t></w:r></w:p><w:p><w:pPr><w:shd w:val="clear" w:color="auto" w:fill="F8FAFC"/><w:spacing w:before="0" w:after="0" w:line="200" w:lineRule="auto"/><w:ind w:left="80" w:right="80"/></w:pPr><w:r><w:rPr><w:rFonts w:ascii="Consolas" w:hAnsi="Consolas"/><w:sz w:val="15"/><w:color w:val="0F172A"/></w:rPr><w:t xml:space="preserve">        if (i &amp; (1 &lt;&lt; pos)) a += v[pos];</w:t></w:r></w:p><w:p><w:pPr><w:shd w:val="clear" w:color="auto" w:fill="F8FAFC"/><w:spacing w:before="0" w:after="0" w:line="200" w:lineRule="auto"/><w:ind w:left="80" w:right="80"/></w:pPr><w:r><w:rPr><w:rFonts w:ascii="Consolas" w:hAnsi="Consolas"/><w:sz w:val="15"/><w:color w:val="0F172A"/></w:rPr><w:t xml:space="preserve">        else b += v[pos];</w:t></w:r></w:p><w:p><w:pPr><w:shd w:val="clear" w:color="auto" w:fill="F8FAFC"/><w:spacing w:before="0" w:after="0" w:line="200" w:lineRule="auto"/><w:ind w:left="80" w:right="80"/></w:pPr><w:r><w:rPr><w:rFonts w:ascii="Consolas" w:hAnsi="Consolas"/><w:sz w:val="15"/><w:color w:val="0F172A"/></w:rPr><w:t xml:space="preserve">    }</w:t></w:r></w:p><w:p><w:pPr><w:shd w:val="clear" w:color="auto" w:fill="F8FAFC"/><w:spacing w:before="0" w:after="0" w:line="200" w:lineRule="auto"/><w:ind w:left="80" w:right="80"/></w:pPr><w:r><w:rPr><w:rFonts w:ascii="Consolas" w:hAnsi="Consolas"/><w:sz w:val="15"/><w:color w:val="0F172A"/></w:rPr><w:t xml:space="preserve">    ans = min(ans, llabs(a - b));</w:t></w:r></w:p><w:p><w:pPr><w:shd w:val="clear" w:color="auto" w:fill="F8FAFC"/><w:spacing w:before="0" w:after="0" w:line="200" w:lineRule="auto"/><w:ind w:left="80" w:right="80"/></w:pPr><w:r><w:rPr><w:rFonts w:ascii="Consolas" w:hAnsi="Consolas"/><w:sz w:val="15"/><w:color w:val="0F172A"/></w:rPr><w:t xml:space="preserve">}</w:t></w:r></w:p><w:p><w:pPr><w:shd w:val="clear" w:color="auto" w:fill="F8FAFC"/><w:spacing w:before="0" w:after="0" w:line="200" w:lineRule="auto"/><w:ind w:left="80" w:right="80"/></w:pPr><w:r><w:rPr><w:rFonts w:ascii="Consolas" w:hAnsi="Consolas"/><w:sz w:val="15"/><w:color w:val="0F172A"/></w:rPr><w:t xml:space="preserve">cout &lt;&lt; ans &lt;&lt; endl;</w:t></w:r></w:p><w:p><w:pPr><w:pStyle w:val="Heading3"/></w:pPr><w:r><w:rPr><w:b/><w:sz w:val="19"/><w:color w:val="0369A1"/></w:rPr><w:t>9.2 Two Pointers &amp; Sliding Window Patterns</w:t></w:r></w:p><w:p><w:pPr><w:ind w:left="200"/><w:spacing w:after="20"/></w:pPr><w:r><w:rPr><w:color w:val="2563EB"/></w:rPr><w:t xml:space="preserve">â€¢ </w:t></w:r><w:r><w:t>**Time Complexity:** $O(N)$</w:t></w:r></w:p><w:p><w:pPr><w:shd w:val="clear" w:color="auto" w:fill="F8FAFC"/><w:spacing w:before="0" w:after="0" w:line="200" w:lineRule="auto"/><w:ind w:left="80" w:right="80"/></w:pPr><w:r><w:rPr><w:rFonts w:ascii="Consolas" w:hAnsi="Consolas"/><w:sz w:val="15"/><w:color w:val="0F172A"/></w:rPr><w:t xml:space="preserve">// 1. OPPOSITE DIRECTION (Target Sum on Sorted Array: O(N))</w:t></w:r></w:p><w:p><w:pPr><w:shd w:val="clear" w:color="auto" w:fill="F8FAFC"/><w:spacing w:before="0" w:after="0" w:line="200" w:lineRule="auto"/><w:ind w:left="80" w:right="80"/></w:pPr><w:r><w:rPr><w:rFonts w:ascii="Consolas" w:hAnsi="Consolas"/><w:sz w:val="15"/><w:color w:val="0F172A"/></w:rPr><w:t xml:space="preserve">int l = 0, r = n - 1;</w:t></w:r></w:p><w:p><w:pPr><w:shd w:val="clear" w:color="auto" w:fill="F8FAFC"/><w:spacing w:before="0" w:after="0" w:line="200" w:lineRule="auto"/><w:ind w:left="80" w:right="80"/></w:pPr><w:r><w:rPr><w:rFonts w:ascii="Consolas" w:hAnsi="Consolas"/><w:sz w:val="15"/><w:color w:val="0F172A"/></w:rPr><w:t xml:space="preserve">while (l &lt; r) {</w:t></w:r></w:p><w:p><w:pPr><w:shd w:val="clear" w:color="auto" w:fill="F8FAFC"/><w:spacing w:before="0" w:after="0" w:line="200" w:lineRule="auto"/><w:ind w:left="80" w:right="80"/></w:pPr><w:r><w:rPr><w:rFonts w:ascii="Consolas" w:hAnsi="Consolas"/><w:sz w:val="15"/><w:color w:val="0F172A"/></w:rPr><w:t xml:space="preserve">    int sum = a[l] + a[r];</w:t></w:r></w:p><w:p><w:pPr><w:shd w:val="clear" w:color="auto" w:fill="F8FAFC"/><w:spacing w:before="0" w:after="0" w:line="200" w:lineRule="auto"/><w:ind w:left="80" w:right="80"/></w:pPr><w:r><w:rPr><w:rFonts w:ascii="Consolas" w:hAnsi="Consolas"/><w:sz w:val="15"/><w:color w:val="0F172A"/></w:rPr><w:t xml:space="preserve">    if (sum == target) { /* found pair (l, r) */ break; }</w:t></w:r></w:p><w:p><w:pPr><w:shd w:val="clear" w:color="auto" w:fill="F8FAFC"/><w:spacing w:before="0" w:after="0" w:line="200" w:lineRule="auto"/><w:ind w:left="80" w:right="80"/></w:pPr><w:r><w:rPr><w:rFonts w:ascii="Consolas" w:hAnsi="Consolas"/><w:sz w:val="15"/><w:color w:val="0F172A"/></w:rPr><w:t xml:space="preserve">    else if (sum &lt; target) l++;</w:t></w:r></w:p><w:p><w:pPr><w:shd w:val="clear" w:color="auto" w:fill="F8FAFC"/><w:spacing w:before="0" w:after="0" w:line="200" w:lineRule="auto"/><w:ind w:left="80" w:right="80"/></w:pPr><w:r><w:rPr><w:rFonts w:ascii="Consolas" w:hAnsi="Consolas"/><w:sz w:val="15"/><w:color w:val="0F172A"/></w:rPr><w:t xml:space="preserve">    else r--;</w:t></w:r></w:p><w:p><w:pPr><w:shd w:val="clear" w:color="auto" w:fill="F8FAFC"/><w:spacing w:before="0" w:after="0" w:line="200" w:lineRule="auto"/><w:ind w:left="80" w:right="80"/></w:pPr><w:r><w:rPr><w:rFonts w:ascii="Consolas" w:hAnsi="Consolas"/><w:sz w:val="15"/><w:color w:val="0F172A"/></w:rPr><w:t xml:space="preserve">}</w:t></w:r></w:p><w:p><w:pPr><w:shd w:val="clear" w:color="auto" w:fill="F8FAFC"/><w:spacing w:before="0" w:after="0" w:line="200" w:lineRule="auto"/><w:ind w:left="80" w:right="80"/></w:pPr><w:r><w:rPr><w:rFonts w:ascii="Consolas" w:hAnsi="Consolas"/><w:sz w:val="15"/><w:color w:val="0F172A"/></w:rPr><w:t xml:space="preserve"></w:t></w:r></w:p><w:p><w:pPr><w:shd w:val="clear" w:color="auto" w:fill="F8FAFC"/><w:spacing w:before="0" w:after="0" w:line="200" w:lineRule="auto"/><w:ind w:left="80" w:right="80"/></w:pPr><w:r><w:rPr><w:rFonts w:ascii="Consolas" w:hAnsi="Consolas"/><w:sz w:val="15"/><w:color w:val="0F172A"/></w:rPr><w:t xml:space="preserve">// 2. SAME DIRECTION (Sliding Window: Longest subarray with sum &lt;= K: O(N))</w:t></w:r></w:p><w:p><w:pPr><w:shd w:val="clear" w:color="auto" w:fill="F8FAFC"/><w:spacing w:before="0" w:after="0" w:line="200" w:lineRule="auto"/><w:ind w:left="80" w:right="80"/></w:pPr><w:r><w:rPr><w:rFonts w:ascii="Consolas" w:hAnsi="Consolas"/><w:sz w:val="15"/><w:color w:val="0F172A"/></w:rPr><w:t xml:space="preserve">int left = 0, cur_sum = 0, max_len = 0;</w:t></w:r></w:p><w:p><w:pPr><w:shd w:val="clear" w:color="auto" w:fill="F8FAFC"/><w:spacing w:before="0" w:after="0" w:line="200" w:lineRule="auto"/><w:ind w:left="80" w:right="80"/></w:pPr><w:r><w:rPr><w:rFonts w:ascii="Consolas" w:hAnsi="Consolas"/><w:sz w:val="15"/><w:color w:val="0F172A"/></w:rPr><w:t xml:space="preserve">for (int right = 0; right &lt; n; ++right) {</w:t></w:r></w:p><w:p><w:pPr><w:shd w:val="clear" w:color="auto" w:fill="F8FAFC"/><w:spacing w:before="0" w:after="0" w:line="200" w:lineRule="auto"/><w:ind w:left="80" w:right="80"/></w:pPr><w:r><w:rPr><w:rFonts w:ascii="Consolas" w:hAnsi="Consolas"/><w:sz w:val="15"/><w:color w:val="0F172A"/></w:rPr><w:t xml:space="preserve">    cur_sum += a[right];</w:t></w:r></w:p><w:p><w:pPr><w:shd w:val="clear" w:color="auto" w:fill="F8FAFC"/><w:spacing w:before="0" w:after="0" w:line="200" w:lineRule="auto"/><w:ind w:left="80" w:right="80"/></w:pPr><w:r><w:rPr><w:rFonts w:ascii="Consolas" w:hAnsi="Consolas"/><w:sz w:val="15"/><w:color w:val="0F172A"/></w:rPr><w:t xml:space="preserve">    while (cur_sum &gt; K &amp;&amp; left &lt;= right) cur_sum -= a[left++];</w:t></w:r></w:p><w:p><w:pPr><w:shd w:val="clear" w:color="auto" w:fill="F8FAFC"/><w:spacing w:before="0" w:after="0" w:line="200" w:lineRule="auto"/><w:ind w:left="80" w:right="80"/></w:pPr><w:r><w:rPr><w:rFonts w:ascii="Consolas" w:hAnsi="Consolas"/><w:sz w:val="15"/><w:color w:val="0F172A"/></w:rPr><w:t xml:space="preserve">    max_len = max(max_len, right - left + 1);</w:t></w:r></w:p><w:p><w:pPr><w:shd w:val="clear" w:color="auto" w:fill="F8FAFC"/><w:spacing w:before="0" w:after="0" w:line="200" w:lineRule="auto"/><w:ind w:left="80" w:right="80"/></w:pPr><w:r><w:rPr><w:rFonts w:ascii="Consolas" w:hAnsi="Consolas"/><w:sz w:val="15"/><w:color w:val="0F172A"/></w:rPr><w:t xml:space="preserve">}</w:t></w:r></w:p><w:p><w:pPr><w:shd w:val="clear" w:color="auto" w:fill="F8FAFC"/><w:spacing w:before="0" w:after="0" w:line="200" w:lineRule="auto"/><w:ind w:left="80" w:right="80"/></w:pPr><w:r><w:rPr><w:rFonts w:ascii="Consolas" w:hAnsi="Consolas"/><w:sz w:val="15"/><w:color w:val="0F172A"/></w:rPr><w:t xml:space="preserve"></w:t></w:r></w:p><w:p><w:pPr><w:shd w:val="clear" w:color="auto" w:fill="F8FAFC"/><w:spacing w:before="0" w:after="0" w:line="200" w:lineRule="auto"/><w:ind w:left="80" w:right="80"/></w:pPr><w:r><w:rPr><w:rFonts w:ascii="Consolas" w:hAnsi="Consolas"/><w:sz w:val="15"/><w:color w:val="0F172A"/></w:rPr><w:t xml:space="preserve">// 3. MERGING TWO SORTED LISTS (Original twoPointer snippet: O(N + M))</w:t></w:r></w:p><w:p><w:pPr><w:shd w:val="clear" w:color="auto" w:fill="F8FAFC"/><w:spacing w:before="0" w:after="0" w:line="200" w:lineRule="auto"/><w:ind w:left="80" w:right="80"/></w:pPr><w:r><w:rPr><w:rFonts w:ascii="Consolas" w:hAnsi="Consolas"/><w:sz w:val="15"/><w:color w:val="0F172A"/></w:rPr><w:t xml:space="preserve">vector&lt;int&gt; a(n), b(m), c;</w:t></w:r></w:p><w:p><w:pPr><w:shd w:val="clear" w:color="auto" w:fill="F8FAFC"/><w:spacing w:before="0" w:after="0" w:line="200" w:lineRule="auto"/><w:ind w:left="80" w:right="80"/></w:pPr><w:r><w:rPr><w:rFonts w:ascii="Consolas" w:hAnsi="Consolas"/><w:sz w:val="15"/><w:color w:val="0F172A"/></w:rPr><w:t xml:space="preserve">for (int &amp;x : a) cin &gt;&gt; x;</w:t></w:r></w:p><w:p><w:pPr><w:shd w:val="clear" w:color="auto" w:fill="F8FAFC"/><w:spacing w:before="0" w:after="0" w:line="200" w:lineRule="auto"/><w:ind w:left="80" w:right="80"/></w:pPr><w:r><w:rPr><w:rFonts w:ascii="Consolas" w:hAnsi="Consolas"/><w:sz w:val="15"/><w:color w:val="0F172A"/></w:rPr><w:t xml:space="preserve">for (int &amp;x : b) cin &gt;&gt; x;</w:t></w:r></w:p><w:p><w:pPr><w:shd w:val="clear" w:color="auto" w:fill="F8FAFC"/><w:spacing w:before="0" w:after="0" w:line="200" w:lineRule="auto"/><w:ind w:left="80" w:right="80"/></w:pPr><w:r><w:rPr><w:rFonts w:ascii="Consolas" w:hAnsi="Consolas"/><w:sz w:val="15"/><w:color w:val="0F172A"/></w:rPr><w:t xml:space="preserve">int i = 0, j = 0;</w:t></w:r></w:p><w:p><w:pPr><w:shd w:val="clear" w:color="auto" w:fill="F8FAFC"/><w:spacing w:before="0" w:after="0" w:line="200" w:lineRule="auto"/><w:ind w:left="80" w:right="80"/></w:pPr><w:r><w:rPr><w:rFonts w:ascii="Consolas" w:hAnsi="Consolas"/><w:sz w:val="15"/><w:color w:val="0F172A"/></w:rPr><w:t xml:space="preserve">while (i &lt; n || j &lt; m) {</w:t></w:r></w:p><w:p><w:pPr><w:shd w:val="clear" w:color="auto" w:fill="F8FAFC"/><w:spacing w:before="0" w:after="0" w:line="200" w:lineRule="auto"/><w:ind w:left="80" w:right="80"/></w:pPr><w:r><w:rPr><w:rFonts w:ascii="Consolas" w:hAnsi="Consolas"/><w:sz w:val="15"/><w:color w:val="0F172A"/></w:rPr><w:t xml:space="preserve">    while ((i &lt; n) &amp;&amp; (j &gt;= m || (a[i] &lt;= b[j]))) { c.push_back(a[i]); i++; }</w:t></w:r></w:p><w:p><w:pPr><w:shd w:val="clear" w:color="auto" w:fill="F8FAFC"/><w:spacing w:before="0" w:after="0" w:line="200" w:lineRule="auto"/><w:ind w:left="80" w:right="80"/></w:pPr><w:r><w:rPr><w:rFonts w:ascii="Consolas" w:hAnsi="Consolas"/><w:sz w:val="15"/><w:color w:val="0F172A"/></w:rPr><w:t xml:space="preserve">    while ((j &lt; m) &amp;&amp; (i &gt;= n || b[j] &lt;= a[i])) { c.push_back(b[j]); j++; }</w:t></w:r></w:p><w:p><w:pPr><w:shd w:val="clear" w:color="auto" w:fill="F8FAFC"/><w:spacing w:before="0" w:after="0" w:line="200" w:lineRule="auto"/><w:ind w:left="80" w:right="80"/></w:pPr><w:r><w:rPr><w:rFonts w:ascii="Consolas" w:hAnsi="Consolas"/><w:sz w:val="15"/><w:color w:val="0F172A"/></w:rPr><w:t xml:space="preserve">}</w:t></w:r></w:p><w:p><w:pPr><w:pStyle w:val="Heading3"/></w:pPr><w:r><w:rPr><w:b/><w:sz w:val="19"/><w:color w:val="0369A1"/></w:rPr><w:t>9.3 0-1 Knapsack &amp; Unbounded Knapsack</w:t></w:r></w:p><w:p><w:pPr><w:ind w:left="200"/><w:spacing w:after="20"/></w:pPr><w:r><w:rPr><w:color w:val="2563EB"/></w:rPr><w:t xml:space="preserve">â€¢ </w:t></w:r><w:r><w:t>**Time Complexity:** $O(N \cdot W)$ with $O(W)$ space.</w:t></w:r></w:p><w:p><w:pPr><w:shd w:val="clear" w:color="auto" w:fill="F8FAFC"/><w:spacing w:before="0" w:after="0" w:line="200" w:lineRule="auto"/><w:ind w:left="80" w:right="80"/></w:pPr><w:r><w:rPr><w:rFonts w:ascii="Consolas" w:hAnsi="Consolas"/><w:sz w:val="15"/><w:color w:val="0F172A"/></w:rPr><w:t xml:space="preserve">// 0-1 Knapsack (each item at most once)</w:t></w:r></w:p><w:p><w:pPr><w:shd w:val="clear" w:color="auto" w:fill="F8FAFC"/><w:spacing w:before="0" w:after="0" w:line="200" w:lineRule="auto"/><w:ind w:left="80" w:right="80"/></w:pPr><w:r><w:rPr><w:rFonts w:ascii="Consolas" w:hAnsi="Consolas"/><w:sz w:val="15"/><w:color w:val="0F172A"/></w:rPr><w:t xml:space="preserve">int knapsack_01(int W, const vector&lt;int&gt;&amp; wt, const vector&lt;int&gt;&amp; val, int n) {</w:t></w:r></w:p><w:p><w:pPr><w:shd w:val="clear" w:color="auto" w:fill="F8FAFC"/><w:spacing w:before="0" w:after="0" w:line="200" w:lineRule="auto"/><w:ind w:left="80" w:right="80"/></w:pPr><w:r><w:rPr><w:rFonts w:ascii="Consolas" w:hAnsi="Consolas"/><w:sz w:val="15"/><w:color w:val="0F172A"/></w:rPr><w:t xml:space="preserve">    vector&lt;int&gt; dp(W + 1, 0);</w:t></w:r></w:p><w:p><w:pPr><w:shd w:val="clear" w:color="auto" w:fill="F8FAFC"/><w:spacing w:before="0" w:after="0" w:line="200" w:lineRule="auto"/><w:ind w:left="80" w:right="80"/></w:pPr><w:r><w:rPr><w:rFonts w:ascii="Consolas" w:hAnsi="Consolas"/><w:sz w:val="15"/><w:color w:val="0F172A"/></w:rPr><w:t xml:space="preserve">    for (int i = 0; i &lt; n; i++)</w:t></w:r></w:p><w:p><w:pPr><w:shd w:val="clear" w:color="auto" w:fill="F8FAFC"/><w:spacing w:before="0" w:after="0" w:line="200" w:lineRule="auto"/><w:ind w:left="80" w:right="80"/></w:pPr><w:r><w:rPr><w:rFonts w:ascii="Consolas" w:hAnsi="Consolas"/><w:sz w:val="15"/><w:color w:val="0F172A"/></w:rPr><w:t xml:space="preserve">        for (int w = W; w &gt;= wt[i]; w--) // BACKWARDS</w:t></w:r></w:p><w:p><w:pPr><w:shd w:val="clear" w:color="auto" w:fill="F8FAFC"/><w:spacing w:before="0" w:after="0" w:line="200" w:lineRule="auto"/><w:ind w:left="80" w:right="80"/></w:pPr><w:r><w:rPr><w:rFonts w:ascii="Consolas" w:hAnsi="Consolas"/><w:sz w:val="15"/><w:color w:val="0F172A"/></w:rPr><w:t xml:space="preserve">            dp[w] = max(dp[w], dp[w - wt[i]] + val[i]);</w:t></w:r></w:p><w:p><w:pPr><w:shd w:val="clear" w:color="auto" w:fill="F8FAFC"/><w:spacing w:before="0" w:after="0" w:line="200" w:lineRule="auto"/><w:ind w:left="80" w:right="80"/></w:pPr><w:r><w:rPr><w:rFonts w:ascii="Consolas" w:hAnsi="Consolas"/><w:sz w:val="15"/><w:color w:val="0F172A"/></w:rPr><w:t xml:space="preserve">    return dp[W];</w:t></w:r></w:p><w:p><w:pPr><w:shd w:val="clear" w:color="auto" w:fill="F8FAFC"/><w:spacing w:before="0" w:after="0" w:line="200" w:lineRule="auto"/><w:ind w:left="80" w:right="80"/></w:pPr><w:r><w:rPr><w:rFonts w:ascii="Consolas" w:hAnsi="Consolas"/><w:sz w:val="15"/><w:color w:val="0F172A"/></w:rPr><w:t xml:space="preserve">}</w:t></w:r></w:p><w:p><w:pPr><w:shd w:val="clear" w:color="auto" w:fill="F8FAFC"/><w:spacing w:before="0" w:after="0" w:line="200" w:lineRule="auto"/><w:ind w:left="80" w:right="80"/></w:pPr><w:r><w:rPr><w:rFonts w:ascii="Consolas" w:hAnsi="Consolas"/><w:sz w:val="15"/><w:color w:val="0F172A"/></w:rPr><w:t xml:space="preserve"></w:t></w:r></w:p><w:p><w:pPr><w:shd w:val="clear" w:color="auto" w:fill="F8FAFC"/><w:spacing w:before="0" w:after="0" w:line="200" w:lineRule="auto"/><w:ind w:left="80" w:right="80"/></w:pPr><w:r><w:rPr><w:rFonts w:ascii="Consolas" w:hAnsi="Consolas"/><w:sz w:val="15"/><w:color w:val="0F172A"/></w:rPr><w:t xml:space="preserve">// Unbounded Knapsack: change inner loop to: for (int w = wt[i]; w &lt;= W; w++)</w:t></w:r></w:p><w:p><w:pPr><w:pStyle w:val="Heading3"/></w:pPr><w:r><w:rPr><w:b/><w:sz w:val="19"/><w:color w:val="0369A1"/></w:rPr><w:t>9.4 Longest Increasing Subsequence ($O(N \log N)$)</w:t></w:r></w:p><w:p><w:pPr><w:shd w:val="clear" w:color="auto" w:fill="F8FAFC"/><w:spacing w:before="0" w:after="0" w:line="200" w:lineRule="auto"/><w:ind w:left="80" w:right="80"/></w:pPr><w:r><w:rPr><w:rFonts w:ascii="Consolas" w:hAnsi="Consolas"/><w:sz w:val="15"/><w:color w:val="0F172A"/></w:rPr><w:t xml:space="preserve">int lis(const vector&lt;int&gt;&amp; a) {</w:t></w:r></w:p><w:p><w:pPr><w:shd w:val="clear" w:color="auto" w:fill="F8FAFC"/><w:spacing w:before="0" w:after="0" w:line="200" w:lineRule="auto"/><w:ind w:left="80" w:right="80"/></w:pPr><w:r><w:rPr><w:rFonts w:ascii="Consolas" w:hAnsi="Consolas"/><w:sz w:val="15"/><w:color w:val="0F172A"/></w:rPr><w:t xml:space="preserve">    vector&lt;int&gt; tails;</w:t></w:r></w:p><w:p><w:pPr><w:shd w:val="clear" w:color="auto" w:fill="F8FAFC"/><w:spacing w:before="0" w:after="0" w:line="200" w:lineRule="auto"/><w:ind w:left="80" w:right="80"/></w:pPr><w:r><w:rPr><w:rFonts w:ascii="Consolas" w:hAnsi="Consolas"/><w:sz w:val="15"/><w:color w:val="0F172A"/></w:rPr><w:t xml:space="preserve">    for (int x : a) {</w:t></w:r></w:p><w:p><w:pPr><w:shd w:val="clear" w:color="auto" w:fill="F8FAFC"/><w:spacing w:before="0" w:after="0" w:line="200" w:lineRule="auto"/><w:ind w:left="80" w:right="80"/></w:pPr><w:r><w:rPr><w:rFonts w:ascii="Consolas" w:hAnsi="Consolas"/><w:sz w:val="15"/><w:color w:val="0F172A"/></w:rPr><w:t xml:space="preserve">        auto it = lower_bound(tails.begin(), tails.end(), x);</w:t></w:r></w:p><w:p><w:pPr><w:shd w:val="clear" w:color="auto" w:fill="F8FAFC"/><w:spacing w:before="0" w:after="0" w:line="200" w:lineRule="auto"/><w:ind w:left="80" w:right="80"/></w:pPr><w:r><w:rPr><w:rFonts w:ascii="Consolas" w:hAnsi="Consolas"/><w:sz w:val="15"/><w:color w:val="0F172A"/></w:rPr><w:t xml:space="preserve">        if (it == tails.end()) tails.push_back(x);</w:t></w:r></w:p><w:p><w:pPr><w:shd w:val="clear" w:color="auto" w:fill="F8FAFC"/><w:spacing w:before="0" w:after="0" w:line="200" w:lineRule="auto"/><w:ind w:left="80" w:right="80"/></w:pPr><w:r><w:rPr><w:rFonts w:ascii="Consolas" w:hAnsi="Consolas"/><w:sz w:val="15"/><w:color w:val="0F172A"/></w:rPr><w:t xml:space="preserve">        else *it = x;</w:t></w:r></w:p><w:p><w:pPr><w:shd w:val="clear" w:color="auto" w:fill="F8FAFC"/><w:spacing w:before="0" w:after="0" w:line="200" w:lineRule="auto"/><w:ind w:left="80" w:right="80"/></w:pPr><w:r><w:rPr><w:rFonts w:ascii="Consolas" w:hAnsi="Consolas"/><w:sz w:val="15"/><w:color w:val="0F172A"/></w:rPr><w:t xml:space="preserve">    }</w:t></w:r></w:p><w:p><w:pPr><w:shd w:val="clear" w:color="auto" w:fill="F8FAFC"/><w:spacing w:before="0" w:after="0" w:line="200" w:lineRule="auto"/><w:ind w:left="80" w:right="80"/></w:pPr><w:r><w:rPr><w:rFonts w:ascii="Consolas" w:hAnsi="Consolas"/><w:sz w:val="15"/><w:color w:val="0F172A"/></w:rPr><w:t xml:space="preserve">    return tails.size();</w:t></w:r></w:p><w:p><w:pPr><w:shd w:val="clear" w:color="auto" w:fill="F8FAFC"/><w:spacing w:before="0" w:after="0" w:line="200" w:lineRule="auto"/><w:ind w:left="80" w:right="80"/></w:pPr><w:r><w:rPr><w:rFonts w:ascii="Consolas" w:hAnsi="Consolas"/><w:sz w:val="15"/><w:color w:val="0F172A"/></w:rPr><w:t xml:space="preserve">}</w:t></w:r></w:p><w:p><w:pPr><w:pStyle w:val="Heading3"/></w:pPr><w:r><w:rPr><w:b/><w:sz w:val="19"/><w:color w:val="0369A1"/></w:rPr><w:t>9.5 Kadane&apos;s Algorithm (Max Subarray Sum with Range Indices)</w:t></w:r></w:p><w:p><w:pPr><w:ind w:left="200"/><w:spacing w:after="20"/></w:pPr><w:r><w:rPr><w:color w:val="2563EB"/></w:rPr><w:t xml:space="preserve">â€¢ </w:t></w:r><w:r><w:t>**Time Complexity:** $O(N)$</w:t></w:r></w:p><w:p><w:pPr><w:shd w:val="clear" w:color="auto" w:fill="F8FAFC"/><w:spacing w:before="0" w:after="0" w:line="200" w:lineRule="auto"/><w:ind w:left="80" w:right="80"/></w:pPr><w:r><w:rPr><w:rFonts w:ascii="Consolas" w:hAnsi="Consolas"/><w:sz w:val="15"/><w:color w:val="0F172A"/></w:rPr><w:t xml:space="preserve">long long max_sum = -1e18, cur = 0;</w:t></w:r></w:p><w:p><w:pPr><w:shd w:val="clear" w:color="auto" w:fill="F8FAFC"/><w:spacing w:before="0" w:after="0" w:line="200" w:lineRule="auto"/><w:ind w:left="80" w:right="80"/></w:pPr><w:r><w:rPr><w:rFonts w:ascii="Consolas" w:hAnsi="Consolas"/><w:sz w:val="15"/><w:color w:val="0F172A"/></w:rPr><w:t xml:space="preserve">int best_l = 0, best_r = 0, start = 0;</w:t></w:r></w:p><w:p><w:pPr><w:shd w:val="clear" w:color="auto" w:fill="F8FAFC"/><w:spacing w:before="0" w:after="0" w:line="200" w:lineRule="auto"/><w:ind w:left="80" w:right="80"/></w:pPr><w:r><w:rPr><w:rFonts w:ascii="Consolas" w:hAnsi="Consolas"/><w:sz w:val="15"/><w:color w:val="0F172A"/></w:rPr><w:t xml:space="preserve">for (int i = 0; i &lt; n; i++) {</w:t></w:r></w:p><w:p><w:pPr><w:shd w:val="clear" w:color="auto" w:fill="F8FAFC"/><w:spacing w:before="0" w:after="0" w:line="200" w:lineRule="auto"/><w:ind w:left="80" w:right="80"/></w:pPr><w:r><w:rPr><w:rFonts w:ascii="Consolas" w:hAnsi="Consolas"/><w:sz w:val="15"/><w:color w:val="0F172A"/></w:rPr><w:t xml:space="preserve">    cur += a[i];</w:t></w:r></w:p><w:p><w:pPr><w:shd w:val="clear" w:color="auto" w:fill="F8FAFC"/><w:spacing w:before="0" w:after="0" w:line="200" w:lineRule="auto"/><w:ind w:left="80" w:right="80"/></w:pPr><w:r><w:rPr><w:rFonts w:ascii="Consolas" w:hAnsi="Consolas"/><w:sz w:val="15"/><w:color w:val="0F172A"/></w:rPr><w:t xml:space="preserve">    if (cur &gt; max_sum) { max_sum = cur; best_l = start; best_r = i; }</w:t></w:r></w:p><w:p><w:pPr><w:shd w:val="clear" w:color="auto" w:fill="F8FAFC"/><w:spacing w:before="0" w:after="0" w:line="200" w:lineRule="auto"/><w:ind w:left="80" w:right="80"/></w:pPr><w:r><w:rPr><w:rFonts w:ascii="Consolas" w:hAnsi="Consolas"/><w:sz w:val="15"/><w:color w:val="0F172A"/></w:rPr><w:t xml:space="preserve">    if (cur &lt; 0) { cur = 0; start = i + 1; }</w:t></w:r></w:p><w:p><w:pPr><w:shd w:val="clear" w:color="auto" w:fill="F8FAFC"/><w:spacing w:before="0" w:after="0" w:line="200" w:lineRule="auto"/><w:ind w:left="80" w:right="80"/></w:pPr><w:r><w:rPr><w:rFonts w:ascii="Consolas" w:hAnsi="Consolas"/><w:sz w:val="15"/><w:color w:val="0F172A"/></w:rPr><w:t xml:space="preserve">} // Max contiguous subarray sum is on range [best_l, best_r]</w:t></w:r></w:p><w:p><w:pPr><w:pStyle w:val="Heading3"/></w:pPr><w:r><w:rPr><w:b/><w:sz w:val="19"/><w:color w:val="0369A1"/></w:rPr><w:t>9.6 Longest Common Subsequence (LCS with Path Reconstruction)</w:t></w:r></w:p><w:p><w:pPr><w:ind w:left="200"/><w:spacing w:after="20"/></w:pPr><w:r><w:rPr><w:color w:val="2563EB"/></w:rPr><w:t xml:space="preserve">â€¢ </w:t></w:r><w:r><w:t>**Time Complexity:** $O(N \cdot M)$</w:t></w:r></w:p><w:p><w:pPr><w:shd w:val="clear" w:color="auto" w:fill="F8FAFC"/><w:spacing w:before="0" w:after="0" w:line="200" w:lineRule="auto"/><w:ind w:left="80" w:right="80"/></w:pPr><w:r><w:rPr><w:rFonts w:ascii="Consolas" w:hAnsi="Consolas"/><w:sz w:val="15"/><w:color w:val="0F172A"/></w:rPr><w:t xml:space="preserve">string get_lcs(const string &amp;s, const string &amp;t) {</w:t></w:r></w:p><w:p><w:pPr><w:shd w:val="clear" w:color="auto" w:fill="F8FAFC"/><w:spacing w:before="0" w:after="0" w:line="200" w:lineRule="auto"/><w:ind w:left="80" w:right="80"/></w:pPr><w:r><w:rPr><w:rFonts w:ascii="Consolas" w:hAnsi="Consolas"/><w:sz w:val="15"/><w:color w:val="0F172A"/></w:rPr><w:t xml:space="preserve">    int n = s.size(), m = t.size();</w:t></w:r></w:p><w:p><w:pPr><w:shd w:val="clear" w:color="auto" w:fill="F8FAFC"/><w:spacing w:before="0" w:after="0" w:line="200" w:lineRule="auto"/><w:ind w:left="80" w:right="80"/></w:pPr><w:r><w:rPr><w:rFonts w:ascii="Consolas" w:hAnsi="Consolas"/><w:sz w:val="15"/><w:color w:val="0F172A"/></w:rPr><w:t xml:space="preserve">    vector&lt;vector&lt;int&gt;&gt; dp(n + 1, vector&lt;int&gt;(m + 1, 0));</w:t></w:r></w:p><w:p><w:pPr><w:shd w:val="clear" w:color="auto" w:fill="F8FAFC"/><w:spacing w:before="0" w:after="0" w:line="200" w:lineRule="auto"/><w:ind w:left="80" w:right="80"/></w:pPr><w:r><w:rPr><w:rFonts w:ascii="Consolas" w:hAnsi="Consolas"/><w:sz w:val="15"/><w:color w:val="0F172A"/></w:rPr><w:t xml:space="preserve">    for (int i = 1; i &lt;= n; i++)</w:t></w:r></w:p><w:p><w:pPr><w:shd w:val="clear" w:color="auto" w:fill="F8FAFC"/><w:spacing w:before="0" w:after="0" w:line="200" w:lineRule="auto"/><w:ind w:left="80" w:right="80"/></w:pPr><w:r><w:rPr><w:rFonts w:ascii="Consolas" w:hAnsi="Consolas"/><w:sz w:val="15"/><w:color w:val="0F172A"/></w:rPr><w:t xml:space="preserve">        for (int j = 1; j &lt;= m; j++)</w:t></w:r></w:p><w:p><w:pPr><w:shd w:val="clear" w:color="auto" w:fill="F8FAFC"/><w:spacing w:before="0" w:after="0" w:line="200" w:lineRule="auto"/><w:ind w:left="80" w:right="80"/></w:pPr><w:r><w:rPr><w:rFonts w:ascii="Consolas" w:hAnsi="Consolas"/><w:sz w:val="15"/><w:color w:val="0F172A"/></w:rPr><w:t xml:space="preserve">            dp[i][j] = (s[i - 1] == t[j - 1]) ? 1 + dp[i - 1][j - 1] : max(dp[i - 1][j], dp[i][j - 1]);</w:t></w:r></w:p><w:p><w:pPr><w:shd w:val="clear" w:color="auto" w:fill="F8FAFC"/><w:spacing w:before="0" w:after="0" w:line="200" w:lineRule="auto"/><w:ind w:left="80" w:right="80"/></w:pPr><w:r><w:rPr><w:rFonts w:ascii="Consolas" w:hAnsi="Consolas"/><w:sz w:val="15"/><w:color w:val="0F172A"/></w:rPr><w:t xml:space="preserve">    string res = &quot;&quot;; int i = n, j = m;</w:t></w:r></w:p><w:p><w:pPr><w:shd w:val="clear" w:color="auto" w:fill="F8FAFC"/><w:spacing w:before="0" w:after="0" w:line="200" w:lineRule="auto"/><w:ind w:left="80" w:right="80"/></w:pPr><w:r><w:rPr><w:rFonts w:ascii="Consolas" w:hAnsi="Consolas"/><w:sz w:val="15"/><w:color w:val="0F172A"/></w:rPr><w:t xml:space="preserve">    while (i &gt; 0 &amp;&amp; j &gt; 0) {</w:t></w:r></w:p><w:p><w:pPr><w:shd w:val="clear" w:color="auto" w:fill="F8FAFC"/><w:spacing w:before="0" w:after="0" w:line="200" w:lineRule="auto"/><w:ind w:left="80" w:right="80"/></w:pPr><w:r><w:rPr><w:rFonts w:ascii="Consolas" w:hAnsi="Consolas"/><w:sz w:val="15"/><w:color w:val="0F172A"/></w:rPr><w:t xml:space="preserve">        if (s[i - 1] == t[j - 1]) { res += s[i - 1]; i--; j--; }</w:t></w:r></w:p><w:p><w:pPr><w:shd w:val="clear" w:color="auto" w:fill="F8FAFC"/><w:spacing w:before="0" w:after="0" w:line="200" w:lineRule="auto"/><w:ind w:left="80" w:right="80"/></w:pPr><w:r><w:rPr><w:rFonts w:ascii="Consolas" w:hAnsi="Consolas"/><w:sz w:val="15"/><w:color w:val="0F172A"/></w:rPr><w:t xml:space="preserve">        else if (dp[i - 1][j] &gt; dp[i][j - 1]) i--;</w:t></w:r></w:p><w:p><w:pPr><w:shd w:val="clear" w:color="auto" w:fill="F8FAFC"/><w:spacing w:before="0" w:after="0" w:line="200" w:lineRule="auto"/><w:ind w:left="80" w:right="80"/></w:pPr><w:r><w:rPr><w:rFonts w:ascii="Consolas" w:hAnsi="Consolas"/><w:sz w:val="15"/><w:color w:val="0F172A"/></w:rPr><w:t xml:space="preserve">        else j--;</w:t></w:r></w:p><w:p><w:pPr><w:shd w:val="clear" w:color="auto" w:fill="F8FAFC"/><w:spacing w:before="0" w:after="0" w:line="200" w:lineRule="auto"/><w:ind w:left="80" w:right="80"/></w:pPr><w:r><w:rPr><w:rFonts w:ascii="Consolas" w:hAnsi="Consolas"/><w:sz w:val="15"/><w:color w:val="0F172A"/></w:rPr><w:t xml:space="preserve">    }</w:t></w:r></w:p><w:p><w:pPr><w:shd w:val="clear" w:color="auto" w:fill="F8FAFC"/><w:spacing w:before="0" w:after="0" w:line="200" w:lineRule="auto"/><w:ind w:left="80" w:right="80"/></w:pPr><w:r><w:rPr><w:rFonts w:ascii="Consolas" w:hAnsi="Consolas"/><w:sz w:val="15"/><w:color w:val="0F172A"/></w:rPr><w:t xml:space="preserve">    reverse(res.begin(), res.end());</w:t></w:r></w:p><w:p><w:pPr><w:shd w:val="clear" w:color="auto" w:fill="F8FAFC"/><w:spacing w:before="0" w:after="0" w:line="200" w:lineRule="auto"/><w:ind w:left="80" w:right="80"/></w:pPr><w:r><w:rPr><w:rFonts w:ascii="Consolas" w:hAnsi="Consolas"/><w:sz w:val="15"/><w:color w:val="0F172A"/></w:rPr><w:t xml:space="preserve">    return res; // Length is dp[n][m]</w:t></w:r></w:p><w:p><w:pPr><w:shd w:val="clear" w:color="auto" w:fill="F8FAFC"/><w:spacing w:before="0" w:after="0" w:line="200" w:lineRule="auto"/><w:ind w:left="80" w:right="80"/></w:pPr><w:r><w:rPr><w:rFonts w:ascii="Consolas" w:hAnsi="Consolas"/><w:sz w:val="15"/><w:color w:val="0F172A"/></w:rPr><w:t xml:space="preserve">}</w:t></w:r></w:p><w:p><w:pPr><w:pStyle w:val="Heading3"/></w:pPr><w:r><w:rPr><w:b/><w:sz w:val="19"/><w:color w:val="0369A1"/></w:rPr><w:t>9.7 Coin Change (Min Coins &amp; Total Combinations)</w:t></w:r></w:p><w:p><w:pPr><w:ind w:left="200"/><w:spacing w:after="20"/></w:pPr><w:r><w:rPr><w:color w:val="2563EB"/></w:rPr><w:t xml:space="preserve">â€¢ </w:t></w:r><w:r><w:t>**Time Complexity:** $O(N \cdot X)$</w:t></w:r></w:p><w:p><w:pPr><w:shd w:val="clear" w:color="auto" w:fill="F8FAFC"/><w:spacing w:before="0" w:after="0" w:line="200" w:lineRule="auto"/><w:ind w:left="80" w:right="80"/></w:pPr><w:r><w:rPr><w:rFonts w:ascii="Consolas" w:hAnsi="Consolas"/><w:sz w:val="15"/><w:color w:val="0F172A"/></w:rPr><w:t xml:space="preserve">// 1. Min coins to make target amount X:</w:t></w:r></w:p><w:p><w:pPr><w:shd w:val="clear" w:color="auto" w:fill="F8FAFC"/><w:spacing w:before="0" w:after="0" w:line="200" w:lineRule="auto"/><w:ind w:left="80" w:right="80"/></w:pPr><w:r><w:rPr><w:rFonts w:ascii="Consolas" w:hAnsi="Consolas"/><w:sz w:val="15"/><w:color w:val="0F172A"/></w:rPr><w:t xml:space="preserve">vector&lt;int&gt; dp(X + 1, 1e9); dp[0] = 0;</w:t></w:r></w:p><w:p><w:pPr><w:shd w:val="clear" w:color="auto" w:fill="F8FAFC"/><w:spacing w:before="0" w:after="0" w:line="200" w:lineRule="auto"/><w:ind w:left="80" w:right="80"/></w:pPr><w:r><w:rPr><w:rFonts w:ascii="Consolas" w:hAnsi="Consolas"/><w:sz w:val="15"/><w:color w:val="0F172A"/></w:rPr><w:t xml:space="preserve">for (int i = 1; i &lt;= X; i++)</w:t></w:r></w:p><w:p><w:pPr><w:shd w:val="clear" w:color="auto" w:fill="F8FAFC"/><w:spacing w:before="0" w:after="0" w:line="200" w:lineRule="auto"/><w:ind w:left="80" w:right="80"/></w:pPr><w:r><w:rPr><w:rFonts w:ascii="Consolas" w:hAnsi="Consolas"/><w:sz w:val="15"/><w:color w:val="0F172A"/></w:rPr><w:t xml:space="preserve">    for (int c : coins) if (i &gt;= c) dp[i] = min(dp[i], dp[i - c] + 1);</w:t></w:r></w:p><w:p><w:pPr><w:shd w:val="clear" w:color="auto" w:fill="F8FAFC"/><w:spacing w:before="0" w:after="0" w:line="200" w:lineRule="auto"/><w:ind w:left="80" w:right="80"/></w:pPr><w:r><w:rPr><w:rFonts w:ascii="Consolas" w:hAnsi="Consolas"/><w:sz w:val="15"/><w:color w:val="0F172A"/></w:rPr><w:t xml:space="preserve">int min_coins = (dp[X] &gt;= 1e9 ? -1 : dp[X]);</w:t></w:r></w:p><w:p><w:pPr><w:shd w:val="clear" w:color="auto" w:fill="F8FAFC"/><w:spacing w:before="0" w:after="0" w:line="200" w:lineRule="auto"/><w:ind w:left="80" w:right="80"/></w:pPr><w:r><w:rPr><w:rFonts w:ascii="Consolas" w:hAnsi="Consolas"/><w:sz w:val="15"/><w:color w:val="0F172A"/></w:rPr><w:t xml:space="preserve"></w:t></w:r></w:p><w:p><w:pPr><w:shd w:val="clear" w:color="auto" w:fill="F8FAFC"/><w:spacing w:before="0" w:after="0" w:line="200" w:lineRule="auto"/><w:ind w:left="80" w:right="80"/></w:pPr><w:r><w:rPr><w:rFonts w:ascii="Consolas" w:hAnsi="Consolas"/><w:sz w:val="15"/><w:color w:val="0F172A"/></w:rPr><w:t xml:space="preserve">// 2. Number of distinct combinations (coins outer loop):</w:t></w:r></w:p><w:p><w:pPr><w:shd w:val="clear" w:color="auto" w:fill="F8FAFC"/><w:spacing w:before="0" w:after="0" w:line="200" w:lineRule="auto"/><w:ind w:left="80" w:right="80"/></w:pPr><w:r><w:rPr><w:rFonts w:ascii="Consolas" w:hAnsi="Consolas"/><w:sz w:val="15"/><w:color w:val="0F172A"/></w:rPr><w:t xml:space="preserve">vector&lt;int&gt; ways(X + 1, 0); ways[0] = 1;</w:t></w:r></w:p><w:p><w:pPr><w:shd w:val="clear" w:color="auto" w:fill="F8FAFC"/><w:spacing w:before="0" w:after="0" w:line="200" w:lineRule="auto"/><w:ind w:left="80" w:right="80"/></w:pPr><w:r><w:rPr><w:rFonts w:ascii="Consolas" w:hAnsi="Consolas"/><w:sz w:val="15"/><w:color w:val="0F172A"/></w:rPr><w:t xml:space="preserve">for (int c : coins)</w:t></w:r></w:p><w:p><w:pPr><w:shd w:val="clear" w:color="auto" w:fill="F8FAFC"/><w:spacing w:before="0" w:after="0" w:line="200" w:lineRule="auto"/><w:ind w:left="80" w:right="80"/></w:pPr><w:r><w:rPr><w:rFonts w:ascii="Consolas" w:hAnsi="Consolas"/><w:sz w:val="15"/><w:color w:val="0F172A"/></w:rPr><w:t xml:space="preserve">    for (int i = c; i &lt;= X; i++) ways[i] = (ways[i] + ways[i - c]) % MOD;</w:t></w:r></w:p><w:p><w:pPr><w:pStyle w:val="Heading3"/></w:pPr><w:r><w:rPr><w:b/><w:sz w:val="19"/><w:color w:val="0369A1"/></w:rPr><w:t>9.8 Edit Distance (Levenshtein Distance)</w:t></w:r></w:p><w:p><w:pPr><w:ind w:left="200"/><w:spacing w:after="20"/></w:pPr><w:r><w:rPr><w:color w:val="2563EB"/></w:rPr><w:t xml:space="preserve">â€¢ </w:t></w:r><w:r><w:t>**Time Complexity:** $O(N \cdot M)$</w:t></w:r></w:p><w:p><w:pPr><w:shd w:val="clear" w:color="auto" w:fill="F8FAFC"/><w:spacing w:before="0" w:after="0" w:line="200" w:lineRule="auto"/><w:ind w:left="80" w:right="80"/></w:pPr><w:r><w:rPr><w:rFonts w:ascii="Consolas" w:hAnsi="Consolas"/><w:sz w:val="15"/><w:color w:val="0F172A"/></w:rPr><w:t xml:space="preserve">int edit_distance(const string &amp;s1, const string &amp;s2) {</w:t></w:r></w:p><w:p><w:pPr><w:shd w:val="clear" w:color="auto" w:fill="F8FAFC"/><w:spacing w:before="0" w:after="0" w:line="200" w:lineRule="auto"/><w:ind w:left="80" w:right="80"/></w:pPr><w:r><w:rPr><w:rFonts w:ascii="Consolas" w:hAnsi="Consolas"/><w:sz w:val="15"/><w:color w:val="0F172A"/></w:rPr><w:t xml:space="preserve">    int n = s1.size(), m = s2.size();</w:t></w:r></w:p><w:p><w:pPr><w:shd w:val="clear" w:color="auto" w:fill="F8FAFC"/><w:spacing w:before="0" w:after="0" w:line="200" w:lineRule="auto"/><w:ind w:left="80" w:right="80"/></w:pPr><w:r><w:rPr><w:rFonts w:ascii="Consolas" w:hAnsi="Consolas"/><w:sz w:val="15"/><w:color w:val="0F172A"/></w:rPr><w:t xml:space="preserve">    vector&lt;vector&lt;int&gt;&gt; dp(n + 1, vector&lt;int&gt;(m + 1));</w:t></w:r></w:p><w:p><w:pPr><w:shd w:val="clear" w:color="auto" w:fill="F8FAFC"/><w:spacing w:before="0" w:after="0" w:line="200" w:lineRule="auto"/><w:ind w:left="80" w:right="80"/></w:pPr><w:r><w:rPr><w:rFonts w:ascii="Consolas" w:hAnsi="Consolas"/><w:sz w:val="15"/><w:color w:val="0F172A"/></w:rPr><w:t xml:space="preserve">    for (int i = 0; i &lt;= n; i++) dp[i][0] = i;</w:t></w:r></w:p><w:p><w:pPr><w:shd w:val="clear" w:color="auto" w:fill="F8FAFC"/><w:spacing w:before="0" w:after="0" w:line="200" w:lineRule="auto"/><w:ind w:left="80" w:right="80"/></w:pPr><w:r><w:rPr><w:rFonts w:ascii="Consolas" w:hAnsi="Consolas"/><w:sz w:val="15"/><w:color w:val="0F172A"/></w:rPr><w:t xml:space="preserve">    for (int j = 0; j &lt;= m; j++) dp[0][j] = j;</w:t></w:r></w:p><w:p><w:pPr><w:shd w:val="clear" w:color="auto" w:fill="F8FAFC"/><w:spacing w:before="0" w:after="0" w:line="200" w:lineRule="auto"/><w:ind w:left="80" w:right="80"/></w:pPr><w:r><w:rPr><w:rFonts w:ascii="Consolas" w:hAnsi="Consolas"/><w:sz w:val="15"/><w:color w:val="0F172A"/></w:rPr><w:t xml:space="preserve">    for (int i = 1; i &lt;= n; i++) {</w:t></w:r></w:p><w:p><w:pPr><w:shd w:val="clear" w:color="auto" w:fill="F8FAFC"/><w:spacing w:before="0" w:after="0" w:line="200" w:lineRule="auto"/><w:ind w:left="80" w:right="80"/></w:pPr><w:r><w:rPr><w:rFonts w:ascii="Consolas" w:hAnsi="Consolas"/><w:sz w:val="15"/><w:color w:val="0F172A"/></w:rPr><w:t xml:space="preserve">        for (int j = 1; j &lt;= m; j++) {</w:t></w:r></w:p><w:p><w:pPr><w:shd w:val="clear" w:color="auto" w:fill="F8FAFC"/><w:spacing w:before="0" w:after="0" w:line="200" w:lineRule="auto"/><w:ind w:left="80" w:right="80"/></w:pPr><w:r><w:rPr><w:rFonts w:ascii="Consolas" w:hAnsi="Consolas"/><w:sz w:val="15"/><w:color w:val="0F172A"/></w:rPr><w:t xml:space="preserve">            if (s1[i - 1] == s2[j - 1]) dp[i][j] = dp[i - 1][j - 1];</w:t></w:r></w:p><w:p><w:pPr><w:shd w:val="clear" w:color="auto" w:fill="F8FAFC"/><w:spacing w:before="0" w:after="0" w:line="200" w:lineRule="auto"/><w:ind w:left="80" w:right="80"/></w:pPr><w:r><w:rPr><w:rFonts w:ascii="Consolas" w:hAnsi="Consolas"/><w:sz w:val="15"/><w:color w:val="0F172A"/></w:rPr><w:t xml:space="preserve">            else dp[i][j] = 1 + min({dp[i - 1][j], dp[i][j - 1], dp[i - 1][j - 1]});</w:t></w:r></w:p><w:p><w:pPr><w:shd w:val="clear" w:color="auto" w:fill="F8FAFC"/><w:spacing w:before="0" w:after="0" w:line="200" w:lineRule="auto"/><w:ind w:left="80" w:right="80"/></w:pPr><w:r><w:rPr><w:rFonts w:ascii="Consolas" w:hAnsi="Consolas"/><w:sz w:val="15"/><w:color w:val="0F172A"/></w:rPr><w:t xml:space="preserve">        }</w:t></w:r></w:p><w:p><w:pPr><w:shd w:val="clear" w:color="auto" w:fill="F8FAFC"/><w:spacing w:before="0" w:after="0" w:line="200" w:lineRule="auto"/><w:ind w:left="80" w:right="80"/></w:pPr><w:r><w:rPr><w:rFonts w:ascii="Consolas" w:hAnsi="Consolas"/><w:sz w:val="15"/><w:color w:val="0F172A"/></w:rPr><w:t xml:space="preserve">    }</w:t></w:r></w:p><w:p><w:pPr><w:shd w:val="clear" w:color="auto" w:fill="F8FAFC"/><w:spacing w:before="0" w:after="0" w:line="200" w:lineRule="auto"/><w:ind w:left="80" w:right="80"/></w:pPr><w:r><w:rPr><w:rFonts w:ascii="Consolas" w:hAnsi="Consolas"/><w:sz w:val="15"/><w:color w:val="0F172A"/></w:rPr><w:t xml:space="preserve">    return dp[n][m];</w:t></w:r></w:p><w:p><w:pPr><w:shd w:val="clear" w:color="auto" w:fill="F8FAFC"/><w:spacing w:before="0" w:after="0" w:line="200" w:lineRule="auto"/><w:ind w:left="80" w:right="80"/></w:pPr><w:r><w:rPr><w:rFonts w:ascii="Consolas" w:hAnsi="Consolas"/><w:sz w:val="15"/><w:color w:val="0F172A"/></w:rPr><w:t xml:space="preserve">}</w:t></w:r></w:p><w:p><w:pPr><w:pBdr><w:bottom w:val="single" w:sz="4" w:space="1" w:color="CBD5E0"/></w:pPr></w:p><w:p><w:pPr><w:pStyle w:val="Heading1"/></w:pPr><w:r><w:rPr><w:b/><w:sz w:val="26"/><w:color w:val="1E3A8A"/></w:rPr><w:t>Section 10: Advanced Tools (Kruskal, Matrix Power &amp; Geometry)</w:t></w:r></w:p><w:p><w:pPr><w:pStyle w:val="Heading3"/></w:pPr><w:r><w:rPr><w:b/><w:sz w:val="19"/><w:color w:val="0369A1"/></w:rPr><w:t>10.1 Kruskal&apos;s Minimum Spanning Tree (MST)</w:t></w:r></w:p><w:p><w:pPr><w:ind w:left="200"/><w:spacing w:after="20"/></w:pPr><w:r><w:rPr><w:color w:val="2563EB"/></w:rPr><w:t xml:space="preserve">â€¢ </w:t></w:r><w:r><w:t>**Time Complexity:** $O(E \log E)$</w:t></w:r></w:p><w:p><w:pPr><w:shd w:val="clear" w:color="auto" w:fill="F8FAFC"/><w:spacing w:before="0" w:after="0" w:line="200" w:lineRule="auto"/><w:ind w:left="80" w:right="80"/></w:pPr><w:r><w:rPr><w:rFonts w:ascii="Consolas" w:hAnsi="Consolas"/><w:sz w:val="15"/><w:color w:val="0F172A"/></w:rPr><w:t xml:space="preserve">struct Edge {</w:t></w:r></w:p><w:p><w:pPr><w:shd w:val="clear" w:color="auto" w:fill="F8FAFC"/><w:spacing w:before="0" w:after="0" w:line="200" w:lineRule="auto"/><w:ind w:left="80" w:right="80"/></w:pPr><w:r><w:rPr><w:rFonts w:ascii="Consolas" w:hAnsi="Consolas"/><w:sz w:val="15"/><w:color w:val="0F172A"/></w:rPr><w:t xml:space="preserve">    int u, v, w;</w:t></w:r></w:p><w:p><w:pPr><w:shd w:val="clear" w:color="auto" w:fill="F8FAFC"/><w:spacing w:before="0" w:after="0" w:line="200" w:lineRule="auto"/><w:ind w:left="80" w:right="80"/></w:pPr><w:r><w:rPr><w:rFonts w:ascii="Consolas" w:hAnsi="Consolas"/><w:sz w:val="15"/><w:color w:val="0F172A"/></w:rPr><w:t xml:space="preserve">    bool operator&lt;(const Edge&amp; o) const { return w &lt; o.w; }</w:t></w:r></w:p><w:p><w:pPr><w:shd w:val="clear" w:color="auto" w:fill="F8FAFC"/><w:spacing w:before="0" w:after="0" w:line="200" w:lineRule="auto"/><w:ind w:left="80" w:right="80"/></w:pPr><w:r><w:rPr><w:rFonts w:ascii="Consolas" w:hAnsi="Consolas"/><w:sz w:val="15"/><w:color w:val="0F172A"/></w:rPr><w:t xml:space="preserve">};</w:t></w:r></w:p><w:p><w:pPr><w:shd w:val="clear" w:color="auto" w:fill="F8FAFC"/><w:spacing w:before="0" w:after="0" w:line="200" w:lineRule="auto"/><w:ind w:left="80" w:right="80"/></w:pPr><w:r><w:rPr><w:rFonts w:ascii="Consolas" w:hAnsi="Consolas"/><w:sz w:val="15"/><w:color w:val="0F172A"/></w:rPr><w:t xml:space="preserve"></w:t></w:r></w:p><w:p><w:pPr><w:shd w:val="clear" w:color="auto" w:fill="F8FAFC"/><w:spacing w:before="0" w:after="0" w:line="200" w:lineRule="auto"/><w:ind w:left="80" w:right="80"/></w:pPr><w:r><w:rPr><w:rFonts w:ascii="Consolas" w:hAnsi="Consolas"/><w:sz w:val="15"/><w:color w:val="0F172A"/></w:rPr><w:t xml:space="preserve">int kruskal(int n, vector&lt;Edge&gt;&amp; edges) {</w:t></w:r></w:p><w:p><w:pPr><w:shd w:val="clear" w:color="auto" w:fill="F8FAFC"/><w:spacing w:before="0" w:after="0" w:line="200" w:lineRule="auto"/><w:ind w:left="80" w:right="80"/></w:pPr><w:r><w:rPr><w:rFonts w:ascii="Consolas" w:hAnsi="Consolas"/><w:sz w:val="15"/><w:color w:val="0F172A"/></w:rPr><w:t xml:space="preserve">    sort(all(edges));</w:t></w:r></w:p><w:p><w:pPr><w:shd w:val="clear" w:color="auto" w:fill="F8FAFC"/><w:spacing w:before="0" w:after="0" w:line="200" w:lineRule="auto"/><w:ind w:left="80" w:right="80"/></w:pPr><w:r><w:rPr><w:rFonts w:ascii="Consolas" w:hAnsi="Consolas"/><w:sz w:val="15"/><w:color w:val="0F172A"/></w:rPr><w:t xml:space="preserve">    DisjointSet dsu(n);</w:t></w:r></w:p><w:p><w:pPr><w:shd w:val="clear" w:color="auto" w:fill="F8FAFC"/><w:spacing w:before="0" w:after="0" w:line="200" w:lineRule="auto"/><w:ind w:left="80" w:right="80"/></w:pPr><w:r><w:rPr><w:rFonts w:ascii="Consolas" w:hAnsi="Consolas"/><w:sz w:val="15"/><w:color w:val="0F172A"/></w:rPr><w:t xml:space="preserve">    int total_cost = 0, count = 0;</w:t></w:r></w:p><w:p><w:pPr><w:shd w:val="clear" w:color="auto" w:fill="F8FAFC"/><w:spacing w:before="0" w:after="0" w:line="200" w:lineRule="auto"/><w:ind w:left="80" w:right="80"/></w:pPr><w:r><w:rPr><w:rFonts w:ascii="Consolas" w:hAnsi="Consolas"/><w:sz w:val="15"/><w:color w:val="0F172A"/></w:rPr><w:t xml:space="preserve">    for (auto&amp; e : edges) {</w:t></w:r></w:p><w:p><w:pPr><w:shd w:val="clear" w:color="auto" w:fill="F8FAFC"/><w:spacing w:before="0" w:after="0" w:line="200" w:lineRule="auto"/><w:ind w:left="80" w:right="80"/></w:pPr><w:r><w:rPr><w:rFonts w:ascii="Consolas" w:hAnsi="Consolas"/><w:sz w:val="15"/><w:color w:val="0F172A"/></w:rPr><w:t xml:space="preserve">        if (!dsu.connected(e.u, e.v)) {</w:t></w:r></w:p><w:p><w:pPr><w:shd w:val="clear" w:color="auto" w:fill="F8FAFC"/><w:spacing w:before="0" w:after="0" w:line="200" w:lineRule="auto"/><w:ind w:left="80" w:right="80"/></w:pPr><w:r><w:rPr><w:rFonts w:ascii="Consolas" w:hAnsi="Consolas"/><w:sz w:val="15"/><w:color w:val="0F172A"/></w:rPr><w:t xml:space="preserve">            dsu.unionBySize(e.u, e.v);</w:t></w:r></w:p><w:p><w:pPr><w:shd w:val="clear" w:color="auto" w:fill="F8FAFC"/><w:spacing w:before="0" w:after="0" w:line="200" w:lineRule="auto"/><w:ind w:left="80" w:right="80"/></w:pPr><w:r><w:rPr><w:rFonts w:ascii="Consolas" w:hAnsi="Consolas"/><w:sz w:val="15"/><w:color w:val="0F172A"/></w:rPr><w:t xml:space="preserve">            total_cost += e.w;</w:t></w:r></w:p><w:p><w:pPr><w:shd w:val="clear" w:color="auto" w:fill="F8FAFC"/><w:spacing w:before="0" w:after="0" w:line="200" w:lineRule="auto"/><w:ind w:left="80" w:right="80"/></w:pPr><w:r><w:rPr><w:rFonts w:ascii="Consolas" w:hAnsi="Consolas"/><w:sz w:val="15"/><w:color w:val="0F172A"/></w:rPr><w:t xml:space="preserve">            if (++count == n - 1) return total_cost;</w:t></w:r></w:p><w:p><w:pPr><w:shd w:val="clear" w:color="auto" w:fill="F8FAFC"/><w:spacing w:before="0" w:after="0" w:line="200" w:lineRule="auto"/><w:ind w:left="80" w:right="80"/></w:pPr><w:r><w:rPr><w:rFonts w:ascii="Consolas" w:hAnsi="Consolas"/><w:sz w:val="15"/><w:color w:val="0F172A"/></w:rPr><w:t xml:space="preserve">        }</w:t></w:r></w:p><w:p><w:pPr><w:shd w:val="clear" w:color="auto" w:fill="F8FAFC"/><w:spacing w:before="0" w:after="0" w:line="200" w:lineRule="auto"/><w:ind w:left="80" w:right="80"/></w:pPr><w:r><w:rPr><w:rFonts w:ascii="Consolas" w:hAnsi="Consolas"/><w:sz w:val="15"/><w:color w:val="0F172A"/></w:rPr><w:t xml:space="preserve">    }</w:t></w:r></w:p><w:p><w:pPr><w:shd w:val="clear" w:color="auto" w:fill="F8FAFC"/><w:spacing w:before="0" w:after="0" w:line="200" w:lineRule="auto"/><w:ind w:left="80" w:right="80"/></w:pPr><w:r><w:rPr><w:rFonts w:ascii="Consolas" w:hAnsi="Consolas"/><w:sz w:val="15"/><w:color w:val="0F172A"/></w:rPr><w:t xml:space="preserve">    return -1;</w:t></w:r></w:p><w:p><w:pPr><w:shd w:val="clear" w:color="auto" w:fill="F8FAFC"/><w:spacing w:before="0" w:after="0" w:line="200" w:lineRule="auto"/><w:ind w:left="80" w:right="80"/></w:pPr><w:r><w:rPr><w:rFonts w:ascii="Consolas" w:hAnsi="Consolas"/><w:sz w:val="15"/><w:color w:val="0F172A"/></w:rPr><w:t xml:space="preserve">}</w:t></w:r></w:p><w:p><w:pPr><w:pStyle w:val="Heading3"/></w:pPr><w:r><w:rPr><w:b/><w:sz w:val="19"/><w:color w:val="0369A1"/></w:rPr><w:t>10.2 Matrix Exponentiation ($O(K^3 \log N)$)</w:t></w:r></w:p><w:p><w:pPr><w:shd w:val="clear" w:color="auto" w:fill="F8FAFC"/><w:spacing w:before="0" w:after="0" w:line="200" w:lineRule="auto"/><w:ind w:left="80" w:right="80"/></w:pPr><w:r><w:rPr><w:rFonts w:ascii="Consolas" w:hAnsi="Consolas"/><w:sz w:val="15"/><w:color w:val="0F172A"/></w:rPr><w:t xml:space="preserve">template&lt;typename T = long long&gt;</w:t></w:r></w:p><w:p><w:pPr><w:shd w:val="clear" w:color="auto" w:fill="F8FAFC"/><w:spacing w:before="0" w:after="0" w:line="200" w:lineRule="auto"/><w:ind w:left="80" w:right="80"/></w:pPr><w:r><w:rPr><w:rFonts w:ascii="Consolas" w:hAnsi="Consolas"/><w:sz w:val="15"/><w:color w:val="0F172A"/></w:rPr><w:t xml:space="preserve">struct Matrix {</w:t></w:r></w:p><w:p><w:pPr><w:shd w:val="clear" w:color="auto" w:fill="F8FAFC"/><w:spacing w:before="0" w:after="0" w:line="200" w:lineRule="auto"/><w:ind w:left="80" w:right="80"/></w:pPr><w:r><w:rPr><w:rFonts w:ascii="Consolas" w:hAnsi="Consolas"/><w:sz w:val="15"/><w:color w:val="0F172A"/></w:rPr><w:t xml:space="preserve">    int n; vector&lt;vector&lt;T&gt;&gt; a;</w:t></w:r></w:p><w:p><w:pPr><w:shd w:val="clear" w:color="auto" w:fill="F8FAFC"/><w:spacing w:before="0" w:after="0" w:line="200" w:lineRule="auto"/><w:ind w:left="80" w:right="80"/></w:pPr><w:r><w:rPr><w:rFonts w:ascii="Consolas" w:hAnsi="Consolas"/><w:sz w:val="15"/><w:color w:val="0F172A"/></w:rPr><w:t xml:space="preserve">    Matrix(int n) : n(n), a(n, vector&lt;T&gt;(n, 0)) {}</w:t></w:r></w:p><w:p><w:pPr><w:shd w:val="clear" w:color="auto" w:fill="F8FAFC"/><w:spacing w:before="0" w:after="0" w:line="200" w:lineRule="auto"/><w:ind w:left="80" w:right="80"/></w:pPr><w:r><w:rPr><w:rFonts w:ascii="Consolas" w:hAnsi="Consolas"/><w:sz w:val="15"/><w:color w:val="0F172A"/></w:rPr><w:t xml:space="preserve">    static Matrix eye(int n) {</w:t></w:r></w:p><w:p><w:pPr><w:shd w:val="clear" w:color="auto" w:fill="F8FAFC"/><w:spacing w:before="0" w:after="0" w:line="200" w:lineRule="auto"/><w:ind w:left="80" w:right="80"/></w:pPr><w:r><w:rPr><w:rFonts w:ascii="Consolas" w:hAnsi="Consolas"/><w:sz w:val="15"/><w:color w:val="0F172A"/></w:rPr><w:t xml:space="preserve">        Matrix res(n); for (int i = 0; i &lt; n; i++) res.a[i][i] = 1;</w:t></w:r></w:p><w:p><w:pPr><w:shd w:val="clear" w:color="auto" w:fill="F8FAFC"/><w:spacing w:before="0" w:after="0" w:line="200" w:lineRule="auto"/><w:ind w:left="80" w:right="80"/></w:pPr><w:r><w:rPr><w:rFonts w:ascii="Consolas" w:hAnsi="Consolas"/><w:sz w:val="15"/><w:color w:val="0F172A"/></w:rPr><w:t xml:space="preserve">        return res;</w:t></w:r></w:p><w:p><w:pPr><w:shd w:val="clear" w:color="auto" w:fill="F8FAFC"/><w:spacing w:before="0" w:after="0" w:line="200" w:lineRule="auto"/><w:ind w:left="80" w:right="80"/></w:pPr><w:r><w:rPr><w:rFonts w:ascii="Consolas" w:hAnsi="Consolas"/><w:sz w:val="15"/><w:color w:val="0F172A"/></w:rPr><w:t xml:space="preserve">    }</w:t></w:r></w:p><w:p><w:pPr><w:shd w:val="clear" w:color="auto" w:fill="F8FAFC"/><w:spacing w:before="0" w:after="0" w:line="200" w:lineRule="auto"/><w:ind w:left="80" w:right="80"/></w:pPr><w:r><w:rPr><w:rFonts w:ascii="Consolas" w:hAnsi="Consolas"/><w:sz w:val="15"/><w:color w:val="0F172A"/></w:rPr><w:t xml:space="preserve">    Matrix operator*(const Matrix&amp; o) const {</w:t></w:r></w:p><w:p><w:pPr><w:shd w:val="clear" w:color="auto" w:fill="F8FAFC"/><w:spacing w:before="0" w:after="0" w:line="200" w:lineRule="auto"/><w:ind w:left="80" w:right="80"/></w:pPr><w:r><w:rPr><w:rFonts w:ascii="Consolas" w:hAnsi="Consolas"/><w:sz w:val="15"/><w:color w:val="0F172A"/></w:rPr><w:t xml:space="preserve">        Matrix res(n);</w:t></w:r></w:p><w:p><w:pPr><w:shd w:val="clear" w:color="auto" w:fill="F8FAFC"/><w:spacing w:before="0" w:after="0" w:line="200" w:lineRule="auto"/><w:ind w:left="80" w:right="80"/></w:pPr><w:r><w:rPr><w:rFonts w:ascii="Consolas" w:hAnsi="Consolas"/><w:sz w:val="15"/><w:color w:val="0F172A"/></w:rPr><w:t xml:space="preserve">        for (int i = 0; i &lt; n; i++)</w:t></w:r></w:p><w:p><w:pPr><w:shd w:val="clear" w:color="auto" w:fill="F8FAFC"/><w:spacing w:before="0" w:after="0" w:line="200" w:lineRule="auto"/><w:ind w:left="80" w:right="80"/></w:pPr><w:r><w:rPr><w:rFonts w:ascii="Consolas" w:hAnsi="Consolas"/><w:sz w:val="15"/><w:color w:val="0F172A"/></w:rPr><w:t xml:space="preserve">            for (int k = 0; k &lt; n; k++)</w:t></w:r></w:p><w:p><w:pPr><w:shd w:val="clear" w:color="auto" w:fill="F8FAFC"/><w:spacing w:before="0" w:after="0" w:line="200" w:lineRule="auto"/><w:ind w:left="80" w:right="80"/></w:pPr><w:r><w:rPr><w:rFonts w:ascii="Consolas" w:hAnsi="Consolas"/><w:sz w:val="15"/><w:color w:val="0F172A"/></w:rPr><w:t xml:space="preserve">                for (int j = 0; j &lt; n; j++)</w:t></w:r></w:p><w:p><w:pPr><w:shd w:val="clear" w:color="auto" w:fill="F8FAFC"/><w:spacing w:before="0" w:after="0" w:line="200" w:lineRule="auto"/><w:ind w:left="80" w:right="80"/></w:pPr><w:r><w:rPr><w:rFonts w:ascii="Consolas" w:hAnsi="Consolas"/><w:sz w:val="15"/><w:color w:val="0F172A"/></w:rPr><w:t xml:space="preserve">                    res.a[i][j] = (res.a[i][j] + a[i][k] * o.a[k][j]) % 1000000007;</w:t></w:r></w:p><w:p><w:pPr><w:shd w:val="clear" w:color="auto" w:fill="F8FAFC"/><w:spacing w:before="0" w:after="0" w:line="200" w:lineRule="auto"/><w:ind w:left="80" w:right="80"/></w:pPr><w:r><w:rPr><w:rFonts w:ascii="Consolas" w:hAnsi="Consolas"/><w:sz w:val="15"/><w:color w:val="0F172A"/></w:rPr><w:t xml:space="preserve">        return res;</w:t></w:r></w:p><w:p><w:pPr><w:shd w:val="clear" w:color="auto" w:fill="F8FAFC"/><w:spacing w:before="0" w:after="0" w:line="200" w:lineRule="auto"/><w:ind w:left="80" w:right="80"/></w:pPr><w:r><w:rPr><w:rFonts w:ascii="Consolas" w:hAnsi="Consolas"/><w:sz w:val="15"/><w:color w:val="0F172A"/></w:rPr><w:t xml:space="preserve">    }</w:t></w:r></w:p><w:p><w:pPr><w:shd w:val="clear" w:color="auto" w:fill="F8FAFC"/><w:spacing w:before="0" w:after="0" w:line="200" w:lineRule="auto"/><w:ind w:left="80" w:right="80"/></w:pPr><w:r><w:rPr><w:rFonts w:ascii="Consolas" w:hAnsi="Consolas"/><w:sz w:val="15"/><w:color w:val="0F172A"/></w:rPr><w:t xml:space="preserve">    static Matrix power(Matrix m, long long p) {</w:t></w:r></w:p><w:p><w:pPr><w:shd w:val="clear" w:color="auto" w:fill="F8FAFC"/><w:spacing w:before="0" w:after="0" w:line="200" w:lineRule="auto"/><w:ind w:left="80" w:right="80"/></w:pPr><w:r><w:rPr><w:rFonts w:ascii="Consolas" w:hAnsi="Consolas"/><w:sz w:val="15"/><w:color w:val="0F172A"/></w:rPr><w:t xml:space="preserve">        Matrix res = Matrix::eye(m.n);</w:t></w:r></w:p><w:p><w:pPr><w:shd w:val="clear" w:color="auto" w:fill="F8FAFC"/><w:spacing w:before="0" w:after="0" w:line="200" w:lineRule="auto"/><w:ind w:left="80" w:right="80"/></w:pPr><w:r><w:rPr><w:rFonts w:ascii="Consolas" w:hAnsi="Consolas"/><w:sz w:val="15"/><w:color w:val="0F172A"/></w:rPr><w:t xml:space="preserve">        while (p) {</w:t></w:r></w:p><w:p><w:pPr><w:shd w:val="clear" w:color="auto" w:fill="F8FAFC"/><w:spacing w:before="0" w:after="0" w:line="200" w:lineRule="auto"/><w:ind w:left="80" w:right="80"/></w:pPr><w:r><w:rPr><w:rFonts w:ascii="Consolas" w:hAnsi="Consolas"/><w:sz w:val="15"/><w:color w:val="0F172A"/></w:rPr><w:t xml:space="preserve">            if (p &amp; 1) res = res * m;</w:t></w:r></w:p><w:p><w:pPr><w:shd w:val="clear" w:color="auto" w:fill="F8FAFC"/><w:spacing w:before="0" w:after="0" w:line="200" w:lineRule="auto"/><w:ind w:left="80" w:right="80"/></w:pPr><w:r><w:rPr><w:rFonts w:ascii="Consolas" w:hAnsi="Consolas"/><w:sz w:val="15"/><w:color w:val="0F172A"/></w:rPr><w:t xml:space="preserve">            m = m * m; p &gt;&gt;= 1;</w:t></w:r></w:p><w:p><w:pPr><w:shd w:val="clear" w:color="auto" w:fill="F8FAFC"/><w:spacing w:before="0" w:after="0" w:line="200" w:lineRule="auto"/><w:ind w:left="80" w:right="80"/></w:pPr><w:r><w:rPr><w:rFonts w:ascii="Consolas" w:hAnsi="Consolas"/><w:sz w:val="15"/><w:color w:val="0F172A"/></w:rPr><w:t xml:space="preserve">        }</w:t></w:r></w:p><w:p><w:pPr><w:shd w:val="clear" w:color="auto" w:fill="F8FAFC"/><w:spacing w:before="0" w:after="0" w:line="200" w:lineRule="auto"/><w:ind w:left="80" w:right="80"/></w:pPr><w:r><w:rPr><w:rFonts w:ascii="Consolas" w:hAnsi="Consolas"/><w:sz w:val="15"/><w:color w:val="0F172A"/></w:rPr><w:t xml:space="preserve">        return res;</w:t></w:r></w:p><w:p><w:pPr><w:shd w:val="clear" w:color="auto" w:fill="F8FAFC"/><w:spacing w:before="0" w:after="0" w:line="200" w:lineRule="auto"/><w:ind w:left="80" w:right="80"/></w:pPr><w:r><w:rPr><w:rFonts w:ascii="Consolas" w:hAnsi="Consolas"/><w:sz w:val="15"/><w:color w:val="0F172A"/></w:rPr><w:t xml:space="preserve">    }</w:t></w:r></w:p><w:p><w:pPr><w:shd w:val="clear" w:color="auto" w:fill="F8FAFC"/><w:spacing w:before="0" w:after="0" w:line="200" w:lineRule="auto"/><w:ind w:left="80" w:right="80"/></w:pPr><w:r><w:rPr><w:rFonts w:ascii="Consolas" w:hAnsi="Consolas"/><w:sz w:val="15"/><w:color w:val="0F172A"/></w:rPr><w:t xml:space="preserve">};</w:t></w:r></w:p><w:p><w:pPr><w:pStyle w:val="Heading3"/></w:pPr><w:r><w:rPr><w:b/><w:sz w:val="19"/><w:color w:val="0369A1"/></w:rPr><w:t>10.3 Shoelace Formula (Polygon Area)</w:t></w:r></w:p><w:p><w:pPr><w:ind w:left="200"/><w:spacing w:after="20"/></w:pPr><w:r><w:rPr><w:color w:val="2563EB"/></w:rPr><w:t xml:space="preserve">â€¢ </w:t></w:r><w:r><w:t>**Time Complexity:** $O(N)$</w:t></w:r></w:p><w:p><w:pPr><w:shd w:val="clear" w:color="auto" w:fill="F8FAFC"/><w:spacing w:before="0" w:after="0" w:line="200" w:lineRule="auto"/><w:ind w:left="80" w:right="80"/></w:pPr><w:r><w:rPr><w:rFonts w:ascii="Consolas" w:hAnsi="Consolas"/><w:sz w:val="15"/><w:color w:val="0F172A"/></w:rPr><w:t xml:space="preserve">struct Point { double x, y; };</w:t></w:r></w:p><w:p><w:pPr><w:shd w:val="clear" w:color="auto" w:fill="F8FAFC"/><w:spacing w:before="0" w:after="0" w:line="200" w:lineRule="auto"/><w:ind w:left="80" w:right="80"/></w:pPr><w:r><w:rPr><w:rFonts w:ascii="Consolas" w:hAnsi="Consolas"/><w:sz w:val="15"/><w:color w:val="0F172A"/></w:rPr><w:t xml:space="preserve"></w:t></w:r></w:p><w:p><w:pPr><w:shd w:val="clear" w:color="auto" w:fill="F8FAFC"/><w:spacing w:before="0" w:after="0" w:line="200" w:lineRule="auto"/><w:ind w:left="80" w:right="80"/></w:pPr><w:r><w:rPr><w:rFonts w:ascii="Consolas" w:hAnsi="Consolas"/><w:sz w:val="15"/><w:color w:val="0F172A"/></w:rPr><w:t xml:space="preserve">double polygon_area(const vector&lt;Point&gt;&amp; p) {</w:t></w:r></w:p><w:p><w:pPr><w:shd w:val="clear" w:color="auto" w:fill="F8FAFC"/><w:spacing w:before="0" w:after="0" w:line="200" w:lineRule="auto"/><w:ind w:left="80" w:right="80"/></w:pPr><w:r><w:rPr><w:rFonts w:ascii="Consolas" w:hAnsi="Consolas"/><w:sz w:val="15"/><w:color w:val="0F172A"/></w:rPr><w:t xml:space="preserve">    double area = 0.0;</w:t></w:r></w:p><w:p><w:pPr><w:shd w:val="clear" w:color="auto" w:fill="F8FAFC"/><w:spacing w:before="0" w:after="0" w:line="200" w:lineRule="auto"/><w:ind w:left="80" w:right="80"/></w:pPr><w:r><w:rPr><w:rFonts w:ascii="Consolas" w:hAnsi="Consolas"/><w:sz w:val="15"/><w:color w:val="0F172A"/></w:rPr><w:t xml:space="preserve">    int n = p.size();</w:t></w:r></w:p><w:p><w:pPr><w:shd w:val="clear" w:color="auto" w:fill="F8FAFC"/><w:spacing w:before="0" w:after="0" w:line="200" w:lineRule="auto"/><w:ind w:left="80" w:right="80"/></w:pPr><w:r><w:rPr><w:rFonts w:ascii="Consolas" w:hAnsi="Consolas"/><w:sz w:val="15"/><w:color w:val="0F172A"/></w:rPr><w:t xml:space="preserve">    for (int i = 0; i &lt; n; ++i) {</w:t></w:r></w:p><w:p><w:pPr><w:shd w:val="clear" w:color="auto" w:fill="F8FAFC"/><w:spacing w:before="0" w:after="0" w:line="200" w:lineRule="auto"/><w:ind w:left="80" w:right="80"/></w:pPr><w:r><w:rPr><w:rFonts w:ascii="Consolas" w:hAnsi="Consolas"/><w:sz w:val="15"/><w:color w:val="0F172A"/></w:rPr><w:t xml:space="preserve">        int j = (i + 1) % n;</w:t></w:r></w:p><w:p><w:pPr><w:shd w:val="clear" w:color="auto" w:fill="F8FAFC"/><w:spacing w:before="0" w:after="0" w:line="200" w:lineRule="auto"/><w:ind w:left="80" w:right="80"/></w:pPr><w:r><w:rPr><w:rFonts w:ascii="Consolas" w:hAnsi="Consolas"/><w:sz w:val="15"/><w:color w:val="0F172A"/></w:rPr><w:t xml:space="preserve">        area += p[i].x * p[j].y - p[j].x * p[i].y;</w:t></w:r></w:p><w:p><w:pPr><w:shd w:val="clear" w:color="auto" w:fill="F8FAFC"/><w:spacing w:before="0" w:after="0" w:line="200" w:lineRule="auto"/><w:ind w:left="80" w:right="80"/></w:pPr><w:r><w:rPr><w:rFonts w:ascii="Consolas" w:hAnsi="Consolas"/><w:sz w:val="15"/><w:color w:val="0F172A"/></w:rPr><w:t xml:space="preserve">    }</w:t></w:r></w:p><w:p><w:pPr><w:shd w:val="clear" w:color="auto" w:fill="F8FAFC"/><w:spacing w:before="0" w:after="0" w:line="200" w:lineRule="auto"/><w:ind w:left="80" w:right="80"/></w:pPr><w:r><w:rPr><w:rFonts w:ascii="Consolas" w:hAnsi="Consolas"/><w:sz w:val="15"/><w:color w:val="0F172A"/></w:rPr><w:t xml:space="preserve">    return fabs(area) / 2.0;</w:t></w:r></w:p><w:p><w:pPr><w:shd w:val="clear" w:color="auto" w:fill="F8FAFC"/><w:spacing w:before="0" w:after="0" w:line="200" w:lineRule="auto"/><w:ind w:left="80" w:right="80"/></w:pPr><w:r><w:rPr><w:rFonts w:ascii="Consolas" w:hAnsi="Consolas"/><w:sz w:val="15"/><w:color w:val="0F172A"/></w:rPr><w:t xml:space="preserve">}</w:t></w:r></w:p><w:p><w:pPr><w:pStyle w:val="Heading3"/></w:pPr><w:r><w:rPr><w:b/><w:sz w:val="19"/><w:color w:val="0369A1"/></w:rPr><w:t>10.4 2D Point, Vectors, Dot &amp; Cross Products</w:t></w:r></w:p><w:p><w:pPr><w:shd w:val="clear" w:color="auto" w:fill="F8FAFC"/><w:spacing w:before="0" w:after="0" w:line="200" w:lineRule="auto"/><w:ind w:left="80" w:right="80"/></w:pPr><w:r><w:rPr><w:rFonts w:ascii="Consolas" w:hAnsi="Consolas"/><w:sz w:val="15"/><w:color w:val="0F172A"/></w:rPr><w:t xml:space="preserve">struct Pt {</w:t></w:r></w:p><w:p><w:pPr><w:shd w:val="clear" w:color="auto" w:fill="F8FAFC"/><w:spacing w:before="0" w:after="0" w:line="200" w:lineRule="auto"/><w:ind w:left="80" w:right="80"/></w:pPr><w:r><w:rPr><w:rFonts w:ascii="Consolas" w:hAnsi="Consolas"/><w:sz w:val="15"/><w:color w:val="0F172A"/></w:rPr><w:t xml:space="preserve">    double x, y;</w:t></w:r></w:p><w:p><w:pPr><w:shd w:val="clear" w:color="auto" w:fill="F8FAFC"/><w:spacing w:before="0" w:after="0" w:line="200" w:lineRule="auto"/><w:ind w:left="80" w:right="80"/></w:pPr><w:r><w:rPr><w:rFonts w:ascii="Consolas" w:hAnsi="Consolas"/><w:sz w:val="15"/><w:color w:val="0F172A"/></w:rPr><w:t xml:space="preserve">    Pt(double x = 0, double y = 0) : x(x), y(y) {}</w:t></w:r></w:p><w:p><w:pPr><w:shd w:val="clear" w:color="auto" w:fill="F8FAFC"/><w:spacing w:before="0" w:after="0" w:line="200" w:lineRule="auto"/><w:ind w:left="80" w:right="80"/></w:pPr><w:r><w:rPr><w:rFonts w:ascii="Consolas" w:hAnsi="Consolas"/><w:sz w:val="15"/><w:color w:val="0F172A"/></w:rPr><w:t xml:space="preserve">    Pt operator+(Pt p) const { return {x + p.x, y + p.y}; }</w:t></w:r></w:p><w:p><w:pPr><w:shd w:val="clear" w:color="auto" w:fill="F8FAFC"/><w:spacing w:before="0" w:after="0" w:line="200" w:lineRule="auto"/><w:ind w:left="80" w:right="80"/></w:pPr><w:r><w:rPr><w:rFonts w:ascii="Consolas" w:hAnsi="Consolas"/><w:sz w:val="15"/><w:color w:val="0F172A"/></w:rPr><w:t xml:space="preserve">    Pt operator-(Pt p) const { return {x - p.x, y - p.y}; }</w:t></w:r></w:p><w:p><w:pPr><w:shd w:val="clear" w:color="auto" w:fill="F8FAFC"/><w:spacing w:before="0" w:after="0" w:line="200" w:lineRule="auto"/><w:ind w:left="80" w:right="80"/></w:pPr><w:r><w:rPr><w:rFonts w:ascii="Consolas" w:hAnsi="Consolas"/><w:sz w:val="15"/><w:color w:val="0F172A"/></w:rPr><w:t xml:space="preserve">    Pt operator*(double d) const { return {x * d, y * d}; }</w:t></w:r></w:p><w:p><w:pPr><w:shd w:val="clear" w:color="auto" w:fill="F8FAFC"/><w:spacing w:before="0" w:after="0" w:line="200" w:lineRule="auto"/><w:ind w:left="80" w:right="80"/></w:pPr><w:r><w:rPr><w:rFonts w:ascii="Consolas" w:hAnsi="Consolas"/><w:sz w:val="15"/><w:color w:val="0F172A"/></w:rPr><w:t xml:space="preserve">    Pt operator/(double d) const { return {x / d, y / d}; }</w:t></w:r></w:p><w:p><w:pPr><w:shd w:val="clear" w:color="auto" w:fill="F8FAFC"/><w:spacing w:before="0" w:after="0" w:line="200" w:lineRule="auto"/><w:ind w:left="80" w:right="80"/></w:pPr><w:r><w:rPr><w:rFonts w:ascii="Consolas" w:hAnsi="Consolas"/><w:sz w:val="15"/><w:color w:val="0F172A"/></w:rPr><w:t xml:space="preserve">    double dot(Pt p) const { return x * p.x + y * p.y; }       // |a||b|cos(θ)</w:t></w:r></w:p><w:p><w:pPr><w:shd w:val="clear" w:color="auto" w:fill="F8FAFC"/><w:spacing w:before="0" w:after="0" w:line="200" w:lineRule="auto"/><w:ind w:left="80" w:right="80"/></w:pPr><w:r><w:rPr><w:rFonts w:ascii="Consolas" w:hAnsi="Consolas"/><w:sz w:val="15"/><w:color w:val="0F172A"/></w:rPr><w:t xml:space="preserve">    double cross(Pt p) const { return x * p.y - y * p.x; }     // |a||b|sin(θ)</w:t></w:r></w:p><w:p><w:pPr><w:shd w:val="clear" w:color="auto" w:fill="F8FAFC"/><w:spacing w:before="0" w:after="0" w:line="200" w:lineRule="auto"/><w:ind w:left="80" w:right="80"/></w:pPr><w:r><w:rPr><w:rFonts w:ascii="Consolas" w:hAnsi="Consolas"/><w:sz w:val="15"/><w:color w:val="0F172A"/></w:rPr><w:t xml:space="preserve">    double dist2() const { return x * x + y * y; }</w:t></w:r></w:p><w:p><w:pPr><w:shd w:val="clear" w:color="auto" w:fill="F8FAFC"/><w:spacing w:before="0" w:after="0" w:line="200" w:lineRule="auto"/><w:ind w:left="80" w:right="80"/></w:pPr><w:r><w:rPr><w:rFonts w:ascii="Consolas" w:hAnsi="Consolas"/><w:sz w:val="15"/><w:color w:val="0F172A"/></w:rPr><w:t xml:space="preserve">    double dist() const { return sqrt(dist2()); }</w:t></w:r></w:p><w:p><w:pPr><w:shd w:val="clear" w:color="auto" w:fill="F8FAFC"/><w:spacing w:before="0" w:after="0" w:line="200" w:lineRule="auto"/><w:ind w:left="80" w:right="80"/></w:pPr><w:r><w:rPr><w:rFonts w:ascii="Consolas" w:hAnsi="Consolas"/><w:sz w:val="15"/><w:color w:val="0F172A"/></w:rPr><w:t xml:space="preserve">    double angle() const { return atan2(y, x); }</w:t></w:r></w:p><w:p><w:pPr><w:shd w:val="clear" w:color="auto" w:fill="F8FAFC"/><w:spacing w:before="0" w:after="0" w:line="200" w:lineRule="auto"/><w:ind w:left="80" w:right="80"/></w:pPr><w:r><w:rPr><w:rFonts w:ascii="Consolas" w:hAnsi="Consolas"/><w:sz w:val="15"/><w:color w:val="0F172A"/></w:rPr><w:t xml:space="preserve">};</w:t></w:r></w:p><w:p><w:pPr><w:shd w:val="clear" w:color="auto" w:fill="F8FAFC"/><w:spacing w:before="0" w:after="0" w:line="200" w:lineRule="auto"/><w:ind w:left="80" w:right="80"/></w:pPr><w:r><w:rPr><w:rFonts w:ascii="Consolas" w:hAnsi="Consolas"/><w:sz w:val="15"/><w:color w:val="0F172A"/></w:rPr><w:t xml:space="preserve">// Orientation: &gt; 0 = CCW (left turn), &lt; 0 = CW (right turn), == 0 = Collinear</w:t></w:r></w:p><w:p><w:pPr><w:shd w:val="clear" w:color="auto" w:fill="F8FAFC"/><w:spacing w:before="0" w:after="0" w:line="200" w:lineRule="auto"/><w:ind w:left="80" w:right="80"/></w:pPr><w:r><w:rPr><w:rFonts w:ascii="Consolas" w:hAnsi="Consolas"/><w:sz w:val="15"/><w:color w:val="0F172A"/></w:rPr><w:t xml:space="preserve">double ccw(Pt a, Pt b, Pt c) { return (b - a).cross(c - a); }</w:t></w:r></w:p><w:p><w:pPr><w:pStyle w:val="Heading3"/></w:pPr><w:r><w:rPr><w:b/><w:sz w:val="19"/><w:color w:val="0369A1"/></w:rPr><w:t>10.5 Lines, Segments &amp; Triangles Equations</w:t></w:r></w:p><w:p><w:pPr><w:shd w:val="clear" w:color="auto" w:fill="F8FAFC"/><w:spacing w:before="0" w:after="0" w:line="200" w:lineRule="auto"/><w:ind w:left="80" w:right="80"/></w:pPr><w:r><w:rPr><w:rFonts w:ascii="Consolas" w:hAnsi="Consolas"/><w:sz w:val="15"/><w:color w:val="0F172A"/></w:rPr><w:t xml:space="preserve">// 1. Distance from point P to line AB:</w:t></w:r></w:p><w:p><w:pPr><w:shd w:val="clear" w:color="auto" w:fill="F8FAFC"/><w:spacing w:before="0" w:after="0" w:line="200" w:lineRule="auto"/><w:ind w:left="80" w:right="80"/></w:pPr><w:r><w:rPr><w:rFonts w:ascii="Consolas" w:hAnsi="Consolas"/><w:sz w:val="15"/><w:color w:val="0F172A"/></w:rPr><w:t xml:space="preserve">double dist_to_line(Pt p, Pt a, Pt b) {</w:t></w:r></w:p><w:p><w:pPr><w:shd w:val="clear" w:color="auto" w:fill="F8FAFC"/><w:spacing w:before="0" w:after="0" w:line="200" w:lineRule="auto"/><w:ind w:left="80" w:right="80"/></w:pPr><w:r><w:rPr><w:rFonts w:ascii="Consolas" w:hAnsi="Consolas"/><w:sz w:val="15"/><w:color w:val="0F172A"/></w:rPr><w:t xml:space="preserve">    return fabs((b - a).cross(p - a)) / (b - a).dist();</w:t></w:r></w:p><w:p><w:pPr><w:shd w:val="clear" w:color="auto" w:fill="F8FAFC"/><w:spacing w:before="0" w:after="0" w:line="200" w:lineRule="auto"/><w:ind w:left="80" w:right="80"/></w:pPr><w:r><w:rPr><w:rFonts w:ascii="Consolas" w:hAnsi="Consolas"/><w:sz w:val="15"/><w:color w:val="0F172A"/></w:rPr><w:t xml:space="preserve">}</w:t></w:r></w:p><w:p><w:pPr><w:shd w:val="clear" w:color="auto" w:fill="F8FAFC"/><w:spacing w:before="0" w:after="0" w:line="200" w:lineRule="auto"/><w:ind w:left="80" w:right="80"/></w:pPr><w:r><w:rPr><w:rFonts w:ascii="Consolas" w:hAnsi="Consolas"/><w:sz w:val="15"/><w:color w:val="0F172A"/></w:rPr><w:t xml:space="preserve"></w:t></w:r></w:p><w:p><w:pPr><w:shd w:val="clear" w:color="auto" w:fill="F8FAFC"/><w:spacing w:before="0" w:after="0" w:line="200" w:lineRule="auto"/><w:ind w:left="80" w:right="80"/></w:pPr><w:r><w:rPr><w:rFonts w:ascii="Consolas" w:hAnsi="Consolas"/><w:sz w:val="15"/><w:color w:val="0F172A"/></w:rPr><w:t xml:space="preserve">// 2. Line Intersection (A1*x + B1*y = C1 and A2*x + B2*y = C2 via Cramer):</w:t></w:r></w:p><w:p><w:pPr><w:shd w:val="clear" w:color="auto" w:fill="F8FAFC"/><w:spacing w:before="0" w:after="0" w:line="200" w:lineRule="auto"/><w:ind w:left="80" w:right="80"/></w:pPr><w:r><w:rPr><w:rFonts w:ascii="Consolas" w:hAnsi="Consolas"/><w:sz w:val="15"/><w:color w:val="0F172A"/></w:rPr><w:t xml:space="preserve">bool line_inter(double a1, double b1, double c1, double a2, double b2, double c2, Pt &amp;out) {</w:t></w:r></w:p><w:p><w:pPr><w:shd w:val="clear" w:color="auto" w:fill="F8FAFC"/><w:spacing w:before="0" w:after="0" w:line="200" w:lineRule="auto"/><w:ind w:left="80" w:right="80"/></w:pPr><w:r><w:rPr><w:rFonts w:ascii="Consolas" w:hAnsi="Consolas"/><w:sz w:val="15"/><w:color w:val="0F172A"/></w:rPr><w:t xml:space="preserve">    double d = a1 * b2 - a2 * b1;</w:t></w:r></w:p><w:p><w:pPr><w:shd w:val="clear" w:color="auto" w:fill="F8FAFC"/><w:spacing w:before="0" w:after="0" w:line="200" w:lineRule="auto"/><w:ind w:left="80" w:right="80"/></w:pPr><w:r><w:rPr><w:rFonts w:ascii="Consolas" w:hAnsi="Consolas"/><w:sz w:val="15"/><w:color w:val="0F172A"/></w:rPr><w:t xml:space="preserve">    if (fabs(d) &lt; 1e-9) return false; // Parallel or collinear</w:t></w:r></w:p><w:p><w:pPr><w:shd w:val="clear" w:color="auto" w:fill="F8FAFC"/><w:spacing w:before="0" w:after="0" w:line="200" w:lineRule="auto"/><w:ind w:left="80" w:right="80"/></w:pPr><w:r><w:rPr><w:rFonts w:ascii="Consolas" w:hAnsi="Consolas"/><w:sz w:val="15"/><w:color w:val="0F172A"/></w:rPr><w:t xml:space="preserve">    out.x = (c1 * b2 - c2 * b1) / d;</w:t></w:r></w:p><w:p><w:pPr><w:shd w:val="clear" w:color="auto" w:fill="F8FAFC"/><w:spacing w:before="0" w:after="0" w:line="200" w:lineRule="auto"/><w:ind w:left="80" w:right="80"/></w:pPr><w:r><w:rPr><w:rFonts w:ascii="Consolas" w:hAnsi="Consolas"/><w:sz w:val="15"/><w:color w:val="0F172A"/></w:rPr><w:t xml:space="preserve">    out.y = (a1 * c2 - a2 * c1) / d;</w:t></w:r></w:p><w:p><w:pPr><w:shd w:val="clear" w:color="auto" w:fill="F8FAFC"/><w:spacing w:before="0" w:after="0" w:line="200" w:lineRule="auto"/><w:ind w:left="80" w:right="80"/></w:pPr><w:r><w:rPr><w:rFonts w:ascii="Consolas" w:hAnsi="Consolas"/><w:sz w:val="15"/><w:color w:val="0F172A"/></w:rPr><w:t xml:space="preserve">    return true;</w:t></w:r></w:p><w:p><w:pPr><w:shd w:val="clear" w:color="auto" w:fill="F8FAFC"/><w:spacing w:before="0" w:after="0" w:line="200" w:lineRule="auto"/><w:ind w:left="80" w:right="80"/></w:pPr><w:r><w:rPr><w:rFonts w:ascii="Consolas" w:hAnsi="Consolas"/><w:sz w:val="15"/><w:color w:val="0F172A"/></w:rPr><w:t xml:space="preserve">}</w:t></w:r></w:p><w:p><w:pPr><w:shd w:val="clear" w:color="auto" w:fill="F8FAFC"/><w:spacing w:before="0" w:after="0" w:line="200" w:lineRule="auto"/><w:ind w:left="80" w:right="80"/></w:pPr><w:r><w:rPr><w:rFonts w:ascii="Consolas" w:hAnsi="Consolas"/><w:sz w:val="15"/><w:color w:val="0F172A"/></w:rPr><w:t xml:space="preserve"></w:t></w:r></w:p><w:p><w:pPr><w:shd w:val="clear" w:color="auto" w:fill="F8FAFC"/><w:spacing w:before="0" w:after="0" w:line="200" w:lineRule="auto"/><w:ind w:left="80" w:right="80"/></w:pPr><w:r><w:rPr><w:rFonts w:ascii="Consolas" w:hAnsi="Consolas"/><w:sz w:val="15"/><w:color w:val="0F172A"/></w:rPr><w:t xml:space="preserve">// 3. Triangle Formulas: sides a, b, c</w:t></w:r></w:p><w:p><w:pPr><w:shd w:val="clear" w:color="auto" w:fill="F8FAFC"/><w:spacing w:before="0" w:after="0" w:line="200" w:lineRule="auto"/><w:ind w:left="80" w:right="80"/></w:pPr><w:r><w:rPr><w:rFonts w:ascii="Consolas" w:hAnsi="Consolas"/><w:sz w:val="15"/><w:color w:val="0F172A"/></w:rPr><w:t xml:space="preserve">// Heron&apos;s Area: s = (a + b + c) / 2</w:t></w:r></w:p><w:p><w:pPr><w:shd w:val="clear" w:color="auto" w:fill="F8FAFC"/><w:spacing w:before="0" w:after="0" w:line="200" w:lineRule="auto"/><w:ind w:left="80" w:right="80"/></w:pPr><w:r><w:rPr><w:rFonts w:ascii="Consolas" w:hAnsi="Consolas"/><w:sz w:val="15"/><w:color w:val="0F172A"/></w:rPr><w:t xml:space="preserve">double heron(double a, double b, double c) {</w:t></w:r></w:p><w:p><w:pPr><w:shd w:val="clear" w:color="auto" w:fill="F8FAFC"/><w:spacing w:before="0" w:after="0" w:line="200" w:lineRule="auto"/><w:ind w:left="80" w:right="80"/></w:pPr><w:r><w:rPr><w:rFonts w:ascii="Consolas" w:hAnsi="Consolas"/><w:sz w:val="15"/><w:color w:val="0F172A"/></w:rPr><w:t xml:space="preserve">    double s = (a + b + c) / 2.0;</w:t></w:r></w:p><w:p><w:pPr><w:shd w:val="clear" w:color="auto" w:fill="F8FAFC"/><w:spacing w:before="0" w:after="0" w:line="200" w:lineRule="auto"/><w:ind w:left="80" w:right="80"/></w:pPr><w:r><w:rPr><w:rFonts w:ascii="Consolas" w:hAnsi="Consolas"/><w:sz w:val="15"/><w:color w:val="0F172A"/></w:rPr><w:t xml:space="preserve">    return sqrt(max(0.0, s * (s - a) * (s - b) * (s - c)));</w:t></w:r></w:p><w:p><w:pPr><w:shd w:val="clear" w:color="auto" w:fill="F8FAFC"/><w:spacing w:before="0" w:after="0" w:line="200" w:lineRule="auto"/><w:ind w:left="80" w:right="80"/></w:pPr><w:r><w:rPr><w:rFonts w:ascii="Consolas" w:hAnsi="Consolas"/><w:sz w:val="15"/><w:color w:val="0F172A"/></w:rPr><w:t xml:space="preserve">}</w:t></w:r></w:p><w:p><w:pPr><w:shd w:val="clear" w:color="auto" w:fill="F8FAFC"/><w:spacing w:before="0" w:after="0" w:line="200" w:lineRule="auto"/><w:ind w:left="80" w:right="80"/></w:pPr><w:r><w:rPr><w:rFonts w:ascii="Consolas" w:hAnsi="Consolas"/><w:sz w:val="15"/><w:color w:val="0F172A"/></w:rPr><w:t xml:space="preserve">// Inradius: r = Area / s | Circumradius: R = (a * b * c) / (4 * Area)</w:t></w:r></w:p><w:p><w:pPr><w:shd w:val="clear" w:color="auto" w:fill="F8FAFC"/><w:spacing w:before="0" w:after="0" w:line="200" w:lineRule="auto"/><w:ind w:left="80" w:right="80"/></w:pPr><w:r><w:rPr><w:rFonts w:ascii="Consolas" w:hAnsi="Consolas"/><w:sz w:val="15"/><w:color w:val="0F172A"/></w:rPr><w:t xml:space="preserve">double inradius(double a, double b, double c) { return heron(a, b, c) / ((a + b + c) / 2.0); }</w:t></w:r></w:p><w:p><w:pPr><w:shd w:val="clear" w:color="auto" w:fill="F8FAFC"/><w:spacing w:before="0" w:after="0" w:line="200" w:lineRule="auto"/><w:ind w:left="80" w:right="80"/></w:pPr><w:r><w:rPr><w:rFonts w:ascii="Consolas" w:hAnsi="Consolas"/><w:sz w:val="15"/><w:color w:val="0F172A"/></w:rPr><w:t xml:space="preserve">double circumradius(double a, double b, double c) { return (a * b * c) / (4.0 * heron(a, b, c)); }</w:t></w:r></w:p><w:p><w:pPr><w:pStyle w:val="Heading3"/></w:pPr><w:r><w:rPr><w:b/><w:sz w:val="19"/><w:color w:val="0369A1"/></w:rPr><w:t>10.6 Pick&apos;s Theorem, Centroid &amp; 3D Solids</w:t></w:r></w:p><w:p><w:pPr><w:shd w:val="clear" w:color="auto" w:fill="F8FAFC"/><w:spacing w:before="0" w:after="0" w:line="200" w:lineRule="auto"/><w:ind w:left="80" w:right="80"/></w:pPr><w:r><w:rPr><w:rFonts w:ascii="Consolas" w:hAnsi="Consolas"/><w:sz w:val="15"/><w:color w:val="0F172A"/></w:rPr><w:t xml:space="preserve">// 1. Pick&apos;s Theorem: Area = I + B/2 - 1  =&gt;  I = Area - B/2 + 1</w:t></w:r></w:p><w:p><w:pPr><w:shd w:val="clear" w:color="auto" w:fill="F8FAFC"/><w:spacing w:before="0" w:after="0" w:line="200" w:lineRule="auto"/><w:ind w:left="80" w:right="80"/></w:pPr><w:r><w:rPr><w:rFonts w:ascii="Consolas" w:hAnsi="Consolas"/><w:sz w:val="15"/><w:color w:val="0F172A"/></w:rPr><w:t xml:space="preserve">// B = boundary lattice points = sum(gcd(|x2-x1|, |y2-y1|)) for all polygon edges</w:t></w:r></w:p><w:p><w:pPr><w:shd w:val="clear" w:color="auto" w:fill="F8FAFC"/><w:spacing w:before="0" w:after="0" w:line="200" w:lineRule="auto"/><w:ind w:left="80" w:right="80"/></w:pPr><w:r><w:rPr><w:rFonts w:ascii="Consolas" w:hAnsi="Consolas"/><w:sz w:val="15"/><w:color w:val="0F172A"/></w:rPr><w:t xml:space="preserve">// I = strictly interior lattice points</w:t></w:r></w:p><w:p><w:pPr><w:shd w:val="clear" w:color="auto" w:fill="F8FAFC"/><w:spacing w:before="0" w:after="0" w:line="200" w:lineRule="auto"/><w:ind w:left="80" w:right="80"/></w:pPr><w:r><w:rPr><w:rFonts w:ascii="Consolas" w:hAnsi="Consolas"/><w:sz w:val="15"/><w:color w:val="0F172A"/></w:rPr><w:t xml:space="preserve"></w:t></w:r></w:p><w:p><w:pPr><w:shd w:val="clear" w:color="auto" w:fill="F8FAFC"/><w:spacing w:before="0" w:after="0" w:line="200" w:lineRule="auto"/><w:ind w:left="80" w:right="80"/></w:pPr><w:r><w:rPr><w:rFonts w:ascii="Consolas" w:hAnsi="Consolas"/><w:sz w:val="15"/><w:color w:val="0F172A"/></w:rPr><w:t xml:space="preserve">// 2. Polygon Centroid (Center of Mass):</w:t></w:r></w:p><w:p><w:pPr><w:shd w:val="clear" w:color="auto" w:fill="F8FAFC"/><w:spacing w:before="0" w:after="0" w:line="200" w:lineRule="auto"/><w:ind w:left="80" w:right="80"/></w:pPr><w:r><w:rPr><w:rFonts w:ascii="Consolas" w:hAnsi="Consolas"/><w:sz w:val="15"/><w:color w:val="0F172A"/></w:rPr><w:t xml:space="preserve">Pt polygon_centroid(const vector&lt;Pt&gt;&amp; p) {</w:t></w:r></w:p><w:p><w:pPr><w:shd w:val="clear" w:color="auto" w:fill="F8FAFC"/><w:spacing w:before="0" w:after="0" w:line="200" w:lineRule="auto"/><w:ind w:left="80" w:right="80"/></w:pPr><w:r><w:rPr><w:rFonts w:ascii="Consolas" w:hAnsi="Consolas"/><w:sz w:val="15"/><w:color w:val="0F172A"/></w:rPr><w:t xml:space="preserve">    Pt c(0, 0); double A = 0; int n = p.size();</w:t></w:r></w:p><w:p><w:pPr><w:shd w:val="clear" w:color="auto" w:fill="F8FAFC"/><w:spacing w:before="0" w:after="0" w:line="200" w:lineRule="auto"/><w:ind w:left="80" w:right="80"/></w:pPr><w:r><w:rPr><w:rFonts w:ascii="Consolas" w:hAnsi="Consolas"/><w:sz w:val="15"/><w:color w:val="0F172A"/></w:rPr><w:t xml:space="preserve">    for (int i = 0; i &lt; n; i++) {</w:t></w:r></w:p><w:p><w:pPr><w:shd w:val="clear" w:color="auto" w:fill="F8FAFC"/><w:spacing w:before="0" w:after="0" w:line="200" w:lineRule="auto"/><w:ind w:left="80" w:right="80"/></w:pPr><w:r><w:rPr><w:rFonts w:ascii="Consolas" w:hAnsi="Consolas"/><w:sz w:val="15"/><w:color w:val="0F172A"/></w:rPr><w:t xml:space="preserve">        int j = (i + 1) % n; double cross = p[i].cross(p[j]);</w:t></w:r></w:p><w:p><w:pPr><w:shd w:val="clear" w:color="auto" w:fill="F8FAFC"/><w:spacing w:before="0" w:after="0" w:line="200" w:lineRule="auto"/><w:ind w:left="80" w:right="80"/></w:pPr><w:r><w:rPr><w:rFonts w:ascii="Consolas" w:hAnsi="Consolas"/><w:sz w:val="15"/><w:color w:val="0F172A"/></w:rPr><w:t xml:space="preserve">        A += cross; c = c + (p[i] + p[j]) * cross;</w:t></w:r></w:p><w:p><w:pPr><w:shd w:val="clear" w:color="auto" w:fill="F8FAFC"/><w:spacing w:before="0" w:after="0" w:line="200" w:lineRule="auto"/><w:ind w:left="80" w:right="80"/></w:pPr><w:r><w:rPr><w:rFonts w:ascii="Consolas" w:hAnsi="Consolas"/><w:sz w:val="15"/><w:color w:val="0F172A"/></w:rPr><w:t xml:space="preserve">    }</w:t></w:r></w:p><w:p><w:pPr><w:shd w:val="clear" w:color="auto" w:fill="F8FAFC"/><w:spacing w:before="0" w:after="0" w:line="200" w:lineRule="auto"/><w:ind w:left="80" w:right="80"/></w:pPr><w:r><w:rPr><w:rFonts w:ascii="Consolas" w:hAnsi="Consolas"/><w:sz w:val="15"/><w:color w:val="0F172A"/></w:rPr><w:t xml:space="preserve">    return c / (3.0 * A);</w:t></w:r></w:p><w:p><w:pPr><w:shd w:val="clear" w:color="auto" w:fill="F8FAFC"/><w:spacing w:before="0" w:after="0" w:line="200" w:lineRule="auto"/><w:ind w:left="80" w:right="80"/></w:pPr><w:r><w:rPr><w:rFonts w:ascii="Consolas" w:hAnsi="Consolas"/><w:sz w:val="15"/><w:color w:val="0F172A"/></w:rPr><w:t xml:space="preserve">}</w:t></w:r></w:p><w:p><w:pPr><w:shd w:val="clear" w:color="auto" w:fill="F8FAFC"/><w:spacing w:before="0" w:after="0" w:line="200" w:lineRule="auto"/><w:ind w:left="80" w:right="80"/></w:pPr><w:r><w:rPr><w:rFonts w:ascii="Consolas" w:hAnsi="Consolas"/><w:sz w:val="15"/><w:color w:val="0F172A"/></w:rPr><w:t xml:space="preserve"></w:t></w:r></w:p><w:p><w:pPr><w:shd w:val="clear" w:color="auto" w:fill="F8FAFC"/><w:spacing w:before="0" w:after="0" w:line="200" w:lineRule="auto"/><w:ind w:left="80" w:right="80"/></w:pPr><w:r><w:rPr><w:rFonts w:ascii="Consolas" w:hAnsi="Consolas"/><w:sz w:val="15"/><w:color w:val="0F172A"/></w:rPr><w:t xml:space="preserve">// 3. Circles &amp; 3D Solid Geometry Equations:</w:t></w:r></w:p><w:p><w:pPr><w:shd w:val="clear" w:color="auto" w:fill="F8FAFC"/><w:spacing w:before="0" w:after="0" w:line="200" w:lineRule="auto"/><w:ind w:left="80" w:right="80"/></w:pPr><w:r><w:rPr><w:rFonts w:ascii="Consolas" w:hAnsi="Consolas"/><w:sz w:val="15"/><w:color w:val="0F172A"/></w:rPr><w:t xml:space="preserve">// Circle:   Area = π * r^2, Circumference = 2 * π * r</w:t></w:r></w:p><w:p><w:pPr><w:shd w:val="clear" w:color="auto" w:fill="F8FAFC"/><w:spacing w:before="0" w:after="0" w:line="200" w:lineRule="auto"/><w:ind w:left="80" w:right="80"/></w:pPr><w:r><w:rPr><w:rFonts w:ascii="Consolas" w:hAnsi="Consolas"/><w:sz w:val="15"/><w:color w:val="0F172A"/></w:rPr><w:t xml:space="preserve">// Sphere:   Volume = (4/3) * π * r^3, Surface Area = 4 * π * r^2</w:t></w:r></w:p><w:p><w:pPr><w:shd w:val="clear" w:color="auto" w:fill="F8FAFC"/><w:spacing w:before="0" w:after="0" w:line="200" w:lineRule="auto"/><w:ind w:left="80" w:right="80"/></w:pPr><w:r><w:rPr><w:rFonts w:ascii="Consolas" w:hAnsi="Consolas"/><w:sz w:val="15"/><w:color w:val="0F172A"/></w:rPr><w:t xml:space="preserve">// Cylinder: Volume = π * r^2 * h, Surface Area = 2 * π * r * (r + h)</w:t></w:r></w:p><w:p><w:pPr><w:shd w:val="clear" w:color="auto" w:fill="F8FAFC"/><w:spacing w:before="0" w:after="0" w:line="200" w:lineRule="auto"/><w:ind w:left="80" w:right="80"/></w:pPr><w:r><w:rPr><w:rFonts w:ascii="Consolas" w:hAnsi="Consolas"/><w:sz w:val="15"/><w:color w:val="0F172A"/></w:rPr><w:t xml:space="preserve">// Cone:     Volume = (1/3) * π * r^2 * h, Slant height s = sqrt(r^2 + h^2)</w:t></w:r></w:p><w:p><w:pPr><w:pStyle w:val="Heading3"/></w:pPr><w:r><w:rPr><w:b/><w:sz w:val="19"/><w:color w:val="0369A1"/></w:rPr><w:t>10.7 Math Series, Logarithms &amp; Algebra Cheatsheet</w:t></w:r></w:p><w:p><w:pPr><w:shd w:val="clear" w:color="auto" w:fill="F8FAFC"/><w:spacing w:before="0" w:after="0" w:line="200" w:lineRule="auto"/><w:ind w:left="80" w:right="80"/></w:pPr><w:r><w:rPr><w:rFonts w:ascii="Consolas" w:hAnsi="Consolas"/><w:sz w:val="15"/><w:color w:val="0F172A"/></w:rPr><w:t xml:space="preserve">// 1. Summation Formulas:</w:t></w:r></w:p><w:p><w:pPr><w:shd w:val="clear" w:color="auto" w:fill="F8FAFC"/><w:spacing w:before="0" w:after="0" w:line="200" w:lineRule="auto"/><w:ind w:left="80" w:right="80"/></w:pPr><w:r><w:rPr><w:rFonts w:ascii="Consolas" w:hAnsi="Consolas"/><w:sz w:val="15"/><w:color w:val="0F172A"/></w:rPr><w:t xml:space="preserve">// Sum of 1..N:           N * (N + 1) / 2</w:t></w:r></w:p><w:p><w:pPr><w:shd w:val="clear" w:color="auto" w:fill="F8FAFC"/><w:spacing w:before="0" w:after="0" w:line="200" w:lineRule="auto"/><w:ind w:left="80" w:right="80"/></w:pPr><w:r><w:rPr><w:rFonts w:ascii="Consolas" w:hAnsi="Consolas"/><w:sz w:val="15"/><w:color w:val="0F172A"/></w:rPr><w:t xml:space="preserve">// Sum of squares 1..N^2: N * (N + 1) * (2N + 1) / 6</w:t></w:r></w:p><w:p><w:pPr><w:shd w:val="clear" w:color="auto" w:fill="F8FAFC"/><w:spacing w:before="0" w:after="0" w:line="200" w:lineRule="auto"/><w:ind w:left="80" w:right="80"/></w:pPr><w:r><w:rPr><w:rFonts w:ascii="Consolas" w:hAnsi="Consolas"/><w:sz w:val="15"/><w:color w:val="0F172A"/></w:rPr><w:t xml:space="preserve">// Sum of cubes 1..N^3:   (N * (N + 1) / 2)^2</w:t></w:r></w:p><w:p><w:pPr><w:shd w:val="clear" w:color="auto" w:fill="F8FAFC"/><w:spacing w:before="0" w:after="0" w:line="200" w:lineRule="auto"/><w:ind w:left="80" w:right="80"/></w:pPr><w:r><w:rPr><w:rFonts w:ascii="Consolas" w:hAnsi="Consolas"/><w:sz w:val="15"/><w:color w:val="0F172A"/></w:rPr><w:t xml:space="preserve">// Geometric Progression: a + a*r + ... + a*r^(n-1) = a * (r^n - 1) / (r - 1)</w:t></w:r></w:p><w:p><w:pPr><w:shd w:val="clear" w:color="auto" w:fill="F8FAFC"/><w:spacing w:before="0" w:after="0" w:line="200" w:lineRule="auto"/><w:ind w:left="80" w:right="80"/></w:pPr><w:r><w:rPr><w:rFonts w:ascii="Consolas" w:hAnsi="Consolas"/><w:sz w:val="15"/><w:color w:val="0F172A"/></w:rPr><w:t xml:space="preserve"></w:t></w:r></w:p><w:p><w:pPr><w:shd w:val="clear" w:color="auto" w:fill="F8FAFC"/><w:spacing w:before="0" w:after="0" w:line="200" w:lineRule="auto"/><w:ind w:left="80" w:right="80"/></w:pPr><w:r><w:rPr><w:rFonts w:ascii="Consolas" w:hAnsi="Consolas"/><w:sz w:val="15"/><w:color w:val="0F172A"/></w:rPr><w:t xml:space="preserve">// 2. Logarithm &amp; Exponent Rules:</w:t></w:r></w:p><w:p><w:pPr><w:shd w:val="clear" w:color="auto" w:fill="F8FAFC"/><w:spacing w:before="0" w:after="0" w:line="200" w:lineRule="auto"/><w:ind w:left="80" w:right="80"/></w:pPr><w:r><w:rPr><w:rFonts w:ascii="Consolas" w:hAnsi="Consolas"/><w:sz w:val="15"/><w:color w:val="0F172A"/></w:rPr><w:t xml:space="preserve">// log_b(a) = ln(a) / ln(b) = log10(a) / log10(b)</w:t></w:r></w:p><w:p><w:pPr><w:shd w:val="clear" w:color="auto" w:fill="F8FAFC"/><w:spacing w:before="0" w:after="0" w:line="200" w:lineRule="auto"/><w:ind w:left="80" w:right="80"/></w:pPr><w:r><w:rPr><w:rFonts w:ascii="Consolas" w:hAnsi="Consolas"/><w:sz w:val="15"/><w:color w:val="0F172A"/></w:rPr><w:t xml:space="preserve">// log(a * b) = log(a) + log(b), log(a / b) = log(a) - log(b), log(a^k) = k * log(a)</w:t></w:r></w:p><w:p><w:pPr><w:shd w:val="clear" w:color="auto" w:fill="F8FAFC"/><w:spacing w:before="0" w:after="0" w:line="200" w:lineRule="auto"/><w:ind w:left="80" w:right="80"/></w:pPr><w:r><w:rPr><w:rFonts w:ascii="Consolas" w:hAnsi="Consolas"/><w:sz w:val="15"/><w:color w:val="0F172A"/></w:rPr><w:t xml:space="preserve"></w:t></w:r></w:p><w:p><w:pPr><w:shd w:val="clear" w:color="auto" w:fill="F8FAFC"/><w:spacing w:before="0" w:after="0" w:line="200" w:lineRule="auto"/><w:ind w:left="80" w:right="80"/></w:pPr><w:r><w:rPr><w:rFonts w:ascii="Consolas" w:hAnsi="Consolas"/><w:sz w:val="15"/><w:color w:val="0F172A"/></w:rPr><w:t xml:space="preserve">// 3. Number of Digits of N in Base B: floor(log_B(N)) + 1</w:t></w:r></w:p><w:p><w:pPr><w:shd w:val="clear" w:color="auto" w:fill="F8FAFC"/><w:spacing w:before="0" w:after="0" w:line="200" w:lineRule="auto"/><w:ind w:left="80" w:right="80"/></w:pPr><w:r><w:rPr><w:rFonts w:ascii="Consolas" w:hAnsi="Consolas"/><w:sz w:val="15"/><w:color w:val="0F172A"/></w:rPr><w:t xml:space="preserve">// 4. Stirling&apos;s Approximation: n! ≈ sqrt(2 * π * n) * (n / e)^n</w:t></w:r></w:p><w:sectPr><w:pgSz w:w="11906" w:h="16838"/><w:pgMar w:top="576" w:right="576" w:bottom="576" w:left="576"/><w:cols w:num="2" w:space="288"/></w:sectPr></w:body></w:document>
+<file path=word\document.xml>﻿<?xml version="1.0" encoding="UTF-8" standalone="yes"?><w:document xmlns:w="http://schemas.openxmlformats.org/wordprocessingml/2006/main"><w:body><w:p><w:pPr><w:pStyle w:val="Heading1"/></w:pPr><w:r><w:rPr><w:b/><w:sz w:val="26"/><w:color w:val="1E3A8A"/></w:rPr><w:t>Competitive Programming Reference Guide &amp; Cheatsheet</w:t></w:r></w:p><w:p><w:r><w:t>**Team:** Hoffnang  </w:t></w:r></w:p><w:p><w:r><w:t>**Contestant:** Soyebuzaman Naim  </w:t></w:r></w:p><w:p><w:r><w:t>**Affiliation:** Southeast University (SEU CS Carnival 2026)  </w:t></w:r></w:p><w:p><w:r><w:t>**Standard:** C++17 / Fast I/O / 64-bit Int  </w:t></w:r></w:p><w:p><w:pPr><w:pBdr><w:bottom w:val="single" w:sz="4" w:space="1" w:color="CBD5E0"/></w:pPr></w:p><w:p><w:r><w:t>&gt; [!IMPORTANT]</w:t></w:r></w:p><w:p><w:r><w:t>&gt; **About this Notebook:**</w:t></w:r></w:p><w:p><w:r><w:t>&gt; This document is designed for the **25-page competition notebook limit**. Every section includes:</w:t></w:r></w:p><w:p><w:r><w:t>&gt; - 📌 **When to Use &amp; Purpose**</w:t></w:r></w:p><w:p><w:r><w:t>&gt; - ⏱️ **Time &amp; Space Complexity**</w:t></w:r></w:p><w:p><w:r><w:t>&gt; - ⚠️ **Key Traps &amp; Constraints (e.g. 1LL overflow, 1-indexed vs 0-indexed)**</w:t></w:r></w:p><w:p><w:r><w:t>&gt; - ⌨️ **VS Code Snippet Trigger Prefix** (matching your personal snippet library)</w:t></w:r></w:p><w:p><w:pPr><w:pBdr><w:bottom w:val="single" w:sz="4" w:space="1" w:color="CBD5E0"/></w:pPr></w:p><w:p><w:pPr><w:pStyle w:val="Heading2"/></w:pPr><w:r><w:rPr><w:b/><w:sz w:val="22"/><w:color w:val="1D4ED8"/></w:rPr><w:t>Table of Contents</w:t></w:r></w:p><w:p><w:r><w:t>1. [Section 1: Contest Setup &amp; Fast I/O](#section-1-contest-setup--fast-io)</w:t></w:r></w:p><w:p><w:r><w:t>2. [Section 2: C++ Basics &amp; STL Essentials](#section-2-c-basics--stl-essentials)</w:t></w:r></w:p><w:p><w:r><w:t>3. [Section 3: Math, Number Theory &amp; Bit Manipulation](#section-3-math-number-theory--bit-manipulation)</w:t></w:r></w:p><w:p><w:r><w:t>4. [Section 4: Graph Representations &amp; Traversals](#section-4-graph-representations--traversals)</w:t></w:r></w:p><w:p><w:r><w:t>5. [Section 5: Shortest Paths &amp; Negative Cycles](#section-5-shortest-paths--negative-cycles)</w:t></w:r></w:p><w:p><w:r><w:t>6. [Section 6: Tree Algorithms](#section-6-tree-algorithms)</w:t></w:r></w:p><w:p><w:r><w:t>7. [Section 7: Data Structures (DSU, Fenwick &amp; Segment Tree)](#section-7-data-structures-dsu-fenwick--segment-tree)</w:t></w:r></w:p><w:p><w:r><w:t>8. [Section 8: String Algorithms (KMP &amp; Trie)](#section-8-string-algorithms-kmp--trie)</w:t></w:r></w:p><w:p><w:r><w:t>9. [Section 9: Search Paradigms &amp; Dynamic Programming](#section-9-search-paradigms--dynamic-programming)</w:t></w:r></w:p><w:p><w:r><w:t>10. [Section 10: Advanced Tools (Kruskal, Matrix Power &amp; Geometry)](#section-10-advanced-tools-kruskal-matrix-power--geometry)</w:t></w:r></w:p><w:p><w:pPr><w:pBdr><w:bottom w:val="single" w:sz="4" w:space="1" w:color="CBD5E0"/></w:pPr></w:p><w:p><w:pPr><w:pStyle w:val="Heading1"/></w:pPr><w:r><w:rPr><w:b/><w:sz w:val="26"/><w:color w:val="1E3A8A"/></w:rPr><w:t>Section 1: Contest Setup &amp; Fast I/O</w:t></w:r></w:p><w:p><w:pPr><w:pStyle w:val="Heading3"/></w:pPr><w:r><w:rPr><w:b/><w:sz w:val="19"/><w:color w:val="0369A1"/></w:rPr><w:t>1.1 Fast I/O Contest Template</w:t></w:r></w:p><w:p><w:pPr><w:ind w:left="200"/><w:spacing w:after="20"/></w:pPr><w:r><w:rPr><w:color w:val="2563EB"/></w:rPr><w:t xml:space="preserve">â€¢ </w:t></w:r><w:r><w:t>**Trigger Prefix:** `cpp`</w:t></w:r></w:p><w:p><w:pPr><w:ind w:left="200"/><w:spacing w:after="20"/></w:pPr><w:r><w:rPr><w:color w:val="2563EB"/></w:rPr><w:t xml:space="preserve">â€¢ </w:t></w:r><w:r><w:t>**When to use:** Starter boilerplate for every problem.</w:t></w:r></w:p><w:p><w:pPr><w:ind w:left="200"/><w:spacing w:after="20"/></w:pPr><w:r><w:rPr><w:color w:val="2563EB"/></w:rPr><w:t xml:space="preserve">â€¢ </w:t></w:r><w:r><w:t>**Why:** `cin.tie(nullptr)` and `sync_with_stdio(false)` speed up I/O by ~10x. `#define int long long` eliminates 32-bit overflow errors on variable declarations.</w:t></w:r></w:p><w:p><w:pPr><w:shd w:val="clear" w:color="auto" w:fill="F8FAFC"/><w:spacing w:before="0" w:after="0" w:line="200" w:lineRule="auto"/><w:ind w:left="80" w:right="80"/></w:pPr><w:r><w:rPr><w:rFonts w:ascii="Consolas" w:hAnsi="Consolas"/><w:sz w:val="15"/><w:color w:val="0F172A"/></w:rPr><w:t xml:space="preserve">#include &lt;bits/stdc++.h&gt;</w:t></w:r></w:p><w:p><w:pPr><w:shd w:val="clear" w:color="auto" w:fill="F8FAFC"/><w:spacing w:before="0" w:after="0" w:line="200" w:lineRule="auto"/><w:ind w:left="80" w:right="80"/></w:pPr><w:r><w:rPr><w:rFonts w:ascii="Consolas" w:hAnsi="Consolas"/><w:sz w:val="15"/><w:color w:val="0F172A"/></w:rPr><w:t xml:space="preserve">using namespace std;</w:t></w:r></w:p><w:p><w:pPr><w:shd w:val="clear" w:color="auto" w:fill="F8FAFC"/><w:spacing w:before="0" w:after="0" w:line="200" w:lineRule="auto"/><w:ind w:left="80" w:right="80"/></w:pPr><w:r><w:rPr><w:rFonts w:ascii="Consolas" w:hAnsi="Consolas"/><w:sz w:val="15"/><w:color w:val="0F172A"/></w:rPr><w:t xml:space="preserve"></w:t></w:r></w:p><w:p><w:pPr><w:shd w:val="clear" w:color="auto" w:fill="F8FAFC"/><w:spacing w:before="0" w:after="0" w:line="200" w:lineRule="auto"/><w:ind w:left="80" w:right="80"/></w:pPr><w:r><w:rPr><w:rFonts w:ascii="Consolas" w:hAnsi="Consolas"/><w:sz w:val="15"/><w:color w:val="0F172A"/></w:rPr><w:t xml:space="preserve">#define int long long</w:t></w:r></w:p><w:p><w:pPr><w:shd w:val="clear" w:color="auto" w:fill="F8FAFC"/><w:spacing w:before="0" w:after="0" w:line="200" w:lineRule="auto"/><w:ind w:left="80" w:right="80"/></w:pPr><w:r><w:rPr><w:rFonts w:ascii="Consolas" w:hAnsi="Consolas"/><w:sz w:val="15"/><w:color w:val="0F172A"/></w:rPr><w:t xml:space="preserve">#define endl &apos;\n&apos;</w:t></w:r></w:p><w:p><w:pPr><w:shd w:val="clear" w:color="auto" w:fill="F8FAFC"/><w:spacing w:before="0" w:after="0" w:line="200" w:lineRule="auto"/><w:ind w:left="80" w:right="80"/></w:pPr><w:r><w:rPr><w:rFonts w:ascii="Consolas" w:hAnsi="Consolas"/><w:sz w:val="15"/><w:color w:val="0F172A"/></w:rPr><w:t xml:space="preserve">#define all(x) (x).begin(), (x).end()</w:t></w:r></w:p><w:p><w:pPr><w:shd w:val="clear" w:color="auto" w:fill="F8FAFC"/><w:spacing w:before="0" w:after="0" w:line="200" w:lineRule="auto"/><w:ind w:left="80" w:right="80"/></w:pPr><w:r><w:rPr><w:rFonts w:ascii="Consolas" w:hAnsi="Consolas"/><w:sz w:val="15"/><w:color w:val="0F172A"/></w:rPr><w:t xml:space="preserve">#define rall(x) (x).rbegin(), (x).rend()</w:t></w:r></w:p><w:p><w:pPr><w:shd w:val="clear" w:color="auto" w:fill="F8FAFC"/><w:spacing w:before="0" w:after="0" w:line="200" w:lineRule="auto"/><w:ind w:left="80" w:right="80"/></w:pPr><w:r><w:rPr><w:rFonts w:ascii="Consolas" w:hAnsi="Consolas"/><w:sz w:val="15"/><w:color w:val="0F172A"/></w:rPr><w:t xml:space="preserve">#define sz(x) (int)(x).size()</w:t></w:r></w:p><w:p><w:pPr><w:shd w:val="clear" w:color="auto" w:fill="F8FAFC"/><w:spacing w:before="0" w:after="0" w:line="200" w:lineRule="auto"/><w:ind w:left="80" w:right="80"/></w:pPr><w:r><w:rPr><w:rFonts w:ascii="Consolas" w:hAnsi="Consolas"/><w:sz w:val="15"/><w:color w:val="0F172A"/></w:rPr><w:t xml:space="preserve"></w:t></w:r></w:p><w:p><w:pPr><w:shd w:val="clear" w:color="auto" w:fill="F8FAFC"/><w:spacing w:before="0" w:after="0" w:line="200" w:lineRule="auto"/><w:ind w:left="80" w:right="80"/></w:pPr><w:r><w:rPr><w:rFonts w:ascii="Consolas" w:hAnsi="Consolas"/><w:sz w:val="15"/><w:color w:val="0F172A"/></w:rPr><w:t xml:space="preserve">void fast_io() {</w:t></w:r></w:p><w:p><w:pPr><w:shd w:val="clear" w:color="auto" w:fill="F8FAFC"/><w:spacing w:before="0" w:after="0" w:line="200" w:lineRule="auto"/><w:ind w:left="80" w:right="80"/></w:pPr><w:r><w:rPr><w:rFonts w:ascii="Consolas" w:hAnsi="Consolas"/><w:sz w:val="15"/><w:color w:val="0F172A"/></w:rPr><w:t xml:space="preserve">    ios::sync_with_stdio(false);</w:t></w:r></w:p><w:p><w:pPr><w:shd w:val="clear" w:color="auto" w:fill="F8FAFC"/><w:spacing w:before="0" w:after="0" w:line="200" w:lineRule="auto"/><w:ind w:left="80" w:right="80"/></w:pPr><w:r><w:rPr><w:rFonts w:ascii="Consolas" w:hAnsi="Consolas"/><w:sz w:val="15"/><w:color w:val="0F172A"/></w:rPr><w:t xml:space="preserve">    cin.tie(nullptr);</w:t></w:r></w:p><w:p><w:pPr><w:shd w:val="clear" w:color="auto" w:fill="F8FAFC"/><w:spacing w:before="0" w:after="0" w:line="200" w:lineRule="auto"/><w:ind w:left="80" w:right="80"/></w:pPr><w:r><w:rPr><w:rFonts w:ascii="Consolas" w:hAnsi="Consolas"/><w:sz w:val="15"/><w:color w:val="0F172A"/></w:rPr><w:t xml:space="preserve">}</w:t></w:r></w:p><w:p><w:pPr><w:shd w:val="clear" w:color="auto" w:fill="F8FAFC"/><w:spacing w:before="0" w:after="0" w:line="200" w:lineRule="auto"/><w:ind w:left="80" w:right="80"/></w:pPr><w:r><w:rPr><w:rFonts w:ascii="Consolas" w:hAnsi="Consolas"/><w:sz w:val="15"/><w:color w:val="0F172A"/></w:rPr><w:t xml:space="preserve"></w:t></w:r></w:p><w:p><w:pPr><w:shd w:val="clear" w:color="auto" w:fill="F8FAFC"/><w:spacing w:before="0" w:after="0" w:line="200" w:lineRule="auto"/><w:ind w:left="80" w:right="80"/></w:pPr><w:r><w:rPr><w:rFonts w:ascii="Consolas" w:hAnsi="Consolas"/><w:sz w:val="15"/><w:color w:val="0F172A"/></w:rPr><w:t xml:space="preserve">signed main() {</w:t></w:r></w:p><w:p><w:pPr><w:shd w:val="clear" w:color="auto" w:fill="F8FAFC"/><w:spacing w:before="0" w:after="0" w:line="200" w:lineRule="auto"/><w:ind w:left="80" w:right="80"/></w:pPr><w:r><w:rPr><w:rFonts w:ascii="Consolas" w:hAnsi="Consolas"/><w:sz w:val="15"/><w:color w:val="0F172A"/></w:rPr><w:t xml:space="preserve">    fast_io();</w:t></w:r></w:p><w:p><w:pPr><w:shd w:val="clear" w:color="auto" w:fill="F8FAFC"/><w:spacing w:before="0" w:after="0" w:line="200" w:lineRule="auto"/><w:ind w:left="80" w:right="80"/></w:pPr><w:r><w:rPr><w:rFonts w:ascii="Consolas" w:hAnsi="Consolas"/><w:sz w:val="15"/><w:color w:val="0F172A"/></w:rPr><w:t xml:space="preserve"></w:t></w:r></w:p><w:p><w:pPr><w:shd w:val="clear" w:color="auto" w:fill="F8FAFC"/><w:spacing w:before="0" w:after="0" w:line="200" w:lineRule="auto"/><w:ind w:left="80" w:right="80"/></w:pPr><w:r><w:rPr><w:rFonts w:ascii="Consolas" w:hAnsi="Consolas"/><w:sz w:val="15"/><w:color w:val="0F172A"/></w:rPr><w:t xml:space="preserve">    int t;</w:t></w:r></w:p><w:p><w:pPr><w:shd w:val="clear" w:color="auto" w:fill="F8FAFC"/><w:spacing w:before="0" w:after="0" w:line="200" w:lineRule="auto"/><w:ind w:left="80" w:right="80"/></w:pPr><w:r><w:rPr><w:rFonts w:ascii="Consolas" w:hAnsi="Consolas"/><w:sz w:val="15"/><w:color w:val="0F172A"/></w:rPr><w:t xml:space="preserve">    cin &gt;&gt; t;</w:t></w:r></w:p><w:p><w:pPr><w:shd w:val="clear" w:color="auto" w:fill="F8FAFC"/><w:spacing w:before="0" w:after="0" w:line="200" w:lineRule="auto"/><w:ind w:left="80" w:right="80"/></w:pPr><w:r><w:rPr><w:rFonts w:ascii="Consolas" w:hAnsi="Consolas"/><w:sz w:val="15"/><w:color w:val="0F172A"/></w:rPr><w:t xml:space="preserve">    while (t--) {</w:t></w:r></w:p><w:p><w:pPr><w:shd w:val="clear" w:color="auto" w:fill="F8FAFC"/><w:spacing w:before="0" w:after="0" w:line="200" w:lineRule="auto"/><w:ind w:left="80" w:right="80"/></w:pPr><w:r><w:rPr><w:rFonts w:ascii="Consolas" w:hAnsi="Consolas"/><w:sz w:val="15"/><w:color w:val="0F172A"/></w:rPr><w:t xml:space="preserve">        int n;</w:t></w:r></w:p><w:p><w:pPr><w:shd w:val="clear" w:color="auto" w:fill="F8FAFC"/><w:spacing w:before="0" w:after="0" w:line="200" w:lineRule="auto"/><w:ind w:left="80" w:right="80"/></w:pPr><w:r><w:rPr><w:rFonts w:ascii="Consolas" w:hAnsi="Consolas"/><w:sz w:val="15"/><w:color w:val="0F172A"/></w:rPr><w:t xml:space="preserve">        cin &gt;&gt; n;</w:t></w:r></w:p><w:p><w:pPr><w:shd w:val="clear" w:color="auto" w:fill="F8FAFC"/><w:spacing w:before="0" w:after="0" w:line="200" w:lineRule="auto"/><w:ind w:left="80" w:right="80"/></w:pPr><w:r><w:rPr><w:rFonts w:ascii="Consolas" w:hAnsi="Consolas"/><w:sz w:val="15"/><w:color w:val="0F172A"/></w:rPr><w:t xml:space="preserve">        vector&lt;int&gt; v(n);</w:t></w:r></w:p><w:p><w:pPr><w:shd w:val="clear" w:color="auto" w:fill="F8FAFC"/><w:spacing w:before="0" w:after="0" w:line="200" w:lineRule="auto"/><w:ind w:left="80" w:right="80"/></w:pPr><w:r><w:rPr><w:rFonts w:ascii="Consolas" w:hAnsi="Consolas"/><w:sz w:val="15"/><w:color w:val="0F172A"/></w:rPr><w:t xml:space="preserve">        for (int &amp;x : v)</w:t></w:r></w:p><w:p><w:pPr><w:shd w:val="clear" w:color="auto" w:fill="F8FAFC"/><w:spacing w:before="0" w:after="0" w:line="200" w:lineRule="auto"/><w:ind w:left="80" w:right="80"/></w:pPr><w:r><w:rPr><w:rFonts w:ascii="Consolas" w:hAnsi="Consolas"/><w:sz w:val="15"/><w:color w:val="0F172A"/></w:rPr><w:t xml:space="preserve">            cin &gt;&gt; x;</w:t></w:r></w:p><w:p><w:pPr><w:shd w:val="clear" w:color="auto" w:fill="F8FAFC"/><w:spacing w:before="0" w:after="0" w:line="200" w:lineRule="auto"/><w:ind w:left="80" w:right="80"/></w:pPr><w:r><w:rPr><w:rFonts w:ascii="Consolas" w:hAnsi="Consolas"/><w:sz w:val="15"/><w:color w:val="0F172A"/></w:rPr><w:t xml:space="preserve">    }</w:t></w:r></w:p><w:p><w:pPr><w:shd w:val="clear" w:color="auto" w:fill="F8FAFC"/><w:spacing w:before="0" w:after="0" w:line="200" w:lineRule="auto"/><w:ind w:left="80" w:right="80"/></w:pPr><w:r><w:rPr><w:rFonts w:ascii="Consolas" w:hAnsi="Consolas"/><w:sz w:val="15"/><w:color w:val="0F172A"/></w:rPr><w:t xml:space="preserve">}</w:t></w:r></w:p><w:p><w:pPr><w:pStyle w:val="Heading3"/></w:pPr><w:r><w:rPr><w:b/><w:sz w:val="19"/><w:color w:val="0369A1"/></w:rPr><w:t>1.2 Custom Sort &amp; Comparators</w:t></w:r></w:p><w:p><w:pPr><w:ind w:left="200"/><w:spacing w:after="20"/></w:pPr><w:r><w:rPr><w:color w:val="2563EB"/></w:rPr><w:t xml:space="preserve">â€¢ </w:t></w:r><w:r><w:t>**Trigger Prefix:** `custom_sort`</w:t></w:r></w:p><w:p><w:pPr><w:ind w:left="200"/><w:spacing w:after="20"/></w:pPr><w:r><w:rPr><w:color w:val="2563EB"/></w:rPr><w:t xml:space="preserve">â€¢ </w:t></w:r><w:r><w:t>**Time Complexity:** $O(N \log N)$</w:t></w:r></w:p><w:p><w:pPr><w:ind w:left="200"/><w:spacing w:after="20"/></w:pPr><w:r><w:rPr><w:color w:val="2563EB"/></w:rPr><w:t xml:space="preserve">â€¢ </w:t></w:r><w:r><w:t>**Includes:** Lambda comparator, free function, struct `operator&lt;`, index sorting (argsort), and priority queue min-heap comparator.</w:t></w:r></w:p><w:p><w:pPr><w:shd w:val="clear" w:color="auto" w:fill="F8FAFC"/><w:spacing w:before="0" w:after="0" w:line="200" w:lineRule="auto"/><w:ind w:left="80" w:right="80"/></w:pPr><w:r><w:rPr><w:rFonts w:ascii="Consolas" w:hAnsi="Consolas"/><w:sz w:val="15"/><w:color w:val="0F172A"/></w:rPr><w:t xml:space="preserve">// 1. Lambda Comparator (Sort in-place without external function):</w:t></w:r></w:p><w:p><w:pPr><w:shd w:val="clear" w:color="auto" w:fill="F8FAFC"/><w:spacing w:before="0" w:after="0" w:line="200" w:lineRule="auto"/><w:ind w:left="80" w:right="80"/></w:pPr><w:r><w:rPr><w:rFonts w:ascii="Consolas" w:hAnsi="Consolas"/><w:sz w:val="15"/><w:color w:val="0F172A"/></w:rPr><w:t xml:space="preserve">sort(v.begin(), v.end(), [](const auto&amp; a, const auto&amp; b) {</w:t></w:r></w:p><w:p><w:pPr><w:shd w:val="clear" w:color="auto" w:fill="F8FAFC"/><w:spacing w:before="0" w:after="0" w:line="200" w:lineRule="auto"/><w:ind w:left="80" w:right="80"/></w:pPr><w:r><w:rPr><w:rFonts w:ascii="Consolas" w:hAnsi="Consolas"/><w:sz w:val="15"/><w:color w:val="0F172A"/></w:rPr><w:t xml:space="preserve">    if (a.first != b.first) return a.first &lt; b.first; // Ascending by first</w:t></w:r></w:p><w:p><w:pPr><w:shd w:val="clear" w:color="auto" w:fill="F8FAFC"/><w:spacing w:before="0" w:after="0" w:line="200" w:lineRule="auto"/><w:ind w:left="80" w:right="80"/></w:pPr><w:r><w:rPr><w:rFonts w:ascii="Consolas" w:hAnsi="Consolas"/><w:sz w:val="15"/><w:color w:val="0F172A"/></w:rPr><w:t xml:space="preserve">    return a.second &gt; b.second;                       // Descending by second</w:t></w:r></w:p><w:p><w:pPr><w:shd w:val="clear" w:color="auto" w:fill="F8FAFC"/><w:spacing w:before="0" w:after="0" w:line="200" w:lineRule="auto"/><w:ind w:left="80" w:right="80"/></w:pPr><w:r><w:rPr><w:rFonts w:ascii="Consolas" w:hAnsi="Consolas"/><w:sz w:val="15"/><w:color w:val="0F172A"/></w:rPr><w:t xml:space="preserve">});</w:t></w:r></w:p><w:p><w:pPr><w:shd w:val="clear" w:color="auto" w:fill="F8FAFC"/><w:spacing w:before="0" w:after="0" w:line="200" w:lineRule="auto"/><w:ind w:left="80" w:right="80"/></w:pPr><w:r><w:rPr><w:rFonts w:ascii="Consolas" w:hAnsi="Consolas"/><w:sz w:val="15"/><w:color w:val="0F172A"/></w:rPr><w:t xml:space="preserve"></w:t></w:r></w:p><w:p><w:pPr><w:shd w:val="clear" w:color="auto" w:fill="F8FAFC"/><w:spacing w:before="0" w:after="0" w:line="200" w:lineRule="auto"/><w:ind w:left="80" w:right="80"/></w:pPr><w:r><w:rPr><w:rFonts w:ascii="Consolas" w:hAnsi="Consolas"/><w:sz w:val="15"/><w:color w:val="0F172A"/></w:rPr><w:t xml:space="preserve">// 2. Free Function Comparator:</w:t></w:r></w:p><w:p><w:pPr><w:shd w:val="clear" w:color="auto" w:fill="F8FAFC"/><w:spacing w:before="0" w:after="0" w:line="200" w:lineRule="auto"/><w:ind w:left="80" w:right="80"/></w:pPr><w:r><w:rPr><w:rFonts w:ascii="Consolas" w:hAnsi="Consolas"/><w:sz w:val="15"/><w:color w:val="0F172A"/></w:rPr><w:t xml:space="preserve">bool comp(const pair&lt;int, int&gt;&amp; a, const pair&lt;int, int&gt;&amp; b) {</w:t></w:r></w:p><w:p><w:pPr><w:shd w:val="clear" w:color="auto" w:fill="F8FAFC"/><w:spacing w:before="0" w:after="0" w:line="200" w:lineRule="auto"/><w:ind w:left="80" w:right="80"/></w:pPr><w:r><w:rPr><w:rFonts w:ascii="Consolas" w:hAnsi="Consolas"/><w:sz w:val="15"/><w:color w:val="0F172A"/></w:rPr><w:t xml:space="preserve">    return a.first &lt; b.first;</w:t></w:r></w:p><w:p><w:pPr><w:shd w:val="clear" w:color="auto" w:fill="F8FAFC"/><w:spacing w:before="0" w:after="0" w:line="200" w:lineRule="auto"/><w:ind w:left="80" w:right="80"/></w:pPr><w:r><w:rPr><w:rFonts w:ascii="Consolas" w:hAnsi="Consolas"/><w:sz w:val="15"/><w:color w:val="0F172A"/></w:rPr><w:t xml:space="preserve">}</w:t></w:r></w:p><w:p><w:pPr><w:shd w:val="clear" w:color="auto" w:fill="F8FAFC"/><w:spacing w:before="0" w:after="0" w:line="200" w:lineRule="auto"/><w:ind w:left="80" w:right="80"/></w:pPr><w:r><w:rPr><w:rFonts w:ascii="Consolas" w:hAnsi="Consolas"/><w:sz w:val="15"/><w:color w:val="0F172A"/></w:rPr><w:t xml:space="preserve">sort(v.begin(), v.end(), comp);</w:t></w:r></w:p><w:p><w:pPr><w:shd w:val="clear" w:color="auto" w:fill="F8FAFC"/><w:spacing w:before="0" w:after="0" w:line="200" w:lineRule="auto"/><w:ind w:left="80" w:right="80"/></w:pPr><w:r><w:rPr><w:rFonts w:ascii="Consolas" w:hAnsi="Consolas"/><w:sz w:val="15"/><w:color w:val="0F172A"/></w:rPr><w:t xml:space="preserve"></w:t></w:r></w:p><w:p><w:pPr><w:shd w:val="clear" w:color="auto" w:fill="F8FAFC"/><w:spacing w:before="0" w:after="0" w:line="200" w:lineRule="auto"/><w:ind w:left="80" w:right="80"/></w:pPr><w:r><w:rPr><w:rFonts w:ascii="Consolas" w:hAnsi="Consolas"/><w:sz w:val="15"/><w:color w:val="0F172A"/></w:rPr><w:t xml:space="preserve">// 3. Struct with Internal operator&lt;:</w:t></w:r></w:p><w:p><w:pPr><w:shd w:val="clear" w:color="auto" w:fill="F8FAFC"/><w:spacing w:before="0" w:after="0" w:line="200" w:lineRule="auto"/><w:ind w:left="80" w:right="80"/></w:pPr><w:r><w:rPr><w:rFonts w:ascii="Consolas" w:hAnsi="Consolas"/><w:sz w:val="15"/><w:color w:val="0F172A"/></w:rPr><w:t xml:space="preserve">struct Item {</w:t></w:r></w:p><w:p><w:pPr><w:shd w:val="clear" w:color="auto" w:fill="F8FAFC"/><w:spacing w:before="0" w:after="0" w:line="200" w:lineRule="auto"/><w:ind w:left="80" w:right="80"/></w:pPr><w:r><w:rPr><w:rFonts w:ascii="Consolas" w:hAnsi="Consolas"/><w:sz w:val="15"/><w:color w:val="0F172A"/></w:rPr><w:t xml:space="preserve">    int val, id;</w:t></w:r></w:p><w:p><w:pPr><w:shd w:val="clear" w:color="auto" w:fill="F8FAFC"/><w:spacing w:before="0" w:after="0" w:line="200" w:lineRule="auto"/><w:ind w:left="80" w:right="80"/></w:pPr><w:r><w:rPr><w:rFonts w:ascii="Consolas" w:hAnsi="Consolas"/><w:sz w:val="15"/><w:color w:val="0F172A"/></w:rPr><w:t xml:space="preserve">    bool operator&lt;(const Item&amp; o) const {</w:t></w:r></w:p><w:p><w:pPr><w:shd w:val="clear" w:color="auto" w:fill="F8FAFC"/><w:spacing w:before="0" w:after="0" w:line="200" w:lineRule="auto"/><w:ind w:left="80" w:right="80"/></w:pPr><w:r><w:rPr><w:rFonts w:ascii="Consolas" w:hAnsi="Consolas"/><w:sz w:val="15"/><w:color w:val="0F172A"/></w:rPr><w:t xml:space="preserve">        if (val != o.val) return val &lt; o.val;</w:t></w:r></w:p><w:p><w:pPr><w:shd w:val="clear" w:color="auto" w:fill="F8FAFC"/><w:spacing w:before="0" w:after="0" w:line="200" w:lineRule="auto"/><w:ind w:left="80" w:right="80"/></w:pPr><w:r><w:rPr><w:rFonts w:ascii="Consolas" w:hAnsi="Consolas"/><w:sz w:val="15"/><w:color w:val="0F172A"/></w:rPr><w:t xml:space="preserve">        return id &lt; o.id;</w:t></w:r></w:p><w:p><w:pPr><w:shd w:val="clear" w:color="auto" w:fill="F8FAFC"/><w:spacing w:before="0" w:after="0" w:line="200" w:lineRule="auto"/><w:ind w:left="80" w:right="80"/></w:pPr><w:r><w:rPr><w:rFonts w:ascii="Consolas" w:hAnsi="Consolas"/><w:sz w:val="15"/><w:color w:val="0F172A"/></w:rPr><w:t xml:space="preserve">    }</w:t></w:r></w:p><w:p><w:pPr><w:shd w:val="clear" w:color="auto" w:fill="F8FAFC"/><w:spacing w:before="0" w:after="0" w:line="200" w:lineRule="auto"/><w:ind w:left="80" w:right="80"/></w:pPr><w:r><w:rPr><w:rFonts w:ascii="Consolas" w:hAnsi="Consolas"/><w:sz w:val="15"/><w:color w:val="0F172A"/></w:rPr><w:t xml:space="preserve">};</w:t></w:r></w:p><w:p><w:pPr><w:shd w:val="clear" w:color="auto" w:fill="F8FAFC"/><w:spacing w:before="0" w:after="0" w:line="200" w:lineRule="auto"/><w:ind w:left="80" w:right="80"/></w:pPr><w:r><w:rPr><w:rFonts w:ascii="Consolas" w:hAnsi="Consolas"/><w:sz w:val="15"/><w:color w:val="0F172A"/></w:rPr><w:t xml:space="preserve"></w:t></w:r></w:p><w:p><w:pPr><w:shd w:val="clear" w:color="auto" w:fill="F8FAFC"/><w:spacing w:before="0" w:after="0" w:line="200" w:lineRule="auto"/><w:ind w:left="80" w:right="80"/></w:pPr><w:r><w:rPr><w:rFonts w:ascii="Consolas" w:hAnsi="Consolas"/><w:sz w:val="15"/><w:color w:val="0F172A"/></w:rPr><w:t xml:space="preserve">// 4. Index Sorting (argsort - sort original indices by array values):</w:t></w:r></w:p><w:p><w:pPr><w:shd w:val="clear" w:color="auto" w:fill="F8FAFC"/><w:spacing w:before="0" w:after="0" w:line="200" w:lineRule="auto"/><w:ind w:left="80" w:right="80"/></w:pPr><w:r><w:rPr><w:rFonts w:ascii="Consolas" w:hAnsi="Consolas"/><w:sz w:val="15"/><w:color w:val="0F172A"/></w:rPr><w:t xml:space="preserve">vector&lt;int&gt; p(n); iota(p.begin(), p.end(), 0);</w:t></w:r></w:p><w:p><w:pPr><w:shd w:val="clear" w:color="auto" w:fill="F8FAFC"/><w:spacing w:before="0" w:after="0" w:line="200" w:lineRule="auto"/><w:ind w:left="80" w:right="80"/></w:pPr><w:r><w:rPr><w:rFonts w:ascii="Consolas" w:hAnsi="Consolas"/><w:sz w:val="15"/><w:color w:val="0F172A"/></w:rPr><w:t xml:space="preserve">sort(p.begin(), p.end(), [&amp;](int i, int j) { return a[i] &lt; a[j]; });</w:t></w:r></w:p><w:p><w:pPr><w:shd w:val="clear" w:color="auto" w:fill="F8FAFC"/><w:spacing w:before="0" w:after="0" w:line="200" w:lineRule="auto"/><w:ind w:left="80" w:right="80"/></w:pPr><w:r><w:rPr><w:rFonts w:ascii="Consolas" w:hAnsi="Consolas"/><w:sz w:val="15"/><w:color w:val="0F172A"/></w:rPr><w:t xml:space="preserve"></w:t></w:r></w:p><w:p><w:pPr><w:shd w:val="clear" w:color="auto" w:fill="F8FAFC"/><w:spacing w:before="0" w:after="0" w:line="200" w:lineRule="auto"/><w:ind w:left="80" w:right="80"/></w:pPr><w:r><w:rPr><w:rFonts w:ascii="Consolas" w:hAnsi="Consolas"/><w:sz w:val="15"/><w:color w:val="0F172A"/></w:rPr><w:t xml:space="preserve">// 5. Comparator Struct for Priority Queue (Min-Heap by first):</w:t></w:r></w:p><w:p><w:pPr><w:shd w:val="clear" w:color="auto" w:fill="F8FAFC"/><w:spacing w:before="0" w:after="0" w:line="200" w:lineRule="auto"/><w:ind w:left="80" w:right="80"/></w:pPr><w:r><w:rPr><w:rFonts w:ascii="Consolas" w:hAnsi="Consolas"/><w:sz w:val="15"/><w:color w:val="0F172A"/></w:rPr><w:t xml:space="preserve">struct ComparePQ {</w:t></w:r></w:p><w:p><w:pPr><w:shd w:val="clear" w:color="auto" w:fill="F8FAFC"/><w:spacing w:before="0" w:after="0" w:line="200" w:lineRule="auto"/><w:ind w:left="80" w:right="80"/></w:pPr><w:r><w:rPr><w:rFonts w:ascii="Consolas" w:hAnsi="Consolas"/><w:sz w:val="15"/><w:color w:val="0F172A"/></w:rPr><w:t xml:space="preserve">    bool operator()(const pair&lt;int, int&gt;&amp; a, const pair&lt;int, int&gt;&amp; b) {</w:t></w:r></w:p><w:p><w:pPr><w:shd w:val="clear" w:color="auto" w:fill="F8FAFC"/><w:spacing w:before="0" w:after="0" w:line="200" w:lineRule="auto"/><w:ind w:left="80" w:right="80"/></w:pPr><w:r><w:rPr><w:rFonts w:ascii="Consolas" w:hAnsi="Consolas"/><w:sz w:val="15"/><w:color w:val="0F172A"/></w:rPr><w:t xml:space="preserve">        return a.first &gt; b.first; // Greater-than creates Min-Heap!</w:t></w:r></w:p><w:p><w:pPr><w:shd w:val="clear" w:color="auto" w:fill="F8FAFC"/><w:spacing w:before="0" w:after="0" w:line="200" w:lineRule="auto"/><w:ind w:left="80" w:right="80"/></w:pPr><w:r><w:rPr><w:rFonts w:ascii="Consolas" w:hAnsi="Consolas"/><w:sz w:val="15"/><w:color w:val="0F172A"/></w:rPr><w:t xml:space="preserve">    }</w:t></w:r></w:p><w:p><w:pPr><w:shd w:val="clear" w:color="auto" w:fill="F8FAFC"/><w:spacing w:before="0" w:after="0" w:line="200" w:lineRule="auto"/><w:ind w:left="80" w:right="80"/></w:pPr><w:r><w:rPr><w:rFonts w:ascii="Consolas" w:hAnsi="Consolas"/><w:sz w:val="15"/><w:color w:val="0F172A"/></w:rPr><w:t xml:space="preserve">};</w:t></w:r></w:p><w:p><w:pPr><w:shd w:val="clear" w:color="auto" w:fill="F8FAFC"/><w:spacing w:before="0" w:after="0" w:line="200" w:lineRule="auto"/><w:ind w:left="80" w:right="80"/></w:pPr><w:r><w:rPr><w:rFonts w:ascii="Consolas" w:hAnsi="Consolas"/><w:sz w:val="15"/><w:color w:val="0F172A"/></w:rPr><w:t xml:space="preserve">priority_queue&lt;pair&lt;int, int&gt;, vector&lt;pair&lt;int, int&gt;&gt;, ComparePQ&gt; pq;</w:t></w:r></w:p><w:p><w:pPr><w:pStyle w:val="Heading3"/></w:pPr><w:r><w:rPr><w:b/><w:sz w:val="19"/><w:color w:val="0369A1"/></w:rPr><w:t>1.3 GCC Optimization Pragmas</w:t></w:r></w:p><w:p><w:pPr><w:ind w:left="200"/><w:spacing w:after="20"/></w:pPr><w:r><w:rPr><w:color w:val="2563EB"/></w:rPr><w:t xml:space="preserve">â€¢ </w:t></w:r><w:r><w:t>**When to use:** Hardware vectorization and loop unrolling for tight 1.0s time limits.</w:t></w:r></w:p><w:p><w:pPr><w:shd w:val="clear" w:color="auto" w:fill="F8FAFC"/><w:spacing w:before="0" w:after="0" w:line="200" w:lineRule="auto"/><w:ind w:left="80" w:right="80"/></w:pPr><w:r><w:rPr><w:rFonts w:ascii="Consolas" w:hAnsi="Consolas"/><w:sz w:val="15"/><w:color w:val="0F172A"/></w:rPr><w:t xml:space="preserve">#pragma GCC optimize(&quot;O3,unroll-loops&quot;)</w:t></w:r></w:p><w:p><w:pPr><w:shd w:val="clear" w:color="auto" w:fill="F8FAFC"/><w:spacing w:before="0" w:after="0" w:line="200" w:lineRule="auto"/><w:ind w:left="80" w:right="80"/></w:pPr><w:r><w:rPr><w:rFonts w:ascii="Consolas" w:hAnsi="Consolas"/><w:sz w:val="15"/><w:color w:val="0F172A"/></w:rPr><w:t xml:space="preserve">#pragma GCC target(&quot;avx2,bmi,bmi2,lzcnt,popcnt&quot;)</w:t></w:r></w:p><w:p><w:pPr><w:pStyle w:val="Heading3"/></w:pPr><w:r><w:rPr><w:b/><w:sz w:val="19"/><w:color w:val="0369A1"/></w:rPr><w:t>1.4 __int128 Fast I/O &amp; Recursive Output</w:t></w:r></w:p><w:p><w:pPr><w:ind w:left="200"/><w:spacing w:after="20"/></w:pPr><w:r><w:rPr><w:color w:val="2563EB"/></w:rPr><w:t xml:space="preserve">â€¢ </w:t></w:r><w:r><w:t>**Trigger Prefix:** `int128`</w:t></w:r></w:p><w:p><w:pPr><w:ind w:left="200"/><w:spacing w:after="20"/></w:pPr><w:r><w:rPr><w:color w:val="2563EB"/></w:rPr><w:t xml:space="preserve">â€¢ </w:t></w:r><w:r><w:t>**Range:** $\approx [-3.4 \cdot 10^{38}, 3.4 \cdot 10^{38}]$</w:t></w:r></w:p><w:p><w:pPr><w:ind w:left="200"/><w:spacing w:after="20"/></w:pPr><w:r><w:rPr><w:color w:val="2563EB"/></w:rPr><w:t xml:space="preserve">â€¢ </w:t></w:r><w:r><w:t>**When to use:** Large multiplication products that exceed 64-bit `long long` before modulo.</w:t></w:r></w:p><w:p><w:pPr><w:shd w:val="clear" w:color="auto" w:fill="F8FAFC"/><w:spacing w:before="0" w:after="0" w:line="200" w:lineRule="auto"/><w:ind w:left="80" w:right="80"/></w:pPr><w:r><w:rPr><w:rFonts w:ascii="Consolas" w:hAnsi="Consolas"/><w:sz w:val="15"/><w:color w:val="0F172A"/></w:rPr><w:t xml:space="preserve">__int128 read128() {</w:t></w:r></w:p><w:p><w:pPr><w:shd w:val="clear" w:color="auto" w:fill="F8FAFC"/><w:spacing w:before="0" w:after="0" w:line="200" w:lineRule="auto"/><w:ind w:left="80" w:right="80"/></w:pPr><w:r><w:rPr><w:rFonts w:ascii="Consolas" w:hAnsi="Consolas"/><w:sz w:val="15"/><w:color w:val="0F172A"/></w:rPr><w:t xml:space="preserve">    __int128 x = 0; int f = 1; char ch = getchar();</w:t></w:r></w:p><w:p><w:pPr><w:shd w:val="clear" w:color="auto" w:fill="F8FAFC"/><w:spacing w:before="0" w:after="0" w:line="200" w:lineRule="auto"/><w:ind w:left="80" w:right="80"/></w:pPr><w:r><w:rPr><w:rFonts w:ascii="Consolas" w:hAnsi="Consolas"/><w:sz w:val="15"/><w:color w:val="0F172A"/></w:rPr><w:t xml:space="preserve">    while (ch &lt; &apos;0&apos; || ch &gt; &apos;9&apos;) { if (ch == &apos;-&apos;) f = -1; ch = getchar(); }</w:t></w:r></w:p><w:p><w:pPr><w:shd w:val="clear" w:color="auto" w:fill="F8FAFC"/><w:spacing w:before="0" w:after="0" w:line="200" w:lineRule="auto"/><w:ind w:left="80" w:right="80"/></w:pPr><w:r><w:rPr><w:rFonts w:ascii="Consolas" w:hAnsi="Consolas"/><w:sz w:val="15"/><w:color w:val="0F172A"/></w:rPr><w:t xml:space="preserve">    while (ch &gt;= &apos;0&apos; &amp;&amp; ch &lt;= &apos;9&apos;) { x = x * 10 + ch - &apos;0&apos;; ch = getchar(); }</w:t></w:r></w:p><w:p><w:pPr><w:shd w:val="clear" w:color="auto" w:fill="F8FAFC"/><w:spacing w:before="0" w:after="0" w:line="200" w:lineRule="auto"/><w:ind w:left="80" w:right="80"/></w:pPr><w:r><w:rPr><w:rFonts w:ascii="Consolas" w:hAnsi="Consolas"/><w:sz w:val="15"/><w:color w:val="0F172A"/></w:rPr><w:t xml:space="preserve">    return x * f;</w:t></w:r></w:p><w:p><w:pPr><w:shd w:val="clear" w:color="auto" w:fill="F8FAFC"/><w:spacing w:before="0" w:after="0" w:line="200" w:lineRule="auto"/><w:ind w:left="80" w:right="80"/></w:pPr><w:r><w:rPr><w:rFonts w:ascii="Consolas" w:hAnsi="Consolas"/><w:sz w:val="15"/><w:color w:val="0F172A"/></w:rPr><w:t xml:space="preserve">}</w:t></w:r></w:p><w:p><w:pPr><w:shd w:val="clear" w:color="auto" w:fill="F8FAFC"/><w:spacing w:before="0" w:after="0" w:line="200" w:lineRule="auto"/><w:ind w:left="80" w:right="80"/></w:pPr><w:r><w:rPr><w:rFonts w:ascii="Consolas" w:hAnsi="Consolas"/><w:sz w:val="15"/><w:color w:val="0F172A"/></w:rPr><w:t xml:space="preserve">void print128(__int128 x) {</w:t></w:r></w:p><w:p><w:pPr><w:shd w:val="clear" w:color="auto" w:fill="F8FAFC"/><w:spacing w:before="0" w:after="0" w:line="200" w:lineRule="auto"/><w:ind w:left="80" w:right="80"/></w:pPr><w:r><w:rPr><w:rFonts w:ascii="Consolas" w:hAnsi="Consolas"/><w:sz w:val="15"/><w:color w:val="0F172A"/></w:rPr><w:t xml:space="preserve">    if (x &lt; 0) { putchar(&apos;-&apos;); x = -x; }</w:t></w:r></w:p><w:p><w:pPr><w:shd w:val="clear" w:color="auto" w:fill="F8FAFC"/><w:spacing w:before="0" w:after="0" w:line="200" w:lineRule="auto"/><w:ind w:left="80" w:right="80"/></w:pPr><w:r><w:rPr><w:rFonts w:ascii="Consolas" w:hAnsi="Consolas"/><w:sz w:val="15"/><w:color w:val="0F172A"/></w:rPr><w:t xml:space="preserve">    if (x &gt; 9) print128(x / 10);</w:t></w:r></w:p><w:p><w:pPr><w:shd w:val="clear" w:color="auto" w:fill="F8FAFC"/><w:spacing w:before="0" w:after="0" w:line="200" w:lineRule="auto"/><w:ind w:left="80" w:right="80"/></w:pPr><w:r><w:rPr><w:rFonts w:ascii="Consolas" w:hAnsi="Consolas"/><w:sz w:val="15"/><w:color w:val="0F172A"/></w:rPr><w:t xml:space="preserve">    putchar(x % 10 + &apos;0&apos;);</w:t></w:r></w:p><w:p><w:pPr><w:shd w:val="clear" w:color="auto" w:fill="F8FAFC"/><w:spacing w:before="0" w:after="0" w:line="200" w:lineRule="auto"/><w:ind w:left="80" w:right="80"/></w:pPr><w:r><w:rPr><w:rFonts w:ascii="Consolas" w:hAnsi="Consolas"/><w:sz w:val="15"/><w:color w:val="0F172A"/></w:rPr><w:t xml:space="preserve">}</w:t></w:r></w:p><w:p><w:pPr><w:pBdr><w:bottom w:val="single" w:sz="4" w:space="1" w:color="CBD5E0"/></w:pPr></w:p><w:p><w:pPr><w:pStyle w:val="Heading1"/></w:pPr><w:r><w:rPr><w:b/><w:sz w:val="26"/><w:color w:val="1E3A8A"/></w:rPr><w:t>Section 2: C++ Basics &amp; STL Essentials</w:t></w:r></w:p><w:p><w:pPr><w:pStyle w:val="Heading3"/></w:pPr><w:r><w:rPr><w:b/><w:sz w:val="19"/><w:color w:val="0369A1"/></w:rPr><w:t>2.1 Primitive Types, Overflow Prevention &amp; Float Comparisons</w:t></w:r></w:p><w:p><w:r><w:t>| Type | Bytes | Range | Key Rule |</w:t></w:r></w:p><w:p><w:r><w:t>|---|---|---|---|</w:t></w:r></w:p><w:p><w:r><w:t>| `int` | 4 | $\approx [-2 \cdot 10^9, 2 \cdot 10^9]$ | Default array indexing, sizes |</w:t></w:r></w:p><w:p><w:r><w:t>| `long long` | 8 | $\approx [-9 \cdot 10^{18}, 9 \cdot 10^{18}]$ | Required for sums, factorials, products |</w:t></w:r></w:p><w:p><w:r><w:t>| `double` | 8 | 15–17 decimal digits | Compare using `fabs(a - b) &lt; 1e-9` |</w:t></w:r></w:p><w:p><w:pPr><w:shd w:val="clear" w:color="auto" w:fill="F8FAFC"/><w:spacing w:before="0" w:after="0" w:line="200" w:lineRule="auto"/><w:ind w:left="80" w:right="80"/></w:pPr><w:r><w:rPr><w:rFonts w:ascii="Consolas" w:hAnsi="Consolas"/><w:sz w:val="15"/><w:color w:val="0F172A"/></w:rPr><w:t xml:space="preserve">// 1. Preventing Integer Overflow</w:t></w:r></w:p><w:p><w:pPr><w:shd w:val="clear" w:color="auto" w:fill="F8FAFC"/><w:spacing w:before="0" w:after="0" w:line="200" w:lineRule="auto"/><w:ind w:left="80" w:right="80"/></w:pPr><w:r><w:rPr><w:rFonts w:ascii="Consolas" w:hAnsi="Consolas"/><w:sz w:val="15"/><w:color w:val="0F172A"/></w:rPr><w:t xml:space="preserve">int a = 1e6, b = 1e6;</w:t></w:r></w:p><w:p><w:pPr><w:shd w:val="clear" w:color="auto" w:fill="F8FAFC"/><w:spacing w:before="0" w:after="0" w:line="200" w:lineRule="auto"/><w:ind w:left="80" w:right="80"/></w:pPr><w:r><w:rPr><w:rFonts w:ascii="Consolas" w:hAnsi="Consolas"/><w:sz w:val="15"/><w:color w:val="0F172A"/></w:rPr><w:t xml:space="preserve">long long ans = 1LL * a * b; // 1LL forces 64-bit calculation!</w:t></w:r></w:p><w:p><w:pPr><w:shd w:val="clear" w:color="auto" w:fill="F8FAFC"/><w:spacing w:before="0" w:after="0" w:line="200" w:lineRule="auto"/><w:ind w:left="80" w:right="80"/></w:pPr><w:r><w:rPr><w:rFonts w:ascii="Consolas" w:hAnsi="Consolas"/><w:sz w:val="15"/><w:color w:val="0F172A"/></w:rPr><w:t xml:space="preserve"></w:t></w:r></w:p><w:p><w:pPr><w:shd w:val="clear" w:color="auto" w:fill="F8FAFC"/><w:spacing w:before="0" w:after="0" w:line="200" w:lineRule="auto"/><w:ind w:left="80" w:right="80"/></w:pPr><w:r><w:rPr><w:rFonts w:ascii="Consolas" w:hAnsi="Consolas"/><w:sz w:val="15"/><w:color w:val="0F172A"/></w:rPr><w:t xml:space="preserve">// 2. Safe Floating Point Equality</w:t></w:r></w:p><w:p><w:pPr><w:shd w:val="clear" w:color="auto" w:fill="F8FAFC"/><w:spacing w:before="0" w:after="0" w:line="200" w:lineRule="auto"/><w:ind w:left="80" w:right="80"/></w:pPr><w:r><w:rPr><w:rFonts w:ascii="Consolas" w:hAnsi="Consolas"/><w:sz w:val="15"/><w:color w:val="0F172A"/></w:rPr><w:t xml:space="preserve">const double EPS = 1e-9;</w:t></w:r></w:p><w:p><w:pPr><w:shd w:val="clear" w:color="auto" w:fill="F8FAFC"/><w:spacing w:before="0" w:after="0" w:line="200" w:lineRule="auto"/><w:ind w:left="80" w:right="80"/></w:pPr><w:r><w:rPr><w:rFonts w:ascii="Consolas" w:hAnsi="Consolas"/><w:sz w:val="15"/><w:color w:val="0F172A"/></w:rPr><w:t xml:space="preserve">bool are_equal(double a, double b) { return fabs(a - b) &lt; EPS; }</w:t></w:r></w:p><w:p><w:pPr><w:shd w:val="clear" w:color="auto" w:fill="F8FAFC"/><w:spacing w:before="0" w:after="0" w:line="200" w:lineRule="auto"/><w:ind w:left="80" w:right="80"/></w:pPr><w:r><w:rPr><w:rFonts w:ascii="Consolas" w:hAnsi="Consolas"/><w:sz w:val="15"/><w:color w:val="0F172A"/></w:rPr><w:t xml:space="preserve"></w:t></w:r></w:p><w:p><w:pPr><w:shd w:val="clear" w:color="auto" w:fill="F8FAFC"/><w:spacing w:before="0" w:after="0" w:line="200" w:lineRule="auto"/><w:ind w:left="80" w:right="80"/></w:pPr><w:r><w:rPr><w:rFonts w:ascii="Consolas" w:hAnsi="Consolas"/><w:sz w:val="15"/><w:color w:val="0F172A"/></w:rPr><w:t xml:space="preserve">// 3. Fixed Precision Print</w:t></w:r></w:p><w:p><w:pPr><w:shd w:val="clear" w:color="auto" w:fill="F8FAFC"/><w:spacing w:before="0" w:after="0" w:line="200" w:lineRule="auto"/><w:ind w:left="80" w:right="80"/></w:pPr><w:r><w:rPr><w:rFonts w:ascii="Consolas" w:hAnsi="Consolas"/><w:sz w:val="15"/><w:color w:val="0F172A"/></w:rPr><w:t xml:space="preserve">cout &lt;&lt; fixed &lt;&lt; setprecision(9) &lt;&lt; ans &lt;&lt; &quot;\n&quot;;</w:t></w:r></w:p><w:p><w:pPr><w:pStyle w:val="Heading3"/></w:pPr><w:r><w:rPr><w:b/><w:sz w:val="19"/><w:color w:val="0369A1"/></w:rPr><w:t>2.2 C++ `&lt;cmath&gt;` Math Functions (exp, ln, root, sin, cos)</w:t></w:r></w:p><w:p><w:pPr><w:shd w:val="clear" w:color="auto" w:fill="F8FAFC"/><w:spacing w:before="0" w:after="0" w:line="200" w:lineRule="auto"/><w:ind w:left="80" w:right="80"/></w:pPr><w:r><w:rPr><w:rFonts w:ascii="Consolas" w:hAnsi="Consolas"/><w:sz w:val="15"/><w:color w:val="0F172A"/></w:rPr><w:t xml:space="preserve">const double PI = acos(-1.0); // Exact value of π: 3.141592653589793</w:t></w:r></w:p><w:p><w:pPr><w:shd w:val="clear" w:color="auto" w:fill="F8FAFC"/><w:spacing w:before="0" w:after="0" w:line="200" w:lineRule="auto"/><w:ind w:left="80" w:right="80"/></w:pPr><w:r><w:rPr><w:rFonts w:ascii="Consolas" w:hAnsi="Consolas"/><w:sz w:val="15"/><w:color w:val="0F172A"/></w:rPr><w:t xml:space="preserve"></w:t></w:r></w:p><w:p><w:pPr><w:shd w:val="clear" w:color="auto" w:fill="F8FAFC"/><w:spacing w:before="0" w:after="0" w:line="200" w:lineRule="auto"/><w:ind w:left="80" w:right="80"/></w:pPr><w:r><w:rPr><w:rFonts w:ascii="Consolas" w:hAnsi="Consolas"/><w:sz w:val="15"/><w:color w:val="0F172A"/></w:rPr><w:t xml:space="preserve">// 1. Exponential (e^x) &amp; Powers:</w:t></w:r></w:p><w:p><w:pPr><w:shd w:val="clear" w:color="auto" w:fill="F8FAFC"/><w:spacing w:before="0" w:after="0" w:line="200" w:lineRule="auto"/><w:ind w:left="80" w:right="80"/></w:pPr><w:r><w:rPr><w:rFonts w:ascii="Consolas" w:hAnsi="Consolas"/><w:sz w:val="15"/><w:color w:val="0F172A"/></w:rPr><w:t xml:space="preserve">double e_to_x   = exp(x);              // e^x (for long double use expl(x))</w:t></w:r></w:p><w:p><w:pPr><w:shd w:val="clear" w:color="auto" w:fill="F8FAFC"/><w:spacing w:before="0" w:after="0" w:line="200" w:lineRule="auto"/><w:ind w:left="80" w:right="80"/></w:pPr><w:r><w:rPr><w:rFonts w:ascii="Consolas" w:hAnsi="Consolas"/><w:sz w:val="15"/><w:color w:val="0F172A"/></w:rPr><w:t xml:space="preserve">double power    = pow(base, exp);      // base^exp (e.g. pow(2.0, 10.0) = 1024.0)</w:t></w:r></w:p><w:p><w:pPr><w:shd w:val="clear" w:color="auto" w:fill="F8FAFC"/><w:spacing w:before="0" w:after="0" w:line="200" w:lineRule="auto"/><w:ind w:left="80" w:right="80"/></w:pPr><w:r><w:rPr><w:rFonts w:ascii="Consolas" w:hAnsi="Consolas"/><w:sz w:val="15"/><w:color w:val="0F172A"/></w:rPr><w:t xml:space="preserve"></w:t></w:r></w:p><w:p><w:pPr><w:shd w:val="clear" w:color="auto" w:fill="F8FAFC"/><w:spacing w:before="0" w:after="0" w:line="200" w:lineRule="auto"/><w:ind w:left="80" w:right="80"/></w:pPr><w:r><w:rPr><w:rFonts w:ascii="Consolas" w:hAnsi="Consolas"/><w:sz w:val="15"/><w:color w:val="0F172A"/></w:rPr><w:t xml:space="preserve">// 2. Natural Logarithm (ln) &amp; Logarithms:</w:t></w:r></w:p><w:p><w:pPr><w:shd w:val="clear" w:color="auto" w:fill="F8FAFC"/><w:spacing w:before="0" w:after="0" w:line="200" w:lineRule="auto"/><w:ind w:left="80" w:right="80"/></w:pPr><w:r><w:rPr><w:rFonts w:ascii="Consolas" w:hAnsi="Consolas"/><w:sz w:val="15"/><w:color w:val="0F172A"/></w:rPr><w:t xml:space="preserve">double natural  = log(x);              // ln(x) (natural log, base e)</w:t></w:r></w:p><w:p><w:pPr><w:shd w:val="clear" w:color="auto" w:fill="F8FAFC"/><w:spacing w:before="0" w:after="0" w:line="200" w:lineRule="auto"/><w:ind w:left="80" w:right="80"/></w:pPr><w:r><w:rPr><w:rFonts w:ascii="Consolas" w:hAnsi="Consolas"/><w:sz w:val="15"/><w:color w:val="0F172A"/></w:rPr><w:t xml:space="preserve">double log_10   = log10(x);            // log10(x) (base 10)</w:t></w:r></w:p><w:p><w:pPr><w:shd w:val="clear" w:color="auto" w:fill="F8FAFC"/><w:spacing w:before="0" w:after="0" w:line="200" w:lineRule="auto"/><w:ind w:left="80" w:right="80"/></w:pPr><w:r><w:rPr><w:rFonts w:ascii="Consolas" w:hAnsi="Consolas"/><w:sz w:val="15"/><w:color w:val="0F172A"/></w:rPr><w:t xml:space="preserve">double log_2    = log2(x);             // log2(x) (base 2)</w:t></w:r></w:p><w:p><w:pPr><w:shd w:val="clear" w:color="auto" w:fill="F8FAFC"/><w:spacing w:before="0" w:after="0" w:line="200" w:lineRule="auto"/><w:ind w:left="80" w:right="80"/></w:pPr><w:r><w:rPr><w:rFonts w:ascii="Consolas" w:hAnsi="Consolas"/><w:sz w:val="15"/><w:color w:val="0F172A"/></w:rPr><w:t xml:space="preserve">double log_b    = log(x) / log(b);     // log_b(x) in arbitrary base b</w:t></w:r></w:p><w:p><w:pPr><w:shd w:val="clear" w:color="auto" w:fill="F8FAFC"/><w:spacing w:before="0" w:after="0" w:line="200" w:lineRule="auto"/><w:ind w:left="80" w:right="80"/></w:pPr><w:r><w:rPr><w:rFonts w:ascii="Consolas" w:hAnsi="Consolas"/><w:sz w:val="15"/><w:color w:val="0F172A"/></w:rPr><w:t xml:space="preserve"></w:t></w:r></w:p><w:p><w:pPr><w:shd w:val="clear" w:color="auto" w:fill="F8FAFC"/><w:spacing w:before="0" w:after="0" w:line="200" w:lineRule="auto"/><w:ind w:left="80" w:right="80"/></w:pPr><w:r><w:rPr><w:rFonts w:ascii="Consolas" w:hAnsi="Consolas"/><w:sz w:val="15"/><w:color w:val="0F172A"/></w:rPr><w:t xml:space="preserve">// 3. Roots (Square, Cube &amp; k-th Root):</w:t></w:r></w:p><w:p><w:pPr><w:shd w:val="clear" w:color="auto" w:fill="F8FAFC"/><w:spacing w:before="0" w:after="0" w:line="200" w:lineRule="auto"/><w:ind w:left="80" w:right="80"/></w:pPr><w:r><w:rPr><w:rFonts w:ascii="Consolas" w:hAnsi="Consolas"/><w:sz w:val="15"/><w:color w:val="0F172A"/></w:rPr><w:t xml:space="preserve">double sq_root  = sqrt(x);             // √x (Square root: x &gt;= 0)</w:t></w:r></w:p><w:p><w:pPr><w:shd w:val="clear" w:color="auto" w:fill="F8FAFC"/><w:spacing w:before="0" w:after="0" w:line="200" w:lineRule="auto"/><w:ind w:left="80" w:right="80"/></w:pPr><w:r><w:rPr><w:rFonts w:ascii="Consolas" w:hAnsi="Consolas"/><w:sz w:val="15"/><w:color w:val="0F172A"/></w:rPr><w:t xml:space="preserve">double cb_root  = cbrt(x);             // ∛x (Cube root: works for negative inputs too!)</w:t></w:r></w:p><w:p><w:pPr><w:shd w:val="clear" w:color="auto" w:fill="F8FAFC"/><w:spacing w:before="0" w:after="0" w:line="200" w:lineRule="auto"/><w:ind w:left="80" w:right="80"/></w:pPr><w:r><w:rPr><w:rFonts w:ascii="Consolas" w:hAnsi="Consolas"/><w:sz w:val="15"/><w:color w:val="0F172A"/></w:rPr><w:t xml:space="preserve">double kth_root = pow(x, 1.0 / k);     // k-th root of x: x^(1/k)</w:t></w:r></w:p><w:p><w:pPr><w:shd w:val="clear" w:color="auto" w:fill="F8FAFC"/><w:spacing w:before="0" w:after="0" w:line="200" w:lineRule="auto"/><w:ind w:left="80" w:right="80"/></w:pPr><w:r><w:rPr><w:rFonts w:ascii="Consolas" w:hAnsi="Consolas"/><w:sz w:val="15"/><w:color w:val="0F172A"/></w:rPr><w:t xml:space="preserve"></w:t></w:r></w:p><w:p><w:pPr><w:shd w:val="clear" w:color="auto" w:fill="F8FAFC"/><w:spacing w:before="0" w:after="0" w:line="200" w:lineRule="auto"/><w:ind w:left="80" w:right="80"/></w:pPr><w:r><w:rPr><w:rFonts w:ascii="Consolas" w:hAnsi="Consolas"/><w:sz w:val="15"/><w:color w:val="0F172A"/></w:rPr><w:t xml:space="preserve">// 4. Trigonometry: sin, cos, tan (Input MUST be in RADIANS!):</w:t></w:r></w:p><w:p><w:pPr><w:shd w:val="clear" w:color="auto" w:fill="F8FAFC"/><w:spacing w:before="0" w:after="0" w:line="200" w:lineRule="auto"/><w:ind w:left="80" w:right="80"/></w:pPr><w:r><w:rPr><w:rFonts w:ascii="Consolas" w:hAnsi="Consolas"/><w:sz w:val="15"/><w:color w:val="0F172A"/></w:rPr><w:t xml:space="preserve">double deg = 60.0;</w:t></w:r></w:p><w:p><w:pPr><w:shd w:val="clear" w:color="auto" w:fill="F8FAFC"/><w:spacing w:before="0" w:after="0" w:line="200" w:lineRule="auto"/><w:ind w:left="80" w:right="80"/></w:pPr><w:r><w:rPr><w:rFonts w:ascii="Consolas" w:hAnsi="Consolas"/><w:sz w:val="15"/><w:color w:val="0F172A"/></w:rPr><w:t xml:space="preserve">double rad = deg * (PI / 180.0);       // Degrees to Radians!</w:t></w:r></w:p><w:p><w:pPr><w:shd w:val="clear" w:color="auto" w:fill="F8FAFC"/><w:spacing w:before="0" w:after="0" w:line="200" w:lineRule="auto"/><w:ind w:left="80" w:right="80"/></w:pPr><w:r><w:rPr><w:rFonts w:ascii="Consolas" w:hAnsi="Consolas"/><w:sz w:val="15"/><w:color w:val="0F172A"/></w:rPr><w:t xml:space="preserve">double s   = sin(rad);                 // sin(60°) = √3 / 2 ≈ 0.866025</w:t></w:r></w:p><w:p><w:pPr><w:shd w:val="clear" w:color="auto" w:fill="F8FAFC"/><w:spacing w:before="0" w:after="0" w:line="200" w:lineRule="auto"/><w:ind w:left="80" w:right="80"/></w:pPr><w:r><w:rPr><w:rFonts w:ascii="Consolas" w:hAnsi="Consolas"/><w:sz w:val="15"/><w:color w:val="0F172A"/></w:rPr><w:t xml:space="preserve">double c   = cos(rad);                 // cos(60°) = 0.5</w:t></w:r></w:p><w:p><w:pPr><w:shd w:val="clear" w:color="auto" w:fill="F8FAFC"/><w:spacing w:before="0" w:after="0" w:line="200" w:lineRule="auto"/><w:ind w:left="80" w:right="80"/></w:pPr><w:r><w:rPr><w:rFonts w:ascii="Consolas" w:hAnsi="Consolas"/><w:sz w:val="15"/><w:color w:val="0F172A"/></w:rPr><w:t xml:space="preserve">double t   = tan(rad);                 // tan(60°) ≈ 1.73205</w:t></w:r></w:p><w:p><w:pPr><w:shd w:val="clear" w:color="auto" w:fill="F8FAFC"/><w:spacing w:before="0" w:after="0" w:line="200" w:lineRule="auto"/><w:ind w:left="80" w:right="80"/></w:pPr><w:r><w:rPr><w:rFonts w:ascii="Consolas" w:hAnsi="Consolas"/><w:sz w:val="15"/><w:color w:val="0F172A"/></w:rPr><w:t xml:space="preserve"></w:t></w:r></w:p><w:p><w:pPr><w:shd w:val="clear" w:color="auto" w:fill="F8FAFC"/><w:spacing w:before="0" w:after="0" w:line="200" w:lineRule="auto"/><w:ind w:left="80" w:right="80"/></w:pPr><w:r><w:rPr><w:rFonts w:ascii="Consolas" w:hAnsi="Consolas"/><w:sz w:val="15"/><w:color w:val="0F172A"/></w:rPr><w:t xml:space="preserve">// 5. Inverse Trigonometry &amp; Angles:</w:t></w:r></w:p><w:p><w:pPr><w:shd w:val="clear" w:color="auto" w:fill="F8FAFC"/><w:spacing w:before="0" w:after="0" w:line="200" w:lineRule="auto"/><w:ind w:left="80" w:right="80"/></w:pPr><w:r><w:rPr><w:rFonts w:ascii="Consolas" w:hAnsi="Consolas"/><w:sz w:val="15"/><w:color w:val="0F172A"/></w:rPr><w:t xml:space="preserve">double angle_rad = atan2(y, x);        // Angle in radians [-π, π] from (x, y)</w:t></w:r></w:p><w:p><w:pPr><w:shd w:val="clear" w:color="auto" w:fill="F8FAFC"/><w:spacing w:before="0" w:after="0" w:line="200" w:lineRule="auto"/><w:ind w:left="80" w:right="80"/></w:pPr><w:r><w:rPr><w:rFonts w:ascii="Consolas" w:hAnsi="Consolas"/><w:sz w:val="15"/><w:color w:val="0F172A"/></w:rPr><w:t xml:space="preserve">double angle_deg = angle_rad * 180.0 / PI; // Radians to Degrees!</w:t></w:r></w:p><w:p><w:pPr><w:shd w:val="clear" w:color="auto" w:fill="F8FAFC"/><w:spacing w:before="0" w:after="0" w:line="200" w:lineRule="auto"/><w:ind w:left="80" w:right="80"/></w:pPr><w:r><w:rPr><w:rFonts w:ascii="Consolas" w:hAnsi="Consolas"/><w:sz w:val="15"/><w:color w:val="0F172A"/></w:rPr><w:t xml:space="preserve">double asin_val  = asin(s);            // arcsin (returns [-π/2, π/2])</w:t></w:r></w:p><w:p><w:pPr><w:shd w:val="clear" w:color="auto" w:fill="F8FAFC"/><w:spacing w:before="0" w:after="0" w:line="200" w:lineRule="auto"/><w:ind w:left="80" w:right="80"/></w:pPr><w:r><w:rPr><w:rFonts w:ascii="Consolas" w:hAnsi="Consolas"/><w:sz w:val="15"/><w:color w:val="0F172A"/></w:rPr><w:t xml:space="preserve">double acos_val  = acos(c);            // arccos (returns [0, π])</w:t></w:r></w:p><w:p><w:pPr><w:shd w:val="clear" w:color="auto" w:fill="F8FAFC"/><w:spacing w:before="0" w:after="0" w:line="200" w:lineRule="auto"/><w:ind w:left="80" w:right="80"/></w:pPr><w:r><w:rPr><w:rFonts w:ascii="Consolas" w:hAnsi="Consolas"/><w:sz w:val="15"/><w:color w:val="0F172A"/></w:rPr><w:t xml:space="preserve"></w:t></w:r></w:p><w:p><w:pPr><w:shd w:val="clear" w:color="auto" w:fill="F8FAFC"/><w:spacing w:before="0" w:after="0" w:line="200" w:lineRule="auto"/><w:ind w:left="80" w:right="80"/></w:pPr><w:r><w:rPr><w:rFonts w:ascii="Consolas" w:hAnsi="Consolas"/><w:sz w:val="15"/><w:color w:val="0F172A"/></w:rPr><w:t xml:space="preserve">// 6. Absolute &amp; Hypotenuse:</w:t></w:r></w:p><w:p><w:pPr><w:shd w:val="clear" w:color="auto" w:fill="F8FAFC"/><w:spacing w:before="0" w:after="0" w:line="200" w:lineRule="auto"/><w:ind w:left="80" w:right="80"/></w:pPr><w:r><w:rPr><w:rFonts w:ascii="Consolas" w:hAnsi="Consolas"/><w:sz w:val="15"/><w:color w:val="0F172A"/></w:rPr><w:t xml:space="preserve">double abs_val   = fabs(x);            // |x| for floating point (fabsl for long double)</w:t></w:r></w:p><w:p><w:pPr><w:shd w:val="clear" w:color="auto" w:fill="F8FAFC"/><w:spacing w:before="0" w:after="0" w:line="200" w:lineRule="auto"/><w:ind w:left="80" w:right="80"/></w:pPr><w:r><w:rPr><w:rFonts w:ascii="Consolas" w:hAnsi="Consolas"/><w:sz w:val="15"/><w:color w:val="0F172A"/></w:rPr><w:t xml:space="preserve">double hyp       = hypot(x, y);        // √(x^2 + y^2) (safely prevents overflow)</w:t></w:r></w:p><w:p><w:pPr><w:pStyle w:val="Heading3"/></w:pPr><w:r><w:rPr><w:b/><w:sz w:val="19"/><w:color w:val="0369A1"/></w:rPr><w:t>2.3 Matrix I/O &amp; 2D Grid Helpers</w:t></w:r></w:p><w:p><w:pPr><w:ind w:left="200"/><w:spacing w:after="20"/></w:pPr><w:r><w:rPr><w:color w:val="2563EB"/></w:rPr><w:t xml:space="preserve">â€¢ </w:t></w:r><w:r><w:t>**Time Complexity:** $O(N \times M)$</w:t></w:r></w:p><w:p><w:pPr><w:shd w:val="clear" w:color="auto" w:fill="F8FAFC"/><w:spacing w:before="0" w:after="0" w:line="200" w:lineRule="auto"/><w:ind w:left="80" w:right="80"/></w:pPr><w:r><w:rPr><w:rFonts w:ascii="Consolas" w:hAnsi="Consolas"/><w:sz w:val="15"/><w:color w:val="0F172A"/></w:rPr><w:t xml:space="preserve">// 1. Numeric Matrix N x M Input</w:t></w:r></w:p><w:p><w:pPr><w:shd w:val="clear" w:color="auto" w:fill="F8FAFC"/><w:spacing w:before="0" w:after="0" w:line="200" w:lineRule="auto"/><w:ind w:left="80" w:right="80"/></w:pPr><w:r><w:rPr><w:rFonts w:ascii="Consolas" w:hAnsi="Consolas"/><w:sz w:val="15"/><w:color w:val="0F172A"/></w:rPr><w:t xml:space="preserve">int n, m; cin &gt;&gt; n &gt;&gt; m;</w:t></w:r></w:p><w:p><w:pPr><w:shd w:val="clear" w:color="auto" w:fill="F8FAFC"/><w:spacing w:before="0" w:after="0" w:line="200" w:lineRule="auto"/><w:ind w:left="80" w:right="80"/></w:pPr><w:r><w:rPr><w:rFonts w:ascii="Consolas" w:hAnsi="Consolas"/><w:sz w:val="15"/><w:color w:val="0F172A"/></w:rPr><w:t xml:space="preserve">vector&lt;vector&lt;int&gt;&gt; a(n, vector&lt;int&gt;(m));</w:t></w:r></w:p><w:p><w:pPr><w:shd w:val="clear" w:color="auto" w:fill="F8FAFC"/><w:spacing w:before="0" w:after="0" w:line="200" w:lineRule="auto"/><w:ind w:left="80" w:right="80"/></w:pPr><w:r><w:rPr><w:rFonts w:ascii="Consolas" w:hAnsi="Consolas"/><w:sz w:val="15"/><w:color w:val="0F172A"/></w:rPr><w:t xml:space="preserve">for (int i = 0; i &lt; n; i++)</w:t></w:r></w:p><w:p><w:pPr><w:shd w:val="clear" w:color="auto" w:fill="F8FAFC"/><w:spacing w:before="0" w:after="0" w:line="200" w:lineRule="auto"/><w:ind w:left="80" w:right="80"/></w:pPr><w:r><w:rPr><w:rFonts w:ascii="Consolas" w:hAnsi="Consolas"/><w:sz w:val="15"/><w:color w:val="0F172A"/></w:rPr><w:t xml:space="preserve">    for (int j = 0; j &lt; m; j++)</w:t></w:r></w:p><w:p><w:pPr><w:shd w:val="clear" w:color="auto" w:fill="F8FAFC"/><w:spacing w:before="0" w:after="0" w:line="200" w:lineRule="auto"/><w:ind w:left="80" w:right="80"/></w:pPr><w:r><w:rPr><w:rFonts w:ascii="Consolas" w:hAnsi="Consolas"/><w:sz w:val="15"/><w:color w:val="0F172A"/></w:rPr><w:t xml:space="preserve">        cin &gt;&gt; a[i][j];</w:t></w:r></w:p><w:p><w:pPr><w:shd w:val="clear" w:color="auto" w:fill="F8FAFC"/><w:spacing w:before="0" w:after="0" w:line="200" w:lineRule="auto"/><w:ind w:left="80" w:right="80"/></w:pPr><w:r><w:rPr><w:rFonts w:ascii="Consolas" w:hAnsi="Consolas"/><w:sz w:val="15"/><w:color w:val="0F172A"/></w:rPr><w:t xml:space="preserve"></w:t></w:r></w:p><w:p><w:pPr><w:shd w:val="clear" w:color="auto" w:fill="F8FAFC"/><w:spacing w:before="0" w:after="0" w:line="200" w:lineRule="auto"/><w:ind w:left="80" w:right="80"/></w:pPr><w:r><w:rPr><w:rFonts w:ascii="Consolas" w:hAnsi="Consolas"/><w:sz w:val="15"/><w:color w:val="0F172A"/></w:rPr><w:t xml:space="preserve">// Matrix Output (space-separated, newline per row)</w:t></w:r></w:p><w:p><w:pPr><w:shd w:val="clear" w:color="auto" w:fill="F8FAFC"/><w:spacing w:before="0" w:after="0" w:line="200" w:lineRule="auto"/><w:ind w:left="80" w:right="80"/></w:pPr><w:r><w:rPr><w:rFonts w:ascii="Consolas" w:hAnsi="Consolas"/><w:sz w:val="15"/><w:color w:val="0F172A"/></w:rPr><w:t xml:space="preserve">for (int i = 0; i &lt; n; i++) {</w:t></w:r></w:p><w:p><w:pPr><w:shd w:val="clear" w:color="auto" w:fill="F8FAFC"/><w:spacing w:before="0" w:after="0" w:line="200" w:lineRule="auto"/><w:ind w:left="80" w:right="80"/></w:pPr><w:r><w:rPr><w:rFonts w:ascii="Consolas" w:hAnsi="Consolas"/><w:sz w:val="15"/><w:color w:val="0F172A"/></w:rPr><w:t xml:space="preserve">    for (int j = 0; j &lt; m; j++)</w:t></w:r></w:p><w:p><w:pPr><w:shd w:val="clear" w:color="auto" w:fill="F8FAFC"/><w:spacing w:before="0" w:after="0" w:line="200" w:lineRule="auto"/><w:ind w:left="80" w:right="80"/></w:pPr><w:r><w:rPr><w:rFonts w:ascii="Consolas" w:hAnsi="Consolas"/><w:sz w:val="15"/><w:color w:val="0F172A"/></w:rPr><w:t xml:space="preserve">        cout &lt;&lt; a[i][j] &lt;&lt; (j == m - 1 ? &quot;&quot; : &quot; &quot;);</w:t></w:r></w:p><w:p><w:pPr><w:shd w:val="clear" w:color="auto" w:fill="F8FAFC"/><w:spacing w:before="0" w:after="0" w:line="200" w:lineRule="auto"/><w:ind w:left="80" w:right="80"/></w:pPr><w:r><w:rPr><w:rFonts w:ascii="Consolas" w:hAnsi="Consolas"/><w:sz w:val="15"/><w:color w:val="0F172A"/></w:rPr><w:t xml:space="preserve">    cout &lt;&lt; &apos;\n&apos;;</w:t></w:r></w:p><w:p><w:pPr><w:shd w:val="clear" w:color="auto" w:fill="F8FAFC"/><w:spacing w:before="0" w:after="0" w:line="200" w:lineRule="auto"/><w:ind w:left="80" w:right="80"/></w:pPr><w:r><w:rPr><w:rFonts w:ascii="Consolas" w:hAnsi="Consolas"/><w:sz w:val="15"/><w:color w:val="0F172A"/></w:rPr><w:t xml:space="preserve">}</w:t></w:r></w:p><w:p><w:pPr><w:shd w:val="clear" w:color="auto" w:fill="F8FAFC"/><w:spacing w:before="0" w:after="0" w:line="200" w:lineRule="auto"/><w:ind w:left="80" w:right="80"/></w:pPr><w:r><w:rPr><w:rFonts w:ascii="Consolas" w:hAnsi="Consolas"/><w:sz w:val="15"/><w:color w:val="0F172A"/></w:rPr><w:t xml:space="preserve"></w:t></w:r></w:p><w:p><w:pPr><w:shd w:val="clear" w:color="auto" w:fill="F8FAFC"/><w:spacing w:before="0" w:after="0" w:line="200" w:lineRule="auto"/><w:ind w:left="80" w:right="80"/></w:pPr><w:r><w:rPr><w:rFonts w:ascii="Consolas" w:hAnsi="Consolas"/><w:sz w:val="15"/><w:color w:val="0F172A"/></w:rPr><w:t xml:space="preserve">// 2. Character Grid (Maze / Labyrinth Input)</w:t></w:r></w:p><w:p><w:pPr><w:shd w:val="clear" w:color="auto" w:fill="F8FAFC"/><w:spacing w:before="0" w:after="0" w:line="200" w:lineRule="auto"/><w:ind w:left="80" w:right="80"/></w:pPr><w:r><w:rPr><w:rFonts w:ascii="Consolas" w:hAnsi="Consolas"/><w:sz w:val="15"/><w:color w:val="0F172A"/></w:rPr><w:t xml:space="preserve">vector&lt;string&gt; grid(n);</w:t></w:r></w:p><w:p><w:pPr><w:shd w:val="clear" w:color="auto" w:fill="F8FAFC"/><w:spacing w:before="0" w:after="0" w:line="200" w:lineRule="auto"/><w:ind w:left="80" w:right="80"/></w:pPr><w:r><w:rPr><w:rFonts w:ascii="Consolas" w:hAnsi="Consolas"/><w:sz w:val="15"/><w:color w:val="0F172A"/></w:rPr><w:t xml:space="preserve">for (int i = 0; i &lt; n; i++) cin &gt;&gt; grid[i];</w:t></w:r></w:p><w:p><w:pPr><w:shd w:val="clear" w:color="auto" w:fill="F8FAFC"/><w:spacing w:before="0" w:after="0" w:line="200" w:lineRule="auto"/><w:ind w:left="80" w:right="80"/></w:pPr><w:r><w:rPr><w:rFonts w:ascii="Consolas" w:hAnsi="Consolas"/><w:sz w:val="15"/><w:color w:val="0F172A"/></w:rPr><w:t xml:space="preserve"></w:t></w:r></w:p><w:p><w:pPr><w:shd w:val="clear" w:color="auto" w:fill="F8FAFC"/><w:spacing w:before="0" w:after="0" w:line="200" w:lineRule="auto"/><w:ind w:left="80" w:right="80"/></w:pPr><w:r><w:rPr><w:rFonts w:ascii="Consolas" w:hAnsi="Consolas"/><w:sz w:val="15"/><w:color w:val="0F172A"/></w:rPr><w:t xml:space="preserve">// 3. Direction Arrays for Grid Navigation</w:t></w:r></w:p><w:p><w:pPr><w:shd w:val="clear" w:color="auto" w:fill="F8FAFC"/><w:spacing w:before="0" w:after="0" w:line="200" w:lineRule="auto"/><w:ind w:left="80" w:right="80"/></w:pPr><w:r><w:rPr><w:rFonts w:ascii="Consolas" w:hAnsi="Consolas"/><w:sz w:val="15"/><w:color w:val="0F172A"/></w:rPr><w:t xml:space="preserve">int dx4[] = {-1, 1, 0, 0}, dy4[] = {0, 0, -1, 1}; // Up, Down, Left, Right</w:t></w:r></w:p><w:p><w:pPr><w:shd w:val="clear" w:color="auto" w:fill="F8FAFC"/><w:spacing w:before="0" w:after="0" w:line="200" w:lineRule="auto"/><w:ind w:left="80" w:right="80"/></w:pPr><w:r><w:rPr><w:rFonts w:ascii="Consolas" w:hAnsi="Consolas"/><w:sz w:val="15"/><w:color w:val="0F172A"/></w:rPr><w:t xml:space="preserve">int dx8[] = {-1,-1,-1, 0, 0, 1, 1, 1};             // 8 directions (with diagonals)</w:t></w:r></w:p><w:p><w:pPr><w:shd w:val="clear" w:color="auto" w:fill="F8FAFC"/><w:spacing w:before="0" w:after="0" w:line="200" w:lineRule="auto"/><w:ind w:left="80" w:right="80"/></w:pPr><w:r><w:rPr><w:rFonts w:ascii="Consolas" w:hAnsi="Consolas"/><w:sz w:val="15"/><w:color w:val="0F172A"/></w:rPr><w:t xml:space="preserve">int dy8[] = {-1, 0, 1,-1, 1,-1, 0, 1};</w:t></w:r></w:p><w:p><w:pPr><w:shd w:val="clear" w:color="auto" w:fill="F8FAFC"/><w:spacing w:before="0" w:after="0" w:line="200" w:lineRule="auto"/><w:ind w:left="80" w:right="80"/></w:pPr><w:r><w:rPr><w:rFonts w:ascii="Consolas" w:hAnsi="Consolas"/><w:sz w:val="15"/><w:color w:val="0F172A"/></w:rPr><w:t xml:space="preserve">bool valid(int x, int y, int n, int m) { return x &gt;= 0 &amp;&amp; x &lt; n &amp;&amp; y &gt;= 0 &amp;&amp; y &lt; m; }</w:t></w:r></w:p><w:p><w:pPr><w:pStyle w:val="Heading3"/></w:pPr><w:r><w:rPr><w:b/><w:sz w:val="19"/><w:color w:val="0369A1"/></w:rPr><w:t>2.3 All Type Converters &amp; String Parsers</w:t></w:r></w:p><w:p><w:pPr><w:shd w:val="clear" w:color="auto" w:fill="F8FAFC"/><w:spacing w:before="0" w:after="0" w:line="200" w:lineRule="auto"/><w:ind w:left="80" w:right="80"/></w:pPr><w:r><w:rPr><w:rFonts w:ascii="Consolas" w:hAnsi="Consolas"/><w:sz w:val="15"/><w:color w:val="0F172A"/></w:rPr><w:t xml:space="preserve">// 1. Number &lt;-&gt; String</w:t></w:r></w:p><w:p><w:pPr><w:shd w:val="clear" w:color="auto" w:fill="F8FAFC"/><w:spacing w:before="0" w:after="0" w:line="200" w:lineRule="auto"/><w:ind w:left="80" w:right="80"/></w:pPr><w:r><w:rPr><w:rFonts w:ascii="Consolas" w:hAnsi="Consolas"/><w:sz w:val="15"/><w:color w:val="0F172A"/></w:rPr><w:t xml:space="preserve">string s = to_string(12345LL);          // int / LL to string</w:t></w:r></w:p><w:p><w:pPr><w:shd w:val="clear" w:color="auto" w:fill="F8FAFC"/><w:spacing w:before="0" w:after="0" w:line="200" w:lineRule="auto"/><w:ind w:left="80" w:right="80"/></w:pPr><w:r><w:rPr><w:rFonts w:ascii="Consolas" w:hAnsi="Consolas"/><w:sz w:val="15"/><w:color w:val="0F172A"/></w:rPr><w:t xml:space="preserve">int num = stoi(&quot;123&quot;);                   // string to int</w:t></w:r></w:p><w:p><w:pPr><w:shd w:val="clear" w:color="auto" w:fill="F8FAFC"/><w:spacing w:before="0" w:after="0" w:line="200" w:lineRule="auto"/><w:ind w:left="80" w:right="80"/></w:pPr><w:r><w:rPr><w:rFonts w:ascii="Consolas" w:hAnsi="Consolas"/><w:sz w:val="15"/><w:color w:val="0F172A"/></w:rPr><w:t xml:space="preserve">long long lnum = stoll(&quot;1234567890123&quot;); // string to long long</w:t></w:r></w:p><w:p><w:pPr><w:shd w:val="clear" w:color="auto" w:fill="F8FAFC"/><w:spacing w:before="0" w:after="0" w:line="200" w:lineRule="auto"/><w:ind w:left="80" w:right="80"/></w:pPr><w:r><w:rPr><w:rFonts w:ascii="Consolas" w:hAnsi="Consolas"/><w:sz w:val="15"/><w:color w:val="0F172A"/></w:rPr><w:t xml:space="preserve">double d = stod(&quot;3.14159&quot;);              // string to double</w:t></w:r></w:p><w:p><w:pPr><w:shd w:val="clear" w:color="auto" w:fill="F8FAFC"/><w:spacing w:before="0" w:after="0" w:line="200" w:lineRule="auto"/><w:ind w:left="80" w:right="80"/></w:pPr><w:r><w:rPr><w:rFonts w:ascii="Consolas" w:hAnsi="Consolas"/><w:sz w:val="15"/><w:color w:val="0F172A"/></w:rPr><w:t xml:space="preserve">long double ld = stold(&quot;3.1415926535&quot;);  // string to long double</w:t></w:r></w:p><w:p><w:pPr><w:shd w:val="clear" w:color="auto" w:fill="F8FAFC"/><w:spacing w:before="0" w:after="0" w:line="200" w:lineRule="auto"/><w:ind w:left="80" w:right="80"/></w:pPr><w:r><w:rPr><w:rFonts w:ascii="Consolas" w:hAnsi="Consolas"/><w:sz w:val="15"/><w:color w:val="0F172A"/></w:rPr><w:t xml:space="preserve"></w:t></w:r></w:p><w:p><w:pPr><w:shd w:val="clear" w:color="auto" w:fill="F8FAFC"/><w:spacing w:before="0" w:after="0" w:line="200" w:lineRule="auto"/><w:ind w:left="80" w:right="80"/></w:pPr><w:r><w:rPr><w:rFonts w:ascii="Consolas" w:hAnsi="Consolas"/><w:sz w:val="15"/><w:color w:val="0F172A"/></w:rPr><w:t xml:space="preserve">// 2. Char &lt;-&gt; Digit &amp; Alphabets</w:t></w:r></w:p><w:p><w:pPr><w:shd w:val="clear" w:color="auto" w:fill="F8FAFC"/><w:spacing w:before="0" w:after="0" w:line="200" w:lineRule="auto"/><w:ind w:left="80" w:right="80"/></w:pPr><w:r><w:rPr><w:rFonts w:ascii="Consolas" w:hAnsi="Consolas"/><w:sz w:val="15"/><w:color w:val="0F172A"/></w:rPr><w:t xml:space="preserve">int digit = &apos;7&apos; - &apos;0&apos;;                   // &apos;7&apos; -&gt; 7</w:t></w:r></w:p><w:p><w:pPr><w:shd w:val="clear" w:color="auto" w:fill="F8FAFC"/><w:spacing w:before="0" w:after="0" w:line="200" w:lineRule="auto"/><w:ind w:left="80" w:right="80"/></w:pPr><w:r><w:rPr><w:rFonts w:ascii="Consolas" w:hAnsi="Consolas"/><w:sz w:val="15"/><w:color w:val="0F172A"/></w:rPr><w:t xml:space="preserve">char ch = 7 + &apos;0&apos;;                       // 7 -&gt; &apos;7&apos;</w:t></w:r></w:p><w:p><w:pPr><w:shd w:val="clear" w:color="auto" w:fill="F8FAFC"/><w:spacing w:before="0" w:after="0" w:line="200" w:lineRule="auto"/><w:ind w:left="80" w:right="80"/></w:pPr><w:r><w:rPr><w:rFonts w:ascii="Consolas" w:hAnsi="Consolas"/><w:sz w:val="15"/><w:color w:val="0F172A"/></w:rPr><w:t xml:space="preserve">int lower_idx = &apos;c&apos; - &apos;a&apos;;               // &apos;c&apos; -&gt; 2 (0 to 25)</w:t></w:r></w:p><w:p><w:pPr><w:shd w:val="clear" w:color="auto" w:fill="F8FAFC"/><w:spacing w:before="0" w:after="0" w:line="200" w:lineRule="auto"/><w:ind w:left="80" w:right="80"/></w:pPr><w:r><w:rPr><w:rFonts w:ascii="Consolas" w:hAnsi="Consolas"/><w:sz w:val="15"/><w:color w:val="0F172A"/></w:rPr><w:t xml:space="preserve">int upper_idx = &apos;C&apos; - &apos;A&apos;;               // &apos;C&apos; -&gt; 2 (0 to 25)</w:t></w:r></w:p><w:p><w:pPr><w:shd w:val="clear" w:color="auto" w:fill="F8FAFC"/><w:spacing w:before="0" w:after="0" w:line="200" w:lineRule="auto"/><w:ind w:left="80" w:right="80"/></w:pPr><w:r><w:rPr><w:rFonts w:ascii="Consolas" w:hAnsi="Consolas"/><w:sz w:val="15"/><w:color w:val="0F172A"/></w:rPr><w:t xml:space="preserve">char lower_c = tolower(&apos;A&apos;);             // &apos;A&apos; -&gt; &apos;a&apos;</w:t></w:r></w:p><w:p><w:pPr><w:shd w:val="clear" w:color="auto" w:fill="F8FAFC"/><w:spacing w:before="0" w:after="0" w:line="200" w:lineRule="auto"/><w:ind w:left="80" w:right="80"/></w:pPr><w:r><w:rPr><w:rFonts w:ascii="Consolas" w:hAnsi="Consolas"/><w:sz w:val="15"/><w:color w:val="0F172A"/></w:rPr><w:t xml:space="preserve">char upper_c = toupper(&apos;a&apos;);             // &apos;a&apos; -&gt; &apos;A&apos;</w:t></w:r></w:p><w:p><w:pPr><w:shd w:val="clear" w:color="auto" w:fill="F8FAFC"/><w:spacing w:before="0" w:after="0" w:line="200" w:lineRule="auto"/><w:ind w:left="80" w:right="80"/></w:pPr><w:r><w:rPr><w:rFonts w:ascii="Consolas" w:hAnsi="Consolas"/><w:sz w:val="15"/><w:color w:val="0F172A"/></w:rPr><w:t xml:space="preserve">// Entire string to lower/upper:</w:t></w:r></w:p><w:p><w:pPr><w:shd w:val="clear" w:color="auto" w:fill="F8FAFC"/><w:spacing w:before="0" w:after="0" w:line="200" w:lineRule="auto"/><w:ind w:left="80" w:right="80"/></w:pPr><w:r><w:rPr><w:rFonts w:ascii="Consolas" w:hAnsi="Consolas"/><w:sz w:val="15"/><w:color w:val="0F172A"/></w:rPr><w:t xml:space="preserve">transform(s.begin(), s.end(), s.begin(), ::tolower);</w:t></w:r></w:p><w:p><w:pPr><w:shd w:val="clear" w:color="auto" w:fill="F8FAFC"/><w:spacing w:before="0" w:after="0" w:line="200" w:lineRule="auto"/><w:ind w:left="80" w:right="80"/></w:pPr><w:r><w:rPr><w:rFonts w:ascii="Consolas" w:hAnsi="Consolas"/><w:sz w:val="15"/><w:color w:val="0F172A"/></w:rPr><w:t xml:space="preserve"></w:t></w:r></w:p><w:p><w:pPr><w:shd w:val="clear" w:color="auto" w:fill="F8FAFC"/><w:spacing w:before="0" w:after="0" w:line="200" w:lineRule="auto"/><w:ind w:left="80" w:right="80"/></w:pPr><w:r><w:rPr><w:rFonts w:ascii="Consolas" w:hAnsi="Consolas"/><w:sz w:val="15"/><w:color w:val="0F172A"/></w:rPr><w:t xml:space="preserve">// 3. Base Conversions (Binary, Hex, Octal)</w:t></w:r></w:p><w:p><w:pPr><w:shd w:val="clear" w:color="auto" w:fill="F8FAFC"/><w:spacing w:before="0" w:after="0" w:line="200" w:lineRule="auto"/><w:ind w:left="80" w:right="80"/></w:pPr><w:r><w:rPr><w:rFonts w:ascii="Consolas" w:hAnsi="Consolas"/><w:sz w:val="15"/><w:color w:val="0F172A"/></w:rPr><w:t xml:space="preserve">int from_bin = stoi(&quot;10110&quot;, nullptr, 2);  // &quot;10110&quot; -&gt; 22</w:t></w:r></w:p><w:p><w:pPr><w:shd w:val="clear" w:color="auto" w:fill="F8FAFC"/><w:spacing w:before="0" w:after="0" w:line="200" w:lineRule="auto"/><w:ind w:left="80" w:right="80"/></w:pPr><w:r><w:rPr><w:rFonts w:ascii="Consolas" w:hAnsi="Consolas"/><w:sz w:val="15"/><w:color w:val="0F172A"/></w:rPr><w:t xml:space="preserve">int from_hex = stoi(&quot;1A&quot;, nullptr, 16);    // &quot;1A&quot; -&gt; 26</w:t></w:r></w:p><w:p><w:pPr><w:shd w:val="clear" w:color="auto" w:fill="F8FAFC"/><w:spacing w:before="0" w:after="0" w:line="200" w:lineRule="auto"/><w:ind w:left="80" w:right="80"/></w:pPr><w:r><w:rPr><w:rFonts w:ascii="Consolas" w:hAnsi="Consolas"/><w:sz w:val="15"/><w:color w:val="0F172A"/></w:rPr><w:t xml:space="preserve">int from_oct = stoi(&quot;75&quot;, nullptr, 8);     // &quot;75&quot; -&gt; 61</w:t></w:r></w:p><w:p><w:pPr><w:shd w:val="clear" w:color="auto" w:fill="F8FAFC"/><w:spacing w:before="0" w:after="0" w:line="200" w:lineRule="auto"/><w:ind w:left="80" w:right="80"/></w:pPr><w:r><w:rPr><w:rFonts w:ascii="Consolas" w:hAnsi="Consolas"/><w:sz w:val="15"/><w:color w:val="0F172A"/></w:rPr><w:t xml:space="preserve">string to_bin = bitset&lt;32&gt;(22).to_string(); // 22 -&gt; &quot;00...0010110&quot;</w:t></w:r></w:p><w:p><w:pPr><w:shd w:val="clear" w:color="auto" w:fill="F8FAFC"/><w:spacing w:before="0" w:after="0" w:line="200" w:lineRule="auto"/><w:ind w:left="80" w:right="80"/></w:pPr><w:r><w:rPr><w:rFonts w:ascii="Consolas" w:hAnsi="Consolas"/><w:sz w:val="15"/><w:color w:val="0F172A"/></w:rPr><w:t xml:space="preserve">to_bin = to_bin.substr(to_bin.find(&apos;1&apos;));  // Trim leading zeros</w:t></w:r></w:p><w:p><w:pPr><w:shd w:val="clear" w:color="auto" w:fill="F8FAFC"/><w:spacing w:before="0" w:after="0" w:line="200" w:lineRule="auto"/><w:ind w:left="80" w:right="80"/></w:pPr><w:r><w:rPr><w:rFonts w:ascii="Consolas" w:hAnsi="Consolas"/><w:sz w:val="15"/><w:color w:val="0F172A"/></w:rPr><w:t xml:space="preserve">stringstream ss; ss &lt;&lt; hex &lt;&lt; 255; string hex_str = ss.str(); // &quot;ff&quot;</w:t></w:r></w:p><w:p><w:pPr><w:shd w:val="clear" w:color="auto" w:fill="F8FAFC"/><w:spacing w:before="0" w:after="0" w:line="200" w:lineRule="auto"/><w:ind w:left="80" w:right="80"/></w:pPr><w:r><w:rPr><w:rFonts w:ascii="Consolas" w:hAnsi="Consolas"/><w:sz w:val="15"/><w:color w:val="0F172A"/></w:rPr><w:t xml:space="preserve"></w:t></w:r></w:p><w:p><w:pPr><w:shd w:val="clear" w:color="auto" w:fill="F8FAFC"/><w:spacing w:before="0" w:after="0" w:line="200" w:lineRule="auto"/><w:ind w:left="80" w:right="80"/></w:pPr><w:r><w:rPr><w:rFonts w:ascii="Consolas" w:hAnsi="Consolas"/><w:sz w:val="15"/><w:color w:val="0F172A"/></w:rPr><w:t xml:space="preserve">// 4. String Tokenizer (split by space / delimiter)</w:t></w:r></w:p><w:p><w:pPr><w:shd w:val="clear" w:color="auto" w:fill="F8FAFC"/><w:spacing w:before="0" w:after="0" w:line="200" w:lineRule="auto"/><w:ind w:left="80" w:right="80"/></w:pPr><w:r><w:rPr><w:rFonts w:ascii="Consolas" w:hAnsi="Consolas"/><w:sz w:val="15"/><w:color w:val="0F172A"/></w:rPr><w:t xml:space="preserve">stringstream ss2(&quot;apple banana cherry&quot;);</w:t></w:r></w:p><w:p><w:pPr><w:shd w:val="clear" w:color="auto" w:fill="F8FAFC"/><w:spacing w:before="0" w:after="0" w:line="200" w:lineRule="auto"/><w:ind w:left="80" w:right="80"/></w:pPr><w:r><w:rPr><w:rFonts w:ascii="Consolas" w:hAnsi="Consolas"/><w:sz w:val="15"/><w:color w:val="0F172A"/></w:rPr><w:t xml:space="preserve">string word; while (ss2 &gt;&gt; word) { /* process each word */ }</w:t></w:r></w:p><w:p><w:pPr><w:shd w:val="clear" w:color="auto" w:fill="F8FAFC"/><w:spacing w:before="0" w:after="0" w:line="200" w:lineRule="auto"/><w:ind w:left="80" w:right="80"/></w:pPr><w:r><w:rPr><w:rFonts w:ascii="Consolas" w:hAnsi="Consolas"/><w:sz w:val="15"/><w:color w:val="0F172A"/></w:rPr><w:t xml:space="preserve">stringstream ss3(&quot;1,2,3,4&quot;);</w:t></w:r></w:p><w:p><w:pPr><w:shd w:val="clear" w:color="auto" w:fill="F8FAFC"/><w:spacing w:before="0" w:after="0" w:line="200" w:lineRule="auto"/><w:ind w:left="80" w:right="80"/></w:pPr><w:r><w:rPr><w:rFonts w:ascii="Consolas" w:hAnsi="Consolas"/><w:sz w:val="15"/><w:color w:val="0F172A"/></w:rPr><w:t xml:space="preserve">string item; while (getline(ss3, item, &apos;,&apos;)) { int val = stoi(item); }</w:t></w:r></w:p><w:p><w:pPr><w:pStyle w:val="Heading3"/></w:pPr><w:r><w:rPr><w:b/><w:sz w:val="19"/><w:color w:val="0369A1"/></w:rPr><w:t>2.4 All STL Containers: Operations &amp; Complexity</w:t></w:r></w:p><w:p><w:pPr><w:shd w:val="clear" w:color="auto" w:fill="F8FAFC"/><w:spacing w:before="0" w:after="0" w:line="200" w:lineRule="auto"/><w:ind w:left="80" w:right="80"/></w:pPr><w:r><w:rPr><w:rFonts w:ascii="Consolas" w:hAnsi="Consolas"/><w:sz w:val="15"/><w:color w:val="0F172A"/></w:rPr><w:t xml:space="preserve">// 1. VECTOR (Dynamic Array - O(1) push/pop_back, O(1) random access)</w:t></w:r></w:p><w:p><w:pPr><w:shd w:val="clear" w:color="auto" w:fill="F8FAFC"/><w:spacing w:before="0" w:after="0" w:line="200" w:lineRule="auto"/><w:ind w:left="80" w:right="80"/></w:pPr><w:r><w:rPr><w:rFonts w:ascii="Consolas" w:hAnsi="Consolas"/><w:sz w:val="15"/><w:color w:val="0F172A"/></w:rPr><w:t xml:space="preserve">vector&lt;int&gt; v = {1, 2, 3};</w:t></w:r></w:p><w:p><w:pPr><w:shd w:val="clear" w:color="auto" w:fill="F8FAFC"/><w:spacing w:before="0" w:after="0" w:line="200" w:lineRule="auto"/><w:ind w:left="80" w:right="80"/></w:pPr><w:r><w:rPr><w:rFonts w:ascii="Consolas" w:hAnsi="Consolas"/><w:sz w:val="15"/><w:color w:val="0F172A"/></w:rPr><w:t xml:space="preserve">v.push_back(4); v.pop_back(); v.front(); v.back(); v.size(); v.empty();</w:t></w:r></w:p><w:p><w:pPr><w:shd w:val="clear" w:color="auto" w:fill="F8FAFC"/><w:spacing w:before="0" w:after="0" w:line="200" w:lineRule="auto"/><w:ind w:left="80" w:right="80"/></w:pPr><w:r><w:rPr><w:rFonts w:ascii="Consolas" w:hAnsi="Consolas"/><w:sz w:val="15"/><w:color w:val="0F172A"/></w:rPr><w:t xml:space="preserve">v.resize(10, 0); v.assign(5, -1); v.clear();</w:t></w:r></w:p><w:p><w:pPr><w:shd w:val="clear" w:color="auto" w:fill="F8FAFC"/><w:spacing w:before="0" w:after="0" w:line="200" w:lineRule="auto"/><w:ind w:left="80" w:right="80"/></w:pPr><w:r><w:rPr><w:rFonts w:ascii="Consolas" w:hAnsi="Consolas"/><w:sz w:val="15"/><w:color w:val="0F172A"/></w:rPr><w:t xml:space="preserve">v.insert(v.begin() + 1, 99); v.erase(v.begin() + 1); // O(N)</w:t></w:r></w:p><w:p><w:pPr><w:shd w:val="clear" w:color="auto" w:fill="F8FAFC"/><w:spacing w:before="0" w:after="0" w:line="200" w:lineRule="auto"/><w:ind w:left="80" w:right="80"/></w:pPr><w:r><w:rPr><w:rFonts w:ascii="Consolas" w:hAnsi="Consolas"/><w:sz w:val="15"/><w:color w:val="0F172A"/></w:rPr><w:t xml:space="preserve"></w:t></w:r></w:p><w:p><w:pPr><w:shd w:val="clear" w:color="auto" w:fill="F8FAFC"/><w:spacing w:before="0" w:after="0" w:line="200" w:lineRule="auto"/><w:ind w:left="80" w:right="80"/></w:pPr><w:r><w:rPr><w:rFonts w:ascii="Consolas" w:hAnsi="Consolas"/><w:sz w:val="15"/><w:color w:val="0F172A"/></w:rPr><w:t xml:space="preserve">// 2. PAIR &amp; TUPLE</w:t></w:r></w:p><w:p><w:pPr><w:shd w:val="clear" w:color="auto" w:fill="F8FAFC"/><w:spacing w:before="0" w:after="0" w:line="200" w:lineRule="auto"/><w:ind w:left="80" w:right="80"/></w:pPr><w:r><w:rPr><w:rFonts w:ascii="Consolas" w:hAnsi="Consolas"/><w:sz w:val="15"/><w:color w:val="0F172A"/></w:rPr><w:t xml:space="preserve">pair&lt;int, string&gt; p = {1, &quot;ab&quot;}; auto [id, name] = p; // C++17 structured binding</w:t></w:r></w:p><w:p><w:pPr><w:shd w:val="clear" w:color="auto" w:fill="F8FAFC"/><w:spacing w:before="0" w:after="0" w:line="200" w:lineRule="auto"/><w:ind w:left="80" w:right="80"/></w:pPr><w:r><w:rPr><w:rFonts w:ascii="Consolas" w:hAnsi="Consolas"/><w:sz w:val="15"/><w:color w:val="0F172A"/></w:rPr><w:t xml:space="preserve">tuple&lt;int, int, int&gt; tp = {1, 2, 3}; auto [x, y, z] = tp; int f = get&lt;0&gt;(tp);</w:t></w:r></w:p><w:p><w:pPr><w:shd w:val="clear" w:color="auto" w:fill="F8FAFC"/><w:spacing w:before="0" w:after="0" w:line="200" w:lineRule="auto"/><w:ind w:left="80" w:right="80"/></w:pPr><w:r><w:rPr><w:rFonts w:ascii="Consolas" w:hAnsi="Consolas"/><w:sz w:val="15"/><w:color w:val="0F172A"/></w:rPr><w:t xml:space="preserve"></w:t></w:r></w:p><w:p><w:pPr><w:shd w:val="clear" w:color="auto" w:fill="F8FAFC"/><w:spacing w:before="0" w:after="0" w:line="200" w:lineRule="auto"/><w:ind w:left="80" w:right="80"/></w:pPr><w:r><w:rPr><w:rFonts w:ascii="Consolas" w:hAnsi="Consolas"/><w:sz w:val="15"/><w:color w:val="0F172A"/></w:rPr><w:t xml:space="preserve">// 3. SET &amp; MULTISET (Red-Black Tree - O(log N) operations, sorted)</w:t></w:r></w:p><w:p><w:pPr><w:shd w:val="clear" w:color="auto" w:fill="F8FAFC"/><w:spacing w:before="0" w:after="0" w:line="200" w:lineRule="auto"/><w:ind w:left="80" w:right="80"/></w:pPr><w:r><w:rPr><w:rFonts w:ascii="Consolas" w:hAnsi="Consolas"/><w:sz w:val="15"/><w:color w:val="0F172A"/></w:rPr><w:t xml:space="preserve">set&lt;int&gt; s; s.insert(5); s.erase(5); bool has = s.count(5);</w:t></w:r></w:p><w:p><w:pPr><w:shd w:val="clear" w:color="auto" w:fill="F8FAFC"/><w:spacing w:before="0" w:after="0" w:line="200" w:lineRule="auto"/><w:ind w:left="80" w:right="80"/></w:pPr><w:r><w:rPr><w:rFonts w:ascii="Consolas" w:hAnsi="Consolas"/><w:sz w:val="15"/><w:color w:val="0F172A"/></w:rPr><w:t xml:space="preserve">auto it_lb = s.lower_bound(x); // first element &gt;= x</w:t></w:r></w:p><w:p><w:pPr><w:shd w:val="clear" w:color="auto" w:fill="F8FAFC"/><w:spacing w:before="0" w:after="0" w:line="200" w:lineRule="auto"/><w:ind w:left="80" w:right="80"/></w:pPr><w:r><w:rPr><w:rFonts w:ascii="Consolas" w:hAnsi="Consolas"/><w:sz w:val="15"/><w:color w:val="0F172A"/></w:rPr><w:t xml:space="preserve">auto it_ub = s.upper_bound(x); // first element &gt; x</w:t></w:r></w:p><w:p><w:pPr><w:shd w:val="clear" w:color="auto" w:fill="F8FAFC"/><w:spacing w:before="0" w:after="0" w:line="200" w:lineRule="auto"/><w:ind w:left="80" w:right="80"/></w:pPr><w:r><w:rPr><w:rFonts w:ascii="Consolas" w:hAnsi="Consolas"/><w:sz w:val="15"/><w:color w:val="0F172A"/></w:rPr><w:t xml:space="preserve">multiset&lt;int&gt; ms; ms.insert(5); ms.insert(5);</w:t></w:r></w:p><w:p><w:pPr><w:shd w:val="clear" w:color="auto" w:fill="F8FAFC"/><w:spacing w:before="0" w:after="0" w:line="200" w:lineRule="auto"/><w:ind w:left="80" w:right="80"/></w:pPr><w:r><w:rPr><w:rFonts w:ascii="Consolas" w:hAnsi="Consolas"/><w:sz w:val="15"/><w:color w:val="0F172A"/></w:rPr><w:t xml:space="preserve">ms.erase(ms.find(5)); // Erases ONLY ONE 5! (ms.erase(5) deletes ALL 5s)</w:t></w:r></w:p><w:p><w:pPr><w:shd w:val="clear" w:color="auto" w:fill="F8FAFC"/><w:spacing w:before="0" w:after="0" w:line="200" w:lineRule="auto"/><w:ind w:left="80" w:right="80"/></w:pPr><w:r><w:rPr><w:rFonts w:ascii="Consolas" w:hAnsi="Consolas"/><w:sz w:val="15"/><w:color w:val="0F172A"/></w:rPr><w:t xml:space="preserve"></w:t></w:r></w:p><w:p><w:pPr><w:shd w:val="clear" w:color="auto" w:fill="F8FAFC"/><w:spacing w:before="0" w:after="0" w:line="200" w:lineRule="auto"/><w:ind w:left="80" w:right="80"/></w:pPr><w:r><w:rPr><w:rFonts w:ascii="Consolas" w:hAnsi="Consolas"/><w:sz w:val="15"/><w:color w:val="0F172A"/></w:rPr><w:t xml:space="preserve">// 4. MAP (Sorted key-value - O(log N)) &amp; Frequency Counter</w:t></w:r></w:p><w:p><w:pPr><w:shd w:val="clear" w:color="auto" w:fill="F8FAFC"/><w:spacing w:before="0" w:after="0" w:line="200" w:lineRule="auto"/><w:ind w:left="80" w:right="80"/></w:pPr><w:r><w:rPr><w:rFonts w:ascii="Consolas" w:hAnsi="Consolas"/><w:sz w:val="15"/><w:color w:val="0F172A"/></w:rPr><w:t xml:space="preserve">map&lt;string, int&gt; mp; mp[&quot;apple&quot;] = 5; mp.count(&quot;apple&quot;); mp.erase(&quot;apple&quot;);</w:t></w:r></w:p><w:p><w:pPr><w:shd w:val="clear" w:color="auto" w:fill="F8FAFC"/><w:spacing w:before="0" w:after="0" w:line="200" w:lineRule="auto"/><w:ind w:left="80" w:right="80"/></w:pPr><w:r><w:rPr><w:rFonts w:ascii="Consolas" w:hAnsi="Consolas"/><w:sz w:val="15"/><w:color w:val="0F172A"/></w:rPr><w:t xml:space="preserve">for (auto &amp;[key, val] : mp) { /* sorted by key */ }</w:t></w:r></w:p><w:p><w:pPr><w:shd w:val="clear" w:color="auto" w:fill="F8FAFC"/><w:spacing w:before="0" w:after="0" w:line="200" w:lineRule="auto"/><w:ind w:left="80" w:right="80"/></w:pPr><w:r><w:rPr><w:rFonts w:ascii="Consolas" w:hAnsi="Consolas"/><w:sz w:val="15"/><w:color w:val="0F172A"/></w:rPr><w:t xml:space="preserve">// Frequency counter snippet:</w:t></w:r></w:p><w:p><w:pPr><w:shd w:val="clear" w:color="auto" w:fill="F8FAFC"/><w:spacing w:before="0" w:after="0" w:line="200" w:lineRule="auto"/><w:ind w:left="80" w:right="80"/></w:pPr><w:r><w:rPr><w:rFonts w:ascii="Consolas" w:hAnsi="Consolas"/><w:sz w:val="15"/><w:color w:val="0F172A"/></w:rPr><w:t xml:space="preserve">map&lt;int, int&gt; freq; for (int x : v) freq[x]++;</w:t></w:r></w:p><w:p><w:pPr><w:shd w:val="clear" w:color="auto" w:fill="F8FAFC"/><w:spacing w:before="0" w:after="0" w:line="200" w:lineRule="auto"/><w:ind w:left="80" w:right="80"/></w:pPr><w:r><w:rPr><w:rFonts w:ascii="Consolas" w:hAnsi="Consolas"/><w:sz w:val="15"/><w:color w:val="0F172A"/></w:rPr><w:t xml:space="preserve">int max_f = 0, most_frequent = -1;</w:t></w:r></w:p><w:p><w:pPr><w:shd w:val="clear" w:color="auto" w:fill="F8FAFC"/><w:spacing w:before="0" w:after="0" w:line="200" w:lineRule="auto"/><w:ind w:left="80" w:right="80"/></w:pPr><w:r><w:rPr><w:rFonts w:ascii="Consolas" w:hAnsi="Consolas"/><w:sz w:val="15"/><w:color w:val="0F172A"/></w:rPr><w:t xml:space="preserve">for (auto &amp;[val, count] : freq) {</w:t></w:r></w:p><w:p><w:pPr><w:shd w:val="clear" w:color="auto" w:fill="F8FAFC"/><w:spacing w:before="0" w:after="0" w:line="200" w:lineRule="auto"/><w:ind w:left="80" w:right="80"/></w:pPr><w:r><w:rPr><w:rFonts w:ascii="Consolas" w:hAnsi="Consolas"/><w:sz w:val="15"/><w:color w:val="0F172A"/></w:rPr><w:t xml:space="preserve">    if (count &gt; max_f) { max_f = count; most_frequent = val; }</w:t></w:r></w:p><w:p><w:pPr><w:shd w:val="clear" w:color="auto" w:fill="F8FAFC"/><w:spacing w:before="0" w:after="0" w:line="200" w:lineRule="auto"/><w:ind w:left="80" w:right="80"/></w:pPr><w:r><w:rPr><w:rFonts w:ascii="Consolas" w:hAnsi="Consolas"/><w:sz w:val="15"/><w:color w:val="0F172A"/></w:rPr><w:t xml:space="preserve">}</w:t></w:r></w:p><w:p><w:pPr><w:shd w:val="clear" w:color="auto" w:fill="F8FAFC"/><w:spacing w:before="0" w:after="0" w:line="200" w:lineRule="auto"/><w:ind w:left="80" w:right="80"/></w:pPr><w:r><w:rPr><w:rFonts w:ascii="Consolas" w:hAnsi="Consolas"/><w:sz w:val="15"/><w:color w:val="0F172A"/></w:rPr><w:t xml:space="preserve"></w:t></w:r></w:p><w:p><w:pPr><w:shd w:val="clear" w:color="auto" w:fill="F8FAFC"/><w:spacing w:before="0" w:after="0" w:line="200" w:lineRule="auto"/><w:ind w:left="80" w:right="80"/></w:pPr><w:r><w:rPr><w:rFonts w:ascii="Consolas" w:hAnsi="Consolas"/><w:sz w:val="15"/><w:color w:val="0F172A"/></w:rPr><w:t xml:space="preserve">// 5. PRIORITY_QUEUE (Heap - O(log N) push/pop, O(1) top)</w:t></w:r></w:p><w:p><w:pPr><w:shd w:val="clear" w:color="auto" w:fill="F8FAFC"/><w:spacing w:before="0" w:after="0" w:line="200" w:lineRule="auto"/><w:ind w:left="80" w:right="80"/></w:pPr><w:r><w:rPr><w:rFonts w:ascii="Consolas" w:hAnsi="Consolas"/><w:sz w:val="15"/><w:color w:val="0F172A"/></w:rPr><w:t xml:space="preserve">priority_queue&lt;int&gt; max_pq; // Max heap by default</w:t></w:r></w:p><w:p><w:pPr><w:shd w:val="clear" w:color="auto" w:fill="F8FAFC"/><w:spacing w:before="0" w:after="0" w:line="200" w:lineRule="auto"/><w:ind w:left="80" w:right="80"/></w:pPr><w:r><w:rPr><w:rFonts w:ascii="Consolas" w:hAnsi="Consolas"/><w:sz w:val="15"/><w:color w:val="0F172A"/></w:rPr><w:t xml:space="preserve">priority_queue&lt;int, vector&lt;int&gt;, greater&lt;int&gt;&gt; min_pq; // Min heap</w:t></w:r></w:p><w:p><w:pPr><w:shd w:val="clear" w:color="auto" w:fill="F8FAFC"/><w:spacing w:before="0" w:after="0" w:line="200" w:lineRule="auto"/><w:ind w:left="80" w:right="80"/></w:pPr><w:r><w:rPr><w:rFonts w:ascii="Consolas" w:hAnsi="Consolas"/><w:sz w:val="15"/><w:color w:val="0F172A"/></w:rPr><w:t xml:space="preserve">max_pq.push(10); max_pq.top(); max_pq.pop();</w:t></w:r></w:p><w:p><w:pPr><w:shd w:val="clear" w:color="auto" w:fill="F8FAFC"/><w:spacing w:before="0" w:after="0" w:line="200" w:lineRule="auto"/><w:ind w:left="80" w:right="80"/></w:pPr><w:r><w:rPr><w:rFonts w:ascii="Consolas" w:hAnsi="Consolas"/><w:sz w:val="15"/><w:color w:val="0F172A"/></w:rPr><w:t xml:space="preserve"></w:t></w:r></w:p><w:p><w:pPr><w:shd w:val="clear" w:color="auto" w:fill="F8FAFC"/><w:spacing w:before="0" w:after="0" w:line="200" w:lineRule="auto"/><w:ind w:left="80" w:right="80"/></w:pPr><w:r><w:rPr><w:rFonts w:ascii="Consolas" w:hAnsi="Consolas"/><w:sz w:val="15"/><w:color w:val="0F172A"/></w:rPr><w:t xml:space="preserve">// 6. DEQUE, STACK &amp; QUEUE (O(1) push/pop)</w:t></w:r></w:p><w:p><w:pPr><w:shd w:val="clear" w:color="auto" w:fill="F8FAFC"/><w:spacing w:before="0" w:after="0" w:line="200" w:lineRule="auto"/><w:ind w:left="80" w:right="80"/></w:pPr><w:r><w:rPr><w:rFonts w:ascii="Consolas" w:hAnsi="Consolas"/><w:sz w:val="15"/><w:color w:val="0F172A"/></w:rPr><w:t xml:space="preserve">deque&lt;int&gt; dq; dq.push_front(1); dq.push_back(2); dq.pop_front(); dq.pop_back();</w:t></w:r></w:p><w:p><w:pPr><w:shd w:val="clear" w:color="auto" w:fill="F8FAFC"/><w:spacing w:before="0" w:after="0" w:line="200" w:lineRule="auto"/><w:ind w:left="80" w:right="80"/></w:pPr><w:r><w:rPr><w:rFonts w:ascii="Consolas" w:hAnsi="Consolas"/><w:sz w:val="15"/><w:color w:val="0F172A"/></w:rPr><w:t xml:space="preserve">stack&lt;int&gt; st; st.push(1); st.top(); st.pop();</w:t></w:r></w:p><w:p><w:pPr><w:shd w:val="clear" w:color="auto" w:fill="F8FAFC"/><w:spacing w:before="0" w:after="0" w:line="200" w:lineRule="auto"/><w:ind w:left="80" w:right="80"/></w:pPr><w:r><w:rPr><w:rFonts w:ascii="Consolas" w:hAnsi="Consolas"/><w:sz w:val="15"/><w:color w:val="0F172A"/></w:rPr><w:t xml:space="preserve">queue&lt;int&gt; q; q.push(1); q.front(); q.pop();</w:t></w:r></w:p><w:p><w:pPr><w:shd w:val="clear" w:color="auto" w:fill="F8FAFC"/><w:spacing w:before="0" w:after="0" w:line="200" w:lineRule="auto"/><w:ind w:left="80" w:right="80"/></w:pPr><w:r><w:rPr><w:rFonts w:ascii="Consolas" w:hAnsi="Consolas"/><w:sz w:val="15"/><w:color w:val="0F172A"/></w:rPr><w:t xml:space="preserve"></w:t></w:r></w:p><w:p><w:pPr><w:shd w:val="clear" w:color="auto" w:fill="F8FAFC"/><w:spacing w:before="0" w:after="0" w:line="200" w:lineRule="auto"/><w:ind w:left="80" w:right="80"/></w:pPr><w:r><w:rPr><w:rFonts w:ascii="Consolas" w:hAnsi="Consolas"/><w:sz w:val="15"/><w:color w:val="0F172A"/></w:rPr><w:t xml:space="preserve">// 7. BITSET (Fixed-size bit array - 64x faster bitwise ops)</w:t></w:r></w:p><w:p><w:pPr><w:shd w:val="clear" w:color="auto" w:fill="F8FAFC"/><w:spacing w:before="0" w:after="0" w:line="200" w:lineRule="auto"/><w:ind w:left="80" w:right="80"/></w:pPr><w:r><w:rPr><w:rFonts w:ascii="Consolas" w:hAnsi="Consolas"/><w:sz w:val="15"/><w:color w:val="0F172A"/></w:rPr><w:t xml:space="preserve">bitset&lt;64&gt; bs(15); bs.set(2); bs.reset(2); bs.flip(); bool bit = bs.test(0);</w:t></w:r></w:p><w:p><w:pPr><w:shd w:val="clear" w:color="auto" w:fill="F8FAFC"/><w:spacing w:before="0" w:after="0" w:line="200" w:lineRule="auto"/><w:ind w:left="80" w:right="80"/></w:pPr><w:r><w:rPr><w:rFonts w:ascii="Consolas" w:hAnsi="Consolas"/><w:sz w:val="15"/><w:color w:val="0F172A"/></w:rPr><w:t xml:space="preserve">int set_bits = bs.count(); unsigned long long val = bs.to_ullong();</w:t></w:r></w:p><w:p><w:pPr><w:pStyle w:val="Heading3"/></w:pPr><w:r><w:rPr><w:b/><w:sz w:val="19"/><w:color w:val="0369A1"/></w:rPr><w:t>2.5 All STL Algorithms: Quick Syntax &amp; Uses</w:t></w:r></w:p><w:p><w:pPr><w:shd w:val="clear" w:color="auto" w:fill="F8FAFC"/><w:spacing w:before="0" w:after="0" w:line="200" w:lineRule="auto"/><w:ind w:left="80" w:right="80"/></w:pPr><w:r><w:rPr><w:rFonts w:ascii="Consolas" w:hAnsi="Consolas"/><w:sz w:val="15"/><w:color w:val="0F172A"/></w:rPr><w:t xml:space="preserve">// 1. Sorting &amp; Bounds (v is vector&lt;int&gt;)</w:t></w:r></w:p><w:p><w:pPr><w:shd w:val="clear" w:color="auto" w:fill="F8FAFC"/><w:spacing w:before="0" w:after="0" w:line="200" w:lineRule="auto"/><w:ind w:left="80" w:right="80"/></w:pPr><w:r><w:rPr><w:rFonts w:ascii="Consolas" w:hAnsi="Consolas"/><w:sz w:val="15"/><w:color w:val="0F172A"/></w:rPr><w:t xml:space="preserve">sort(all(v));                            // Ascending: O(N log N)</w:t></w:r></w:p><w:p><w:pPr><w:shd w:val="clear" w:color="auto" w:fill="F8FAFC"/><w:spacing w:before="0" w:after="0" w:line="200" w:lineRule="auto"/><w:ind w:left="80" w:right="80"/></w:pPr><w:r><w:rPr><w:rFonts w:ascii="Consolas" w:hAnsi="Consolas"/><w:sz w:val="15"/><w:color w:val="0F172A"/></w:rPr><w:t xml:space="preserve">sort(rall(v));                           // Descending: O(N log N)</w:t></w:r></w:p><w:p><w:pPr><w:shd w:val="clear" w:color="auto" w:fill="F8FAFC"/><w:spacing w:before="0" w:after="0" w:line="200" w:lineRule="auto"/><w:ind w:left="80" w:right="80"/></w:pPr><w:r><w:rPr><w:rFonts w:ascii="Consolas" w:hAnsi="Consolas"/><w:sz w:val="15"/><w:color w:val="0F172A"/></w:rPr><w:t xml:space="preserve">stable_sort(all(v), comp);               // Preserves relative order</w:t></w:r></w:p><w:p><w:pPr><w:shd w:val="clear" w:color="auto" w:fill="F8FAFC"/><w:spacing w:before="0" w:after="0" w:line="200" w:lineRule="auto"/><w:ind w:left="80" w:right="80"/></w:pPr><w:r><w:rPr><w:rFonts w:ascii="Consolas" w:hAnsi="Consolas"/><w:sz w:val="15"/><w:color w:val="0F172A"/></w:rPr><w:t xml:space="preserve">auto it1 = lower_bound(all(v), x);       // First iterator with *it &gt;= x</w:t></w:r></w:p><w:p><w:pPr><w:shd w:val="clear" w:color="auto" w:fill="F8FAFC"/><w:spacing w:before="0" w:after="0" w:line="200" w:lineRule="auto"/><w:ind w:left="80" w:right="80"/></w:pPr><w:r><w:rPr><w:rFonts w:ascii="Consolas" w:hAnsi="Consolas"/><w:sz w:val="15"/><w:color w:val="0F172A"/></w:rPr><w:t xml:space="preserve">int idx1 = lower_bound(all(v), x) - v.begin(); // 0-based index of first &gt;= x</w:t></w:r></w:p><w:p><w:pPr><w:shd w:val="clear" w:color="auto" w:fill="F8FAFC"/><w:spacing w:before="0" w:after="0" w:line="200" w:lineRule="auto"/><w:ind w:left="80" w:right="80"/></w:pPr><w:r><w:rPr><w:rFonts w:ascii="Consolas" w:hAnsi="Consolas"/><w:sz w:val="15"/><w:color w:val="0F172A"/></w:rPr><w:t xml:space="preserve">auto it2 = upper_bound(all(v), x);       // First iterator with *it &gt; x</w:t></w:r></w:p><w:p><w:pPr><w:shd w:val="clear" w:color="auto" w:fill="F8FAFC"/><w:spacing w:before="0" w:after="0" w:line="200" w:lineRule="auto"/><w:ind w:left="80" w:right="80"/></w:pPr><w:r><w:rPr><w:rFonts w:ascii="Consolas" w:hAnsi="Consolas"/><w:sz w:val="15"/><w:color w:val="0F172A"/></w:rPr><w:t xml:space="preserve">bool found = binary_search(all(v), x);   // True if x exists (O(log N))</w:t></w:r></w:p><w:p><w:pPr><w:shd w:val="clear" w:color="auto" w:fill="F8FAFC"/><w:spacing w:before="0" w:after="0" w:line="200" w:lineRule="auto"/><w:ind w:left="80" w:right="80"/></w:pPr><w:r><w:rPr><w:rFonts w:ascii="Consolas" w:hAnsi="Consolas"/><w:sz w:val="15"/><w:color w:val="0F172A"/></w:rPr><w:t xml:space="preserve"></w:t></w:r></w:p><w:p><w:pPr><w:shd w:val="clear" w:color="auto" w:fill="F8FAFC"/><w:spacing w:before="0" w:after="0" w:line="200" w:lineRule="auto"/><w:ind w:left="80" w:right="80"/></w:pPr><w:r><w:rPr><w:rFonts w:ascii="Consolas" w:hAnsi="Consolas"/><w:sz w:val="15"/><w:color w:val="0F172A"/></w:rPr><w:t xml:space="preserve">// 2. Element Operations &amp; Deduplication</w:t></w:r></w:p><w:p><w:pPr><w:shd w:val="clear" w:color="auto" w:fill="F8FAFC"/><w:spacing w:before="0" w:after="0" w:line="200" w:lineRule="auto"/><w:ind w:left="80" w:right="80"/></w:pPr><w:r><w:rPr><w:rFonts w:ascii="Consolas" w:hAnsi="Consolas"/><w:sz w:val="15"/><w:color w:val="0F172A"/></w:rPr><w:t xml:space="preserve">v.erase(unique(all(v)), v.end());        // Remove duplicates (sort first!)</w:t></w:r></w:p><w:p><w:pPr><w:shd w:val="clear" w:color="auto" w:fill="F8FAFC"/><w:spacing w:before="0" w:after="0" w:line="200" w:lineRule="auto"/><w:ind w:left="80" w:right="80"/></w:pPr><w:r><w:rPr><w:rFonts w:ascii="Consolas" w:hAnsi="Consolas"/><w:sz w:val="15"/><w:color w:val="0F172A"/></w:rPr><w:t xml:space="preserve">reverse(all(v));                         // Invert order: O(N)</w:t></w:r></w:p><w:p><w:pPr><w:shd w:val="clear" w:color="auto" w:fill="F8FAFC"/><w:spacing w:before="0" w:after="0" w:line="200" w:lineRule="auto"/><w:ind w:left="80" w:right="80"/></w:pPr><w:r><w:rPr><w:rFonts w:ascii="Consolas" w:hAnsi="Consolas"/><w:sz w:val="15"/><w:color w:val="0F172A"/></w:rPr><w:t xml:space="preserve">rotate(v.begin(), v.begin() + k, v.end()); // Left-rotates by k positions</w:t></w:r></w:p><w:p><w:pPr><w:shd w:val="clear" w:color="auto" w:fill="F8FAFC"/><w:spacing w:before="0" w:after="0" w:line="200" w:lineRule="auto"/><w:ind w:left="80" w:right="80"/></w:pPr><w:r><w:rPr><w:rFonts w:ascii="Consolas" w:hAnsi="Consolas"/><w:sz w:val="15"/><w:color w:val="0F172A"/></w:rPr><w:t xml:space="preserve">int mn = *min_element(all(v));           // Minimum element: O(N)</w:t></w:r></w:p><w:p><w:pPr><w:shd w:val="clear" w:color="auto" w:fill="F8FAFC"/><w:spacing w:before="0" w:after="0" w:line="200" w:lineRule="auto"/><w:ind w:left="80" w:right="80"/></w:pPr><w:r><w:rPr><w:rFonts w:ascii="Consolas" w:hAnsi="Consolas"/><w:sz w:val="15"/><w:color w:val="0F172A"/></w:rPr><w:t xml:space="preserve">int mx = *max_element(all(v));           // Maximum element: O(N)</w:t></w:r></w:p><w:p><w:pPr><w:shd w:val="clear" w:color="auto" w:fill="F8FAFC"/><w:spacing w:before="0" w:after="0" w:line="200" w:lineRule="auto"/><w:ind w:left="80" w:right="80"/></w:pPr><w:r><w:rPr><w:rFonts w:ascii="Consolas" w:hAnsi="Consolas"/><w:sz w:val="15"/><w:color w:val="0F172A"/></w:rPr><w:t xml:space="preserve">int cnt = count(all(v), x);              // Count occurrences of x: O(N)</w:t></w:r></w:p><w:p><w:pPr><w:shd w:val="clear" w:color="auto" w:fill="F8FAFC"/><w:spacing w:before="0" w:after="0" w:line="200" w:lineRule="auto"/><w:ind w:left="80" w:right="80"/></w:pPr><w:r><w:rPr><w:rFonts w:ascii="Consolas" w:hAnsi="Consolas"/><w:sz w:val="15"/><w:color w:val="0F172A"/></w:rPr><w:t xml:space="preserve">fill(all(v), 0);                         // Fill all with 0</w:t></w:r></w:p><w:p><w:pPr><w:shd w:val="clear" w:color="auto" w:fill="F8FAFC"/><w:spacing w:before="0" w:after="0" w:line="200" w:lineRule="auto"/><w:ind w:left="80" w:right="80"/></w:pPr><w:r><w:rPr><w:rFonts w:ascii="Consolas" w:hAnsi="Consolas"/><w:sz w:val="15"/><w:color w:val="0F172A"/></w:rPr><w:t xml:space="preserve"></w:t></w:r></w:p><w:p><w:pPr><w:shd w:val="clear" w:color="auto" w:fill="F8FAFC"/><w:spacing w:before="0" w:after="0" w:line="200" w:lineRule="auto"/><w:ind w:left="80" w:right="80"/></w:pPr><w:r><w:rPr><w:rFonts w:ascii="Consolas" w:hAnsi="Consolas"/><w:sz w:val="15"/><w:color w:val="0F172A"/></w:rPr><w:t xml:space="preserve">// 3. Numeric &amp; Prefix Sums (&lt;numeric&gt;)</w:t></w:r></w:p><w:p><w:pPr><w:shd w:val="clear" w:color="auto" w:fill="F8FAFC"/><w:spacing w:before="0" w:after="0" w:line="200" w:lineRule="auto"/><w:ind w:left="80" w:right="80"/></w:pPr><w:r><w:rPr><w:rFonts w:ascii="Consolas" w:hAnsi="Consolas"/><w:sz w:val="15"/><w:color w:val="0F172A"/></w:rPr><w:t xml:space="preserve">int sum = accumulate(all(v), 0LL);       // Sum (use 0LL to prevent overflow!)</w:t></w:r></w:p><w:p><w:pPr><w:shd w:val="clear" w:color="auto" w:fill="F8FAFC"/><w:spacing w:before="0" w:after="0" w:line="200" w:lineRule="auto"/><w:ind w:left="80" w:right="80"/></w:pPr><w:r><w:rPr><w:rFonts w:ascii="Consolas" w:hAnsi="Consolas"/><w:sz w:val="15"/><w:color w:val="0F172A"/></w:rPr><w:t xml:space="preserve">vector&lt;int&gt; pref(n);</w:t></w:r></w:p><w:p><w:pPr><w:shd w:val="clear" w:color="auto" w:fill="F8FAFC"/><w:spacing w:before="0" w:after="0" w:line="200" w:lineRule="auto"/><w:ind w:left="80" w:right="80"/></w:pPr><w:r><w:rPr><w:rFonts w:ascii="Consolas" w:hAnsi="Consolas"/><w:sz w:val="15"/><w:color w:val="0F172A"/></w:rPr><w:t xml:space="preserve">partial_sum(all(v), pref.begin());       // Prefix sum array in-place: O(N)</w:t></w:r></w:p><w:p><w:pPr><w:shd w:val="clear" w:color="auto" w:fill="F8FAFC"/><w:spacing w:before="0" w:after="0" w:line="200" w:lineRule="auto"/><w:ind w:left="80" w:right="80"/></w:pPr><w:r><w:rPr><w:rFonts w:ascii="Consolas" w:hAnsi="Consolas"/><w:sz w:val="15"/><w:color w:val="0F172A"/></w:rPr><w:t xml:space="preserve">iota(all(v), 0);                         // Fills with 0, 1, 2, ..., n-1</w:t></w:r></w:p><w:p><w:pPr><w:shd w:val="clear" w:color="auto" w:fill="F8FAFC"/><w:spacing w:before="0" w:after="0" w:line="200" w:lineRule="auto"/><w:ind w:left="80" w:right="80"/></w:pPr><w:r><w:rPr><w:rFonts w:ascii="Consolas" w:hAnsi="Consolas"/><w:sz w:val="15"/><w:color w:val="0F172A"/></w:rPr><w:t xml:space="preserve"></w:t></w:r></w:p><w:p><w:pPr><w:shd w:val="clear" w:color="auto" w:fill="F8FAFC"/><w:spacing w:before="0" w:after="0" w:line="200" w:lineRule="auto"/><w:ind w:left="80" w:right="80"/></w:pPr><w:r><w:rPr><w:rFonts w:ascii="Consolas" w:hAnsi="Consolas"/><w:sz w:val="15"/><w:color w:val="0F172A"/></w:rPr><w:t xml:space="preserve">// 4. Permutations &amp; Order Statistics</w:t></w:r></w:p><w:p><w:pPr><w:shd w:val="clear" w:color="auto" w:fill="F8FAFC"/><w:spacing w:before="0" w:after="0" w:line="200" w:lineRule="auto"/><w:ind w:left="80" w:right="80"/></w:pPr><w:r><w:rPr><w:rFonts w:ascii="Consolas" w:hAnsi="Consolas"/><w:sz w:val="15"/><w:color w:val="0F172A"/></w:rPr><w:t xml:space="preserve">next_permutation(all(v));                // Next lexicographical order</w:t></w:r></w:p><w:p><w:pPr><w:shd w:val="clear" w:color="auto" w:fill="F8FAFC"/><w:spacing w:before="0" w:after="0" w:line="200" w:lineRule="auto"/><w:ind w:left="80" w:right="80"/></w:pPr><w:r><w:rPr><w:rFonts w:ascii="Consolas" w:hAnsi="Consolas"/><w:sz w:val="15"/><w:color w:val="0F172A"/></w:rPr><w:t xml:space="preserve">prev_permutation(all(v));                // Previous order</w:t></w:r></w:p><w:p><w:pPr><w:shd w:val="clear" w:color="auto" w:fill="F8FAFC"/><w:spacing w:before="0" w:after="0" w:line="200" w:lineRule="auto"/><w:ind w:left="80" w:right="80"/></w:pPr><w:r><w:rPr><w:rFonts w:ascii="Consolas" w:hAnsi="Consolas"/><w:sz w:val="15"/><w:color w:val="0F172A"/></w:rPr><w:t xml:space="preserve">// nth_element: Rearranges so element at index k is in its sorted position: O(N) avg</w:t></w:r></w:p><w:p><w:pPr><w:shd w:val="clear" w:color="auto" w:fill="F8FAFC"/><w:spacing w:before="0" w:after="0" w:line="200" w:lineRule="auto"/><w:ind w:left="80" w:right="80"/></w:pPr><w:r><w:rPr><w:rFonts w:ascii="Consolas" w:hAnsi="Consolas"/><w:sz w:val="15"/><w:color w:val="0F172A"/></w:rPr><w:t xml:space="preserve">nth_element(v.begin(), v.begin() + k, v.end()); // v[k] is the k-th smallest!</w:t></w:r></w:p><w:p><w:pPr><w:pStyle w:val="Heading3"/></w:pPr><w:r><w:rPr><w:b/><w:sz w:val="19"/><w:color w:val="0369A1"/></w:rPr><w:t>2.6 Coordinate Compression</w:t></w:r></w:p><w:p><w:pPr><w:ind w:left="200"/><w:spacing w:after="20"/></w:pPr><w:r><w:rPr><w:color w:val="2563EB"/></w:rPr><w:t xml:space="preserve">â€¢ </w:t></w:r><w:r><w:t>**Trigger Prefix:** `compress`</w:t></w:r></w:p><w:p><w:pPr><w:ind w:left="200"/><w:spacing w:after="20"/></w:pPr><w:r><w:rPr><w:color w:val="2563EB"/></w:rPr><w:t xml:space="preserve">â€¢ </w:t></w:r><w:r><w:t>**Time Complexity:** $O(N \log N)$</w:t></w:r></w:p><w:p><w:pPr><w:ind w:left="200"/><w:spacing w:after="20"/></w:pPr><w:r><w:rPr><w:color w:val="2563EB"/></w:rPr><w:t xml:space="preserve">â€¢ </w:t></w:r><w:r><w:t>**When to use:** Mapping large arbitrary numbers (up to $10^9$) into compact 0-based ranks $[0, K-1]$ for BIT, SegTree, or frequency tables.</w:t></w:r></w:p><w:p><w:pPr><w:shd w:val="clear" w:color="auto" w:fill="F8FAFC"/><w:spacing w:before="0" w:after="0" w:line="200" w:lineRule="auto"/><w:ind w:left="80" w:right="80"/></w:pPr><w:r><w:rPr><w:rFonts w:ascii="Consolas" w:hAnsi="Consolas"/><w:sz w:val="15"/><w:color w:val="0F172A"/></w:rPr><w:t xml:space="preserve">// 1. In-place coordinate compression on vector &apos;a&apos;:</w:t></w:r></w:p><w:p><w:pPr><w:shd w:val="clear" w:color="auto" w:fill="F8FAFC"/><w:spacing w:before="0" w:after="0" w:line="200" w:lineRule="auto"/><w:ind w:left="80" w:right="80"/></w:pPr><w:r><w:rPr><w:rFonts w:ascii="Consolas" w:hAnsi="Consolas"/><w:sz w:val="15"/><w:color w:val="0F172A"/></w:rPr><w:t xml:space="preserve">vector&lt;int&gt; vals = a;</w:t></w:r></w:p><w:p><w:pPr><w:shd w:val="clear" w:color="auto" w:fill="F8FAFC"/><w:spacing w:before="0" w:after="0" w:line="200" w:lineRule="auto"/><w:ind w:left="80" w:right="80"/></w:pPr><w:r><w:rPr><w:rFonts w:ascii="Consolas" w:hAnsi="Consolas"/><w:sz w:val="15"/><w:color w:val="0F172A"/></w:rPr><w:t xml:space="preserve">sort(vals.begin(), vals.end());</w:t></w:r></w:p><w:p><w:pPr><w:shd w:val="clear" w:color="auto" w:fill="F8FAFC"/><w:spacing w:before="0" w:after="0" w:line="200" w:lineRule="auto"/><w:ind w:left="80" w:right="80"/></w:pPr><w:r><w:rPr><w:rFonts w:ascii="Consolas" w:hAnsi="Consolas"/><w:sz w:val="15"/><w:color w:val="0F172A"/></w:rPr><w:t xml:space="preserve">vals.erase(unique(vals.begin(), vals.end()), vals.end());</w:t></w:r></w:p><w:p><w:pPr><w:shd w:val="clear" w:color="auto" w:fill="F8FAFC"/><w:spacing w:before="0" w:after="0" w:line="200" w:lineRule="auto"/><w:ind w:left="80" w:right="80"/></w:pPr><w:r><w:rPr><w:rFonts w:ascii="Consolas" w:hAnsi="Consolas"/><w:sz w:val="15"/><w:color w:val="0F172A"/></w:rPr><w:t xml:space="preserve">for (int &amp;x : a) {</w:t></w:r></w:p><w:p><w:pPr><w:shd w:val="clear" w:color="auto" w:fill="F8FAFC"/><w:spacing w:before="0" w:after="0" w:line="200" w:lineRule="auto"/><w:ind w:left="80" w:right="80"/></w:pPr><w:r><w:rPr><w:rFonts w:ascii="Consolas" w:hAnsi="Consolas"/><w:sz w:val="15"/><w:color w:val="0F172A"/></w:rPr><w:t xml:space="preserve">    x = lower_bound(vals.begin(), vals.end(), x) - vals.begin(); // 0-based rank</w:t></w:r></w:p><w:p><w:pPr><w:shd w:val="clear" w:color="auto" w:fill="F8FAFC"/><w:spacing w:before="0" w:after="0" w:line="200" w:lineRule="auto"/><w:ind w:left="80" w:right="80"/></w:pPr><w:r><w:rPr><w:rFonts w:ascii="Consolas" w:hAnsi="Consolas"/><w:sz w:val="15"/><w:color w:val="0F172A"/></w:rPr><w:t xml:space="preserve">}</w:t></w:r></w:p><w:p><w:pPr><w:shd w:val="clear" w:color="auto" w:fill="F8FAFC"/><w:spacing w:before="0" w:after="0" w:line="200" w:lineRule="auto"/><w:ind w:left="80" w:right="80"/></w:pPr><w:r><w:rPr><w:rFonts w:ascii="Consolas" w:hAnsi="Consolas"/><w:sz w:val="15"/><w:color w:val="0F172A"/></w:rPr><w:t xml:space="preserve">// 2. Query original value: vals[compressed_id]</w:t></w:r></w:p><w:p><w:pPr><w:pBdr><w:bottom w:val="single" w:sz="4" w:space="1" w:color="CBD5E0"/></w:pPr></w:p><w:p><w:pPr><w:pStyle w:val="Heading1"/></w:pPr><w:r><w:rPr><w:b/><w:sz w:val="26"/><w:color w:val="1E3A8A"/></w:rPr><w:t>Section 3: Math, Number Theory &amp; Bit Manipulation</w:t></w:r></w:p><w:p><w:pPr><w:pStyle w:val="Heading3"/></w:pPr><w:r><w:rPr><w:b/><w:sz w:val="19"/><w:color w:val="0369A1"/></w:rPr><w:t>3.1 Greatest Common Divisor (GCD)</w:t></w:r></w:p><w:p><w:pPr><w:ind w:left="200"/><w:spacing w:after="20"/></w:pPr><w:r><w:rPr><w:color w:val="2563EB"/></w:rPr><w:t xml:space="preserve">â€¢ </w:t></w:r><w:r><w:t>**Trigger Prefix:** `gcdf`</w:t></w:r></w:p><w:p><w:pPr><w:ind w:left="200"/><w:spacing w:after="20"/></w:pPr><w:r><w:rPr><w:color w:val="2563EB"/></w:rPr><w:t xml:space="preserve">â€¢ </w:t></w:r><w:r><w:t>**Time Complexity:** $O(\log(\min(a, b)))$</w:t></w:r></w:p><w:p><w:pPr><w:shd w:val="clear" w:color="auto" w:fill="F8FAFC"/><w:spacing w:before="0" w:after="0" w:line="200" w:lineRule="auto"/><w:ind w:left="80" w:right="80"/></w:pPr><w:r><w:rPr><w:rFonts w:ascii="Consolas" w:hAnsi="Consolas"/><w:sz w:val="15"/><w:color w:val="0F172A"/></w:rPr><w:t xml:space="preserve">int gcd(int a, int b) {</w:t></w:r></w:p><w:p><w:pPr><w:shd w:val="clear" w:color="auto" w:fill="F8FAFC"/><w:spacing w:before="0" w:after="0" w:line="200" w:lineRule="auto"/><w:ind w:left="80" w:right="80"/></w:pPr><w:r><w:rPr><w:rFonts w:ascii="Consolas" w:hAnsi="Consolas"/><w:sz w:val="15"/><w:color w:val="0F172A"/></w:rPr><w:t xml:space="preserve">    while (b) {</w:t></w:r></w:p><w:p><w:pPr><w:shd w:val="clear" w:color="auto" w:fill="F8FAFC"/><w:spacing w:before="0" w:after="0" w:line="200" w:lineRule="auto"/><w:ind w:left="80" w:right="80"/></w:pPr><w:r><w:rPr><w:rFonts w:ascii="Consolas" w:hAnsi="Consolas"/><w:sz w:val="15"/><w:color w:val="0F172A"/></w:rPr><w:t xml:space="preserve">        a %= b;</w:t></w:r></w:p><w:p><w:pPr><w:shd w:val="clear" w:color="auto" w:fill="F8FAFC"/><w:spacing w:before="0" w:after="0" w:line="200" w:lineRule="auto"/><w:ind w:left="80" w:right="80"/></w:pPr><w:r><w:rPr><w:rFonts w:ascii="Consolas" w:hAnsi="Consolas"/><w:sz w:val="15"/><w:color w:val="0F172A"/></w:rPr><w:t xml:space="preserve">        swap(a, b);</w:t></w:r></w:p><w:p><w:pPr><w:shd w:val="clear" w:color="auto" w:fill="F8FAFC"/><w:spacing w:before="0" w:after="0" w:line="200" w:lineRule="auto"/><w:ind w:left="80" w:right="80"/></w:pPr><w:r><w:rPr><w:rFonts w:ascii="Consolas" w:hAnsi="Consolas"/><w:sz w:val="15"/><w:color w:val="0F172A"/></w:rPr><w:t xml:space="preserve">    }</w:t></w:r></w:p><w:p><w:pPr><w:shd w:val="clear" w:color="auto" w:fill="F8FAFC"/><w:spacing w:before="0" w:after="0" w:line="200" w:lineRule="auto"/><w:ind w:left="80" w:right="80"/></w:pPr><w:r><w:rPr><w:rFonts w:ascii="Consolas" w:hAnsi="Consolas"/><w:sz w:val="15"/><w:color w:val="0F172A"/></w:rPr><w:t xml:space="preserve">    return a;</w:t></w:r></w:p><w:p><w:pPr><w:shd w:val="clear" w:color="auto" w:fill="F8FAFC"/><w:spacing w:before="0" w:after="0" w:line="200" w:lineRule="auto"/><w:ind w:left="80" w:right="80"/></w:pPr><w:r><w:rPr><w:rFonts w:ascii="Consolas" w:hAnsi="Consolas"/><w:sz w:val="15"/><w:color w:val="0F172A"/></w:rPr><w:t xml:space="preserve">}</w:t></w:r></w:p><w:p><w:pPr><w:pStyle w:val="Heading3"/></w:pPr><w:r><w:rPr><w:b/><w:sz w:val="19"/><w:color w:val="0369A1"/></w:rPr><w:t>3.2 Least Common Multiple (LCM)</w:t></w:r></w:p><w:p><w:pPr><w:ind w:left="200"/><w:spacing w:after="20"/></w:pPr><w:r><w:rPr><w:color w:val="2563EB"/></w:rPr><w:t xml:space="preserve">â€¢ </w:t></w:r><w:r><w:t>**Trigger Prefix:** `lcmf`</w:t></w:r></w:p><w:p><w:pPr><w:ind w:left="200"/><w:spacing w:after="20"/></w:pPr><w:r><w:rPr><w:color w:val="2563EB"/></w:rPr><w:t xml:space="preserve">â€¢ </w:t></w:r><w:r><w:t>**Time Complexity:** $O(\log(\min(a, b)))$</w:t></w:r></w:p><w:p><w:pPr><w:ind w:left="200"/><w:spacing w:after="20"/></w:pPr><w:r><w:rPr><w:color w:val="2563EB"/></w:rPr><w:t xml:space="preserve">â€¢ </w:t></w:r><w:r><w:t>**Safety:** Divides before multiplying to prevent premature integer overflow.</w:t></w:r></w:p><w:p><w:pPr><w:shd w:val="clear" w:color="auto" w:fill="F8FAFC"/><w:spacing w:before="0" w:after="0" w:line="200" w:lineRule="auto"/><w:ind w:left="80" w:right="80"/></w:pPr><w:r><w:rPr><w:rFonts w:ascii="Consolas" w:hAnsi="Consolas"/><w:sz w:val="15"/><w:color w:val="0F172A"/></w:rPr><w:t xml:space="preserve">int lcm(int a, int b) {</w:t></w:r></w:p><w:p><w:pPr><w:shd w:val="clear" w:color="auto" w:fill="F8FAFC"/><w:spacing w:before="0" w:after="0" w:line="200" w:lineRule="auto"/><w:ind w:left="80" w:right="80"/></w:pPr><w:r><w:rPr><w:rFonts w:ascii="Consolas" w:hAnsi="Consolas"/><w:sz w:val="15"/><w:color w:val="0F172A"/></w:rPr><w:t xml:space="preserve">    if (a == 0 || b == 0) return 0;</w:t></w:r></w:p><w:p><w:pPr><w:shd w:val="clear" w:color="auto" w:fill="F8FAFC"/><w:spacing w:before="0" w:after="0" w:line="200" w:lineRule="auto"/><w:ind w:left="80" w:right="80"/></w:pPr><w:r><w:rPr><w:rFonts w:ascii="Consolas" w:hAnsi="Consolas"/><w:sz w:val="15"/><w:color w:val="0F172A"/></w:rPr><w:t xml:space="preserve">    return a / __gcd(a, b) * b;</w:t></w:r></w:p><w:p><w:pPr><w:shd w:val="clear" w:color="auto" w:fill="F8FAFC"/><w:spacing w:before="0" w:after="0" w:line="200" w:lineRule="auto"/><w:ind w:left="80" w:right="80"/></w:pPr><w:r><w:rPr><w:rFonts w:ascii="Consolas" w:hAnsi="Consolas"/><w:sz w:val="15"/><w:color w:val="0F172A"/></w:rPr><w:t xml:space="preserve">}</w:t></w:r></w:p><w:p><w:pPr><w:pStyle w:val="Heading3"/></w:pPr><w:r><w:rPr><w:b/><w:sz w:val="19"/><w:color w:val="0369A1"/></w:rPr><w:t>3.3 Sieve of Eratosthenes (Prime Generation)</w:t></w:r></w:p><w:p><w:pPr><w:ind w:left="200"/><w:spacing w:after="20"/></w:pPr><w:r><w:rPr><w:color w:val="2563EB"/></w:rPr><w:t xml:space="preserve">â€¢ </w:t></w:r><w:r><w:t>**Trigger Prefix:** `gprime`</w:t></w:r></w:p><w:p><w:pPr><w:ind w:left="200"/><w:spacing w:after="20"/></w:pPr><w:r><w:rPr><w:color w:val="2563EB"/></w:rPr><w:t xml:space="preserve">â€¢ </w:t></w:r><w:r><w:t>**Time Complexity:** $O(N \log \log N)$</w:t></w:r></w:p><w:p><w:pPr><w:ind w:left="200"/><w:spacing w:after="20"/></w:pPr><w:r><w:rPr><w:color w:val="2563EB"/></w:rPr><w:t xml:space="preserve">â€¢ </w:t></w:r><w:r><w:t>**Usage:** Precomputes all primes up to $N \approx 10^7$ in milliseconds.</w:t></w:r></w:p><w:p><w:pPr><w:shd w:val="clear" w:color="auto" w:fill="F8FAFC"/><w:spacing w:before="0" w:after="0" w:line="200" w:lineRule="auto"/><w:ind w:left="80" w:right="80"/></w:pPr><w:r><w:rPr><w:rFonts w:ascii="Consolas" w:hAnsi="Consolas"/><w:sz w:val="15"/><w:color w:val="0F172A"/></w:rPr><w:t xml:space="preserve">// ---------- SIEVE OF ERATOSTHENES ----------</w:t></w:r></w:p><w:p><w:pPr><w:shd w:val="clear" w:color="auto" w:fill="F8FAFC"/><w:spacing w:before="0" w:after="0" w:line="200" w:lineRule="auto"/><w:ind w:left="80" w:right="80"/></w:pPr><w:r><w:rPr><w:rFonts w:ascii="Consolas" w:hAnsi="Consolas"/><w:sz w:val="15"/><w:color w:val="0F172A"/></w:rPr><w:t xml:space="preserve">vector&lt;int&gt; primes;</w:t></w:r></w:p><w:p><w:pPr><w:shd w:val="clear" w:color="auto" w:fill="F8FAFC"/><w:spacing w:before="0" w:after="0" w:line="200" w:lineRule="auto"/><w:ind w:left="80" w:right="80"/></w:pPr><w:r><w:rPr><w:rFonts w:ascii="Consolas" w:hAnsi="Consolas"/><w:sz w:val="15"/><w:color w:val="0F172A"/></w:rPr><w:t xml:space="preserve">vector&lt;bool&gt; is_prime;</w:t></w:r></w:p><w:p><w:pPr><w:shd w:val="clear" w:color="auto" w:fill="F8FAFC"/><w:spacing w:before="0" w:after="0" w:line="200" w:lineRule="auto"/><w:ind w:left="80" w:right="80"/></w:pPr><w:r><w:rPr><w:rFonts w:ascii="Consolas" w:hAnsi="Consolas"/><w:sz w:val="15"/><w:color w:val="0F172A"/></w:rPr><w:t xml:space="preserve"></w:t></w:r></w:p><w:p><w:pPr><w:shd w:val="clear" w:color="auto" w:fill="F8FAFC"/><w:spacing w:before="0" w:after="0" w:line="200" w:lineRule="auto"/><w:ind w:left="80" w:right="80"/></w:pPr><w:r><w:rPr><w:rFonts w:ascii="Consolas" w:hAnsi="Consolas"/><w:sz w:val="15"/><w:color w:val="0F172A"/></w:rPr><w:t xml:space="preserve">void gprime(int n) {</w:t></w:r></w:p><w:p><w:pPr><w:shd w:val="clear" w:color="auto" w:fill="F8FAFC"/><w:spacing w:before="0" w:after="0" w:line="200" w:lineRule="auto"/><w:ind w:left="80" w:right="80"/></w:pPr><w:r><w:rPr><w:rFonts w:ascii="Consolas" w:hAnsi="Consolas"/><w:sz w:val="15"/><w:color w:val="0F172A"/></w:rPr><w:t xml:space="preserve">    is_prime.assign(n + 1, true);</w:t></w:r></w:p><w:p><w:pPr><w:shd w:val="clear" w:color="auto" w:fill="F8FAFC"/><w:spacing w:before="0" w:after="0" w:line="200" w:lineRule="auto"/><w:ind w:left="80" w:right="80"/></w:pPr><w:r><w:rPr><w:rFonts w:ascii="Consolas" w:hAnsi="Consolas"/><w:sz w:val="15"/><w:color w:val="0F172A"/></w:rPr><w:t xml:space="preserve">    is_prime[0] = is_prime[1] = false;</w:t></w:r></w:p><w:p><w:pPr><w:shd w:val="clear" w:color="auto" w:fill="F8FAFC"/><w:spacing w:before="0" w:after="0" w:line="200" w:lineRule="auto"/><w:ind w:left="80" w:right="80"/></w:pPr><w:r><w:rPr><w:rFonts w:ascii="Consolas" w:hAnsi="Consolas"/><w:sz w:val="15"/><w:color w:val="0F172A"/></w:rPr><w:t xml:space="preserve">    for (int i = 2; i * i &lt;= n; i++) {</w:t></w:r></w:p><w:p><w:pPr><w:shd w:val="clear" w:color="auto" w:fill="F8FAFC"/><w:spacing w:before="0" w:after="0" w:line="200" w:lineRule="auto"/><w:ind w:left="80" w:right="80"/></w:pPr><w:r><w:rPr><w:rFonts w:ascii="Consolas" w:hAnsi="Consolas"/><w:sz w:val="15"/><w:color w:val="0F172A"/></w:rPr><w:t xml:space="preserve">        if (is_prime[i]) {</w:t></w:r></w:p><w:p><w:pPr><w:shd w:val="clear" w:color="auto" w:fill="F8FAFC"/><w:spacing w:before="0" w:after="0" w:line="200" w:lineRule="auto"/><w:ind w:left="80" w:right="80"/></w:pPr><w:r><w:rPr><w:rFonts w:ascii="Consolas" w:hAnsi="Consolas"/><w:sz w:val="15"/><w:color w:val="0F172A"/></w:rPr><w:t xml:space="preserve">            for (int j = i * i; j &lt;= n; j += i)</w:t></w:r></w:p><w:p><w:pPr><w:shd w:val="clear" w:color="auto" w:fill="F8FAFC"/><w:spacing w:before="0" w:after="0" w:line="200" w:lineRule="auto"/><w:ind w:left="80" w:right="80"/></w:pPr><w:r><w:rPr><w:rFonts w:ascii="Consolas" w:hAnsi="Consolas"/><w:sz w:val="15"/><w:color w:val="0F172A"/></w:rPr><w:t xml:space="preserve">                is_prime[j] = false;</w:t></w:r></w:p><w:p><w:pPr><w:shd w:val="clear" w:color="auto" w:fill="F8FAFC"/><w:spacing w:before="0" w:after="0" w:line="200" w:lineRule="auto"/><w:ind w:left="80" w:right="80"/></w:pPr><w:r><w:rPr><w:rFonts w:ascii="Consolas" w:hAnsi="Consolas"/><w:sz w:val="15"/><w:color w:val="0F172A"/></w:rPr><w:t xml:space="preserve">        }</w:t></w:r></w:p><w:p><w:pPr><w:shd w:val="clear" w:color="auto" w:fill="F8FAFC"/><w:spacing w:before="0" w:after="0" w:line="200" w:lineRule="auto"/><w:ind w:left="80" w:right="80"/></w:pPr><w:r><w:rPr><w:rFonts w:ascii="Consolas" w:hAnsi="Consolas"/><w:sz w:val="15"/><w:color w:val="0F172A"/></w:rPr><w:t xml:space="preserve">    }</w:t></w:r></w:p><w:p><w:pPr><w:shd w:val="clear" w:color="auto" w:fill="F8FAFC"/><w:spacing w:before="0" w:after="0" w:line="200" w:lineRule="auto"/><w:ind w:left="80" w:right="80"/></w:pPr><w:r><w:rPr><w:rFonts w:ascii="Consolas" w:hAnsi="Consolas"/><w:sz w:val="15"/><w:color w:val="0F172A"/></w:rPr><w:t xml:space="preserve">    primes.clear();</w:t></w:r></w:p><w:p><w:pPr><w:shd w:val="clear" w:color="auto" w:fill="F8FAFC"/><w:spacing w:before="0" w:after="0" w:line="200" w:lineRule="auto"/><w:ind w:left="80" w:right="80"/></w:pPr><w:r><w:rPr><w:rFonts w:ascii="Consolas" w:hAnsi="Consolas"/><w:sz w:val="15"/><w:color w:val="0F172A"/></w:rPr><w:t xml:space="preserve">    for (int i = 2; i &lt;= n; i++) {</w:t></w:r></w:p><w:p><w:pPr><w:shd w:val="clear" w:color="auto" w:fill="F8FAFC"/><w:spacing w:before="0" w:after="0" w:line="200" w:lineRule="auto"/><w:ind w:left="80" w:right="80"/></w:pPr><w:r><w:rPr><w:rFonts w:ascii="Consolas" w:hAnsi="Consolas"/><w:sz w:val="15"/><w:color w:val="0F172A"/></w:rPr><w:t xml:space="preserve">        if (is_prime[i]) primes.push_back(i);</w:t></w:r></w:p><w:p><w:pPr><w:shd w:val="clear" w:color="auto" w:fill="F8FAFC"/><w:spacing w:before="0" w:after="0" w:line="200" w:lineRule="auto"/><w:ind w:left="80" w:right="80"/></w:pPr><w:r><w:rPr><w:rFonts w:ascii="Consolas" w:hAnsi="Consolas"/><w:sz w:val="15"/><w:color w:val="0F172A"/></w:rPr><w:t xml:space="preserve">    }</w:t></w:r></w:p><w:p><w:pPr><w:shd w:val="clear" w:color="auto" w:fill="F8FAFC"/><w:spacing w:before="0" w:after="0" w:line="200" w:lineRule="auto"/><w:ind w:left="80" w:right="80"/></w:pPr><w:r><w:rPr><w:rFonts w:ascii="Consolas" w:hAnsi="Consolas"/><w:sz w:val="15"/><w:color w:val="0F172A"/></w:rPr><w:t xml:space="preserve">}</w:t></w:r></w:p><w:p><w:pPr><w:pStyle w:val="Heading3"/></w:pPr><w:r><w:rPr><w:b/><w:sz w:val="19"/><w:color w:val="0369A1"/></w:rPr><w:t>3.4 Linear Sieve &amp; Fast Prime Factorization (SPF)</w:t></w:r></w:p><w:p><w:pPr><w:ind w:left="200"/><w:spacing w:after="20"/></w:pPr><w:r><w:rPr><w:color w:val="2563EB"/></w:rPr><w:t xml:space="preserve">â€¢ </w:t></w:r><w:r><w:t>**Trigger Prefix:** `spf`</w:t></w:r></w:p><w:p><w:pPr><w:ind w:left="200"/><w:spacing w:after="20"/></w:pPr><w:r><w:rPr><w:color w:val="2563EB"/></w:rPr><w:t xml:space="preserve">â€¢ </w:t></w:r><w:r><w:t>**Time Complexity:** $O(N)$ precomputation, $O(\log X)$ per factorization query.</w:t></w:r></w:p><w:p><w:pPr><w:ind w:left="200"/><w:spacing w:after="20"/></w:pPr><w:r><w:rPr><w:color w:val="2563EB"/></w:rPr><w:t xml:space="preserve">â€¢ </w:t></w:r><w:r><w:t>**When to use:** When you need to factorize multiple queries $Q \le 10^5$ with values up to $10^7$.</w:t></w:r></w:p><w:p><w:pPr><w:shd w:val="clear" w:color="auto" w:fill="F8FAFC"/><w:spacing w:before="0" w:after="0" w:line="200" w:lineRule="auto"/><w:ind w:left="80" w:right="80"/></w:pPr><w:r><w:rPr><w:rFonts w:ascii="Consolas" w:hAnsi="Consolas"/><w:sz w:val="15"/><w:color w:val="0F172A"/></w:rPr><w:t xml:space="preserve">const int MAXV = 1e7 + 5;</w:t></w:r></w:p><w:p><w:pPr><w:shd w:val="clear" w:color="auto" w:fill="F8FAFC"/><w:spacing w:before="0" w:after="0" w:line="200" w:lineRule="auto"/><w:ind w:left="80" w:right="80"/></w:pPr><w:r><w:rPr><w:rFonts w:ascii="Consolas" w:hAnsi="Consolas"/><w:sz w:val="15"/><w:color w:val="0F172A"/></w:rPr><w:t xml:space="preserve">vector&lt;int&gt; spf(MAXV), primes_list;</w:t></w:r></w:p><w:p><w:pPr><w:shd w:val="clear" w:color="auto" w:fill="F8FAFC"/><w:spacing w:before="0" w:after="0" w:line="200" w:lineRule="auto"/><w:ind w:left="80" w:right="80"/></w:pPr><w:r><w:rPr><w:rFonts w:ascii="Consolas" w:hAnsi="Consolas"/><w:sz w:val="15"/><w:color w:val="0F172A"/></w:rPr><w:t xml:space="preserve"></w:t></w:r></w:p><w:p><w:pPr><w:shd w:val="clear" w:color="auto" w:fill="F8FAFC"/><w:spacing w:before="0" w:after="0" w:line="200" w:lineRule="auto"/><w:ind w:left="80" w:right="80"/></w:pPr><w:r><w:rPr><w:rFonts w:ascii="Consolas" w:hAnsi="Consolas"/><w:sz w:val="15"/><w:color w:val="0F172A"/></w:rPr><w:t xml:space="preserve">void linear_sieve() {</w:t></w:r></w:p><w:p><w:pPr><w:shd w:val="clear" w:color="auto" w:fill="F8FAFC"/><w:spacing w:before="0" w:after="0" w:line="200" w:lineRule="auto"/><w:ind w:left="80" w:right="80"/></w:pPr><w:r><w:rPr><w:rFonts w:ascii="Consolas" w:hAnsi="Consolas"/><w:sz w:val="15"/><w:color w:val="0F172A"/></w:rPr><w:t xml:space="preserve">    for (int i = 2; i &lt; MAXV; ++i) {</w:t></w:r></w:p><w:p><w:pPr><w:shd w:val="clear" w:color="auto" w:fill="F8FAFC"/><w:spacing w:before="0" w:after="0" w:line="200" w:lineRule="auto"/><w:ind w:left="80" w:right="80"/></w:pPr><w:r><w:rPr><w:rFonts w:ascii="Consolas" w:hAnsi="Consolas"/><w:sz w:val="15"/><w:color w:val="0F172A"/></w:rPr><w:t xml:space="preserve">        if (spf[i] == 0) { spf[i] = i; primes_list.push_back(i); }</w:t></w:r></w:p><w:p><w:pPr><w:shd w:val="clear" w:color="auto" w:fill="F8FAFC"/><w:spacing w:before="0" w:after="0" w:line="200" w:lineRule="auto"/><w:ind w:left="80" w:right="80"/></w:pPr><w:r><w:rPr><w:rFonts w:ascii="Consolas" w:hAnsi="Consolas"/><w:sz w:val="15"/><w:color w:val="0F172A"/></w:rPr><w:t xml:space="preserve">        for (int p : primes_list) {</w:t></w:r></w:p><w:p><w:pPr><w:shd w:val="clear" w:color="auto" w:fill="F8FAFC"/><w:spacing w:before="0" w:after="0" w:line="200" w:lineRule="auto"/><w:ind w:left="80" w:right="80"/></w:pPr><w:r><w:rPr><w:rFonts w:ascii="Consolas" w:hAnsi="Consolas"/><w:sz w:val="15"/><w:color w:val="0F172A"/></w:rPr><w:t xml:space="preserve">            if (p &gt; spf[i] || i * p &gt;= MAXV) break;</w:t></w:r></w:p><w:p><w:pPr><w:shd w:val="clear" w:color="auto" w:fill="F8FAFC"/><w:spacing w:before="0" w:after="0" w:line="200" w:lineRule="auto"/><w:ind w:left="80" w:right="80"/></w:pPr><w:r><w:rPr><w:rFonts w:ascii="Consolas" w:hAnsi="Consolas"/><w:sz w:val="15"/><w:color w:val="0F172A"/></w:rPr><w:t xml:space="preserve">            spf[i * p] = p;</w:t></w:r></w:p><w:p><w:pPr><w:shd w:val="clear" w:color="auto" w:fill="F8FAFC"/><w:spacing w:before="0" w:after="0" w:line="200" w:lineRule="auto"/><w:ind w:left="80" w:right="80"/></w:pPr><w:r><w:rPr><w:rFonts w:ascii="Consolas" w:hAnsi="Consolas"/><w:sz w:val="15"/><w:color w:val="0F172A"/></w:rPr><w:t xml:space="preserve">        }</w:t></w:r></w:p><w:p><w:pPr><w:shd w:val="clear" w:color="auto" w:fill="F8FAFC"/><w:spacing w:before="0" w:after="0" w:line="200" w:lineRule="auto"/><w:ind w:left="80" w:right="80"/></w:pPr><w:r><w:rPr><w:rFonts w:ascii="Consolas" w:hAnsi="Consolas"/><w:sz w:val="15"/><w:color w:val="0F172A"/></w:rPr><w:t xml:space="preserve">    }</w:t></w:r></w:p><w:p><w:pPr><w:shd w:val="clear" w:color="auto" w:fill="F8FAFC"/><w:spacing w:before="0" w:after="0" w:line="200" w:lineRule="auto"/><w:ind w:left="80" w:right="80"/></w:pPr><w:r><w:rPr><w:rFonts w:ascii="Consolas" w:hAnsi="Consolas"/><w:sz w:val="15"/><w:color w:val="0F172A"/></w:rPr><w:t xml:space="preserve">}</w:t></w:r></w:p><w:p><w:pPr><w:shd w:val="clear" w:color="auto" w:fill="F8FAFC"/><w:spacing w:before="0" w:after="0" w:line="200" w:lineRule="auto"/><w:ind w:left="80" w:right="80"/></w:pPr><w:r><w:rPr><w:rFonts w:ascii="Consolas" w:hAnsi="Consolas"/><w:sz w:val="15"/><w:color w:val="0F172A"/></w:rPr><w:t xml:space="preserve"></w:t></w:r></w:p><w:p><w:pPr><w:shd w:val="clear" w:color="auto" w:fill="F8FAFC"/><w:spacing w:before="0" w:after="0" w:line="200" w:lineRule="auto"/><w:ind w:left="80" w:right="80"/></w:pPr><w:r><w:rPr><w:rFonts w:ascii="Consolas" w:hAnsi="Consolas"/><w:sz w:val="15"/><w:color w:val="0F172A"/></w:rPr><w:t xml:space="preserve">// Factorize any number x in O(log x):</w:t></w:r></w:p><w:p><w:pPr><w:shd w:val="clear" w:color="auto" w:fill="F8FAFC"/><w:spacing w:before="0" w:after="0" w:line="200" w:lineRule="auto"/><w:ind w:left="80" w:right="80"/></w:pPr><w:r><w:rPr><w:rFonts w:ascii="Consolas" w:hAnsi="Consolas"/><w:sz w:val="15"/><w:color w:val="0F172A"/></w:rPr><w:t xml:space="preserve">vector&lt;pair&lt;int, int&gt;&gt; get_factors(int x) {</w:t></w:r></w:p><w:p><w:pPr><w:shd w:val="clear" w:color="auto" w:fill="F8FAFC"/><w:spacing w:before="0" w:after="0" w:line="200" w:lineRule="auto"/><w:ind w:left="80" w:right="80"/></w:pPr><w:r><w:rPr><w:rFonts w:ascii="Consolas" w:hAnsi="Consolas"/><w:sz w:val="15"/><w:color w:val="0F172A"/></w:rPr><w:t xml:space="preserve">    vector&lt;pair&lt;int, int&gt;&gt; factors;</w:t></w:r></w:p><w:p><w:pPr><w:shd w:val="clear" w:color="auto" w:fill="F8FAFC"/><w:spacing w:before="0" w:after="0" w:line="200" w:lineRule="auto"/><w:ind w:left="80" w:right="80"/></w:pPr><w:r><w:rPr><w:rFonts w:ascii="Consolas" w:hAnsi="Consolas"/><w:sz w:val="15"/><w:color w:val="0F172A"/></w:rPr><w:t xml:space="preserve">    while (x &gt; 1) {</w:t></w:r></w:p><w:p><w:pPr><w:shd w:val="clear" w:color="auto" w:fill="F8FAFC"/><w:spacing w:before="0" w:after="0" w:line="200" w:lineRule="auto"/><w:ind w:left="80" w:right="80"/></w:pPr><w:r><w:rPr><w:rFonts w:ascii="Consolas" w:hAnsi="Consolas"/><w:sz w:val="15"/><w:color w:val="0F172A"/></w:rPr><w:t xml:space="preserve">        int p = spf[x], count = 0;</w:t></w:r></w:p><w:p><w:pPr><w:shd w:val="clear" w:color="auto" w:fill="F8FAFC"/><w:spacing w:before="0" w:after="0" w:line="200" w:lineRule="auto"/><w:ind w:left="80" w:right="80"/></w:pPr><w:r><w:rPr><w:rFonts w:ascii="Consolas" w:hAnsi="Consolas"/><w:sz w:val="15"/><w:color w:val="0F172A"/></w:rPr><w:t xml:space="preserve">        while (x % p == 0) { count++; x /= p; }</w:t></w:r></w:p><w:p><w:pPr><w:shd w:val="clear" w:color="auto" w:fill="F8FAFC"/><w:spacing w:before="0" w:after="0" w:line="200" w:lineRule="auto"/><w:ind w:left="80" w:right="80"/></w:pPr><w:r><w:rPr><w:rFonts w:ascii="Consolas" w:hAnsi="Consolas"/><w:sz w:val="15"/><w:color w:val="0F172A"/></w:rPr><w:t xml:space="preserve">        factors.push_back({p, count});</w:t></w:r></w:p><w:p><w:pPr><w:shd w:val="clear" w:color="auto" w:fill="F8FAFC"/><w:spacing w:before="0" w:after="0" w:line="200" w:lineRule="auto"/><w:ind w:left="80" w:right="80"/></w:pPr><w:r><w:rPr><w:rFonts w:ascii="Consolas" w:hAnsi="Consolas"/><w:sz w:val="15"/><w:color w:val="0F172A"/></w:rPr><w:t xml:space="preserve">    }</w:t></w:r></w:p><w:p><w:pPr><w:shd w:val="clear" w:color="auto" w:fill="F8FAFC"/><w:spacing w:before="0" w:after="0" w:line="200" w:lineRule="auto"/><w:ind w:left="80" w:right="80"/></w:pPr><w:r><w:rPr><w:rFonts w:ascii="Consolas" w:hAnsi="Consolas"/><w:sz w:val="15"/><w:color w:val="0F172A"/></w:rPr><w:t xml:space="preserve">    return factors;</w:t></w:r></w:p><w:p><w:pPr><w:shd w:val="clear" w:color="auto" w:fill="F8FAFC"/><w:spacing w:before="0" w:after="0" w:line="200" w:lineRule="auto"/><w:ind w:left="80" w:right="80"/></w:pPr><w:r><w:rPr><w:rFonts w:ascii="Consolas" w:hAnsi="Consolas"/><w:sz w:val="15"/><w:color w:val="0F172A"/></w:rPr><w:t xml:space="preserve">}</w:t></w:r></w:p><w:p><w:pPr><w:pStyle w:val="Heading3"/></w:pPr><w:r><w:rPr><w:b/><w:sz w:val="19"/><w:color w:val="0369A1"/></w:rPr><w:t>3.4 Binary Exponentiation with Modulo ($a^b \pmod m$)</w:t></w:r></w:p><w:p><w:pPr><w:ind w:left="200"/><w:spacing w:after="20"/></w:pPr><w:r><w:rPr><w:color w:val="2563EB"/></w:rPr><w:t xml:space="preserve">â€¢ </w:t></w:r><w:r><w:t>**Trigger Prefix:** `binExpoMod`</w:t></w:r></w:p><w:p><w:pPr><w:ind w:left="200"/><w:spacing w:after="20"/></w:pPr><w:r><w:rPr><w:color w:val="2563EB"/></w:rPr><w:t xml:space="preserve">â€¢ </w:t></w:r><w:r><w:t>**Time Complexity:** $O(\log b)$</w:t></w:r></w:p><w:p><w:pPr><w:shd w:val="clear" w:color="auto" w:fill="F8FAFC"/><w:spacing w:before="0" w:after="0" w:line="200" w:lineRule="auto"/><w:ind w:left="80" w:right="80"/></w:pPr><w:r><w:rPr><w:rFonts w:ascii="Consolas" w:hAnsi="Consolas"/><w:sz w:val="15"/><w:color w:val="0F172A"/></w:rPr><w:t xml:space="preserve">long long binpow(long long a, long long b, long long m) {</w:t></w:r></w:p><w:p><w:pPr><w:shd w:val="clear" w:color="auto" w:fill="F8FAFC"/><w:spacing w:before="0" w:after="0" w:line="200" w:lineRule="auto"/><w:ind w:left="80" w:right="80"/></w:pPr><w:r><w:rPr><w:rFonts w:ascii="Consolas" w:hAnsi="Consolas"/><w:sz w:val="15"/><w:color w:val="0F172A"/></w:rPr><w:t xml:space="preserve">    a %= m;</w:t></w:r></w:p><w:p><w:pPr><w:shd w:val="clear" w:color="auto" w:fill="F8FAFC"/><w:spacing w:before="0" w:after="0" w:line="200" w:lineRule="auto"/><w:ind w:left="80" w:right="80"/></w:pPr><w:r><w:rPr><w:rFonts w:ascii="Consolas" w:hAnsi="Consolas"/><w:sz w:val="15"/><w:color w:val="0F172A"/></w:rPr><w:t xml:space="preserve">    long long res = 1;</w:t></w:r></w:p><w:p><w:pPr><w:shd w:val="clear" w:color="auto" w:fill="F8FAFC"/><w:spacing w:before="0" w:after="0" w:line="200" w:lineRule="auto"/><w:ind w:left="80" w:right="80"/></w:pPr><w:r><w:rPr><w:rFonts w:ascii="Consolas" w:hAnsi="Consolas"/><w:sz w:val="15"/><w:color w:val="0F172A"/></w:rPr><w:t xml:space="preserve">    while (b &gt; 0) {</w:t></w:r></w:p><w:p><w:pPr><w:shd w:val="clear" w:color="auto" w:fill="F8FAFC"/><w:spacing w:before="0" w:after="0" w:line="200" w:lineRule="auto"/><w:ind w:left="80" w:right="80"/></w:pPr><w:r><w:rPr><w:rFonts w:ascii="Consolas" w:hAnsi="Consolas"/><w:sz w:val="15"/><w:color w:val="0F172A"/></w:rPr><w:t xml:space="preserve">        if (b &amp; 1)</w:t></w:r></w:p><w:p><w:pPr><w:shd w:val="clear" w:color="auto" w:fill="F8FAFC"/><w:spacing w:before="0" w:after="0" w:line="200" w:lineRule="auto"/><w:ind w:left="80" w:right="80"/></w:pPr><w:r><w:rPr><w:rFonts w:ascii="Consolas" w:hAnsi="Consolas"/><w:sz w:val="15"/><w:color w:val="0F172A"/></w:rPr><w:t xml:space="preserve">            res = res * a % m;</w:t></w:r></w:p><w:p><w:pPr><w:shd w:val="clear" w:color="auto" w:fill="F8FAFC"/><w:spacing w:before="0" w:after="0" w:line="200" w:lineRule="auto"/><w:ind w:left="80" w:right="80"/></w:pPr><w:r><w:rPr><w:rFonts w:ascii="Consolas" w:hAnsi="Consolas"/><w:sz w:val="15"/><w:color w:val="0F172A"/></w:rPr><w:t xml:space="preserve">        a = a * a % m;</w:t></w:r></w:p><w:p><w:pPr><w:shd w:val="clear" w:color="auto" w:fill="F8FAFC"/><w:spacing w:before="0" w:after="0" w:line="200" w:lineRule="auto"/><w:ind w:left="80" w:right="80"/></w:pPr><w:r><w:rPr><w:rFonts w:ascii="Consolas" w:hAnsi="Consolas"/><w:sz w:val="15"/><w:color w:val="0F172A"/></w:rPr><w:t xml:space="preserve">        b &gt;&gt;= 1;</w:t></w:r></w:p><w:p><w:pPr><w:shd w:val="clear" w:color="auto" w:fill="F8FAFC"/><w:spacing w:before="0" w:after="0" w:line="200" w:lineRule="auto"/><w:ind w:left="80" w:right="80"/></w:pPr><w:r><w:rPr><w:rFonts w:ascii="Consolas" w:hAnsi="Consolas"/><w:sz w:val="15"/><w:color w:val="0F172A"/></w:rPr><w:t xml:space="preserve">    }</w:t></w:r></w:p><w:p><w:pPr><w:shd w:val="clear" w:color="auto" w:fill="F8FAFC"/><w:spacing w:before="0" w:after="0" w:line="200" w:lineRule="auto"/><w:ind w:left="80" w:right="80"/></w:pPr><w:r><w:rPr><w:rFonts w:ascii="Consolas" w:hAnsi="Consolas"/><w:sz w:val="15"/><w:color w:val="0F172A"/></w:rPr><w:t xml:space="preserve">    return res;</w:t></w:r></w:p><w:p><w:pPr><w:shd w:val="clear" w:color="auto" w:fill="F8FAFC"/><w:spacing w:before="0" w:after="0" w:line="200" w:lineRule="auto"/><w:ind w:left="80" w:right="80"/></w:pPr><w:r><w:rPr><w:rFonts w:ascii="Consolas" w:hAnsi="Consolas"/><w:sz w:val="15"/><w:color w:val="0F172A"/></w:rPr><w:t xml:space="preserve">}</w:t></w:r></w:p><w:p><w:pPr><w:pStyle w:val="Heading3"/></w:pPr><w:r><w:rPr><w:b/><w:sz w:val="19"/><w:color w:val="0369A1"/></w:rPr><w:t>3.5 Binary Exponentiation Standard ($a^b$)</w:t></w:r></w:p><w:p><w:pPr><w:ind w:left="200"/><w:spacing w:after="20"/></w:pPr><w:r><w:rPr><w:color w:val="2563EB"/></w:rPr><w:t xml:space="preserve">â€¢ </w:t></w:r><w:r><w:t>**Trigger Prefix:** `binExpo`</w:t></w:r></w:p><w:p><w:pPr><w:ind w:left="200"/><w:spacing w:after="20"/></w:pPr><w:r><w:rPr><w:color w:val="2563EB"/></w:rPr><w:t xml:space="preserve">â€¢ </w:t></w:r><w:r><w:t>**Time Complexity:** $O(\log b)$</w:t></w:r></w:p><w:p><w:pPr><w:shd w:val="clear" w:color="auto" w:fill="F8FAFC"/><w:spacing w:before="0" w:after="0" w:line="200" w:lineRule="auto"/><w:ind w:left="80" w:right="80"/></w:pPr><w:r><w:rPr><w:rFonts w:ascii="Consolas" w:hAnsi="Consolas"/><w:sz w:val="15"/><w:color w:val="0F172A"/></w:rPr><w:t xml:space="preserve">long long binpow(long long a, long long b) {</w:t></w:r></w:p><w:p><w:pPr><w:shd w:val="clear" w:color="auto" w:fill="F8FAFC"/><w:spacing w:before="0" w:after="0" w:line="200" w:lineRule="auto"/><w:ind w:left="80" w:right="80"/></w:pPr><w:r><w:rPr><w:rFonts w:ascii="Consolas" w:hAnsi="Consolas"/><w:sz w:val="15"/><w:color w:val="0F172A"/></w:rPr><w:t xml:space="preserve">    long long res = 1;</w:t></w:r></w:p><w:p><w:pPr><w:shd w:val="clear" w:color="auto" w:fill="F8FAFC"/><w:spacing w:before="0" w:after="0" w:line="200" w:lineRule="auto"/><w:ind w:left="80" w:right="80"/></w:pPr><w:r><w:rPr><w:rFonts w:ascii="Consolas" w:hAnsi="Consolas"/><w:sz w:val="15"/><w:color w:val="0F172A"/></w:rPr><w:t xml:space="preserve">    while (b &gt; 0) {</w:t></w:r></w:p><w:p><w:pPr><w:shd w:val="clear" w:color="auto" w:fill="F8FAFC"/><w:spacing w:before="0" w:after="0" w:line="200" w:lineRule="auto"/><w:ind w:left="80" w:right="80"/></w:pPr><w:r><w:rPr><w:rFonts w:ascii="Consolas" w:hAnsi="Consolas"/><w:sz w:val="15"/><w:color w:val="0F172A"/></w:rPr><w:t xml:space="preserve">        if (b &amp; 1)</w:t></w:r></w:p><w:p><w:pPr><w:shd w:val="clear" w:color="auto" w:fill="F8FAFC"/><w:spacing w:before="0" w:after="0" w:line="200" w:lineRule="auto"/><w:ind w:left="80" w:right="80"/></w:pPr><w:r><w:rPr><w:rFonts w:ascii="Consolas" w:hAnsi="Consolas"/><w:sz w:val="15"/><w:color w:val="0F172A"/></w:rPr><w:t xml:space="preserve">            res = res * a;</w:t></w:r></w:p><w:p><w:pPr><w:shd w:val="clear" w:color="auto" w:fill="F8FAFC"/><w:spacing w:before="0" w:after="0" w:line="200" w:lineRule="auto"/><w:ind w:left="80" w:right="80"/></w:pPr><w:r><w:rPr><w:rFonts w:ascii="Consolas" w:hAnsi="Consolas"/><w:sz w:val="15"/><w:color w:val="0F172A"/></w:rPr><w:t xml:space="preserve">        a = a * a;</w:t></w:r></w:p><w:p><w:pPr><w:shd w:val="clear" w:color="auto" w:fill="F8FAFC"/><w:spacing w:before="0" w:after="0" w:line="200" w:lineRule="auto"/><w:ind w:left="80" w:right="80"/></w:pPr><w:r><w:rPr><w:rFonts w:ascii="Consolas" w:hAnsi="Consolas"/><w:sz w:val="15"/><w:color w:val="0F172A"/></w:rPr><w:t xml:space="preserve">        b &gt;&gt;= 1;</w:t></w:r></w:p><w:p><w:pPr><w:shd w:val="clear" w:color="auto" w:fill="F8FAFC"/><w:spacing w:before="0" w:after="0" w:line="200" w:lineRule="auto"/><w:ind w:left="80" w:right="80"/></w:pPr><w:r><w:rPr><w:rFonts w:ascii="Consolas" w:hAnsi="Consolas"/><w:sz w:val="15"/><w:color w:val="0F172A"/></w:rPr><w:t xml:space="preserve">    }</w:t></w:r></w:p><w:p><w:pPr><w:shd w:val="clear" w:color="auto" w:fill="F8FAFC"/><w:spacing w:before="0" w:after="0" w:line="200" w:lineRule="auto"/><w:ind w:left="80" w:right="80"/></w:pPr><w:r><w:rPr><w:rFonts w:ascii="Consolas" w:hAnsi="Consolas"/><w:sz w:val="15"/><w:color w:val="0F172A"/></w:rPr><w:t xml:space="preserve">    return res;</w:t></w:r></w:p><w:p><w:pPr><w:shd w:val="clear" w:color="auto" w:fill="F8FAFC"/><w:spacing w:before="0" w:after="0" w:line="200" w:lineRule="auto"/><w:ind w:left="80" w:right="80"/></w:pPr><w:r><w:rPr><w:rFonts w:ascii="Consolas" w:hAnsi="Consolas"/><w:sz w:val="15"/><w:color w:val="0F172A"/></w:rPr><w:t xml:space="preserve">}</w:t></w:r></w:p><w:p><w:pPr><w:pStyle w:val="Heading3"/></w:pPr><w:r><w:rPr><w:b/><w:sz w:val="19"/><w:color w:val="0369A1"/></w:rPr><w:t>3.6 Count Total Set Bits (1s) from 0 to N</w:t></w:r></w:p><w:p><w:pPr><w:ind w:left="200"/><w:spacing w:after="20"/></w:pPr><w:r><w:rPr><w:color w:val="2563EB"/></w:rPr><w:t xml:space="preserve">â€¢ </w:t></w:r><w:r><w:t>**Trigger Prefix:** `numofonef`</w:t></w:r></w:p><w:p><w:pPr><w:ind w:left="200"/><w:spacing w:after="20"/></w:pPr><w:r><w:rPr><w:color w:val="2563EB"/></w:rPr><w:t xml:space="preserve">â€¢ </w:t></w:r><w:r><w:t>**Time Complexity:** $O(\log N)$</w:t></w:r></w:p><w:p><w:pPr><w:ind w:left="200"/><w:spacing w:after="20"/></w:pPr><w:r><w:rPr><w:color w:val="2563EB"/></w:rPr><w:t xml:space="preserve">â€¢ </w:t></w:r><w:r><w:t>**Purpose:** Counts the total number of set bits (&apos;1&apos;s) across all integers in $[0, n]$.</w:t></w:r></w:p><w:p><w:pPr><w:shd w:val="clear" w:color="auto" w:fill="F8FAFC"/><w:spacing w:before="0" w:after="0" w:line="200" w:lineRule="auto"/><w:ind w:left="80" w:right="80"/></w:pPr><w:r><w:rPr><w:rFonts w:ascii="Consolas" w:hAnsi="Consolas"/><w:sz w:val="15"/><w:color w:val="0F172A"/></w:rPr><w:t xml:space="preserve">int numofone(int n)</w:t></w:r></w:p><w:p><w:pPr><w:shd w:val="clear" w:color="auto" w:fill="F8FAFC"/><w:spacing w:before="0" w:after="0" w:line="200" w:lineRule="auto"/><w:ind w:left="80" w:right="80"/></w:pPr><w:r><w:rPr><w:rFonts w:ascii="Consolas" w:hAnsi="Consolas"/><w:sz w:val="15"/><w:color w:val="0F172A"/></w:rPr><w:t xml:space="preserve">{</w:t></w:r></w:p><w:p><w:pPr><w:shd w:val="clear" w:color="auto" w:fill="F8FAFC"/><w:spacing w:before="0" w:after="0" w:line="200" w:lineRule="auto"/><w:ind w:left="80" w:right="80"/></w:pPr><w:r><w:rPr><w:rFonts w:ascii="Consolas" w:hAnsi="Consolas"/><w:sz w:val="15"/><w:color w:val="0F172A"/></w:rPr><w:t xml:space="preserve">    int ans = 0;</w:t></w:r></w:p><w:p><w:pPr><w:shd w:val="clear" w:color="auto" w:fill="F8FAFC"/><w:spacing w:before="0" w:after="0" w:line="200" w:lineRule="auto"/><w:ind w:left="80" w:right="80"/></w:pPr><w:r><w:rPr><w:rFonts w:ascii="Consolas" w:hAnsi="Consolas"/><w:sz w:val="15"/><w:color w:val="0F172A"/></w:rPr><w:t xml:space="preserve">    for (int i = 0; (1ULL &lt;&lt; i) &lt;= n; i++)</w:t></w:r></w:p><w:p><w:pPr><w:shd w:val="clear" w:color="auto" w:fill="F8FAFC"/><w:spacing w:before="0" w:after="0" w:line="200" w:lineRule="auto"/><w:ind w:left="80" w:right="80"/></w:pPr><w:r><w:rPr><w:rFonts w:ascii="Consolas" w:hAnsi="Consolas"/><w:sz w:val="15"/><w:color w:val="0F172A"/></w:rPr><w:t xml:space="preserve">    {</w:t></w:r></w:p><w:p><w:pPr><w:shd w:val="clear" w:color="auto" w:fill="F8FAFC"/><w:spacing w:before="0" w:after="0" w:line="200" w:lineRule="auto"/><w:ind w:left="80" w:right="80"/></w:pPr><w:r><w:rPr><w:rFonts w:ascii="Consolas" w:hAnsi="Consolas"/><w:sz w:val="15"/><w:color w:val="0F172A"/></w:rPr><w:t xml:space="preserve">        int vag = 1ULL &lt;&lt; (i + 1);</w:t></w:r></w:p><w:p><w:pPr><w:shd w:val="clear" w:color="auto" w:fill="F8FAFC"/><w:spacing w:before="0" w:after="0" w:line="200" w:lineRule="auto"/><w:ind w:left="80" w:right="80"/></w:pPr><w:r><w:rPr><w:rFonts w:ascii="Consolas" w:hAnsi="Consolas"/><w:sz w:val="15"/><w:color w:val="0F172A"/></w:rPr><w:t xml:space="preserve">        int arektavag = (n + 1) / vag;</w:t></w:r></w:p><w:p><w:pPr><w:shd w:val="clear" w:color="auto" w:fill="F8FAFC"/><w:spacing w:before="0" w:after="0" w:line="200" w:lineRule="auto"/><w:ind w:left="80" w:right="80"/></w:pPr><w:r><w:rPr><w:rFonts w:ascii="Consolas" w:hAnsi="Consolas"/><w:sz w:val="15"/><w:color w:val="0F172A"/></w:rPr><w:t xml:space="preserve">        ans += (arektavag * (vag &gt;&gt; 1ULL));</w:t></w:r></w:p><w:p><w:pPr><w:shd w:val="clear" w:color="auto" w:fill="F8FAFC"/><w:spacing w:before="0" w:after="0" w:line="200" w:lineRule="auto"/><w:ind w:left="80" w:right="80"/></w:pPr><w:r><w:rPr><w:rFonts w:ascii="Consolas" w:hAnsi="Consolas"/><w:sz w:val="15"/><w:color w:val="0F172A"/></w:rPr><w:t xml:space="preserve">        int obos = (n + 1) % vag;</w:t></w:r></w:p><w:p><w:pPr><w:shd w:val="clear" w:color="auto" w:fill="F8FAFC"/><w:spacing w:before="0" w:after="0" w:line="200" w:lineRule="auto"/><w:ind w:left="80" w:right="80"/></w:pPr><w:r><w:rPr><w:rFonts w:ascii="Consolas" w:hAnsi="Consolas"/><w:sz w:val="15"/><w:color w:val="0F172A"/></w:rPr><w:t xml:space="preserve">        if (obos &gt; (vag &gt;&gt; 1ULL))</w:t></w:r></w:p><w:p><w:pPr><w:shd w:val="clear" w:color="auto" w:fill="F8FAFC"/><w:spacing w:before="0" w:after="0" w:line="200" w:lineRule="auto"/><w:ind w:left="80" w:right="80"/></w:pPr><w:r><w:rPr><w:rFonts w:ascii="Consolas" w:hAnsi="Consolas"/><w:sz w:val="15"/><w:color w:val="0F172A"/></w:rPr><w:t xml:space="preserve">        {</w:t></w:r></w:p><w:p><w:pPr><w:shd w:val="clear" w:color="auto" w:fill="F8FAFC"/><w:spacing w:before="0" w:after="0" w:line="200" w:lineRule="auto"/><w:ind w:left="80" w:right="80"/></w:pPr><w:r><w:rPr><w:rFonts w:ascii="Consolas" w:hAnsi="Consolas"/><w:sz w:val="15"/><w:color w:val="0F172A"/></w:rPr><w:t xml:space="preserve">            ans += ((obos) - (vag &gt;&gt; 1ULL));</w:t></w:r></w:p><w:p><w:pPr><w:shd w:val="clear" w:color="auto" w:fill="F8FAFC"/><w:spacing w:before="0" w:after="0" w:line="200" w:lineRule="auto"/><w:ind w:left="80" w:right="80"/></w:pPr><w:r><w:rPr><w:rFonts w:ascii="Consolas" w:hAnsi="Consolas"/><w:sz w:val="15"/><w:color w:val="0F172A"/></w:rPr><w:t xml:space="preserve">        }</w:t></w:r></w:p><w:p><w:pPr><w:shd w:val="clear" w:color="auto" w:fill="F8FAFC"/><w:spacing w:before="0" w:after="0" w:line="200" w:lineRule="auto"/><w:ind w:left="80" w:right="80"/></w:pPr><w:r><w:rPr><w:rFonts w:ascii="Consolas" w:hAnsi="Consolas"/><w:sz w:val="15"/><w:color w:val="0F172A"/></w:rPr><w:t xml:space="preserve">        if (arektavag == 0)</w:t></w:r></w:p><w:p><w:pPr><w:shd w:val="clear" w:color="auto" w:fill="F8FAFC"/><w:spacing w:before="0" w:after="0" w:line="200" w:lineRule="auto"/><w:ind w:left="80" w:right="80"/></w:pPr><w:r><w:rPr><w:rFonts w:ascii="Consolas" w:hAnsi="Consolas"/><w:sz w:val="15"/><w:color w:val="0F172A"/></w:rPr><w:t xml:space="preserve">            break;</w:t></w:r></w:p><w:p><w:pPr><w:shd w:val="clear" w:color="auto" w:fill="F8FAFC"/><w:spacing w:before="0" w:after="0" w:line="200" w:lineRule="auto"/><w:ind w:left="80" w:right="80"/></w:pPr><w:r><w:rPr><w:rFonts w:ascii="Consolas" w:hAnsi="Consolas"/><w:sz w:val="15"/><w:color w:val="0F172A"/></w:rPr><w:t xml:space="preserve">    }</w:t></w:r></w:p><w:p><w:pPr><w:shd w:val="clear" w:color="auto" w:fill="F8FAFC"/><w:spacing w:before="0" w:after="0" w:line="200" w:lineRule="auto"/><w:ind w:left="80" w:right="80"/></w:pPr><w:r><w:rPr><w:rFonts w:ascii="Consolas" w:hAnsi="Consolas"/><w:sz w:val="15"/><w:color w:val="0F172A"/></w:rPr><w:t xml:space="preserve">    return ans;</w:t></w:r></w:p><w:p><w:pPr><w:shd w:val="clear" w:color="auto" w:fill="F8FAFC"/><w:spacing w:before="0" w:after="0" w:line="200" w:lineRule="auto"/><w:ind w:left="80" w:right="80"/></w:pPr><w:r><w:rPr><w:rFonts w:ascii="Consolas" w:hAnsi="Consolas"/><w:sz w:val="15"/><w:color w:val="0F172A"/></w:rPr><w:t xml:space="preserve">}</w:t></w:r></w:p><w:p><w:pPr><w:pStyle w:val="Heading3"/></w:pPr><w:r><w:rPr><w:b/><w:sz w:val="19"/><w:color w:val="0369A1"/></w:rPr><w:t>3.7 Extended GCD &amp; Modular Inverse</w:t></w:r></w:p><w:p><w:pPr><w:ind w:left="200"/><w:spacing w:after="20"/></w:pPr><w:r><w:rPr><w:color w:val="2563EB"/></w:rPr><w:t xml:space="preserve">â€¢ </w:t></w:r><w:r><w:t>**Time Complexity:** $O(\log(\min(a, b)))$</w:t></w:r></w:p><w:p><w:pPr><w:shd w:val="clear" w:color="auto" w:fill="F8FAFC"/><w:spacing w:before="0" w:after="0" w:line="200" w:lineRule="auto"/><w:ind w:left="80" w:right="80"/></w:pPr><w:r><w:rPr><w:rFonts w:ascii="Consolas" w:hAnsi="Consolas"/><w:sz w:val="15"/><w:color w:val="0F172A"/></w:rPr><w:t xml:space="preserve">pair&lt;int, int&gt; ext_gcd(int a, int b) {</w:t></w:r></w:p><w:p><w:pPr><w:shd w:val="clear" w:color="auto" w:fill="F8FAFC"/><w:spacing w:before="0" w:after="0" w:line="200" w:lineRule="auto"/><w:ind w:left="80" w:right="80"/></w:pPr><w:r><w:rPr><w:rFonts w:ascii="Consolas" w:hAnsi="Consolas"/><w:sz w:val="15"/><w:color w:val="0F172A"/></w:rPr><w:t xml:space="preserve">    if (b == 0) return {1, 0};</w:t></w:r></w:p><w:p><w:pPr><w:shd w:val="clear" w:color="auto" w:fill="F8FAFC"/><w:spacing w:before="0" w:after="0" w:line="200" w:lineRule="auto"/><w:ind w:left="80" w:right="80"/></w:pPr><w:r><w:rPr><w:rFonts w:ascii="Consolas" w:hAnsi="Consolas"/><w:sz w:val="15"/><w:color w:val="0F172A"/></w:rPr><w:t xml:space="preserve">    auto [x1, y1] = ext_gcd(b, a % b);</w:t></w:r></w:p><w:p><w:pPr><w:shd w:val="clear" w:color="auto" w:fill="F8FAFC"/><w:spacing w:before="0" w:after="0" w:line="200" w:lineRule="auto"/><w:ind w:left="80" w:right="80"/></w:pPr><w:r><w:rPr><w:rFonts w:ascii="Consolas" w:hAnsi="Consolas"/><w:sz w:val="15"/><w:color w:val="0F172A"/></w:rPr><w:t xml:space="preserve">    return {y1, x1 - y1 * (a / b)};</w:t></w:r></w:p><w:p><w:pPr><w:shd w:val="clear" w:color="auto" w:fill="F8FAFC"/><w:spacing w:before="0" w:after="0" w:line="200" w:lineRule="auto"/><w:ind w:left="80" w:right="80"/></w:pPr><w:r><w:rPr><w:rFonts w:ascii="Consolas" w:hAnsi="Consolas"/><w:sz w:val="15"/><w:color w:val="0F172A"/></w:rPr><w:t xml:space="preserve">}</w:t></w:r></w:p><w:p><w:pPr><w:shd w:val="clear" w:color="auto" w:fill="F8FAFC"/><w:spacing w:before="0" w:after="0" w:line="200" w:lineRule="auto"/><w:ind w:left="80" w:right="80"/></w:pPr><w:r><w:rPr><w:rFonts w:ascii="Consolas" w:hAnsi="Consolas"/><w:sz w:val="15"/><w:color w:val="0F172A"/></w:rPr><w:t xml:space="preserve"></w:t></w:r></w:p><w:p><w:pPr><w:shd w:val="clear" w:color="auto" w:fill="F8FAFC"/><w:spacing w:before="0" w:after="0" w:line="200" w:lineRule="auto"/><w:ind w:left="80" w:right="80"/></w:pPr><w:r><w:rPr><w:rFonts w:ascii="Consolas" w:hAnsi="Consolas"/><w:sz w:val="15"/><w:color w:val="0F172A"/></w:rPr><w:t xml:space="preserve">int mod_inverse(int a, int m) {</w:t></w:r></w:p><w:p><w:pPr><w:shd w:val="clear" w:color="auto" w:fill="F8FAFC"/><w:spacing w:before="0" w:after="0" w:line="200" w:lineRule="auto"/><w:ind w:left="80" w:right="80"/></w:pPr><w:r><w:rPr><w:rFonts w:ascii="Consolas" w:hAnsi="Consolas"/><w:sz w:val="15"/><w:color w:val="0F172A"/></w:rPr><w:t xml:space="preserve">    auto [x, y] = ext_gcd(a, m);</w:t></w:r></w:p><w:p><w:pPr><w:shd w:val="clear" w:color="auto" w:fill="F8FAFC"/><w:spacing w:before="0" w:after="0" w:line="200" w:lineRule="auto"/><w:ind w:left="80" w:right="80"/></w:pPr><w:r><w:rPr><w:rFonts w:ascii="Consolas" w:hAnsi="Consolas"/><w:sz w:val="15"/><w:color w:val="0F172A"/></w:rPr><w:t xml:space="preserve">    return (x % m + m) % m;</w:t></w:r></w:p><w:p><w:pPr><w:shd w:val="clear" w:color="auto" w:fill="F8FAFC"/><w:spacing w:before="0" w:after="0" w:line="200" w:lineRule="auto"/><w:ind w:left="80" w:right="80"/></w:pPr><w:r><w:rPr><w:rFonts w:ascii="Consolas" w:hAnsi="Consolas"/><w:sz w:val="15"/><w:color w:val="0F172A"/></w:rPr><w:t xml:space="preserve">}</w:t></w:r></w:p><w:p><w:pPr><w:pStyle w:val="Heading3"/></w:pPr><w:r><w:rPr><w:b/><w:sz w:val="19"/><w:color w:val="0369A1"/></w:rPr><w:t>3.8 Numerically Stable Quadratic Equation Solver</w:t></w:r></w:p><w:p><w:pPr><w:ind w:left="200"/><w:spacing w:after="20"/></w:pPr><w:r><w:rPr><w:color w:val="2563EB"/></w:rPr><w:t xml:space="preserve">â€¢ </w:t></w:r><w:r><w:t>**Trigger Prefix:** `quadf`</w:t></w:r></w:p><w:p><w:pPr><w:ind w:left="200"/><w:spacing w:after="20"/></w:pPr><w:r><w:rPr><w:color w:val="2563EB"/></w:rPr><w:t xml:space="preserve">â€¢ </w:t></w:r><w:r><w:t>**Time Complexity:** $O(1)$</w:t></w:r></w:p><w:p><w:pPr><w:ind w:left="200"/><w:spacing w:after="20"/></w:pPr><w:r><w:rPr><w:color w:val="2563EB"/></w:rPr><w:t xml:space="preserve">â€¢ </w:t></w:r><w:r><w:t>**Algorithm:** Citardauq formula $q = -0.5 \cdot (b + \text{copysign}(\sqrt{D}, b))$ avoids catastrophic floating-point cancellation when $b \approx \sqrt{b^2 - 4ac}$.</w:t></w:r></w:p><w:p><w:pPr><w:ind w:left="200"/><w:spacing w:after="20"/></w:pPr><w:r><w:rPr><w:color w:val="2563EB"/></w:rPr><w:t xml:space="preserve">â€¢ </w:t></w:r><w:r><w:t>**Handles:** Degenerate linear cases ($a = 0$), repeated roots ($D = 0$), and no real roots ($D &lt; 0$).</w:t></w:r></w:p><w:p><w:pPr><w:shd w:val="clear" w:color="auto" w:fill="F8FAFC"/><w:spacing w:before="0" w:after="0" w:line="200" w:lineRule="auto"/><w:ind w:left="80" w:right="80"/></w:pPr><w:r><w:rPr><w:rFonts w:ascii="Consolas" w:hAnsi="Consolas"/><w:sz w:val="15"/><w:color w:val="0F172A"/></w:rPr><w:t xml:space="preserve">using ld = long double;</w:t></w:r></w:p><w:p><w:pPr><w:shd w:val="clear" w:color="auto" w:fill="F8FAFC"/><w:spacing w:before="0" w:after="0" w:line="200" w:lineRule="auto"/><w:ind w:left="80" w:right="80"/></w:pPr><w:r><w:rPr><w:rFonts w:ascii="Consolas" w:hAnsi="Consolas"/><w:sz w:val="15"/><w:color w:val="0F172A"/></w:rPr><w:t xml:space="preserve">const ld EPS = 1e-12;</w:t></w:r></w:p><w:p><w:pPr><w:shd w:val="clear" w:color="auto" w:fill="F8FAFC"/><w:spacing w:before="0" w:after="0" w:line="200" w:lineRule="auto"/><w:ind w:left="80" w:right="80"/></w:pPr><w:r><w:rPr><w:rFonts w:ascii="Consolas" w:hAnsi="Consolas"/><w:sz w:val="15"/><w:color w:val="0F172A"/></w:rPr><w:t xml:space="preserve"></w:t></w:r></w:p><w:p><w:pPr><w:shd w:val="clear" w:color="auto" w:fill="F8FAFC"/><w:spacing w:before="0" w:after="0" w:line="200" w:lineRule="auto"/><w:ind w:left="80" w:right="80"/></w:pPr><w:r><w:rPr><w:rFonts w:ascii="Consolas" w:hAnsi="Consolas"/><w:sz w:val="15"/><w:color w:val="0F172A"/></w:rPr><w:t xml:space="preserve">void solve_quadratic(ld a, ld b, ld c) {</w:t></w:r></w:p><w:p><w:pPr><w:shd w:val="clear" w:color="auto" w:fill="F8FAFC"/><w:spacing w:before="0" w:after="0" w:line="200" w:lineRule="auto"/><w:ind w:left="80" w:right="80"/></w:pPr><w:r><w:rPr><w:rFonts w:ascii="Consolas" w:hAnsi="Consolas"/><w:sz w:val="15"/><w:color w:val="0F172A"/></w:rPr><w:t xml:space="preserve">    cout &lt;&lt; fixed &lt;&lt; setprecision(12);</w:t></w:r></w:p><w:p><w:pPr><w:shd w:val="clear" w:color="auto" w:fill="F8FAFC"/><w:spacing w:before="0" w:after="0" w:line="200" w:lineRule="auto"/><w:ind w:left="80" w:right="80"/></w:pPr><w:r><w:rPr><w:rFonts w:ascii="Consolas" w:hAnsi="Consolas"/><w:sz w:val="15"/><w:color w:val="0F172A"/></w:rPr><w:t xml:space="preserve">    // Linear equation: bx + c = 0</w:t></w:r></w:p><w:p><w:pPr><w:shd w:val="clear" w:color="auto" w:fill="F8FAFC"/><w:spacing w:before="0" w:after="0" w:line="200" w:lineRule="auto"/><w:ind w:left="80" w:right="80"/></w:pPr><w:r><w:rPr><w:rFonts w:ascii="Consolas" w:hAnsi="Consolas"/><w:sz w:val="15"/><w:color w:val="0F172A"/></w:rPr><w:t xml:space="preserve">    if (fabsl(a) &lt; EPS) {</w:t></w:r></w:p><w:p><w:pPr><w:shd w:val="clear" w:color="auto" w:fill="F8FAFC"/><w:spacing w:before="0" w:after="0" w:line="200" w:lineRule="auto"/><w:ind w:left="80" w:right="80"/></w:pPr><w:r><w:rPr><w:rFonts w:ascii="Consolas" w:hAnsi="Consolas"/><w:sz w:val="15"/><w:color w:val="0F172A"/></w:rPr><w:t xml:space="preserve">        if (fabsl(b) &lt; EPS) cout &lt;&lt; &quot;No solution\n&quot;;</w:t></w:r></w:p><w:p><w:pPr><w:shd w:val="clear" w:color="auto" w:fill="F8FAFC"/><w:spacing w:before="0" w:after="0" w:line="200" w:lineRule="auto"/><w:ind w:left="80" w:right="80"/></w:pPr><w:r><w:rPr><w:rFonts w:ascii="Consolas" w:hAnsi="Consolas"/><w:sz w:val="15"/><w:color w:val="0F172A"/></w:rPr><w:t xml:space="preserve">        else cout &lt;&lt; -c / b &lt;&lt; &apos;\n&apos;;</w:t></w:r></w:p><w:p><w:pPr><w:shd w:val="clear" w:color="auto" w:fill="F8FAFC"/><w:spacing w:before="0" w:after="0" w:line="200" w:lineRule="auto"/><w:ind w:left="80" w:right="80"/></w:pPr><w:r><w:rPr><w:rFonts w:ascii="Consolas" w:hAnsi="Consolas"/><w:sz w:val="15"/><w:color w:val="0F172A"/></w:rPr><w:t xml:space="preserve">        return;</w:t></w:r></w:p><w:p><w:pPr><w:shd w:val="clear" w:color="auto" w:fill="F8FAFC"/><w:spacing w:before="0" w:after="0" w:line="200" w:lineRule="auto"/><w:ind w:left="80" w:right="80"/></w:pPr><w:r><w:rPr><w:rFonts w:ascii="Consolas" w:hAnsi="Consolas"/><w:sz w:val="15"/><w:color w:val="0F172A"/></w:rPr><w:t xml:space="preserve">    }</w:t></w:r></w:p><w:p><w:pPr><w:shd w:val="clear" w:color="auto" w:fill="F8FAFC"/><w:spacing w:before="0" w:after="0" w:line="200" w:lineRule="auto"/><w:ind w:left="80" w:right="80"/></w:pPr><w:r><w:rPr><w:rFonts w:ascii="Consolas" w:hAnsi="Consolas"/><w:sz w:val="15"/><w:color w:val="0F172A"/></w:rPr><w:t xml:space="preserve"></w:t></w:r></w:p><w:p><w:pPr><w:shd w:val="clear" w:color="auto" w:fill="F8FAFC"/><w:spacing w:before="0" w:after="0" w:line="200" w:lineRule="auto"/><w:ind w:left="80" w:right="80"/></w:pPr><w:r><w:rPr><w:rFonts w:ascii="Consolas" w:hAnsi="Consolas"/><w:sz w:val="15"/><w:color w:val="0F172A"/></w:rPr><w:t xml:space="preserve">    ld d = b * b - 4 * a * c;</w:t></w:r></w:p><w:p><w:pPr><w:shd w:val="clear" w:color="auto" w:fill="F8FAFC"/><w:spacing w:before="0" w:after="0" w:line="200" w:lineRule="auto"/><w:ind w:left="80" w:right="80"/></w:pPr><w:r><w:rPr><w:rFonts w:ascii="Consolas" w:hAnsi="Consolas"/><w:sz w:val="15"/><w:color w:val="0F172A"/></w:rPr><w:t xml:space="preserve"></w:t></w:r></w:p><w:p><w:pPr><w:shd w:val="clear" w:color="auto" w:fill="F8FAFC"/><w:spacing w:before="0" w:after="0" w:line="200" w:lineRule="auto"/><w:ind w:left="80" w:right="80"/></w:pPr><w:r><w:rPr><w:rFonts w:ascii="Consolas" w:hAnsi="Consolas"/><w:sz w:val="15"/><w:color w:val="0F172A"/></w:rPr><w:t xml:space="preserve">    // No real roots</w:t></w:r></w:p><w:p><w:pPr><w:shd w:val="clear" w:color="auto" w:fill="F8FAFC"/><w:spacing w:before="0" w:after="0" w:line="200" w:lineRule="auto"/><w:ind w:left="80" w:right="80"/></w:pPr><w:r><w:rPr><w:rFonts w:ascii="Consolas" w:hAnsi="Consolas"/><w:sz w:val="15"/><w:color w:val="0F172A"/></w:rPr><w:t xml:space="preserve">    if (d &lt; -EPS) {</w:t></w:r></w:p><w:p><w:pPr><w:shd w:val="clear" w:color="auto" w:fill="F8FAFC"/><w:spacing w:before="0" w:after="0" w:line="200" w:lineRule="auto"/><w:ind w:left="80" w:right="80"/></w:pPr><w:r><w:rPr><w:rFonts w:ascii="Consolas" w:hAnsi="Consolas"/><w:sz w:val="15"/><w:color w:val="0F172A"/></w:rPr><w:t xml:space="preserve">        cout &lt;&lt; &quot;No real roots\n&quot;;</w:t></w:r></w:p><w:p><w:pPr><w:shd w:val="clear" w:color="auto" w:fill="F8FAFC"/><w:spacing w:before="0" w:after="0" w:line="200" w:lineRule="auto"/><w:ind w:left="80" w:right="80"/></w:pPr><w:r><w:rPr><w:rFonts w:ascii="Consolas" w:hAnsi="Consolas"/><w:sz w:val="15"/><w:color w:val="0F172A"/></w:rPr><w:t xml:space="preserve">        return;</w:t></w:r></w:p><w:p><w:pPr><w:shd w:val="clear" w:color="auto" w:fill="F8FAFC"/><w:spacing w:before="0" w:after="0" w:line="200" w:lineRule="auto"/><w:ind w:left="80" w:right="80"/></w:pPr><w:r><w:rPr><w:rFonts w:ascii="Consolas" w:hAnsi="Consolas"/><w:sz w:val="15"/><w:color w:val="0F172A"/></w:rPr><w:t xml:space="preserve">    }</w:t></w:r></w:p><w:p><w:pPr><w:shd w:val="clear" w:color="auto" w:fill="F8FAFC"/><w:spacing w:before="0" w:after="0" w:line="200" w:lineRule="auto"/><w:ind w:left="80" w:right="80"/></w:pPr><w:r><w:rPr><w:rFonts w:ascii="Consolas" w:hAnsi="Consolas"/><w:sz w:val="15"/><w:color w:val="0F172A"/></w:rPr><w:t xml:space="preserve"></w:t></w:r></w:p><w:p><w:pPr><w:shd w:val="clear" w:color="auto" w:fill="F8FAFC"/><w:spacing w:before="0" w:after="0" w:line="200" w:lineRule="auto"/><w:ind w:left="80" w:right="80"/></w:pPr><w:r><w:rPr><w:rFonts w:ascii="Consolas" w:hAnsi="Consolas"/><w:sz w:val="15"/><w:color w:val="0F172A"/></w:rPr><w:t xml:space="preserve">    // One repeated root</w:t></w:r></w:p><w:p><w:pPr><w:shd w:val="clear" w:color="auto" w:fill="F8FAFC"/><w:spacing w:before="0" w:after="0" w:line="200" w:lineRule="auto"/><w:ind w:left="80" w:right="80"/></w:pPr><w:r><w:rPr><w:rFonts w:ascii="Consolas" w:hAnsi="Consolas"/><w:sz w:val="15"/><w:color w:val="0F172A"/></w:rPr><w:t xml:space="preserve">    if (fabsl(d) &lt;= EPS) {</w:t></w:r></w:p><w:p><w:pPr><w:shd w:val="clear" w:color="auto" w:fill="F8FAFC"/><w:spacing w:before="0" w:after="0" w:line="200" w:lineRule="auto"/><w:ind w:left="80" w:right="80"/></w:pPr><w:r><w:rPr><w:rFonts w:ascii="Consolas" w:hAnsi="Consolas"/><w:sz w:val="15"/><w:color w:val="0F172A"/></w:rPr><w:t xml:space="preserve">        cout &lt;&lt; -b / (2 * a) &lt;&lt; &apos;\n&apos;;</w:t></w:r></w:p><w:p><w:pPr><w:shd w:val="clear" w:color="auto" w:fill="F8FAFC"/><w:spacing w:before="0" w:after="0" w:line="200" w:lineRule="auto"/><w:ind w:left="80" w:right="80"/></w:pPr><w:r><w:rPr><w:rFonts w:ascii="Consolas" w:hAnsi="Consolas"/><w:sz w:val="15"/><w:color w:val="0F172A"/></w:rPr><w:t xml:space="preserve">        return;</w:t></w:r></w:p><w:p><w:pPr><w:shd w:val="clear" w:color="auto" w:fill="F8FAFC"/><w:spacing w:before="0" w:after="0" w:line="200" w:lineRule="auto"/><w:ind w:left="80" w:right="80"/></w:pPr><w:r><w:rPr><w:rFonts w:ascii="Consolas" w:hAnsi="Consolas"/><w:sz w:val="15"/><w:color w:val="0F172A"/></w:rPr><w:t xml:space="preserve">    }</w:t></w:r></w:p><w:p><w:pPr><w:shd w:val="clear" w:color="auto" w:fill="F8FAFC"/><w:spacing w:before="0" w:after="0" w:line="200" w:lineRule="auto"/><w:ind w:left="80" w:right="80"/></w:pPr><w:r><w:rPr><w:rFonts w:ascii="Consolas" w:hAnsi="Consolas"/><w:sz w:val="15"/><w:color w:val="0F172A"/></w:rPr><w:t xml:space="preserve"></w:t></w:r></w:p><w:p><w:pPr><w:shd w:val="clear" w:color="auto" w:fill="F8FAFC"/><w:spacing w:before="0" w:after="0" w:line="200" w:lineRule="auto"/><w:ind w:left="80" w:right="80"/></w:pPr><w:r><w:rPr><w:rFonts w:ascii="Consolas" w:hAnsi="Consolas"/><w:sz w:val="15"/><w:color w:val="0F172A"/></w:rPr><w:t xml:space="preserve">    // Two real roots with Citardauq numerical stability</w:t></w:r></w:p><w:p><w:pPr><w:shd w:val="clear" w:color="auto" w:fill="F8FAFC"/><w:spacing w:before="0" w:after="0" w:line="200" w:lineRule="auto"/><w:ind w:left="80" w:right="80"/></w:pPr><w:r><w:rPr><w:rFonts w:ascii="Consolas" w:hAnsi="Consolas"/><w:sz w:val="15"/><w:color w:val="0F172A"/></w:rPr><w:t xml:space="preserve">    ld sq = sqrtl(d);</w:t></w:r></w:p><w:p><w:pPr><w:shd w:val="clear" w:color="auto" w:fill="F8FAFC"/><w:spacing w:before="0" w:after="0" w:line="200" w:lineRule="auto"/><w:ind w:left="80" w:right="80"/></w:pPr><w:r><w:rPr><w:rFonts w:ascii="Consolas" w:hAnsi="Consolas"/><w:sz w:val="15"/><w:color w:val="0F172A"/></w:rPr><w:t xml:space="preserve">    ld q = -0.5L * (b + copysignl(sq, b));</w:t></w:r></w:p><w:p><w:pPr><w:shd w:val="clear" w:color="auto" w:fill="F8FAFC"/><w:spacing w:before="0" w:after="0" w:line="200" w:lineRule="auto"/><w:ind w:left="80" w:right="80"/></w:pPr><w:r><w:rPr><w:rFonts w:ascii="Consolas" w:hAnsi="Consolas"/><w:sz w:val="15"/><w:color w:val="0F172A"/></w:rPr><w:t xml:space="preserve"></w:t></w:r></w:p><w:p><w:pPr><w:shd w:val="clear" w:color="auto" w:fill="F8FAFC"/><w:spacing w:before="0" w:after="0" w:line="200" w:lineRule="auto"/><w:ind w:left="80" w:right="80"/></w:pPr><w:r><w:rPr><w:rFonts w:ascii="Consolas" w:hAnsi="Consolas"/><w:sz w:val="15"/><w:color w:val="0F172A"/></w:rPr><w:t xml:space="preserve">    ld x1 = q / a;</w:t></w:r></w:p><w:p><w:pPr><w:shd w:val="clear" w:color="auto" w:fill="F8FAFC"/><w:spacing w:before="0" w:after="0" w:line="200" w:lineRule="auto"/><w:ind w:left="80" w:right="80"/></w:pPr><w:r><w:rPr><w:rFonts w:ascii="Consolas" w:hAnsi="Consolas"/><w:sz w:val="15"/><w:color w:val="0F172A"/></w:rPr><w:t xml:space="preserve">    ld x2 = c / q;</w:t></w:r></w:p><w:p><w:pPr><w:shd w:val="clear" w:color="auto" w:fill="F8FAFC"/><w:spacing w:before="0" w:after="0" w:line="200" w:lineRule="auto"/><w:ind w:left="80" w:right="80"/></w:pPr><w:r><w:rPr><w:rFonts w:ascii="Consolas" w:hAnsi="Consolas"/><w:sz w:val="15"/><w:color w:val="0F172A"/></w:rPr><w:t xml:space="preserve"></w:t></w:r></w:p><w:p><w:pPr><w:shd w:val="clear" w:color="auto" w:fill="F8FAFC"/><w:spacing w:before="0" w:after="0" w:line="200" w:lineRule="auto"/><w:ind w:left="80" w:right="80"/></w:pPr><w:r><w:rPr><w:rFonts w:ascii="Consolas" w:hAnsi="Consolas"/><w:sz w:val="15"/><w:color w:val="0F172A"/></w:rPr><w:t xml:space="preserve">    if (x1 &gt; x2) swap(x1, x2);</w:t></w:r></w:p><w:p><w:pPr><w:shd w:val="clear" w:color="auto" w:fill="F8FAFC"/><w:spacing w:before="0" w:after="0" w:line="200" w:lineRule="auto"/><w:ind w:left="80" w:right="80"/></w:pPr><w:r><w:rPr><w:rFonts w:ascii="Consolas" w:hAnsi="Consolas"/><w:sz w:val="15"/><w:color w:val="0F172A"/></w:rPr><w:t xml:space="preserve"></w:t></w:r></w:p><w:p><w:pPr><w:shd w:val="clear" w:color="auto" w:fill="F8FAFC"/><w:spacing w:before="0" w:after="0" w:line="200" w:lineRule="auto"/><w:ind w:left="80" w:right="80"/></w:pPr><w:r><w:rPr><w:rFonts w:ascii="Consolas" w:hAnsi="Consolas"/><w:sz w:val="15"/><w:color w:val="0F172A"/></w:rPr><w:t xml:space="preserve">    cout &lt;&lt; x1 &lt;&lt; &apos;\n&apos; &lt;&lt; x2 &lt;&lt; &apos;\n&apos;;</w:t></w:r></w:p><w:p><w:pPr><w:shd w:val="clear" w:color="auto" w:fill="F8FAFC"/><w:spacing w:before="0" w:after="0" w:line="200" w:lineRule="auto"/><w:ind w:left="80" w:right="80"/></w:pPr><w:r><w:rPr><w:rFonts w:ascii="Consolas" w:hAnsi="Consolas"/><w:sz w:val="15"/><w:color w:val="0F172A"/></w:rPr><w:t xml:space="preserve">}</w:t></w:r></w:p><w:p><w:pPr><w:pStyle w:val="Heading3"/></w:pPr><w:r><w:rPr><w:b/><w:sz w:val="19"/><w:color w:val="0369A1"/></w:rPr><w:t>3.9 Basis Conversion (Arbitrary Base 2 to 16)</w:t></w:r></w:p><w:p><w:pPr><w:ind w:left="200"/><w:spacing w:after="20"/></w:pPr><w:r><w:rPr><w:color w:val="2563EB"/></w:rPr><w:t xml:space="preserve">â€¢ </w:t></w:r><w:r><w:t>**Time Complexity:** $O(\log_b N)$</w:t></w:r></w:p><w:p><w:pPr><w:ind w:left="200"/><w:spacing w:after="20"/></w:pPr><w:r><w:rPr><w:color w:val="2563EB"/></w:rPr><w:t xml:space="preserve">â€¢ </w:t></w:r><w:r><w:t>**Capability:** Bidirectional conversion between base-$b$ string and `unsigned long long` for any base $b \le 16$.</w:t></w:r></w:p><w:p><w:pPr><w:shd w:val="clear" w:color="auto" w:fill="F8FAFC"/><w:spacing w:before="0" w:after="0" w:line="200" w:lineRule="auto"/><w:ind w:left="80" w:right="80"/></w:pPr><w:r><w:rPr><w:rFonts w:ascii="Consolas" w:hAnsi="Consolas"/><w:sz w:val="15"/><w:color w:val="0F172A"/></w:rPr><w:t xml:space="preserve">#include &lt;algorithm&gt;</w:t></w:r></w:p><w:p><w:pPr><w:shd w:val="clear" w:color="auto" w:fill="F8FAFC"/><w:spacing w:before="0" w:after="0" w:line="200" w:lineRule="auto"/><w:ind w:left="80" w:right="80"/></w:pPr><w:r><w:rPr><w:rFonts w:ascii="Consolas" w:hAnsi="Consolas"/><w:sz w:val="15"/><w:color w:val="0F172A"/></w:rPr><w:t xml:space="preserve">#include &lt;string&gt;</w:t></w:r></w:p><w:p><w:pPr><w:shd w:val="clear" w:color="auto" w:fill="F8FAFC"/><w:spacing w:before="0" w:after="0" w:line="200" w:lineRule="auto"/><w:ind w:left="80" w:right="80"/></w:pPr><w:r><w:rPr><w:rFonts w:ascii="Consolas" w:hAnsi="Consolas"/><w:sz w:val="15"/><w:color w:val="0F172A"/></w:rPr><w:t xml:space="preserve">#include &lt;vector&gt;</w:t></w:r></w:p><w:p><w:pPr><w:shd w:val="clear" w:color="auto" w:fill="F8FAFC"/><w:spacing w:before="0" w:after="0" w:line="200" w:lineRule="auto"/><w:ind w:left="80" w:right="80"/></w:pPr><w:r><w:rPr><w:rFonts w:ascii="Consolas" w:hAnsi="Consolas"/><w:sz w:val="15"/><w:color w:val="0F172A"/></w:rPr><w:t xml:space="preserve"></w:t></w:r></w:p><w:p><w:pPr><w:shd w:val="clear" w:color="auto" w:fill="F8FAFC"/><w:spacing w:before="0" w:after="0" w:line="200" w:lineRule="auto"/><w:ind w:left="80" w:right="80"/></w:pPr><w:r><w:rPr><w:rFonts w:ascii="Consolas" w:hAnsi="Consolas"/><w:sz w:val="15"/><w:color w:val="0F172A"/></w:rPr><w:t xml:space="preserve">const std::string DIGITS = &quot;0123456789ABCDEF&quot;;</w:t></w:r></w:p><w:p><w:pPr><w:shd w:val="clear" w:color="auto" w:fill="F8FAFC"/><w:spacing w:before="0" w:after="0" w:line="200" w:lineRule="auto"/><w:ind w:left="80" w:right="80"/></w:pPr><w:r><w:rPr><w:rFonts w:ascii="Consolas" w:hAnsi="Consolas"/><w:sz w:val="15"/><w:color w:val="0F172A"/></w:rPr><w:t xml:space="preserve"></w:t></w:r></w:p><w:p><w:pPr><w:shd w:val="clear" w:color="auto" w:fill="F8FAFC"/><w:spacing w:before="0" w:after="0" w:line="200" w:lineRule="auto"/><w:ind w:left="80" w:right="80"/></w:pPr><w:r><w:rPr><w:rFonts w:ascii="Consolas" w:hAnsi="Consolas"/><w:sz w:val="15"/><w:color w:val="0F172A"/></w:rPr><w:t xml:space="preserve">// Convert base-b string to unsigned long long</w:t></w:r></w:p><w:p><w:pPr><w:shd w:val="clear" w:color="auto" w:fill="F8FAFC"/><w:spacing w:before="0" w:after="0" w:line="200" w:lineRule="auto"/><w:ind w:left="80" w:right="80"/></w:pPr><w:r><w:rPr><w:rFonts w:ascii="Consolas" w:hAnsi="Consolas"/><w:sz w:val="15"/><w:color w:val="0F172A"/></w:rPr><w:t xml:space="preserve">unsigned long long int basis_string_to_number(std::string &amp;s, int b) {</w:t></w:r></w:p><w:p><w:pPr><w:shd w:val="clear" w:color="auto" w:fill="F8FAFC"/><w:spacing w:before="0" w:after="0" w:line="200" w:lineRule="auto"/><w:ind w:left="80" w:right="80"/></w:pPr><w:r><w:rPr><w:rFonts w:ascii="Consolas" w:hAnsi="Consolas"/><w:sz w:val="15"/><w:color w:val="0F172A"/></w:rPr><w:t xml:space="preserve">    unsigned long long int result = 0ULL;</w:t></w:r></w:p><w:p><w:pPr><w:shd w:val="clear" w:color="auto" w:fill="F8FAFC"/><w:spacing w:before="0" w:after="0" w:line="200" w:lineRule="auto"/><w:ind w:left="80" w:right="80"/></w:pPr><w:r><w:rPr><w:rFonts w:ascii="Consolas" w:hAnsi="Consolas"/><w:sz w:val="15"/><w:color w:val="0F172A"/></w:rPr><w:t xml:space="preserve">    for (char d : s) {</w:t></w:r></w:p><w:p><w:pPr><w:shd w:val="clear" w:color="auto" w:fill="F8FAFC"/><w:spacing w:before="0" w:after="0" w:line="200" w:lineRule="auto"/><w:ind w:left="80" w:right="80"/></w:pPr><w:r><w:rPr><w:rFonts w:ascii="Consolas" w:hAnsi="Consolas"/><w:sz w:val="15"/><w:color w:val="0F172A"/></w:rPr><w:t xml:space="preserve">        result = b * result + (std::find(DIGITS.begin(), DIGITS.end(), d) - DIGITS.begin());</w:t></w:r></w:p><w:p><w:pPr><w:shd w:val="clear" w:color="auto" w:fill="F8FAFC"/><w:spacing w:before="0" w:after="0" w:line="200" w:lineRule="auto"/><w:ind w:left="80" w:right="80"/></w:pPr><w:r><w:rPr><w:rFonts w:ascii="Consolas" w:hAnsi="Consolas"/><w:sz w:val="15"/><w:color w:val="0F172A"/></w:rPr><w:t xml:space="preserve">    }</w:t></w:r></w:p><w:p><w:pPr><w:shd w:val="clear" w:color="auto" w:fill="F8FAFC"/><w:spacing w:before="0" w:after="0" w:line="200" w:lineRule="auto"/><w:ind w:left="80" w:right="80"/></w:pPr><w:r><w:rPr><w:rFonts w:ascii="Consolas" w:hAnsi="Consolas"/><w:sz w:val="15"/><w:color w:val="0F172A"/></w:rPr><w:t xml:space="preserve">    return result;</w:t></w:r></w:p><w:p><w:pPr><w:shd w:val="clear" w:color="auto" w:fill="F8FAFC"/><w:spacing w:before="0" w:after="0" w:line="200" w:lineRule="auto"/><w:ind w:left="80" w:right="80"/></w:pPr><w:r><w:rPr><w:rFonts w:ascii="Consolas" w:hAnsi="Consolas"/><w:sz w:val="15"/><w:color w:val="0F172A"/></w:rPr><w:t xml:space="preserve">}</w:t></w:r></w:p><w:p><w:pPr><w:shd w:val="clear" w:color="auto" w:fill="F8FAFC"/><w:spacing w:before="0" w:after="0" w:line="200" w:lineRule="auto"/><w:ind w:left="80" w:right="80"/></w:pPr><w:r><w:rPr><w:rFonts w:ascii="Consolas" w:hAnsi="Consolas"/><w:sz w:val="15"/><w:color w:val="0F172A"/></w:rPr><w:t xml:space="preserve"></w:t></w:r></w:p><w:p><w:pPr><w:shd w:val="clear" w:color="auto" w:fill="F8FAFC"/><w:spacing w:before="0" w:after="0" w:line="200" w:lineRule="auto"/><w:ind w:left="80" w:right="80"/></w:pPr><w:r><w:rPr><w:rFonts w:ascii="Consolas" w:hAnsi="Consolas"/><w:sz w:val="15"/><w:color w:val="0F172A"/></w:rPr><w:t xml:space="preserve">// Convert unsigned long long to base-b string</w:t></w:r></w:p><w:p><w:pPr><w:shd w:val="clear" w:color="auto" w:fill="F8FAFC"/><w:spacing w:before="0" w:after="0" w:line="200" w:lineRule="auto"/><w:ind w:left="80" w:right="80"/></w:pPr><w:r><w:rPr><w:rFonts w:ascii="Consolas" w:hAnsi="Consolas"/><w:sz w:val="15"/><w:color w:val="0F172A"/></w:rPr><w:t xml:space="preserve">std::string number_to_basis_string(unsigned long long int n, int b) {</w:t></w:r></w:p><w:p><w:pPr><w:shd w:val="clear" w:color="auto" w:fill="F8FAFC"/><w:spacing w:before="0" w:after="0" w:line="200" w:lineRule="auto"/><w:ind w:left="80" w:right="80"/></w:pPr><w:r><w:rPr><w:rFonts w:ascii="Consolas" w:hAnsi="Consolas"/><w:sz w:val="15"/><w:color w:val="0F172A"/></w:rPr><w:t xml:space="preserve">    std::vector&lt;char&gt; ds;</w:t></w:r></w:p><w:p><w:pPr><w:shd w:val="clear" w:color="auto" w:fill="F8FAFC"/><w:spacing w:before="0" w:after="0" w:line="200" w:lineRule="auto"/><w:ind w:left="80" w:right="80"/></w:pPr><w:r><w:rPr><w:rFonts w:ascii="Consolas" w:hAnsi="Consolas"/><w:sz w:val="15"/><w:color w:val="0F172A"/></w:rPr><w:t xml:space="preserve">    do {</w:t></w:r></w:p><w:p><w:pPr><w:shd w:val="clear" w:color="auto" w:fill="F8FAFC"/><w:spacing w:before="0" w:after="0" w:line="200" w:lineRule="auto"/><w:ind w:left="80" w:right="80"/></w:pPr><w:r><w:rPr><w:rFonts w:ascii="Consolas" w:hAnsi="Consolas"/><w:sz w:val="15"/><w:color w:val="0F172A"/></w:rPr><w:t xml:space="preserve">        ds.push_back(DIGITS[n % b]);</w:t></w:r></w:p><w:p><w:pPr><w:shd w:val="clear" w:color="auto" w:fill="F8FAFC"/><w:spacing w:before="0" w:after="0" w:line="200" w:lineRule="auto"/><w:ind w:left="80" w:right="80"/></w:pPr><w:r><w:rPr><w:rFonts w:ascii="Consolas" w:hAnsi="Consolas"/><w:sz w:val="15"/><w:color w:val="0F172A"/></w:rPr><w:t xml:space="preserve">        n = n / b;</w:t></w:r></w:p><w:p><w:pPr><w:shd w:val="clear" w:color="auto" w:fill="F8FAFC"/><w:spacing w:before="0" w:after="0" w:line="200" w:lineRule="auto"/><w:ind w:left="80" w:right="80"/></w:pPr><w:r><w:rPr><w:rFonts w:ascii="Consolas" w:hAnsi="Consolas"/><w:sz w:val="15"/><w:color w:val="0F172A"/></w:rPr><w:t xml:space="preserve">    } while (n != 0);</w:t></w:r></w:p><w:p><w:pPr><w:shd w:val="clear" w:color="auto" w:fill="F8FAFC"/><w:spacing w:before="0" w:after="0" w:line="200" w:lineRule="auto"/><w:ind w:left="80" w:right="80"/></w:pPr><w:r><w:rPr><w:rFonts w:ascii="Consolas" w:hAnsi="Consolas"/><w:sz w:val="15"/><w:color w:val="0F172A"/></w:rPr><w:t xml:space="preserve">    return std::string(ds.rbegin(), ds.rend());</w:t></w:r></w:p><w:p><w:pPr><w:shd w:val="clear" w:color="auto" w:fill="F8FAFC"/><w:spacing w:before="0" w:after="0" w:line="200" w:lineRule="auto"/><w:ind w:left="80" w:right="80"/></w:pPr><w:r><w:rPr><w:rFonts w:ascii="Consolas" w:hAnsi="Consolas"/><w:sz w:val="15"/><w:color w:val="0F172A"/></w:rPr><w:t xml:space="preserve">}</w:t></w:r></w:p><w:p><w:pPr><w:pStyle w:val="Heading3"/></w:pPr><w:r><w:rPr><w:b/><w:sz w:val="19"/><w:color w:val="0369A1"/></w:rPr><w:t>3.10 All Binary Operations &amp; Bit Manipulation Hacks</w:t></w:r></w:p><w:p><w:pPr><w:ind w:left="200"/><w:spacing w:after="20"/></w:pPr><w:r><w:rPr><w:color w:val="2563EB"/></w:rPr><w:t xml:space="preserve">â€¢ </w:t></w:r><w:r><w:t>**Time Complexity:** $O(1)$ per operation</w:t></w:r></w:p><w:p><w:pPr><w:shd w:val="clear" w:color="auto" w:fill="F8FAFC"/><w:spacing w:before="0" w:after="0" w:line="200" w:lineRule="auto"/><w:ind w:left="80" w:right="80"/></w:pPr><w:r><w:rPr><w:rFonts w:ascii="Consolas" w:hAnsi="Consolas"/><w:sz w:val="15"/><w:color w:val="0F172A"/></w:rPr><w:t xml:space="preserve">// 1. GCC Builtin Functions (Append &apos;ll&apos; for 64-bit integers: e.g. __builtin_popcountll)</w:t></w:r></w:p><w:p><w:pPr><w:shd w:val="clear" w:color="auto" w:fill="F8FAFC"/><w:spacing w:before="0" w:after="0" w:line="200" w:lineRule="auto"/><w:ind w:left="80" w:right="80"/></w:pPr><w:r><w:rPr><w:rFonts w:ascii="Consolas" w:hAnsi="Consolas"/><w:sz w:val="15"/><w:color w:val="0F172A"/></w:rPr><w:t xml:space="preserve">int ones = __builtin_popcountll(x);   // Count set bits (number of 1s)</w:t></w:r></w:p><w:p><w:pPr><w:shd w:val="clear" w:color="auto" w:fill="F8FAFC"/><w:spacing w:before="0" w:after="0" w:line="200" w:lineRule="auto"/><w:ind w:left="80" w:right="80"/></w:pPr><w:r><w:rPr><w:rFonts w:ascii="Consolas" w:hAnsi="Consolas"/><w:sz w:val="15"/><w:color w:val="0F172A"/></w:rPr><w:t xml:space="preserve">int clz  = __builtin_clzll(x);        // Count leading zeros (undefined if x=0!)</w:t></w:r></w:p><w:p><w:pPr><w:shd w:val="clear" w:color="auto" w:fill="F8FAFC"/><w:spacing w:before="0" w:after="0" w:line="200" w:lineRule="auto"/><w:ind w:left="80" w:right="80"/></w:pPr><w:r><w:rPr><w:rFonts w:ascii="Consolas" w:hAnsi="Consolas"/><w:sz w:val="15"/><w:color w:val="0F172A"/></w:rPr><w:t xml:space="preserve">int ctz  = __builtin_ctzll(x);        // Count trailing zeros (lowest set bit index)</w:t></w:r></w:p><w:p><w:pPr><w:shd w:val="clear" w:color="auto" w:fill="F8FAFC"/><w:spacing w:before="0" w:after="0" w:line="200" w:lineRule="auto"/><w:ind w:left="80" w:right="80"/></w:pPr><w:r><w:rPr><w:rFonts w:ascii="Consolas" w:hAnsi="Consolas"/><w:sz w:val="15"/><w:color w:val="0F172A"/></w:rPr><w:t xml:space="preserve">int par  = __builtin_parityll(x);     // Parity: 1 if odd number of 1s, 0 if even</w:t></w:r></w:p><w:p><w:pPr><w:shd w:val="clear" w:color="auto" w:fill="F8FAFC"/><w:spacing w:before="0" w:after="0" w:line="200" w:lineRule="auto"/><w:ind w:left="80" w:right="80"/></w:pPr><w:r><w:rPr><w:rFonts w:ascii="Consolas" w:hAnsi="Consolas"/><w:sz w:val="15"/><w:color w:val="0F172A"/></w:rPr><w:t xml:space="preserve">int msb  = 63 - __builtin_clzll(x);   // Index of highest set bit (= floor(log2(x)))</w:t></w:r></w:p><w:p><w:pPr><w:shd w:val="clear" w:color="auto" w:fill="F8FAFC"/><w:spacing w:before="0" w:after="0" w:line="200" w:lineRule="auto"/><w:ind w:left="80" w:right="80"/></w:pPr><w:r><w:rPr><w:rFonts w:ascii="Consolas" w:hAnsi="Consolas"/><w:sz w:val="15"/><w:color w:val="0F172A"/></w:rPr><w:t xml:space="preserve"></w:t></w:r></w:p><w:p><w:pPr><w:shd w:val="clear" w:color="auto" w:fill="F8FAFC"/><w:spacing w:before="0" w:after="0" w:line="200" w:lineRule="auto"/><w:ind w:left="80" w:right="80"/></w:pPr><w:r><w:rPr><w:rFonts w:ascii="Consolas" w:hAnsi="Consolas"/><w:sz w:val="15"/><w:color w:val="0F172A"/></w:rPr><w:t xml:space="preserve">// 2. Essential Bit Hacks</w:t></w:r></w:p><w:p><w:pPr><w:shd w:val="clear" w:color="auto" w:fill="F8FAFC"/><w:spacing w:before="0" w:after="0" w:line="200" w:lineRule="auto"/><w:ind w:left="80" w:right="80"/></w:pPr><w:r><w:rPr><w:rFonts w:ascii="Consolas" w:hAnsi="Consolas"/><w:sz w:val="15"/><w:color w:val="0F172A"/></w:rPr><w:t xml:space="preserve">bool is_set   = (n &gt;&gt; k) &amp; 1;          // Check if k-th bit is 1 (0-indexed)</w:t></w:r></w:p><w:p><w:pPr><w:shd w:val="clear" w:color="auto" w:fill="F8FAFC"/><w:spacing w:before="0" w:after="0" w:line="200" w:lineRule="auto"/><w:ind w:left="80" w:right="80"/></w:pPr><w:r><w:rPr><w:rFonts w:ascii="Consolas" w:hAnsi="Consolas"/><w:sz w:val="15"/><w:color w:val="0F172A"/></w:rPr><w:t xml:space="preserve">n |= (1LL &lt;&lt; k);                      // Set k-th bit to 1</w:t></w:r></w:p><w:p><w:pPr><w:shd w:val="clear" w:color="auto" w:fill="F8FAFC"/><w:spacing w:before="0" w:after="0" w:line="200" w:lineRule="auto"/><w:ind w:left="80" w:right="80"/></w:pPr><w:r><w:rPr><w:rFonts w:ascii="Consolas" w:hAnsi="Consolas"/><w:sz w:val="15"/><w:color w:val="0F172A"/></w:rPr><w:t xml:space="preserve">n &amp;= ~(1LL &lt;&lt; k);                     // Clear k-th bit to 0</w:t></w:r></w:p><w:p><w:pPr><w:shd w:val="clear" w:color="auto" w:fill="F8FAFC"/><w:spacing w:before="0" w:after="0" w:line="200" w:lineRule="auto"/><w:ind w:left="80" w:right="80"/></w:pPr><w:r><w:rPr><w:rFonts w:ascii="Consolas" w:hAnsi="Consolas"/><w:sz w:val="15"/><w:color w:val="0F172A"/></w:rPr><w:t xml:space="preserve">n ^= (1LL &lt;&lt; k);                      // Toggle k-th bit (flip 0 &lt;-&gt; 1)</w:t></w:r></w:p><w:p><w:pPr><w:shd w:val="clear" w:color="auto" w:fill="F8FAFC"/><w:spacing w:before="0" w:after="0" w:line="200" w:lineRule="auto"/><w:ind w:left="80" w:right="80"/></w:pPr><w:r><w:rPr><w:rFonts w:ascii="Consolas" w:hAnsi="Consolas"/><w:sz w:val="15"/><w:color w:val="0F172A"/></w:rPr><w:t xml:space="preserve">bool is_pow2  = n &gt; 0 &amp;&amp; !(n &amp; (n - 1)); // True if n is a power of 2</w:t></w:r></w:p><w:p><w:pPr><w:shd w:val="clear" w:color="auto" w:fill="F8FAFC"/><w:spacing w:before="0" w:after="0" w:line="200" w:lineRule="auto"/><w:ind w:left="80" w:right="80"/></w:pPr><w:r><w:rPr><w:rFonts w:ascii="Consolas" w:hAnsi="Consolas"/><w:sz w:val="15"/><w:color w:val="0F172A"/></w:rPr><w:t xml:space="preserve">int lsb       = n &amp; (-n);             // Isolates lowest set bit: e.g. 12 (1100) -&gt; 4 (0100)</w:t></w:r></w:p><w:p><w:pPr><w:shd w:val="clear" w:color="auto" w:fill="F8FAFC"/><w:spacing w:before="0" w:after="0" w:line="200" w:lineRule="auto"/><w:ind w:left="80" w:right="80"/></w:pPr><w:r><w:rPr><w:rFonts w:ascii="Consolas" w:hAnsi="Consolas"/><w:sz w:val="15"/><w:color w:val="0F172A"/></w:rPr><w:t xml:space="preserve">n &amp;= (n - 1);                         // Clears the lowest set bit</w:t></w:r></w:p><w:p><w:pPr><w:shd w:val="clear" w:color="auto" w:fill="F8FAFC"/><w:spacing w:before="0" w:after="0" w:line="200" w:lineRule="auto"/><w:ind w:left="80" w:right="80"/></w:pPr><w:r><w:rPr><w:rFonts w:ascii="Consolas" w:hAnsi="Consolas"/><w:sz w:val="15"/><w:color w:val="0F172A"/></w:rPr><w:t xml:space="preserve"></w:t></w:r></w:p><w:p><w:pPr><w:shd w:val="clear" w:color="auto" w:fill="F8FAFC"/><w:spacing w:before="0" w:after="0" w:line="200" w:lineRule="auto"/><w:ind w:left="80" w:right="80"/></w:pPr><w:r><w:rPr><w:rFonts w:ascii="Consolas" w:hAnsi="Consolas"/><w:sz w:val="15"/><w:color w:val="0F172A"/></w:rPr><w:t xml:space="preserve">// 3. Iterate All Submasks of Mask m (in strictly descending order)</w:t></w:r></w:p><w:p><w:pPr><w:shd w:val="clear" w:color="auto" w:fill="F8FAFC"/><w:spacing w:before="0" w:after="0" w:line="200" w:lineRule="auto"/><w:ind w:left="80" w:right="80"/></w:pPr><w:r><w:rPr><w:rFonts w:ascii="Consolas" w:hAnsi="Consolas"/><w:sz w:val="15"/><w:color w:val="0F172A"/></w:rPr><w:t xml:space="preserve">for (int s = m; s &gt; 0; s = (s - 1) &amp; m) {</w:t></w:r></w:p><w:p><w:pPr><w:shd w:val="clear" w:color="auto" w:fill="F8FAFC"/><w:spacing w:before="0" w:after="0" w:line="200" w:lineRule="auto"/><w:ind w:left="80" w:right="80"/></w:pPr><w:r><w:rPr><w:rFonts w:ascii="Consolas" w:hAnsi="Consolas"/><w:sz w:val="15"/><w:color w:val="0F172A"/></w:rPr><w:t xml:space="preserve">    // s is a non-empty submask of m. Total operations across all masks: O(3^N)</w:t></w:r></w:p><w:p><w:pPr><w:shd w:val="clear" w:color="auto" w:fill="F8FAFC"/><w:spacing w:before="0" w:after="0" w:line="200" w:lineRule="auto"/><w:ind w:left="80" w:right="80"/></w:pPr><w:r><w:rPr><w:rFonts w:ascii="Consolas" w:hAnsi="Consolas"/><w:sz w:val="15"/><w:color w:val="0F172A"/></w:rPr><w:t xml:space="preserve">}</w:t></w:r></w:p><w:p><w:pPr><w:shd w:val="clear" w:color="auto" w:fill="F8FAFC"/><w:spacing w:before="0" w:after="0" w:line="200" w:lineRule="auto"/><w:ind w:left="80" w:right="80"/></w:pPr><w:r><w:rPr><w:rFonts w:ascii="Consolas" w:hAnsi="Consolas"/><w:sz w:val="15"/><w:color w:val="0F172A"/></w:rPr><w:t xml:space="preserve"></w:t></w:r></w:p><w:p><w:pPr><w:shd w:val="clear" w:color="auto" w:fill="F8FAFC"/><w:spacing w:before="0" w:after="0" w:line="200" w:lineRule="auto"/><w:ind w:left="80" w:right="80"/></w:pPr><w:r><w:rPr><w:rFonts w:ascii="Consolas" w:hAnsi="Consolas"/><w:sz w:val="15"/><w:color w:val="0F172A"/></w:rPr><w:t xml:space="preserve">// 4. Iterate All Masks of Size N</w:t></w:r></w:p><w:p><w:pPr><w:shd w:val="clear" w:color="auto" w:fill="F8FAFC"/><w:spacing w:before="0" w:after="0" w:line="200" w:lineRule="auto"/><w:ind w:left="80" w:right="80"/></w:pPr><w:r><w:rPr><w:rFonts w:ascii="Consolas" w:hAnsi="Consolas"/><w:sz w:val="15"/><w:color w:val="0F172A"/></w:rPr><w:t xml:space="preserve">for (int mask = 0; mask &lt; (1 &lt;&lt; n); ++mask) { /* O(2^N) */ }</w:t></w:r></w:p><w:p><w:pPr><w:pStyle w:val="Heading3"/></w:pPr><w:r><w:rPr><w:b/><w:sz w:val="19"/><w:color w:val="0369A1"/></w:rPr><w:t>3.11 Complete Modulo Sheet &amp; $O(1)$ nCr Combinatorics</w:t></w:r></w:p><w:p><w:pPr><w:ind w:left="200"/><w:spacing w:after="20"/></w:pPr><w:r><w:rPr><w:color w:val="2563EB"/></w:rPr><w:t xml:space="preserve">â€¢ </w:t></w:r><w:r><w:t>**Primes:** Standard CP moduli are $10^9 + 7$ or $998244353$ (NTT friendly).</w:t></w:r></w:p><w:p><w:pPr><w:shd w:val="clear" w:color="auto" w:fill="F8FAFC"/><w:spacing w:before="0" w:after="0" w:line="200" w:lineRule="auto"/><w:ind w:left="80" w:right="80"/></w:pPr><w:r><w:rPr><w:rFonts w:ascii="Consolas" w:hAnsi="Consolas"/><w:sz w:val="15"/><w:color w:val="0F172A"/></w:rPr><w:t xml:space="preserve">const int MOD = 1e9 + 7; // or 998244353</w:t></w:r></w:p><w:p><w:pPr><w:shd w:val="clear" w:color="auto" w:fill="F8FAFC"/><w:spacing w:before="0" w:after="0" w:line="200" w:lineRule="auto"/><w:ind w:left="80" w:right="80"/></w:pPr><w:r><w:rPr><w:rFonts w:ascii="Consolas" w:hAnsi="Consolas"/><w:sz w:val="15"/><w:color w:val="0F172A"/></w:rPr><w:t xml:space="preserve"></w:t></w:r></w:p><w:p><w:pPr><w:shd w:val="clear" w:color="auto" w:fill="F8FAFC"/><w:spacing w:before="0" w:after="0" w:line="200" w:lineRule="auto"/><w:ind w:left="80" w:right="80"/></w:pPr><w:r><w:rPr><w:rFonts w:ascii="Consolas" w:hAnsi="Consolas"/><w:sz w:val="15"/><w:color w:val="0F172A"/></w:rPr><w:t xml:space="preserve">// 1. Safe Operations (handles negatives &amp; prevents overflow)</w:t></w:r></w:p><w:p><w:pPr><w:shd w:val="clear" w:color="auto" w:fill="F8FAFC"/><w:spacing w:before="0" w:after="0" w:line="200" w:lineRule="auto"/><w:ind w:left="80" w:right="80"/></w:pPr><w:r><w:rPr><w:rFonts w:ascii="Consolas" w:hAnsi="Consolas"/><w:sz w:val="15"/><w:color w:val="0F172A"/></w:rPr><w:t xml:space="preserve">long long add(long long a, long long b) { return (a + b) % MOD; }</w:t></w:r></w:p><w:p><w:pPr><w:shd w:val="clear" w:color="auto" w:fill="F8FAFC"/><w:spacing w:before="0" w:after="0" w:line="200" w:lineRule="auto"/><w:ind w:left="80" w:right="80"/></w:pPr><w:r><w:rPr><w:rFonts w:ascii="Consolas" w:hAnsi="Consolas"/><w:sz w:val="15"/><w:color w:val="0F172A"/></w:rPr><w:t xml:space="preserve">long long sub(long long a, long long b) { return (a - b + MOD) % MOD; }</w:t></w:r></w:p><w:p><w:pPr><w:shd w:val="clear" w:color="auto" w:fill="F8FAFC"/><w:spacing w:before="0" w:after="0" w:line="200" w:lineRule="auto"/><w:ind w:left="80" w:right="80"/></w:pPr><w:r><w:rPr><w:rFonts w:ascii="Consolas" w:hAnsi="Consolas"/><w:sz w:val="15"/><w:color w:val="0F172A"/></w:rPr><w:t xml:space="preserve">long long mul(long long a, long long b) { return (1LL * a * b) % MOD; }</w:t></w:r></w:p><w:p><w:pPr><w:shd w:val="clear" w:color="auto" w:fill="F8FAFC"/><w:spacing w:before="0" w:after="0" w:line="200" w:lineRule="auto"/><w:ind w:left="80" w:right="80"/></w:pPr><w:r><w:rPr><w:rFonts w:ascii="Consolas" w:hAnsi="Consolas"/><w:sz w:val="15"/><w:color w:val="0F172A"/></w:rPr><w:t xml:space="preserve"></w:t></w:r></w:p><w:p><w:pPr><w:shd w:val="clear" w:color="auto" w:fill="F8FAFC"/><w:spacing w:before="0" w:after="0" w:line="200" w:lineRule="auto"/><w:ind w:left="80" w:right="80"/></w:pPr><w:r><w:rPr><w:rFonts w:ascii="Consolas" w:hAnsi="Consolas"/><w:sz w:val="15"/><w:color w:val="0F172A"/></w:rPr><w:t xml:space="preserve">// 2. Fast Exponentiation: (base^exp) % MOD</w:t></w:r></w:p><w:p><w:pPr><w:shd w:val="clear" w:color="auto" w:fill="F8FAFC"/><w:spacing w:before="0" w:after="0" w:line="200" w:lineRule="auto"/><w:ind w:left="80" w:right="80"/></w:pPr><w:r><w:rPr><w:rFonts w:ascii="Consolas" w:hAnsi="Consolas"/><w:sz w:val="15"/><w:color w:val="0F172A"/></w:rPr><w:t xml:space="preserve">long long power(long long base, long long exp) {</w:t></w:r></w:p><w:p><w:pPr><w:shd w:val="clear" w:color="auto" w:fill="F8FAFC"/><w:spacing w:before="0" w:after="0" w:line="200" w:lineRule="auto"/><w:ind w:left="80" w:right="80"/></w:pPr><w:r><w:rPr><w:rFonts w:ascii="Consolas" w:hAnsi="Consolas"/><w:sz w:val="15"/><w:color w:val="0F172A"/></w:rPr><w:t xml:space="preserve">    long long res = 1; base %= MOD;</w:t></w:r></w:p><w:p><w:pPr><w:shd w:val="clear" w:color="auto" w:fill="F8FAFC"/><w:spacing w:before="0" w:after="0" w:line="200" w:lineRule="auto"/><w:ind w:left="80" w:right="80"/></w:pPr><w:r><w:rPr><w:rFonts w:ascii="Consolas" w:hAnsi="Consolas"/><w:sz w:val="15"/><w:color w:val="0F172A"/></w:rPr><w:t xml:space="preserve">    while (exp &gt; 0) {</w:t></w:r></w:p><w:p><w:pPr><w:shd w:val="clear" w:color="auto" w:fill="F8FAFC"/><w:spacing w:before="0" w:after="0" w:line="200" w:lineRule="auto"/><w:ind w:left="80" w:right="80"/></w:pPr><w:r><w:rPr><w:rFonts w:ascii="Consolas" w:hAnsi="Consolas"/><w:sz w:val="15"/><w:color w:val="0F172A"/></w:rPr><w:t xml:space="preserve">        if (exp % 2 == 1) res = (res * base) % MOD;</w:t></w:r></w:p><w:p><w:pPr><w:shd w:val="clear" w:color="auto" w:fill="F8FAFC"/><w:spacing w:before="0" w:after="0" w:line="200" w:lineRule="auto"/><w:ind w:left="80" w:right="80"/></w:pPr><w:r><w:rPr><w:rFonts w:ascii="Consolas" w:hAnsi="Consolas"/><w:sz w:val="15"/><w:color w:val="0F172A"/></w:rPr><w:t xml:space="preserve">        base = (base * base) % MOD;</w:t></w:r></w:p><w:p><w:pPr><w:shd w:val="clear" w:color="auto" w:fill="F8FAFC"/><w:spacing w:before="0" w:after="0" w:line="200" w:lineRule="auto"/><w:ind w:left="80" w:right="80"/></w:pPr><w:r><w:rPr><w:rFonts w:ascii="Consolas" w:hAnsi="Consolas"/><w:sz w:val="15"/><w:color w:val="0F172A"/></w:rPr><w:t xml:space="preserve">        exp /= 2;</w:t></w:r></w:p><w:p><w:pPr><w:shd w:val="clear" w:color="auto" w:fill="F8FAFC"/><w:spacing w:before="0" w:after="0" w:line="200" w:lineRule="auto"/><w:ind w:left="80" w:right="80"/></w:pPr><w:r><w:rPr><w:rFonts w:ascii="Consolas" w:hAnsi="Consolas"/><w:sz w:val="15"/><w:color w:val="0F172A"/></w:rPr><w:t xml:space="preserve">    }</w:t></w:r></w:p><w:p><w:pPr><w:shd w:val="clear" w:color="auto" w:fill="F8FAFC"/><w:spacing w:before="0" w:after="0" w:line="200" w:lineRule="auto"/><w:ind w:left="80" w:right="80"/></w:pPr><w:r><w:rPr><w:rFonts w:ascii="Consolas" w:hAnsi="Consolas"/><w:sz w:val="15"/><w:color w:val="0F172A"/></w:rPr><w:t xml:space="preserve">    return res;</w:t></w:r></w:p><w:p><w:pPr><w:shd w:val="clear" w:color="auto" w:fill="F8FAFC"/><w:spacing w:before="0" w:after="0" w:line="200" w:lineRule="auto"/><w:ind w:left="80" w:right="80"/></w:pPr><w:r><w:rPr><w:rFonts w:ascii="Consolas" w:hAnsi="Consolas"/><w:sz w:val="15"/><w:color w:val="0F172A"/></w:rPr><w:t xml:space="preserve">}</w:t></w:r></w:p><w:p><w:pPr><w:shd w:val="clear" w:color="auto" w:fill="F8FAFC"/><w:spacing w:before="0" w:after="0" w:line="200" w:lineRule="auto"/><w:ind w:left="80" w:right="80"/></w:pPr><w:r><w:rPr><w:rFonts w:ascii="Consolas" w:hAnsi="Consolas"/><w:sz w:val="15"/><w:color w:val="0F172A"/></w:rPr><w:t xml:space="preserve"></w:t></w:r></w:p><w:p><w:pPr><w:shd w:val="clear" w:color="auto" w:fill="F8FAFC"/><w:spacing w:before="0" w:after="0" w:line="200" w:lineRule="auto"/><w:ind w:left="80" w:right="80"/></w:pPr><w:r><w:rPr><w:rFonts w:ascii="Consolas" w:hAnsi="Consolas"/><w:sz w:val="15"/><w:color w:val="0F172A"/></w:rPr><w:t xml:space="preserve">// 3. Modular Inverse via Fermat&apos;s Little Theorem (MOD must be prime) &amp; Division</w:t></w:r></w:p><w:p><w:pPr><w:shd w:val="clear" w:color="auto" w:fill="F8FAFC"/><w:spacing w:before="0" w:after="0" w:line="200" w:lineRule="auto"/><w:ind w:left="80" w:right="80"/></w:pPr><w:r><w:rPr><w:rFonts w:ascii="Consolas" w:hAnsi="Consolas"/><w:sz w:val="15"/><w:color w:val="0F172A"/></w:rPr><w:t xml:space="preserve">long long modInverse(long long n) { return power(n, MOD - 2); }</w:t></w:r></w:p><w:p><w:pPr><w:shd w:val="clear" w:color="auto" w:fill="F8FAFC"/><w:spacing w:before="0" w:after="0" w:line="200" w:lineRule="auto"/><w:ind w:left="80" w:right="80"/></w:pPr><w:r><w:rPr><w:rFonts w:ascii="Consolas" w:hAnsi="Consolas"/><w:sz w:val="15"/><w:color w:val="0F172A"/></w:rPr><w:t xml:space="preserve">long long divi(long long a, long long b) { return mul(a, modInverse(b)); }</w:t></w:r></w:p><w:p><w:pPr><w:shd w:val="clear" w:color="auto" w:fill="F8FAFC"/><w:spacing w:before="0" w:after="0" w:line="200" w:lineRule="auto"/><w:ind w:left="80" w:right="80"/></w:pPr><w:r><w:rPr><w:rFonts w:ascii="Consolas" w:hAnsi="Consolas"/><w:sz w:val="15"/><w:color w:val="0F172A"/></w:rPr><w:t xml:space="preserve"></w:t></w:r></w:p><w:p><w:pPr><w:shd w:val="clear" w:color="auto" w:fill="F8FAFC"/><w:spacing w:before="0" w:after="0" w:line="200" w:lineRule="auto"/><w:ind w:left="80" w:right="80"/></w:pPr><w:r><w:rPr><w:rFonts w:ascii="Consolas" w:hAnsi="Consolas"/><w:sz w:val="15"/><w:color w:val="0F172A"/></w:rPr><w:t xml:space="preserve">// 4. O(N) Precomputation for O(1) nCr Modulo P (N up to 10^6):</w:t></w:r></w:p><w:p><w:pPr><w:shd w:val="clear" w:color="auto" w:fill="F8FAFC"/><w:spacing w:before="0" w:after="0" w:line="200" w:lineRule="auto"/><w:ind w:left="80" w:right="80"/></w:pPr><w:r><w:rPr><w:rFonts w:ascii="Consolas" w:hAnsi="Consolas"/><w:sz w:val="15"/><w:color w:val="0F172A"/></w:rPr><w:t xml:space="preserve">const int MAXN = 1000005;</w:t></w:r></w:p><w:p><w:pPr><w:shd w:val="clear" w:color="auto" w:fill="F8FAFC"/><w:spacing w:before="0" w:after="0" w:line="200" w:lineRule="auto"/><w:ind w:left="80" w:right="80"/></w:pPr><w:r><w:rPr><w:rFonts w:ascii="Consolas" w:hAnsi="Consolas"/><w:sz w:val="15"/><w:color w:val="0F172A"/></w:rPr><w:t xml:space="preserve">long long fact[MAXN], invFact[MAXN];</w:t></w:r></w:p><w:p><w:pPr><w:shd w:val="clear" w:color="auto" w:fill="F8FAFC"/><w:spacing w:before="0" w:after="0" w:line="200" w:lineRule="auto"/><w:ind w:left="80" w:right="80"/></w:pPr><w:r><w:rPr><w:rFonts w:ascii="Consolas" w:hAnsi="Consolas"/><w:sz w:val="15"/><w:color w:val="0F172A"/></w:rPr><w:t xml:space="preserve">void precompute_nCr(int n = MAXN - 1) {</w:t></w:r></w:p><w:p><w:pPr><w:shd w:val="clear" w:color="auto" w:fill="F8FAFC"/><w:spacing w:before="0" w:after="0" w:line="200" w:lineRule="auto"/><w:ind w:left="80" w:right="80"/></w:pPr><w:r><w:rPr><w:rFonts w:ascii="Consolas" w:hAnsi="Consolas"/><w:sz w:val="15"/><w:color w:val="0F172A"/></w:rPr><w:t xml:space="preserve">    fact[0] = invFact[0] = 1;</w:t></w:r></w:p><w:p><w:pPr><w:shd w:val="clear" w:color="auto" w:fill="F8FAFC"/><w:spacing w:before="0" w:after="0" w:line="200" w:lineRule="auto"/><w:ind w:left="80" w:right="80"/></w:pPr><w:r><w:rPr><w:rFonts w:ascii="Consolas" w:hAnsi="Consolas"/><w:sz w:val="15"/><w:color w:val="0F172A"/></w:rPr><w:t xml:space="preserve">    for (int i = 1; i &lt;= n; i++) fact[i] = mul(fact[i - 1], i);</w:t></w:r></w:p><w:p><w:pPr><w:shd w:val="clear" w:color="auto" w:fill="F8FAFC"/><w:spacing w:before="0" w:after="0" w:line="200" w:lineRule="auto"/><w:ind w:left="80" w:right="80"/></w:pPr><w:r><w:rPr><w:rFonts w:ascii="Consolas" w:hAnsi="Consolas"/><w:sz w:val="15"/><w:color w:val="0F172A"/></w:rPr><w:t xml:space="preserve">    invFact[n] = modInverse(fact[n]);</w:t></w:r></w:p><w:p><w:pPr><w:shd w:val="clear" w:color="auto" w:fill="F8FAFC"/><w:spacing w:before="0" w:after="0" w:line="200" w:lineRule="auto"/><w:ind w:left="80" w:right="80"/></w:pPr><w:r><w:rPr><w:rFonts w:ascii="Consolas" w:hAnsi="Consolas"/><w:sz w:val="15"/><w:color w:val="0F172A"/></w:rPr><w:t xml:space="preserve">    for (int i = n - 1; i &gt;= 1; i--) invFact[i] = mul(invFact[i + 1], i + 1);</w:t></w:r></w:p><w:p><w:pPr><w:shd w:val="clear" w:color="auto" w:fill="F8FAFC"/><w:spacing w:before="0" w:after="0" w:line="200" w:lineRule="auto"/><w:ind w:left="80" w:right="80"/></w:pPr><w:r><w:rPr><w:rFonts w:ascii="Consolas" w:hAnsi="Consolas"/><w:sz w:val="15"/><w:color w:val="0F172A"/></w:rPr><w:t xml:space="preserve">}</w:t></w:r></w:p><w:p><w:pPr><w:shd w:val="clear" w:color="auto" w:fill="F8FAFC"/><w:spacing w:before="0" w:after="0" w:line="200" w:lineRule="auto"/><w:ind w:left="80" w:right="80"/></w:pPr><w:r><w:rPr><w:rFonts w:ascii="Consolas" w:hAnsi="Consolas"/><w:sz w:val="15"/><w:color w:val="0F172A"/></w:rPr><w:t xml:space="preserve">long long nCr_mod(int n, int r) {</w:t></w:r></w:p><w:p><w:pPr><w:shd w:val="clear" w:color="auto" w:fill="F8FAFC"/><w:spacing w:before="0" w:after="0" w:line="200" w:lineRule="auto"/><w:ind w:left="80" w:right="80"/></w:pPr><w:r><w:rPr><w:rFonts w:ascii="Consolas" w:hAnsi="Consolas"/><w:sz w:val="15"/><w:color w:val="0F172A"/></w:rPr><w:t xml:space="preserve">    if (r &lt; 0 || r &gt; n) return 0;</w:t></w:r></w:p><w:p><w:pPr><w:shd w:val="clear" w:color="auto" w:fill="F8FAFC"/><w:spacing w:before="0" w:after="0" w:line="200" w:lineRule="auto"/><w:ind w:left="80" w:right="80"/></w:pPr><w:r><w:rPr><w:rFonts w:ascii="Consolas" w:hAnsi="Consolas"/><w:sz w:val="15"/><w:color w:val="0F172A"/></w:rPr><w:t xml:space="preserve">    return mul(fact[n], mul(invFact[r], invFact[n - r]));</w:t></w:r></w:p><w:p><w:pPr><w:shd w:val="clear" w:color="auto" w:fill="F8FAFC"/><w:spacing w:before="0" w:after="0" w:line="200" w:lineRule="auto"/><w:ind w:left="80" w:right="80"/></w:pPr><w:r><w:rPr><w:rFonts w:ascii="Consolas" w:hAnsi="Consolas"/><w:sz w:val="15"/><w:color w:val="0F172A"/></w:rPr><w:t xml:space="preserve">}</w:t></w:r></w:p><w:p><w:pPr><w:pBdr><w:bottom w:val="single" w:sz="4" w:space="1" w:color="CBD5E0"/></w:pPr></w:p><w:p><w:pPr><w:pStyle w:val="Heading1"/></w:pPr><w:r><w:rPr><w:b/><w:sz w:val="26"/><w:color w:val="1E3A8A"/></w:rPr><w:t>Section 4: Graph Representations &amp; Traversals</w:t></w:r></w:p><w:p><w:pPr><w:pStyle w:val="Heading3"/></w:pPr><w:r><w:rPr><w:b/><w:sz w:val="19"/><w:color w:val="0369A1"/></w:rPr><w:t>4.1 Adjacency List Input</w:t></w:r></w:p><w:p><w:pPr><w:ind w:left="200"/><w:spacing w:after="20"/></w:pPr><w:r><w:rPr><w:color w:val="2563EB"/></w:rPr><w:t xml:space="preserve">â€¢ </w:t></w:r><w:r><w:t>**Trigger Prefix:** `adjlist`</w:t></w:r></w:p><w:p><w:pPr><w:ind w:left="200"/><w:spacing w:after="20"/></w:pPr><w:r><w:rPr><w:color w:val="2563EB"/></w:rPr><w:t xml:space="preserve">â€¢ </w:t></w:r><w:r><w:t>**Usage:** Input for general weighted graph with $V$ vertices and $E$ edges.</w:t></w:r></w:p><w:p><w:pPr><w:shd w:val="clear" w:color="auto" w:fill="F8FAFC"/><w:spacing w:before="0" w:after="0" w:line="200" w:lineRule="auto"/><w:ind w:left="80" w:right="80"/></w:pPr><w:r><w:rPr><w:rFonts w:ascii="Consolas" w:hAnsi="Consolas"/><w:sz w:val="15"/><w:color w:val="0F172A"/></w:rPr><w:t xml:space="preserve">int V, E;</w:t></w:r></w:p><w:p><w:pPr><w:shd w:val="clear" w:color="auto" w:fill="F8FAFC"/><w:spacing w:before="0" w:after="0" w:line="200" w:lineRule="auto"/><w:ind w:left="80" w:right="80"/></w:pPr><w:r><w:rPr><w:rFonts w:ascii="Consolas" w:hAnsi="Consolas"/><w:sz w:val="15"/><w:color w:val="0F172A"/></w:rPr><w:t xml:space="preserve">cin &gt;&gt; V &gt;&gt; E;</w:t></w:r></w:p><w:p><w:pPr><w:shd w:val="clear" w:color="auto" w:fill="F8FAFC"/><w:spacing w:before="0" w:after="0" w:line="200" w:lineRule="auto"/><w:ind w:left="80" w:right="80"/></w:pPr><w:r><w:rPr><w:rFonts w:ascii="Consolas" w:hAnsi="Consolas"/><w:sz w:val="15"/><w:color w:val="0F172A"/></w:rPr><w:t xml:space="preserve"></w:t></w:r></w:p><w:p><w:pPr><w:shd w:val="clear" w:color="auto" w:fill="F8FAFC"/><w:spacing w:before="0" w:after="0" w:line="200" w:lineRule="auto"/><w:ind w:left="80" w:right="80"/></w:pPr><w:r><w:rPr><w:rFonts w:ascii="Consolas" w:hAnsi="Consolas"/><w:sz w:val="15"/><w:color w:val="0F172A"/></w:rPr><w:t xml:space="preserve">// Adjacency list: adj[u] = vector of {v, weight}</w:t></w:r></w:p><w:p><w:pPr><w:shd w:val="clear" w:color="auto" w:fill="F8FAFC"/><w:spacing w:before="0" w:after="0" w:line="200" w:lineRule="auto"/><w:ind w:left="80" w:right="80"/></w:pPr><w:r><w:rPr><w:rFonts w:ascii="Consolas" w:hAnsi="Consolas"/><w:sz w:val="15"/><w:color w:val="0F172A"/></w:rPr><w:t xml:space="preserve">vector&lt;vector&lt;pair&lt;int, int&gt;&gt;&gt; adj(V);</w:t></w:r></w:p><w:p><w:pPr><w:shd w:val="clear" w:color="auto" w:fill="F8FAFC"/><w:spacing w:before="0" w:after="0" w:line="200" w:lineRule="auto"/><w:ind w:left="80" w:right="80"/></w:pPr><w:r><w:rPr><w:rFonts w:ascii="Consolas" w:hAnsi="Consolas"/><w:sz w:val="15"/><w:color w:val="0F172A"/></w:rPr><w:t xml:space="preserve"></w:t></w:r></w:p><w:p><w:pPr><w:shd w:val="clear" w:color="auto" w:fill="F8FAFC"/><w:spacing w:before="0" w:after="0" w:line="200" w:lineRule="auto"/><w:ind w:left="80" w:right="80"/></w:pPr><w:r><w:rPr><w:rFonts w:ascii="Consolas" w:hAnsi="Consolas"/><w:sz w:val="15"/><w:color w:val="0F172A"/></w:rPr><w:t xml:space="preserve">for (int i = 0; i &lt; E; ++i) {</w:t></w:r></w:p><w:p><w:pPr><w:shd w:val="clear" w:color="auto" w:fill="F8FAFC"/><w:spacing w:before="0" w:after="0" w:line="200" w:lineRule="auto"/><w:ind w:left="80" w:right="80"/></w:pPr><w:r><w:rPr><w:rFonts w:ascii="Consolas" w:hAnsi="Consolas"/><w:sz w:val="15"/><w:color w:val="0F172A"/></w:rPr><w:t xml:space="preserve">    int u, v, w;</w:t></w:r></w:p><w:p><w:pPr><w:shd w:val="clear" w:color="auto" w:fill="F8FAFC"/><w:spacing w:before="0" w:after="0" w:line="200" w:lineRule="auto"/><w:ind w:left="80" w:right="80"/></w:pPr><w:r><w:rPr><w:rFonts w:ascii="Consolas" w:hAnsi="Consolas"/><w:sz w:val="15"/><w:color w:val="0F172A"/></w:rPr><w:t xml:space="preserve">    cin &gt;&gt; u &gt;&gt; v &gt;&gt; w;</w:t></w:r></w:p><w:p><w:pPr><w:shd w:val="clear" w:color="auto" w:fill="F8FAFC"/><w:spacing w:before="0" w:after="0" w:line="200" w:lineRule="auto"/><w:ind w:left="80" w:right="80"/></w:pPr><w:r><w:rPr><w:rFonts w:ascii="Consolas" w:hAnsi="Consolas"/><w:sz w:val="15"/><w:color w:val="0F172A"/></w:rPr><w:t xml:space="preserve">    adj[u].push_back({v, w}); // for directed graph</w:t></w:r></w:p><w:p><w:pPr><w:shd w:val="clear" w:color="auto" w:fill="F8FAFC"/><w:spacing w:before="0" w:after="0" w:line="200" w:lineRule="auto"/><w:ind w:left="80" w:right="80"/></w:pPr><w:r><w:rPr><w:rFonts w:ascii="Consolas" w:hAnsi="Consolas"/><w:sz w:val="15"/><w:color w:val="0F172A"/></w:rPr><w:t xml:space="preserve">    // adj[v].push_back({u, w}); // for undirected graph</w:t></w:r></w:p><w:p><w:pPr><w:shd w:val="clear" w:color="auto" w:fill="F8FAFC"/><w:spacing w:before="0" w:after="0" w:line="200" w:lineRule="auto"/><w:ind w:left="80" w:right="80"/></w:pPr><w:r><w:rPr><w:rFonts w:ascii="Consolas" w:hAnsi="Consolas"/><w:sz w:val="15"/><w:color w:val="0F172A"/></w:rPr><w:t xml:space="preserve">}</w:t></w:r></w:p><w:p><w:pPr><w:pStyle w:val="Heading3"/></w:pPr><w:r><w:rPr><w:b/><w:sz w:val="19"/><w:color w:val="0369A1"/></w:rPr><w:t>4.2 Edge List Input</w:t></w:r></w:p><w:p><w:pPr><w:ind w:left="200"/><w:spacing w:after="20"/></w:pPr><w:r><w:rPr><w:color w:val="2563EB"/></w:rPr><w:t xml:space="preserve">â€¢ </w:t></w:r><w:r><w:t>**Trigger Prefix:** `adjmat`</w:t></w:r></w:p><w:p><w:pPr><w:shd w:val="clear" w:color="auto" w:fill="F8FAFC"/><w:spacing w:before="0" w:after="0" w:line="200" w:lineRule="auto"/><w:ind w:left="80" w:right="80"/></w:pPr><w:r><w:rPr><w:rFonts w:ascii="Consolas" w:hAnsi="Consolas"/><w:sz w:val="15"/><w:color w:val="0F172A"/></w:rPr><w:t xml:space="preserve">int V, E;</w:t></w:r></w:p><w:p><w:pPr><w:shd w:val="clear" w:color="auto" w:fill="F8FAFC"/><w:spacing w:before="0" w:after="0" w:line="200" w:lineRule="auto"/><w:ind w:left="80" w:right="80"/></w:pPr><w:r><w:rPr><w:rFonts w:ascii="Consolas" w:hAnsi="Consolas"/><w:sz w:val="15"/><w:color w:val="0F172A"/></w:rPr><w:t xml:space="preserve">cin &gt;&gt; V &gt;&gt; E;</w:t></w:r></w:p><w:p><w:pPr><w:shd w:val="clear" w:color="auto" w:fill="F8FAFC"/><w:spacing w:before="0" w:after="0" w:line="200" w:lineRule="auto"/><w:ind w:left="80" w:right="80"/></w:pPr><w:r><w:rPr><w:rFonts w:ascii="Consolas" w:hAnsi="Consolas"/><w:sz w:val="15"/><w:color w:val="0F172A"/></w:rPr><w:t xml:space="preserve"></w:t></w:r></w:p><w:p><w:pPr><w:shd w:val="clear" w:color="auto" w:fill="F8FAFC"/><w:spacing w:before="0" w:after="0" w:line="200" w:lineRule="auto"/><w:ind w:left="80" w:right="80"/></w:pPr><w:r><w:rPr><w:rFonts w:ascii="Consolas" w:hAnsi="Consolas"/><w:sz w:val="15"/><w:color w:val="0F172A"/></w:rPr><w:t xml:space="preserve">// Edge list: each edge is a vector of 3 integers {u, v, weight}</w:t></w:r></w:p><w:p><w:pPr><w:shd w:val="clear" w:color="auto" w:fill="F8FAFC"/><w:spacing w:before="0" w:after="0" w:line="200" w:lineRule="auto"/><w:ind w:left="80" w:right="80"/></w:pPr><w:r><w:rPr><w:rFonts w:ascii="Consolas" w:hAnsi="Consolas"/><w:sz w:val="15"/><w:color w:val="0F172A"/></w:rPr><w:t xml:space="preserve">vector&lt;vector&lt;int&gt;&gt; edges;</w:t></w:r></w:p><w:p><w:pPr><w:shd w:val="clear" w:color="auto" w:fill="F8FAFC"/><w:spacing w:before="0" w:after="0" w:line="200" w:lineRule="auto"/><w:ind w:left="80" w:right="80"/></w:pPr><w:r><w:rPr><w:rFonts w:ascii="Consolas" w:hAnsi="Consolas"/><w:sz w:val="15"/><w:color w:val="0F172A"/></w:rPr><w:t xml:space="preserve"></w:t></w:r></w:p><w:p><w:pPr><w:shd w:val="clear" w:color="auto" w:fill="F8FAFC"/><w:spacing w:before="0" w:after="0" w:line="200" w:lineRule="auto"/><w:ind w:left="80" w:right="80"/></w:pPr><w:r><w:rPr><w:rFonts w:ascii="Consolas" w:hAnsi="Consolas"/><w:sz w:val="15"/><w:color w:val="0F172A"/></w:rPr><w:t xml:space="preserve">for (int i = 0; i &lt; E; ++i) {</w:t></w:r></w:p><w:p><w:pPr><w:shd w:val="clear" w:color="auto" w:fill="F8FAFC"/><w:spacing w:before="0" w:after="0" w:line="200" w:lineRule="auto"/><w:ind w:left="80" w:right="80"/></w:pPr><w:r><w:rPr><w:rFonts w:ascii="Consolas" w:hAnsi="Consolas"/><w:sz w:val="15"/><w:color w:val="0F172A"/></w:rPr><w:t xml:space="preserve">    int u, v, w;</w:t></w:r></w:p><w:p><w:pPr><w:shd w:val="clear" w:color="auto" w:fill="F8FAFC"/><w:spacing w:before="0" w:after="0" w:line="200" w:lineRule="auto"/><w:ind w:left="80" w:right="80"/></w:pPr><w:r><w:rPr><w:rFonts w:ascii="Consolas" w:hAnsi="Consolas"/><w:sz w:val="15"/><w:color w:val="0F172A"/></w:rPr><w:t xml:space="preserve">    cin &gt;&gt; u &gt;&gt; v &gt;&gt; w;</w:t></w:r></w:p><w:p><w:pPr><w:shd w:val="clear" w:color="auto" w:fill="F8FAFC"/><w:spacing w:before="0" w:after="0" w:line="200" w:lineRule="auto"/><w:ind w:left="80" w:right="80"/></w:pPr><w:r><w:rPr><w:rFonts w:ascii="Consolas" w:hAnsi="Consolas"/><w:sz w:val="15"/><w:color w:val="0F172A"/></w:rPr><w:t xml:space="preserve">    edges.push_back({u, v, w});</w:t></w:r></w:p><w:p><w:pPr><w:shd w:val="clear" w:color="auto" w:fill="F8FAFC"/><w:spacing w:before="0" w:after="0" w:line="200" w:lineRule="auto"/><w:ind w:left="80" w:right="80"/></w:pPr><w:r><w:rPr><w:rFonts w:ascii="Consolas" w:hAnsi="Consolas"/><w:sz w:val="15"/><w:color w:val="0F172A"/></w:rPr><w:t xml:space="preserve">}</w:t></w:r></w:p><w:p><w:pPr><w:pStyle w:val="Heading3"/></w:pPr><w:r><w:rPr><w:b/><w:sz w:val="19"/><w:color w:val="0369A1"/></w:rPr><w:t>4.3 DFS Traversal with Graph Input</w:t></w:r></w:p><w:p><w:pPr><w:ind w:left="200"/><w:spacing w:after="20"/></w:pPr><w:r><w:rPr><w:color w:val="2563EB"/></w:rPr><w:t xml:space="preserve">â€¢ </w:t></w:r><w:r><w:t>**Trigger Prefix:** `dfs`</w:t></w:r></w:p><w:p><w:pPr><w:ind w:left="200"/><w:spacing w:after="20"/></w:pPr><w:r><w:rPr><w:color w:val="2563EB"/></w:rPr><w:t xml:space="preserve">â€¢ </w:t></w:r><w:r><w:t>**Time Complexity:** $O(V + E)$</w:t></w:r></w:p><w:p><w:pPr><w:shd w:val="clear" w:color="auto" w:fill="F8FAFC"/><w:spacing w:before="0" w:after="0" w:line="200" w:lineRule="auto"/><w:ind w:left="80" w:right="80"/></w:pPr><w:r><w:rPr><w:rFonts w:ascii="Consolas" w:hAnsi="Consolas"/><w:sz w:val="15"/><w:color w:val="0F172A"/></w:rPr><w:t xml:space="preserve">void dfs(int node, const vector&lt;int&gt; adj[], vector&lt;bool&gt;&amp; visited) {</w:t></w:r></w:p><w:p><w:pPr><w:shd w:val="clear" w:color="auto" w:fill="F8FAFC"/><w:spacing w:before="0" w:after="0" w:line="200" w:lineRule="auto"/><w:ind w:left="80" w:right="80"/></w:pPr><w:r><w:rPr><w:rFonts w:ascii="Consolas" w:hAnsi="Consolas"/><w:sz w:val="15"/><w:color w:val="0F172A"/></w:rPr><w:t xml:space="preserve">    visited[node] = true;</w:t></w:r></w:p><w:p><w:pPr><w:shd w:val="clear" w:color="auto" w:fill="F8FAFC"/><w:spacing w:before="0" w:after="0" w:line="200" w:lineRule="auto"/><w:ind w:left="80" w:right="80"/></w:pPr><w:r><w:rPr><w:rFonts w:ascii="Consolas" w:hAnsi="Consolas"/><w:sz w:val="15"/><w:color w:val="0F172A"/></w:rPr><w:t xml:space="preserve">    for (int neighbor : adj[node]) {</w:t></w:r></w:p><w:p><w:pPr><w:shd w:val="clear" w:color="auto" w:fill="F8FAFC"/><w:spacing w:before="0" w:after="0" w:line="200" w:lineRule="auto"/><w:ind w:left="80" w:right="80"/></w:pPr><w:r><w:rPr><w:rFonts w:ascii="Consolas" w:hAnsi="Consolas"/><w:sz w:val="15"/><w:color w:val="0F172A"/></w:rPr><w:t xml:space="preserve">        if (!visited[neighbor]) {</w:t></w:r></w:p><w:p><w:pPr><w:shd w:val="clear" w:color="auto" w:fill="F8FAFC"/><w:spacing w:before="0" w:after="0" w:line="200" w:lineRule="auto"/><w:ind w:left="80" w:right="80"/></w:pPr><w:r><w:rPr><w:rFonts w:ascii="Consolas" w:hAnsi="Consolas"/><w:sz w:val="15"/><w:color w:val="0F172A"/></w:rPr><w:t xml:space="preserve">            dfs(neighbor, adj, visited);</w:t></w:r></w:p><w:p><w:pPr><w:shd w:val="clear" w:color="auto" w:fill="F8FAFC"/><w:spacing w:before="0" w:after="0" w:line="200" w:lineRule="auto"/><w:ind w:left="80" w:right="80"/></w:pPr><w:r><w:rPr><w:rFonts w:ascii="Consolas" w:hAnsi="Consolas"/><w:sz w:val="15"/><w:color w:val="0F172A"/></w:rPr><w:t xml:space="preserve">        }</w:t></w:r></w:p><w:p><w:pPr><w:shd w:val="clear" w:color="auto" w:fill="F8FAFC"/><w:spacing w:before="0" w:after="0" w:line="200" w:lineRule="auto"/><w:ind w:left="80" w:right="80"/></w:pPr><w:r><w:rPr><w:rFonts w:ascii="Consolas" w:hAnsi="Consolas"/><w:sz w:val="15"/><w:color w:val="0F172A"/></w:rPr><w:t xml:space="preserve">    }</w:t></w:r></w:p><w:p><w:pPr><w:shd w:val="clear" w:color="auto" w:fill="F8FAFC"/><w:spacing w:before="0" w:after="0" w:line="200" w:lineRule="auto"/><w:ind w:left="80" w:right="80"/></w:pPr><w:r><w:rPr><w:rFonts w:ascii="Consolas" w:hAnsi="Consolas"/><w:sz w:val="15"/><w:color w:val="0F172A"/></w:rPr><w:t xml:space="preserve">}</w:t></w:r></w:p><w:p><w:pPr><w:shd w:val="clear" w:color="auto" w:fill="F8FAFC"/><w:spacing w:before="0" w:after="0" w:line="200" w:lineRule="auto"/><w:ind w:left="80" w:right="80"/></w:pPr><w:r><w:rPr><w:rFonts w:ascii="Consolas" w:hAnsi="Consolas"/><w:sz w:val="15"/><w:color w:val="0F172A"/></w:rPr><w:t xml:space="preserve"></w:t></w:r></w:p><w:p><w:pPr><w:shd w:val="clear" w:color="auto" w:fill="F8FAFC"/><w:spacing w:before="0" w:after="0" w:line="200" w:lineRule="auto"/><w:ind w:left="80" w:right="80"/></w:pPr><w:r><w:rPr><w:rFonts w:ascii="Consolas" w:hAnsi="Consolas"/><w:sz w:val="15"/><w:color w:val="0F172A"/></w:rPr><w:t xml:space="preserve">signed main() {</w:t></w:r></w:p><w:p><w:pPr><w:shd w:val="clear" w:color="auto" w:fill="F8FAFC"/><w:spacing w:before="0" w:after="0" w:line="200" w:lineRule="auto"/><w:ind w:left="80" w:right="80"/></w:pPr><w:r><w:rPr><w:rFonts w:ascii="Consolas" w:hAnsi="Consolas"/><w:sz w:val="15"/><w:color w:val="0F172A"/></w:rPr><w:t xml:space="preserve">    int n, m; cin &gt;&gt; n &gt;&gt; m;</w:t></w:r></w:p><w:p><w:pPr><w:shd w:val="clear" w:color="auto" w:fill="F8FAFC"/><w:spacing w:before="0" w:after="0" w:line="200" w:lineRule="auto"/><w:ind w:left="80" w:right="80"/></w:pPr><w:r><w:rPr><w:rFonts w:ascii="Consolas" w:hAnsi="Consolas"/><w:sz w:val="15"/><w:color w:val="0F172A"/></w:rPr><w:t xml:space="preserve">    vector&lt;int&gt; adj[n + 1];</w:t></w:r></w:p><w:p><w:pPr><w:shd w:val="clear" w:color="auto" w:fill="F8FAFC"/><w:spacing w:before="0" w:after="0" w:line="200" w:lineRule="auto"/><w:ind w:left="80" w:right="80"/></w:pPr><w:r><w:rPr><w:rFonts w:ascii="Consolas" w:hAnsi="Consolas"/><w:sz w:val="15"/><w:color w:val="0F172A"/></w:rPr><w:t xml:space="preserve">    vector&lt;bool&gt; visited(n + 1, false);</w:t></w:r></w:p><w:p><w:pPr><w:shd w:val="clear" w:color="auto" w:fill="F8FAFC"/><w:spacing w:before="0" w:after="0" w:line="200" w:lineRule="auto"/><w:ind w:left="80" w:right="80"/></w:pPr><w:r><w:rPr><w:rFonts w:ascii="Consolas" w:hAnsi="Consolas"/><w:sz w:val="15"/><w:color w:val="0F172A"/></w:rPr><w:t xml:space="preserve"></w:t></w:r></w:p><w:p><w:pPr><w:shd w:val="clear" w:color="auto" w:fill="F8FAFC"/><w:spacing w:before="0" w:after="0" w:line="200" w:lineRule="auto"/><w:ind w:left="80" w:right="80"/></w:pPr><w:r><w:rPr><w:rFonts w:ascii="Consolas" w:hAnsi="Consolas"/><w:sz w:val="15"/><w:color w:val="0F172A"/></w:rPr><w:t xml:space="preserve">    for (int i = 0; i &lt; m; ++i) {</w:t></w:r></w:p><w:p><w:pPr><w:shd w:val="clear" w:color="auto" w:fill="F8FAFC"/><w:spacing w:before="0" w:after="0" w:line="200" w:lineRule="auto"/><w:ind w:left="80" w:right="80"/></w:pPr><w:r><w:rPr><w:rFonts w:ascii="Consolas" w:hAnsi="Consolas"/><w:sz w:val="15"/><w:color w:val="0F172A"/></w:rPr><w:t xml:space="preserve">        int u, v; cin &gt;&gt; u &gt;&gt; v;</w:t></w:r></w:p><w:p><w:pPr><w:shd w:val="clear" w:color="auto" w:fill="F8FAFC"/><w:spacing w:before="0" w:after="0" w:line="200" w:lineRule="auto"/><w:ind w:left="80" w:right="80"/></w:pPr><w:r><w:rPr><w:rFonts w:ascii="Consolas" w:hAnsi="Consolas"/><w:sz w:val="15"/><w:color w:val="0F172A"/></w:rPr><w:t xml:space="preserve">        adj[u].push_back(v);</w:t></w:r></w:p><w:p><w:pPr><w:shd w:val="clear" w:color="auto" w:fill="F8FAFC"/><w:spacing w:before="0" w:after="0" w:line="200" w:lineRule="auto"/><w:ind w:left="80" w:right="80"/></w:pPr><w:r><w:rPr><w:rFonts w:ascii="Consolas" w:hAnsi="Consolas"/><w:sz w:val="15"/><w:color w:val="0F172A"/></w:rPr><w:t xml:space="preserve">        adj[v].push_back(u); // Remove if directed</w:t></w:r></w:p><w:p><w:pPr><w:shd w:val="clear" w:color="auto" w:fill="F8FAFC"/><w:spacing w:before="0" w:after="0" w:line="200" w:lineRule="auto"/><w:ind w:left="80" w:right="80"/></w:pPr><w:r><w:rPr><w:rFonts w:ascii="Consolas" w:hAnsi="Consolas"/><w:sz w:val="15"/><w:color w:val="0F172A"/></w:rPr><w:t xml:space="preserve">    }</w:t></w:r></w:p><w:p><w:pPr><w:shd w:val="clear" w:color="auto" w:fill="F8FAFC"/><w:spacing w:before="0" w:after="0" w:line="200" w:lineRule="auto"/><w:ind w:left="80" w:right="80"/></w:pPr><w:r><w:rPr><w:rFonts w:ascii="Consolas" w:hAnsi="Consolas"/><w:sz w:val="15"/><w:color w:val="0F172A"/></w:rPr><w:t xml:space="preserve"></w:t></w:r></w:p><w:p><w:pPr><w:shd w:val="clear" w:color="auto" w:fill="F8FAFC"/><w:spacing w:before="0" w:after="0" w:line="200" w:lineRule="auto"/><w:ind w:left="80" w:right="80"/></w:pPr><w:r><w:rPr><w:rFonts w:ascii="Consolas" w:hAnsi="Consolas"/><w:sz w:val="15"/><w:color w:val="0F172A"/></w:rPr><w:t xml:space="preserve">    for (int i = 1; i &lt;= n; ++i) {</w:t></w:r></w:p><w:p><w:pPr><w:shd w:val="clear" w:color="auto" w:fill="F8FAFC"/><w:spacing w:before="0" w:after="0" w:line="200" w:lineRule="auto"/><w:ind w:left="80" w:right="80"/></w:pPr><w:r><w:rPr><w:rFonts w:ascii="Consolas" w:hAnsi="Consolas"/><w:sz w:val="15"/><w:color w:val="0F172A"/></w:rPr><w:t xml:space="preserve">        if (!visited[i]) dfs(i, adj, visited);</w:t></w:r></w:p><w:p><w:pPr><w:shd w:val="clear" w:color="auto" w:fill="F8FAFC"/><w:spacing w:before="0" w:after="0" w:line="200" w:lineRule="auto"/><w:ind w:left="80" w:right="80"/></w:pPr><w:r><w:rPr><w:rFonts w:ascii="Consolas" w:hAnsi="Consolas"/><w:sz w:val="15"/><w:color w:val="0F172A"/></w:rPr><w:t xml:space="preserve">    }</w:t></w:r></w:p><w:p><w:pPr><w:shd w:val="clear" w:color="auto" w:fill="F8FAFC"/><w:spacing w:before="0" w:after="0" w:line="200" w:lineRule="auto"/><w:ind w:left="80" w:right="80"/></w:pPr><w:r><w:rPr><w:rFonts w:ascii="Consolas" w:hAnsi="Consolas"/><w:sz w:val="15"/><w:color w:val="0F172A"/></w:rPr><w:t xml:space="preserve">    return 0;</w:t></w:r></w:p><w:p><w:pPr><w:shd w:val="clear" w:color="auto" w:fill="F8FAFC"/><w:spacing w:before="0" w:after="0" w:line="200" w:lineRule="auto"/><w:ind w:left="80" w:right="80"/></w:pPr><w:r><w:rPr><w:rFonts w:ascii="Consolas" w:hAnsi="Consolas"/><w:sz w:val="15"/><w:color w:val="0F172A"/></w:rPr><w:t xml:space="preserve">}</w:t></w:r></w:p><w:p><w:pPr><w:pStyle w:val="Heading3"/></w:pPr><w:r><w:rPr><w:b/><w:sz w:val="19"/><w:color w:val="0369A1"/></w:rPr><w:t>4.4 DFS Function Only</w:t></w:r></w:p><w:p><w:pPr><w:ind w:left="200"/><w:spacing w:after="20"/></w:pPr><w:r><w:rPr><w:color w:val="2563EB"/></w:rPr><w:t xml:space="preserve">â€¢ </w:t></w:r><w:r><w:t>**Trigger Prefix:** `dfsfunc`</w:t></w:r></w:p><w:p><w:pPr><w:shd w:val="clear" w:color="auto" w:fill="F8FAFC"/><w:spacing w:before="0" w:after="0" w:line="200" w:lineRule="auto"/><w:ind w:left="80" w:right="80"/></w:pPr><w:r><w:rPr><w:rFonts w:ascii="Consolas" w:hAnsi="Consolas"/><w:sz w:val="15"/><w:color w:val="0F172A"/></w:rPr><w:t xml:space="preserve">void dfs(int node, const vector&lt;int&gt; adj[], vector&lt;bool&gt;&amp; visited) {</w:t></w:r></w:p><w:p><w:pPr><w:shd w:val="clear" w:color="auto" w:fill="F8FAFC"/><w:spacing w:before="0" w:after="0" w:line="200" w:lineRule="auto"/><w:ind w:left="80" w:right="80"/></w:pPr><w:r><w:rPr><w:rFonts w:ascii="Consolas" w:hAnsi="Consolas"/><w:sz w:val="15"/><w:color w:val="0F172A"/></w:rPr><w:t xml:space="preserve">    visited[node] = true;</w:t></w:r></w:p><w:p><w:pPr><w:shd w:val="clear" w:color="auto" w:fill="F8FAFC"/><w:spacing w:before="0" w:after="0" w:line="200" w:lineRule="auto"/><w:ind w:left="80" w:right="80"/></w:pPr><w:r><w:rPr><w:rFonts w:ascii="Consolas" w:hAnsi="Consolas"/><w:sz w:val="15"/><w:color w:val="0F172A"/></w:rPr><w:t xml:space="preserve">    for (int neighbor : adj[node]) {</w:t></w:r></w:p><w:p><w:pPr><w:shd w:val="clear" w:color="auto" w:fill="F8FAFC"/><w:spacing w:before="0" w:after="0" w:line="200" w:lineRule="auto"/><w:ind w:left="80" w:right="80"/></w:pPr><w:r><w:rPr><w:rFonts w:ascii="Consolas" w:hAnsi="Consolas"/><w:sz w:val="15"/><w:color w:val="0F172A"/></w:rPr><w:t xml:space="preserve">        if (!visited[neighbor]) {</w:t></w:r></w:p><w:p><w:pPr><w:shd w:val="clear" w:color="auto" w:fill="F8FAFC"/><w:spacing w:before="0" w:after="0" w:line="200" w:lineRule="auto"/><w:ind w:left="80" w:right="80"/></w:pPr><w:r><w:rPr><w:rFonts w:ascii="Consolas" w:hAnsi="Consolas"/><w:sz w:val="15"/><w:color w:val="0F172A"/></w:rPr><w:t xml:space="preserve">            dfs(neighbor, adj, visited);</w:t></w:r></w:p><w:p><w:pPr><w:shd w:val="clear" w:color="auto" w:fill="F8FAFC"/><w:spacing w:before="0" w:after="0" w:line="200" w:lineRule="auto"/><w:ind w:left="80" w:right="80"/></w:pPr><w:r><w:rPr><w:rFonts w:ascii="Consolas" w:hAnsi="Consolas"/><w:sz w:val="15"/><w:color w:val="0F172A"/></w:rPr><w:t xml:space="preserve">        }</w:t></w:r></w:p><w:p><w:pPr><w:shd w:val="clear" w:color="auto" w:fill="F8FAFC"/><w:spacing w:before="0" w:after="0" w:line="200" w:lineRule="auto"/><w:ind w:left="80" w:right="80"/></w:pPr><w:r><w:rPr><w:rFonts w:ascii="Consolas" w:hAnsi="Consolas"/><w:sz w:val="15"/><w:color w:val="0F172A"/></w:rPr><w:t xml:space="preserve">    }</w:t></w:r></w:p><w:p><w:pPr><w:shd w:val="clear" w:color="auto" w:fill="F8FAFC"/><w:spacing w:before="0" w:after="0" w:line="200" w:lineRule="auto"/><w:ind w:left="80" w:right="80"/></w:pPr><w:r><w:rPr><w:rFonts w:ascii="Consolas" w:hAnsi="Consolas"/><w:sz w:val="15"/><w:color w:val="0F172A"/></w:rPr><w:t xml:space="preserve">}</w:t></w:r></w:p><w:p><w:pPr><w:pStyle w:val="Heading3"/></w:pPr><w:r><w:rPr><w:b/><w:sz w:val="19"/><w:color w:val="0369A1"/></w:rPr><w:t>4.5 BFS Traversal with Graph Input</w:t></w:r></w:p><w:p><w:pPr><w:ind w:left="200"/><w:spacing w:after="20"/></w:pPr><w:r><w:rPr><w:color w:val="2563EB"/></w:rPr><w:t xml:space="preserve">â€¢ </w:t></w:r><w:r><w:t>**Trigger Prefix:** `bfs`</w:t></w:r></w:p><w:p><w:pPr><w:ind w:left="200"/><w:spacing w:after="20"/></w:pPr><w:r><w:rPr><w:color w:val="2563EB"/></w:rPr><w:t xml:space="preserve">â€¢ </w:t></w:r><w:r><w:t>**Time Complexity:** $O(V + E)$</w:t></w:r></w:p><w:p><w:pPr><w:shd w:val="clear" w:color="auto" w:fill="F8FAFC"/><w:spacing w:before="0" w:after="0" w:line="200" w:lineRule="auto"/><w:ind w:left="80" w:right="80"/></w:pPr><w:r><w:rPr><w:rFonts w:ascii="Consolas" w:hAnsi="Consolas"/><w:sz w:val="15"/><w:color w:val="0F172A"/></w:rPr><w:t xml:space="preserve">void bfs(int start, const vector&lt;int&gt; adj[], vector&lt;bool&gt;&amp; visited) {</w:t></w:r></w:p><w:p><w:pPr><w:shd w:val="clear" w:color="auto" w:fill="F8FAFC"/><w:spacing w:before="0" w:after="0" w:line="200" w:lineRule="auto"/><w:ind w:left="80" w:right="80"/></w:pPr><w:r><w:rPr><w:rFonts w:ascii="Consolas" w:hAnsi="Consolas"/><w:sz w:val="15"/><w:color w:val="0F172A"/></w:rPr><w:t xml:space="preserve">    queue&lt;int&gt; q;</w:t></w:r></w:p><w:p><w:pPr><w:shd w:val="clear" w:color="auto" w:fill="F8FAFC"/><w:spacing w:before="0" w:after="0" w:line="200" w:lineRule="auto"/><w:ind w:left="80" w:right="80"/></w:pPr><w:r><w:rPr><w:rFonts w:ascii="Consolas" w:hAnsi="Consolas"/><w:sz w:val="15"/><w:color w:val="0F172A"/></w:rPr><w:t xml:space="preserve">    q.push(start);</w:t></w:r></w:p><w:p><w:pPr><w:shd w:val="clear" w:color="auto" w:fill="F8FAFC"/><w:spacing w:before="0" w:after="0" w:line="200" w:lineRule="auto"/><w:ind w:left="80" w:right="80"/></w:pPr><w:r><w:rPr><w:rFonts w:ascii="Consolas" w:hAnsi="Consolas"/><w:sz w:val="15"/><w:color w:val="0F172A"/></w:rPr><w:t xml:space="preserve">    visited[start] = true;</w:t></w:r></w:p><w:p><w:pPr><w:shd w:val="clear" w:color="auto" w:fill="F8FAFC"/><w:spacing w:before="0" w:after="0" w:line="200" w:lineRule="auto"/><w:ind w:left="80" w:right="80"/></w:pPr><w:r><w:rPr><w:rFonts w:ascii="Consolas" w:hAnsi="Consolas"/><w:sz w:val="15"/><w:color w:val="0F172A"/></w:rPr><w:t xml:space="preserve"></w:t></w:r></w:p><w:p><w:pPr><w:shd w:val="clear" w:color="auto" w:fill="F8FAFC"/><w:spacing w:before="0" w:after="0" w:line="200" w:lineRule="auto"/><w:ind w:left="80" w:right="80"/></w:pPr><w:r><w:rPr><w:rFonts w:ascii="Consolas" w:hAnsi="Consolas"/><w:sz w:val="15"/><w:color w:val="0F172A"/></w:rPr><w:t xml:space="preserve">    while (!q.empty()) {</w:t></w:r></w:p><w:p><w:pPr><w:shd w:val="clear" w:color="auto" w:fill="F8FAFC"/><w:spacing w:before="0" w:after="0" w:line="200" w:lineRule="auto"/><w:ind w:left="80" w:right="80"/></w:pPr><w:r><w:rPr><w:rFonts w:ascii="Consolas" w:hAnsi="Consolas"/><w:sz w:val="15"/><w:color w:val="0F172A"/></w:rPr><w:t xml:space="preserve">        int node = q.front(); q.pop();</w:t></w:r></w:p><w:p><w:pPr><w:shd w:val="clear" w:color="auto" w:fill="F8FAFC"/><w:spacing w:before="0" w:after="0" w:line="200" w:lineRule="auto"/><w:ind w:left="80" w:right="80"/></w:pPr><w:r><w:rPr><w:rFonts w:ascii="Consolas" w:hAnsi="Consolas"/><w:sz w:val="15"/><w:color w:val="0F172A"/></w:rPr><w:t xml:space="preserve">        for (int neighbor : adj[node]) {</w:t></w:r></w:p><w:p><w:pPr><w:shd w:val="clear" w:color="auto" w:fill="F8FAFC"/><w:spacing w:before="0" w:after="0" w:line="200" w:lineRule="auto"/><w:ind w:left="80" w:right="80"/></w:pPr><w:r><w:rPr><w:rFonts w:ascii="Consolas" w:hAnsi="Consolas"/><w:sz w:val="15"/><w:color w:val="0F172A"/></w:rPr><w:t xml:space="preserve">            if (!visited[neighbor]) {</w:t></w:r></w:p><w:p><w:pPr><w:shd w:val="clear" w:color="auto" w:fill="F8FAFC"/><w:spacing w:before="0" w:after="0" w:line="200" w:lineRule="auto"/><w:ind w:left="80" w:right="80"/></w:pPr><w:r><w:rPr><w:rFonts w:ascii="Consolas" w:hAnsi="Consolas"/><w:sz w:val="15"/><w:color w:val="0F172A"/></w:rPr><w:t xml:space="preserve">                visited[neighbor] = true;</w:t></w:r></w:p><w:p><w:pPr><w:shd w:val="clear" w:color="auto" w:fill="F8FAFC"/><w:spacing w:before="0" w:after="0" w:line="200" w:lineRule="auto"/><w:ind w:left="80" w:right="80"/></w:pPr><w:r><w:rPr><w:rFonts w:ascii="Consolas" w:hAnsi="Consolas"/><w:sz w:val="15"/><w:color w:val="0F172A"/></w:rPr><w:t xml:space="preserve">                q.push(neighbor);</w:t></w:r></w:p><w:p><w:pPr><w:shd w:val="clear" w:color="auto" w:fill="F8FAFC"/><w:spacing w:before="0" w:after="0" w:line="200" w:lineRule="auto"/><w:ind w:left="80" w:right="80"/></w:pPr><w:r><w:rPr><w:rFonts w:ascii="Consolas" w:hAnsi="Consolas"/><w:sz w:val="15"/><w:color w:val="0F172A"/></w:rPr><w:t xml:space="preserve">            }</w:t></w:r></w:p><w:p><w:pPr><w:shd w:val="clear" w:color="auto" w:fill="F8FAFC"/><w:spacing w:before="0" w:after="0" w:line="200" w:lineRule="auto"/><w:ind w:left="80" w:right="80"/></w:pPr><w:r><w:rPr><w:rFonts w:ascii="Consolas" w:hAnsi="Consolas"/><w:sz w:val="15"/><w:color w:val="0F172A"/></w:rPr><w:t xml:space="preserve">        }</w:t></w:r></w:p><w:p><w:pPr><w:shd w:val="clear" w:color="auto" w:fill="F8FAFC"/><w:spacing w:before="0" w:after="0" w:line="200" w:lineRule="auto"/><w:ind w:left="80" w:right="80"/></w:pPr><w:r><w:rPr><w:rFonts w:ascii="Consolas" w:hAnsi="Consolas"/><w:sz w:val="15"/><w:color w:val="0F172A"/></w:rPr><w:t xml:space="preserve">    }</w:t></w:r></w:p><w:p><w:pPr><w:shd w:val="clear" w:color="auto" w:fill="F8FAFC"/><w:spacing w:before="0" w:after="0" w:line="200" w:lineRule="auto"/><w:ind w:left="80" w:right="80"/></w:pPr><w:r><w:rPr><w:rFonts w:ascii="Consolas" w:hAnsi="Consolas"/><w:sz w:val="15"/><w:color w:val="0F172A"/></w:rPr><w:t xml:space="preserve">}</w:t></w:r></w:p><w:p><w:pPr><w:shd w:val="clear" w:color="auto" w:fill="F8FAFC"/><w:spacing w:before="0" w:after="0" w:line="200" w:lineRule="auto"/><w:ind w:left="80" w:right="80"/></w:pPr><w:r><w:rPr><w:rFonts w:ascii="Consolas" w:hAnsi="Consolas"/><w:sz w:val="15"/><w:color w:val="0F172A"/></w:rPr><w:t xml:space="preserve"></w:t></w:r></w:p><w:p><w:pPr><w:shd w:val="clear" w:color="auto" w:fill="F8FAFC"/><w:spacing w:before="0" w:after="0" w:line="200" w:lineRule="auto"/><w:ind w:left="80" w:right="80"/></w:pPr><w:r><w:rPr><w:rFonts w:ascii="Consolas" w:hAnsi="Consolas"/><w:sz w:val="15"/><w:color w:val="0F172A"/></w:rPr><w:t xml:space="preserve">signed main() {</w:t></w:r></w:p><w:p><w:pPr><w:shd w:val="clear" w:color="auto" w:fill="F8FAFC"/><w:spacing w:before="0" w:after="0" w:line="200" w:lineRule="auto"/><w:ind w:left="80" w:right="80"/></w:pPr><w:r><w:rPr><w:rFonts w:ascii="Consolas" w:hAnsi="Consolas"/><w:sz w:val="15"/><w:color w:val="0F172A"/></w:rPr><w:t xml:space="preserve">    int n, m; cin &gt;&gt; n &gt;&gt; m;</w:t></w:r></w:p><w:p><w:pPr><w:shd w:val="clear" w:color="auto" w:fill="F8FAFC"/><w:spacing w:before="0" w:after="0" w:line="200" w:lineRule="auto"/><w:ind w:left="80" w:right="80"/></w:pPr><w:r><w:rPr><w:rFonts w:ascii="Consolas" w:hAnsi="Consolas"/><w:sz w:val="15"/><w:color w:val="0F172A"/></w:rPr><w:t xml:space="preserve">    vector&lt;int&gt; adj[n + 1];</w:t></w:r></w:p><w:p><w:pPr><w:shd w:val="clear" w:color="auto" w:fill="F8FAFC"/><w:spacing w:before="0" w:after="0" w:line="200" w:lineRule="auto"/><w:ind w:left="80" w:right="80"/></w:pPr><w:r><w:rPr><w:rFonts w:ascii="Consolas" w:hAnsi="Consolas"/><w:sz w:val="15"/><w:color w:val="0F172A"/></w:rPr><w:t xml:space="preserve">    vector&lt;bool&gt; visited(n + 1, false);</w:t></w:r></w:p><w:p><w:pPr><w:shd w:val="clear" w:color="auto" w:fill="F8FAFC"/><w:spacing w:before="0" w:after="0" w:line="200" w:lineRule="auto"/><w:ind w:left="80" w:right="80"/></w:pPr><w:r><w:rPr><w:rFonts w:ascii="Consolas" w:hAnsi="Consolas"/><w:sz w:val="15"/><w:color w:val="0F172A"/></w:rPr><w:t xml:space="preserve"></w:t></w:r></w:p><w:p><w:pPr><w:shd w:val="clear" w:color="auto" w:fill="F8FAFC"/><w:spacing w:before="0" w:after="0" w:line="200" w:lineRule="auto"/><w:ind w:left="80" w:right="80"/></w:pPr><w:r><w:rPr><w:rFonts w:ascii="Consolas" w:hAnsi="Consolas"/><w:sz w:val="15"/><w:color w:val="0F172A"/></w:rPr><w:t xml:space="preserve">    for (int i = 0; i &lt; m; ++i) {</w:t></w:r></w:p><w:p><w:pPr><w:shd w:val="clear" w:color="auto" w:fill="F8FAFC"/><w:spacing w:before="0" w:after="0" w:line="200" w:lineRule="auto"/><w:ind w:left="80" w:right="80"/></w:pPr><w:r><w:rPr><w:rFonts w:ascii="Consolas" w:hAnsi="Consolas"/><w:sz w:val="15"/><w:color w:val="0F172A"/></w:rPr><w:t xml:space="preserve">        int u, v; cin &gt;&gt; u &gt;&gt; v;</w:t></w:r></w:p><w:p><w:pPr><w:shd w:val="clear" w:color="auto" w:fill="F8FAFC"/><w:spacing w:before="0" w:after="0" w:line="200" w:lineRule="auto"/><w:ind w:left="80" w:right="80"/></w:pPr><w:r><w:rPr><w:rFonts w:ascii="Consolas" w:hAnsi="Consolas"/><w:sz w:val="15"/><w:color w:val="0F172A"/></w:rPr><w:t xml:space="preserve">        adj[u].push_back(v);</w:t></w:r></w:p><w:p><w:pPr><w:shd w:val="clear" w:color="auto" w:fill="F8FAFC"/><w:spacing w:before="0" w:after="0" w:line="200" w:lineRule="auto"/><w:ind w:left="80" w:right="80"/></w:pPr><w:r><w:rPr><w:rFonts w:ascii="Consolas" w:hAnsi="Consolas"/><w:sz w:val="15"/><w:color w:val="0F172A"/></w:rPr><w:t xml:space="preserve">        adj[v].push_back(u); // Remove if directed</w:t></w:r></w:p><w:p><w:pPr><w:shd w:val="clear" w:color="auto" w:fill="F8FAFC"/><w:spacing w:before="0" w:after="0" w:line="200" w:lineRule="auto"/><w:ind w:left="80" w:right="80"/></w:pPr><w:r><w:rPr><w:rFonts w:ascii="Consolas" w:hAnsi="Consolas"/><w:sz w:val="15"/><w:color w:val="0F172A"/></w:rPr><w:t xml:space="preserve">    }</w:t></w:r></w:p><w:p><w:pPr><w:shd w:val="clear" w:color="auto" w:fill="F8FAFC"/><w:spacing w:before="0" w:after="0" w:line="200" w:lineRule="auto"/><w:ind w:left="80" w:right="80"/></w:pPr><w:r><w:rPr><w:rFonts w:ascii="Consolas" w:hAnsi="Consolas"/><w:sz w:val="15"/><w:color w:val="0F172A"/></w:rPr><w:t xml:space="preserve"></w:t></w:r></w:p><w:p><w:pPr><w:shd w:val="clear" w:color="auto" w:fill="F8FAFC"/><w:spacing w:before="0" w:after="0" w:line="200" w:lineRule="auto"/><w:ind w:left="80" w:right="80"/></w:pPr><w:r><w:rPr><w:rFonts w:ascii="Consolas" w:hAnsi="Consolas"/><w:sz w:val="15"/><w:color w:val="0F172A"/></w:rPr><w:t xml:space="preserve">    for (int i = 1; i &lt;= n; ++i) {</w:t></w:r></w:p><w:p><w:pPr><w:shd w:val="clear" w:color="auto" w:fill="F8FAFC"/><w:spacing w:before="0" w:after="0" w:line="200" w:lineRule="auto"/><w:ind w:left="80" w:right="80"/></w:pPr><w:r><w:rPr><w:rFonts w:ascii="Consolas" w:hAnsi="Consolas"/><w:sz w:val="15"/><w:color w:val="0F172A"/></w:rPr><w:t xml:space="preserve">        if (!visited[i]) bfs(i, adj, visited);</w:t></w:r></w:p><w:p><w:pPr><w:shd w:val="clear" w:color="auto" w:fill="F8FAFC"/><w:spacing w:before="0" w:after="0" w:line="200" w:lineRule="auto"/><w:ind w:left="80" w:right="80"/></w:pPr><w:r><w:rPr><w:rFonts w:ascii="Consolas" w:hAnsi="Consolas"/><w:sz w:val="15"/><w:color w:val="0F172A"/></w:rPr><w:t xml:space="preserve">    }</w:t></w:r></w:p><w:p><w:pPr><w:shd w:val="clear" w:color="auto" w:fill="F8FAFC"/><w:spacing w:before="0" w:after="0" w:line="200" w:lineRule="auto"/><w:ind w:left="80" w:right="80"/></w:pPr><w:r><w:rPr><w:rFonts w:ascii="Consolas" w:hAnsi="Consolas"/><w:sz w:val="15"/><w:color w:val="0F172A"/></w:rPr><w:t xml:space="preserve">}</w:t></w:r></w:p><w:p><w:pPr><w:pStyle w:val="Heading3"/></w:pPr><w:r><w:rPr><w:b/><w:sz w:val="19"/><w:color w:val="0369A1"/></w:rPr><w:t>4.6 BFS Function Only</w:t></w:r></w:p><w:p><w:pPr><w:ind w:left="200"/><w:spacing w:after="20"/></w:pPr><w:r><w:rPr><w:color w:val="2563EB"/></w:rPr><w:t xml:space="preserve">â€¢ </w:t></w:r><w:r><w:t>**Trigger Prefix:** `bfsfunc`</w:t></w:r></w:p><w:p><w:pPr><w:shd w:val="clear" w:color="auto" w:fill="F8FAFC"/><w:spacing w:before="0" w:after="0" w:line="200" w:lineRule="auto"/><w:ind w:left="80" w:right="80"/></w:pPr><w:r><w:rPr><w:rFonts w:ascii="Consolas" w:hAnsi="Consolas"/><w:sz w:val="15"/><w:color w:val="0F172A"/></w:rPr><w:t xml:space="preserve">void bfs(int start, const vector&lt;int&gt; adj[], vector&lt;bool&gt;&amp; visited) {</w:t></w:r></w:p><w:p><w:pPr><w:shd w:val="clear" w:color="auto" w:fill="F8FAFC"/><w:spacing w:before="0" w:after="0" w:line="200" w:lineRule="auto"/><w:ind w:left="80" w:right="80"/></w:pPr><w:r><w:rPr><w:rFonts w:ascii="Consolas" w:hAnsi="Consolas"/><w:sz w:val="15"/><w:color w:val="0F172A"/></w:rPr><w:t xml:space="preserve">    queue&lt;int&gt; q;</w:t></w:r></w:p><w:p><w:pPr><w:shd w:val="clear" w:color="auto" w:fill="F8FAFC"/><w:spacing w:before="0" w:after="0" w:line="200" w:lineRule="auto"/><w:ind w:left="80" w:right="80"/></w:pPr><w:r><w:rPr><w:rFonts w:ascii="Consolas" w:hAnsi="Consolas"/><w:sz w:val="15"/><w:color w:val="0F172A"/></w:rPr><w:t xml:space="preserve">    q.push(start);</w:t></w:r></w:p><w:p><w:pPr><w:shd w:val="clear" w:color="auto" w:fill="F8FAFC"/><w:spacing w:before="0" w:after="0" w:line="200" w:lineRule="auto"/><w:ind w:left="80" w:right="80"/></w:pPr><w:r><w:rPr><w:rFonts w:ascii="Consolas" w:hAnsi="Consolas"/><w:sz w:val="15"/><w:color w:val="0F172A"/></w:rPr><w:t xml:space="preserve">    visited[start] = true;</w:t></w:r></w:p><w:p><w:pPr><w:shd w:val="clear" w:color="auto" w:fill="F8FAFC"/><w:spacing w:before="0" w:after="0" w:line="200" w:lineRule="auto"/><w:ind w:left="80" w:right="80"/></w:pPr><w:r><w:rPr><w:rFonts w:ascii="Consolas" w:hAnsi="Consolas"/><w:sz w:val="15"/><w:color w:val="0F172A"/></w:rPr><w:t xml:space="preserve"></w:t></w:r></w:p><w:p><w:pPr><w:shd w:val="clear" w:color="auto" w:fill="F8FAFC"/><w:spacing w:before="0" w:after="0" w:line="200" w:lineRule="auto"/><w:ind w:left="80" w:right="80"/></w:pPr><w:r><w:rPr><w:rFonts w:ascii="Consolas" w:hAnsi="Consolas"/><w:sz w:val="15"/><w:color w:val="0F172A"/></w:rPr><w:t xml:space="preserve">    while (!q.empty()) {</w:t></w:r></w:p><w:p><w:pPr><w:shd w:val="clear" w:color="auto" w:fill="F8FAFC"/><w:spacing w:before="0" w:after="0" w:line="200" w:lineRule="auto"/><w:ind w:left="80" w:right="80"/></w:pPr><w:r><w:rPr><w:rFonts w:ascii="Consolas" w:hAnsi="Consolas"/><w:sz w:val="15"/><w:color w:val="0F172A"/></w:rPr><w:t xml:space="preserve">        int node = q.front(); q.pop();</w:t></w:r></w:p><w:p><w:pPr><w:shd w:val="clear" w:color="auto" w:fill="F8FAFC"/><w:spacing w:before="0" w:after="0" w:line="200" w:lineRule="auto"/><w:ind w:left="80" w:right="80"/></w:pPr><w:r><w:rPr><w:rFonts w:ascii="Consolas" w:hAnsi="Consolas"/><w:sz w:val="15"/><w:color w:val="0F172A"/></w:rPr><w:t xml:space="preserve">        for (int neighbor : adj[node]) {</w:t></w:r></w:p><w:p><w:pPr><w:shd w:val="clear" w:color="auto" w:fill="F8FAFC"/><w:spacing w:before="0" w:after="0" w:line="200" w:lineRule="auto"/><w:ind w:left="80" w:right="80"/></w:pPr><w:r><w:rPr><w:rFonts w:ascii="Consolas" w:hAnsi="Consolas"/><w:sz w:val="15"/><w:color w:val="0F172A"/></w:rPr><w:t xml:space="preserve">            if (!visited[neighbor]) {</w:t></w:r></w:p><w:p><w:pPr><w:shd w:val="clear" w:color="auto" w:fill="F8FAFC"/><w:spacing w:before="0" w:after="0" w:line="200" w:lineRule="auto"/><w:ind w:left="80" w:right="80"/></w:pPr><w:r><w:rPr><w:rFonts w:ascii="Consolas" w:hAnsi="Consolas"/><w:sz w:val="15"/><w:color w:val="0F172A"/></w:rPr><w:t xml:space="preserve">                visited[neighbor] = true;</w:t></w:r></w:p><w:p><w:pPr><w:shd w:val="clear" w:color="auto" w:fill="F8FAFC"/><w:spacing w:before="0" w:after="0" w:line="200" w:lineRule="auto"/><w:ind w:left="80" w:right="80"/></w:pPr><w:r><w:rPr><w:rFonts w:ascii="Consolas" w:hAnsi="Consolas"/><w:sz w:val="15"/><w:color w:val="0F172A"/></w:rPr><w:t xml:space="preserve">                q.push(neighbor);</w:t></w:r></w:p><w:p><w:pPr><w:shd w:val="clear" w:color="auto" w:fill="F8FAFC"/><w:spacing w:before="0" w:after="0" w:line="200" w:lineRule="auto"/><w:ind w:left="80" w:right="80"/></w:pPr><w:r><w:rPr><w:rFonts w:ascii="Consolas" w:hAnsi="Consolas"/><w:sz w:val="15"/><w:color w:val="0F172A"/></w:rPr><w:t xml:space="preserve">            }</w:t></w:r></w:p><w:p><w:pPr><w:shd w:val="clear" w:color="auto" w:fill="F8FAFC"/><w:spacing w:before="0" w:after="0" w:line="200" w:lineRule="auto"/><w:ind w:left="80" w:right="80"/></w:pPr><w:r><w:rPr><w:rFonts w:ascii="Consolas" w:hAnsi="Consolas"/><w:sz w:val="15"/><w:color w:val="0F172A"/></w:rPr><w:t xml:space="preserve">        }</w:t></w:r></w:p><w:p><w:pPr><w:shd w:val="clear" w:color="auto" w:fill="F8FAFC"/><w:spacing w:before="0" w:after="0" w:line="200" w:lineRule="auto"/><w:ind w:left="80" w:right="80"/></w:pPr><w:r><w:rPr><w:rFonts w:ascii="Consolas" w:hAnsi="Consolas"/><w:sz w:val="15"/><w:color w:val="0F172A"/></w:rPr><w:t xml:space="preserve">    }</w:t></w:r></w:p><w:p><w:pPr><w:shd w:val="clear" w:color="auto" w:fill="F8FAFC"/><w:spacing w:before="0" w:after="0" w:line="200" w:lineRule="auto"/><w:ind w:left="80" w:right="80"/></w:pPr><w:r><w:rPr><w:rFonts w:ascii="Consolas" w:hAnsi="Consolas"/><w:sz w:val="15"/><w:color w:val="0F172A"/></w:rPr><w:t xml:space="preserve">}</w:t></w:r></w:p><w:p><w:pPr><w:pStyle w:val="Heading3"/></w:pPr><w:r><w:rPr><w:b/><w:sz w:val="19"/><w:color w:val="0369A1"/></w:rPr><w:t>4.7 Topological Sort (Kahn&apos;s In-Degree BFS)</w:t></w:r></w:p><w:p><w:pPr><w:ind w:left="200"/><w:spacing w:after="20"/></w:pPr><w:r><w:rPr><w:color w:val="2563EB"/></w:rPr><w:t xml:space="preserve">â€¢ </w:t></w:r><w:r><w:t>**Time Complexity:** $O(V + E)$</w:t></w:r></w:p><w:p><w:pPr><w:ind w:left="200"/><w:spacing w:after="20"/></w:pPr><w:r><w:rPr><w:color w:val="2563EB"/></w:rPr><w:t xml:space="preserve">â€¢ </w:t></w:r><w:r><w:t>**Condition:** Graph must be a Directed Acyclic Graph (DAG).</w:t></w:r></w:p><w:p><w:pPr><w:shd w:val="clear" w:color="auto" w:fill="F8FAFC"/><w:spacing w:before="0" w:after="0" w:line="200" w:lineRule="auto"/><w:ind w:left="80" w:right="80"/></w:pPr><w:r><w:rPr><w:rFonts w:ascii="Consolas" w:hAnsi="Consolas"/><w:sz w:val="15"/><w:color w:val="0F172A"/></w:rPr><w:t xml:space="preserve">vector&lt;int&gt; topo_sort(int n, const vector&lt;vector&lt;int&gt;&gt; &amp;adj) {</w:t></w:r></w:p><w:p><w:pPr><w:shd w:val="clear" w:color="auto" w:fill="F8FAFC"/><w:spacing w:before="0" w:after="0" w:line="200" w:lineRule="auto"/><w:ind w:left="80" w:right="80"/></w:pPr><w:r><w:rPr><w:rFonts w:ascii="Consolas" w:hAnsi="Consolas"/><w:sz w:val="15"/><w:color w:val="0F172A"/></w:rPr><w:t xml:space="preserve">    vector&lt;int&gt; in_deg(n, 0), order;</w:t></w:r></w:p><w:p><w:pPr><w:shd w:val="clear" w:color="auto" w:fill="F8FAFC"/><w:spacing w:before="0" w:after="0" w:line="200" w:lineRule="auto"/><w:ind w:left="80" w:right="80"/></w:pPr><w:r><w:rPr><w:rFonts w:ascii="Consolas" w:hAnsi="Consolas"/><w:sz w:val="15"/><w:color w:val="0F172A"/></w:rPr><w:t xml:space="preserve">    for (int u = 0; u &lt; n; ++u)</w:t></w:r></w:p><w:p><w:pPr><w:shd w:val="clear" w:color="auto" w:fill="F8FAFC"/><w:spacing w:before="0" w:after="0" w:line="200" w:lineRule="auto"/><w:ind w:left="80" w:right="80"/></w:pPr><w:r><w:rPr><w:rFonts w:ascii="Consolas" w:hAnsi="Consolas"/><w:sz w:val="15"/><w:color w:val="0F172A"/></w:rPr><w:t xml:space="preserve">        for (int v : adj[u]) in_deg[v]++;</w:t></w:r></w:p><w:p><w:pPr><w:shd w:val="clear" w:color="auto" w:fill="F8FAFC"/><w:spacing w:before="0" w:after="0" w:line="200" w:lineRule="auto"/><w:ind w:left="80" w:right="80"/></w:pPr><w:r><w:rPr><w:rFonts w:ascii="Consolas" w:hAnsi="Consolas"/><w:sz w:val="15"/><w:color w:val="0F172A"/></w:rPr><w:t xml:space="preserve">    queue&lt;int&gt; q;</w:t></w:r></w:p><w:p><w:pPr><w:shd w:val="clear" w:color="auto" w:fill="F8FAFC"/><w:spacing w:before="0" w:after="0" w:line="200" w:lineRule="auto"/><w:ind w:left="80" w:right="80"/></w:pPr><w:r><w:rPr><w:rFonts w:ascii="Consolas" w:hAnsi="Consolas"/><w:sz w:val="15"/><w:color w:val="0F172A"/></w:rPr><w:t xml:space="preserve">    for (int i = 0; i &lt; n; ++i) if (in_deg[i] == 0) q.push(i);</w:t></w:r></w:p><w:p><w:pPr><w:shd w:val="clear" w:color="auto" w:fill="F8FAFC"/><w:spacing w:before="0" w:after="0" w:line="200" w:lineRule="auto"/><w:ind w:left="80" w:right="80"/></w:pPr><w:r><w:rPr><w:rFonts w:ascii="Consolas" w:hAnsi="Consolas"/><w:sz w:val="15"/><w:color w:val="0F172A"/></w:rPr><w:t xml:space="preserve">    while (!q.empty()) {</w:t></w:r></w:p><w:p><w:pPr><w:shd w:val="clear" w:color="auto" w:fill="F8FAFC"/><w:spacing w:before="0" w:after="0" w:line="200" w:lineRule="auto"/><w:ind w:left="80" w:right="80"/></w:pPr><w:r><w:rPr><w:rFonts w:ascii="Consolas" w:hAnsi="Consolas"/><w:sz w:val="15"/><w:color w:val="0F172A"/></w:rPr><w:t xml:space="preserve">        int u = q.front(); q.pop();</w:t></w:r></w:p><w:p><w:pPr><w:shd w:val="clear" w:color="auto" w:fill="F8FAFC"/><w:spacing w:before="0" w:after="0" w:line="200" w:lineRule="auto"/><w:ind w:left="80" w:right="80"/></w:pPr><w:r><w:rPr><w:rFonts w:ascii="Consolas" w:hAnsi="Consolas"/><w:sz w:val="15"/><w:color w:val="0F172A"/></w:rPr><w:t xml:space="preserve">        order.push_back(u);</w:t></w:r></w:p><w:p><w:pPr><w:shd w:val="clear" w:color="auto" w:fill="F8FAFC"/><w:spacing w:before="0" w:after="0" w:line="200" w:lineRule="auto"/><w:ind w:left="80" w:right="80"/></w:pPr><w:r><w:rPr><w:rFonts w:ascii="Consolas" w:hAnsi="Consolas"/><w:sz w:val="15"/><w:color w:val="0F172A"/></w:rPr><w:t xml:space="preserve">        for (int v : adj[u])</w:t></w:r></w:p><w:p><w:pPr><w:shd w:val="clear" w:color="auto" w:fill="F8FAFC"/><w:spacing w:before="0" w:after="0" w:line="200" w:lineRule="auto"/><w:ind w:left="80" w:right="80"/></w:pPr><w:r><w:rPr><w:rFonts w:ascii="Consolas" w:hAnsi="Consolas"/><w:sz w:val="15"/><w:color w:val="0F172A"/></w:rPr><w:t xml:space="preserve">            if (--in_deg[v] == 0) q.push(v);</w:t></w:r></w:p><w:p><w:pPr><w:shd w:val="clear" w:color="auto" w:fill="F8FAFC"/><w:spacing w:before="0" w:after="0" w:line="200" w:lineRule="auto"/><w:ind w:left="80" w:right="80"/></w:pPr><w:r><w:rPr><w:rFonts w:ascii="Consolas" w:hAnsi="Consolas"/><w:sz w:val="15"/><w:color w:val="0F172A"/></w:rPr><w:t xml:space="preserve">    }</w:t></w:r></w:p><w:p><w:pPr><w:shd w:val="clear" w:color="auto" w:fill="F8FAFC"/><w:spacing w:before="0" w:after="0" w:line="200" w:lineRule="auto"/><w:ind w:left="80" w:right="80"/></w:pPr><w:r><w:rPr><w:rFonts w:ascii="Consolas" w:hAnsi="Consolas"/><w:sz w:val="15"/><w:color w:val="0F172A"/></w:rPr><w:t xml:space="preserve">    return (order.size() == n) ? order : vector&lt;int&gt;(); // empty if cycle</w:t></w:r></w:p><w:p><w:pPr><w:shd w:val="clear" w:color="auto" w:fill="F8FAFC"/><w:spacing w:before="0" w:after="0" w:line="200" w:lineRule="auto"/><w:ind w:left="80" w:right="80"/></w:pPr><w:r><w:rPr><w:rFonts w:ascii="Consolas" w:hAnsi="Consolas"/><w:sz w:val="15"/><w:color w:val="0F172A"/></w:rPr><w:t xml:space="preserve">}</w:t></w:r></w:p><w:p><w:pPr><w:pStyle w:val="Heading3"/></w:pPr><w:r><w:rPr><w:b/><w:sz w:val="19"/><w:color w:val="0369A1"/></w:rPr><w:t>4.8 Bipartite Graph Check &amp; 2-Coloring (BFS)</w:t></w:r></w:p><w:p><w:pPr><w:ind w:left="200"/><w:spacing w:after="20"/></w:pPr><w:r><w:rPr><w:color w:val="2563EB"/></w:rPr><w:t xml:space="preserve">â€¢ </w:t></w:r><w:r><w:t>**Trigger Prefix:** `bipartite`</w:t></w:r></w:p><w:p><w:pPr><w:ind w:left="200"/><w:spacing w:after="20"/></w:pPr><w:r><w:rPr><w:color w:val="2563EB"/></w:rPr><w:t xml:space="preserve">â€¢ </w:t></w:r><w:r><w:t>**Time Complexity:** $O(V + E)$</w:t></w:r></w:p><w:p><w:pPr><w:ind w:left="200"/><w:spacing w:after="20"/></w:pPr><w:r><w:rPr><w:color w:val="2563EB"/></w:rPr><w:t xml:space="preserve">â€¢ </w:t></w:r><w:r><w:t>**When to use:** Check if graph has no odd-length cycles and can be partitioned into two independent sets.</w:t></w:r></w:p><w:p><w:pPr><w:shd w:val="clear" w:color="auto" w:fill="F8FAFC"/><w:spacing w:before="0" w:after="0" w:line="200" w:lineRule="auto"/><w:ind w:left="80" w:right="80"/></w:pPr><w:r><w:rPr><w:rFonts w:ascii="Consolas" w:hAnsi="Consolas"/><w:sz w:val="15"/><w:color w:val="0F172A"/></w:rPr><w:t xml:space="preserve">bool is_bipartite(int n, const vector&lt;vector&lt;int&gt;&gt; &amp;adj, vector&lt;int&gt; &amp;color) {</w:t></w:r></w:p><w:p><w:pPr><w:shd w:val="clear" w:color="auto" w:fill="F8FAFC"/><w:spacing w:before="0" w:after="0" w:line="200" w:lineRule="auto"/><w:ind w:left="80" w:right="80"/></w:pPr><w:r><w:rPr><w:rFonts w:ascii="Consolas" w:hAnsi="Consolas"/><w:sz w:val="15"/><w:color w:val="0F172A"/></w:rPr><w:t xml:space="preserve">    color.assign(n + 1, -1);</w:t></w:r></w:p><w:p><w:pPr><w:shd w:val="clear" w:color="auto" w:fill="F8FAFC"/><w:spacing w:before="0" w:after="0" w:line="200" w:lineRule="auto"/><w:ind w:left="80" w:right="80"/></w:pPr><w:r><w:rPr><w:rFonts w:ascii="Consolas" w:hAnsi="Consolas"/><w:sz w:val="15"/><w:color w:val="0F172A"/></w:rPr><w:t xml:space="preserve">    for (int start = 1; start &lt;= n; ++start) {</w:t></w:r></w:p><w:p><w:pPr><w:shd w:val="clear" w:color="auto" w:fill="F8FAFC"/><w:spacing w:before="0" w:after="0" w:line="200" w:lineRule="auto"/><w:ind w:left="80" w:right="80"/></w:pPr><w:r><w:rPr><w:rFonts w:ascii="Consolas" w:hAnsi="Consolas"/><w:sz w:val="15"/><w:color w:val="0F172A"/></w:rPr><w:t xml:space="preserve">        if (color[start] != -1) continue;</w:t></w:r></w:p><w:p><w:pPr><w:shd w:val="clear" w:color="auto" w:fill="F8FAFC"/><w:spacing w:before="0" w:after="0" w:line="200" w:lineRule="auto"/><w:ind w:left="80" w:right="80"/></w:pPr><w:r><w:rPr><w:rFonts w:ascii="Consolas" w:hAnsi="Consolas"/><w:sz w:val="15"/><w:color w:val="0F172A"/></w:rPr><w:t xml:space="preserve">        queue&lt;int&gt; q; q.push(start); color[start] = 0;</w:t></w:r></w:p><w:p><w:pPr><w:shd w:val="clear" w:color="auto" w:fill="F8FAFC"/><w:spacing w:before="0" w:after="0" w:line="200" w:lineRule="auto"/><w:ind w:left="80" w:right="80"/></w:pPr><w:r><w:rPr><w:rFonts w:ascii="Consolas" w:hAnsi="Consolas"/><w:sz w:val="15"/><w:color w:val="0F172A"/></w:rPr><w:t xml:space="preserve">        while (!q.empty()) {</w:t></w:r></w:p><w:p><w:pPr><w:shd w:val="clear" w:color="auto" w:fill="F8FAFC"/><w:spacing w:before="0" w:after="0" w:line="200" w:lineRule="auto"/><w:ind w:left="80" w:right="80"/></w:pPr><w:r><w:rPr><w:rFonts w:ascii="Consolas" w:hAnsi="Consolas"/><w:sz w:val="15"/><w:color w:val="0F172A"/></w:rPr><w:t xml:space="preserve">            int u = q.front(); q.pop();</w:t></w:r></w:p><w:p><w:pPr><w:shd w:val="clear" w:color="auto" w:fill="F8FAFC"/><w:spacing w:before="0" w:after="0" w:line="200" w:lineRule="auto"/><w:ind w:left="80" w:right="80"/></w:pPr><w:r><w:rPr><w:rFonts w:ascii="Consolas" w:hAnsi="Consolas"/><w:sz w:val="15"/><w:color w:val="0F172A"/></w:rPr><w:t xml:space="preserve">            for (int v : adj[u]) {</w:t></w:r></w:p><w:p><w:pPr><w:shd w:val="clear" w:color="auto" w:fill="F8FAFC"/><w:spacing w:before="0" w:after="0" w:line="200" w:lineRule="auto"/><w:ind w:left="80" w:right="80"/></w:pPr><w:r><w:rPr><w:rFonts w:ascii="Consolas" w:hAnsi="Consolas"/><w:sz w:val="15"/><w:color w:val="0F172A"/></w:rPr><w:t xml:space="preserve">                if (color[v] == -1) {</w:t></w:r></w:p><w:p><w:pPr><w:shd w:val="clear" w:color="auto" w:fill="F8FAFC"/><w:spacing w:before="0" w:after="0" w:line="200" w:lineRule="auto"/><w:ind w:left="80" w:right="80"/></w:pPr><w:r><w:rPr><w:rFonts w:ascii="Consolas" w:hAnsi="Consolas"/><w:sz w:val="15"/><w:color w:val="0F172A"/></w:rPr><w:t xml:space="preserve">                    color[v] = color[u] ^ 1; q.push(v);</w:t></w:r></w:p><w:p><w:pPr><w:shd w:val="clear" w:color="auto" w:fill="F8FAFC"/><w:spacing w:before="0" w:after="0" w:line="200" w:lineRule="auto"/><w:ind w:left="80" w:right="80"/></w:pPr><w:r><w:rPr><w:rFonts w:ascii="Consolas" w:hAnsi="Consolas"/><w:sz w:val="15"/><w:color w:val="0F172A"/></w:rPr><w:t xml:space="preserve">                } else if (color[v] == color[u]) return false; // Odd cycle!</w:t></w:r></w:p><w:p><w:pPr><w:shd w:val="clear" w:color="auto" w:fill="F8FAFC"/><w:spacing w:before="0" w:after="0" w:line="200" w:lineRule="auto"/><w:ind w:left="80" w:right="80"/></w:pPr><w:r><w:rPr><w:rFonts w:ascii="Consolas" w:hAnsi="Consolas"/><w:sz w:val="15"/><w:color w:val="0F172A"/></w:rPr><w:t xml:space="preserve">            }</w:t></w:r></w:p><w:p><w:pPr><w:shd w:val="clear" w:color="auto" w:fill="F8FAFC"/><w:spacing w:before="0" w:after="0" w:line="200" w:lineRule="auto"/><w:ind w:left="80" w:right="80"/></w:pPr><w:r><w:rPr><w:rFonts w:ascii="Consolas" w:hAnsi="Consolas"/><w:sz w:val="15"/><w:color w:val="0F172A"/></w:rPr><w:t xml:space="preserve">        }</w:t></w:r></w:p><w:p><w:pPr><w:shd w:val="clear" w:color="auto" w:fill="F8FAFC"/><w:spacing w:before="0" w:after="0" w:line="200" w:lineRule="auto"/><w:ind w:left="80" w:right="80"/></w:pPr><w:r><w:rPr><w:rFonts w:ascii="Consolas" w:hAnsi="Consolas"/><w:sz w:val="15"/><w:color w:val="0F172A"/></w:rPr><w:t xml:space="preserve">    }</w:t></w:r></w:p><w:p><w:pPr><w:shd w:val="clear" w:color="auto" w:fill="F8FAFC"/><w:spacing w:before="0" w:after="0" w:line="200" w:lineRule="auto"/><w:ind w:left="80" w:right="80"/></w:pPr><w:r><w:rPr><w:rFonts w:ascii="Consolas" w:hAnsi="Consolas"/><w:sz w:val="15"/><w:color w:val="0F172A"/></w:rPr><w:t xml:space="preserve">    return true;</w:t></w:r></w:p><w:p><w:pPr><w:shd w:val="clear" w:color="auto" w:fill="F8FAFC"/><w:spacing w:before="0" w:after="0" w:line="200" w:lineRule="auto"/><w:ind w:left="80" w:right="80"/></w:pPr><w:r><w:rPr><w:rFonts w:ascii="Consolas" w:hAnsi="Consolas"/><w:sz w:val="15"/><w:color w:val="0F172A"/></w:rPr><w:t xml:space="preserve">}</w:t></w:r></w:p><w:p><w:pPr><w:pBdr><w:bottom w:val="single" w:sz="4" w:space="1" w:color="CBD5E0"/></w:pPr></w:p><w:p><w:pPr><w:pStyle w:val="Heading1"/></w:pPr><w:r><w:rPr><w:b/><w:sz w:val="26"/><w:color w:val="1E3A8A"/></w:rPr><w:t>Section 5: Shortest Paths &amp; Negative Cycles</w:t></w:r></w:p><w:p><w:pPr><w:pStyle w:val="Heading3"/></w:pPr><w:r><w:rPr><w:b/><w:sz w:val="19"/><w:color w:val="0369A1"/></w:rPr><w:t>5.1 Dijkstra&apos;s Algorithm (Priority Queue &amp; Path Print)</w:t></w:r></w:p><w:p><w:pPr><w:ind w:left="200"/><w:spacing w:after="20"/></w:pPr><w:r><w:rPr><w:color w:val="2563EB"/></w:rPr><w:t xml:space="preserve">â€¢ </w:t></w:r><w:r><w:t>**Trigger Prefix:** `dijkstra`</w:t></w:r></w:p><w:p><w:pPr><w:ind w:left="200"/><w:spacing w:after="20"/></w:pPr><w:r><w:rPr><w:color w:val="2563EB"/></w:rPr><w:t xml:space="preserve">â€¢ </w:t></w:r><w:r><w:t>**Time Complexity:** $O((V + E) \log V)$</w:t></w:r></w:p><w:p><w:pPr><w:ind w:left="200"/><w:spacing w:after="20"/></w:pPr><w:r><w:rPr><w:color w:val="2563EB"/></w:rPr><w:t xml:space="preserve">â€¢ </w:t></w:r><w:r><w:t>**Constraint:** All edge weights must be non-negative ($w \ge 0$).</w:t></w:r></w:p><w:p><w:pPr><w:shd w:val="clear" w:color="auto" w:fill="F8FAFC"/><w:spacing w:before="0" w:after="0" w:line="200" w:lineRule="auto"/><w:ind w:left="80" w:right="80"/></w:pPr><w:r><w:rPr><w:rFonts w:ascii="Consolas" w:hAnsi="Consolas"/><w:sz w:val="15"/><w:color w:val="0F172A"/></w:rPr><w:t xml:space="preserve">int n, m; cin &gt;&gt; n &gt;&gt; m;</w:t></w:r></w:p><w:p><w:pPr><w:shd w:val="clear" w:color="auto" w:fill="F8FAFC"/><w:spacing w:before="0" w:after="0" w:line="200" w:lineRule="auto"/><w:ind w:left="80" w:right="80"/></w:pPr><w:r><w:rPr><w:rFonts w:ascii="Consolas" w:hAnsi="Consolas"/><w:sz w:val="15"/><w:color w:val="0F172A"/></w:rPr><w:t xml:space="preserve">vector&lt;vector&lt;pair&lt;int, int&gt;&gt;&gt; adj(n + 1);</w:t></w:r></w:p><w:p><w:pPr><w:shd w:val="clear" w:color="auto" w:fill="F8FAFC"/><w:spacing w:before="0" w:after="0" w:line="200" w:lineRule="auto"/><w:ind w:left="80" w:right="80"/></w:pPr><w:r><w:rPr><w:rFonts w:ascii="Consolas" w:hAnsi="Consolas"/><w:sz w:val="15"/><w:color w:val="0F172A"/></w:rPr><w:t xml:space="preserve">for (int i = 0; i &lt; m; i++) {</w:t></w:r></w:p><w:p><w:pPr><w:shd w:val="clear" w:color="auto" w:fill="F8FAFC"/><w:spacing w:before="0" w:after="0" w:line="200" w:lineRule="auto"/><w:ind w:left="80" w:right="80"/></w:pPr><w:r><w:rPr><w:rFonts w:ascii="Consolas" w:hAnsi="Consolas"/><w:sz w:val="15"/><w:color w:val="0F172A"/></w:rPr><w:t xml:space="preserve">    int u, v, w; cin &gt;&gt; u &gt;&gt; v &gt;&gt; w;</w:t></w:r></w:p><w:p><w:pPr><w:shd w:val="clear" w:color="auto" w:fill="F8FAFC"/><w:spacing w:before="0" w:after="0" w:line="200" w:lineRule="auto"/><w:ind w:left="80" w:right="80"/></w:pPr><w:r><w:rPr><w:rFonts w:ascii="Consolas" w:hAnsi="Consolas"/><w:sz w:val="15"/><w:color w:val="0F172A"/></w:rPr><w:t xml:space="preserve">    adj[u].emplace_back(v, w);</w:t></w:r></w:p><w:p><w:pPr><w:shd w:val="clear" w:color="auto" w:fill="F8FAFC"/><w:spacing w:before="0" w:after="0" w:line="200" w:lineRule="auto"/><w:ind w:left="80" w:right="80"/></w:pPr><w:r><w:rPr><w:rFonts w:ascii="Consolas" w:hAnsi="Consolas"/><w:sz w:val="15"/><w:color w:val="0F172A"/></w:rPr><w:t xml:space="preserve">    adj[v].emplace_back(u, w);</w:t></w:r></w:p><w:p><w:pPr><w:shd w:val="clear" w:color="auto" w:fill="F8FAFC"/><w:spacing w:before="0" w:after="0" w:line="200" w:lineRule="auto"/><w:ind w:left="80" w:right="80"/></w:pPr><w:r><w:rPr><w:rFonts w:ascii="Consolas" w:hAnsi="Consolas"/><w:sz w:val="15"/><w:color w:val="0F172A"/></w:rPr><w:t xml:space="preserve">}</w:t></w:r></w:p><w:p><w:pPr><w:shd w:val="clear" w:color="auto" w:fill="F8FAFC"/><w:spacing w:before="0" w:after="0" w:line="200" w:lineRule="auto"/><w:ind w:left="80" w:right="80"/></w:pPr><w:r><w:rPr><w:rFonts w:ascii="Consolas" w:hAnsi="Consolas"/><w:sz w:val="15"/><w:color w:val="0F172A"/></w:rPr><w:t xml:space="preserve">int s = 1, inf = LLONG_MAX / 2;</w:t></w:r></w:p><w:p><w:pPr><w:shd w:val="clear" w:color="auto" w:fill="F8FAFC"/><w:spacing w:before="0" w:after="0" w:line="200" w:lineRule="auto"/><w:ind w:left="80" w:right="80"/></w:pPr><w:r><w:rPr><w:rFonts w:ascii="Consolas" w:hAnsi="Consolas"/><w:sz w:val="15"/><w:color w:val="0F172A"/></w:rPr><w:t xml:space="preserve">vector&lt;int&gt; dis(n + 1, inf), parent(n + 1, -1);</w:t></w:r></w:p><w:p><w:pPr><w:shd w:val="clear" w:color="auto" w:fill="F8FAFC"/><w:spacing w:before="0" w:after="0" w:line="200" w:lineRule="auto"/><w:ind w:left="80" w:right="80"/></w:pPr><w:r><w:rPr><w:rFonts w:ascii="Consolas" w:hAnsi="Consolas"/><w:sz w:val="15"/><w:color w:val="0F172A"/></w:rPr><w:t xml:space="preserve">dis[s] = 0;</w:t></w:r></w:p><w:p><w:pPr><w:shd w:val="clear" w:color="auto" w:fill="F8FAFC"/><w:spacing w:before="0" w:after="0" w:line="200" w:lineRule="auto"/><w:ind w:left="80" w:right="80"/></w:pPr><w:r><w:rPr><w:rFonts w:ascii="Consolas" w:hAnsi="Consolas"/><w:sz w:val="15"/><w:color w:val="0F172A"/></w:rPr><w:t xml:space="preserve">priority_queue&lt;pair&lt;int, int&gt;, vector&lt;pair&lt;int, int&gt;&gt;, greater&lt;pair&lt;int, int&gt;&gt;&gt; pq;</w:t></w:r></w:p><w:p><w:pPr><w:shd w:val="clear" w:color="auto" w:fill="F8FAFC"/><w:spacing w:before="0" w:after="0" w:line="200" w:lineRule="auto"/><w:ind w:left="80" w:right="80"/></w:pPr><w:r><w:rPr><w:rFonts w:ascii="Consolas" w:hAnsi="Consolas"/><w:sz w:val="15"/><w:color w:val="0F172A"/></w:rPr><w:t xml:space="preserve">pq.emplace(0, s);</w:t></w:r></w:p><w:p><w:pPr><w:shd w:val="clear" w:color="auto" w:fill="F8FAFC"/><w:spacing w:before="0" w:after="0" w:line="200" w:lineRule="auto"/><w:ind w:left="80" w:right="80"/></w:pPr><w:r><w:rPr><w:rFonts w:ascii="Consolas" w:hAnsi="Consolas"/><w:sz w:val="15"/><w:color w:val="0F172A"/></w:rPr><w:t xml:space="preserve">while (!pq.empty()) {</w:t></w:r></w:p><w:p><w:pPr><w:shd w:val="clear" w:color="auto" w:fill="F8FAFC"/><w:spacing w:before="0" w:after="0" w:line="200" w:lineRule="auto"/><w:ind w:left="80" w:right="80"/></w:pPr><w:r><w:rPr><w:rFonts w:ascii="Consolas" w:hAnsi="Consolas"/><w:sz w:val="15"/><w:color w:val="0F172A"/></w:rPr><w:t xml:space="preserve">    auto [dv, v] = pq.top(); pq.pop();</w:t></w:r></w:p><w:p><w:pPr><w:shd w:val="clear" w:color="auto" w:fill="F8FAFC"/><w:spacing w:before="0" w:after="0" w:line="200" w:lineRule="auto"/><w:ind w:left="80" w:right="80"/></w:pPr><w:r><w:rPr><w:rFonts w:ascii="Consolas" w:hAnsi="Consolas"/><w:sz w:val="15"/><w:color w:val="0F172A"/></w:rPr><w:t xml:space="preserve">    if (dv &gt; dis[v]) continue;</w:t></w:r></w:p><w:p><w:pPr><w:shd w:val="clear" w:color="auto" w:fill="F8FAFC"/><w:spacing w:before="0" w:after="0" w:line="200" w:lineRule="auto"/><w:ind w:left="80" w:right="80"/></w:pPr><w:r><w:rPr><w:rFonts w:ascii="Consolas" w:hAnsi="Consolas"/><w:sz w:val="15"/><w:color w:val="0F172A"/></w:rPr><w:t xml:space="preserve">    for (auto &amp;edge : adj[v]) {</w:t></w:r></w:p><w:p><w:pPr><w:shd w:val="clear" w:color="auto" w:fill="F8FAFC"/><w:spacing w:before="0" w:after="0" w:line="200" w:lineRule="auto"/><w:ind w:left="80" w:right="80"/></w:pPr><w:r><w:rPr><w:rFonts w:ascii="Consolas" w:hAnsi="Consolas"/><w:sz w:val="15"/><w:color w:val="0F172A"/></w:rPr><w:t xml:space="preserve">        int to = edge.first, d = edge.second;</w:t></w:r></w:p><w:p><w:pPr><w:shd w:val="clear" w:color="auto" w:fill="F8FAFC"/><w:spacing w:before="0" w:after="0" w:line="200" w:lineRule="auto"/><w:ind w:left="80" w:right="80"/></w:pPr><w:r><w:rPr><w:rFonts w:ascii="Consolas" w:hAnsi="Consolas"/><w:sz w:val="15"/><w:color w:val="0F172A"/></w:rPr><w:t xml:space="preserve">        if (dis[v] + d &lt; dis[to]) {</w:t></w:r></w:p><w:p><w:pPr><w:shd w:val="clear" w:color="auto" w:fill="F8FAFC"/><w:spacing w:before="0" w:after="0" w:line="200" w:lineRule="auto"/><w:ind w:left="80" w:right="80"/></w:pPr><w:r><w:rPr><w:rFonts w:ascii="Consolas" w:hAnsi="Consolas"/><w:sz w:val="15"/><w:color w:val="0F172A"/></w:rPr><w:t xml:space="preserve">            dis[to] = dis[v] + d;</w:t></w:r></w:p><w:p><w:pPr><w:shd w:val="clear" w:color="auto" w:fill="F8FAFC"/><w:spacing w:before="0" w:after="0" w:line="200" w:lineRule="auto"/><w:ind w:left="80" w:right="80"/></w:pPr><w:r><w:rPr><w:rFonts w:ascii="Consolas" w:hAnsi="Consolas"/><w:sz w:val="15"/><w:color w:val="0F172A"/></w:rPr><w:t xml:space="preserve">            parent[to] = v;</w:t></w:r></w:p><w:p><w:pPr><w:shd w:val="clear" w:color="auto" w:fill="F8FAFC"/><w:spacing w:before="0" w:after="0" w:line="200" w:lineRule="auto"/><w:ind w:left="80" w:right="80"/></w:pPr><w:r><w:rPr><w:rFonts w:ascii="Consolas" w:hAnsi="Consolas"/><w:sz w:val="15"/><w:color w:val="0F172A"/></w:rPr><w:t xml:space="preserve">            pq.emplace(dis[to], to);</w:t></w:r></w:p><w:p><w:pPr><w:shd w:val="clear" w:color="auto" w:fill="F8FAFC"/><w:spacing w:before="0" w:after="0" w:line="200" w:lineRule="auto"/><w:ind w:left="80" w:right="80"/></w:pPr><w:r><w:rPr><w:rFonts w:ascii="Consolas" w:hAnsi="Consolas"/><w:sz w:val="15"/><w:color w:val="0F172A"/></w:rPr><w:t xml:space="preserve">        }</w:t></w:r></w:p><w:p><w:pPr><w:shd w:val="clear" w:color="auto" w:fill="F8FAFC"/><w:spacing w:before="0" w:after="0" w:line="200" w:lineRule="auto"/><w:ind w:left="80" w:right="80"/></w:pPr><w:r><w:rPr><w:rFonts w:ascii="Consolas" w:hAnsi="Consolas"/><w:sz w:val="15"/><w:color w:val="0F172A"/></w:rPr><w:t xml:space="preserve">    }</w:t></w:r></w:p><w:p><w:pPr><w:shd w:val="clear" w:color="auto" w:fill="F8FAFC"/><w:spacing w:before="0" w:after="0" w:line="200" w:lineRule="auto"/><w:ind w:left="80" w:right="80"/></w:pPr><w:r><w:rPr><w:rFonts w:ascii="Consolas" w:hAnsi="Consolas"/><w:sz w:val="15"/><w:color w:val="0F172A"/></w:rPr><w:t xml:space="preserve">}</w:t></w:r></w:p><w:p><w:pPr><w:shd w:val="clear" w:color="auto" w:fill="F8FAFC"/><w:spacing w:before="0" w:after="0" w:line="200" w:lineRule="auto"/><w:ind w:left="80" w:right="80"/></w:pPr><w:r><w:rPr><w:rFonts w:ascii="Consolas" w:hAnsi="Consolas"/><w:sz w:val="15"/><w:color w:val="0F172A"/></w:rPr><w:t xml:space="preserve">if (dis[n] == inf) {</w:t></w:r></w:p><w:p><w:pPr><w:shd w:val="clear" w:color="auto" w:fill="F8FAFC"/><w:spacing w:before="0" w:after="0" w:line="200" w:lineRule="auto"/><w:ind w:left="80" w:right="80"/></w:pPr><w:r><w:rPr><w:rFonts w:ascii="Consolas" w:hAnsi="Consolas"/><w:sz w:val="15"/><w:color w:val="0F172A"/></w:rPr><w:t xml:space="preserve">    cout &lt;&lt; -1 &lt;&lt; endl;</w:t></w:r></w:p><w:p><w:pPr><w:shd w:val="clear" w:color="auto" w:fill="F8FAFC"/><w:spacing w:before="0" w:after="0" w:line="200" w:lineRule="auto"/><w:ind w:left="80" w:right="80"/></w:pPr><w:r><w:rPr><w:rFonts w:ascii="Consolas" w:hAnsi="Consolas"/><w:sz w:val="15"/><w:color w:val="0F172A"/></w:rPr><w:t xml:space="preserve">} else {</w:t></w:r></w:p><w:p><w:pPr><w:shd w:val="clear" w:color="auto" w:fill="F8FAFC"/><w:spacing w:before="0" w:after="0" w:line="200" w:lineRule="auto"/><w:ind w:left="80" w:right="80"/></w:pPr><w:r><w:rPr><w:rFonts w:ascii="Consolas" w:hAnsi="Consolas"/><w:sz w:val="15"/><w:color w:val="0F172A"/></w:rPr><w:t xml:space="preserve">    vector&lt;int&gt; path;</w:t></w:r></w:p><w:p><w:pPr><w:shd w:val="clear" w:color="auto" w:fill="F8FAFC"/><w:spacing w:before="0" w:after="0" w:line="200" w:lineRule="auto"/><w:ind w:left="80" w:right="80"/></w:pPr><w:r><w:rPr><w:rFonts w:ascii="Consolas" w:hAnsi="Consolas"/><w:sz w:val="15"/><w:color w:val="0F172A"/></w:rPr><w:t xml:space="preserve">    for (int i = n; i != -1; i = parent[i]) path.push_back(i);</w:t></w:r></w:p><w:p><w:pPr><w:shd w:val="clear" w:color="auto" w:fill="F8FAFC"/><w:spacing w:before="0" w:after="0" w:line="200" w:lineRule="auto"/><w:ind w:left="80" w:right="80"/></w:pPr><w:r><w:rPr><w:rFonts w:ascii="Consolas" w:hAnsi="Consolas"/><w:sz w:val="15"/><w:color w:val="0F172A"/></w:rPr><w:t xml:space="preserve">    reverse(path.begin(), path.end());</w:t></w:r></w:p><w:p><w:pPr><w:shd w:val="clear" w:color="auto" w:fill="F8FAFC"/><w:spacing w:before="0" w:after="0" w:line="200" w:lineRule="auto"/><w:ind w:left="80" w:right="80"/></w:pPr><w:r><w:rPr><w:rFonts w:ascii="Consolas" w:hAnsi="Consolas"/><w:sz w:val="15"/><w:color w:val="0F172A"/></w:rPr><w:t xml:space="preserve">    for (int node : path) cout &lt;&lt; node &lt;&lt; &quot; &quot;;</w:t></w:r></w:p><w:p><w:pPr><w:shd w:val="clear" w:color="auto" w:fill="F8FAFC"/><w:spacing w:before="0" w:after="0" w:line="200" w:lineRule="auto"/><w:ind w:left="80" w:right="80"/></w:pPr><w:r><w:rPr><w:rFonts w:ascii="Consolas" w:hAnsi="Consolas"/><w:sz w:val="15"/><w:color w:val="0F172A"/></w:rPr><w:t xml:space="preserve">    cout &lt;&lt; endl;</w:t></w:r></w:p><w:p><w:pPr><w:shd w:val="clear" w:color="auto" w:fill="F8FAFC"/><w:spacing w:before="0" w:after="0" w:line="200" w:lineRule="auto"/><w:ind w:left="80" w:right="80"/></w:pPr><w:r><w:rPr><w:rFonts w:ascii="Consolas" w:hAnsi="Consolas"/><w:sz w:val="15"/><w:color w:val="0F172A"/></w:rPr><w:t xml:space="preserve">}</w:t></w:r></w:p><w:p><w:pPr><w:pStyle w:val="Heading3"/></w:pPr><w:r><w:rPr><w:b/><w:sz w:val="19"/><w:color w:val="0369A1"/></w:rPr><w:t>5.2 Dijkstra&apos;s Algorithm (Set-Based)</w:t></w:r></w:p><w:p><w:pPr><w:ind w:left="200"/><w:spacing w:after="20"/></w:pPr><w:r><w:rPr><w:color w:val="2563EB"/></w:rPr><w:t xml:space="preserve">â€¢ </w:t></w:r><w:r><w:t>**Trigger Prefix:** `dijkstraSet`</w:t></w:r></w:p><w:p><w:pPr><w:ind w:left="200"/><w:spacing w:after="20"/></w:pPr><w:r><w:rPr><w:color w:val="2563EB"/></w:rPr><w:t xml:space="preserve">â€¢ </w:t></w:r><w:r><w:t>**Time Complexity:** $O((V + E) \log V)$</w:t></w:r></w:p><w:p><w:pPr><w:shd w:val="clear" w:color="auto" w:fill="F8FAFC"/><w:spacing w:before="0" w:after="0" w:line="200" w:lineRule="auto"/><w:ind w:left="80" w:right="80"/></w:pPr><w:r><w:rPr><w:rFonts w:ascii="Consolas" w:hAnsi="Consolas"/><w:sz w:val="15"/><w:color w:val="0F172A"/></w:rPr><w:t xml:space="preserve">const int INF = 1000000000;</w:t></w:r></w:p><w:p><w:pPr><w:shd w:val="clear" w:color="auto" w:fill="F8FAFC"/><w:spacing w:before="0" w:after="0" w:line="200" w:lineRule="auto"/><w:ind w:left="80" w:right="80"/></w:pPr><w:r><w:rPr><w:rFonts w:ascii="Consolas" w:hAnsi="Consolas"/><w:sz w:val="15"/><w:color w:val="0F172A"/></w:rPr><w:t xml:space="preserve">vector&lt;vector&lt;pair&lt;int, int&gt;&gt;&gt; adj;</w:t></w:r></w:p><w:p><w:pPr><w:shd w:val="clear" w:color="auto" w:fill="F8FAFC"/><w:spacing w:before="0" w:after="0" w:line="200" w:lineRule="auto"/><w:ind w:left="80" w:right="80"/></w:pPr><w:r><w:rPr><w:rFonts w:ascii="Consolas" w:hAnsi="Consolas"/><w:sz w:val="15"/><w:color w:val="0F172A"/></w:rPr><w:t xml:space="preserve"></w:t></w:r></w:p><w:p><w:pPr><w:shd w:val="clear" w:color="auto" w:fill="F8FAFC"/><w:spacing w:before="0" w:after="0" w:line="200" w:lineRule="auto"/><w:ind w:left="80" w:right="80"/></w:pPr><w:r><w:rPr><w:rFonts w:ascii="Consolas" w:hAnsi="Consolas"/><w:sz w:val="15"/><w:color w:val="0F172A"/></w:rPr><w:t xml:space="preserve">void dijkstra(int s, vector&lt;int&gt; &amp; d, vector&lt;int&gt; &amp; p) {</w:t></w:r></w:p><w:p><w:pPr><w:shd w:val="clear" w:color="auto" w:fill="F8FAFC"/><w:spacing w:before="0" w:after="0" w:line="200" w:lineRule="auto"/><w:ind w:left="80" w:right="80"/></w:pPr><w:r><w:rPr><w:rFonts w:ascii="Consolas" w:hAnsi="Consolas"/><w:sz w:val="15"/><w:color w:val="0F172A"/></w:rPr><w:t xml:space="preserve">    int n = adj.size();</w:t></w:r></w:p><w:p><w:pPr><w:shd w:val="clear" w:color="auto" w:fill="F8FAFC"/><w:spacing w:before="0" w:after="0" w:line="200" w:lineRule="auto"/><w:ind w:left="80" w:right="80"/></w:pPr><w:r><w:rPr><w:rFonts w:ascii="Consolas" w:hAnsi="Consolas"/><w:sz w:val="15"/><w:color w:val="0F172A"/></w:rPr><w:t xml:space="preserve">    d.assign(n, INF);</w:t></w:r></w:p><w:p><w:pPr><w:shd w:val="clear" w:color="auto" w:fill="F8FAFC"/><w:spacing w:before="0" w:after="0" w:line="200" w:lineRule="auto"/><w:ind w:left="80" w:right="80"/></w:pPr><w:r><w:rPr><w:rFonts w:ascii="Consolas" w:hAnsi="Consolas"/><w:sz w:val="15"/><w:color w:val="0F172A"/></w:rPr><w:t xml:space="preserve">    p.assign(n, -1);</w:t></w:r></w:p><w:p><w:pPr><w:shd w:val="clear" w:color="auto" w:fill="F8FAFC"/><w:spacing w:before="0" w:after="0" w:line="200" w:lineRule="auto"/><w:ind w:left="80" w:right="80"/></w:pPr><w:r><w:rPr><w:rFonts w:ascii="Consolas" w:hAnsi="Consolas"/><w:sz w:val="15"/><w:color w:val="0F172A"/></w:rPr><w:t xml:space="preserve">    d[s] = 0;</w:t></w:r></w:p><w:p><w:pPr><w:shd w:val="clear" w:color="auto" w:fill="F8FAFC"/><w:spacing w:before="0" w:after="0" w:line="200" w:lineRule="auto"/><w:ind w:left="80" w:right="80"/></w:pPr><w:r><w:rPr><w:rFonts w:ascii="Consolas" w:hAnsi="Consolas"/><w:sz w:val="15"/><w:color w:val="0F172A"/></w:rPr><w:t xml:space="preserve">    set&lt;pair&lt;int, int&gt;&gt; q;</w:t></w:r></w:p><w:p><w:pPr><w:shd w:val="clear" w:color="auto" w:fill="F8FAFC"/><w:spacing w:before="0" w:after="0" w:line="200" w:lineRule="auto"/><w:ind w:left="80" w:right="80"/></w:pPr><w:r><w:rPr><w:rFonts w:ascii="Consolas" w:hAnsi="Consolas"/><w:sz w:val="15"/><w:color w:val="0F172A"/></w:rPr><w:t xml:space="preserve">    q.insert({0, s});</w:t></w:r></w:p><w:p><w:pPr><w:shd w:val="clear" w:color="auto" w:fill="F8FAFC"/><w:spacing w:before="0" w:after="0" w:line="200" w:lineRule="auto"/><w:ind w:left="80" w:right="80"/></w:pPr><w:r><w:rPr><w:rFonts w:ascii="Consolas" w:hAnsi="Consolas"/><w:sz w:val="15"/><w:color w:val="0F172A"/></w:rPr><w:t xml:space="preserve">    while (!q.empty()) {</w:t></w:r></w:p><w:p><w:pPr><w:shd w:val="clear" w:color="auto" w:fill="F8FAFC"/><w:spacing w:before="0" w:after="0" w:line="200" w:lineRule="auto"/><w:ind w:left="80" w:right="80"/></w:pPr><w:r><w:rPr><w:rFonts w:ascii="Consolas" w:hAnsi="Consolas"/><w:sz w:val="15"/><w:color w:val="0F172A"/></w:rPr><w:t xml:space="preserve">        int v = q.begin()-&gt;second;</w:t></w:r></w:p><w:p><w:pPr><w:shd w:val="clear" w:color="auto" w:fill="F8FAFC"/><w:spacing w:before="0" w:after="0" w:line="200" w:lineRule="auto"/><w:ind w:left="80" w:right="80"/></w:pPr><w:r><w:rPr><w:rFonts w:ascii="Consolas" w:hAnsi="Consolas"/><w:sz w:val="15"/><w:color w:val="0F172A"/></w:rPr><w:t xml:space="preserve">        q.erase(q.begin());</w:t></w:r></w:p><w:p><w:pPr><w:shd w:val="clear" w:color="auto" w:fill="F8FAFC"/><w:spacing w:before="0" w:after="0" w:line="200" w:lineRule="auto"/><w:ind w:left="80" w:right="80"/></w:pPr><w:r><w:rPr><w:rFonts w:ascii="Consolas" w:hAnsi="Consolas"/><w:sz w:val="15"/><w:color w:val="0F172A"/></w:rPr><w:t xml:space="preserve"></w:t></w:r></w:p><w:p><w:pPr><w:shd w:val="clear" w:color="auto" w:fill="F8FAFC"/><w:spacing w:before="0" w:after="0" w:line="200" w:lineRule="auto"/><w:ind w:left="80" w:right="80"/></w:pPr><w:r><w:rPr><w:rFonts w:ascii="Consolas" w:hAnsi="Consolas"/><w:sz w:val="15"/><w:color w:val="0F172A"/></w:rPr><w:t xml:space="preserve">        for (auto edge : adj[v]) {</w:t></w:r></w:p><w:p><w:pPr><w:shd w:val="clear" w:color="auto" w:fill="F8FAFC"/><w:spacing w:before="0" w:after="0" w:line="200" w:lineRule="auto"/><w:ind w:left="80" w:right="80"/></w:pPr><w:r><w:rPr><w:rFonts w:ascii="Consolas" w:hAnsi="Consolas"/><w:sz w:val="15"/><w:color w:val="0F172A"/></w:rPr><w:t xml:space="preserve">            int to = edge.first, len = edge.second;</w:t></w:r></w:p><w:p><w:pPr><w:shd w:val="clear" w:color="auto" w:fill="F8FAFC"/><w:spacing w:before="0" w:after="0" w:line="200" w:lineRule="auto"/><w:ind w:left="80" w:right="80"/></w:pPr><w:r><w:rPr><w:rFonts w:ascii="Consolas" w:hAnsi="Consolas"/><w:sz w:val="15"/><w:color w:val="0F172A"/></w:rPr><w:t xml:space="preserve">            if (d[v] + len &lt; d[to]) {</w:t></w:r></w:p><w:p><w:pPr><w:shd w:val="clear" w:color="auto" w:fill="F8FAFC"/><w:spacing w:before="0" w:after="0" w:line="200" w:lineRule="auto"/><w:ind w:left="80" w:right="80"/></w:pPr><w:r><w:rPr><w:rFonts w:ascii="Consolas" w:hAnsi="Consolas"/><w:sz w:val="15"/><w:color w:val="0F172A"/></w:rPr><w:t xml:space="preserve">                q.erase({d[to], to});</w:t></w:r></w:p><w:p><w:pPr><w:shd w:val="clear" w:color="auto" w:fill="F8FAFC"/><w:spacing w:before="0" w:after="0" w:line="200" w:lineRule="auto"/><w:ind w:left="80" w:right="80"/></w:pPr><w:r><w:rPr><w:rFonts w:ascii="Consolas" w:hAnsi="Consolas"/><w:sz w:val="15"/><w:color w:val="0F172A"/></w:rPr><w:t xml:space="preserve">                d[to] = d[v] + len;</w:t></w:r></w:p><w:p><w:pPr><w:shd w:val="clear" w:color="auto" w:fill="F8FAFC"/><w:spacing w:before="0" w:after="0" w:line="200" w:lineRule="auto"/><w:ind w:left="80" w:right="80"/></w:pPr><w:r><w:rPr><w:rFonts w:ascii="Consolas" w:hAnsi="Consolas"/><w:sz w:val="15"/><w:color w:val="0F172A"/></w:rPr><w:t xml:space="preserve">                p[to] = v;</w:t></w:r></w:p><w:p><w:pPr><w:shd w:val="clear" w:color="auto" w:fill="F8FAFC"/><w:spacing w:before="0" w:after="0" w:line="200" w:lineRule="auto"/><w:ind w:left="80" w:right="80"/></w:pPr><w:r><w:rPr><w:rFonts w:ascii="Consolas" w:hAnsi="Consolas"/><w:sz w:val="15"/><w:color w:val="0F172A"/></w:rPr><w:t xml:space="preserve">                q.insert({d[to], to});</w:t></w:r></w:p><w:p><w:pPr><w:shd w:val="clear" w:color="auto" w:fill="F8FAFC"/><w:spacing w:before="0" w:after="0" w:line="200" w:lineRule="auto"/><w:ind w:left="80" w:right="80"/></w:pPr><w:r><w:rPr><w:rFonts w:ascii="Consolas" w:hAnsi="Consolas"/><w:sz w:val="15"/><w:color w:val="0F172A"/></w:rPr><w:t xml:space="preserve">            }</w:t></w:r></w:p><w:p><w:pPr><w:shd w:val="clear" w:color="auto" w:fill="F8FAFC"/><w:spacing w:before="0" w:after="0" w:line="200" w:lineRule="auto"/><w:ind w:left="80" w:right="80"/></w:pPr><w:r><w:rPr><w:rFonts w:ascii="Consolas" w:hAnsi="Consolas"/><w:sz w:val="15"/><w:color w:val="0F172A"/></w:rPr><w:t xml:space="preserve">        }</w:t></w:r></w:p><w:p><w:pPr><w:shd w:val="clear" w:color="auto" w:fill="F8FAFC"/><w:spacing w:before="0" w:after="0" w:line="200" w:lineRule="auto"/><w:ind w:left="80" w:right="80"/></w:pPr><w:r><w:rPr><w:rFonts w:ascii="Consolas" w:hAnsi="Consolas"/><w:sz w:val="15"/><w:color w:val="0F172A"/></w:rPr><w:t xml:space="preserve">    }</w:t></w:r></w:p><w:p><w:pPr><w:shd w:val="clear" w:color="auto" w:fill="F8FAFC"/><w:spacing w:before="0" w:after="0" w:line="200" w:lineRule="auto"/><w:ind w:left="80" w:right="80"/></w:pPr><w:r><w:rPr><w:rFonts w:ascii="Consolas" w:hAnsi="Consolas"/><w:sz w:val="15"/><w:color w:val="0F172A"/></w:rPr><w:t xml:space="preserve">}</w:t></w:r></w:p><w:p><w:pPr><w:pStyle w:val="Heading3"/></w:pPr><w:r><w:rPr><w:b/><w:sz w:val="19"/><w:color w:val="0369A1"/></w:rPr><w:t>5.3 0-1 BFS (Deque Shortest Path)</w:t></w:r></w:p><w:p><w:pPr><w:ind w:left="200"/><w:spacing w:after="20"/></w:pPr><w:r><w:rPr><w:color w:val="2563EB"/></w:rPr><w:t xml:space="preserve">â€¢ </w:t></w:r><w:r><w:t>**Trigger Prefix:** `bfs01`</w:t></w:r></w:p><w:p><w:pPr><w:ind w:left="200"/><w:spacing w:after="20"/></w:pPr><w:r><w:rPr><w:color w:val="2563EB"/></w:rPr><w:t xml:space="preserve">â€¢ </w:t></w:r><w:r><w:t>**Time Complexity:** $O(V + E)$</w:t></w:r></w:p><w:p><w:pPr><w:ind w:left="200"/><w:spacing w:after="20"/></w:pPr><w:r><w:rPr><w:color w:val="2563EB"/></w:rPr><w:t xml:space="preserve">â€¢ </w:t></w:r><w:r><w:t>**When to use:** Shortest paths on graphs where edge weights are strictly $0$ or $1$. Much faster than Dijkstra ($O(V+E)$ vs $O(E \log V)$).</w:t></w:r></w:p><w:p><w:pPr><w:shd w:val="clear" w:color="auto" w:fill="F8FAFC"/><w:spacing w:before="0" w:after="0" w:line="200" w:lineRule="auto"/><w:ind w:left="80" w:right="80"/></w:pPr><w:r><w:rPr><w:rFonts w:ascii="Consolas" w:hAnsi="Consolas"/><w:sz w:val="15"/><w:color w:val="0F172A"/></w:rPr><w:t xml:space="preserve">vector&lt;int&gt; zero_one_bfs(int start, int n, const vector&lt;vector&lt;pair&lt;int, int&gt;&gt;&gt; &amp;adj) {</w:t></w:r></w:p><w:p><w:pPr><w:shd w:val="clear" w:color="auto" w:fill="F8FAFC"/><w:spacing w:before="0" w:after="0" w:line="200" w:lineRule="auto"/><w:ind w:left="80" w:right="80"/></w:pPr><w:r><w:rPr><w:rFonts w:ascii="Consolas" w:hAnsi="Consolas"/><w:sz w:val="15"/><w:color w:val="0F172A"/></w:rPr><w:t xml:space="preserve">    vector&lt;int&gt; dist(n + 1, 1e9);</w:t></w:r></w:p><w:p><w:pPr><w:shd w:val="clear" w:color="auto" w:fill="F8FAFC"/><w:spacing w:before="0" w:after="0" w:line="200" w:lineRule="auto"/><w:ind w:left="80" w:right="80"/></w:pPr><w:r><w:rPr><w:rFonts w:ascii="Consolas" w:hAnsi="Consolas"/><w:sz w:val="15"/><w:color w:val="0F172A"/></w:rPr><w:t xml:space="preserve">    deque&lt;int&gt; dq;</w:t></w:r></w:p><w:p><w:pPr><w:shd w:val="clear" w:color="auto" w:fill="F8FAFC"/><w:spacing w:before="0" w:after="0" w:line="200" w:lineRule="auto"/><w:ind w:left="80" w:right="80"/></w:pPr><w:r><w:rPr><w:rFonts w:ascii="Consolas" w:hAnsi="Consolas"/><w:sz w:val="15"/><w:color w:val="0F172A"/></w:rPr><w:t xml:space="preserve">    dist[start] = 0;</w:t></w:r></w:p><w:p><w:pPr><w:shd w:val="clear" w:color="auto" w:fill="F8FAFC"/><w:spacing w:before="0" w:after="0" w:line="200" w:lineRule="auto"/><w:ind w:left="80" w:right="80"/></w:pPr><w:r><w:rPr><w:rFonts w:ascii="Consolas" w:hAnsi="Consolas"/><w:sz w:val="15"/><w:color w:val="0F172A"/></w:rPr><w:t xml:space="preserve">    dq.push_back(start);</w:t></w:r></w:p><w:p><w:pPr><w:shd w:val="clear" w:color="auto" w:fill="F8FAFC"/><w:spacing w:before="0" w:after="0" w:line="200" w:lineRule="auto"/><w:ind w:left="80" w:right="80"/></w:pPr><w:r><w:rPr><w:rFonts w:ascii="Consolas" w:hAnsi="Consolas"/><w:sz w:val="15"/><w:color w:val="0F172A"/></w:rPr><w:t xml:space="preserve">    while (!dq.empty()) {</w:t></w:r></w:p><w:p><w:pPr><w:shd w:val="clear" w:color="auto" w:fill="F8FAFC"/><w:spacing w:before="0" w:after="0" w:line="200" w:lineRule="auto"/><w:ind w:left="80" w:right="80"/></w:pPr><w:r><w:rPr><w:rFonts w:ascii="Consolas" w:hAnsi="Consolas"/><w:sz w:val="15"/><w:color w:val="0F172A"/></w:rPr><w:t xml:space="preserve">        int u = dq.front(); dq.pop_front();</w:t></w:r></w:p><w:p><w:pPr><w:shd w:val="clear" w:color="auto" w:fill="F8FAFC"/><w:spacing w:before="0" w:after="0" w:line="200" w:lineRule="auto"/><w:ind w:left="80" w:right="80"/></w:pPr><w:r><w:rPr><w:rFonts w:ascii="Consolas" w:hAnsi="Consolas"/><w:sz w:val="15"/><w:color w:val="0F172A"/></w:rPr><w:t xml:space="preserve">        for (auto &amp;[v, w] : adj[u]) {</w:t></w:r></w:p><w:p><w:pPr><w:shd w:val="clear" w:color="auto" w:fill="F8FAFC"/><w:spacing w:before="0" w:after="0" w:line="200" w:lineRule="auto"/><w:ind w:left="80" w:right="80"/></w:pPr><w:r><w:rPr><w:rFonts w:ascii="Consolas" w:hAnsi="Consolas"/><w:sz w:val="15"/><w:color w:val="0F172A"/></w:rPr><w:t xml:space="preserve">            if (dist[u] + w &lt; dist[v]) {</w:t></w:r></w:p><w:p><w:pPr><w:shd w:val="clear" w:color="auto" w:fill="F8FAFC"/><w:spacing w:before="0" w:after="0" w:line="200" w:lineRule="auto"/><w:ind w:left="80" w:right="80"/></w:pPr><w:r><w:rPr><w:rFonts w:ascii="Consolas" w:hAnsi="Consolas"/><w:sz w:val="15"/><w:color w:val="0F172A"/></w:rPr><w:t xml:space="preserve">                dist[v] = dist[u] + w;</w:t></w:r></w:p><w:p><w:pPr><w:shd w:val="clear" w:color="auto" w:fill="F8FAFC"/><w:spacing w:before="0" w:after="0" w:line="200" w:lineRule="auto"/><w:ind w:left="80" w:right="80"/></w:pPr><w:r><w:rPr><w:rFonts w:ascii="Consolas" w:hAnsi="Consolas"/><w:sz w:val="15"/><w:color w:val="0F172A"/></w:rPr><w:t xml:space="preserve">                if (w == 0) dq.push_front(v); // Push 0-cost edge to front!</w:t></w:r></w:p><w:p><w:pPr><w:shd w:val="clear" w:color="auto" w:fill="F8FAFC"/><w:spacing w:before="0" w:after="0" w:line="200" w:lineRule="auto"/><w:ind w:left="80" w:right="80"/></w:pPr><w:r><w:rPr><w:rFonts w:ascii="Consolas" w:hAnsi="Consolas"/><w:sz w:val="15"/><w:color w:val="0F172A"/></w:rPr><w:t xml:space="preserve">                else dq.push_back(v);        // Push 1-cost edge to back!</w:t></w:r></w:p><w:p><w:pPr><w:shd w:val="clear" w:color="auto" w:fill="F8FAFC"/><w:spacing w:before="0" w:after="0" w:line="200" w:lineRule="auto"/><w:ind w:left="80" w:right="80"/></w:pPr><w:r><w:rPr><w:rFonts w:ascii="Consolas" w:hAnsi="Consolas"/><w:sz w:val="15"/><w:color w:val="0F172A"/></w:rPr><w:t xml:space="preserve">            }</w:t></w:r></w:p><w:p><w:pPr><w:shd w:val="clear" w:color="auto" w:fill="F8FAFC"/><w:spacing w:before="0" w:after="0" w:line="200" w:lineRule="auto"/><w:ind w:left="80" w:right="80"/></w:pPr><w:r><w:rPr><w:rFonts w:ascii="Consolas" w:hAnsi="Consolas"/><w:sz w:val="15"/><w:color w:val="0F172A"/></w:rPr><w:t xml:space="preserve">        }</w:t></w:r></w:p><w:p><w:pPr><w:shd w:val="clear" w:color="auto" w:fill="F8FAFC"/><w:spacing w:before="0" w:after="0" w:line="200" w:lineRule="auto"/><w:ind w:left="80" w:right="80"/></w:pPr><w:r><w:rPr><w:rFonts w:ascii="Consolas" w:hAnsi="Consolas"/><w:sz w:val="15"/><w:color w:val="0F172A"/></w:rPr><w:t xml:space="preserve">    }</w:t></w:r></w:p><w:p><w:pPr><w:shd w:val="clear" w:color="auto" w:fill="F8FAFC"/><w:spacing w:before="0" w:after="0" w:line="200" w:lineRule="auto"/><w:ind w:left="80" w:right="80"/></w:pPr><w:r><w:rPr><w:rFonts w:ascii="Consolas" w:hAnsi="Consolas"/><w:sz w:val="15"/><w:color w:val="0F172A"/></w:rPr><w:t xml:space="preserve">    return dist;</w:t></w:r></w:p><w:p><w:pPr><w:shd w:val="clear" w:color="auto" w:fill="F8FAFC"/><w:spacing w:before="0" w:after="0" w:line="200" w:lineRule="auto"/><w:ind w:left="80" w:right="80"/></w:pPr><w:r><w:rPr><w:rFonts w:ascii="Consolas" w:hAnsi="Consolas"/><w:sz w:val="15"/><w:color w:val="0F172A"/></w:rPr><w:t xml:space="preserve">}</w:t></w:r></w:p><w:p><w:pPr><w:pStyle w:val="Heading3"/></w:pPr><w:r><w:rPr><w:b/><w:sz w:val="19"/><w:color w:val="0369A1"/></w:rPr><w:t>5.4 Bellman-Ford Algorithm</w:t></w:r></w:p><w:p><w:pPr><w:ind w:left="200"/><w:spacing w:after="20"/></w:pPr><w:r><w:rPr><w:color w:val="2563EB"/></w:rPr><w:t xml:space="preserve">â€¢ </w:t></w:r><w:r><w:t>**Trigger Prefix:** `bellman_ford`</w:t></w:r></w:p><w:p><w:pPr><w:ind w:left="200"/><w:spacing w:after="20"/></w:pPr><w:r><w:rPr><w:color w:val="2563EB"/></w:rPr><w:t xml:space="preserve">â€¢ </w:t></w:r><w:r><w:t>**Time Complexity:** $O(V \cdot E)$</w:t></w:r></w:p><w:p><w:pPr><w:ind w:left="200"/><w:spacing w:after="20"/></w:pPr><w:r><w:rPr><w:color w:val="2563EB"/></w:rPr><w:t xml:space="preserve">â€¢ </w:t></w:r><w:r><w:t>**Capability:** Supports negative edge weights; detects negative cycle reachable from $S$.</w:t></w:r></w:p><w:p><w:pPr><w:shd w:val="clear" w:color="auto" w:fill="F8FAFC"/><w:spacing w:before="0" w:after="0" w:line="200" w:lineRule="auto"/><w:ind w:left="80" w:right="80"/></w:pPr><w:r><w:rPr><w:rFonts w:ascii="Consolas" w:hAnsi="Consolas"/><w:sz w:val="15"/><w:color w:val="0F172A"/></w:rPr><w:t xml:space="preserve">vector&lt;int&gt; bellman_ford(int n, vector&lt;vector&lt;int&gt;&gt;&amp; edges, int S) {</w:t></w:r></w:p><w:p><w:pPr><w:shd w:val="clear" w:color="auto" w:fill="F8FAFC"/><w:spacing w:before="0" w:after="0" w:line="200" w:lineRule="auto"/><w:ind w:left="80" w:right="80"/></w:pPr><w:r><w:rPr><w:rFonts w:ascii="Consolas" w:hAnsi="Consolas"/><w:sz w:val="15"/><w:color w:val="0F172A"/></w:rPr><w:t xml:space="preserve">    vector&lt;int&gt; dis(n, 1e9);</w:t></w:r></w:p><w:p><w:pPr><w:shd w:val="clear" w:color="auto" w:fill="F8FAFC"/><w:spacing w:before="0" w:after="0" w:line="200" w:lineRule="auto"/><w:ind w:left="80" w:right="80"/></w:pPr><w:r><w:rPr><w:rFonts w:ascii="Consolas" w:hAnsi="Consolas"/><w:sz w:val="15"/><w:color w:val="0F172A"/></w:rPr><w:t xml:space="preserve">    dis[S] = 0;</w:t></w:r></w:p><w:p><w:pPr><w:shd w:val="clear" w:color="auto" w:fill="F8FAFC"/><w:spacing w:before="0" w:after="0" w:line="200" w:lineRule="auto"/><w:ind w:left="80" w:right="80"/></w:pPr><w:r><w:rPr><w:rFonts w:ascii="Consolas" w:hAnsi="Consolas"/><w:sz w:val="15"/><w:color w:val="0F172A"/></w:rPr><w:t xml:space="preserve">    for (int i = 0; i &lt; n - 1; i++) {</w:t></w:r></w:p><w:p><w:pPr><w:shd w:val="clear" w:color="auto" w:fill="F8FAFC"/><w:spacing w:before="0" w:after="0" w:line="200" w:lineRule="auto"/><w:ind w:left="80" w:right="80"/></w:pPr><w:r><w:rPr><w:rFonts w:ascii="Consolas" w:hAnsi="Consolas"/><w:sz w:val="15"/><w:color w:val="0F172A"/></w:rPr><w:t xml:space="preserve">        bool updated = false;</w:t></w:r></w:p><w:p><w:pPr><w:shd w:val="clear" w:color="auto" w:fill="F8FAFC"/><w:spacing w:before="0" w:after="0" w:line="200" w:lineRule="auto"/><w:ind w:left="80" w:right="80"/></w:pPr><w:r><w:rPr><w:rFonts w:ascii="Consolas" w:hAnsi="Consolas"/><w:sz w:val="15"/><w:color w:val="0F172A"/></w:rPr><w:t xml:space="preserve">        for (auto &amp;e : edges) {</w:t></w:r></w:p><w:p><w:pPr><w:shd w:val="clear" w:color="auto" w:fill="F8FAFC"/><w:spacing w:before="0" w:after="0" w:line="200" w:lineRule="auto"/><w:ind w:left="80" w:right="80"/></w:pPr><w:r><w:rPr><w:rFonts w:ascii="Consolas" w:hAnsi="Consolas"/><w:sz w:val="15"/><w:color w:val="0F172A"/></w:rPr><w:t xml:space="preserve">            int u = e[0], v = e[1], w = e[2];</w:t></w:r></w:p><w:p><w:pPr><w:shd w:val="clear" w:color="auto" w:fill="F8FAFC"/><w:spacing w:before="0" w:after="0" w:line="200" w:lineRule="auto"/><w:ind w:left="80" w:right="80"/></w:pPr><w:r><w:rPr><w:rFonts w:ascii="Consolas" w:hAnsi="Consolas"/><w:sz w:val="15"/><w:color w:val="0F172A"/></w:rPr><w:t xml:space="preserve">            if (dis[u] != 1e9 &amp;&amp; dis[u] + w &lt; dis[v]) {</w:t></w:r></w:p><w:p><w:pPr><w:shd w:val="clear" w:color="auto" w:fill="F8FAFC"/><w:spacing w:before="0" w:after="0" w:line="200" w:lineRule="auto"/><w:ind w:left="80" w:right="80"/></w:pPr><w:r><w:rPr><w:rFonts w:ascii="Consolas" w:hAnsi="Consolas"/><w:sz w:val="15"/><w:color w:val="0F172A"/></w:rPr><w:t xml:space="preserve">                dis[v] = dis[u] + w;</w:t></w:r></w:p><w:p><w:pPr><w:shd w:val="clear" w:color="auto" w:fill="F8FAFC"/><w:spacing w:before="0" w:after="0" w:line="200" w:lineRule="auto"/><w:ind w:left="80" w:right="80"/></w:pPr><w:r><w:rPr><w:rFonts w:ascii="Consolas" w:hAnsi="Consolas"/><w:sz w:val="15"/><w:color w:val="0F172A"/></w:rPr><w:t xml:space="preserve">                updated = true;</w:t></w:r></w:p><w:p><w:pPr><w:shd w:val="clear" w:color="auto" w:fill="F8FAFC"/><w:spacing w:before="0" w:after="0" w:line="200" w:lineRule="auto"/><w:ind w:left="80" w:right="80"/></w:pPr><w:r><w:rPr><w:rFonts w:ascii="Consolas" w:hAnsi="Consolas"/><w:sz w:val="15"/><w:color w:val="0F172A"/></w:rPr><w:t xml:space="preserve">            }</w:t></w:r></w:p><w:p><w:pPr><w:shd w:val="clear" w:color="auto" w:fill="F8FAFC"/><w:spacing w:before="0" w:after="0" w:line="200" w:lineRule="auto"/><w:ind w:left="80" w:right="80"/></w:pPr><w:r><w:rPr><w:rFonts w:ascii="Consolas" w:hAnsi="Consolas"/><w:sz w:val="15"/><w:color w:val="0F172A"/></w:rPr><w:t xml:space="preserve">        }</w:t></w:r></w:p><w:p><w:pPr><w:shd w:val="clear" w:color="auto" w:fill="F8FAFC"/><w:spacing w:before="0" w:after="0" w:line="200" w:lineRule="auto"/><w:ind w:left="80" w:right="80"/></w:pPr><w:r><w:rPr><w:rFonts w:ascii="Consolas" w:hAnsi="Consolas"/><w:sz w:val="15"/><w:color w:val="0F172A"/></w:rPr><w:t xml:space="preserve">        if (!updated) break;</w:t></w:r></w:p><w:p><w:pPr><w:shd w:val="clear" w:color="auto" w:fill="F8FAFC"/><w:spacing w:before="0" w:after="0" w:line="200" w:lineRule="auto"/><w:ind w:left="80" w:right="80"/></w:pPr><w:r><w:rPr><w:rFonts w:ascii="Consolas" w:hAnsi="Consolas"/><w:sz w:val="15"/><w:color w:val="0F172A"/></w:rPr><w:t xml:space="preserve">    }</w:t></w:r></w:p><w:p><w:pPr><w:shd w:val="clear" w:color="auto" w:fill="F8FAFC"/><w:spacing w:before="0" w:after="0" w:line="200" w:lineRule="auto"/><w:ind w:left="80" w:right="80"/></w:pPr><w:r><w:rPr><w:rFonts w:ascii="Consolas" w:hAnsi="Consolas"/><w:sz w:val="15"/><w:color w:val="0F172A"/></w:rPr><w:t xml:space="preserve">    // Check for negative cycle</w:t></w:r></w:p><w:p><w:pPr><w:shd w:val="clear" w:color="auto" w:fill="F8FAFC"/><w:spacing w:before="0" w:after="0" w:line="200" w:lineRule="auto"/><w:ind w:left="80" w:right="80"/></w:pPr><w:r><w:rPr><w:rFonts w:ascii="Consolas" w:hAnsi="Consolas"/><w:sz w:val="15"/><w:color w:val="0F172A"/></w:rPr><w:t xml:space="preserve">    for (auto &amp;e : edges) {</w:t></w:r></w:p><w:p><w:pPr><w:shd w:val="clear" w:color="auto" w:fill="F8FAFC"/><w:spacing w:before="0" w:after="0" w:line="200" w:lineRule="auto"/><w:ind w:left="80" w:right="80"/></w:pPr><w:r><w:rPr><w:rFonts w:ascii="Consolas" w:hAnsi="Consolas"/><w:sz w:val="15"/><w:color w:val="0F172A"/></w:rPr><w:t xml:space="preserve">        int u = e[0], v = e[1], w = e[2];</w:t></w:r></w:p><w:p><w:pPr><w:shd w:val="clear" w:color="auto" w:fill="F8FAFC"/><w:spacing w:before="0" w:after="0" w:line="200" w:lineRule="auto"/><w:ind w:left="80" w:right="80"/></w:pPr><w:r><w:rPr><w:rFonts w:ascii="Consolas" w:hAnsi="Consolas"/><w:sz w:val="15"/><w:color w:val="0F172A"/></w:rPr><w:t xml:space="preserve">        if (dis[u] != 1e9 &amp;&amp; dis[u] + w &lt; dis[v]) return {-1};</w:t></w:r></w:p><w:p><w:pPr><w:shd w:val="clear" w:color="auto" w:fill="F8FAFC"/><w:spacing w:before="0" w:after="0" w:line="200" w:lineRule="auto"/><w:ind w:left="80" w:right="80"/></w:pPr><w:r><w:rPr><w:rFonts w:ascii="Consolas" w:hAnsi="Consolas"/><w:sz w:val="15"/><w:color w:val="0F172A"/></w:rPr><w:t xml:space="preserve">    }</w:t></w:r></w:p><w:p><w:pPr><w:shd w:val="clear" w:color="auto" w:fill="F8FAFC"/><w:spacing w:before="0" w:after="0" w:line="200" w:lineRule="auto"/><w:ind w:left="80" w:right="80"/></w:pPr><w:r><w:rPr><w:rFonts w:ascii="Consolas" w:hAnsi="Consolas"/><w:sz w:val="15"/><w:color w:val="0F172A"/></w:rPr><w:t xml:space="preserve">    return dis;</w:t></w:r></w:p><w:p><w:pPr><w:shd w:val="clear" w:color="auto" w:fill="F8FAFC"/><w:spacing w:before="0" w:after="0" w:line="200" w:lineRule="auto"/><w:ind w:left="80" w:right="80"/></w:pPr><w:r><w:rPr><w:rFonts w:ascii="Consolas" w:hAnsi="Consolas"/><w:sz w:val="15"/><w:color w:val="0F172A"/></w:rPr><w:t xml:space="preserve">}</w:t></w:r></w:p><w:p><w:pPr><w:pStyle w:val="Heading3"/></w:pPr><w:r><w:rPr><w:b/><w:sz w:val="19"/><w:color w:val="0369A1"/></w:rPr><w:t>5.5 Negative Cycle Detection &amp; Path Reconstruction</w:t></w:r></w:p><w:p><w:pPr><w:ind w:left="200"/><w:spacing w:after="20"/></w:pPr><w:r><w:rPr><w:color w:val="2563EB"/></w:rPr><w:t xml:space="preserve">â€¢ </w:t></w:r><w:r><w:t>**Trigger Prefix:** `negcyclef`</w:t></w:r></w:p><w:p><w:pPr><w:ind w:left="200"/><w:spacing w:after="20"/></w:pPr><w:r><w:rPr><w:color w:val="2563EB"/></w:rPr><w:t xml:space="preserve">â€¢ </w:t></w:r><w:r><w:t>**Time Complexity:** $O(V \cdot E)$</w:t></w:r></w:p><w:p><w:pPr><w:ind w:left="200"/><w:spacing w:after="20"/></w:pPr><w:r><w:rPr><w:color w:val="2563EB"/></w:rPr><w:t xml:space="preserve">â€¢ </w:t></w:r><w:r><w:t>**Key Detail:** Steps back $N$ times (`x = p[x]`) to guarantee the pointer enters the cycle before printing.</w:t></w:r></w:p><w:p><w:pPr><w:shd w:val="clear" w:color="auto" w:fill="F8FAFC"/><w:spacing w:before="0" w:after="0" w:line="200" w:lineRule="auto"/><w:ind w:left="80" w:right="80"/></w:pPr><w:r><w:rPr><w:rFonts w:ascii="Consolas" w:hAnsi="Consolas"/><w:sz w:val="15"/><w:color w:val="0F172A"/></w:rPr><w:t xml:space="preserve">int n, m; cin &gt;&gt; n &gt;&gt; m;</w:t></w:r></w:p><w:p><w:pPr><w:shd w:val="clear" w:color="auto" w:fill="F8FAFC"/><w:spacing w:before="0" w:after="0" w:line="200" w:lineRule="auto"/><w:ind w:left="80" w:right="80"/></w:pPr><w:r><w:rPr><w:rFonts w:ascii="Consolas" w:hAnsi="Consolas"/><w:sz w:val="15"/><w:color w:val="0F172A"/></w:rPr><w:t xml:space="preserve">vector&lt;vector&lt;int&gt;&gt; edges;</w:t></w:r></w:p><w:p><w:pPr><w:shd w:val="clear" w:color="auto" w:fill="F8FAFC"/><w:spacing w:before="0" w:after="0" w:line="200" w:lineRule="auto"/><w:ind w:left="80" w:right="80"/></w:pPr><w:r><w:rPr><w:rFonts w:ascii="Consolas" w:hAnsi="Consolas"/><w:sz w:val="15"/><w:color w:val="0F172A"/></w:rPr><w:t xml:space="preserve">for (int i = 0; i &lt; m; ++i) {</w:t></w:r></w:p><w:p><w:pPr><w:shd w:val="clear" w:color="auto" w:fill="F8FAFC"/><w:spacing w:before="0" w:after="0" w:line="200" w:lineRule="auto"/><w:ind w:left="80" w:right="80"/></w:pPr><w:r><w:rPr><w:rFonts w:ascii="Consolas" w:hAnsi="Consolas"/><w:sz w:val="15"/><w:color w:val="0F172A"/></w:rPr><w:t xml:space="preserve">    int u, v, w; cin &gt;&gt; u &gt;&gt; v &gt;&gt; w;</w:t></w:r></w:p><w:p><w:pPr><w:shd w:val="clear" w:color="auto" w:fill="F8FAFC"/><w:spacing w:before="0" w:after="0" w:line="200" w:lineRule="auto"/><w:ind w:left="80" w:right="80"/></w:pPr><w:r><w:rPr><w:rFonts w:ascii="Consolas" w:hAnsi="Consolas"/><w:sz w:val="15"/><w:color w:val="0F172A"/></w:rPr><w:t xml:space="preserve">    edges.push_back({u, v, w});</w:t></w:r></w:p><w:p><w:pPr><w:shd w:val="clear" w:color="auto" w:fill="F8FAFC"/><w:spacing w:before="0" w:after="0" w:line="200" w:lineRule="auto"/><w:ind w:left="80" w:right="80"/></w:pPr><w:r><w:rPr><w:rFonts w:ascii="Consolas" w:hAnsi="Consolas"/><w:sz w:val="15"/><w:color w:val="0F172A"/></w:rPr><w:t xml:space="preserve">}</w:t></w:r></w:p><w:p><w:pPr><w:shd w:val="clear" w:color="auto" w:fill="F8FAFC"/><w:spacing w:before="0" w:after="0" w:line="200" w:lineRule="auto"/><w:ind w:left="80" w:right="80"/></w:pPr><w:r><w:rPr><w:rFonts w:ascii="Consolas" w:hAnsi="Consolas"/><w:sz w:val="15"/><w:color w:val="0F172A"/></w:rPr><w:t xml:space="preserve">vector&lt;int&gt; dist(n + 1, 0), p(n + 1, -1);</w:t></w:r></w:p><w:p><w:pPr><w:shd w:val="clear" w:color="auto" w:fill="F8FAFC"/><w:spacing w:before="0" w:after="0" w:line="200" w:lineRule="auto"/><w:ind w:left="80" w:right="80"/></w:pPr><w:r><w:rPr><w:rFonts w:ascii="Consolas" w:hAnsi="Consolas"/><w:sz w:val="15"/><w:color w:val="0F172A"/></w:rPr><w:t xml:space="preserve">int x;</w:t></w:r></w:p><w:p><w:pPr><w:shd w:val="clear" w:color="auto" w:fill="F8FAFC"/><w:spacing w:before="0" w:after="0" w:line="200" w:lineRule="auto"/><w:ind w:left="80" w:right="80"/></w:pPr><w:r><w:rPr><w:rFonts w:ascii="Consolas" w:hAnsi="Consolas"/><w:sz w:val="15"/><w:color w:val="0F172A"/></w:rPr><w:t xml:space="preserve">for (int i = 0; i &lt; n; i++) {</w:t></w:r></w:p><w:p><w:pPr><w:shd w:val="clear" w:color="auto" w:fill="F8FAFC"/><w:spacing w:before="0" w:after="0" w:line="200" w:lineRule="auto"/><w:ind w:left="80" w:right="80"/></w:pPr><w:r><w:rPr><w:rFonts w:ascii="Consolas" w:hAnsi="Consolas"/><w:sz w:val="15"/><w:color w:val="0F172A"/></w:rPr><w:t xml:space="preserve">    x = -1;</w:t></w:r></w:p><w:p><w:pPr><w:shd w:val="clear" w:color="auto" w:fill="F8FAFC"/><w:spacing w:before="0" w:after="0" w:line="200" w:lineRule="auto"/><w:ind w:left="80" w:right="80"/></w:pPr><w:r><w:rPr><w:rFonts w:ascii="Consolas" w:hAnsi="Consolas"/><w:sz w:val="15"/><w:color w:val="0F172A"/></w:rPr><w:t xml:space="preserve">    for (auto &amp;edge : edges) {</w:t></w:r></w:p><w:p><w:pPr><w:shd w:val="clear" w:color="auto" w:fill="F8FAFC"/><w:spacing w:before="0" w:after="0" w:line="200" w:lineRule="auto"/><w:ind w:left="80" w:right="80"/></w:pPr><w:r><w:rPr><w:rFonts w:ascii="Consolas" w:hAnsi="Consolas"/><w:sz w:val="15"/><w:color w:val="0F172A"/></w:rPr><w:t xml:space="preserve">        int u = edge[0], v = edge[1], w = edge[2];</w:t></w:r></w:p><w:p><w:pPr><w:shd w:val="clear" w:color="auto" w:fill="F8FAFC"/><w:spacing w:before="0" w:after="0" w:line="200" w:lineRule="auto"/><w:ind w:left="80" w:right="80"/></w:pPr><w:r><w:rPr><w:rFonts w:ascii="Consolas" w:hAnsi="Consolas"/><w:sz w:val="15"/><w:color w:val="0F172A"/></w:rPr><w:t xml:space="preserve">        if (dist[u] + w &lt; dist[v]) {</w:t></w:r></w:p><w:p><w:pPr><w:shd w:val="clear" w:color="auto" w:fill="F8FAFC"/><w:spacing w:before="0" w:after="0" w:line="200" w:lineRule="auto"/><w:ind w:left="80" w:right="80"/></w:pPr><w:r><w:rPr><w:rFonts w:ascii="Consolas" w:hAnsi="Consolas"/><w:sz w:val="15"/><w:color w:val="0F172A"/></w:rPr><w:t xml:space="preserve">            dist[v] = dist[u] + w;</w:t></w:r></w:p><w:p><w:pPr><w:shd w:val="clear" w:color="auto" w:fill="F8FAFC"/><w:spacing w:before="0" w:after="0" w:line="200" w:lineRule="auto"/><w:ind w:left="80" w:right="80"/></w:pPr><w:r><w:rPr><w:rFonts w:ascii="Consolas" w:hAnsi="Consolas"/><w:sz w:val="15"/><w:color w:val="0F172A"/></w:rPr><w:t xml:space="preserve">            p[v] = u;</w:t></w:r></w:p><w:p><w:pPr><w:shd w:val="clear" w:color="auto" w:fill="F8FAFC"/><w:spacing w:before="0" w:after="0" w:line="200" w:lineRule="auto"/><w:ind w:left="80" w:right="80"/></w:pPr><w:r><w:rPr><w:rFonts w:ascii="Consolas" w:hAnsi="Consolas"/><w:sz w:val="15"/><w:color w:val="0F172A"/></w:rPr><w:t xml:space="preserve">            x = v;</w:t></w:r></w:p><w:p><w:pPr><w:shd w:val="clear" w:color="auto" w:fill="F8FAFC"/><w:spacing w:before="0" w:after="0" w:line="200" w:lineRule="auto"/><w:ind w:left="80" w:right="80"/></w:pPr><w:r><w:rPr><w:rFonts w:ascii="Consolas" w:hAnsi="Consolas"/><w:sz w:val="15"/><w:color w:val="0F172A"/></w:rPr><w:t xml:space="preserve">        }</w:t></w:r></w:p><w:p><w:pPr><w:shd w:val="clear" w:color="auto" w:fill="F8FAFC"/><w:spacing w:before="0" w:after="0" w:line="200" w:lineRule="auto"/><w:ind w:left="80" w:right="80"/></w:pPr><w:r><w:rPr><w:rFonts w:ascii="Consolas" w:hAnsi="Consolas"/><w:sz w:val="15"/><w:color w:val="0F172A"/></w:rPr><w:t xml:space="preserve">    }</w:t></w:r></w:p><w:p><w:pPr><w:shd w:val="clear" w:color="auto" w:fill="F8FAFC"/><w:spacing w:before="0" w:after="0" w:line="200" w:lineRule="auto"/><w:ind w:left="80" w:right="80"/></w:pPr><w:r><w:rPr><w:rFonts w:ascii="Consolas" w:hAnsi="Consolas"/><w:sz w:val="15"/><w:color w:val="0F172A"/></w:rPr><w:t xml:space="preserve">}</w:t></w:r></w:p><w:p><w:pPr><w:shd w:val="clear" w:color="auto" w:fill="F8FAFC"/><w:spacing w:before="0" w:after="0" w:line="200" w:lineRule="auto"/><w:ind w:left="80" w:right="80"/></w:pPr><w:r><w:rPr><w:rFonts w:ascii="Consolas" w:hAnsi="Consolas"/><w:sz w:val="15"/><w:color w:val="0F172A"/></w:rPr><w:t xml:space="preserve">if (x == -1) {</w:t></w:r></w:p><w:p><w:pPr><w:shd w:val="clear" w:color="auto" w:fill="F8FAFC"/><w:spacing w:before="0" w:after="0" w:line="200" w:lineRule="auto"/><w:ind w:left="80" w:right="80"/></w:pPr><w:r><w:rPr><w:rFonts w:ascii="Consolas" w:hAnsi="Consolas"/><w:sz w:val="15"/><w:color w:val="0F172A"/></w:rPr><w:t xml:space="preserve">    cout &lt;&lt; &quot;NO&quot; &lt;&lt; endl;</w:t></w:r></w:p><w:p><w:pPr><w:shd w:val="clear" w:color="auto" w:fill="F8FAFC"/><w:spacing w:before="0" w:after="0" w:line="200" w:lineRule="auto"/><w:ind w:left="80" w:right="80"/></w:pPr><w:r><w:rPr><w:rFonts w:ascii="Consolas" w:hAnsi="Consolas"/><w:sz w:val="15"/><w:color w:val="0F172A"/></w:rPr><w:t xml:space="preserve">    return 0;</w:t></w:r></w:p><w:p><w:pPr><w:shd w:val="clear" w:color="auto" w:fill="F8FAFC"/><w:spacing w:before="0" w:after="0" w:line="200" w:lineRule="auto"/><w:ind w:left="80" w:right="80"/></w:pPr><w:r><w:rPr><w:rFonts w:ascii="Consolas" w:hAnsi="Consolas"/><w:sz w:val="15"/><w:color w:val="0F172A"/></w:rPr><w:t xml:space="preserve">}</w:t></w:r></w:p><w:p><w:pPr><w:shd w:val="clear" w:color="auto" w:fill="F8FAFC"/><w:spacing w:before="0" w:after="0" w:line="200" w:lineRule="auto"/><w:ind w:left="80" w:right="80"/></w:pPr><w:r><w:rPr><w:rFonts w:ascii="Consolas" w:hAnsi="Consolas"/><w:sz w:val="15"/><w:color w:val="0F172A"/></w:rPr><w:t xml:space="preserve">for (int i = 0; i &lt; n; i++) x = p[x];</w:t></w:r></w:p><w:p><w:pPr><w:shd w:val="clear" w:color="auto" w:fill="F8FAFC"/><w:spacing w:before="0" w:after="0" w:line="200" w:lineRule="auto"/><w:ind w:left="80" w:right="80"/></w:pPr><w:r><w:rPr><w:rFonts w:ascii="Consolas" w:hAnsi="Consolas"/><w:sz w:val="15"/><w:color w:val="0F172A"/></w:rPr><w:t xml:space="preserve">cout &lt;&lt; &quot;YES&quot; &lt;&lt; endl;</w:t></w:r></w:p><w:p><w:pPr><w:shd w:val="clear" w:color="auto" w:fill="F8FAFC"/><w:spacing w:before="0" w:after="0" w:line="200" w:lineRule="auto"/><w:ind w:left="80" w:right="80"/></w:pPr><w:r><w:rPr><w:rFonts w:ascii="Consolas" w:hAnsi="Consolas"/><w:sz w:val="15"/><w:color w:val="0F172A"/></w:rPr><w:t xml:space="preserve">vector&lt;int&gt; path;</w:t></w:r></w:p><w:p><w:pPr><w:shd w:val="clear" w:color="auto" w:fill="F8FAFC"/><w:spacing w:before="0" w:after="0" w:line="200" w:lineRule="auto"/><w:ind w:left="80" w:right="80"/></w:pPr><w:r><w:rPr><w:rFonts w:ascii="Consolas" w:hAnsi="Consolas"/><w:sz w:val="15"/><w:color w:val="0F172A"/></w:rPr><w:t xml:space="preserve">int cur = x; path.push_back(cur);</w:t></w:r></w:p><w:p><w:pPr><w:shd w:val="clear" w:color="auto" w:fill="F8FAFC"/><w:spacing w:before="0" w:after="0" w:line="200" w:lineRule="auto"/><w:ind w:left="80" w:right="80"/></w:pPr><w:r><w:rPr><w:rFonts w:ascii="Consolas" w:hAnsi="Consolas"/><w:sz w:val="15"/><w:color w:val="0F172A"/></w:rPr><w:t xml:space="preserve">while (true) {</w:t></w:r></w:p><w:p><w:pPr><w:shd w:val="clear" w:color="auto" w:fill="F8FAFC"/><w:spacing w:before="0" w:after="0" w:line="200" w:lineRule="auto"/><w:ind w:left="80" w:right="80"/></w:pPr><w:r><w:rPr><w:rFonts w:ascii="Consolas" w:hAnsi="Consolas"/><w:sz w:val="15"/><w:color w:val="0F172A"/></w:rPr><w:t xml:space="preserve">    cur = p[cur];</w:t></w:r></w:p><w:p><w:pPr><w:shd w:val="clear" w:color="auto" w:fill="F8FAFC"/><w:spacing w:before="0" w:after="0" w:line="200" w:lineRule="auto"/><w:ind w:left="80" w:right="80"/></w:pPr><w:r><w:rPr><w:rFonts w:ascii="Consolas" w:hAnsi="Consolas"/><w:sz w:val="15"/><w:color w:val="0F172A"/></w:rPr><w:t xml:space="preserve">    path.push_back(cur);</w:t></w:r></w:p><w:p><w:pPr><w:shd w:val="clear" w:color="auto" w:fill="F8FAFC"/><w:spacing w:before="0" w:after="0" w:line="200" w:lineRule="auto"/><w:ind w:left="80" w:right="80"/></w:pPr><w:r><w:rPr><w:rFonts w:ascii="Consolas" w:hAnsi="Consolas"/><w:sz w:val="15"/><w:color w:val="0F172A"/></w:rPr><w:t xml:space="preserve">    if (cur == x) break;</w:t></w:r></w:p><w:p><w:pPr><w:shd w:val="clear" w:color="auto" w:fill="F8FAFC"/><w:spacing w:before="0" w:after="0" w:line="200" w:lineRule="auto"/><w:ind w:left="80" w:right="80"/></w:pPr><w:r><w:rPr><w:rFonts w:ascii="Consolas" w:hAnsi="Consolas"/><w:sz w:val="15"/><w:color w:val="0F172A"/></w:rPr><w:t xml:space="preserve">}</w:t></w:r></w:p><w:p><w:pPr><w:shd w:val="clear" w:color="auto" w:fill="F8FAFC"/><w:spacing w:before="0" w:after="0" w:line="200" w:lineRule="auto"/><w:ind w:left="80" w:right="80"/></w:pPr><w:r><w:rPr><w:rFonts w:ascii="Consolas" w:hAnsi="Consolas"/><w:sz w:val="15"/><w:color w:val="0F172A"/></w:rPr><w:t xml:space="preserve">reverse(all(path));</w:t></w:r></w:p><w:p><w:pPr><w:shd w:val="clear" w:color="auto" w:fill="F8FAFC"/><w:spacing w:before="0" w:after="0" w:line="200" w:lineRule="auto"/><w:ind w:left="80" w:right="80"/></w:pPr><w:r><w:rPr><w:rFonts w:ascii="Consolas" w:hAnsi="Consolas"/><w:sz w:val="15"/><w:color w:val="0F172A"/></w:rPr><w:t xml:space="preserve">for (int node : path) cout &lt;&lt; node &lt;&lt; &quot; &quot;;</w:t></w:r></w:p><w:p><w:pPr><w:shd w:val="clear" w:color="auto" w:fill="F8FAFC"/><w:spacing w:before="0" w:after="0" w:line="200" w:lineRule="auto"/><w:ind w:left="80" w:right="80"/></w:pPr><w:r><w:rPr><w:rFonts w:ascii="Consolas" w:hAnsi="Consolas"/><w:sz w:val="15"/><w:color w:val="0F172A"/></w:rPr><w:t xml:space="preserve">cout &lt;&lt; endl;</w:t></w:r></w:p><w:p><w:pPr><w:pStyle w:val="Heading3"/></w:pPr><w:r><w:rPr><w:b/><w:sz w:val="19"/><w:color w:val="0369A1"/></w:rPr><w:t>5.6 Floyd-Warshall (All-Pairs Shortest Path)</w:t></w:r></w:p><w:p><w:pPr><w:ind w:left="200"/><w:spacing w:after="20"/></w:pPr><w:r><w:rPr><w:color w:val="2563EB"/></w:rPr><w:t xml:space="preserve">â€¢ </w:t></w:r><w:r><w:t>**Time Complexity:** $O(V^3)$ (Suitable for $N \le 500$)</w:t></w:r></w:p><w:p><w:pPr><w:shd w:val="clear" w:color="auto" w:fill="F8FAFC"/><w:spacing w:before="0" w:after="0" w:line="200" w:lineRule="auto"/><w:ind w:left="80" w:right="80"/></w:pPr><w:r><w:rPr><w:rFonts w:ascii="Consolas" w:hAnsi="Consolas"/><w:sz w:val="15"/><w:color w:val="0F172A"/></w:rPr><w:t xml:space="preserve">for (int k = 0; k &lt; n; ++k)</w:t></w:r></w:p><w:p><w:pPr><w:shd w:val="clear" w:color="auto" w:fill="F8FAFC"/><w:spacing w:before="0" w:after="0" w:line="200" w:lineRule="auto"/><w:ind w:left="80" w:right="80"/></w:pPr><w:r><w:rPr><w:rFonts w:ascii="Consolas" w:hAnsi="Consolas"/><w:sz w:val="15"/><w:color w:val="0F172A"/></w:rPr><w:t xml:space="preserve">    for (int i = 0; i &lt; n; ++i)</w:t></w:r></w:p><w:p><w:pPr><w:shd w:val="clear" w:color="auto" w:fill="F8FAFC"/><w:spacing w:before="0" w:after="0" w:line="200" w:lineRule="auto"/><w:ind w:left="80" w:right="80"/></w:pPr><w:r><w:rPr><w:rFonts w:ascii="Consolas" w:hAnsi="Consolas"/><w:sz w:val="15"/><w:color w:val="0F172A"/></w:rPr><w:t xml:space="preserve">        for (int j = 0; j &lt; n; ++j)</w:t></w:r></w:p><w:p><w:pPr><w:shd w:val="clear" w:color="auto" w:fill="F8FAFC"/><w:spacing w:before="0" w:after="0" w:line="200" w:lineRule="auto"/><w:ind w:left="80" w:right="80"/></w:pPr><w:r><w:rPr><w:rFonts w:ascii="Consolas" w:hAnsi="Consolas"/><w:sz w:val="15"/><w:color w:val="0F172A"/></w:rPr><w:t xml:space="preserve">            if (dist[i][k] &lt; INF &amp;&amp; dist[k][j] &lt; INF)</w:t></w:r></w:p><w:p><w:pPr><w:shd w:val="clear" w:color="auto" w:fill="F8FAFC"/><w:spacing w:before="0" w:after="0" w:line="200" w:lineRule="auto"/><w:ind w:left="80" w:right="80"/></w:pPr><w:r><w:rPr><w:rFonts w:ascii="Consolas" w:hAnsi="Consolas"/><w:sz w:val="15"/><w:color w:val="0F172A"/></w:rPr><w:t xml:space="preserve">                dist[i][j] = min(dist[i][j], dist[i][k] + dist[k][j]);</w:t></w:r></w:p><w:p><w:pPr><w:pBdr><w:bottom w:val="single" w:sz="4" w:space="1" w:color="CBD5E0"/></w:pPr></w:p><w:p><w:pPr><w:pStyle w:val="Heading1"/></w:pPr><w:r><w:rPr><w:b/><w:sz w:val="26"/><w:color w:val="1E3A8A"/></w:rPr><w:t>Section 6: Tree Algorithms</w:t></w:r></w:p><w:p><w:pPr><w:pStyle w:val="Heading3"/></w:pPr><w:r><w:rPr><w:b/><w:sz w:val="19"/><w:color w:val="0369A1"/></w:rPr><w:t>6.1 Tree Diameter via Double BFS</w:t></w:r></w:p><w:p><w:pPr><w:ind w:left="200"/><w:spacing w:after="20"/></w:pPr><w:r><w:rPr><w:color w:val="2563EB"/></w:rPr><w:t xml:space="preserve">â€¢ </w:t></w:r><w:r><w:t>**Trigger Prefix:** `treeDiameter`</w:t></w:r></w:p><w:p><w:pPr><w:ind w:left="200"/><w:spacing w:after="20"/></w:pPr><w:r><w:rPr><w:color w:val="2563EB"/></w:rPr><w:t xml:space="preserve">â€¢ </w:t></w:r><w:r><w:t>**Time Complexity:** $O(V + E)$</w:t></w:r></w:p><w:p><w:pPr><w:ind w:left="200"/><w:spacing w:after="20"/></w:pPr><w:r><w:rPr><w:color w:val="2563EB"/></w:rPr><w:t xml:space="preserve">â€¢ </w:t></w:r><w:r><w:t>**Theorem:** An arbitrary BFS from node 1 finds node $u$ (one endpoint of diameter). A second BFS from $u$ finds node $v$ and the exact diameter length.</w:t></w:r></w:p><w:p><w:pPr><w:shd w:val="clear" w:color="auto" w:fill="F8FAFC"/><w:spacing w:before="0" w:after="0" w:line="200" w:lineRule="auto"/><w:ind w:left="80" w:right="80"/></w:pPr><w:r><w:rPr><w:rFonts w:ascii="Consolas" w:hAnsi="Consolas"/><w:sz w:val="15"/><w:color w:val="0F172A"/></w:rPr><w:t xml:space="preserve">pair&lt;int, int&gt; bfs_farthest(int start, const vector&lt;vector&lt;int&gt;&gt;&amp; adj, int n) {</w:t></w:r></w:p><w:p><w:pPr><w:shd w:val="clear" w:color="auto" w:fill="F8FAFC"/><w:spacing w:before="0" w:after="0" w:line="200" w:lineRule="auto"/><w:ind w:left="80" w:right="80"/></w:pPr><w:r><w:rPr><w:rFonts w:ascii="Consolas" w:hAnsi="Consolas"/><w:sz w:val="15"/><w:color w:val="0F172A"/></w:rPr><w:t xml:space="preserve">    vector&lt;int&gt; dist(n + 1, -1);</w:t></w:r></w:p><w:p><w:pPr><w:shd w:val="clear" w:color="auto" w:fill="F8FAFC"/><w:spacing w:before="0" w:after="0" w:line="200" w:lineRule="auto"/><w:ind w:left="80" w:right="80"/></w:pPr><w:r><w:rPr><w:rFonts w:ascii="Consolas" w:hAnsi="Consolas"/><w:sz w:val="15"/><w:color w:val="0F172A"/></w:rPr><w:t xml:space="preserve">    queue&lt;int&gt; q;</w:t></w:r></w:p><w:p><w:pPr><w:shd w:val="clear" w:color="auto" w:fill="F8FAFC"/><w:spacing w:before="0" w:after="0" w:line="200" w:lineRule="auto"/><w:ind w:left="80" w:right="80"/></w:pPr><w:r><w:rPr><w:rFonts w:ascii="Consolas" w:hAnsi="Consolas"/><w:sz w:val="15"/><w:color w:val="0F172A"/></w:rPr><w:t xml:space="preserve">    q.push(start);</w:t></w:r></w:p><w:p><w:pPr><w:shd w:val="clear" w:color="auto" w:fill="F8FAFC"/><w:spacing w:before="0" w:after="0" w:line="200" w:lineRule="auto"/><w:ind w:left="80" w:right="80"/></w:pPr><w:r><w:rPr><w:rFonts w:ascii="Consolas" w:hAnsi="Consolas"/><w:sz w:val="15"/><w:color w:val="0F172A"/></w:rPr><w:t xml:space="preserve">    dist[start] = 0;</w:t></w:r></w:p><w:p><w:pPr><w:shd w:val="clear" w:color="auto" w:fill="F8FAFC"/><w:spacing w:before="0" w:after="0" w:line="200" w:lineRule="auto"/><w:ind w:left="80" w:right="80"/></w:pPr><w:r><w:rPr><w:rFonts w:ascii="Consolas" w:hAnsi="Consolas"/><w:sz w:val="15"/><w:color w:val="0F172A"/></w:rPr><w:t xml:space="preserve">    int farthest_node = start;</w:t></w:r></w:p><w:p><w:pPr><w:shd w:val="clear" w:color="auto" w:fill="F8FAFC"/><w:spacing w:before="0" w:after="0" w:line="200" w:lineRule="auto"/><w:ind w:left="80" w:right="80"/></w:pPr><w:r><w:rPr><w:rFonts w:ascii="Consolas" w:hAnsi="Consolas"/><w:sz w:val="15"/><w:color w:val="0F172A"/></w:rPr><w:t xml:space="preserve"></w:t></w:r></w:p><w:p><w:pPr><w:shd w:val="clear" w:color="auto" w:fill="F8FAFC"/><w:spacing w:before="0" w:after="0" w:line="200" w:lineRule="auto"/><w:ind w:left="80" w:right="80"/></w:pPr><w:r><w:rPr><w:rFonts w:ascii="Consolas" w:hAnsi="Consolas"/><w:sz w:val="15"/><w:color w:val="0F172A"/></w:rPr><w:t xml:space="preserve">    while (!q.empty()) {</w:t></w:r></w:p><w:p><w:pPr><w:shd w:val="clear" w:color="auto" w:fill="F8FAFC"/><w:spacing w:before="0" w:after="0" w:line="200" w:lineRule="auto"/><w:ind w:left="80" w:right="80"/></w:pPr><w:r><w:rPr><w:rFonts w:ascii="Consolas" w:hAnsi="Consolas"/><w:sz w:val="15"/><w:color w:val="0F172A"/></w:rPr><w:t xml:space="preserve">        int node = q.front(); q.pop();</w:t></w:r></w:p><w:p><w:pPr><w:shd w:val="clear" w:color="auto" w:fill="F8FAFC"/><w:spacing w:before="0" w:after="0" w:line="200" w:lineRule="auto"/><w:ind w:left="80" w:right="80"/></w:pPr><w:r><w:rPr><w:rFonts w:ascii="Consolas" w:hAnsi="Consolas"/><w:sz w:val="15"/><w:color w:val="0F172A"/></w:rPr><w:t xml:space="preserve">        for (int neighbor : adj[node]) {</w:t></w:r></w:p><w:p><w:pPr><w:shd w:val="clear" w:color="auto" w:fill="F8FAFC"/><w:spacing w:before="0" w:after="0" w:line="200" w:lineRule="auto"/><w:ind w:left="80" w:right="80"/></w:pPr><w:r><w:rPr><w:rFonts w:ascii="Consolas" w:hAnsi="Consolas"/><w:sz w:val="15"/><w:color w:val="0F172A"/></w:rPr><w:t xml:space="preserve">            if (dist[neighbor] == -1) {</w:t></w:r></w:p><w:p><w:pPr><w:shd w:val="clear" w:color="auto" w:fill="F8FAFC"/><w:spacing w:before="0" w:after="0" w:line="200" w:lineRule="auto"/><w:ind w:left="80" w:right="80"/></w:pPr><w:r><w:rPr><w:rFonts w:ascii="Consolas" w:hAnsi="Consolas"/><w:sz w:val="15"/><w:color w:val="0F172A"/></w:rPr><w:t xml:space="preserve">                dist[neighbor] = dist[node] + 1;</w:t></w:r></w:p><w:p><w:pPr><w:shd w:val="clear" w:color="auto" w:fill="F8FAFC"/><w:spacing w:before="0" w:after="0" w:line="200" w:lineRule="auto"/><w:ind w:left="80" w:right="80"/></w:pPr><w:r><w:rPr><w:rFonts w:ascii="Consolas" w:hAnsi="Consolas"/><w:sz w:val="15"/><w:color w:val="0F172A"/></w:rPr><w:t xml:space="preserve">                q.push(neighbor);</w:t></w:r></w:p><w:p><w:pPr><w:shd w:val="clear" w:color="auto" w:fill="F8FAFC"/><w:spacing w:before="0" w:after="0" w:line="200" w:lineRule="auto"/><w:ind w:left="80" w:right="80"/></w:pPr><w:r><w:rPr><w:rFonts w:ascii="Consolas" w:hAnsi="Consolas"/><w:sz w:val="15"/><w:color w:val="0F172A"/></w:rPr><w:t xml:space="preserve">                if (dist[neighbor] &gt; dist[farthest_node])</w:t></w:r></w:p><w:p><w:pPr><w:shd w:val="clear" w:color="auto" w:fill="F8FAFC"/><w:spacing w:before="0" w:after="0" w:line="200" w:lineRule="auto"/><w:ind w:left="80" w:right="80"/></w:pPr><w:r><w:rPr><w:rFonts w:ascii="Consolas" w:hAnsi="Consolas"/><w:sz w:val="15"/><w:color w:val="0F172A"/></w:rPr><w:t xml:space="preserve">                    farthest_node = neighbor;</w:t></w:r></w:p><w:p><w:pPr><w:shd w:val="clear" w:color="auto" w:fill="F8FAFC"/><w:spacing w:before="0" w:after="0" w:line="200" w:lineRule="auto"/><w:ind w:left="80" w:right="80"/></w:pPr><w:r><w:rPr><w:rFonts w:ascii="Consolas" w:hAnsi="Consolas"/><w:sz w:val="15"/><w:color w:val="0F172A"/></w:rPr><w:t xml:space="preserve">            }</w:t></w:r></w:p><w:p><w:pPr><w:shd w:val="clear" w:color="auto" w:fill="F8FAFC"/><w:spacing w:before="0" w:after="0" w:line="200" w:lineRule="auto"/><w:ind w:left="80" w:right="80"/></w:pPr><w:r><w:rPr><w:rFonts w:ascii="Consolas" w:hAnsi="Consolas"/><w:sz w:val="15"/><w:color w:val="0F172A"/></w:rPr><w:t xml:space="preserve">        }</w:t></w:r></w:p><w:p><w:pPr><w:shd w:val="clear" w:color="auto" w:fill="F8FAFC"/><w:spacing w:before="0" w:after="0" w:line="200" w:lineRule="auto"/><w:ind w:left="80" w:right="80"/></w:pPr><w:r><w:rPr><w:rFonts w:ascii="Consolas" w:hAnsi="Consolas"/><w:sz w:val="15"/><w:color w:val="0F172A"/></w:rPr><w:t xml:space="preserve">    }</w:t></w:r></w:p><w:p><w:pPr><w:shd w:val="clear" w:color="auto" w:fill="F8FAFC"/><w:spacing w:before="0" w:after="0" w:line="200" w:lineRule="auto"/><w:ind w:left="80" w:right="80"/></w:pPr><w:r><w:rPr><w:rFonts w:ascii="Consolas" w:hAnsi="Consolas"/><w:sz w:val="15"/><w:color w:val="0F172A"/></w:rPr><w:t xml:space="preserve">    return {farthest_node, dist[farthest_node]};</w:t></w:r></w:p><w:p><w:pPr><w:shd w:val="clear" w:color="auto" w:fill="F8FAFC"/><w:spacing w:before="0" w:after="0" w:line="200" w:lineRule="auto"/><w:ind w:left="80" w:right="80"/></w:pPr><w:r><w:rPr><w:rFonts w:ascii="Consolas" w:hAnsi="Consolas"/><w:sz w:val="15"/><w:color w:val="0F172A"/></w:rPr><w:t xml:space="preserve">}</w:t></w:r></w:p><w:p><w:pPr><w:shd w:val="clear" w:color="auto" w:fill="F8FAFC"/><w:spacing w:before="0" w:after="0" w:line="200" w:lineRule="auto"/><w:ind w:left="80" w:right="80"/></w:pPr><w:r><w:rPr><w:rFonts w:ascii="Consolas" w:hAnsi="Consolas"/><w:sz w:val="15"/><w:color w:val="0F172A"/></w:rPr><w:t xml:space="preserve"></w:t></w:r></w:p><w:p><w:pPr><w:shd w:val="clear" w:color="auto" w:fill="F8FAFC"/><w:spacing w:before="0" w:after="0" w:line="200" w:lineRule="auto"/><w:ind w:left="80" w:right="80"/></w:pPr><w:r><w:rPr><w:rFonts w:ascii="Consolas" w:hAnsi="Consolas"/><w:sz w:val="15"/><w:color w:val="0F172A"/></w:rPr><w:t xml:space="preserve">signed main() {</w:t></w:r></w:p><w:p><w:pPr><w:shd w:val="clear" w:color="auto" w:fill="F8FAFC"/><w:spacing w:before="0" w:after="0" w:line="200" w:lineRule="auto"/><w:ind w:left="80" w:right="80"/></w:pPr><w:r><w:rPr><w:rFonts w:ascii="Consolas" w:hAnsi="Consolas"/><w:sz w:val="15"/><w:color w:val="0F172A"/></w:rPr><w:t xml:space="preserve">    fastIO();</w:t></w:r></w:p><w:p><w:pPr><w:shd w:val="clear" w:color="auto" w:fill="F8FAFC"/><w:spacing w:before="0" w:after="0" w:line="200" w:lineRule="auto"/><w:ind w:left="80" w:right="80"/></w:pPr><w:r><w:rPr><w:rFonts w:ascii="Consolas" w:hAnsi="Consolas"/><w:sz w:val="15"/><w:color w:val="0F172A"/></w:rPr><w:t xml:space="preserve">    int n; cin &gt;&gt; n;</w:t></w:r></w:p><w:p><w:pPr><w:shd w:val="clear" w:color="auto" w:fill="F8FAFC"/><w:spacing w:before="0" w:after="0" w:line="200" w:lineRule="auto"/><w:ind w:left="80" w:right="80"/></w:pPr><w:r><w:rPr><w:rFonts w:ascii="Consolas" w:hAnsi="Consolas"/><w:sz w:val="15"/><w:color w:val="0F172A"/></w:rPr><w:t xml:space="preserve">    vector&lt;vector&lt;int&gt;&gt; adj(n + 1);</w:t></w:r></w:p><w:p><w:pPr><w:shd w:val="clear" w:color="auto" w:fill="F8FAFC"/><w:spacing w:before="0" w:after="0" w:line="200" w:lineRule="auto"/><w:ind w:left="80" w:right="80"/></w:pPr><w:r><w:rPr><w:rFonts w:ascii="Consolas" w:hAnsi="Consolas"/><w:sz w:val="15"/><w:color w:val="0F172A"/></w:rPr><w:t xml:space="preserve">    for (int i = 0; i &lt; n - 1; ++i) {</w:t></w:r></w:p><w:p><w:pPr><w:shd w:val="clear" w:color="auto" w:fill="F8FAFC"/><w:spacing w:before="0" w:after="0" w:line="200" w:lineRule="auto"/><w:ind w:left="80" w:right="80"/></w:pPr><w:r><w:rPr><w:rFonts w:ascii="Consolas" w:hAnsi="Consolas"/><w:sz w:val="15"/><w:color w:val="0F172A"/></w:rPr><w:t xml:space="preserve">        int u, v; cin &gt;&gt; u &gt;&gt; v;</w:t></w:r></w:p><w:p><w:pPr><w:shd w:val="clear" w:color="auto" w:fill="F8FAFC"/><w:spacing w:before="0" w:after="0" w:line="200" w:lineRule="auto"/><w:ind w:left="80" w:right="80"/></w:pPr><w:r><w:rPr><w:rFonts w:ascii="Consolas" w:hAnsi="Consolas"/><w:sz w:val="15"/><w:color w:val="0F172A"/></w:rPr><w:t xml:space="preserve">        adj[u].push_back(v); adj[v].push_back(u);</w:t></w:r></w:p><w:p><w:pPr><w:shd w:val="clear" w:color="auto" w:fill="F8FAFC"/><w:spacing w:before="0" w:after="0" w:line="200" w:lineRule="auto"/><w:ind w:left="80" w:right="80"/></w:pPr><w:r><w:rPr><w:rFonts w:ascii="Consolas" w:hAnsi="Consolas"/><w:sz w:val="15"/><w:color w:val="0F172A"/></w:rPr><w:t xml:space="preserve">    }</w:t></w:r></w:p><w:p><w:pPr><w:shd w:val="clear" w:color="auto" w:fill="F8FAFC"/><w:spacing w:before="0" w:after="0" w:line="200" w:lineRule="auto"/><w:ind w:left="80" w:right="80"/></w:pPr><w:r><w:rPr><w:rFonts w:ascii="Consolas" w:hAnsi="Consolas"/><w:sz w:val="15"/><w:color w:val="0F172A"/></w:rPr><w:t xml:space="preserve">    int far1 = bfs_farthest(1, adj, n).first;</w:t></w:r></w:p><w:p><w:pPr><w:shd w:val="clear" w:color="auto" w:fill="F8FAFC"/><w:spacing w:before="0" w:after="0" w:line="200" w:lineRule="auto"/><w:ind w:left="80" w:right="80"/></w:pPr><w:r><w:rPr><w:rFonts w:ascii="Consolas" w:hAnsi="Consolas"/><w:sz w:val="15"/><w:color w:val="0F172A"/></w:rPr><w:t xml:space="preserve">    int diameter = bfs_farthest(far1, adj, n).second;</w:t></w:r></w:p><w:p><w:pPr><w:shd w:val="clear" w:color="auto" w:fill="F8FAFC"/><w:spacing w:before="0" w:after="0" w:line="200" w:lineRule="auto"/><w:ind w:left="80" w:right="80"/></w:pPr><w:r><w:rPr><w:rFonts w:ascii="Consolas" w:hAnsi="Consolas"/><w:sz w:val="15"/><w:color w:val="0F172A"/></w:rPr><w:t xml:space="preserve">    cout &lt;&lt; diameter &lt;&lt; &apos;\n&apos;;</w:t></w:r></w:p><w:p><w:pPr><w:shd w:val="clear" w:color="auto" w:fill="F8FAFC"/><w:spacing w:before="0" w:after="0" w:line="200" w:lineRule="auto"/><w:ind w:left="80" w:right="80"/></w:pPr><w:r><w:rPr><w:rFonts w:ascii="Consolas" w:hAnsi="Consolas"/><w:sz w:val="15"/><w:color w:val="0F172A"/></w:rPr><w:t xml:space="preserve">}</w:t></w:r></w:p><w:p><w:pPr><w:pStyle w:val="Heading3"/></w:pPr><w:r><w:rPr><w:b/><w:sz w:val="19"/><w:color w:val="0369A1"/></w:rPr><w:t>6.2 Lowest Common Ancestor (Binary Lifting)</w:t></w:r></w:p><w:p><w:pPr><w:ind w:left="200"/><w:spacing w:after="20"/></w:pPr><w:r><w:rPr><w:color w:val="2563EB"/></w:rPr><w:t xml:space="preserve">â€¢ </w:t></w:r><w:r><w:t>**Trigger Prefix:** `lca`</w:t></w:r></w:p><w:p><w:pPr><w:ind w:left="200"/><w:spacing w:after="20"/></w:pPr><w:r><w:rPr><w:color w:val="2563EB"/></w:rPr><w:t xml:space="preserve">â€¢ </w:t></w:r><w:r><w:t>**Time Complexity:** $O(N \log N)$ precomputation, $O(\log N)$ query.</w:t></w:r></w:p><w:p><w:pPr><w:ind w:left="200"/><w:spacing w:after="20"/></w:pPr><w:r><w:rPr><w:color w:val="2563EB"/></w:rPr><w:t xml:space="preserve">â€¢ </w:t></w:r><w:r><w:t>**Includes:** LCA, k-th ancestor, and $O(\log N)$ exact tree path distance.</w:t></w:r></w:p><w:p><w:pPr><w:shd w:val="clear" w:color="auto" w:fill="F8FAFC"/><w:spacing w:before="0" w:after="0" w:line="200" w:lineRule="auto"/><w:ind w:left="80" w:right="80"/></w:pPr><w:r><w:rPr><w:rFonts w:ascii="Consolas" w:hAnsi="Consolas"/><w:sz w:val="15"/><w:color w:val="0F172A"/></w:rPr><w:t xml:space="preserve">const int MAXN = 2e5 + 5, LOGN = 20;</w:t></w:r></w:p><w:p><w:pPr><w:shd w:val="clear" w:color="auto" w:fill="F8FAFC"/><w:spacing w:before="0" w:after="0" w:line="200" w:lineRule="auto"/><w:ind w:left="80" w:right="80"/></w:pPr><w:r><w:rPr><w:rFonts w:ascii="Consolas" w:hAnsi="Consolas"/><w:sz w:val="15"/><w:color w:val="0F172A"/></w:rPr><w:t xml:space="preserve">vector&lt;int&gt; tree_adj[MAXN];</w:t></w:r></w:p><w:p><w:pPr><w:shd w:val="clear" w:color="auto" w:fill="F8FAFC"/><w:spacing w:before="0" w:after="0" w:line="200" w:lineRule="auto"/><w:ind w:left="80" w:right="80"/></w:pPr><w:r><w:rPr><w:rFonts w:ascii="Consolas" w:hAnsi="Consolas"/><w:sz w:val="15"/><w:color w:val="0F172A"/></w:rPr><w:t xml:space="preserve">int up[MAXN][LOGN], depth[MAXN];</w:t></w:r></w:p><w:p><w:pPr><w:shd w:val="clear" w:color="auto" w:fill="F8FAFC"/><w:spacing w:before="0" w:after="0" w:line="200" w:lineRule="auto"/><w:ind w:left="80" w:right="80"/></w:pPr><w:r><w:rPr><w:rFonts w:ascii="Consolas" w:hAnsi="Consolas"/><w:sz w:val="15"/><w:color w:val="0F172A"/></w:rPr><w:t xml:space="preserve"></w:t></w:r></w:p><w:p><w:pPr><w:shd w:val="clear" w:color="auto" w:fill="F8FAFC"/><w:spacing w:before="0" w:after="0" w:line="200" w:lineRule="auto"/><w:ind w:left="80" w:right="80"/></w:pPr><w:r><w:rPr><w:rFonts w:ascii="Consolas" w:hAnsi="Consolas"/><w:sz w:val="15"/><w:color w:val="0F172A"/></w:rPr><w:t xml:space="preserve">void dfs_lca(int u, int p, int d) {</w:t></w:r></w:p><w:p><w:pPr><w:shd w:val="clear" w:color="auto" w:fill="F8FAFC"/><w:spacing w:before="0" w:after="0" w:line="200" w:lineRule="auto"/><w:ind w:left="80" w:right="80"/></w:pPr><w:r><w:rPr><w:rFonts w:ascii="Consolas" w:hAnsi="Consolas"/><w:sz w:val="15"/><w:color w:val="0F172A"/></w:rPr><w:t xml:space="preserve">    depth[u] = d; up[u][0] = p;</w:t></w:r></w:p><w:p><w:pPr><w:shd w:val="clear" w:color="auto" w:fill="F8FAFC"/><w:spacing w:before="0" w:after="0" w:line="200" w:lineRule="auto"/><w:ind w:left="80" w:right="80"/></w:pPr><w:r><w:rPr><w:rFonts w:ascii="Consolas" w:hAnsi="Consolas"/><w:sz w:val="15"/><w:color w:val="0F172A"/></w:rPr><w:t xml:space="preserve">    for (int i = 1; i &lt; LOGN; ++i)</w:t></w:r></w:p><w:p><w:pPr><w:shd w:val="clear" w:color="auto" w:fill="F8FAFC"/><w:spacing w:before="0" w:after="0" w:line="200" w:lineRule="auto"/><w:ind w:left="80" w:right="80"/></w:pPr><w:r><w:rPr><w:rFonts w:ascii="Consolas" w:hAnsi="Consolas"/><w:sz w:val="15"/><w:color w:val="0F172A"/></w:rPr><w:t xml:space="preserve">        up[u][i] = (up[u][i - 1] != -1) ? up[up[u][i - 1]][i - 1] : -1;</w:t></w:r></w:p><w:p><w:pPr><w:shd w:val="clear" w:color="auto" w:fill="F8FAFC"/><w:spacing w:before="0" w:after="0" w:line="200" w:lineRule="auto"/><w:ind w:left="80" w:right="80"/></w:pPr><w:r><w:rPr><w:rFonts w:ascii="Consolas" w:hAnsi="Consolas"/><w:sz w:val="15"/><w:color w:val="0F172A"/></w:rPr><w:t xml:space="preserve">    for (int v : tree_adj[u]) if (v != p) dfs_lca(v, u, d + 1);</w:t></w:r></w:p><w:p><w:pPr><w:shd w:val="clear" w:color="auto" w:fill="F8FAFC"/><w:spacing w:before="0" w:after="0" w:line="200" w:lineRule="auto"/><w:ind w:left="80" w:right="80"/></w:pPr><w:r><w:rPr><w:rFonts w:ascii="Consolas" w:hAnsi="Consolas"/><w:sz w:val="15"/><w:color w:val="0F172A"/></w:rPr><w:t xml:space="preserve">}</w:t></w:r></w:p><w:p><w:pPr><w:shd w:val="clear" w:color="auto" w:fill="F8FAFC"/><w:spacing w:before="0" w:after="0" w:line="200" w:lineRule="auto"/><w:ind w:left="80" w:right="80"/></w:pPr><w:r><w:rPr><w:rFonts w:ascii="Consolas" w:hAnsi="Consolas"/><w:sz w:val="15"/><w:color w:val="0F172A"/></w:rPr><w:t xml:space="preserve"></w:t></w:r></w:p><w:p><w:pPr><w:shd w:val="clear" w:color="auto" w:fill="F8FAFC"/><w:spacing w:before="0" w:after="0" w:line="200" w:lineRule="auto"/><w:ind w:left="80" w:right="80"/></w:pPr><w:r><w:rPr><w:rFonts w:ascii="Consolas" w:hAnsi="Consolas"/><w:sz w:val="15"/><w:color w:val="0F172A"/></w:rPr><w:t xml:space="preserve">int get_lca(int u, int v) {</w:t></w:r></w:p><w:p><w:pPr><w:shd w:val="clear" w:color="auto" w:fill="F8FAFC"/><w:spacing w:before="0" w:after="0" w:line="200" w:lineRule="auto"/><w:ind w:left="80" w:right="80"/></w:pPr><w:r><w:rPr><w:rFonts w:ascii="Consolas" w:hAnsi="Consolas"/><w:sz w:val="15"/><w:color w:val="0F172A"/></w:rPr><w:t xml:space="preserve">    if (depth[u] &lt; depth[v]) swap(u, v);</w:t></w:r></w:p><w:p><w:pPr><w:shd w:val="clear" w:color="auto" w:fill="F8FAFC"/><w:spacing w:before="0" w:after="0" w:line="200" w:lineRule="auto"/><w:ind w:left="80" w:right="80"/></w:pPr><w:r><w:rPr><w:rFonts w:ascii="Consolas" w:hAnsi="Consolas"/><w:sz w:val="15"/><w:color w:val="0F172A"/></w:rPr><w:t xml:space="preserve">    int diff = depth[u] - depth[v];</w:t></w:r></w:p><w:p><w:pPr><w:shd w:val="clear" w:color="auto" w:fill="F8FAFC"/><w:spacing w:before="0" w:after="0" w:line="200" w:lineRule="auto"/><w:ind w:left="80" w:right="80"/></w:pPr><w:r><w:rPr><w:rFonts w:ascii="Consolas" w:hAnsi="Consolas"/><w:sz w:val="15"/><w:color w:val="0F172A"/></w:rPr><w:t xml:space="preserve">    for (int i = 0; i &lt; LOGN; ++i)</w:t></w:r></w:p><w:p><w:pPr><w:shd w:val="clear" w:color="auto" w:fill="F8FAFC"/><w:spacing w:before="0" w:after="0" w:line="200" w:lineRule="auto"/><w:ind w:left="80" w:right="80"/></w:pPr><w:r><w:rPr><w:rFonts w:ascii="Consolas" w:hAnsi="Consolas"/><w:sz w:val="15"/><w:color w:val="0F172A"/></w:rPr><w:t xml:space="preserve">        if ((diff &gt;&gt; i) &amp; 1) u = up[u][i];</w:t></w:r></w:p><w:p><w:pPr><w:shd w:val="clear" w:color="auto" w:fill="F8FAFC"/><w:spacing w:before="0" w:after="0" w:line="200" w:lineRule="auto"/><w:ind w:left="80" w:right="80"/></w:pPr><w:r><w:rPr><w:rFonts w:ascii="Consolas" w:hAnsi="Consolas"/><w:sz w:val="15"/><w:color w:val="0F172A"/></w:rPr><w:t xml:space="preserve">    if (u == v) return u;</w:t></w:r></w:p><w:p><w:pPr><w:shd w:val="clear" w:color="auto" w:fill="F8FAFC"/><w:spacing w:before="0" w:after="0" w:line="200" w:lineRule="auto"/><w:ind w:left="80" w:right="80"/></w:pPr><w:r><w:rPr><w:rFonts w:ascii="Consolas" w:hAnsi="Consolas"/><w:sz w:val="15"/><w:color w:val="0F172A"/></w:rPr><w:t xml:space="preserve">    for (int i = LOGN - 1; i &gt;= 0; --i) {</w:t></w:r></w:p><w:p><w:pPr><w:shd w:val="clear" w:color="auto" w:fill="F8FAFC"/><w:spacing w:before="0" w:after="0" w:line="200" w:lineRule="auto"/><w:ind w:left="80" w:right="80"/></w:pPr><w:r><w:rPr><w:rFonts w:ascii="Consolas" w:hAnsi="Consolas"/><w:sz w:val="15"/><w:color w:val="0F172A"/></w:rPr><w:t xml:space="preserve">        if (up[u][i] != up[v][i]) { u = up[u][i]; v = up[v][i]; }</w:t></w:r></w:p><w:p><w:pPr><w:shd w:val="clear" w:color="auto" w:fill="F8FAFC"/><w:spacing w:before="0" w:after="0" w:line="200" w:lineRule="auto"/><w:ind w:left="80" w:right="80"/></w:pPr><w:r><w:rPr><w:rFonts w:ascii="Consolas" w:hAnsi="Consolas"/><w:sz w:val="15"/><w:color w:val="0F172A"/></w:rPr><w:t xml:space="preserve">    }</w:t></w:r></w:p><w:p><w:pPr><w:shd w:val="clear" w:color="auto" w:fill="F8FAFC"/><w:spacing w:before="0" w:after="0" w:line="200" w:lineRule="auto"/><w:ind w:left="80" w:right="80"/></w:pPr><w:r><w:rPr><w:rFonts w:ascii="Consolas" w:hAnsi="Consolas"/><w:sz w:val="15"/><w:color w:val="0F172A"/></w:rPr><w:t xml:space="preserve">    return up[u][0];</w:t></w:r></w:p><w:p><w:pPr><w:shd w:val="clear" w:color="auto" w:fill="F8FAFC"/><w:spacing w:before="0" w:after="0" w:line="200" w:lineRule="auto"/><w:ind w:left="80" w:right="80"/></w:pPr><w:r><w:rPr><w:rFonts w:ascii="Consolas" w:hAnsi="Consolas"/><w:sz w:val="15"/><w:color w:val="0F172A"/></w:rPr><w:t xml:space="preserve">}</w:t></w:r></w:p><w:p><w:pPr><w:shd w:val="clear" w:color="auto" w:fill="F8FAFC"/><w:spacing w:before="0" w:after="0" w:line="200" w:lineRule="auto"/><w:ind w:left="80" w:right="80"/></w:pPr><w:r><w:rPr><w:rFonts w:ascii="Consolas" w:hAnsi="Consolas"/><w:sz w:val="15"/><w:color w:val="0F172A"/></w:rPr><w:t xml:space="preserve"></w:t></w:r></w:p><w:p><w:pPr><w:shd w:val="clear" w:color="auto" w:fill="F8FAFC"/><w:spacing w:before="0" w:after="0" w:line="200" w:lineRule="auto"/><w:ind w:left="80" w:right="80"/></w:pPr><w:r><w:rPr><w:rFonts w:ascii="Consolas" w:hAnsi="Consolas"/><w:sz w:val="15"/><w:color w:val="0F172A"/></w:rPr><w:t xml:space="preserve">int tree_dist(int u, int v) {</w:t></w:r></w:p><w:p><w:pPr><w:shd w:val="clear" w:color="auto" w:fill="F8FAFC"/><w:spacing w:before="0" w:after="0" w:line="200" w:lineRule="auto"/><w:ind w:left="80" w:right="80"/></w:pPr><w:r><w:rPr><w:rFonts w:ascii="Consolas" w:hAnsi="Consolas"/><w:sz w:val="15"/><w:color w:val="0F172A"/></w:rPr><w:t xml:space="preserve">    return depth[u] + depth[v] - 2 * depth[get_lca(u, v)];</w:t></w:r></w:p><w:p><w:pPr><w:shd w:val="clear" w:color="auto" w:fill="F8FAFC"/><w:spacing w:before="0" w:after="0" w:line="200" w:lineRule="auto"/><w:ind w:left="80" w:right="80"/></w:pPr><w:r><w:rPr><w:rFonts w:ascii="Consolas" w:hAnsi="Consolas"/><w:sz w:val="15"/><w:color w:val="0F172A"/></w:rPr><w:t xml:space="preserve">}</w:t></w:r></w:p><w:p><w:pPr><w:pBdr><w:bottom w:val="single" w:sz="4" w:space="1" w:color="CBD5E0"/></w:pPr></w:p><w:p><w:pPr><w:pStyle w:val="Heading1"/></w:pPr><w:r><w:rPr><w:b/><w:sz w:val="26"/><w:color w:val="1E3A8A"/></w:rPr><w:t>Section 7: Data Structures (DSU, Fenwick &amp; Segment Tree)</w:t></w:r></w:p><w:p><w:pPr><w:pStyle w:val="Heading3"/></w:pPr><w:r><w:rPr><w:b/><w:sz w:val="19"/><w:color w:val="0369A1"/></w:rPr><w:t>7.1 Disjoint Set Union (Union by Size)</w:t></w:r></w:p><w:p><w:pPr><w:ind w:left="200"/><w:spacing w:after="20"/></w:pPr><w:r><w:rPr><w:color w:val="2563EB"/></w:rPr><w:t xml:space="preserve">â€¢ </w:t></w:r><w:r><w:t>**Trigger Prefix:** `dsu-size`</w:t></w:r></w:p><w:p><w:pPr><w:ind w:left="200"/><w:spacing w:after="20"/></w:pPr><w:r><w:rPr><w:color w:val="2563EB"/></w:rPr><w:t xml:space="preserve">â€¢ </w:t></w:r><w:r><w:t>**Time Complexity:** $O(\alpha(N)) \approx O(1)$ per operation</w:t></w:r></w:p><w:p><w:pPr><w:shd w:val="clear" w:color="auto" w:fill="F8FAFC"/><w:spacing w:before="0" w:after="0" w:line="200" w:lineRule="auto"/><w:ind w:left="80" w:right="80"/></w:pPr><w:r><w:rPr><w:rFonts w:ascii="Consolas" w:hAnsi="Consolas"/><w:sz w:val="15"/><w:color w:val="0F172A"/></w:rPr><w:t xml:space="preserve">// Union by size</w:t></w:r></w:p><w:p><w:pPr><w:shd w:val="clear" w:color="auto" w:fill="F8FAFC"/><w:spacing w:before="0" w:after="0" w:line="200" w:lineRule="auto"/><w:ind w:left="80" w:right="80"/></w:pPr><w:r><w:rPr><w:rFonts w:ascii="Consolas" w:hAnsi="Consolas"/><w:sz w:val="15"/><w:color w:val="0F172A"/></w:rPr><w:t xml:space="preserve">class DisjointSet {</w:t></w:r></w:p><w:p><w:pPr><w:shd w:val="clear" w:color="auto" w:fill="F8FAFC"/><w:spacing w:before="0" w:after="0" w:line="200" w:lineRule="auto"/><w:ind w:left="80" w:right="80"/></w:pPr><w:r><w:rPr><w:rFonts w:ascii="Consolas" w:hAnsi="Consolas"/><w:sz w:val="15"/><w:color w:val="0F172A"/></w:rPr><w:t xml:space="preserve">    vector&lt;int&gt; rank, parent, size;</w:t></w:r></w:p><w:p><w:pPr><w:shd w:val="clear" w:color="auto" w:fill="F8FAFC"/><w:spacing w:before="0" w:after="0" w:line="200" w:lineRule="auto"/><w:ind w:left="80" w:right="80"/></w:pPr><w:r><w:rPr><w:rFonts w:ascii="Consolas" w:hAnsi="Consolas"/><w:sz w:val="15"/><w:color w:val="0F172A"/></w:rPr><w:t xml:space="preserve"></w:t></w:r></w:p><w:p><w:pPr><w:shd w:val="clear" w:color="auto" w:fill="F8FAFC"/><w:spacing w:before="0" w:after="0" w:line="200" w:lineRule="auto"/><w:ind w:left="80" w:right="80"/></w:pPr><w:r><w:rPr><w:rFonts w:ascii="Consolas" w:hAnsi="Consolas"/><w:sz w:val="15"/><w:color w:val="0F172A"/></w:rPr><w:t xml:space="preserve">public:</w:t></w:r></w:p><w:p><w:pPr><w:shd w:val="clear" w:color="auto" w:fill="F8FAFC"/><w:spacing w:before="0" w:after="0" w:line="200" w:lineRule="auto"/><w:ind w:left="80" w:right="80"/></w:pPr><w:r><w:rPr><w:rFonts w:ascii="Consolas" w:hAnsi="Consolas"/><w:sz w:val="15"/><w:color w:val="0F172A"/></w:rPr><w:t xml:space="preserve">    DisjointSet(int n) {</w:t></w:r></w:p><w:p><w:pPr><w:shd w:val="clear" w:color="auto" w:fill="F8FAFC"/><w:spacing w:before="0" w:after="0" w:line="200" w:lineRule="auto"/><w:ind w:left="80" w:right="80"/></w:pPr><w:r><w:rPr><w:rFonts w:ascii="Consolas" w:hAnsi="Consolas"/><w:sz w:val="15"/><w:color w:val="0F172A"/></w:rPr><w:t xml:space="preserve">        rank.resize(n + 1, 0);</w:t></w:r></w:p><w:p><w:pPr><w:shd w:val="clear" w:color="auto" w:fill="F8FAFC"/><w:spacing w:before="0" w:after="0" w:line="200" w:lineRule="auto"/><w:ind w:left="80" w:right="80"/></w:pPr><w:r><w:rPr><w:rFonts w:ascii="Consolas" w:hAnsi="Consolas"/><w:sz w:val="15"/><w:color w:val="0F172A"/></w:rPr><w:t xml:space="preserve">        parent.resize(n + 1);</w:t></w:r></w:p><w:p><w:pPr><w:shd w:val="clear" w:color="auto" w:fill="F8FAFC"/><w:spacing w:before="0" w:after="0" w:line="200" w:lineRule="auto"/><w:ind w:left="80" w:right="80"/></w:pPr><w:r><w:rPr><w:rFonts w:ascii="Consolas" w:hAnsi="Consolas"/><w:sz w:val="15"/><w:color w:val="0F172A"/></w:rPr><w:t xml:space="preserve">        size.resize(n + 1, 1);</w:t></w:r></w:p><w:p><w:pPr><w:shd w:val="clear" w:color="auto" w:fill="F8FAFC"/><w:spacing w:before="0" w:after="0" w:line="200" w:lineRule="auto"/><w:ind w:left="80" w:right="80"/></w:pPr><w:r><w:rPr><w:rFonts w:ascii="Consolas" w:hAnsi="Consolas"/><w:sz w:val="15"/><w:color w:val="0F172A"/></w:rPr><w:t xml:space="preserve">        for (int i = 0; i &lt;= n; i++) parent[i] = i;</w:t></w:r></w:p><w:p><w:pPr><w:shd w:val="clear" w:color="auto" w:fill="F8FAFC"/><w:spacing w:before="0" w:after="0" w:line="200" w:lineRule="auto"/><w:ind w:left="80" w:right="80"/></w:pPr><w:r><w:rPr><w:rFonts w:ascii="Consolas" w:hAnsi="Consolas"/><w:sz w:val="15"/><w:color w:val="0F172A"/></w:rPr><w:t xml:space="preserve">    }</w:t></w:r></w:p><w:p><w:pPr><w:shd w:val="clear" w:color="auto" w:fill="F8FAFC"/><w:spacing w:before="0" w:after="0" w:line="200" w:lineRule="auto"/><w:ind w:left="80" w:right="80"/></w:pPr><w:r><w:rPr><w:rFonts w:ascii="Consolas" w:hAnsi="Consolas"/><w:sz w:val="15"/><w:color w:val="0F172A"/></w:rPr><w:t xml:space="preserve"></w:t></w:r></w:p><w:p><w:pPr><w:shd w:val="clear" w:color="auto" w:fill="F8FAFC"/><w:spacing w:before="0" w:after="0" w:line="200" w:lineRule="auto"/><w:ind w:left="80" w:right="80"/></w:pPr><w:r><w:rPr><w:rFonts w:ascii="Consolas" w:hAnsi="Consolas"/><w:sz w:val="15"/><w:color w:val="0F172A"/></w:rPr><w:t xml:space="preserve">    int findUPar(int node) {</w:t></w:r></w:p><w:p><w:pPr><w:shd w:val="clear" w:color="auto" w:fill="F8FAFC"/><w:spacing w:before="0" w:after="0" w:line="200" w:lineRule="auto"/><w:ind w:left="80" w:right="80"/></w:pPr><w:r><w:rPr><w:rFonts w:ascii="Consolas" w:hAnsi="Consolas"/><w:sz w:val="15"/><w:color w:val="0F172A"/></w:rPr><w:t xml:space="preserve">        if (node == parent[node]) return node;</w:t></w:r></w:p><w:p><w:pPr><w:shd w:val="clear" w:color="auto" w:fill="F8FAFC"/><w:spacing w:before="0" w:after="0" w:line="200" w:lineRule="auto"/><w:ind w:left="80" w:right="80"/></w:pPr><w:r><w:rPr><w:rFonts w:ascii="Consolas" w:hAnsi="Consolas"/><w:sz w:val="15"/><w:color w:val="0F172A"/></w:rPr><w:t xml:space="preserve">        return parent[node] = findUPar(parent[node]);</w:t></w:r></w:p><w:p><w:pPr><w:shd w:val="clear" w:color="auto" w:fill="F8FAFC"/><w:spacing w:before="0" w:after="0" w:line="200" w:lineRule="auto"/><w:ind w:left="80" w:right="80"/></w:pPr><w:r><w:rPr><w:rFonts w:ascii="Consolas" w:hAnsi="Consolas"/><w:sz w:val="15"/><w:color w:val="0F172A"/></w:rPr><w:t xml:space="preserve">    }</w:t></w:r></w:p><w:p><w:pPr><w:shd w:val="clear" w:color="auto" w:fill="F8FAFC"/><w:spacing w:before="0" w:after="0" w:line="200" w:lineRule="auto"/><w:ind w:left="80" w:right="80"/></w:pPr><w:r><w:rPr><w:rFonts w:ascii="Consolas" w:hAnsi="Consolas"/><w:sz w:val="15"/><w:color w:val="0F172A"/></w:rPr><w:t xml:space="preserve"></w:t></w:r></w:p><w:p><w:pPr><w:shd w:val="clear" w:color="auto" w:fill="F8FAFC"/><w:spacing w:before="0" w:after="0" w:line="200" w:lineRule="auto"/><w:ind w:left="80" w:right="80"/></w:pPr><w:r><w:rPr><w:rFonts w:ascii="Consolas" w:hAnsi="Consolas"/><w:sz w:val="15"/><w:color w:val="0F172A"/></w:rPr><w:t xml:space="preserve">    void unionBySize(int u, int v) {</w:t></w:r></w:p><w:p><w:pPr><w:shd w:val="clear" w:color="auto" w:fill="F8FAFC"/><w:spacing w:before="0" w:after="0" w:line="200" w:lineRule="auto"/><w:ind w:left="80" w:right="80"/></w:pPr><w:r><w:rPr><w:rFonts w:ascii="Consolas" w:hAnsi="Consolas"/><w:sz w:val="15"/><w:color w:val="0F172A"/></w:rPr><w:t xml:space="preserve">        int ulpU = findUPar(u), ulpV = findUPar(v);</w:t></w:r></w:p><w:p><w:pPr><w:shd w:val="clear" w:color="auto" w:fill="F8FAFC"/><w:spacing w:before="0" w:after="0" w:line="200" w:lineRule="auto"/><w:ind w:left="80" w:right="80"/></w:pPr><w:r><w:rPr><w:rFonts w:ascii="Consolas" w:hAnsi="Consolas"/><w:sz w:val="15"/><w:color w:val="0F172A"/></w:rPr><w:t xml:space="preserve">        if (ulpU == ulpV) return;</w:t></w:r></w:p><w:p><w:pPr><w:shd w:val="clear" w:color="auto" w:fill="F8FAFC"/><w:spacing w:before="0" w:after="0" w:line="200" w:lineRule="auto"/><w:ind w:left="80" w:right="80"/></w:pPr><w:r><w:rPr><w:rFonts w:ascii="Consolas" w:hAnsi="Consolas"/><w:sz w:val="15"/><w:color w:val="0F172A"/></w:rPr><w:t xml:space="preserve">        if (size[ulpU] &lt; size[ulpV]) {</w:t></w:r></w:p><w:p><w:pPr><w:shd w:val="clear" w:color="auto" w:fill="F8FAFC"/><w:spacing w:before="0" w:after="0" w:line="200" w:lineRule="auto"/><w:ind w:left="80" w:right="80"/></w:pPr><w:r><w:rPr><w:rFonts w:ascii="Consolas" w:hAnsi="Consolas"/><w:sz w:val="15"/><w:color w:val="0F172A"/></w:rPr><w:t xml:space="preserve">            parent[ulpU] = ulpV;</w:t></w:r></w:p><w:p><w:pPr><w:shd w:val="clear" w:color="auto" w:fill="F8FAFC"/><w:spacing w:before="0" w:after="0" w:line="200" w:lineRule="auto"/><w:ind w:left="80" w:right="80"/></w:pPr><w:r><w:rPr><w:rFonts w:ascii="Consolas" w:hAnsi="Consolas"/><w:sz w:val="15"/><w:color w:val="0F172A"/></w:rPr><w:t xml:space="preserve">            size[ulpV] += size[ulpU];</w:t></w:r></w:p><w:p><w:pPr><w:shd w:val="clear" w:color="auto" w:fill="F8FAFC"/><w:spacing w:before="0" w:after="0" w:line="200" w:lineRule="auto"/><w:ind w:left="80" w:right="80"/></w:pPr><w:r><w:rPr><w:rFonts w:ascii="Consolas" w:hAnsi="Consolas"/><w:sz w:val="15"/><w:color w:val="0F172A"/></w:rPr><w:t xml:space="preserve">        } else {</w:t></w:r></w:p><w:p><w:pPr><w:shd w:val="clear" w:color="auto" w:fill="F8FAFC"/><w:spacing w:before="0" w:after="0" w:line="200" w:lineRule="auto"/><w:ind w:left="80" w:right="80"/></w:pPr><w:r><w:rPr><w:rFonts w:ascii="Consolas" w:hAnsi="Consolas"/><w:sz w:val="15"/><w:color w:val="0F172A"/></w:rPr><w:t xml:space="preserve">            parent[ulpV] = ulpU;</w:t></w:r></w:p><w:p><w:pPr><w:shd w:val="clear" w:color="auto" w:fill="F8FAFC"/><w:spacing w:before="0" w:after="0" w:line="200" w:lineRule="auto"/><w:ind w:left="80" w:right="80"/></w:pPr><w:r><w:rPr><w:rFonts w:ascii="Consolas" w:hAnsi="Consolas"/><w:sz w:val="15"/><w:color w:val="0F172A"/></w:rPr><w:t xml:space="preserve">            size[ulpU] += size[ulpV];</w:t></w:r></w:p><w:p><w:pPr><w:shd w:val="clear" w:color="auto" w:fill="F8FAFC"/><w:spacing w:before="0" w:after="0" w:line="200" w:lineRule="auto"/><w:ind w:left="80" w:right="80"/></w:pPr><w:r><w:rPr><w:rFonts w:ascii="Consolas" w:hAnsi="Consolas"/><w:sz w:val="15"/><w:color w:val="0F172A"/></w:rPr><w:t xml:space="preserve">        }</w:t></w:r></w:p><w:p><w:pPr><w:shd w:val="clear" w:color="auto" w:fill="F8FAFC"/><w:spacing w:before="0" w:after="0" w:line="200" w:lineRule="auto"/><w:ind w:left="80" w:right="80"/></w:pPr><w:r><w:rPr><w:rFonts w:ascii="Consolas" w:hAnsi="Consolas"/><w:sz w:val="15"/><w:color w:val="0F172A"/></w:rPr><w:t xml:space="preserve">    }</w:t></w:r></w:p><w:p><w:pPr><w:shd w:val="clear" w:color="auto" w:fill="F8FAFC"/><w:spacing w:before="0" w:after="0" w:line="200" w:lineRule="auto"/><w:ind w:left="80" w:right="80"/></w:pPr><w:r><w:rPr><w:rFonts w:ascii="Consolas" w:hAnsi="Consolas"/><w:sz w:val="15"/><w:color w:val="0F172A"/></w:rPr><w:t xml:space="preserve"></w:t></w:r></w:p><w:p><w:pPr><w:shd w:val="clear" w:color="auto" w:fill="F8FAFC"/><w:spacing w:before="0" w:after="0" w:line="200" w:lineRule="auto"/><w:ind w:left="80" w:right="80"/></w:pPr><w:r><w:rPr><w:rFonts w:ascii="Consolas" w:hAnsi="Consolas"/><w:sz w:val="15"/><w:color w:val="0F172A"/></w:rPr><w:t xml:space="preserve">    bool connected(int u, int v) {</w:t></w:r></w:p><w:p><w:pPr><w:shd w:val="clear" w:color="auto" w:fill="F8FAFC"/><w:spacing w:before="0" w:after="0" w:line="200" w:lineRule="auto"/><w:ind w:left="80" w:right="80"/></w:pPr><w:r><w:rPr><w:rFonts w:ascii="Consolas" w:hAnsi="Consolas"/><w:sz w:val="15"/><w:color w:val="0F172A"/></w:rPr><w:t xml:space="preserve">        return findUPar(u) == findUPar(v);</w:t></w:r></w:p><w:p><w:pPr><w:shd w:val="clear" w:color="auto" w:fill="F8FAFC"/><w:spacing w:before="0" w:after="0" w:line="200" w:lineRule="auto"/><w:ind w:left="80" w:right="80"/></w:pPr><w:r><w:rPr><w:rFonts w:ascii="Consolas" w:hAnsi="Consolas"/><w:sz w:val="15"/><w:color w:val="0F172A"/></w:rPr><w:t xml:space="preserve">    }</w:t></w:r></w:p><w:p><w:pPr><w:shd w:val="clear" w:color="auto" w:fill="F8FAFC"/><w:spacing w:before="0" w:after="0" w:line="200" w:lineRule="auto"/><w:ind w:left="80" w:right="80"/></w:pPr><w:r><w:rPr><w:rFonts w:ascii="Consolas" w:hAnsi="Consolas"/><w:sz w:val="15"/><w:color w:val="0F172A"/></w:rPr><w:t xml:space="preserve">};</w:t></w:r></w:p><w:p><w:pPr><w:pStyle w:val="Heading3"/></w:pPr><w:r><w:rPr><w:b/><w:sz w:val="19"/><w:color w:val="0369A1"/></w:rPr><w:t>7.2 Fenwick Tree (BIT: Sum &amp; Range Average)</w:t></w:r></w:p><w:p><w:pPr><w:ind w:left="200"/><w:spacing w:after="20"/></w:pPr><w:r><w:rPr><w:color w:val="2563EB"/></w:rPr><w:t xml:space="preserve">â€¢ </w:t></w:r><w:r><w:t>**Time Complexity:** $O(\log N)$ query and update, $O(N)$ memory.</w:t></w:r></w:p><w:p><w:pPr><w:ind w:left="200"/><w:spacing w:after="20"/></w:pPr><w:r><w:rPr><w:color w:val="2563EB"/></w:rPr><w:t xml:space="preserve">â€¢ </w:t></w:r><w:r><w:t>**Average Property:** Average is easily computed as `sum / (r - l + 1)`.</w:t></w:r></w:p><w:p><w:pPr><w:shd w:val="clear" w:color="auto" w:fill="F8FAFC"/><w:spacing w:before="0" w:after="0" w:line="200" w:lineRule="auto"/><w:ind w:left="80" w:right="80"/></w:pPr><w:r><w:rPr><w:rFonts w:ascii="Consolas" w:hAnsi="Consolas"/><w:sz w:val="15"/><w:color w:val="0F172A"/></w:rPr><w:t xml:space="preserve">struct Fenwick {</w:t></w:r></w:p><w:p><w:pPr><w:shd w:val="clear" w:color="auto" w:fill="F8FAFC"/><w:spacing w:before="0" w:after="0" w:line="200" w:lineRule="auto"/><w:ind w:left="80" w:right="80"/></w:pPr><w:r><w:rPr><w:rFonts w:ascii="Consolas" w:hAnsi="Consolas"/><w:sz w:val="15"/><w:color w:val="0F172A"/></w:rPr><w:t xml:space="preserve">    int n; vector&lt;int&gt; bit;</w:t></w:r></w:p><w:p><w:pPr><w:shd w:val="clear" w:color="auto" w:fill="F8FAFC"/><w:spacing w:before="0" w:after="0" w:line="200" w:lineRule="auto"/><w:ind w:left="80" w:right="80"/></w:pPr><w:r><w:rPr><w:rFonts w:ascii="Consolas" w:hAnsi="Consolas"/><w:sz w:val="15"/><w:color w:val="0F172A"/></w:rPr><w:t xml:space="preserve">    Fenwick(int n) : n(n), bit(n + 1, 0) {}</w:t></w:r></w:p><w:p><w:pPr><w:shd w:val="clear" w:color="auto" w:fill="F8FAFC"/><w:spacing w:before="0" w:after="0" w:line="200" w:lineRule="auto"/><w:ind w:left="80" w:right="80"/></w:pPr><w:r><w:rPr><w:rFonts w:ascii="Consolas" w:hAnsi="Consolas"/><w:sz w:val="15"/><w:color w:val="0F172A"/></w:rPr><w:t xml:space="preserve"></w:t></w:r></w:p><w:p><w:pPr><w:shd w:val="clear" w:color="auto" w:fill="F8FAFC"/><w:spacing w:before="0" w:after="0" w:line="200" w:lineRule="auto"/><w:ind w:left="80" w:right="80"/></w:pPr><w:r><w:rPr><w:rFonts w:ascii="Consolas" w:hAnsi="Consolas"/><w:sz w:val="15"/><w:color w:val="0F172A"/></w:rPr><w:t xml:space="preserve">    void add(int idx, int val) { // add val at index idx (1-based)</w:t></w:r></w:p><w:p><w:pPr><w:shd w:val="clear" w:color="auto" w:fill="F8FAFC"/><w:spacing w:before="0" w:after="0" w:line="200" w:lineRule="auto"/><w:ind w:left="80" w:right="80"/></w:pPr><w:r><w:rPr><w:rFonts w:ascii="Consolas" w:hAnsi="Consolas"/><w:sz w:val="15"/><w:color w:val="0F172A"/></w:rPr><w:t xml:space="preserve">        for (; idx &lt;= n; idx += idx &amp; -idx) bit[idx] += val;</w:t></w:r></w:p><w:p><w:pPr><w:shd w:val="clear" w:color="auto" w:fill="F8FAFC"/><w:spacing w:before="0" w:after="0" w:line="200" w:lineRule="auto"/><w:ind w:left="80" w:right="80"/></w:pPr><w:r><w:rPr><w:rFonts w:ascii="Consolas" w:hAnsi="Consolas"/><w:sz w:val="15"/><w:color w:val="0F172A"/></w:rPr><w:t xml:space="preserve">    }</w:t></w:r></w:p><w:p><w:pPr><w:shd w:val="clear" w:color="auto" w:fill="F8FAFC"/><w:spacing w:before="0" w:after="0" w:line="200" w:lineRule="auto"/><w:ind w:left="80" w:right="80"/></w:pPr><w:r><w:rPr><w:rFonts w:ascii="Consolas" w:hAnsi="Consolas"/><w:sz w:val="15"/><w:color w:val="0F172A"/></w:rPr><w:t xml:space="preserve"></w:t></w:r></w:p><w:p><w:pPr><w:shd w:val="clear" w:color="auto" w:fill="F8FAFC"/><w:spacing w:before="0" w:after="0" w:line="200" w:lineRule="auto"/><w:ind w:left="80" w:right="80"/></w:pPr><w:r><w:rPr><w:rFonts w:ascii="Consolas" w:hAnsi="Consolas"/><w:sz w:val="15"/><w:color w:val="0F172A"/></w:rPr><w:t xml:space="preserve">    int query(int idx) { // prefix sum [1, idx]</w:t></w:r></w:p><w:p><w:pPr><w:shd w:val="clear" w:color="auto" w:fill="F8FAFC"/><w:spacing w:before="0" w:after="0" w:line="200" w:lineRule="auto"/><w:ind w:left="80" w:right="80"/></w:pPr><w:r><w:rPr><w:rFonts w:ascii="Consolas" w:hAnsi="Consolas"/><w:sz w:val="15"/><w:color w:val="0F172A"/></w:rPr><w:t xml:space="preserve">        int sum = 0;</w:t></w:r></w:p><w:p><w:pPr><w:shd w:val="clear" w:color="auto" w:fill="F8FAFC"/><w:spacing w:before="0" w:after="0" w:line="200" w:lineRule="auto"/><w:ind w:left="80" w:right="80"/></w:pPr><w:r><w:rPr><w:rFonts w:ascii="Consolas" w:hAnsi="Consolas"/><w:sz w:val="15"/><w:color w:val="0F172A"/></w:rPr><w:t xml:space="preserve">        for (; idx &gt; 0; idx -= idx &amp; -idx) sum += bit[idx];</w:t></w:r></w:p><w:p><w:pPr><w:shd w:val="clear" w:color="auto" w:fill="F8FAFC"/><w:spacing w:before="0" w:after="0" w:line="200" w:lineRule="auto"/><w:ind w:left="80" w:right="80"/></w:pPr><w:r><w:rPr><w:rFonts w:ascii="Consolas" w:hAnsi="Consolas"/><w:sz w:val="15"/><w:color w:val="0F172A"/></w:rPr><w:t xml:space="preserve">        return sum;</w:t></w:r></w:p><w:p><w:pPr><w:shd w:val="clear" w:color="auto" w:fill="F8FAFC"/><w:spacing w:before="0" w:after="0" w:line="200" w:lineRule="auto"/><w:ind w:left="80" w:right="80"/></w:pPr><w:r><w:rPr><w:rFonts w:ascii="Consolas" w:hAnsi="Consolas"/><w:sz w:val="15"/><w:color w:val="0F172A"/></w:rPr><w:t xml:space="preserve">    }</w:t></w:r></w:p><w:p><w:pPr><w:shd w:val="clear" w:color="auto" w:fill="F8FAFC"/><w:spacing w:before="0" w:after="0" w:line="200" w:lineRule="auto"/><w:ind w:left="80" w:right="80"/></w:pPr><w:r><w:rPr><w:rFonts w:ascii="Consolas" w:hAnsi="Consolas"/><w:sz w:val="15"/><w:color w:val="0F172A"/></w:rPr><w:t xml:space="preserve"></w:t></w:r></w:p><w:p><w:pPr><w:shd w:val="clear" w:color="auto" w:fill="F8FAFC"/><w:spacing w:before="0" w:after="0" w:line="200" w:lineRule="auto"/><w:ind w:left="80" w:right="80"/></w:pPr><w:r><w:rPr><w:rFonts w:ascii="Consolas" w:hAnsi="Consolas"/><w:sz w:val="15"/><w:color w:val="0F172A"/></w:rPr><w:t xml:space="preserve">    int range_query(int l, int r) { return query(r) - query(l - 1); }</w:t></w:r></w:p><w:p><w:pPr><w:shd w:val="clear" w:color="auto" w:fill="F8FAFC"/><w:spacing w:before="0" w:after="0" w:line="200" w:lineRule="auto"/><w:ind w:left="80" w:right="80"/></w:pPr><w:r><w:rPr><w:rFonts w:ascii="Consolas" w:hAnsi="Consolas"/><w:sz w:val="15"/><w:color w:val="0F172A"/></w:rPr><w:t xml:space="preserve"></w:t></w:r></w:p><w:p><w:pPr><w:shd w:val="clear" w:color="auto" w:fill="F8FAFC"/><w:spacing w:before="0" w:after="0" w:line="200" w:lineRule="auto"/><w:ind w:left="80" w:right="80"/></w:pPr><w:r><w:rPr><w:rFonts w:ascii="Consolas" w:hAnsi="Consolas"/><w:sz w:val="15"/><w:color w:val="0F172A"/></w:rPr><w:t xml:space="preserve">    // Range Average (Integer &amp; Decimal): average = sum / number_of_elements</w:t></w:r></w:p><w:p><w:pPr><w:shd w:val="clear" w:color="auto" w:fill="F8FAFC"/><w:spacing w:before="0" w:after="0" w:line="200" w:lineRule="auto"/><w:ind w:left="80" w:right="80"/></w:pPr><w:r><w:rPr><w:rFonts w:ascii="Consolas" w:hAnsi="Consolas"/><w:sz w:val="15"/><w:color w:val="0F172A"/></w:rPr><w:t xml:space="preserve">    int avg(int l, int r) { // Integer average</w:t></w:r></w:p><w:p><w:pPr><w:shd w:val="clear" w:color="auto" w:fill="F8FAFC"/><w:spacing w:before="0" w:after="0" w:line="200" w:lineRule="auto"/><w:ind w:left="80" w:right="80"/></w:pPr><w:r><w:rPr><w:rFonts w:ascii="Consolas" w:hAnsi="Consolas"/><w:sz w:val="15"/><w:color w:val="0F172A"/></w:rPr><w:t xml:space="preserve">        return range_query(l, r) / (r - l + 1);</w:t></w:r></w:p><w:p><w:pPr><w:shd w:val="clear" w:color="auto" w:fill="F8FAFC"/><w:spacing w:before="0" w:after="0" w:line="200" w:lineRule="auto"/><w:ind w:left="80" w:right="80"/></w:pPr><w:r><w:rPr><w:rFonts w:ascii="Consolas" w:hAnsi="Consolas"/><w:sz w:val="15"/><w:color w:val="0F172A"/></w:rPr><w:t xml:space="preserve">    }</w:t></w:r></w:p><w:p><w:pPr><w:shd w:val="clear" w:color="auto" w:fill="F8FAFC"/><w:spacing w:before="0" w:after="0" w:line="200" w:lineRule="auto"/><w:ind w:left="80" w:right="80"/></w:pPr><w:r><w:rPr><w:rFonts w:ascii="Consolas" w:hAnsi="Consolas"/><w:sz w:val="15"/><w:color w:val="0F172A"/></w:rPr><w:t xml:space="preserve">    double avg_d(int l, int r) { // Decimal average</w:t></w:r></w:p><w:p><w:pPr><w:shd w:val="clear" w:color="auto" w:fill="F8FAFC"/><w:spacing w:before="0" w:after="0" w:line="200" w:lineRule="auto"/><w:ind w:left="80" w:right="80"/></w:pPr><w:r><w:rPr><w:rFonts w:ascii="Consolas" w:hAnsi="Consolas"/><w:sz w:val="15"/><w:color w:val="0F172A"/></w:rPr><w:t xml:space="preserve">        return (double)range_query(l, r) / (r - l + 1);</w:t></w:r></w:p><w:p><w:pPr><w:shd w:val="clear" w:color="auto" w:fill="F8FAFC"/><w:spacing w:before="0" w:after="0" w:line="200" w:lineRule="auto"/><w:ind w:left="80" w:right="80"/></w:pPr><w:r><w:rPr><w:rFonts w:ascii="Consolas" w:hAnsi="Consolas"/><w:sz w:val="15"/><w:color w:val="0F172A"/></w:rPr><w:t xml:space="preserve">    }</w:t></w:r></w:p><w:p><w:pPr><w:shd w:val="clear" w:color="auto" w:fill="F8FAFC"/><w:spacing w:before="0" w:after="0" w:line="200" w:lineRule="auto"/><w:ind w:left="80" w:right="80"/></w:pPr><w:r><w:rPr><w:rFonts w:ascii="Consolas" w:hAnsi="Consolas"/><w:sz w:val="15"/><w:color w:val="0F172A"/></w:rPr><w:t xml:space="preserve">};</w:t></w:r></w:p><w:p><w:pPr><w:pStyle w:val="Heading3"/></w:pPr><w:r><w:rPr><w:b/><w:sz w:val="19"/><w:color w:val="0369A1"/></w:rPr><w:t>7.3 Iterative Segment Tree (Range Sum &amp; Point Update)</w:t></w:r></w:p><w:p><w:pPr><w:ind w:left="200"/><w:spacing w:after="20"/></w:pPr><w:r><w:rPr><w:color w:val="2563EB"/></w:rPr><w:t xml:space="preserve">â€¢ </w:t></w:r><w:r><w:t>**Time Complexity:** $O(\log N)$ query and update</w:t></w:r></w:p><w:p><w:pPr><w:ind w:left="200"/><w:spacing w:after="20"/></w:pPr><w:r><w:rPr><w:color w:val="2563EB"/></w:rPr><w:t xml:space="preserve">â€¢ </w:t></w:r><w:r><w:t>**Advantage:** Non-recursive, zero recursion overhead, memory size $2N$.</w:t></w:r></w:p><w:p><w:pPr><w:shd w:val="clear" w:color="auto" w:fill="F8FAFC"/><w:spacing w:before="0" w:after="0" w:line="200" w:lineRule="auto"/><w:ind w:left="80" w:right="80"/></w:pPr><w:r><w:rPr><w:rFonts w:ascii="Consolas" w:hAnsi="Consolas"/><w:sz w:val="15"/><w:color w:val="0F172A"/></w:rPr><w:t xml:space="preserve">struct SegTree {</w:t></w:r></w:p><w:p><w:pPr><w:shd w:val="clear" w:color="auto" w:fill="F8FAFC"/><w:spacing w:before="0" w:after="0" w:line="200" w:lineRule="auto"/><w:ind w:left="80" w:right="80"/></w:pPr><w:r><w:rPr><w:rFonts w:ascii="Consolas" w:hAnsi="Consolas"/><w:sz w:val="15"/><w:color w:val="0F172A"/></w:rPr><w:t xml:space="preserve">    int n; vector&lt;int&gt; t;</w:t></w:r></w:p><w:p><w:pPr><w:shd w:val="clear" w:color="auto" w:fill="F8FAFC"/><w:spacing w:before="0" w:after="0" w:line="200" w:lineRule="auto"/><w:ind w:left="80" w:right="80"/></w:pPr><w:r><w:rPr><w:rFonts w:ascii="Consolas" w:hAnsi="Consolas"/><w:sz w:val="15"/><w:color w:val="0F172A"/></w:rPr><w:t xml:space="preserve">    SegTree(int n) : n(n), t(2 * n, 0) {}</w:t></w:r></w:p><w:p><w:pPr><w:shd w:val="clear" w:color="auto" w:fill="F8FAFC"/><w:spacing w:before="0" w:after="0" w:line="200" w:lineRule="auto"/><w:ind w:left="80" w:right="80"/></w:pPr><w:r><w:rPr><w:rFonts w:ascii="Consolas" w:hAnsi="Consolas"/><w:sz w:val="15"/><w:color w:val="0F172A"/></w:rPr><w:t xml:space="preserve"></w:t></w:r></w:p><w:p><w:pPr><w:shd w:val="clear" w:color="auto" w:fill="F8FAFC"/><w:spacing w:before="0" w:after="0" w:line="200" w:lineRule="auto"/><w:ind w:left="80" w:right="80"/></w:pPr><w:r><w:rPr><w:rFonts w:ascii="Consolas" w:hAnsi="Consolas"/><w:sz w:val="15"/><w:color w:val="0F172A"/></w:rPr><w:t xml:space="preserve">    void update(int p, int val) {</w:t></w:r></w:p><w:p><w:pPr><w:shd w:val="clear" w:color="auto" w:fill="F8FAFC"/><w:spacing w:before="0" w:after="0" w:line="200" w:lineRule="auto"/><w:ind w:left="80" w:right="80"/></w:pPr><w:r><w:rPr><w:rFonts w:ascii="Consolas" w:hAnsi="Consolas"/><w:sz w:val="15"/><w:color w:val="0F172A"/></w:rPr><w:t xml:space="preserve">        for (t[p += n] = val; p &gt; 1; p &gt;&gt;= 1)</w:t></w:r></w:p><w:p><w:pPr><w:shd w:val="clear" w:color="auto" w:fill="F8FAFC"/><w:spacing w:before="0" w:after="0" w:line="200" w:lineRule="auto"/><w:ind w:left="80" w:right="80"/></w:pPr><w:r><w:rPr><w:rFonts w:ascii="Consolas" w:hAnsi="Consolas"/><w:sz w:val="15"/><w:color w:val="0F172A"/></w:rPr><w:t xml:space="preserve">            t[p &gt;&gt; 1] = t[p] + t[p ^ 1];</w:t></w:r></w:p><w:p><w:pPr><w:shd w:val="clear" w:color="auto" w:fill="F8FAFC"/><w:spacing w:before="0" w:after="0" w:line="200" w:lineRule="auto"/><w:ind w:left="80" w:right="80"/></w:pPr><w:r><w:rPr><w:rFonts w:ascii="Consolas" w:hAnsi="Consolas"/><w:sz w:val="15"/><w:color w:val="0F172A"/></w:rPr><w:t xml:space="preserve">    }</w:t></w:r></w:p><w:p><w:pPr><w:shd w:val="clear" w:color="auto" w:fill="F8FAFC"/><w:spacing w:before="0" w:after="0" w:line="200" w:lineRule="auto"/><w:ind w:left="80" w:right="80"/></w:pPr><w:r><w:rPr><w:rFonts w:ascii="Consolas" w:hAnsi="Consolas"/><w:sz w:val="15"/><w:color w:val="0F172A"/></w:rPr><w:t xml:space="preserve"></w:t></w:r></w:p><w:p><w:pPr><w:shd w:val="clear" w:color="auto" w:fill="F8FAFC"/><w:spacing w:before="0" w:after="0" w:line="200" w:lineRule="auto"/><w:ind w:left="80" w:right="80"/></w:pPr><w:r><w:rPr><w:rFonts w:ascii="Consolas" w:hAnsi="Consolas"/><w:sz w:val="15"/><w:color w:val="0F172A"/></w:rPr><w:t xml:space="preserve">    int query(int l, int r) { // sum on interval [l, r] (0-indexed)</w:t></w:r></w:p><w:p><w:pPr><w:shd w:val="clear" w:color="auto" w:fill="F8FAFC"/><w:spacing w:before="0" w:after="0" w:line="200" w:lineRule="auto"/><w:ind w:left="80" w:right="80"/></w:pPr><w:r><w:rPr><w:rFonts w:ascii="Consolas" w:hAnsi="Consolas"/><w:sz w:val="15"/><w:color w:val="0F172A"/></w:rPr><w:t xml:space="preserve">        int res = 0;</w:t></w:r></w:p><w:p><w:pPr><w:shd w:val="clear" w:color="auto" w:fill="F8FAFC"/><w:spacing w:before="0" w:after="0" w:line="200" w:lineRule="auto"/><w:ind w:left="80" w:right="80"/></w:pPr><w:r><w:rPr><w:rFonts w:ascii="Consolas" w:hAnsi="Consolas"/><w:sz w:val="15"/><w:color w:val="0F172A"/></w:rPr><w:t xml:space="preserve">        for (l += n, r += n + 1; l &lt; r; l &gt;&gt;= 1, r &gt;&gt;= 1) {</w:t></w:r></w:p><w:p><w:pPr><w:shd w:val="clear" w:color="auto" w:fill="F8FAFC"/><w:spacing w:before="0" w:after="0" w:line="200" w:lineRule="auto"/><w:ind w:left="80" w:right="80"/></w:pPr><w:r><w:rPr><w:rFonts w:ascii="Consolas" w:hAnsi="Consolas"/><w:sz w:val="15"/><w:color w:val="0F172A"/></w:rPr><w:t xml:space="preserve">            if (l &amp; 1) res += t[l++];</w:t></w:r></w:p><w:p><w:pPr><w:shd w:val="clear" w:color="auto" w:fill="F8FAFC"/><w:spacing w:before="0" w:after="0" w:line="200" w:lineRule="auto"/><w:ind w:left="80" w:right="80"/></w:pPr><w:r><w:rPr><w:rFonts w:ascii="Consolas" w:hAnsi="Consolas"/><w:sz w:val="15"/><w:color w:val="0F172A"/></w:rPr><w:t xml:space="preserve">            if (r &amp; 1) res += t[--r];</w:t></w:r></w:p><w:p><w:pPr><w:shd w:val="clear" w:color="auto" w:fill="F8FAFC"/><w:spacing w:before="0" w:after="0" w:line="200" w:lineRule="auto"/><w:ind w:left="80" w:right="80"/></w:pPr><w:r><w:rPr><w:rFonts w:ascii="Consolas" w:hAnsi="Consolas"/><w:sz w:val="15"/><w:color w:val="0F172A"/></w:rPr><w:t xml:space="preserve">        }</w:t></w:r></w:p><w:p><w:pPr><w:shd w:val="clear" w:color="auto" w:fill="F8FAFC"/><w:spacing w:before="0" w:after="0" w:line="200" w:lineRule="auto"/><w:ind w:left="80" w:right="80"/></w:pPr><w:r><w:rPr><w:rFonts w:ascii="Consolas" w:hAnsi="Consolas"/><w:sz w:val="15"/><w:color w:val="0F172A"/></w:rPr><w:t xml:space="preserve">        return res;</w:t></w:r></w:p><w:p><w:pPr><w:shd w:val="clear" w:color="auto" w:fill="F8FAFC"/><w:spacing w:before="0" w:after="0" w:line="200" w:lineRule="auto"/><w:ind w:left="80" w:right="80"/></w:pPr><w:r><w:rPr><w:rFonts w:ascii="Consolas" w:hAnsi="Consolas"/><w:sz w:val="15"/><w:color w:val="0F172A"/></w:rPr><w:t xml:space="preserve">    }</w:t></w:r></w:p><w:p><w:pPr><w:shd w:val="clear" w:color="auto" w:fill="F8FAFC"/><w:spacing w:before="0" w:after="0" w:line="200" w:lineRule="auto"/><w:ind w:left="80" w:right="80"/></w:pPr><w:r><w:rPr><w:rFonts w:ascii="Consolas" w:hAnsi="Consolas"/><w:sz w:val="15"/><w:color w:val="0F172A"/></w:rPr><w:t xml:space="preserve">};</w:t></w:r></w:p><w:p><w:pPr><w:pStyle w:val="Heading3"/></w:pPr><w:r><w:rPr><w:b/><w:sz w:val="19"/><w:color w:val="0369A1"/></w:rPr><w:t>7.4 Segment Tree for MIN &amp; MAX (Minimal Adaptations)</w:t></w:r></w:p><w:p><w:pPr><w:ind w:left="200"/><w:spacing w:after="20"/></w:pPr><w:r><w:rPr><w:color w:val="2563EB"/></w:rPr><w:t xml:space="preserve">â€¢ </w:t></w:r><w:r><w:t>**Segment Tree for MIN:**</w:t></w:r></w:p><w:p><w:r><w:t>  1. Initialize with infinity: `SegTree(int n) : n(n), t(2 * n, INT_MAX) {}`</w:t></w:r></w:p><w:p><w:r><w:t>  2. Update change: `t[p &gt;&gt; 1] = min(t[p], t[p ^ 1]);`</w:t></w:r></w:p><w:p><w:r><w:t>  3. Query:</w:t></w:r></w:p><w:p><w:r><w:t>  ```cpp</w:t></w:r></w:p><w:p><w:r><w:t>  int query(int l, int r) {</w:t></w:r></w:p><w:p><w:r><w:t>      int res = INT_MAX;</w:t></w:r></w:p><w:p><w:r><w:t>      for (l += n, r += n + 1; l &lt; r; l &gt;&gt;= 1, r &gt;&gt;= 1) {</w:t></w:r></w:p><w:p><w:r><w:t>          if (l &amp; 1) res = min(res, t[l++]);</w:t></w:r></w:p><w:p><w:r><w:t>          if (r &amp; 1) res = min(res, t[--r]);</w:t></w:r></w:p><w:p><w:r><w:t>      }</w:t></w:r></w:p><w:p><w:r><w:t>      return res;</w:t></w:r></w:p><w:p><w:r><w:t>  }</w:t></w:r></w:p><w:p><w:r><w:t>  ```</w:t></w:r></w:p><w:p><w:pPr><w:ind w:left="200"/><w:spacing w:after="20"/></w:pPr><w:r><w:rPr><w:color w:val="2563EB"/></w:rPr><w:t xml:space="preserve">â€¢ </w:t></w:r><w:r><w:t>**Segment Tree for MAX:**</w:t></w:r></w:p><w:p><w:r><w:t>  1. Initialize: `SegTree(int n) : n(n), t(2 * n, INT_MIN) {}`</w:t></w:r></w:p><w:p><w:r><w:t>  2. Update change: `t[p &gt;&gt; 1] = max(t[p], t[p ^ 1]);`</w:t></w:r></w:p><w:p><w:r><w:t>  3. Query:</w:t></w:r></w:p><w:p><w:r><w:t>  ```cpp</w:t></w:r></w:p><w:p><w:r><w:t>  int query(int l, int r) {</w:t></w:r></w:p><w:p><w:r><w:t>      int res = INT_MIN;</w:t></w:r></w:p><w:p><w:r><w:t>      for (l += n, r += n + 1; l &lt; r; l &gt;&gt;= 1, r &gt;&gt;= 1) {</w:t></w:r></w:p><w:p><w:r><w:t>          if (l &amp; 1) res = max(res, t[l++]);</w:t></w:r></w:p><w:p><w:r><w:t>          if (r &amp; 1) res = max(res, t[--r]);</w:t></w:r></w:p><w:p><w:r><w:t>      }</w:t></w:r></w:p><w:p><w:r><w:t>      return res;</w:t></w:r></w:p><w:p><w:r><w:t>  }</w:t></w:r></w:p><w:p><w:r><w:t>  ```</w:t></w:r></w:p><w:p><w:pPr><w:pStyle w:val="Heading3"/></w:pPr><w:r><w:rPr><w:b/><w:sz w:val="19"/><w:color w:val="0369A1"/></w:rPr><w:t>7.5 KACTL Iterative Segment Tree (Associative f, [b, e))</w:t></w:r></w:p><w:p><w:pPr><w:ind w:left="200"/><w:spacing w:after="20"/></w:pPr><w:r><w:rPr><w:color w:val="2563EB"/></w:rPr><w:t xml:space="preserve">â€¢ </w:t></w:r><w:r><w:t>**Time Complexity:** $O(\log N)$</w:t></w:r></w:p><w:p><w:pPr><w:ind w:left="200"/><w:spacing w:after="20"/></w:pPr><w:r><w:rPr><w:color w:val="2563EB"/></w:rPr><w:t xml:space="preserve">â€¢ </w:t></w:r><w:r><w:t>**Interval:** Semi-open $[b, e)$.</w:t></w:r></w:p><w:p><w:pPr><w:shd w:val="clear" w:color="auto" w:fill="F8FAFC"/><w:spacing w:before="0" w:after="0" w:line="200" w:lineRule="auto"/><w:ind w:left="80" w:right="80"/></w:pPr><w:r><w:rPr><w:rFonts w:ascii="Consolas" w:hAnsi="Consolas"/><w:sz w:val="15"/><w:color w:val="0F172A"/></w:rPr><w:t xml:space="preserve">struct Tree {</w:t></w:r></w:p><w:p><w:pPr><w:shd w:val="clear" w:color="auto" w:fill="F8FAFC"/><w:spacing w:before="0" w:after="0" w:line="200" w:lineRule="auto"/><w:ind w:left="80" w:right="80"/></w:pPr><w:r><w:rPr><w:rFonts w:ascii="Consolas" w:hAnsi="Consolas"/><w:sz w:val="15"/><w:color w:val="0F172A"/></w:rPr><w:t xml:space="preserve">    typedef int T;</w:t></w:r></w:p><w:p><w:pPr><w:shd w:val="clear" w:color="auto" w:fill="F8FAFC"/><w:spacing w:before="0" w:after="0" w:line="200" w:lineRule="auto"/><w:ind w:left="80" w:right="80"/></w:pPr><w:r><w:rPr><w:rFonts w:ascii="Consolas" w:hAnsi="Consolas"/><w:sz w:val="15"/><w:color w:val="0F172A"/></w:rPr><w:t xml:space="preserve">    static constexpr T unit = INT_MIN;</w:t></w:r></w:p><w:p><w:pPr><w:shd w:val="clear" w:color="auto" w:fill="F8FAFC"/><w:spacing w:before="0" w:after="0" w:line="200" w:lineRule="auto"/><w:ind w:left="80" w:right="80"/></w:pPr><w:r><w:rPr><w:rFonts w:ascii="Consolas" w:hAnsi="Consolas"/><w:sz w:val="15"/><w:color w:val="0F172A"/></w:rPr><w:t xml:space="preserve">    T f(T a, T b) { return max(a, b); } // any associative fn</w:t></w:r></w:p><w:p><w:pPr><w:shd w:val="clear" w:color="auto" w:fill="F8FAFC"/><w:spacing w:before="0" w:after="0" w:line="200" w:lineRule="auto"/><w:ind w:left="80" w:right="80"/></w:pPr><w:r><w:rPr><w:rFonts w:ascii="Consolas" w:hAnsi="Consolas"/><w:sz w:val="15"/><w:color w:val="0F172A"/></w:rPr><w:t xml:space="preserve">    vector&lt;T&gt; s; int n;</w:t></w:r></w:p><w:p><w:pPr><w:shd w:val="clear" w:color="auto" w:fill="F8FAFC"/><w:spacing w:before="0" w:after="0" w:line="200" w:lineRule="auto"/><w:ind w:left="80" w:right="80"/></w:pPr><w:r><w:rPr><w:rFonts w:ascii="Consolas" w:hAnsi="Consolas"/><w:sz w:val="15"/><w:color w:val="0F172A"/></w:rPr><w:t xml:space="preserve">    Tree(int n = 0, T def = unit) : s(2 * n, def), n(n) {}</w:t></w:r></w:p><w:p><w:pPr><w:shd w:val="clear" w:color="auto" w:fill="F8FAFC"/><w:spacing w:before="0" w:after="0" w:line="200" w:lineRule="auto"/><w:ind w:left="80" w:right="80"/></w:pPr><w:r><w:rPr><w:rFonts w:ascii="Consolas" w:hAnsi="Consolas"/><w:sz w:val="15"/><w:color w:val="0F172A"/></w:rPr><w:t xml:space="preserve">    void update(int pos, T val) {</w:t></w:r></w:p><w:p><w:pPr><w:shd w:val="clear" w:color="auto" w:fill="F8FAFC"/><w:spacing w:before="0" w:after="0" w:line="200" w:lineRule="auto"/><w:ind w:left="80" w:right="80"/></w:pPr><w:r><w:rPr><w:rFonts w:ascii="Consolas" w:hAnsi="Consolas"/><w:sz w:val="15"/><w:color w:val="0F172A"/></w:rPr><w:t xml:space="preserve">        for (s[pos += n] = val; pos /= 2;)</w:t></w:r></w:p><w:p><w:pPr><w:shd w:val="clear" w:color="auto" w:fill="F8FAFC"/><w:spacing w:before="0" w:after="0" w:line="200" w:lineRule="auto"/><w:ind w:left="80" w:right="80"/></w:pPr><w:r><w:rPr><w:rFonts w:ascii="Consolas" w:hAnsi="Consolas"/><w:sz w:val="15"/><w:color w:val="0F172A"/></w:rPr><w:t xml:space="preserve">            s[pos] = f(s[pos * 2], s[pos * 2 + 1]);</w:t></w:r></w:p><w:p><w:pPr><w:shd w:val="clear" w:color="auto" w:fill="F8FAFC"/><w:spacing w:before="0" w:after="0" w:line="200" w:lineRule="auto"/><w:ind w:left="80" w:right="80"/></w:pPr><w:r><w:rPr><w:rFonts w:ascii="Consolas" w:hAnsi="Consolas"/><w:sz w:val="15"/><w:color w:val="0F172A"/></w:rPr><w:t xml:space="preserve">    }</w:t></w:r></w:p><w:p><w:pPr><w:shd w:val="clear" w:color="auto" w:fill="F8FAFC"/><w:spacing w:before="0" w:after="0" w:line="200" w:lineRule="auto"/><w:ind w:left="80" w:right="80"/></w:pPr><w:r><w:rPr><w:rFonts w:ascii="Consolas" w:hAnsi="Consolas"/><w:sz w:val="15"/><w:color w:val="0F172A"/></w:rPr><w:t xml:space="preserve">    T query(int b, int e) { // query [b, e)</w:t></w:r></w:p><w:p><w:pPr><w:shd w:val="clear" w:color="auto" w:fill="F8FAFC"/><w:spacing w:before="0" w:after="0" w:line="200" w:lineRule="auto"/><w:ind w:left="80" w:right="80"/></w:pPr><w:r><w:rPr><w:rFonts w:ascii="Consolas" w:hAnsi="Consolas"/><w:sz w:val="15"/><w:color w:val="0F172A"/></w:rPr><w:t xml:space="preserve">        T ra = unit, rb = unit;</w:t></w:r></w:p><w:p><w:pPr><w:shd w:val="clear" w:color="auto" w:fill="F8FAFC"/><w:spacing w:before="0" w:after="0" w:line="200" w:lineRule="auto"/><w:ind w:left="80" w:right="80"/></w:pPr><w:r><w:rPr><w:rFonts w:ascii="Consolas" w:hAnsi="Consolas"/><w:sz w:val="15"/><w:color w:val="0F172A"/></w:rPr><w:t xml:space="preserve">        for (b += n, e += n; b &lt; e; b /= 2, e /= 2) {</w:t></w:r></w:p><w:p><w:pPr><w:shd w:val="clear" w:color="auto" w:fill="F8FAFC"/><w:spacing w:before="0" w:after="0" w:line="200" w:lineRule="auto"/><w:ind w:left="80" w:right="80"/></w:pPr><w:r><w:rPr><w:rFonts w:ascii="Consolas" w:hAnsi="Consolas"/><w:sz w:val="15"/><w:color w:val="0F172A"/></w:rPr><w:t xml:space="preserve">            if (b % 2) ra = f(ra, s[b++]);</w:t></w:r></w:p><w:p><w:pPr><w:shd w:val="clear" w:color="auto" w:fill="F8FAFC"/><w:spacing w:before="0" w:after="0" w:line="200" w:lineRule="auto"/><w:ind w:left="80" w:right="80"/></w:pPr><w:r><w:rPr><w:rFonts w:ascii="Consolas" w:hAnsi="Consolas"/><w:sz w:val="15"/><w:color w:val="0F172A"/></w:rPr><w:t xml:space="preserve">            if (e % 2) rb = f(s[--e], rb);</w:t></w:r></w:p><w:p><w:pPr><w:shd w:val="clear" w:color="auto" w:fill="F8FAFC"/><w:spacing w:before="0" w:after="0" w:line="200" w:lineRule="auto"/><w:ind w:left="80" w:right="80"/></w:pPr><w:r><w:rPr><w:rFonts w:ascii="Consolas" w:hAnsi="Consolas"/><w:sz w:val="15"/><w:color w:val="0F172A"/></w:rPr><w:t xml:space="preserve">        }</w:t></w:r></w:p><w:p><w:pPr><w:shd w:val="clear" w:color="auto" w:fill="F8FAFC"/><w:spacing w:before="0" w:after="0" w:line="200" w:lineRule="auto"/><w:ind w:left="80" w:right="80"/></w:pPr><w:r><w:rPr><w:rFonts w:ascii="Consolas" w:hAnsi="Consolas"/><w:sz w:val="15"/><w:color w:val="0F172A"/></w:rPr><w:t xml:space="preserve">        return f(ra, rb);</w:t></w:r></w:p><w:p><w:pPr><w:shd w:val="clear" w:color="auto" w:fill="F8FAFC"/><w:spacing w:before="0" w:after="0" w:line="200" w:lineRule="auto"/><w:ind w:left="80" w:right="80"/></w:pPr><w:r><w:rPr><w:rFonts w:ascii="Consolas" w:hAnsi="Consolas"/><w:sz w:val="15"/><w:color w:val="0F172A"/></w:rPr><w:t xml:space="preserve">    }</w:t></w:r></w:p><w:p><w:pPr><w:shd w:val="clear" w:color="auto" w:fill="F8FAFC"/><w:spacing w:before="0" w:after="0" w:line="200" w:lineRule="auto"/><w:ind w:left="80" w:right="80"/></w:pPr><w:r><w:rPr><w:rFonts w:ascii="Consolas" w:hAnsi="Consolas"/><w:sz w:val="15"/><w:color w:val="0F172A"/></w:rPr><w:t xml:space="preserve">};</w:t></w:r></w:p><w:p><w:pPr><w:pStyle w:val="Heading3"/></w:pPr><w:r><w:rPr><w:b/><w:sz w:val="19"/><w:color w:val="0369A1"/></w:rPr><w:t>7.6 Lazy Segment Tree (Range Add, Set &amp; Max)</w:t></w:r></w:p><w:p><w:pPr><w:ind w:left="200"/><w:spacing w:after="20"/></w:pPr><w:r><w:rPr><w:color w:val="2563EB"/></w:rPr><w:t xml:space="preserve">â€¢ </w:t></w:r><w:r><w:t>**Time Complexity:** $O(\log N)$ per operation</w:t></w:r></w:p><w:p><w:pPr><w:shd w:val="clear" w:color="auto" w:fill="F8FAFC"/><w:spacing w:before="0" w:after="0" w:line="200" w:lineRule="auto"/><w:ind w:left="80" w:right="80"/></w:pPr><w:r><w:rPr><w:rFonts w:ascii="Consolas" w:hAnsi="Consolas"/><w:sz w:val="15"/><w:color w:val="0F172A"/></w:rPr><w:t xml:space="preserve">const int inf = 1e9;</w:t></w:r></w:p><w:p><w:pPr><w:shd w:val="clear" w:color="auto" w:fill="F8FAFC"/><w:spacing w:before="0" w:after="0" w:line="200" w:lineRule="auto"/><w:ind w:left="80" w:right="80"/></w:pPr><w:r><w:rPr><w:rFonts w:ascii="Consolas" w:hAnsi="Consolas"/><w:sz w:val="15"/><w:color w:val="0F172A"/></w:rPr><w:t xml:space="preserve">struct Node {</w:t></w:r></w:p><w:p><w:pPr><w:shd w:val="clear" w:color="auto" w:fill="F8FAFC"/><w:spacing w:before="0" w:after="0" w:line="200" w:lineRule="auto"/><w:ind w:left="80" w:right="80"/></w:pPr><w:r><w:rPr><w:rFonts w:ascii="Consolas" w:hAnsi="Consolas"/><w:sz w:val="15"/><w:color w:val="0F172A"/></w:rPr><w:t xml:space="preserve">    Node *l = 0, *r = 0;</w:t></w:r></w:p><w:p><w:pPr><w:shd w:val="clear" w:color="auto" w:fill="F8FAFC"/><w:spacing w:before="0" w:after="0" w:line="200" w:lineRule="auto"/><w:ind w:left="80" w:right="80"/></w:pPr><w:r><w:rPr><w:rFonts w:ascii="Consolas" w:hAnsi="Consolas"/><w:sz w:val="15"/><w:color w:val="0F172A"/></w:rPr><w:t xml:space="preserve">    int lo, hi, mset = inf, madd = 0, val = -inf;</w:t></w:r></w:p><w:p><w:pPr><w:shd w:val="clear" w:color="auto" w:fill="F8FAFC"/><w:spacing w:before="0" w:after="0" w:line="200" w:lineRule="auto"/><w:ind w:left="80" w:right="80"/></w:pPr><w:r><w:rPr><w:rFonts w:ascii="Consolas" w:hAnsi="Consolas"/><w:sz w:val="15"/><w:color w:val="0F172A"/></w:rPr><w:t xml:space="preserve">    Node(int lo, int hi) : lo(lo), hi(hi) {}</w:t></w:r></w:p><w:p><w:pPr><w:shd w:val="clear" w:color="auto" w:fill="F8FAFC"/><w:spacing w:before="0" w:after="0" w:line="200" w:lineRule="auto"/><w:ind w:left="80" w:right="80"/></w:pPr><w:r><w:rPr><w:rFonts w:ascii="Consolas" w:hAnsi="Consolas"/><w:sz w:val="15"/><w:color w:val="0F172A"/></w:rPr><w:t xml:space="preserve">    Node(vector&lt;int&gt;&amp; v, int lo, int hi) : lo(lo), hi(hi) {</w:t></w:r></w:p><w:p><w:pPr><w:shd w:val="clear" w:color="auto" w:fill="F8FAFC"/><w:spacing w:before="0" w:after="0" w:line="200" w:lineRule="auto"/><w:ind w:left="80" w:right="80"/></w:pPr><w:r><w:rPr><w:rFonts w:ascii="Consolas" w:hAnsi="Consolas"/><w:sz w:val="15"/><w:color w:val="0F172A"/></w:rPr><w:t xml:space="preserve">        if (lo + 1 &lt; hi) {</w:t></w:r></w:p><w:p><w:pPr><w:shd w:val="clear" w:color="auto" w:fill="F8FAFC"/><w:spacing w:before="0" w:after="0" w:line="200" w:lineRule="auto"/><w:ind w:left="80" w:right="80"/></w:pPr><w:r><w:rPr><w:rFonts w:ascii="Consolas" w:hAnsi="Consolas"/><w:sz w:val="15"/><w:color w:val="0F172A"/></w:rPr><w:t xml:space="preserve">            int mid = lo + (hi - lo) / 2;</w:t></w:r></w:p><w:p><w:pPr><w:shd w:val="clear" w:color="auto" w:fill="F8FAFC"/><w:spacing w:before="0" w:after="0" w:line="200" w:lineRule="auto"/><w:ind w:left="80" w:right="80"/></w:pPr><w:r><w:rPr><w:rFonts w:ascii="Consolas" w:hAnsi="Consolas"/><w:sz w:val="15"/><w:color w:val="0F172A"/></w:rPr><w:t xml:space="preserve">            l = new Node(v, lo, mid); r = new Node(v, mid, hi);</w:t></w:r></w:p><w:p><w:pPr><w:shd w:val="clear" w:color="auto" w:fill="F8FAFC"/><w:spacing w:before="0" w:after="0" w:line="200" w:lineRule="auto"/><w:ind w:left="80" w:right="80"/></w:pPr><w:r><w:rPr><w:rFonts w:ascii="Consolas" w:hAnsi="Consolas"/><w:sz w:val="15"/><w:color w:val="0F172A"/></w:rPr><w:t xml:space="preserve">            val = max(l-&gt;val, r-&gt;val);</w:t></w:r></w:p><w:p><w:pPr><w:shd w:val="clear" w:color="auto" w:fill="F8FAFC"/><w:spacing w:before="0" w:after="0" w:line="200" w:lineRule="auto"/><w:ind w:left="80" w:right="80"/></w:pPr><w:r><w:rPr><w:rFonts w:ascii="Consolas" w:hAnsi="Consolas"/><w:sz w:val="15"/><w:color w:val="0F172A"/></w:rPr><w:t xml:space="preserve">        } else val = v[lo];</w:t></w:r></w:p><w:p><w:pPr><w:shd w:val="clear" w:color="auto" w:fill="F8FAFC"/><w:spacing w:before="0" w:after="0" w:line="200" w:lineRule="auto"/><w:ind w:left="80" w:right="80"/></w:pPr><w:r><w:rPr><w:rFonts w:ascii="Consolas" w:hAnsi="Consolas"/><w:sz w:val="15"/><w:color w:val="0F172A"/></w:rPr><w:t xml:space="preserve">    }</w:t></w:r></w:p><w:p><w:pPr><w:shd w:val="clear" w:color="auto" w:fill="F8FAFC"/><w:spacing w:before="0" w:after="0" w:line="200" w:lineRule="auto"/><w:ind w:left="80" w:right="80"/></w:pPr><w:r><w:rPr><w:rFonts w:ascii="Consolas" w:hAnsi="Consolas"/><w:sz w:val="15"/><w:color w:val="0F172A"/></w:rPr><w:t xml:space="preserve">    int query(int L, int R) {</w:t></w:r></w:p><w:p><w:pPr><w:shd w:val="clear" w:color="auto" w:fill="F8FAFC"/><w:spacing w:before="0" w:after="0" w:line="200" w:lineRule="auto"/><w:ind w:left="80" w:right="80"/></w:pPr><w:r><w:rPr><w:rFonts w:ascii="Consolas" w:hAnsi="Consolas"/><w:sz w:val="15"/><w:color w:val="0F172A"/></w:rPr><w:t xml:space="preserve">        if (R &lt;= lo || hi &lt;= L) return -inf;</w:t></w:r></w:p><w:p><w:pPr><w:shd w:val="clear" w:color="auto" w:fill="F8FAFC"/><w:spacing w:before="0" w:after="0" w:line="200" w:lineRule="auto"/><w:ind w:left="80" w:right="80"/></w:pPr><w:r><w:rPr><w:rFonts w:ascii="Consolas" w:hAnsi="Consolas"/><w:sz w:val="15"/><w:color w:val="0F172A"/></w:rPr><w:t xml:space="preserve">        if (L &lt;= lo &amp;&amp; hi &lt;= R) return val;</w:t></w:r></w:p><w:p><w:pPr><w:shd w:val="clear" w:color="auto" w:fill="F8FAFC"/><w:spacing w:before="0" w:after="0" w:line="200" w:lineRule="auto"/><w:ind w:left="80" w:right="80"/></w:pPr><w:r><w:rPr><w:rFonts w:ascii="Consolas" w:hAnsi="Consolas"/><w:sz w:val="15"/><w:color w:val="0F172A"/></w:rPr><w:t xml:space="preserve">        push();</w:t></w:r></w:p><w:p><w:pPr><w:shd w:val="clear" w:color="auto" w:fill="F8FAFC"/><w:spacing w:before="0" w:after="0" w:line="200" w:lineRule="auto"/><w:ind w:left="80" w:right="80"/></w:pPr><w:r><w:rPr><w:rFonts w:ascii="Consolas" w:hAnsi="Consolas"/><w:sz w:val="15"/><w:color w:val="0F172A"/></w:rPr><w:t xml:space="preserve">        return max(l-&gt;query(L, R), r-&gt;query(L, R));</w:t></w:r></w:p><w:p><w:pPr><w:shd w:val="clear" w:color="auto" w:fill="F8FAFC"/><w:spacing w:before="0" w:after="0" w:line="200" w:lineRule="auto"/><w:ind w:left="80" w:right="80"/></w:pPr><w:r><w:rPr><w:rFonts w:ascii="Consolas" w:hAnsi="Consolas"/><w:sz w:val="15"/><w:color w:val="0F172A"/></w:rPr><w:t xml:space="preserve">    }</w:t></w:r></w:p><w:p><w:pPr><w:shd w:val="clear" w:color="auto" w:fill="F8FAFC"/><w:spacing w:before="0" w:after="0" w:line="200" w:lineRule="auto"/><w:ind w:left="80" w:right="80"/></w:pPr><w:r><w:rPr><w:rFonts w:ascii="Consolas" w:hAnsi="Consolas"/><w:sz w:val="15"/><w:color w:val="0F172A"/></w:rPr><w:t xml:space="preserve">    void set(int L, int R, int x) {</w:t></w:r></w:p><w:p><w:pPr><w:shd w:val="clear" w:color="auto" w:fill="F8FAFC"/><w:spacing w:before="0" w:after="0" w:line="200" w:lineRule="auto"/><w:ind w:left="80" w:right="80"/></w:pPr><w:r><w:rPr><w:rFonts w:ascii="Consolas" w:hAnsi="Consolas"/><w:sz w:val="15"/><w:color w:val="0F172A"/></w:rPr><w:t xml:space="preserve">        if (R &lt;= lo || hi &lt;= L) return;</w:t></w:r></w:p><w:p><w:pPr><w:shd w:val="clear" w:color="auto" w:fill="F8FAFC"/><w:spacing w:before="0" w:after="0" w:line="200" w:lineRule="auto"/><w:ind w:left="80" w:right="80"/></w:pPr><w:r><w:rPr><w:rFonts w:ascii="Consolas" w:hAnsi="Consolas"/><w:sz w:val="15"/><w:color w:val="0F172A"/></w:rPr><w:t xml:space="preserve">        if (L &lt;= lo &amp;&amp; hi &lt;= R) mset = val = x, madd = 0;</w:t></w:r></w:p><w:p><w:pPr><w:shd w:val="clear" w:color="auto" w:fill="F8FAFC"/><w:spacing w:before="0" w:after="0" w:line="200" w:lineRule="auto"/><w:ind w:left="80" w:right="80"/></w:pPr><w:r><w:rPr><w:rFonts w:ascii="Consolas" w:hAnsi="Consolas"/><w:sz w:val="15"/><w:color w:val="0F172A"/></w:rPr><w:t xml:space="preserve">        else {</w:t></w:r></w:p><w:p><w:pPr><w:shd w:val="clear" w:color="auto" w:fill="F8FAFC"/><w:spacing w:before="0" w:after="0" w:line="200" w:lineRule="auto"/><w:ind w:left="80" w:right="80"/></w:pPr><w:r><w:rPr><w:rFonts w:ascii="Consolas" w:hAnsi="Consolas"/><w:sz w:val="15"/><w:color w:val="0F172A"/></w:rPr><w:t xml:space="preserve">            push(), l-&gt;set(L, R, x), r-&gt;set(L, R, x);</w:t></w:r></w:p><w:p><w:pPr><w:shd w:val="clear" w:color="auto" w:fill="F8FAFC"/><w:spacing w:before="0" w:after="0" w:line="200" w:lineRule="auto"/><w:ind w:left="80" w:right="80"/></w:pPr><w:r><w:rPr><w:rFonts w:ascii="Consolas" w:hAnsi="Consolas"/><w:sz w:val="15"/><w:color w:val="0F172A"/></w:rPr><w:t xml:space="preserve">            val = max(l-&gt;val, r-&gt;val);</w:t></w:r></w:p><w:p><w:pPr><w:shd w:val="clear" w:color="auto" w:fill="F8FAFC"/><w:spacing w:before="0" w:after="0" w:line="200" w:lineRule="auto"/><w:ind w:left="80" w:right="80"/></w:pPr><w:r><w:rPr><w:rFonts w:ascii="Consolas" w:hAnsi="Consolas"/><w:sz w:val="15"/><w:color w:val="0F172A"/></w:rPr><w:t xml:space="preserve">        }</w:t></w:r></w:p><w:p><w:pPr><w:shd w:val="clear" w:color="auto" w:fill="F8FAFC"/><w:spacing w:before="0" w:after="0" w:line="200" w:lineRule="auto"/><w:ind w:left="80" w:right="80"/></w:pPr><w:r><w:rPr><w:rFonts w:ascii="Consolas" w:hAnsi="Consolas"/><w:sz w:val="15"/><w:color w:val="0F172A"/></w:rPr><w:t xml:space="preserve">    }</w:t></w:r></w:p><w:p><w:pPr><w:shd w:val="clear" w:color="auto" w:fill="F8FAFC"/><w:spacing w:before="0" w:after="0" w:line="200" w:lineRule="auto"/><w:ind w:left="80" w:right="80"/></w:pPr><w:r><w:rPr><w:rFonts w:ascii="Consolas" w:hAnsi="Consolas"/><w:sz w:val="15"/><w:color w:val="0F172A"/></w:rPr><w:t xml:space="preserve">    void add(int L, int R, int x) {</w:t></w:r></w:p><w:p><w:pPr><w:shd w:val="clear" w:color="auto" w:fill="F8FAFC"/><w:spacing w:before="0" w:after="0" w:line="200" w:lineRule="auto"/><w:ind w:left="80" w:right="80"/></w:pPr><w:r><w:rPr><w:rFonts w:ascii="Consolas" w:hAnsi="Consolas"/><w:sz w:val="15"/><w:color w:val="0F172A"/></w:rPr><w:t xml:space="preserve">        if (R &lt;= lo || hi &lt;= L) return;</w:t></w:r></w:p><w:p><w:pPr><w:shd w:val="clear" w:color="auto" w:fill="F8FAFC"/><w:spacing w:before="0" w:after="0" w:line="200" w:lineRule="auto"/><w:ind w:left="80" w:right="80"/></w:pPr><w:r><w:rPr><w:rFonts w:ascii="Consolas" w:hAnsi="Consolas"/><w:sz w:val="15"/><w:color w:val="0F172A"/></w:rPr><w:t xml:space="preserve">        if (L &lt;= lo &amp;&amp; hi &lt;= R) {</w:t></w:r></w:p><w:p><w:pPr><w:shd w:val="clear" w:color="auto" w:fill="F8FAFC"/><w:spacing w:before="0" w:after="0" w:line="200" w:lineRule="auto"/><w:ind w:left="80" w:right="80"/></w:pPr><w:r><w:rPr><w:rFonts w:ascii="Consolas" w:hAnsi="Consolas"/><w:sz w:val="15"/><w:color w:val="0F172A"/></w:rPr><w:t xml:space="preserve">            if (mset != inf) mset += x;</w:t></w:r></w:p><w:p><w:pPr><w:shd w:val="clear" w:color="auto" w:fill="F8FAFC"/><w:spacing w:before="0" w:after="0" w:line="200" w:lineRule="auto"/><w:ind w:left="80" w:right="80"/></w:pPr><w:r><w:rPr><w:rFonts w:ascii="Consolas" w:hAnsi="Consolas"/><w:sz w:val="15"/><w:color w:val="0F172A"/></w:rPr><w:t xml:space="preserve">            else madd += x;</w:t></w:r></w:p><w:p><w:pPr><w:shd w:val="clear" w:color="auto" w:fill="F8FAFC"/><w:spacing w:before="0" w:after="0" w:line="200" w:lineRule="auto"/><w:ind w:left="80" w:right="80"/></w:pPr><w:r><w:rPr><w:rFonts w:ascii="Consolas" w:hAnsi="Consolas"/><w:sz w:val="15"/><w:color w:val="0F172A"/></w:rPr><w:t xml:space="preserve">            val += x;</w:t></w:r></w:p><w:p><w:pPr><w:shd w:val="clear" w:color="auto" w:fill="F8FAFC"/><w:spacing w:before="0" w:after="0" w:line="200" w:lineRule="auto"/><w:ind w:left="80" w:right="80"/></w:pPr><w:r><w:rPr><w:rFonts w:ascii="Consolas" w:hAnsi="Consolas"/><w:sz w:val="15"/><w:color w:val="0F172A"/></w:rPr><w:t xml:space="preserve">        } else {</w:t></w:r></w:p><w:p><w:pPr><w:shd w:val="clear" w:color="auto" w:fill="F8FAFC"/><w:spacing w:before="0" w:after="0" w:line="200" w:lineRule="auto"/><w:ind w:left="80" w:right="80"/></w:pPr><w:r><w:rPr><w:rFonts w:ascii="Consolas" w:hAnsi="Consolas"/><w:sz w:val="15"/><w:color w:val="0F172A"/></w:rPr><w:t xml:space="preserve">            push(), l-&gt;add(L, R, x), r-&gt;add(L, R, x);</w:t></w:r></w:p><w:p><w:pPr><w:shd w:val="clear" w:color="auto" w:fill="F8FAFC"/><w:spacing w:before="0" w:after="0" w:line="200" w:lineRule="auto"/><w:ind w:left="80" w:right="80"/></w:pPr><w:r><w:rPr><w:rFonts w:ascii="Consolas" w:hAnsi="Consolas"/><w:sz w:val="15"/><w:color w:val="0F172A"/></w:rPr><w:t xml:space="preserve">            val = max(l-&gt;val, r-&gt;val);</w:t></w:r></w:p><w:p><w:pPr><w:shd w:val="clear" w:color="auto" w:fill="F8FAFC"/><w:spacing w:before="0" w:after="0" w:line="200" w:lineRule="auto"/><w:ind w:left="80" w:right="80"/></w:pPr><w:r><w:rPr><w:rFonts w:ascii="Consolas" w:hAnsi="Consolas"/><w:sz w:val="15"/><w:color w:val="0F172A"/></w:rPr><w:t xml:space="preserve">        }</w:t></w:r></w:p><w:p><w:pPr><w:shd w:val="clear" w:color="auto" w:fill="F8FAFC"/><w:spacing w:before="0" w:after="0" w:line="200" w:lineRule="auto"/><w:ind w:left="80" w:right="80"/></w:pPr><w:r><w:rPr><w:rFonts w:ascii="Consolas" w:hAnsi="Consolas"/><w:sz w:val="15"/><w:color w:val="0F172A"/></w:rPr><w:t xml:space="preserve">    }</w:t></w:r></w:p><w:p><w:pPr><w:shd w:val="clear" w:color="auto" w:fill="F8FAFC"/><w:spacing w:before="0" w:after="0" w:line="200" w:lineRule="auto"/><w:ind w:left="80" w:right="80"/></w:pPr><w:r><w:rPr><w:rFonts w:ascii="Consolas" w:hAnsi="Consolas"/><w:sz w:val="15"/><w:color w:val="0F172A"/></w:rPr><w:t xml:space="preserve">    void push() {</w:t></w:r></w:p><w:p><w:pPr><w:shd w:val="clear" w:color="auto" w:fill="F8FAFC"/><w:spacing w:before="0" w:after="0" w:line="200" w:lineRule="auto"/><w:ind w:left="80" w:right="80"/></w:pPr><w:r><w:rPr><w:rFonts w:ascii="Consolas" w:hAnsi="Consolas"/><w:sz w:val="15"/><w:color w:val="0F172A"/></w:rPr><w:t xml:space="preserve">        if (!l) {</w:t></w:r></w:p><w:p><w:pPr><w:shd w:val="clear" w:color="auto" w:fill="F8FAFC"/><w:spacing w:before="0" w:after="0" w:line="200" w:lineRule="auto"/><w:ind w:left="80" w:right="80"/></w:pPr><w:r><w:rPr><w:rFonts w:ascii="Consolas" w:hAnsi="Consolas"/><w:sz w:val="15"/><w:color w:val="0F172A"/></w:rPr><w:t xml:space="preserve">            int mid = lo + (hi - lo) / 2;</w:t></w:r></w:p><w:p><w:pPr><w:shd w:val="clear" w:color="auto" w:fill="F8FAFC"/><w:spacing w:before="0" w:after="0" w:line="200" w:lineRule="auto"/><w:ind w:left="80" w:right="80"/></w:pPr><w:r><w:rPr><w:rFonts w:ascii="Consolas" w:hAnsi="Consolas"/><w:sz w:val="15"/><w:color w:val="0F172A"/></w:rPr><w:t xml:space="preserve">            l = new Node(lo, mid); r = new Node(mid, hi);</w:t></w:r></w:p><w:p><w:pPr><w:shd w:val="clear" w:color="auto" w:fill="F8FAFC"/><w:spacing w:before="0" w:after="0" w:line="200" w:lineRule="auto"/><w:ind w:left="80" w:right="80"/></w:pPr><w:r><w:rPr><w:rFonts w:ascii="Consolas" w:hAnsi="Consolas"/><w:sz w:val="15"/><w:color w:val="0F172A"/></w:rPr><w:t xml:space="preserve">        }</w:t></w:r></w:p><w:p><w:pPr><w:shd w:val="clear" w:color="auto" w:fill="F8FAFC"/><w:spacing w:before="0" w:after="0" w:line="200" w:lineRule="auto"/><w:ind w:left="80" w:right="80"/></w:pPr><w:r><w:rPr><w:rFonts w:ascii="Consolas" w:hAnsi="Consolas"/><w:sz w:val="15"/><w:color w:val="0F172A"/></w:rPr><w:t xml:space="preserve">        if (mset != inf)</w:t></w:r></w:p><w:p><w:pPr><w:shd w:val="clear" w:color="auto" w:fill="F8FAFC"/><w:spacing w:before="0" w:after="0" w:line="200" w:lineRule="auto"/><w:ind w:left="80" w:right="80"/></w:pPr><w:r><w:rPr><w:rFonts w:ascii="Consolas" w:hAnsi="Consolas"/><w:sz w:val="15"/><w:color w:val="0F172A"/></w:rPr><w:t xml:space="preserve">            l-&gt;set(lo, hi, mset), r-&gt;set(lo, hi, mset), mset = inf;</w:t></w:r></w:p><w:p><w:pPr><w:shd w:val="clear" w:color="auto" w:fill="F8FAFC"/><w:spacing w:before="0" w:after="0" w:line="200" w:lineRule="auto"/><w:ind w:left="80" w:right="80"/></w:pPr><w:r><w:rPr><w:rFonts w:ascii="Consolas" w:hAnsi="Consolas"/><w:sz w:val="15"/><w:color w:val="0F172A"/></w:rPr><w:t xml:space="preserve">        else if (madd)</w:t></w:r></w:p><w:p><w:pPr><w:shd w:val="clear" w:color="auto" w:fill="F8FAFC"/><w:spacing w:before="0" w:after="0" w:line="200" w:lineRule="auto"/><w:ind w:left="80" w:right="80"/></w:pPr><w:r><w:rPr><w:rFonts w:ascii="Consolas" w:hAnsi="Consolas"/><w:sz w:val="15"/><w:color w:val="0F172A"/></w:rPr><w:t xml:space="preserve">            l-&gt;add(lo, hi, madd), r-&gt;add(lo, hi, madd), madd = 0;</w:t></w:r></w:p><w:p><w:pPr><w:shd w:val="clear" w:color="auto" w:fill="F8FAFC"/><w:spacing w:before="0" w:after="0" w:line="200" w:lineRule="auto"/><w:ind w:left="80" w:right="80"/></w:pPr><w:r><w:rPr><w:rFonts w:ascii="Consolas" w:hAnsi="Consolas"/><w:sz w:val="15"/><w:color w:val="0F172A"/></w:rPr><w:t xml:space="preserve">    }</w:t></w:r></w:p><w:p><w:pPr><w:shd w:val="clear" w:color="auto" w:fill="F8FAFC"/><w:spacing w:before="0" w:after="0" w:line="200" w:lineRule="auto"/><w:ind w:left="80" w:right="80"/></w:pPr><w:r><w:rPr><w:rFonts w:ascii="Consolas" w:hAnsi="Consolas"/><w:sz w:val="15"/><w:color w:val="0F172A"/></w:rPr><w:t xml:space="preserve">};</w:t></w:r></w:p><w:p><w:pPr><w:pStyle w:val="Heading3"/></w:pPr><w:r><w:rPr><w:b/><w:sz w:val="19"/><w:color w:val="0369A1"/></w:rPr><w:t>7.7 Sparse Table (O(1) Static RMQ / GCD)</w:t></w:r></w:p><w:p><w:pPr><w:ind w:left="200"/><w:spacing w:after="20"/></w:pPr><w:r><w:rPr><w:color w:val="2563EB"/></w:rPr><w:t xml:space="preserve">â€¢ </w:t></w:r><w:r><w:t>**Trigger Prefix:** `sparsetable`</w:t></w:r></w:p><w:p><w:pPr><w:ind w:left="200"/><w:spacing w:after="20"/></w:pPr><w:r><w:rPr><w:color w:val="2563EB"/></w:rPr><w:t xml:space="preserve">â€¢ </w:t></w:r><w:r><w:t>**Time Complexity:** $O(N \log N)$ build, $O(1)$ query.</w:t></w:r></w:p><w:p><w:pPr><w:ind w:left="200"/><w:spacing w:after="20"/></w:pPr><w:r><w:rPr><w:color w:val="2563EB"/></w:rPr><w:t xml:space="preserve">â€¢ </w:t></w:r><w:r><w:t>**When to use:** Static arrays with no updates where idempotent queries (minimum, maximum, GCD) are performed in $O(1)$.</w:t></w:r></w:p><w:p><w:pPr><w:shd w:val="clear" w:color="auto" w:fill="F8FAFC"/><w:spacing w:before="0" w:after="0" w:line="200" w:lineRule="auto"/><w:ind w:left="80" w:right="80"/></w:pPr><w:r><w:rPr><w:rFonts w:ascii="Consolas" w:hAnsi="Consolas"/><w:sz w:val="15"/><w:color w:val="0F172A"/></w:rPr><w:t xml:space="preserve">template&lt;typename T&gt;</w:t></w:r></w:p><w:p><w:pPr><w:shd w:val="clear" w:color="auto" w:fill="F8FAFC"/><w:spacing w:before="0" w:after="0" w:line="200" w:lineRule="auto"/><w:ind w:left="80" w:right="80"/></w:pPr><w:r><w:rPr><w:rFonts w:ascii="Consolas" w:hAnsi="Consolas"/><w:sz w:val="15"/><w:color w:val="0F172A"/></w:rPr><w:t xml:space="preserve">struct SparseTable {</w:t></w:r></w:p><w:p><w:pPr><w:shd w:val="clear" w:color="auto" w:fill="F8FAFC"/><w:spacing w:before="0" w:after="0" w:line="200" w:lineRule="auto"/><w:ind w:left="80" w:right="80"/></w:pPr><w:r><w:rPr><w:rFonts w:ascii="Consolas" w:hAnsi="Consolas"/><w:sz w:val="15"/><w:color w:val="0F172A"/></w:rPr><w:t xml:space="preserve">    int n, K;</w:t></w:r></w:p><w:p><w:pPr><w:shd w:val="clear" w:color="auto" w:fill="F8FAFC"/><w:spacing w:before="0" w:after="0" w:line="200" w:lineRule="auto"/><w:ind w:left="80" w:right="80"/></w:pPr><w:r><w:rPr><w:rFonts w:ascii="Consolas" w:hAnsi="Consolas"/><w:sz w:val="15"/><w:color w:val="0F172A"/></w:rPr><w:t xml:space="preserve">    vector&lt;vector&lt;T&gt;&gt; st;</w:t></w:r></w:p><w:p><w:pPr><w:shd w:val="clear" w:color="auto" w:fill="F8FAFC"/><w:spacing w:before="0" w:after="0" w:line="200" w:lineRule="auto"/><w:ind w:left="80" w:right="80"/></w:pPr><w:r><w:rPr><w:rFonts w:ascii="Consolas" w:hAnsi="Consolas"/><w:sz w:val="15"/><w:color w:val="0F172A"/></w:rPr><w:t xml:space="preserve">    SparseTable(const vector&lt;T&gt;&amp; a) {</w:t></w:r></w:p><w:p><w:pPr><w:shd w:val="clear" w:color="auto" w:fill="F8FAFC"/><w:spacing w:before="0" w:after="0" w:line="200" w:lineRule="auto"/><w:ind w:left="80" w:right="80"/></w:pPr><w:r><w:rPr><w:rFonts w:ascii="Consolas" w:hAnsi="Consolas"/><w:sz w:val="15"/><w:color w:val="0F172A"/></w:rPr><w:t xml:space="preserve">        n = a.size(); K = __lg(n) + 1;</w:t></w:r></w:p><w:p><w:pPr><w:shd w:val="clear" w:color="auto" w:fill="F8FAFC"/><w:spacing w:before="0" w:after="0" w:line="200" w:lineRule="auto"/><w:ind w:left="80" w:right="80"/></w:pPr><w:r><w:rPr><w:rFonts w:ascii="Consolas" w:hAnsi="Consolas"/><w:sz w:val="15"/><w:color w:val="0F172A"/></w:rPr><w:t xml:space="preserve">        st.assign(K, vector&lt;T&gt;(n));</w:t></w:r></w:p><w:p><w:pPr><w:shd w:val="clear" w:color="auto" w:fill="F8FAFC"/><w:spacing w:before="0" w:after="0" w:line="200" w:lineRule="auto"/><w:ind w:left="80" w:right="80"/></w:pPr><w:r><w:rPr><w:rFonts w:ascii="Consolas" w:hAnsi="Consolas"/><w:sz w:val="15"/><w:color w:val="0F172A"/></w:rPr><w:t xml:space="preserve">        st[0] = a;</w:t></w:r></w:p><w:p><w:pPr><w:shd w:val="clear" w:color="auto" w:fill="F8FAFC"/><w:spacing w:before="0" w:after="0" w:line="200" w:lineRule="auto"/><w:ind w:left="80" w:right="80"/></w:pPr><w:r><w:rPr><w:rFonts w:ascii="Consolas" w:hAnsi="Consolas"/><w:sz w:val="15"/><w:color w:val="0F172A"/></w:rPr><w:t xml:space="preserve">        for (int j = 1; j &lt; K; ++j)</w:t></w:r></w:p><w:p><w:pPr><w:shd w:val="clear" w:color="auto" w:fill="F8FAFC"/><w:spacing w:before="0" w:after="0" w:line="200" w:lineRule="auto"/><w:ind w:left="80" w:right="80"/></w:pPr><w:r><w:rPr><w:rFonts w:ascii="Consolas" w:hAnsi="Consolas"/><w:sz w:val="15"/><w:color w:val="0F172A"/></w:rPr><w:t xml:space="preserve">            for (int i = 0; i + (1 &lt;&lt; j) &lt;= n; ++i)</w:t></w:r></w:p><w:p><w:pPr><w:shd w:val="clear" w:color="auto" w:fill="F8FAFC"/><w:spacing w:before="0" w:after="0" w:line="200" w:lineRule="auto"/><w:ind w:left="80" w:right="80"/></w:pPr><w:r><w:rPr><w:rFonts w:ascii="Consolas" w:hAnsi="Consolas"/><w:sz w:val="15"/><w:color w:val="0F172A"/></w:rPr><w:t xml:space="preserve">                st[j][i] = min(st[j - 1][i], st[j - 1][i + (1 &lt;&lt; (j - 1))]);</w:t></w:r></w:p><w:p><w:pPr><w:shd w:val="clear" w:color="auto" w:fill="F8FAFC"/><w:spacing w:before="0" w:after="0" w:line="200" w:lineRule="auto"/><w:ind w:left="80" w:right="80"/></w:pPr><w:r><w:rPr><w:rFonts w:ascii="Consolas" w:hAnsi="Consolas"/><w:sz w:val="15"/><w:color w:val="0F172A"/></w:rPr><w:t xml:space="preserve">    }</w:t></w:r></w:p><w:p><w:pPr><w:shd w:val="clear" w:color="auto" w:fill="F8FAFC"/><w:spacing w:before="0" w:after="0" w:line="200" w:lineRule="auto"/><w:ind w:left="80" w:right="80"/></w:pPr><w:r><w:rPr><w:rFonts w:ascii="Consolas" w:hAnsi="Consolas"/><w:sz w:val="15"/><w:color w:val="0F172A"/></w:rPr><w:t xml:space="preserve">    T query(int L, int R) { // 0-based inclusive range [L, R]</w:t></w:r></w:p><w:p><w:pPr><w:shd w:val="clear" w:color="auto" w:fill="F8FAFC"/><w:spacing w:before="0" w:after="0" w:line="200" w:lineRule="auto"/><w:ind w:left="80" w:right="80"/></w:pPr><w:r><w:rPr><w:rFonts w:ascii="Consolas" w:hAnsi="Consolas"/><w:sz w:val="15"/><w:color w:val="0F172A"/></w:rPr><w:t xml:space="preserve">        int j = __lg(R - L + 1);</w:t></w:r></w:p><w:p><w:pPr><w:shd w:val="clear" w:color="auto" w:fill="F8FAFC"/><w:spacing w:before="0" w:after="0" w:line="200" w:lineRule="auto"/><w:ind w:left="80" w:right="80"/></w:pPr><w:r><w:rPr><w:rFonts w:ascii="Consolas" w:hAnsi="Consolas"/><w:sz w:val="15"/><w:color w:val="0F172A"/></w:rPr><w:t xml:space="preserve">        return min(st[j][L], st[j][R - (1 &lt;&lt; j) + 1]);</w:t></w:r></w:p><w:p><w:pPr><w:shd w:val="clear" w:color="auto" w:fill="F8FAFC"/><w:spacing w:before="0" w:after="0" w:line="200" w:lineRule="auto"/><w:ind w:left="80" w:right="80"/></w:pPr><w:r><w:rPr><w:rFonts w:ascii="Consolas" w:hAnsi="Consolas"/><w:sz w:val="15"/><w:color w:val="0F172A"/></w:rPr><w:t xml:space="preserve">    }</w:t></w:r></w:p><w:p><w:pPr><w:shd w:val="clear" w:color="auto" w:fill="F8FAFC"/><w:spacing w:before="0" w:after="0" w:line="200" w:lineRule="auto"/><w:ind w:left="80" w:right="80"/></w:pPr><w:r><w:rPr><w:rFonts w:ascii="Consolas" w:hAnsi="Consolas"/><w:sz w:val="15"/><w:color w:val="0F172A"/></w:rPr><w:t xml:space="preserve">};</w:t></w:r></w:p><w:p><w:pPr><w:pBdr><w:bottom w:val="single" w:sz="4" w:space="1" w:color="CBD5E0"/></w:pPr></w:p><w:p><w:pPr><w:pStyle w:val="Heading1"/></w:pPr><w:r><w:rPr><w:b/><w:sz w:val="26"/><w:color w:val="1E3A8A"/></w:rPr><w:t>Section 8: String Algorithms (KMP &amp; Trie)</w:t></w:r></w:p><w:p><w:pPr><w:pStyle w:val="Heading3"/></w:pPr><w:r><w:rPr><w:b/><w:sz w:val="19"/><w:color w:val="0369A1"/></w:rPr><w:t>8.1 Knuth-Morris-Pratt (KMP) Pattern Search</w:t></w:r></w:p><w:p><w:pPr><w:ind w:left="200"/><w:spacing w:after="20"/></w:pPr><w:r><w:rPr><w:color w:val="2563EB"/></w:rPr><w:t xml:space="preserve">â€¢ </w:t></w:r><w:r><w:t>**Trigger Prefix:** `kmp`</w:t></w:r></w:p><w:p><w:pPr><w:ind w:left="200"/><w:spacing w:after="20"/></w:pPr><w:r><w:rPr><w:color w:val="2563EB"/></w:rPr><w:t xml:space="preserve">â€¢ </w:t></w:r><w:r><w:t>**Time Complexity:** $O(N + M)$</w:t></w:r></w:p><w:p><w:pPr><w:ind w:left="200"/><w:spacing w:after="20"/></w:pPr><w:r><w:rPr><w:color w:val="2563EB"/></w:rPr><w:t xml:space="preserve">â€¢ </w:t></w:r><w:r><w:t>**Returns:** All 0-based match start positions of `pat` in `text`.</w:t></w:r></w:p><w:p><w:pPr><w:shd w:val="clear" w:color="auto" w:fill="F8FAFC"/><w:spacing w:before="0" w:after="0" w:line="200" w:lineRule="auto"/><w:ind w:left="80" w:right="80"/></w:pPr><w:r><w:rPr><w:rFonts w:ascii="Consolas" w:hAnsi="Consolas"/><w:sz w:val="15"/><w:color w:val="0F172A"/></w:rPr><w:t xml:space="preserve">// Preprocess pattern to build LPS array</w:t></w:r></w:p><w:p><w:pPr><w:shd w:val="clear" w:color="auto" w:fill="F8FAFC"/><w:spacing w:before="0" w:after="0" w:line="200" w:lineRule="auto"/><w:ind w:left="80" w:right="80"/></w:pPr><w:r><w:rPr><w:rFonts w:ascii="Consolas" w:hAnsi="Consolas"/><w:sz w:val="15"/><w:color w:val="0F172A"/></w:rPr><w:t xml:space="preserve">vector&lt;int&gt; buildLPS(const string &amp;pat) {</w:t></w:r></w:p><w:p><w:pPr><w:shd w:val="clear" w:color="auto" w:fill="F8FAFC"/><w:spacing w:before="0" w:after="0" w:line="200" w:lineRule="auto"/><w:ind w:left="80" w:right="80"/></w:pPr><w:r><w:rPr><w:rFonts w:ascii="Consolas" w:hAnsi="Consolas"/><w:sz w:val="15"/><w:color w:val="0F172A"/></w:rPr><w:t xml:space="preserve">    int m = pat.size(), len = 0;</w:t></w:r></w:p><w:p><w:pPr><w:shd w:val="clear" w:color="auto" w:fill="F8FAFC"/><w:spacing w:before="0" w:after="0" w:line="200" w:lineRule="auto"/><w:ind w:left="80" w:right="80"/></w:pPr><w:r><w:rPr><w:rFonts w:ascii="Consolas" w:hAnsi="Consolas"/><w:sz w:val="15"/><w:color w:val="0F172A"/></w:rPr><w:t xml:space="preserve">    vector&lt;int&gt; lps(m, 0);</w:t></w:r></w:p><w:p><w:pPr><w:shd w:val="clear" w:color="auto" w:fill="F8FAFC"/><w:spacing w:before="0" w:after="0" w:line="200" w:lineRule="auto"/><w:ind w:left="80" w:right="80"/></w:pPr><w:r><w:rPr><w:rFonts w:ascii="Consolas" w:hAnsi="Consolas"/><w:sz w:val="15"/><w:color w:val="0F172A"/></w:rPr><w:t xml:space="preserve">    for (int i = 1; i &lt; m;) {</w:t></w:r></w:p><w:p><w:pPr><w:shd w:val="clear" w:color="auto" w:fill="F8FAFC"/><w:spacing w:before="0" w:after="0" w:line="200" w:lineRule="auto"/><w:ind w:left="80" w:right="80"/></w:pPr><w:r><w:rPr><w:rFonts w:ascii="Consolas" w:hAnsi="Consolas"/><w:sz w:val="15"/><w:color w:val="0F172A"/></w:rPr><w:t xml:space="preserve">        if (pat[i] == pat[len]) {</w:t></w:r></w:p><w:p><w:pPr><w:shd w:val="clear" w:color="auto" w:fill="F8FAFC"/><w:spacing w:before="0" w:after="0" w:line="200" w:lineRule="auto"/><w:ind w:left="80" w:right="80"/></w:pPr><w:r><w:rPr><w:rFonts w:ascii="Consolas" w:hAnsi="Consolas"/><w:sz w:val="15"/><w:color w:val="0F172A"/></w:rPr><w:t xml:space="preserve">            len++; lps[i] = len; i++;</w:t></w:r></w:p><w:p><w:pPr><w:shd w:val="clear" w:color="auto" w:fill="F8FAFC"/><w:spacing w:before="0" w:after="0" w:line="200" w:lineRule="auto"/><w:ind w:left="80" w:right="80"/></w:pPr><w:r><w:rPr><w:rFonts w:ascii="Consolas" w:hAnsi="Consolas"/><w:sz w:val="15"/><w:color w:val="0F172A"/></w:rPr><w:t xml:space="preserve">        } else {</w:t></w:r></w:p><w:p><w:pPr><w:shd w:val="clear" w:color="auto" w:fill="F8FAFC"/><w:spacing w:before="0" w:after="0" w:line="200" w:lineRule="auto"/><w:ind w:left="80" w:right="80"/></w:pPr><w:r><w:rPr><w:rFonts w:ascii="Consolas" w:hAnsi="Consolas"/><w:sz w:val="15"/><w:color w:val="0F172A"/></w:rPr><w:t xml:space="preserve">            if (len != 0) len = lps[len - 1];</w:t></w:r></w:p><w:p><w:pPr><w:shd w:val="clear" w:color="auto" w:fill="F8FAFC"/><w:spacing w:before="0" w:after="0" w:line="200" w:lineRule="auto"/><w:ind w:left="80" w:right="80"/></w:pPr><w:r><w:rPr><w:rFonts w:ascii="Consolas" w:hAnsi="Consolas"/><w:sz w:val="15"/><w:color w:val="0F172A"/></w:rPr><w:t xml:space="preserve">            else { lps[i] = 0; i++; }</w:t></w:r></w:p><w:p><w:pPr><w:shd w:val="clear" w:color="auto" w:fill="F8FAFC"/><w:spacing w:before="0" w:after="0" w:line="200" w:lineRule="auto"/><w:ind w:left="80" w:right="80"/></w:pPr><w:r><w:rPr><w:rFonts w:ascii="Consolas" w:hAnsi="Consolas"/><w:sz w:val="15"/><w:color w:val="0F172A"/></w:rPr><w:t xml:space="preserve">        }</w:t></w:r></w:p><w:p><w:pPr><w:shd w:val="clear" w:color="auto" w:fill="F8FAFC"/><w:spacing w:before="0" w:after="0" w:line="200" w:lineRule="auto"/><w:ind w:left="80" w:right="80"/></w:pPr><w:r><w:rPr><w:rFonts w:ascii="Consolas" w:hAnsi="Consolas"/><w:sz w:val="15"/><w:color w:val="0F172A"/></w:rPr><w:t xml:space="preserve">    }</w:t></w:r></w:p><w:p><w:pPr><w:shd w:val="clear" w:color="auto" w:fill="F8FAFC"/><w:spacing w:before="0" w:after="0" w:line="200" w:lineRule="auto"/><w:ind w:left="80" w:right="80"/></w:pPr><w:r><w:rPr><w:rFonts w:ascii="Consolas" w:hAnsi="Consolas"/><w:sz w:val="15"/><w:color w:val="0F172A"/></w:rPr><w:t xml:space="preserve">    return lps;</w:t></w:r></w:p><w:p><w:pPr><w:shd w:val="clear" w:color="auto" w:fill="F8FAFC"/><w:spacing w:before="0" w:after="0" w:line="200" w:lineRule="auto"/><w:ind w:left="80" w:right="80"/></w:pPr><w:r><w:rPr><w:rFonts w:ascii="Consolas" w:hAnsi="Consolas"/><w:sz w:val="15"/><w:color w:val="0F172A"/></w:rPr><w:t xml:space="preserve">}</w:t></w:r></w:p><w:p><w:pPr><w:shd w:val="clear" w:color="auto" w:fill="F8FAFC"/><w:spacing w:before="0" w:after="0" w:line="200" w:lineRule="auto"/><w:ind w:left="80" w:right="80"/></w:pPr><w:r><w:rPr><w:rFonts w:ascii="Consolas" w:hAnsi="Consolas"/><w:sz w:val="15"/><w:color w:val="0F172A"/></w:rPr><w:t xml:space="preserve"></w:t></w:r></w:p><w:p><w:pPr><w:shd w:val="clear" w:color="auto" w:fill="F8FAFC"/><w:spacing w:before="0" w:after="0" w:line="200" w:lineRule="auto"/><w:ind w:left="80" w:right="80"/></w:pPr><w:r><w:rPr><w:rFonts w:ascii="Consolas" w:hAnsi="Consolas"/><w:sz w:val="15"/><w:color w:val="0F172A"/></w:rPr><w:t xml:space="preserve">// KMP search: find occurrences of pattern in text</w:t></w:r></w:p><w:p><w:pPr><w:shd w:val="clear" w:color="auto" w:fill="F8FAFC"/><w:spacing w:before="0" w:after="0" w:line="200" w:lineRule="auto"/><w:ind w:left="80" w:right="80"/></w:pPr><w:r><w:rPr><w:rFonts w:ascii="Consolas" w:hAnsi="Consolas"/><w:sz w:val="15"/><w:color w:val="0F172A"/></w:rPr><w:t xml:space="preserve">vector&lt;int&gt; KMPsearch(const string &amp;text, const string &amp;pat) {</w:t></w:r></w:p><w:p><w:pPr><w:shd w:val="clear" w:color="auto" w:fill="F8FAFC"/><w:spacing w:before="0" w:after="0" w:line="200" w:lineRule="auto"/><w:ind w:left="80" w:right="80"/></w:pPr><w:r><w:rPr><w:rFonts w:ascii="Consolas" w:hAnsi="Consolas"/><w:sz w:val="15"/><w:color w:val="0F172A"/></w:rPr><w:t xml:space="preserve">    int n = text.size(), m = pat.size();</w:t></w:r></w:p><w:p><w:pPr><w:shd w:val="clear" w:color="auto" w:fill="F8FAFC"/><w:spacing w:before="0" w:after="0" w:line="200" w:lineRule="auto"/><w:ind w:left="80" w:right="80"/></w:pPr><w:r><w:rPr><w:rFonts w:ascii="Consolas" w:hAnsi="Consolas"/><w:sz w:val="15"/><w:color w:val="0F172A"/></w:rPr><w:t xml:space="preserve">    vector&lt;int&gt; lps = buildLPS(pat), positions;</w:t></w:r></w:p><w:p><w:pPr><w:shd w:val="clear" w:color="auto" w:fill="F8FAFC"/><w:spacing w:before="0" w:after="0" w:line="200" w:lineRule="auto"/><w:ind w:left="80" w:right="80"/></w:pPr><w:r><w:rPr><w:rFonts w:ascii="Consolas" w:hAnsi="Consolas"/><w:sz w:val="15"/><w:color w:val="0F172A"/></w:rPr><w:t xml:space="preserve">    int i = 0, j = 0;</w:t></w:r></w:p><w:p><w:pPr><w:shd w:val="clear" w:color="auto" w:fill="F8FAFC"/><w:spacing w:before="0" w:after="0" w:line="200" w:lineRule="auto"/><w:ind w:left="80" w:right="80"/></w:pPr><w:r><w:rPr><w:rFonts w:ascii="Consolas" w:hAnsi="Consolas"/><w:sz w:val="15"/><w:color w:val="0F172A"/></w:rPr><w:t xml:space="preserve">    while (i &lt; n) {</w:t></w:r></w:p><w:p><w:pPr><w:shd w:val="clear" w:color="auto" w:fill="F8FAFC"/><w:spacing w:before="0" w:after="0" w:line="200" w:lineRule="auto"/><w:ind w:left="80" w:right="80"/></w:pPr><w:r><w:rPr><w:rFonts w:ascii="Consolas" w:hAnsi="Consolas"/><w:sz w:val="15"/><w:color w:val="0F172A"/></w:rPr><w:t xml:space="preserve">        if (text[i] == pat[j]) {</w:t></w:r></w:p><w:p><w:pPr><w:shd w:val="clear" w:color="auto" w:fill="F8FAFC"/><w:spacing w:before="0" w:after="0" w:line="200" w:lineRule="auto"/><w:ind w:left="80" w:right="80"/></w:pPr><w:r><w:rPr><w:rFonts w:ascii="Consolas" w:hAnsi="Consolas"/><w:sz w:val="15"/><w:color w:val="0F172A"/></w:rPr><w:t xml:space="preserve">            i++; j++;</w:t></w:r></w:p><w:p><w:pPr><w:shd w:val="clear" w:color="auto" w:fill="F8FAFC"/><w:spacing w:before="0" w:after="0" w:line="200" w:lineRule="auto"/><w:ind w:left="80" w:right="80"/></w:pPr><w:r><w:rPr><w:rFonts w:ascii="Consolas" w:hAnsi="Consolas"/><w:sz w:val="15"/><w:color w:val="0F172A"/></w:rPr><w:t xml:space="preserve">            if (j == m) {</w:t></w:r></w:p><w:p><w:pPr><w:shd w:val="clear" w:color="auto" w:fill="F8FAFC"/><w:spacing w:before="0" w:after="0" w:line="200" w:lineRule="auto"/><w:ind w:left="80" w:right="80"/></w:pPr><w:r><w:rPr><w:rFonts w:ascii="Consolas" w:hAnsi="Consolas"/><w:sz w:val="15"/><w:color w:val="0F172A"/></w:rPr><w:t xml:space="preserve">                positions.push_back(i - j); // match at i - m</w:t></w:r></w:p><w:p><w:pPr><w:shd w:val="clear" w:color="auto" w:fill="F8FAFC"/><w:spacing w:before="0" w:after="0" w:line="200" w:lineRule="auto"/><w:ind w:left="80" w:right="80"/></w:pPr><w:r><w:rPr><w:rFonts w:ascii="Consolas" w:hAnsi="Consolas"/><w:sz w:val="15"/><w:color w:val="0F172A"/></w:rPr><w:t xml:space="preserve">                j = lps[j - 1];</w:t></w:r></w:p><w:p><w:pPr><w:shd w:val="clear" w:color="auto" w:fill="F8FAFC"/><w:spacing w:before="0" w:after="0" w:line="200" w:lineRule="auto"/><w:ind w:left="80" w:right="80"/></w:pPr><w:r><w:rPr><w:rFonts w:ascii="Consolas" w:hAnsi="Consolas"/><w:sz w:val="15"/><w:color w:val="0F172A"/></w:rPr><w:t xml:space="preserve">            }</w:t></w:r></w:p><w:p><w:pPr><w:shd w:val="clear" w:color="auto" w:fill="F8FAFC"/><w:spacing w:before="0" w:after="0" w:line="200" w:lineRule="auto"/><w:ind w:left="80" w:right="80"/></w:pPr><w:r><w:rPr><w:rFonts w:ascii="Consolas" w:hAnsi="Consolas"/><w:sz w:val="15"/><w:color w:val="0F172A"/></w:rPr><w:t xml:space="preserve">        } else {</w:t></w:r></w:p><w:p><w:pPr><w:shd w:val="clear" w:color="auto" w:fill="F8FAFC"/><w:spacing w:before="0" w:after="0" w:line="200" w:lineRule="auto"/><w:ind w:left="80" w:right="80"/></w:pPr><w:r><w:rPr><w:rFonts w:ascii="Consolas" w:hAnsi="Consolas"/><w:sz w:val="15"/><w:color w:val="0F172A"/></w:rPr><w:t xml:space="preserve">            if (j != 0) j = lps[j - 1];</w:t></w:r></w:p><w:p><w:pPr><w:shd w:val="clear" w:color="auto" w:fill="F8FAFC"/><w:spacing w:before="0" w:after="0" w:line="200" w:lineRule="auto"/><w:ind w:left="80" w:right="80"/></w:pPr><w:r><w:rPr><w:rFonts w:ascii="Consolas" w:hAnsi="Consolas"/><w:sz w:val="15"/><w:color w:val="0F172A"/></w:rPr><w:t xml:space="preserve">            else i++;</w:t></w:r></w:p><w:p><w:pPr><w:shd w:val="clear" w:color="auto" w:fill="F8FAFC"/><w:spacing w:before="0" w:after="0" w:line="200" w:lineRule="auto"/><w:ind w:left="80" w:right="80"/></w:pPr><w:r><w:rPr><w:rFonts w:ascii="Consolas" w:hAnsi="Consolas"/><w:sz w:val="15"/><w:color w:val="0F172A"/></w:rPr><w:t xml:space="preserve">        }</w:t></w:r></w:p><w:p><w:pPr><w:shd w:val="clear" w:color="auto" w:fill="F8FAFC"/><w:spacing w:before="0" w:after="0" w:line="200" w:lineRule="auto"/><w:ind w:left="80" w:right="80"/></w:pPr><w:r><w:rPr><w:rFonts w:ascii="Consolas" w:hAnsi="Consolas"/><w:sz w:val="15"/><w:color w:val="0F172A"/></w:rPr><w:t xml:space="preserve">    }</w:t></w:r></w:p><w:p><w:pPr><w:shd w:val="clear" w:color="auto" w:fill="F8FAFC"/><w:spacing w:before="0" w:after="0" w:line="200" w:lineRule="auto"/><w:ind w:left="80" w:right="80"/></w:pPr><w:r><w:rPr><w:rFonts w:ascii="Consolas" w:hAnsi="Consolas"/><w:sz w:val="15"/><w:color w:val="0F172A"/></w:rPr><w:t xml:space="preserve">    return positions;</w:t></w:r></w:p><w:p><w:pPr><w:shd w:val="clear" w:color="auto" w:fill="F8FAFC"/><w:spacing w:before="0" w:after="0" w:line="200" w:lineRule="auto"/><w:ind w:left="80" w:right="80"/></w:pPr><w:r><w:rPr><w:rFonts w:ascii="Consolas" w:hAnsi="Consolas"/><w:sz w:val="15"/><w:color w:val="0F172A"/></w:rPr><w:t xml:space="preserve">}</w:t></w:r></w:p><w:p><w:pPr><w:pStyle w:val="Heading3"/></w:pPr><w:r><w:rPr><w:b/><w:sz w:val="19"/><w:color w:val="0369A1"/></w:rPr><w:t>8.2 Trie (Prefix Tree) &amp; Binary Trie (Max XOR Pair)</w:t></w:r></w:p><w:p><w:pPr><w:ind w:left="200"/><w:spacing w:after="20"/></w:pPr><w:r><w:rPr><w:color w:val="2563EB"/></w:rPr><w:t xml:space="preserve">â€¢ </w:t></w:r><w:r><w:t>**Trigger Prefix:** `trie`</w:t></w:r></w:p><w:p><w:pPr><w:ind w:left="200"/><w:spacing w:after="20"/></w:pPr><w:r><w:rPr><w:color w:val="2563EB"/></w:rPr><w:t xml:space="preserve">â€¢ </w:t></w:r><w:r><w:t>**Time Complexity:** $O(|S|)$ for string insertions/queries, $O(30 \cdot N)$ for max XOR pair.</w:t></w:r></w:p><w:p><w:pPr><w:ind w:left="200"/><w:spacing w:after="20"/></w:pPr><w:r><w:rPr><w:color w:val="2563EB"/></w:rPr><w:t xml:space="preserve">â€¢ </w:t></w:r><w:r><w:t>**Includes:** Character trie for words/prefixes and 32-bit binary trie for XOR optimization.</w:t></w:r></w:p><w:p><w:pPr><w:shd w:val="clear" w:color="auto" w:fill="F8FAFC"/><w:spacing w:before="0" w:after="0" w:line="200" w:lineRule="auto"/><w:ind w:left="80" w:right="80"/></w:pPr><w:r><w:rPr><w:rFonts w:ascii="Consolas" w:hAnsi="Consolas"/><w:sz w:val="15"/><w:color w:val="0F172A"/></w:rPr><w:t xml:space="preserve">// 1. Character Trie (Prefix search &amp; frequency)</w:t></w:r></w:p><w:p><w:pPr><w:shd w:val="clear" w:color="auto" w:fill="F8FAFC"/><w:spacing w:before="0" w:after="0" w:line="200" w:lineRule="auto"/><w:ind w:left="80" w:right="80"/></w:pPr><w:r><w:rPr><w:rFonts w:ascii="Consolas" w:hAnsi="Consolas"/><w:sz w:val="15"/><w:color w:val="0F172A"/></w:rPr><w:t xml:space="preserve">struct TrieNode { int next[26] = {}, pass = 0, end = 0; };</w:t></w:r></w:p><w:p><w:pPr><w:shd w:val="clear" w:color="auto" w:fill="F8FAFC"/><w:spacing w:before="0" w:after="0" w:line="200" w:lineRule="auto"/><w:ind w:left="80" w:right="80"/></w:pPr><w:r><w:rPr><w:rFonts w:ascii="Consolas" w:hAnsi="Consolas"/><w:sz w:val="15"/><w:color w:val="0F172A"/></w:rPr><w:t xml:space="preserve">vector&lt;TrieNode&gt; trie(1);</w:t></w:r></w:p><w:p><w:pPr><w:shd w:val="clear" w:color="auto" w:fill="F8FAFC"/><w:spacing w:before="0" w:after="0" w:line="200" w:lineRule="auto"/><w:ind w:left="80" w:right="80"/></w:pPr><w:r><w:rPr><w:rFonts w:ascii="Consolas" w:hAnsi="Consolas"/><w:sz w:val="15"/><w:color w:val="0F172A"/></w:rPr><w:t xml:space="preserve"></w:t></w:r></w:p><w:p><w:pPr><w:shd w:val="clear" w:color="auto" w:fill="F8FAFC"/><w:spacing w:before="0" w:after="0" w:line="200" w:lineRule="auto"/><w:ind w:left="80" w:right="80"/></w:pPr><w:r><w:rPr><w:rFonts w:ascii="Consolas" w:hAnsi="Consolas"/><w:sz w:val="15"/><w:color w:val="0F172A"/></w:rPr><w:t xml:space="preserve">void insert_str(const string &amp;s) {</w:t></w:r></w:p><w:p><w:pPr><w:shd w:val="clear" w:color="auto" w:fill="F8FAFC"/><w:spacing w:before="0" w:after="0" w:line="200" w:lineRule="auto"/><w:ind w:left="80" w:right="80"/></w:pPr><w:r><w:rPr><w:rFonts w:ascii="Consolas" w:hAnsi="Consolas"/><w:sz w:val="15"/><w:color w:val="0F172A"/></w:rPr><w:t xml:space="preserve">    int cur = 0;</w:t></w:r></w:p><w:p><w:pPr><w:shd w:val="clear" w:color="auto" w:fill="F8FAFC"/><w:spacing w:before="0" w:after="0" w:line="200" w:lineRule="auto"/><w:ind w:left="80" w:right="80"/></w:pPr><w:r><w:rPr><w:rFonts w:ascii="Consolas" w:hAnsi="Consolas"/><w:sz w:val="15"/><w:color w:val="0F172A"/></w:rPr><w:t xml:space="preserve">    for (char ch : s) {</w:t></w:r></w:p><w:p><w:pPr><w:shd w:val="clear" w:color="auto" w:fill="F8FAFC"/><w:spacing w:before="0" w:after="0" w:line="200" w:lineRule="auto"/><w:ind w:left="80" w:right="80"/></w:pPr><w:r><w:rPr><w:rFonts w:ascii="Consolas" w:hAnsi="Consolas"/><w:sz w:val="15"/><w:color w:val="0F172A"/></w:rPr><w:t xml:space="preserve">        int c = ch - &apos;a&apos;;</w:t></w:r></w:p><w:p><w:pPr><w:shd w:val="clear" w:color="auto" w:fill="F8FAFC"/><w:spacing w:before="0" w:after="0" w:line="200" w:lineRule="auto"/><w:ind w:left="80" w:right="80"/></w:pPr><w:r><w:rPr><w:rFonts w:ascii="Consolas" w:hAnsi="Consolas"/><w:sz w:val="15"/><w:color w:val="0F172A"/></w:rPr><w:t xml:space="preserve">        if (!trie[cur].next[c]) {</w:t></w:r></w:p><w:p><w:pPr><w:shd w:val="clear" w:color="auto" w:fill="F8FAFC"/><w:spacing w:before="0" w:after="0" w:line="200" w:lineRule="auto"/><w:ind w:left="80" w:right="80"/></w:pPr><w:r><w:rPr><w:rFonts w:ascii="Consolas" w:hAnsi="Consolas"/><w:sz w:val="15"/><w:color w:val="0F172A"/></w:rPr><w:t xml:space="preserve">            trie[cur].next[c] = trie.size();</w:t></w:r></w:p><w:p><w:pPr><w:shd w:val="clear" w:color="auto" w:fill="F8FAFC"/><w:spacing w:before="0" w:after="0" w:line="200" w:lineRule="auto"/><w:ind w:left="80" w:right="80"/></w:pPr><w:r><w:rPr><w:rFonts w:ascii="Consolas" w:hAnsi="Consolas"/><w:sz w:val="15"/><w:color w:val="0F172A"/></w:rPr><w:t xml:space="preserve">            trie.emplace_back();</w:t></w:r></w:p><w:p><w:pPr><w:shd w:val="clear" w:color="auto" w:fill="F8FAFC"/><w:spacing w:before="0" w:after="0" w:line="200" w:lineRule="auto"/><w:ind w:left="80" w:right="80"/></w:pPr><w:r><w:rPr><w:rFonts w:ascii="Consolas" w:hAnsi="Consolas"/><w:sz w:val="15"/><w:color w:val="0F172A"/></w:rPr><w:t xml:space="preserve">        }</w:t></w:r></w:p><w:p><w:pPr><w:shd w:val="clear" w:color="auto" w:fill="F8FAFC"/><w:spacing w:before="0" w:after="0" w:line="200" w:lineRule="auto"/><w:ind w:left="80" w:right="80"/></w:pPr><w:r><w:rPr><w:rFonts w:ascii="Consolas" w:hAnsi="Consolas"/><w:sz w:val="15"/><w:color w:val="0F172A"/></w:rPr><w:t xml:space="preserve">        cur = trie[cur].next[c];</w:t></w:r></w:p><w:p><w:pPr><w:shd w:val="clear" w:color="auto" w:fill="F8FAFC"/><w:spacing w:before="0" w:after="0" w:line="200" w:lineRule="auto"/><w:ind w:left="80" w:right="80"/></w:pPr><w:r><w:rPr><w:rFonts w:ascii="Consolas" w:hAnsi="Consolas"/><w:sz w:val="15"/><w:color w:val="0F172A"/></w:rPr><w:t xml:space="preserve">        trie[cur].pass++;</w:t></w:r></w:p><w:p><w:pPr><w:shd w:val="clear" w:color="auto" w:fill="F8FAFC"/><w:spacing w:before="0" w:after="0" w:line="200" w:lineRule="auto"/><w:ind w:left="80" w:right="80"/></w:pPr><w:r><w:rPr><w:rFonts w:ascii="Consolas" w:hAnsi="Consolas"/><w:sz w:val="15"/><w:color w:val="0F172A"/></w:rPr><w:t xml:space="preserve">    }</w:t></w:r></w:p><w:p><w:pPr><w:shd w:val="clear" w:color="auto" w:fill="F8FAFC"/><w:spacing w:before="0" w:after="0" w:line="200" w:lineRule="auto"/><w:ind w:left="80" w:right="80"/></w:pPr><w:r><w:rPr><w:rFonts w:ascii="Consolas" w:hAnsi="Consolas"/><w:sz w:val="15"/><w:color w:val="0F172A"/></w:rPr><w:t xml:space="preserve">    trie[cur].end++;</w:t></w:r></w:p><w:p><w:pPr><w:shd w:val="clear" w:color="auto" w:fill="F8FAFC"/><w:spacing w:before="0" w:after="0" w:line="200" w:lineRule="auto"/><w:ind w:left="80" w:right="80"/></w:pPr><w:r><w:rPr><w:rFonts w:ascii="Consolas" w:hAnsi="Consolas"/><w:sz w:val="15"/><w:color w:val="0F172A"/></w:rPr><w:t xml:space="preserve">}</w:t></w:r></w:p><w:p><w:pPr><w:shd w:val="clear" w:color="auto" w:fill="F8FAFC"/><w:spacing w:before="0" w:after="0" w:line="200" w:lineRule="auto"/><w:ind w:left="80" w:right="80"/></w:pPr><w:r><w:rPr><w:rFonts w:ascii="Consolas" w:hAnsi="Consolas"/><w:sz w:val="15"/><w:color w:val="0F172A"/></w:rPr><w:t xml:space="preserve"></w:t></w:r></w:p><w:p><w:pPr><w:shd w:val="clear" w:color="auto" w:fill="F8FAFC"/><w:spacing w:before="0" w:after="0" w:line="200" w:lineRule="auto"/><w:ind w:left="80" w:right="80"/></w:pPr><w:r><w:rPr><w:rFonts w:ascii="Consolas" w:hAnsi="Consolas"/><w:sz w:val="15"/><w:color w:val="0F172A"/></w:rPr><w:t xml:space="preserve">// 2. Binary Trie (Maximum XOR of two numbers in array)</w:t></w:r></w:p><w:p><w:pPr><w:shd w:val="clear" w:color="auto" w:fill="F8FAFC"/><w:spacing w:before="0" w:after="0" w:line="200" w:lineRule="auto"/><w:ind w:left="80" w:right="80"/></w:pPr><w:r><w:rPr><w:rFonts w:ascii="Consolas" w:hAnsi="Consolas"/><w:sz w:val="15"/><w:color w:val="0F172A"/></w:rPr><w:t xml:space="preserve">struct BitTrie { int nxt[2] = {}; };</w:t></w:r></w:p><w:p><w:pPr><w:shd w:val="clear" w:color="auto" w:fill="F8FAFC"/><w:spacing w:before="0" w:after="0" w:line="200" w:lineRule="auto"/><w:ind w:left="80" w:right="80"/></w:pPr><w:r><w:rPr><w:rFonts w:ascii="Consolas" w:hAnsi="Consolas"/><w:sz w:val="15"/><w:color w:val="0F172A"/></w:rPr><w:t xml:space="preserve">vector&lt;BitTrie&gt; bt(1);</w:t></w:r></w:p><w:p><w:pPr><w:shd w:val="clear" w:color="auto" w:fill="F8FAFC"/><w:spacing w:before="0" w:after="0" w:line="200" w:lineRule="auto"/><w:ind w:left="80" w:right="80"/></w:pPr><w:r><w:rPr><w:rFonts w:ascii="Consolas" w:hAnsi="Consolas"/><w:sz w:val="15"/><w:color w:val="0F172A"/></w:rPr><w:t xml:space="preserve"></w:t></w:r></w:p><w:p><w:pPr><w:shd w:val="clear" w:color="auto" w:fill="F8FAFC"/><w:spacing w:before="0" w:after="0" w:line="200" w:lineRule="auto"/><w:ind w:left="80" w:right="80"/></w:pPr><w:r><w:rPr><w:rFonts w:ascii="Consolas" w:hAnsi="Consolas"/><w:sz w:val="15"/><w:color w:val="0F172A"/></w:rPr><w:t xml:space="preserve">void insert_num(int x) {</w:t></w:r></w:p><w:p><w:pPr><w:shd w:val="clear" w:color="auto" w:fill="F8FAFC"/><w:spacing w:before="0" w:after="0" w:line="200" w:lineRule="auto"/><w:ind w:left="80" w:right="80"/></w:pPr><w:r><w:rPr><w:rFonts w:ascii="Consolas" w:hAnsi="Consolas"/><w:sz w:val="15"/><w:color w:val="0F172A"/></w:rPr><w:t xml:space="preserve">    int cur = 0;</w:t></w:r></w:p><w:p><w:pPr><w:shd w:val="clear" w:color="auto" w:fill="F8FAFC"/><w:spacing w:before="0" w:after="0" w:line="200" w:lineRule="auto"/><w:ind w:left="80" w:right="80"/></w:pPr><w:r><w:rPr><w:rFonts w:ascii="Consolas" w:hAnsi="Consolas"/><w:sz w:val="15"/><w:color w:val="0F172A"/></w:rPr><w:t xml:space="preserve">    for (int i = 30; i &gt;= 0; --i) {</w:t></w:r></w:p><w:p><w:pPr><w:shd w:val="clear" w:color="auto" w:fill="F8FAFC"/><w:spacing w:before="0" w:after="0" w:line="200" w:lineRule="auto"/><w:ind w:left="80" w:right="80"/></w:pPr><w:r><w:rPr><w:rFonts w:ascii="Consolas" w:hAnsi="Consolas"/><w:sz w:val="15"/><w:color w:val="0F172A"/></w:rPr><w:t xml:space="preserve">        int b = (x &gt;&gt; i) &amp; 1;</w:t></w:r></w:p><w:p><w:pPr><w:shd w:val="clear" w:color="auto" w:fill="F8FAFC"/><w:spacing w:before="0" w:after="0" w:line="200" w:lineRule="auto"/><w:ind w:left="80" w:right="80"/></w:pPr><w:r><w:rPr><w:rFonts w:ascii="Consolas" w:hAnsi="Consolas"/><w:sz w:val="15"/><w:color w:val="0F172A"/></w:rPr><w:t xml:space="preserve">        if (!bt[cur].nxt[b]) { bt[cur].nxt[b] = bt.size(); bt.emplace_back(); }</w:t></w:r></w:p><w:p><w:pPr><w:shd w:val="clear" w:color="auto" w:fill="F8FAFC"/><w:spacing w:before="0" w:after="0" w:line="200" w:lineRule="auto"/><w:ind w:left="80" w:right="80"/></w:pPr><w:r><w:rPr><w:rFonts w:ascii="Consolas" w:hAnsi="Consolas"/><w:sz w:val="15"/><w:color w:val="0F172A"/></w:rPr><w:t xml:space="preserve">        cur = bt[cur].nxt[b];</w:t></w:r></w:p><w:p><w:pPr><w:shd w:val="clear" w:color="auto" w:fill="F8FAFC"/><w:spacing w:before="0" w:after="0" w:line="200" w:lineRule="auto"/><w:ind w:left="80" w:right="80"/></w:pPr><w:r><w:rPr><w:rFonts w:ascii="Consolas" w:hAnsi="Consolas"/><w:sz w:val="15"/><w:color w:val="0F172A"/></w:rPr><w:t xml:space="preserve">    }</w:t></w:r></w:p><w:p><w:pPr><w:shd w:val="clear" w:color="auto" w:fill="F8FAFC"/><w:spacing w:before="0" w:after="0" w:line="200" w:lineRule="auto"/><w:ind w:left="80" w:right="80"/></w:pPr><w:r><w:rPr><w:rFonts w:ascii="Consolas" w:hAnsi="Consolas"/><w:sz w:val="15"/><w:color w:val="0F172A"/></w:rPr><w:t xml:space="preserve">}</w:t></w:r></w:p><w:p><w:pPr><w:shd w:val="clear" w:color="auto" w:fill="F8FAFC"/><w:spacing w:before="0" w:after="0" w:line="200" w:lineRule="auto"/><w:ind w:left="80" w:right="80"/></w:pPr><w:r><w:rPr><w:rFonts w:ascii="Consolas" w:hAnsi="Consolas"/><w:sz w:val="15"/><w:color w:val="0F172A"/></w:rPr><w:t xml:space="preserve"></w:t></w:r></w:p><w:p><w:pPr><w:shd w:val="clear" w:color="auto" w:fill="F8FAFC"/><w:spacing w:before="0" w:after="0" w:line="200" w:lineRule="auto"/><w:ind w:left="80" w:right="80"/></w:pPr><w:r><w:rPr><w:rFonts w:ascii="Consolas" w:hAnsi="Consolas"/><w:sz w:val="15"/><w:color w:val="0F172A"/></w:rPr><w:t xml:space="preserve">int query_max_xor(int x) {</w:t></w:r></w:p><w:p><w:pPr><w:shd w:val="clear" w:color="auto" w:fill="F8FAFC"/><w:spacing w:before="0" w:after="0" w:line="200" w:lineRule="auto"/><w:ind w:left="80" w:right="80"/></w:pPr><w:r><w:rPr><w:rFonts w:ascii="Consolas" w:hAnsi="Consolas"/><w:sz w:val="15"/><w:color w:val="0F172A"/></w:rPr><w:t xml:space="preserve">    int cur = 0, max_xor = 0;</w:t></w:r></w:p><w:p><w:pPr><w:shd w:val="clear" w:color="auto" w:fill="F8FAFC"/><w:spacing w:before="0" w:after="0" w:line="200" w:lineRule="auto"/><w:ind w:left="80" w:right="80"/></w:pPr><w:r><w:rPr><w:rFonts w:ascii="Consolas" w:hAnsi="Consolas"/><w:sz w:val="15"/><w:color w:val="0F172A"/></w:rPr><w:t xml:space="preserve">    for (int i = 30; i &gt;= 0; --i) {</w:t></w:r></w:p><w:p><w:pPr><w:shd w:val="clear" w:color="auto" w:fill="F8FAFC"/><w:spacing w:before="0" w:after="0" w:line="200" w:lineRule="auto"/><w:ind w:left="80" w:right="80"/></w:pPr><w:r><w:rPr><w:rFonts w:ascii="Consolas" w:hAnsi="Consolas"/><w:sz w:val="15"/><w:color w:val="0F172A"/></w:rPr><w:t xml:space="preserve">        int b = (x &gt;&gt; i) &amp; 1, opp = b ^ 1;</w:t></w:r></w:p><w:p><w:pPr><w:shd w:val="clear" w:color="auto" w:fill="F8FAFC"/><w:spacing w:before="0" w:after="0" w:line="200" w:lineRule="auto"/><w:ind w:left="80" w:right="80"/></w:pPr><w:r><w:rPr><w:rFonts w:ascii="Consolas" w:hAnsi="Consolas"/><w:sz w:val="15"/><w:color w:val="0F172A"/></w:rPr><w:t xml:space="preserve">        if (bt[cur].nxt[opp]) { max_xor |= (1 &lt;&lt; i); cur = bt[cur].nxt[opp]; }</w:t></w:r></w:p><w:p><w:pPr><w:shd w:val="clear" w:color="auto" w:fill="F8FAFC"/><w:spacing w:before="0" w:after="0" w:line="200" w:lineRule="auto"/><w:ind w:left="80" w:right="80"/></w:pPr><w:r><w:rPr><w:rFonts w:ascii="Consolas" w:hAnsi="Consolas"/><w:sz w:val="15"/><w:color w:val="0F172A"/></w:rPr><w:t xml:space="preserve">        else cur = bt[cur].nxt[b];</w:t></w:r></w:p><w:p><w:pPr><w:shd w:val="clear" w:color="auto" w:fill="F8FAFC"/><w:spacing w:before="0" w:after="0" w:line="200" w:lineRule="auto"/><w:ind w:left="80" w:right="80"/></w:pPr><w:r><w:rPr><w:rFonts w:ascii="Consolas" w:hAnsi="Consolas"/><w:sz w:val="15"/><w:color w:val="0F172A"/></w:rPr><w:t xml:space="preserve">    }</w:t></w:r></w:p><w:p><w:pPr><w:shd w:val="clear" w:color="auto" w:fill="F8FAFC"/><w:spacing w:before="0" w:after="0" w:line="200" w:lineRule="auto"/><w:ind w:left="80" w:right="80"/></w:pPr><w:r><w:rPr><w:rFonts w:ascii="Consolas" w:hAnsi="Consolas"/><w:sz w:val="15"/><w:color w:val="0F172A"/></w:rPr><w:t xml:space="preserve">    return max_xor;</w:t></w:r></w:p><w:p><w:pPr><w:shd w:val="clear" w:color="auto" w:fill="F8FAFC"/><w:spacing w:before="0" w:after="0" w:line="200" w:lineRule="auto"/><w:ind w:left="80" w:right="80"/></w:pPr><w:r><w:rPr><w:rFonts w:ascii="Consolas" w:hAnsi="Consolas"/><w:sz w:val="15"/><w:color w:val="0F172A"/></w:rPr><w:t xml:space="preserve">}</w:t></w:r></w:p><w:p><w:pPr><w:pBdr><w:bottom w:val="single" w:sz="4" w:space="1" w:color="CBD5E0"/></w:pPr></w:p><w:p><w:pPr><w:pStyle w:val="Heading1"/></w:pPr><w:r><w:rPr><w:b/><w:sz w:val="26"/><w:color w:val="1E3A8A"/></w:rPr><w:t>Section 9: Search Paradigms &amp; Dynamic Programming</w:t></w:r></w:p><w:p><w:pPr><w:pStyle w:val="Heading3"/></w:pPr><w:r><w:rPr><w:b/><w:sz w:val="19"/><w:color w:val="0369A1"/></w:rPr><w:t>9.1 Bitmasking Complete Search (Apple Division)</w:t></w:r></w:p><w:p><w:pPr><w:ind w:left="200"/><w:spacing w:after="20"/></w:pPr><w:r><w:rPr><w:color w:val="2563EB"/></w:rPr><w:t xml:space="preserve">â€¢ </w:t></w:r><w:r><w:t>**Trigger Prefix:** `bitMaskingAppleDivision`</w:t></w:r></w:p><w:p><w:pPr><w:ind w:left="200"/><w:spacing w:after="20"/></w:pPr><w:r><w:rPr><w:color w:val="2563EB"/></w:rPr><w:t xml:space="preserve">â€¢ </w:t></w:r><w:r><w:t>**Time Complexity:** $O(2^N \cdot N)$ (Feasible for $N \le 20$)</w:t></w:r></w:p><w:p><w:pPr><w:shd w:val="clear" w:color="auto" w:fill="F8FAFC"/><w:spacing w:before="0" w:after="0" w:line="200" w:lineRule="auto"/><w:ind w:left="80" w:right="80"/></w:pPr><w:r><w:rPr><w:rFonts w:ascii="Consolas" w:hAnsi="Consolas"/><w:sz w:val="15"/><w:color w:val="0F172A"/></w:rPr><w:t xml:space="preserve">int n; cin &gt;&gt; n;</w:t></w:r></w:p><w:p><w:pPr><w:shd w:val="clear" w:color="auto" w:fill="F8FAFC"/><w:spacing w:before="0" w:after="0" w:line="200" w:lineRule="auto"/><w:ind w:left="80" w:right="80"/></w:pPr><w:r><w:rPr><w:rFonts w:ascii="Consolas" w:hAnsi="Consolas"/><w:sz w:val="15"/><w:color w:val="0F172A"/></w:rPr><w:t xml:space="preserve">vector&lt;int&gt; v(n);</w:t></w:r></w:p><w:p><w:pPr><w:shd w:val="clear" w:color="auto" w:fill="F8FAFC"/><w:spacing w:before="0" w:after="0" w:line="200" w:lineRule="auto"/><w:ind w:left="80" w:right="80"/></w:pPr><w:r><w:rPr><w:rFonts w:ascii="Consolas" w:hAnsi="Consolas"/><w:sz w:val="15"/><w:color w:val="0F172A"/></w:rPr><w:t xml:space="preserve">for (int &amp;x : v) cin &gt;&gt; x;</w:t></w:r></w:p><w:p><w:pPr><w:shd w:val="clear" w:color="auto" w:fill="F8FAFC"/><w:spacing w:before="0" w:after="0" w:line="200" w:lineRule="auto"/><w:ind w:left="80" w:right="80"/></w:pPr><w:r><w:rPr><w:rFonts w:ascii="Consolas" w:hAnsi="Consolas"/><w:sz w:val="15"/><w:color w:val="0F172A"/></w:rPr><w:t xml:space="preserve"></w:t></w:r></w:p><w:p><w:pPr><w:shd w:val="clear" w:color="auto" w:fill="F8FAFC"/><w:spacing w:before="0" w:after="0" w:line="200" w:lineRule="auto"/><w:ind w:left="80" w:right="80"/></w:pPr><w:r><w:rPr><w:rFonts w:ascii="Consolas" w:hAnsi="Consolas"/><w:sz w:val="15"/><w:color w:val="0F172A"/></w:rPr><w:t xml:space="preserve">int ans = LLONG_MAX;</w:t></w:r></w:p><w:p><w:pPr><w:shd w:val="clear" w:color="auto" w:fill="F8FAFC"/><w:spacing w:before="0" w:after="0" w:line="200" w:lineRule="auto"/><w:ind w:left="80" w:right="80"/></w:pPr><w:r><w:rPr><w:rFonts w:ascii="Consolas" w:hAnsi="Consolas"/><w:sz w:val="15"/><w:color w:val="0F172A"/></w:rPr><w:t xml:space="preserve">for (int i = 0; i &lt; (1 &lt;&lt; n); i++) {</w:t></w:r></w:p><w:p><w:pPr><w:shd w:val="clear" w:color="auto" w:fill="F8FAFC"/><w:spacing w:before="0" w:after="0" w:line="200" w:lineRule="auto"/><w:ind w:left="80" w:right="80"/></w:pPr><w:r><w:rPr><w:rFonts w:ascii="Consolas" w:hAnsi="Consolas"/><w:sz w:val="15"/><w:color w:val="0F172A"/></w:rPr><w:t xml:space="preserve">    int a = 0, b = 0;</w:t></w:r></w:p><w:p><w:pPr><w:shd w:val="clear" w:color="auto" w:fill="F8FAFC"/><w:spacing w:before="0" w:after="0" w:line="200" w:lineRule="auto"/><w:ind w:left="80" w:right="80"/></w:pPr><w:r><w:rPr><w:rFonts w:ascii="Consolas" w:hAnsi="Consolas"/><w:sz w:val="15"/><w:color w:val="0F172A"/></w:rPr><w:t xml:space="preserve">    for (int pos = 0; pos &lt; n; pos++) {</w:t></w:r></w:p><w:p><w:pPr><w:shd w:val="clear" w:color="auto" w:fill="F8FAFC"/><w:spacing w:before="0" w:after="0" w:line="200" w:lineRule="auto"/><w:ind w:left="80" w:right="80"/></w:pPr><w:r><w:rPr><w:rFonts w:ascii="Consolas" w:hAnsi="Consolas"/><w:sz w:val="15"/><w:color w:val="0F172A"/></w:rPr><w:t xml:space="preserve">        if (i &amp; (1 &lt;&lt; pos)) a += v[pos];</w:t></w:r></w:p><w:p><w:pPr><w:shd w:val="clear" w:color="auto" w:fill="F8FAFC"/><w:spacing w:before="0" w:after="0" w:line="200" w:lineRule="auto"/><w:ind w:left="80" w:right="80"/></w:pPr><w:r><w:rPr><w:rFonts w:ascii="Consolas" w:hAnsi="Consolas"/><w:sz w:val="15"/><w:color w:val="0F172A"/></w:rPr><w:t xml:space="preserve">        else b += v[pos];</w:t></w:r></w:p><w:p><w:pPr><w:shd w:val="clear" w:color="auto" w:fill="F8FAFC"/><w:spacing w:before="0" w:after="0" w:line="200" w:lineRule="auto"/><w:ind w:left="80" w:right="80"/></w:pPr><w:r><w:rPr><w:rFonts w:ascii="Consolas" w:hAnsi="Consolas"/><w:sz w:val="15"/><w:color w:val="0F172A"/></w:rPr><w:t xml:space="preserve">    }</w:t></w:r></w:p><w:p><w:pPr><w:shd w:val="clear" w:color="auto" w:fill="F8FAFC"/><w:spacing w:before="0" w:after="0" w:line="200" w:lineRule="auto"/><w:ind w:left="80" w:right="80"/></w:pPr><w:r><w:rPr><w:rFonts w:ascii="Consolas" w:hAnsi="Consolas"/><w:sz w:val="15"/><w:color w:val="0F172A"/></w:rPr><w:t xml:space="preserve">    ans = min(ans, llabs(a - b));</w:t></w:r></w:p><w:p><w:pPr><w:shd w:val="clear" w:color="auto" w:fill="F8FAFC"/><w:spacing w:before="0" w:after="0" w:line="200" w:lineRule="auto"/><w:ind w:left="80" w:right="80"/></w:pPr><w:r><w:rPr><w:rFonts w:ascii="Consolas" w:hAnsi="Consolas"/><w:sz w:val="15"/><w:color w:val="0F172A"/></w:rPr><w:t xml:space="preserve">}</w:t></w:r></w:p><w:p><w:pPr><w:shd w:val="clear" w:color="auto" w:fill="F8FAFC"/><w:spacing w:before="0" w:after="0" w:line="200" w:lineRule="auto"/><w:ind w:left="80" w:right="80"/></w:pPr><w:r><w:rPr><w:rFonts w:ascii="Consolas" w:hAnsi="Consolas"/><w:sz w:val="15"/><w:color w:val="0F172A"/></w:rPr><w:t xml:space="preserve">cout &lt;&lt; ans &lt;&lt; endl;</w:t></w:r></w:p><w:p><w:pPr><w:pStyle w:val="Heading3"/></w:pPr><w:r><w:rPr><w:b/><w:sz w:val="19"/><w:color w:val="0369A1"/></w:rPr><w:t>9.2 Two Pointers &amp; Sliding Window Patterns</w:t></w:r></w:p><w:p><w:pPr><w:ind w:left="200"/><w:spacing w:after="20"/></w:pPr><w:r><w:rPr><w:color w:val="2563EB"/></w:rPr><w:t xml:space="preserve">â€¢ </w:t></w:r><w:r><w:t>**Time Complexity:** $O(N)$</w:t></w:r></w:p><w:p><w:pPr><w:shd w:val="clear" w:color="auto" w:fill="F8FAFC"/><w:spacing w:before="0" w:after="0" w:line="200" w:lineRule="auto"/><w:ind w:left="80" w:right="80"/></w:pPr><w:r><w:rPr><w:rFonts w:ascii="Consolas" w:hAnsi="Consolas"/><w:sz w:val="15"/><w:color w:val="0F172A"/></w:rPr><w:t xml:space="preserve">// 1. OPPOSITE DIRECTION (Target Sum on Sorted Array: O(N))</w:t></w:r></w:p><w:p><w:pPr><w:shd w:val="clear" w:color="auto" w:fill="F8FAFC"/><w:spacing w:before="0" w:after="0" w:line="200" w:lineRule="auto"/><w:ind w:left="80" w:right="80"/></w:pPr><w:r><w:rPr><w:rFonts w:ascii="Consolas" w:hAnsi="Consolas"/><w:sz w:val="15"/><w:color w:val="0F172A"/></w:rPr><w:t xml:space="preserve">int l = 0, r = n - 1;</w:t></w:r></w:p><w:p><w:pPr><w:shd w:val="clear" w:color="auto" w:fill="F8FAFC"/><w:spacing w:before="0" w:after="0" w:line="200" w:lineRule="auto"/><w:ind w:left="80" w:right="80"/></w:pPr><w:r><w:rPr><w:rFonts w:ascii="Consolas" w:hAnsi="Consolas"/><w:sz w:val="15"/><w:color w:val="0F172A"/></w:rPr><w:t xml:space="preserve">while (l &lt; r) {</w:t></w:r></w:p><w:p><w:pPr><w:shd w:val="clear" w:color="auto" w:fill="F8FAFC"/><w:spacing w:before="0" w:after="0" w:line="200" w:lineRule="auto"/><w:ind w:left="80" w:right="80"/></w:pPr><w:r><w:rPr><w:rFonts w:ascii="Consolas" w:hAnsi="Consolas"/><w:sz w:val="15"/><w:color w:val="0F172A"/></w:rPr><w:t xml:space="preserve">    int sum = a[l] + a[r];</w:t></w:r></w:p><w:p><w:pPr><w:shd w:val="clear" w:color="auto" w:fill="F8FAFC"/><w:spacing w:before="0" w:after="0" w:line="200" w:lineRule="auto"/><w:ind w:left="80" w:right="80"/></w:pPr><w:r><w:rPr><w:rFonts w:ascii="Consolas" w:hAnsi="Consolas"/><w:sz w:val="15"/><w:color w:val="0F172A"/></w:rPr><w:t xml:space="preserve">    if (sum == target) { /* found pair (l, r) */ break; }</w:t></w:r></w:p><w:p><w:pPr><w:shd w:val="clear" w:color="auto" w:fill="F8FAFC"/><w:spacing w:before="0" w:after="0" w:line="200" w:lineRule="auto"/><w:ind w:left="80" w:right="80"/></w:pPr><w:r><w:rPr><w:rFonts w:ascii="Consolas" w:hAnsi="Consolas"/><w:sz w:val="15"/><w:color w:val="0F172A"/></w:rPr><w:t xml:space="preserve">    else if (sum &lt; target) l++;</w:t></w:r></w:p><w:p><w:pPr><w:shd w:val="clear" w:color="auto" w:fill="F8FAFC"/><w:spacing w:before="0" w:after="0" w:line="200" w:lineRule="auto"/><w:ind w:left="80" w:right="80"/></w:pPr><w:r><w:rPr><w:rFonts w:ascii="Consolas" w:hAnsi="Consolas"/><w:sz w:val="15"/><w:color w:val="0F172A"/></w:rPr><w:t xml:space="preserve">    else r--;</w:t></w:r></w:p><w:p><w:pPr><w:shd w:val="clear" w:color="auto" w:fill="F8FAFC"/><w:spacing w:before="0" w:after="0" w:line="200" w:lineRule="auto"/><w:ind w:left="80" w:right="80"/></w:pPr><w:r><w:rPr><w:rFonts w:ascii="Consolas" w:hAnsi="Consolas"/><w:sz w:val="15"/><w:color w:val="0F172A"/></w:rPr><w:t xml:space="preserve">}</w:t></w:r></w:p><w:p><w:pPr><w:shd w:val="clear" w:color="auto" w:fill="F8FAFC"/><w:spacing w:before="0" w:after="0" w:line="200" w:lineRule="auto"/><w:ind w:left="80" w:right="80"/></w:pPr><w:r><w:rPr><w:rFonts w:ascii="Consolas" w:hAnsi="Consolas"/><w:sz w:val="15"/><w:color w:val="0F172A"/></w:rPr><w:t xml:space="preserve"></w:t></w:r></w:p><w:p><w:pPr><w:shd w:val="clear" w:color="auto" w:fill="F8FAFC"/><w:spacing w:before="0" w:after="0" w:line="200" w:lineRule="auto"/><w:ind w:left="80" w:right="80"/></w:pPr><w:r><w:rPr><w:rFonts w:ascii="Consolas" w:hAnsi="Consolas"/><w:sz w:val="15"/><w:color w:val="0F172A"/></w:rPr><w:t xml:space="preserve">// 2. SAME DIRECTION (Sliding Window: Longest subarray with sum &lt;= K: O(N))</w:t></w:r></w:p><w:p><w:pPr><w:shd w:val="clear" w:color="auto" w:fill="F8FAFC"/><w:spacing w:before="0" w:after="0" w:line="200" w:lineRule="auto"/><w:ind w:left="80" w:right="80"/></w:pPr><w:r><w:rPr><w:rFonts w:ascii="Consolas" w:hAnsi="Consolas"/><w:sz w:val="15"/><w:color w:val="0F172A"/></w:rPr><w:t xml:space="preserve">int left = 0, cur_sum = 0, max_len = 0;</w:t></w:r></w:p><w:p><w:pPr><w:shd w:val="clear" w:color="auto" w:fill="F8FAFC"/><w:spacing w:before="0" w:after="0" w:line="200" w:lineRule="auto"/><w:ind w:left="80" w:right="80"/></w:pPr><w:r><w:rPr><w:rFonts w:ascii="Consolas" w:hAnsi="Consolas"/><w:sz w:val="15"/><w:color w:val="0F172A"/></w:rPr><w:t xml:space="preserve">for (int right = 0; right &lt; n; ++right) {</w:t></w:r></w:p><w:p><w:pPr><w:shd w:val="clear" w:color="auto" w:fill="F8FAFC"/><w:spacing w:before="0" w:after="0" w:line="200" w:lineRule="auto"/><w:ind w:left="80" w:right="80"/></w:pPr><w:r><w:rPr><w:rFonts w:ascii="Consolas" w:hAnsi="Consolas"/><w:sz w:val="15"/><w:color w:val="0F172A"/></w:rPr><w:t xml:space="preserve">    cur_sum += a[right];</w:t></w:r></w:p><w:p><w:pPr><w:shd w:val="clear" w:color="auto" w:fill="F8FAFC"/><w:spacing w:before="0" w:after="0" w:line="200" w:lineRule="auto"/><w:ind w:left="80" w:right="80"/></w:pPr><w:r><w:rPr><w:rFonts w:ascii="Consolas" w:hAnsi="Consolas"/><w:sz w:val="15"/><w:color w:val="0F172A"/></w:rPr><w:t xml:space="preserve">    while (cur_sum &gt; K &amp;&amp; left &lt;= right) cur_sum -= a[left++];</w:t></w:r></w:p><w:p><w:pPr><w:shd w:val="clear" w:color="auto" w:fill="F8FAFC"/><w:spacing w:before="0" w:after="0" w:line="200" w:lineRule="auto"/><w:ind w:left="80" w:right="80"/></w:pPr><w:r><w:rPr><w:rFonts w:ascii="Consolas" w:hAnsi="Consolas"/><w:sz w:val="15"/><w:color w:val="0F172A"/></w:rPr><w:t xml:space="preserve">    max_len = max(max_len, right - left + 1);</w:t></w:r></w:p><w:p><w:pPr><w:shd w:val="clear" w:color="auto" w:fill="F8FAFC"/><w:spacing w:before="0" w:after="0" w:line="200" w:lineRule="auto"/><w:ind w:left="80" w:right="80"/></w:pPr><w:r><w:rPr><w:rFonts w:ascii="Consolas" w:hAnsi="Consolas"/><w:sz w:val="15"/><w:color w:val="0F172A"/></w:rPr><w:t xml:space="preserve">}</w:t></w:r></w:p><w:p><w:pPr><w:shd w:val="clear" w:color="auto" w:fill="F8FAFC"/><w:spacing w:before="0" w:after="0" w:line="200" w:lineRule="auto"/><w:ind w:left="80" w:right="80"/></w:pPr><w:r><w:rPr><w:rFonts w:ascii="Consolas" w:hAnsi="Consolas"/><w:sz w:val="15"/><w:color w:val="0F172A"/></w:rPr><w:t xml:space="preserve"></w:t></w:r></w:p><w:p><w:pPr><w:shd w:val="clear" w:color="auto" w:fill="F8FAFC"/><w:spacing w:before="0" w:after="0" w:line="200" w:lineRule="auto"/><w:ind w:left="80" w:right="80"/></w:pPr><w:r><w:rPr><w:rFonts w:ascii="Consolas" w:hAnsi="Consolas"/><w:sz w:val="15"/><w:color w:val="0F172A"/></w:rPr><w:t xml:space="preserve">// 3. MERGING TWO SORTED LISTS (Original twoPointer snippet: O(N + M))</w:t></w:r></w:p><w:p><w:pPr><w:shd w:val="clear" w:color="auto" w:fill="F8FAFC"/><w:spacing w:before="0" w:after="0" w:line="200" w:lineRule="auto"/><w:ind w:left="80" w:right="80"/></w:pPr><w:r><w:rPr><w:rFonts w:ascii="Consolas" w:hAnsi="Consolas"/><w:sz w:val="15"/><w:color w:val="0F172A"/></w:rPr><w:t xml:space="preserve">vector&lt;int&gt; a(n), b(m), c;</w:t></w:r></w:p><w:p><w:pPr><w:shd w:val="clear" w:color="auto" w:fill="F8FAFC"/><w:spacing w:before="0" w:after="0" w:line="200" w:lineRule="auto"/><w:ind w:left="80" w:right="80"/></w:pPr><w:r><w:rPr><w:rFonts w:ascii="Consolas" w:hAnsi="Consolas"/><w:sz w:val="15"/><w:color w:val="0F172A"/></w:rPr><w:t xml:space="preserve">for (int &amp;x : a) cin &gt;&gt; x;</w:t></w:r></w:p><w:p><w:pPr><w:shd w:val="clear" w:color="auto" w:fill="F8FAFC"/><w:spacing w:before="0" w:after="0" w:line="200" w:lineRule="auto"/><w:ind w:left="80" w:right="80"/></w:pPr><w:r><w:rPr><w:rFonts w:ascii="Consolas" w:hAnsi="Consolas"/><w:sz w:val="15"/><w:color w:val="0F172A"/></w:rPr><w:t xml:space="preserve">for (int &amp;x : b) cin &gt;&gt; x;</w:t></w:r></w:p><w:p><w:pPr><w:shd w:val="clear" w:color="auto" w:fill="F8FAFC"/><w:spacing w:before="0" w:after="0" w:line="200" w:lineRule="auto"/><w:ind w:left="80" w:right="80"/></w:pPr><w:r><w:rPr><w:rFonts w:ascii="Consolas" w:hAnsi="Consolas"/><w:sz w:val="15"/><w:color w:val="0F172A"/></w:rPr><w:t xml:space="preserve">int i = 0, j = 0;</w:t></w:r></w:p><w:p><w:pPr><w:shd w:val="clear" w:color="auto" w:fill="F8FAFC"/><w:spacing w:before="0" w:after="0" w:line="200" w:lineRule="auto"/><w:ind w:left="80" w:right="80"/></w:pPr><w:r><w:rPr><w:rFonts w:ascii="Consolas" w:hAnsi="Consolas"/><w:sz w:val="15"/><w:color w:val="0F172A"/></w:rPr><w:t xml:space="preserve">while (i &lt; n || j &lt; m) {</w:t></w:r></w:p><w:p><w:pPr><w:shd w:val="clear" w:color="auto" w:fill="F8FAFC"/><w:spacing w:before="0" w:after="0" w:line="200" w:lineRule="auto"/><w:ind w:left="80" w:right="80"/></w:pPr><w:r><w:rPr><w:rFonts w:ascii="Consolas" w:hAnsi="Consolas"/><w:sz w:val="15"/><w:color w:val="0F172A"/></w:rPr><w:t xml:space="preserve">    while ((i &lt; n) &amp;&amp; (j &gt;= m || (a[i] &lt;= b[j]))) { c.push_back(a[i]); i++; }</w:t></w:r></w:p><w:p><w:pPr><w:shd w:val="clear" w:color="auto" w:fill="F8FAFC"/><w:spacing w:before="0" w:after="0" w:line="200" w:lineRule="auto"/><w:ind w:left="80" w:right="80"/></w:pPr><w:r><w:rPr><w:rFonts w:ascii="Consolas" w:hAnsi="Consolas"/><w:sz w:val="15"/><w:color w:val="0F172A"/></w:rPr><w:t xml:space="preserve">    while ((j &lt; m) &amp;&amp; (i &gt;= n || b[j] &lt;= a[i])) { c.push_back(b[j]); j++; }</w:t></w:r></w:p><w:p><w:pPr><w:shd w:val="clear" w:color="auto" w:fill="F8FAFC"/><w:spacing w:before="0" w:after="0" w:line="200" w:lineRule="auto"/><w:ind w:left="80" w:right="80"/></w:pPr><w:r><w:rPr><w:rFonts w:ascii="Consolas" w:hAnsi="Consolas"/><w:sz w:val="15"/><w:color w:val="0F172A"/></w:rPr><w:t xml:space="preserve">}</w:t></w:r></w:p><w:p><w:pPr><w:pStyle w:val="Heading3"/></w:pPr><w:r><w:rPr><w:b/><w:sz w:val="19"/><w:color w:val="0369A1"/></w:rPr><w:t>9.3 Binary Search on Answer (Integer &amp; Real Monotonic Predicates)</w:t></w:r></w:p><w:p><w:pPr><w:ind w:left="200"/><w:spacing w:after="20"/></w:pPr><w:r><w:rPr><w:color w:val="2563EB"/></w:rPr><w:t xml:space="preserve">â€¢ </w:t></w:r><w:r><w:t>**Trigger Prefix:** `bs_ans`</w:t></w:r></w:p><w:p><w:pPr><w:ind w:left="200"/><w:spacing w:after="20"/></w:pPr><w:r><w:rPr><w:color w:val="2563EB"/></w:rPr><w:t xml:space="preserve">â€¢ </w:t></w:r><w:r><w:t>**Time Complexity:** $O(\log(\text{Range}) \times \text{Check})$</w:t></w:r></w:p><w:p><w:pPr><w:ind w:left="200"/><w:spacing w:after="20"/></w:pPr><w:r><w:rPr><w:color w:val="2563EB"/></w:rPr><w:t xml:space="preserve">â€¢ </w:t></w:r><w:r><w:t>**When to use:** When the answer is monotonic: `check(mid)` is true for all $x \le \text{ans}$ (or $x \ge \text{ans}$).</w:t></w:r></w:p><w:p><w:pPr><w:shd w:val="clear" w:color="auto" w:fill="F8FAFC"/><w:spacing w:before="0" w:after="0" w:line="200" w:lineRule="auto"/><w:ind w:left="80" w:right="80"/></w:pPr><w:r><w:rPr><w:rFonts w:ascii="Consolas" w:hAnsi="Consolas"/><w:sz w:val="15"/><w:color w:val="0F172A"/></w:rPr><w:t xml:space="preserve">// 1. Integer Range: Find minimum valid mid satisfying check(mid)</w:t></w:r></w:p><w:p><w:pPr><w:shd w:val="clear" w:color="auto" w:fill="F8FAFC"/><w:spacing w:before="0" w:after="0" w:line="200" w:lineRule="auto"/><w:ind w:left="80" w:right="80"/></w:pPr><w:r><w:rPr><w:rFonts w:ascii="Consolas" w:hAnsi="Consolas"/><w:sz w:val="15"/><w:color w:val="0F172A"/></w:rPr><w:t xml:space="preserve">long long lo = 1, hi = 1e18, best = -1;</w:t></w:r></w:p><w:p><w:pPr><w:shd w:val="clear" w:color="auto" w:fill="F8FAFC"/><w:spacing w:before="0" w:after="0" w:line="200" w:lineRule="auto"/><w:ind w:left="80" w:right="80"/></w:pPr><w:r><w:rPr><w:rFonts w:ascii="Consolas" w:hAnsi="Consolas"/><w:sz w:val="15"/><w:color w:val="0F172A"/></w:rPr><w:t xml:space="preserve">while (lo &lt;= hi) {</w:t></w:r></w:p><w:p><w:pPr><w:shd w:val="clear" w:color="auto" w:fill="F8FAFC"/><w:spacing w:before="0" w:after="0" w:line="200" w:lineRule="auto"/><w:ind w:left="80" w:right="80"/></w:pPr><w:r><w:rPr><w:rFonts w:ascii="Consolas" w:hAnsi="Consolas"/><w:sz w:val="15"/><w:color w:val="0F172A"/></w:rPr><w:t xml:space="preserve">    long long mid = lo + (hi - lo) / 2;</w:t></w:r></w:p><w:p><w:pPr><w:shd w:val="clear" w:color="auto" w:fill="F8FAFC"/><w:spacing w:before="0" w:after="0" w:line="200" w:lineRule="auto"/><w:ind w:left="80" w:right="80"/></w:pPr><w:r><w:rPr><w:rFonts w:ascii="Consolas" w:hAnsi="Consolas"/><w:sz w:val="15"/><w:color w:val="0F172A"/></w:rPr><w:t xml:space="preserve">    if (check(mid)) {</w:t></w:r></w:p><w:p><w:pPr><w:shd w:val="clear" w:color="auto" w:fill="F8FAFC"/><w:spacing w:before="0" w:after="0" w:line="200" w:lineRule="auto"/><w:ind w:left="80" w:right="80"/></w:pPr><w:r><w:rPr><w:rFonts w:ascii="Consolas" w:hAnsi="Consolas"/><w:sz w:val="15"/><w:color w:val="0F172A"/></w:rPr><w:t xml:space="preserve">        best = mid;</w:t></w:r></w:p><w:p><w:pPr><w:shd w:val="clear" w:color="auto" w:fill="F8FAFC"/><w:spacing w:before="0" w:after="0" w:line="200" w:lineRule="auto"/><w:ind w:left="80" w:right="80"/></w:pPr><w:r><w:rPr><w:rFonts w:ascii="Consolas" w:hAnsi="Consolas"/><w:sz w:val="15"/><w:color w:val="0F172A"/></w:rPr><w:t xml:space="preserve">        hi = mid - 1; // Try to find smaller valid threshold</w:t></w:r></w:p><w:p><w:pPr><w:shd w:val="clear" w:color="auto" w:fill="F8FAFC"/><w:spacing w:before="0" w:after="0" w:line="200" w:lineRule="auto"/><w:ind w:left="80" w:right="80"/></w:pPr><w:r><w:rPr><w:rFonts w:ascii="Consolas" w:hAnsi="Consolas"/><w:sz w:val="15"/><w:color w:val="0F172A"/></w:rPr><w:t xml:space="preserve">    } else {</w:t></w:r></w:p><w:p><w:pPr><w:shd w:val="clear" w:color="auto" w:fill="F8FAFC"/><w:spacing w:before="0" w:after="0" w:line="200" w:lineRule="auto"/><w:ind w:left="80" w:right="80"/></w:pPr><w:r><w:rPr><w:rFonts w:ascii="Consolas" w:hAnsi="Consolas"/><w:sz w:val="15"/><w:color w:val="0F172A"/></w:rPr><w:t xml:space="preserve">        lo = mid + 1; // Must go larger</w:t></w:r></w:p><w:p><w:pPr><w:shd w:val="clear" w:color="auto" w:fill="F8FAFC"/><w:spacing w:before="0" w:after="0" w:line="200" w:lineRule="auto"/><w:ind w:left="80" w:right="80"/></w:pPr><w:r><w:rPr><w:rFonts w:ascii="Consolas" w:hAnsi="Consolas"/><w:sz w:val="15"/><w:color w:val="0F172A"/></w:rPr><w:t xml:space="preserve">    }</w:t></w:r></w:p><w:p><w:pPr><w:shd w:val="clear" w:color="auto" w:fill="F8FAFC"/><w:spacing w:before="0" w:after="0" w:line="200" w:lineRule="auto"/><w:ind w:left="80" w:right="80"/></w:pPr><w:r><w:rPr><w:rFonts w:ascii="Consolas" w:hAnsi="Consolas"/><w:sz w:val="15"/><w:color w:val="0F172A"/></w:rPr><w:t xml:space="preserve">}</w:t></w:r></w:p><w:p><w:pPr><w:shd w:val="clear" w:color="auto" w:fill="F8FAFC"/><w:spacing w:before="0" w:after="0" w:line="200" w:lineRule="auto"/><w:ind w:left="80" w:right="80"/></w:pPr><w:r><w:rPr><w:rFonts w:ascii="Consolas" w:hAnsi="Consolas"/><w:sz w:val="15"/><w:color w:val="0F172A"/></w:rPr><w:t xml:space="preserve"></w:t></w:r></w:p><w:p><w:pPr><w:shd w:val="clear" w:color="auto" w:fill="F8FAFC"/><w:spacing w:before="0" w:after="0" w:line="200" w:lineRule="auto"/><w:ind w:left="80" w:right="80"/></w:pPr><w:r><w:rPr><w:rFonts w:ascii="Consolas" w:hAnsi="Consolas"/><w:sz w:val="15"/><w:color w:val="0F172A"/></w:rPr><w:t xml:space="preserve">// 2. Real Number / Float Range (100 iterations gives ~10^-30 precision)</w:t></w:r></w:p><w:p><w:pPr><w:shd w:val="clear" w:color="auto" w:fill="F8FAFC"/><w:spacing w:before="0" w:after="0" w:line="200" w:lineRule="auto"/><w:ind w:left="80" w:right="80"/></w:pPr><w:r><w:rPr><w:rFonts w:ascii="Consolas" w:hAnsi="Consolas"/><w:sz w:val="15"/><w:color w:val="0F172A"/></w:rPr><w:t xml:space="preserve">double l = 0.0, r = 1e9;</w:t></w:r></w:p><w:p><w:pPr><w:shd w:val="clear" w:color="auto" w:fill="F8FAFC"/><w:spacing w:before="0" w:after="0" w:line="200" w:lineRule="auto"/><w:ind w:left="80" w:right="80"/></w:pPr><w:r><w:rPr><w:rFonts w:ascii="Consolas" w:hAnsi="Consolas"/><w:sz w:val="15"/><w:color w:val="0F172A"/></w:rPr><w:t xml:space="preserve">for (int iter = 0; iter &lt; 100; ++iter) {</w:t></w:r></w:p><w:p><w:pPr><w:shd w:val="clear" w:color="auto" w:fill="F8FAFC"/><w:spacing w:before="0" w:after="0" w:line="200" w:lineRule="auto"/><w:ind w:left="80" w:right="80"/></w:pPr><w:r><w:rPr><w:rFonts w:ascii="Consolas" w:hAnsi="Consolas"/><w:sz w:val="15"/><w:color w:val="0F172A"/></w:rPr><w:t xml:space="preserve">    double mid = (l + r) / 2.0;</w:t></w:r></w:p><w:p><w:pPr><w:shd w:val="clear" w:color="auto" w:fill="F8FAFC"/><w:spacing w:before="0" w:after="0" w:line="200" w:lineRule="auto"/><w:ind w:left="80" w:right="80"/></w:pPr><w:r><w:rPr><w:rFonts w:ascii="Consolas" w:hAnsi="Consolas"/><w:sz w:val="15"/><w:color w:val="0F172A"/></w:rPr><w:t xml:space="preserve">    if (check_double(mid)) r = mid; // or l = mid depending on monotonicity</w:t></w:r></w:p><w:p><w:pPr><w:shd w:val="clear" w:color="auto" w:fill="F8FAFC"/><w:spacing w:before="0" w:after="0" w:line="200" w:lineRule="auto"/><w:ind w:left="80" w:right="80"/></w:pPr><w:r><w:rPr><w:rFonts w:ascii="Consolas" w:hAnsi="Consolas"/><w:sz w:val="15"/><w:color w:val="0F172A"/></w:rPr><w:t xml:space="preserve">    else l = mid;</w:t></w:r></w:p><w:p><w:pPr><w:shd w:val="clear" w:color="auto" w:fill="F8FAFC"/><w:spacing w:before="0" w:after="0" w:line="200" w:lineRule="auto"/><w:ind w:left="80" w:right="80"/></w:pPr><w:r><w:rPr><w:rFonts w:ascii="Consolas" w:hAnsi="Consolas"/><w:sz w:val="15"/><w:color w:val="0F172A"/></w:rPr><w:t xml:space="preserve">}</w:t></w:r></w:p><w:p><w:pPr><w:pStyle w:val="Heading3"/></w:pPr><w:r><w:rPr><w:b/><w:sz w:val="19"/><w:color w:val="0369A1"/></w:rPr><w:t>9.4 0-1 Knapsack &amp; Unbounded Knapsack</w:t></w:r></w:p><w:p><w:pPr><w:ind w:left="200"/><w:spacing w:after="20"/></w:pPr><w:r><w:rPr><w:color w:val="2563EB"/></w:rPr><w:t xml:space="preserve">â€¢ </w:t></w:r><w:r><w:t>**Time Complexity:** $O(N \cdot W)$ with $O(W)$ space.</w:t></w:r></w:p><w:p><w:pPr><w:shd w:val="clear" w:color="auto" w:fill="F8FAFC"/><w:spacing w:before="0" w:after="0" w:line="200" w:lineRule="auto"/><w:ind w:left="80" w:right="80"/></w:pPr><w:r><w:rPr><w:rFonts w:ascii="Consolas" w:hAnsi="Consolas"/><w:sz w:val="15"/><w:color w:val="0F172A"/></w:rPr><w:t xml:space="preserve">// 0-1 Knapsack (each item at most once)</w:t></w:r></w:p><w:p><w:pPr><w:shd w:val="clear" w:color="auto" w:fill="F8FAFC"/><w:spacing w:before="0" w:after="0" w:line="200" w:lineRule="auto"/><w:ind w:left="80" w:right="80"/></w:pPr><w:r><w:rPr><w:rFonts w:ascii="Consolas" w:hAnsi="Consolas"/><w:sz w:val="15"/><w:color w:val="0F172A"/></w:rPr><w:t xml:space="preserve">int knapsack_01(int W, const vector&lt;int&gt;&amp; wt, const vector&lt;int&gt;&amp; val, int n) {</w:t></w:r></w:p><w:p><w:pPr><w:shd w:val="clear" w:color="auto" w:fill="F8FAFC"/><w:spacing w:before="0" w:after="0" w:line="200" w:lineRule="auto"/><w:ind w:left="80" w:right="80"/></w:pPr><w:r><w:rPr><w:rFonts w:ascii="Consolas" w:hAnsi="Consolas"/><w:sz w:val="15"/><w:color w:val="0F172A"/></w:rPr><w:t xml:space="preserve">    vector&lt;int&gt; dp(W + 1, 0);</w:t></w:r></w:p><w:p><w:pPr><w:shd w:val="clear" w:color="auto" w:fill="F8FAFC"/><w:spacing w:before="0" w:after="0" w:line="200" w:lineRule="auto"/><w:ind w:left="80" w:right="80"/></w:pPr><w:r><w:rPr><w:rFonts w:ascii="Consolas" w:hAnsi="Consolas"/><w:sz w:val="15"/><w:color w:val="0F172A"/></w:rPr><w:t xml:space="preserve">    for (int i = 0; i &lt; n; i++)</w:t></w:r></w:p><w:p><w:pPr><w:shd w:val="clear" w:color="auto" w:fill="F8FAFC"/><w:spacing w:before="0" w:after="0" w:line="200" w:lineRule="auto"/><w:ind w:left="80" w:right="80"/></w:pPr><w:r><w:rPr><w:rFonts w:ascii="Consolas" w:hAnsi="Consolas"/><w:sz w:val="15"/><w:color w:val="0F172A"/></w:rPr><w:t xml:space="preserve">        for (int w = W; w &gt;= wt[i]; w--) // BACKWARDS</w:t></w:r></w:p><w:p><w:pPr><w:shd w:val="clear" w:color="auto" w:fill="F8FAFC"/><w:spacing w:before="0" w:after="0" w:line="200" w:lineRule="auto"/><w:ind w:left="80" w:right="80"/></w:pPr><w:r><w:rPr><w:rFonts w:ascii="Consolas" w:hAnsi="Consolas"/><w:sz w:val="15"/><w:color w:val="0F172A"/></w:rPr><w:t xml:space="preserve">            dp[w] = max(dp[w], dp[w - wt[i]] + val[i]);</w:t></w:r></w:p><w:p><w:pPr><w:shd w:val="clear" w:color="auto" w:fill="F8FAFC"/><w:spacing w:before="0" w:after="0" w:line="200" w:lineRule="auto"/><w:ind w:left="80" w:right="80"/></w:pPr><w:r><w:rPr><w:rFonts w:ascii="Consolas" w:hAnsi="Consolas"/><w:sz w:val="15"/><w:color w:val="0F172A"/></w:rPr><w:t xml:space="preserve">    return dp[W];</w:t></w:r></w:p><w:p><w:pPr><w:shd w:val="clear" w:color="auto" w:fill="F8FAFC"/><w:spacing w:before="0" w:after="0" w:line="200" w:lineRule="auto"/><w:ind w:left="80" w:right="80"/></w:pPr><w:r><w:rPr><w:rFonts w:ascii="Consolas" w:hAnsi="Consolas"/><w:sz w:val="15"/><w:color w:val="0F172A"/></w:rPr><w:t xml:space="preserve">}</w:t></w:r></w:p><w:p><w:pPr><w:shd w:val="clear" w:color="auto" w:fill="F8FAFC"/><w:spacing w:before="0" w:after="0" w:line="200" w:lineRule="auto"/><w:ind w:left="80" w:right="80"/></w:pPr><w:r><w:rPr><w:rFonts w:ascii="Consolas" w:hAnsi="Consolas"/><w:sz w:val="15"/><w:color w:val="0F172A"/></w:rPr><w:t xml:space="preserve"></w:t></w:r></w:p><w:p><w:pPr><w:shd w:val="clear" w:color="auto" w:fill="F8FAFC"/><w:spacing w:before="0" w:after="0" w:line="200" w:lineRule="auto"/><w:ind w:left="80" w:right="80"/></w:pPr><w:r><w:rPr><w:rFonts w:ascii="Consolas" w:hAnsi="Consolas"/><w:sz w:val="15"/><w:color w:val="0F172A"/></w:rPr><w:t xml:space="preserve">// Unbounded Knapsack: change inner loop to: for (int w = wt[i]; w &lt;= W; w++)</w:t></w:r></w:p><w:p><w:pPr><w:pStyle w:val="Heading3"/></w:pPr><w:r><w:rPr><w:b/><w:sz w:val="19"/><w:color w:val="0369A1"/></w:rPr><w:t>9.5 Longest Increasing Subsequence ($O(N \log N)$)</w:t></w:r></w:p><w:p><w:pPr><w:shd w:val="clear" w:color="auto" w:fill="F8FAFC"/><w:spacing w:before="0" w:after="0" w:line="200" w:lineRule="auto"/><w:ind w:left="80" w:right="80"/></w:pPr><w:r><w:rPr><w:rFonts w:ascii="Consolas" w:hAnsi="Consolas"/><w:sz w:val="15"/><w:color w:val="0F172A"/></w:rPr><w:t xml:space="preserve">int lis(const vector&lt;int&gt;&amp; a) {</w:t></w:r></w:p><w:p><w:pPr><w:shd w:val="clear" w:color="auto" w:fill="F8FAFC"/><w:spacing w:before="0" w:after="0" w:line="200" w:lineRule="auto"/><w:ind w:left="80" w:right="80"/></w:pPr><w:r><w:rPr><w:rFonts w:ascii="Consolas" w:hAnsi="Consolas"/><w:sz w:val="15"/><w:color w:val="0F172A"/></w:rPr><w:t xml:space="preserve">    vector&lt;int&gt; tails;</w:t></w:r></w:p><w:p><w:pPr><w:shd w:val="clear" w:color="auto" w:fill="F8FAFC"/><w:spacing w:before="0" w:after="0" w:line="200" w:lineRule="auto"/><w:ind w:left="80" w:right="80"/></w:pPr><w:r><w:rPr><w:rFonts w:ascii="Consolas" w:hAnsi="Consolas"/><w:sz w:val="15"/><w:color w:val="0F172A"/></w:rPr><w:t xml:space="preserve">    for (int x : a) {</w:t></w:r></w:p><w:p><w:pPr><w:shd w:val="clear" w:color="auto" w:fill="F8FAFC"/><w:spacing w:before="0" w:after="0" w:line="200" w:lineRule="auto"/><w:ind w:left="80" w:right="80"/></w:pPr><w:r><w:rPr><w:rFonts w:ascii="Consolas" w:hAnsi="Consolas"/><w:sz w:val="15"/><w:color w:val="0F172A"/></w:rPr><w:t xml:space="preserve">        auto it = lower_bound(tails.begin(), tails.end(), x);</w:t></w:r></w:p><w:p><w:pPr><w:shd w:val="clear" w:color="auto" w:fill="F8FAFC"/><w:spacing w:before="0" w:after="0" w:line="200" w:lineRule="auto"/><w:ind w:left="80" w:right="80"/></w:pPr><w:r><w:rPr><w:rFonts w:ascii="Consolas" w:hAnsi="Consolas"/><w:sz w:val="15"/><w:color w:val="0F172A"/></w:rPr><w:t xml:space="preserve">        if (it == tails.end()) tails.push_back(x);</w:t></w:r></w:p><w:p><w:pPr><w:shd w:val="clear" w:color="auto" w:fill="F8FAFC"/><w:spacing w:before="0" w:after="0" w:line="200" w:lineRule="auto"/><w:ind w:left="80" w:right="80"/></w:pPr><w:r><w:rPr><w:rFonts w:ascii="Consolas" w:hAnsi="Consolas"/><w:sz w:val="15"/><w:color w:val="0F172A"/></w:rPr><w:t xml:space="preserve">        else *it = x;</w:t></w:r></w:p><w:p><w:pPr><w:shd w:val="clear" w:color="auto" w:fill="F8FAFC"/><w:spacing w:before="0" w:after="0" w:line="200" w:lineRule="auto"/><w:ind w:left="80" w:right="80"/></w:pPr><w:r><w:rPr><w:rFonts w:ascii="Consolas" w:hAnsi="Consolas"/><w:sz w:val="15"/><w:color w:val="0F172A"/></w:rPr><w:t xml:space="preserve">    }</w:t></w:r></w:p><w:p><w:pPr><w:shd w:val="clear" w:color="auto" w:fill="F8FAFC"/><w:spacing w:before="0" w:after="0" w:line="200" w:lineRule="auto"/><w:ind w:left="80" w:right="80"/></w:pPr><w:r><w:rPr><w:rFonts w:ascii="Consolas" w:hAnsi="Consolas"/><w:sz w:val="15"/><w:color w:val="0F172A"/></w:rPr><w:t xml:space="preserve">    return tails.size();</w:t></w:r></w:p><w:p><w:pPr><w:shd w:val="clear" w:color="auto" w:fill="F8FAFC"/><w:spacing w:before="0" w:after="0" w:line="200" w:lineRule="auto"/><w:ind w:left="80" w:right="80"/></w:pPr><w:r><w:rPr><w:rFonts w:ascii="Consolas" w:hAnsi="Consolas"/><w:sz w:val="15"/><w:color w:val="0F172A"/></w:rPr><w:t xml:space="preserve">}</w:t></w:r></w:p><w:p><w:pPr><w:pStyle w:val="Heading3"/></w:pPr><w:r><w:rPr><w:b/><w:sz w:val="19"/><w:color w:val="0369A1"/></w:rPr><w:t>9.6 Kadane&apos;s Algorithm (Max Subarray Sum with Range Indices)</w:t></w:r></w:p><w:p><w:pPr><w:ind w:left="200"/><w:spacing w:after="20"/></w:pPr><w:r><w:rPr><w:color w:val="2563EB"/></w:rPr><w:t xml:space="preserve">â€¢ </w:t></w:r><w:r><w:t>**Time Complexity:** $O(N)$</w:t></w:r></w:p><w:p><w:pPr><w:shd w:val="clear" w:color="auto" w:fill="F8FAFC"/><w:spacing w:before="0" w:after="0" w:line="200" w:lineRule="auto"/><w:ind w:left="80" w:right="80"/></w:pPr><w:r><w:rPr><w:rFonts w:ascii="Consolas" w:hAnsi="Consolas"/><w:sz w:val="15"/><w:color w:val="0F172A"/></w:rPr><w:t xml:space="preserve">long long max_sum = -1e18, cur = 0;</w:t></w:r></w:p><w:p><w:pPr><w:shd w:val="clear" w:color="auto" w:fill="F8FAFC"/><w:spacing w:before="0" w:after="0" w:line="200" w:lineRule="auto"/><w:ind w:left="80" w:right="80"/></w:pPr><w:r><w:rPr><w:rFonts w:ascii="Consolas" w:hAnsi="Consolas"/><w:sz w:val="15"/><w:color w:val="0F172A"/></w:rPr><w:t xml:space="preserve">int best_l = 0, best_r = 0, start = 0;</w:t></w:r></w:p><w:p><w:pPr><w:shd w:val="clear" w:color="auto" w:fill="F8FAFC"/><w:spacing w:before="0" w:after="0" w:line="200" w:lineRule="auto"/><w:ind w:left="80" w:right="80"/></w:pPr><w:r><w:rPr><w:rFonts w:ascii="Consolas" w:hAnsi="Consolas"/><w:sz w:val="15"/><w:color w:val="0F172A"/></w:rPr><w:t xml:space="preserve">for (int i = 0; i &lt; n; i++) {</w:t></w:r></w:p><w:p><w:pPr><w:shd w:val="clear" w:color="auto" w:fill="F8FAFC"/><w:spacing w:before="0" w:after="0" w:line="200" w:lineRule="auto"/><w:ind w:left="80" w:right="80"/></w:pPr><w:r><w:rPr><w:rFonts w:ascii="Consolas" w:hAnsi="Consolas"/><w:sz w:val="15"/><w:color w:val="0F172A"/></w:rPr><w:t xml:space="preserve">    cur += a[i];</w:t></w:r></w:p><w:p><w:pPr><w:shd w:val="clear" w:color="auto" w:fill="F8FAFC"/><w:spacing w:before="0" w:after="0" w:line="200" w:lineRule="auto"/><w:ind w:left="80" w:right="80"/></w:pPr><w:r><w:rPr><w:rFonts w:ascii="Consolas" w:hAnsi="Consolas"/><w:sz w:val="15"/><w:color w:val="0F172A"/></w:rPr><w:t xml:space="preserve">    if (cur &gt; max_sum) { max_sum = cur; best_l = start; best_r = i; }</w:t></w:r></w:p><w:p><w:pPr><w:shd w:val="clear" w:color="auto" w:fill="F8FAFC"/><w:spacing w:before="0" w:after="0" w:line="200" w:lineRule="auto"/><w:ind w:left="80" w:right="80"/></w:pPr><w:r><w:rPr><w:rFonts w:ascii="Consolas" w:hAnsi="Consolas"/><w:sz w:val="15"/><w:color w:val="0F172A"/></w:rPr><w:t xml:space="preserve">    if (cur &lt; 0) { cur = 0; start = i + 1; }</w:t></w:r></w:p><w:p><w:pPr><w:shd w:val="clear" w:color="auto" w:fill="F8FAFC"/><w:spacing w:before="0" w:after="0" w:line="200" w:lineRule="auto"/><w:ind w:left="80" w:right="80"/></w:pPr><w:r><w:rPr><w:rFonts w:ascii="Consolas" w:hAnsi="Consolas"/><w:sz w:val="15"/><w:color w:val="0F172A"/></w:rPr><w:t xml:space="preserve">} // Max contiguous subarray sum is on range [best_l, best_r]</w:t></w:r></w:p><w:p><w:pPr><w:pStyle w:val="Heading3"/></w:pPr><w:r><w:rPr><w:b/><w:sz w:val="19"/><w:color w:val="0369A1"/></w:rPr><w:t>9.7 Longest Common Subsequence (LCS with Path Reconstruction)</w:t></w:r></w:p><w:p><w:pPr><w:ind w:left="200"/><w:spacing w:after="20"/></w:pPr><w:r><w:rPr><w:color w:val="2563EB"/></w:rPr><w:t xml:space="preserve">â€¢ </w:t></w:r><w:r><w:t>**Time Complexity:** $O(N \cdot M)$</w:t></w:r></w:p><w:p><w:pPr><w:shd w:val="clear" w:color="auto" w:fill="F8FAFC"/><w:spacing w:before="0" w:after="0" w:line="200" w:lineRule="auto"/><w:ind w:left="80" w:right="80"/></w:pPr><w:r><w:rPr><w:rFonts w:ascii="Consolas" w:hAnsi="Consolas"/><w:sz w:val="15"/><w:color w:val="0F172A"/></w:rPr><w:t xml:space="preserve">string get_lcs(const string &amp;s, const string &amp;t) {</w:t></w:r></w:p><w:p><w:pPr><w:shd w:val="clear" w:color="auto" w:fill="F8FAFC"/><w:spacing w:before="0" w:after="0" w:line="200" w:lineRule="auto"/><w:ind w:left="80" w:right="80"/></w:pPr><w:r><w:rPr><w:rFonts w:ascii="Consolas" w:hAnsi="Consolas"/><w:sz w:val="15"/><w:color w:val="0F172A"/></w:rPr><w:t xml:space="preserve">    int n = s.size(), m = t.size();</w:t></w:r></w:p><w:p><w:pPr><w:shd w:val="clear" w:color="auto" w:fill="F8FAFC"/><w:spacing w:before="0" w:after="0" w:line="200" w:lineRule="auto"/><w:ind w:left="80" w:right="80"/></w:pPr><w:r><w:rPr><w:rFonts w:ascii="Consolas" w:hAnsi="Consolas"/><w:sz w:val="15"/><w:color w:val="0F172A"/></w:rPr><w:t xml:space="preserve">    vector&lt;vector&lt;int&gt;&gt; dp(n + 1, vector&lt;int&gt;(m + 1, 0));</w:t></w:r></w:p><w:p><w:pPr><w:shd w:val="clear" w:color="auto" w:fill="F8FAFC"/><w:spacing w:before="0" w:after="0" w:line="200" w:lineRule="auto"/><w:ind w:left="80" w:right="80"/></w:pPr><w:r><w:rPr><w:rFonts w:ascii="Consolas" w:hAnsi="Consolas"/><w:sz w:val="15"/><w:color w:val="0F172A"/></w:rPr><w:t xml:space="preserve">    for (int i = 1; i &lt;= n; i++)</w:t></w:r></w:p><w:p><w:pPr><w:shd w:val="clear" w:color="auto" w:fill="F8FAFC"/><w:spacing w:before="0" w:after="0" w:line="200" w:lineRule="auto"/><w:ind w:left="80" w:right="80"/></w:pPr><w:r><w:rPr><w:rFonts w:ascii="Consolas" w:hAnsi="Consolas"/><w:sz w:val="15"/><w:color w:val="0F172A"/></w:rPr><w:t xml:space="preserve">        for (int j = 1; j &lt;= m; j++)</w:t></w:r></w:p><w:p><w:pPr><w:shd w:val="clear" w:color="auto" w:fill="F8FAFC"/><w:spacing w:before="0" w:after="0" w:line="200" w:lineRule="auto"/><w:ind w:left="80" w:right="80"/></w:pPr><w:r><w:rPr><w:rFonts w:ascii="Consolas" w:hAnsi="Consolas"/><w:sz w:val="15"/><w:color w:val="0F172A"/></w:rPr><w:t xml:space="preserve">            dp[i][j] = (s[i - 1] == t[j - 1]) ? 1 + dp[i - 1][j - 1] : max(dp[i - 1][j], dp[i][j - 1]);</w:t></w:r></w:p><w:p><w:pPr><w:shd w:val="clear" w:color="auto" w:fill="F8FAFC"/><w:spacing w:before="0" w:after="0" w:line="200" w:lineRule="auto"/><w:ind w:left="80" w:right="80"/></w:pPr><w:r><w:rPr><w:rFonts w:ascii="Consolas" w:hAnsi="Consolas"/><w:sz w:val="15"/><w:color w:val="0F172A"/></w:rPr><w:t xml:space="preserve">    string res = &quot;&quot;; int i = n, j = m;</w:t></w:r></w:p><w:p><w:pPr><w:shd w:val="clear" w:color="auto" w:fill="F8FAFC"/><w:spacing w:before="0" w:after="0" w:line="200" w:lineRule="auto"/><w:ind w:left="80" w:right="80"/></w:pPr><w:r><w:rPr><w:rFonts w:ascii="Consolas" w:hAnsi="Consolas"/><w:sz w:val="15"/><w:color w:val="0F172A"/></w:rPr><w:t xml:space="preserve">    while (i &gt; 0 &amp;&amp; j &gt; 0) {</w:t></w:r></w:p><w:p><w:pPr><w:shd w:val="clear" w:color="auto" w:fill="F8FAFC"/><w:spacing w:before="0" w:after="0" w:line="200" w:lineRule="auto"/><w:ind w:left="80" w:right="80"/></w:pPr><w:r><w:rPr><w:rFonts w:ascii="Consolas" w:hAnsi="Consolas"/><w:sz w:val="15"/><w:color w:val="0F172A"/></w:rPr><w:t xml:space="preserve">        if (s[i - 1] == t[j - 1]) { res += s[i - 1]; i--; j--; }</w:t></w:r></w:p><w:p><w:pPr><w:shd w:val="clear" w:color="auto" w:fill="F8FAFC"/><w:spacing w:before="0" w:after="0" w:line="200" w:lineRule="auto"/><w:ind w:left="80" w:right="80"/></w:pPr><w:r><w:rPr><w:rFonts w:ascii="Consolas" w:hAnsi="Consolas"/><w:sz w:val="15"/><w:color w:val="0F172A"/></w:rPr><w:t xml:space="preserve">        else if (dp[i - 1][j] &gt; dp[i][j - 1]) i--;</w:t></w:r></w:p><w:p><w:pPr><w:shd w:val="clear" w:color="auto" w:fill="F8FAFC"/><w:spacing w:before="0" w:after="0" w:line="200" w:lineRule="auto"/><w:ind w:left="80" w:right="80"/></w:pPr><w:r><w:rPr><w:rFonts w:ascii="Consolas" w:hAnsi="Consolas"/><w:sz w:val="15"/><w:color w:val="0F172A"/></w:rPr><w:t xml:space="preserve">        else j--;</w:t></w:r></w:p><w:p><w:pPr><w:shd w:val="clear" w:color="auto" w:fill="F8FAFC"/><w:spacing w:before="0" w:after="0" w:line="200" w:lineRule="auto"/><w:ind w:left="80" w:right="80"/></w:pPr><w:r><w:rPr><w:rFonts w:ascii="Consolas" w:hAnsi="Consolas"/><w:sz w:val="15"/><w:color w:val="0F172A"/></w:rPr><w:t xml:space="preserve">    }</w:t></w:r></w:p><w:p><w:pPr><w:shd w:val="clear" w:color="auto" w:fill="F8FAFC"/><w:spacing w:before="0" w:after="0" w:line="200" w:lineRule="auto"/><w:ind w:left="80" w:right="80"/></w:pPr><w:r><w:rPr><w:rFonts w:ascii="Consolas" w:hAnsi="Consolas"/><w:sz w:val="15"/><w:color w:val="0F172A"/></w:rPr><w:t xml:space="preserve">    reverse(res.begin(), res.end());</w:t></w:r></w:p><w:p><w:pPr><w:shd w:val="clear" w:color="auto" w:fill="F8FAFC"/><w:spacing w:before="0" w:after="0" w:line="200" w:lineRule="auto"/><w:ind w:left="80" w:right="80"/></w:pPr><w:r><w:rPr><w:rFonts w:ascii="Consolas" w:hAnsi="Consolas"/><w:sz w:val="15"/><w:color w:val="0F172A"/></w:rPr><w:t xml:space="preserve">    return res; // Length is dp[n][m]</w:t></w:r></w:p><w:p><w:pPr><w:shd w:val="clear" w:color="auto" w:fill="F8FAFC"/><w:spacing w:before="0" w:after="0" w:line="200" w:lineRule="auto"/><w:ind w:left="80" w:right="80"/></w:pPr><w:r><w:rPr><w:rFonts w:ascii="Consolas" w:hAnsi="Consolas"/><w:sz w:val="15"/><w:color w:val="0F172A"/></w:rPr><w:t xml:space="preserve">}</w:t></w:r></w:p><w:p><w:pPr><w:pStyle w:val="Heading3"/></w:pPr><w:r><w:rPr><w:b/><w:sz w:val="19"/><w:color w:val="0369A1"/></w:rPr><w:t>9.8 Coin Change (Min Coins &amp; Total Combinations)</w:t></w:r></w:p><w:p><w:pPr><w:ind w:left="200"/><w:spacing w:after="20"/></w:pPr><w:r><w:rPr><w:color w:val="2563EB"/></w:rPr><w:t xml:space="preserve">â€¢ </w:t></w:r><w:r><w:t>**Time Complexity:** $O(N \cdot X)$</w:t></w:r></w:p><w:p><w:pPr><w:shd w:val="clear" w:color="auto" w:fill="F8FAFC"/><w:spacing w:before="0" w:after="0" w:line="200" w:lineRule="auto"/><w:ind w:left="80" w:right="80"/></w:pPr><w:r><w:rPr><w:rFonts w:ascii="Consolas" w:hAnsi="Consolas"/><w:sz w:val="15"/><w:color w:val="0F172A"/></w:rPr><w:t xml:space="preserve">// 1. Min coins to make target amount X:</w:t></w:r></w:p><w:p><w:pPr><w:shd w:val="clear" w:color="auto" w:fill="F8FAFC"/><w:spacing w:before="0" w:after="0" w:line="200" w:lineRule="auto"/><w:ind w:left="80" w:right="80"/></w:pPr><w:r><w:rPr><w:rFonts w:ascii="Consolas" w:hAnsi="Consolas"/><w:sz w:val="15"/><w:color w:val="0F172A"/></w:rPr><w:t xml:space="preserve">vector&lt;int&gt; dp(X + 1, 1e9); dp[0] = 0;</w:t></w:r></w:p><w:p><w:pPr><w:shd w:val="clear" w:color="auto" w:fill="F8FAFC"/><w:spacing w:before="0" w:after="0" w:line="200" w:lineRule="auto"/><w:ind w:left="80" w:right="80"/></w:pPr><w:r><w:rPr><w:rFonts w:ascii="Consolas" w:hAnsi="Consolas"/><w:sz w:val="15"/><w:color w:val="0F172A"/></w:rPr><w:t xml:space="preserve">for (int i = 1; i &lt;= X; i++)</w:t></w:r></w:p><w:p><w:pPr><w:shd w:val="clear" w:color="auto" w:fill="F8FAFC"/><w:spacing w:before="0" w:after="0" w:line="200" w:lineRule="auto"/><w:ind w:left="80" w:right="80"/></w:pPr><w:r><w:rPr><w:rFonts w:ascii="Consolas" w:hAnsi="Consolas"/><w:sz w:val="15"/><w:color w:val="0F172A"/></w:rPr><w:t xml:space="preserve">    for (int c : coins) if (i &gt;= c) dp[i] = min(dp[i], dp[i - c] + 1);</w:t></w:r></w:p><w:p><w:pPr><w:shd w:val="clear" w:color="auto" w:fill="F8FAFC"/><w:spacing w:before="0" w:after="0" w:line="200" w:lineRule="auto"/><w:ind w:left="80" w:right="80"/></w:pPr><w:r><w:rPr><w:rFonts w:ascii="Consolas" w:hAnsi="Consolas"/><w:sz w:val="15"/><w:color w:val="0F172A"/></w:rPr><w:t xml:space="preserve">int min_coins = (dp[X] &gt;= 1e9 ? -1 : dp[X]);</w:t></w:r></w:p><w:p><w:pPr><w:shd w:val="clear" w:color="auto" w:fill="F8FAFC"/><w:spacing w:before="0" w:after="0" w:line="200" w:lineRule="auto"/><w:ind w:left="80" w:right="80"/></w:pPr><w:r><w:rPr><w:rFonts w:ascii="Consolas" w:hAnsi="Consolas"/><w:sz w:val="15"/><w:color w:val="0F172A"/></w:rPr><w:t xml:space="preserve"></w:t></w:r></w:p><w:p><w:pPr><w:shd w:val="clear" w:color="auto" w:fill="F8FAFC"/><w:spacing w:before="0" w:after="0" w:line="200" w:lineRule="auto"/><w:ind w:left="80" w:right="80"/></w:pPr><w:r><w:rPr><w:rFonts w:ascii="Consolas" w:hAnsi="Consolas"/><w:sz w:val="15"/><w:color w:val="0F172A"/></w:rPr><w:t xml:space="preserve">// 2. Number of distinct combinations (coins outer loop):</w:t></w:r></w:p><w:p><w:pPr><w:shd w:val="clear" w:color="auto" w:fill="F8FAFC"/><w:spacing w:before="0" w:after="0" w:line="200" w:lineRule="auto"/><w:ind w:left="80" w:right="80"/></w:pPr><w:r><w:rPr><w:rFonts w:ascii="Consolas" w:hAnsi="Consolas"/><w:sz w:val="15"/><w:color w:val="0F172A"/></w:rPr><w:t xml:space="preserve">vector&lt;int&gt; ways(X + 1, 0); ways[0] = 1;</w:t></w:r></w:p><w:p><w:pPr><w:shd w:val="clear" w:color="auto" w:fill="F8FAFC"/><w:spacing w:before="0" w:after="0" w:line="200" w:lineRule="auto"/><w:ind w:left="80" w:right="80"/></w:pPr><w:r><w:rPr><w:rFonts w:ascii="Consolas" w:hAnsi="Consolas"/><w:sz w:val="15"/><w:color w:val="0F172A"/></w:rPr><w:t xml:space="preserve">for (int c : coins)</w:t></w:r></w:p><w:p><w:pPr><w:shd w:val="clear" w:color="auto" w:fill="F8FAFC"/><w:spacing w:before="0" w:after="0" w:line="200" w:lineRule="auto"/><w:ind w:left="80" w:right="80"/></w:pPr><w:r><w:rPr><w:rFonts w:ascii="Consolas" w:hAnsi="Consolas"/><w:sz w:val="15"/><w:color w:val="0F172A"/></w:rPr><w:t xml:space="preserve">    for (int i = c; i &lt;= X; i++) ways[i] = (ways[i] + ways[i - c]) % MOD;</w:t></w:r></w:p><w:p><w:pPr><w:pStyle w:val="Heading3"/></w:pPr><w:r><w:rPr><w:b/><w:sz w:val="19"/><w:color w:val="0369A1"/></w:rPr><w:t>9.9 Edit Distance (Levenshtein Distance)</w:t></w:r></w:p><w:p><w:pPr><w:ind w:left="200"/><w:spacing w:after="20"/></w:pPr><w:r><w:rPr><w:color w:val="2563EB"/></w:rPr><w:t xml:space="preserve">â€¢ </w:t></w:r><w:r><w:t>**Time Complexity:** $O(N \cdot M)$</w:t></w:r></w:p><w:p><w:pPr><w:shd w:val="clear" w:color="auto" w:fill="F8FAFC"/><w:spacing w:before="0" w:after="0" w:line="200" w:lineRule="auto"/><w:ind w:left="80" w:right="80"/></w:pPr><w:r><w:rPr><w:rFonts w:ascii="Consolas" w:hAnsi="Consolas"/><w:sz w:val="15"/><w:color w:val="0F172A"/></w:rPr><w:t xml:space="preserve">int edit_distance(const string &amp;s1, const string &amp;s2) {</w:t></w:r></w:p><w:p><w:pPr><w:shd w:val="clear" w:color="auto" w:fill="F8FAFC"/><w:spacing w:before="0" w:after="0" w:line="200" w:lineRule="auto"/><w:ind w:left="80" w:right="80"/></w:pPr><w:r><w:rPr><w:rFonts w:ascii="Consolas" w:hAnsi="Consolas"/><w:sz w:val="15"/><w:color w:val="0F172A"/></w:rPr><w:t xml:space="preserve">    int n = s1.size(), m = s2.size();</w:t></w:r></w:p><w:p><w:pPr><w:shd w:val="clear" w:color="auto" w:fill="F8FAFC"/><w:spacing w:before="0" w:after="0" w:line="200" w:lineRule="auto"/><w:ind w:left="80" w:right="80"/></w:pPr><w:r><w:rPr><w:rFonts w:ascii="Consolas" w:hAnsi="Consolas"/><w:sz w:val="15"/><w:color w:val="0F172A"/></w:rPr><w:t xml:space="preserve">    vector&lt;vector&lt;int&gt;&gt; dp(n + 1, vector&lt;int&gt;(m + 1));</w:t></w:r></w:p><w:p><w:pPr><w:shd w:val="clear" w:color="auto" w:fill="F8FAFC"/><w:spacing w:before="0" w:after="0" w:line="200" w:lineRule="auto"/><w:ind w:left="80" w:right="80"/></w:pPr><w:r><w:rPr><w:rFonts w:ascii="Consolas" w:hAnsi="Consolas"/><w:sz w:val="15"/><w:color w:val="0F172A"/></w:rPr><w:t xml:space="preserve">    for (int i = 0; i &lt;= n; i++) dp[i][0] = i;</w:t></w:r></w:p><w:p><w:pPr><w:shd w:val="clear" w:color="auto" w:fill="F8FAFC"/><w:spacing w:before="0" w:after="0" w:line="200" w:lineRule="auto"/><w:ind w:left="80" w:right="80"/></w:pPr><w:r><w:rPr><w:rFonts w:ascii="Consolas" w:hAnsi="Consolas"/><w:sz w:val="15"/><w:color w:val="0F172A"/></w:rPr><w:t xml:space="preserve">    for (int j = 0; j &lt;= m; j++) dp[0][j] = j;</w:t></w:r></w:p><w:p><w:pPr><w:shd w:val="clear" w:color="auto" w:fill="F8FAFC"/><w:spacing w:before="0" w:after="0" w:line="200" w:lineRule="auto"/><w:ind w:left="80" w:right="80"/></w:pPr><w:r><w:rPr><w:rFonts w:ascii="Consolas" w:hAnsi="Consolas"/><w:sz w:val="15"/><w:color w:val="0F172A"/></w:rPr><w:t xml:space="preserve">    for (int i = 1; i &lt;= n; i++) {</w:t></w:r></w:p><w:p><w:pPr><w:shd w:val="clear" w:color="auto" w:fill="F8FAFC"/><w:spacing w:before="0" w:after="0" w:line="200" w:lineRule="auto"/><w:ind w:left="80" w:right="80"/></w:pPr><w:r><w:rPr><w:rFonts w:ascii="Consolas" w:hAnsi="Consolas"/><w:sz w:val="15"/><w:color w:val="0F172A"/></w:rPr><w:t xml:space="preserve">        for (int j = 1; j &lt;= m; j++) {</w:t></w:r></w:p><w:p><w:pPr><w:shd w:val="clear" w:color="auto" w:fill="F8FAFC"/><w:spacing w:before="0" w:after="0" w:line="200" w:lineRule="auto"/><w:ind w:left="80" w:right="80"/></w:pPr><w:r><w:rPr><w:rFonts w:ascii="Consolas" w:hAnsi="Consolas"/><w:sz w:val="15"/><w:color w:val="0F172A"/></w:rPr><w:t xml:space="preserve">            if (s1[i - 1] == s2[j - 1]) dp[i][j] = dp[i - 1][j - 1];</w:t></w:r></w:p><w:p><w:pPr><w:shd w:val="clear" w:color="auto" w:fill="F8FAFC"/><w:spacing w:before="0" w:after="0" w:line="200" w:lineRule="auto"/><w:ind w:left="80" w:right="80"/></w:pPr><w:r><w:rPr><w:rFonts w:ascii="Consolas" w:hAnsi="Consolas"/><w:sz w:val="15"/><w:color w:val="0F172A"/></w:rPr><w:t xml:space="preserve">            else dp[i][j] = 1 + min({dp[i - 1][j], dp[i][j - 1], dp[i - 1][j - 1]});</w:t></w:r></w:p><w:p><w:pPr><w:shd w:val="clear" w:color="auto" w:fill="F8FAFC"/><w:spacing w:before="0" w:after="0" w:line="200" w:lineRule="auto"/><w:ind w:left="80" w:right="80"/></w:pPr><w:r><w:rPr><w:rFonts w:ascii="Consolas" w:hAnsi="Consolas"/><w:sz w:val="15"/><w:color w:val="0F172A"/></w:rPr><w:t xml:space="preserve">        }</w:t></w:r></w:p><w:p><w:pPr><w:shd w:val="clear" w:color="auto" w:fill="F8FAFC"/><w:spacing w:before="0" w:after="0" w:line="200" w:lineRule="auto"/><w:ind w:left="80" w:right="80"/></w:pPr><w:r><w:rPr><w:rFonts w:ascii="Consolas" w:hAnsi="Consolas"/><w:sz w:val="15"/><w:color w:val="0F172A"/></w:rPr><w:t xml:space="preserve">    }</w:t></w:r></w:p><w:p><w:pPr><w:shd w:val="clear" w:color="auto" w:fill="F8FAFC"/><w:spacing w:before="0" w:after="0" w:line="200" w:lineRule="auto"/><w:ind w:left="80" w:right="80"/></w:pPr><w:r><w:rPr><w:rFonts w:ascii="Consolas" w:hAnsi="Consolas"/><w:sz w:val="15"/><w:color w:val="0F172A"/></w:rPr><w:t xml:space="preserve">    return dp[n][m];</w:t></w:r></w:p><w:p><w:pPr><w:shd w:val="clear" w:color="auto" w:fill="F8FAFC"/><w:spacing w:before="0" w:after="0" w:line="200" w:lineRule="auto"/><w:ind w:left="80" w:right="80"/></w:pPr><w:r><w:rPr><w:rFonts w:ascii="Consolas" w:hAnsi="Consolas"/><w:sz w:val="15"/><w:color w:val="0F172A"/></w:rPr><w:t xml:space="preserve">}</w:t></w:r></w:p><w:p><w:pPr><w:pBdr><w:bottom w:val="single" w:sz="4" w:space="1" w:color="CBD5E0"/></w:pPr></w:p><w:p><w:pPr><w:pStyle w:val="Heading1"/></w:pPr><w:r><w:rPr><w:b/><w:sz w:val="26"/><w:color w:val="1E3A8A"/></w:rPr><w:t>Section 10: Advanced Tools (Kruskal, Matrix Power &amp; Geometry)</w:t></w:r></w:p><w:p><w:pPr><w:pStyle w:val="Heading3"/></w:pPr><w:r><w:rPr><w:b/><w:sz w:val="19"/><w:color w:val="0369A1"/></w:rPr><w:t>10.1 Kruskal&apos;s Minimum Spanning Tree (MST)</w:t></w:r></w:p><w:p><w:pPr><w:ind w:left="200"/><w:spacing w:after="20"/></w:pPr><w:r><w:rPr><w:color w:val="2563EB"/></w:rPr><w:t xml:space="preserve">â€¢ </w:t></w:r><w:r><w:t>**Time Complexity:** $O(E \log E)$</w:t></w:r></w:p><w:p><w:pPr><w:shd w:val="clear" w:color="auto" w:fill="F8FAFC"/><w:spacing w:before="0" w:after="0" w:line="200" w:lineRule="auto"/><w:ind w:left="80" w:right="80"/></w:pPr><w:r><w:rPr><w:rFonts w:ascii="Consolas" w:hAnsi="Consolas"/><w:sz w:val="15"/><w:color w:val="0F172A"/></w:rPr><w:t xml:space="preserve">struct Edge {</w:t></w:r></w:p><w:p><w:pPr><w:shd w:val="clear" w:color="auto" w:fill="F8FAFC"/><w:spacing w:before="0" w:after="0" w:line="200" w:lineRule="auto"/><w:ind w:left="80" w:right="80"/></w:pPr><w:r><w:rPr><w:rFonts w:ascii="Consolas" w:hAnsi="Consolas"/><w:sz w:val="15"/><w:color w:val="0F172A"/></w:rPr><w:t xml:space="preserve">    int u, v, w;</w:t></w:r></w:p><w:p><w:pPr><w:shd w:val="clear" w:color="auto" w:fill="F8FAFC"/><w:spacing w:before="0" w:after="0" w:line="200" w:lineRule="auto"/><w:ind w:left="80" w:right="80"/></w:pPr><w:r><w:rPr><w:rFonts w:ascii="Consolas" w:hAnsi="Consolas"/><w:sz w:val="15"/><w:color w:val="0F172A"/></w:rPr><w:t xml:space="preserve">    bool operator&lt;(const Edge&amp; o) const { return w &lt; o.w; }</w:t></w:r></w:p><w:p><w:pPr><w:shd w:val="clear" w:color="auto" w:fill="F8FAFC"/><w:spacing w:before="0" w:after="0" w:line="200" w:lineRule="auto"/><w:ind w:left="80" w:right="80"/></w:pPr><w:r><w:rPr><w:rFonts w:ascii="Consolas" w:hAnsi="Consolas"/><w:sz w:val="15"/><w:color w:val="0F172A"/></w:rPr><w:t xml:space="preserve">};</w:t></w:r></w:p><w:p><w:pPr><w:shd w:val="clear" w:color="auto" w:fill="F8FAFC"/><w:spacing w:before="0" w:after="0" w:line="200" w:lineRule="auto"/><w:ind w:left="80" w:right="80"/></w:pPr><w:r><w:rPr><w:rFonts w:ascii="Consolas" w:hAnsi="Consolas"/><w:sz w:val="15"/><w:color w:val="0F172A"/></w:rPr><w:t xml:space="preserve"></w:t></w:r></w:p><w:p><w:pPr><w:shd w:val="clear" w:color="auto" w:fill="F8FAFC"/><w:spacing w:before="0" w:after="0" w:line="200" w:lineRule="auto"/><w:ind w:left="80" w:right="80"/></w:pPr><w:r><w:rPr><w:rFonts w:ascii="Consolas" w:hAnsi="Consolas"/><w:sz w:val="15"/><w:color w:val="0F172A"/></w:rPr><w:t xml:space="preserve">int kruskal(int n, vector&lt;Edge&gt;&amp; edges) {</w:t></w:r></w:p><w:p><w:pPr><w:shd w:val="clear" w:color="auto" w:fill="F8FAFC"/><w:spacing w:before="0" w:after="0" w:line="200" w:lineRule="auto"/><w:ind w:left="80" w:right="80"/></w:pPr><w:r><w:rPr><w:rFonts w:ascii="Consolas" w:hAnsi="Consolas"/><w:sz w:val="15"/><w:color w:val="0F172A"/></w:rPr><w:t xml:space="preserve">    sort(all(edges));</w:t></w:r></w:p><w:p><w:pPr><w:shd w:val="clear" w:color="auto" w:fill="F8FAFC"/><w:spacing w:before="0" w:after="0" w:line="200" w:lineRule="auto"/><w:ind w:left="80" w:right="80"/></w:pPr><w:r><w:rPr><w:rFonts w:ascii="Consolas" w:hAnsi="Consolas"/><w:sz w:val="15"/><w:color w:val="0F172A"/></w:rPr><w:t xml:space="preserve">    DisjointSet dsu(n);</w:t></w:r></w:p><w:p><w:pPr><w:shd w:val="clear" w:color="auto" w:fill="F8FAFC"/><w:spacing w:before="0" w:after="0" w:line="200" w:lineRule="auto"/><w:ind w:left="80" w:right="80"/></w:pPr><w:r><w:rPr><w:rFonts w:ascii="Consolas" w:hAnsi="Consolas"/><w:sz w:val="15"/><w:color w:val="0F172A"/></w:rPr><w:t xml:space="preserve">    int total_cost = 0, count = 0;</w:t></w:r></w:p><w:p><w:pPr><w:shd w:val="clear" w:color="auto" w:fill="F8FAFC"/><w:spacing w:before="0" w:after="0" w:line="200" w:lineRule="auto"/><w:ind w:left="80" w:right="80"/></w:pPr><w:r><w:rPr><w:rFonts w:ascii="Consolas" w:hAnsi="Consolas"/><w:sz w:val="15"/><w:color w:val="0F172A"/></w:rPr><w:t xml:space="preserve">    for (auto&amp; e : edges) {</w:t></w:r></w:p><w:p><w:pPr><w:shd w:val="clear" w:color="auto" w:fill="F8FAFC"/><w:spacing w:before="0" w:after="0" w:line="200" w:lineRule="auto"/><w:ind w:left="80" w:right="80"/></w:pPr><w:r><w:rPr><w:rFonts w:ascii="Consolas" w:hAnsi="Consolas"/><w:sz w:val="15"/><w:color w:val="0F172A"/></w:rPr><w:t xml:space="preserve">        if (!dsu.connected(e.u, e.v)) {</w:t></w:r></w:p><w:p><w:pPr><w:shd w:val="clear" w:color="auto" w:fill="F8FAFC"/><w:spacing w:before="0" w:after="0" w:line="200" w:lineRule="auto"/><w:ind w:left="80" w:right="80"/></w:pPr><w:r><w:rPr><w:rFonts w:ascii="Consolas" w:hAnsi="Consolas"/><w:sz w:val="15"/><w:color w:val="0F172A"/></w:rPr><w:t xml:space="preserve">            dsu.unionBySize(e.u, e.v);</w:t></w:r></w:p><w:p><w:pPr><w:shd w:val="clear" w:color="auto" w:fill="F8FAFC"/><w:spacing w:before="0" w:after="0" w:line="200" w:lineRule="auto"/><w:ind w:left="80" w:right="80"/></w:pPr><w:r><w:rPr><w:rFonts w:ascii="Consolas" w:hAnsi="Consolas"/><w:sz w:val="15"/><w:color w:val="0F172A"/></w:rPr><w:t xml:space="preserve">            total_cost += e.w;</w:t></w:r></w:p><w:p><w:pPr><w:shd w:val="clear" w:color="auto" w:fill="F8FAFC"/><w:spacing w:before="0" w:after="0" w:line="200" w:lineRule="auto"/><w:ind w:left="80" w:right="80"/></w:pPr><w:r><w:rPr><w:rFonts w:ascii="Consolas" w:hAnsi="Consolas"/><w:sz w:val="15"/><w:color w:val="0F172A"/></w:rPr><w:t xml:space="preserve">            if (++count == n - 1) return total_cost;</w:t></w:r></w:p><w:p><w:pPr><w:shd w:val="clear" w:color="auto" w:fill="F8FAFC"/><w:spacing w:before="0" w:after="0" w:line="200" w:lineRule="auto"/><w:ind w:left="80" w:right="80"/></w:pPr><w:r><w:rPr><w:rFonts w:ascii="Consolas" w:hAnsi="Consolas"/><w:sz w:val="15"/><w:color w:val="0F172A"/></w:rPr><w:t xml:space="preserve">        }</w:t></w:r></w:p><w:p><w:pPr><w:shd w:val="clear" w:color="auto" w:fill="F8FAFC"/><w:spacing w:before="0" w:after="0" w:line="200" w:lineRule="auto"/><w:ind w:left="80" w:right="80"/></w:pPr><w:r><w:rPr><w:rFonts w:ascii="Consolas" w:hAnsi="Consolas"/><w:sz w:val="15"/><w:color w:val="0F172A"/></w:rPr><w:t xml:space="preserve">    }</w:t></w:r></w:p><w:p><w:pPr><w:shd w:val="clear" w:color="auto" w:fill="F8FAFC"/><w:spacing w:before="0" w:after="0" w:line="200" w:lineRule="auto"/><w:ind w:left="80" w:right="80"/></w:pPr><w:r><w:rPr><w:rFonts w:ascii="Consolas" w:hAnsi="Consolas"/><w:sz w:val="15"/><w:color w:val="0F172A"/></w:rPr><w:t xml:space="preserve">    return -1;</w:t></w:r></w:p><w:p><w:pPr><w:shd w:val="clear" w:color="auto" w:fill="F8FAFC"/><w:spacing w:before="0" w:after="0" w:line="200" w:lineRule="auto"/><w:ind w:left="80" w:right="80"/></w:pPr><w:r><w:rPr><w:rFonts w:ascii="Consolas" w:hAnsi="Consolas"/><w:sz w:val="15"/><w:color w:val="0F172A"/></w:rPr><w:t xml:space="preserve">}</w:t></w:r></w:p><w:p><w:pPr><w:pStyle w:val="Heading3"/></w:pPr><w:r><w:rPr><w:b/><w:sz w:val="19"/><w:color w:val="0369A1"/></w:rPr><w:t>10.2 Matrix Exponentiation ($O(K^3 \log N)$)</w:t></w:r></w:p><w:p><w:pPr><w:shd w:val="clear" w:color="auto" w:fill="F8FAFC"/><w:spacing w:before="0" w:after="0" w:line="200" w:lineRule="auto"/><w:ind w:left="80" w:right="80"/></w:pPr><w:r><w:rPr><w:rFonts w:ascii="Consolas" w:hAnsi="Consolas"/><w:sz w:val="15"/><w:color w:val="0F172A"/></w:rPr><w:t xml:space="preserve">template&lt;typename T = long long&gt;</w:t></w:r></w:p><w:p><w:pPr><w:shd w:val="clear" w:color="auto" w:fill="F8FAFC"/><w:spacing w:before="0" w:after="0" w:line="200" w:lineRule="auto"/><w:ind w:left="80" w:right="80"/></w:pPr><w:r><w:rPr><w:rFonts w:ascii="Consolas" w:hAnsi="Consolas"/><w:sz w:val="15"/><w:color w:val="0F172A"/></w:rPr><w:t xml:space="preserve">struct Matrix {</w:t></w:r></w:p><w:p><w:pPr><w:shd w:val="clear" w:color="auto" w:fill="F8FAFC"/><w:spacing w:before="0" w:after="0" w:line="200" w:lineRule="auto"/><w:ind w:left="80" w:right="80"/></w:pPr><w:r><w:rPr><w:rFonts w:ascii="Consolas" w:hAnsi="Consolas"/><w:sz w:val="15"/><w:color w:val="0F172A"/></w:rPr><w:t xml:space="preserve">    int n; vector&lt;vector&lt;T&gt;&gt; a;</w:t></w:r></w:p><w:p><w:pPr><w:shd w:val="clear" w:color="auto" w:fill="F8FAFC"/><w:spacing w:before="0" w:after="0" w:line="200" w:lineRule="auto"/><w:ind w:left="80" w:right="80"/></w:pPr><w:r><w:rPr><w:rFonts w:ascii="Consolas" w:hAnsi="Consolas"/><w:sz w:val="15"/><w:color w:val="0F172A"/></w:rPr><w:t xml:space="preserve">    Matrix(int n) : n(n), a(n, vector&lt;T&gt;(n, 0)) {}</w:t></w:r></w:p><w:p><w:pPr><w:shd w:val="clear" w:color="auto" w:fill="F8FAFC"/><w:spacing w:before="0" w:after="0" w:line="200" w:lineRule="auto"/><w:ind w:left="80" w:right="80"/></w:pPr><w:r><w:rPr><w:rFonts w:ascii="Consolas" w:hAnsi="Consolas"/><w:sz w:val="15"/><w:color w:val="0F172A"/></w:rPr><w:t xml:space="preserve">    static Matrix eye(int n) {</w:t></w:r></w:p><w:p><w:pPr><w:shd w:val="clear" w:color="auto" w:fill="F8FAFC"/><w:spacing w:before="0" w:after="0" w:line="200" w:lineRule="auto"/><w:ind w:left="80" w:right="80"/></w:pPr><w:r><w:rPr><w:rFonts w:ascii="Consolas" w:hAnsi="Consolas"/><w:sz w:val="15"/><w:color w:val="0F172A"/></w:rPr><w:t xml:space="preserve">        Matrix res(n); for (int i = 0; i &lt; n; i++) res.a[i][i] = 1;</w:t></w:r></w:p><w:p><w:pPr><w:shd w:val="clear" w:color="auto" w:fill="F8FAFC"/><w:spacing w:before="0" w:after="0" w:line="200" w:lineRule="auto"/><w:ind w:left="80" w:right="80"/></w:pPr><w:r><w:rPr><w:rFonts w:ascii="Consolas" w:hAnsi="Consolas"/><w:sz w:val="15"/><w:color w:val="0F172A"/></w:rPr><w:t xml:space="preserve">        return res;</w:t></w:r></w:p><w:p><w:pPr><w:shd w:val="clear" w:color="auto" w:fill="F8FAFC"/><w:spacing w:before="0" w:after="0" w:line="200" w:lineRule="auto"/><w:ind w:left="80" w:right="80"/></w:pPr><w:r><w:rPr><w:rFonts w:ascii="Consolas" w:hAnsi="Consolas"/><w:sz w:val="15"/><w:color w:val="0F172A"/></w:rPr><w:t xml:space="preserve">    }</w:t></w:r></w:p><w:p><w:pPr><w:shd w:val="clear" w:color="auto" w:fill="F8FAFC"/><w:spacing w:before="0" w:after="0" w:line="200" w:lineRule="auto"/><w:ind w:left="80" w:right="80"/></w:pPr><w:r><w:rPr><w:rFonts w:ascii="Consolas" w:hAnsi="Consolas"/><w:sz w:val="15"/><w:color w:val="0F172A"/></w:rPr><w:t xml:space="preserve">    Matrix operator*(const Matrix&amp; o) const {</w:t></w:r></w:p><w:p><w:pPr><w:shd w:val="clear" w:color="auto" w:fill="F8FAFC"/><w:spacing w:before="0" w:after="0" w:line="200" w:lineRule="auto"/><w:ind w:left="80" w:right="80"/></w:pPr><w:r><w:rPr><w:rFonts w:ascii="Consolas" w:hAnsi="Consolas"/><w:sz w:val="15"/><w:color w:val="0F172A"/></w:rPr><w:t xml:space="preserve">        Matrix res(n);</w:t></w:r></w:p><w:p><w:pPr><w:shd w:val="clear" w:color="auto" w:fill="F8FAFC"/><w:spacing w:before="0" w:after="0" w:line="200" w:lineRule="auto"/><w:ind w:left="80" w:right="80"/></w:pPr><w:r><w:rPr><w:rFonts w:ascii="Consolas" w:hAnsi="Consolas"/><w:sz w:val="15"/><w:color w:val="0F172A"/></w:rPr><w:t xml:space="preserve">        for (int i = 0; i &lt; n; i++)</w:t></w:r></w:p><w:p><w:pPr><w:shd w:val="clear" w:color="auto" w:fill="F8FAFC"/><w:spacing w:before="0" w:after="0" w:line="200" w:lineRule="auto"/><w:ind w:left="80" w:right="80"/></w:pPr><w:r><w:rPr><w:rFonts w:ascii="Consolas" w:hAnsi="Consolas"/><w:sz w:val="15"/><w:color w:val="0F172A"/></w:rPr><w:t xml:space="preserve">            for (int k = 0; k &lt; n; k++)</w:t></w:r></w:p><w:p><w:pPr><w:shd w:val="clear" w:color="auto" w:fill="F8FAFC"/><w:spacing w:before="0" w:after="0" w:line="200" w:lineRule="auto"/><w:ind w:left="80" w:right="80"/></w:pPr><w:r><w:rPr><w:rFonts w:ascii="Consolas" w:hAnsi="Consolas"/><w:sz w:val="15"/><w:color w:val="0F172A"/></w:rPr><w:t xml:space="preserve">                for (int j = 0; j &lt; n; j++)</w:t></w:r></w:p><w:p><w:pPr><w:shd w:val="clear" w:color="auto" w:fill="F8FAFC"/><w:spacing w:before="0" w:after="0" w:line="200" w:lineRule="auto"/><w:ind w:left="80" w:right="80"/></w:pPr><w:r><w:rPr><w:rFonts w:ascii="Consolas" w:hAnsi="Consolas"/><w:sz w:val="15"/><w:color w:val="0F172A"/></w:rPr><w:t xml:space="preserve">                    res.a[i][j] = (res.a[i][j] + a[i][k] * o.a[k][j]) % 1000000007;</w:t></w:r></w:p><w:p><w:pPr><w:shd w:val="clear" w:color="auto" w:fill="F8FAFC"/><w:spacing w:before="0" w:after="0" w:line="200" w:lineRule="auto"/><w:ind w:left="80" w:right="80"/></w:pPr><w:r><w:rPr><w:rFonts w:ascii="Consolas" w:hAnsi="Consolas"/><w:sz w:val="15"/><w:color w:val="0F172A"/></w:rPr><w:t xml:space="preserve">        return res;</w:t></w:r></w:p><w:p><w:pPr><w:shd w:val="clear" w:color="auto" w:fill="F8FAFC"/><w:spacing w:before="0" w:after="0" w:line="200" w:lineRule="auto"/><w:ind w:left="80" w:right="80"/></w:pPr><w:r><w:rPr><w:rFonts w:ascii="Consolas" w:hAnsi="Consolas"/><w:sz w:val="15"/><w:color w:val="0F172A"/></w:rPr><w:t xml:space="preserve">    }</w:t></w:r></w:p><w:p><w:pPr><w:shd w:val="clear" w:color="auto" w:fill="F8FAFC"/><w:spacing w:before="0" w:after="0" w:line="200" w:lineRule="auto"/><w:ind w:left="80" w:right="80"/></w:pPr><w:r><w:rPr><w:rFonts w:ascii="Consolas" w:hAnsi="Consolas"/><w:sz w:val="15"/><w:color w:val="0F172A"/></w:rPr><w:t xml:space="preserve">    static Matrix power(Matrix m, long long p) {</w:t></w:r></w:p><w:p><w:pPr><w:shd w:val="clear" w:color="auto" w:fill="F8FAFC"/><w:spacing w:before="0" w:after="0" w:line="200" w:lineRule="auto"/><w:ind w:left="80" w:right="80"/></w:pPr><w:r><w:rPr><w:rFonts w:ascii="Consolas" w:hAnsi="Consolas"/><w:sz w:val="15"/><w:color w:val="0F172A"/></w:rPr><w:t xml:space="preserve">        Matrix res = Matrix::eye(m.n);</w:t></w:r></w:p><w:p><w:pPr><w:shd w:val="clear" w:color="auto" w:fill="F8FAFC"/><w:spacing w:before="0" w:after="0" w:line="200" w:lineRule="auto"/><w:ind w:left="80" w:right="80"/></w:pPr><w:r><w:rPr><w:rFonts w:ascii="Consolas" w:hAnsi="Consolas"/><w:sz w:val="15"/><w:color w:val="0F172A"/></w:rPr><w:t xml:space="preserve">        while (p) {</w:t></w:r></w:p><w:p><w:pPr><w:shd w:val="clear" w:color="auto" w:fill="F8FAFC"/><w:spacing w:before="0" w:after="0" w:line="200" w:lineRule="auto"/><w:ind w:left="80" w:right="80"/></w:pPr><w:r><w:rPr><w:rFonts w:ascii="Consolas" w:hAnsi="Consolas"/><w:sz w:val="15"/><w:color w:val="0F172A"/></w:rPr><w:t xml:space="preserve">            if (p &amp; 1) res = res * m;</w:t></w:r></w:p><w:p><w:pPr><w:shd w:val="clear" w:color="auto" w:fill="F8FAFC"/><w:spacing w:before="0" w:after="0" w:line="200" w:lineRule="auto"/><w:ind w:left="80" w:right="80"/></w:pPr><w:r><w:rPr><w:rFonts w:ascii="Consolas" w:hAnsi="Consolas"/><w:sz w:val="15"/><w:color w:val="0F172A"/></w:rPr><w:t xml:space="preserve">            m = m * m; p &gt;&gt;= 1;</w:t></w:r></w:p><w:p><w:pPr><w:shd w:val="clear" w:color="auto" w:fill="F8FAFC"/><w:spacing w:before="0" w:after="0" w:line="200" w:lineRule="auto"/><w:ind w:left="80" w:right="80"/></w:pPr><w:r><w:rPr><w:rFonts w:ascii="Consolas" w:hAnsi="Consolas"/><w:sz w:val="15"/><w:color w:val="0F172A"/></w:rPr><w:t xml:space="preserve">        }</w:t></w:r></w:p><w:p><w:pPr><w:shd w:val="clear" w:color="auto" w:fill="F8FAFC"/><w:spacing w:before="0" w:after="0" w:line="200" w:lineRule="auto"/><w:ind w:left="80" w:right="80"/></w:pPr><w:r><w:rPr><w:rFonts w:ascii="Consolas" w:hAnsi="Consolas"/><w:sz w:val="15"/><w:color w:val="0F172A"/></w:rPr><w:t xml:space="preserve">        return res;</w:t></w:r></w:p><w:p><w:pPr><w:shd w:val="clear" w:color="auto" w:fill="F8FAFC"/><w:spacing w:before="0" w:after="0" w:line="200" w:lineRule="auto"/><w:ind w:left="80" w:right="80"/></w:pPr><w:r><w:rPr><w:rFonts w:ascii="Consolas" w:hAnsi="Consolas"/><w:sz w:val="15"/><w:color w:val="0F172A"/></w:rPr><w:t xml:space="preserve">    }</w:t></w:r></w:p><w:p><w:pPr><w:shd w:val="clear" w:color="auto" w:fill="F8FAFC"/><w:spacing w:before="0" w:after="0" w:line="200" w:lineRule="auto"/><w:ind w:left="80" w:right="80"/></w:pPr><w:r><w:rPr><w:rFonts w:ascii="Consolas" w:hAnsi="Consolas"/><w:sz w:val="15"/><w:color w:val="0F172A"/></w:rPr><w:t xml:space="preserve">};</w:t></w:r></w:p><w:p><w:pPr><w:pStyle w:val="Heading3"/></w:pPr><w:r><w:rPr><w:b/><w:sz w:val="19"/><w:color w:val="0369A1"/></w:rPr><w:t>10.3 Shoelace Formula (Polygon Area)</w:t></w:r></w:p><w:p><w:pPr><w:ind w:left="200"/><w:spacing w:after="20"/></w:pPr><w:r><w:rPr><w:color w:val="2563EB"/></w:rPr><w:t xml:space="preserve">â€¢ </w:t></w:r><w:r><w:t>**Time Complexity:** $O(N)$</w:t></w:r></w:p><w:p><w:pPr><w:shd w:val="clear" w:color="auto" w:fill="F8FAFC"/><w:spacing w:before="0" w:after="0" w:line="200" w:lineRule="auto"/><w:ind w:left="80" w:right="80"/></w:pPr><w:r><w:rPr><w:rFonts w:ascii="Consolas" w:hAnsi="Consolas"/><w:sz w:val="15"/><w:color w:val="0F172A"/></w:rPr><w:t xml:space="preserve">struct Point { double x, y; };</w:t></w:r></w:p><w:p><w:pPr><w:shd w:val="clear" w:color="auto" w:fill="F8FAFC"/><w:spacing w:before="0" w:after="0" w:line="200" w:lineRule="auto"/><w:ind w:left="80" w:right="80"/></w:pPr><w:r><w:rPr><w:rFonts w:ascii="Consolas" w:hAnsi="Consolas"/><w:sz w:val="15"/><w:color w:val="0F172A"/></w:rPr><w:t xml:space="preserve"></w:t></w:r></w:p><w:p><w:pPr><w:shd w:val="clear" w:color="auto" w:fill="F8FAFC"/><w:spacing w:before="0" w:after="0" w:line="200" w:lineRule="auto"/><w:ind w:left="80" w:right="80"/></w:pPr><w:r><w:rPr><w:rFonts w:ascii="Consolas" w:hAnsi="Consolas"/><w:sz w:val="15"/><w:color w:val="0F172A"/></w:rPr><w:t xml:space="preserve">double polygon_area(const vector&lt;Point&gt;&amp; p) {</w:t></w:r></w:p><w:p><w:pPr><w:shd w:val="clear" w:color="auto" w:fill="F8FAFC"/><w:spacing w:before="0" w:after="0" w:line="200" w:lineRule="auto"/><w:ind w:left="80" w:right="80"/></w:pPr><w:r><w:rPr><w:rFonts w:ascii="Consolas" w:hAnsi="Consolas"/><w:sz w:val="15"/><w:color w:val="0F172A"/></w:rPr><w:t xml:space="preserve">    double area = 0.0;</w:t></w:r></w:p><w:p><w:pPr><w:shd w:val="clear" w:color="auto" w:fill="F8FAFC"/><w:spacing w:before="0" w:after="0" w:line="200" w:lineRule="auto"/><w:ind w:left="80" w:right="80"/></w:pPr><w:r><w:rPr><w:rFonts w:ascii="Consolas" w:hAnsi="Consolas"/><w:sz w:val="15"/><w:color w:val="0F172A"/></w:rPr><w:t xml:space="preserve">    int n = p.size();</w:t></w:r></w:p><w:p><w:pPr><w:shd w:val="clear" w:color="auto" w:fill="F8FAFC"/><w:spacing w:before="0" w:after="0" w:line="200" w:lineRule="auto"/><w:ind w:left="80" w:right="80"/></w:pPr><w:r><w:rPr><w:rFonts w:ascii="Consolas" w:hAnsi="Consolas"/><w:sz w:val="15"/><w:color w:val="0F172A"/></w:rPr><w:t xml:space="preserve">    for (int i = 0; i &lt; n; ++i) {</w:t></w:r></w:p><w:p><w:pPr><w:shd w:val="clear" w:color="auto" w:fill="F8FAFC"/><w:spacing w:before="0" w:after="0" w:line="200" w:lineRule="auto"/><w:ind w:left="80" w:right="80"/></w:pPr><w:r><w:rPr><w:rFonts w:ascii="Consolas" w:hAnsi="Consolas"/><w:sz w:val="15"/><w:color w:val="0F172A"/></w:rPr><w:t xml:space="preserve">        int j = (i + 1) % n;</w:t></w:r></w:p><w:p><w:pPr><w:shd w:val="clear" w:color="auto" w:fill="F8FAFC"/><w:spacing w:before="0" w:after="0" w:line="200" w:lineRule="auto"/><w:ind w:left="80" w:right="80"/></w:pPr><w:r><w:rPr><w:rFonts w:ascii="Consolas" w:hAnsi="Consolas"/><w:sz w:val="15"/><w:color w:val="0F172A"/></w:rPr><w:t xml:space="preserve">        area += p[i].x * p[j].y - p[j].x * p[i].y;</w:t></w:r></w:p><w:p><w:pPr><w:shd w:val="clear" w:color="auto" w:fill="F8FAFC"/><w:spacing w:before="0" w:after="0" w:line="200" w:lineRule="auto"/><w:ind w:left="80" w:right="80"/></w:pPr><w:r><w:rPr><w:rFonts w:ascii="Consolas" w:hAnsi="Consolas"/><w:sz w:val="15"/><w:color w:val="0F172A"/></w:rPr><w:t xml:space="preserve">    }</w:t></w:r></w:p><w:p><w:pPr><w:shd w:val="clear" w:color="auto" w:fill="F8FAFC"/><w:spacing w:before="0" w:after="0" w:line="200" w:lineRule="auto"/><w:ind w:left="80" w:right="80"/></w:pPr><w:r><w:rPr><w:rFonts w:ascii="Consolas" w:hAnsi="Consolas"/><w:sz w:val="15"/><w:color w:val="0F172A"/></w:rPr><w:t xml:space="preserve">    return fabs(area) / 2.0;</w:t></w:r></w:p><w:p><w:pPr><w:shd w:val="clear" w:color="auto" w:fill="F8FAFC"/><w:spacing w:before="0" w:after="0" w:line="200" w:lineRule="auto"/><w:ind w:left="80" w:right="80"/></w:pPr><w:r><w:rPr><w:rFonts w:ascii="Consolas" w:hAnsi="Consolas"/><w:sz w:val="15"/><w:color w:val="0F172A"/></w:rPr><w:t xml:space="preserve">}</w:t></w:r></w:p><w:p><w:pPr><w:pStyle w:val="Heading3"/></w:pPr><w:r><w:rPr><w:b/><w:sz w:val="19"/><w:color w:val="0369A1"/></w:rPr><w:t>10.4 2D Point, Vectors, Dot &amp; Cross Products</w:t></w:r></w:p><w:p><w:pPr><w:shd w:val="clear" w:color="auto" w:fill="F8FAFC"/><w:spacing w:before="0" w:after="0" w:line="200" w:lineRule="auto"/><w:ind w:left="80" w:right="80"/></w:pPr><w:r><w:rPr><w:rFonts w:ascii="Consolas" w:hAnsi="Consolas"/><w:sz w:val="15"/><w:color w:val="0F172A"/></w:rPr><w:t xml:space="preserve">struct Pt {</w:t></w:r></w:p><w:p><w:pPr><w:shd w:val="clear" w:color="auto" w:fill="F8FAFC"/><w:spacing w:before="0" w:after="0" w:line="200" w:lineRule="auto"/><w:ind w:left="80" w:right="80"/></w:pPr><w:r><w:rPr><w:rFonts w:ascii="Consolas" w:hAnsi="Consolas"/><w:sz w:val="15"/><w:color w:val="0F172A"/></w:rPr><w:t xml:space="preserve">    double x, y;</w:t></w:r></w:p><w:p><w:pPr><w:shd w:val="clear" w:color="auto" w:fill="F8FAFC"/><w:spacing w:before="0" w:after="0" w:line="200" w:lineRule="auto"/><w:ind w:left="80" w:right="80"/></w:pPr><w:r><w:rPr><w:rFonts w:ascii="Consolas" w:hAnsi="Consolas"/><w:sz w:val="15"/><w:color w:val="0F172A"/></w:rPr><w:t xml:space="preserve">    Pt(double x = 0, double y = 0) : x(x), y(y) {}</w:t></w:r></w:p><w:p><w:pPr><w:shd w:val="clear" w:color="auto" w:fill="F8FAFC"/><w:spacing w:before="0" w:after="0" w:line="200" w:lineRule="auto"/><w:ind w:left="80" w:right="80"/></w:pPr><w:r><w:rPr><w:rFonts w:ascii="Consolas" w:hAnsi="Consolas"/><w:sz w:val="15"/><w:color w:val="0F172A"/></w:rPr><w:t xml:space="preserve">    Pt operator+(Pt p) const { return {x + p.x, y + p.y}; }</w:t></w:r></w:p><w:p><w:pPr><w:shd w:val="clear" w:color="auto" w:fill="F8FAFC"/><w:spacing w:before="0" w:after="0" w:line="200" w:lineRule="auto"/><w:ind w:left="80" w:right="80"/></w:pPr><w:r><w:rPr><w:rFonts w:ascii="Consolas" w:hAnsi="Consolas"/><w:sz w:val="15"/><w:color w:val="0F172A"/></w:rPr><w:t xml:space="preserve">    Pt operator-(Pt p) const { return {x - p.x, y - p.y}; }</w:t></w:r></w:p><w:p><w:pPr><w:shd w:val="clear" w:color="auto" w:fill="F8FAFC"/><w:spacing w:before="0" w:after="0" w:line="200" w:lineRule="auto"/><w:ind w:left="80" w:right="80"/></w:pPr><w:r><w:rPr><w:rFonts w:ascii="Consolas" w:hAnsi="Consolas"/><w:sz w:val="15"/><w:color w:val="0F172A"/></w:rPr><w:t xml:space="preserve">    Pt operator*(double d) const { return {x * d, y * d}; }</w:t></w:r></w:p><w:p><w:pPr><w:shd w:val="clear" w:color="auto" w:fill="F8FAFC"/><w:spacing w:before="0" w:after="0" w:line="200" w:lineRule="auto"/><w:ind w:left="80" w:right="80"/></w:pPr><w:r><w:rPr><w:rFonts w:ascii="Consolas" w:hAnsi="Consolas"/><w:sz w:val="15"/><w:color w:val="0F172A"/></w:rPr><w:t xml:space="preserve">    Pt operator/(double d) const { return {x / d, y / d}; }</w:t></w:r></w:p><w:p><w:pPr><w:shd w:val="clear" w:color="auto" w:fill="F8FAFC"/><w:spacing w:before="0" w:after="0" w:line="200" w:lineRule="auto"/><w:ind w:left="80" w:right="80"/></w:pPr><w:r><w:rPr><w:rFonts w:ascii="Consolas" w:hAnsi="Consolas"/><w:sz w:val="15"/><w:color w:val="0F172A"/></w:rPr><w:t xml:space="preserve">    double dot(Pt p) const { return x * p.x + y * p.y; }       // |a||b|cos(θ)</w:t></w:r></w:p><w:p><w:pPr><w:shd w:val="clear" w:color="auto" w:fill="F8FAFC"/><w:spacing w:before="0" w:after="0" w:line="200" w:lineRule="auto"/><w:ind w:left="80" w:right="80"/></w:pPr><w:r><w:rPr><w:rFonts w:ascii="Consolas" w:hAnsi="Consolas"/><w:sz w:val="15"/><w:color w:val="0F172A"/></w:rPr><w:t xml:space="preserve">    double cross(Pt p) const { return x * p.y - y * p.x; }     // |a||b|sin(θ)</w:t></w:r></w:p><w:p><w:pPr><w:shd w:val="clear" w:color="auto" w:fill="F8FAFC"/><w:spacing w:before="0" w:after="0" w:line="200" w:lineRule="auto"/><w:ind w:left="80" w:right="80"/></w:pPr><w:r><w:rPr><w:rFonts w:ascii="Consolas" w:hAnsi="Consolas"/><w:sz w:val="15"/><w:color w:val="0F172A"/></w:rPr><w:t xml:space="preserve">    double dist2() const { return x * x + y * y; }</w:t></w:r></w:p><w:p><w:pPr><w:shd w:val="clear" w:color="auto" w:fill="F8FAFC"/><w:spacing w:before="0" w:after="0" w:line="200" w:lineRule="auto"/><w:ind w:left="80" w:right="80"/></w:pPr><w:r><w:rPr><w:rFonts w:ascii="Consolas" w:hAnsi="Consolas"/><w:sz w:val="15"/><w:color w:val="0F172A"/></w:rPr><w:t xml:space="preserve">    double dist() const { return sqrt(dist2()); }</w:t></w:r></w:p><w:p><w:pPr><w:shd w:val="clear" w:color="auto" w:fill="F8FAFC"/><w:spacing w:before="0" w:after="0" w:line="200" w:lineRule="auto"/><w:ind w:left="80" w:right="80"/></w:pPr><w:r><w:rPr><w:rFonts w:ascii="Consolas" w:hAnsi="Consolas"/><w:sz w:val="15"/><w:color w:val="0F172A"/></w:rPr><w:t xml:space="preserve">    double angle() const { return atan2(y, x); }</w:t></w:r></w:p><w:p><w:pPr><w:shd w:val="clear" w:color="auto" w:fill="F8FAFC"/><w:spacing w:before="0" w:after="0" w:line="200" w:lineRule="auto"/><w:ind w:left="80" w:right="80"/></w:pPr><w:r><w:rPr><w:rFonts w:ascii="Consolas" w:hAnsi="Consolas"/><w:sz w:val="15"/><w:color w:val="0F172A"/></w:rPr><w:t xml:space="preserve">};</w:t></w:r></w:p><w:p><w:pPr><w:shd w:val="clear" w:color="auto" w:fill="F8FAFC"/><w:spacing w:before="0" w:after="0" w:line="200" w:lineRule="auto"/><w:ind w:left="80" w:right="80"/></w:pPr><w:r><w:rPr><w:rFonts w:ascii="Consolas" w:hAnsi="Consolas"/><w:sz w:val="15"/><w:color w:val="0F172A"/></w:rPr><w:t xml:space="preserve">// Orientation: &gt; 0 = CCW (left turn), &lt; 0 = CW (right turn), == 0 = Collinear</w:t></w:r></w:p><w:p><w:pPr><w:shd w:val="clear" w:color="auto" w:fill="F8FAFC"/><w:spacing w:before="0" w:after="0" w:line="200" w:lineRule="auto"/><w:ind w:left="80" w:right="80"/></w:pPr><w:r><w:rPr><w:rFonts w:ascii="Consolas" w:hAnsi="Consolas"/><w:sz w:val="15"/><w:color w:val="0F172A"/></w:rPr><w:t xml:space="preserve">double ccw(Pt a, Pt b, Pt c) { return (b - a).cross(c - a); }</w:t></w:r></w:p><w:p><w:pPr><w:pStyle w:val="Heading3"/></w:pPr><w:r><w:rPr><w:b/><w:sz w:val="19"/><w:color w:val="0369A1"/></w:rPr><w:t>10.5 Lines, Segments &amp; Triangles Equations</w:t></w:r></w:p><w:p><w:pPr><w:shd w:val="clear" w:color="auto" w:fill="F8FAFC"/><w:spacing w:before="0" w:after="0" w:line="200" w:lineRule="auto"/><w:ind w:left="80" w:right="80"/></w:pPr><w:r><w:rPr><w:rFonts w:ascii="Consolas" w:hAnsi="Consolas"/><w:sz w:val="15"/><w:color w:val="0F172A"/></w:rPr><w:t xml:space="preserve">// 1. Distance from point P to line AB:</w:t></w:r></w:p><w:p><w:pPr><w:shd w:val="clear" w:color="auto" w:fill="F8FAFC"/><w:spacing w:before="0" w:after="0" w:line="200" w:lineRule="auto"/><w:ind w:left="80" w:right="80"/></w:pPr><w:r><w:rPr><w:rFonts w:ascii="Consolas" w:hAnsi="Consolas"/><w:sz w:val="15"/><w:color w:val="0F172A"/></w:rPr><w:t xml:space="preserve">double dist_to_line(Pt p, Pt a, Pt b) {</w:t></w:r></w:p><w:p><w:pPr><w:shd w:val="clear" w:color="auto" w:fill="F8FAFC"/><w:spacing w:before="0" w:after="0" w:line="200" w:lineRule="auto"/><w:ind w:left="80" w:right="80"/></w:pPr><w:r><w:rPr><w:rFonts w:ascii="Consolas" w:hAnsi="Consolas"/><w:sz w:val="15"/><w:color w:val="0F172A"/></w:rPr><w:t xml:space="preserve">    return fabs((b - a).cross(p - a)) / (b - a).dist();</w:t></w:r></w:p><w:p><w:pPr><w:shd w:val="clear" w:color="auto" w:fill="F8FAFC"/><w:spacing w:before="0" w:after="0" w:line="200" w:lineRule="auto"/><w:ind w:left="80" w:right="80"/></w:pPr><w:r><w:rPr><w:rFonts w:ascii="Consolas" w:hAnsi="Consolas"/><w:sz w:val="15"/><w:color w:val="0F172A"/></w:rPr><w:t xml:space="preserve">}</w:t></w:r></w:p><w:p><w:pPr><w:shd w:val="clear" w:color="auto" w:fill="F8FAFC"/><w:spacing w:before="0" w:after="0" w:line="200" w:lineRule="auto"/><w:ind w:left="80" w:right="80"/></w:pPr><w:r><w:rPr><w:rFonts w:ascii="Consolas" w:hAnsi="Consolas"/><w:sz w:val="15"/><w:color w:val="0F172A"/></w:rPr><w:t xml:space="preserve"></w:t></w:r></w:p><w:p><w:pPr><w:shd w:val="clear" w:color="auto" w:fill="F8FAFC"/><w:spacing w:before="0" w:after="0" w:line="200" w:lineRule="auto"/><w:ind w:left="80" w:right="80"/></w:pPr><w:r><w:rPr><w:rFonts w:ascii="Consolas" w:hAnsi="Consolas"/><w:sz w:val="15"/><w:color w:val="0F172A"/></w:rPr><w:t xml:space="preserve">// 2. Line Intersection (A1*x + B1*y = C1 and A2*x + B2*y = C2 via Cramer):</w:t></w:r></w:p><w:p><w:pPr><w:shd w:val="clear" w:color="auto" w:fill="F8FAFC"/><w:spacing w:before="0" w:after="0" w:line="200" w:lineRule="auto"/><w:ind w:left="80" w:right="80"/></w:pPr><w:r><w:rPr><w:rFonts w:ascii="Consolas" w:hAnsi="Consolas"/><w:sz w:val="15"/><w:color w:val="0F172A"/></w:rPr><w:t xml:space="preserve">bool line_inter(double a1, double b1, double c1, double a2, double b2, double c2, Pt &amp;out) {</w:t></w:r></w:p><w:p><w:pPr><w:shd w:val="clear" w:color="auto" w:fill="F8FAFC"/><w:spacing w:before="0" w:after="0" w:line="200" w:lineRule="auto"/><w:ind w:left="80" w:right="80"/></w:pPr><w:r><w:rPr><w:rFonts w:ascii="Consolas" w:hAnsi="Consolas"/><w:sz w:val="15"/><w:color w:val="0F172A"/></w:rPr><w:t xml:space="preserve">    double d = a1 * b2 - a2 * b1;</w:t></w:r></w:p><w:p><w:pPr><w:shd w:val="clear" w:color="auto" w:fill="F8FAFC"/><w:spacing w:before="0" w:after="0" w:line="200" w:lineRule="auto"/><w:ind w:left="80" w:right="80"/></w:pPr><w:r><w:rPr><w:rFonts w:ascii="Consolas" w:hAnsi="Consolas"/><w:sz w:val="15"/><w:color w:val="0F172A"/></w:rPr><w:t xml:space="preserve">    if (fabs(d) &lt; 1e-9) return false; // Parallel or collinear</w:t></w:r></w:p><w:p><w:pPr><w:shd w:val="clear" w:color="auto" w:fill="F8FAFC"/><w:spacing w:before="0" w:after="0" w:line="200" w:lineRule="auto"/><w:ind w:left="80" w:right="80"/></w:pPr><w:r><w:rPr><w:rFonts w:ascii="Consolas" w:hAnsi="Consolas"/><w:sz w:val="15"/><w:color w:val="0F172A"/></w:rPr><w:t xml:space="preserve">    out.x = (c1 * b2 - c2 * b1) / d;</w:t></w:r></w:p><w:p><w:pPr><w:shd w:val="clear" w:color="auto" w:fill="F8FAFC"/><w:spacing w:before="0" w:after="0" w:line="200" w:lineRule="auto"/><w:ind w:left="80" w:right="80"/></w:pPr><w:r><w:rPr><w:rFonts w:ascii="Consolas" w:hAnsi="Consolas"/><w:sz w:val="15"/><w:color w:val="0F172A"/></w:rPr><w:t xml:space="preserve">    out.y = (a1 * c2 - a2 * c1) / d;</w:t></w:r></w:p><w:p><w:pPr><w:shd w:val="clear" w:color="auto" w:fill="F8FAFC"/><w:spacing w:before="0" w:after="0" w:line="200" w:lineRule="auto"/><w:ind w:left="80" w:right="80"/></w:pPr><w:r><w:rPr><w:rFonts w:ascii="Consolas" w:hAnsi="Consolas"/><w:sz w:val="15"/><w:color w:val="0F172A"/></w:rPr><w:t xml:space="preserve">    return true;</w:t></w:r></w:p><w:p><w:pPr><w:shd w:val="clear" w:color="auto" w:fill="F8FAFC"/><w:spacing w:before="0" w:after="0" w:line="200" w:lineRule="auto"/><w:ind w:left="80" w:right="80"/></w:pPr><w:r><w:rPr><w:rFonts w:ascii="Consolas" w:hAnsi="Consolas"/><w:sz w:val="15"/><w:color w:val="0F172A"/></w:rPr><w:t xml:space="preserve">}</w:t></w:r></w:p><w:p><w:pPr><w:shd w:val="clear" w:color="auto" w:fill="F8FAFC"/><w:spacing w:before="0" w:after="0" w:line="200" w:lineRule="auto"/><w:ind w:left="80" w:right="80"/></w:pPr><w:r><w:rPr><w:rFonts w:ascii="Consolas" w:hAnsi="Consolas"/><w:sz w:val="15"/><w:color w:val="0F172A"/></w:rPr><w:t xml:space="preserve"></w:t></w:r></w:p><w:p><w:pPr><w:shd w:val="clear" w:color="auto" w:fill="F8FAFC"/><w:spacing w:before="0" w:after="0" w:line="200" w:lineRule="auto"/><w:ind w:left="80" w:right="80"/></w:pPr><w:r><w:rPr><w:rFonts w:ascii="Consolas" w:hAnsi="Consolas"/><w:sz w:val="15"/><w:color w:val="0F172A"/></w:rPr><w:t xml:space="preserve">// 3. Triangle Formulas: sides a, b, c</w:t></w:r></w:p><w:p><w:pPr><w:shd w:val="clear" w:color="auto" w:fill="F8FAFC"/><w:spacing w:before="0" w:after="0" w:line="200" w:lineRule="auto"/><w:ind w:left="80" w:right="80"/></w:pPr><w:r><w:rPr><w:rFonts w:ascii="Consolas" w:hAnsi="Consolas"/><w:sz w:val="15"/><w:color w:val="0F172A"/></w:rPr><w:t xml:space="preserve">// Heron&apos;s Area: s = (a + b + c) / 2</w:t></w:r></w:p><w:p><w:pPr><w:shd w:val="clear" w:color="auto" w:fill="F8FAFC"/><w:spacing w:before="0" w:after="0" w:line="200" w:lineRule="auto"/><w:ind w:left="80" w:right="80"/></w:pPr><w:r><w:rPr><w:rFonts w:ascii="Consolas" w:hAnsi="Consolas"/><w:sz w:val="15"/><w:color w:val="0F172A"/></w:rPr><w:t xml:space="preserve">double heron(double a, double b, double c) {</w:t></w:r></w:p><w:p><w:pPr><w:shd w:val="clear" w:color="auto" w:fill="F8FAFC"/><w:spacing w:before="0" w:after="0" w:line="200" w:lineRule="auto"/><w:ind w:left="80" w:right="80"/></w:pPr><w:r><w:rPr><w:rFonts w:ascii="Consolas" w:hAnsi="Consolas"/><w:sz w:val="15"/><w:color w:val="0F172A"/></w:rPr><w:t xml:space="preserve">    double s = (a + b + c) / 2.0;</w:t></w:r></w:p><w:p><w:pPr><w:shd w:val="clear" w:color="auto" w:fill="F8FAFC"/><w:spacing w:before="0" w:after="0" w:line="200" w:lineRule="auto"/><w:ind w:left="80" w:right="80"/></w:pPr><w:r><w:rPr><w:rFonts w:ascii="Consolas" w:hAnsi="Consolas"/><w:sz w:val="15"/><w:color w:val="0F172A"/></w:rPr><w:t xml:space="preserve">    return sqrt(max(0.0, s * (s - a) * (s - b) * (s - c)));</w:t></w:r></w:p><w:p><w:pPr><w:shd w:val="clear" w:color="auto" w:fill="F8FAFC"/><w:spacing w:before="0" w:after="0" w:line="200" w:lineRule="auto"/><w:ind w:left="80" w:right="80"/></w:pPr><w:r><w:rPr><w:rFonts w:ascii="Consolas" w:hAnsi="Consolas"/><w:sz w:val="15"/><w:color w:val="0F172A"/></w:rPr><w:t xml:space="preserve">}</w:t></w:r></w:p><w:p><w:pPr><w:shd w:val="clear" w:color="auto" w:fill="F8FAFC"/><w:spacing w:before="0" w:after="0" w:line="200" w:lineRule="auto"/><w:ind w:left="80" w:right="80"/></w:pPr><w:r><w:rPr><w:rFonts w:ascii="Consolas" w:hAnsi="Consolas"/><w:sz w:val="15"/><w:color w:val="0F172A"/></w:rPr><w:t xml:space="preserve">// Inradius: r = Area / s | Circumradius: R = (a * b * c) / (4 * Area)</w:t></w:r></w:p><w:p><w:pPr><w:shd w:val="clear" w:color="auto" w:fill="F8FAFC"/><w:spacing w:before="0" w:after="0" w:line="200" w:lineRule="auto"/><w:ind w:left="80" w:right="80"/></w:pPr><w:r><w:rPr><w:rFonts w:ascii="Consolas" w:hAnsi="Consolas"/><w:sz w:val="15"/><w:color w:val="0F172A"/></w:rPr><w:t xml:space="preserve">double inradius(double a, double b, double c) { return heron(a, b, c) / ((a + b + c) / 2.0); }</w:t></w:r></w:p><w:p><w:pPr><w:shd w:val="clear" w:color="auto" w:fill="F8FAFC"/><w:spacing w:before="0" w:after="0" w:line="200" w:lineRule="auto"/><w:ind w:left="80" w:right="80"/></w:pPr><w:r><w:rPr><w:rFonts w:ascii="Consolas" w:hAnsi="Consolas"/><w:sz w:val="15"/><w:color w:val="0F172A"/></w:rPr><w:t xml:space="preserve">double circumradius(double a, double b, double c) { return (a * b * c) / (4.0 * heron(a, b, c)); }</w:t></w:r></w:p><w:p><w:pPr><w:pStyle w:val="Heading3"/></w:pPr><w:r><w:rPr><w:b/><w:sz w:val="19"/><w:color w:val="0369A1"/></w:rPr><w:t>10.6 Pick&apos;s Theorem, Centroid &amp; 3D Solids</w:t></w:r></w:p><w:p><w:pPr><w:shd w:val="clear" w:color="auto" w:fill="F8FAFC"/><w:spacing w:before="0" w:after="0" w:line="200" w:lineRule="auto"/><w:ind w:left="80" w:right="80"/></w:pPr><w:r><w:rPr><w:rFonts w:ascii="Consolas" w:hAnsi="Consolas"/><w:sz w:val="15"/><w:color w:val="0F172A"/></w:rPr><w:t xml:space="preserve">// 1. Pick&apos;s Theorem: Area = I + B/2 - 1  =&gt;  I = Area - B/2 + 1</w:t></w:r></w:p><w:p><w:pPr><w:shd w:val="clear" w:color="auto" w:fill="F8FAFC"/><w:spacing w:before="0" w:after="0" w:line="200" w:lineRule="auto"/><w:ind w:left="80" w:right="80"/></w:pPr><w:r><w:rPr><w:rFonts w:ascii="Consolas" w:hAnsi="Consolas"/><w:sz w:val="15"/><w:color w:val="0F172A"/></w:rPr><w:t xml:space="preserve">// B = boundary lattice points = sum(gcd(|x2-x1|, |y2-y1|)) for all polygon edges</w:t></w:r></w:p><w:p><w:pPr><w:shd w:val="clear" w:color="auto" w:fill="F8FAFC"/><w:spacing w:before="0" w:after="0" w:line="200" w:lineRule="auto"/><w:ind w:left="80" w:right="80"/></w:pPr><w:r><w:rPr><w:rFonts w:ascii="Consolas" w:hAnsi="Consolas"/><w:sz w:val="15"/><w:color w:val="0F172A"/></w:rPr><w:t xml:space="preserve">// I = strictly interior lattice points</w:t></w:r></w:p><w:p><w:pPr><w:shd w:val="clear" w:color="auto" w:fill="F8FAFC"/><w:spacing w:before="0" w:after="0" w:line="200" w:lineRule="auto"/><w:ind w:left="80" w:right="80"/></w:pPr><w:r><w:rPr><w:rFonts w:ascii="Consolas" w:hAnsi="Consolas"/><w:sz w:val="15"/><w:color w:val="0F172A"/></w:rPr><w:t xml:space="preserve"></w:t></w:r></w:p><w:p><w:pPr><w:shd w:val="clear" w:color="auto" w:fill="F8FAFC"/><w:spacing w:before="0" w:after="0" w:line="200" w:lineRule="auto"/><w:ind w:left="80" w:right="80"/></w:pPr><w:r><w:rPr><w:rFonts w:ascii="Consolas" w:hAnsi="Consolas"/><w:sz w:val="15"/><w:color w:val="0F172A"/></w:rPr><w:t xml:space="preserve">// 2. Polygon Centroid (Center of Mass):</w:t></w:r></w:p><w:p><w:pPr><w:shd w:val="clear" w:color="auto" w:fill="F8FAFC"/><w:spacing w:before="0" w:after="0" w:line="200" w:lineRule="auto"/><w:ind w:left="80" w:right="80"/></w:pPr><w:r><w:rPr><w:rFonts w:ascii="Consolas" w:hAnsi="Consolas"/><w:sz w:val="15"/><w:color w:val="0F172A"/></w:rPr><w:t xml:space="preserve">Pt polygon_centroid(const vector&lt;Pt&gt;&amp; p) {</w:t></w:r></w:p><w:p><w:pPr><w:shd w:val="clear" w:color="auto" w:fill="F8FAFC"/><w:spacing w:before="0" w:after="0" w:line="200" w:lineRule="auto"/><w:ind w:left="80" w:right="80"/></w:pPr><w:r><w:rPr><w:rFonts w:ascii="Consolas" w:hAnsi="Consolas"/><w:sz w:val="15"/><w:color w:val="0F172A"/></w:rPr><w:t xml:space="preserve">    Pt c(0, 0); double A = 0; int n = p.size();</w:t></w:r></w:p><w:p><w:pPr><w:shd w:val="clear" w:color="auto" w:fill="F8FAFC"/><w:spacing w:before="0" w:after="0" w:line="200" w:lineRule="auto"/><w:ind w:left="80" w:right="80"/></w:pPr><w:r><w:rPr><w:rFonts w:ascii="Consolas" w:hAnsi="Consolas"/><w:sz w:val="15"/><w:color w:val="0F172A"/></w:rPr><w:t xml:space="preserve">    for (int i = 0; i &lt; n; i++) {</w:t></w:r></w:p><w:p><w:pPr><w:shd w:val="clear" w:color="auto" w:fill="F8FAFC"/><w:spacing w:before="0" w:after="0" w:line="200" w:lineRule="auto"/><w:ind w:left="80" w:right="80"/></w:pPr><w:r><w:rPr><w:rFonts w:ascii="Consolas" w:hAnsi="Consolas"/><w:sz w:val="15"/><w:color w:val="0F172A"/></w:rPr><w:t xml:space="preserve">        int j = (i + 1) % n; double cross = p[i].cross(p[j]);</w:t></w:r></w:p><w:p><w:pPr><w:shd w:val="clear" w:color="auto" w:fill="F8FAFC"/><w:spacing w:before="0" w:after="0" w:line="200" w:lineRule="auto"/><w:ind w:left="80" w:right="80"/></w:pPr><w:r><w:rPr><w:rFonts w:ascii="Consolas" w:hAnsi="Consolas"/><w:sz w:val="15"/><w:color w:val="0F172A"/></w:rPr><w:t xml:space="preserve">        A += cross; c = c + (p[i] + p[j]) * cross;</w:t></w:r></w:p><w:p><w:pPr><w:shd w:val="clear" w:color="auto" w:fill="F8FAFC"/><w:spacing w:before="0" w:after="0" w:line="200" w:lineRule="auto"/><w:ind w:left="80" w:right="80"/></w:pPr><w:r><w:rPr><w:rFonts w:ascii="Consolas" w:hAnsi="Consolas"/><w:sz w:val="15"/><w:color w:val="0F172A"/></w:rPr><w:t xml:space="preserve">    }</w:t></w:r></w:p><w:p><w:pPr><w:shd w:val="clear" w:color="auto" w:fill="F8FAFC"/><w:spacing w:before="0" w:after="0" w:line="200" w:lineRule="auto"/><w:ind w:left="80" w:right="80"/></w:pPr><w:r><w:rPr><w:rFonts w:ascii="Consolas" w:hAnsi="Consolas"/><w:sz w:val="15"/><w:color w:val="0F172A"/></w:rPr><w:t xml:space="preserve">    return c / (3.0 * A);</w:t></w:r></w:p><w:p><w:pPr><w:shd w:val="clear" w:color="auto" w:fill="F8FAFC"/><w:spacing w:before="0" w:after="0" w:line="200" w:lineRule="auto"/><w:ind w:left="80" w:right="80"/></w:pPr><w:r><w:rPr><w:rFonts w:ascii="Consolas" w:hAnsi="Consolas"/><w:sz w:val="15"/><w:color w:val="0F172A"/></w:rPr><w:t xml:space="preserve">}</w:t></w:r></w:p><w:p><w:pPr><w:shd w:val="clear" w:color="auto" w:fill="F8FAFC"/><w:spacing w:before="0" w:after="0" w:line="200" w:lineRule="auto"/><w:ind w:left="80" w:right="80"/></w:pPr><w:r><w:rPr><w:rFonts w:ascii="Consolas" w:hAnsi="Consolas"/><w:sz w:val="15"/><w:color w:val="0F172A"/></w:rPr><w:t xml:space="preserve"></w:t></w:r></w:p><w:p><w:pPr><w:shd w:val="clear" w:color="auto" w:fill="F8FAFC"/><w:spacing w:before="0" w:after="0" w:line="200" w:lineRule="auto"/><w:ind w:left="80" w:right="80"/></w:pPr><w:r><w:rPr><w:rFonts w:ascii="Consolas" w:hAnsi="Consolas"/><w:sz w:val="15"/><w:color w:val="0F172A"/></w:rPr><w:t xml:space="preserve">// 3. Circles &amp; 3D Solid Geometry Equations:</w:t></w:r></w:p><w:p><w:pPr><w:shd w:val="clear" w:color="auto" w:fill="F8FAFC"/><w:spacing w:before="0" w:after="0" w:line="200" w:lineRule="auto"/><w:ind w:left="80" w:right="80"/></w:pPr><w:r><w:rPr><w:rFonts w:ascii="Consolas" w:hAnsi="Consolas"/><w:sz w:val="15"/><w:color w:val="0F172A"/></w:rPr><w:t xml:space="preserve">// Circle:   Area = π * r^2, Circumference = 2 * π * r</w:t></w:r></w:p><w:p><w:pPr><w:shd w:val="clear" w:color="auto" w:fill="F8FAFC"/><w:spacing w:before="0" w:after="0" w:line="200" w:lineRule="auto"/><w:ind w:left="80" w:right="80"/></w:pPr><w:r><w:rPr><w:rFonts w:ascii="Consolas" w:hAnsi="Consolas"/><w:sz w:val="15"/><w:color w:val="0F172A"/></w:rPr><w:t xml:space="preserve">// Sphere:   Volume = (4/3) * π * r^3, Surface Area = 4 * π * r^2</w:t></w:r></w:p><w:p><w:pPr><w:shd w:val="clear" w:color="auto" w:fill="F8FAFC"/><w:spacing w:before="0" w:after="0" w:line="200" w:lineRule="auto"/><w:ind w:left="80" w:right="80"/></w:pPr><w:r><w:rPr><w:rFonts w:ascii="Consolas" w:hAnsi="Consolas"/><w:sz w:val="15"/><w:color w:val="0F172A"/></w:rPr><w:t xml:space="preserve">// Cylinder: Volume = π * r^2 * h, Surface Area = 2 * π * r * (r + h)</w:t></w:r></w:p><w:p><w:pPr><w:shd w:val="clear" w:color="auto" w:fill="F8FAFC"/><w:spacing w:before="0" w:after="0" w:line="200" w:lineRule="auto"/><w:ind w:left="80" w:right="80"/></w:pPr><w:r><w:rPr><w:rFonts w:ascii="Consolas" w:hAnsi="Consolas"/><w:sz w:val="15"/><w:color w:val="0F172A"/></w:rPr><w:t xml:space="preserve">// Cone:     Volume = (1/3) * π * r^2 * h, Slant height s = sqrt(r^2 + h^2)</w:t></w:r></w:p><w:p><w:pPr><w:pStyle w:val="Heading3"/></w:pPr><w:r><w:rPr><w:b/><w:sz w:val="19"/><w:color w:val="0369A1"/></w:rPr><w:t>10.7 Math Series, Logarithms &amp; Algebra Cheatsheet</w:t></w:r></w:p><w:p><w:pPr><w:shd w:val="clear" w:color="auto" w:fill="F8FAFC"/><w:spacing w:before="0" w:after="0" w:line="200" w:lineRule="auto"/><w:ind w:left="80" w:right="80"/></w:pPr><w:r><w:rPr><w:rFonts w:ascii="Consolas" w:hAnsi="Consolas"/><w:sz w:val="15"/><w:color w:val="0F172A"/></w:rPr><w:t xml:space="preserve">// 1. Summation Formulas:</w:t></w:r></w:p><w:p><w:pPr><w:shd w:val="clear" w:color="auto" w:fill="F8FAFC"/><w:spacing w:before="0" w:after="0" w:line="200" w:lineRule="auto"/><w:ind w:left="80" w:right="80"/></w:pPr><w:r><w:rPr><w:rFonts w:ascii="Consolas" w:hAnsi="Consolas"/><w:sz w:val="15"/><w:color w:val="0F172A"/></w:rPr><w:t xml:space="preserve">// Sum of 1..N:           N * (N + 1) / 2</w:t></w:r></w:p><w:p><w:pPr><w:shd w:val="clear" w:color="auto" w:fill="F8FAFC"/><w:spacing w:before="0" w:after="0" w:line="200" w:lineRule="auto"/><w:ind w:left="80" w:right="80"/></w:pPr><w:r><w:rPr><w:rFonts w:ascii="Consolas" w:hAnsi="Consolas"/><w:sz w:val="15"/><w:color w:val="0F172A"/></w:rPr><w:t xml:space="preserve">// Sum of squares 1..N^2: N * (N + 1) * (2N + 1) / 6</w:t></w:r></w:p><w:p><w:pPr><w:shd w:val="clear" w:color="auto" w:fill="F8FAFC"/><w:spacing w:before="0" w:after="0" w:line="200" w:lineRule="auto"/><w:ind w:left="80" w:right="80"/></w:pPr><w:r><w:rPr><w:rFonts w:ascii="Consolas" w:hAnsi="Consolas"/><w:sz w:val="15"/><w:color w:val="0F172A"/></w:rPr><w:t xml:space="preserve">// Sum of cubes 1..N^3:   (N * (N + 1) / 2)^2</w:t></w:r></w:p><w:p><w:pPr><w:shd w:val="clear" w:color="auto" w:fill="F8FAFC"/><w:spacing w:before="0" w:after="0" w:line="200" w:lineRule="auto"/><w:ind w:left="80" w:right="80"/></w:pPr><w:r><w:rPr><w:rFonts w:ascii="Consolas" w:hAnsi="Consolas"/><w:sz w:val="15"/><w:color w:val="0F172A"/></w:rPr><w:t xml:space="preserve">// Geometric Progression: a + a*r + ... + a*r^(n-1) = a * (r^n - 1) / (r - 1)</w:t></w:r></w:p><w:p><w:pPr><w:shd w:val="clear" w:color="auto" w:fill="F8FAFC"/><w:spacing w:before="0" w:after="0" w:line="200" w:lineRule="auto"/><w:ind w:left="80" w:right="80"/></w:pPr><w:r><w:rPr><w:rFonts w:ascii="Consolas" w:hAnsi="Consolas"/><w:sz w:val="15"/><w:color w:val="0F172A"/></w:rPr><w:t xml:space="preserve"></w:t></w:r></w:p><w:p><w:pPr><w:shd w:val="clear" w:color="auto" w:fill="F8FAFC"/><w:spacing w:before="0" w:after="0" w:line="200" w:lineRule="auto"/><w:ind w:left="80" w:right="80"/></w:pPr><w:r><w:rPr><w:rFonts w:ascii="Consolas" w:hAnsi="Consolas"/><w:sz w:val="15"/><w:color w:val="0F172A"/></w:rPr><w:t xml:space="preserve">// 2. Logarithm &amp; Exponent Rules:</w:t></w:r></w:p><w:p><w:pPr><w:shd w:val="clear" w:color="auto" w:fill="F8FAFC"/><w:spacing w:before="0" w:after="0" w:line="200" w:lineRule="auto"/><w:ind w:left="80" w:right="80"/></w:pPr><w:r><w:rPr><w:rFonts w:ascii="Consolas" w:hAnsi="Consolas"/><w:sz w:val="15"/><w:color w:val="0F172A"/></w:rPr><w:t xml:space="preserve">// log_b(a) = ln(a) / ln(b) = log10(a) / log10(b)</w:t></w:r></w:p><w:p><w:pPr><w:shd w:val="clear" w:color="auto" w:fill="F8FAFC"/><w:spacing w:before="0" w:after="0" w:line="200" w:lineRule="auto"/><w:ind w:left="80" w:right="80"/></w:pPr><w:r><w:rPr><w:rFonts w:ascii="Consolas" w:hAnsi="Consolas"/><w:sz w:val="15"/><w:color w:val="0F172A"/></w:rPr><w:t xml:space="preserve">// log(a * b) = log(a) + log(b), log(a / b) = log(a) - log(b), log(a^k) = k * log(a)</w:t></w:r></w:p><w:p><w:pPr><w:shd w:val="clear" w:color="auto" w:fill="F8FAFC"/><w:spacing w:before="0" w:after="0" w:line="200" w:lineRule="auto"/><w:ind w:left="80" w:right="80"/></w:pPr><w:r><w:rPr><w:rFonts w:ascii="Consolas" w:hAnsi="Consolas"/><w:sz w:val="15"/><w:color w:val="0F172A"/></w:rPr><w:t xml:space="preserve"></w:t></w:r></w:p><w:p><w:pPr><w:shd w:val="clear" w:color="auto" w:fill="F8FAFC"/><w:spacing w:before="0" w:after="0" w:line="200" w:lineRule="auto"/><w:ind w:left="80" w:right="80"/></w:pPr><w:r><w:rPr><w:rFonts w:ascii="Consolas" w:hAnsi="Consolas"/><w:sz w:val="15"/><w:color w:val="0F172A"/></w:rPr><w:t xml:space="preserve">// 3. Number of Digits of N in Base B: floor(log_B(N)) + 1</w:t></w:r></w:p><w:p><w:pPr><w:shd w:val="clear" w:color="auto" w:fill="F8FAFC"/><w:spacing w:before="0" w:after="0" w:line="200" w:lineRule="auto"/><w:ind w:left="80" w:right="80"/></w:pPr><w:r><w:rPr><w:rFonts w:ascii="Consolas" w:hAnsi="Consolas"/><w:sz w:val="15"/><w:color w:val="0F172A"/></w:rPr><w:t xml:space="preserve">// 4. Stirling&apos;s Approximation: n! ≈ sqrt(2 * π * n) * (n / e)^n</w:t></w:r></w:p><w:sectPr><w:pgSz w:w="11906" w:h="16838"/><w:pgMar w:top="576" w:right="576" w:bottom="576" w:left="576"/><w:cols w:num="2" w:space="288"/></w:sectPr></w:body></w:document>
 </file>
 
 <file path=word\styles.xml><?xml version="1.0" encoding="utf-8"?>
